--- a/docs/guides/crew/crew-1.0-troubleshooting.docx
+++ b/docs/guides/crew/crew-1.0-troubleshooting.docx
@@ -1,7 +1,6 @@
 
 <file path=word/document.xml><?xml version="1.0" encoding="utf-8"?>
 <w:document xmlns:o="urn:schemas-microsoft-com:office:office" xmlns:r="http://schemas.openxmlformats.org/officeDocument/2006/relationships" xmlns:v="urn:schemas-microsoft-com:vml" xmlns:w="http://schemas.openxmlformats.org/wordprocessingml/2006/main" xmlns:w10="urn:schemas-microsoft-com:office:word" xmlns:wp="http://schemas.openxmlformats.org/drawingml/2006/wordprocessingDrawing" xmlns:pic="http://schemas.openxmlformats.org/drawingml/2006/picture" xmlns:wps="http://schemas.microsoft.com/office/word/2010/wordprocessingShape" xmlns:wpg="http://schemas.microsoft.com/office/word/2010/wordprocessingGroup" xmlns:mc="http://schemas.openxmlformats.org/markup-compatibility/2006" xmlns:wp14="http://schemas.microsoft.com/office/word/2010/wordprocessingDrawing" xmlns:w14="http://schemas.microsoft.com/office/word/2010/wordml" xmlns:w15="http://schemas.microsoft.com/office/word/2012/wordml" mc:Ignorable="w14 wp14 w15">
-  <w:background w:color="2E3440"/>
   <w:body>
     <w:p>
       <w:pPr>
@@ -135,7 +134,7 @@
     </w:p>
     <w:p>
       <w:pPr>
-        <w:pStyle w:val="BodyText"/>
+        <w:pStyle w:val="PreformattedText"/>
         <w:bidi w:val="0"/>
         <w:jc w:val="left"/>
         <w:rPr/>
@@ -144,7 +143,7 @@
         <w:rPr>
           <w:rStyle w:val="SourceText"/>
         </w:rPr>
-        <w:t>bash cat ~/.claude/plugins/installed_plugins.json | grep -A3 '"crew"'</w:t>
+        <w:t>cat ~/.claude/plugins/installed_plugins.json | grep -A3 '"crew"'</w:t>
       </w:r>
     </w:p>
     <w:p>
@@ -310,7 +309,7 @@
     </w:p>
     <w:p>
       <w:pPr>
-        <w:pStyle w:val="BodyText"/>
+        <w:pStyle w:val="PreformattedText"/>
         <w:bidi w:val="0"/>
         <w:jc w:val="left"/>
         <w:rPr/>
@@ -319,7 +318,7 @@
         <w:rPr>
           <w:rStyle w:val="SourceText"/>
         </w:rPr>
-        <w:t>bash claude plugin update crew@useful-claude-add-ons</w:t>
+        <w:t>claude plugin update crew@useful-claude-add-ons</w:t>
       </w:r>
     </w:p>
     <w:p>
@@ -393,7 +392,7 @@
     </w:p>
     <w:p>
       <w:pPr>
-        <w:pStyle w:val="BodyText"/>
+        <w:pStyle w:val="PreformattedText"/>
         <w:bidi w:val="0"/>
         <w:jc w:val="left"/>
         <w:rPr/>
@@ -2875,7 +2874,7 @@
     </w:p>
     <w:p>
       <w:pPr>
-        <w:pStyle w:val="BodyText"/>
+        <w:pStyle w:val="PreformattedText"/>
         <w:bidi w:val="0"/>
         <w:jc w:val="left"/>
         <w:rPr/>
@@ -2884,7 +2883,7 @@
         <w:rPr>
           <w:rStyle w:val="SourceText"/>
         </w:rPr>
-        <w:t>bash python3 "&lt;crew plugin root&gt;/hooks/scripts/crew_context.py" --stats</w:t>
+        <w:t>python3 "&lt;crew plugin root&gt;/hooks/scripts/crew_context.py" --stats</w:t>
       </w:r>
     </w:p>
     <w:p>
@@ -3102,15 +3101,31 @@
         <w:rPr/>
         <w:t xml:space="preserve"> </w:t>
       </w:r>
-      <w:r>
-        <w:rPr>
-          <w:rStyle w:val="SourceText"/>
-        </w:rPr>
-        <w:t>bash python3 "&lt;crew&gt;/hooks/scripts/review_ledger.py" --root . --ticket &lt;id&gt; --status</w:t>
-      </w:r>
-      <w:r>
-        <w:rPr/>
-        <w:t xml:space="preserve"> A round's outcome is </w:t>
+    </w:p>
+    <w:p>
+      <w:pPr>
+        <w:pStyle w:val="PreformattedText"/>
+        <w:bidi w:val="0"/>
+        <w:jc w:val="left"/>
+        <w:rPr/>
+      </w:pPr>
+      <w:r>
+        <w:rPr>
+          <w:rStyle w:val="SourceText"/>
+        </w:rPr>
+        <w:t>python3 "&lt;crew&gt;/hooks/scripts/review_ledger.py" --root . --ticket &lt;id&gt; --status</w:t>
+      </w:r>
+    </w:p>
+    <w:p>
+      <w:pPr>
+        <w:pStyle w:val="BodyText"/>
+        <w:bidi w:val="0"/>
+        <w:jc w:val="left"/>
+        <w:rPr/>
+      </w:pPr>
+      <w:r>
+        <w:rPr/>
+        <w:t xml:space="preserve">A round's outcome is </w:t>
       </w:r>
       <w:r>
         <w:rPr>
@@ -3278,7 +3293,7 @@
         <w:pStyle w:val="BodyText"/>
         <w:numPr>
           <w:ilvl w:val="0"/>
-          <w:numId w:val="5"/>
+          <w:numId w:val="6"/>
         </w:numPr>
         <w:tabs>
           <w:tab w:val="clear" w:pos="1134"/>
@@ -3321,15 +3336,31 @@
         <w:rPr/>
         <w:t xml:space="preserve"> </w:t>
       </w:r>
-      <w:r>
-        <w:rPr>
-          <w:rStyle w:val="SourceText"/>
-        </w:rPr>
-        <w:t>bash python3 "&lt;crew&gt;/hooks/scripts/review_ledger.py" --root . --ticket &lt;id&gt; --check-receipt</w:t>
-      </w:r>
-      <w:r>
-        <w:rPr/>
-        <w:t xml:space="preserve"> A </w:t>
+    </w:p>
+    <w:p>
+      <w:pPr>
+        <w:pStyle w:val="PreformattedText"/>
+        <w:bidi w:val="0"/>
+        <w:jc w:val="left"/>
+        <w:rPr/>
+      </w:pPr>
+      <w:r>
+        <w:rPr>
+          <w:rStyle w:val="SourceText"/>
+        </w:rPr>
+        <w:t>python3 "&lt;crew&gt;/hooks/scripts/review_ledger.py" --root . --ticket &lt;id&gt; --check-receipt</w:t>
+      </w:r>
+    </w:p>
+    <w:p>
+      <w:pPr>
+        <w:pStyle w:val="BodyText"/>
+        <w:bidi w:val="0"/>
+        <w:jc w:val="left"/>
+        <w:rPr/>
+      </w:pPr>
+      <w:r>
+        <w:rPr/>
+        <w:t xml:space="preserve">A </w:t>
       </w:r>
       <w:r>
         <w:rPr>
@@ -3407,7 +3438,7 @@
         <w:pStyle w:val="BodyText"/>
         <w:numPr>
           <w:ilvl w:val="0"/>
-          <w:numId w:val="5"/>
+          <w:numId w:val="7"/>
         </w:numPr>
         <w:tabs>
           <w:tab w:val="clear" w:pos="1134"/>
@@ -3428,15 +3459,31 @@
         <w:rPr/>
         <w:t xml:space="preserve"> </w:t>
       </w:r>
-      <w:r>
-        <w:rPr>
-          <w:rStyle w:val="SourceText"/>
-        </w:rPr>
-        <w:t>bash python3 "&lt;crew&gt;/hooks/scripts/review_ledger.py" --root . --ticket &lt;id&gt; --reject --by &lt;who&gt;</w:t>
-      </w:r>
-      <w:r>
-        <w:rPr/>
-        <w:t xml:space="preserve"> Refuses on a ticket already </w:t>
+    </w:p>
+    <w:p>
+      <w:pPr>
+        <w:pStyle w:val="PreformattedText"/>
+        <w:bidi w:val="0"/>
+        <w:jc w:val="left"/>
+        <w:rPr/>
+      </w:pPr>
+      <w:r>
+        <w:rPr>
+          <w:rStyle w:val="SourceText"/>
+        </w:rPr>
+        <w:t>python3 "&lt;crew&gt;/hooks/scripts/review_ledger.py" --root . --ticket &lt;id&gt; --reject --by &lt;who&gt;</w:t>
+      </w:r>
+    </w:p>
+    <w:p>
+      <w:pPr>
+        <w:pStyle w:val="BodyText"/>
+        <w:bidi w:val="0"/>
+        <w:jc w:val="left"/>
+        <w:rPr/>
+      </w:pPr>
+      <w:r>
+        <w:rPr/>
+        <w:t xml:space="preserve">Refuses on a ticket already </w:t>
       </w:r>
       <w:r>
         <w:rPr>
@@ -3553,7 +3600,7 @@
         <w:pStyle w:val="BodyText"/>
         <w:numPr>
           <w:ilvl w:val="0"/>
-          <w:numId w:val="6"/>
+          <w:numId w:val="8"/>
         </w:numPr>
         <w:tabs>
           <w:tab w:val="clear" w:pos="1134"/>
@@ -3584,15 +3631,31 @@
         <w:rPr/>
         <w:t xml:space="preserve"> approval status. </w:t>
       </w:r>
-      <w:r>
-        <w:rPr>
-          <w:rStyle w:val="SourceText"/>
-        </w:rPr>
-        <w:t>bash python3 "&lt;crew&gt;/hooks/scripts/crew_ticket.py" status --ticket &lt;id&gt;</w:t>
-      </w:r>
-      <w:r>
-        <w:rPr/>
-        <w:t xml:space="preserve"> Returns </w:t>
+    </w:p>
+    <w:p>
+      <w:pPr>
+        <w:pStyle w:val="PreformattedText"/>
+        <w:bidi w:val="0"/>
+        <w:jc w:val="left"/>
+        <w:rPr/>
+      </w:pPr>
+      <w:r>
+        <w:rPr>
+          <w:rStyle w:val="SourceText"/>
+        </w:rPr>
+        <w:t>python3 "&lt;crew&gt;/hooks/scripts/crew_ticket.py" status --ticket &lt;id&gt;</w:t>
+      </w:r>
+    </w:p>
+    <w:p>
+      <w:pPr>
+        <w:pStyle w:val="BodyText"/>
+        <w:bidi w:val="0"/>
+        <w:jc w:val="left"/>
+        <w:rPr/>
+      </w:pPr>
+      <w:r>
+        <w:rPr/>
+        <w:t xml:space="preserve">Returns </w:t>
       </w:r>
       <w:r>
         <w:rPr>
@@ -3750,7 +3813,7 @@
         <w:pStyle w:val="BodyText"/>
         <w:numPr>
           <w:ilvl w:val="0"/>
-          <w:numId w:val="6"/>
+          <w:numId w:val="9"/>
         </w:numPr>
         <w:tabs>
           <w:tab w:val="clear" w:pos="1134"/>
@@ -3807,7 +3870,7 @@
         <w:pStyle w:val="BodyText"/>
         <w:numPr>
           <w:ilvl w:val="0"/>
-          <w:numId w:val="6"/>
+          <w:numId w:val="9"/>
         </w:numPr>
         <w:tabs>
           <w:tab w:val="clear" w:pos="1134"/>
@@ -3936,20 +3999,28 @@
         </w:rPr>
         <w:t>Check it directly, without waiting for a Stop:</w:t>
       </w:r>
-      <w:r>
-        <w:rPr/>
-        <w:t xml:space="preserve"> </w:t>
-      </w:r>
-      <w:r>
-        <w:rPr>
-          <w:rStyle w:val="SourceText"/>
-        </w:rPr>
-        <w:t>bash python3 "&lt;crew&gt;/hooks/scripts/completion_audit.py" --check --ticket &lt;id&gt;</w:t>
-      </w:r>
-      <w:r>
-        <w:rPr/>
-        <w:t xml:space="preserve"> </w:t>
-      </w:r>
+    </w:p>
+    <w:p>
+      <w:pPr>
+        <w:pStyle w:val="PreformattedText"/>
+        <w:bidi w:val="0"/>
+        <w:jc w:val="left"/>
+        <w:rPr/>
+      </w:pPr>
+      <w:r>
+        <w:rPr>
+          <w:rStyle w:val="SourceText"/>
+        </w:rPr>
+        <w:t>python3 "&lt;crew&gt;/hooks/scripts/completion_audit.py" --check --ticket &lt;id&gt;</w:t>
+      </w:r>
+    </w:p>
+    <w:p>
+      <w:pPr>
+        <w:pStyle w:val="BodyText"/>
+        <w:bidi w:val="0"/>
+        <w:jc w:val="left"/>
+        <w:rPr/>
+      </w:pPr>
       <w:r>
         <w:rPr>
           <w:rStyle w:val="Strong"/>
@@ -3986,7 +4057,7 @@
         <w:pStyle w:val="BodyText"/>
         <w:numPr>
           <w:ilvl w:val="0"/>
-          <w:numId w:val="6"/>
+          <w:numId w:val="10"/>
         </w:numPr>
         <w:tabs>
           <w:tab w:val="clear" w:pos="1134"/>
@@ -4099,7 +4170,7 @@
         <w:pStyle w:val="BodyText"/>
         <w:numPr>
           <w:ilvl w:val="0"/>
-          <w:numId w:val="6"/>
+          <w:numId w:val="10"/>
         </w:numPr>
         <w:tabs>
           <w:tab w:val="clear" w:pos="1134"/>
@@ -4419,7 +4490,7 @@
         <w:pStyle w:val="BodyText"/>
         <w:numPr>
           <w:ilvl w:val="0"/>
-          <w:numId w:val="7"/>
+          <w:numId w:val="11"/>
         </w:numPr>
         <w:tabs>
           <w:tab w:val="clear" w:pos="1134"/>
@@ -4566,7 +4637,7 @@
         <w:pStyle w:val="BodyText"/>
         <w:numPr>
           <w:ilvl w:val="0"/>
-          <w:numId w:val="7"/>
+          <w:numId w:val="11"/>
         </w:numPr>
         <w:tabs>
           <w:tab w:val="clear" w:pos="1134"/>
@@ -4685,7 +4756,7 @@
         <w:pStyle w:val="BodyText"/>
         <w:numPr>
           <w:ilvl w:val="0"/>
-          <w:numId w:val="7"/>
+          <w:numId w:val="11"/>
         </w:numPr>
         <w:tabs>
           <w:tab w:val="clear" w:pos="1134"/>
@@ -4824,17 +4895,93 @@
       </w:r>
       <w:r>
         <w:rPr/>
-        <w:t xml:space="preserve"> block is ignored): </w:t>
-      </w:r>
-      <w:r>
-        <w:rPr>
-          <w:rStyle w:val="SourceText"/>
-        </w:rPr>
-        <w:t>json { "cloud": { "awsProfiles": ["acme-dev", "acme-sandbox-*"], "awsRegions": ["eu-west-1"], "azureSubscriptions": ["00000000-0000-0000-0000-000000000000", "Acme Dev"] } }</w:t>
-      </w:r>
-      <w:r>
-        <w:rPr/>
-        <w:t xml:space="preserve"> A profile/region/subscription outside the pins is denied outright (</w:t>
+        <w:t xml:space="preserve"> block is ignored):</w:t>
+      </w:r>
+    </w:p>
+    <w:p>
+      <w:pPr>
+        <w:pStyle w:val="PreformattedText"/>
+        <w:bidi w:val="0"/>
+        <w:jc w:val="left"/>
+        <w:rPr/>
+      </w:pPr>
+      <w:r>
+        <w:rPr>
+          <w:rStyle w:val="SourceText"/>
+        </w:rPr>
+        <w:t>{ "cloud": {</w:t>
+      </w:r>
+    </w:p>
+    <w:p>
+      <w:pPr>
+        <w:pStyle w:val="PreformattedText"/>
+        <w:bidi w:val="0"/>
+        <w:jc w:val="left"/>
+        <w:rPr/>
+      </w:pPr>
+      <w:r>
+        <w:rPr>
+          <w:rStyle w:val="SourceText"/>
+        </w:rPr>
+        <w:t xml:space="preserve">    </w:t>
+      </w:r>
+      <w:r>
+        <w:rPr>
+          <w:rStyle w:val="SourceText"/>
+        </w:rPr>
+        <w:t>"awsProfiles": ["acme-dev", "acme-sandbox-*"],</w:t>
+      </w:r>
+    </w:p>
+    <w:p>
+      <w:pPr>
+        <w:pStyle w:val="PreformattedText"/>
+        <w:bidi w:val="0"/>
+        <w:jc w:val="left"/>
+        <w:rPr/>
+      </w:pPr>
+      <w:r>
+        <w:rPr>
+          <w:rStyle w:val="SourceText"/>
+        </w:rPr>
+        <w:t xml:space="preserve">    </w:t>
+      </w:r>
+      <w:r>
+        <w:rPr>
+          <w:rStyle w:val="SourceText"/>
+        </w:rPr>
+        <w:t>"awsRegions": ["eu-west-1"],</w:t>
+      </w:r>
+    </w:p>
+    <w:p>
+      <w:pPr>
+        <w:pStyle w:val="PreformattedText"/>
+        <w:bidi w:val="0"/>
+        <w:jc w:val="left"/>
+        <w:rPr/>
+      </w:pPr>
+      <w:r>
+        <w:rPr>
+          <w:rStyle w:val="SourceText"/>
+        </w:rPr>
+        <w:t xml:space="preserve">    </w:t>
+      </w:r>
+      <w:r>
+        <w:rPr>
+          <w:rStyle w:val="SourceText"/>
+        </w:rPr>
+        <w:t>"azureSubscriptions": ["00000000-0000-0000-0000-000000000000", "Acme Dev"] } }</w:t>
+      </w:r>
+    </w:p>
+    <w:p>
+      <w:pPr>
+        <w:pStyle w:val="BodyText"/>
+        <w:bidi w:val="0"/>
+        <w:jc w:val="left"/>
+        <w:rPr/>
+      </w:pPr>
+      <w:r>
+        <w:rPr/>
+        <w:t>A profile/region/subscription outside the pins is denied outright (</w:t>
       </w:r>
       <w:r>
         <w:rPr>
@@ -4941,7 +5088,7 @@
         <w:pStyle w:val="BodyText"/>
         <w:numPr>
           <w:ilvl w:val="0"/>
-          <w:numId w:val="8"/>
+          <w:numId w:val="12"/>
         </w:numPr>
         <w:tabs>
           <w:tab w:val="clear" w:pos="1134"/>
@@ -5018,7 +5165,7 @@
         <w:pStyle w:val="BodyText"/>
         <w:numPr>
           <w:ilvl w:val="0"/>
-          <w:numId w:val="8"/>
+          <w:numId w:val="12"/>
         </w:numPr>
         <w:tabs>
           <w:tab w:val="clear" w:pos="1134"/>
@@ -5045,19 +5192,31 @@
         </w:rPr>
         <w:t>Check:</w:t>
       </w:r>
-      <w:r>
-        <w:rPr/>
-        <w:t xml:space="preserve"> </w:t>
-      </w:r>
-      <w:r>
-        <w:rPr>
-          <w:rStyle w:val="SourceText"/>
-        </w:rPr>
-        <w:t>bash python3 "&lt;crew plugin root&gt;/hooks/scripts/crew_context.py" --stats</w:t>
-      </w:r>
-      <w:r>
-        <w:rPr/>
-        <w:t xml:space="preserve"> Read the </w:t>
+    </w:p>
+    <w:p>
+      <w:pPr>
+        <w:pStyle w:val="PreformattedText"/>
+        <w:bidi w:val="0"/>
+        <w:jc w:val="left"/>
+        <w:rPr/>
+      </w:pPr>
+      <w:r>
+        <w:rPr>
+          <w:rStyle w:val="SourceText"/>
+        </w:rPr>
+        <w:t>python3 "&lt;crew plugin root&gt;/hooks/scripts/crew_context.py" --stats</w:t>
+      </w:r>
+    </w:p>
+    <w:p>
+      <w:pPr>
+        <w:pStyle w:val="BodyText"/>
+        <w:bidi w:val="0"/>
+        <w:jc w:val="left"/>
+        <w:rPr/>
+      </w:pPr>
+      <w:r>
+        <w:rPr/>
+        <w:t xml:space="preserve">Read the </w:t>
       </w:r>
       <w:r>
         <w:rPr>
@@ -5235,7 +5394,7 @@
         <w:pStyle w:val="BodyText"/>
         <w:numPr>
           <w:ilvl w:val="0"/>
-          <w:numId w:val="8"/>
+          <w:numId w:val="13"/>
         </w:numPr>
         <w:tabs>
           <w:tab w:val="clear" w:pos="1134"/>
@@ -5362,7 +5521,7 @@
         <w:pStyle w:val="BodyText"/>
         <w:numPr>
           <w:ilvl w:val="0"/>
-          <w:numId w:val="8"/>
+          <w:numId w:val="13"/>
         </w:numPr>
         <w:tabs>
           <w:tab w:val="clear" w:pos="1134"/>
@@ -7194,7 +7353,7 @@
         <w:pStyle w:val="BodyText"/>
         <w:numPr>
           <w:ilvl w:val="0"/>
-          <w:numId w:val="9"/>
+          <w:numId w:val="14"/>
         </w:numPr>
         <w:tabs>
           <w:tab w:val="clear" w:pos="1134"/>
@@ -7250,7 +7409,7 @@
         <w:pStyle w:val="BodyText"/>
         <w:numPr>
           <w:ilvl w:val="0"/>
-          <w:numId w:val="9"/>
+          <w:numId w:val="14"/>
         </w:numPr>
         <w:tabs>
           <w:tab w:val="clear" w:pos="1134"/>
@@ -7330,7 +7489,7 @@
         <w:pStyle w:val="BodyText"/>
         <w:numPr>
           <w:ilvl w:val="0"/>
-          <w:numId w:val="9"/>
+          <w:numId w:val="14"/>
         </w:numPr>
         <w:tabs>
           <w:tab w:val="clear" w:pos="1134"/>
@@ -7400,17 +7559,6 @@
       <w:r>
         <w:rPr/>
         <w:t xml:space="preserve">) rather than the bash twin doing that job. </w:t>
-      </w:r>
-    </w:p>
-    <w:p>
-      <w:pPr>
-        <w:pStyle w:val="HorizontalLine"/>
-        <w:bidi w:val="0"/>
-        <w:jc w:val="left"/>
-        <w:rPr/>
-      </w:pPr>
-      <w:r>
-        <w:rPr/>
       </w:r>
     </w:p>
     <w:p>
@@ -7437,7 +7585,7 @@
       </w:pPr>
       <w:r>
         <w:rPr/>
-        <w:t>This section is written for the troubleshooting guide (</w:t>
+        <w:t>This section is folded into the troubleshooting guide (</w:t>
       </w:r>
       <w:r>
         <w:rPr>
@@ -7447,7 +7595,7 @@
       </w:r>
       <w:r>
         <w:rPr/>
-        <w:t>, arriving in T10), which should link to it. It covers the cycle that lets a long session finish itself cleanly, clear, and pick up where it stopped.</w:t>
+        <w:t>), linked from it as "Auto wrap-up, clear and resume". It covers the cycle that lets a long session finish itself cleanly, clear, and pick up where it stopped.</w:t>
       </w:r>
     </w:p>
     <w:p>
@@ -7470,7 +7618,7 @@
         <w:pStyle w:val="BodyText"/>
         <w:numPr>
           <w:ilvl w:val="0"/>
-          <w:numId w:val="10"/>
+          <w:numId w:val="15"/>
         </w:numPr>
         <w:tabs>
           <w:tab w:val="clear" w:pos="1134"/>
@@ -7518,7 +7666,7 @@
         <w:pStyle w:val="BodyText"/>
         <w:numPr>
           <w:ilvl w:val="0"/>
-          <w:numId w:val="10"/>
+          <w:numId w:val="15"/>
         </w:numPr>
         <w:tabs>
           <w:tab w:val="clear" w:pos="1134"/>
@@ -7556,7 +7704,7 @@
         <w:pStyle w:val="BodyText"/>
         <w:numPr>
           <w:ilvl w:val="0"/>
-          <w:numId w:val="10"/>
+          <w:numId w:val="15"/>
         </w:numPr>
         <w:tabs>
           <w:tab w:val="clear" w:pos="1134"/>
@@ -9349,7 +9497,7 @@
         <w:pStyle w:val="BodyText"/>
         <w:numPr>
           <w:ilvl w:val="0"/>
-          <w:numId w:val="11"/>
+          <w:numId w:val="16"/>
         </w:numPr>
         <w:tabs>
           <w:tab w:val="clear" w:pos="1134"/>
@@ -9387,7 +9535,7 @@
         <w:pStyle w:val="BodyText"/>
         <w:numPr>
           <w:ilvl w:val="0"/>
-          <w:numId w:val="11"/>
+          <w:numId w:val="16"/>
         </w:numPr>
         <w:tabs>
           <w:tab w:val="clear" w:pos="1134"/>
@@ -9447,7 +9595,7 @@
         <w:pStyle w:val="BodyText"/>
         <w:numPr>
           <w:ilvl w:val="0"/>
-          <w:numId w:val="11"/>
+          <w:numId w:val="16"/>
         </w:numPr>
         <w:tabs>
           <w:tab w:val="clear" w:pos="1134"/>
@@ -10753,8 +10901,8 @@
   <w:abstractNum w:abstractNumId="10">
     <w:lvl w:ilvl="0">
       <w:start w:val="1"/>
-      <w:numFmt w:val="decimal"/>
-      <w:lvlText w:val="%1."/>
+      <w:numFmt w:val="bullet"/>
+      <w:lvlText w:val=""/>
       <w:lvlJc w:val="left"/>
       <w:pPr>
         <w:tabs>
@@ -10762,12 +10910,14 @@
         </w:tabs>
         <w:ind w:left="709" w:hanging="283"/>
       </w:pPr>
-      <w:rPr/>
+      <w:rPr>
+        <w:rFonts w:ascii="Symbol" w:hAnsi="Symbol" w:cs="Symbol" w:hint="default"/>
+      </w:rPr>
     </w:lvl>
     <w:lvl w:ilvl="1">
       <w:start w:val="1"/>
-      <w:numFmt w:val="decimal"/>
-      <w:lvlText w:val="%2."/>
+      <w:numFmt w:val="bullet"/>
+      <w:lvlText w:val=""/>
       <w:lvlJc w:val="left"/>
       <w:pPr>
         <w:tabs>
@@ -10775,12 +10925,14 @@
         </w:tabs>
         <w:ind w:left="1418" w:hanging="283"/>
       </w:pPr>
-      <w:rPr/>
+      <w:rPr>
+        <w:rFonts w:ascii="Symbol" w:hAnsi="Symbol" w:cs="Symbol" w:hint="default"/>
+      </w:rPr>
     </w:lvl>
     <w:lvl w:ilvl="2">
       <w:start w:val="1"/>
-      <w:numFmt w:val="decimal"/>
-      <w:lvlText w:val="%3."/>
+      <w:numFmt w:val="bullet"/>
+      <w:lvlText w:val=""/>
       <w:lvlJc w:val="left"/>
       <w:pPr>
         <w:tabs>
@@ -10788,12 +10940,14 @@
         </w:tabs>
         <w:ind w:left="2127" w:hanging="283"/>
       </w:pPr>
-      <w:rPr/>
+      <w:rPr>
+        <w:rFonts w:ascii="Symbol" w:hAnsi="Symbol" w:cs="Symbol" w:hint="default"/>
+      </w:rPr>
     </w:lvl>
     <w:lvl w:ilvl="3">
       <w:start w:val="1"/>
-      <w:numFmt w:val="decimal"/>
-      <w:lvlText w:val="%4."/>
+      <w:numFmt w:val="bullet"/>
+      <w:lvlText w:val=""/>
       <w:lvlJc w:val="left"/>
       <w:pPr>
         <w:tabs>
@@ -10801,12 +10955,14 @@
         </w:tabs>
         <w:ind w:left="2836" w:hanging="283"/>
       </w:pPr>
-      <w:rPr/>
+      <w:rPr>
+        <w:rFonts w:ascii="Symbol" w:hAnsi="Symbol" w:cs="Symbol" w:hint="default"/>
+      </w:rPr>
     </w:lvl>
     <w:lvl w:ilvl="4">
       <w:start w:val="1"/>
-      <w:numFmt w:val="decimal"/>
-      <w:lvlText w:val="%5."/>
+      <w:numFmt w:val="bullet"/>
+      <w:lvlText w:val=""/>
       <w:lvlJc w:val="left"/>
       <w:pPr>
         <w:tabs>
@@ -10814,12 +10970,14 @@
         </w:tabs>
         <w:ind w:left="3545" w:hanging="283"/>
       </w:pPr>
-      <w:rPr/>
+      <w:rPr>
+        <w:rFonts w:ascii="Symbol" w:hAnsi="Symbol" w:cs="Symbol" w:hint="default"/>
+      </w:rPr>
     </w:lvl>
     <w:lvl w:ilvl="5">
       <w:start w:val="1"/>
-      <w:numFmt w:val="decimal"/>
-      <w:lvlText w:val="%6."/>
+      <w:numFmt w:val="bullet"/>
+      <w:lvlText w:val=""/>
       <w:lvlJc w:val="left"/>
       <w:pPr>
         <w:tabs>
@@ -10827,12 +10985,14 @@
         </w:tabs>
         <w:ind w:left="4254" w:hanging="283"/>
       </w:pPr>
-      <w:rPr/>
+      <w:rPr>
+        <w:rFonts w:ascii="Symbol" w:hAnsi="Symbol" w:cs="Symbol" w:hint="default"/>
+      </w:rPr>
     </w:lvl>
     <w:lvl w:ilvl="6">
       <w:start w:val="1"/>
-      <w:numFmt w:val="decimal"/>
-      <w:lvlText w:val="%7."/>
+      <w:numFmt w:val="bullet"/>
+      <w:lvlText w:val=""/>
       <w:lvlJc w:val="left"/>
       <w:pPr>
         <w:tabs>
@@ -10840,12 +11000,14 @@
         </w:tabs>
         <w:ind w:left="4963" w:hanging="283"/>
       </w:pPr>
-      <w:rPr/>
+      <w:rPr>
+        <w:rFonts w:ascii="Symbol" w:hAnsi="Symbol" w:cs="Symbol" w:hint="default"/>
+      </w:rPr>
     </w:lvl>
     <w:lvl w:ilvl="7">
       <w:start w:val="1"/>
-      <w:numFmt w:val="decimal"/>
-      <w:lvlText w:val="%8."/>
+      <w:numFmt w:val="bullet"/>
+      <w:lvlText w:val=""/>
       <w:lvlJc w:val="left"/>
       <w:pPr>
         <w:tabs>
@@ -10853,12 +11015,14 @@
         </w:tabs>
         <w:ind w:left="5672" w:hanging="283"/>
       </w:pPr>
-      <w:rPr/>
+      <w:rPr>
+        <w:rFonts w:ascii="Symbol" w:hAnsi="Symbol" w:cs="Symbol" w:hint="default"/>
+      </w:rPr>
     </w:lvl>
     <w:lvl w:ilvl="8">
       <w:start w:val="1"/>
-      <w:numFmt w:val="decimal"/>
-      <w:lvlText w:val="%9."/>
+      <w:numFmt w:val="bullet"/>
+      <w:lvlText w:val=""/>
       <w:lvlJc w:val="left"/>
       <w:pPr>
         <w:tabs>
@@ -10866,7 +11030,9 @@
         </w:tabs>
         <w:ind w:left="6381" w:hanging="283"/>
       </w:pPr>
-      <w:rPr/>
+      <w:rPr>
+        <w:rFonts w:ascii="Symbol" w:hAnsi="Symbol" w:cs="Symbol" w:hint="default"/>
+      </w:rPr>
     </w:lvl>
   </w:abstractNum>
   <w:abstractNum w:abstractNumId="11">
@@ -11007,6 +11173,673 @@
     </w:lvl>
   </w:abstractNum>
   <w:abstractNum w:abstractNumId="12">
+    <w:lvl w:ilvl="0">
+      <w:start w:val="1"/>
+      <w:numFmt w:val="bullet"/>
+      <w:lvlText w:val=""/>
+      <w:lvlJc w:val="left"/>
+      <w:pPr>
+        <w:tabs>
+          <w:tab w:val="num" w:pos="709"/>
+        </w:tabs>
+        <w:ind w:left="709" w:hanging="283"/>
+      </w:pPr>
+      <w:rPr>
+        <w:rFonts w:ascii="Symbol" w:hAnsi="Symbol" w:cs="Symbol" w:hint="default"/>
+      </w:rPr>
+    </w:lvl>
+    <w:lvl w:ilvl="1">
+      <w:start w:val="1"/>
+      <w:numFmt w:val="bullet"/>
+      <w:lvlText w:val=""/>
+      <w:lvlJc w:val="left"/>
+      <w:pPr>
+        <w:tabs>
+          <w:tab w:val="num" w:pos="1418"/>
+        </w:tabs>
+        <w:ind w:left="1418" w:hanging="283"/>
+      </w:pPr>
+      <w:rPr>
+        <w:rFonts w:ascii="Symbol" w:hAnsi="Symbol" w:cs="Symbol" w:hint="default"/>
+      </w:rPr>
+    </w:lvl>
+    <w:lvl w:ilvl="2">
+      <w:start w:val="1"/>
+      <w:numFmt w:val="bullet"/>
+      <w:lvlText w:val=""/>
+      <w:lvlJc w:val="left"/>
+      <w:pPr>
+        <w:tabs>
+          <w:tab w:val="num" w:pos="2127"/>
+        </w:tabs>
+        <w:ind w:left="2127" w:hanging="283"/>
+      </w:pPr>
+      <w:rPr>
+        <w:rFonts w:ascii="Symbol" w:hAnsi="Symbol" w:cs="Symbol" w:hint="default"/>
+      </w:rPr>
+    </w:lvl>
+    <w:lvl w:ilvl="3">
+      <w:start w:val="1"/>
+      <w:numFmt w:val="bullet"/>
+      <w:lvlText w:val=""/>
+      <w:lvlJc w:val="left"/>
+      <w:pPr>
+        <w:tabs>
+          <w:tab w:val="num" w:pos="2836"/>
+        </w:tabs>
+        <w:ind w:left="2836" w:hanging="283"/>
+      </w:pPr>
+      <w:rPr>
+        <w:rFonts w:ascii="Symbol" w:hAnsi="Symbol" w:cs="Symbol" w:hint="default"/>
+      </w:rPr>
+    </w:lvl>
+    <w:lvl w:ilvl="4">
+      <w:start w:val="1"/>
+      <w:numFmt w:val="bullet"/>
+      <w:lvlText w:val=""/>
+      <w:lvlJc w:val="left"/>
+      <w:pPr>
+        <w:tabs>
+          <w:tab w:val="num" w:pos="3545"/>
+        </w:tabs>
+        <w:ind w:left="3545" w:hanging="283"/>
+      </w:pPr>
+      <w:rPr>
+        <w:rFonts w:ascii="Symbol" w:hAnsi="Symbol" w:cs="Symbol" w:hint="default"/>
+      </w:rPr>
+    </w:lvl>
+    <w:lvl w:ilvl="5">
+      <w:start w:val="1"/>
+      <w:numFmt w:val="bullet"/>
+      <w:lvlText w:val=""/>
+      <w:lvlJc w:val="left"/>
+      <w:pPr>
+        <w:tabs>
+          <w:tab w:val="num" w:pos="4254"/>
+        </w:tabs>
+        <w:ind w:left="4254" w:hanging="283"/>
+      </w:pPr>
+      <w:rPr>
+        <w:rFonts w:ascii="Symbol" w:hAnsi="Symbol" w:cs="Symbol" w:hint="default"/>
+      </w:rPr>
+    </w:lvl>
+    <w:lvl w:ilvl="6">
+      <w:start w:val="1"/>
+      <w:numFmt w:val="bullet"/>
+      <w:lvlText w:val=""/>
+      <w:lvlJc w:val="left"/>
+      <w:pPr>
+        <w:tabs>
+          <w:tab w:val="num" w:pos="4963"/>
+        </w:tabs>
+        <w:ind w:left="4963" w:hanging="283"/>
+      </w:pPr>
+      <w:rPr>
+        <w:rFonts w:ascii="Symbol" w:hAnsi="Symbol" w:cs="Symbol" w:hint="default"/>
+      </w:rPr>
+    </w:lvl>
+    <w:lvl w:ilvl="7">
+      <w:start w:val="1"/>
+      <w:numFmt w:val="bullet"/>
+      <w:lvlText w:val=""/>
+      <w:lvlJc w:val="left"/>
+      <w:pPr>
+        <w:tabs>
+          <w:tab w:val="num" w:pos="5672"/>
+        </w:tabs>
+        <w:ind w:left="5672" w:hanging="283"/>
+      </w:pPr>
+      <w:rPr>
+        <w:rFonts w:ascii="Symbol" w:hAnsi="Symbol" w:cs="Symbol" w:hint="default"/>
+      </w:rPr>
+    </w:lvl>
+    <w:lvl w:ilvl="8">
+      <w:start w:val="1"/>
+      <w:numFmt w:val="bullet"/>
+      <w:lvlText w:val=""/>
+      <w:lvlJc w:val="left"/>
+      <w:pPr>
+        <w:tabs>
+          <w:tab w:val="num" w:pos="6381"/>
+        </w:tabs>
+        <w:ind w:left="6381" w:hanging="283"/>
+      </w:pPr>
+      <w:rPr>
+        <w:rFonts w:ascii="Symbol" w:hAnsi="Symbol" w:cs="Symbol" w:hint="default"/>
+      </w:rPr>
+    </w:lvl>
+  </w:abstractNum>
+  <w:abstractNum w:abstractNumId="13">
+    <w:lvl w:ilvl="0">
+      <w:start w:val="1"/>
+      <w:numFmt w:val="bullet"/>
+      <w:lvlText w:val=""/>
+      <w:lvlJc w:val="left"/>
+      <w:pPr>
+        <w:tabs>
+          <w:tab w:val="num" w:pos="709"/>
+        </w:tabs>
+        <w:ind w:left="709" w:hanging="283"/>
+      </w:pPr>
+      <w:rPr>
+        <w:rFonts w:ascii="Symbol" w:hAnsi="Symbol" w:cs="Symbol" w:hint="default"/>
+      </w:rPr>
+    </w:lvl>
+    <w:lvl w:ilvl="1">
+      <w:start w:val="1"/>
+      <w:numFmt w:val="bullet"/>
+      <w:lvlText w:val=""/>
+      <w:lvlJc w:val="left"/>
+      <w:pPr>
+        <w:tabs>
+          <w:tab w:val="num" w:pos="1418"/>
+        </w:tabs>
+        <w:ind w:left="1418" w:hanging="283"/>
+      </w:pPr>
+      <w:rPr>
+        <w:rFonts w:ascii="Symbol" w:hAnsi="Symbol" w:cs="Symbol" w:hint="default"/>
+      </w:rPr>
+    </w:lvl>
+    <w:lvl w:ilvl="2">
+      <w:start w:val="1"/>
+      <w:numFmt w:val="bullet"/>
+      <w:lvlText w:val=""/>
+      <w:lvlJc w:val="left"/>
+      <w:pPr>
+        <w:tabs>
+          <w:tab w:val="num" w:pos="2127"/>
+        </w:tabs>
+        <w:ind w:left="2127" w:hanging="283"/>
+      </w:pPr>
+      <w:rPr>
+        <w:rFonts w:ascii="Symbol" w:hAnsi="Symbol" w:cs="Symbol" w:hint="default"/>
+      </w:rPr>
+    </w:lvl>
+    <w:lvl w:ilvl="3">
+      <w:start w:val="1"/>
+      <w:numFmt w:val="bullet"/>
+      <w:lvlText w:val=""/>
+      <w:lvlJc w:val="left"/>
+      <w:pPr>
+        <w:tabs>
+          <w:tab w:val="num" w:pos="2836"/>
+        </w:tabs>
+        <w:ind w:left="2836" w:hanging="283"/>
+      </w:pPr>
+      <w:rPr>
+        <w:rFonts w:ascii="Symbol" w:hAnsi="Symbol" w:cs="Symbol" w:hint="default"/>
+      </w:rPr>
+    </w:lvl>
+    <w:lvl w:ilvl="4">
+      <w:start w:val="1"/>
+      <w:numFmt w:val="bullet"/>
+      <w:lvlText w:val=""/>
+      <w:lvlJc w:val="left"/>
+      <w:pPr>
+        <w:tabs>
+          <w:tab w:val="num" w:pos="3545"/>
+        </w:tabs>
+        <w:ind w:left="3545" w:hanging="283"/>
+      </w:pPr>
+      <w:rPr>
+        <w:rFonts w:ascii="Symbol" w:hAnsi="Symbol" w:cs="Symbol" w:hint="default"/>
+      </w:rPr>
+    </w:lvl>
+    <w:lvl w:ilvl="5">
+      <w:start w:val="1"/>
+      <w:numFmt w:val="bullet"/>
+      <w:lvlText w:val=""/>
+      <w:lvlJc w:val="left"/>
+      <w:pPr>
+        <w:tabs>
+          <w:tab w:val="num" w:pos="4254"/>
+        </w:tabs>
+        <w:ind w:left="4254" w:hanging="283"/>
+      </w:pPr>
+      <w:rPr>
+        <w:rFonts w:ascii="Symbol" w:hAnsi="Symbol" w:cs="Symbol" w:hint="default"/>
+      </w:rPr>
+    </w:lvl>
+    <w:lvl w:ilvl="6">
+      <w:start w:val="1"/>
+      <w:numFmt w:val="bullet"/>
+      <w:lvlText w:val=""/>
+      <w:lvlJc w:val="left"/>
+      <w:pPr>
+        <w:tabs>
+          <w:tab w:val="num" w:pos="4963"/>
+        </w:tabs>
+        <w:ind w:left="4963" w:hanging="283"/>
+      </w:pPr>
+      <w:rPr>
+        <w:rFonts w:ascii="Symbol" w:hAnsi="Symbol" w:cs="Symbol" w:hint="default"/>
+      </w:rPr>
+    </w:lvl>
+    <w:lvl w:ilvl="7">
+      <w:start w:val="1"/>
+      <w:numFmt w:val="bullet"/>
+      <w:lvlText w:val=""/>
+      <w:lvlJc w:val="left"/>
+      <w:pPr>
+        <w:tabs>
+          <w:tab w:val="num" w:pos="5672"/>
+        </w:tabs>
+        <w:ind w:left="5672" w:hanging="283"/>
+      </w:pPr>
+      <w:rPr>
+        <w:rFonts w:ascii="Symbol" w:hAnsi="Symbol" w:cs="Symbol" w:hint="default"/>
+      </w:rPr>
+    </w:lvl>
+    <w:lvl w:ilvl="8">
+      <w:start w:val="1"/>
+      <w:numFmt w:val="bullet"/>
+      <w:lvlText w:val=""/>
+      <w:lvlJc w:val="left"/>
+      <w:pPr>
+        <w:tabs>
+          <w:tab w:val="num" w:pos="6381"/>
+        </w:tabs>
+        <w:ind w:left="6381" w:hanging="283"/>
+      </w:pPr>
+      <w:rPr>
+        <w:rFonts w:ascii="Symbol" w:hAnsi="Symbol" w:cs="Symbol" w:hint="default"/>
+      </w:rPr>
+    </w:lvl>
+  </w:abstractNum>
+  <w:abstractNum w:abstractNumId="14">
+    <w:lvl w:ilvl="0">
+      <w:start w:val="1"/>
+      <w:numFmt w:val="bullet"/>
+      <w:lvlText w:val=""/>
+      <w:lvlJc w:val="left"/>
+      <w:pPr>
+        <w:tabs>
+          <w:tab w:val="num" w:pos="709"/>
+        </w:tabs>
+        <w:ind w:left="709" w:hanging="283"/>
+      </w:pPr>
+      <w:rPr>
+        <w:rFonts w:ascii="Symbol" w:hAnsi="Symbol" w:cs="Symbol" w:hint="default"/>
+      </w:rPr>
+    </w:lvl>
+    <w:lvl w:ilvl="1">
+      <w:start w:val="1"/>
+      <w:numFmt w:val="bullet"/>
+      <w:lvlText w:val=""/>
+      <w:lvlJc w:val="left"/>
+      <w:pPr>
+        <w:tabs>
+          <w:tab w:val="num" w:pos="1418"/>
+        </w:tabs>
+        <w:ind w:left="1418" w:hanging="283"/>
+      </w:pPr>
+      <w:rPr>
+        <w:rFonts w:ascii="Symbol" w:hAnsi="Symbol" w:cs="Symbol" w:hint="default"/>
+      </w:rPr>
+    </w:lvl>
+    <w:lvl w:ilvl="2">
+      <w:start w:val="1"/>
+      <w:numFmt w:val="bullet"/>
+      <w:lvlText w:val=""/>
+      <w:lvlJc w:val="left"/>
+      <w:pPr>
+        <w:tabs>
+          <w:tab w:val="num" w:pos="2127"/>
+        </w:tabs>
+        <w:ind w:left="2127" w:hanging="283"/>
+      </w:pPr>
+      <w:rPr>
+        <w:rFonts w:ascii="Symbol" w:hAnsi="Symbol" w:cs="Symbol" w:hint="default"/>
+      </w:rPr>
+    </w:lvl>
+    <w:lvl w:ilvl="3">
+      <w:start w:val="1"/>
+      <w:numFmt w:val="bullet"/>
+      <w:lvlText w:val=""/>
+      <w:lvlJc w:val="left"/>
+      <w:pPr>
+        <w:tabs>
+          <w:tab w:val="num" w:pos="2836"/>
+        </w:tabs>
+        <w:ind w:left="2836" w:hanging="283"/>
+      </w:pPr>
+      <w:rPr>
+        <w:rFonts w:ascii="Symbol" w:hAnsi="Symbol" w:cs="Symbol" w:hint="default"/>
+      </w:rPr>
+    </w:lvl>
+    <w:lvl w:ilvl="4">
+      <w:start w:val="1"/>
+      <w:numFmt w:val="bullet"/>
+      <w:lvlText w:val=""/>
+      <w:lvlJc w:val="left"/>
+      <w:pPr>
+        <w:tabs>
+          <w:tab w:val="num" w:pos="3545"/>
+        </w:tabs>
+        <w:ind w:left="3545" w:hanging="283"/>
+      </w:pPr>
+      <w:rPr>
+        <w:rFonts w:ascii="Symbol" w:hAnsi="Symbol" w:cs="Symbol" w:hint="default"/>
+      </w:rPr>
+    </w:lvl>
+    <w:lvl w:ilvl="5">
+      <w:start w:val="1"/>
+      <w:numFmt w:val="bullet"/>
+      <w:lvlText w:val=""/>
+      <w:lvlJc w:val="left"/>
+      <w:pPr>
+        <w:tabs>
+          <w:tab w:val="num" w:pos="4254"/>
+        </w:tabs>
+        <w:ind w:left="4254" w:hanging="283"/>
+      </w:pPr>
+      <w:rPr>
+        <w:rFonts w:ascii="Symbol" w:hAnsi="Symbol" w:cs="Symbol" w:hint="default"/>
+      </w:rPr>
+    </w:lvl>
+    <w:lvl w:ilvl="6">
+      <w:start w:val="1"/>
+      <w:numFmt w:val="bullet"/>
+      <w:lvlText w:val=""/>
+      <w:lvlJc w:val="left"/>
+      <w:pPr>
+        <w:tabs>
+          <w:tab w:val="num" w:pos="4963"/>
+        </w:tabs>
+        <w:ind w:left="4963" w:hanging="283"/>
+      </w:pPr>
+      <w:rPr>
+        <w:rFonts w:ascii="Symbol" w:hAnsi="Symbol" w:cs="Symbol" w:hint="default"/>
+      </w:rPr>
+    </w:lvl>
+    <w:lvl w:ilvl="7">
+      <w:start w:val="1"/>
+      <w:numFmt w:val="bullet"/>
+      <w:lvlText w:val=""/>
+      <w:lvlJc w:val="left"/>
+      <w:pPr>
+        <w:tabs>
+          <w:tab w:val="num" w:pos="5672"/>
+        </w:tabs>
+        <w:ind w:left="5672" w:hanging="283"/>
+      </w:pPr>
+      <w:rPr>
+        <w:rFonts w:ascii="Symbol" w:hAnsi="Symbol" w:cs="Symbol" w:hint="default"/>
+      </w:rPr>
+    </w:lvl>
+    <w:lvl w:ilvl="8">
+      <w:start w:val="1"/>
+      <w:numFmt w:val="bullet"/>
+      <w:lvlText w:val=""/>
+      <w:lvlJc w:val="left"/>
+      <w:pPr>
+        <w:tabs>
+          <w:tab w:val="num" w:pos="6381"/>
+        </w:tabs>
+        <w:ind w:left="6381" w:hanging="283"/>
+      </w:pPr>
+      <w:rPr>
+        <w:rFonts w:ascii="Symbol" w:hAnsi="Symbol" w:cs="Symbol" w:hint="default"/>
+      </w:rPr>
+    </w:lvl>
+  </w:abstractNum>
+  <w:abstractNum w:abstractNumId="15">
+    <w:lvl w:ilvl="0">
+      <w:start w:val="1"/>
+      <w:numFmt w:val="decimal"/>
+      <w:lvlText w:val="%1."/>
+      <w:lvlJc w:val="left"/>
+      <w:pPr>
+        <w:tabs>
+          <w:tab w:val="num" w:pos="709"/>
+        </w:tabs>
+        <w:ind w:left="709" w:hanging="283"/>
+      </w:pPr>
+      <w:rPr/>
+    </w:lvl>
+    <w:lvl w:ilvl="1">
+      <w:start w:val="1"/>
+      <w:numFmt w:val="decimal"/>
+      <w:lvlText w:val="%2."/>
+      <w:lvlJc w:val="left"/>
+      <w:pPr>
+        <w:tabs>
+          <w:tab w:val="num" w:pos="1418"/>
+        </w:tabs>
+        <w:ind w:left="1418" w:hanging="283"/>
+      </w:pPr>
+      <w:rPr/>
+    </w:lvl>
+    <w:lvl w:ilvl="2">
+      <w:start w:val="1"/>
+      <w:numFmt w:val="decimal"/>
+      <w:lvlText w:val="%3."/>
+      <w:lvlJc w:val="left"/>
+      <w:pPr>
+        <w:tabs>
+          <w:tab w:val="num" w:pos="2127"/>
+        </w:tabs>
+        <w:ind w:left="2127" w:hanging="283"/>
+      </w:pPr>
+      <w:rPr/>
+    </w:lvl>
+    <w:lvl w:ilvl="3">
+      <w:start w:val="1"/>
+      <w:numFmt w:val="decimal"/>
+      <w:lvlText w:val="%4."/>
+      <w:lvlJc w:val="left"/>
+      <w:pPr>
+        <w:tabs>
+          <w:tab w:val="num" w:pos="2836"/>
+        </w:tabs>
+        <w:ind w:left="2836" w:hanging="283"/>
+      </w:pPr>
+      <w:rPr/>
+    </w:lvl>
+    <w:lvl w:ilvl="4">
+      <w:start w:val="1"/>
+      <w:numFmt w:val="decimal"/>
+      <w:lvlText w:val="%5."/>
+      <w:lvlJc w:val="left"/>
+      <w:pPr>
+        <w:tabs>
+          <w:tab w:val="num" w:pos="3545"/>
+        </w:tabs>
+        <w:ind w:left="3545" w:hanging="283"/>
+      </w:pPr>
+      <w:rPr/>
+    </w:lvl>
+    <w:lvl w:ilvl="5">
+      <w:start w:val="1"/>
+      <w:numFmt w:val="decimal"/>
+      <w:lvlText w:val="%6."/>
+      <w:lvlJc w:val="left"/>
+      <w:pPr>
+        <w:tabs>
+          <w:tab w:val="num" w:pos="4254"/>
+        </w:tabs>
+        <w:ind w:left="4254" w:hanging="283"/>
+      </w:pPr>
+      <w:rPr/>
+    </w:lvl>
+    <w:lvl w:ilvl="6">
+      <w:start w:val="1"/>
+      <w:numFmt w:val="decimal"/>
+      <w:lvlText w:val="%7."/>
+      <w:lvlJc w:val="left"/>
+      <w:pPr>
+        <w:tabs>
+          <w:tab w:val="num" w:pos="4963"/>
+        </w:tabs>
+        <w:ind w:left="4963" w:hanging="283"/>
+      </w:pPr>
+      <w:rPr/>
+    </w:lvl>
+    <w:lvl w:ilvl="7">
+      <w:start w:val="1"/>
+      <w:numFmt w:val="decimal"/>
+      <w:lvlText w:val="%8."/>
+      <w:lvlJc w:val="left"/>
+      <w:pPr>
+        <w:tabs>
+          <w:tab w:val="num" w:pos="5672"/>
+        </w:tabs>
+        <w:ind w:left="5672" w:hanging="283"/>
+      </w:pPr>
+      <w:rPr/>
+    </w:lvl>
+    <w:lvl w:ilvl="8">
+      <w:start w:val="1"/>
+      <w:numFmt w:val="decimal"/>
+      <w:lvlText w:val="%9."/>
+      <w:lvlJc w:val="left"/>
+      <w:pPr>
+        <w:tabs>
+          <w:tab w:val="num" w:pos="6381"/>
+        </w:tabs>
+        <w:ind w:left="6381" w:hanging="283"/>
+      </w:pPr>
+      <w:rPr/>
+    </w:lvl>
+  </w:abstractNum>
+  <w:abstractNum w:abstractNumId="16">
+    <w:lvl w:ilvl="0">
+      <w:start w:val="1"/>
+      <w:numFmt w:val="bullet"/>
+      <w:lvlText w:val=""/>
+      <w:lvlJc w:val="left"/>
+      <w:pPr>
+        <w:tabs>
+          <w:tab w:val="num" w:pos="709"/>
+        </w:tabs>
+        <w:ind w:left="709" w:hanging="283"/>
+      </w:pPr>
+      <w:rPr>
+        <w:rFonts w:ascii="Symbol" w:hAnsi="Symbol" w:cs="Symbol" w:hint="default"/>
+      </w:rPr>
+    </w:lvl>
+    <w:lvl w:ilvl="1">
+      <w:start w:val="1"/>
+      <w:numFmt w:val="bullet"/>
+      <w:lvlText w:val=""/>
+      <w:lvlJc w:val="left"/>
+      <w:pPr>
+        <w:tabs>
+          <w:tab w:val="num" w:pos="1418"/>
+        </w:tabs>
+        <w:ind w:left="1418" w:hanging="283"/>
+      </w:pPr>
+      <w:rPr>
+        <w:rFonts w:ascii="Symbol" w:hAnsi="Symbol" w:cs="Symbol" w:hint="default"/>
+      </w:rPr>
+    </w:lvl>
+    <w:lvl w:ilvl="2">
+      <w:start w:val="1"/>
+      <w:numFmt w:val="bullet"/>
+      <w:lvlText w:val=""/>
+      <w:lvlJc w:val="left"/>
+      <w:pPr>
+        <w:tabs>
+          <w:tab w:val="num" w:pos="2127"/>
+        </w:tabs>
+        <w:ind w:left="2127" w:hanging="283"/>
+      </w:pPr>
+      <w:rPr>
+        <w:rFonts w:ascii="Symbol" w:hAnsi="Symbol" w:cs="Symbol" w:hint="default"/>
+      </w:rPr>
+    </w:lvl>
+    <w:lvl w:ilvl="3">
+      <w:start w:val="1"/>
+      <w:numFmt w:val="bullet"/>
+      <w:lvlText w:val=""/>
+      <w:lvlJc w:val="left"/>
+      <w:pPr>
+        <w:tabs>
+          <w:tab w:val="num" w:pos="2836"/>
+        </w:tabs>
+        <w:ind w:left="2836" w:hanging="283"/>
+      </w:pPr>
+      <w:rPr>
+        <w:rFonts w:ascii="Symbol" w:hAnsi="Symbol" w:cs="Symbol" w:hint="default"/>
+      </w:rPr>
+    </w:lvl>
+    <w:lvl w:ilvl="4">
+      <w:start w:val="1"/>
+      <w:numFmt w:val="bullet"/>
+      <w:lvlText w:val=""/>
+      <w:lvlJc w:val="left"/>
+      <w:pPr>
+        <w:tabs>
+          <w:tab w:val="num" w:pos="3545"/>
+        </w:tabs>
+        <w:ind w:left="3545" w:hanging="283"/>
+      </w:pPr>
+      <w:rPr>
+        <w:rFonts w:ascii="Symbol" w:hAnsi="Symbol" w:cs="Symbol" w:hint="default"/>
+      </w:rPr>
+    </w:lvl>
+    <w:lvl w:ilvl="5">
+      <w:start w:val="1"/>
+      <w:numFmt w:val="bullet"/>
+      <w:lvlText w:val=""/>
+      <w:lvlJc w:val="left"/>
+      <w:pPr>
+        <w:tabs>
+          <w:tab w:val="num" w:pos="4254"/>
+        </w:tabs>
+        <w:ind w:left="4254" w:hanging="283"/>
+      </w:pPr>
+      <w:rPr>
+        <w:rFonts w:ascii="Symbol" w:hAnsi="Symbol" w:cs="Symbol" w:hint="default"/>
+      </w:rPr>
+    </w:lvl>
+    <w:lvl w:ilvl="6">
+      <w:start w:val="1"/>
+      <w:numFmt w:val="bullet"/>
+      <w:lvlText w:val=""/>
+      <w:lvlJc w:val="left"/>
+      <w:pPr>
+        <w:tabs>
+          <w:tab w:val="num" w:pos="4963"/>
+        </w:tabs>
+        <w:ind w:left="4963" w:hanging="283"/>
+      </w:pPr>
+      <w:rPr>
+        <w:rFonts w:ascii="Symbol" w:hAnsi="Symbol" w:cs="Symbol" w:hint="default"/>
+      </w:rPr>
+    </w:lvl>
+    <w:lvl w:ilvl="7">
+      <w:start w:val="1"/>
+      <w:numFmt w:val="bullet"/>
+      <w:lvlText w:val=""/>
+      <w:lvlJc w:val="left"/>
+      <w:pPr>
+        <w:tabs>
+          <w:tab w:val="num" w:pos="5672"/>
+        </w:tabs>
+        <w:ind w:left="5672" w:hanging="283"/>
+      </w:pPr>
+      <w:rPr>
+        <w:rFonts w:ascii="Symbol" w:hAnsi="Symbol" w:cs="Symbol" w:hint="default"/>
+      </w:rPr>
+    </w:lvl>
+    <w:lvl w:ilvl="8">
+      <w:start w:val="1"/>
+      <w:numFmt w:val="bullet"/>
+      <w:lvlText w:val=""/>
+      <w:lvlJc w:val="left"/>
+      <w:pPr>
+        <w:tabs>
+          <w:tab w:val="num" w:pos="6381"/>
+        </w:tabs>
+        <w:ind w:left="6381" w:hanging="283"/>
+      </w:pPr>
+      <w:rPr>
+        <w:rFonts w:ascii="Symbol" w:hAnsi="Symbol" w:cs="Symbol" w:hint="default"/>
+      </w:rPr>
+    </w:lvl>
+  </w:abstractNum>
+  <w:abstractNum w:abstractNumId="17">
     <w:lvl w:ilvl="0">
       <w:start w:val="1"/>
       <w:numFmt w:val="none"/>
@@ -11162,6 +11995,21 @@
   </w:num>
   <w:num w:numId="12">
     <w:abstractNumId w:val="12"/>
+  </w:num>
+  <w:num w:numId="13">
+    <w:abstractNumId w:val="13"/>
+  </w:num>
+  <w:num w:numId="14">
+    <w:abstractNumId w:val="14"/>
+  </w:num>
+  <w:num w:numId="15">
+    <w:abstractNumId w:val="15"/>
+  </w:num>
+  <w:num w:numId="16">
+    <w:abstractNumId w:val="16"/>
+  </w:num>
+  <w:num w:numId="17">
+    <w:abstractNumId w:val="17"/>
   </w:num>
 </w:numbering>
 </file>
@@ -11424,6 +12272,26 @@
       <w:szCs w:val="28"/>
     </w:rPr>
   </w:style>
+  <w:style w:type="paragraph" w:styleId="PreformattedText">
+    <w:name w:val="Preformatted Text"/>
+    <w:basedOn w:val="Normal"/>
+    <w:qFormat/>
+    <w:pPr>
+      <w:pBdr>
+        <w:top w:val="single" w:sz="2" w:space="8" w:color="6B7A94"/>
+        <w:left w:val="single" w:sz="2" w:space="10" w:color="6B7A94"/>
+        <w:bottom w:val="single" w:sz="2" w:space="8" w:color="6B7A94"/>
+      </w:pBdr>
+      <w:shd w:fill="3B4252" w:val="clear"/>
+      <w:spacing w:before="160" w:after="160"/>
+      <w:ind w:left="160" w:right="160"/>
+    </w:pPr>
+    <w:rPr>
+      <w:rFonts w:ascii="Liberation Mono" w:hAnsi="Liberation Mono" w:eastAsia="Noto Sans Mono CJK SC" w:cs="Liberation Mono"/>
+      <w:sz w:val="20"/>
+      <w:szCs w:val="20"/>
+    </w:rPr>
+  </w:style>
   <w:style w:type="paragraph" w:styleId="TableHeading">
     <w:name w:val="Table Heading"/>
     <w:basedOn w:val="TableContents"/>

--- a/docs/guides/crew/crew-1.0-troubleshooting.docx
+++ b/docs/guides/crew/crew-1.0-troubleshooting.docx
@@ -7341,11 +7341,39 @@
         <w:jc w:val="left"/>
         <w:rPr/>
       </w:pPr>
-      <w:bookmarkStart w:id="9" w:name="windows-notes"/>
+      <w:bookmarkStart w:id="9" w:name="web-testing"/>
       <w:bookmarkEnd w:id="9"/>
       <w:r>
         <w:rPr/>
-        <w:t>Windows Notes</w:t>
+        <w:t>Web Testing</w:t>
+      </w:r>
+    </w:p>
+    <w:p>
+      <w:pPr>
+        <w:pStyle w:val="BodyText"/>
+        <w:bidi w:val="0"/>
+        <w:jc w:val="left"/>
+        <w:rPr/>
+      </w:pPr>
+      <w:r>
+        <w:rPr>
+          <w:rStyle w:val="Strong"/>
+        </w:rPr>
+        <w:t>Symptom:</w:t>
+      </w:r>
+      <w:r>
+        <w:rPr/>
+        <w:t xml:space="preserve"> </w:t>
+      </w:r>
+      <w:r>
+        <w:rPr>
+          <w:rStyle w:val="SourceText"/>
+        </w:rPr>
+        <w:t>--select web-testing</w:t>
+      </w:r>
+      <w:r>
+        <w:rPr/>
+        <w:t xml:space="preserve"> (or the ticked default row) fails, or Playwright runs but the visual rule never passes.</w:t>
       </w:r>
     </w:p>
     <w:p>
@@ -7360,48 +7388,66 @@
           <w:tab w:val="left" w:pos="829" w:leader="none"/>
         </w:tabs>
         <w:bidi w:val="0"/>
-        <w:spacing w:before="120" w:after="0"/>
         <w:ind w:hanging="283" w:left="829"/>
         <w:jc w:val="left"/>
         <w:rPr/>
       </w:pPr>
       <w:r>
         <w:rPr>
-          <w:rStyle w:val="SourceText"/>
-        </w:rPr>
-        <w:t>pwsh</w:t>
-      </w:r>
-      <w:r>
-        <w:rPr>
           <w:rStyle w:val="Strong"/>
         </w:rPr>
-        <w:t xml:space="preserve"> is not on Git Bash's </w:t>
-      </w:r>
-      <w:r>
-        <w:rPr>
-          <w:rStyle w:val="SourceText"/>
-        </w:rPr>
-        <w:t>PATH</w:t>
-      </w:r>
-      <w:r>
-        <w:rPr>
-          <w:rStyle w:val="Strong"/>
-        </w:rPr>
+        <w:t>Node too old.</w:t>
+      </w:r>
+      <w:r>
+        <w:rPr/>
+        <w:t xml:space="preserve"> </w:t>
+      </w:r>
+      <w:r>
+        <w:rPr>
+          <w:rStyle w:val="SourceText"/>
+        </w:rPr>
+        <w:t>install-prerequisites.{sh,ps1}</w:t>
+      </w:r>
+      <w:r>
+        <w:rPr/>
+        <w:t xml:space="preserve"> checks for Node &gt;= 20.19 (or</w:t>
+      </w:r>
+    </w:p>
+    <w:p>
+      <w:pPr>
+        <w:pStyle w:val="BlockQuotation"/>
+        <w:numPr>
+          <w:ilvl w:val="0"/>
+          <w:numId w:val="0"/>
+        </w:numPr>
+        <w:bidi w:val="0"/>
+        <w:ind w:hanging="0" w:left="567"/>
+        <w:jc w:val="left"/>
+        <w:rPr/>
+      </w:pPr>
+      <w:r>
+        <w:rPr/>
+        <w:t xml:space="preserve">= 22.12) itself and refuses rather than installing or upgrading Node for you — </w:t>
+      </w:r>
+      <w:r>
+        <w:rPr>
+          <w:rStyle w:val="SourceText"/>
+        </w:rPr>
+        <w:t>node -v</w:t>
+      </w:r>
+      <w:r>
+        <w:rPr/>
+        <w:t xml:space="preserve">, install a newer one, and re-run </w:t>
+      </w:r>
+      <w:r>
+        <w:rPr>
+          <w:rStyle w:val="SourceText"/>
+        </w:rPr>
+        <w:t>--select web-testing</w:t>
+      </w:r>
+      <w:r>
+        <w:rPr/>
         <w:t>.</w:t>
-      </w:r>
-      <w:r>
-        <w:rPr/>
-        <w:t xml:space="preserve"> Every script that shells out to PowerShell names it by an absolute path or resolves it explicitly; a bare </w:t>
-      </w:r>
-      <w:r>
-        <w:rPr>
-          <w:rStyle w:val="SourceText"/>
-        </w:rPr>
-        <w:t>pwsh</w:t>
-      </w:r>
-      <w:r>
-        <w:rPr/>
-        <w:t xml:space="preserve"> in a hand-typed command fails as "command not found", which is easy to misread as PowerShell itself being broken. </w:t>
       </w:r>
     </w:p>
     <w:p>
@@ -7425,63 +7471,41 @@
         <w:rPr>
           <w:rStyle w:val="Strong"/>
         </w:rPr>
-        <w:t xml:space="preserve">Git Bash ships without </w:t>
-      </w:r>
-      <w:r>
-        <w:rPr>
-          <w:rStyle w:val="SourceText"/>
-        </w:rPr>
-        <w:t>python3</w:t>
-      </w:r>
-      <w:r>
-        <w:rPr>
-          <w:rStyle w:val="Strong"/>
-        </w:rPr>
-        <w:t>.</w:t>
-      </w:r>
-      <w:r>
-        <w:rPr/>
-        <w:t xml:space="preserve"> Every hook wrapper here resolves </w:t>
-      </w:r>
-      <w:r>
-        <w:rPr>
-          <w:rStyle w:val="SourceText"/>
-        </w:rPr>
-        <w:t>python3</w:t>
-      </w:r>
-      <w:r>
-        <w:rPr/>
-        <w:t xml:space="preserve">, then </w:t>
-      </w:r>
-      <w:r>
-        <w:rPr>
-          <w:rStyle w:val="SourceText"/>
-        </w:rPr>
-        <w:t>python</w:t>
-      </w:r>
-      <w:r>
-        <w:rPr/>
-        <w:t xml:space="preserve">, then </w:t>
-      </w:r>
-      <w:r>
-        <w:rPr>
-          <w:rStyle w:val="SourceText"/>
-        </w:rPr>
-        <w:t>py</w:t>
-      </w:r>
-      <w:r>
-        <w:rPr/>
-        <w:t xml:space="preserve">, and fails loudly on stderr rather than silently standing down when none resolves (see "no-python fail-closed", above). If a hook you expect to run says nothing at all, check for a usable Python on </w:t>
-      </w:r>
-      <w:r>
-        <w:rPr>
-          <w:rStyle w:val="SourceText"/>
-        </w:rPr>
-        <w:t>PATH</w:t>
-      </w:r>
-      <w:r>
-        <w:rPr/>
-        <w:t xml:space="preserve"> first. </w:t>
+        <w:t>Browsers missing system dependencies.</w:t>
+      </w:r>
+      <w:r>
+        <w:rPr/>
+        <w:t xml:space="preserve"> </w:t>
+      </w:r>
+      <w:r>
+        <w:rPr>
+          <w:rStyle w:val="SourceText"/>
+        </w:rPr>
+        <w:t>npx playwright install --with-deps chromium</w:t>
+      </w:r>
+      <w:r>
+        <w:rPr/>
+        <w:t xml:space="preserve"> is what the installer runs; a bare </w:t>
+      </w:r>
+      <w:r>
+        <w:rPr>
+          <w:rStyle w:val="SourceText"/>
+        </w:rPr>
+        <w:t>npx playwright install</w:t>
+      </w:r>
+      <w:r>
+        <w:rPr/>
+        <w:t xml:space="preserve"> (no </w:t>
+      </w:r>
+      <w:r>
+        <w:rPr>
+          <w:rStyle w:val="SourceText"/>
+        </w:rPr>
+        <w:t>--with-deps</w:t>
+      </w:r>
+      <w:r>
+        <w:rPr/>
+        <w:t xml:space="preserve">) skips the OS packages Chromium needs and produces a browser that launches, then crashes on first navigation. </w:t>
       </w:r>
     </w:p>
     <w:p>
@@ -7496,6 +7520,7 @@
           <w:tab w:val="left" w:pos="829" w:leader="none"/>
         </w:tabs>
         <w:bidi w:val="0"/>
+        <w:spacing w:before="120" w:after="0"/>
         <w:ind w:hanging="283" w:left="829"/>
         <w:jc w:val="left"/>
         <w:rPr/>
@@ -7504,7 +7529,7 @@
         <w:rPr>
           <w:rStyle w:val="Strong"/>
         </w:rPr>
-        <w:t>Both flavours are always registered.</w:t>
+        <w:t>Docker absent -&gt; visual UNVERIFIED, not a fail.</w:t>
       </w:r>
       <w:r>
         <w:rPr/>
@@ -7514,27 +7539,64 @@
         <w:rPr>
           <w:rStyle w:val="SourceText"/>
         </w:rPr>
-        <w:t>hooks.json</w:t>
-      </w:r>
-      <w:r>
-        <w:rPr/>
-        <w:t xml:space="preserve"> pairs every bash command with a </w:t>
-      </w:r>
-      <w:r>
-        <w:rPr>
-          <w:rStyle w:val="SourceText"/>
-        </w:rPr>
-        <w:t>shell: "powershell"</w:t>
-      </w:r>
-      <w:r>
-        <w:rPr/>
-        <w:t xml:space="preserve"> sibling on the same event, so a machine with both </w:t>
-      </w:r>
-      <w:r>
-        <w:rPr>
-          <w:rStyle w:val="SourceText"/>
-        </w:rPr>
-        <w:t>bash</w:t>
+        <w:t>toHaveScreenshot</w:t>
+      </w:r>
+      <w:r>
+        <w:rPr/>
+        <w:t xml:space="preserve"> baselines are only meaningful when generated inside </w:t>
+      </w:r>
+      <w:r>
+        <w:rPr>
+          <w:rStyle w:val="SourceText"/>
+        </w:rPr>
+        <w:t>mcr.microsoft.com/playwright:v1.63.0-noble</w:t>
+      </w:r>
+      <w:r>
+        <w:rPr/>
+        <w:t xml:space="preserve"> — the installer warns rather than blocking when Docker is missing, and the visual </w:t>
+      </w:r>
+      <w:r>
+        <w:rPr>
+          <w:rStyle w:val="SourceText"/>
+        </w:rPr>
+        <w:t>verify.json</w:t>
+      </w:r>
+      <w:r>
+        <w:rPr/>
+        <w:t xml:space="preserve"> rule is written to skip (report UNVERIFIED) outside that image rather than compare against a baseline that can never match. </w:t>
+      </w:r>
+    </w:p>
+    <w:p>
+      <w:pPr>
+        <w:pStyle w:val="BodyText"/>
+        <w:numPr>
+          <w:ilvl w:val="0"/>
+          <w:numId w:val="14"/>
+        </w:numPr>
+        <w:tabs>
+          <w:tab w:val="clear" w:pos="1134"/>
+          <w:tab w:val="left" w:pos="829" w:leader="none"/>
+        </w:tabs>
+        <w:bidi w:val="0"/>
+        <w:ind w:hanging="283" w:left="829"/>
+        <w:jc w:val="left"/>
+        <w:rPr/>
+      </w:pPr>
+      <w:r>
+        <w:rPr>
+          <w:rStyle w:val="Strong"/>
+        </w:rPr>
+        <w:t>MCP server won't connect on Windows.</w:t>
+      </w:r>
+      <w:r>
+        <w:rPr/>
+        <w:t xml:space="preserve"> Both </w:t>
+      </w:r>
+      <w:r>
+        <w:rPr>
+          <w:rStyle w:val="SourceText"/>
+        </w:rPr>
+        <w:t>@playwright/mcp</w:t>
       </w:r>
       <w:r>
         <w:rPr/>
@@ -7544,21 +7606,61 @@
         <w:rPr>
           <w:rStyle w:val="SourceText"/>
         </w:rPr>
-        <w:t>pwsh</w:t>
-      </w:r>
-      <w:r>
-        <w:rPr/>
-        <w:t xml:space="preserve"> present runs both. This is not double-firing to fix — it is how the same hook reaches both shells; each PowerShell twin stands itself down on the wrong platform (</w:t>
-      </w:r>
-      <w:r>
-        <w:rPr>
-          <w:rStyle w:val="SourceText"/>
-        </w:rPr>
-        <w:t>$env:OS -ne 'Windows_NT'</w:t>
-      </w:r>
-      <w:r>
-        <w:rPr/>
-        <w:t xml:space="preserve">) rather than the bash twin doing that job. </w:t>
+        <w:t>chrome-devtools-mcp</w:t>
+      </w:r>
+      <w:r>
+        <w:rPr/>
+        <w:t xml:space="preserve"> are launched with </w:t>
+      </w:r>
+      <w:r>
+        <w:rPr>
+          <w:rStyle w:val="SourceText"/>
+        </w:rPr>
+        <w:t>npx</w:t>
+      </w:r>
+      <w:r>
+        <w:rPr/>
+        <w:t xml:space="preserve">, which the MCP host cannot invoke directly on Windows — wrap the entry as </w:t>
+      </w:r>
+      <w:r>
+        <w:rPr>
+          <w:rStyle w:val="SourceText"/>
+        </w:rPr>
+        <w:t>"command": "cmd", "args": ["/c", "npx", ...]</w:t>
+      </w:r>
+      <w:r>
+        <w:rPr/>
+        <w:t xml:space="preserve"> in </w:t>
+      </w:r>
+      <w:r>
+        <w:rPr>
+          <w:rStyle w:val="SourceText"/>
+        </w:rPr>
+        <w:t>.mcp.json</w:t>
+      </w:r>
+      <w:r>
+        <w:rPr/>
+        <w:t xml:space="preserve"> (documented in chrome-devtools-mcp's own troubleshooting for the "Connection closed" failure); the </w:t>
+      </w:r>
+      <w:r>
+        <w:rPr>
+          <w:rStyle w:val="SourceText"/>
+        </w:rPr>
+        <w:t>stack-web</w:t>
+      </w:r>
+      <w:r>
+        <w:rPr/>
+        <w:t xml:space="preserve"> skill's </w:t>
+      </w:r>
+      <w:r>
+        <w:rPr>
+          <w:rStyle w:val="SourceText"/>
+        </w:rPr>
+        <w:t>.mcp.json</w:t>
+      </w:r>
+      <w:r>
+        <w:rPr/>
+        <w:t xml:space="preserve"> example already shows this. </w:t>
       </w:r>
     </w:p>
     <w:p>
@@ -7569,48 +7671,11 @@
         <w:jc w:val="left"/>
         <w:rPr/>
       </w:pPr>
-      <w:bookmarkStart w:id="10" w:name="auto-wrap-up-auto-clear-and-auto-resume"/>
+      <w:bookmarkStart w:id="10" w:name="windows-notes"/>
       <w:bookmarkEnd w:id="10"/>
       <w:r>
         <w:rPr/>
-        <w:t>Auto Wrap-Up, Auto-Clear and Auto-Resume</w:t>
-      </w:r>
-    </w:p>
-    <w:p>
-      <w:pPr>
-        <w:pStyle w:val="BodyText"/>
-        <w:bidi w:val="0"/>
-        <w:jc w:val="left"/>
-        <w:rPr/>
-      </w:pPr>
-      <w:r>
-        <w:rPr/>
-        <w:t>This section is folded into the troubleshooting guide (</w:t>
-      </w:r>
-      <w:r>
-        <w:rPr>
-          <w:rStyle w:val="SourceText"/>
-        </w:rPr>
-        <w:t>troubleshooting.md</w:t>
-      </w:r>
-      <w:r>
-        <w:rPr/>
-        <w:t>), linked from it as "Auto wrap-up, clear and resume". It covers the cycle that lets a long session finish itself cleanly, clear, and pick up where it stopped.</w:t>
-      </w:r>
-    </w:p>
-    <w:p>
-      <w:pPr>
-        <w:pStyle w:val="Heading3"/>
-        <w:bidi w:val="0"/>
-        <w:ind w:hanging="0" w:left="0" w:right="0"/>
-        <w:jc w:val="left"/>
-        <w:rPr/>
-      </w:pPr>
-      <w:bookmarkStart w:id="11" w:name="what-the-cycle-does"/>
-      <w:bookmarkEnd w:id="11"/>
-      <w:r>
-        <w:rPr/>
-        <w:t>What the Cycle Does</w:t>
+        <w:t>Windows Notes</w:t>
       </w:r>
     </w:p>
     <w:p>
@@ -7632,33 +7697,41 @@
       </w:pPr>
       <w:r>
         <w:rPr>
+          <w:rStyle w:val="SourceText"/>
+        </w:rPr>
+        <w:t>pwsh</w:t>
+      </w:r>
+      <w:r>
+        <w:rPr>
           <w:rStyle w:val="Strong"/>
         </w:rPr>
-        <w:t>Wrap-up.</w:t>
-      </w:r>
-      <w:r>
-        <w:rPr/>
-        <w:t xml:space="preserve"> When the context window crosses its threshold, the </w:t>
-      </w:r>
-      <w:r>
-        <w:rPr>
-          <w:rStyle w:val="SourceText"/>
-        </w:rPr>
-        <w:t>Stop</w:t>
-      </w:r>
-      <w:r>
-        <w:rPr/>
-        <w:t xml:space="preserve"> hook blocks once. It asks the session to finish or park the change in flight, write </w:t>
-      </w:r>
-      <w:r>
-        <w:rPr>
-          <w:rStyle w:val="SourceText"/>
-        </w:rPr>
-        <w:t>.work/HANDOFF.md</w:t>
-      </w:r>
-      <w:r>
-        <w:rPr/>
-        <w:t xml:space="preserve">, and update the ticket. This happens once for each threshold crossing in each session. It never happens on the forced continuation that follows a block. </w:t>
+        <w:t xml:space="preserve"> is not on Git Bash's </w:t>
+      </w:r>
+      <w:r>
+        <w:rPr>
+          <w:rStyle w:val="SourceText"/>
+        </w:rPr>
+        <w:t>PATH</w:t>
+      </w:r>
+      <w:r>
+        <w:rPr>
+          <w:rStyle w:val="Strong"/>
+        </w:rPr>
+        <w:t>.</w:t>
+      </w:r>
+      <w:r>
+        <w:rPr/>
+        <w:t xml:space="preserve"> Every script that shells out to PowerShell names it by an absolute path or resolves it explicitly; a bare </w:t>
+      </w:r>
+      <w:r>
+        <w:rPr>
+          <w:rStyle w:val="SourceText"/>
+        </w:rPr>
+        <w:t>pwsh</w:t>
+      </w:r>
+      <w:r>
+        <w:rPr/>
+        <w:t xml:space="preserve"> in a hand-typed command fails as "command not found", which is easy to misread as PowerShell itself being broken. </w:t>
       </w:r>
     </w:p>
     <w:p>
@@ -7682,21 +7755,63 @@
         <w:rPr>
           <w:rStyle w:val="Strong"/>
         </w:rPr>
-        <w:t>Clear.</w:t>
-      </w:r>
-      <w:r>
-        <w:rPr/>
-        <w:t xml:space="preserve"> After the handoff is written, auto-clear types </w:t>
-      </w:r>
-      <w:r>
-        <w:rPr>
-          <w:rStyle w:val="SourceText"/>
-        </w:rPr>
-        <w:t>/clear</w:t>
-      </w:r>
-      <w:r>
-        <w:rPr/>
-        <w:t xml:space="preserve"> into the terminal that runs this session. It does this only when all four of these hold: - this machine opted in; - the handoff was written by this session after the wrap-up request, is longer than a stub, and is not the automatic PreCompact skeleton; - the context reading that caused the wrap-up was a real measurement (see "When it will not clear"); - the target window can be identified exactly. </w:t>
+        <w:t xml:space="preserve">Git Bash ships without </w:t>
+      </w:r>
+      <w:r>
+        <w:rPr>
+          <w:rStyle w:val="SourceText"/>
+        </w:rPr>
+        <w:t>python3</w:t>
+      </w:r>
+      <w:r>
+        <w:rPr>
+          <w:rStyle w:val="Strong"/>
+        </w:rPr>
+        <w:t>.</w:t>
+      </w:r>
+      <w:r>
+        <w:rPr/>
+        <w:t xml:space="preserve"> Every hook wrapper here resolves </w:t>
+      </w:r>
+      <w:r>
+        <w:rPr>
+          <w:rStyle w:val="SourceText"/>
+        </w:rPr>
+        <w:t>python3</w:t>
+      </w:r>
+      <w:r>
+        <w:rPr/>
+        <w:t xml:space="preserve">, then </w:t>
+      </w:r>
+      <w:r>
+        <w:rPr>
+          <w:rStyle w:val="SourceText"/>
+        </w:rPr>
+        <w:t>python</w:t>
+      </w:r>
+      <w:r>
+        <w:rPr/>
+        <w:t xml:space="preserve">, then </w:t>
+      </w:r>
+      <w:r>
+        <w:rPr>
+          <w:rStyle w:val="SourceText"/>
+        </w:rPr>
+        <w:t>py</w:t>
+      </w:r>
+      <w:r>
+        <w:rPr/>
+        <w:t xml:space="preserve">, and fails loudly on stderr rather than silently standing down when none resolves (see "no-python fail-closed", above). If a hook you expect to run says nothing at all, check for a usable Python on </w:t>
+      </w:r>
+      <w:r>
+        <w:rPr>
+          <w:rStyle w:val="SourceText"/>
+        </w:rPr>
+        <w:t>PATH</w:t>
+      </w:r>
+      <w:r>
+        <w:rPr/>
+        <w:t xml:space="preserve"> first. </w:t>
       </w:r>
     </w:p>
     <w:p>
@@ -7719,21 +7834,98 @@
         <w:rPr>
           <w:rStyle w:val="Strong"/>
         </w:rPr>
-        <w:t>Resume.</w:t>
-      </w:r>
-      <w:r>
-        <w:rPr/>
-        <w:t xml:space="preserve"> The new session starts with the handoff and its next action already in context, within the 3,000-character resume budget. Nothing starts working unprompted: crew does not use </w:t>
-      </w:r>
-      <w:r>
-        <w:rPr>
-          <w:rStyle w:val="SourceText"/>
-        </w:rPr>
-        <w:t>initialUserMessage</w:t>
-      </w:r>
-      <w:r>
-        <w:rPr/>
-        <w:t xml:space="preserve">, so you press Enter to continue. </w:t>
+        <w:t>Both flavours are always registered.</w:t>
+      </w:r>
+      <w:r>
+        <w:rPr/>
+        <w:t xml:space="preserve"> </w:t>
+      </w:r>
+      <w:r>
+        <w:rPr>
+          <w:rStyle w:val="SourceText"/>
+        </w:rPr>
+        <w:t>hooks.json</w:t>
+      </w:r>
+      <w:r>
+        <w:rPr/>
+        <w:t xml:space="preserve"> pairs every bash command with a </w:t>
+      </w:r>
+      <w:r>
+        <w:rPr>
+          <w:rStyle w:val="SourceText"/>
+        </w:rPr>
+        <w:t>shell: "powershell"</w:t>
+      </w:r>
+      <w:r>
+        <w:rPr/>
+        <w:t xml:space="preserve"> sibling on the same event, so a machine with both </w:t>
+      </w:r>
+      <w:r>
+        <w:rPr>
+          <w:rStyle w:val="SourceText"/>
+        </w:rPr>
+        <w:t>bash</w:t>
+      </w:r>
+      <w:r>
+        <w:rPr/>
+        <w:t xml:space="preserve"> and </w:t>
+      </w:r>
+      <w:r>
+        <w:rPr>
+          <w:rStyle w:val="SourceText"/>
+        </w:rPr>
+        <w:t>pwsh</w:t>
+      </w:r>
+      <w:r>
+        <w:rPr/>
+        <w:t xml:space="preserve"> present runs both. This is not double-firing to fix — it is how the same hook reaches both shells; each PowerShell twin stands itself down on the wrong platform (</w:t>
+      </w:r>
+      <w:r>
+        <w:rPr>
+          <w:rStyle w:val="SourceText"/>
+        </w:rPr>
+        <w:t>$env:OS -ne 'Windows_NT'</w:t>
+      </w:r>
+      <w:r>
+        <w:rPr/>
+        <w:t xml:space="preserve">) rather than the bash twin doing that job. </w:t>
+      </w:r>
+    </w:p>
+    <w:p>
+      <w:pPr>
+        <w:pStyle w:val="Heading2"/>
+        <w:bidi w:val="0"/>
+        <w:ind w:hanging="0" w:left="0" w:right="0"/>
+        <w:jc w:val="left"/>
+        <w:rPr/>
+      </w:pPr>
+      <w:bookmarkStart w:id="11" w:name="auto-wrap-up-auto-clear-and-auto-resume"/>
+      <w:bookmarkEnd w:id="11"/>
+      <w:r>
+        <w:rPr/>
+        <w:t>Auto Wrap-Up, Auto-Clear and Auto-Resume</w:t>
+      </w:r>
+    </w:p>
+    <w:p>
+      <w:pPr>
+        <w:pStyle w:val="BodyText"/>
+        <w:bidi w:val="0"/>
+        <w:jc w:val="left"/>
+        <w:rPr/>
+      </w:pPr>
+      <w:r>
+        <w:rPr/>
+        <w:t>This section is folded into the troubleshooting guide (</w:t>
+      </w:r>
+      <w:r>
+        <w:rPr>
+          <w:rStyle w:val="SourceText"/>
+        </w:rPr>
+        <w:t>troubleshooting.md</w:t>
+      </w:r>
+      <w:r>
+        <w:rPr/>
+        <w:t>), linked from it as "Auto wrap-up, clear and resume". It covers the cycle that lets a long session finish itself cleanly, clear, and pick up where it stopped.</w:t>
       </w:r>
     </w:p>
     <w:p>
@@ -7744,8 +7936,146 @@
         <w:jc w:val="left"/>
         <w:rPr/>
       </w:pPr>
-      <w:bookmarkStart w:id="12" w:name="turning-it-on-and-off"/>
+      <w:bookmarkStart w:id="12" w:name="what-the-cycle-does"/>
       <w:bookmarkEnd w:id="12"/>
+      <w:r>
+        <w:rPr/>
+        <w:t>What the Cycle Does</w:t>
+      </w:r>
+    </w:p>
+    <w:p>
+      <w:pPr>
+        <w:pStyle w:val="BodyText"/>
+        <w:numPr>
+          <w:ilvl w:val="0"/>
+          <w:numId w:val="16"/>
+        </w:numPr>
+        <w:tabs>
+          <w:tab w:val="clear" w:pos="1134"/>
+          <w:tab w:val="left" w:pos="829" w:leader="none"/>
+        </w:tabs>
+        <w:bidi w:val="0"/>
+        <w:spacing w:before="120" w:after="0"/>
+        <w:ind w:hanging="283" w:left="829"/>
+        <w:jc w:val="left"/>
+        <w:rPr/>
+      </w:pPr>
+      <w:r>
+        <w:rPr>
+          <w:rStyle w:val="Strong"/>
+        </w:rPr>
+        <w:t>Wrap-up.</w:t>
+      </w:r>
+      <w:r>
+        <w:rPr/>
+        <w:t xml:space="preserve"> When the context window crosses its threshold, the </w:t>
+      </w:r>
+      <w:r>
+        <w:rPr>
+          <w:rStyle w:val="SourceText"/>
+        </w:rPr>
+        <w:t>Stop</w:t>
+      </w:r>
+      <w:r>
+        <w:rPr/>
+        <w:t xml:space="preserve"> hook blocks once. It asks the session to finish or park the change in flight, write </w:t>
+      </w:r>
+      <w:r>
+        <w:rPr>
+          <w:rStyle w:val="SourceText"/>
+        </w:rPr>
+        <w:t>.work/HANDOFF.md</w:t>
+      </w:r>
+      <w:r>
+        <w:rPr/>
+        <w:t xml:space="preserve">, and update the ticket. This happens once for each threshold crossing in each session. It never happens on the forced continuation that follows a block. </w:t>
+      </w:r>
+    </w:p>
+    <w:p>
+      <w:pPr>
+        <w:pStyle w:val="BodyText"/>
+        <w:numPr>
+          <w:ilvl w:val="0"/>
+          <w:numId w:val="16"/>
+        </w:numPr>
+        <w:tabs>
+          <w:tab w:val="clear" w:pos="1134"/>
+          <w:tab w:val="left" w:pos="829" w:leader="none"/>
+        </w:tabs>
+        <w:bidi w:val="0"/>
+        <w:spacing w:before="120" w:after="0"/>
+        <w:ind w:hanging="283" w:left="829"/>
+        <w:jc w:val="left"/>
+        <w:rPr/>
+      </w:pPr>
+      <w:r>
+        <w:rPr>
+          <w:rStyle w:val="Strong"/>
+        </w:rPr>
+        <w:t>Clear.</w:t>
+      </w:r>
+      <w:r>
+        <w:rPr/>
+        <w:t xml:space="preserve"> After the handoff is written, auto-clear types </w:t>
+      </w:r>
+      <w:r>
+        <w:rPr>
+          <w:rStyle w:val="SourceText"/>
+        </w:rPr>
+        <w:t>/clear</w:t>
+      </w:r>
+      <w:r>
+        <w:rPr/>
+        <w:t xml:space="preserve"> into the terminal that runs this session. It does this only when all four of these hold: - this machine opted in; - the handoff was written by this session after the wrap-up request, is longer than a stub, and is not the automatic PreCompact skeleton; - the context reading that caused the wrap-up was a real measurement (see "When it will not clear"); - the target window can be identified exactly. </w:t>
+      </w:r>
+    </w:p>
+    <w:p>
+      <w:pPr>
+        <w:pStyle w:val="BodyText"/>
+        <w:numPr>
+          <w:ilvl w:val="0"/>
+          <w:numId w:val="16"/>
+        </w:numPr>
+        <w:tabs>
+          <w:tab w:val="clear" w:pos="1134"/>
+          <w:tab w:val="left" w:pos="829" w:leader="none"/>
+        </w:tabs>
+        <w:bidi w:val="0"/>
+        <w:ind w:hanging="283" w:left="829"/>
+        <w:jc w:val="left"/>
+        <w:rPr/>
+      </w:pPr>
+      <w:r>
+        <w:rPr>
+          <w:rStyle w:val="Strong"/>
+        </w:rPr>
+        <w:t>Resume.</w:t>
+      </w:r>
+      <w:r>
+        <w:rPr/>
+        <w:t xml:space="preserve"> The new session starts with the handoff and its next action already in context, within the 3,000-character resume budget. Nothing starts working unprompted: crew does not use </w:t>
+      </w:r>
+      <w:r>
+        <w:rPr>
+          <w:rStyle w:val="SourceText"/>
+        </w:rPr>
+        <w:t>initialUserMessage</w:t>
+      </w:r>
+      <w:r>
+        <w:rPr/>
+        <w:t xml:space="preserve">, so you press Enter to continue. </w:t>
+      </w:r>
+    </w:p>
+    <w:p>
+      <w:pPr>
+        <w:pStyle w:val="Heading3"/>
+        <w:bidi w:val="0"/>
+        <w:ind w:hanging="0" w:left="0" w:right="0"/>
+        <w:jc w:val="left"/>
+        <w:rPr/>
+      </w:pPr>
+      <w:bookmarkStart w:id="13" w:name="turning-it-on-and-off"/>
+      <w:bookmarkEnd w:id="13"/>
       <w:r>
         <w:rPr/>
         <w:t>Turning It on and Off</w:t>
@@ -8843,8 +9173,8 @@
         <w:jc w:val="left"/>
         <w:rPr/>
       </w:pPr>
-      <w:bookmarkStart w:id="13" w:name="when-it-will-not-clear"/>
-      <w:bookmarkEnd w:id="13"/>
+      <w:bookmarkStart w:id="14" w:name="when-it-will-not-clear"/>
+      <w:bookmarkEnd w:id="14"/>
       <w:r>
         <w:rPr/>
         <w:t>When It Will Not Clear</w:t>
@@ -9485,8 +9815,8 @@
         <w:jc w:val="left"/>
         <w:rPr/>
       </w:pPr>
-      <w:bookmarkStart w:id="14" w:name="which-window-gets-the-keystroke"/>
-      <w:bookmarkEnd w:id="14"/>
+      <w:bookmarkStart w:id="15" w:name="which-window-gets-the-keystroke"/>
+      <w:bookmarkEnd w:id="15"/>
       <w:r>
         <w:rPr/>
         <w:t>Which Window Gets the Keystroke</w:t>
@@ -9497,7 +9827,7 @@
         <w:pStyle w:val="BodyText"/>
         <w:numPr>
           <w:ilvl w:val="0"/>
-          <w:numId w:val="16"/>
+          <w:numId w:val="17"/>
         </w:numPr>
         <w:tabs>
           <w:tab w:val="clear" w:pos="1134"/>
@@ -9535,7 +9865,7 @@
         <w:pStyle w:val="BodyText"/>
         <w:numPr>
           <w:ilvl w:val="0"/>
-          <w:numId w:val="16"/>
+          <w:numId w:val="17"/>
         </w:numPr>
         <w:tabs>
           <w:tab w:val="clear" w:pos="1134"/>
@@ -9595,7 +9925,7 @@
         <w:pStyle w:val="BodyText"/>
         <w:numPr>
           <w:ilvl w:val="0"/>
-          <w:numId w:val="16"/>
+          <w:numId w:val="17"/>
         </w:numPr>
         <w:tabs>
           <w:tab w:val="clear" w:pos="1134"/>
@@ -11586,8 +11916,8 @@
   <w:abstractNum w:abstractNumId="15">
     <w:lvl w:ilvl="0">
       <w:start w:val="1"/>
-      <w:numFmt w:val="decimal"/>
-      <w:lvlText w:val="%1."/>
+      <w:numFmt w:val="bullet"/>
+      <w:lvlText w:val=""/>
       <w:lvlJc w:val="left"/>
       <w:pPr>
         <w:tabs>
@@ -11595,12 +11925,14 @@
         </w:tabs>
         <w:ind w:left="709" w:hanging="283"/>
       </w:pPr>
-      <w:rPr/>
+      <w:rPr>
+        <w:rFonts w:ascii="Symbol" w:hAnsi="Symbol" w:cs="Symbol" w:hint="default"/>
+      </w:rPr>
     </w:lvl>
     <w:lvl w:ilvl="1">
       <w:start w:val="1"/>
-      <w:numFmt w:val="decimal"/>
-      <w:lvlText w:val="%2."/>
+      <w:numFmt w:val="bullet"/>
+      <w:lvlText w:val=""/>
       <w:lvlJc w:val="left"/>
       <w:pPr>
         <w:tabs>
@@ -11608,12 +11940,14 @@
         </w:tabs>
         <w:ind w:left="1418" w:hanging="283"/>
       </w:pPr>
-      <w:rPr/>
+      <w:rPr>
+        <w:rFonts w:ascii="Symbol" w:hAnsi="Symbol" w:cs="Symbol" w:hint="default"/>
+      </w:rPr>
     </w:lvl>
     <w:lvl w:ilvl="2">
       <w:start w:val="1"/>
-      <w:numFmt w:val="decimal"/>
-      <w:lvlText w:val="%3."/>
+      <w:numFmt w:val="bullet"/>
+      <w:lvlText w:val=""/>
       <w:lvlJc w:val="left"/>
       <w:pPr>
         <w:tabs>
@@ -11621,12 +11955,14 @@
         </w:tabs>
         <w:ind w:left="2127" w:hanging="283"/>
       </w:pPr>
-      <w:rPr/>
+      <w:rPr>
+        <w:rFonts w:ascii="Symbol" w:hAnsi="Symbol" w:cs="Symbol" w:hint="default"/>
+      </w:rPr>
     </w:lvl>
     <w:lvl w:ilvl="3">
       <w:start w:val="1"/>
-      <w:numFmt w:val="decimal"/>
-      <w:lvlText w:val="%4."/>
+      <w:numFmt w:val="bullet"/>
+      <w:lvlText w:val=""/>
       <w:lvlJc w:val="left"/>
       <w:pPr>
         <w:tabs>
@@ -11634,12 +11970,14 @@
         </w:tabs>
         <w:ind w:left="2836" w:hanging="283"/>
       </w:pPr>
-      <w:rPr/>
+      <w:rPr>
+        <w:rFonts w:ascii="Symbol" w:hAnsi="Symbol" w:cs="Symbol" w:hint="default"/>
+      </w:rPr>
     </w:lvl>
     <w:lvl w:ilvl="4">
       <w:start w:val="1"/>
-      <w:numFmt w:val="decimal"/>
-      <w:lvlText w:val="%5."/>
+      <w:numFmt w:val="bullet"/>
+      <w:lvlText w:val=""/>
       <w:lvlJc w:val="left"/>
       <w:pPr>
         <w:tabs>
@@ -11647,12 +11985,14 @@
         </w:tabs>
         <w:ind w:left="3545" w:hanging="283"/>
       </w:pPr>
-      <w:rPr/>
+      <w:rPr>
+        <w:rFonts w:ascii="Symbol" w:hAnsi="Symbol" w:cs="Symbol" w:hint="default"/>
+      </w:rPr>
     </w:lvl>
     <w:lvl w:ilvl="5">
       <w:start w:val="1"/>
-      <w:numFmt w:val="decimal"/>
-      <w:lvlText w:val="%6."/>
+      <w:numFmt w:val="bullet"/>
+      <w:lvlText w:val=""/>
       <w:lvlJc w:val="left"/>
       <w:pPr>
         <w:tabs>
@@ -11660,12 +12000,14 @@
         </w:tabs>
         <w:ind w:left="4254" w:hanging="283"/>
       </w:pPr>
-      <w:rPr/>
+      <w:rPr>
+        <w:rFonts w:ascii="Symbol" w:hAnsi="Symbol" w:cs="Symbol" w:hint="default"/>
+      </w:rPr>
     </w:lvl>
     <w:lvl w:ilvl="6">
       <w:start w:val="1"/>
-      <w:numFmt w:val="decimal"/>
-      <w:lvlText w:val="%7."/>
+      <w:numFmt w:val="bullet"/>
+      <w:lvlText w:val=""/>
       <w:lvlJc w:val="left"/>
       <w:pPr>
         <w:tabs>
@@ -11673,12 +12015,14 @@
         </w:tabs>
         <w:ind w:left="4963" w:hanging="283"/>
       </w:pPr>
-      <w:rPr/>
+      <w:rPr>
+        <w:rFonts w:ascii="Symbol" w:hAnsi="Symbol" w:cs="Symbol" w:hint="default"/>
+      </w:rPr>
     </w:lvl>
     <w:lvl w:ilvl="7">
       <w:start w:val="1"/>
-      <w:numFmt w:val="decimal"/>
-      <w:lvlText w:val="%8."/>
+      <w:numFmt w:val="bullet"/>
+      <w:lvlText w:val=""/>
       <w:lvlJc w:val="left"/>
       <w:pPr>
         <w:tabs>
@@ -11686,12 +12030,14 @@
         </w:tabs>
         <w:ind w:left="5672" w:hanging="283"/>
       </w:pPr>
-      <w:rPr/>
+      <w:rPr>
+        <w:rFonts w:ascii="Symbol" w:hAnsi="Symbol" w:cs="Symbol" w:hint="default"/>
+      </w:rPr>
     </w:lvl>
     <w:lvl w:ilvl="8">
       <w:start w:val="1"/>
-      <w:numFmt w:val="decimal"/>
-      <w:lvlText w:val="%9."/>
+      <w:numFmt w:val="bullet"/>
+      <w:lvlText w:val=""/>
       <w:lvlJc w:val="left"/>
       <w:pPr>
         <w:tabs>
@@ -11699,14 +12045,16 @@
         </w:tabs>
         <w:ind w:left="6381" w:hanging="283"/>
       </w:pPr>
-      <w:rPr/>
+      <w:rPr>
+        <w:rFonts w:ascii="Symbol" w:hAnsi="Symbol" w:cs="Symbol" w:hint="default"/>
+      </w:rPr>
     </w:lvl>
   </w:abstractNum>
   <w:abstractNum w:abstractNumId="16">
     <w:lvl w:ilvl="0">
       <w:start w:val="1"/>
-      <w:numFmt w:val="bullet"/>
-      <w:lvlText w:val=""/>
+      <w:numFmt w:val="decimal"/>
+      <w:lvlText w:val="%1."/>
       <w:lvlJc w:val="left"/>
       <w:pPr>
         <w:tabs>
@@ -11714,14 +12062,12 @@
         </w:tabs>
         <w:ind w:left="709" w:hanging="283"/>
       </w:pPr>
-      <w:rPr>
-        <w:rFonts w:ascii="Symbol" w:hAnsi="Symbol" w:cs="Symbol" w:hint="default"/>
-      </w:rPr>
+      <w:rPr/>
     </w:lvl>
     <w:lvl w:ilvl="1">
       <w:start w:val="1"/>
-      <w:numFmt w:val="bullet"/>
-      <w:lvlText w:val=""/>
+      <w:numFmt w:val="decimal"/>
+      <w:lvlText w:val="%2."/>
       <w:lvlJc w:val="left"/>
       <w:pPr>
         <w:tabs>
@@ -11729,14 +12075,12 @@
         </w:tabs>
         <w:ind w:left="1418" w:hanging="283"/>
       </w:pPr>
-      <w:rPr>
-        <w:rFonts w:ascii="Symbol" w:hAnsi="Symbol" w:cs="Symbol" w:hint="default"/>
-      </w:rPr>
+      <w:rPr/>
     </w:lvl>
     <w:lvl w:ilvl="2">
       <w:start w:val="1"/>
-      <w:numFmt w:val="bullet"/>
-      <w:lvlText w:val=""/>
+      <w:numFmt w:val="decimal"/>
+      <w:lvlText w:val="%3."/>
       <w:lvlJc w:val="left"/>
       <w:pPr>
         <w:tabs>
@@ -11744,14 +12088,12 @@
         </w:tabs>
         <w:ind w:left="2127" w:hanging="283"/>
       </w:pPr>
-      <w:rPr>
-        <w:rFonts w:ascii="Symbol" w:hAnsi="Symbol" w:cs="Symbol" w:hint="default"/>
-      </w:rPr>
+      <w:rPr/>
     </w:lvl>
     <w:lvl w:ilvl="3">
       <w:start w:val="1"/>
-      <w:numFmt w:val="bullet"/>
-      <w:lvlText w:val=""/>
+      <w:numFmt w:val="decimal"/>
+      <w:lvlText w:val="%4."/>
       <w:lvlJc w:val="left"/>
       <w:pPr>
         <w:tabs>
@@ -11759,14 +12101,12 @@
         </w:tabs>
         <w:ind w:left="2836" w:hanging="283"/>
       </w:pPr>
-      <w:rPr>
-        <w:rFonts w:ascii="Symbol" w:hAnsi="Symbol" w:cs="Symbol" w:hint="default"/>
-      </w:rPr>
+      <w:rPr/>
     </w:lvl>
     <w:lvl w:ilvl="4">
       <w:start w:val="1"/>
-      <w:numFmt w:val="bullet"/>
-      <w:lvlText w:val=""/>
+      <w:numFmt w:val="decimal"/>
+      <w:lvlText w:val="%5."/>
       <w:lvlJc w:val="left"/>
       <w:pPr>
         <w:tabs>
@@ -11774,14 +12114,12 @@
         </w:tabs>
         <w:ind w:left="3545" w:hanging="283"/>
       </w:pPr>
-      <w:rPr>
-        <w:rFonts w:ascii="Symbol" w:hAnsi="Symbol" w:cs="Symbol" w:hint="default"/>
-      </w:rPr>
+      <w:rPr/>
     </w:lvl>
     <w:lvl w:ilvl="5">
       <w:start w:val="1"/>
-      <w:numFmt w:val="bullet"/>
-      <w:lvlText w:val=""/>
+      <w:numFmt w:val="decimal"/>
+      <w:lvlText w:val="%6."/>
       <w:lvlJc w:val="left"/>
       <w:pPr>
         <w:tabs>
@@ -11789,14 +12127,12 @@
         </w:tabs>
         <w:ind w:left="4254" w:hanging="283"/>
       </w:pPr>
-      <w:rPr>
-        <w:rFonts w:ascii="Symbol" w:hAnsi="Symbol" w:cs="Symbol" w:hint="default"/>
-      </w:rPr>
+      <w:rPr/>
     </w:lvl>
     <w:lvl w:ilvl="6">
       <w:start w:val="1"/>
-      <w:numFmt w:val="bullet"/>
-      <w:lvlText w:val=""/>
+      <w:numFmt w:val="decimal"/>
+      <w:lvlText w:val="%7."/>
       <w:lvlJc w:val="left"/>
       <w:pPr>
         <w:tabs>
@@ -11804,14 +12140,12 @@
         </w:tabs>
         <w:ind w:left="4963" w:hanging="283"/>
       </w:pPr>
-      <w:rPr>
-        <w:rFonts w:ascii="Symbol" w:hAnsi="Symbol" w:cs="Symbol" w:hint="default"/>
-      </w:rPr>
+      <w:rPr/>
     </w:lvl>
     <w:lvl w:ilvl="7">
       <w:start w:val="1"/>
-      <w:numFmt w:val="bullet"/>
-      <w:lvlText w:val=""/>
+      <w:numFmt w:val="decimal"/>
+      <w:lvlText w:val="%8."/>
       <w:lvlJc w:val="left"/>
       <w:pPr>
         <w:tabs>
@@ -11819,14 +12153,12 @@
         </w:tabs>
         <w:ind w:left="5672" w:hanging="283"/>
       </w:pPr>
-      <w:rPr>
-        <w:rFonts w:ascii="Symbol" w:hAnsi="Symbol" w:cs="Symbol" w:hint="default"/>
-      </w:rPr>
+      <w:rPr/>
     </w:lvl>
     <w:lvl w:ilvl="8">
       <w:start w:val="1"/>
-      <w:numFmt w:val="bullet"/>
-      <w:lvlText w:val=""/>
+      <w:numFmt w:val="decimal"/>
+      <w:lvlText w:val="%9."/>
       <w:lvlJc w:val="left"/>
       <w:pPr>
         <w:tabs>
@@ -11834,12 +12166,147 @@
         </w:tabs>
         <w:ind w:left="6381" w:hanging="283"/>
       </w:pPr>
-      <w:rPr>
-        <w:rFonts w:ascii="Symbol" w:hAnsi="Symbol" w:cs="Symbol" w:hint="default"/>
-      </w:rPr>
+      <w:rPr/>
     </w:lvl>
   </w:abstractNum>
   <w:abstractNum w:abstractNumId="17">
+    <w:lvl w:ilvl="0">
+      <w:start w:val="1"/>
+      <w:numFmt w:val="bullet"/>
+      <w:lvlText w:val=""/>
+      <w:lvlJc w:val="left"/>
+      <w:pPr>
+        <w:tabs>
+          <w:tab w:val="num" w:pos="709"/>
+        </w:tabs>
+        <w:ind w:left="709" w:hanging="283"/>
+      </w:pPr>
+      <w:rPr>
+        <w:rFonts w:ascii="Symbol" w:hAnsi="Symbol" w:cs="Symbol" w:hint="default"/>
+      </w:rPr>
+    </w:lvl>
+    <w:lvl w:ilvl="1">
+      <w:start w:val="1"/>
+      <w:numFmt w:val="bullet"/>
+      <w:lvlText w:val=""/>
+      <w:lvlJc w:val="left"/>
+      <w:pPr>
+        <w:tabs>
+          <w:tab w:val="num" w:pos="1418"/>
+        </w:tabs>
+        <w:ind w:left="1418" w:hanging="283"/>
+      </w:pPr>
+      <w:rPr>
+        <w:rFonts w:ascii="Symbol" w:hAnsi="Symbol" w:cs="Symbol" w:hint="default"/>
+      </w:rPr>
+    </w:lvl>
+    <w:lvl w:ilvl="2">
+      <w:start w:val="1"/>
+      <w:numFmt w:val="bullet"/>
+      <w:lvlText w:val=""/>
+      <w:lvlJc w:val="left"/>
+      <w:pPr>
+        <w:tabs>
+          <w:tab w:val="num" w:pos="2127"/>
+        </w:tabs>
+        <w:ind w:left="2127" w:hanging="283"/>
+      </w:pPr>
+      <w:rPr>
+        <w:rFonts w:ascii="Symbol" w:hAnsi="Symbol" w:cs="Symbol" w:hint="default"/>
+      </w:rPr>
+    </w:lvl>
+    <w:lvl w:ilvl="3">
+      <w:start w:val="1"/>
+      <w:numFmt w:val="bullet"/>
+      <w:lvlText w:val=""/>
+      <w:lvlJc w:val="left"/>
+      <w:pPr>
+        <w:tabs>
+          <w:tab w:val="num" w:pos="2836"/>
+        </w:tabs>
+        <w:ind w:left="2836" w:hanging="283"/>
+      </w:pPr>
+      <w:rPr>
+        <w:rFonts w:ascii="Symbol" w:hAnsi="Symbol" w:cs="Symbol" w:hint="default"/>
+      </w:rPr>
+    </w:lvl>
+    <w:lvl w:ilvl="4">
+      <w:start w:val="1"/>
+      <w:numFmt w:val="bullet"/>
+      <w:lvlText w:val=""/>
+      <w:lvlJc w:val="left"/>
+      <w:pPr>
+        <w:tabs>
+          <w:tab w:val="num" w:pos="3545"/>
+        </w:tabs>
+        <w:ind w:left="3545" w:hanging="283"/>
+      </w:pPr>
+      <w:rPr>
+        <w:rFonts w:ascii="Symbol" w:hAnsi="Symbol" w:cs="Symbol" w:hint="default"/>
+      </w:rPr>
+    </w:lvl>
+    <w:lvl w:ilvl="5">
+      <w:start w:val="1"/>
+      <w:numFmt w:val="bullet"/>
+      <w:lvlText w:val=""/>
+      <w:lvlJc w:val="left"/>
+      <w:pPr>
+        <w:tabs>
+          <w:tab w:val="num" w:pos="4254"/>
+        </w:tabs>
+        <w:ind w:left="4254" w:hanging="283"/>
+      </w:pPr>
+      <w:rPr>
+        <w:rFonts w:ascii="Symbol" w:hAnsi="Symbol" w:cs="Symbol" w:hint="default"/>
+      </w:rPr>
+    </w:lvl>
+    <w:lvl w:ilvl="6">
+      <w:start w:val="1"/>
+      <w:numFmt w:val="bullet"/>
+      <w:lvlText w:val=""/>
+      <w:lvlJc w:val="left"/>
+      <w:pPr>
+        <w:tabs>
+          <w:tab w:val="num" w:pos="4963"/>
+        </w:tabs>
+        <w:ind w:left="4963" w:hanging="283"/>
+      </w:pPr>
+      <w:rPr>
+        <w:rFonts w:ascii="Symbol" w:hAnsi="Symbol" w:cs="Symbol" w:hint="default"/>
+      </w:rPr>
+    </w:lvl>
+    <w:lvl w:ilvl="7">
+      <w:start w:val="1"/>
+      <w:numFmt w:val="bullet"/>
+      <w:lvlText w:val=""/>
+      <w:lvlJc w:val="left"/>
+      <w:pPr>
+        <w:tabs>
+          <w:tab w:val="num" w:pos="5672"/>
+        </w:tabs>
+        <w:ind w:left="5672" w:hanging="283"/>
+      </w:pPr>
+      <w:rPr>
+        <w:rFonts w:ascii="Symbol" w:hAnsi="Symbol" w:cs="Symbol" w:hint="default"/>
+      </w:rPr>
+    </w:lvl>
+    <w:lvl w:ilvl="8">
+      <w:start w:val="1"/>
+      <w:numFmt w:val="bullet"/>
+      <w:lvlText w:val=""/>
+      <w:lvlJc w:val="left"/>
+      <w:pPr>
+        <w:tabs>
+          <w:tab w:val="num" w:pos="6381"/>
+        </w:tabs>
+        <w:ind w:left="6381" w:hanging="283"/>
+      </w:pPr>
+      <w:rPr>
+        <w:rFonts w:ascii="Symbol" w:hAnsi="Symbol" w:cs="Symbol" w:hint="default"/>
+      </w:rPr>
+    </w:lvl>
+  </w:abstractNum>
+  <w:abstractNum w:abstractNumId="18">
     <w:lvl w:ilvl="0">
       <w:start w:val="1"/>
       <w:numFmt w:val="none"/>
@@ -12010,6 +12477,9 @@
   </w:num>
   <w:num w:numId="17">
     <w:abstractNumId w:val="17"/>
+  </w:num>
+  <w:num w:numId="18">
+    <w:abstractNumId w:val="18"/>
   </w:num>
 </w:numbering>
 </file>
@@ -12307,6 +12777,16 @@
       <w:color w:val="ECEFF4"/>
     </w:rPr>
   </w:style>
+  <w:style w:type="paragraph" w:styleId="BlockQuotation">
+    <w:name w:val="Block Quotation"/>
+    <w:basedOn w:val="Normal"/>
+    <w:qFormat/>
+    <w:pPr>
+      <w:spacing w:before="1134" w:after="283"/>
+      <w:ind w:hanging="0" w:left="567" w:right="567"/>
+    </w:pPr>
+    <w:rPr/>
+  </w:style>
 </w:styles>
 </file>
 

--- a/docs/guides/crew/crew-1.0-troubleshooting.docx
+++ b/docs/guides/crew/crew-1.0-troubleshooting.docx
@@ -9167,14 +9167,746 @@
     </w:p>
     <w:p>
       <w:pPr>
+        <w:pStyle w:val="Heading4"/>
+        <w:bidi w:val="0"/>
+        <w:ind w:hanging="0" w:left="0" w:right="0"/>
+        <w:jc w:val="left"/>
+        <w:rPr/>
+      </w:pPr>
+      <w:bookmarkStart w:id="14" w:name="arming-one-scratch-repo-while-other-sess"/>
+      <w:bookmarkEnd w:id="14"/>
+      <w:r>
+        <w:rPr/>
+        <w:t>Arming one scratch repo while other sessions are live</w:t>
+      </w:r>
+    </w:p>
+    <w:p>
+      <w:pPr>
+        <w:pStyle w:val="BodyText"/>
+        <w:bidi w:val="0"/>
+        <w:jc w:val="left"/>
+        <w:rPr/>
+      </w:pPr>
+      <w:r>
+        <w:rPr>
+          <w:rStyle w:val="SourceText"/>
+        </w:rPr>
+        <w:t>enabled: true</w:t>
+      </w:r>
+      <w:r>
+        <w:rPr/>
+        <w:t xml:space="preserve"> arms auto-clear in </w:t>
+      </w:r>
+      <w:r>
+        <w:rPr>
+          <w:rStyle w:val="Strong"/>
+        </w:rPr>
+        <w:t>every</w:t>
+      </w:r>
+      <w:r>
+        <w:rPr/>
+        <w:t xml:space="preserve"> Claude session on the machine, not just the one you are testing. If other sessions are running, one of them can get </w:t>
+      </w:r>
+      <w:r>
+        <w:rPr>
+          <w:rStyle w:val="SourceText"/>
+        </w:rPr>
+        <w:t>/clear</w:t>
+      </w:r>
+      <w:r>
+        <w:rPr/>
+        <w:t xml:space="preserve"> typed into its terminal when its own handoff lands. To limit auto-clear to one repo or one session, add these keys to the same machine file. They can only narrow what </w:t>
+      </w:r>
+      <w:r>
+        <w:rPr>
+          <w:rStyle w:val="SourceText"/>
+        </w:rPr>
+        <w:t>enabled</w:t>
+      </w:r>
+      <w:r>
+        <w:rPr/>
+        <w:t xml:space="preserve"> turns on:</w:t>
+      </w:r>
+    </w:p>
+    <w:tbl>
+      <w:tblPr>
+        <w:tblW w:w="10959" w:type="dxa"/>
+        <w:jc w:val="left"/>
+        <w:tblInd w:w="28" w:type="dxa"/>
+        <w:tblLayout w:type="fixed"/>
+        <w:tblCellMar>
+          <w:top w:w="28" w:type="dxa"/>
+          <w:left w:w="28" w:type="dxa"/>
+          <w:bottom w:w="28" w:type="dxa"/>
+          <w:right w:w="28" w:type="dxa"/>
+        </w:tblCellMar>
+      </w:tblPr>
+      <w:tblGrid>
+        <w:gridCol w:w="3762"/>
+        <w:gridCol w:w="2975"/>
+        <w:gridCol w:w="4222"/>
+      </w:tblGrid>
+      <w:tr>
+        <w:trPr>
+          <w:tblHeader w:val="true"/>
+        </w:trPr>
+        <w:tc>
+          <w:tcPr>
+            <w:tcW w:w="3762" w:type="dxa"/>
+            <w:tcBorders/>
+            <w:vAlign w:val="center"/>
+          </w:tcPr>
+          <w:p>
+            <w:pPr>
+              <w:pStyle w:val="TableHeading"/>
+              <w:suppressLineNumbers/>
+              <w:shd w:fill="434C5E" w:val="clear"/>
+              <w:bidi w:val="0"/>
+              <w:spacing w:before="120" w:after="120"/>
+              <w:jc w:val="left"/>
+              <w:rPr/>
+            </w:pPr>
+            <w:r>
+              <w:rPr/>
+              <w:t>Key</w:t>
+            </w:r>
+          </w:p>
+        </w:tc>
+        <w:tc>
+          <w:tcPr>
+            <w:tcW w:w="2975" w:type="dxa"/>
+            <w:tcBorders/>
+            <w:vAlign w:val="center"/>
+          </w:tcPr>
+          <w:p>
+            <w:pPr>
+              <w:pStyle w:val="TableHeading"/>
+              <w:suppressLineNumbers/>
+              <w:shd w:fill="434C5E" w:val="clear"/>
+              <w:bidi w:val="0"/>
+              <w:spacing w:before="120" w:after="120"/>
+              <w:jc w:val="left"/>
+              <w:rPr/>
+            </w:pPr>
+            <w:r>
+              <w:rPr/>
+              <w:t>Value</w:t>
+            </w:r>
+          </w:p>
+        </w:tc>
+        <w:tc>
+          <w:tcPr>
+            <w:tcW w:w="4222" w:type="dxa"/>
+            <w:tcBorders/>
+            <w:vAlign w:val="center"/>
+          </w:tcPr>
+          <w:p>
+            <w:pPr>
+              <w:pStyle w:val="TableHeading"/>
+              <w:suppressLineNumbers/>
+              <w:shd w:fill="434C5E" w:val="clear"/>
+              <w:bidi w:val="0"/>
+              <w:spacing w:before="120" w:after="120"/>
+              <w:jc w:val="left"/>
+              <w:rPr/>
+            </w:pPr>
+            <w:r>
+              <w:rPr/>
+              <w:t>Effect</w:t>
+            </w:r>
+          </w:p>
+        </w:tc>
+      </w:tr>
+      <w:tr>
+        <w:trPr/>
+        <w:tc>
+          <w:tcPr>
+            <w:tcW w:w="3762" w:type="dxa"/>
+            <w:tcBorders/>
+            <w:vAlign w:val="center"/>
+          </w:tcPr>
+          <w:p>
+            <w:pPr>
+              <w:pStyle w:val="TableContents"/>
+              <w:shd w:fill="2E3440" w:val="clear"/>
+              <w:bidi w:val="0"/>
+              <w:spacing w:before="120" w:after="120"/>
+              <w:jc w:val="left"/>
+              <w:rPr/>
+            </w:pPr>
+            <w:r>
+              <w:rPr>
+                <w:rStyle w:val="SourceText"/>
+              </w:rPr>
+              <w:t>context.autoClear.onlyRepos</w:t>
+            </w:r>
+          </w:p>
+        </w:tc>
+        <w:tc>
+          <w:tcPr>
+            <w:tcW w:w="2975" w:type="dxa"/>
+            <w:tcBorders/>
+            <w:vAlign w:val="center"/>
+          </w:tcPr>
+          <w:p>
+            <w:pPr>
+              <w:pStyle w:val="TableContents"/>
+              <w:shd w:fill="2E3440" w:val="clear"/>
+              <w:bidi w:val="0"/>
+              <w:spacing w:before="120" w:after="120"/>
+              <w:jc w:val="left"/>
+              <w:rPr/>
+            </w:pPr>
+            <w:r>
+              <w:rPr/>
+              <w:t>list of absolute repo paths</w:t>
+            </w:r>
+          </w:p>
+        </w:tc>
+        <w:tc>
+          <w:tcPr>
+            <w:tcW w:w="4222" w:type="dxa"/>
+            <w:tcBorders/>
+            <w:vAlign w:val="center"/>
+          </w:tcPr>
+          <w:p>
+            <w:pPr>
+              <w:pStyle w:val="TableContents"/>
+              <w:shd w:fill="2E3440" w:val="clear"/>
+              <w:bidi w:val="0"/>
+              <w:spacing w:before="120" w:after="120"/>
+              <w:jc w:val="left"/>
+              <w:rPr/>
+            </w:pPr>
+            <w:r>
+              <w:rPr/>
+              <w:t>auto-clear runs only in these repos</w:t>
+            </w:r>
+          </w:p>
+        </w:tc>
+      </w:tr>
+      <w:tr>
+        <w:trPr/>
+        <w:tc>
+          <w:tcPr>
+            <w:tcW w:w="3762" w:type="dxa"/>
+            <w:tcBorders/>
+            <w:vAlign w:val="center"/>
+          </w:tcPr>
+          <w:p>
+            <w:pPr>
+              <w:pStyle w:val="TableContents"/>
+              <w:shd w:fill="2E3440" w:val="clear"/>
+              <w:bidi w:val="0"/>
+              <w:spacing w:before="120" w:after="120"/>
+              <w:jc w:val="left"/>
+              <w:rPr/>
+            </w:pPr>
+            <w:r>
+              <w:rPr>
+                <w:rStyle w:val="SourceText"/>
+              </w:rPr>
+              <w:t>context.autoClear.onlySessions</w:t>
+            </w:r>
+          </w:p>
+        </w:tc>
+        <w:tc>
+          <w:tcPr>
+            <w:tcW w:w="2975" w:type="dxa"/>
+            <w:tcBorders/>
+            <w:vAlign w:val="center"/>
+          </w:tcPr>
+          <w:p>
+            <w:pPr>
+              <w:pStyle w:val="TableContents"/>
+              <w:shd w:fill="2E3440" w:val="clear"/>
+              <w:bidi w:val="0"/>
+              <w:spacing w:before="120" w:after="120"/>
+              <w:jc w:val="left"/>
+              <w:rPr/>
+            </w:pPr>
+            <w:r>
+              <w:rPr/>
+              <w:t>list of session ids</w:t>
+            </w:r>
+          </w:p>
+        </w:tc>
+        <w:tc>
+          <w:tcPr>
+            <w:tcW w:w="4222" w:type="dxa"/>
+            <w:tcBorders/>
+            <w:vAlign w:val="center"/>
+          </w:tcPr>
+          <w:p>
+            <w:pPr>
+              <w:pStyle w:val="TableContents"/>
+              <w:shd w:fill="2E3440" w:val="clear"/>
+              <w:bidi w:val="0"/>
+              <w:spacing w:before="120" w:after="120"/>
+              <w:jc w:val="left"/>
+              <w:rPr/>
+            </w:pPr>
+            <w:r>
+              <w:rPr/>
+              <w:t>auto-clear runs only in these sessions</w:t>
+            </w:r>
+          </w:p>
+        </w:tc>
+      </w:tr>
+    </w:tbl>
+    <w:p>
+      <w:pPr>
+        <w:pStyle w:val="BodyText"/>
+        <w:numPr>
+          <w:ilvl w:val="0"/>
+          <w:numId w:val="17"/>
+        </w:numPr>
+        <w:tabs>
+          <w:tab w:val="clear" w:pos="1134"/>
+          <w:tab w:val="left" w:pos="829" w:leader="none"/>
+        </w:tabs>
+        <w:bidi w:val="0"/>
+        <w:spacing w:before="120" w:after="0"/>
+        <w:ind w:hanging="283" w:left="829"/>
+        <w:jc w:val="left"/>
+        <w:rPr/>
+      </w:pPr>
+      <w:r>
+        <w:rPr/>
+        <w:t xml:space="preserve">A missing key or </w:t>
+      </w:r>
+      <w:r>
+        <w:rPr>
+          <w:rStyle w:val="SourceText"/>
+        </w:rPr>
+        <w:t>null</w:t>
+      </w:r>
+      <w:r>
+        <w:rPr/>
+        <w:t xml:space="preserve"> does not narrow anything. An empty list </w:t>
+      </w:r>
+      <w:r>
+        <w:rPr>
+          <w:rStyle w:val="SourceText"/>
+        </w:rPr>
+        <w:t>[]</w:t>
+      </w:r>
+      <w:r>
+        <w:rPr/>
+        <w:t xml:space="preserve"> turns auto-clear off everywhere. If a key holds anything other than a list, auto-clear is off everywhere too. </w:t>
+      </w:r>
+    </w:p>
+    <w:p>
+      <w:pPr>
+        <w:pStyle w:val="BodyText"/>
+        <w:numPr>
+          <w:ilvl w:val="0"/>
+          <w:numId w:val="17"/>
+        </w:numPr>
+        <w:tabs>
+          <w:tab w:val="clear" w:pos="1134"/>
+          <w:tab w:val="left" w:pos="829" w:leader="none"/>
+        </w:tabs>
+        <w:bidi w:val="0"/>
+        <w:spacing w:before="120" w:after="0"/>
+        <w:ind w:hanging="283" w:left="829"/>
+        <w:jc w:val="left"/>
+        <w:rPr/>
+      </w:pPr>
+      <w:r>
+        <w:rPr/>
+        <w:t xml:space="preserve">When both keys are set, a session must match both. </w:t>
+      </w:r>
+    </w:p>
+    <w:p>
+      <w:pPr>
+        <w:pStyle w:val="BodyText"/>
+        <w:numPr>
+          <w:ilvl w:val="0"/>
+          <w:numId w:val="17"/>
+        </w:numPr>
+        <w:tabs>
+          <w:tab w:val="clear" w:pos="1134"/>
+          <w:tab w:val="left" w:pos="829" w:leader="none"/>
+        </w:tabs>
+        <w:bidi w:val="0"/>
+        <w:spacing w:before="120" w:after="0"/>
+        <w:ind w:hanging="283" w:left="829"/>
+        <w:jc w:val="left"/>
+        <w:rPr/>
+      </w:pPr>
+      <w:r>
+        <w:rPr/>
+        <w:t xml:space="preserve">Paths are compared after symlinks are resolved. Backslashes and trailing separators do not matter. On Windows, case does not matter and </w:t>
+      </w:r>
+      <w:r>
+        <w:rPr>
+          <w:rStyle w:val="SourceText"/>
+        </w:rPr>
+        <w:t>/c/repos/x</w:t>
+      </w:r>
+      <w:r>
+        <w:rPr/>
+        <w:t xml:space="preserve"> means </w:t>
+      </w:r>
+      <w:r>
+        <w:rPr>
+          <w:rStyle w:val="SourceText"/>
+        </w:rPr>
+        <w:t>C:\repos\x</w:t>
+      </w:r>
+      <w:r>
+        <w:rPr/>
+        <w:t xml:space="preserve">. A relative path such as </w:t>
+      </w:r>
+      <w:r>
+        <w:rPr>
+          <w:rStyle w:val="SourceText"/>
+        </w:rPr>
+        <w:t>.</w:t>
+      </w:r>
+      <w:r>
+        <w:rPr/>
+        <w:t xml:space="preserve"> never matches. </w:t>
+      </w:r>
+    </w:p>
+    <w:p>
+      <w:pPr>
+        <w:pStyle w:val="BodyText"/>
+        <w:numPr>
+          <w:ilvl w:val="0"/>
+          <w:numId w:val="17"/>
+        </w:numPr>
+        <w:tabs>
+          <w:tab w:val="clear" w:pos="1134"/>
+          <w:tab w:val="left" w:pos="829" w:leader="none"/>
+        </w:tabs>
+        <w:bidi w:val="0"/>
+        <w:spacing w:before="120" w:after="0"/>
+        <w:ind w:hanging="283" w:left="829"/>
+        <w:jc w:val="left"/>
+        <w:rPr/>
+      </w:pPr>
+      <w:r>
+        <w:rPr/>
+        <w:t xml:space="preserve">Session ids must match exactly, including case. </w:t>
+      </w:r>
+    </w:p>
+    <w:p>
+      <w:pPr>
+        <w:pStyle w:val="BodyText"/>
+        <w:numPr>
+          <w:ilvl w:val="0"/>
+          <w:numId w:val="17"/>
+        </w:numPr>
+        <w:tabs>
+          <w:tab w:val="clear" w:pos="1134"/>
+          <w:tab w:val="left" w:pos="829" w:leader="none"/>
+        </w:tabs>
+        <w:bidi w:val="0"/>
+        <w:spacing w:before="120" w:after="0"/>
+        <w:ind w:hanging="283" w:left="829"/>
+        <w:jc w:val="left"/>
+        <w:rPr/>
+      </w:pPr>
+      <w:r>
+        <w:rPr/>
+        <w:t xml:space="preserve">These keys are read </w:t>
+      </w:r>
+      <w:r>
+        <w:rPr>
+          <w:rStyle w:val="Strong"/>
+        </w:rPr>
+        <w:t>only</w:t>
+      </w:r>
+      <w:r>
+        <w:rPr/>
+        <w:t xml:space="preserve"> from the machine file. If a repo's </w:t>
+      </w:r>
+      <w:r>
+        <w:rPr>
+          <w:rStyle w:val="SourceText"/>
+        </w:rPr>
+        <w:t>.crew/config.json</w:t>
+      </w:r>
+      <w:r>
+        <w:rPr/>
+        <w:t xml:space="preserve"> sets them, they are ignored, so a repo cannot add itself. A repo's </w:t>
+      </w:r>
+      <w:r>
+        <w:rPr>
+          <w:rStyle w:val="SourceText"/>
+        </w:rPr>
+        <w:t>enabled: false</w:t>
+      </w:r>
+      <w:r>
+        <w:rPr/>
+        <w:t xml:space="preserve"> still turns auto-clear off. </w:t>
+      </w:r>
+    </w:p>
+    <w:p>
+      <w:pPr>
+        <w:pStyle w:val="BodyText"/>
+        <w:numPr>
+          <w:ilvl w:val="0"/>
+          <w:numId w:val="17"/>
+        </w:numPr>
+        <w:tabs>
+          <w:tab w:val="clear" w:pos="1134"/>
+          <w:tab w:val="left" w:pos="829" w:leader="none"/>
+        </w:tabs>
+        <w:bidi w:val="0"/>
+        <w:ind w:hanging="283" w:left="829"/>
+        <w:jc w:val="left"/>
+        <w:rPr/>
+      </w:pPr>
+      <w:r>
+        <w:rPr/>
+        <w:t xml:space="preserve">In any other repo or session, auto-clear stays silent. It does not write a log line, just as it does when </w:t>
+      </w:r>
+      <w:r>
+        <w:rPr>
+          <w:rStyle w:val="SourceText"/>
+        </w:rPr>
+        <w:t>enabled</w:t>
+      </w:r>
+      <w:r>
+        <w:rPr/>
+        <w:t xml:space="preserve"> is off. </w:t>
+      </w:r>
+    </w:p>
+    <w:p>
+      <w:pPr>
+        <w:pStyle w:val="BodyText"/>
+        <w:bidi w:val="0"/>
+        <w:jc w:val="left"/>
+        <w:rPr/>
+      </w:pPr>
+      <w:r>
+        <w:rPr/>
+        <w:t>To arm one scratch repo safely:</w:t>
+      </w:r>
+    </w:p>
+    <w:p>
+      <w:pPr>
+        <w:pStyle w:val="PreformattedText"/>
+        <w:bidi w:val="0"/>
+        <w:jc w:val="left"/>
+        <w:rPr/>
+      </w:pPr>
+      <w:r>
+        <w:rPr>
+          <w:rStyle w:val="SourceText"/>
+        </w:rPr>
+        <w:t>{</w:t>
+      </w:r>
+    </w:p>
+    <w:p>
+      <w:pPr>
+        <w:pStyle w:val="PreformattedText"/>
+        <w:bidi w:val="0"/>
+        <w:jc w:val="left"/>
+        <w:rPr/>
+      </w:pPr>
+      <w:r>
+        <w:rPr>
+          <w:rStyle w:val="SourceText"/>
+        </w:rPr>
+        <w:t xml:space="preserve">  </w:t>
+      </w:r>
+      <w:r>
+        <w:rPr>
+          <w:rStyle w:val="SourceText"/>
+        </w:rPr>
+        <w:t>"context": {</w:t>
+      </w:r>
+    </w:p>
+    <w:p>
+      <w:pPr>
+        <w:pStyle w:val="PreformattedText"/>
+        <w:bidi w:val="0"/>
+        <w:jc w:val="left"/>
+        <w:rPr/>
+      </w:pPr>
+      <w:r>
+        <w:rPr>
+          <w:rStyle w:val="SourceText"/>
+        </w:rPr>
+        <w:t xml:space="preserve">    </w:t>
+      </w:r>
+      <w:r>
+        <w:rPr>
+          <w:rStyle w:val="SourceText"/>
+        </w:rPr>
+        <w:t>"autoClear": {</w:t>
+      </w:r>
+    </w:p>
+    <w:p>
+      <w:pPr>
+        <w:pStyle w:val="PreformattedText"/>
+        <w:bidi w:val="0"/>
+        <w:jc w:val="left"/>
+        <w:rPr/>
+      </w:pPr>
+      <w:r>
+        <w:rPr>
+          <w:rStyle w:val="SourceText"/>
+        </w:rPr>
+        <w:t xml:space="preserve">      </w:t>
+      </w:r>
+      <w:r>
+        <w:rPr>
+          <w:rStyle w:val="SourceText"/>
+        </w:rPr>
+        <w:t>"enabled": true,</w:t>
+      </w:r>
+    </w:p>
+    <w:p>
+      <w:pPr>
+        <w:pStyle w:val="PreformattedText"/>
+        <w:bidi w:val="0"/>
+        <w:jc w:val="left"/>
+        <w:rPr/>
+      </w:pPr>
+      <w:r>
+        <w:rPr>
+          <w:rStyle w:val="SourceText"/>
+        </w:rPr>
+        <w:t xml:space="preserve">      </w:t>
+      </w:r>
+      <w:r>
+        <w:rPr>
+          <w:rStyle w:val="SourceText"/>
+        </w:rPr>
+        <w:t>"onlyRepos": ["C:\\repos\\autoclear-scratch"]</w:t>
+      </w:r>
+    </w:p>
+    <w:p>
+      <w:pPr>
+        <w:pStyle w:val="PreformattedText"/>
+        <w:bidi w:val="0"/>
+        <w:jc w:val="left"/>
+        <w:rPr/>
+      </w:pPr>
+      <w:r>
+        <w:rPr>
+          <w:rStyle w:val="SourceText"/>
+        </w:rPr>
+        <w:t xml:space="preserve">    </w:t>
+      </w:r>
+      <w:r>
+        <w:rPr>
+          <w:rStyle w:val="SourceText"/>
+        </w:rPr>
+        <w:t>}</w:t>
+      </w:r>
+    </w:p>
+    <w:p>
+      <w:pPr>
+        <w:pStyle w:val="PreformattedText"/>
+        <w:bidi w:val="0"/>
+        <w:jc w:val="left"/>
+        <w:rPr/>
+      </w:pPr>
+      <w:r>
+        <w:rPr>
+          <w:rStyle w:val="SourceText"/>
+        </w:rPr>
+        <w:t xml:space="preserve">  </w:t>
+      </w:r>
+      <w:r>
+        <w:rPr>
+          <w:rStyle w:val="SourceText"/>
+        </w:rPr>
+        <w:t>}</w:t>
+      </w:r>
+    </w:p>
+    <w:p>
+      <w:pPr>
+        <w:pStyle w:val="PreformattedText"/>
+        <w:bidi w:val="0"/>
+        <w:jc w:val="left"/>
+        <w:rPr/>
+      </w:pPr>
+      <w:r>
+        <w:rPr>
+          <w:rStyle w:val="SourceText"/>
+        </w:rPr>
+        <w:t>}</w:t>
+      </w:r>
+    </w:p>
+    <w:p>
+      <w:pPr>
+        <w:pStyle w:val="BodyText"/>
+        <w:bidi w:val="0"/>
+        <w:jc w:val="left"/>
+        <w:rPr/>
+      </w:pPr>
+      <w:r>
+        <w:rPr/>
+        <w:t xml:space="preserve">On Linux, use a path such as </w:t>
+      </w:r>
+      <w:r>
+        <w:rPr>
+          <w:rStyle w:val="SourceText"/>
+        </w:rPr>
+        <w:t>"/home/you/autoclear-scratch"</w:t>
+      </w:r>
+      <w:r>
+        <w:rPr/>
+        <w:t xml:space="preserve">. When you are done testing, remove </w:t>
+      </w:r>
+      <w:r>
+        <w:rPr>
+          <w:rStyle w:val="SourceText"/>
+        </w:rPr>
+        <w:t>enabled</w:t>
+      </w:r>
+      <w:r>
+        <w:rPr/>
+        <w:t xml:space="preserve"> or set it to </w:t>
+      </w:r>
+      <w:r>
+        <w:rPr>
+          <w:rStyle w:val="SourceText"/>
+        </w:rPr>
+        <w:t>false</w:t>
+      </w:r>
+      <w:r>
+        <w:rPr/>
+        <w:t xml:space="preserve">. Also delete </w:t>
+      </w:r>
+      <w:r>
+        <w:rPr>
+          <w:rStyle w:val="SourceText"/>
+        </w:rPr>
+        <w:t>onlyRepos</w:t>
+      </w:r>
+      <w:r>
+        <w:rPr/>
+        <w:t xml:space="preserve">, so that a later </w:t>
+      </w:r>
+      <w:r>
+        <w:rPr>
+          <w:rStyle w:val="SourceText"/>
+        </w:rPr>
+        <w:t>enabled: true</w:t>
+      </w:r>
+      <w:r>
+        <w:rPr/>
+        <w:t xml:space="preserve"> does not arm only that repo without anyone noticing.</w:t>
+      </w:r>
+    </w:p>
+    <w:p>
+      <w:pPr>
         <w:pStyle w:val="Heading3"/>
         <w:bidi w:val="0"/>
         <w:ind w:hanging="0" w:left="0" w:right="0"/>
         <w:jc w:val="left"/>
         <w:rPr/>
       </w:pPr>
-      <w:bookmarkStart w:id="14" w:name="when-it-will-not-clear"/>
-      <w:bookmarkEnd w:id="14"/>
+      <w:bookmarkStart w:id="15" w:name="when-it-will-not-clear"/>
+      <w:bookmarkEnd w:id="15"/>
       <w:r>
         <w:rPr/>
         <w:t>When It Will Not Clear</w:t>
@@ -9815,8 +10547,8 @@
         <w:jc w:val="left"/>
         <w:rPr/>
       </w:pPr>
-      <w:bookmarkStart w:id="15" w:name="which-window-gets-the-keystroke"/>
-      <w:bookmarkEnd w:id="15"/>
+      <w:bookmarkStart w:id="16" w:name="which-window-gets-the-keystroke"/>
+      <w:bookmarkEnd w:id="16"/>
       <w:r>
         <w:rPr/>
         <w:t>Which Window Gets the Keystroke</w:t>
@@ -9827,7 +10559,7 @@
         <w:pStyle w:val="BodyText"/>
         <w:numPr>
           <w:ilvl w:val="0"/>
-          <w:numId w:val="17"/>
+          <w:numId w:val="18"/>
         </w:numPr>
         <w:tabs>
           <w:tab w:val="clear" w:pos="1134"/>
@@ -9865,7 +10597,7 @@
         <w:pStyle w:val="BodyText"/>
         <w:numPr>
           <w:ilvl w:val="0"/>
-          <w:numId w:val="17"/>
+          <w:numId w:val="18"/>
         </w:numPr>
         <w:tabs>
           <w:tab w:val="clear" w:pos="1134"/>
@@ -9925,7 +10657,7 @@
         <w:pStyle w:val="BodyText"/>
         <w:numPr>
           <w:ilvl w:val="0"/>
-          <w:numId w:val="17"/>
+          <w:numId w:val="18"/>
         </w:numPr>
         <w:tabs>
           <w:tab w:val="clear" w:pos="1134"/>
@@ -12309,6 +13041,143 @@
   <w:abstractNum w:abstractNumId="18">
     <w:lvl w:ilvl="0">
       <w:start w:val="1"/>
+      <w:numFmt w:val="bullet"/>
+      <w:lvlText w:val=""/>
+      <w:lvlJc w:val="left"/>
+      <w:pPr>
+        <w:tabs>
+          <w:tab w:val="num" w:pos="709"/>
+        </w:tabs>
+        <w:ind w:left="709" w:hanging="283"/>
+      </w:pPr>
+      <w:rPr>
+        <w:rFonts w:ascii="Symbol" w:hAnsi="Symbol" w:cs="Symbol" w:hint="default"/>
+      </w:rPr>
+    </w:lvl>
+    <w:lvl w:ilvl="1">
+      <w:start w:val="1"/>
+      <w:numFmt w:val="bullet"/>
+      <w:lvlText w:val=""/>
+      <w:lvlJc w:val="left"/>
+      <w:pPr>
+        <w:tabs>
+          <w:tab w:val="num" w:pos="1418"/>
+        </w:tabs>
+        <w:ind w:left="1418" w:hanging="283"/>
+      </w:pPr>
+      <w:rPr>
+        <w:rFonts w:ascii="Symbol" w:hAnsi="Symbol" w:cs="Symbol" w:hint="default"/>
+      </w:rPr>
+    </w:lvl>
+    <w:lvl w:ilvl="2">
+      <w:start w:val="1"/>
+      <w:numFmt w:val="bullet"/>
+      <w:lvlText w:val=""/>
+      <w:lvlJc w:val="left"/>
+      <w:pPr>
+        <w:tabs>
+          <w:tab w:val="num" w:pos="2127"/>
+        </w:tabs>
+        <w:ind w:left="2127" w:hanging="283"/>
+      </w:pPr>
+      <w:rPr>
+        <w:rFonts w:ascii="Symbol" w:hAnsi="Symbol" w:cs="Symbol" w:hint="default"/>
+      </w:rPr>
+    </w:lvl>
+    <w:lvl w:ilvl="3">
+      <w:start w:val="1"/>
+      <w:numFmt w:val="bullet"/>
+      <w:lvlText w:val=""/>
+      <w:lvlJc w:val="left"/>
+      <w:pPr>
+        <w:tabs>
+          <w:tab w:val="num" w:pos="2836"/>
+        </w:tabs>
+        <w:ind w:left="2836" w:hanging="283"/>
+      </w:pPr>
+      <w:rPr>
+        <w:rFonts w:ascii="Symbol" w:hAnsi="Symbol" w:cs="Symbol" w:hint="default"/>
+      </w:rPr>
+    </w:lvl>
+    <w:lvl w:ilvl="4">
+      <w:start w:val="1"/>
+      <w:numFmt w:val="bullet"/>
+      <w:lvlText w:val=""/>
+      <w:lvlJc w:val="left"/>
+      <w:pPr>
+        <w:tabs>
+          <w:tab w:val="num" w:pos="3545"/>
+        </w:tabs>
+        <w:ind w:left="3545" w:hanging="283"/>
+      </w:pPr>
+      <w:rPr>
+        <w:rFonts w:ascii="Symbol" w:hAnsi="Symbol" w:cs="Symbol" w:hint="default"/>
+      </w:rPr>
+    </w:lvl>
+    <w:lvl w:ilvl="5">
+      <w:start w:val="1"/>
+      <w:numFmt w:val="bullet"/>
+      <w:lvlText w:val=""/>
+      <w:lvlJc w:val="left"/>
+      <w:pPr>
+        <w:tabs>
+          <w:tab w:val="num" w:pos="4254"/>
+        </w:tabs>
+        <w:ind w:left="4254" w:hanging="283"/>
+      </w:pPr>
+      <w:rPr>
+        <w:rFonts w:ascii="Symbol" w:hAnsi="Symbol" w:cs="Symbol" w:hint="default"/>
+      </w:rPr>
+    </w:lvl>
+    <w:lvl w:ilvl="6">
+      <w:start w:val="1"/>
+      <w:numFmt w:val="bullet"/>
+      <w:lvlText w:val=""/>
+      <w:lvlJc w:val="left"/>
+      <w:pPr>
+        <w:tabs>
+          <w:tab w:val="num" w:pos="4963"/>
+        </w:tabs>
+        <w:ind w:left="4963" w:hanging="283"/>
+      </w:pPr>
+      <w:rPr>
+        <w:rFonts w:ascii="Symbol" w:hAnsi="Symbol" w:cs="Symbol" w:hint="default"/>
+      </w:rPr>
+    </w:lvl>
+    <w:lvl w:ilvl="7">
+      <w:start w:val="1"/>
+      <w:numFmt w:val="bullet"/>
+      <w:lvlText w:val=""/>
+      <w:lvlJc w:val="left"/>
+      <w:pPr>
+        <w:tabs>
+          <w:tab w:val="num" w:pos="5672"/>
+        </w:tabs>
+        <w:ind w:left="5672" w:hanging="283"/>
+      </w:pPr>
+      <w:rPr>
+        <w:rFonts w:ascii="Symbol" w:hAnsi="Symbol" w:cs="Symbol" w:hint="default"/>
+      </w:rPr>
+    </w:lvl>
+    <w:lvl w:ilvl="8">
+      <w:start w:val="1"/>
+      <w:numFmt w:val="bullet"/>
+      <w:lvlText w:val=""/>
+      <w:lvlJc w:val="left"/>
+      <w:pPr>
+        <w:tabs>
+          <w:tab w:val="num" w:pos="6381"/>
+        </w:tabs>
+        <w:ind w:left="6381" w:hanging="283"/>
+      </w:pPr>
+      <w:rPr>
+        <w:rFonts w:ascii="Symbol" w:hAnsi="Symbol" w:cs="Symbol" w:hint="default"/>
+      </w:rPr>
+    </w:lvl>
+  </w:abstractNum>
+  <w:abstractNum w:abstractNumId="19">
+    <w:lvl w:ilvl="0">
+      <w:start w:val="1"/>
       <w:numFmt w:val="none"/>
       <w:suff w:val="nothing"/>
       <w:lvlText w:val=""/>
@@ -12351,6 +13220,7 @@
     <w:lvl w:ilvl="3">
       <w:start w:val="1"/>
       <w:numFmt w:val="none"/>
+      <w:pStyle w:val="Heading4"/>
       <w:suff w:val="nothing"/>
       <w:lvlText w:val=""/>
       <w:lvlJc w:val="left"/>
@@ -12480,6 +13350,9 @@
   </w:num>
   <w:num w:numId="18">
     <w:abstractNumId w:val="18"/>
+  </w:num>
+  <w:num w:numId="19">
+    <w:abstractNumId w:val="19"/>
   </w:num>
 </w:numbering>
 </file>
@@ -12573,6 +13446,23 @@
       <w:color w:val="88C0D0"/>
       <w:sz w:val="26"/>
       <w:szCs w:val="26"/>
+    </w:rPr>
+  </w:style>
+  <w:style w:type="paragraph" w:styleId="Heading4">
+    <w:name w:val="heading 4"/>
+    <w:basedOn w:val="Heading"/>
+    <w:next w:val="BodyText"/>
+    <w:qFormat/>
+    <w:pPr>
+      <w:spacing w:before="120" w:after="120"/>
+      <w:outlineLvl w:val="3"/>
+    </w:pPr>
+    <w:rPr>
+      <w:rFonts w:ascii="Liberation Serif" w:hAnsi="Liberation Serif" w:eastAsia="Noto Serif CJK SC" w:cs="Noto Sans Devanagari"/>
+      <w:b/>
+      <w:bCs/>
+      <w:sz w:val="24"/>
+      <w:szCs w:val="24"/>
     </w:rPr>
   </w:style>
   <w:style w:type="character" w:styleId="EndnoteReference">

--- a/docs/guides/crew/crew-1.0-troubleshooting.docx
+++ b/docs/guides/crew/crew-1.0-troubleshooting.docx
@@ -545,7 +545,7 @@
     </w:p>
     <w:tbl>
       <w:tblPr>
-        <w:tblW w:w="11731" w:type="dxa"/>
+        <w:tblW w:w="12517" w:type="dxa"/>
         <w:jc w:val="left"/>
         <w:tblInd w:w="28" w:type="dxa"/>
         <w:tblLayout w:type="fixed"/>
@@ -559,7 +559,7 @@
       <w:tblGrid>
         <w:gridCol w:w="2119"/>
         <w:gridCol w:w="2456"/>
-        <w:gridCol w:w="2022"/>
+        <w:gridCol w:w="2808"/>
         <w:gridCol w:w="2986"/>
         <w:gridCol w:w="2148"/>
       </w:tblGrid>
@@ -613,7 +613,7 @@
         </w:tc>
         <w:tc>
           <w:tcPr>
-            <w:tcW w:w="2022" w:type="dxa"/>
+            <w:tcW w:w="2808" w:type="dxa"/>
             <w:tcBorders/>
             <w:vAlign w:val="center"/>
           </w:tcPr>
@@ -728,7 +728,7 @@
         </w:tc>
         <w:tc>
           <w:tcPr>
-            <w:tcW w:w="2022" w:type="dxa"/>
+            <w:tcW w:w="2808" w:type="dxa"/>
             <w:tcBorders/>
             <w:vAlign w:val="center"/>
           </w:tcPr>
@@ -864,7 +864,7 @@
         </w:tc>
         <w:tc>
           <w:tcPr>
-            <w:tcW w:w="2022" w:type="dxa"/>
+            <w:tcW w:w="2808" w:type="dxa"/>
             <w:tcBorders/>
             <w:vAlign w:val="center"/>
           </w:tcPr>
@@ -1016,7 +1016,7 @@
         </w:tc>
         <w:tc>
           <w:tcPr>
-            <w:tcW w:w="2022" w:type="dxa"/>
+            <w:tcW w:w="2808" w:type="dxa"/>
             <w:tcBorders/>
             <w:vAlign w:val="center"/>
           </w:tcPr>
@@ -1156,7 +1156,7 @@
         </w:tc>
         <w:tc>
           <w:tcPr>
-            <w:tcW w:w="2022" w:type="dxa"/>
+            <w:tcW w:w="2808" w:type="dxa"/>
             <w:tcBorders/>
             <w:vAlign w:val="center"/>
           </w:tcPr>
@@ -1308,7 +1308,7 @@
         </w:tc>
         <w:tc>
           <w:tcPr>
-            <w:tcW w:w="2022" w:type="dxa"/>
+            <w:tcW w:w="2808" w:type="dxa"/>
             <w:tcBorders/>
             <w:vAlign w:val="center"/>
           </w:tcPr>
@@ -1538,7 +1538,7 @@
         </w:tc>
         <w:tc>
           <w:tcPr>
-            <w:tcW w:w="2022" w:type="dxa"/>
+            <w:tcW w:w="2808" w:type="dxa"/>
             <w:tcBorders/>
             <w:vAlign w:val="center"/>
           </w:tcPr>
@@ -1712,7 +1712,7 @@
         </w:tc>
         <w:tc>
           <w:tcPr>
-            <w:tcW w:w="2022" w:type="dxa"/>
+            <w:tcW w:w="2808" w:type="dxa"/>
             <w:tcBorders/>
             <w:vAlign w:val="center"/>
           </w:tcPr>
@@ -1747,7 +1747,27 @@
             </w:r>
             <w:r>
               <w:rPr/>
-              <w:t xml:space="preserve"> commands and wrong-identity commands</w:t>
+              <w:t xml:space="preserve"> commands, wrong-identity commands, and dispatches of workflows listed in </w:t>
+            </w:r>
+            <w:r>
+              <w:rPr>
+                <w:rStyle w:val="SourceText"/>
+              </w:rPr>
+              <w:t>environments.workflows</w:t>
+            </w:r>
+            <w:r>
+              <w:rPr/>
+              <w:t xml:space="preserve"> (</w:t>
+            </w:r>
+            <w:r>
+              <w:rPr>
+                <w:rStyle w:val="SourceText"/>
+              </w:rPr>
+              <w:t>guards.deployWorkflow</w:t>
+            </w:r>
+            <w:r>
+              <w:rPr/>
+              <w:t>)</w:t>
             </w:r>
           </w:p>
         </w:tc>
@@ -1946,7 +1966,7 @@
         </w:tc>
         <w:tc>
           <w:tcPr>
-            <w:tcW w:w="2022" w:type="dxa"/>
+            <w:tcW w:w="2808" w:type="dxa"/>
             <w:tcBorders/>
             <w:vAlign w:val="center"/>
           </w:tcPr>
@@ -2122,7 +2142,7 @@
         </w:tc>
         <w:tc>
           <w:tcPr>
-            <w:tcW w:w="2022" w:type="dxa"/>
+            <w:tcW w:w="2808" w:type="dxa"/>
             <w:tcBorders/>
             <w:vAlign w:val="center"/>
           </w:tcPr>
@@ -2246,7 +2266,7 @@
         </w:tc>
         <w:tc>
           <w:tcPr>
-            <w:tcW w:w="2022" w:type="dxa"/>
+            <w:tcW w:w="2808" w:type="dxa"/>
             <w:tcBorders/>
             <w:vAlign w:val="center"/>
           </w:tcPr>
@@ -2382,7 +2402,7 @@
         </w:tc>
         <w:tc>
           <w:tcPr>
-            <w:tcW w:w="2022" w:type="dxa"/>
+            <w:tcW w:w="2808" w:type="dxa"/>
             <w:tcBorders/>
             <w:vAlign w:val="center"/>
           </w:tcPr>
@@ -2512,7 +2532,7 @@
         </w:tc>
         <w:tc>
           <w:tcPr>
-            <w:tcW w:w="2022" w:type="dxa"/>
+            <w:tcW w:w="2808" w:type="dxa"/>
             <w:tcBorders/>
             <w:vAlign w:val="center"/>
           </w:tcPr>
@@ -2672,7 +2692,7 @@
         </w:tc>
         <w:tc>
           <w:tcPr>
-            <w:tcW w:w="2022" w:type="dxa"/>
+            <w:tcW w:w="2808" w:type="dxa"/>
             <w:tcBorders/>
             <w:vAlign w:val="center"/>
           </w:tcPr>
@@ -5624,14 +5644,499 @@
     </w:p>
     <w:p>
       <w:pPr>
+        <w:pStyle w:val="Heading3"/>
+        <w:bidi w:val="0"/>
+        <w:ind w:hanging="0" w:left="0" w:right="0"/>
+        <w:jc w:val="left"/>
+        <w:rPr/>
+      </w:pPr>
+      <w:bookmarkStart w:id="8" w:name="auto-clear-did-nothing-on-windows"/>
+      <w:bookmarkEnd w:id="8"/>
+      <w:r>
+        <w:rPr/>
+        <w:t>"Auto-Clear Did Nothing on Windows"</w:t>
+      </w:r>
+    </w:p>
+    <w:p>
+      <w:pPr>
+        <w:pStyle w:val="BodyText"/>
+        <w:bidi w:val="0"/>
+        <w:jc w:val="left"/>
+        <w:rPr/>
+      </w:pPr>
+      <w:r>
+        <w:rPr>
+          <w:rStyle w:val="Strong"/>
+        </w:rPr>
+        <w:t>Symptom:</w:t>
+      </w:r>
+      <w:r>
+        <w:rPr/>
+        <w:t xml:space="preserve"> auto-clear is on, a handoff is written and verified, and nothing types the configured command — no keystrokes appear at all.</w:t>
+      </w:r>
+    </w:p>
+    <w:p>
+      <w:pPr>
+        <w:pStyle w:val="BodyText"/>
+        <w:numPr>
+          <w:ilvl w:val="0"/>
+          <w:numId w:val="14"/>
+        </w:numPr>
+        <w:tabs>
+          <w:tab w:val="clear" w:pos="1134"/>
+          <w:tab w:val="left" w:pos="829" w:leader="none"/>
+        </w:tabs>
+        <w:bidi w:val="0"/>
+        <w:spacing w:before="120" w:after="0"/>
+        <w:ind w:hanging="283" w:left="829"/>
+        <w:jc w:val="left"/>
+        <w:rPr/>
+      </w:pPr>
+      <w:r>
+        <w:rPr>
+          <w:rStyle w:val="Strong"/>
+        </w:rPr>
+        <w:t xml:space="preserve">Check </w:t>
+      </w:r>
+      <w:r>
+        <w:rPr>
+          <w:rStyle w:val="SourceText"/>
+        </w:rPr>
+        <w:t>context.autoClear.method</w:t>
+      </w:r>
+      <w:r>
+        <w:rPr/>
+        <w:t xml:space="preserve"> with </w:t>
+      </w:r>
+      <w:r>
+        <w:rPr>
+          <w:rStyle w:val="SourceText"/>
+        </w:rPr>
+        <w:t>/crew:config --explain</w:t>
+      </w:r>
+      <w:r>
+        <w:rPr/>
+        <w:t xml:space="preserve"> or </w:t>
+      </w:r>
+      <w:r>
+        <w:rPr>
+          <w:rStyle w:val="SourceText"/>
+        </w:rPr>
+        <w:t>crew_config.py --explain</w:t>
+      </w:r>
+      <w:r>
+        <w:rPr/>
+        <w:t xml:space="preserve">. On native Windows with no tmux pane, </w:t>
+      </w:r>
+      <w:r>
+        <w:rPr>
+          <w:rStyle w:val="SourceText"/>
+        </w:rPr>
+        <w:t>"auto"</w:t>
+      </w:r>
+      <w:r>
+        <w:rPr/>
+        <w:t xml:space="preserve"> (the default) resolves to </w:t>
+      </w:r>
+      <w:r>
+        <w:rPr>
+          <w:rStyle w:val="SourceText"/>
+        </w:rPr>
+        <w:t>"notify"</w:t>
+      </w:r>
+      <w:r>
+        <w:rPr/>
+        <w:t xml:space="preserve">, not to any keystroke method — </w:t>
+      </w:r>
+      <w:r>
+        <w:rPr>
+          <w:rStyle w:val="Strong"/>
+        </w:rPr>
+        <w:t>this is not a bug</w:t>
+      </w:r>
+      <w:r>
+        <w:rPr/>
+        <w:t xml:space="preserve">, it is the 1.0 owner decision: </w:t>
+      </w:r>
+      <w:r>
+        <w:rPr>
+          <w:rStyle w:val="SourceText"/>
+        </w:rPr>
+        <w:t>auto</w:t>
+      </w:r>
+      <w:r>
+        <w:rPr/>
+        <w:t xml:space="preserve"> never arms SendKeys on your behalf. </w:t>
+      </w:r>
+      <w:r>
+        <w:rPr>
+          <w:rStyle w:val="SourceText"/>
+        </w:rPr>
+        <w:t>"notify"</w:t>
+      </w:r>
+      <w:r>
+        <w:rPr/>
+        <w:t xml:space="preserve"> types nothing at all; instead the </w:t>
+      </w:r>
+      <w:r>
+        <w:rPr>
+          <w:rStyle w:val="SourceText"/>
+        </w:rPr>
+        <w:t>Stop</w:t>
+      </w:r>
+      <w:r>
+        <w:rPr/>
+        <w:t xml:space="preserve"> hook prints a </w:t>
+      </w:r>
+      <w:r>
+        <w:rPr>
+          <w:rStyle w:val="SourceText"/>
+        </w:rPr>
+        <w:t>systemMessage</w:t>
+      </w:r>
+      <w:r>
+        <w:rPr/>
+        <w:t xml:space="preserve"> telling you the handoff is written and verified and it is safe to run the configured command yourself. </w:t>
+      </w:r>
+    </w:p>
+    <w:p>
+      <w:pPr>
+        <w:pStyle w:val="BodyText"/>
+        <w:numPr>
+          <w:ilvl w:val="0"/>
+          <w:numId w:val="14"/>
+        </w:numPr>
+        <w:tabs>
+          <w:tab w:val="clear" w:pos="1134"/>
+          <w:tab w:val="left" w:pos="829" w:leader="none"/>
+        </w:tabs>
+        <w:bidi w:val="0"/>
+        <w:spacing w:before="120" w:after="0"/>
+        <w:ind w:hanging="283" w:left="829"/>
+        <w:jc w:val="left"/>
+        <w:rPr/>
+      </w:pPr>
+      <w:r>
+        <w:rPr>
+          <w:rStyle w:val="Strong"/>
+        </w:rPr>
+        <w:t>If you want keystrokes typed for you</w:t>
+      </w:r>
+      <w:r>
+        <w:rPr/>
+        <w:t xml:space="preserve">, ask for </w:t>
+      </w:r>
+      <w:r>
+        <w:rPr>
+          <w:rStyle w:val="SourceText"/>
+        </w:rPr>
+        <w:t>sendkeys</w:t>
+      </w:r>
+      <w:r>
+        <w:rPr/>
+        <w:t xml:space="preserve"> by name — it is opt-in only, and </w:t>
+      </w:r>
+      <w:r>
+        <w:rPr>
+          <w:rStyle w:val="SourceText"/>
+        </w:rPr>
+        <w:t>/crew:init</w:t>
+      </w:r>
+      <w:r>
+        <w:rPr/>
+        <w:t xml:space="preserve">, </w:t>
+      </w:r>
+      <w:r>
+        <w:rPr>
+          <w:rStyle w:val="SourceText"/>
+        </w:rPr>
+        <w:t>/crew:migrate</w:t>
+      </w:r>
+      <w:r>
+        <w:rPr/>
+        <w:t xml:space="preserve"> and </w:t>
+      </w:r>
+      <w:r>
+        <w:rPr>
+          <w:rStyle w:val="SourceText"/>
+        </w:rPr>
+        <w:t>/crew:onboard</w:t>
+      </w:r>
+      <w:r>
+        <w:rPr/>
+        <w:t xml:space="preserve"> all refuse to write it without an explicit yes. It declines and falls back to </w:t>
+      </w:r>
+      <w:r>
+        <w:rPr>
+          <w:rStyle w:val="SourceText"/>
+        </w:rPr>
+        <w:t>notify</w:t>
+      </w:r>
+      <w:r>
+        <w:rPr/>
+        <w:t xml:space="preserve"> (logged to </w:t>
+      </w:r>
+      <w:r>
+        <w:rPr>
+          <w:rStyle w:val="SourceText"/>
+        </w:rPr>
+        <w:t>.crew/.autoclear.log</w:t>
+      </w:r>
+      <w:r>
+        <w:rPr/>
+        <w:t xml:space="preserve">) inside Windows Terminal specifically, because that host puts every tab in one window and nothing outside it can confirm which tab is active — this is also not a bug, and switching terminal hosts is the only fix. </w:t>
+      </w:r>
+    </w:p>
+    <w:p>
+      <w:pPr>
+        <w:pStyle w:val="BodyText"/>
+        <w:numPr>
+          <w:ilvl w:val="0"/>
+          <w:numId w:val="14"/>
+        </w:numPr>
+        <w:tabs>
+          <w:tab w:val="clear" w:pos="1134"/>
+          <w:tab w:val="left" w:pos="829" w:leader="none"/>
+        </w:tabs>
+        <w:bidi w:val="0"/>
+        <w:ind w:hanging="283" w:left="829"/>
+        <w:jc w:val="left"/>
+        <w:rPr/>
+      </w:pPr>
+      <w:r>
+        <w:rPr>
+          <w:rStyle w:val="Strong"/>
+        </w:rPr>
+        <w:t>Fix:</w:t>
+      </w:r>
+      <w:r>
+        <w:rPr/>
+        <w:t xml:space="preserve"> either treat the </w:t>
+      </w:r>
+      <w:r>
+        <w:rPr>
+          <w:rStyle w:val="SourceText"/>
+        </w:rPr>
+        <w:t>notify</w:t>
+      </w:r>
+      <w:r>
+        <w:rPr/>
+        <w:t xml:space="preserve"> message as the intended behaviour, or run </w:t>
+      </w:r>
+      <w:r>
+        <w:rPr>
+          <w:rStyle w:val="SourceText"/>
+        </w:rPr>
+        <w:t>crew_autoclear_setup.py apply-method sendkeys --yes</w:t>
+      </w:r>
+      <w:r>
+        <w:rPr/>
+        <w:t xml:space="preserve"> (</w:t>
+      </w:r>
+      <w:r>
+        <w:rPr>
+          <w:rStyle w:val="SourceText"/>
+        </w:rPr>
+        <w:t>${CLAUDE_PLUGIN_ROOT}/hooks/scripts/</w:t>
+      </w:r>
+      <w:r>
+        <w:rPr/>
+        <w:t xml:space="preserve">) to opt in, after reading what SendKeys does. See </w:t>
+      </w:r>
+      <w:r>
+        <w:rPr>
+          <w:rStyle w:val="SourceText"/>
+        </w:rPr>
+        <w:t>plugin/crew/CONFIG.md</w:t>
+      </w:r>
+      <w:r>
+        <w:rPr/>
+        <w:t xml:space="preserve"> §14. </w:t>
+      </w:r>
+    </w:p>
+    <w:p>
+      <w:pPr>
+        <w:pStyle w:val="Heading3"/>
+        <w:bidi w:val="0"/>
+        <w:ind w:hanging="0" w:left="0" w:right="0"/>
+        <w:jc w:val="left"/>
+        <w:rPr/>
+      </w:pPr>
+      <w:bookmarkStart w:id="9" w:name="claude-code-compacted-by-itself"/>
+      <w:bookmarkEnd w:id="9"/>
+      <w:r>
+        <w:rPr/>
+        <w:t>"Claude Code Compacted by Itself"</w:t>
+      </w:r>
+    </w:p>
+    <w:p>
+      <w:pPr>
+        <w:pStyle w:val="BodyText"/>
+        <w:bidi w:val="0"/>
+        <w:jc w:val="left"/>
+        <w:rPr/>
+      </w:pPr>
+      <w:r>
+        <w:rPr>
+          <w:rStyle w:val="Strong"/>
+        </w:rPr>
+        <w:t>Symptom:</w:t>
+      </w:r>
+      <w:r>
+        <w:rPr/>
+        <w:t xml:space="preserve"> the session cleared or summarised itself with no </w:t>
+      </w:r>
+      <w:r>
+        <w:rPr>
+          <w:rStyle w:val="SourceText"/>
+        </w:rPr>
+        <w:t>/clear</w:t>
+      </w:r>
+      <w:r>
+        <w:rPr/>
+        <w:t xml:space="preserve"> or </w:t>
+      </w:r>
+      <w:r>
+        <w:rPr>
+          <w:rStyle w:val="SourceText"/>
+        </w:rPr>
+        <w:t>/compact</w:t>
+      </w:r>
+      <w:r>
+        <w:rPr/>
+        <w:t xml:space="preserve"> typed, and no message about auto-clear ran first.</w:t>
+      </w:r>
+    </w:p>
+    <w:p>
+      <w:pPr>
+        <w:pStyle w:val="BodyText"/>
+        <w:bidi w:val="0"/>
+        <w:jc w:val="left"/>
+        <w:rPr/>
+      </w:pPr>
+      <w:r>
+        <w:rPr/>
+        <w:t xml:space="preserve">That is Claude Code's own </w:t>
+      </w:r>
+      <w:r>
+        <w:rPr>
+          <w:rStyle w:val="Strong"/>
+        </w:rPr>
+        <w:t>built-in auto-compact</w:t>
+      </w:r>
+      <w:r>
+        <w:rPr/>
+        <w:t xml:space="preserve">, not this plugin. Crew neither causes nor tunes it — </w:t>
+      </w:r>
+      <w:r>
+        <w:rPr>
+          <w:rStyle w:val="SourceText"/>
+        </w:rPr>
+        <w:t>context.autoClear</w:t>
+      </w:r>
+      <w:r>
+        <w:rPr/>
+        <w:t xml:space="preserve"> and </w:t>
+      </w:r>
+      <w:r>
+        <w:rPr>
+          <w:rStyle w:val="SourceText"/>
+        </w:rPr>
+        <w:t>context-watch.sh</w:t>
+      </w:r>
+      <w:r>
+        <w:rPr/>
+        <w:t xml:space="preserve"> only ever act </w:t>
+      </w:r>
+      <w:r>
+        <w:rPr>
+          <w:rStyle w:val="Emphasis"/>
+        </w:rPr>
+        <w:t>after</w:t>
+      </w:r>
+      <w:r>
+        <w:rPr/>
+        <w:t xml:space="preserve"> a handoff is written and verified, and nothing in this plugin can trigger a compaction on its own. There is no crew setting that changes when Claude Code's auto-compact fires.</w:t>
+      </w:r>
+    </w:p>
+    <w:p>
+      <w:pPr>
+        <w:pStyle w:val="BodyText"/>
+        <w:bidi w:val="0"/>
+        <w:jc w:val="left"/>
+        <w:rPr/>
+      </w:pPr>
+      <w:r>
+        <w:rPr>
+          <w:rStyle w:val="Strong"/>
+        </w:rPr>
+        <w:t>The one thing crew does around either kind of reset:</w:t>
+      </w:r>
+      <w:r>
+        <w:rPr/>
+        <w:t xml:space="preserve"> on the next </w:t>
+      </w:r>
+      <w:r>
+        <w:rPr>
+          <w:rStyle w:val="SourceText"/>
+        </w:rPr>
+        <w:t>SessionStart</w:t>
+      </w:r>
+      <w:r>
+        <w:rPr/>
+        <w:t xml:space="preserve"> after any </w:t>
+      </w:r>
+      <w:r>
+        <w:rPr>
+          <w:rStyle w:val="SourceText"/>
+        </w:rPr>
+        <w:t>/clear</w:t>
+      </w:r>
+      <w:r>
+        <w:rPr/>
+        <w:t xml:space="preserve"> or </w:t>
+      </w:r>
+      <w:r>
+        <w:rPr>
+          <w:rStyle w:val="SourceText"/>
+        </w:rPr>
+        <w:t>/compact</w:t>
+      </w:r>
+      <w:r>
+        <w:rPr/>
+        <w:t xml:space="preserve"> — self-initiated or Claude Code's own auto-compact — </w:t>
+      </w:r>
+      <w:r>
+        <w:rPr>
+          <w:rStyle w:val="SourceText"/>
+        </w:rPr>
+        <w:t>handoff-read.sh</w:t>
+      </w:r>
+      <w:r>
+        <w:rPr/>
+        <w:t xml:space="preserve"> reloads </w:t>
+      </w:r>
+      <w:r>
+        <w:rPr>
+          <w:rStyle w:val="SourceText"/>
+        </w:rPr>
+        <w:t>.work/HANDOFF.md</w:t>
+      </w:r>
+      <w:r>
+        <w:rPr/>
+        <w:t xml:space="preserve"> back into context automatically, so a compaction you did not ask for still resumes from the last written handoff rather than from nothing.</w:t>
+      </w:r>
+    </w:p>
+    <w:p>
+      <w:pPr>
         <w:pStyle w:val="Heading2"/>
         <w:bidi w:val="0"/>
         <w:ind w:hanging="0" w:left="0" w:right="0"/>
         <w:jc w:val="left"/>
         <w:rPr/>
       </w:pPr>
-      <w:bookmarkStart w:id="8" w:name="turning-things-off"/>
-      <w:bookmarkEnd w:id="8"/>
+      <w:bookmarkStart w:id="10" w:name="turning-things-off"/>
+      <w:bookmarkEnd w:id="10"/>
       <w:r>
         <w:rPr/>
         <w:t>Turning Things Off</w:t>
@@ -5693,10 +6198,10 @@
         </w:tblCellMar>
       </w:tblPr>
       <w:tblGrid>
-        <w:gridCol w:w="4654"/>
-        <w:gridCol w:w="1569"/>
-        <w:gridCol w:w="1804"/>
-        <w:gridCol w:w="3312"/>
+        <w:gridCol w:w="3940"/>
+        <w:gridCol w:w="1192"/>
+        <w:gridCol w:w="1504"/>
+        <w:gridCol w:w="4703"/>
       </w:tblGrid>
       <w:tr>
         <w:trPr>
@@ -5704,7 +6209,7 @@
         </w:trPr>
         <w:tc>
           <w:tcPr>
-            <w:tcW w:w="4654" w:type="dxa"/>
+            <w:tcW w:w="3940" w:type="dxa"/>
             <w:tcBorders/>
             <w:vAlign w:val="center"/>
           </w:tcPr>
@@ -5726,7 +6231,7 @@
         </w:tc>
         <w:tc>
           <w:tcPr>
-            <w:tcW w:w="1569" w:type="dxa"/>
+            <w:tcW w:w="1192" w:type="dxa"/>
             <w:tcBorders/>
             <w:vAlign w:val="center"/>
           </w:tcPr>
@@ -5748,7 +6253,7 @@
         </w:tc>
         <w:tc>
           <w:tcPr>
-            <w:tcW w:w="1804" w:type="dxa"/>
+            <w:tcW w:w="1504" w:type="dxa"/>
             <w:tcBorders/>
             <w:vAlign w:val="center"/>
           </w:tcPr>
@@ -5770,7 +6275,7 @@
         </w:tc>
         <w:tc>
           <w:tcPr>
-            <w:tcW w:w="3312" w:type="dxa"/>
+            <w:tcW w:w="4703" w:type="dxa"/>
             <w:tcBorders/>
             <w:vAlign w:val="center"/>
           </w:tcPr>
@@ -5795,7 +6300,7 @@
         <w:trPr/>
         <w:tc>
           <w:tcPr>
-            <w:tcW w:w="4654" w:type="dxa"/>
+            <w:tcW w:w="3940" w:type="dxa"/>
             <w:tcBorders/>
             <w:vAlign w:val="center"/>
           </w:tcPr>
@@ -5818,7 +6323,7 @@
         </w:tc>
         <w:tc>
           <w:tcPr>
-            <w:tcW w:w="1569" w:type="dxa"/>
+            <w:tcW w:w="1192" w:type="dxa"/>
             <w:tcBorders/>
             <w:vAlign w:val="center"/>
           </w:tcPr>
@@ -5839,7 +6344,7 @@
         </w:tc>
         <w:tc>
           <w:tcPr>
-            <w:tcW w:w="1804" w:type="dxa"/>
+            <w:tcW w:w="1504" w:type="dxa"/>
             <w:tcBorders/>
             <w:vAlign w:val="center"/>
           </w:tcPr>
@@ -5860,7 +6365,7 @@
         </w:tc>
         <w:tc>
           <w:tcPr>
-            <w:tcW w:w="3312" w:type="dxa"/>
+            <w:tcW w:w="4703" w:type="dxa"/>
             <w:tcBorders/>
             <w:vAlign w:val="center"/>
           </w:tcPr>
@@ -5900,7 +6405,7 @@
         <w:trPr/>
         <w:tc>
           <w:tcPr>
-            <w:tcW w:w="4654" w:type="dxa"/>
+            <w:tcW w:w="3940" w:type="dxa"/>
             <w:tcBorders/>
             <w:vAlign w:val="center"/>
           </w:tcPr>
@@ -5923,7 +6428,7 @@
         </w:tc>
         <w:tc>
           <w:tcPr>
-            <w:tcW w:w="1569" w:type="dxa"/>
+            <w:tcW w:w="1192" w:type="dxa"/>
             <w:tcBorders/>
             <w:vAlign w:val="center"/>
           </w:tcPr>
@@ -5944,7 +6449,7 @@
         </w:tc>
         <w:tc>
           <w:tcPr>
-            <w:tcW w:w="1804" w:type="dxa"/>
+            <w:tcW w:w="1504" w:type="dxa"/>
             <w:tcBorders/>
             <w:vAlign w:val="center"/>
           </w:tcPr>
@@ -5987,7 +6492,7 @@
         </w:tc>
         <w:tc>
           <w:tcPr>
-            <w:tcW w:w="3312" w:type="dxa"/>
+            <w:tcW w:w="4703" w:type="dxa"/>
             <w:tcBorders/>
             <w:vAlign w:val="center"/>
           </w:tcPr>
@@ -6017,7 +6522,7 @@
         <w:trPr/>
         <w:tc>
           <w:tcPr>
-            <w:tcW w:w="4654" w:type="dxa"/>
+            <w:tcW w:w="3940" w:type="dxa"/>
             <w:tcBorders/>
             <w:vAlign w:val="center"/>
           </w:tcPr>
@@ -6040,7 +6545,7 @@
         </w:tc>
         <w:tc>
           <w:tcPr>
-            <w:tcW w:w="1569" w:type="dxa"/>
+            <w:tcW w:w="1192" w:type="dxa"/>
             <w:tcBorders/>
             <w:vAlign w:val="center"/>
           </w:tcPr>
@@ -6061,7 +6566,7 @@
         </w:tc>
         <w:tc>
           <w:tcPr>
-            <w:tcW w:w="1804" w:type="dxa"/>
+            <w:tcW w:w="1504" w:type="dxa"/>
             <w:tcBorders/>
             <w:vAlign w:val="center"/>
           </w:tcPr>
@@ -6104,7 +6609,7 @@
         </w:tc>
         <w:tc>
           <w:tcPr>
-            <w:tcW w:w="3312" w:type="dxa"/>
+            <w:tcW w:w="4703" w:type="dxa"/>
             <w:tcBorders/>
             <w:vAlign w:val="center"/>
           </w:tcPr>
@@ -6134,7 +6639,7 @@
         <w:trPr/>
         <w:tc>
           <w:tcPr>
-            <w:tcW w:w="4654" w:type="dxa"/>
+            <w:tcW w:w="3940" w:type="dxa"/>
             <w:tcBorders/>
             <w:vAlign w:val="center"/>
           </w:tcPr>
@@ -6207,7 +6712,7 @@
         </w:tc>
         <w:tc>
           <w:tcPr>
-            <w:tcW w:w="1569" w:type="dxa"/>
+            <w:tcW w:w="1192" w:type="dxa"/>
             <w:tcBorders/>
             <w:vAlign w:val="center"/>
           </w:tcPr>
@@ -6228,7 +6733,7 @@
         </w:tc>
         <w:tc>
           <w:tcPr>
-            <w:tcW w:w="1804" w:type="dxa"/>
+            <w:tcW w:w="1504" w:type="dxa"/>
             <w:tcBorders/>
             <w:vAlign w:val="center"/>
           </w:tcPr>
@@ -6271,7 +6776,7 @@
         </w:tc>
         <w:tc>
           <w:tcPr>
-            <w:tcW w:w="3312" w:type="dxa"/>
+            <w:tcW w:w="4703" w:type="dxa"/>
             <w:tcBorders/>
             <w:vAlign w:val="center"/>
           </w:tcPr>
@@ -6305,40 +6810,30 @@
         <w:trPr/>
         <w:tc>
           <w:tcPr>
-            <w:tcW w:w="4654" w:type="dxa"/>
-            <w:tcBorders/>
-            <w:vAlign w:val="center"/>
-          </w:tcPr>
-          <w:p>
-            <w:pPr>
-              <w:pStyle w:val="TableContents"/>
-              <w:shd w:fill="2E3440" w:val="clear"/>
-              <w:bidi w:val="0"/>
-              <w:spacing w:before="120" w:after="120"/>
-              <w:jc w:val="left"/>
-              <w:rPr/>
-            </w:pPr>
-            <w:r>
-              <w:rPr>
-                <w:rStyle w:val="SourceText"/>
-              </w:rPr>
-              <w:t>guards.prodDatabase</w:t>
-            </w:r>
-            <w:r>
-              <w:rPr/>
-              <w:t xml:space="preserve">, </w:t>
-            </w:r>
-            <w:r>
-              <w:rPr>
-                <w:rStyle w:val="SourceText"/>
-              </w:rPr>
-              <w:t>guards.prodServer</w:t>
-            </w:r>
-          </w:p>
-        </w:tc>
-        <w:tc>
-          <w:tcPr>
-            <w:tcW w:w="1569" w:type="dxa"/>
+            <w:tcW w:w="3940" w:type="dxa"/>
+            <w:tcBorders/>
+            <w:vAlign w:val="center"/>
+          </w:tcPr>
+          <w:p>
+            <w:pPr>
+              <w:pStyle w:val="TableContents"/>
+              <w:shd w:fill="2E3440" w:val="clear"/>
+              <w:bidi w:val="0"/>
+              <w:spacing w:before="120" w:after="120"/>
+              <w:jc w:val="left"/>
+              <w:rPr/>
+            </w:pPr>
+            <w:r>
+              <w:rPr>
+                <w:rStyle w:val="SourceText"/>
+              </w:rPr>
+              <w:t>guards.deployWorkflow</w:t>
+            </w:r>
+          </w:p>
+        </w:tc>
+        <w:tc>
+          <w:tcPr>
+            <w:tcW w:w="1192" w:type="dxa"/>
             <w:tcBorders/>
             <w:vAlign w:val="center"/>
           </w:tcPr>
@@ -6359,24 +6854,24 @@
         </w:tc>
         <w:tc>
           <w:tcPr>
-            <w:tcW w:w="1804" w:type="dxa"/>
-            <w:tcBorders/>
-            <w:vAlign w:val="center"/>
-          </w:tcPr>
-          <w:p>
-            <w:pPr>
-              <w:pStyle w:val="TableContents"/>
-              <w:shd w:fill="2E3440" w:val="clear"/>
-              <w:bidi w:val="0"/>
-              <w:spacing w:before="120" w:after="120"/>
-              <w:jc w:val="left"/>
-              <w:rPr/>
-            </w:pPr>
-            <w:r>
-              <w:rPr>
-                <w:rStyle w:val="SourceText"/>
-              </w:rPr>
-              <w:t>none</w:t>
+            <w:tcW w:w="1504" w:type="dxa"/>
+            <w:tcBorders/>
+            <w:vAlign w:val="center"/>
+          </w:tcPr>
+          <w:p>
+            <w:pPr>
+              <w:pStyle w:val="TableContents"/>
+              <w:shd w:fill="2E3440" w:val="clear"/>
+              <w:bidi w:val="0"/>
+              <w:spacing w:before="120" w:after="120"/>
+              <w:jc w:val="left"/>
+              <w:rPr/>
+            </w:pPr>
+            <w:r>
+              <w:rPr>
+                <w:rStyle w:val="SourceText"/>
+              </w:rPr>
+              <w:t>block</w:t>
             </w:r>
             <w:r>
               <w:rPr/>
@@ -6386,7 +6881,7 @@
               <w:rPr>
                 <w:rStyle w:val="SourceText"/>
               </w:rPr>
-              <w:t>read</w:t>
+              <w:t>ask</w:t>
             </w:r>
             <w:r>
               <w:rPr/>
@@ -6396,34 +6891,54 @@
               <w:rPr>
                 <w:rStyle w:val="SourceText"/>
               </w:rPr>
-              <w:t>full</w:t>
-            </w:r>
-          </w:p>
-        </w:tc>
-        <w:tc>
-          <w:tcPr>
-            <w:tcW w:w="3312" w:type="dxa"/>
-            <w:tcBorders/>
-            <w:vAlign w:val="center"/>
-          </w:tcPr>
-          <w:p>
-            <w:pPr>
-              <w:pStyle w:val="TableContents"/>
-              <w:shd w:fill="2E3440" w:val="clear"/>
-              <w:bidi w:val="0"/>
-              <w:spacing w:before="120" w:after="120"/>
-              <w:jc w:val="left"/>
-              <w:rPr/>
-            </w:pPr>
-            <w:r>
-              <w:rPr>
-                <w:rStyle w:val="SourceText"/>
-              </w:rPr>
-              <w:t>none</w:t>
-            </w:r>
-            <w:r>
-              <w:rPr/>
-              <w:t xml:space="preserve"> is both the default and the floor</w:t>
+              <w:t>allow</w:t>
+            </w:r>
+          </w:p>
+        </w:tc>
+        <w:tc>
+          <w:tcPr>
+            <w:tcW w:w="4703" w:type="dxa"/>
+            <w:tcBorders/>
+            <w:vAlign w:val="center"/>
+          </w:tcPr>
+          <w:p>
+            <w:pPr>
+              <w:pStyle w:val="TableContents"/>
+              <w:shd w:fill="2E3440" w:val="clear"/>
+              <w:bidi w:val="0"/>
+              <w:spacing w:before="120" w:after="120"/>
+              <w:jc w:val="left"/>
+              <w:rPr/>
+            </w:pPr>
+            <w:r>
+              <w:rPr>
+                <w:rStyle w:val="SourceText"/>
+              </w:rPr>
+              <w:t>block</w:t>
+            </w:r>
+            <w:r>
+              <w:rPr/>
+              <w:t xml:space="preserve"> is default and floor; </w:t>
+            </w:r>
+            <w:r>
+              <w:rPr>
+                <w:rStyle w:val="SourceText"/>
+              </w:rPr>
+              <w:t>allow</w:t>
+            </w:r>
+            <w:r>
+              <w:rPr/>
+              <w:t xml:space="preserve"> covers nonProd only — production without </w:t>
+            </w:r>
+            <w:r>
+              <w:rPr>
+                <w:rStyle w:val="SourceText"/>
+              </w:rPr>
+              <w:t>environments.prodUnattended</w:t>
+            </w:r>
+            <w:r>
+              <w:rPr/>
+              <w:t xml:space="preserve"> in both layers, and an unknown environment, still ask (denied unattended)</w:t>
             </w:r>
           </w:p>
         </w:tc>
@@ -6432,68 +6947,78 @@
         <w:trPr/>
         <w:tc>
           <w:tcPr>
-            <w:tcW w:w="4654" w:type="dxa"/>
-            <w:tcBorders/>
-            <w:vAlign w:val="center"/>
-          </w:tcPr>
-          <w:p>
-            <w:pPr>
-              <w:pStyle w:val="TableContents"/>
-              <w:shd w:fill="2E3440" w:val="clear"/>
-              <w:bidi w:val="0"/>
-              <w:spacing w:before="120" w:after="120"/>
-              <w:jc w:val="left"/>
-              <w:rPr/>
-            </w:pPr>
-            <w:r>
-              <w:rPr>
-                <w:rStyle w:val="SourceText"/>
-              </w:rPr>
-              <w:t>scope.mode</w:t>
-            </w:r>
-          </w:p>
-        </w:tc>
-        <w:tc>
-          <w:tcPr>
-            <w:tcW w:w="1569" w:type="dxa"/>
-            <w:tcBorders/>
-            <w:vAlign w:val="center"/>
-          </w:tcPr>
-          <w:p>
-            <w:pPr>
-              <w:pStyle w:val="TableContents"/>
-              <w:shd w:fill="2E3440" w:val="clear"/>
-              <w:bidi w:val="0"/>
-              <w:spacing w:before="120" w:after="120"/>
-              <w:jc w:val="left"/>
-              <w:rPr/>
-            </w:pPr>
-            <w:r>
-              <w:rPr/>
-              <w:t>repo only</w:t>
-            </w:r>
-          </w:p>
-        </w:tc>
-        <w:tc>
-          <w:tcPr>
-            <w:tcW w:w="1804" w:type="dxa"/>
-            <w:tcBorders/>
-            <w:vAlign w:val="center"/>
-          </w:tcPr>
-          <w:p>
-            <w:pPr>
-              <w:pStyle w:val="TableContents"/>
-              <w:shd w:fill="2E3440" w:val="clear"/>
-              <w:bidi w:val="0"/>
-              <w:spacing w:before="120" w:after="120"/>
-              <w:jc w:val="left"/>
-              <w:rPr/>
-            </w:pPr>
-            <w:r>
-              <w:rPr>
-                <w:rStyle w:val="SourceText"/>
-              </w:rPr>
-              <w:t>off</w:t>
+            <w:tcW w:w="3940" w:type="dxa"/>
+            <w:tcBorders/>
+            <w:vAlign w:val="center"/>
+          </w:tcPr>
+          <w:p>
+            <w:pPr>
+              <w:pStyle w:val="TableContents"/>
+              <w:shd w:fill="2E3440" w:val="clear"/>
+              <w:bidi w:val="0"/>
+              <w:spacing w:before="120" w:after="120"/>
+              <w:jc w:val="left"/>
+              <w:rPr/>
+            </w:pPr>
+            <w:r>
+              <w:rPr>
+                <w:rStyle w:val="SourceText"/>
+              </w:rPr>
+              <w:t>guards.prodDatabase</w:t>
+            </w:r>
+            <w:r>
+              <w:rPr/>
+              <w:t xml:space="preserve">, </w:t>
+            </w:r>
+            <w:r>
+              <w:rPr>
+                <w:rStyle w:val="SourceText"/>
+              </w:rPr>
+              <w:t>guards.prodServer</w:t>
+            </w:r>
+          </w:p>
+        </w:tc>
+        <w:tc>
+          <w:tcPr>
+            <w:tcW w:w="1192" w:type="dxa"/>
+            <w:tcBorders/>
+            <w:vAlign w:val="center"/>
+          </w:tcPr>
+          <w:p>
+            <w:pPr>
+              <w:pStyle w:val="TableContents"/>
+              <w:shd w:fill="2E3440" w:val="clear"/>
+              <w:bidi w:val="0"/>
+              <w:spacing w:before="120" w:after="120"/>
+              <w:jc w:val="left"/>
+              <w:rPr/>
+            </w:pPr>
+            <w:r>
+              <w:rPr/>
+              <w:t>both layers, ratchets</w:t>
+            </w:r>
+          </w:p>
+        </w:tc>
+        <w:tc>
+          <w:tcPr>
+            <w:tcW w:w="1504" w:type="dxa"/>
+            <w:tcBorders/>
+            <w:vAlign w:val="center"/>
+          </w:tcPr>
+          <w:p>
+            <w:pPr>
+              <w:pStyle w:val="TableContents"/>
+              <w:shd w:fill="2E3440" w:val="clear"/>
+              <w:bidi w:val="0"/>
+              <w:spacing w:before="120" w:after="120"/>
+              <w:jc w:val="left"/>
+              <w:rPr/>
+            </w:pPr>
+            <w:r>
+              <w:rPr>
+                <w:rStyle w:val="SourceText"/>
+              </w:rPr>
+              <w:t>none</w:t>
             </w:r>
             <w:r>
               <w:rPr/>
@@ -6503,7 +7028,7 @@
               <w:rPr>
                 <w:rStyle w:val="SourceText"/>
               </w:rPr>
-              <w:t>report</w:t>
+              <w:t>read</w:t>
             </w:r>
             <w:r>
               <w:rPr/>
@@ -6513,44 +7038,34 @@
               <w:rPr>
                 <w:rStyle w:val="SourceText"/>
               </w:rPr>
-              <w:t>block</w:t>
-            </w:r>
-            <w:r>
-              <w:rPr/>
-              <w:t>/</w:t>
-            </w:r>
-            <w:r>
-              <w:rPr>
-                <w:rStyle w:val="SourceText"/>
-              </w:rPr>
-              <w:t>auto</w:t>
-            </w:r>
-          </w:p>
-        </w:tc>
-        <w:tc>
-          <w:tcPr>
-            <w:tcW w:w="3312" w:type="dxa"/>
-            <w:tcBorders/>
-            <w:vAlign w:val="center"/>
-          </w:tcPr>
-          <w:p>
-            <w:pPr>
-              <w:pStyle w:val="TableContents"/>
-              <w:shd w:fill="2E3440" w:val="clear"/>
-              <w:bidi w:val="0"/>
-              <w:spacing w:before="120" w:after="120"/>
-              <w:jc w:val="left"/>
-              <w:rPr/>
-            </w:pPr>
-            <w:r>
-              <w:rPr>
-                <w:rStyle w:val="SourceText"/>
-              </w:rPr>
-              <w:t>off</w:t>
-            </w:r>
-            <w:r>
-              <w:rPr/>
-              <w:t>: neither the edit guard nor the completion audit runs</w:t>
+              <w:t>full</w:t>
+            </w:r>
+          </w:p>
+        </w:tc>
+        <w:tc>
+          <w:tcPr>
+            <w:tcW w:w="4703" w:type="dxa"/>
+            <w:tcBorders/>
+            <w:vAlign w:val="center"/>
+          </w:tcPr>
+          <w:p>
+            <w:pPr>
+              <w:pStyle w:val="TableContents"/>
+              <w:shd w:fill="2E3440" w:val="clear"/>
+              <w:bidi w:val="0"/>
+              <w:spacing w:before="120" w:after="120"/>
+              <w:jc w:val="left"/>
+              <w:rPr/>
+            </w:pPr>
+            <w:r>
+              <w:rPr>
+                <w:rStyle w:val="SourceText"/>
+              </w:rPr>
+              <w:t>none</w:t>
+            </w:r>
+            <w:r>
+              <w:rPr/>
+              <w:t xml:space="preserve"> is both the default and the floor</w:t>
             </w:r>
           </w:p>
         </w:tc>
@@ -6559,30 +7074,30 @@
         <w:trPr/>
         <w:tc>
           <w:tcPr>
-            <w:tcW w:w="4654" w:type="dxa"/>
-            <w:tcBorders/>
-            <w:vAlign w:val="center"/>
-          </w:tcPr>
-          <w:p>
-            <w:pPr>
-              <w:pStyle w:val="TableContents"/>
-              <w:shd w:fill="2E3440" w:val="clear"/>
-              <w:bidi w:val="0"/>
-              <w:spacing w:before="120" w:after="120"/>
-              <w:jc w:val="left"/>
-              <w:rPr/>
-            </w:pPr>
-            <w:r>
-              <w:rPr>
-                <w:rStyle w:val="SourceText"/>
-              </w:rPr>
-              <w:t>scope.allowCliApproval</w:t>
-            </w:r>
-          </w:p>
-        </w:tc>
-        <w:tc>
-          <w:tcPr>
-            <w:tcW w:w="1569" w:type="dxa"/>
+            <w:tcW w:w="3940" w:type="dxa"/>
+            <w:tcBorders/>
+            <w:vAlign w:val="center"/>
+          </w:tcPr>
+          <w:p>
+            <w:pPr>
+              <w:pStyle w:val="TableContents"/>
+              <w:shd w:fill="2E3440" w:val="clear"/>
+              <w:bidi w:val="0"/>
+              <w:spacing w:before="120" w:after="120"/>
+              <w:jc w:val="left"/>
+              <w:rPr/>
+            </w:pPr>
+            <w:r>
+              <w:rPr>
+                <w:rStyle w:val="SourceText"/>
+              </w:rPr>
+              <w:t>scope.mode</w:t>
+            </w:r>
+          </w:p>
+        </w:tc>
+        <w:tc>
+          <w:tcPr>
+            <w:tcW w:w="1192" w:type="dxa"/>
             <w:tcBorders/>
             <w:vAlign w:val="center"/>
           </w:tcPr>
@@ -6603,59 +7118,81 @@
         </w:tc>
         <w:tc>
           <w:tcPr>
-            <w:tcW w:w="1804" w:type="dxa"/>
-            <w:tcBorders/>
-            <w:vAlign w:val="center"/>
-          </w:tcPr>
-          <w:p>
-            <w:pPr>
-              <w:pStyle w:val="TableContents"/>
-              <w:shd w:fill="2E3440" w:val="clear"/>
-              <w:bidi w:val="0"/>
-              <w:spacing w:before="120" w:after="120"/>
-              <w:jc w:val="left"/>
-              <w:rPr/>
-            </w:pPr>
-            <w:r>
-              <w:rPr/>
-              <w:t>bool</w:t>
-            </w:r>
-          </w:p>
-        </w:tc>
-        <w:tc>
-          <w:tcPr>
-            <w:tcW w:w="3312" w:type="dxa"/>
-            <w:tcBorders/>
-            <w:vAlign w:val="center"/>
-          </w:tcPr>
-          <w:p>
-            <w:pPr>
-              <w:pStyle w:val="TableContents"/>
-              <w:shd w:fill="2E3440" w:val="clear"/>
-              <w:bidi w:val="0"/>
-              <w:spacing w:before="120" w:after="120"/>
-              <w:jc w:val="left"/>
-              <w:rPr/>
-            </w:pPr>
-            <w:r>
-              <w:rPr>
-                <w:rStyle w:val="SourceText"/>
-              </w:rPr>
-              <w:t>false</w:t>
-            </w:r>
-            <w:r>
-              <w:rPr/>
-              <w:t xml:space="preserve">: only a </w:t>
-            </w:r>
-            <w:r>
-              <w:rPr>
-                <w:rStyle w:val="SourceText"/>
-              </w:rPr>
-              <w:t>/crew:approve</w:t>
-            </w:r>
-            <w:r>
-              <w:rPr/>
-              <w:t xml:space="preserve"> typed by the user counts</w:t>
+            <w:tcW w:w="1504" w:type="dxa"/>
+            <w:tcBorders/>
+            <w:vAlign w:val="center"/>
+          </w:tcPr>
+          <w:p>
+            <w:pPr>
+              <w:pStyle w:val="TableContents"/>
+              <w:shd w:fill="2E3440" w:val="clear"/>
+              <w:bidi w:val="0"/>
+              <w:spacing w:before="120" w:after="120"/>
+              <w:jc w:val="left"/>
+              <w:rPr/>
+            </w:pPr>
+            <w:r>
+              <w:rPr>
+                <w:rStyle w:val="SourceText"/>
+              </w:rPr>
+              <w:t>off</w:t>
+            </w:r>
+            <w:r>
+              <w:rPr/>
+              <w:t>/</w:t>
+            </w:r>
+            <w:r>
+              <w:rPr>
+                <w:rStyle w:val="SourceText"/>
+              </w:rPr>
+              <w:t>report</w:t>
+            </w:r>
+            <w:r>
+              <w:rPr/>
+              <w:t>/</w:t>
+            </w:r>
+            <w:r>
+              <w:rPr>
+                <w:rStyle w:val="SourceText"/>
+              </w:rPr>
+              <w:t>block</w:t>
+            </w:r>
+            <w:r>
+              <w:rPr/>
+              <w:t>/</w:t>
+            </w:r>
+            <w:r>
+              <w:rPr>
+                <w:rStyle w:val="SourceText"/>
+              </w:rPr>
+              <w:t>auto</w:t>
+            </w:r>
+          </w:p>
+        </w:tc>
+        <w:tc>
+          <w:tcPr>
+            <w:tcW w:w="4703" w:type="dxa"/>
+            <w:tcBorders/>
+            <w:vAlign w:val="center"/>
+          </w:tcPr>
+          <w:p>
+            <w:pPr>
+              <w:pStyle w:val="TableContents"/>
+              <w:shd w:fill="2E3440" w:val="clear"/>
+              <w:bidi w:val="0"/>
+              <w:spacing w:before="120" w:after="120"/>
+              <w:jc w:val="left"/>
+              <w:rPr/>
+            </w:pPr>
+            <w:r>
+              <w:rPr>
+                <w:rStyle w:val="SourceText"/>
+              </w:rPr>
+              <w:t>off</w:t>
+            </w:r>
+            <w:r>
+              <w:rPr/>
+              <w:t>: neither the edit guard nor the completion audit runs</w:t>
             </w:r>
           </w:p>
         </w:tc>
@@ -6664,30 +7201,30 @@
         <w:trPr/>
         <w:tc>
           <w:tcPr>
-            <w:tcW w:w="4654" w:type="dxa"/>
-            <w:tcBorders/>
-            <w:vAlign w:val="center"/>
-          </w:tcPr>
-          <w:p>
-            <w:pPr>
-              <w:pStyle w:val="TableContents"/>
-              <w:shd w:fill="2E3440" w:val="clear"/>
-              <w:bidi w:val="0"/>
-              <w:spacing w:before="120" w:after="120"/>
-              <w:jc w:val="left"/>
-              <w:rPr/>
-            </w:pPr>
-            <w:r>
-              <w:rPr>
-                <w:rStyle w:val="SourceText"/>
-              </w:rPr>
-              <w:t>verifyGate</w:t>
-            </w:r>
-          </w:p>
-        </w:tc>
-        <w:tc>
-          <w:tcPr>
-            <w:tcW w:w="1569" w:type="dxa"/>
+            <w:tcW w:w="3940" w:type="dxa"/>
+            <w:tcBorders/>
+            <w:vAlign w:val="center"/>
+          </w:tcPr>
+          <w:p>
+            <w:pPr>
+              <w:pStyle w:val="TableContents"/>
+              <w:shd w:fill="2E3440" w:val="clear"/>
+              <w:bidi w:val="0"/>
+              <w:spacing w:before="120" w:after="120"/>
+              <w:jc w:val="left"/>
+              <w:rPr/>
+            </w:pPr>
+            <w:r>
+              <w:rPr>
+                <w:rStyle w:val="SourceText"/>
+              </w:rPr>
+              <w:t>scope.allowCliApproval</w:t>
+            </w:r>
+          </w:p>
+        </w:tc>
+        <w:tc>
+          <w:tcPr>
+            <w:tcW w:w="1192" w:type="dxa"/>
             <w:tcBorders/>
             <w:vAlign w:val="center"/>
           </w:tcPr>
@@ -6708,7 +7245,7 @@
         </w:tc>
         <w:tc>
           <w:tcPr>
-            <w:tcW w:w="1804" w:type="dxa"/>
+            <w:tcW w:w="1504" w:type="dxa"/>
             <w:tcBorders/>
             <w:vAlign w:val="center"/>
           </w:tcPr>
@@ -6729,7 +7266,7 @@
         </w:tc>
         <w:tc>
           <w:tcPr>
-            <w:tcW w:w="3312" w:type="dxa"/>
+            <w:tcW w:w="4703" w:type="dxa"/>
             <w:tcBorders/>
             <w:vAlign w:val="center"/>
           </w:tcPr>
@@ -6750,7 +7287,17 @@
             </w:r>
             <w:r>
               <w:rPr/>
-              <w:t>: the Stop verify gate does not run at all</w:t>
+              <w:t xml:space="preserve">: only a </w:t>
+            </w:r>
+            <w:r>
+              <w:rPr>
+                <w:rStyle w:val="SourceText"/>
+              </w:rPr>
+              <w:t>/crew:approve</w:t>
+            </w:r>
+            <w:r>
+              <w:rPr/>
+              <w:t xml:space="preserve"> typed by the user counts</w:t>
             </w:r>
           </w:p>
         </w:tc>
@@ -6759,51 +7306,51 @@
         <w:trPr/>
         <w:tc>
           <w:tcPr>
-            <w:tcW w:w="4654" w:type="dxa"/>
-            <w:tcBorders/>
-            <w:vAlign w:val="center"/>
-          </w:tcPr>
-          <w:p>
-            <w:pPr>
-              <w:pStyle w:val="TableContents"/>
-              <w:shd w:fill="2E3440" w:val="clear"/>
-              <w:bidi w:val="0"/>
-              <w:spacing w:before="120" w:after="120"/>
-              <w:jc w:val="left"/>
-              <w:rPr/>
-            </w:pPr>
-            <w:r>
-              <w:rPr>
-                <w:rStyle w:val="SourceText"/>
-              </w:rPr>
-              <w:t>context.enabled</w:t>
-            </w:r>
-          </w:p>
-        </w:tc>
-        <w:tc>
-          <w:tcPr>
-            <w:tcW w:w="1569" w:type="dxa"/>
-            <w:tcBorders/>
-            <w:vAlign w:val="center"/>
-          </w:tcPr>
-          <w:p>
-            <w:pPr>
-              <w:pStyle w:val="TableContents"/>
-              <w:shd w:fill="2E3440" w:val="clear"/>
-              <w:bidi w:val="0"/>
-              <w:spacing w:before="120" w:after="120"/>
-              <w:jc w:val="left"/>
-              <w:rPr/>
-            </w:pPr>
-            <w:r>
-              <w:rPr/>
-              <w:t>both layers</w:t>
-            </w:r>
-          </w:p>
-        </w:tc>
-        <w:tc>
-          <w:tcPr>
-            <w:tcW w:w="1804" w:type="dxa"/>
+            <w:tcW w:w="3940" w:type="dxa"/>
+            <w:tcBorders/>
+            <w:vAlign w:val="center"/>
+          </w:tcPr>
+          <w:p>
+            <w:pPr>
+              <w:pStyle w:val="TableContents"/>
+              <w:shd w:fill="2E3440" w:val="clear"/>
+              <w:bidi w:val="0"/>
+              <w:spacing w:before="120" w:after="120"/>
+              <w:jc w:val="left"/>
+              <w:rPr/>
+            </w:pPr>
+            <w:r>
+              <w:rPr>
+                <w:rStyle w:val="SourceText"/>
+              </w:rPr>
+              <w:t>verifyGate</w:t>
+            </w:r>
+          </w:p>
+        </w:tc>
+        <w:tc>
+          <w:tcPr>
+            <w:tcW w:w="1192" w:type="dxa"/>
+            <w:tcBorders/>
+            <w:vAlign w:val="center"/>
+          </w:tcPr>
+          <w:p>
+            <w:pPr>
+              <w:pStyle w:val="TableContents"/>
+              <w:shd w:fill="2E3440" w:val="clear"/>
+              <w:bidi w:val="0"/>
+              <w:spacing w:before="120" w:after="120"/>
+              <w:jc w:val="left"/>
+              <w:rPr/>
+            </w:pPr>
+            <w:r>
+              <w:rPr/>
+              <w:t>repo only</w:t>
+            </w:r>
+          </w:p>
+        </w:tc>
+        <w:tc>
+          <w:tcPr>
+            <w:tcW w:w="1504" w:type="dxa"/>
             <w:tcBorders/>
             <w:vAlign w:val="center"/>
           </w:tcPr>
@@ -6824,7 +7371,7 @@
         </w:tc>
         <w:tc>
           <w:tcPr>
-            <w:tcW w:w="3312" w:type="dxa"/>
+            <w:tcW w:w="4703" w:type="dxa"/>
             <w:tcBorders/>
             <w:vAlign w:val="center"/>
           </w:tcPr>
@@ -6845,17 +7392,7 @@
             </w:r>
             <w:r>
               <w:rPr/>
-              <w:t xml:space="preserve">: </w:t>
-            </w:r>
-            <w:r>
-              <w:rPr>
-                <w:rStyle w:val="SourceText"/>
-              </w:rPr>
-              <w:t>context-watch.sh</w:t>
-            </w:r>
-            <w:r>
-              <w:rPr/>
-              <w:t xml:space="preserve"> (the Stop nag) does nothing</w:t>
+              <w:t>: the Stop verify gate does not run at all</w:t>
             </w:r>
           </w:p>
         </w:tc>
@@ -6864,40 +7401,30 @@
         <w:trPr/>
         <w:tc>
           <w:tcPr>
-            <w:tcW w:w="4654" w:type="dxa"/>
-            <w:tcBorders/>
-            <w:vAlign w:val="center"/>
-          </w:tcPr>
-          <w:p>
-            <w:pPr>
-              <w:pStyle w:val="TableContents"/>
-              <w:shd w:fill="2E3440" w:val="clear"/>
-              <w:bidi w:val="0"/>
-              <w:spacing w:before="120" w:after="120"/>
-              <w:jc w:val="left"/>
-              <w:rPr/>
-            </w:pPr>
-            <w:r>
-              <w:rPr>
-                <w:rStyle w:val="SourceText"/>
-              </w:rPr>
-              <w:t>context.autoClear.enabled</w:t>
-            </w:r>
-            <w:r>
-              <w:rPr/>
-              <w:t xml:space="preserve">, </w:t>
-            </w:r>
-            <w:r>
-              <w:rPr>
-                <w:rStyle w:val="SourceText"/>
-              </w:rPr>
-              <w:t>autoWrapUp</w:t>
-            </w:r>
-          </w:p>
-        </w:tc>
-        <w:tc>
-          <w:tcPr>
-            <w:tcW w:w="1569" w:type="dxa"/>
+            <w:tcW w:w="3940" w:type="dxa"/>
+            <w:tcBorders/>
+            <w:vAlign w:val="center"/>
+          </w:tcPr>
+          <w:p>
+            <w:pPr>
+              <w:pStyle w:val="TableContents"/>
+              <w:shd w:fill="2E3440" w:val="clear"/>
+              <w:bidi w:val="0"/>
+              <w:spacing w:before="120" w:after="120"/>
+              <w:jc w:val="left"/>
+              <w:rPr/>
+            </w:pPr>
+            <w:r>
+              <w:rPr>
+                <w:rStyle w:val="SourceText"/>
+              </w:rPr>
+              <w:t>context.enabled</w:t>
+            </w:r>
+          </w:p>
+        </w:tc>
+        <w:tc>
+          <w:tcPr>
+            <w:tcW w:w="1192" w:type="dxa"/>
             <w:tcBorders/>
             <w:vAlign w:val="center"/>
           </w:tcPr>
@@ -6918,7 +7445,7 @@
         </w:tc>
         <w:tc>
           <w:tcPr>
-            <w:tcW w:w="1804" w:type="dxa"/>
+            <w:tcW w:w="1504" w:type="dxa"/>
             <w:tcBorders/>
             <w:vAlign w:val="center"/>
           </w:tcPr>
@@ -6939,22 +7466,38 @@
         </w:tc>
         <w:tc>
           <w:tcPr>
-            <w:tcW w:w="3312" w:type="dxa"/>
-            <w:tcBorders/>
-            <w:vAlign w:val="center"/>
-          </w:tcPr>
-          <w:p>
-            <w:pPr>
-              <w:pStyle w:val="TableContents"/>
-              <w:shd w:fill="2E3440" w:val="clear"/>
-              <w:bidi w:val="0"/>
-              <w:spacing w:before="120" w:after="120"/>
-              <w:jc w:val="left"/>
-              <w:rPr/>
-            </w:pPr>
-            <w:r>
-              <w:rPr/>
-              <w:t>each independently disables one leg of the wrap-up/clear loop</w:t>
+            <w:tcW w:w="4703" w:type="dxa"/>
+            <w:tcBorders/>
+            <w:vAlign w:val="center"/>
+          </w:tcPr>
+          <w:p>
+            <w:pPr>
+              <w:pStyle w:val="TableContents"/>
+              <w:shd w:fill="2E3440" w:val="clear"/>
+              <w:bidi w:val="0"/>
+              <w:spacing w:before="120" w:after="120"/>
+              <w:jc w:val="left"/>
+              <w:rPr/>
+            </w:pPr>
+            <w:r>
+              <w:rPr>
+                <w:rStyle w:val="SourceText"/>
+              </w:rPr>
+              <w:t>false</w:t>
+            </w:r>
+            <w:r>
+              <w:rPr/>
+              <w:t xml:space="preserve">: </w:t>
+            </w:r>
+            <w:r>
+              <w:rPr>
+                <w:rStyle w:val="SourceText"/>
+              </w:rPr>
+              <w:t>context-watch.sh</w:t>
+            </w:r>
+            <w:r>
+              <w:rPr/>
+              <w:t xml:space="preserve"> (the Stop nag) does nothing</w:t>
             </w:r>
           </w:p>
         </w:tc>
@@ -6963,30 +7506,40 @@
         <w:trPr/>
         <w:tc>
           <w:tcPr>
-            <w:tcW w:w="4654" w:type="dxa"/>
-            <w:tcBorders/>
-            <w:vAlign w:val="center"/>
-          </w:tcPr>
-          <w:p>
-            <w:pPr>
-              <w:pStyle w:val="TableContents"/>
-              <w:shd w:fill="2E3440" w:val="clear"/>
-              <w:bidi w:val="0"/>
-              <w:spacing w:before="120" w:after="120"/>
-              <w:jc w:val="left"/>
-              <w:rPr/>
-            </w:pPr>
-            <w:r>
-              <w:rPr>
-                <w:rStyle w:val="SourceText"/>
-              </w:rPr>
-              <w:t>notify.provider</w:t>
-            </w:r>
-          </w:p>
-        </w:tc>
-        <w:tc>
-          <w:tcPr>
-            <w:tcW w:w="1569" w:type="dxa"/>
+            <w:tcW w:w="3940" w:type="dxa"/>
+            <w:tcBorders/>
+            <w:vAlign w:val="center"/>
+          </w:tcPr>
+          <w:p>
+            <w:pPr>
+              <w:pStyle w:val="TableContents"/>
+              <w:shd w:fill="2E3440" w:val="clear"/>
+              <w:bidi w:val="0"/>
+              <w:spacing w:before="120" w:after="120"/>
+              <w:jc w:val="left"/>
+              <w:rPr/>
+            </w:pPr>
+            <w:r>
+              <w:rPr>
+                <w:rStyle w:val="SourceText"/>
+              </w:rPr>
+              <w:t>context.autoClear.enabled</w:t>
+            </w:r>
+            <w:r>
+              <w:rPr/>
+              <w:t xml:space="preserve">, </w:t>
+            </w:r>
+            <w:r>
+              <w:rPr>
+                <w:rStyle w:val="SourceText"/>
+              </w:rPr>
+              <w:t>autoWrapUp</w:t>
+            </w:r>
+          </w:p>
+        </w:tc>
+        <w:tc>
+          <w:tcPr>
+            <w:tcW w:w="1192" w:type="dxa"/>
             <w:tcBorders/>
             <w:vAlign w:val="center"/>
           </w:tcPr>
@@ -7007,65 +7560,43 @@
         </w:tc>
         <w:tc>
           <w:tcPr>
-            <w:tcW w:w="1804" w:type="dxa"/>
-            <w:tcBorders/>
-            <w:vAlign w:val="center"/>
-          </w:tcPr>
-          <w:p>
-            <w:pPr>
-              <w:pStyle w:val="TableContents"/>
-              <w:shd w:fill="2E3440" w:val="clear"/>
-              <w:bidi w:val="0"/>
-              <w:spacing w:before="120" w:after="120"/>
-              <w:jc w:val="left"/>
-              <w:rPr/>
-            </w:pPr>
-            <w:r>
-              <w:rPr/>
-              <w:t xml:space="preserve">provider name / </w:t>
-            </w:r>
-            <w:r>
-              <w:rPr>
-                <w:rStyle w:val="SourceText"/>
-              </w:rPr>
-              <w:t>none</w:t>
-            </w:r>
-          </w:p>
-        </w:tc>
-        <w:tc>
-          <w:tcPr>
-            <w:tcW w:w="3312" w:type="dxa"/>
-            <w:tcBorders/>
-            <w:vAlign w:val="center"/>
-          </w:tcPr>
-          <w:p>
-            <w:pPr>
-              <w:pStyle w:val="TableContents"/>
-              <w:shd w:fill="2E3440" w:val="clear"/>
-              <w:bidi w:val="0"/>
-              <w:spacing w:before="120" w:after="120"/>
-              <w:jc w:val="left"/>
-              <w:rPr/>
-            </w:pPr>
-            <w:r>
-              <w:rPr>
-                <w:rStyle w:val="SourceText"/>
-              </w:rPr>
-              <w:t>none</w:t>
-            </w:r>
-            <w:r>
-              <w:rPr/>
-              <w:t xml:space="preserve">: the </w:t>
-            </w:r>
-            <w:r>
-              <w:rPr>
-                <w:rStyle w:val="SourceText"/>
-              </w:rPr>
-              <w:t>Notification</w:t>
-            </w:r>
-            <w:r>
-              <w:rPr/>
-              <w:t xml:space="preserve"> hook sends nothing</w:t>
+            <w:tcW w:w="1504" w:type="dxa"/>
+            <w:tcBorders/>
+            <w:vAlign w:val="center"/>
+          </w:tcPr>
+          <w:p>
+            <w:pPr>
+              <w:pStyle w:val="TableContents"/>
+              <w:shd w:fill="2E3440" w:val="clear"/>
+              <w:bidi w:val="0"/>
+              <w:spacing w:before="120" w:after="120"/>
+              <w:jc w:val="left"/>
+              <w:rPr/>
+            </w:pPr>
+            <w:r>
+              <w:rPr/>
+              <w:t>bool</w:t>
+            </w:r>
+          </w:p>
+        </w:tc>
+        <w:tc>
+          <w:tcPr>
+            <w:tcW w:w="4703" w:type="dxa"/>
+            <w:tcBorders/>
+            <w:vAlign w:val="center"/>
+          </w:tcPr>
+          <w:p>
+            <w:pPr>
+              <w:pStyle w:val="TableContents"/>
+              <w:shd w:fill="2E3440" w:val="clear"/>
+              <w:bidi w:val="0"/>
+              <w:spacing w:before="120" w:after="120"/>
+              <w:jc w:val="left"/>
+              <w:rPr/>
+            </w:pPr>
+            <w:r>
+              <w:rPr/>
+              <w:t>each independently disables one leg of the wrap-up/clear loop</w:t>
             </w:r>
           </w:p>
         </w:tc>
@@ -7074,93 +7605,109 @@
         <w:trPr/>
         <w:tc>
           <w:tcPr>
-            <w:tcW w:w="4654" w:type="dxa"/>
-            <w:tcBorders/>
-            <w:vAlign w:val="center"/>
-          </w:tcPr>
-          <w:p>
-            <w:pPr>
-              <w:pStyle w:val="TableContents"/>
-              <w:shd w:fill="2E3440" w:val="clear"/>
-              <w:bidi w:val="0"/>
-              <w:spacing w:before="120" w:after="120"/>
-              <w:jc w:val="left"/>
-              <w:rPr/>
-            </w:pPr>
-            <w:r>
-              <w:rPr>
-                <w:rStyle w:val="SourceText"/>
-              </w:rPr>
-              <w:t>change.requireForProduction</w:t>
-            </w:r>
-          </w:p>
-        </w:tc>
-        <w:tc>
-          <w:tcPr>
-            <w:tcW w:w="1569" w:type="dxa"/>
-            <w:tcBorders/>
-            <w:vAlign w:val="center"/>
-          </w:tcPr>
-          <w:p>
-            <w:pPr>
-              <w:pStyle w:val="TableContents"/>
-              <w:shd w:fill="2E3440" w:val="clear"/>
-              <w:bidi w:val="0"/>
-              <w:spacing w:before="120" w:after="120"/>
-              <w:jc w:val="left"/>
-              <w:rPr/>
-            </w:pPr>
-            <w:r>
-              <w:rPr/>
-              <w:t>both layers, ratchets (may only turn ON)</w:t>
-            </w:r>
-          </w:p>
-        </w:tc>
-        <w:tc>
-          <w:tcPr>
-            <w:tcW w:w="1804" w:type="dxa"/>
-            <w:tcBorders/>
-            <w:vAlign w:val="center"/>
-          </w:tcPr>
-          <w:p>
-            <w:pPr>
-              <w:pStyle w:val="TableContents"/>
-              <w:shd w:fill="2E3440" w:val="clear"/>
-              <w:bidi w:val="0"/>
-              <w:spacing w:before="120" w:after="120"/>
-              <w:jc w:val="left"/>
-              <w:rPr/>
-            </w:pPr>
-            <w:r>
-              <w:rPr/>
-              <w:t>bool</w:t>
-            </w:r>
-          </w:p>
-        </w:tc>
-        <w:tc>
-          <w:tcPr>
-            <w:tcW w:w="3312" w:type="dxa"/>
-            <w:tcBorders/>
-            <w:vAlign w:val="center"/>
-          </w:tcPr>
-          <w:p>
-            <w:pPr>
-              <w:pStyle w:val="TableContents"/>
-              <w:shd w:fill="2E3440" w:val="clear"/>
-              <w:bidi w:val="0"/>
-              <w:spacing w:before="120" w:after="120"/>
-              <w:jc w:val="left"/>
-              <w:rPr/>
-            </w:pPr>
-            <w:r>
-              <w:rPr>
-                <w:rStyle w:val="SourceText"/>
-              </w:rPr>
-              <w:t>false</w:t>
-            </w:r>
-            <w:r>
-              <w:rPr/>
-              <w:t>: promoting needs no approved change request</w:t>
+            <w:tcW w:w="3940" w:type="dxa"/>
+            <w:tcBorders/>
+            <w:vAlign w:val="center"/>
+          </w:tcPr>
+          <w:p>
+            <w:pPr>
+              <w:pStyle w:val="TableContents"/>
+              <w:shd w:fill="2E3440" w:val="clear"/>
+              <w:bidi w:val="0"/>
+              <w:spacing w:before="120" w:after="120"/>
+              <w:jc w:val="left"/>
+              <w:rPr/>
+            </w:pPr>
+            <w:r>
+              <w:rPr>
+                <w:rStyle w:val="SourceText"/>
+              </w:rPr>
+              <w:t>notify.provider</w:t>
+            </w:r>
+          </w:p>
+        </w:tc>
+        <w:tc>
+          <w:tcPr>
+            <w:tcW w:w="1192" w:type="dxa"/>
+            <w:tcBorders/>
+            <w:vAlign w:val="center"/>
+          </w:tcPr>
+          <w:p>
+            <w:pPr>
+              <w:pStyle w:val="TableContents"/>
+              <w:shd w:fill="2E3440" w:val="clear"/>
+              <w:bidi w:val="0"/>
+              <w:spacing w:before="120" w:after="120"/>
+              <w:jc w:val="left"/>
+              <w:rPr/>
+            </w:pPr>
+            <w:r>
+              <w:rPr/>
+              <w:t>both layers</w:t>
+            </w:r>
+          </w:p>
+        </w:tc>
+        <w:tc>
+          <w:tcPr>
+            <w:tcW w:w="1504" w:type="dxa"/>
+            <w:tcBorders/>
+            <w:vAlign w:val="center"/>
+          </w:tcPr>
+          <w:p>
+            <w:pPr>
+              <w:pStyle w:val="TableContents"/>
+              <w:shd w:fill="2E3440" w:val="clear"/>
+              <w:bidi w:val="0"/>
+              <w:spacing w:before="120" w:after="120"/>
+              <w:jc w:val="left"/>
+              <w:rPr/>
+            </w:pPr>
+            <w:r>
+              <w:rPr/>
+              <w:t xml:space="preserve">provider name / </w:t>
+            </w:r>
+            <w:r>
+              <w:rPr>
+                <w:rStyle w:val="SourceText"/>
+              </w:rPr>
+              <w:t>none</w:t>
+            </w:r>
+          </w:p>
+        </w:tc>
+        <w:tc>
+          <w:tcPr>
+            <w:tcW w:w="4703" w:type="dxa"/>
+            <w:tcBorders/>
+            <w:vAlign w:val="center"/>
+          </w:tcPr>
+          <w:p>
+            <w:pPr>
+              <w:pStyle w:val="TableContents"/>
+              <w:shd w:fill="2E3440" w:val="clear"/>
+              <w:bidi w:val="0"/>
+              <w:spacing w:before="120" w:after="120"/>
+              <w:jc w:val="left"/>
+              <w:rPr/>
+            </w:pPr>
+            <w:r>
+              <w:rPr>
+                <w:rStyle w:val="SourceText"/>
+              </w:rPr>
+              <w:t>none</w:t>
+            </w:r>
+            <w:r>
+              <w:rPr/>
+              <w:t xml:space="preserve">: the </w:t>
+            </w:r>
+            <w:r>
+              <w:rPr>
+                <w:rStyle w:val="SourceText"/>
+              </w:rPr>
+              <w:t>Notification</w:t>
+            </w:r>
+            <w:r>
+              <w:rPr/>
+              <w:t xml:space="preserve"> hook sends nothing</w:t>
             </w:r>
           </w:p>
         </w:tc>
@@ -7169,7 +7716,102 @@
         <w:trPr/>
         <w:tc>
           <w:tcPr>
-            <w:tcW w:w="4654" w:type="dxa"/>
+            <w:tcW w:w="3940" w:type="dxa"/>
+            <w:tcBorders/>
+            <w:vAlign w:val="center"/>
+          </w:tcPr>
+          <w:p>
+            <w:pPr>
+              <w:pStyle w:val="TableContents"/>
+              <w:shd w:fill="2E3440" w:val="clear"/>
+              <w:bidi w:val="0"/>
+              <w:spacing w:before="120" w:after="120"/>
+              <w:jc w:val="left"/>
+              <w:rPr/>
+            </w:pPr>
+            <w:r>
+              <w:rPr>
+                <w:rStyle w:val="SourceText"/>
+              </w:rPr>
+              <w:t>change.requireForProduction</w:t>
+            </w:r>
+          </w:p>
+        </w:tc>
+        <w:tc>
+          <w:tcPr>
+            <w:tcW w:w="1192" w:type="dxa"/>
+            <w:tcBorders/>
+            <w:vAlign w:val="center"/>
+          </w:tcPr>
+          <w:p>
+            <w:pPr>
+              <w:pStyle w:val="TableContents"/>
+              <w:shd w:fill="2E3440" w:val="clear"/>
+              <w:bidi w:val="0"/>
+              <w:spacing w:before="120" w:after="120"/>
+              <w:jc w:val="left"/>
+              <w:rPr/>
+            </w:pPr>
+            <w:r>
+              <w:rPr/>
+              <w:t>both layers, ratchets (may only turn ON)</w:t>
+            </w:r>
+          </w:p>
+        </w:tc>
+        <w:tc>
+          <w:tcPr>
+            <w:tcW w:w="1504" w:type="dxa"/>
+            <w:tcBorders/>
+            <w:vAlign w:val="center"/>
+          </w:tcPr>
+          <w:p>
+            <w:pPr>
+              <w:pStyle w:val="TableContents"/>
+              <w:shd w:fill="2E3440" w:val="clear"/>
+              <w:bidi w:val="0"/>
+              <w:spacing w:before="120" w:after="120"/>
+              <w:jc w:val="left"/>
+              <w:rPr/>
+            </w:pPr>
+            <w:r>
+              <w:rPr/>
+              <w:t>bool</w:t>
+            </w:r>
+          </w:p>
+        </w:tc>
+        <w:tc>
+          <w:tcPr>
+            <w:tcW w:w="4703" w:type="dxa"/>
+            <w:tcBorders/>
+            <w:vAlign w:val="center"/>
+          </w:tcPr>
+          <w:p>
+            <w:pPr>
+              <w:pStyle w:val="TableContents"/>
+              <w:shd w:fill="2E3440" w:val="clear"/>
+              <w:bidi w:val="0"/>
+              <w:spacing w:before="120" w:after="120"/>
+              <w:jc w:val="left"/>
+              <w:rPr/>
+            </w:pPr>
+            <w:r>
+              <w:rPr>
+                <w:rStyle w:val="SourceText"/>
+              </w:rPr>
+              <w:t>false</w:t>
+            </w:r>
+            <w:r>
+              <w:rPr/>
+              <w:t>: promoting needs no approved change request</w:t>
+            </w:r>
+          </w:p>
+        </w:tc>
+      </w:tr>
+      <w:tr>
+        <w:trPr/>
+        <w:tc>
+          <w:tcPr>
+            <w:tcW w:w="3940" w:type="dxa"/>
             <w:tcBorders/>
             <w:vAlign w:val="center"/>
           </w:tcPr>
@@ -7192,7 +7834,7 @@
         </w:tc>
         <w:tc>
           <w:tcPr>
-            <w:tcW w:w="1569" w:type="dxa"/>
+            <w:tcW w:w="1192" w:type="dxa"/>
             <w:tcBorders/>
             <w:vAlign w:val="center"/>
           </w:tcPr>
@@ -7213,7 +7855,7 @@
         </w:tc>
         <w:tc>
           <w:tcPr>
-            <w:tcW w:w="1804" w:type="dxa"/>
+            <w:tcW w:w="1504" w:type="dxa"/>
             <w:tcBorders/>
             <w:vAlign w:val="center"/>
           </w:tcPr>
@@ -7244,7 +7886,7 @@
         </w:tc>
         <w:tc>
           <w:tcPr>
-            <w:tcW w:w="3312" w:type="dxa"/>
+            <w:tcW w:w="4703" w:type="dxa"/>
             <w:tcBorders/>
             <w:vAlign w:val="center"/>
           </w:tcPr>
@@ -7341,8 +7983,8 @@
         <w:jc w:val="left"/>
         <w:rPr/>
       </w:pPr>
-      <w:bookmarkStart w:id="9" w:name="web-testing"/>
-      <w:bookmarkEnd w:id="9"/>
+      <w:bookmarkStart w:id="11" w:name="web-testing"/>
+      <w:bookmarkEnd w:id="11"/>
       <w:r>
         <w:rPr/>
         <w:t>Web Testing</w:t>
@@ -7381,7 +8023,7 @@
         <w:pStyle w:val="BodyText"/>
         <w:numPr>
           <w:ilvl w:val="0"/>
-          <w:numId w:val="14"/>
+          <w:numId w:val="15"/>
         </w:numPr>
         <w:tabs>
           <w:tab w:val="clear" w:pos="1134"/>
@@ -7455,7 +8097,7 @@
         <w:pStyle w:val="BodyText"/>
         <w:numPr>
           <w:ilvl w:val="0"/>
-          <w:numId w:val="14"/>
+          <w:numId w:val="15"/>
         </w:numPr>
         <w:tabs>
           <w:tab w:val="clear" w:pos="1134"/>
@@ -7506,176 +8148,6 @@
       <w:r>
         <w:rPr/>
         <w:t xml:space="preserve">) skips the OS packages Chromium needs and produces a browser that launches, then crashes on first navigation. </w:t>
-      </w:r>
-    </w:p>
-    <w:p>
-      <w:pPr>
-        <w:pStyle w:val="BodyText"/>
-        <w:numPr>
-          <w:ilvl w:val="0"/>
-          <w:numId w:val="14"/>
-        </w:numPr>
-        <w:tabs>
-          <w:tab w:val="clear" w:pos="1134"/>
-          <w:tab w:val="left" w:pos="829" w:leader="none"/>
-        </w:tabs>
-        <w:bidi w:val="0"/>
-        <w:spacing w:before="120" w:after="0"/>
-        <w:ind w:hanging="283" w:left="829"/>
-        <w:jc w:val="left"/>
-        <w:rPr/>
-      </w:pPr>
-      <w:r>
-        <w:rPr>
-          <w:rStyle w:val="Strong"/>
-        </w:rPr>
-        <w:t>Docker absent -&gt; visual UNVERIFIED, not a fail.</w:t>
-      </w:r>
-      <w:r>
-        <w:rPr/>
-        <w:t xml:space="preserve"> </w:t>
-      </w:r>
-      <w:r>
-        <w:rPr>
-          <w:rStyle w:val="SourceText"/>
-        </w:rPr>
-        <w:t>toHaveScreenshot</w:t>
-      </w:r>
-      <w:r>
-        <w:rPr/>
-        <w:t xml:space="preserve"> baselines are only meaningful when generated inside </w:t>
-      </w:r>
-      <w:r>
-        <w:rPr>
-          <w:rStyle w:val="SourceText"/>
-        </w:rPr>
-        <w:t>mcr.microsoft.com/playwright:v1.63.0-noble</w:t>
-      </w:r>
-      <w:r>
-        <w:rPr/>
-        <w:t xml:space="preserve"> — the installer warns rather than blocking when Docker is missing, and the visual </w:t>
-      </w:r>
-      <w:r>
-        <w:rPr>
-          <w:rStyle w:val="SourceText"/>
-        </w:rPr>
-        <w:t>verify.json</w:t>
-      </w:r>
-      <w:r>
-        <w:rPr/>
-        <w:t xml:space="preserve"> rule is written to skip (report UNVERIFIED) outside that image rather than compare against a baseline that can never match. </w:t>
-      </w:r>
-    </w:p>
-    <w:p>
-      <w:pPr>
-        <w:pStyle w:val="BodyText"/>
-        <w:numPr>
-          <w:ilvl w:val="0"/>
-          <w:numId w:val="14"/>
-        </w:numPr>
-        <w:tabs>
-          <w:tab w:val="clear" w:pos="1134"/>
-          <w:tab w:val="left" w:pos="829" w:leader="none"/>
-        </w:tabs>
-        <w:bidi w:val="0"/>
-        <w:ind w:hanging="283" w:left="829"/>
-        <w:jc w:val="left"/>
-        <w:rPr/>
-      </w:pPr>
-      <w:r>
-        <w:rPr>
-          <w:rStyle w:val="Strong"/>
-        </w:rPr>
-        <w:t>MCP server won't connect on Windows.</w:t>
-      </w:r>
-      <w:r>
-        <w:rPr/>
-        <w:t xml:space="preserve"> Both </w:t>
-      </w:r>
-      <w:r>
-        <w:rPr>
-          <w:rStyle w:val="SourceText"/>
-        </w:rPr>
-        <w:t>@playwright/mcp</w:t>
-      </w:r>
-      <w:r>
-        <w:rPr/>
-        <w:t xml:space="preserve"> and </w:t>
-      </w:r>
-      <w:r>
-        <w:rPr>
-          <w:rStyle w:val="SourceText"/>
-        </w:rPr>
-        <w:t>chrome-devtools-mcp</w:t>
-      </w:r>
-      <w:r>
-        <w:rPr/>
-        <w:t xml:space="preserve"> are launched with </w:t>
-      </w:r>
-      <w:r>
-        <w:rPr>
-          <w:rStyle w:val="SourceText"/>
-        </w:rPr>
-        <w:t>npx</w:t>
-      </w:r>
-      <w:r>
-        <w:rPr/>
-        <w:t xml:space="preserve">, which the MCP host cannot invoke directly on Windows — wrap the entry as </w:t>
-      </w:r>
-      <w:r>
-        <w:rPr>
-          <w:rStyle w:val="SourceText"/>
-        </w:rPr>
-        <w:t>"command": "cmd", "args": ["/c", "npx", ...]</w:t>
-      </w:r>
-      <w:r>
-        <w:rPr/>
-        <w:t xml:space="preserve"> in </w:t>
-      </w:r>
-      <w:r>
-        <w:rPr>
-          <w:rStyle w:val="SourceText"/>
-        </w:rPr>
-        <w:t>.mcp.json</w:t>
-      </w:r>
-      <w:r>
-        <w:rPr/>
-        <w:t xml:space="preserve"> (documented in chrome-devtools-mcp's own troubleshooting for the "Connection closed" failure); the </w:t>
-      </w:r>
-      <w:r>
-        <w:rPr>
-          <w:rStyle w:val="SourceText"/>
-        </w:rPr>
-        <w:t>stack-web</w:t>
-      </w:r>
-      <w:r>
-        <w:rPr/>
-        <w:t xml:space="preserve"> skill's </w:t>
-      </w:r>
-      <w:r>
-        <w:rPr>
-          <w:rStyle w:val="SourceText"/>
-        </w:rPr>
-        <w:t>.mcp.json</w:t>
-      </w:r>
-      <w:r>
-        <w:rPr/>
-        <w:t xml:space="preserve"> example already shows this. </w:t>
-      </w:r>
-    </w:p>
-    <w:p>
-      <w:pPr>
-        <w:pStyle w:val="Heading2"/>
-        <w:bidi w:val="0"/>
-        <w:ind w:hanging="0" w:left="0" w:right="0"/>
-        <w:jc w:val="left"/>
-        <w:rPr/>
-      </w:pPr>
-      <w:bookmarkStart w:id="10" w:name="windows-notes"/>
-      <w:bookmarkEnd w:id="10"/>
-      <w:r>
-        <w:rPr/>
-        <w:t>Windows Notes</w:t>
       </w:r>
     </w:p>
     <w:p>
@@ -7697,41 +8169,43 @@
       </w:pPr>
       <w:r>
         <w:rPr>
-          <w:rStyle w:val="SourceText"/>
-        </w:rPr>
-        <w:t>pwsh</w:t>
-      </w:r>
-      <w:r>
-        <w:rPr>
           <w:rStyle w:val="Strong"/>
         </w:rPr>
-        <w:t xml:space="preserve"> is not on Git Bash's </w:t>
-      </w:r>
-      <w:r>
-        <w:rPr>
-          <w:rStyle w:val="SourceText"/>
-        </w:rPr>
-        <w:t>PATH</w:t>
-      </w:r>
-      <w:r>
-        <w:rPr>
-          <w:rStyle w:val="Strong"/>
-        </w:rPr>
-        <w:t>.</w:t>
-      </w:r>
-      <w:r>
-        <w:rPr/>
-        <w:t xml:space="preserve"> Every script that shells out to PowerShell names it by an absolute path or resolves it explicitly; a bare </w:t>
-      </w:r>
-      <w:r>
-        <w:rPr>
-          <w:rStyle w:val="SourceText"/>
-        </w:rPr>
-        <w:t>pwsh</w:t>
-      </w:r>
-      <w:r>
-        <w:rPr/>
-        <w:t xml:space="preserve"> in a hand-typed command fails as "command not found", which is easy to misread as PowerShell itself being broken. </w:t>
+        <w:t>Docker absent -&gt; visual UNVERIFIED, not a fail.</w:t>
+      </w:r>
+      <w:r>
+        <w:rPr/>
+        <w:t xml:space="preserve"> </w:t>
+      </w:r>
+      <w:r>
+        <w:rPr>
+          <w:rStyle w:val="SourceText"/>
+        </w:rPr>
+        <w:t>toHaveScreenshot</w:t>
+      </w:r>
+      <w:r>
+        <w:rPr/>
+        <w:t xml:space="preserve"> baselines are only meaningful when generated inside </w:t>
+      </w:r>
+      <w:r>
+        <w:rPr>
+          <w:rStyle w:val="SourceText"/>
+        </w:rPr>
+        <w:t>mcr.microsoft.com/playwright:v1.63.0-noble</w:t>
+      </w:r>
+      <w:r>
+        <w:rPr/>
+        <w:t xml:space="preserve"> — the installer warns rather than blocking when Docker is missing, and the visual </w:t>
+      </w:r>
+      <w:r>
+        <w:rPr>
+          <w:rStyle w:val="SourceText"/>
+        </w:rPr>
+        <w:t>verify.json</w:t>
+      </w:r>
+      <w:r>
+        <w:rPr/>
+        <w:t xml:space="preserve"> rule is written to skip (report UNVERIFIED) outside that image rather than compare against a baseline that can never match. </w:t>
       </w:r>
     </w:p>
     <w:p>
@@ -7746,7 +8220,6 @@
           <w:tab w:val="left" w:pos="829" w:leader="none"/>
         </w:tabs>
         <w:bidi w:val="0"/>
-        <w:spacing w:before="120" w:after="0"/>
         <w:ind w:hanging="283" w:left="829"/>
         <w:jc w:val="left"/>
         <w:rPr/>
@@ -7755,116 +8228,17 @@
         <w:rPr>
           <w:rStyle w:val="Strong"/>
         </w:rPr>
-        <w:t xml:space="preserve">Git Bash ships without </w:t>
-      </w:r>
-      <w:r>
-        <w:rPr>
-          <w:rStyle w:val="SourceText"/>
-        </w:rPr>
-        <w:t>python3</w:t>
-      </w:r>
-      <w:r>
-        <w:rPr>
-          <w:rStyle w:val="Strong"/>
-        </w:rPr>
-        <w:t>.</w:t>
-      </w:r>
-      <w:r>
-        <w:rPr/>
-        <w:t xml:space="preserve"> Every hook wrapper here resolves </w:t>
-      </w:r>
-      <w:r>
-        <w:rPr>
-          <w:rStyle w:val="SourceText"/>
-        </w:rPr>
-        <w:t>python3</w:t>
-      </w:r>
-      <w:r>
-        <w:rPr/>
-        <w:t xml:space="preserve">, then </w:t>
-      </w:r>
-      <w:r>
-        <w:rPr>
-          <w:rStyle w:val="SourceText"/>
-        </w:rPr>
-        <w:t>python</w:t>
-      </w:r>
-      <w:r>
-        <w:rPr/>
-        <w:t xml:space="preserve">, then </w:t>
-      </w:r>
-      <w:r>
-        <w:rPr>
-          <w:rStyle w:val="SourceText"/>
-        </w:rPr>
-        <w:t>py</w:t>
-      </w:r>
-      <w:r>
-        <w:rPr/>
-        <w:t xml:space="preserve">, and fails loudly on stderr rather than silently standing down when none resolves (see "no-python fail-closed", above). If a hook you expect to run says nothing at all, check for a usable Python on </w:t>
-      </w:r>
-      <w:r>
-        <w:rPr>
-          <w:rStyle w:val="SourceText"/>
-        </w:rPr>
-        <w:t>PATH</w:t>
-      </w:r>
-      <w:r>
-        <w:rPr/>
-        <w:t xml:space="preserve"> first. </w:t>
-      </w:r>
-    </w:p>
-    <w:p>
-      <w:pPr>
-        <w:pStyle w:val="BodyText"/>
-        <w:numPr>
-          <w:ilvl w:val="0"/>
-          <w:numId w:val="15"/>
-        </w:numPr>
-        <w:tabs>
-          <w:tab w:val="clear" w:pos="1134"/>
-          <w:tab w:val="left" w:pos="829" w:leader="none"/>
-        </w:tabs>
-        <w:bidi w:val="0"/>
-        <w:ind w:hanging="283" w:left="829"/>
-        <w:jc w:val="left"/>
-        <w:rPr/>
-      </w:pPr>
-      <w:r>
-        <w:rPr>
-          <w:rStyle w:val="Strong"/>
-        </w:rPr>
-        <w:t>Both flavours are always registered.</w:t>
-      </w:r>
-      <w:r>
-        <w:rPr/>
-        <w:t xml:space="preserve"> </w:t>
-      </w:r>
-      <w:r>
-        <w:rPr>
-          <w:rStyle w:val="SourceText"/>
-        </w:rPr>
-        <w:t>hooks.json</w:t>
-      </w:r>
-      <w:r>
-        <w:rPr/>
-        <w:t xml:space="preserve"> pairs every bash command with a </w:t>
-      </w:r>
-      <w:r>
-        <w:rPr>
-          <w:rStyle w:val="SourceText"/>
-        </w:rPr>
-        <w:t>shell: "powershell"</w:t>
-      </w:r>
-      <w:r>
-        <w:rPr/>
-        <w:t xml:space="preserve"> sibling on the same event, so a machine with both </w:t>
-      </w:r>
-      <w:r>
-        <w:rPr>
-          <w:rStyle w:val="SourceText"/>
-        </w:rPr>
-        <w:t>bash</w:t>
+        <w:t>MCP server won't connect on Windows.</w:t>
+      </w:r>
+      <w:r>
+        <w:rPr/>
+        <w:t xml:space="preserve"> Both </w:t>
+      </w:r>
+      <w:r>
+        <w:rPr>
+          <w:rStyle w:val="SourceText"/>
+        </w:rPr>
+        <w:t>@playwright/mcp</w:t>
       </w:r>
       <w:r>
         <w:rPr/>
@@ -7874,21 +8248,61 @@
         <w:rPr>
           <w:rStyle w:val="SourceText"/>
         </w:rPr>
-        <w:t>pwsh</w:t>
-      </w:r>
-      <w:r>
-        <w:rPr/>
-        <w:t xml:space="preserve"> present runs both. This is not double-firing to fix — it is how the same hook reaches both shells; each PowerShell twin stands itself down on the wrong platform (</w:t>
-      </w:r>
-      <w:r>
-        <w:rPr>
-          <w:rStyle w:val="SourceText"/>
-        </w:rPr>
-        <w:t>$env:OS -ne 'Windows_NT'</w:t>
-      </w:r>
-      <w:r>
-        <w:rPr/>
-        <w:t xml:space="preserve">) rather than the bash twin doing that job. </w:t>
+        <w:t>chrome-devtools-mcp</w:t>
+      </w:r>
+      <w:r>
+        <w:rPr/>
+        <w:t xml:space="preserve"> are launched with </w:t>
+      </w:r>
+      <w:r>
+        <w:rPr>
+          <w:rStyle w:val="SourceText"/>
+        </w:rPr>
+        <w:t>npx</w:t>
+      </w:r>
+      <w:r>
+        <w:rPr/>
+        <w:t xml:space="preserve">, which the MCP host cannot invoke directly on Windows — wrap the entry as </w:t>
+      </w:r>
+      <w:r>
+        <w:rPr>
+          <w:rStyle w:val="SourceText"/>
+        </w:rPr>
+        <w:t>"command": "cmd", "args": ["/c", "npx", ...]</w:t>
+      </w:r>
+      <w:r>
+        <w:rPr/>
+        <w:t xml:space="preserve"> in </w:t>
+      </w:r>
+      <w:r>
+        <w:rPr>
+          <w:rStyle w:val="SourceText"/>
+        </w:rPr>
+        <w:t>.mcp.json</w:t>
+      </w:r>
+      <w:r>
+        <w:rPr/>
+        <w:t xml:space="preserve"> (documented in chrome-devtools-mcp's own troubleshooting for the "Connection closed" failure); the </w:t>
+      </w:r>
+      <w:r>
+        <w:rPr>
+          <w:rStyle w:val="SourceText"/>
+        </w:rPr>
+        <w:t>stack-web</w:t>
+      </w:r>
+      <w:r>
+        <w:rPr/>
+        <w:t xml:space="preserve"> skill's </w:t>
+      </w:r>
+      <w:r>
+        <w:rPr>
+          <w:rStyle w:val="SourceText"/>
+        </w:rPr>
+        <w:t>.mcp.json</w:t>
+      </w:r>
+      <w:r>
+        <w:rPr/>
+        <w:t xml:space="preserve"> example already shows this. </w:t>
       </w:r>
     </w:p>
     <w:p>
@@ -7899,48 +8313,11 @@
         <w:jc w:val="left"/>
         <w:rPr/>
       </w:pPr>
-      <w:bookmarkStart w:id="11" w:name="auto-wrap-up-auto-clear-and-auto-resume"/>
-      <w:bookmarkEnd w:id="11"/>
-      <w:r>
-        <w:rPr/>
-        <w:t>Auto Wrap-Up, Auto-Clear and Auto-Resume</w:t>
-      </w:r>
-    </w:p>
-    <w:p>
-      <w:pPr>
-        <w:pStyle w:val="BodyText"/>
-        <w:bidi w:val="0"/>
-        <w:jc w:val="left"/>
-        <w:rPr/>
-      </w:pPr>
-      <w:r>
-        <w:rPr/>
-        <w:t>This section is folded into the troubleshooting guide (</w:t>
-      </w:r>
-      <w:r>
-        <w:rPr>
-          <w:rStyle w:val="SourceText"/>
-        </w:rPr>
-        <w:t>troubleshooting.md</w:t>
-      </w:r>
-      <w:r>
-        <w:rPr/>
-        <w:t>), linked from it as "Auto wrap-up, clear and resume". It covers the cycle that lets a long session finish itself cleanly, clear, and pick up where it stopped.</w:t>
-      </w:r>
-    </w:p>
-    <w:p>
-      <w:pPr>
-        <w:pStyle w:val="Heading3"/>
-        <w:bidi w:val="0"/>
-        <w:ind w:hanging="0" w:left="0" w:right="0"/>
-        <w:jc w:val="left"/>
-        <w:rPr/>
-      </w:pPr>
-      <w:bookmarkStart w:id="12" w:name="what-the-cycle-does"/>
+      <w:bookmarkStart w:id="12" w:name="windows-notes"/>
       <w:bookmarkEnd w:id="12"/>
       <w:r>
         <w:rPr/>
-        <w:t>What the Cycle Does</w:t>
+        <w:t>Windows Notes</w:t>
       </w:r>
     </w:p>
     <w:p>
@@ -7962,33 +8339,41 @@
       </w:pPr>
       <w:r>
         <w:rPr>
+          <w:rStyle w:val="SourceText"/>
+        </w:rPr>
+        <w:t>pwsh</w:t>
+      </w:r>
+      <w:r>
+        <w:rPr>
           <w:rStyle w:val="Strong"/>
         </w:rPr>
-        <w:t>Wrap-up.</w:t>
-      </w:r>
-      <w:r>
-        <w:rPr/>
-        <w:t xml:space="preserve"> When the context window crosses its threshold, the </w:t>
-      </w:r>
-      <w:r>
-        <w:rPr>
-          <w:rStyle w:val="SourceText"/>
-        </w:rPr>
-        <w:t>Stop</w:t>
-      </w:r>
-      <w:r>
-        <w:rPr/>
-        <w:t xml:space="preserve"> hook blocks once. It asks the session to finish or park the change in flight, write </w:t>
-      </w:r>
-      <w:r>
-        <w:rPr>
-          <w:rStyle w:val="SourceText"/>
-        </w:rPr>
-        <w:t>.work/HANDOFF.md</w:t>
-      </w:r>
-      <w:r>
-        <w:rPr/>
-        <w:t xml:space="preserve">, and update the ticket. This happens once for each threshold crossing in each session. It never happens on the forced continuation that follows a block. </w:t>
+        <w:t xml:space="preserve"> is not on Git Bash's </w:t>
+      </w:r>
+      <w:r>
+        <w:rPr>
+          <w:rStyle w:val="SourceText"/>
+        </w:rPr>
+        <w:t>PATH</w:t>
+      </w:r>
+      <w:r>
+        <w:rPr>
+          <w:rStyle w:val="Strong"/>
+        </w:rPr>
+        <w:t>.</w:t>
+      </w:r>
+      <w:r>
+        <w:rPr/>
+        <w:t xml:space="preserve"> Every script that shells out to PowerShell names it by an absolute path or resolves it explicitly; a bare </w:t>
+      </w:r>
+      <w:r>
+        <w:rPr>
+          <w:rStyle w:val="SourceText"/>
+        </w:rPr>
+        <w:t>pwsh</w:t>
+      </w:r>
+      <w:r>
+        <w:rPr/>
+        <w:t xml:space="preserve"> in a hand-typed command fails as "command not found", which is easy to misread as PowerShell itself being broken. </w:t>
       </w:r>
     </w:p>
     <w:p>
@@ -8012,21 +8397,63 @@
         <w:rPr>
           <w:rStyle w:val="Strong"/>
         </w:rPr>
-        <w:t>Clear.</w:t>
-      </w:r>
-      <w:r>
-        <w:rPr/>
-        <w:t xml:space="preserve"> After the handoff is written, auto-clear types </w:t>
-      </w:r>
-      <w:r>
-        <w:rPr>
-          <w:rStyle w:val="SourceText"/>
-        </w:rPr>
-        <w:t>/clear</w:t>
-      </w:r>
-      <w:r>
-        <w:rPr/>
-        <w:t xml:space="preserve"> into the terminal that runs this session. It does this only when all four of these hold: - this machine opted in; - the handoff was written by this session after the wrap-up request, is longer than a stub, and is not the automatic PreCompact skeleton; - the context reading that caused the wrap-up was a real measurement (see "When it will not clear"); - the target window can be identified exactly. </w:t>
+        <w:t xml:space="preserve">Git Bash ships without </w:t>
+      </w:r>
+      <w:r>
+        <w:rPr>
+          <w:rStyle w:val="SourceText"/>
+        </w:rPr>
+        <w:t>python3</w:t>
+      </w:r>
+      <w:r>
+        <w:rPr>
+          <w:rStyle w:val="Strong"/>
+        </w:rPr>
+        <w:t>.</w:t>
+      </w:r>
+      <w:r>
+        <w:rPr/>
+        <w:t xml:space="preserve"> Every hook wrapper here resolves </w:t>
+      </w:r>
+      <w:r>
+        <w:rPr>
+          <w:rStyle w:val="SourceText"/>
+        </w:rPr>
+        <w:t>python3</w:t>
+      </w:r>
+      <w:r>
+        <w:rPr/>
+        <w:t xml:space="preserve">, then </w:t>
+      </w:r>
+      <w:r>
+        <w:rPr>
+          <w:rStyle w:val="SourceText"/>
+        </w:rPr>
+        <w:t>python</w:t>
+      </w:r>
+      <w:r>
+        <w:rPr/>
+        <w:t xml:space="preserve">, then </w:t>
+      </w:r>
+      <w:r>
+        <w:rPr>
+          <w:rStyle w:val="SourceText"/>
+        </w:rPr>
+        <w:t>py</w:t>
+      </w:r>
+      <w:r>
+        <w:rPr/>
+        <w:t xml:space="preserve">, and fails loudly on stderr rather than silently standing down when none resolves (see "no-python fail-closed", above). If a hook you expect to run says nothing at all, check for a usable Python on </w:t>
+      </w:r>
+      <w:r>
+        <w:rPr>
+          <w:rStyle w:val="SourceText"/>
+        </w:rPr>
+        <w:t>PATH</w:t>
+      </w:r>
+      <w:r>
+        <w:rPr/>
+        <w:t xml:space="preserve"> first. </w:t>
       </w:r>
     </w:p>
     <w:p>
@@ -8049,21 +8476,98 @@
         <w:rPr>
           <w:rStyle w:val="Strong"/>
         </w:rPr>
-        <w:t>Resume.</w:t>
-      </w:r>
-      <w:r>
-        <w:rPr/>
-        <w:t xml:space="preserve"> The new session starts with the handoff and its next action already in context, within the 3,000-character resume budget. Nothing starts working unprompted: crew does not use </w:t>
-      </w:r>
-      <w:r>
-        <w:rPr>
-          <w:rStyle w:val="SourceText"/>
-        </w:rPr>
-        <w:t>initialUserMessage</w:t>
-      </w:r>
-      <w:r>
-        <w:rPr/>
-        <w:t xml:space="preserve">, so you press Enter to continue. </w:t>
+        <w:t>Both flavours are always registered.</w:t>
+      </w:r>
+      <w:r>
+        <w:rPr/>
+        <w:t xml:space="preserve"> </w:t>
+      </w:r>
+      <w:r>
+        <w:rPr>
+          <w:rStyle w:val="SourceText"/>
+        </w:rPr>
+        <w:t>hooks.json</w:t>
+      </w:r>
+      <w:r>
+        <w:rPr/>
+        <w:t xml:space="preserve"> pairs every bash command with a </w:t>
+      </w:r>
+      <w:r>
+        <w:rPr>
+          <w:rStyle w:val="SourceText"/>
+        </w:rPr>
+        <w:t>shell: "powershell"</w:t>
+      </w:r>
+      <w:r>
+        <w:rPr/>
+        <w:t xml:space="preserve"> sibling on the same event, so a machine with both </w:t>
+      </w:r>
+      <w:r>
+        <w:rPr>
+          <w:rStyle w:val="SourceText"/>
+        </w:rPr>
+        <w:t>bash</w:t>
+      </w:r>
+      <w:r>
+        <w:rPr/>
+        <w:t xml:space="preserve"> and </w:t>
+      </w:r>
+      <w:r>
+        <w:rPr>
+          <w:rStyle w:val="SourceText"/>
+        </w:rPr>
+        <w:t>pwsh</w:t>
+      </w:r>
+      <w:r>
+        <w:rPr/>
+        <w:t xml:space="preserve"> present runs both. This is not double-firing to fix — it is how the same hook reaches both shells; each PowerShell twin stands itself down on the wrong platform (</w:t>
+      </w:r>
+      <w:r>
+        <w:rPr>
+          <w:rStyle w:val="SourceText"/>
+        </w:rPr>
+        <w:t>$env:OS -ne 'Windows_NT'</w:t>
+      </w:r>
+      <w:r>
+        <w:rPr/>
+        <w:t xml:space="preserve">) rather than the bash twin doing that job. </w:t>
+      </w:r>
+    </w:p>
+    <w:p>
+      <w:pPr>
+        <w:pStyle w:val="Heading2"/>
+        <w:bidi w:val="0"/>
+        <w:ind w:hanging="0" w:left="0" w:right="0"/>
+        <w:jc w:val="left"/>
+        <w:rPr/>
+      </w:pPr>
+      <w:bookmarkStart w:id="13" w:name="auto-wrap-up-auto-clear-and-auto-resume"/>
+      <w:bookmarkEnd w:id="13"/>
+      <w:r>
+        <w:rPr/>
+        <w:t>Auto Wrap-Up, Auto-Clear and Auto-Resume</w:t>
+      </w:r>
+    </w:p>
+    <w:p>
+      <w:pPr>
+        <w:pStyle w:val="BodyText"/>
+        <w:bidi w:val="0"/>
+        <w:jc w:val="left"/>
+        <w:rPr/>
+      </w:pPr>
+      <w:r>
+        <w:rPr/>
+        <w:t>This section is folded into the troubleshooting guide (</w:t>
+      </w:r>
+      <w:r>
+        <w:rPr>
+          <w:rStyle w:val="SourceText"/>
+        </w:rPr>
+        <w:t>troubleshooting.md</w:t>
+      </w:r>
+      <w:r>
+        <w:rPr/>
+        <w:t>), linked from it as "Auto wrap-up, clear and resume". It covers the cycle that lets a long session finish itself cleanly, clear, and pick up where it stopped.</w:t>
       </w:r>
     </w:p>
     <w:p>
@@ -8074,8 +8578,398 @@
         <w:jc w:val="left"/>
         <w:rPr/>
       </w:pPr>
-      <w:bookmarkStart w:id="13" w:name="turning-it-on-and-off"/>
-      <w:bookmarkEnd w:id="13"/>
+      <w:bookmarkStart w:id="14" w:name="what-the-cycle-does"/>
+      <w:bookmarkEnd w:id="14"/>
+      <w:r>
+        <w:rPr/>
+        <w:t>What the Cycle Does</w:t>
+      </w:r>
+    </w:p>
+    <w:p>
+      <w:pPr>
+        <w:pStyle w:val="BodyText"/>
+        <w:numPr>
+          <w:ilvl w:val="0"/>
+          <w:numId w:val="17"/>
+        </w:numPr>
+        <w:tabs>
+          <w:tab w:val="clear" w:pos="1134"/>
+          <w:tab w:val="left" w:pos="829" w:leader="none"/>
+        </w:tabs>
+        <w:bidi w:val="0"/>
+        <w:spacing w:before="120" w:after="0"/>
+        <w:ind w:hanging="283" w:left="829"/>
+        <w:jc w:val="left"/>
+        <w:rPr/>
+      </w:pPr>
+      <w:r>
+        <w:rPr>
+          <w:rStyle w:val="Strong"/>
+        </w:rPr>
+        <w:t>Wrap-up.</w:t>
+      </w:r>
+      <w:r>
+        <w:rPr/>
+        <w:t xml:space="preserve"> When the context window crosses its threshold, the </w:t>
+      </w:r>
+      <w:r>
+        <w:rPr>
+          <w:rStyle w:val="SourceText"/>
+        </w:rPr>
+        <w:t>Stop</w:t>
+      </w:r>
+      <w:r>
+        <w:rPr/>
+        <w:t xml:space="preserve"> hook blocks once. It asks the session to finish or park the change in flight, write </w:t>
+      </w:r>
+      <w:r>
+        <w:rPr>
+          <w:rStyle w:val="SourceText"/>
+        </w:rPr>
+        <w:t>.work/HANDOFF.md</w:t>
+      </w:r>
+      <w:r>
+        <w:rPr/>
+        <w:t xml:space="preserve">, and update the ticket. This happens once for each threshold crossing in each session. It never happens on the forced continuation that follows a block. </w:t>
+      </w:r>
+    </w:p>
+    <w:p>
+      <w:pPr>
+        <w:pStyle w:val="BodyText"/>
+        <w:numPr>
+          <w:ilvl w:val="0"/>
+          <w:numId w:val="17"/>
+        </w:numPr>
+        <w:tabs>
+          <w:tab w:val="clear" w:pos="1134"/>
+          <w:tab w:val="left" w:pos="829" w:leader="none"/>
+        </w:tabs>
+        <w:bidi w:val="0"/>
+        <w:ind w:hanging="283" w:left="829"/>
+        <w:jc w:val="left"/>
+        <w:rPr/>
+      </w:pPr>
+      <w:r>
+        <w:rPr>
+          <w:rStyle w:val="Strong"/>
+        </w:rPr>
+        <w:t>Clear, or notify.</w:t>
+      </w:r>
+      <w:r>
+        <w:rPr/>
+        <w:t xml:space="preserve"> After the handoff is written, auto-clear acts on it. What it does depends on </w:t>
+      </w:r>
+      <w:r>
+        <w:rPr>
+          <w:rStyle w:val="SourceText"/>
+        </w:rPr>
+        <w:t>method</w:t>
+      </w:r>
+      <w:r>
+        <w:rPr/>
+        <w:t xml:space="preserve"> (below): </w:t>
+      </w:r>
+      <w:r>
+        <w:rPr>
+          <w:rStyle w:val="SourceText"/>
+        </w:rPr>
+        <w:t>notify</w:t>
+      </w:r>
+      <w:r>
+        <w:rPr/>
+        <w:t xml:space="preserve"> (the default on native Windows) prints a message telling you the handoff is written and it is safe to run </w:t>
+      </w:r>
+      <w:r>
+        <w:rPr>
+          <w:rStyle w:val="SourceText"/>
+        </w:rPr>
+        <w:t>/clear</w:t>
+      </w:r>
+      <w:r>
+        <w:rPr/>
+        <w:t xml:space="preserve"> (or </w:t>
+      </w:r>
+      <w:r>
+        <w:rPr>
+          <w:rStyle w:val="SourceText"/>
+        </w:rPr>
+        <w:t>/compact</w:t>
+      </w:r>
+      <w:r>
+        <w:rPr/>
+        <w:t xml:space="preserve">) yourself — it types nothing. </w:t>
+      </w:r>
+      <w:r>
+        <w:rPr>
+          <w:rStyle w:val="SourceText"/>
+        </w:rPr>
+        <w:t>tmux</w:t>
+      </w:r>
+      <w:r>
+        <w:rPr/>
+        <w:t xml:space="preserve">, </w:t>
+      </w:r>
+      <w:r>
+        <w:rPr>
+          <w:rStyle w:val="SourceText"/>
+        </w:rPr>
+        <w:t>xdotool</w:t>
+      </w:r>
+      <w:r>
+        <w:rPr/>
+        <w:t xml:space="preserve"> and </w:t>
+      </w:r>
+      <w:r>
+        <w:rPr>
+          <w:rStyle w:val="SourceText"/>
+        </w:rPr>
+        <w:t>sendkeys</w:t>
+      </w:r>
+      <w:r>
+        <w:rPr/>
+        <w:t xml:space="preserve"> actually type the configured command into the terminal that runs this session. Whichever method is in force, it acts only when all four of these hold: - this machine opted in; - the handoff was written by this session after the wrap-up request, is longer than a stub, and is not the automatic PreCompact skeleton; - the context reading that caused the wrap-up was a real measurement (see "When it will not clear"); - for a method that types (</w:t>
+      </w:r>
+      <w:r>
+        <w:rPr>
+          <w:rStyle w:val="SourceText"/>
+        </w:rPr>
+        <w:t>tmux</w:t>
+      </w:r>
+      <w:r>
+        <w:rPr/>
+        <w:t>/</w:t>
+      </w:r>
+      <w:r>
+        <w:rPr>
+          <w:rStyle w:val="SourceText"/>
+        </w:rPr>
+        <w:t>xdotool</w:t>
+      </w:r>
+      <w:r>
+        <w:rPr/>
+        <w:t>/</w:t>
+      </w:r>
+      <w:r>
+        <w:rPr>
+          <w:rStyle w:val="SourceText"/>
+        </w:rPr>
+        <w:t>sendkeys</w:t>
+      </w:r>
+      <w:r>
+        <w:rPr/>
+        <w:t xml:space="preserve">), the target window can be identified exactly — </w:t>
+      </w:r>
+      <w:r>
+        <w:rPr>
+          <w:rStyle w:val="SourceText"/>
+        </w:rPr>
+        <w:t>notify</w:t>
+      </w:r>
+      <w:r>
+        <w:rPr/>
+        <w:t xml:space="preserve"> needs none of this, since it identifies no window. </w:t>
+      </w:r>
+    </w:p>
+    <w:p>
+      <w:pPr>
+        <w:pStyle w:val="BodyText"/>
+        <w:bidi w:val="0"/>
+        <w:jc w:val="left"/>
+        <w:rPr/>
+      </w:pPr>
+      <w:r>
+        <w:rPr>
+          <w:rStyle w:val="Strong"/>
+        </w:rPr>
+        <w:t>Crew neither causes nor tunes Claude Code's own auto-compact.</w:t>
+      </w:r>
+      <w:r>
+        <w:rPr/>
+        <w:t xml:space="preserve"> That is a separate, built-in behaviour that fires whenever Claude Code itself decides to; this cycle only reacts to a handoff once one exists, and nothing here makes auto-compact happen sooner, later, or at all. 3. </w:t>
+      </w:r>
+      <w:r>
+        <w:rPr>
+          <w:rStyle w:val="Strong"/>
+        </w:rPr>
+        <w:t>Resume.</w:t>
+      </w:r>
+      <w:r>
+        <w:rPr/>
+        <w:t xml:space="preserve"> The new session starts with the handoff and its next action already in context, within the 3,000-character resume budget. Nothing starts working unprompted: crew does not use </w:t>
+      </w:r>
+      <w:r>
+        <w:rPr>
+          <w:rStyle w:val="SourceText"/>
+        </w:rPr>
+        <w:t>initialUserMessage</w:t>
+      </w:r>
+      <w:r>
+        <w:rPr/>
+        <w:t xml:space="preserve">, so you press Enter to continue. Claude Code 2.1.282 drops it in an interactive session anyway (spike, 2026-09-25): it is honoured by </w:t>
+      </w:r>
+      <w:r>
+        <w:rPr>
+          <w:rStyle w:val="SourceText"/>
+        </w:rPr>
+        <w:t>claude -p</w:t>
+      </w:r>
+      <w:r>
+        <w:rPr/>
+        <w:t xml:space="preserve"> only.</w:t>
+      </w:r>
+    </w:p>
+    <w:p>
+      <w:pPr>
+        <w:pStyle w:val="BodyText"/>
+        <w:bidi w:val="0"/>
+        <w:jc w:val="left"/>
+        <w:rPr/>
+      </w:pPr>
+      <w:r>
+        <w:rPr/>
+        <w:t xml:space="preserve">With </w:t>
+      </w:r>
+      <w:r>
+        <w:rPr>
+          <w:rStyle w:val="SourceText"/>
+        </w:rPr>
+        <w:t>resume.auto: true</w:t>
+      </w:r>
+      <w:r>
+        <w:rPr/>
+        <w:t xml:space="preserve"> in the machine-global config, the handoff after </w:t>
+      </w:r>
+      <w:r>
+        <w:rPr>
+          <w:rStyle w:val="SourceText"/>
+        </w:rPr>
+        <w:t>/clear</w:t>
+      </w:r>
+      <w:r>
+        <w:rPr/>
+        <w:t xml:space="preserve"> or a manual </w:t>
+      </w:r>
+      <w:r>
+        <w:rPr>
+          <w:rStyle w:val="SourceText"/>
+        </w:rPr>
+        <w:t>/compact</w:t>
+      </w:r>
+      <w:r>
+        <w:rPr/>
+        <w:t xml:space="preserve"> also names the exact next command, read from the note's </w:t>
+      </w:r>
+      <w:r>
+        <w:rPr>
+          <w:rStyle w:val="SourceText"/>
+        </w:rPr>
+        <w:t>resume:</w:t>
+      </w:r>
+      <w:r>
+        <w:rPr/>
+        <w:t xml:space="preserve"> line (</w:t>
+      </w:r>
+      <w:r>
+        <w:rPr>
+          <w:rStyle w:val="SourceText"/>
+        </w:rPr>
+        <w:t>resume: /crew:done T-0001</w:t>
+      </w:r>
+      <w:r>
+        <w:rPr/>
+        <w:t xml:space="preserve">): </w:t>
+      </w:r>
+      <w:r>
+        <w:rPr>
+          <w:rStyle w:val="SourceText"/>
+        </w:rPr>
+        <w:t>Auto-resume: ready to run /crew:done T-0001.</w:t>
+      </w:r>
+      <w:r>
+        <w:rPr/>
+        <w:t xml:space="preserve"> — or </w:t>
+      </w:r>
+      <w:r>
+        <w:rPr>
+          <w:rStyle w:val="SourceText"/>
+        </w:rPr>
+        <w:t>Auto-resume did not start: &lt;reason&gt;.</w:t>
+      </w:r>
+      <w:r>
+        <w:rPr/>
+        <w:t xml:space="preserve"> when a check refuses it. It still does not start on its own: you press Enter or type it, until T-0013 types it where the terminal can be identified. The refusal reasons are: compact was not a manual /compact; no handoff note, or it was archived as stale, or is stale and could not be archived; no resume line, </w:t>
+      </w:r>
+      <w:r>
+        <w:rPr>
+          <w:rStyle w:val="SourceText"/>
+        </w:rPr>
+        <w:t>resume: none</w:t>
+      </w:r>
+      <w:r>
+        <w:rPr/>
+        <w:t xml:space="preserve">, or a line the grammar refuses (a second line, trailing text, an unknown command, or an excluded one such as </w:t>
+      </w:r>
+      <w:r>
+        <w:rPr>
+          <w:rStyle w:val="SourceText"/>
+        </w:rPr>
+        <w:t>/crew:approve</w:t>
+      </w:r>
+      <w:r>
+        <w:rPr/>
+        <w:t xml:space="preserve">); the note's </w:t>
+      </w:r>
+      <w:r>
+        <w:rPr>
+          <w:rStyle w:val="SourceText"/>
+        </w:rPr>
+        <w:t>branch:</w:t>
+      </w:r>
+      <w:r>
+        <w:rPr/>
+        <w:t xml:space="preserve"> or </w:t>
+      </w:r>
+      <w:r>
+        <w:rPr>
+          <w:rStyle w:val="SourceText"/>
+        </w:rPr>
+        <w:t>head:</w:t>
+      </w:r>
+      <w:r>
+        <w:rPr/>
+        <w:t xml:space="preserve"> does not match the checkout; the ticket directory or goal file is missing; the command is not installed; the record of past auto-resumes (</w:t>
+      </w:r>
+      <w:r>
+        <w:rPr>
+          <w:rStyle w:val="SourceText"/>
+        </w:rPr>
+        <w:t>resume-state.json</w:t>
+      </w:r>
+      <w:r>
+        <w:rPr/>
+        <w:t xml:space="preserve">) exists and could not be read; this handoff was already resumed; the progress fingerprint could not be computed; the same command with no progress since the last auto-resume. Never on a plain </w:t>
+      </w:r>
+      <w:r>
+        <w:rPr>
+          <w:rStyle w:val="SourceText"/>
+        </w:rPr>
+        <w:t>startup</w:t>
+      </w:r>
+      <w:r>
+        <w:rPr/>
+        <w:t>.</w:t>
+      </w:r>
+    </w:p>
+    <w:p>
+      <w:pPr>
+        <w:pStyle w:val="Heading3"/>
+        <w:bidi w:val="0"/>
+        <w:ind w:hanging="0" w:left="0" w:right="0"/>
+        <w:jc w:val="left"/>
+        <w:rPr/>
+      </w:pPr>
+      <w:bookmarkStart w:id="15" w:name="turning-it-on-and-off"/>
+      <w:bookmarkEnd w:id="15"/>
       <w:r>
         <w:rPr/>
         <w:t>Turning It on and Off</w:t>
@@ -8117,10 +9011,10 @@
         </w:tblCellMar>
       </w:tblPr>
       <w:tblGrid>
-        <w:gridCol w:w="2347"/>
+        <w:gridCol w:w="2285"/>
         <w:gridCol w:w="4100"/>
-        <w:gridCol w:w="1648"/>
-        <w:gridCol w:w="3244"/>
+        <w:gridCol w:w="1802"/>
+        <w:gridCol w:w="3152"/>
       </w:tblGrid>
       <w:tr>
         <w:trPr>
@@ -8128,7 +9022,7 @@
         </w:trPr>
         <w:tc>
           <w:tcPr>
-            <w:tcW w:w="2347" w:type="dxa"/>
+            <w:tcW w:w="2285" w:type="dxa"/>
             <w:tcBorders/>
             <w:vAlign w:val="center"/>
           </w:tcPr>
@@ -8172,7 +9066,7 @@
         </w:tc>
         <w:tc>
           <w:tcPr>
-            <w:tcW w:w="1648" w:type="dxa"/>
+            <w:tcW w:w="1802" w:type="dxa"/>
             <w:tcBorders/>
             <w:vAlign w:val="center"/>
           </w:tcPr>
@@ -8194,7 +9088,7 @@
         </w:tc>
         <w:tc>
           <w:tcPr>
-            <w:tcW w:w="3244" w:type="dxa"/>
+            <w:tcW w:w="3152" w:type="dxa"/>
             <w:tcBorders/>
             <w:vAlign w:val="center"/>
           </w:tcPr>
@@ -8219,7 +9113,7 @@
         <w:trPr/>
         <w:tc>
           <w:tcPr>
-            <w:tcW w:w="2347" w:type="dxa"/>
+            <w:tcW w:w="2285" w:type="dxa"/>
             <w:tcBorders/>
             <w:vAlign w:val="center"/>
           </w:tcPr>
@@ -8279,7 +9173,7 @@
         </w:tc>
         <w:tc>
           <w:tcPr>
-            <w:tcW w:w="1648" w:type="dxa"/>
+            <w:tcW w:w="1802" w:type="dxa"/>
             <w:tcBorders/>
             <w:vAlign w:val="center"/>
           </w:tcPr>
@@ -8302,7 +9196,7 @@
         </w:tc>
         <w:tc>
           <w:tcPr>
-            <w:tcW w:w="3244" w:type="dxa"/>
+            <w:tcW w:w="3152" w:type="dxa"/>
             <w:tcBorders/>
             <w:vAlign w:val="center"/>
           </w:tcPr>
@@ -8326,7 +9220,7 @@
         <w:trPr/>
         <w:tc>
           <w:tcPr>
-            <w:tcW w:w="2347" w:type="dxa"/>
+            <w:tcW w:w="2285" w:type="dxa"/>
             <w:tcBorders/>
             <w:vAlign w:val="center"/>
           </w:tcPr>
@@ -8370,7 +9264,7 @@
         </w:tc>
         <w:tc>
           <w:tcPr>
-            <w:tcW w:w="1648" w:type="dxa"/>
+            <w:tcW w:w="1802" w:type="dxa"/>
             <w:tcBorders/>
             <w:vAlign w:val="center"/>
           </w:tcPr>
@@ -8417,7 +9311,7 @@
               <w:rPr>
                 <w:rStyle w:val="SourceText"/>
               </w:rPr>
-              <w:t>"windows"</w:t>
+              <w:t>"notify"</w:t>
             </w:r>
             <w:r>
               <w:rPr/>
@@ -8427,28 +9321,38 @@
               <w:rPr>
                 <w:rStyle w:val="SourceText"/>
               </w:rPr>
+              <w:t>"sendkeys"</w:t>
+            </w:r>
+            <w:r>
+              <w:rPr/>
+              <w:t xml:space="preserve">, </w:t>
+            </w:r>
+            <w:r>
+              <w:rPr>
+                <w:rStyle w:val="SourceText"/>
+              </w:rPr>
               <w:t>"none"</w:t>
             </w:r>
           </w:p>
         </w:tc>
         <w:tc>
           <w:tcPr>
-            <w:tcW w:w="3244" w:type="dxa"/>
-            <w:tcBorders/>
-            <w:vAlign w:val="center"/>
-          </w:tcPr>
-          <w:p>
-            <w:pPr>
-              <w:pStyle w:val="TableContents"/>
-              <w:shd w:fill="2E3440" w:val="clear"/>
-              <w:bidi w:val="0"/>
-              <w:spacing w:before="120" w:after="120"/>
-              <w:jc w:val="left"/>
-              <w:rPr/>
-            </w:pPr>
-            <w:r>
-              <w:rPr/>
-              <w:t>how the keystroke is delivered</w:t>
+            <w:tcW w:w="3152" w:type="dxa"/>
+            <w:tcBorders/>
+            <w:vAlign w:val="center"/>
+          </w:tcPr>
+          <w:p>
+            <w:pPr>
+              <w:pStyle w:val="TableContents"/>
+              <w:shd w:fill="2E3440" w:val="clear"/>
+              <w:bidi w:val="0"/>
+              <w:spacing w:before="120" w:after="120"/>
+              <w:jc w:val="left"/>
+              <w:rPr/>
+            </w:pPr>
+            <w:r>
+              <w:rPr/>
+              <w:t>how the cycle acts — see "Which method, and what it does" below</w:t>
             </w:r>
           </w:p>
         </w:tc>
@@ -8457,7 +9361,7 @@
         <w:trPr/>
         <w:tc>
           <w:tcPr>
-            <w:tcW w:w="2347" w:type="dxa"/>
+            <w:tcW w:w="2285" w:type="dxa"/>
             <w:tcBorders/>
             <w:vAlign w:val="center"/>
           </w:tcPr>
@@ -8501,7 +9405,7 @@
         </w:tc>
         <w:tc>
           <w:tcPr>
-            <w:tcW w:w="1648" w:type="dxa"/>
+            <w:tcW w:w="1802" w:type="dxa"/>
             <w:tcBorders/>
             <w:vAlign w:val="center"/>
           </w:tcPr>
@@ -8522,7 +9426,7 @@
         </w:tc>
         <w:tc>
           <w:tcPr>
-            <w:tcW w:w="3244" w:type="dxa"/>
+            <w:tcW w:w="3152" w:type="dxa"/>
             <w:tcBorders/>
             <w:vAlign w:val="center"/>
           </w:tcPr>
@@ -8546,7 +9450,7 @@
         <w:trPr/>
         <w:tc>
           <w:tcPr>
-            <w:tcW w:w="2347" w:type="dxa"/>
+            <w:tcW w:w="2285" w:type="dxa"/>
             <w:tcBorders/>
             <w:vAlign w:val="center"/>
           </w:tcPr>
@@ -8590,7 +9494,7 @@
         </w:tc>
         <w:tc>
           <w:tcPr>
-            <w:tcW w:w="1648" w:type="dxa"/>
+            <w:tcW w:w="1802" w:type="dxa"/>
             <w:tcBorders/>
             <w:vAlign w:val="center"/>
           </w:tcPr>
@@ -8613,7 +9517,7 @@
         </w:tc>
         <w:tc>
           <w:tcPr>
-            <w:tcW w:w="3244" w:type="dxa"/>
+            <w:tcW w:w="3152" w:type="dxa"/>
             <w:tcBorders/>
             <w:vAlign w:val="center"/>
           </w:tcPr>
@@ -8637,7 +9541,7 @@
         <w:trPr/>
         <w:tc>
           <w:tcPr>
-            <w:tcW w:w="2347" w:type="dxa"/>
+            <w:tcW w:w="2285" w:type="dxa"/>
             <w:tcBorders/>
             <w:vAlign w:val="center"/>
           </w:tcPr>
@@ -8681,7 +9585,7 @@
         </w:tc>
         <w:tc>
           <w:tcPr>
-            <w:tcW w:w="1648" w:type="dxa"/>
+            <w:tcW w:w="1802" w:type="dxa"/>
             <w:tcBorders/>
             <w:vAlign w:val="center"/>
           </w:tcPr>
@@ -8704,7 +9608,7 @@
         </w:tc>
         <w:tc>
           <w:tcPr>
-            <w:tcW w:w="3244" w:type="dxa"/>
+            <w:tcW w:w="3152" w:type="dxa"/>
             <w:tcBorders/>
             <w:vAlign w:val="center"/>
           </w:tcPr>
@@ -8728,7 +9632,7 @@
         <w:trPr/>
         <w:tc>
           <w:tcPr>
-            <w:tcW w:w="2347" w:type="dxa"/>
+            <w:tcW w:w="2285" w:type="dxa"/>
             <w:tcBorders/>
             <w:vAlign w:val="center"/>
           </w:tcPr>
@@ -8778,7 +9682,7 @@
         </w:tc>
         <w:tc>
           <w:tcPr>
-            <w:tcW w:w="1648" w:type="dxa"/>
+            <w:tcW w:w="1802" w:type="dxa"/>
             <w:tcBorders/>
             <w:vAlign w:val="center"/>
           </w:tcPr>
@@ -8801,7 +9705,7 @@
         </w:tc>
         <w:tc>
           <w:tcPr>
-            <w:tcW w:w="3244" w:type="dxa"/>
+            <w:tcW w:w="3152" w:type="dxa"/>
             <w:tcBorders/>
             <w:vAlign w:val="center"/>
           </w:tcPr>
@@ -8835,24 +9739,24 @@
         <w:trPr/>
         <w:tc>
           <w:tcPr>
-            <w:tcW w:w="2347" w:type="dxa"/>
-            <w:tcBorders/>
-            <w:vAlign w:val="center"/>
-          </w:tcPr>
-          <w:p>
-            <w:pPr>
-              <w:pStyle w:val="TableContents"/>
-              <w:shd w:fill="2E3440" w:val="clear"/>
-              <w:bidi w:val="0"/>
-              <w:spacing w:before="120" w:after="120"/>
-              <w:jc w:val="left"/>
-              <w:rPr/>
-            </w:pPr>
-            <w:r>
-              <w:rPr>
-                <w:rStyle w:val="SourceText"/>
-              </w:rPr>
-              <w:t>.crew/config.json</w:t>
+            <w:tcW w:w="2285" w:type="dxa"/>
+            <w:tcBorders/>
+            <w:vAlign w:val="center"/>
+          </w:tcPr>
+          <w:p>
+            <w:pPr>
+              <w:pStyle w:val="TableContents"/>
+              <w:shd w:fill="2E3440" w:val="clear"/>
+              <w:bidi w:val="0"/>
+              <w:spacing w:before="120" w:after="120"/>
+              <w:jc w:val="left"/>
+              <w:rPr/>
+            </w:pPr>
+            <w:r>
+              <w:rPr>
+                <w:rStyle w:val="SourceText"/>
+              </w:rPr>
+              <w:t>~/.claude/crew/config.json</w:t>
             </w:r>
           </w:p>
         </w:tc>
@@ -8875,51 +9779,81 @@
               <w:rPr>
                 <w:rStyle w:val="SourceText"/>
               </w:rPr>
-              <w:t>context.autoWrapUp</w:t>
-            </w:r>
-          </w:p>
-        </w:tc>
-        <w:tc>
-          <w:tcPr>
-            <w:tcW w:w="1648" w:type="dxa"/>
-            <w:tcBorders/>
-            <w:vAlign w:val="center"/>
-          </w:tcPr>
-          <w:p>
-            <w:pPr>
-              <w:pStyle w:val="TableContents"/>
-              <w:shd w:fill="2E3440" w:val="clear"/>
-              <w:bidi w:val="0"/>
-              <w:spacing w:before="120" w:after="120"/>
-              <w:jc w:val="left"/>
-              <w:rPr/>
-            </w:pPr>
-            <w:r>
-              <w:rPr>
-                <w:rStyle w:val="SourceText"/>
-              </w:rPr>
-              <w:t>false</w:t>
-            </w:r>
-          </w:p>
-        </w:tc>
-        <w:tc>
-          <w:tcPr>
-            <w:tcW w:w="3244" w:type="dxa"/>
-            <w:tcBorders/>
-            <w:vAlign w:val="center"/>
-          </w:tcPr>
-          <w:p>
-            <w:pPr>
-              <w:pStyle w:val="TableContents"/>
-              <w:shd w:fill="2E3440" w:val="clear"/>
-              <w:bidi w:val="0"/>
-              <w:spacing w:before="120" w:after="120"/>
-              <w:jc w:val="left"/>
-              <w:rPr/>
-            </w:pPr>
-            <w:r>
-              <w:rPr/>
-              <w:t>replaces the wrap-up instruction with a plain handoff request. It still blocks once.</w:t>
+              <w:t>resume.auto</w:t>
+            </w:r>
+          </w:p>
+        </w:tc>
+        <w:tc>
+          <w:tcPr>
+            <w:tcW w:w="1802" w:type="dxa"/>
+            <w:tcBorders/>
+            <w:vAlign w:val="center"/>
+          </w:tcPr>
+          <w:p>
+            <w:pPr>
+              <w:pStyle w:val="TableContents"/>
+              <w:shd w:fill="2E3440" w:val="clear"/>
+              <w:bidi w:val="0"/>
+              <w:spacing w:before="120" w:after="120"/>
+              <w:jc w:val="left"/>
+              <w:rPr/>
+            </w:pPr>
+            <w:r>
+              <w:rPr>
+                <w:rStyle w:val="SourceText"/>
+              </w:rPr>
+              <w:t>true</w:t>
+            </w:r>
+          </w:p>
+        </w:tc>
+        <w:tc>
+          <w:tcPr>
+            <w:tcW w:w="3152" w:type="dxa"/>
+            <w:tcBorders/>
+            <w:vAlign w:val="center"/>
+          </w:tcPr>
+          <w:p>
+            <w:pPr>
+              <w:pStyle w:val="TableContents"/>
+              <w:shd w:fill="2E3440" w:val="clear"/>
+              <w:bidi w:val="0"/>
+              <w:spacing w:before="120" w:after="120"/>
+              <w:jc w:val="left"/>
+              <w:rPr/>
+            </w:pPr>
+            <w:r>
+              <w:rPr/>
+              <w:t xml:space="preserve">names the next command from the handoff's </w:t>
+            </w:r>
+            <w:r>
+              <w:rPr>
+                <w:rStyle w:val="SourceText"/>
+              </w:rPr>
+              <w:t>resume:</w:t>
+            </w:r>
+            <w:r>
+              <w:rPr/>
+              <w:t xml:space="preserve"> line after </w:t>
+            </w:r>
+            <w:r>
+              <w:rPr>
+                <w:rStyle w:val="SourceText"/>
+              </w:rPr>
+              <w:t>/clear</w:t>
+            </w:r>
+            <w:r>
+              <w:rPr/>
+              <w:t xml:space="preserve"> or a manual </w:t>
+            </w:r>
+            <w:r>
+              <w:rPr>
+                <w:rStyle w:val="SourceText"/>
+              </w:rPr>
+              <w:t>/compact</w:t>
+            </w:r>
+            <w:r>
+              <w:rPr/>
+              <w:t xml:space="preserve"> (off by default)</w:t>
             </w:r>
           </w:p>
         </w:tc>
@@ -8928,25 +9862,39 @@
         <w:trPr/>
         <w:tc>
           <w:tcPr>
-            <w:tcW w:w="2347" w:type="dxa"/>
-            <w:tcBorders/>
-            <w:vAlign w:val="center"/>
-          </w:tcPr>
-          <w:p>
-            <w:pPr>
-              <w:pStyle w:val="TableContents"/>
-              <w:shd w:fill="2E3440" w:val="clear"/>
-              <w:bidi w:val="0"/>
-              <w:spacing w:before="120" w:after="120"/>
-              <w:jc w:val="left"/>
-              <w:rPr/>
-            </w:pPr>
+            <w:tcW w:w="2285" w:type="dxa"/>
+            <w:tcBorders/>
+            <w:vAlign w:val="center"/>
+          </w:tcPr>
+          <w:p>
+            <w:pPr>
+              <w:pStyle w:val="TableContents"/>
+              <w:shd w:fill="2E3440" w:val="clear"/>
+              <w:bidi w:val="0"/>
+              <w:spacing w:before="120" w:after="120"/>
+              <w:jc w:val="left"/>
+              <w:rPr/>
+            </w:pPr>
+            <w:r>
+              <w:rPr>
+                <w:rStyle w:val="SourceText"/>
+              </w:rPr>
+              <w:t>.crew/crew.json</w:t>
+            </w:r>
+            <w:r>
+              <w:rPr/>
+              <w:t xml:space="preserve"> or </w:t>
+            </w:r>
             <w:r>
               <w:rPr>
                 <w:rStyle w:val="SourceText"/>
               </w:rPr>
               <w:t>.crew/config.json</w:t>
             </w:r>
+            <w:r>
+              <w:rPr/>
+              <w:t xml:space="preserve"> (the repo)</w:t>
+            </w:r>
           </w:p>
         </w:tc>
         <w:tc>
@@ -8968,13 +9916,13 @@
               <w:rPr>
                 <w:rStyle w:val="SourceText"/>
               </w:rPr>
-              <w:t>context.enabled</w:t>
-            </w:r>
-          </w:p>
-        </w:tc>
-        <w:tc>
-          <w:tcPr>
-            <w:tcW w:w="1648" w:type="dxa"/>
+              <w:t>resume.auto</w:t>
+            </w:r>
+          </w:p>
+        </w:tc>
+        <w:tc>
+          <w:tcPr>
+            <w:tcW w:w="1802" w:type="dxa"/>
             <w:tcBorders/>
             <w:vAlign w:val="center"/>
           </w:tcPr>
@@ -8997,22 +9945,32 @@
         </w:tc>
         <w:tc>
           <w:tcPr>
-            <w:tcW w:w="3244" w:type="dxa"/>
-            <w:tcBorders/>
-            <w:vAlign w:val="center"/>
-          </w:tcPr>
-          <w:p>
-            <w:pPr>
-              <w:pStyle w:val="TableContents"/>
-              <w:shd w:fill="2E3440" w:val="clear"/>
-              <w:bidi w:val="0"/>
-              <w:spacing w:before="120" w:after="120"/>
-              <w:jc w:val="left"/>
-              <w:rPr/>
-            </w:pPr>
-            <w:r>
-              <w:rPr/>
-              <w:t>turns off the whole context watcher, wrap-up included</w:t>
+            <w:tcW w:w="3152" w:type="dxa"/>
+            <w:tcBorders/>
+            <w:vAlign w:val="center"/>
+          </w:tcPr>
+          <w:p>
+            <w:pPr>
+              <w:pStyle w:val="TableContents"/>
+              <w:shd w:fill="2E3440" w:val="clear"/>
+              <w:bidi w:val="0"/>
+              <w:spacing w:before="120" w:after="120"/>
+              <w:jc w:val="left"/>
+              <w:rPr/>
+            </w:pPr>
+            <w:r>
+              <w:rPr/>
+              <w:t xml:space="preserve">vetoes auto-resume in this repo. </w:t>
+            </w:r>
+            <w:r>
+              <w:rPr>
+                <w:rStyle w:val="SourceText"/>
+              </w:rPr>
+              <w:t>true</w:t>
+            </w:r>
+            <w:r>
+              <w:rPr/>
+              <w:t xml:space="preserve"> here does not switch it on.</w:t>
             </w:r>
           </w:p>
         </w:tc>
@@ -9021,7 +9979,7 @@
         <w:trPr/>
         <w:tc>
           <w:tcPr>
-            <w:tcW w:w="2347" w:type="dxa"/>
+            <w:tcW w:w="2285" w:type="dxa"/>
             <w:tcBorders/>
             <w:vAlign w:val="center"/>
           </w:tcPr>
@@ -9061,13 +10019,199 @@
               <w:rPr>
                 <w:rStyle w:val="SourceText"/>
               </w:rPr>
+              <w:t>context.autoWrapUp</w:t>
+            </w:r>
+          </w:p>
+        </w:tc>
+        <w:tc>
+          <w:tcPr>
+            <w:tcW w:w="1802" w:type="dxa"/>
+            <w:tcBorders/>
+            <w:vAlign w:val="center"/>
+          </w:tcPr>
+          <w:p>
+            <w:pPr>
+              <w:pStyle w:val="TableContents"/>
+              <w:shd w:fill="2E3440" w:val="clear"/>
+              <w:bidi w:val="0"/>
+              <w:spacing w:before="120" w:after="120"/>
+              <w:jc w:val="left"/>
+              <w:rPr/>
+            </w:pPr>
+            <w:r>
+              <w:rPr>
+                <w:rStyle w:val="SourceText"/>
+              </w:rPr>
+              <w:t>false</w:t>
+            </w:r>
+          </w:p>
+        </w:tc>
+        <w:tc>
+          <w:tcPr>
+            <w:tcW w:w="3152" w:type="dxa"/>
+            <w:tcBorders/>
+            <w:vAlign w:val="center"/>
+          </w:tcPr>
+          <w:p>
+            <w:pPr>
+              <w:pStyle w:val="TableContents"/>
+              <w:shd w:fill="2E3440" w:val="clear"/>
+              <w:bidi w:val="0"/>
+              <w:spacing w:before="120" w:after="120"/>
+              <w:jc w:val="left"/>
+              <w:rPr/>
+            </w:pPr>
+            <w:r>
+              <w:rPr/>
+              <w:t>replaces the wrap-up instruction with a plain handoff request. It still blocks once.</w:t>
+            </w:r>
+          </w:p>
+        </w:tc>
+      </w:tr>
+      <w:tr>
+        <w:trPr/>
+        <w:tc>
+          <w:tcPr>
+            <w:tcW w:w="2285" w:type="dxa"/>
+            <w:tcBorders/>
+            <w:vAlign w:val="center"/>
+          </w:tcPr>
+          <w:p>
+            <w:pPr>
+              <w:pStyle w:val="TableContents"/>
+              <w:shd w:fill="2E3440" w:val="clear"/>
+              <w:bidi w:val="0"/>
+              <w:spacing w:before="120" w:after="120"/>
+              <w:jc w:val="left"/>
+              <w:rPr/>
+            </w:pPr>
+            <w:r>
+              <w:rPr>
+                <w:rStyle w:val="SourceText"/>
+              </w:rPr>
+              <w:t>.crew/config.json</w:t>
+            </w:r>
+          </w:p>
+        </w:tc>
+        <w:tc>
+          <w:tcPr>
+            <w:tcW w:w="4100" w:type="dxa"/>
+            <w:tcBorders/>
+            <w:vAlign w:val="center"/>
+          </w:tcPr>
+          <w:p>
+            <w:pPr>
+              <w:pStyle w:val="TableContents"/>
+              <w:shd w:fill="2E3440" w:val="clear"/>
+              <w:bidi w:val="0"/>
+              <w:spacing w:before="120" w:after="120"/>
+              <w:jc w:val="left"/>
+              <w:rPr/>
+            </w:pPr>
+            <w:r>
+              <w:rPr>
+                <w:rStyle w:val="SourceText"/>
+              </w:rPr>
+              <w:t>context.enabled</w:t>
+            </w:r>
+          </w:p>
+        </w:tc>
+        <w:tc>
+          <w:tcPr>
+            <w:tcW w:w="1802" w:type="dxa"/>
+            <w:tcBorders/>
+            <w:vAlign w:val="center"/>
+          </w:tcPr>
+          <w:p>
+            <w:pPr>
+              <w:pStyle w:val="TableContents"/>
+              <w:shd w:fill="2E3440" w:val="clear"/>
+              <w:bidi w:val="0"/>
+              <w:spacing w:before="120" w:after="120"/>
+              <w:jc w:val="left"/>
+              <w:rPr/>
+            </w:pPr>
+            <w:r>
+              <w:rPr>
+                <w:rStyle w:val="SourceText"/>
+              </w:rPr>
+              <w:t>false</w:t>
+            </w:r>
+          </w:p>
+        </w:tc>
+        <w:tc>
+          <w:tcPr>
+            <w:tcW w:w="3152" w:type="dxa"/>
+            <w:tcBorders/>
+            <w:vAlign w:val="center"/>
+          </w:tcPr>
+          <w:p>
+            <w:pPr>
+              <w:pStyle w:val="TableContents"/>
+              <w:shd w:fill="2E3440" w:val="clear"/>
+              <w:bidi w:val="0"/>
+              <w:spacing w:before="120" w:after="120"/>
+              <w:jc w:val="left"/>
+              <w:rPr/>
+            </w:pPr>
+            <w:r>
+              <w:rPr/>
+              <w:t>turns off the whole context watcher, wrap-up included</w:t>
+            </w:r>
+          </w:p>
+        </w:tc>
+      </w:tr>
+      <w:tr>
+        <w:trPr/>
+        <w:tc>
+          <w:tcPr>
+            <w:tcW w:w="2285" w:type="dxa"/>
+            <w:tcBorders/>
+            <w:vAlign w:val="center"/>
+          </w:tcPr>
+          <w:p>
+            <w:pPr>
+              <w:pStyle w:val="TableContents"/>
+              <w:shd w:fill="2E3440" w:val="clear"/>
+              <w:bidi w:val="0"/>
+              <w:spacing w:before="120" w:after="120"/>
+              <w:jc w:val="left"/>
+              <w:rPr/>
+            </w:pPr>
+            <w:r>
+              <w:rPr>
+                <w:rStyle w:val="SourceText"/>
+              </w:rPr>
+              <w:t>.crew/config.json</w:t>
+            </w:r>
+          </w:p>
+        </w:tc>
+        <w:tc>
+          <w:tcPr>
+            <w:tcW w:w="4100" w:type="dxa"/>
+            <w:tcBorders/>
+            <w:vAlign w:val="center"/>
+          </w:tcPr>
+          <w:p>
+            <w:pPr>
+              <w:pStyle w:val="TableContents"/>
+              <w:shd w:fill="2E3440" w:val="clear"/>
+              <w:bidi w:val="0"/>
+              <w:spacing w:before="120" w:after="120"/>
+              <w:jc w:val="left"/>
+              <w:rPr/>
+            </w:pPr>
+            <w:r>
+              <w:rPr>
+                <w:rStyle w:val="SourceText"/>
+              </w:rPr>
               <w:t>memory.inject</w:t>
             </w:r>
           </w:p>
         </w:tc>
         <w:tc>
           <w:tcPr>
-            <w:tcW w:w="1648" w:type="dxa"/>
+            <w:tcW w:w="1802" w:type="dxa"/>
             <w:tcBorders/>
             <w:vAlign w:val="center"/>
           </w:tcPr>
@@ -9090,7 +10234,7 @@
         </w:tc>
         <w:tc>
           <w:tcPr>
-            <w:tcW w:w="3244" w:type="dxa"/>
+            <w:tcW w:w="3152" w:type="dxa"/>
             <w:tcBorders/>
             <w:vAlign w:val="center"/>
           </w:tcPr>
@@ -9173,8 +10317,8 @@
         <w:jc w:val="left"/>
         <w:rPr/>
       </w:pPr>
-      <w:bookmarkStart w:id="14" w:name="arming-one-scratch-repo-while-other-sess"/>
-      <w:bookmarkEnd w:id="14"/>
+      <w:bookmarkStart w:id="16" w:name="arming-one-scratch-repo-while-other-sess"/>
+      <w:bookmarkEnd w:id="16"/>
       <w:r>
         <w:rPr/>
         <w:t>Arming one scratch repo while other sessions are live</w:t>
@@ -9459,7 +10603,7 @@
         <w:pStyle w:val="BodyText"/>
         <w:numPr>
           <w:ilvl w:val="0"/>
-          <w:numId w:val="17"/>
+          <w:numId w:val="18"/>
         </w:numPr>
         <w:tabs>
           <w:tab w:val="clear" w:pos="1134"/>
@@ -9501,7 +10645,7 @@
         <w:pStyle w:val="BodyText"/>
         <w:numPr>
           <w:ilvl w:val="0"/>
-          <w:numId w:val="17"/>
+          <w:numId w:val="18"/>
         </w:numPr>
         <w:tabs>
           <w:tab w:val="clear" w:pos="1134"/>
@@ -9523,7 +10667,7 @@
         <w:pStyle w:val="BodyText"/>
         <w:numPr>
           <w:ilvl w:val="0"/>
-          <w:numId w:val="17"/>
+          <w:numId w:val="18"/>
         </w:numPr>
         <w:tabs>
           <w:tab w:val="clear" w:pos="1134"/>
@@ -9575,7 +10719,7 @@
         <w:pStyle w:val="BodyText"/>
         <w:numPr>
           <w:ilvl w:val="0"/>
-          <w:numId w:val="17"/>
+          <w:numId w:val="18"/>
         </w:numPr>
         <w:tabs>
           <w:tab w:val="clear" w:pos="1134"/>
@@ -9597,7 +10741,7 @@
         <w:pStyle w:val="BodyText"/>
         <w:numPr>
           <w:ilvl w:val="0"/>
-          <w:numId w:val="17"/>
+          <w:numId w:val="18"/>
         </w:numPr>
         <w:tabs>
           <w:tab w:val="clear" w:pos="1134"/>
@@ -9649,7 +10793,7 @@
         <w:pStyle w:val="BodyText"/>
         <w:numPr>
           <w:ilvl w:val="0"/>
-          <w:numId w:val="17"/>
+          <w:numId w:val="18"/>
         </w:numPr>
         <w:tabs>
           <w:tab w:val="clear" w:pos="1134"/>
@@ -9905,33 +11049,11 @@
         <w:jc w:val="left"/>
         <w:rPr/>
       </w:pPr>
-      <w:bookmarkStart w:id="15" w:name="when-it-will-not-clear"/>
-      <w:bookmarkEnd w:id="15"/>
-      <w:r>
-        <w:rPr/>
-        <w:t>When It Will Not Clear</w:t>
-      </w:r>
-    </w:p>
-    <w:p>
-      <w:pPr>
-        <w:pStyle w:val="BodyText"/>
-        <w:bidi w:val="0"/>
-        <w:jc w:val="left"/>
-        <w:rPr/>
-      </w:pPr>
-      <w:r>
-        <w:rPr/>
-        <w:t xml:space="preserve">Each refusal is logged with its reason to </w:t>
-      </w:r>
-      <w:r>
-        <w:rPr>
-          <w:rStyle w:val="SourceText"/>
-        </w:rPr>
-        <w:t>.crew/.autoclear.log</w:t>
-      </w:r>
-      <w:r>
-        <w:rPr/>
-        <w:t>. A Stop hook's stderr is not shown to you, so check that log first.</w:t>
+      <w:bookmarkStart w:id="17" w:name="which-method-and-what-it-does"/>
+      <w:bookmarkEnd w:id="17"/>
+      <w:r>
+        <w:rPr/>
+        <w:t>Which Method, and What It Does</w:t>
       </w:r>
     </w:p>
     <w:tbl>
@@ -9948,8 +11070,9 @@
         </w:tblCellMar>
       </w:tblPr>
       <w:tblGrid>
-        <w:gridCol w:w="5262"/>
-        <w:gridCol w:w="6077"/>
+        <w:gridCol w:w="1180"/>
+        <w:gridCol w:w="7903"/>
+        <w:gridCol w:w="2256"/>
       </w:tblGrid>
       <w:tr>
         <w:trPr>
@@ -9957,7 +11080,7 @@
         </w:trPr>
         <w:tc>
           <w:tcPr>
-            <w:tcW w:w="5262" w:type="dxa"/>
+            <w:tcW w:w="1180" w:type="dxa"/>
             <w:tcBorders/>
             <w:vAlign w:val="center"/>
           </w:tcPr>
@@ -9973,13 +11096,13 @@
             </w:pPr>
             <w:r>
               <w:rPr/>
-              <w:t>Log says</w:t>
-            </w:r>
-          </w:p>
-        </w:tc>
-        <w:tc>
-          <w:tcPr>
-            <w:tcW w:w="6077" w:type="dxa"/>
+              <w:t>Method</w:t>
+            </w:r>
+          </w:p>
+        </w:tc>
+        <w:tc>
+          <w:tcPr>
+            <w:tcW w:w="7903" w:type="dxa"/>
             <w:tcBorders/>
             <w:vAlign w:val="center"/>
           </w:tcPr>
@@ -9995,7 +11118,39 @@
             </w:pPr>
             <w:r>
               <w:rPr/>
-              <w:t>Meaning</w:t>
+              <w:t>What it does</w:t>
+            </w:r>
+          </w:p>
+        </w:tc>
+        <w:tc>
+          <w:tcPr>
+            <w:tcW w:w="2256" w:type="dxa"/>
+            <w:tcBorders/>
+            <w:vAlign w:val="center"/>
+          </w:tcPr>
+          <w:p>
+            <w:pPr>
+              <w:pStyle w:val="TableHeading"/>
+              <w:suppressLineNumbers/>
+              <w:shd w:fill="434C5E" w:val="clear"/>
+              <w:bidi w:val="0"/>
+              <w:spacing w:before="120" w:after="120"/>
+              <w:jc w:val="left"/>
+              <w:rPr/>
+            </w:pPr>
+            <w:r>
+              <w:rPr/>
+              <w:t xml:space="preserve">Where </w:t>
+            </w:r>
+            <w:r>
+              <w:rPr>
+                <w:rStyle w:val="SourceText"/>
+              </w:rPr>
+              <w:t>auto</w:t>
+            </w:r>
+            <w:r>
+              <w:rPr/>
+              <w:t xml:space="preserve"> picks it</w:t>
             </w:r>
           </w:p>
         </w:tc>
@@ -10004,45 +11159,96 @@
         <w:trPr/>
         <w:tc>
           <w:tcPr>
-            <w:tcW w:w="5262" w:type="dxa"/>
-            <w:tcBorders/>
-            <w:vAlign w:val="center"/>
-          </w:tcPr>
-          <w:p>
-            <w:pPr>
-              <w:pStyle w:val="TableContents"/>
-              <w:shd w:fill="2E3440" w:val="clear"/>
-              <w:bidi w:val="0"/>
-              <w:spacing w:before="120" w:after="120"/>
-              <w:jc w:val="left"/>
-              <w:rPr/>
-            </w:pPr>
-            <w:r>
-              <w:rPr>
-                <w:rStyle w:val="SourceText"/>
-              </w:rPr>
-              <w:t>not trustworthy (estimated-from-transcript-size)</w:t>
-            </w:r>
-          </w:p>
-        </w:tc>
-        <w:tc>
-          <w:tcPr>
-            <w:tcW w:w="6077" w:type="dxa"/>
-            <w:tcBorders/>
-            <w:vAlign w:val="center"/>
-          </w:tcPr>
-          <w:p>
-            <w:pPr>
-              <w:pStyle w:val="TableContents"/>
-              <w:shd w:fill="2E3440" w:val="clear"/>
-              <w:bidi w:val="0"/>
-              <w:spacing w:before="120" w:after="120"/>
-              <w:jc w:val="left"/>
-              <w:rPr/>
-            </w:pPr>
-            <w:r>
-              <w:rPr/>
-              <w:t>no usage record was found, so the reading was an estimate</w:t>
+            <w:tcW w:w="1180" w:type="dxa"/>
+            <w:tcBorders/>
+            <w:vAlign w:val="center"/>
+          </w:tcPr>
+          <w:p>
+            <w:pPr>
+              <w:pStyle w:val="TableContents"/>
+              <w:shd w:fill="2E3440" w:val="clear"/>
+              <w:bidi w:val="0"/>
+              <w:spacing w:before="120" w:after="120"/>
+              <w:jc w:val="left"/>
+              <w:rPr/>
+            </w:pPr>
+            <w:r>
+              <w:rPr>
+                <w:rStyle w:val="SourceText"/>
+              </w:rPr>
+              <w:t>tmux</w:t>
+            </w:r>
+          </w:p>
+        </w:tc>
+        <w:tc>
+          <w:tcPr>
+            <w:tcW w:w="7903" w:type="dxa"/>
+            <w:tcBorders/>
+            <w:vAlign w:val="center"/>
+          </w:tcPr>
+          <w:p>
+            <w:pPr>
+              <w:pStyle w:val="TableContents"/>
+              <w:shd w:fill="2E3440" w:val="clear"/>
+              <w:bidi w:val="0"/>
+              <w:spacing w:before="120" w:after="120"/>
+              <w:jc w:val="left"/>
+              <w:rPr/>
+            </w:pPr>
+            <w:r>
+              <w:rPr/>
+              <w:t xml:space="preserve">Types the command into the </w:t>
+            </w:r>
+            <w:r>
+              <w:rPr>
+                <w:rStyle w:val="SourceText"/>
+              </w:rPr>
+              <w:t>$TMUX_PANE</w:t>
+            </w:r>
+            <w:r>
+              <w:rPr/>
+              <w:t xml:space="preserve"> that is an ancestor of the hook. No focus involved — the most reliable method.</w:t>
+            </w:r>
+          </w:p>
+        </w:tc>
+        <w:tc>
+          <w:tcPr>
+            <w:tcW w:w="2256" w:type="dxa"/>
+            <w:tcBorders/>
+            <w:vAlign w:val="center"/>
+          </w:tcPr>
+          <w:p>
+            <w:pPr>
+              <w:pStyle w:val="TableContents"/>
+              <w:shd w:fill="2E3440" w:val="clear"/>
+              <w:bidi w:val="0"/>
+              <w:spacing w:before="120" w:after="120"/>
+              <w:jc w:val="left"/>
+              <w:rPr/>
+            </w:pPr>
+            <w:r>
+              <w:rPr/>
+              <w:t xml:space="preserve">Linux, macOS, WSL, Git Bash on Windows, when </w:t>
+            </w:r>
+            <w:r>
+              <w:rPr>
+                <w:rStyle w:val="SourceText"/>
+              </w:rPr>
+              <w:t>$TMUX</w:t>
+            </w:r>
+            <w:r>
+              <w:rPr/>
+              <w:t xml:space="preserve"> names a pane and </w:t>
+            </w:r>
+            <w:r>
+              <w:rPr>
+                <w:rStyle w:val="SourceText"/>
+              </w:rPr>
+              <w:t>tmux</w:t>
+            </w:r>
+            <w:r>
+              <w:rPr/>
+              <w:t xml:space="preserve"> is on PATH</w:t>
             </w:r>
           </w:p>
         </w:tc>
@@ -10051,55 +11257,96 @@
         <w:trPr/>
         <w:tc>
           <w:tcPr>
-            <w:tcW w:w="5262" w:type="dxa"/>
-            <w:tcBorders/>
-            <w:vAlign w:val="center"/>
-          </w:tcPr>
-          <w:p>
-            <w:pPr>
-              <w:pStyle w:val="TableContents"/>
-              <w:shd w:fill="2E3440" w:val="clear"/>
-              <w:bidi w:val="0"/>
-              <w:spacing w:before="120" w:after="120"/>
-              <w:jc w:val="left"/>
-              <w:rPr/>
-            </w:pPr>
-            <w:r>
-              <w:rPr>
-                <w:rStyle w:val="SourceText"/>
-              </w:rPr>
-              <w:t>not trustworthy (unknown-window)</w:t>
-            </w:r>
-          </w:p>
-        </w:tc>
-        <w:tc>
-          <w:tcPr>
-            <w:tcW w:w="6077" w:type="dxa"/>
-            <w:tcBorders/>
-            <w:vAlign w:val="center"/>
-          </w:tcPr>
-          <w:p>
-            <w:pPr>
-              <w:pStyle w:val="TableContents"/>
-              <w:shd w:fill="2E3440" w:val="clear"/>
-              <w:bidi w:val="0"/>
-              <w:spacing w:before="120" w:after="120"/>
-              <w:jc w:val="left"/>
-              <w:rPr/>
-            </w:pPr>
-            <w:r>
-              <w:rPr/>
-              <w:t xml:space="preserve">the model's context window is unknown and </w:t>
-            </w:r>
-            <w:r>
-              <w:rPr>
-                <w:rStyle w:val="SourceText"/>
-              </w:rPr>
-              <w:t>context.budgetTokens</w:t>
-            </w:r>
-            <w:r>
-              <w:rPr/>
-              <w:t xml:space="preserve"> is not set</w:t>
+            <w:tcW w:w="1180" w:type="dxa"/>
+            <w:tcBorders/>
+            <w:vAlign w:val="center"/>
+          </w:tcPr>
+          <w:p>
+            <w:pPr>
+              <w:pStyle w:val="TableContents"/>
+              <w:shd w:fill="2E3440" w:val="clear"/>
+              <w:bidi w:val="0"/>
+              <w:spacing w:before="120" w:after="120"/>
+              <w:jc w:val="left"/>
+              <w:rPr/>
+            </w:pPr>
+            <w:r>
+              <w:rPr>
+                <w:rStyle w:val="SourceText"/>
+              </w:rPr>
+              <w:t>xdotool</w:t>
+            </w:r>
+          </w:p>
+        </w:tc>
+        <w:tc>
+          <w:tcPr>
+            <w:tcW w:w="7903" w:type="dxa"/>
+            <w:tcBorders/>
+            <w:vAlign w:val="center"/>
+          </w:tcPr>
+          <w:p>
+            <w:pPr>
+              <w:pStyle w:val="TableContents"/>
+              <w:shd w:fill="2E3440" w:val="clear"/>
+              <w:bidi w:val="0"/>
+              <w:spacing w:before="120" w:after="120"/>
+              <w:jc w:val="left"/>
+              <w:rPr/>
+            </w:pPr>
+            <w:r>
+              <w:rPr/>
+              <w:t xml:space="preserve">Types into the one X11 window owned by the nearest ancestor process (or matching </w:t>
+            </w:r>
+            <w:r>
+              <w:rPr>
+                <w:rStyle w:val="SourceText"/>
+              </w:rPr>
+              <w:t>windowTitle</w:t>
+            </w:r>
+            <w:r>
+              <w:rPr/>
+              <w:t>).</w:t>
+            </w:r>
+          </w:p>
+        </w:tc>
+        <w:tc>
+          <w:tcPr>
+            <w:tcW w:w="2256" w:type="dxa"/>
+            <w:tcBorders/>
+            <w:vAlign w:val="center"/>
+          </w:tcPr>
+          <w:p>
+            <w:pPr>
+              <w:pStyle w:val="TableContents"/>
+              <w:shd w:fill="2E3440" w:val="clear"/>
+              <w:bidi w:val="0"/>
+              <w:spacing w:before="120" w:after="120"/>
+              <w:jc w:val="left"/>
+              <w:rPr/>
+            </w:pPr>
+            <w:r>
+              <w:rPr/>
+              <w:t xml:space="preserve">Linux with </w:t>
+            </w:r>
+            <w:r>
+              <w:rPr>
+                <w:rStyle w:val="SourceText"/>
+              </w:rPr>
+              <w:t>xdotool</w:t>
+            </w:r>
+            <w:r>
+              <w:rPr/>
+              <w:t xml:space="preserve"> on PATH and </w:t>
+            </w:r>
+            <w:r>
+              <w:rPr>
+                <w:rStyle w:val="SourceText"/>
+              </w:rPr>
+              <w:t>$DISPLAY</w:t>
+            </w:r>
+            <w:r>
+              <w:rPr/>
+              <w:t xml:space="preserve"> set</w:t>
             </w:r>
           </w:p>
         </w:tc>
@@ -10108,45 +11355,72 @@
         <w:trPr/>
         <w:tc>
           <w:tcPr>
-            <w:tcW w:w="5262" w:type="dxa"/>
-            <w:tcBorders/>
-            <w:vAlign w:val="center"/>
-          </w:tcPr>
-          <w:p>
-            <w:pPr>
-              <w:pStyle w:val="TableContents"/>
-              <w:shd w:fill="2E3440" w:val="clear"/>
-              <w:bidi w:val="0"/>
-              <w:spacing w:before="120" w:after="120"/>
-              <w:jc w:val="left"/>
-              <w:rPr/>
-            </w:pPr>
-            <w:r>
-              <w:rPr>
-                <w:rStyle w:val="SourceText"/>
-              </w:rPr>
-              <w:t>not trustworthy (stale-reading-before-compaction)</w:t>
-            </w:r>
-          </w:p>
-        </w:tc>
-        <w:tc>
-          <w:tcPr>
-            <w:tcW w:w="6077" w:type="dxa"/>
-            <w:tcBorders/>
-            <w:vAlign w:val="center"/>
-          </w:tcPr>
-          <w:p>
-            <w:pPr>
-              <w:pStyle w:val="TableContents"/>
-              <w:shd w:fill="2E3440" w:val="clear"/>
-              <w:bidi w:val="0"/>
-              <w:spacing w:before="120" w:after="120"/>
-              <w:jc w:val="left"/>
-              <w:rPr/>
-            </w:pPr>
-            <w:r>
-              <w:rPr/>
-              <w:t>the last reading came from before a compaction</w:t>
+            <w:tcW w:w="1180" w:type="dxa"/>
+            <w:tcBorders/>
+            <w:vAlign w:val="center"/>
+          </w:tcPr>
+          <w:p>
+            <w:pPr>
+              <w:pStyle w:val="TableContents"/>
+              <w:shd w:fill="2E3440" w:val="clear"/>
+              <w:bidi w:val="0"/>
+              <w:spacing w:before="120" w:after="120"/>
+              <w:jc w:val="left"/>
+              <w:rPr/>
+            </w:pPr>
+            <w:r>
+              <w:rPr>
+                <w:rStyle w:val="SourceText"/>
+              </w:rPr>
+              <w:t>notify</w:t>
+            </w:r>
+          </w:p>
+        </w:tc>
+        <w:tc>
+          <w:tcPr>
+            <w:tcW w:w="7903" w:type="dxa"/>
+            <w:tcBorders/>
+            <w:vAlign w:val="center"/>
+          </w:tcPr>
+          <w:p>
+            <w:pPr>
+              <w:pStyle w:val="TableContents"/>
+              <w:shd w:fill="2E3440" w:val="clear"/>
+              <w:bidi w:val="0"/>
+              <w:spacing w:before="120" w:after="120"/>
+              <w:jc w:val="left"/>
+              <w:rPr/>
+            </w:pPr>
+            <w:r>
+              <w:rPr/>
+              <w:t>Types nothing. Prints a message saying the handoff is written and verified and it is safe to run the command yourself. Never says anything was cleared or compacted — it does not know that, and it did not do it.</w:t>
+            </w:r>
+          </w:p>
+        </w:tc>
+        <w:tc>
+          <w:tcPr>
+            <w:tcW w:w="2256" w:type="dxa"/>
+            <w:tcBorders/>
+            <w:vAlign w:val="center"/>
+          </w:tcPr>
+          <w:p>
+            <w:pPr>
+              <w:pStyle w:val="TableContents"/>
+              <w:shd w:fill="2E3440" w:val="clear"/>
+              <w:bidi w:val="0"/>
+              <w:spacing w:before="120" w:after="120"/>
+              <w:jc w:val="left"/>
+              <w:rPr/>
+            </w:pPr>
+            <w:r>
+              <w:rPr>
+                <w:rStyle w:val="Strong"/>
+              </w:rPr>
+              <w:t>native Windows</w:t>
+            </w:r>
+            <w:r>
+              <w:rPr/>
+              <w:t>, whenever there is no tmux pane — this is the default there, not a fallback for something missing</w:t>
             </w:r>
           </w:p>
         </w:tc>
@@ -10155,45 +11429,128 @@
         <w:trPr/>
         <w:tc>
           <w:tcPr>
-            <w:tcW w:w="5262" w:type="dxa"/>
-            <w:tcBorders/>
-            <w:vAlign w:val="center"/>
-          </w:tcPr>
-          <w:p>
-            <w:pPr>
-              <w:pStyle w:val="TableContents"/>
-              <w:shd w:fill="2E3440" w:val="clear"/>
-              <w:bidi w:val="0"/>
-              <w:spacing w:before="120" w:after="120"/>
-              <w:jc w:val="left"/>
-              <w:rPr/>
-            </w:pPr>
-            <w:r>
-              <w:rPr>
-                <w:rStyle w:val="SourceText"/>
-              </w:rPr>
-              <w:t>the wrap-up marker is empty or not JSON</w:t>
-            </w:r>
-          </w:p>
-        </w:tc>
-        <w:tc>
-          <w:tcPr>
-            <w:tcW w:w="6077" w:type="dxa"/>
-            <w:tcBorders/>
-            <w:vAlign w:val="center"/>
-          </w:tcPr>
-          <w:p>
-            <w:pPr>
-              <w:pStyle w:val="TableContents"/>
-              <w:shd w:fill="2E3440" w:val="clear"/>
-              <w:bidi w:val="0"/>
-              <w:spacing w:before="120" w:after="120"/>
-              <w:jc w:val="left"/>
-              <w:rPr/>
-            </w:pPr>
-            <w:r>
-              <w:rPr/>
-              <w:t>the marker was not written by this version of the hook. Nothing clears on it.</w:t>
+            <w:tcW w:w="1180" w:type="dxa"/>
+            <w:tcBorders/>
+            <w:vAlign w:val="center"/>
+          </w:tcPr>
+          <w:p>
+            <w:pPr>
+              <w:pStyle w:val="TableContents"/>
+              <w:shd w:fill="2E3440" w:val="clear"/>
+              <w:bidi w:val="0"/>
+              <w:spacing w:before="120" w:after="120"/>
+              <w:jc w:val="left"/>
+              <w:rPr/>
+            </w:pPr>
+            <w:r>
+              <w:rPr>
+                <w:rStyle w:val="SourceText"/>
+              </w:rPr>
+              <w:t>sendkeys</w:t>
+            </w:r>
+          </w:p>
+        </w:tc>
+        <w:tc>
+          <w:tcPr>
+            <w:tcW w:w="7903" w:type="dxa"/>
+            <w:tcBorders/>
+            <w:vAlign w:val="center"/>
+          </w:tcPr>
+          <w:p>
+            <w:pPr>
+              <w:pStyle w:val="TableContents"/>
+              <w:shd w:fill="2E3440" w:val="clear"/>
+              <w:bidi w:val="0"/>
+              <w:spacing w:before="120" w:after="120"/>
+              <w:jc w:val="left"/>
+              <w:rPr/>
+            </w:pPr>
+            <w:r>
+              <w:rPr>
+                <w:rStyle w:val="SourceText"/>
+              </w:rPr>
+              <w:t>System.Windows.Forms.SendKeys</w:t>
+            </w:r>
+            <w:r>
+              <w:rPr/>
+              <w:t xml:space="preserve"> against the one window owned by an ancestor process (or matching </w:t>
+            </w:r>
+            <w:r>
+              <w:rPr>
+                <w:rStyle w:val="SourceText"/>
+              </w:rPr>
+              <w:t>windowTitle</w:t>
+            </w:r>
+            <w:r>
+              <w:rPr/>
+              <w:t xml:space="preserve">), confirmed still in the foreground right before typing. </w:t>
+            </w:r>
+            <w:r>
+              <w:rPr>
+                <w:rStyle w:val="SourceText"/>
+              </w:rPr>
+              <w:t>auto</w:t>
+            </w:r>
+            <w:r>
+              <w:rPr>
+                <w:rStyle w:val="Strong"/>
+              </w:rPr>
+              <w:t xml:space="preserve"> never picks this</w:t>
+            </w:r>
+            <w:r>
+              <w:rPr/>
+              <w:t xml:space="preserve"> — typing into a window this hook found itself is a risk </w:t>
+            </w:r>
+            <w:r>
+              <w:rPr>
+                <w:rStyle w:val="SourceText"/>
+              </w:rPr>
+              <w:t>auto</w:t>
+            </w:r>
+            <w:r>
+              <w:rPr/>
+              <w:t xml:space="preserve"> does not get to accept on your behalf. Set </w:t>
+            </w:r>
+            <w:r>
+              <w:rPr>
+                <w:rStyle w:val="SourceText"/>
+              </w:rPr>
+              <w:t>method: "sendkeys"</w:t>
+            </w:r>
+            <w:r>
+              <w:rPr/>
+              <w:t xml:space="preserve"> explicitly to opt in. Even then, it declines and falls back to </w:t>
+            </w:r>
+            <w:r>
+              <w:rPr>
+                <w:rStyle w:val="SourceText"/>
+              </w:rPr>
+              <w:t>notify</w:t>
+            </w:r>
+            <w:r>
+              <w:rPr/>
+              <w:t xml:space="preserve"> — logging why — when the target window is owned by Windows Terminal, because that host puts every tab in one window and nothing outside it can confirm which tab is active.</w:t>
+            </w:r>
+          </w:p>
+        </w:tc>
+        <w:tc>
+          <w:tcPr>
+            <w:tcW w:w="2256" w:type="dxa"/>
+            <w:tcBorders/>
+            <w:vAlign w:val="center"/>
+          </w:tcPr>
+          <w:p>
+            <w:pPr>
+              <w:pStyle w:val="TableContents"/>
+              <w:shd w:fill="2E3440" w:val="clear"/>
+              <w:bidi w:val="0"/>
+              <w:spacing w:before="120" w:after="120"/>
+              <w:jc w:val="left"/>
+              <w:rPr/>
+            </w:pPr>
+            <w:r>
+              <w:rPr/>
+              <w:t>never (opt-in only)</w:t>
             </w:r>
           </w:p>
         </w:tc>
@@ -10202,343 +11559,71 @@
         <w:trPr/>
         <w:tc>
           <w:tcPr>
-            <w:tcW w:w="5262" w:type="dxa"/>
-            <w:tcBorders/>
-            <w:vAlign w:val="center"/>
-          </w:tcPr>
-          <w:p>
-            <w:pPr>
-              <w:pStyle w:val="TableContents"/>
-              <w:shd w:fill="2E3440" w:val="clear"/>
-              <w:bidi w:val="0"/>
-              <w:spacing w:before="120" w:after="120"/>
-              <w:jc w:val="left"/>
-              <w:rPr/>
-            </w:pPr>
-            <w:r>
-              <w:rPr>
-                <w:rStyle w:val="SourceText"/>
-              </w:rPr>
-              <w:t>predates this session's wrap-up request</w:t>
-            </w:r>
-          </w:p>
-        </w:tc>
-        <w:tc>
-          <w:tcPr>
-            <w:tcW w:w="6077" w:type="dxa"/>
-            <w:tcBorders/>
-            <w:vAlign w:val="center"/>
-          </w:tcPr>
-          <w:p>
-            <w:pPr>
-              <w:pStyle w:val="TableContents"/>
-              <w:shd w:fill="2E3440" w:val="clear"/>
-              <w:bidi w:val="0"/>
-              <w:spacing w:before="120" w:after="120"/>
-              <w:jc w:val="left"/>
-              <w:rPr/>
-            </w:pPr>
-            <w:r>
-              <w:rPr/>
-              <w:t>the handoff on disk is older than the request, probably left by an earlier session</w:t>
-            </w:r>
-          </w:p>
-        </w:tc>
-      </w:tr>
-      <w:tr>
-        <w:trPr/>
-        <w:tc>
-          <w:tcPr>
-            <w:tcW w:w="5262" w:type="dxa"/>
-            <w:tcBorders/>
-            <w:vAlign w:val="center"/>
-          </w:tcPr>
-          <w:p>
-            <w:pPr>
-              <w:pStyle w:val="TableContents"/>
-              <w:shd w:fill="2E3440" w:val="clear"/>
-              <w:bidi w:val="0"/>
-              <w:spacing w:before="120" w:after="120"/>
-              <w:jc w:val="left"/>
-              <w:rPr/>
-            </w:pPr>
-            <w:r>
-              <w:rPr>
-                <w:rStyle w:val="SourceText"/>
-              </w:rPr>
-              <w:t>automatic PreCompact skeleton</w:t>
-            </w:r>
-          </w:p>
-        </w:tc>
-        <w:tc>
-          <w:tcPr>
-            <w:tcW w:w="6077" w:type="dxa"/>
-            <w:tcBorders/>
-            <w:vAlign w:val="center"/>
-          </w:tcPr>
-          <w:p>
-            <w:pPr>
-              <w:pStyle w:val="TableContents"/>
-              <w:shd w:fill="2E3440" w:val="clear"/>
-              <w:bidi w:val="0"/>
-              <w:spacing w:before="120" w:after="120"/>
-              <w:jc w:val="left"/>
-              <w:rPr/>
-            </w:pPr>
-            <w:r>
-              <w:rPr/>
-              <w:t>only the compaction skeleton exists, not a real handoff</w:t>
-            </w:r>
-          </w:p>
-        </w:tc>
-      </w:tr>
-      <w:tr>
-        <w:trPr/>
-        <w:tc>
-          <w:tcPr>
-            <w:tcW w:w="5262" w:type="dxa"/>
-            <w:tcBorders/>
-            <w:vAlign w:val="center"/>
-          </w:tcPr>
-          <w:p>
-            <w:pPr>
-              <w:pStyle w:val="TableContents"/>
-              <w:shd w:fill="2E3440" w:val="clear"/>
-              <w:bidi w:val="0"/>
-              <w:spacing w:before="120" w:after="120"/>
-              <w:jc w:val="left"/>
-              <w:rPr/>
-            </w:pPr>
-            <w:r>
-              <w:rPr>
-                <w:rStyle w:val="SourceText"/>
-              </w:rPr>
-              <w:t>N windows have a title containing ...</w:t>
-            </w:r>
-            <w:r>
-              <w:rPr/>
-              <w:t xml:space="preserve"> / </w:t>
-            </w:r>
-            <w:r>
-              <w:rPr>
-                <w:rStyle w:val="SourceText"/>
-              </w:rPr>
-              <w:t>has N windows</w:t>
-            </w:r>
-          </w:p>
-        </w:tc>
-        <w:tc>
-          <w:tcPr>
-            <w:tcW w:w="6077" w:type="dxa"/>
-            <w:tcBorders/>
-            <w:vAlign w:val="center"/>
-          </w:tcPr>
-          <w:p>
-            <w:pPr>
-              <w:pStyle w:val="TableContents"/>
-              <w:shd w:fill="2E3440" w:val="clear"/>
-              <w:bidi w:val="0"/>
-              <w:spacing w:before="120" w:after="120"/>
-              <w:jc w:val="left"/>
-              <w:rPr/>
-            </w:pPr>
-            <w:r>
-              <w:rPr/>
-              <w:t>the window is ambiguous, so nothing is typed</w:t>
-            </w:r>
-          </w:p>
-        </w:tc>
-      </w:tr>
-      <w:tr>
-        <w:trPr/>
-        <w:tc>
-          <w:tcPr>
-            <w:tcW w:w="5262" w:type="dxa"/>
-            <w:tcBorders/>
-            <w:vAlign w:val="center"/>
-          </w:tcPr>
-          <w:p>
-            <w:pPr>
-              <w:pStyle w:val="TableContents"/>
-              <w:shd w:fill="2E3440" w:val="clear"/>
-              <w:bidi w:val="0"/>
-              <w:spacing w:before="120" w:after="120"/>
-              <w:jc w:val="left"/>
-              <w:rPr/>
-            </w:pPr>
-            <w:r>
-              <w:rPr>
-                <w:rStyle w:val="SourceText"/>
-              </w:rPr>
-              <w:t>no window belongs to any ancestor of this hook</w:t>
-            </w:r>
-          </w:p>
-        </w:tc>
-        <w:tc>
-          <w:tcPr>
-            <w:tcW w:w="6077" w:type="dxa"/>
-            <w:tcBorders/>
-            <w:vAlign w:val="center"/>
-          </w:tcPr>
-          <w:p>
-            <w:pPr>
-              <w:pStyle w:val="TableContents"/>
-              <w:shd w:fill="2E3440" w:val="clear"/>
-              <w:bidi w:val="0"/>
-              <w:spacing w:before="120" w:after="120"/>
-              <w:jc w:val="left"/>
-              <w:rPr/>
-            </w:pPr>
-            <w:r>
-              <w:rPr/>
-              <w:t xml:space="preserve">the terminal's window could not be found by process id, and no </w:t>
-            </w:r>
-            <w:r>
-              <w:rPr>
-                <w:rStyle w:val="SourceText"/>
-              </w:rPr>
-              <w:t>windowTitle</w:t>
-            </w:r>
-            <w:r>
-              <w:rPr/>
-              <w:t xml:space="preserve"> is set</w:t>
-            </w:r>
-          </w:p>
-        </w:tc>
-      </w:tr>
-      <w:tr>
-        <w:trPr/>
-        <w:tc>
-          <w:tcPr>
-            <w:tcW w:w="5262" w:type="dxa"/>
-            <w:tcBorders/>
-            <w:vAlign w:val="center"/>
-          </w:tcPr>
-          <w:p>
-            <w:pPr>
-              <w:pStyle w:val="TableContents"/>
-              <w:shd w:fill="2E3440" w:val="clear"/>
-              <w:bidi w:val="0"/>
-              <w:spacing w:before="120" w:after="120"/>
-              <w:jc w:val="left"/>
-              <w:rPr/>
-            </w:pPr>
-            <w:r>
-              <w:rPr>
-                <w:rStyle w:val="SourceText"/>
-              </w:rPr>
-              <w:t>tmux pane %N could not be confirmed</w:t>
-            </w:r>
-          </w:p>
-        </w:tc>
-        <w:tc>
-          <w:tcPr>
-            <w:tcW w:w="6077" w:type="dxa"/>
-            <w:tcBorders/>
-            <w:vAlign w:val="center"/>
-          </w:tcPr>
-          <w:p>
-            <w:pPr>
-              <w:pStyle w:val="TableContents"/>
-              <w:shd w:fill="2E3440" w:val="clear"/>
-              <w:bidi w:val="0"/>
-              <w:spacing w:before="120" w:after="120"/>
-              <w:jc w:val="left"/>
-              <w:rPr/>
-            </w:pPr>
-            <w:r>
-              <w:rPr>
-                <w:rStyle w:val="SourceText"/>
-              </w:rPr>
-              <w:t>$TMUX_PANE</w:t>
-            </w:r>
-            <w:r>
-              <w:rPr/>
-              <w:t xml:space="preserve"> is not the pane that runs this session</w:t>
-            </w:r>
-          </w:p>
-        </w:tc>
-      </w:tr>
-      <w:tr>
-        <w:trPr/>
-        <w:tc>
-          <w:tcPr>
-            <w:tcW w:w="5262" w:type="dxa"/>
-            <w:tcBorders/>
-            <w:vAlign w:val="center"/>
-          </w:tcPr>
-          <w:p>
-            <w:pPr>
-              <w:pStyle w:val="TableContents"/>
-              <w:shd w:fill="2E3440" w:val="clear"/>
-              <w:bidi w:val="0"/>
-              <w:spacing w:before="120" w:after="120"/>
-              <w:jc w:val="left"/>
-              <w:rPr/>
-            </w:pPr>
-            <w:r>
-              <w:rPr>
-                <w:rStyle w:val="SourceText"/>
-              </w:rPr>
-              <w:t>method wtype ... is refused</w:t>
-            </w:r>
-          </w:p>
-        </w:tc>
-        <w:tc>
-          <w:tcPr>
-            <w:tcW w:w="6077" w:type="dxa"/>
-            <w:tcBorders/>
-            <w:vAlign w:val="center"/>
-          </w:tcPr>
-          <w:p>
-            <w:pPr>
-              <w:pStyle w:val="TableContents"/>
-              <w:shd w:fill="2E3440" w:val="clear"/>
-              <w:bidi w:val="0"/>
-              <w:spacing w:before="120" w:after="120"/>
-              <w:jc w:val="left"/>
-              <w:rPr/>
-            </w:pPr>
-            <w:r>
-              <w:rPr/>
-              <w:t xml:space="preserve">Wayland's </w:t>
-            </w:r>
-            <w:r>
-              <w:rPr>
-                <w:rStyle w:val="SourceText"/>
-              </w:rPr>
-              <w:t>wtype</w:t>
-            </w:r>
-            <w:r>
-              <w:rPr/>
-              <w:t xml:space="preserve"> cannot target a window. Use tmux instead.</w:t>
+            <w:tcW w:w="1180" w:type="dxa"/>
+            <w:tcBorders/>
+            <w:vAlign w:val="center"/>
+          </w:tcPr>
+          <w:p>
+            <w:pPr>
+              <w:pStyle w:val="TableContents"/>
+              <w:shd w:fill="2E3440" w:val="clear"/>
+              <w:bidi w:val="0"/>
+              <w:spacing w:before="120" w:after="120"/>
+              <w:jc w:val="left"/>
+              <w:rPr/>
+            </w:pPr>
+            <w:r>
+              <w:rPr>
+                <w:rStyle w:val="SourceText"/>
+              </w:rPr>
+              <w:t>none</w:t>
+            </w:r>
+          </w:p>
+        </w:tc>
+        <w:tc>
+          <w:tcPr>
+            <w:tcW w:w="7903" w:type="dxa"/>
+            <w:tcBorders/>
+            <w:vAlign w:val="center"/>
+          </w:tcPr>
+          <w:p>
+            <w:pPr>
+              <w:pStyle w:val="TableContents"/>
+              <w:shd w:fill="2E3440" w:val="clear"/>
+              <w:bidi w:val="0"/>
+              <w:spacing w:before="120" w:after="120"/>
+              <w:jc w:val="left"/>
+              <w:rPr/>
+            </w:pPr>
+            <w:r>
+              <w:rPr/>
+              <w:t>Refused outright.</w:t>
+            </w:r>
+          </w:p>
+        </w:tc>
+        <w:tc>
+          <w:tcPr>
+            <w:tcW w:w="2256" w:type="dxa"/>
+            <w:tcBorders/>
+            <w:vAlign w:val="center"/>
+          </w:tcPr>
+          <w:p>
+            <w:pPr>
+              <w:pStyle w:val="TableContents"/>
+              <w:shd w:fill="2E3440" w:val="clear"/>
+              <w:bidi w:val="0"/>
+              <w:spacing w:before="120" w:after="120"/>
+              <w:jc w:val="left"/>
+              <w:rPr/>
+            </w:pPr>
+            <w:r>
+              <w:rPr/>
+              <w:t>never</w:t>
             </w:r>
           </w:p>
         </w:tc>
       </w:tr>
     </w:tbl>
-    <w:p>
-      <w:pPr>
-        <w:pStyle w:val="BodyText"/>
-        <w:bidi w:val="0"/>
-        <w:jc w:val="left"/>
-        <w:rPr/>
-      </w:pPr>
-      <w:r>
-        <w:rPr/>
-        <w:t xml:space="preserve">Two sessions in one repository no longer interfere with each other. Wrap-up markers are </w:t>
-      </w:r>
-      <w:r>
-        <w:rPr>
-          <w:rStyle w:val="SourceText"/>
-        </w:rPr>
-        <w:t>.crew/.handoff-requested-&lt;session_id&gt;</w:t>
-      </w:r>
-      <w:r>
-        <w:rPr/>
-        <w:t>, and a SessionStart clears only its own session's marker.</w:t>
-      </w:r>
-    </w:p>
     <w:p>
       <w:pPr>
         <w:pStyle w:val="Heading3"/>
@@ -10547,11 +11632,932 @@
         <w:jc w:val="left"/>
         <w:rPr/>
       </w:pPr>
-      <w:bookmarkStart w:id="16" w:name="which-window-gets-the-keystroke"/>
-      <w:bookmarkEnd w:id="16"/>
+      <w:bookmarkStart w:id="18" w:name="when-it-will-not-clear-or-notify"/>
+      <w:bookmarkEnd w:id="18"/>
+      <w:r>
+        <w:rPr/>
+        <w:t>When It Will Not Clear (or Notify)</w:t>
+      </w:r>
+    </w:p>
+    <w:p>
+      <w:pPr>
+        <w:pStyle w:val="BodyText"/>
+        <w:bidi w:val="0"/>
+        <w:jc w:val="left"/>
+        <w:rPr/>
+      </w:pPr>
+      <w:r>
+        <w:rPr/>
+        <w:t xml:space="preserve">Each refusal is logged with its reason to </w:t>
+      </w:r>
+      <w:r>
+        <w:rPr>
+          <w:rStyle w:val="SourceText"/>
+        </w:rPr>
+        <w:t>.crew/.autoclear.log</w:t>
+      </w:r>
+      <w:r>
+        <w:rPr/>
+        <w:t xml:space="preserve">. A Stop hook's stderr is not shown to you, so check that log first. A </w:t>
+      </w:r>
+      <w:r>
+        <w:rPr>
+          <w:rStyle w:val="SourceText"/>
+        </w:rPr>
+        <w:t>notify</w:t>
+      </w:r>
+      <w:r>
+        <w:rPr/>
+        <w:t xml:space="preserve"> or </w:t>
+      </w:r>
+      <w:r>
+        <w:rPr>
+          <w:rStyle w:val="SourceText"/>
+        </w:rPr>
+        <w:t>sendkeys</w:t>
+      </w:r>
+      <w:r>
+        <w:rPr/>
+        <w:t xml:space="preserve"> decline is logged the same way — "declined" rather than "refusing", since the machine has opted in and something still happened (a message, or a fallback), just not a keystroke.</w:t>
+      </w:r>
+    </w:p>
+    <w:tbl>
+      <w:tblPr>
+        <w:tblW w:w="11339" w:type="dxa"/>
+        <w:jc w:val="left"/>
+        <w:tblInd w:w="28" w:type="dxa"/>
+        <w:tblLayout w:type="fixed"/>
+        <w:tblCellMar>
+          <w:top w:w="28" w:type="dxa"/>
+          <w:left w:w="28" w:type="dxa"/>
+          <w:bottom w:w="28" w:type="dxa"/>
+          <w:right w:w="28" w:type="dxa"/>
+        </w:tblCellMar>
+      </w:tblPr>
+      <w:tblGrid>
+        <w:gridCol w:w="5449"/>
+        <w:gridCol w:w="5890"/>
+      </w:tblGrid>
+      <w:tr>
+        <w:trPr>
+          <w:tblHeader w:val="true"/>
+        </w:trPr>
+        <w:tc>
+          <w:tcPr>
+            <w:tcW w:w="5449" w:type="dxa"/>
+            <w:tcBorders/>
+            <w:vAlign w:val="center"/>
+          </w:tcPr>
+          <w:p>
+            <w:pPr>
+              <w:pStyle w:val="TableHeading"/>
+              <w:suppressLineNumbers/>
+              <w:shd w:fill="434C5E" w:val="clear"/>
+              <w:bidi w:val="0"/>
+              <w:spacing w:before="120" w:after="120"/>
+              <w:jc w:val="left"/>
+              <w:rPr/>
+            </w:pPr>
+            <w:r>
+              <w:rPr/>
+              <w:t>Log says</w:t>
+            </w:r>
+          </w:p>
+        </w:tc>
+        <w:tc>
+          <w:tcPr>
+            <w:tcW w:w="5890" w:type="dxa"/>
+            <w:tcBorders/>
+            <w:vAlign w:val="center"/>
+          </w:tcPr>
+          <w:p>
+            <w:pPr>
+              <w:pStyle w:val="TableHeading"/>
+              <w:suppressLineNumbers/>
+              <w:shd w:fill="434C5E" w:val="clear"/>
+              <w:bidi w:val="0"/>
+              <w:spacing w:before="120" w:after="120"/>
+              <w:jc w:val="left"/>
+              <w:rPr/>
+            </w:pPr>
+            <w:r>
+              <w:rPr/>
+              <w:t>Meaning</w:t>
+            </w:r>
+          </w:p>
+        </w:tc>
+      </w:tr>
+      <w:tr>
+        <w:trPr/>
+        <w:tc>
+          <w:tcPr>
+            <w:tcW w:w="5449" w:type="dxa"/>
+            <w:tcBorders/>
+            <w:vAlign w:val="center"/>
+          </w:tcPr>
+          <w:p>
+            <w:pPr>
+              <w:pStyle w:val="TableContents"/>
+              <w:shd w:fill="2E3440" w:val="clear"/>
+              <w:bidi w:val="0"/>
+              <w:spacing w:before="120" w:after="120"/>
+              <w:jc w:val="left"/>
+              <w:rPr/>
+            </w:pPr>
+            <w:r>
+              <w:rPr>
+                <w:rStyle w:val="SourceText"/>
+              </w:rPr>
+              <w:t>not trustworthy (estimated-from-transcript-size)</w:t>
+            </w:r>
+          </w:p>
+        </w:tc>
+        <w:tc>
+          <w:tcPr>
+            <w:tcW w:w="5890" w:type="dxa"/>
+            <w:tcBorders/>
+            <w:vAlign w:val="center"/>
+          </w:tcPr>
+          <w:p>
+            <w:pPr>
+              <w:pStyle w:val="TableContents"/>
+              <w:shd w:fill="2E3440" w:val="clear"/>
+              <w:bidi w:val="0"/>
+              <w:spacing w:before="120" w:after="120"/>
+              <w:jc w:val="left"/>
+              <w:rPr/>
+            </w:pPr>
+            <w:r>
+              <w:rPr/>
+              <w:t>no usage record was found, so the reading was an estimate</w:t>
+            </w:r>
+          </w:p>
+        </w:tc>
+      </w:tr>
+      <w:tr>
+        <w:trPr/>
+        <w:tc>
+          <w:tcPr>
+            <w:tcW w:w="5449" w:type="dxa"/>
+            <w:tcBorders/>
+            <w:vAlign w:val="center"/>
+          </w:tcPr>
+          <w:p>
+            <w:pPr>
+              <w:pStyle w:val="TableContents"/>
+              <w:shd w:fill="2E3440" w:val="clear"/>
+              <w:bidi w:val="0"/>
+              <w:spacing w:before="120" w:after="120"/>
+              <w:jc w:val="left"/>
+              <w:rPr/>
+            </w:pPr>
+            <w:r>
+              <w:rPr>
+                <w:rStyle w:val="SourceText"/>
+              </w:rPr>
+              <w:t>not trustworthy (unknown-window)</w:t>
+            </w:r>
+          </w:p>
+        </w:tc>
+        <w:tc>
+          <w:tcPr>
+            <w:tcW w:w="5890" w:type="dxa"/>
+            <w:tcBorders/>
+            <w:vAlign w:val="center"/>
+          </w:tcPr>
+          <w:p>
+            <w:pPr>
+              <w:pStyle w:val="TableContents"/>
+              <w:shd w:fill="2E3440" w:val="clear"/>
+              <w:bidi w:val="0"/>
+              <w:spacing w:before="120" w:after="120"/>
+              <w:jc w:val="left"/>
+              <w:rPr/>
+            </w:pPr>
+            <w:r>
+              <w:rPr/>
+              <w:t xml:space="preserve">the model's context window is unknown and </w:t>
+            </w:r>
+            <w:r>
+              <w:rPr>
+                <w:rStyle w:val="SourceText"/>
+              </w:rPr>
+              <w:t>context.budgetTokens</w:t>
+            </w:r>
+            <w:r>
+              <w:rPr/>
+              <w:t xml:space="preserve"> is not set</w:t>
+            </w:r>
+          </w:p>
+        </w:tc>
+      </w:tr>
+      <w:tr>
+        <w:trPr/>
+        <w:tc>
+          <w:tcPr>
+            <w:tcW w:w="5449" w:type="dxa"/>
+            <w:tcBorders/>
+            <w:vAlign w:val="center"/>
+          </w:tcPr>
+          <w:p>
+            <w:pPr>
+              <w:pStyle w:val="TableContents"/>
+              <w:shd w:fill="2E3440" w:val="clear"/>
+              <w:bidi w:val="0"/>
+              <w:spacing w:before="120" w:after="120"/>
+              <w:jc w:val="left"/>
+              <w:rPr/>
+            </w:pPr>
+            <w:r>
+              <w:rPr>
+                <w:rStyle w:val="SourceText"/>
+              </w:rPr>
+              <w:t>not trustworthy (stale-reading-before-compaction)</w:t>
+            </w:r>
+          </w:p>
+        </w:tc>
+        <w:tc>
+          <w:tcPr>
+            <w:tcW w:w="5890" w:type="dxa"/>
+            <w:tcBorders/>
+            <w:vAlign w:val="center"/>
+          </w:tcPr>
+          <w:p>
+            <w:pPr>
+              <w:pStyle w:val="TableContents"/>
+              <w:shd w:fill="2E3440" w:val="clear"/>
+              <w:bidi w:val="0"/>
+              <w:spacing w:before="120" w:after="120"/>
+              <w:jc w:val="left"/>
+              <w:rPr/>
+            </w:pPr>
+            <w:r>
+              <w:rPr/>
+              <w:t>the last reading came from before a compaction</w:t>
+            </w:r>
+          </w:p>
+        </w:tc>
+      </w:tr>
+      <w:tr>
+        <w:trPr/>
+        <w:tc>
+          <w:tcPr>
+            <w:tcW w:w="5449" w:type="dxa"/>
+            <w:tcBorders/>
+            <w:vAlign w:val="center"/>
+          </w:tcPr>
+          <w:p>
+            <w:pPr>
+              <w:pStyle w:val="TableContents"/>
+              <w:shd w:fill="2E3440" w:val="clear"/>
+              <w:bidi w:val="0"/>
+              <w:spacing w:before="120" w:after="120"/>
+              <w:jc w:val="left"/>
+              <w:rPr/>
+            </w:pPr>
+            <w:r>
+              <w:rPr>
+                <w:rStyle w:val="SourceText"/>
+              </w:rPr>
+              <w:t>the wrap-up marker is empty or not JSON</w:t>
+            </w:r>
+          </w:p>
+        </w:tc>
+        <w:tc>
+          <w:tcPr>
+            <w:tcW w:w="5890" w:type="dxa"/>
+            <w:tcBorders/>
+            <w:vAlign w:val="center"/>
+          </w:tcPr>
+          <w:p>
+            <w:pPr>
+              <w:pStyle w:val="TableContents"/>
+              <w:shd w:fill="2E3440" w:val="clear"/>
+              <w:bidi w:val="0"/>
+              <w:spacing w:before="120" w:after="120"/>
+              <w:jc w:val="left"/>
+              <w:rPr/>
+            </w:pPr>
+            <w:r>
+              <w:rPr/>
+              <w:t>the marker was not written by this version of the hook. Nothing clears on it.</w:t>
+            </w:r>
+          </w:p>
+        </w:tc>
+      </w:tr>
+      <w:tr>
+        <w:trPr/>
+        <w:tc>
+          <w:tcPr>
+            <w:tcW w:w="5449" w:type="dxa"/>
+            <w:tcBorders/>
+            <w:vAlign w:val="center"/>
+          </w:tcPr>
+          <w:p>
+            <w:pPr>
+              <w:pStyle w:val="TableContents"/>
+              <w:shd w:fill="2E3440" w:val="clear"/>
+              <w:bidi w:val="0"/>
+              <w:spacing w:before="120" w:after="120"/>
+              <w:jc w:val="left"/>
+              <w:rPr/>
+            </w:pPr>
+            <w:r>
+              <w:rPr>
+                <w:rStyle w:val="SourceText"/>
+              </w:rPr>
+              <w:t>predates this session's wrap-up request</w:t>
+            </w:r>
+          </w:p>
+        </w:tc>
+        <w:tc>
+          <w:tcPr>
+            <w:tcW w:w="5890" w:type="dxa"/>
+            <w:tcBorders/>
+            <w:vAlign w:val="center"/>
+          </w:tcPr>
+          <w:p>
+            <w:pPr>
+              <w:pStyle w:val="TableContents"/>
+              <w:shd w:fill="2E3440" w:val="clear"/>
+              <w:bidi w:val="0"/>
+              <w:spacing w:before="120" w:after="120"/>
+              <w:jc w:val="left"/>
+              <w:rPr/>
+            </w:pPr>
+            <w:r>
+              <w:rPr/>
+              <w:t>the handoff on disk is older than the request, probably left by an earlier session</w:t>
+            </w:r>
+          </w:p>
+        </w:tc>
+      </w:tr>
+      <w:tr>
+        <w:trPr/>
+        <w:tc>
+          <w:tcPr>
+            <w:tcW w:w="5449" w:type="dxa"/>
+            <w:tcBorders/>
+            <w:vAlign w:val="center"/>
+          </w:tcPr>
+          <w:p>
+            <w:pPr>
+              <w:pStyle w:val="TableContents"/>
+              <w:shd w:fill="2E3440" w:val="clear"/>
+              <w:bidi w:val="0"/>
+              <w:spacing w:before="120" w:after="120"/>
+              <w:jc w:val="left"/>
+              <w:rPr/>
+            </w:pPr>
+            <w:r>
+              <w:rPr>
+                <w:rStyle w:val="SourceText"/>
+              </w:rPr>
+              <w:t>automatic PreCompact skeleton</w:t>
+            </w:r>
+          </w:p>
+        </w:tc>
+        <w:tc>
+          <w:tcPr>
+            <w:tcW w:w="5890" w:type="dxa"/>
+            <w:tcBorders/>
+            <w:vAlign w:val="center"/>
+          </w:tcPr>
+          <w:p>
+            <w:pPr>
+              <w:pStyle w:val="TableContents"/>
+              <w:shd w:fill="2E3440" w:val="clear"/>
+              <w:bidi w:val="0"/>
+              <w:spacing w:before="120" w:after="120"/>
+              <w:jc w:val="left"/>
+              <w:rPr/>
+            </w:pPr>
+            <w:r>
+              <w:rPr/>
+              <w:t>only the compaction skeleton exists, not a real handoff</w:t>
+            </w:r>
+          </w:p>
+        </w:tc>
+      </w:tr>
+      <w:tr>
+        <w:trPr/>
+        <w:tc>
+          <w:tcPr>
+            <w:tcW w:w="5449" w:type="dxa"/>
+            <w:tcBorders/>
+            <w:vAlign w:val="center"/>
+          </w:tcPr>
+          <w:p>
+            <w:pPr>
+              <w:pStyle w:val="TableContents"/>
+              <w:shd w:fill="2E3440" w:val="clear"/>
+              <w:bidi w:val="0"/>
+              <w:spacing w:before="120" w:after="120"/>
+              <w:jc w:val="left"/>
+              <w:rPr/>
+            </w:pPr>
+            <w:r>
+              <w:rPr>
+                <w:rStyle w:val="SourceText"/>
+              </w:rPr>
+              <w:t>N windows have a title containing ...</w:t>
+            </w:r>
+            <w:r>
+              <w:rPr/>
+              <w:t xml:space="preserve"> / </w:t>
+            </w:r>
+            <w:r>
+              <w:rPr>
+                <w:rStyle w:val="SourceText"/>
+              </w:rPr>
+              <w:t>has N windows</w:t>
+            </w:r>
+          </w:p>
+        </w:tc>
+        <w:tc>
+          <w:tcPr>
+            <w:tcW w:w="5890" w:type="dxa"/>
+            <w:tcBorders/>
+            <w:vAlign w:val="center"/>
+          </w:tcPr>
+          <w:p>
+            <w:pPr>
+              <w:pStyle w:val="TableContents"/>
+              <w:shd w:fill="2E3440" w:val="clear"/>
+              <w:bidi w:val="0"/>
+              <w:spacing w:before="120" w:after="120"/>
+              <w:jc w:val="left"/>
+              <w:rPr/>
+            </w:pPr>
+            <w:r>
+              <w:rPr/>
+              <w:t>the window is ambiguous, so nothing is typed (</w:t>
+            </w:r>
+            <w:r>
+              <w:rPr>
+                <w:rStyle w:val="SourceText"/>
+              </w:rPr>
+              <w:t>sendkeys</w:t>
+            </w:r>
+            <w:r>
+              <w:rPr/>
+              <w:t>/</w:t>
+            </w:r>
+            <w:r>
+              <w:rPr>
+                <w:rStyle w:val="SourceText"/>
+              </w:rPr>
+              <w:t>xdotool</w:t>
+            </w:r>
+            <w:r>
+              <w:rPr/>
+              <w:t xml:space="preserve"> only)</w:t>
+            </w:r>
+          </w:p>
+        </w:tc>
+      </w:tr>
+      <w:tr>
+        <w:trPr/>
+        <w:tc>
+          <w:tcPr>
+            <w:tcW w:w="5449" w:type="dxa"/>
+            <w:tcBorders/>
+            <w:vAlign w:val="center"/>
+          </w:tcPr>
+          <w:p>
+            <w:pPr>
+              <w:pStyle w:val="TableContents"/>
+              <w:shd w:fill="2E3440" w:val="clear"/>
+              <w:bidi w:val="0"/>
+              <w:spacing w:before="120" w:after="120"/>
+              <w:jc w:val="left"/>
+              <w:rPr/>
+            </w:pPr>
+            <w:r>
+              <w:rPr>
+                <w:rStyle w:val="SourceText"/>
+              </w:rPr>
+              <w:t>no window belongs to any ancestor of this hook</w:t>
+            </w:r>
+          </w:p>
+        </w:tc>
+        <w:tc>
+          <w:tcPr>
+            <w:tcW w:w="5890" w:type="dxa"/>
+            <w:tcBorders/>
+            <w:vAlign w:val="center"/>
+          </w:tcPr>
+          <w:p>
+            <w:pPr>
+              <w:pStyle w:val="TableContents"/>
+              <w:shd w:fill="2E3440" w:val="clear"/>
+              <w:bidi w:val="0"/>
+              <w:spacing w:before="120" w:after="120"/>
+              <w:jc w:val="left"/>
+              <w:rPr/>
+            </w:pPr>
+            <w:r>
+              <w:rPr/>
+              <w:t xml:space="preserve">the terminal's window could not be found by process id, and no </w:t>
+            </w:r>
+            <w:r>
+              <w:rPr>
+                <w:rStyle w:val="SourceText"/>
+              </w:rPr>
+              <w:t>windowTitle</w:t>
+            </w:r>
+            <w:r>
+              <w:rPr/>
+              <w:t xml:space="preserve"> is set (</w:t>
+            </w:r>
+            <w:r>
+              <w:rPr>
+                <w:rStyle w:val="SourceText"/>
+              </w:rPr>
+              <w:t>sendkeys</w:t>
+            </w:r>
+            <w:r>
+              <w:rPr/>
+              <w:t>/</w:t>
+            </w:r>
+            <w:r>
+              <w:rPr>
+                <w:rStyle w:val="SourceText"/>
+              </w:rPr>
+              <w:t>xdotool</w:t>
+            </w:r>
+            <w:r>
+              <w:rPr/>
+              <w:t xml:space="preserve"> only)</w:t>
+            </w:r>
+          </w:p>
+        </w:tc>
+      </w:tr>
+      <w:tr>
+        <w:trPr/>
+        <w:tc>
+          <w:tcPr>
+            <w:tcW w:w="5449" w:type="dxa"/>
+            <w:tcBorders/>
+            <w:vAlign w:val="center"/>
+          </w:tcPr>
+          <w:p>
+            <w:pPr>
+              <w:pStyle w:val="TableContents"/>
+              <w:shd w:fill="2E3440" w:val="clear"/>
+              <w:bidi w:val="0"/>
+              <w:spacing w:before="120" w:after="120"/>
+              <w:jc w:val="left"/>
+              <w:rPr/>
+            </w:pPr>
+            <w:r>
+              <w:rPr>
+                <w:rStyle w:val="SourceText"/>
+              </w:rPr>
+              <w:t>tmux pane %N could not be confirmed</w:t>
+            </w:r>
+          </w:p>
+        </w:tc>
+        <w:tc>
+          <w:tcPr>
+            <w:tcW w:w="5890" w:type="dxa"/>
+            <w:tcBorders/>
+            <w:vAlign w:val="center"/>
+          </w:tcPr>
+          <w:p>
+            <w:pPr>
+              <w:pStyle w:val="TableContents"/>
+              <w:shd w:fill="2E3440" w:val="clear"/>
+              <w:bidi w:val="0"/>
+              <w:spacing w:before="120" w:after="120"/>
+              <w:jc w:val="left"/>
+              <w:rPr/>
+            </w:pPr>
+            <w:r>
+              <w:rPr>
+                <w:rStyle w:val="SourceText"/>
+              </w:rPr>
+              <w:t>$TMUX_PANE</w:t>
+            </w:r>
+            <w:r>
+              <w:rPr/>
+              <w:t xml:space="preserve"> is not the pane that runs this session</w:t>
+            </w:r>
+          </w:p>
+        </w:tc>
+      </w:tr>
+      <w:tr>
+        <w:trPr/>
+        <w:tc>
+          <w:tcPr>
+            <w:tcW w:w="5449" w:type="dxa"/>
+            <w:tcBorders/>
+            <w:vAlign w:val="center"/>
+          </w:tcPr>
+          <w:p>
+            <w:pPr>
+              <w:pStyle w:val="TableContents"/>
+              <w:shd w:fill="2E3440" w:val="clear"/>
+              <w:bidi w:val="0"/>
+              <w:spacing w:before="120" w:after="120"/>
+              <w:jc w:val="left"/>
+              <w:rPr/>
+            </w:pPr>
+            <w:r>
+              <w:rPr>
+                <w:rStyle w:val="SourceText"/>
+              </w:rPr>
+              <w:t>method wtype ... is refused</w:t>
+            </w:r>
+          </w:p>
+        </w:tc>
+        <w:tc>
+          <w:tcPr>
+            <w:tcW w:w="5890" w:type="dxa"/>
+            <w:tcBorders/>
+            <w:vAlign w:val="center"/>
+          </w:tcPr>
+          <w:p>
+            <w:pPr>
+              <w:pStyle w:val="TableContents"/>
+              <w:shd w:fill="2E3440" w:val="clear"/>
+              <w:bidi w:val="0"/>
+              <w:spacing w:before="120" w:after="120"/>
+              <w:jc w:val="left"/>
+              <w:rPr/>
+            </w:pPr>
+            <w:r>
+              <w:rPr/>
+              <w:t xml:space="preserve">Wayland's </w:t>
+            </w:r>
+            <w:r>
+              <w:rPr>
+                <w:rStyle w:val="SourceText"/>
+              </w:rPr>
+              <w:t>wtype</w:t>
+            </w:r>
+            <w:r>
+              <w:rPr/>
+              <w:t xml:space="preserve"> cannot target a window. Use tmux instead.</w:t>
+            </w:r>
+          </w:p>
+        </w:tc>
+      </w:tr>
+      <w:tr>
+        <w:trPr/>
+        <w:tc>
+          <w:tcPr>
+            <w:tcW w:w="5449" w:type="dxa"/>
+            <w:tcBorders/>
+            <w:vAlign w:val="center"/>
+          </w:tcPr>
+          <w:p>
+            <w:pPr>
+              <w:pStyle w:val="TableContents"/>
+              <w:shd w:fill="2E3440" w:val="clear"/>
+              <w:bidi w:val="0"/>
+              <w:spacing w:before="120" w:after="120"/>
+              <w:jc w:val="left"/>
+              <w:rPr/>
+            </w:pPr>
+            <w:r>
+              <w:rPr>
+                <w:rStyle w:val="SourceText"/>
+              </w:rPr>
+              <w:t>sent - method notify</w:t>
+            </w:r>
+          </w:p>
+        </w:tc>
+        <w:tc>
+          <w:tcPr>
+            <w:tcW w:w="5890" w:type="dxa"/>
+            <w:tcBorders/>
+            <w:vAlign w:val="center"/>
+          </w:tcPr>
+          <w:p>
+            <w:pPr>
+              <w:pStyle w:val="TableContents"/>
+              <w:shd w:fill="2E3440" w:val="clear"/>
+              <w:bidi w:val="0"/>
+              <w:spacing w:before="120" w:after="120"/>
+              <w:jc w:val="left"/>
+              <w:rPr/>
+            </w:pPr>
+            <w:r>
+              <w:rPr/>
+              <w:t xml:space="preserve">the message was printed — this is the normal, successful outcome for </w:t>
+            </w:r>
+            <w:r>
+              <w:rPr>
+                <w:rStyle w:val="SourceText"/>
+              </w:rPr>
+              <w:t>notify</w:t>
+            </w:r>
+          </w:p>
+        </w:tc>
+      </w:tr>
+      <w:tr>
+        <w:trPr/>
+        <w:tc>
+          <w:tcPr>
+            <w:tcW w:w="5449" w:type="dxa"/>
+            <w:tcBorders/>
+            <w:vAlign w:val="center"/>
+          </w:tcPr>
+          <w:p>
+            <w:pPr>
+              <w:pStyle w:val="TableContents"/>
+              <w:shd w:fill="2E3440" w:val="clear"/>
+              <w:bidi w:val="0"/>
+              <w:spacing w:before="120" w:after="120"/>
+              <w:jc w:val="left"/>
+              <w:rPr/>
+            </w:pPr>
+            <w:r>
+              <w:rPr>
+                <w:rStyle w:val="SourceText"/>
+              </w:rPr>
+              <w:t>declined sendkeys - cannot verify the active tab ...</w:t>
+            </w:r>
+          </w:p>
+        </w:tc>
+        <w:tc>
+          <w:tcPr>
+            <w:tcW w:w="5890" w:type="dxa"/>
+            <w:tcBorders/>
+            <w:vAlign w:val="center"/>
+          </w:tcPr>
+          <w:p>
+            <w:pPr>
+              <w:pStyle w:val="TableContents"/>
+              <w:shd w:fill="2E3440" w:val="clear"/>
+              <w:bidi w:val="0"/>
+              <w:spacing w:before="120" w:after="120"/>
+              <w:jc w:val="left"/>
+              <w:rPr/>
+            </w:pPr>
+            <w:r>
+              <w:rPr/>
+              <w:t xml:space="preserve">the target window is owned by Windows Terminal; </w:t>
+            </w:r>
+            <w:r>
+              <w:rPr>
+                <w:rStyle w:val="SourceText"/>
+              </w:rPr>
+              <w:t>sendkeys</w:t>
+            </w:r>
+            <w:r>
+              <w:rPr/>
+              <w:t xml:space="preserve"> fell back to </w:t>
+            </w:r>
+            <w:r>
+              <w:rPr>
+                <w:rStyle w:val="SourceText"/>
+              </w:rPr>
+              <w:t>notify</w:t>
+            </w:r>
+            <w:r>
+              <w:rPr/>
+              <w:t xml:space="preserve"> instead of guessing which tab is active</w:t>
+            </w:r>
+          </w:p>
+        </w:tc>
+      </w:tr>
+      <w:tr>
+        <w:trPr/>
+        <w:tc>
+          <w:tcPr>
+            <w:tcW w:w="5449" w:type="dxa"/>
+            <w:tcBorders/>
+            <w:vAlign w:val="center"/>
+          </w:tcPr>
+          <w:p>
+            <w:pPr>
+              <w:pStyle w:val="TableContents"/>
+              <w:shd w:fill="2E3440" w:val="clear"/>
+              <w:bidi w:val="0"/>
+              <w:spacing w:before="120" w:after="120"/>
+              <w:jc w:val="left"/>
+              <w:rPr/>
+            </w:pPr>
+            <w:r>
+              <w:rPr>
+                <w:rStyle w:val="SourceText"/>
+              </w:rPr>
+              <w:t>declined sendkeys - the target window lost focus during the ...s delay</w:t>
+            </w:r>
+          </w:p>
+        </w:tc>
+        <w:tc>
+          <w:tcPr>
+            <w:tcW w:w="5890" w:type="dxa"/>
+            <w:tcBorders/>
+            <w:vAlign w:val="center"/>
+          </w:tcPr>
+          <w:p>
+            <w:pPr>
+              <w:pStyle w:val="TableContents"/>
+              <w:shd w:fill="2E3440" w:val="clear"/>
+              <w:bidi w:val="0"/>
+              <w:spacing w:before="120" w:after="120"/>
+              <w:jc w:val="left"/>
+              <w:rPr/>
+            </w:pPr>
+            <w:r>
+              <w:rPr/>
+              <w:t>the window had focus when identified, but not when the delay ended, so nothing was typed</w:t>
+            </w:r>
+          </w:p>
+        </w:tc>
+      </w:tr>
+    </w:tbl>
+    <w:p>
+      <w:pPr>
+        <w:pStyle w:val="BodyText"/>
+        <w:bidi w:val="0"/>
+        <w:jc w:val="left"/>
+        <w:rPr/>
+      </w:pPr>
+      <w:r>
+        <w:rPr/>
+        <w:t xml:space="preserve">Two sessions in one repository no longer interfere with each other. Wrap-up markers are </w:t>
+      </w:r>
+      <w:r>
+        <w:rPr>
+          <w:rStyle w:val="SourceText"/>
+        </w:rPr>
+        <w:t>.crew/.handoff-requested-&lt;session_id&gt;</w:t>
+      </w:r>
+      <w:r>
+        <w:rPr/>
+        <w:t>, and a SessionStart clears only its own session's marker.</w:t>
+      </w:r>
+    </w:p>
+    <w:p>
+      <w:pPr>
+        <w:pStyle w:val="Heading3"/>
+        <w:bidi w:val="0"/>
+        <w:ind w:hanging="0" w:left="0" w:right="0"/>
+        <w:jc w:val="left"/>
+        <w:rPr/>
+      </w:pPr>
+      <w:bookmarkStart w:id="19" w:name="which-window-gets-the-keystroke"/>
+      <w:bookmarkEnd w:id="19"/>
       <w:r>
         <w:rPr/>
         <w:t>Which Window Gets the Keystroke</w:t>
+      </w:r>
+    </w:p>
+    <w:p>
+      <w:pPr>
+        <w:pStyle w:val="BodyText"/>
+        <w:bidi w:val="0"/>
+        <w:jc w:val="left"/>
+        <w:rPr/>
+      </w:pPr>
+      <w:r>
+        <w:rPr/>
+        <w:t xml:space="preserve">Applies only to the methods that type — </w:t>
+      </w:r>
+      <w:r>
+        <w:rPr>
+          <w:rStyle w:val="SourceText"/>
+        </w:rPr>
+        <w:t>tmux</w:t>
+      </w:r>
+      <w:r>
+        <w:rPr/>
+        <w:t xml:space="preserve">, </w:t>
+      </w:r>
+      <w:r>
+        <w:rPr>
+          <w:rStyle w:val="SourceText"/>
+        </w:rPr>
+        <w:t>xdotool</w:t>
+      </w:r>
+      <w:r>
+        <w:rPr/>
+        <w:t xml:space="preserve">, </w:t>
+      </w:r>
+      <w:r>
+        <w:rPr>
+          <w:rStyle w:val="SourceText"/>
+        </w:rPr>
+        <w:t>sendkeys</w:t>
+      </w:r>
+      <w:r>
+        <w:rPr/>
+        <w:t xml:space="preserve">. </w:t>
+      </w:r>
+      <w:r>
+        <w:rPr>
+          <w:rStyle w:val="SourceText"/>
+        </w:rPr>
+        <w:t>notify</w:t>
+      </w:r>
+      <w:r>
+        <w:rPr/>
+        <w:t xml:space="preserve"> identifies no window and needs none of this.</w:t>
       </w:r>
     </w:p>
     <w:p>
@@ -10559,7 +12565,7 @@
         <w:pStyle w:val="BodyText"/>
         <w:numPr>
           <w:ilvl w:val="0"/>
-          <w:numId w:val="18"/>
+          <w:numId w:val="19"/>
         </w:numPr>
         <w:tabs>
           <w:tab w:val="clear" w:pos="1134"/>
@@ -10597,7 +12603,7 @@
         <w:pStyle w:val="BodyText"/>
         <w:numPr>
           <w:ilvl w:val="0"/>
-          <w:numId w:val="18"/>
+          <w:numId w:val="19"/>
         </w:numPr>
         <w:tabs>
           <w:tab w:val="clear" w:pos="1134"/>
@@ -10657,7 +12663,7 @@
         <w:pStyle w:val="BodyText"/>
         <w:numPr>
           <w:ilvl w:val="0"/>
-          <w:numId w:val="18"/>
+          <w:numId w:val="19"/>
         </w:numPr>
         <w:tabs>
           <w:tab w:val="clear" w:pos="1134"/>
@@ -10672,21 +12678,23 @@
         <w:rPr>
           <w:rStyle w:val="Strong"/>
         </w:rPr>
-        <w:t>Windows (SendKeys):</w:t>
-      </w:r>
-      <w:r>
-        <w:rPr/>
-        <w:t xml:space="preserve"> chosen the same way, by owner process first and then by title. After the delay, </w:t>
-      </w:r>
-      <w:r>
-        <w:rPr>
-          <w:rStyle w:val="SourceText"/>
-        </w:rPr>
-        <w:t>/clear</w:t>
-      </w:r>
-      <w:r>
-        <w:rPr/>
-        <w:t xml:space="preserve"> is sent only when that exact window handle has focus. </w:t>
+        <w:t>Windows (</w:t>
+      </w:r>
+      <w:r>
+        <w:rPr>
+          <w:rStyle w:val="SourceText"/>
+        </w:rPr>
+        <w:t>sendkeys</w:t>
+      </w:r>
+      <w:r>
+        <w:rPr>
+          <w:rStyle w:val="Strong"/>
+        </w:rPr>
+        <w:t>):</w:t>
+      </w:r>
+      <w:r>
+        <w:rPr/>
+        <w:t xml:space="preserve"> chosen the same way, by owner process first and then by title. Declines outright, before any of that matters, when the resolved window is owned by Windows Terminal — see the method table above. Otherwise, after the delay, the command is sent only when that exact window handle still has focus; if it does not, nothing is typed and the decline is logged. </w:t>
       </w:r>
     </w:p>
     <w:p>
@@ -12785,8 +14793,8 @@
   <w:abstractNum w:abstractNumId="16">
     <w:lvl w:ilvl="0">
       <w:start w:val="1"/>
-      <w:numFmt w:val="decimal"/>
-      <w:lvlText w:val="%1."/>
+      <w:numFmt w:val="bullet"/>
+      <w:lvlText w:val=""/>
       <w:lvlJc w:val="left"/>
       <w:pPr>
         <w:tabs>
@@ -12794,12 +14802,14 @@
         </w:tabs>
         <w:ind w:left="709" w:hanging="283"/>
       </w:pPr>
-      <w:rPr/>
+      <w:rPr>
+        <w:rFonts w:ascii="Symbol" w:hAnsi="Symbol" w:cs="Symbol" w:hint="default"/>
+      </w:rPr>
     </w:lvl>
     <w:lvl w:ilvl="1">
       <w:start w:val="1"/>
-      <w:numFmt w:val="decimal"/>
-      <w:lvlText w:val="%2."/>
+      <w:numFmt w:val="bullet"/>
+      <w:lvlText w:val=""/>
       <w:lvlJc w:val="left"/>
       <w:pPr>
         <w:tabs>
@@ -12807,12 +14817,14 @@
         </w:tabs>
         <w:ind w:left="1418" w:hanging="283"/>
       </w:pPr>
-      <w:rPr/>
+      <w:rPr>
+        <w:rFonts w:ascii="Symbol" w:hAnsi="Symbol" w:cs="Symbol" w:hint="default"/>
+      </w:rPr>
     </w:lvl>
     <w:lvl w:ilvl="2">
       <w:start w:val="1"/>
-      <w:numFmt w:val="decimal"/>
-      <w:lvlText w:val="%3."/>
+      <w:numFmt w:val="bullet"/>
+      <w:lvlText w:val=""/>
       <w:lvlJc w:val="left"/>
       <w:pPr>
         <w:tabs>
@@ -12820,12 +14832,14 @@
         </w:tabs>
         <w:ind w:left="2127" w:hanging="283"/>
       </w:pPr>
-      <w:rPr/>
+      <w:rPr>
+        <w:rFonts w:ascii="Symbol" w:hAnsi="Symbol" w:cs="Symbol" w:hint="default"/>
+      </w:rPr>
     </w:lvl>
     <w:lvl w:ilvl="3">
       <w:start w:val="1"/>
-      <w:numFmt w:val="decimal"/>
-      <w:lvlText w:val="%4."/>
+      <w:numFmt w:val="bullet"/>
+      <w:lvlText w:val=""/>
       <w:lvlJc w:val="left"/>
       <w:pPr>
         <w:tabs>
@@ -12833,12 +14847,14 @@
         </w:tabs>
         <w:ind w:left="2836" w:hanging="283"/>
       </w:pPr>
-      <w:rPr/>
+      <w:rPr>
+        <w:rFonts w:ascii="Symbol" w:hAnsi="Symbol" w:cs="Symbol" w:hint="default"/>
+      </w:rPr>
     </w:lvl>
     <w:lvl w:ilvl="4">
       <w:start w:val="1"/>
-      <w:numFmt w:val="decimal"/>
-      <w:lvlText w:val="%5."/>
+      <w:numFmt w:val="bullet"/>
+      <w:lvlText w:val=""/>
       <w:lvlJc w:val="left"/>
       <w:pPr>
         <w:tabs>
@@ -12846,12 +14862,14 @@
         </w:tabs>
         <w:ind w:left="3545" w:hanging="283"/>
       </w:pPr>
-      <w:rPr/>
+      <w:rPr>
+        <w:rFonts w:ascii="Symbol" w:hAnsi="Symbol" w:cs="Symbol" w:hint="default"/>
+      </w:rPr>
     </w:lvl>
     <w:lvl w:ilvl="5">
       <w:start w:val="1"/>
-      <w:numFmt w:val="decimal"/>
-      <w:lvlText w:val="%6."/>
+      <w:numFmt w:val="bullet"/>
+      <w:lvlText w:val=""/>
       <w:lvlJc w:val="left"/>
       <w:pPr>
         <w:tabs>
@@ -12859,12 +14877,14 @@
         </w:tabs>
         <w:ind w:left="4254" w:hanging="283"/>
       </w:pPr>
-      <w:rPr/>
+      <w:rPr>
+        <w:rFonts w:ascii="Symbol" w:hAnsi="Symbol" w:cs="Symbol" w:hint="default"/>
+      </w:rPr>
     </w:lvl>
     <w:lvl w:ilvl="6">
       <w:start w:val="1"/>
-      <w:numFmt w:val="decimal"/>
-      <w:lvlText w:val="%7."/>
+      <w:numFmt w:val="bullet"/>
+      <w:lvlText w:val=""/>
       <w:lvlJc w:val="left"/>
       <w:pPr>
         <w:tabs>
@@ -12872,12 +14892,14 @@
         </w:tabs>
         <w:ind w:left="4963" w:hanging="283"/>
       </w:pPr>
-      <w:rPr/>
+      <w:rPr>
+        <w:rFonts w:ascii="Symbol" w:hAnsi="Symbol" w:cs="Symbol" w:hint="default"/>
+      </w:rPr>
     </w:lvl>
     <w:lvl w:ilvl="7">
       <w:start w:val="1"/>
-      <w:numFmt w:val="decimal"/>
-      <w:lvlText w:val="%8."/>
+      <w:numFmt w:val="bullet"/>
+      <w:lvlText w:val=""/>
       <w:lvlJc w:val="left"/>
       <w:pPr>
         <w:tabs>
@@ -12885,12 +14907,14 @@
         </w:tabs>
         <w:ind w:left="5672" w:hanging="283"/>
       </w:pPr>
-      <w:rPr/>
+      <w:rPr>
+        <w:rFonts w:ascii="Symbol" w:hAnsi="Symbol" w:cs="Symbol" w:hint="default"/>
+      </w:rPr>
     </w:lvl>
     <w:lvl w:ilvl="8">
       <w:start w:val="1"/>
-      <w:numFmt w:val="decimal"/>
-      <w:lvlText w:val="%9."/>
+      <w:numFmt w:val="bullet"/>
+      <w:lvlText w:val=""/>
       <w:lvlJc w:val="left"/>
       <w:pPr>
         <w:tabs>
@@ -12898,14 +14922,16 @@
         </w:tabs>
         <w:ind w:left="6381" w:hanging="283"/>
       </w:pPr>
-      <w:rPr/>
+      <w:rPr>
+        <w:rFonts w:ascii="Symbol" w:hAnsi="Symbol" w:cs="Symbol" w:hint="default"/>
+      </w:rPr>
     </w:lvl>
   </w:abstractNum>
   <w:abstractNum w:abstractNumId="17">
     <w:lvl w:ilvl="0">
       <w:start w:val="1"/>
-      <w:numFmt w:val="bullet"/>
-      <w:lvlText w:val=""/>
+      <w:numFmt w:val="decimal"/>
+      <w:lvlText w:val="%1."/>
       <w:lvlJc w:val="left"/>
       <w:pPr>
         <w:tabs>
@@ -12913,14 +14939,12 @@
         </w:tabs>
         <w:ind w:left="709" w:hanging="283"/>
       </w:pPr>
-      <w:rPr>
-        <w:rFonts w:ascii="Symbol" w:hAnsi="Symbol" w:cs="Symbol" w:hint="default"/>
-      </w:rPr>
+      <w:rPr/>
     </w:lvl>
     <w:lvl w:ilvl="1">
       <w:start w:val="1"/>
-      <w:numFmt w:val="bullet"/>
-      <w:lvlText w:val=""/>
+      <w:numFmt w:val="decimal"/>
+      <w:lvlText w:val="%2."/>
       <w:lvlJc w:val="left"/>
       <w:pPr>
         <w:tabs>
@@ -12928,14 +14952,12 @@
         </w:tabs>
         <w:ind w:left="1418" w:hanging="283"/>
       </w:pPr>
-      <w:rPr>
-        <w:rFonts w:ascii="Symbol" w:hAnsi="Symbol" w:cs="Symbol" w:hint="default"/>
-      </w:rPr>
+      <w:rPr/>
     </w:lvl>
     <w:lvl w:ilvl="2">
       <w:start w:val="1"/>
-      <w:numFmt w:val="bullet"/>
-      <w:lvlText w:val=""/>
+      <w:numFmt w:val="decimal"/>
+      <w:lvlText w:val="%3."/>
       <w:lvlJc w:val="left"/>
       <w:pPr>
         <w:tabs>
@@ -12943,14 +14965,12 @@
         </w:tabs>
         <w:ind w:left="2127" w:hanging="283"/>
       </w:pPr>
-      <w:rPr>
-        <w:rFonts w:ascii="Symbol" w:hAnsi="Symbol" w:cs="Symbol" w:hint="default"/>
-      </w:rPr>
+      <w:rPr/>
     </w:lvl>
     <w:lvl w:ilvl="3">
       <w:start w:val="1"/>
-      <w:numFmt w:val="bullet"/>
-      <w:lvlText w:val=""/>
+      <w:numFmt w:val="decimal"/>
+      <w:lvlText w:val="%4."/>
       <w:lvlJc w:val="left"/>
       <w:pPr>
         <w:tabs>
@@ -12958,14 +14978,12 @@
         </w:tabs>
         <w:ind w:left="2836" w:hanging="283"/>
       </w:pPr>
-      <w:rPr>
-        <w:rFonts w:ascii="Symbol" w:hAnsi="Symbol" w:cs="Symbol" w:hint="default"/>
-      </w:rPr>
+      <w:rPr/>
     </w:lvl>
     <w:lvl w:ilvl="4">
       <w:start w:val="1"/>
-      <w:numFmt w:val="bullet"/>
-      <w:lvlText w:val=""/>
+      <w:numFmt w:val="decimal"/>
+      <w:lvlText w:val="%5."/>
       <w:lvlJc w:val="left"/>
       <w:pPr>
         <w:tabs>
@@ -12973,14 +14991,12 @@
         </w:tabs>
         <w:ind w:left="3545" w:hanging="283"/>
       </w:pPr>
-      <w:rPr>
-        <w:rFonts w:ascii="Symbol" w:hAnsi="Symbol" w:cs="Symbol" w:hint="default"/>
-      </w:rPr>
+      <w:rPr/>
     </w:lvl>
     <w:lvl w:ilvl="5">
       <w:start w:val="1"/>
-      <w:numFmt w:val="bullet"/>
-      <w:lvlText w:val=""/>
+      <w:numFmt w:val="decimal"/>
+      <w:lvlText w:val="%6."/>
       <w:lvlJc w:val="left"/>
       <w:pPr>
         <w:tabs>
@@ -12988,14 +15004,12 @@
         </w:tabs>
         <w:ind w:left="4254" w:hanging="283"/>
       </w:pPr>
-      <w:rPr>
-        <w:rFonts w:ascii="Symbol" w:hAnsi="Symbol" w:cs="Symbol" w:hint="default"/>
-      </w:rPr>
+      <w:rPr/>
     </w:lvl>
     <w:lvl w:ilvl="6">
       <w:start w:val="1"/>
-      <w:numFmt w:val="bullet"/>
-      <w:lvlText w:val=""/>
+      <w:numFmt w:val="decimal"/>
+      <w:lvlText w:val="%7."/>
       <w:lvlJc w:val="left"/>
       <w:pPr>
         <w:tabs>
@@ -13003,14 +15017,12 @@
         </w:tabs>
         <w:ind w:left="4963" w:hanging="283"/>
       </w:pPr>
-      <w:rPr>
-        <w:rFonts w:ascii="Symbol" w:hAnsi="Symbol" w:cs="Symbol" w:hint="default"/>
-      </w:rPr>
+      <w:rPr/>
     </w:lvl>
     <w:lvl w:ilvl="7">
       <w:start w:val="1"/>
-      <w:numFmt w:val="bullet"/>
-      <w:lvlText w:val=""/>
+      <w:numFmt w:val="decimal"/>
+      <w:lvlText w:val="%8."/>
       <w:lvlJc w:val="left"/>
       <w:pPr>
         <w:tabs>
@@ -13018,14 +15030,12 @@
         </w:tabs>
         <w:ind w:left="5672" w:hanging="283"/>
       </w:pPr>
-      <w:rPr>
-        <w:rFonts w:ascii="Symbol" w:hAnsi="Symbol" w:cs="Symbol" w:hint="default"/>
-      </w:rPr>
+      <w:rPr/>
     </w:lvl>
     <w:lvl w:ilvl="8">
       <w:start w:val="1"/>
-      <w:numFmt w:val="bullet"/>
-      <w:lvlText w:val=""/>
+      <w:numFmt w:val="decimal"/>
+      <w:lvlText w:val="%9."/>
       <w:lvlJc w:val="left"/>
       <w:pPr>
         <w:tabs>
@@ -13033,9 +15043,7 @@
         </w:tabs>
         <w:ind w:left="6381" w:hanging="283"/>
       </w:pPr>
-      <w:rPr>
-        <w:rFonts w:ascii="Symbol" w:hAnsi="Symbol" w:cs="Symbol" w:hint="default"/>
-      </w:rPr>
+      <w:rPr/>
     </w:lvl>
   </w:abstractNum>
   <w:abstractNum w:abstractNumId="18">
@@ -13176,6 +15184,143 @@
     </w:lvl>
   </w:abstractNum>
   <w:abstractNum w:abstractNumId="19">
+    <w:lvl w:ilvl="0">
+      <w:start w:val="1"/>
+      <w:numFmt w:val="bullet"/>
+      <w:lvlText w:val=""/>
+      <w:lvlJc w:val="left"/>
+      <w:pPr>
+        <w:tabs>
+          <w:tab w:val="num" w:pos="709"/>
+        </w:tabs>
+        <w:ind w:left="709" w:hanging="283"/>
+      </w:pPr>
+      <w:rPr>
+        <w:rFonts w:ascii="Symbol" w:hAnsi="Symbol" w:cs="Symbol" w:hint="default"/>
+      </w:rPr>
+    </w:lvl>
+    <w:lvl w:ilvl="1">
+      <w:start w:val="1"/>
+      <w:numFmt w:val="bullet"/>
+      <w:lvlText w:val=""/>
+      <w:lvlJc w:val="left"/>
+      <w:pPr>
+        <w:tabs>
+          <w:tab w:val="num" w:pos="1418"/>
+        </w:tabs>
+        <w:ind w:left="1418" w:hanging="283"/>
+      </w:pPr>
+      <w:rPr>
+        <w:rFonts w:ascii="Symbol" w:hAnsi="Symbol" w:cs="Symbol" w:hint="default"/>
+      </w:rPr>
+    </w:lvl>
+    <w:lvl w:ilvl="2">
+      <w:start w:val="1"/>
+      <w:numFmt w:val="bullet"/>
+      <w:lvlText w:val=""/>
+      <w:lvlJc w:val="left"/>
+      <w:pPr>
+        <w:tabs>
+          <w:tab w:val="num" w:pos="2127"/>
+        </w:tabs>
+        <w:ind w:left="2127" w:hanging="283"/>
+      </w:pPr>
+      <w:rPr>
+        <w:rFonts w:ascii="Symbol" w:hAnsi="Symbol" w:cs="Symbol" w:hint="default"/>
+      </w:rPr>
+    </w:lvl>
+    <w:lvl w:ilvl="3">
+      <w:start w:val="1"/>
+      <w:numFmt w:val="bullet"/>
+      <w:lvlText w:val=""/>
+      <w:lvlJc w:val="left"/>
+      <w:pPr>
+        <w:tabs>
+          <w:tab w:val="num" w:pos="2836"/>
+        </w:tabs>
+        <w:ind w:left="2836" w:hanging="283"/>
+      </w:pPr>
+      <w:rPr>
+        <w:rFonts w:ascii="Symbol" w:hAnsi="Symbol" w:cs="Symbol" w:hint="default"/>
+      </w:rPr>
+    </w:lvl>
+    <w:lvl w:ilvl="4">
+      <w:start w:val="1"/>
+      <w:numFmt w:val="bullet"/>
+      <w:lvlText w:val=""/>
+      <w:lvlJc w:val="left"/>
+      <w:pPr>
+        <w:tabs>
+          <w:tab w:val="num" w:pos="3545"/>
+        </w:tabs>
+        <w:ind w:left="3545" w:hanging="283"/>
+      </w:pPr>
+      <w:rPr>
+        <w:rFonts w:ascii="Symbol" w:hAnsi="Symbol" w:cs="Symbol" w:hint="default"/>
+      </w:rPr>
+    </w:lvl>
+    <w:lvl w:ilvl="5">
+      <w:start w:val="1"/>
+      <w:numFmt w:val="bullet"/>
+      <w:lvlText w:val=""/>
+      <w:lvlJc w:val="left"/>
+      <w:pPr>
+        <w:tabs>
+          <w:tab w:val="num" w:pos="4254"/>
+        </w:tabs>
+        <w:ind w:left="4254" w:hanging="283"/>
+      </w:pPr>
+      <w:rPr>
+        <w:rFonts w:ascii="Symbol" w:hAnsi="Symbol" w:cs="Symbol" w:hint="default"/>
+      </w:rPr>
+    </w:lvl>
+    <w:lvl w:ilvl="6">
+      <w:start w:val="1"/>
+      <w:numFmt w:val="bullet"/>
+      <w:lvlText w:val=""/>
+      <w:lvlJc w:val="left"/>
+      <w:pPr>
+        <w:tabs>
+          <w:tab w:val="num" w:pos="4963"/>
+        </w:tabs>
+        <w:ind w:left="4963" w:hanging="283"/>
+      </w:pPr>
+      <w:rPr>
+        <w:rFonts w:ascii="Symbol" w:hAnsi="Symbol" w:cs="Symbol" w:hint="default"/>
+      </w:rPr>
+    </w:lvl>
+    <w:lvl w:ilvl="7">
+      <w:start w:val="1"/>
+      <w:numFmt w:val="bullet"/>
+      <w:lvlText w:val=""/>
+      <w:lvlJc w:val="left"/>
+      <w:pPr>
+        <w:tabs>
+          <w:tab w:val="num" w:pos="5672"/>
+        </w:tabs>
+        <w:ind w:left="5672" w:hanging="283"/>
+      </w:pPr>
+      <w:rPr>
+        <w:rFonts w:ascii="Symbol" w:hAnsi="Symbol" w:cs="Symbol" w:hint="default"/>
+      </w:rPr>
+    </w:lvl>
+    <w:lvl w:ilvl="8">
+      <w:start w:val="1"/>
+      <w:numFmt w:val="bullet"/>
+      <w:lvlText w:val=""/>
+      <w:lvlJc w:val="left"/>
+      <w:pPr>
+        <w:tabs>
+          <w:tab w:val="num" w:pos="6381"/>
+        </w:tabs>
+        <w:ind w:left="6381" w:hanging="283"/>
+      </w:pPr>
+      <w:rPr>
+        <w:rFonts w:ascii="Symbol" w:hAnsi="Symbol" w:cs="Symbol" w:hint="default"/>
+      </w:rPr>
+    </w:lvl>
+  </w:abstractNum>
+  <w:abstractNum w:abstractNumId="20">
     <w:lvl w:ilvl="0">
       <w:start w:val="1"/>
       <w:numFmt w:val="none"/>
@@ -13353,6 +15498,9 @@
   </w:num>
   <w:num w:numId="19">
     <w:abstractNumId w:val="19"/>
+  </w:num>
+  <w:num w:numId="20">
+    <w:abstractNumId w:val="20"/>
   </w:num>
 </w:numbering>
 </file>

--- a/docs/guides/crew/crew-1.0-troubleshooting.docx
+++ b/docs/guides/crew/crew-1.0-troubleshooting.docx
@@ -5575,6 +5575,322 @@
     </w:p>
     <w:p>
       <w:pPr>
+        <w:pStyle w:val="BodyText"/>
+        <w:numPr>
+          <w:ilvl w:val="0"/>
+          <w:numId w:val="13"/>
+        </w:numPr>
+        <w:tabs>
+          <w:tab w:val="clear" w:pos="1134"/>
+          <w:tab w:val="left" w:pos="829" w:leader="none"/>
+        </w:tabs>
+        <w:bidi w:val="0"/>
+        <w:ind w:hanging="283" w:left="829"/>
+        <w:jc w:val="left"/>
+        <w:rPr/>
+      </w:pPr>
+      <w:r>
+        <w:rPr>
+          <w:rStyle w:val="Strong"/>
+        </w:rPr>
+        <w:t xml:space="preserve">Symptom: </w:t>
+      </w:r>
+      <w:r>
+        <w:rPr>
+          <w:rStyle w:val="SourceText"/>
+        </w:rPr>
+        <w:t>/crew:brainstorm</w:t>
+      </w:r>
+      <w:r>
+        <w:rPr>
+          <w:rStyle w:val="Strong"/>
+        </w:rPr>
+        <w:t xml:space="preserve"> or </w:t>
+      </w:r>
+      <w:r>
+        <w:rPr>
+          <w:rStyle w:val="SourceText"/>
+        </w:rPr>
+        <w:t>/crew:fix</w:t>
+      </w:r>
+      <w:r>
+        <w:rPr>
+          <w:rStyle w:val="Strong"/>
+        </w:rPr>
+        <w:t xml:space="preserve"> stops because </w:t>
+      </w:r>
+      <w:r>
+        <w:rPr>
+          <w:rStyle w:val="SourceText"/>
+        </w:rPr>
+        <w:t>create</w:t>
+      </w:r>
+      <w:r>
+        <w:rPr>
+          <w:rStyle w:val="Strong"/>
+        </w:rPr>
+        <w:t xml:space="preserve"> refused a ticket id.</w:t>
+      </w:r>
+      <w:r>
+        <w:rPr/>
+        <w:t xml:space="preserve"> On the Obsidian ticket board, </w:t>
+      </w:r>
+      <w:r>
+        <w:rPr>
+          <w:rStyle w:val="SourceText"/>
+        </w:rPr>
+        <w:t>crew_tracker.py create</w:t>
+      </w:r>
+      <w:r>
+        <w:rPr/>
+        <w:t xml:space="preserve"> refuses an id it cannot prove is yours, and prints one of four lines (paths and ids here are examples). The first three begin </w:t>
+      </w:r>
+      <w:r>
+        <w:rPr>
+          <w:rStyle w:val="SourceText"/>
+        </w:rPr>
+        <w:t>id taken</w:t>
+      </w:r>
+      <w:r>
+        <w:rPr/>
+        <w:t>, and brainstorm and fix then take the next free id on their own. For any other refusal they stop and show you the line.</w:t>
+      </w:r>
+    </w:p>
+    <w:p>
+      <w:pPr>
+        <w:pStyle w:val="BodyText"/>
+        <w:numPr>
+          <w:ilvl w:val="1"/>
+          <w:numId w:val="13"/>
+        </w:numPr>
+        <w:tabs>
+          <w:tab w:val="clear" w:pos="1134"/>
+          <w:tab w:val="left" w:pos="1538" w:leader="none"/>
+        </w:tabs>
+        <w:bidi w:val="0"/>
+        <w:spacing w:before="120" w:after="0"/>
+        <w:ind w:hanging="283" w:left="1538"/>
+        <w:jc w:val="left"/>
+        <w:rPr/>
+      </w:pPr>
+      <w:r>
+        <w:rPr>
+          <w:rStyle w:val="Strong"/>
+        </w:rPr>
+        <w:t>Another repo owns it.</w:t>
+      </w:r>
+      <w:r>
+        <w:rPr/>
+        <w:t xml:space="preserve"> </w:t>
+      </w:r>
+      <w:r>
+        <w:rPr>
+          <w:rStyle w:val="SourceText"/>
+        </w:rPr>
+        <w:t>obsidian: could not update: id taken: T-0060 on Board.md belongs to another repo (https://example.invalid/team/app, per T-0060.md), not this one (https://example.invalid/other/app): give this repo its own obsidian.boardDir</w:t>
+      </w:r>
+      <w:r>
+        <w:rPr/>
+        <w:t xml:space="preserve"> </w:t>
+      </w:r>
+      <w:r>
+        <w:rPr>
+          <w:rStyle w:val="Strong"/>
+        </w:rPr>
+        <w:t>Fix:</w:t>
+      </w:r>
+      <w:r>
+        <w:rPr/>
+        <w:t xml:space="preserve"> two repos share one board. Give each repo its own </w:t>
+      </w:r>
+      <w:r>
+        <w:rPr>
+          <w:rStyle w:val="SourceText"/>
+        </w:rPr>
+        <w:t>obsidian.boardDir</w:t>
+      </w:r>
+      <w:r>
+        <w:rPr/>
+        <w:t xml:space="preserve">. </w:t>
+      </w:r>
+    </w:p>
+    <w:p>
+      <w:pPr>
+        <w:pStyle w:val="BodyText"/>
+        <w:numPr>
+          <w:ilvl w:val="1"/>
+          <w:numId w:val="13"/>
+        </w:numPr>
+        <w:tabs>
+          <w:tab w:val="clear" w:pos="1134"/>
+          <w:tab w:val="left" w:pos="1538" w:leader="none"/>
+        </w:tabs>
+        <w:bidi w:val="0"/>
+        <w:spacing w:before="120" w:after="0"/>
+        <w:ind w:hanging="283" w:left="1538"/>
+        <w:jc w:val="left"/>
+        <w:rPr/>
+      </w:pPr>
+      <w:r>
+        <w:rPr>
+          <w:rStyle w:val="Strong"/>
+        </w:rPr>
+        <w:t>Nobody can tell who owns it.</w:t>
+      </w:r>
+      <w:r>
+        <w:rPr/>
+        <w:t xml:space="preserve"> </w:t>
+      </w:r>
+      <w:r>
+        <w:rPr>
+          <w:rStyle w:val="SourceText"/>
+        </w:rPr>
+        <w:t>obsidian: could not update: id taken: could not tell whose card T-0042 is (no T-0042.md note names its repo-id); if it is this repo's, put 'repo-id: https://example.invalid/other/app' in T-0042.md</w:t>
+      </w:r>
+      <w:r>
+        <w:rPr/>
+        <w:t xml:space="preserve"> </w:t>
+      </w:r>
+      <w:r>
+        <w:rPr>
+          <w:rStyle w:val="Strong"/>
+        </w:rPr>
+        <w:t>Fix:</w:t>
+      </w:r>
+      <w:r>
+        <w:rPr/>
+        <w:t xml:space="preserve"> if the card is yours, add the line it names to the note (see "The ticket board" in </w:t>
+      </w:r>
+      <w:hyperlink r:id="rId5">
+        <w:r>
+          <w:rPr>
+            <w:rStyle w:val="Hyperlink"/>
+          </w:rPr>
+          <w:t>Memory and Obsidian</w:t>
+        </w:r>
+      </w:hyperlink>
+      <w:r>
+        <w:rPr/>
+        <w:t xml:space="preserve">). If it is not yours, let brainstorm take the next id. </w:t>
+      </w:r>
+    </w:p>
+    <w:p>
+      <w:pPr>
+        <w:pStyle w:val="BodyText"/>
+        <w:numPr>
+          <w:ilvl w:val="1"/>
+          <w:numId w:val="13"/>
+        </w:numPr>
+        <w:tabs>
+          <w:tab w:val="clear" w:pos="1134"/>
+          <w:tab w:val="left" w:pos="1538" w:leader="none"/>
+        </w:tabs>
+        <w:bidi w:val="0"/>
+        <w:spacing w:before="120" w:after="0"/>
+        <w:ind w:hanging="283" w:left="1538"/>
+        <w:jc w:val="left"/>
+        <w:rPr/>
+      </w:pPr>
+      <w:r>
+        <w:rPr>
+          <w:rStyle w:val="Strong"/>
+        </w:rPr>
+        <w:t>Another session in this repo holds it.</w:t>
+      </w:r>
+      <w:r>
+        <w:rPr/>
+        <w:t xml:space="preserve"> </w:t>
+      </w:r>
+      <w:r>
+        <w:rPr>
+          <w:rStyle w:val="SourceText"/>
+        </w:rPr>
+        <w:t>files: could not update: id taken: T-0050 is already ready "Fix tests"</w:t>
+      </w:r>
+      <w:r>
+        <w:rPr/>
+        <w:t xml:space="preserve"> </w:t>
+      </w:r>
+      <w:r>
+        <w:rPr>
+          <w:rStyle w:val="Strong"/>
+        </w:rPr>
+        <w:t>Fix:</w:t>
+      </w:r>
+      <w:r>
+        <w:rPr/>
+        <w:t xml:space="preserve"> none needed; </w:t>
+      </w:r>
+      <w:r>
+        <w:rPr>
+          <w:rStyle w:val="SourceText"/>
+        </w:rPr>
+        <w:t>.work/INDEX.md</w:t>
+      </w:r>
+      <w:r>
+        <w:rPr/>
+        <w:t xml:space="preserve"> already has that ticket. This check runs before the vault is opened, so it wins even when the vault is missing. </w:t>
+      </w:r>
+    </w:p>
+    <w:p>
+      <w:pPr>
+        <w:pStyle w:val="BodyText"/>
+        <w:numPr>
+          <w:ilvl w:val="1"/>
+          <w:numId w:val="13"/>
+        </w:numPr>
+        <w:tabs>
+          <w:tab w:val="clear" w:pos="1134"/>
+          <w:tab w:val="left" w:pos="1538" w:leader="none"/>
+        </w:tabs>
+        <w:bidi w:val="0"/>
+        <w:ind w:hanging="283" w:left="1538"/>
+        <w:jc w:val="left"/>
+        <w:rPr/>
+      </w:pPr>
+      <w:r>
+        <w:rPr>
+          <w:rStyle w:val="Strong"/>
+        </w:rPr>
+        <w:t>Crew cannot tell which repo this is.</w:t>
+      </w:r>
+      <w:r>
+        <w:rPr/>
+        <w:t xml:space="preserve"> </w:t>
+      </w:r>
+      <w:r>
+        <w:rPr>
+          <w:rStyle w:val="SourceText"/>
+        </w:rPr>
+        <w:t>obsidian: could not update: could not tell this repo's identity: git gave neither an origin URL nor a common dir for &lt;repo path&gt;</w:t>
+      </w:r>
+      <w:r>
+        <w:rPr/>
+        <w:t xml:space="preserve"> </w:t>
+      </w:r>
+      <w:r>
+        <w:rPr>
+          <w:rStyle w:val="Strong"/>
+        </w:rPr>
+        <w:t>Fix:</w:t>
+      </w:r>
+      <w:r>
+        <w:rPr/>
+        <w:t xml:space="preserve"> run crew inside a git checkout. </w:t>
+      </w:r>
+      <w:r>
+        <w:rPr>
+          <w:rStyle w:val="SourceText"/>
+        </w:rPr>
+        <w:t>git rev-parse --git-common-dir</w:t>
+      </w:r>
+      <w:r>
+        <w:rPr/>
+        <w:t xml:space="preserve"> must answer there. </w:t>
+      </w:r>
+    </w:p>
+    <w:p>
+      <w:pPr>
         <w:pStyle w:val="Heading2"/>
         <w:bidi w:val="0"/>
         <w:ind w:hanging="0" w:left="0" w:right="0"/>
@@ -5599,7 +5915,7 @@
         <w:rPr/>
         <w:t xml:space="preserve">See </w:t>
       </w:r>
-      <w:hyperlink r:id="rId5">
+      <w:hyperlink r:id="rId6">
         <w:r>
           <w:rPr>
             <w:rStyle w:val="Hyperlink"/>
@@ -5624,14 +5940,499 @@
     </w:p>
     <w:p>
       <w:pPr>
+        <w:pStyle w:val="Heading3"/>
+        <w:bidi w:val="0"/>
+        <w:ind w:hanging="0" w:left="0" w:right="0"/>
+        <w:jc w:val="left"/>
+        <w:rPr/>
+      </w:pPr>
+      <w:bookmarkStart w:id="8" w:name="auto-clear-did-nothing-on-windows"/>
+      <w:bookmarkEnd w:id="8"/>
+      <w:r>
+        <w:rPr/>
+        <w:t>"Auto-Clear Did Nothing on Windows"</w:t>
+      </w:r>
+    </w:p>
+    <w:p>
+      <w:pPr>
+        <w:pStyle w:val="BodyText"/>
+        <w:bidi w:val="0"/>
+        <w:jc w:val="left"/>
+        <w:rPr/>
+      </w:pPr>
+      <w:r>
+        <w:rPr>
+          <w:rStyle w:val="Strong"/>
+        </w:rPr>
+        <w:t>Symptom:</w:t>
+      </w:r>
+      <w:r>
+        <w:rPr/>
+        <w:t xml:space="preserve"> auto-clear is on, a handoff is written and verified, and nothing types the configured command — no keystrokes appear at all.</w:t>
+      </w:r>
+    </w:p>
+    <w:p>
+      <w:pPr>
+        <w:pStyle w:val="BodyText"/>
+        <w:numPr>
+          <w:ilvl w:val="0"/>
+          <w:numId w:val="14"/>
+        </w:numPr>
+        <w:tabs>
+          <w:tab w:val="clear" w:pos="1134"/>
+          <w:tab w:val="left" w:pos="829" w:leader="none"/>
+        </w:tabs>
+        <w:bidi w:val="0"/>
+        <w:spacing w:before="120" w:after="0"/>
+        <w:ind w:hanging="283" w:left="829"/>
+        <w:jc w:val="left"/>
+        <w:rPr/>
+      </w:pPr>
+      <w:r>
+        <w:rPr>
+          <w:rStyle w:val="Strong"/>
+        </w:rPr>
+        <w:t xml:space="preserve">Check </w:t>
+      </w:r>
+      <w:r>
+        <w:rPr>
+          <w:rStyle w:val="SourceText"/>
+        </w:rPr>
+        <w:t>context.autoClear.method</w:t>
+      </w:r>
+      <w:r>
+        <w:rPr/>
+        <w:t xml:space="preserve"> with </w:t>
+      </w:r>
+      <w:r>
+        <w:rPr>
+          <w:rStyle w:val="SourceText"/>
+        </w:rPr>
+        <w:t>/crew:config --explain</w:t>
+      </w:r>
+      <w:r>
+        <w:rPr/>
+        <w:t xml:space="preserve"> or </w:t>
+      </w:r>
+      <w:r>
+        <w:rPr>
+          <w:rStyle w:val="SourceText"/>
+        </w:rPr>
+        <w:t>crew_config.py --explain</w:t>
+      </w:r>
+      <w:r>
+        <w:rPr/>
+        <w:t xml:space="preserve">. On native Windows with no tmux pane, </w:t>
+      </w:r>
+      <w:r>
+        <w:rPr>
+          <w:rStyle w:val="SourceText"/>
+        </w:rPr>
+        <w:t>"auto"</w:t>
+      </w:r>
+      <w:r>
+        <w:rPr/>
+        <w:t xml:space="preserve"> (the default) resolves to </w:t>
+      </w:r>
+      <w:r>
+        <w:rPr>
+          <w:rStyle w:val="SourceText"/>
+        </w:rPr>
+        <w:t>"notify"</w:t>
+      </w:r>
+      <w:r>
+        <w:rPr/>
+        <w:t xml:space="preserve">, not to any keystroke method — </w:t>
+      </w:r>
+      <w:r>
+        <w:rPr>
+          <w:rStyle w:val="Strong"/>
+        </w:rPr>
+        <w:t>this is not a bug</w:t>
+      </w:r>
+      <w:r>
+        <w:rPr/>
+        <w:t xml:space="preserve">, it is the 1.0 owner decision: </w:t>
+      </w:r>
+      <w:r>
+        <w:rPr>
+          <w:rStyle w:val="SourceText"/>
+        </w:rPr>
+        <w:t>auto</w:t>
+      </w:r>
+      <w:r>
+        <w:rPr/>
+        <w:t xml:space="preserve"> never arms SendKeys on your behalf. </w:t>
+      </w:r>
+      <w:r>
+        <w:rPr>
+          <w:rStyle w:val="SourceText"/>
+        </w:rPr>
+        <w:t>"notify"</w:t>
+      </w:r>
+      <w:r>
+        <w:rPr/>
+        <w:t xml:space="preserve"> types nothing at all; instead the </w:t>
+      </w:r>
+      <w:r>
+        <w:rPr>
+          <w:rStyle w:val="SourceText"/>
+        </w:rPr>
+        <w:t>Stop</w:t>
+      </w:r>
+      <w:r>
+        <w:rPr/>
+        <w:t xml:space="preserve"> hook prints a </w:t>
+      </w:r>
+      <w:r>
+        <w:rPr>
+          <w:rStyle w:val="SourceText"/>
+        </w:rPr>
+        <w:t>systemMessage</w:t>
+      </w:r>
+      <w:r>
+        <w:rPr/>
+        <w:t xml:space="preserve"> telling you the handoff is written and verified and it is safe to run the configured command yourself. </w:t>
+      </w:r>
+    </w:p>
+    <w:p>
+      <w:pPr>
+        <w:pStyle w:val="BodyText"/>
+        <w:numPr>
+          <w:ilvl w:val="0"/>
+          <w:numId w:val="14"/>
+        </w:numPr>
+        <w:tabs>
+          <w:tab w:val="clear" w:pos="1134"/>
+          <w:tab w:val="left" w:pos="829" w:leader="none"/>
+        </w:tabs>
+        <w:bidi w:val="0"/>
+        <w:spacing w:before="120" w:after="0"/>
+        <w:ind w:hanging="283" w:left="829"/>
+        <w:jc w:val="left"/>
+        <w:rPr/>
+      </w:pPr>
+      <w:r>
+        <w:rPr>
+          <w:rStyle w:val="Strong"/>
+        </w:rPr>
+        <w:t>If you want keystrokes typed for you</w:t>
+      </w:r>
+      <w:r>
+        <w:rPr/>
+        <w:t xml:space="preserve">, ask for </w:t>
+      </w:r>
+      <w:r>
+        <w:rPr>
+          <w:rStyle w:val="SourceText"/>
+        </w:rPr>
+        <w:t>sendkeys</w:t>
+      </w:r>
+      <w:r>
+        <w:rPr/>
+        <w:t xml:space="preserve"> by name — it is opt-in only, and </w:t>
+      </w:r>
+      <w:r>
+        <w:rPr>
+          <w:rStyle w:val="SourceText"/>
+        </w:rPr>
+        <w:t>/crew:init</w:t>
+      </w:r>
+      <w:r>
+        <w:rPr/>
+        <w:t xml:space="preserve">, </w:t>
+      </w:r>
+      <w:r>
+        <w:rPr>
+          <w:rStyle w:val="SourceText"/>
+        </w:rPr>
+        <w:t>/crew:migrate</w:t>
+      </w:r>
+      <w:r>
+        <w:rPr/>
+        <w:t xml:space="preserve"> and </w:t>
+      </w:r>
+      <w:r>
+        <w:rPr>
+          <w:rStyle w:val="SourceText"/>
+        </w:rPr>
+        <w:t>/crew:onboard</w:t>
+      </w:r>
+      <w:r>
+        <w:rPr/>
+        <w:t xml:space="preserve"> all refuse to write it without an explicit yes. It declines and falls back to </w:t>
+      </w:r>
+      <w:r>
+        <w:rPr>
+          <w:rStyle w:val="SourceText"/>
+        </w:rPr>
+        <w:t>notify</w:t>
+      </w:r>
+      <w:r>
+        <w:rPr/>
+        <w:t xml:space="preserve"> (logged to </w:t>
+      </w:r>
+      <w:r>
+        <w:rPr>
+          <w:rStyle w:val="SourceText"/>
+        </w:rPr>
+        <w:t>.crew/.autoclear.log</w:t>
+      </w:r>
+      <w:r>
+        <w:rPr/>
+        <w:t xml:space="preserve">) inside Windows Terminal specifically, because that host puts every tab in one window and nothing outside it can confirm which tab is active — this is also not a bug, and switching terminal hosts is the only fix. </w:t>
+      </w:r>
+    </w:p>
+    <w:p>
+      <w:pPr>
+        <w:pStyle w:val="BodyText"/>
+        <w:numPr>
+          <w:ilvl w:val="0"/>
+          <w:numId w:val="14"/>
+        </w:numPr>
+        <w:tabs>
+          <w:tab w:val="clear" w:pos="1134"/>
+          <w:tab w:val="left" w:pos="829" w:leader="none"/>
+        </w:tabs>
+        <w:bidi w:val="0"/>
+        <w:ind w:hanging="283" w:left="829"/>
+        <w:jc w:val="left"/>
+        <w:rPr/>
+      </w:pPr>
+      <w:r>
+        <w:rPr>
+          <w:rStyle w:val="Strong"/>
+        </w:rPr>
+        <w:t>Fix:</w:t>
+      </w:r>
+      <w:r>
+        <w:rPr/>
+        <w:t xml:space="preserve"> either treat the </w:t>
+      </w:r>
+      <w:r>
+        <w:rPr>
+          <w:rStyle w:val="SourceText"/>
+        </w:rPr>
+        <w:t>notify</w:t>
+      </w:r>
+      <w:r>
+        <w:rPr/>
+        <w:t xml:space="preserve"> message as the intended behaviour, or run </w:t>
+      </w:r>
+      <w:r>
+        <w:rPr>
+          <w:rStyle w:val="SourceText"/>
+        </w:rPr>
+        <w:t>crew_autoclear_setup.py apply-method sendkeys --yes</w:t>
+      </w:r>
+      <w:r>
+        <w:rPr/>
+        <w:t xml:space="preserve"> (</w:t>
+      </w:r>
+      <w:r>
+        <w:rPr>
+          <w:rStyle w:val="SourceText"/>
+        </w:rPr>
+        <w:t>${CLAUDE_PLUGIN_ROOT}/hooks/scripts/</w:t>
+      </w:r>
+      <w:r>
+        <w:rPr/>
+        <w:t xml:space="preserve">) to opt in, after reading what SendKeys does. See </w:t>
+      </w:r>
+      <w:r>
+        <w:rPr>
+          <w:rStyle w:val="SourceText"/>
+        </w:rPr>
+        <w:t>plugin/crew/CONFIG.md</w:t>
+      </w:r>
+      <w:r>
+        <w:rPr/>
+        <w:t xml:space="preserve"> §14. </w:t>
+      </w:r>
+    </w:p>
+    <w:p>
+      <w:pPr>
+        <w:pStyle w:val="Heading3"/>
+        <w:bidi w:val="0"/>
+        <w:ind w:hanging="0" w:left="0" w:right="0"/>
+        <w:jc w:val="left"/>
+        <w:rPr/>
+      </w:pPr>
+      <w:bookmarkStart w:id="9" w:name="claude-code-compacted-by-itself"/>
+      <w:bookmarkEnd w:id="9"/>
+      <w:r>
+        <w:rPr/>
+        <w:t>"Claude Code Compacted by Itself"</w:t>
+      </w:r>
+    </w:p>
+    <w:p>
+      <w:pPr>
+        <w:pStyle w:val="BodyText"/>
+        <w:bidi w:val="0"/>
+        <w:jc w:val="left"/>
+        <w:rPr/>
+      </w:pPr>
+      <w:r>
+        <w:rPr>
+          <w:rStyle w:val="Strong"/>
+        </w:rPr>
+        <w:t>Symptom:</w:t>
+      </w:r>
+      <w:r>
+        <w:rPr/>
+        <w:t xml:space="preserve"> the session cleared or summarised itself with no </w:t>
+      </w:r>
+      <w:r>
+        <w:rPr>
+          <w:rStyle w:val="SourceText"/>
+        </w:rPr>
+        <w:t>/clear</w:t>
+      </w:r>
+      <w:r>
+        <w:rPr/>
+        <w:t xml:space="preserve"> or </w:t>
+      </w:r>
+      <w:r>
+        <w:rPr>
+          <w:rStyle w:val="SourceText"/>
+        </w:rPr>
+        <w:t>/compact</w:t>
+      </w:r>
+      <w:r>
+        <w:rPr/>
+        <w:t xml:space="preserve"> typed, and no message about auto-clear ran first.</w:t>
+      </w:r>
+    </w:p>
+    <w:p>
+      <w:pPr>
+        <w:pStyle w:val="BodyText"/>
+        <w:bidi w:val="0"/>
+        <w:jc w:val="left"/>
+        <w:rPr/>
+      </w:pPr>
+      <w:r>
+        <w:rPr/>
+        <w:t xml:space="preserve">That is Claude Code's own </w:t>
+      </w:r>
+      <w:r>
+        <w:rPr>
+          <w:rStyle w:val="Strong"/>
+        </w:rPr>
+        <w:t>built-in auto-compact</w:t>
+      </w:r>
+      <w:r>
+        <w:rPr/>
+        <w:t xml:space="preserve">, not this plugin. Crew neither causes nor tunes it — </w:t>
+      </w:r>
+      <w:r>
+        <w:rPr>
+          <w:rStyle w:val="SourceText"/>
+        </w:rPr>
+        <w:t>context.autoClear</w:t>
+      </w:r>
+      <w:r>
+        <w:rPr/>
+        <w:t xml:space="preserve"> and </w:t>
+      </w:r>
+      <w:r>
+        <w:rPr>
+          <w:rStyle w:val="SourceText"/>
+        </w:rPr>
+        <w:t>context-watch.sh</w:t>
+      </w:r>
+      <w:r>
+        <w:rPr/>
+        <w:t xml:space="preserve"> only ever act </w:t>
+      </w:r>
+      <w:r>
+        <w:rPr>
+          <w:rStyle w:val="Emphasis"/>
+        </w:rPr>
+        <w:t>after</w:t>
+      </w:r>
+      <w:r>
+        <w:rPr/>
+        <w:t xml:space="preserve"> a handoff is written and verified, and nothing in this plugin can trigger a compaction on its own. There is no crew setting that changes when Claude Code's auto-compact fires.</w:t>
+      </w:r>
+    </w:p>
+    <w:p>
+      <w:pPr>
+        <w:pStyle w:val="BodyText"/>
+        <w:bidi w:val="0"/>
+        <w:jc w:val="left"/>
+        <w:rPr/>
+      </w:pPr>
+      <w:r>
+        <w:rPr>
+          <w:rStyle w:val="Strong"/>
+        </w:rPr>
+        <w:t>The one thing crew does around either kind of reset:</w:t>
+      </w:r>
+      <w:r>
+        <w:rPr/>
+        <w:t xml:space="preserve"> on the next </w:t>
+      </w:r>
+      <w:r>
+        <w:rPr>
+          <w:rStyle w:val="SourceText"/>
+        </w:rPr>
+        <w:t>SessionStart</w:t>
+      </w:r>
+      <w:r>
+        <w:rPr/>
+        <w:t xml:space="preserve"> after any </w:t>
+      </w:r>
+      <w:r>
+        <w:rPr>
+          <w:rStyle w:val="SourceText"/>
+        </w:rPr>
+        <w:t>/clear</w:t>
+      </w:r>
+      <w:r>
+        <w:rPr/>
+        <w:t xml:space="preserve"> or </w:t>
+      </w:r>
+      <w:r>
+        <w:rPr>
+          <w:rStyle w:val="SourceText"/>
+        </w:rPr>
+        <w:t>/compact</w:t>
+      </w:r>
+      <w:r>
+        <w:rPr/>
+        <w:t xml:space="preserve"> — self-initiated or Claude Code's own auto-compact — </w:t>
+      </w:r>
+      <w:r>
+        <w:rPr>
+          <w:rStyle w:val="SourceText"/>
+        </w:rPr>
+        <w:t>handoff-read.sh</w:t>
+      </w:r>
+      <w:r>
+        <w:rPr/>
+        <w:t xml:space="preserve"> reloads </w:t>
+      </w:r>
+      <w:r>
+        <w:rPr>
+          <w:rStyle w:val="SourceText"/>
+        </w:rPr>
+        <w:t>.work/HANDOFF.md</w:t>
+      </w:r>
+      <w:r>
+        <w:rPr/>
+        <w:t xml:space="preserve"> back into context automatically, so a compaction you did not ask for still resumes from the last written handoff rather than from nothing.</w:t>
+      </w:r>
+    </w:p>
+    <w:p>
+      <w:pPr>
         <w:pStyle w:val="Heading2"/>
         <w:bidi w:val="0"/>
         <w:ind w:hanging="0" w:left="0" w:right="0"/>
         <w:jc w:val="left"/>
         <w:rPr/>
       </w:pPr>
-      <w:bookmarkStart w:id="8" w:name="turning-things-off"/>
-      <w:bookmarkEnd w:id="8"/>
+      <w:bookmarkStart w:id="10" w:name="turning-things-off"/>
+      <w:bookmarkEnd w:id="10"/>
       <w:r>
         <w:rPr/>
         <w:t>Turning Things Off</w:t>
@@ -7341,8 +8142,8 @@
         <w:jc w:val="left"/>
         <w:rPr/>
       </w:pPr>
-      <w:bookmarkStart w:id="9" w:name="web-testing"/>
-      <w:bookmarkEnd w:id="9"/>
+      <w:bookmarkStart w:id="11" w:name="web-testing"/>
+      <w:bookmarkEnd w:id="11"/>
       <w:r>
         <w:rPr/>
         <w:t>Web Testing</w:t>
@@ -7381,7 +8182,7 @@
         <w:pStyle w:val="BodyText"/>
         <w:numPr>
           <w:ilvl w:val="0"/>
-          <w:numId w:val="14"/>
+          <w:numId w:val="15"/>
         </w:numPr>
         <w:tabs>
           <w:tab w:val="clear" w:pos="1134"/>
@@ -7455,7 +8256,7 @@
         <w:pStyle w:val="BodyText"/>
         <w:numPr>
           <w:ilvl w:val="0"/>
-          <w:numId w:val="14"/>
+          <w:numId w:val="15"/>
         </w:numPr>
         <w:tabs>
           <w:tab w:val="clear" w:pos="1134"/>
@@ -7506,176 +8307,6 @@
       <w:r>
         <w:rPr/>
         <w:t xml:space="preserve">) skips the OS packages Chromium needs and produces a browser that launches, then crashes on first navigation. </w:t>
-      </w:r>
-    </w:p>
-    <w:p>
-      <w:pPr>
-        <w:pStyle w:val="BodyText"/>
-        <w:numPr>
-          <w:ilvl w:val="0"/>
-          <w:numId w:val="14"/>
-        </w:numPr>
-        <w:tabs>
-          <w:tab w:val="clear" w:pos="1134"/>
-          <w:tab w:val="left" w:pos="829" w:leader="none"/>
-        </w:tabs>
-        <w:bidi w:val="0"/>
-        <w:spacing w:before="120" w:after="0"/>
-        <w:ind w:hanging="283" w:left="829"/>
-        <w:jc w:val="left"/>
-        <w:rPr/>
-      </w:pPr>
-      <w:r>
-        <w:rPr>
-          <w:rStyle w:val="Strong"/>
-        </w:rPr>
-        <w:t>Docker absent -&gt; visual UNVERIFIED, not a fail.</w:t>
-      </w:r>
-      <w:r>
-        <w:rPr/>
-        <w:t xml:space="preserve"> </w:t>
-      </w:r>
-      <w:r>
-        <w:rPr>
-          <w:rStyle w:val="SourceText"/>
-        </w:rPr>
-        <w:t>toHaveScreenshot</w:t>
-      </w:r>
-      <w:r>
-        <w:rPr/>
-        <w:t xml:space="preserve"> baselines are only meaningful when generated inside </w:t>
-      </w:r>
-      <w:r>
-        <w:rPr>
-          <w:rStyle w:val="SourceText"/>
-        </w:rPr>
-        <w:t>mcr.microsoft.com/playwright:v1.63.0-noble</w:t>
-      </w:r>
-      <w:r>
-        <w:rPr/>
-        <w:t xml:space="preserve"> — the installer warns rather than blocking when Docker is missing, and the visual </w:t>
-      </w:r>
-      <w:r>
-        <w:rPr>
-          <w:rStyle w:val="SourceText"/>
-        </w:rPr>
-        <w:t>verify.json</w:t>
-      </w:r>
-      <w:r>
-        <w:rPr/>
-        <w:t xml:space="preserve"> rule is written to skip (report UNVERIFIED) outside that image rather than compare against a baseline that can never match. </w:t>
-      </w:r>
-    </w:p>
-    <w:p>
-      <w:pPr>
-        <w:pStyle w:val="BodyText"/>
-        <w:numPr>
-          <w:ilvl w:val="0"/>
-          <w:numId w:val="14"/>
-        </w:numPr>
-        <w:tabs>
-          <w:tab w:val="clear" w:pos="1134"/>
-          <w:tab w:val="left" w:pos="829" w:leader="none"/>
-        </w:tabs>
-        <w:bidi w:val="0"/>
-        <w:ind w:hanging="283" w:left="829"/>
-        <w:jc w:val="left"/>
-        <w:rPr/>
-      </w:pPr>
-      <w:r>
-        <w:rPr>
-          <w:rStyle w:val="Strong"/>
-        </w:rPr>
-        <w:t>MCP server won't connect on Windows.</w:t>
-      </w:r>
-      <w:r>
-        <w:rPr/>
-        <w:t xml:space="preserve"> Both </w:t>
-      </w:r>
-      <w:r>
-        <w:rPr>
-          <w:rStyle w:val="SourceText"/>
-        </w:rPr>
-        <w:t>@playwright/mcp</w:t>
-      </w:r>
-      <w:r>
-        <w:rPr/>
-        <w:t xml:space="preserve"> and </w:t>
-      </w:r>
-      <w:r>
-        <w:rPr>
-          <w:rStyle w:val="SourceText"/>
-        </w:rPr>
-        <w:t>chrome-devtools-mcp</w:t>
-      </w:r>
-      <w:r>
-        <w:rPr/>
-        <w:t xml:space="preserve"> are launched with </w:t>
-      </w:r>
-      <w:r>
-        <w:rPr>
-          <w:rStyle w:val="SourceText"/>
-        </w:rPr>
-        <w:t>npx</w:t>
-      </w:r>
-      <w:r>
-        <w:rPr/>
-        <w:t xml:space="preserve">, which the MCP host cannot invoke directly on Windows — wrap the entry as </w:t>
-      </w:r>
-      <w:r>
-        <w:rPr>
-          <w:rStyle w:val="SourceText"/>
-        </w:rPr>
-        <w:t>"command": "cmd", "args": ["/c", "npx", ...]</w:t>
-      </w:r>
-      <w:r>
-        <w:rPr/>
-        <w:t xml:space="preserve"> in </w:t>
-      </w:r>
-      <w:r>
-        <w:rPr>
-          <w:rStyle w:val="SourceText"/>
-        </w:rPr>
-        <w:t>.mcp.json</w:t>
-      </w:r>
-      <w:r>
-        <w:rPr/>
-        <w:t xml:space="preserve"> (documented in chrome-devtools-mcp's own troubleshooting for the "Connection closed" failure); the </w:t>
-      </w:r>
-      <w:r>
-        <w:rPr>
-          <w:rStyle w:val="SourceText"/>
-        </w:rPr>
-        <w:t>stack-web</w:t>
-      </w:r>
-      <w:r>
-        <w:rPr/>
-        <w:t xml:space="preserve"> skill's </w:t>
-      </w:r>
-      <w:r>
-        <w:rPr>
-          <w:rStyle w:val="SourceText"/>
-        </w:rPr>
-        <w:t>.mcp.json</w:t>
-      </w:r>
-      <w:r>
-        <w:rPr/>
-        <w:t xml:space="preserve"> example already shows this. </w:t>
-      </w:r>
-    </w:p>
-    <w:p>
-      <w:pPr>
-        <w:pStyle w:val="Heading2"/>
-        <w:bidi w:val="0"/>
-        <w:ind w:hanging="0" w:left="0" w:right="0"/>
-        <w:jc w:val="left"/>
-        <w:rPr/>
-      </w:pPr>
-      <w:bookmarkStart w:id="10" w:name="windows-notes"/>
-      <w:bookmarkEnd w:id="10"/>
-      <w:r>
-        <w:rPr/>
-        <w:t>Windows Notes</w:t>
       </w:r>
     </w:p>
     <w:p>
@@ -7697,41 +8328,43 @@
       </w:pPr>
       <w:r>
         <w:rPr>
-          <w:rStyle w:val="SourceText"/>
-        </w:rPr>
-        <w:t>pwsh</w:t>
-      </w:r>
-      <w:r>
-        <w:rPr>
           <w:rStyle w:val="Strong"/>
         </w:rPr>
-        <w:t xml:space="preserve"> is not on Git Bash's </w:t>
-      </w:r>
-      <w:r>
-        <w:rPr>
-          <w:rStyle w:val="SourceText"/>
-        </w:rPr>
-        <w:t>PATH</w:t>
-      </w:r>
-      <w:r>
-        <w:rPr>
-          <w:rStyle w:val="Strong"/>
-        </w:rPr>
-        <w:t>.</w:t>
-      </w:r>
-      <w:r>
-        <w:rPr/>
-        <w:t xml:space="preserve"> Every script that shells out to PowerShell names it by an absolute path or resolves it explicitly; a bare </w:t>
-      </w:r>
-      <w:r>
-        <w:rPr>
-          <w:rStyle w:val="SourceText"/>
-        </w:rPr>
-        <w:t>pwsh</w:t>
-      </w:r>
-      <w:r>
-        <w:rPr/>
-        <w:t xml:space="preserve"> in a hand-typed command fails as "command not found", which is easy to misread as PowerShell itself being broken. </w:t>
+        <w:t>Docker absent -&gt; visual UNVERIFIED, not a fail.</w:t>
+      </w:r>
+      <w:r>
+        <w:rPr/>
+        <w:t xml:space="preserve"> </w:t>
+      </w:r>
+      <w:r>
+        <w:rPr>
+          <w:rStyle w:val="SourceText"/>
+        </w:rPr>
+        <w:t>toHaveScreenshot</w:t>
+      </w:r>
+      <w:r>
+        <w:rPr/>
+        <w:t xml:space="preserve"> baselines are only meaningful when generated inside </w:t>
+      </w:r>
+      <w:r>
+        <w:rPr>
+          <w:rStyle w:val="SourceText"/>
+        </w:rPr>
+        <w:t>mcr.microsoft.com/playwright:v1.63.0-noble</w:t>
+      </w:r>
+      <w:r>
+        <w:rPr/>
+        <w:t xml:space="preserve"> — the installer warns rather than blocking when Docker is missing, and the visual </w:t>
+      </w:r>
+      <w:r>
+        <w:rPr>
+          <w:rStyle w:val="SourceText"/>
+        </w:rPr>
+        <w:t>verify.json</w:t>
+      </w:r>
+      <w:r>
+        <w:rPr/>
+        <w:t xml:space="preserve"> rule is written to skip (report UNVERIFIED) outside that image rather than compare against a baseline that can never match. </w:t>
       </w:r>
     </w:p>
     <w:p>
@@ -7746,7 +8379,6 @@
           <w:tab w:val="left" w:pos="829" w:leader="none"/>
         </w:tabs>
         <w:bidi w:val="0"/>
-        <w:spacing w:before="120" w:after="0"/>
         <w:ind w:hanging="283" w:left="829"/>
         <w:jc w:val="left"/>
         <w:rPr/>
@@ -7755,116 +8387,17 @@
         <w:rPr>
           <w:rStyle w:val="Strong"/>
         </w:rPr>
-        <w:t xml:space="preserve">Git Bash ships without </w:t>
-      </w:r>
-      <w:r>
-        <w:rPr>
-          <w:rStyle w:val="SourceText"/>
-        </w:rPr>
-        <w:t>python3</w:t>
-      </w:r>
-      <w:r>
-        <w:rPr>
-          <w:rStyle w:val="Strong"/>
-        </w:rPr>
-        <w:t>.</w:t>
-      </w:r>
-      <w:r>
-        <w:rPr/>
-        <w:t xml:space="preserve"> Every hook wrapper here resolves </w:t>
-      </w:r>
-      <w:r>
-        <w:rPr>
-          <w:rStyle w:val="SourceText"/>
-        </w:rPr>
-        <w:t>python3</w:t>
-      </w:r>
-      <w:r>
-        <w:rPr/>
-        <w:t xml:space="preserve">, then </w:t>
-      </w:r>
-      <w:r>
-        <w:rPr>
-          <w:rStyle w:val="SourceText"/>
-        </w:rPr>
-        <w:t>python</w:t>
-      </w:r>
-      <w:r>
-        <w:rPr/>
-        <w:t xml:space="preserve">, then </w:t>
-      </w:r>
-      <w:r>
-        <w:rPr>
-          <w:rStyle w:val="SourceText"/>
-        </w:rPr>
-        <w:t>py</w:t>
-      </w:r>
-      <w:r>
-        <w:rPr/>
-        <w:t xml:space="preserve">, and fails loudly on stderr rather than silently standing down when none resolves (see "no-python fail-closed", above). If a hook you expect to run says nothing at all, check for a usable Python on </w:t>
-      </w:r>
-      <w:r>
-        <w:rPr>
-          <w:rStyle w:val="SourceText"/>
-        </w:rPr>
-        <w:t>PATH</w:t>
-      </w:r>
-      <w:r>
-        <w:rPr/>
-        <w:t xml:space="preserve"> first. </w:t>
-      </w:r>
-    </w:p>
-    <w:p>
-      <w:pPr>
-        <w:pStyle w:val="BodyText"/>
-        <w:numPr>
-          <w:ilvl w:val="0"/>
-          <w:numId w:val="15"/>
-        </w:numPr>
-        <w:tabs>
-          <w:tab w:val="clear" w:pos="1134"/>
-          <w:tab w:val="left" w:pos="829" w:leader="none"/>
-        </w:tabs>
-        <w:bidi w:val="0"/>
-        <w:ind w:hanging="283" w:left="829"/>
-        <w:jc w:val="left"/>
-        <w:rPr/>
-      </w:pPr>
-      <w:r>
-        <w:rPr>
-          <w:rStyle w:val="Strong"/>
-        </w:rPr>
-        <w:t>Both flavours are always registered.</w:t>
-      </w:r>
-      <w:r>
-        <w:rPr/>
-        <w:t xml:space="preserve"> </w:t>
-      </w:r>
-      <w:r>
-        <w:rPr>
-          <w:rStyle w:val="SourceText"/>
-        </w:rPr>
-        <w:t>hooks.json</w:t>
-      </w:r>
-      <w:r>
-        <w:rPr/>
-        <w:t xml:space="preserve"> pairs every bash command with a </w:t>
-      </w:r>
-      <w:r>
-        <w:rPr>
-          <w:rStyle w:val="SourceText"/>
-        </w:rPr>
-        <w:t>shell: "powershell"</w:t>
-      </w:r>
-      <w:r>
-        <w:rPr/>
-        <w:t xml:space="preserve"> sibling on the same event, so a machine with both </w:t>
-      </w:r>
-      <w:r>
-        <w:rPr>
-          <w:rStyle w:val="SourceText"/>
-        </w:rPr>
-        <w:t>bash</w:t>
+        <w:t>MCP server won't connect on Windows.</w:t>
+      </w:r>
+      <w:r>
+        <w:rPr/>
+        <w:t xml:space="preserve"> Both </w:t>
+      </w:r>
+      <w:r>
+        <w:rPr>
+          <w:rStyle w:val="SourceText"/>
+        </w:rPr>
+        <w:t>@playwright/mcp</w:t>
       </w:r>
       <w:r>
         <w:rPr/>
@@ -7874,21 +8407,61 @@
         <w:rPr>
           <w:rStyle w:val="SourceText"/>
         </w:rPr>
-        <w:t>pwsh</w:t>
-      </w:r>
-      <w:r>
-        <w:rPr/>
-        <w:t xml:space="preserve"> present runs both. This is not double-firing to fix — it is how the same hook reaches both shells; each PowerShell twin stands itself down on the wrong platform (</w:t>
-      </w:r>
-      <w:r>
-        <w:rPr>
-          <w:rStyle w:val="SourceText"/>
-        </w:rPr>
-        <w:t>$env:OS -ne 'Windows_NT'</w:t>
-      </w:r>
-      <w:r>
-        <w:rPr/>
-        <w:t xml:space="preserve">) rather than the bash twin doing that job. </w:t>
+        <w:t>chrome-devtools-mcp</w:t>
+      </w:r>
+      <w:r>
+        <w:rPr/>
+        <w:t xml:space="preserve"> are launched with </w:t>
+      </w:r>
+      <w:r>
+        <w:rPr>
+          <w:rStyle w:val="SourceText"/>
+        </w:rPr>
+        <w:t>npx</w:t>
+      </w:r>
+      <w:r>
+        <w:rPr/>
+        <w:t xml:space="preserve">, which the MCP host cannot invoke directly on Windows — wrap the entry as </w:t>
+      </w:r>
+      <w:r>
+        <w:rPr>
+          <w:rStyle w:val="SourceText"/>
+        </w:rPr>
+        <w:t>"command": "cmd", "args": ["/c", "npx", ...]</w:t>
+      </w:r>
+      <w:r>
+        <w:rPr/>
+        <w:t xml:space="preserve"> in </w:t>
+      </w:r>
+      <w:r>
+        <w:rPr>
+          <w:rStyle w:val="SourceText"/>
+        </w:rPr>
+        <w:t>.mcp.json</w:t>
+      </w:r>
+      <w:r>
+        <w:rPr/>
+        <w:t xml:space="preserve"> (documented in chrome-devtools-mcp's own troubleshooting for the "Connection closed" failure); the </w:t>
+      </w:r>
+      <w:r>
+        <w:rPr>
+          <w:rStyle w:val="SourceText"/>
+        </w:rPr>
+        <w:t>stack-web</w:t>
+      </w:r>
+      <w:r>
+        <w:rPr/>
+        <w:t xml:space="preserve"> skill's </w:t>
+      </w:r>
+      <w:r>
+        <w:rPr>
+          <w:rStyle w:val="SourceText"/>
+        </w:rPr>
+        <w:t>.mcp.json</w:t>
+      </w:r>
+      <w:r>
+        <w:rPr/>
+        <w:t xml:space="preserve"> example already shows this. </w:t>
       </w:r>
     </w:p>
     <w:p>
@@ -7899,48 +8472,11 @@
         <w:jc w:val="left"/>
         <w:rPr/>
       </w:pPr>
-      <w:bookmarkStart w:id="11" w:name="auto-wrap-up-auto-clear-and-auto-resume"/>
-      <w:bookmarkEnd w:id="11"/>
-      <w:r>
-        <w:rPr/>
-        <w:t>Auto Wrap-Up, Auto-Clear and Auto-Resume</w:t>
-      </w:r>
-    </w:p>
-    <w:p>
-      <w:pPr>
-        <w:pStyle w:val="BodyText"/>
-        <w:bidi w:val="0"/>
-        <w:jc w:val="left"/>
-        <w:rPr/>
-      </w:pPr>
-      <w:r>
-        <w:rPr/>
-        <w:t>This section is folded into the troubleshooting guide (</w:t>
-      </w:r>
-      <w:r>
-        <w:rPr>
-          <w:rStyle w:val="SourceText"/>
-        </w:rPr>
-        <w:t>troubleshooting.md</w:t>
-      </w:r>
-      <w:r>
-        <w:rPr/>
-        <w:t>), linked from it as "Auto wrap-up, clear and resume". It covers the cycle that lets a long session finish itself cleanly, clear, and pick up where it stopped.</w:t>
-      </w:r>
-    </w:p>
-    <w:p>
-      <w:pPr>
-        <w:pStyle w:val="Heading3"/>
-        <w:bidi w:val="0"/>
-        <w:ind w:hanging="0" w:left="0" w:right="0"/>
-        <w:jc w:val="left"/>
-        <w:rPr/>
-      </w:pPr>
-      <w:bookmarkStart w:id="12" w:name="what-the-cycle-does"/>
+      <w:bookmarkStart w:id="12" w:name="windows-notes"/>
       <w:bookmarkEnd w:id="12"/>
       <w:r>
         <w:rPr/>
-        <w:t>What the Cycle Does</w:t>
+        <w:t>Windows Notes</w:t>
       </w:r>
     </w:p>
     <w:p>
@@ -7962,33 +8498,41 @@
       </w:pPr>
       <w:r>
         <w:rPr>
+          <w:rStyle w:val="SourceText"/>
+        </w:rPr>
+        <w:t>pwsh</w:t>
+      </w:r>
+      <w:r>
+        <w:rPr>
           <w:rStyle w:val="Strong"/>
         </w:rPr>
-        <w:t>Wrap-up.</w:t>
-      </w:r>
-      <w:r>
-        <w:rPr/>
-        <w:t xml:space="preserve"> When the context window crosses its threshold, the </w:t>
-      </w:r>
-      <w:r>
-        <w:rPr>
-          <w:rStyle w:val="SourceText"/>
-        </w:rPr>
-        <w:t>Stop</w:t>
-      </w:r>
-      <w:r>
-        <w:rPr/>
-        <w:t xml:space="preserve"> hook blocks once. It asks the session to finish or park the change in flight, write </w:t>
-      </w:r>
-      <w:r>
-        <w:rPr>
-          <w:rStyle w:val="SourceText"/>
-        </w:rPr>
-        <w:t>.work/HANDOFF.md</w:t>
-      </w:r>
-      <w:r>
-        <w:rPr/>
-        <w:t xml:space="preserve">, and update the ticket. This happens once for each threshold crossing in each session. It never happens on the forced continuation that follows a block. </w:t>
+        <w:t xml:space="preserve"> is not on Git Bash's </w:t>
+      </w:r>
+      <w:r>
+        <w:rPr>
+          <w:rStyle w:val="SourceText"/>
+        </w:rPr>
+        <w:t>PATH</w:t>
+      </w:r>
+      <w:r>
+        <w:rPr>
+          <w:rStyle w:val="Strong"/>
+        </w:rPr>
+        <w:t>.</w:t>
+      </w:r>
+      <w:r>
+        <w:rPr/>
+        <w:t xml:space="preserve"> Every script that shells out to PowerShell names it by an absolute path or resolves it explicitly; a bare </w:t>
+      </w:r>
+      <w:r>
+        <w:rPr>
+          <w:rStyle w:val="SourceText"/>
+        </w:rPr>
+        <w:t>pwsh</w:t>
+      </w:r>
+      <w:r>
+        <w:rPr/>
+        <w:t xml:space="preserve"> in a hand-typed command fails as "command not found", which is easy to misread as PowerShell itself being broken. </w:t>
       </w:r>
     </w:p>
     <w:p>
@@ -8012,21 +8556,63 @@
         <w:rPr>
           <w:rStyle w:val="Strong"/>
         </w:rPr>
-        <w:t>Clear.</w:t>
-      </w:r>
-      <w:r>
-        <w:rPr/>
-        <w:t xml:space="preserve"> After the handoff is written, auto-clear types </w:t>
-      </w:r>
-      <w:r>
-        <w:rPr>
-          <w:rStyle w:val="SourceText"/>
-        </w:rPr>
-        <w:t>/clear</w:t>
-      </w:r>
-      <w:r>
-        <w:rPr/>
-        <w:t xml:space="preserve"> into the terminal that runs this session. It does this only when all four of these hold: - this machine opted in; - the handoff was written by this session after the wrap-up request, is longer than a stub, and is not the automatic PreCompact skeleton; - the context reading that caused the wrap-up was a real measurement (see "When it will not clear"); - the target window can be identified exactly. </w:t>
+        <w:t xml:space="preserve">Git Bash ships without </w:t>
+      </w:r>
+      <w:r>
+        <w:rPr>
+          <w:rStyle w:val="SourceText"/>
+        </w:rPr>
+        <w:t>python3</w:t>
+      </w:r>
+      <w:r>
+        <w:rPr>
+          <w:rStyle w:val="Strong"/>
+        </w:rPr>
+        <w:t>.</w:t>
+      </w:r>
+      <w:r>
+        <w:rPr/>
+        <w:t xml:space="preserve"> Every hook wrapper here resolves </w:t>
+      </w:r>
+      <w:r>
+        <w:rPr>
+          <w:rStyle w:val="SourceText"/>
+        </w:rPr>
+        <w:t>python3</w:t>
+      </w:r>
+      <w:r>
+        <w:rPr/>
+        <w:t xml:space="preserve">, then </w:t>
+      </w:r>
+      <w:r>
+        <w:rPr>
+          <w:rStyle w:val="SourceText"/>
+        </w:rPr>
+        <w:t>python</w:t>
+      </w:r>
+      <w:r>
+        <w:rPr/>
+        <w:t xml:space="preserve">, then </w:t>
+      </w:r>
+      <w:r>
+        <w:rPr>
+          <w:rStyle w:val="SourceText"/>
+        </w:rPr>
+        <w:t>py</w:t>
+      </w:r>
+      <w:r>
+        <w:rPr/>
+        <w:t xml:space="preserve">, and fails loudly on stderr rather than silently standing down when none resolves (see "no-python fail-closed", above). If a hook you expect to run says nothing at all, check for a usable Python on </w:t>
+      </w:r>
+      <w:r>
+        <w:rPr>
+          <w:rStyle w:val="SourceText"/>
+        </w:rPr>
+        <w:t>PATH</w:t>
+      </w:r>
+      <w:r>
+        <w:rPr/>
+        <w:t xml:space="preserve"> first. </w:t>
       </w:r>
     </w:p>
     <w:p>
@@ -8049,21 +8635,98 @@
         <w:rPr>
           <w:rStyle w:val="Strong"/>
         </w:rPr>
-        <w:t>Resume.</w:t>
-      </w:r>
-      <w:r>
-        <w:rPr/>
-        <w:t xml:space="preserve"> The new session starts with the handoff and its next action already in context, within the 3,000-character resume budget. Nothing starts working unprompted: crew does not use </w:t>
-      </w:r>
-      <w:r>
-        <w:rPr>
-          <w:rStyle w:val="SourceText"/>
-        </w:rPr>
-        <w:t>initialUserMessage</w:t>
-      </w:r>
-      <w:r>
-        <w:rPr/>
-        <w:t xml:space="preserve">, so you press Enter to continue. </w:t>
+        <w:t>Both flavours are always registered.</w:t>
+      </w:r>
+      <w:r>
+        <w:rPr/>
+        <w:t xml:space="preserve"> </w:t>
+      </w:r>
+      <w:r>
+        <w:rPr>
+          <w:rStyle w:val="SourceText"/>
+        </w:rPr>
+        <w:t>hooks.json</w:t>
+      </w:r>
+      <w:r>
+        <w:rPr/>
+        <w:t xml:space="preserve"> pairs every bash command with a </w:t>
+      </w:r>
+      <w:r>
+        <w:rPr>
+          <w:rStyle w:val="SourceText"/>
+        </w:rPr>
+        <w:t>shell: "powershell"</w:t>
+      </w:r>
+      <w:r>
+        <w:rPr/>
+        <w:t xml:space="preserve"> sibling on the same event, so a machine with both </w:t>
+      </w:r>
+      <w:r>
+        <w:rPr>
+          <w:rStyle w:val="SourceText"/>
+        </w:rPr>
+        <w:t>bash</w:t>
+      </w:r>
+      <w:r>
+        <w:rPr/>
+        <w:t xml:space="preserve"> and </w:t>
+      </w:r>
+      <w:r>
+        <w:rPr>
+          <w:rStyle w:val="SourceText"/>
+        </w:rPr>
+        <w:t>pwsh</w:t>
+      </w:r>
+      <w:r>
+        <w:rPr/>
+        <w:t xml:space="preserve"> present runs both. This is not double-firing to fix — it is how the same hook reaches both shells; each PowerShell twin stands itself down on the wrong platform (</w:t>
+      </w:r>
+      <w:r>
+        <w:rPr>
+          <w:rStyle w:val="SourceText"/>
+        </w:rPr>
+        <w:t>$env:OS -ne 'Windows_NT'</w:t>
+      </w:r>
+      <w:r>
+        <w:rPr/>
+        <w:t xml:space="preserve">) rather than the bash twin doing that job. </w:t>
+      </w:r>
+    </w:p>
+    <w:p>
+      <w:pPr>
+        <w:pStyle w:val="Heading2"/>
+        <w:bidi w:val="0"/>
+        <w:ind w:hanging="0" w:left="0" w:right="0"/>
+        <w:jc w:val="left"/>
+        <w:rPr/>
+      </w:pPr>
+      <w:bookmarkStart w:id="13" w:name="auto-wrap-up-auto-clear-and-auto-resume"/>
+      <w:bookmarkEnd w:id="13"/>
+      <w:r>
+        <w:rPr/>
+        <w:t>Auto Wrap-Up, Auto-Clear and Auto-Resume</w:t>
+      </w:r>
+    </w:p>
+    <w:p>
+      <w:pPr>
+        <w:pStyle w:val="BodyText"/>
+        <w:bidi w:val="0"/>
+        <w:jc w:val="left"/>
+        <w:rPr/>
+      </w:pPr>
+      <w:r>
+        <w:rPr/>
+        <w:t>This section is folded into the troubleshooting guide (</w:t>
+      </w:r>
+      <w:r>
+        <w:rPr>
+          <w:rStyle w:val="SourceText"/>
+        </w:rPr>
+        <w:t>troubleshooting.md</w:t>
+      </w:r>
+      <w:r>
+        <w:rPr/>
+        <w:t>), linked from it as "Auto wrap-up, clear and resume". It covers the cycle that lets a long session finish itself cleanly, clear, and pick up where it stopped.</w:t>
       </w:r>
     </w:p>
     <w:p>
@@ -8074,8 +8737,398 @@
         <w:jc w:val="left"/>
         <w:rPr/>
       </w:pPr>
-      <w:bookmarkStart w:id="13" w:name="turning-it-on-and-off"/>
-      <w:bookmarkEnd w:id="13"/>
+      <w:bookmarkStart w:id="14" w:name="what-the-cycle-does"/>
+      <w:bookmarkEnd w:id="14"/>
+      <w:r>
+        <w:rPr/>
+        <w:t>What the Cycle Does</w:t>
+      </w:r>
+    </w:p>
+    <w:p>
+      <w:pPr>
+        <w:pStyle w:val="BodyText"/>
+        <w:numPr>
+          <w:ilvl w:val="0"/>
+          <w:numId w:val="17"/>
+        </w:numPr>
+        <w:tabs>
+          <w:tab w:val="clear" w:pos="1134"/>
+          <w:tab w:val="left" w:pos="829" w:leader="none"/>
+        </w:tabs>
+        <w:bidi w:val="0"/>
+        <w:spacing w:before="120" w:after="0"/>
+        <w:ind w:hanging="283" w:left="829"/>
+        <w:jc w:val="left"/>
+        <w:rPr/>
+      </w:pPr>
+      <w:r>
+        <w:rPr>
+          <w:rStyle w:val="Strong"/>
+        </w:rPr>
+        <w:t>Wrap-up.</w:t>
+      </w:r>
+      <w:r>
+        <w:rPr/>
+        <w:t xml:space="preserve"> When the context window crosses its threshold, the </w:t>
+      </w:r>
+      <w:r>
+        <w:rPr>
+          <w:rStyle w:val="SourceText"/>
+        </w:rPr>
+        <w:t>Stop</w:t>
+      </w:r>
+      <w:r>
+        <w:rPr/>
+        <w:t xml:space="preserve"> hook blocks once. It asks the session to finish or park the change in flight, write </w:t>
+      </w:r>
+      <w:r>
+        <w:rPr>
+          <w:rStyle w:val="SourceText"/>
+        </w:rPr>
+        <w:t>.work/HANDOFF.md</w:t>
+      </w:r>
+      <w:r>
+        <w:rPr/>
+        <w:t xml:space="preserve">, and update the ticket. This happens once for each threshold crossing in each session. It never happens on the forced continuation that follows a block. </w:t>
+      </w:r>
+    </w:p>
+    <w:p>
+      <w:pPr>
+        <w:pStyle w:val="BodyText"/>
+        <w:numPr>
+          <w:ilvl w:val="0"/>
+          <w:numId w:val="17"/>
+        </w:numPr>
+        <w:tabs>
+          <w:tab w:val="clear" w:pos="1134"/>
+          <w:tab w:val="left" w:pos="829" w:leader="none"/>
+        </w:tabs>
+        <w:bidi w:val="0"/>
+        <w:ind w:hanging="283" w:left="829"/>
+        <w:jc w:val="left"/>
+        <w:rPr/>
+      </w:pPr>
+      <w:r>
+        <w:rPr>
+          <w:rStyle w:val="Strong"/>
+        </w:rPr>
+        <w:t>Clear, or notify.</w:t>
+      </w:r>
+      <w:r>
+        <w:rPr/>
+        <w:t xml:space="preserve"> After the handoff is written, auto-clear acts on it. What it does depends on </w:t>
+      </w:r>
+      <w:r>
+        <w:rPr>
+          <w:rStyle w:val="SourceText"/>
+        </w:rPr>
+        <w:t>method</w:t>
+      </w:r>
+      <w:r>
+        <w:rPr/>
+        <w:t xml:space="preserve"> (below): </w:t>
+      </w:r>
+      <w:r>
+        <w:rPr>
+          <w:rStyle w:val="SourceText"/>
+        </w:rPr>
+        <w:t>notify</w:t>
+      </w:r>
+      <w:r>
+        <w:rPr/>
+        <w:t xml:space="preserve"> (the default on native Windows) prints a message telling you the handoff is written and it is safe to run </w:t>
+      </w:r>
+      <w:r>
+        <w:rPr>
+          <w:rStyle w:val="SourceText"/>
+        </w:rPr>
+        <w:t>/clear</w:t>
+      </w:r>
+      <w:r>
+        <w:rPr/>
+        <w:t xml:space="preserve"> (or </w:t>
+      </w:r>
+      <w:r>
+        <w:rPr>
+          <w:rStyle w:val="SourceText"/>
+        </w:rPr>
+        <w:t>/compact</w:t>
+      </w:r>
+      <w:r>
+        <w:rPr/>
+        <w:t xml:space="preserve">) yourself — it types nothing. </w:t>
+      </w:r>
+      <w:r>
+        <w:rPr>
+          <w:rStyle w:val="SourceText"/>
+        </w:rPr>
+        <w:t>tmux</w:t>
+      </w:r>
+      <w:r>
+        <w:rPr/>
+        <w:t xml:space="preserve">, </w:t>
+      </w:r>
+      <w:r>
+        <w:rPr>
+          <w:rStyle w:val="SourceText"/>
+        </w:rPr>
+        <w:t>xdotool</w:t>
+      </w:r>
+      <w:r>
+        <w:rPr/>
+        <w:t xml:space="preserve"> and </w:t>
+      </w:r>
+      <w:r>
+        <w:rPr>
+          <w:rStyle w:val="SourceText"/>
+        </w:rPr>
+        <w:t>sendkeys</w:t>
+      </w:r>
+      <w:r>
+        <w:rPr/>
+        <w:t xml:space="preserve"> actually type the configured command into the terminal that runs this session. Whichever method is in force, it acts only when all four of these hold: - this machine opted in; - the handoff was written by this session after the wrap-up request, is longer than a stub, and is not the automatic PreCompact skeleton; - the context reading that caused the wrap-up was a real measurement (see "When it will not clear"); - for a method that types (</w:t>
+      </w:r>
+      <w:r>
+        <w:rPr>
+          <w:rStyle w:val="SourceText"/>
+        </w:rPr>
+        <w:t>tmux</w:t>
+      </w:r>
+      <w:r>
+        <w:rPr/>
+        <w:t>/</w:t>
+      </w:r>
+      <w:r>
+        <w:rPr>
+          <w:rStyle w:val="SourceText"/>
+        </w:rPr>
+        <w:t>xdotool</w:t>
+      </w:r>
+      <w:r>
+        <w:rPr/>
+        <w:t>/</w:t>
+      </w:r>
+      <w:r>
+        <w:rPr>
+          <w:rStyle w:val="SourceText"/>
+        </w:rPr>
+        <w:t>sendkeys</w:t>
+      </w:r>
+      <w:r>
+        <w:rPr/>
+        <w:t xml:space="preserve">), the target window can be identified exactly — </w:t>
+      </w:r>
+      <w:r>
+        <w:rPr>
+          <w:rStyle w:val="SourceText"/>
+        </w:rPr>
+        <w:t>notify</w:t>
+      </w:r>
+      <w:r>
+        <w:rPr/>
+        <w:t xml:space="preserve"> needs none of this, since it identifies no window. </w:t>
+      </w:r>
+    </w:p>
+    <w:p>
+      <w:pPr>
+        <w:pStyle w:val="BodyText"/>
+        <w:bidi w:val="0"/>
+        <w:jc w:val="left"/>
+        <w:rPr/>
+      </w:pPr>
+      <w:r>
+        <w:rPr>
+          <w:rStyle w:val="Strong"/>
+        </w:rPr>
+        <w:t>Crew neither causes nor tunes Claude Code's own auto-compact.</w:t>
+      </w:r>
+      <w:r>
+        <w:rPr/>
+        <w:t xml:space="preserve"> That is a separate, built-in behaviour that fires whenever Claude Code itself decides to; this cycle only reacts to a handoff once one exists, and nothing here makes auto-compact happen sooner, later, or at all. 3. </w:t>
+      </w:r>
+      <w:r>
+        <w:rPr>
+          <w:rStyle w:val="Strong"/>
+        </w:rPr>
+        <w:t>Resume.</w:t>
+      </w:r>
+      <w:r>
+        <w:rPr/>
+        <w:t xml:space="preserve"> The new session starts with the handoff and its next action already in context, within the 3,000-character resume budget. Nothing starts working unprompted: crew does not use </w:t>
+      </w:r>
+      <w:r>
+        <w:rPr>
+          <w:rStyle w:val="SourceText"/>
+        </w:rPr>
+        <w:t>initialUserMessage</w:t>
+      </w:r>
+      <w:r>
+        <w:rPr/>
+        <w:t xml:space="preserve">, so you press Enter to continue. Claude Code 2.1.282 drops it in an interactive session anyway (spike, 2026-09-25): it is honoured by </w:t>
+      </w:r>
+      <w:r>
+        <w:rPr>
+          <w:rStyle w:val="SourceText"/>
+        </w:rPr>
+        <w:t>claude -p</w:t>
+      </w:r>
+      <w:r>
+        <w:rPr/>
+        <w:t xml:space="preserve"> only.</w:t>
+      </w:r>
+    </w:p>
+    <w:p>
+      <w:pPr>
+        <w:pStyle w:val="BodyText"/>
+        <w:bidi w:val="0"/>
+        <w:jc w:val="left"/>
+        <w:rPr/>
+      </w:pPr>
+      <w:r>
+        <w:rPr/>
+        <w:t xml:space="preserve">With </w:t>
+      </w:r>
+      <w:r>
+        <w:rPr>
+          <w:rStyle w:val="SourceText"/>
+        </w:rPr>
+        <w:t>resume.auto: true</w:t>
+      </w:r>
+      <w:r>
+        <w:rPr/>
+        <w:t xml:space="preserve"> in the machine-global config, the handoff after </w:t>
+      </w:r>
+      <w:r>
+        <w:rPr>
+          <w:rStyle w:val="SourceText"/>
+        </w:rPr>
+        <w:t>/clear</w:t>
+      </w:r>
+      <w:r>
+        <w:rPr/>
+        <w:t xml:space="preserve"> or a manual </w:t>
+      </w:r>
+      <w:r>
+        <w:rPr>
+          <w:rStyle w:val="SourceText"/>
+        </w:rPr>
+        <w:t>/compact</w:t>
+      </w:r>
+      <w:r>
+        <w:rPr/>
+        <w:t xml:space="preserve"> also names the exact next command, read from the note's </w:t>
+      </w:r>
+      <w:r>
+        <w:rPr>
+          <w:rStyle w:val="SourceText"/>
+        </w:rPr>
+        <w:t>resume:</w:t>
+      </w:r>
+      <w:r>
+        <w:rPr/>
+        <w:t xml:space="preserve"> line (</w:t>
+      </w:r>
+      <w:r>
+        <w:rPr>
+          <w:rStyle w:val="SourceText"/>
+        </w:rPr>
+        <w:t>resume: /crew:done T-0001</w:t>
+      </w:r>
+      <w:r>
+        <w:rPr/>
+        <w:t xml:space="preserve">): </w:t>
+      </w:r>
+      <w:r>
+        <w:rPr>
+          <w:rStyle w:val="SourceText"/>
+        </w:rPr>
+        <w:t>Auto-resume: ready to run /crew:done T-0001.</w:t>
+      </w:r>
+      <w:r>
+        <w:rPr/>
+        <w:t xml:space="preserve"> — or </w:t>
+      </w:r>
+      <w:r>
+        <w:rPr>
+          <w:rStyle w:val="SourceText"/>
+        </w:rPr>
+        <w:t>Auto-resume did not start: &lt;reason&gt;.</w:t>
+      </w:r>
+      <w:r>
+        <w:rPr/>
+        <w:t xml:space="preserve"> when a check refuses it. It still does not start on its own: you press Enter or type it, until T-0013 types it where the terminal can be identified. The refusal reasons are: compact was not a manual /compact; no handoff note, or it was archived as stale, or is stale and could not be archived; no resume line, </w:t>
+      </w:r>
+      <w:r>
+        <w:rPr>
+          <w:rStyle w:val="SourceText"/>
+        </w:rPr>
+        <w:t>resume: none</w:t>
+      </w:r>
+      <w:r>
+        <w:rPr/>
+        <w:t xml:space="preserve">, or a line the grammar refuses (a second line, trailing text, an unknown command, or an excluded one such as </w:t>
+      </w:r>
+      <w:r>
+        <w:rPr>
+          <w:rStyle w:val="SourceText"/>
+        </w:rPr>
+        <w:t>/crew:approve</w:t>
+      </w:r>
+      <w:r>
+        <w:rPr/>
+        <w:t xml:space="preserve">); the note's </w:t>
+      </w:r>
+      <w:r>
+        <w:rPr>
+          <w:rStyle w:val="SourceText"/>
+        </w:rPr>
+        <w:t>branch:</w:t>
+      </w:r>
+      <w:r>
+        <w:rPr/>
+        <w:t xml:space="preserve"> or </w:t>
+      </w:r>
+      <w:r>
+        <w:rPr>
+          <w:rStyle w:val="SourceText"/>
+        </w:rPr>
+        <w:t>head:</w:t>
+      </w:r>
+      <w:r>
+        <w:rPr/>
+        <w:t xml:space="preserve"> does not match the checkout; the ticket directory or goal file is missing; the command is not installed; the record of past auto-resumes (</w:t>
+      </w:r>
+      <w:r>
+        <w:rPr>
+          <w:rStyle w:val="SourceText"/>
+        </w:rPr>
+        <w:t>resume-state.json</w:t>
+      </w:r>
+      <w:r>
+        <w:rPr/>
+        <w:t xml:space="preserve">) exists and could not be read; this handoff was already resumed; the progress fingerprint could not be computed; the same command with no progress since the last auto-resume. Never on a plain </w:t>
+      </w:r>
+      <w:r>
+        <w:rPr>
+          <w:rStyle w:val="SourceText"/>
+        </w:rPr>
+        <w:t>startup</w:t>
+      </w:r>
+      <w:r>
+        <w:rPr/>
+        <w:t>.</w:t>
+      </w:r>
+    </w:p>
+    <w:p>
+      <w:pPr>
+        <w:pStyle w:val="Heading3"/>
+        <w:bidi w:val="0"/>
+        <w:ind w:hanging="0" w:left="0" w:right="0"/>
+        <w:jc w:val="left"/>
+        <w:rPr/>
+      </w:pPr>
+      <w:bookmarkStart w:id="15" w:name="turning-it-on-and-off"/>
+      <w:bookmarkEnd w:id="15"/>
       <w:r>
         <w:rPr/>
         <w:t>Turning It on and Off</w:t>
@@ -8117,10 +9170,10 @@
         </w:tblCellMar>
       </w:tblPr>
       <w:tblGrid>
-        <w:gridCol w:w="2347"/>
+        <w:gridCol w:w="2285"/>
         <w:gridCol w:w="4100"/>
-        <w:gridCol w:w="1648"/>
-        <w:gridCol w:w="3244"/>
+        <w:gridCol w:w="1802"/>
+        <w:gridCol w:w="3152"/>
       </w:tblGrid>
       <w:tr>
         <w:trPr>
@@ -8128,7 +9181,7 @@
         </w:trPr>
         <w:tc>
           <w:tcPr>
-            <w:tcW w:w="2347" w:type="dxa"/>
+            <w:tcW w:w="2285" w:type="dxa"/>
             <w:tcBorders/>
             <w:vAlign w:val="center"/>
           </w:tcPr>
@@ -8172,7 +9225,7 @@
         </w:tc>
         <w:tc>
           <w:tcPr>
-            <w:tcW w:w="1648" w:type="dxa"/>
+            <w:tcW w:w="1802" w:type="dxa"/>
             <w:tcBorders/>
             <w:vAlign w:val="center"/>
           </w:tcPr>
@@ -8194,7 +9247,7 @@
         </w:tc>
         <w:tc>
           <w:tcPr>
-            <w:tcW w:w="3244" w:type="dxa"/>
+            <w:tcW w:w="3152" w:type="dxa"/>
             <w:tcBorders/>
             <w:vAlign w:val="center"/>
           </w:tcPr>
@@ -8219,7 +9272,7 @@
         <w:trPr/>
         <w:tc>
           <w:tcPr>
-            <w:tcW w:w="2347" w:type="dxa"/>
+            <w:tcW w:w="2285" w:type="dxa"/>
             <w:tcBorders/>
             <w:vAlign w:val="center"/>
           </w:tcPr>
@@ -8279,7 +9332,7 @@
         </w:tc>
         <w:tc>
           <w:tcPr>
-            <w:tcW w:w="1648" w:type="dxa"/>
+            <w:tcW w:w="1802" w:type="dxa"/>
             <w:tcBorders/>
             <w:vAlign w:val="center"/>
           </w:tcPr>
@@ -8302,7 +9355,7 @@
         </w:tc>
         <w:tc>
           <w:tcPr>
-            <w:tcW w:w="3244" w:type="dxa"/>
+            <w:tcW w:w="3152" w:type="dxa"/>
             <w:tcBorders/>
             <w:vAlign w:val="center"/>
           </w:tcPr>
@@ -8326,7 +9379,7 @@
         <w:trPr/>
         <w:tc>
           <w:tcPr>
-            <w:tcW w:w="2347" w:type="dxa"/>
+            <w:tcW w:w="2285" w:type="dxa"/>
             <w:tcBorders/>
             <w:vAlign w:val="center"/>
           </w:tcPr>
@@ -8370,7 +9423,7 @@
         </w:tc>
         <w:tc>
           <w:tcPr>
-            <w:tcW w:w="1648" w:type="dxa"/>
+            <w:tcW w:w="1802" w:type="dxa"/>
             <w:tcBorders/>
             <w:vAlign w:val="center"/>
           </w:tcPr>
@@ -8417,7 +9470,7 @@
               <w:rPr>
                 <w:rStyle w:val="SourceText"/>
               </w:rPr>
-              <w:t>"windows"</w:t>
+              <w:t>"notify"</w:t>
             </w:r>
             <w:r>
               <w:rPr/>
@@ -8427,28 +9480,38 @@
               <w:rPr>
                 <w:rStyle w:val="SourceText"/>
               </w:rPr>
+              <w:t>"sendkeys"</w:t>
+            </w:r>
+            <w:r>
+              <w:rPr/>
+              <w:t xml:space="preserve">, </w:t>
+            </w:r>
+            <w:r>
+              <w:rPr>
+                <w:rStyle w:val="SourceText"/>
+              </w:rPr>
               <w:t>"none"</w:t>
             </w:r>
           </w:p>
         </w:tc>
         <w:tc>
           <w:tcPr>
-            <w:tcW w:w="3244" w:type="dxa"/>
-            <w:tcBorders/>
-            <w:vAlign w:val="center"/>
-          </w:tcPr>
-          <w:p>
-            <w:pPr>
-              <w:pStyle w:val="TableContents"/>
-              <w:shd w:fill="2E3440" w:val="clear"/>
-              <w:bidi w:val="0"/>
-              <w:spacing w:before="120" w:after="120"/>
-              <w:jc w:val="left"/>
-              <w:rPr/>
-            </w:pPr>
-            <w:r>
-              <w:rPr/>
-              <w:t>how the keystroke is delivered</w:t>
+            <w:tcW w:w="3152" w:type="dxa"/>
+            <w:tcBorders/>
+            <w:vAlign w:val="center"/>
+          </w:tcPr>
+          <w:p>
+            <w:pPr>
+              <w:pStyle w:val="TableContents"/>
+              <w:shd w:fill="2E3440" w:val="clear"/>
+              <w:bidi w:val="0"/>
+              <w:spacing w:before="120" w:after="120"/>
+              <w:jc w:val="left"/>
+              <w:rPr/>
+            </w:pPr>
+            <w:r>
+              <w:rPr/>
+              <w:t>how the cycle acts — see "Which method, and what it does" below</w:t>
             </w:r>
           </w:p>
         </w:tc>
@@ -8457,7 +9520,7 @@
         <w:trPr/>
         <w:tc>
           <w:tcPr>
-            <w:tcW w:w="2347" w:type="dxa"/>
+            <w:tcW w:w="2285" w:type="dxa"/>
             <w:tcBorders/>
             <w:vAlign w:val="center"/>
           </w:tcPr>
@@ -8501,7 +9564,7 @@
         </w:tc>
         <w:tc>
           <w:tcPr>
-            <w:tcW w:w="1648" w:type="dxa"/>
+            <w:tcW w:w="1802" w:type="dxa"/>
             <w:tcBorders/>
             <w:vAlign w:val="center"/>
           </w:tcPr>
@@ -8522,7 +9585,7 @@
         </w:tc>
         <w:tc>
           <w:tcPr>
-            <w:tcW w:w="3244" w:type="dxa"/>
+            <w:tcW w:w="3152" w:type="dxa"/>
             <w:tcBorders/>
             <w:vAlign w:val="center"/>
           </w:tcPr>
@@ -8546,7 +9609,7 @@
         <w:trPr/>
         <w:tc>
           <w:tcPr>
-            <w:tcW w:w="2347" w:type="dxa"/>
+            <w:tcW w:w="2285" w:type="dxa"/>
             <w:tcBorders/>
             <w:vAlign w:val="center"/>
           </w:tcPr>
@@ -8590,7 +9653,7 @@
         </w:tc>
         <w:tc>
           <w:tcPr>
-            <w:tcW w:w="1648" w:type="dxa"/>
+            <w:tcW w:w="1802" w:type="dxa"/>
             <w:tcBorders/>
             <w:vAlign w:val="center"/>
           </w:tcPr>
@@ -8613,7 +9676,7 @@
         </w:tc>
         <w:tc>
           <w:tcPr>
-            <w:tcW w:w="3244" w:type="dxa"/>
+            <w:tcW w:w="3152" w:type="dxa"/>
             <w:tcBorders/>
             <w:vAlign w:val="center"/>
           </w:tcPr>
@@ -8637,7 +9700,7 @@
         <w:trPr/>
         <w:tc>
           <w:tcPr>
-            <w:tcW w:w="2347" w:type="dxa"/>
+            <w:tcW w:w="2285" w:type="dxa"/>
             <w:tcBorders/>
             <w:vAlign w:val="center"/>
           </w:tcPr>
@@ -8681,7 +9744,7 @@
         </w:tc>
         <w:tc>
           <w:tcPr>
-            <w:tcW w:w="1648" w:type="dxa"/>
+            <w:tcW w:w="1802" w:type="dxa"/>
             <w:tcBorders/>
             <w:vAlign w:val="center"/>
           </w:tcPr>
@@ -8704,7 +9767,7 @@
         </w:tc>
         <w:tc>
           <w:tcPr>
-            <w:tcW w:w="3244" w:type="dxa"/>
+            <w:tcW w:w="3152" w:type="dxa"/>
             <w:tcBorders/>
             <w:vAlign w:val="center"/>
           </w:tcPr>
@@ -8728,7 +9791,7 @@
         <w:trPr/>
         <w:tc>
           <w:tcPr>
-            <w:tcW w:w="2347" w:type="dxa"/>
+            <w:tcW w:w="2285" w:type="dxa"/>
             <w:tcBorders/>
             <w:vAlign w:val="center"/>
           </w:tcPr>
@@ -8778,7 +9841,7 @@
         </w:tc>
         <w:tc>
           <w:tcPr>
-            <w:tcW w:w="1648" w:type="dxa"/>
+            <w:tcW w:w="1802" w:type="dxa"/>
             <w:tcBorders/>
             <w:vAlign w:val="center"/>
           </w:tcPr>
@@ -8801,7 +9864,7 @@
         </w:tc>
         <w:tc>
           <w:tcPr>
-            <w:tcW w:w="3244" w:type="dxa"/>
+            <w:tcW w:w="3152" w:type="dxa"/>
             <w:tcBorders/>
             <w:vAlign w:val="center"/>
           </w:tcPr>
@@ -8835,24 +9898,24 @@
         <w:trPr/>
         <w:tc>
           <w:tcPr>
-            <w:tcW w:w="2347" w:type="dxa"/>
-            <w:tcBorders/>
-            <w:vAlign w:val="center"/>
-          </w:tcPr>
-          <w:p>
-            <w:pPr>
-              <w:pStyle w:val="TableContents"/>
-              <w:shd w:fill="2E3440" w:val="clear"/>
-              <w:bidi w:val="0"/>
-              <w:spacing w:before="120" w:after="120"/>
-              <w:jc w:val="left"/>
-              <w:rPr/>
-            </w:pPr>
-            <w:r>
-              <w:rPr>
-                <w:rStyle w:val="SourceText"/>
-              </w:rPr>
-              <w:t>.crew/config.json</w:t>
+            <w:tcW w:w="2285" w:type="dxa"/>
+            <w:tcBorders/>
+            <w:vAlign w:val="center"/>
+          </w:tcPr>
+          <w:p>
+            <w:pPr>
+              <w:pStyle w:val="TableContents"/>
+              <w:shd w:fill="2E3440" w:val="clear"/>
+              <w:bidi w:val="0"/>
+              <w:spacing w:before="120" w:after="120"/>
+              <w:jc w:val="left"/>
+              <w:rPr/>
+            </w:pPr>
+            <w:r>
+              <w:rPr>
+                <w:rStyle w:val="SourceText"/>
+              </w:rPr>
+              <w:t>~/.claude/crew/config.json</w:t>
             </w:r>
           </w:p>
         </w:tc>
@@ -8875,51 +9938,81 @@
               <w:rPr>
                 <w:rStyle w:val="SourceText"/>
               </w:rPr>
-              <w:t>context.autoWrapUp</w:t>
-            </w:r>
-          </w:p>
-        </w:tc>
-        <w:tc>
-          <w:tcPr>
-            <w:tcW w:w="1648" w:type="dxa"/>
-            <w:tcBorders/>
-            <w:vAlign w:val="center"/>
-          </w:tcPr>
-          <w:p>
-            <w:pPr>
-              <w:pStyle w:val="TableContents"/>
-              <w:shd w:fill="2E3440" w:val="clear"/>
-              <w:bidi w:val="0"/>
-              <w:spacing w:before="120" w:after="120"/>
-              <w:jc w:val="left"/>
-              <w:rPr/>
-            </w:pPr>
-            <w:r>
-              <w:rPr>
-                <w:rStyle w:val="SourceText"/>
-              </w:rPr>
-              <w:t>false</w:t>
-            </w:r>
-          </w:p>
-        </w:tc>
-        <w:tc>
-          <w:tcPr>
-            <w:tcW w:w="3244" w:type="dxa"/>
-            <w:tcBorders/>
-            <w:vAlign w:val="center"/>
-          </w:tcPr>
-          <w:p>
-            <w:pPr>
-              <w:pStyle w:val="TableContents"/>
-              <w:shd w:fill="2E3440" w:val="clear"/>
-              <w:bidi w:val="0"/>
-              <w:spacing w:before="120" w:after="120"/>
-              <w:jc w:val="left"/>
-              <w:rPr/>
-            </w:pPr>
-            <w:r>
-              <w:rPr/>
-              <w:t>replaces the wrap-up instruction with a plain handoff request. It still blocks once.</w:t>
+              <w:t>resume.auto</w:t>
+            </w:r>
+          </w:p>
+        </w:tc>
+        <w:tc>
+          <w:tcPr>
+            <w:tcW w:w="1802" w:type="dxa"/>
+            <w:tcBorders/>
+            <w:vAlign w:val="center"/>
+          </w:tcPr>
+          <w:p>
+            <w:pPr>
+              <w:pStyle w:val="TableContents"/>
+              <w:shd w:fill="2E3440" w:val="clear"/>
+              <w:bidi w:val="0"/>
+              <w:spacing w:before="120" w:after="120"/>
+              <w:jc w:val="left"/>
+              <w:rPr/>
+            </w:pPr>
+            <w:r>
+              <w:rPr>
+                <w:rStyle w:val="SourceText"/>
+              </w:rPr>
+              <w:t>true</w:t>
+            </w:r>
+          </w:p>
+        </w:tc>
+        <w:tc>
+          <w:tcPr>
+            <w:tcW w:w="3152" w:type="dxa"/>
+            <w:tcBorders/>
+            <w:vAlign w:val="center"/>
+          </w:tcPr>
+          <w:p>
+            <w:pPr>
+              <w:pStyle w:val="TableContents"/>
+              <w:shd w:fill="2E3440" w:val="clear"/>
+              <w:bidi w:val="0"/>
+              <w:spacing w:before="120" w:after="120"/>
+              <w:jc w:val="left"/>
+              <w:rPr/>
+            </w:pPr>
+            <w:r>
+              <w:rPr/>
+              <w:t xml:space="preserve">names the next command from the handoff's </w:t>
+            </w:r>
+            <w:r>
+              <w:rPr>
+                <w:rStyle w:val="SourceText"/>
+              </w:rPr>
+              <w:t>resume:</w:t>
+            </w:r>
+            <w:r>
+              <w:rPr/>
+              <w:t xml:space="preserve"> line after </w:t>
+            </w:r>
+            <w:r>
+              <w:rPr>
+                <w:rStyle w:val="SourceText"/>
+              </w:rPr>
+              <w:t>/clear</w:t>
+            </w:r>
+            <w:r>
+              <w:rPr/>
+              <w:t xml:space="preserve"> or a manual </w:t>
+            </w:r>
+            <w:r>
+              <w:rPr>
+                <w:rStyle w:val="SourceText"/>
+              </w:rPr>
+              <w:t>/compact</w:t>
+            </w:r>
+            <w:r>
+              <w:rPr/>
+              <w:t xml:space="preserve"> (off by default)</w:t>
             </w:r>
           </w:p>
         </w:tc>
@@ -8928,25 +10021,39 @@
         <w:trPr/>
         <w:tc>
           <w:tcPr>
-            <w:tcW w:w="2347" w:type="dxa"/>
-            <w:tcBorders/>
-            <w:vAlign w:val="center"/>
-          </w:tcPr>
-          <w:p>
-            <w:pPr>
-              <w:pStyle w:val="TableContents"/>
-              <w:shd w:fill="2E3440" w:val="clear"/>
-              <w:bidi w:val="0"/>
-              <w:spacing w:before="120" w:after="120"/>
-              <w:jc w:val="left"/>
-              <w:rPr/>
-            </w:pPr>
+            <w:tcW w:w="2285" w:type="dxa"/>
+            <w:tcBorders/>
+            <w:vAlign w:val="center"/>
+          </w:tcPr>
+          <w:p>
+            <w:pPr>
+              <w:pStyle w:val="TableContents"/>
+              <w:shd w:fill="2E3440" w:val="clear"/>
+              <w:bidi w:val="0"/>
+              <w:spacing w:before="120" w:after="120"/>
+              <w:jc w:val="left"/>
+              <w:rPr/>
+            </w:pPr>
+            <w:r>
+              <w:rPr>
+                <w:rStyle w:val="SourceText"/>
+              </w:rPr>
+              <w:t>.crew/crew.json</w:t>
+            </w:r>
+            <w:r>
+              <w:rPr/>
+              <w:t xml:space="preserve"> or </w:t>
+            </w:r>
             <w:r>
               <w:rPr>
                 <w:rStyle w:val="SourceText"/>
               </w:rPr>
               <w:t>.crew/config.json</w:t>
             </w:r>
+            <w:r>
+              <w:rPr/>
+              <w:t xml:space="preserve"> (the repo)</w:t>
+            </w:r>
           </w:p>
         </w:tc>
         <w:tc>
@@ -8968,13 +10075,13 @@
               <w:rPr>
                 <w:rStyle w:val="SourceText"/>
               </w:rPr>
-              <w:t>context.enabled</w:t>
-            </w:r>
-          </w:p>
-        </w:tc>
-        <w:tc>
-          <w:tcPr>
-            <w:tcW w:w="1648" w:type="dxa"/>
+              <w:t>resume.auto</w:t>
+            </w:r>
+          </w:p>
+        </w:tc>
+        <w:tc>
+          <w:tcPr>
+            <w:tcW w:w="1802" w:type="dxa"/>
             <w:tcBorders/>
             <w:vAlign w:val="center"/>
           </w:tcPr>
@@ -8997,22 +10104,32 @@
         </w:tc>
         <w:tc>
           <w:tcPr>
-            <w:tcW w:w="3244" w:type="dxa"/>
-            <w:tcBorders/>
-            <w:vAlign w:val="center"/>
-          </w:tcPr>
-          <w:p>
-            <w:pPr>
-              <w:pStyle w:val="TableContents"/>
-              <w:shd w:fill="2E3440" w:val="clear"/>
-              <w:bidi w:val="0"/>
-              <w:spacing w:before="120" w:after="120"/>
-              <w:jc w:val="left"/>
-              <w:rPr/>
-            </w:pPr>
-            <w:r>
-              <w:rPr/>
-              <w:t>turns off the whole context watcher, wrap-up included</w:t>
+            <w:tcW w:w="3152" w:type="dxa"/>
+            <w:tcBorders/>
+            <w:vAlign w:val="center"/>
+          </w:tcPr>
+          <w:p>
+            <w:pPr>
+              <w:pStyle w:val="TableContents"/>
+              <w:shd w:fill="2E3440" w:val="clear"/>
+              <w:bidi w:val="0"/>
+              <w:spacing w:before="120" w:after="120"/>
+              <w:jc w:val="left"/>
+              <w:rPr/>
+            </w:pPr>
+            <w:r>
+              <w:rPr/>
+              <w:t xml:space="preserve">vetoes auto-resume in this repo. </w:t>
+            </w:r>
+            <w:r>
+              <w:rPr>
+                <w:rStyle w:val="SourceText"/>
+              </w:rPr>
+              <w:t>true</w:t>
+            </w:r>
+            <w:r>
+              <w:rPr/>
+              <w:t xml:space="preserve"> here does not switch it on.</w:t>
             </w:r>
           </w:p>
         </w:tc>
@@ -9021,7 +10138,7 @@
         <w:trPr/>
         <w:tc>
           <w:tcPr>
-            <w:tcW w:w="2347" w:type="dxa"/>
+            <w:tcW w:w="2285" w:type="dxa"/>
             <w:tcBorders/>
             <w:vAlign w:val="center"/>
           </w:tcPr>
@@ -9061,13 +10178,199 @@
               <w:rPr>
                 <w:rStyle w:val="SourceText"/>
               </w:rPr>
+              <w:t>context.autoWrapUp</w:t>
+            </w:r>
+          </w:p>
+        </w:tc>
+        <w:tc>
+          <w:tcPr>
+            <w:tcW w:w="1802" w:type="dxa"/>
+            <w:tcBorders/>
+            <w:vAlign w:val="center"/>
+          </w:tcPr>
+          <w:p>
+            <w:pPr>
+              <w:pStyle w:val="TableContents"/>
+              <w:shd w:fill="2E3440" w:val="clear"/>
+              <w:bidi w:val="0"/>
+              <w:spacing w:before="120" w:after="120"/>
+              <w:jc w:val="left"/>
+              <w:rPr/>
+            </w:pPr>
+            <w:r>
+              <w:rPr>
+                <w:rStyle w:val="SourceText"/>
+              </w:rPr>
+              <w:t>false</w:t>
+            </w:r>
+          </w:p>
+        </w:tc>
+        <w:tc>
+          <w:tcPr>
+            <w:tcW w:w="3152" w:type="dxa"/>
+            <w:tcBorders/>
+            <w:vAlign w:val="center"/>
+          </w:tcPr>
+          <w:p>
+            <w:pPr>
+              <w:pStyle w:val="TableContents"/>
+              <w:shd w:fill="2E3440" w:val="clear"/>
+              <w:bidi w:val="0"/>
+              <w:spacing w:before="120" w:after="120"/>
+              <w:jc w:val="left"/>
+              <w:rPr/>
+            </w:pPr>
+            <w:r>
+              <w:rPr/>
+              <w:t>replaces the wrap-up instruction with a plain handoff request. It still blocks once.</w:t>
+            </w:r>
+          </w:p>
+        </w:tc>
+      </w:tr>
+      <w:tr>
+        <w:trPr/>
+        <w:tc>
+          <w:tcPr>
+            <w:tcW w:w="2285" w:type="dxa"/>
+            <w:tcBorders/>
+            <w:vAlign w:val="center"/>
+          </w:tcPr>
+          <w:p>
+            <w:pPr>
+              <w:pStyle w:val="TableContents"/>
+              <w:shd w:fill="2E3440" w:val="clear"/>
+              <w:bidi w:val="0"/>
+              <w:spacing w:before="120" w:after="120"/>
+              <w:jc w:val="left"/>
+              <w:rPr/>
+            </w:pPr>
+            <w:r>
+              <w:rPr>
+                <w:rStyle w:val="SourceText"/>
+              </w:rPr>
+              <w:t>.crew/config.json</w:t>
+            </w:r>
+          </w:p>
+        </w:tc>
+        <w:tc>
+          <w:tcPr>
+            <w:tcW w:w="4100" w:type="dxa"/>
+            <w:tcBorders/>
+            <w:vAlign w:val="center"/>
+          </w:tcPr>
+          <w:p>
+            <w:pPr>
+              <w:pStyle w:val="TableContents"/>
+              <w:shd w:fill="2E3440" w:val="clear"/>
+              <w:bidi w:val="0"/>
+              <w:spacing w:before="120" w:after="120"/>
+              <w:jc w:val="left"/>
+              <w:rPr/>
+            </w:pPr>
+            <w:r>
+              <w:rPr>
+                <w:rStyle w:val="SourceText"/>
+              </w:rPr>
+              <w:t>context.enabled</w:t>
+            </w:r>
+          </w:p>
+        </w:tc>
+        <w:tc>
+          <w:tcPr>
+            <w:tcW w:w="1802" w:type="dxa"/>
+            <w:tcBorders/>
+            <w:vAlign w:val="center"/>
+          </w:tcPr>
+          <w:p>
+            <w:pPr>
+              <w:pStyle w:val="TableContents"/>
+              <w:shd w:fill="2E3440" w:val="clear"/>
+              <w:bidi w:val="0"/>
+              <w:spacing w:before="120" w:after="120"/>
+              <w:jc w:val="left"/>
+              <w:rPr/>
+            </w:pPr>
+            <w:r>
+              <w:rPr>
+                <w:rStyle w:val="SourceText"/>
+              </w:rPr>
+              <w:t>false</w:t>
+            </w:r>
+          </w:p>
+        </w:tc>
+        <w:tc>
+          <w:tcPr>
+            <w:tcW w:w="3152" w:type="dxa"/>
+            <w:tcBorders/>
+            <w:vAlign w:val="center"/>
+          </w:tcPr>
+          <w:p>
+            <w:pPr>
+              <w:pStyle w:val="TableContents"/>
+              <w:shd w:fill="2E3440" w:val="clear"/>
+              <w:bidi w:val="0"/>
+              <w:spacing w:before="120" w:after="120"/>
+              <w:jc w:val="left"/>
+              <w:rPr/>
+            </w:pPr>
+            <w:r>
+              <w:rPr/>
+              <w:t>turns off the whole context watcher, wrap-up included</w:t>
+            </w:r>
+          </w:p>
+        </w:tc>
+      </w:tr>
+      <w:tr>
+        <w:trPr/>
+        <w:tc>
+          <w:tcPr>
+            <w:tcW w:w="2285" w:type="dxa"/>
+            <w:tcBorders/>
+            <w:vAlign w:val="center"/>
+          </w:tcPr>
+          <w:p>
+            <w:pPr>
+              <w:pStyle w:val="TableContents"/>
+              <w:shd w:fill="2E3440" w:val="clear"/>
+              <w:bidi w:val="0"/>
+              <w:spacing w:before="120" w:after="120"/>
+              <w:jc w:val="left"/>
+              <w:rPr/>
+            </w:pPr>
+            <w:r>
+              <w:rPr>
+                <w:rStyle w:val="SourceText"/>
+              </w:rPr>
+              <w:t>.crew/config.json</w:t>
+            </w:r>
+          </w:p>
+        </w:tc>
+        <w:tc>
+          <w:tcPr>
+            <w:tcW w:w="4100" w:type="dxa"/>
+            <w:tcBorders/>
+            <w:vAlign w:val="center"/>
+          </w:tcPr>
+          <w:p>
+            <w:pPr>
+              <w:pStyle w:val="TableContents"/>
+              <w:shd w:fill="2E3440" w:val="clear"/>
+              <w:bidi w:val="0"/>
+              <w:spacing w:before="120" w:after="120"/>
+              <w:jc w:val="left"/>
+              <w:rPr/>
+            </w:pPr>
+            <w:r>
+              <w:rPr>
+                <w:rStyle w:val="SourceText"/>
+              </w:rPr>
               <w:t>memory.inject</w:t>
             </w:r>
           </w:p>
         </w:tc>
         <w:tc>
           <w:tcPr>
-            <w:tcW w:w="1648" w:type="dxa"/>
+            <w:tcW w:w="1802" w:type="dxa"/>
             <w:tcBorders/>
             <w:vAlign w:val="center"/>
           </w:tcPr>
@@ -9090,7 +10393,7 @@
         </w:tc>
         <w:tc>
           <w:tcPr>
-            <w:tcW w:w="3244" w:type="dxa"/>
+            <w:tcW w:w="3152" w:type="dxa"/>
             <w:tcBorders/>
             <w:vAlign w:val="center"/>
           </w:tcPr>
@@ -9173,8 +10476,8 @@
         <w:jc w:val="left"/>
         <w:rPr/>
       </w:pPr>
-      <w:bookmarkStart w:id="14" w:name="arming-one-scratch-repo-while-other-sess"/>
-      <w:bookmarkEnd w:id="14"/>
+      <w:bookmarkStart w:id="16" w:name="arming-one-scratch-repo-while-other-sess"/>
+      <w:bookmarkEnd w:id="16"/>
       <w:r>
         <w:rPr/>
         <w:t>Arming one scratch repo while other sessions are live</w:t>
@@ -9459,7 +10762,7 @@
         <w:pStyle w:val="BodyText"/>
         <w:numPr>
           <w:ilvl w:val="0"/>
-          <w:numId w:val="17"/>
+          <w:numId w:val="18"/>
         </w:numPr>
         <w:tabs>
           <w:tab w:val="clear" w:pos="1134"/>
@@ -9501,7 +10804,7 @@
         <w:pStyle w:val="BodyText"/>
         <w:numPr>
           <w:ilvl w:val="0"/>
-          <w:numId w:val="17"/>
+          <w:numId w:val="18"/>
         </w:numPr>
         <w:tabs>
           <w:tab w:val="clear" w:pos="1134"/>
@@ -9523,7 +10826,7 @@
         <w:pStyle w:val="BodyText"/>
         <w:numPr>
           <w:ilvl w:val="0"/>
-          <w:numId w:val="17"/>
+          <w:numId w:val="18"/>
         </w:numPr>
         <w:tabs>
           <w:tab w:val="clear" w:pos="1134"/>
@@ -9575,7 +10878,7 @@
         <w:pStyle w:val="BodyText"/>
         <w:numPr>
           <w:ilvl w:val="0"/>
-          <w:numId w:val="17"/>
+          <w:numId w:val="18"/>
         </w:numPr>
         <w:tabs>
           <w:tab w:val="clear" w:pos="1134"/>
@@ -9597,7 +10900,7 @@
         <w:pStyle w:val="BodyText"/>
         <w:numPr>
           <w:ilvl w:val="0"/>
-          <w:numId w:val="17"/>
+          <w:numId w:val="18"/>
         </w:numPr>
         <w:tabs>
           <w:tab w:val="clear" w:pos="1134"/>
@@ -9649,7 +10952,7 @@
         <w:pStyle w:val="BodyText"/>
         <w:numPr>
           <w:ilvl w:val="0"/>
-          <w:numId w:val="17"/>
+          <w:numId w:val="18"/>
         </w:numPr>
         <w:tabs>
           <w:tab w:val="clear" w:pos="1134"/>
@@ -9905,33 +11208,11 @@
         <w:jc w:val="left"/>
         <w:rPr/>
       </w:pPr>
-      <w:bookmarkStart w:id="15" w:name="when-it-will-not-clear"/>
-      <w:bookmarkEnd w:id="15"/>
-      <w:r>
-        <w:rPr/>
-        <w:t>When It Will Not Clear</w:t>
-      </w:r>
-    </w:p>
-    <w:p>
-      <w:pPr>
-        <w:pStyle w:val="BodyText"/>
-        <w:bidi w:val="0"/>
-        <w:jc w:val="left"/>
-        <w:rPr/>
-      </w:pPr>
-      <w:r>
-        <w:rPr/>
-        <w:t xml:space="preserve">Each refusal is logged with its reason to </w:t>
-      </w:r>
-      <w:r>
-        <w:rPr>
-          <w:rStyle w:val="SourceText"/>
-        </w:rPr>
-        <w:t>.crew/.autoclear.log</w:t>
-      </w:r>
-      <w:r>
-        <w:rPr/>
-        <w:t>. A Stop hook's stderr is not shown to you, so check that log first.</w:t>
+      <w:bookmarkStart w:id="17" w:name="which-method-and-what-it-does"/>
+      <w:bookmarkEnd w:id="17"/>
+      <w:r>
+        <w:rPr/>
+        <w:t>Which Method, and What It Does</w:t>
       </w:r>
     </w:p>
     <w:tbl>
@@ -9948,8 +11229,9 @@
         </w:tblCellMar>
       </w:tblPr>
       <w:tblGrid>
-        <w:gridCol w:w="5262"/>
-        <w:gridCol w:w="6077"/>
+        <w:gridCol w:w="1180"/>
+        <w:gridCol w:w="7903"/>
+        <w:gridCol w:w="2256"/>
       </w:tblGrid>
       <w:tr>
         <w:trPr>
@@ -9957,7 +11239,7 @@
         </w:trPr>
         <w:tc>
           <w:tcPr>
-            <w:tcW w:w="5262" w:type="dxa"/>
+            <w:tcW w:w="1180" w:type="dxa"/>
             <w:tcBorders/>
             <w:vAlign w:val="center"/>
           </w:tcPr>
@@ -9973,13 +11255,13 @@
             </w:pPr>
             <w:r>
               <w:rPr/>
-              <w:t>Log says</w:t>
-            </w:r>
-          </w:p>
-        </w:tc>
-        <w:tc>
-          <w:tcPr>
-            <w:tcW w:w="6077" w:type="dxa"/>
+              <w:t>Method</w:t>
+            </w:r>
+          </w:p>
+        </w:tc>
+        <w:tc>
+          <w:tcPr>
+            <w:tcW w:w="7903" w:type="dxa"/>
             <w:tcBorders/>
             <w:vAlign w:val="center"/>
           </w:tcPr>
@@ -9995,7 +11277,39 @@
             </w:pPr>
             <w:r>
               <w:rPr/>
-              <w:t>Meaning</w:t>
+              <w:t>What it does</w:t>
+            </w:r>
+          </w:p>
+        </w:tc>
+        <w:tc>
+          <w:tcPr>
+            <w:tcW w:w="2256" w:type="dxa"/>
+            <w:tcBorders/>
+            <w:vAlign w:val="center"/>
+          </w:tcPr>
+          <w:p>
+            <w:pPr>
+              <w:pStyle w:val="TableHeading"/>
+              <w:suppressLineNumbers/>
+              <w:shd w:fill="434C5E" w:val="clear"/>
+              <w:bidi w:val="0"/>
+              <w:spacing w:before="120" w:after="120"/>
+              <w:jc w:val="left"/>
+              <w:rPr/>
+            </w:pPr>
+            <w:r>
+              <w:rPr/>
+              <w:t xml:space="preserve">Where </w:t>
+            </w:r>
+            <w:r>
+              <w:rPr>
+                <w:rStyle w:val="SourceText"/>
+              </w:rPr>
+              <w:t>auto</w:t>
+            </w:r>
+            <w:r>
+              <w:rPr/>
+              <w:t xml:space="preserve"> picks it</w:t>
             </w:r>
           </w:p>
         </w:tc>
@@ -10004,45 +11318,96 @@
         <w:trPr/>
         <w:tc>
           <w:tcPr>
-            <w:tcW w:w="5262" w:type="dxa"/>
-            <w:tcBorders/>
-            <w:vAlign w:val="center"/>
-          </w:tcPr>
-          <w:p>
-            <w:pPr>
-              <w:pStyle w:val="TableContents"/>
-              <w:shd w:fill="2E3440" w:val="clear"/>
-              <w:bidi w:val="0"/>
-              <w:spacing w:before="120" w:after="120"/>
-              <w:jc w:val="left"/>
-              <w:rPr/>
-            </w:pPr>
-            <w:r>
-              <w:rPr>
-                <w:rStyle w:val="SourceText"/>
-              </w:rPr>
-              <w:t>not trustworthy (estimated-from-transcript-size)</w:t>
-            </w:r>
-          </w:p>
-        </w:tc>
-        <w:tc>
-          <w:tcPr>
-            <w:tcW w:w="6077" w:type="dxa"/>
-            <w:tcBorders/>
-            <w:vAlign w:val="center"/>
-          </w:tcPr>
-          <w:p>
-            <w:pPr>
-              <w:pStyle w:val="TableContents"/>
-              <w:shd w:fill="2E3440" w:val="clear"/>
-              <w:bidi w:val="0"/>
-              <w:spacing w:before="120" w:after="120"/>
-              <w:jc w:val="left"/>
-              <w:rPr/>
-            </w:pPr>
-            <w:r>
-              <w:rPr/>
-              <w:t>no usage record was found, so the reading was an estimate</w:t>
+            <w:tcW w:w="1180" w:type="dxa"/>
+            <w:tcBorders/>
+            <w:vAlign w:val="center"/>
+          </w:tcPr>
+          <w:p>
+            <w:pPr>
+              <w:pStyle w:val="TableContents"/>
+              <w:shd w:fill="2E3440" w:val="clear"/>
+              <w:bidi w:val="0"/>
+              <w:spacing w:before="120" w:after="120"/>
+              <w:jc w:val="left"/>
+              <w:rPr/>
+            </w:pPr>
+            <w:r>
+              <w:rPr>
+                <w:rStyle w:val="SourceText"/>
+              </w:rPr>
+              <w:t>tmux</w:t>
+            </w:r>
+          </w:p>
+        </w:tc>
+        <w:tc>
+          <w:tcPr>
+            <w:tcW w:w="7903" w:type="dxa"/>
+            <w:tcBorders/>
+            <w:vAlign w:val="center"/>
+          </w:tcPr>
+          <w:p>
+            <w:pPr>
+              <w:pStyle w:val="TableContents"/>
+              <w:shd w:fill="2E3440" w:val="clear"/>
+              <w:bidi w:val="0"/>
+              <w:spacing w:before="120" w:after="120"/>
+              <w:jc w:val="left"/>
+              <w:rPr/>
+            </w:pPr>
+            <w:r>
+              <w:rPr/>
+              <w:t xml:space="preserve">Types the command into the </w:t>
+            </w:r>
+            <w:r>
+              <w:rPr>
+                <w:rStyle w:val="SourceText"/>
+              </w:rPr>
+              <w:t>$TMUX_PANE</w:t>
+            </w:r>
+            <w:r>
+              <w:rPr/>
+              <w:t xml:space="preserve"> that is an ancestor of the hook. No focus involved — the most reliable method.</w:t>
+            </w:r>
+          </w:p>
+        </w:tc>
+        <w:tc>
+          <w:tcPr>
+            <w:tcW w:w="2256" w:type="dxa"/>
+            <w:tcBorders/>
+            <w:vAlign w:val="center"/>
+          </w:tcPr>
+          <w:p>
+            <w:pPr>
+              <w:pStyle w:val="TableContents"/>
+              <w:shd w:fill="2E3440" w:val="clear"/>
+              <w:bidi w:val="0"/>
+              <w:spacing w:before="120" w:after="120"/>
+              <w:jc w:val="left"/>
+              <w:rPr/>
+            </w:pPr>
+            <w:r>
+              <w:rPr/>
+              <w:t xml:space="preserve">Linux, macOS, WSL, Git Bash on Windows, when </w:t>
+            </w:r>
+            <w:r>
+              <w:rPr>
+                <w:rStyle w:val="SourceText"/>
+              </w:rPr>
+              <w:t>$TMUX</w:t>
+            </w:r>
+            <w:r>
+              <w:rPr/>
+              <w:t xml:space="preserve"> names a pane and </w:t>
+            </w:r>
+            <w:r>
+              <w:rPr>
+                <w:rStyle w:val="SourceText"/>
+              </w:rPr>
+              <w:t>tmux</w:t>
+            </w:r>
+            <w:r>
+              <w:rPr/>
+              <w:t xml:space="preserve"> is on PATH</w:t>
             </w:r>
           </w:p>
         </w:tc>
@@ -10051,55 +11416,96 @@
         <w:trPr/>
         <w:tc>
           <w:tcPr>
-            <w:tcW w:w="5262" w:type="dxa"/>
-            <w:tcBorders/>
-            <w:vAlign w:val="center"/>
-          </w:tcPr>
-          <w:p>
-            <w:pPr>
-              <w:pStyle w:val="TableContents"/>
-              <w:shd w:fill="2E3440" w:val="clear"/>
-              <w:bidi w:val="0"/>
-              <w:spacing w:before="120" w:after="120"/>
-              <w:jc w:val="left"/>
-              <w:rPr/>
-            </w:pPr>
-            <w:r>
-              <w:rPr>
-                <w:rStyle w:val="SourceText"/>
-              </w:rPr>
-              <w:t>not trustworthy (unknown-window)</w:t>
-            </w:r>
-          </w:p>
-        </w:tc>
-        <w:tc>
-          <w:tcPr>
-            <w:tcW w:w="6077" w:type="dxa"/>
-            <w:tcBorders/>
-            <w:vAlign w:val="center"/>
-          </w:tcPr>
-          <w:p>
-            <w:pPr>
-              <w:pStyle w:val="TableContents"/>
-              <w:shd w:fill="2E3440" w:val="clear"/>
-              <w:bidi w:val="0"/>
-              <w:spacing w:before="120" w:after="120"/>
-              <w:jc w:val="left"/>
-              <w:rPr/>
-            </w:pPr>
-            <w:r>
-              <w:rPr/>
-              <w:t xml:space="preserve">the model's context window is unknown and </w:t>
-            </w:r>
-            <w:r>
-              <w:rPr>
-                <w:rStyle w:val="SourceText"/>
-              </w:rPr>
-              <w:t>context.budgetTokens</w:t>
-            </w:r>
-            <w:r>
-              <w:rPr/>
-              <w:t xml:space="preserve"> is not set</w:t>
+            <w:tcW w:w="1180" w:type="dxa"/>
+            <w:tcBorders/>
+            <w:vAlign w:val="center"/>
+          </w:tcPr>
+          <w:p>
+            <w:pPr>
+              <w:pStyle w:val="TableContents"/>
+              <w:shd w:fill="2E3440" w:val="clear"/>
+              <w:bidi w:val="0"/>
+              <w:spacing w:before="120" w:after="120"/>
+              <w:jc w:val="left"/>
+              <w:rPr/>
+            </w:pPr>
+            <w:r>
+              <w:rPr>
+                <w:rStyle w:val="SourceText"/>
+              </w:rPr>
+              <w:t>xdotool</w:t>
+            </w:r>
+          </w:p>
+        </w:tc>
+        <w:tc>
+          <w:tcPr>
+            <w:tcW w:w="7903" w:type="dxa"/>
+            <w:tcBorders/>
+            <w:vAlign w:val="center"/>
+          </w:tcPr>
+          <w:p>
+            <w:pPr>
+              <w:pStyle w:val="TableContents"/>
+              <w:shd w:fill="2E3440" w:val="clear"/>
+              <w:bidi w:val="0"/>
+              <w:spacing w:before="120" w:after="120"/>
+              <w:jc w:val="left"/>
+              <w:rPr/>
+            </w:pPr>
+            <w:r>
+              <w:rPr/>
+              <w:t xml:space="preserve">Types into the one X11 window owned by the nearest ancestor process (or matching </w:t>
+            </w:r>
+            <w:r>
+              <w:rPr>
+                <w:rStyle w:val="SourceText"/>
+              </w:rPr>
+              <w:t>windowTitle</w:t>
+            </w:r>
+            <w:r>
+              <w:rPr/>
+              <w:t>).</w:t>
+            </w:r>
+          </w:p>
+        </w:tc>
+        <w:tc>
+          <w:tcPr>
+            <w:tcW w:w="2256" w:type="dxa"/>
+            <w:tcBorders/>
+            <w:vAlign w:val="center"/>
+          </w:tcPr>
+          <w:p>
+            <w:pPr>
+              <w:pStyle w:val="TableContents"/>
+              <w:shd w:fill="2E3440" w:val="clear"/>
+              <w:bidi w:val="0"/>
+              <w:spacing w:before="120" w:after="120"/>
+              <w:jc w:val="left"/>
+              <w:rPr/>
+            </w:pPr>
+            <w:r>
+              <w:rPr/>
+              <w:t xml:space="preserve">Linux with </w:t>
+            </w:r>
+            <w:r>
+              <w:rPr>
+                <w:rStyle w:val="SourceText"/>
+              </w:rPr>
+              <w:t>xdotool</w:t>
+            </w:r>
+            <w:r>
+              <w:rPr/>
+              <w:t xml:space="preserve"> on PATH and </w:t>
+            </w:r>
+            <w:r>
+              <w:rPr>
+                <w:rStyle w:val="SourceText"/>
+              </w:rPr>
+              <w:t>$DISPLAY</w:t>
+            </w:r>
+            <w:r>
+              <w:rPr/>
+              <w:t xml:space="preserve"> set</w:t>
             </w:r>
           </w:p>
         </w:tc>
@@ -10108,45 +11514,72 @@
         <w:trPr/>
         <w:tc>
           <w:tcPr>
-            <w:tcW w:w="5262" w:type="dxa"/>
-            <w:tcBorders/>
-            <w:vAlign w:val="center"/>
-          </w:tcPr>
-          <w:p>
-            <w:pPr>
-              <w:pStyle w:val="TableContents"/>
-              <w:shd w:fill="2E3440" w:val="clear"/>
-              <w:bidi w:val="0"/>
-              <w:spacing w:before="120" w:after="120"/>
-              <w:jc w:val="left"/>
-              <w:rPr/>
-            </w:pPr>
-            <w:r>
-              <w:rPr>
-                <w:rStyle w:val="SourceText"/>
-              </w:rPr>
-              <w:t>not trustworthy (stale-reading-before-compaction)</w:t>
-            </w:r>
-          </w:p>
-        </w:tc>
-        <w:tc>
-          <w:tcPr>
-            <w:tcW w:w="6077" w:type="dxa"/>
-            <w:tcBorders/>
-            <w:vAlign w:val="center"/>
-          </w:tcPr>
-          <w:p>
-            <w:pPr>
-              <w:pStyle w:val="TableContents"/>
-              <w:shd w:fill="2E3440" w:val="clear"/>
-              <w:bidi w:val="0"/>
-              <w:spacing w:before="120" w:after="120"/>
-              <w:jc w:val="left"/>
-              <w:rPr/>
-            </w:pPr>
-            <w:r>
-              <w:rPr/>
-              <w:t>the last reading came from before a compaction</w:t>
+            <w:tcW w:w="1180" w:type="dxa"/>
+            <w:tcBorders/>
+            <w:vAlign w:val="center"/>
+          </w:tcPr>
+          <w:p>
+            <w:pPr>
+              <w:pStyle w:val="TableContents"/>
+              <w:shd w:fill="2E3440" w:val="clear"/>
+              <w:bidi w:val="0"/>
+              <w:spacing w:before="120" w:after="120"/>
+              <w:jc w:val="left"/>
+              <w:rPr/>
+            </w:pPr>
+            <w:r>
+              <w:rPr>
+                <w:rStyle w:val="SourceText"/>
+              </w:rPr>
+              <w:t>notify</w:t>
+            </w:r>
+          </w:p>
+        </w:tc>
+        <w:tc>
+          <w:tcPr>
+            <w:tcW w:w="7903" w:type="dxa"/>
+            <w:tcBorders/>
+            <w:vAlign w:val="center"/>
+          </w:tcPr>
+          <w:p>
+            <w:pPr>
+              <w:pStyle w:val="TableContents"/>
+              <w:shd w:fill="2E3440" w:val="clear"/>
+              <w:bidi w:val="0"/>
+              <w:spacing w:before="120" w:after="120"/>
+              <w:jc w:val="left"/>
+              <w:rPr/>
+            </w:pPr>
+            <w:r>
+              <w:rPr/>
+              <w:t>Types nothing. Prints a message saying the handoff is written and verified and it is safe to run the command yourself. Never says anything was cleared or compacted — it does not know that, and it did not do it.</w:t>
+            </w:r>
+          </w:p>
+        </w:tc>
+        <w:tc>
+          <w:tcPr>
+            <w:tcW w:w="2256" w:type="dxa"/>
+            <w:tcBorders/>
+            <w:vAlign w:val="center"/>
+          </w:tcPr>
+          <w:p>
+            <w:pPr>
+              <w:pStyle w:val="TableContents"/>
+              <w:shd w:fill="2E3440" w:val="clear"/>
+              <w:bidi w:val="0"/>
+              <w:spacing w:before="120" w:after="120"/>
+              <w:jc w:val="left"/>
+              <w:rPr/>
+            </w:pPr>
+            <w:r>
+              <w:rPr>
+                <w:rStyle w:val="Strong"/>
+              </w:rPr>
+              <w:t>native Windows</w:t>
+            </w:r>
+            <w:r>
+              <w:rPr/>
+              <w:t>, whenever there is no tmux pane — this is the default there, not a fallback for something missing</w:t>
             </w:r>
           </w:p>
         </w:tc>
@@ -10155,45 +11588,128 @@
         <w:trPr/>
         <w:tc>
           <w:tcPr>
-            <w:tcW w:w="5262" w:type="dxa"/>
-            <w:tcBorders/>
-            <w:vAlign w:val="center"/>
-          </w:tcPr>
-          <w:p>
-            <w:pPr>
-              <w:pStyle w:val="TableContents"/>
-              <w:shd w:fill="2E3440" w:val="clear"/>
-              <w:bidi w:val="0"/>
-              <w:spacing w:before="120" w:after="120"/>
-              <w:jc w:val="left"/>
-              <w:rPr/>
-            </w:pPr>
-            <w:r>
-              <w:rPr>
-                <w:rStyle w:val="SourceText"/>
-              </w:rPr>
-              <w:t>the wrap-up marker is empty or not JSON</w:t>
-            </w:r>
-          </w:p>
-        </w:tc>
-        <w:tc>
-          <w:tcPr>
-            <w:tcW w:w="6077" w:type="dxa"/>
-            <w:tcBorders/>
-            <w:vAlign w:val="center"/>
-          </w:tcPr>
-          <w:p>
-            <w:pPr>
-              <w:pStyle w:val="TableContents"/>
-              <w:shd w:fill="2E3440" w:val="clear"/>
-              <w:bidi w:val="0"/>
-              <w:spacing w:before="120" w:after="120"/>
-              <w:jc w:val="left"/>
-              <w:rPr/>
-            </w:pPr>
-            <w:r>
-              <w:rPr/>
-              <w:t>the marker was not written by this version of the hook. Nothing clears on it.</w:t>
+            <w:tcW w:w="1180" w:type="dxa"/>
+            <w:tcBorders/>
+            <w:vAlign w:val="center"/>
+          </w:tcPr>
+          <w:p>
+            <w:pPr>
+              <w:pStyle w:val="TableContents"/>
+              <w:shd w:fill="2E3440" w:val="clear"/>
+              <w:bidi w:val="0"/>
+              <w:spacing w:before="120" w:after="120"/>
+              <w:jc w:val="left"/>
+              <w:rPr/>
+            </w:pPr>
+            <w:r>
+              <w:rPr>
+                <w:rStyle w:val="SourceText"/>
+              </w:rPr>
+              <w:t>sendkeys</w:t>
+            </w:r>
+          </w:p>
+        </w:tc>
+        <w:tc>
+          <w:tcPr>
+            <w:tcW w:w="7903" w:type="dxa"/>
+            <w:tcBorders/>
+            <w:vAlign w:val="center"/>
+          </w:tcPr>
+          <w:p>
+            <w:pPr>
+              <w:pStyle w:val="TableContents"/>
+              <w:shd w:fill="2E3440" w:val="clear"/>
+              <w:bidi w:val="0"/>
+              <w:spacing w:before="120" w:after="120"/>
+              <w:jc w:val="left"/>
+              <w:rPr/>
+            </w:pPr>
+            <w:r>
+              <w:rPr>
+                <w:rStyle w:val="SourceText"/>
+              </w:rPr>
+              <w:t>System.Windows.Forms.SendKeys</w:t>
+            </w:r>
+            <w:r>
+              <w:rPr/>
+              <w:t xml:space="preserve"> against the one window owned by an ancestor process (or matching </w:t>
+            </w:r>
+            <w:r>
+              <w:rPr>
+                <w:rStyle w:val="SourceText"/>
+              </w:rPr>
+              <w:t>windowTitle</w:t>
+            </w:r>
+            <w:r>
+              <w:rPr/>
+              <w:t xml:space="preserve">), confirmed still in the foreground right before typing. </w:t>
+            </w:r>
+            <w:r>
+              <w:rPr>
+                <w:rStyle w:val="SourceText"/>
+              </w:rPr>
+              <w:t>auto</w:t>
+            </w:r>
+            <w:r>
+              <w:rPr>
+                <w:rStyle w:val="Strong"/>
+              </w:rPr>
+              <w:t xml:space="preserve"> never picks this</w:t>
+            </w:r>
+            <w:r>
+              <w:rPr/>
+              <w:t xml:space="preserve"> — typing into a window this hook found itself is a risk </w:t>
+            </w:r>
+            <w:r>
+              <w:rPr>
+                <w:rStyle w:val="SourceText"/>
+              </w:rPr>
+              <w:t>auto</w:t>
+            </w:r>
+            <w:r>
+              <w:rPr/>
+              <w:t xml:space="preserve"> does not get to accept on your behalf. Set </w:t>
+            </w:r>
+            <w:r>
+              <w:rPr>
+                <w:rStyle w:val="SourceText"/>
+              </w:rPr>
+              <w:t>method: "sendkeys"</w:t>
+            </w:r>
+            <w:r>
+              <w:rPr/>
+              <w:t xml:space="preserve"> explicitly to opt in. Even then, it declines and falls back to </w:t>
+            </w:r>
+            <w:r>
+              <w:rPr>
+                <w:rStyle w:val="SourceText"/>
+              </w:rPr>
+              <w:t>notify</w:t>
+            </w:r>
+            <w:r>
+              <w:rPr/>
+              <w:t xml:space="preserve"> — logging why — when the target window is owned by Windows Terminal, because that host puts every tab in one window and nothing outside it can confirm which tab is active.</w:t>
+            </w:r>
+          </w:p>
+        </w:tc>
+        <w:tc>
+          <w:tcPr>
+            <w:tcW w:w="2256" w:type="dxa"/>
+            <w:tcBorders/>
+            <w:vAlign w:val="center"/>
+          </w:tcPr>
+          <w:p>
+            <w:pPr>
+              <w:pStyle w:val="TableContents"/>
+              <w:shd w:fill="2E3440" w:val="clear"/>
+              <w:bidi w:val="0"/>
+              <w:spacing w:before="120" w:after="120"/>
+              <w:jc w:val="left"/>
+              <w:rPr/>
+            </w:pPr>
+            <w:r>
+              <w:rPr/>
+              <w:t>never (opt-in only)</w:t>
             </w:r>
           </w:p>
         </w:tc>
@@ -10202,343 +11718,71 @@
         <w:trPr/>
         <w:tc>
           <w:tcPr>
-            <w:tcW w:w="5262" w:type="dxa"/>
-            <w:tcBorders/>
-            <w:vAlign w:val="center"/>
-          </w:tcPr>
-          <w:p>
-            <w:pPr>
-              <w:pStyle w:val="TableContents"/>
-              <w:shd w:fill="2E3440" w:val="clear"/>
-              <w:bidi w:val="0"/>
-              <w:spacing w:before="120" w:after="120"/>
-              <w:jc w:val="left"/>
-              <w:rPr/>
-            </w:pPr>
-            <w:r>
-              <w:rPr>
-                <w:rStyle w:val="SourceText"/>
-              </w:rPr>
-              <w:t>predates this session's wrap-up request</w:t>
-            </w:r>
-          </w:p>
-        </w:tc>
-        <w:tc>
-          <w:tcPr>
-            <w:tcW w:w="6077" w:type="dxa"/>
-            <w:tcBorders/>
-            <w:vAlign w:val="center"/>
-          </w:tcPr>
-          <w:p>
-            <w:pPr>
-              <w:pStyle w:val="TableContents"/>
-              <w:shd w:fill="2E3440" w:val="clear"/>
-              <w:bidi w:val="0"/>
-              <w:spacing w:before="120" w:after="120"/>
-              <w:jc w:val="left"/>
-              <w:rPr/>
-            </w:pPr>
-            <w:r>
-              <w:rPr/>
-              <w:t>the handoff on disk is older than the request, probably left by an earlier session</w:t>
-            </w:r>
-          </w:p>
-        </w:tc>
-      </w:tr>
-      <w:tr>
-        <w:trPr/>
-        <w:tc>
-          <w:tcPr>
-            <w:tcW w:w="5262" w:type="dxa"/>
-            <w:tcBorders/>
-            <w:vAlign w:val="center"/>
-          </w:tcPr>
-          <w:p>
-            <w:pPr>
-              <w:pStyle w:val="TableContents"/>
-              <w:shd w:fill="2E3440" w:val="clear"/>
-              <w:bidi w:val="0"/>
-              <w:spacing w:before="120" w:after="120"/>
-              <w:jc w:val="left"/>
-              <w:rPr/>
-            </w:pPr>
-            <w:r>
-              <w:rPr>
-                <w:rStyle w:val="SourceText"/>
-              </w:rPr>
-              <w:t>automatic PreCompact skeleton</w:t>
-            </w:r>
-          </w:p>
-        </w:tc>
-        <w:tc>
-          <w:tcPr>
-            <w:tcW w:w="6077" w:type="dxa"/>
-            <w:tcBorders/>
-            <w:vAlign w:val="center"/>
-          </w:tcPr>
-          <w:p>
-            <w:pPr>
-              <w:pStyle w:val="TableContents"/>
-              <w:shd w:fill="2E3440" w:val="clear"/>
-              <w:bidi w:val="0"/>
-              <w:spacing w:before="120" w:after="120"/>
-              <w:jc w:val="left"/>
-              <w:rPr/>
-            </w:pPr>
-            <w:r>
-              <w:rPr/>
-              <w:t>only the compaction skeleton exists, not a real handoff</w:t>
-            </w:r>
-          </w:p>
-        </w:tc>
-      </w:tr>
-      <w:tr>
-        <w:trPr/>
-        <w:tc>
-          <w:tcPr>
-            <w:tcW w:w="5262" w:type="dxa"/>
-            <w:tcBorders/>
-            <w:vAlign w:val="center"/>
-          </w:tcPr>
-          <w:p>
-            <w:pPr>
-              <w:pStyle w:val="TableContents"/>
-              <w:shd w:fill="2E3440" w:val="clear"/>
-              <w:bidi w:val="0"/>
-              <w:spacing w:before="120" w:after="120"/>
-              <w:jc w:val="left"/>
-              <w:rPr/>
-            </w:pPr>
-            <w:r>
-              <w:rPr>
-                <w:rStyle w:val="SourceText"/>
-              </w:rPr>
-              <w:t>N windows have a title containing ...</w:t>
-            </w:r>
-            <w:r>
-              <w:rPr/>
-              <w:t xml:space="preserve"> / </w:t>
-            </w:r>
-            <w:r>
-              <w:rPr>
-                <w:rStyle w:val="SourceText"/>
-              </w:rPr>
-              <w:t>has N windows</w:t>
-            </w:r>
-          </w:p>
-        </w:tc>
-        <w:tc>
-          <w:tcPr>
-            <w:tcW w:w="6077" w:type="dxa"/>
-            <w:tcBorders/>
-            <w:vAlign w:val="center"/>
-          </w:tcPr>
-          <w:p>
-            <w:pPr>
-              <w:pStyle w:val="TableContents"/>
-              <w:shd w:fill="2E3440" w:val="clear"/>
-              <w:bidi w:val="0"/>
-              <w:spacing w:before="120" w:after="120"/>
-              <w:jc w:val="left"/>
-              <w:rPr/>
-            </w:pPr>
-            <w:r>
-              <w:rPr/>
-              <w:t>the window is ambiguous, so nothing is typed</w:t>
-            </w:r>
-          </w:p>
-        </w:tc>
-      </w:tr>
-      <w:tr>
-        <w:trPr/>
-        <w:tc>
-          <w:tcPr>
-            <w:tcW w:w="5262" w:type="dxa"/>
-            <w:tcBorders/>
-            <w:vAlign w:val="center"/>
-          </w:tcPr>
-          <w:p>
-            <w:pPr>
-              <w:pStyle w:val="TableContents"/>
-              <w:shd w:fill="2E3440" w:val="clear"/>
-              <w:bidi w:val="0"/>
-              <w:spacing w:before="120" w:after="120"/>
-              <w:jc w:val="left"/>
-              <w:rPr/>
-            </w:pPr>
-            <w:r>
-              <w:rPr>
-                <w:rStyle w:val="SourceText"/>
-              </w:rPr>
-              <w:t>no window belongs to any ancestor of this hook</w:t>
-            </w:r>
-          </w:p>
-        </w:tc>
-        <w:tc>
-          <w:tcPr>
-            <w:tcW w:w="6077" w:type="dxa"/>
-            <w:tcBorders/>
-            <w:vAlign w:val="center"/>
-          </w:tcPr>
-          <w:p>
-            <w:pPr>
-              <w:pStyle w:val="TableContents"/>
-              <w:shd w:fill="2E3440" w:val="clear"/>
-              <w:bidi w:val="0"/>
-              <w:spacing w:before="120" w:after="120"/>
-              <w:jc w:val="left"/>
-              <w:rPr/>
-            </w:pPr>
-            <w:r>
-              <w:rPr/>
-              <w:t xml:space="preserve">the terminal's window could not be found by process id, and no </w:t>
-            </w:r>
-            <w:r>
-              <w:rPr>
-                <w:rStyle w:val="SourceText"/>
-              </w:rPr>
-              <w:t>windowTitle</w:t>
-            </w:r>
-            <w:r>
-              <w:rPr/>
-              <w:t xml:space="preserve"> is set</w:t>
-            </w:r>
-          </w:p>
-        </w:tc>
-      </w:tr>
-      <w:tr>
-        <w:trPr/>
-        <w:tc>
-          <w:tcPr>
-            <w:tcW w:w="5262" w:type="dxa"/>
-            <w:tcBorders/>
-            <w:vAlign w:val="center"/>
-          </w:tcPr>
-          <w:p>
-            <w:pPr>
-              <w:pStyle w:val="TableContents"/>
-              <w:shd w:fill="2E3440" w:val="clear"/>
-              <w:bidi w:val="0"/>
-              <w:spacing w:before="120" w:after="120"/>
-              <w:jc w:val="left"/>
-              <w:rPr/>
-            </w:pPr>
-            <w:r>
-              <w:rPr>
-                <w:rStyle w:val="SourceText"/>
-              </w:rPr>
-              <w:t>tmux pane %N could not be confirmed</w:t>
-            </w:r>
-          </w:p>
-        </w:tc>
-        <w:tc>
-          <w:tcPr>
-            <w:tcW w:w="6077" w:type="dxa"/>
-            <w:tcBorders/>
-            <w:vAlign w:val="center"/>
-          </w:tcPr>
-          <w:p>
-            <w:pPr>
-              <w:pStyle w:val="TableContents"/>
-              <w:shd w:fill="2E3440" w:val="clear"/>
-              <w:bidi w:val="0"/>
-              <w:spacing w:before="120" w:after="120"/>
-              <w:jc w:val="left"/>
-              <w:rPr/>
-            </w:pPr>
-            <w:r>
-              <w:rPr>
-                <w:rStyle w:val="SourceText"/>
-              </w:rPr>
-              <w:t>$TMUX_PANE</w:t>
-            </w:r>
-            <w:r>
-              <w:rPr/>
-              <w:t xml:space="preserve"> is not the pane that runs this session</w:t>
-            </w:r>
-          </w:p>
-        </w:tc>
-      </w:tr>
-      <w:tr>
-        <w:trPr/>
-        <w:tc>
-          <w:tcPr>
-            <w:tcW w:w="5262" w:type="dxa"/>
-            <w:tcBorders/>
-            <w:vAlign w:val="center"/>
-          </w:tcPr>
-          <w:p>
-            <w:pPr>
-              <w:pStyle w:val="TableContents"/>
-              <w:shd w:fill="2E3440" w:val="clear"/>
-              <w:bidi w:val="0"/>
-              <w:spacing w:before="120" w:after="120"/>
-              <w:jc w:val="left"/>
-              <w:rPr/>
-            </w:pPr>
-            <w:r>
-              <w:rPr>
-                <w:rStyle w:val="SourceText"/>
-              </w:rPr>
-              <w:t>method wtype ... is refused</w:t>
-            </w:r>
-          </w:p>
-        </w:tc>
-        <w:tc>
-          <w:tcPr>
-            <w:tcW w:w="6077" w:type="dxa"/>
-            <w:tcBorders/>
-            <w:vAlign w:val="center"/>
-          </w:tcPr>
-          <w:p>
-            <w:pPr>
-              <w:pStyle w:val="TableContents"/>
-              <w:shd w:fill="2E3440" w:val="clear"/>
-              <w:bidi w:val="0"/>
-              <w:spacing w:before="120" w:after="120"/>
-              <w:jc w:val="left"/>
-              <w:rPr/>
-            </w:pPr>
-            <w:r>
-              <w:rPr/>
-              <w:t xml:space="preserve">Wayland's </w:t>
-            </w:r>
-            <w:r>
-              <w:rPr>
-                <w:rStyle w:val="SourceText"/>
-              </w:rPr>
-              <w:t>wtype</w:t>
-            </w:r>
-            <w:r>
-              <w:rPr/>
-              <w:t xml:space="preserve"> cannot target a window. Use tmux instead.</w:t>
+            <w:tcW w:w="1180" w:type="dxa"/>
+            <w:tcBorders/>
+            <w:vAlign w:val="center"/>
+          </w:tcPr>
+          <w:p>
+            <w:pPr>
+              <w:pStyle w:val="TableContents"/>
+              <w:shd w:fill="2E3440" w:val="clear"/>
+              <w:bidi w:val="0"/>
+              <w:spacing w:before="120" w:after="120"/>
+              <w:jc w:val="left"/>
+              <w:rPr/>
+            </w:pPr>
+            <w:r>
+              <w:rPr>
+                <w:rStyle w:val="SourceText"/>
+              </w:rPr>
+              <w:t>none</w:t>
+            </w:r>
+          </w:p>
+        </w:tc>
+        <w:tc>
+          <w:tcPr>
+            <w:tcW w:w="7903" w:type="dxa"/>
+            <w:tcBorders/>
+            <w:vAlign w:val="center"/>
+          </w:tcPr>
+          <w:p>
+            <w:pPr>
+              <w:pStyle w:val="TableContents"/>
+              <w:shd w:fill="2E3440" w:val="clear"/>
+              <w:bidi w:val="0"/>
+              <w:spacing w:before="120" w:after="120"/>
+              <w:jc w:val="left"/>
+              <w:rPr/>
+            </w:pPr>
+            <w:r>
+              <w:rPr/>
+              <w:t>Refused outright.</w:t>
+            </w:r>
+          </w:p>
+        </w:tc>
+        <w:tc>
+          <w:tcPr>
+            <w:tcW w:w="2256" w:type="dxa"/>
+            <w:tcBorders/>
+            <w:vAlign w:val="center"/>
+          </w:tcPr>
+          <w:p>
+            <w:pPr>
+              <w:pStyle w:val="TableContents"/>
+              <w:shd w:fill="2E3440" w:val="clear"/>
+              <w:bidi w:val="0"/>
+              <w:spacing w:before="120" w:after="120"/>
+              <w:jc w:val="left"/>
+              <w:rPr/>
+            </w:pPr>
+            <w:r>
+              <w:rPr/>
+              <w:t>never</w:t>
             </w:r>
           </w:p>
         </w:tc>
       </w:tr>
     </w:tbl>
-    <w:p>
-      <w:pPr>
-        <w:pStyle w:val="BodyText"/>
-        <w:bidi w:val="0"/>
-        <w:jc w:val="left"/>
-        <w:rPr/>
-      </w:pPr>
-      <w:r>
-        <w:rPr/>
-        <w:t xml:space="preserve">Two sessions in one repository no longer interfere with each other. Wrap-up markers are </w:t>
-      </w:r>
-      <w:r>
-        <w:rPr>
-          <w:rStyle w:val="SourceText"/>
-        </w:rPr>
-        <w:t>.crew/.handoff-requested-&lt;session_id&gt;</w:t>
-      </w:r>
-      <w:r>
-        <w:rPr/>
-        <w:t>, and a SessionStart clears only its own session's marker.</w:t>
-      </w:r>
-    </w:p>
     <w:p>
       <w:pPr>
         <w:pStyle w:val="Heading3"/>
@@ -10547,11 +11791,932 @@
         <w:jc w:val="left"/>
         <w:rPr/>
       </w:pPr>
-      <w:bookmarkStart w:id="16" w:name="which-window-gets-the-keystroke"/>
-      <w:bookmarkEnd w:id="16"/>
+      <w:bookmarkStart w:id="18" w:name="when-it-will-not-clear-or-notify"/>
+      <w:bookmarkEnd w:id="18"/>
+      <w:r>
+        <w:rPr/>
+        <w:t>When It Will Not Clear (or Notify)</w:t>
+      </w:r>
+    </w:p>
+    <w:p>
+      <w:pPr>
+        <w:pStyle w:val="BodyText"/>
+        <w:bidi w:val="0"/>
+        <w:jc w:val="left"/>
+        <w:rPr/>
+      </w:pPr>
+      <w:r>
+        <w:rPr/>
+        <w:t xml:space="preserve">Each refusal is logged with its reason to </w:t>
+      </w:r>
+      <w:r>
+        <w:rPr>
+          <w:rStyle w:val="SourceText"/>
+        </w:rPr>
+        <w:t>.crew/.autoclear.log</w:t>
+      </w:r>
+      <w:r>
+        <w:rPr/>
+        <w:t xml:space="preserve">. A Stop hook's stderr is not shown to you, so check that log first. A </w:t>
+      </w:r>
+      <w:r>
+        <w:rPr>
+          <w:rStyle w:val="SourceText"/>
+        </w:rPr>
+        <w:t>notify</w:t>
+      </w:r>
+      <w:r>
+        <w:rPr/>
+        <w:t xml:space="preserve"> or </w:t>
+      </w:r>
+      <w:r>
+        <w:rPr>
+          <w:rStyle w:val="SourceText"/>
+        </w:rPr>
+        <w:t>sendkeys</w:t>
+      </w:r>
+      <w:r>
+        <w:rPr/>
+        <w:t xml:space="preserve"> decline is logged the same way — "declined" rather than "refusing", since the machine has opted in and something still happened (a message, or a fallback), just not a keystroke.</w:t>
+      </w:r>
+    </w:p>
+    <w:tbl>
+      <w:tblPr>
+        <w:tblW w:w="11339" w:type="dxa"/>
+        <w:jc w:val="left"/>
+        <w:tblInd w:w="28" w:type="dxa"/>
+        <w:tblLayout w:type="fixed"/>
+        <w:tblCellMar>
+          <w:top w:w="28" w:type="dxa"/>
+          <w:left w:w="28" w:type="dxa"/>
+          <w:bottom w:w="28" w:type="dxa"/>
+          <w:right w:w="28" w:type="dxa"/>
+        </w:tblCellMar>
+      </w:tblPr>
+      <w:tblGrid>
+        <w:gridCol w:w="5449"/>
+        <w:gridCol w:w="5890"/>
+      </w:tblGrid>
+      <w:tr>
+        <w:trPr>
+          <w:tblHeader w:val="true"/>
+        </w:trPr>
+        <w:tc>
+          <w:tcPr>
+            <w:tcW w:w="5449" w:type="dxa"/>
+            <w:tcBorders/>
+            <w:vAlign w:val="center"/>
+          </w:tcPr>
+          <w:p>
+            <w:pPr>
+              <w:pStyle w:val="TableHeading"/>
+              <w:suppressLineNumbers/>
+              <w:shd w:fill="434C5E" w:val="clear"/>
+              <w:bidi w:val="0"/>
+              <w:spacing w:before="120" w:after="120"/>
+              <w:jc w:val="left"/>
+              <w:rPr/>
+            </w:pPr>
+            <w:r>
+              <w:rPr/>
+              <w:t>Log says</w:t>
+            </w:r>
+          </w:p>
+        </w:tc>
+        <w:tc>
+          <w:tcPr>
+            <w:tcW w:w="5890" w:type="dxa"/>
+            <w:tcBorders/>
+            <w:vAlign w:val="center"/>
+          </w:tcPr>
+          <w:p>
+            <w:pPr>
+              <w:pStyle w:val="TableHeading"/>
+              <w:suppressLineNumbers/>
+              <w:shd w:fill="434C5E" w:val="clear"/>
+              <w:bidi w:val="0"/>
+              <w:spacing w:before="120" w:after="120"/>
+              <w:jc w:val="left"/>
+              <w:rPr/>
+            </w:pPr>
+            <w:r>
+              <w:rPr/>
+              <w:t>Meaning</w:t>
+            </w:r>
+          </w:p>
+        </w:tc>
+      </w:tr>
+      <w:tr>
+        <w:trPr/>
+        <w:tc>
+          <w:tcPr>
+            <w:tcW w:w="5449" w:type="dxa"/>
+            <w:tcBorders/>
+            <w:vAlign w:val="center"/>
+          </w:tcPr>
+          <w:p>
+            <w:pPr>
+              <w:pStyle w:val="TableContents"/>
+              <w:shd w:fill="2E3440" w:val="clear"/>
+              <w:bidi w:val="0"/>
+              <w:spacing w:before="120" w:after="120"/>
+              <w:jc w:val="left"/>
+              <w:rPr/>
+            </w:pPr>
+            <w:r>
+              <w:rPr>
+                <w:rStyle w:val="SourceText"/>
+              </w:rPr>
+              <w:t>not trustworthy (estimated-from-transcript-size)</w:t>
+            </w:r>
+          </w:p>
+        </w:tc>
+        <w:tc>
+          <w:tcPr>
+            <w:tcW w:w="5890" w:type="dxa"/>
+            <w:tcBorders/>
+            <w:vAlign w:val="center"/>
+          </w:tcPr>
+          <w:p>
+            <w:pPr>
+              <w:pStyle w:val="TableContents"/>
+              <w:shd w:fill="2E3440" w:val="clear"/>
+              <w:bidi w:val="0"/>
+              <w:spacing w:before="120" w:after="120"/>
+              <w:jc w:val="left"/>
+              <w:rPr/>
+            </w:pPr>
+            <w:r>
+              <w:rPr/>
+              <w:t>no usage record was found, so the reading was an estimate</w:t>
+            </w:r>
+          </w:p>
+        </w:tc>
+      </w:tr>
+      <w:tr>
+        <w:trPr/>
+        <w:tc>
+          <w:tcPr>
+            <w:tcW w:w="5449" w:type="dxa"/>
+            <w:tcBorders/>
+            <w:vAlign w:val="center"/>
+          </w:tcPr>
+          <w:p>
+            <w:pPr>
+              <w:pStyle w:val="TableContents"/>
+              <w:shd w:fill="2E3440" w:val="clear"/>
+              <w:bidi w:val="0"/>
+              <w:spacing w:before="120" w:after="120"/>
+              <w:jc w:val="left"/>
+              <w:rPr/>
+            </w:pPr>
+            <w:r>
+              <w:rPr>
+                <w:rStyle w:val="SourceText"/>
+              </w:rPr>
+              <w:t>not trustworthy (unknown-window)</w:t>
+            </w:r>
+          </w:p>
+        </w:tc>
+        <w:tc>
+          <w:tcPr>
+            <w:tcW w:w="5890" w:type="dxa"/>
+            <w:tcBorders/>
+            <w:vAlign w:val="center"/>
+          </w:tcPr>
+          <w:p>
+            <w:pPr>
+              <w:pStyle w:val="TableContents"/>
+              <w:shd w:fill="2E3440" w:val="clear"/>
+              <w:bidi w:val="0"/>
+              <w:spacing w:before="120" w:after="120"/>
+              <w:jc w:val="left"/>
+              <w:rPr/>
+            </w:pPr>
+            <w:r>
+              <w:rPr/>
+              <w:t xml:space="preserve">the model's context window is unknown and </w:t>
+            </w:r>
+            <w:r>
+              <w:rPr>
+                <w:rStyle w:val="SourceText"/>
+              </w:rPr>
+              <w:t>context.budgetTokens</w:t>
+            </w:r>
+            <w:r>
+              <w:rPr/>
+              <w:t xml:space="preserve"> is not set</w:t>
+            </w:r>
+          </w:p>
+        </w:tc>
+      </w:tr>
+      <w:tr>
+        <w:trPr/>
+        <w:tc>
+          <w:tcPr>
+            <w:tcW w:w="5449" w:type="dxa"/>
+            <w:tcBorders/>
+            <w:vAlign w:val="center"/>
+          </w:tcPr>
+          <w:p>
+            <w:pPr>
+              <w:pStyle w:val="TableContents"/>
+              <w:shd w:fill="2E3440" w:val="clear"/>
+              <w:bidi w:val="0"/>
+              <w:spacing w:before="120" w:after="120"/>
+              <w:jc w:val="left"/>
+              <w:rPr/>
+            </w:pPr>
+            <w:r>
+              <w:rPr>
+                <w:rStyle w:val="SourceText"/>
+              </w:rPr>
+              <w:t>not trustworthy (stale-reading-before-compaction)</w:t>
+            </w:r>
+          </w:p>
+        </w:tc>
+        <w:tc>
+          <w:tcPr>
+            <w:tcW w:w="5890" w:type="dxa"/>
+            <w:tcBorders/>
+            <w:vAlign w:val="center"/>
+          </w:tcPr>
+          <w:p>
+            <w:pPr>
+              <w:pStyle w:val="TableContents"/>
+              <w:shd w:fill="2E3440" w:val="clear"/>
+              <w:bidi w:val="0"/>
+              <w:spacing w:before="120" w:after="120"/>
+              <w:jc w:val="left"/>
+              <w:rPr/>
+            </w:pPr>
+            <w:r>
+              <w:rPr/>
+              <w:t>the last reading came from before a compaction</w:t>
+            </w:r>
+          </w:p>
+        </w:tc>
+      </w:tr>
+      <w:tr>
+        <w:trPr/>
+        <w:tc>
+          <w:tcPr>
+            <w:tcW w:w="5449" w:type="dxa"/>
+            <w:tcBorders/>
+            <w:vAlign w:val="center"/>
+          </w:tcPr>
+          <w:p>
+            <w:pPr>
+              <w:pStyle w:val="TableContents"/>
+              <w:shd w:fill="2E3440" w:val="clear"/>
+              <w:bidi w:val="0"/>
+              <w:spacing w:before="120" w:after="120"/>
+              <w:jc w:val="left"/>
+              <w:rPr/>
+            </w:pPr>
+            <w:r>
+              <w:rPr>
+                <w:rStyle w:val="SourceText"/>
+              </w:rPr>
+              <w:t>the wrap-up marker is empty or not JSON</w:t>
+            </w:r>
+          </w:p>
+        </w:tc>
+        <w:tc>
+          <w:tcPr>
+            <w:tcW w:w="5890" w:type="dxa"/>
+            <w:tcBorders/>
+            <w:vAlign w:val="center"/>
+          </w:tcPr>
+          <w:p>
+            <w:pPr>
+              <w:pStyle w:val="TableContents"/>
+              <w:shd w:fill="2E3440" w:val="clear"/>
+              <w:bidi w:val="0"/>
+              <w:spacing w:before="120" w:after="120"/>
+              <w:jc w:val="left"/>
+              <w:rPr/>
+            </w:pPr>
+            <w:r>
+              <w:rPr/>
+              <w:t>the marker was not written by this version of the hook. Nothing clears on it.</w:t>
+            </w:r>
+          </w:p>
+        </w:tc>
+      </w:tr>
+      <w:tr>
+        <w:trPr/>
+        <w:tc>
+          <w:tcPr>
+            <w:tcW w:w="5449" w:type="dxa"/>
+            <w:tcBorders/>
+            <w:vAlign w:val="center"/>
+          </w:tcPr>
+          <w:p>
+            <w:pPr>
+              <w:pStyle w:val="TableContents"/>
+              <w:shd w:fill="2E3440" w:val="clear"/>
+              <w:bidi w:val="0"/>
+              <w:spacing w:before="120" w:after="120"/>
+              <w:jc w:val="left"/>
+              <w:rPr/>
+            </w:pPr>
+            <w:r>
+              <w:rPr>
+                <w:rStyle w:val="SourceText"/>
+              </w:rPr>
+              <w:t>predates this session's wrap-up request</w:t>
+            </w:r>
+          </w:p>
+        </w:tc>
+        <w:tc>
+          <w:tcPr>
+            <w:tcW w:w="5890" w:type="dxa"/>
+            <w:tcBorders/>
+            <w:vAlign w:val="center"/>
+          </w:tcPr>
+          <w:p>
+            <w:pPr>
+              <w:pStyle w:val="TableContents"/>
+              <w:shd w:fill="2E3440" w:val="clear"/>
+              <w:bidi w:val="0"/>
+              <w:spacing w:before="120" w:after="120"/>
+              <w:jc w:val="left"/>
+              <w:rPr/>
+            </w:pPr>
+            <w:r>
+              <w:rPr/>
+              <w:t>the handoff on disk is older than the request, probably left by an earlier session</w:t>
+            </w:r>
+          </w:p>
+        </w:tc>
+      </w:tr>
+      <w:tr>
+        <w:trPr/>
+        <w:tc>
+          <w:tcPr>
+            <w:tcW w:w="5449" w:type="dxa"/>
+            <w:tcBorders/>
+            <w:vAlign w:val="center"/>
+          </w:tcPr>
+          <w:p>
+            <w:pPr>
+              <w:pStyle w:val="TableContents"/>
+              <w:shd w:fill="2E3440" w:val="clear"/>
+              <w:bidi w:val="0"/>
+              <w:spacing w:before="120" w:after="120"/>
+              <w:jc w:val="left"/>
+              <w:rPr/>
+            </w:pPr>
+            <w:r>
+              <w:rPr>
+                <w:rStyle w:val="SourceText"/>
+              </w:rPr>
+              <w:t>automatic PreCompact skeleton</w:t>
+            </w:r>
+          </w:p>
+        </w:tc>
+        <w:tc>
+          <w:tcPr>
+            <w:tcW w:w="5890" w:type="dxa"/>
+            <w:tcBorders/>
+            <w:vAlign w:val="center"/>
+          </w:tcPr>
+          <w:p>
+            <w:pPr>
+              <w:pStyle w:val="TableContents"/>
+              <w:shd w:fill="2E3440" w:val="clear"/>
+              <w:bidi w:val="0"/>
+              <w:spacing w:before="120" w:after="120"/>
+              <w:jc w:val="left"/>
+              <w:rPr/>
+            </w:pPr>
+            <w:r>
+              <w:rPr/>
+              <w:t>only the compaction skeleton exists, not a real handoff</w:t>
+            </w:r>
+          </w:p>
+        </w:tc>
+      </w:tr>
+      <w:tr>
+        <w:trPr/>
+        <w:tc>
+          <w:tcPr>
+            <w:tcW w:w="5449" w:type="dxa"/>
+            <w:tcBorders/>
+            <w:vAlign w:val="center"/>
+          </w:tcPr>
+          <w:p>
+            <w:pPr>
+              <w:pStyle w:val="TableContents"/>
+              <w:shd w:fill="2E3440" w:val="clear"/>
+              <w:bidi w:val="0"/>
+              <w:spacing w:before="120" w:after="120"/>
+              <w:jc w:val="left"/>
+              <w:rPr/>
+            </w:pPr>
+            <w:r>
+              <w:rPr>
+                <w:rStyle w:val="SourceText"/>
+              </w:rPr>
+              <w:t>N windows have a title containing ...</w:t>
+            </w:r>
+            <w:r>
+              <w:rPr/>
+              <w:t xml:space="preserve"> / </w:t>
+            </w:r>
+            <w:r>
+              <w:rPr>
+                <w:rStyle w:val="SourceText"/>
+              </w:rPr>
+              <w:t>has N windows</w:t>
+            </w:r>
+          </w:p>
+        </w:tc>
+        <w:tc>
+          <w:tcPr>
+            <w:tcW w:w="5890" w:type="dxa"/>
+            <w:tcBorders/>
+            <w:vAlign w:val="center"/>
+          </w:tcPr>
+          <w:p>
+            <w:pPr>
+              <w:pStyle w:val="TableContents"/>
+              <w:shd w:fill="2E3440" w:val="clear"/>
+              <w:bidi w:val="0"/>
+              <w:spacing w:before="120" w:after="120"/>
+              <w:jc w:val="left"/>
+              <w:rPr/>
+            </w:pPr>
+            <w:r>
+              <w:rPr/>
+              <w:t>the window is ambiguous, so nothing is typed (</w:t>
+            </w:r>
+            <w:r>
+              <w:rPr>
+                <w:rStyle w:val="SourceText"/>
+              </w:rPr>
+              <w:t>sendkeys</w:t>
+            </w:r>
+            <w:r>
+              <w:rPr/>
+              <w:t>/</w:t>
+            </w:r>
+            <w:r>
+              <w:rPr>
+                <w:rStyle w:val="SourceText"/>
+              </w:rPr>
+              <w:t>xdotool</w:t>
+            </w:r>
+            <w:r>
+              <w:rPr/>
+              <w:t xml:space="preserve"> only)</w:t>
+            </w:r>
+          </w:p>
+        </w:tc>
+      </w:tr>
+      <w:tr>
+        <w:trPr/>
+        <w:tc>
+          <w:tcPr>
+            <w:tcW w:w="5449" w:type="dxa"/>
+            <w:tcBorders/>
+            <w:vAlign w:val="center"/>
+          </w:tcPr>
+          <w:p>
+            <w:pPr>
+              <w:pStyle w:val="TableContents"/>
+              <w:shd w:fill="2E3440" w:val="clear"/>
+              <w:bidi w:val="0"/>
+              <w:spacing w:before="120" w:after="120"/>
+              <w:jc w:val="left"/>
+              <w:rPr/>
+            </w:pPr>
+            <w:r>
+              <w:rPr>
+                <w:rStyle w:val="SourceText"/>
+              </w:rPr>
+              <w:t>no window belongs to any ancestor of this hook</w:t>
+            </w:r>
+          </w:p>
+        </w:tc>
+        <w:tc>
+          <w:tcPr>
+            <w:tcW w:w="5890" w:type="dxa"/>
+            <w:tcBorders/>
+            <w:vAlign w:val="center"/>
+          </w:tcPr>
+          <w:p>
+            <w:pPr>
+              <w:pStyle w:val="TableContents"/>
+              <w:shd w:fill="2E3440" w:val="clear"/>
+              <w:bidi w:val="0"/>
+              <w:spacing w:before="120" w:after="120"/>
+              <w:jc w:val="left"/>
+              <w:rPr/>
+            </w:pPr>
+            <w:r>
+              <w:rPr/>
+              <w:t xml:space="preserve">the terminal's window could not be found by process id, and no </w:t>
+            </w:r>
+            <w:r>
+              <w:rPr>
+                <w:rStyle w:val="SourceText"/>
+              </w:rPr>
+              <w:t>windowTitle</w:t>
+            </w:r>
+            <w:r>
+              <w:rPr/>
+              <w:t xml:space="preserve"> is set (</w:t>
+            </w:r>
+            <w:r>
+              <w:rPr>
+                <w:rStyle w:val="SourceText"/>
+              </w:rPr>
+              <w:t>sendkeys</w:t>
+            </w:r>
+            <w:r>
+              <w:rPr/>
+              <w:t>/</w:t>
+            </w:r>
+            <w:r>
+              <w:rPr>
+                <w:rStyle w:val="SourceText"/>
+              </w:rPr>
+              <w:t>xdotool</w:t>
+            </w:r>
+            <w:r>
+              <w:rPr/>
+              <w:t xml:space="preserve"> only)</w:t>
+            </w:r>
+          </w:p>
+        </w:tc>
+      </w:tr>
+      <w:tr>
+        <w:trPr/>
+        <w:tc>
+          <w:tcPr>
+            <w:tcW w:w="5449" w:type="dxa"/>
+            <w:tcBorders/>
+            <w:vAlign w:val="center"/>
+          </w:tcPr>
+          <w:p>
+            <w:pPr>
+              <w:pStyle w:val="TableContents"/>
+              <w:shd w:fill="2E3440" w:val="clear"/>
+              <w:bidi w:val="0"/>
+              <w:spacing w:before="120" w:after="120"/>
+              <w:jc w:val="left"/>
+              <w:rPr/>
+            </w:pPr>
+            <w:r>
+              <w:rPr>
+                <w:rStyle w:val="SourceText"/>
+              </w:rPr>
+              <w:t>tmux pane %N could not be confirmed</w:t>
+            </w:r>
+          </w:p>
+        </w:tc>
+        <w:tc>
+          <w:tcPr>
+            <w:tcW w:w="5890" w:type="dxa"/>
+            <w:tcBorders/>
+            <w:vAlign w:val="center"/>
+          </w:tcPr>
+          <w:p>
+            <w:pPr>
+              <w:pStyle w:val="TableContents"/>
+              <w:shd w:fill="2E3440" w:val="clear"/>
+              <w:bidi w:val="0"/>
+              <w:spacing w:before="120" w:after="120"/>
+              <w:jc w:val="left"/>
+              <w:rPr/>
+            </w:pPr>
+            <w:r>
+              <w:rPr>
+                <w:rStyle w:val="SourceText"/>
+              </w:rPr>
+              <w:t>$TMUX_PANE</w:t>
+            </w:r>
+            <w:r>
+              <w:rPr/>
+              <w:t xml:space="preserve"> is not the pane that runs this session</w:t>
+            </w:r>
+          </w:p>
+        </w:tc>
+      </w:tr>
+      <w:tr>
+        <w:trPr/>
+        <w:tc>
+          <w:tcPr>
+            <w:tcW w:w="5449" w:type="dxa"/>
+            <w:tcBorders/>
+            <w:vAlign w:val="center"/>
+          </w:tcPr>
+          <w:p>
+            <w:pPr>
+              <w:pStyle w:val="TableContents"/>
+              <w:shd w:fill="2E3440" w:val="clear"/>
+              <w:bidi w:val="0"/>
+              <w:spacing w:before="120" w:after="120"/>
+              <w:jc w:val="left"/>
+              <w:rPr/>
+            </w:pPr>
+            <w:r>
+              <w:rPr>
+                <w:rStyle w:val="SourceText"/>
+              </w:rPr>
+              <w:t>method wtype ... is refused</w:t>
+            </w:r>
+          </w:p>
+        </w:tc>
+        <w:tc>
+          <w:tcPr>
+            <w:tcW w:w="5890" w:type="dxa"/>
+            <w:tcBorders/>
+            <w:vAlign w:val="center"/>
+          </w:tcPr>
+          <w:p>
+            <w:pPr>
+              <w:pStyle w:val="TableContents"/>
+              <w:shd w:fill="2E3440" w:val="clear"/>
+              <w:bidi w:val="0"/>
+              <w:spacing w:before="120" w:after="120"/>
+              <w:jc w:val="left"/>
+              <w:rPr/>
+            </w:pPr>
+            <w:r>
+              <w:rPr/>
+              <w:t xml:space="preserve">Wayland's </w:t>
+            </w:r>
+            <w:r>
+              <w:rPr>
+                <w:rStyle w:val="SourceText"/>
+              </w:rPr>
+              <w:t>wtype</w:t>
+            </w:r>
+            <w:r>
+              <w:rPr/>
+              <w:t xml:space="preserve"> cannot target a window. Use tmux instead.</w:t>
+            </w:r>
+          </w:p>
+        </w:tc>
+      </w:tr>
+      <w:tr>
+        <w:trPr/>
+        <w:tc>
+          <w:tcPr>
+            <w:tcW w:w="5449" w:type="dxa"/>
+            <w:tcBorders/>
+            <w:vAlign w:val="center"/>
+          </w:tcPr>
+          <w:p>
+            <w:pPr>
+              <w:pStyle w:val="TableContents"/>
+              <w:shd w:fill="2E3440" w:val="clear"/>
+              <w:bidi w:val="0"/>
+              <w:spacing w:before="120" w:after="120"/>
+              <w:jc w:val="left"/>
+              <w:rPr/>
+            </w:pPr>
+            <w:r>
+              <w:rPr>
+                <w:rStyle w:val="SourceText"/>
+              </w:rPr>
+              <w:t>sent - method notify</w:t>
+            </w:r>
+          </w:p>
+        </w:tc>
+        <w:tc>
+          <w:tcPr>
+            <w:tcW w:w="5890" w:type="dxa"/>
+            <w:tcBorders/>
+            <w:vAlign w:val="center"/>
+          </w:tcPr>
+          <w:p>
+            <w:pPr>
+              <w:pStyle w:val="TableContents"/>
+              <w:shd w:fill="2E3440" w:val="clear"/>
+              <w:bidi w:val="0"/>
+              <w:spacing w:before="120" w:after="120"/>
+              <w:jc w:val="left"/>
+              <w:rPr/>
+            </w:pPr>
+            <w:r>
+              <w:rPr/>
+              <w:t xml:space="preserve">the message was printed — this is the normal, successful outcome for </w:t>
+            </w:r>
+            <w:r>
+              <w:rPr>
+                <w:rStyle w:val="SourceText"/>
+              </w:rPr>
+              <w:t>notify</w:t>
+            </w:r>
+          </w:p>
+        </w:tc>
+      </w:tr>
+      <w:tr>
+        <w:trPr/>
+        <w:tc>
+          <w:tcPr>
+            <w:tcW w:w="5449" w:type="dxa"/>
+            <w:tcBorders/>
+            <w:vAlign w:val="center"/>
+          </w:tcPr>
+          <w:p>
+            <w:pPr>
+              <w:pStyle w:val="TableContents"/>
+              <w:shd w:fill="2E3440" w:val="clear"/>
+              <w:bidi w:val="0"/>
+              <w:spacing w:before="120" w:after="120"/>
+              <w:jc w:val="left"/>
+              <w:rPr/>
+            </w:pPr>
+            <w:r>
+              <w:rPr>
+                <w:rStyle w:val="SourceText"/>
+              </w:rPr>
+              <w:t>declined sendkeys - cannot verify the active tab ...</w:t>
+            </w:r>
+          </w:p>
+        </w:tc>
+        <w:tc>
+          <w:tcPr>
+            <w:tcW w:w="5890" w:type="dxa"/>
+            <w:tcBorders/>
+            <w:vAlign w:val="center"/>
+          </w:tcPr>
+          <w:p>
+            <w:pPr>
+              <w:pStyle w:val="TableContents"/>
+              <w:shd w:fill="2E3440" w:val="clear"/>
+              <w:bidi w:val="0"/>
+              <w:spacing w:before="120" w:after="120"/>
+              <w:jc w:val="left"/>
+              <w:rPr/>
+            </w:pPr>
+            <w:r>
+              <w:rPr/>
+              <w:t xml:space="preserve">the target window is owned by Windows Terminal; </w:t>
+            </w:r>
+            <w:r>
+              <w:rPr>
+                <w:rStyle w:val="SourceText"/>
+              </w:rPr>
+              <w:t>sendkeys</w:t>
+            </w:r>
+            <w:r>
+              <w:rPr/>
+              <w:t xml:space="preserve"> fell back to </w:t>
+            </w:r>
+            <w:r>
+              <w:rPr>
+                <w:rStyle w:val="SourceText"/>
+              </w:rPr>
+              <w:t>notify</w:t>
+            </w:r>
+            <w:r>
+              <w:rPr/>
+              <w:t xml:space="preserve"> instead of guessing which tab is active</w:t>
+            </w:r>
+          </w:p>
+        </w:tc>
+      </w:tr>
+      <w:tr>
+        <w:trPr/>
+        <w:tc>
+          <w:tcPr>
+            <w:tcW w:w="5449" w:type="dxa"/>
+            <w:tcBorders/>
+            <w:vAlign w:val="center"/>
+          </w:tcPr>
+          <w:p>
+            <w:pPr>
+              <w:pStyle w:val="TableContents"/>
+              <w:shd w:fill="2E3440" w:val="clear"/>
+              <w:bidi w:val="0"/>
+              <w:spacing w:before="120" w:after="120"/>
+              <w:jc w:val="left"/>
+              <w:rPr/>
+            </w:pPr>
+            <w:r>
+              <w:rPr>
+                <w:rStyle w:val="SourceText"/>
+              </w:rPr>
+              <w:t>declined sendkeys - the target window lost focus during the ...s delay</w:t>
+            </w:r>
+          </w:p>
+        </w:tc>
+        <w:tc>
+          <w:tcPr>
+            <w:tcW w:w="5890" w:type="dxa"/>
+            <w:tcBorders/>
+            <w:vAlign w:val="center"/>
+          </w:tcPr>
+          <w:p>
+            <w:pPr>
+              <w:pStyle w:val="TableContents"/>
+              <w:shd w:fill="2E3440" w:val="clear"/>
+              <w:bidi w:val="0"/>
+              <w:spacing w:before="120" w:after="120"/>
+              <w:jc w:val="left"/>
+              <w:rPr/>
+            </w:pPr>
+            <w:r>
+              <w:rPr/>
+              <w:t>the window had focus when identified, but not when the delay ended, so nothing was typed</w:t>
+            </w:r>
+          </w:p>
+        </w:tc>
+      </w:tr>
+    </w:tbl>
+    <w:p>
+      <w:pPr>
+        <w:pStyle w:val="BodyText"/>
+        <w:bidi w:val="0"/>
+        <w:jc w:val="left"/>
+        <w:rPr/>
+      </w:pPr>
+      <w:r>
+        <w:rPr/>
+        <w:t xml:space="preserve">Two sessions in one repository no longer interfere with each other. Wrap-up markers are </w:t>
+      </w:r>
+      <w:r>
+        <w:rPr>
+          <w:rStyle w:val="SourceText"/>
+        </w:rPr>
+        <w:t>.crew/.handoff-requested-&lt;session_id&gt;</w:t>
+      </w:r>
+      <w:r>
+        <w:rPr/>
+        <w:t>, and a SessionStart clears only its own session's marker.</w:t>
+      </w:r>
+    </w:p>
+    <w:p>
+      <w:pPr>
+        <w:pStyle w:val="Heading3"/>
+        <w:bidi w:val="0"/>
+        <w:ind w:hanging="0" w:left="0" w:right="0"/>
+        <w:jc w:val="left"/>
+        <w:rPr/>
+      </w:pPr>
+      <w:bookmarkStart w:id="19" w:name="which-window-gets-the-keystroke"/>
+      <w:bookmarkEnd w:id="19"/>
       <w:r>
         <w:rPr/>
         <w:t>Which Window Gets the Keystroke</w:t>
+      </w:r>
+    </w:p>
+    <w:p>
+      <w:pPr>
+        <w:pStyle w:val="BodyText"/>
+        <w:bidi w:val="0"/>
+        <w:jc w:val="left"/>
+        <w:rPr/>
+      </w:pPr>
+      <w:r>
+        <w:rPr/>
+        <w:t xml:space="preserve">Applies only to the methods that type — </w:t>
+      </w:r>
+      <w:r>
+        <w:rPr>
+          <w:rStyle w:val="SourceText"/>
+        </w:rPr>
+        <w:t>tmux</w:t>
+      </w:r>
+      <w:r>
+        <w:rPr/>
+        <w:t xml:space="preserve">, </w:t>
+      </w:r>
+      <w:r>
+        <w:rPr>
+          <w:rStyle w:val="SourceText"/>
+        </w:rPr>
+        <w:t>xdotool</w:t>
+      </w:r>
+      <w:r>
+        <w:rPr/>
+        <w:t xml:space="preserve">, </w:t>
+      </w:r>
+      <w:r>
+        <w:rPr>
+          <w:rStyle w:val="SourceText"/>
+        </w:rPr>
+        <w:t>sendkeys</w:t>
+      </w:r>
+      <w:r>
+        <w:rPr/>
+        <w:t xml:space="preserve">. </w:t>
+      </w:r>
+      <w:r>
+        <w:rPr>
+          <w:rStyle w:val="SourceText"/>
+        </w:rPr>
+        <w:t>notify</w:t>
+      </w:r>
+      <w:r>
+        <w:rPr/>
+        <w:t xml:space="preserve"> identifies no window and needs none of this.</w:t>
       </w:r>
     </w:p>
     <w:p>
@@ -10559,7 +12724,7 @@
         <w:pStyle w:val="BodyText"/>
         <w:numPr>
           <w:ilvl w:val="0"/>
-          <w:numId w:val="18"/>
+          <w:numId w:val="19"/>
         </w:numPr>
         <w:tabs>
           <w:tab w:val="clear" w:pos="1134"/>
@@ -10597,7 +12762,7 @@
         <w:pStyle w:val="BodyText"/>
         <w:numPr>
           <w:ilvl w:val="0"/>
-          <w:numId w:val="18"/>
+          <w:numId w:val="19"/>
         </w:numPr>
         <w:tabs>
           <w:tab w:val="clear" w:pos="1134"/>
@@ -10657,7 +12822,7 @@
         <w:pStyle w:val="BodyText"/>
         <w:numPr>
           <w:ilvl w:val="0"/>
-          <w:numId w:val="18"/>
+          <w:numId w:val="19"/>
         </w:numPr>
         <w:tabs>
           <w:tab w:val="clear" w:pos="1134"/>
@@ -10672,21 +12837,23 @@
         <w:rPr>
           <w:rStyle w:val="Strong"/>
         </w:rPr>
-        <w:t>Windows (SendKeys):</w:t>
-      </w:r>
-      <w:r>
-        <w:rPr/>
-        <w:t xml:space="preserve"> chosen the same way, by owner process first and then by title. After the delay, </w:t>
-      </w:r>
-      <w:r>
-        <w:rPr>
-          <w:rStyle w:val="SourceText"/>
-        </w:rPr>
-        <w:t>/clear</w:t>
-      </w:r>
-      <w:r>
-        <w:rPr/>
-        <w:t xml:space="preserve"> is sent only when that exact window handle has focus. </w:t>
+        <w:t>Windows (</w:t>
+      </w:r>
+      <w:r>
+        <w:rPr>
+          <w:rStyle w:val="SourceText"/>
+        </w:rPr>
+        <w:t>sendkeys</w:t>
+      </w:r>
+      <w:r>
+        <w:rPr>
+          <w:rStyle w:val="Strong"/>
+        </w:rPr>
+        <w:t>):</w:t>
+      </w:r>
+      <w:r>
+        <w:rPr/>
+        <w:t xml:space="preserve"> chosen the same way, by owner process first and then by title. Declines outright, before any of that matters, when the resolved window is owned by Windows Terminal — see the method table above. Otherwise, after the delay, the command is sent only when that exact window handle still has focus; if it does not, nothing is typed and the decline is logged. </w:t>
       </w:r>
     </w:p>
     <w:p>
@@ -12785,8 +14952,8 @@
   <w:abstractNum w:abstractNumId="16">
     <w:lvl w:ilvl="0">
       <w:start w:val="1"/>
-      <w:numFmt w:val="decimal"/>
-      <w:lvlText w:val="%1."/>
+      <w:numFmt w:val="bullet"/>
+      <w:lvlText w:val=""/>
       <w:lvlJc w:val="left"/>
       <w:pPr>
         <w:tabs>
@@ -12794,12 +14961,14 @@
         </w:tabs>
         <w:ind w:left="709" w:hanging="283"/>
       </w:pPr>
-      <w:rPr/>
+      <w:rPr>
+        <w:rFonts w:ascii="Symbol" w:hAnsi="Symbol" w:cs="Symbol" w:hint="default"/>
+      </w:rPr>
     </w:lvl>
     <w:lvl w:ilvl="1">
       <w:start w:val="1"/>
-      <w:numFmt w:val="decimal"/>
-      <w:lvlText w:val="%2."/>
+      <w:numFmt w:val="bullet"/>
+      <w:lvlText w:val=""/>
       <w:lvlJc w:val="left"/>
       <w:pPr>
         <w:tabs>
@@ -12807,12 +14976,14 @@
         </w:tabs>
         <w:ind w:left="1418" w:hanging="283"/>
       </w:pPr>
-      <w:rPr/>
+      <w:rPr>
+        <w:rFonts w:ascii="Symbol" w:hAnsi="Symbol" w:cs="Symbol" w:hint="default"/>
+      </w:rPr>
     </w:lvl>
     <w:lvl w:ilvl="2">
       <w:start w:val="1"/>
-      <w:numFmt w:val="decimal"/>
-      <w:lvlText w:val="%3."/>
+      <w:numFmt w:val="bullet"/>
+      <w:lvlText w:val=""/>
       <w:lvlJc w:val="left"/>
       <w:pPr>
         <w:tabs>
@@ -12820,12 +14991,14 @@
         </w:tabs>
         <w:ind w:left="2127" w:hanging="283"/>
       </w:pPr>
-      <w:rPr/>
+      <w:rPr>
+        <w:rFonts w:ascii="Symbol" w:hAnsi="Symbol" w:cs="Symbol" w:hint="default"/>
+      </w:rPr>
     </w:lvl>
     <w:lvl w:ilvl="3">
       <w:start w:val="1"/>
-      <w:numFmt w:val="decimal"/>
-      <w:lvlText w:val="%4."/>
+      <w:numFmt w:val="bullet"/>
+      <w:lvlText w:val=""/>
       <w:lvlJc w:val="left"/>
       <w:pPr>
         <w:tabs>
@@ -12833,12 +15006,14 @@
         </w:tabs>
         <w:ind w:left="2836" w:hanging="283"/>
       </w:pPr>
-      <w:rPr/>
+      <w:rPr>
+        <w:rFonts w:ascii="Symbol" w:hAnsi="Symbol" w:cs="Symbol" w:hint="default"/>
+      </w:rPr>
     </w:lvl>
     <w:lvl w:ilvl="4">
       <w:start w:val="1"/>
-      <w:numFmt w:val="decimal"/>
-      <w:lvlText w:val="%5."/>
+      <w:numFmt w:val="bullet"/>
+      <w:lvlText w:val=""/>
       <w:lvlJc w:val="left"/>
       <w:pPr>
         <w:tabs>
@@ -12846,12 +15021,14 @@
         </w:tabs>
         <w:ind w:left="3545" w:hanging="283"/>
       </w:pPr>
-      <w:rPr/>
+      <w:rPr>
+        <w:rFonts w:ascii="Symbol" w:hAnsi="Symbol" w:cs="Symbol" w:hint="default"/>
+      </w:rPr>
     </w:lvl>
     <w:lvl w:ilvl="5">
       <w:start w:val="1"/>
-      <w:numFmt w:val="decimal"/>
-      <w:lvlText w:val="%6."/>
+      <w:numFmt w:val="bullet"/>
+      <w:lvlText w:val=""/>
       <w:lvlJc w:val="left"/>
       <w:pPr>
         <w:tabs>
@@ -12859,12 +15036,14 @@
         </w:tabs>
         <w:ind w:left="4254" w:hanging="283"/>
       </w:pPr>
-      <w:rPr/>
+      <w:rPr>
+        <w:rFonts w:ascii="Symbol" w:hAnsi="Symbol" w:cs="Symbol" w:hint="default"/>
+      </w:rPr>
     </w:lvl>
     <w:lvl w:ilvl="6">
       <w:start w:val="1"/>
-      <w:numFmt w:val="decimal"/>
-      <w:lvlText w:val="%7."/>
+      <w:numFmt w:val="bullet"/>
+      <w:lvlText w:val=""/>
       <w:lvlJc w:val="left"/>
       <w:pPr>
         <w:tabs>
@@ -12872,12 +15051,14 @@
         </w:tabs>
         <w:ind w:left="4963" w:hanging="283"/>
       </w:pPr>
-      <w:rPr/>
+      <w:rPr>
+        <w:rFonts w:ascii="Symbol" w:hAnsi="Symbol" w:cs="Symbol" w:hint="default"/>
+      </w:rPr>
     </w:lvl>
     <w:lvl w:ilvl="7">
       <w:start w:val="1"/>
-      <w:numFmt w:val="decimal"/>
-      <w:lvlText w:val="%8."/>
+      <w:numFmt w:val="bullet"/>
+      <w:lvlText w:val=""/>
       <w:lvlJc w:val="left"/>
       <w:pPr>
         <w:tabs>
@@ -12885,12 +15066,14 @@
         </w:tabs>
         <w:ind w:left="5672" w:hanging="283"/>
       </w:pPr>
-      <w:rPr/>
+      <w:rPr>
+        <w:rFonts w:ascii="Symbol" w:hAnsi="Symbol" w:cs="Symbol" w:hint="default"/>
+      </w:rPr>
     </w:lvl>
     <w:lvl w:ilvl="8">
       <w:start w:val="1"/>
-      <w:numFmt w:val="decimal"/>
-      <w:lvlText w:val="%9."/>
+      <w:numFmt w:val="bullet"/>
+      <w:lvlText w:val=""/>
       <w:lvlJc w:val="left"/>
       <w:pPr>
         <w:tabs>
@@ -12898,14 +15081,16 @@
         </w:tabs>
         <w:ind w:left="6381" w:hanging="283"/>
       </w:pPr>
-      <w:rPr/>
+      <w:rPr>
+        <w:rFonts w:ascii="Symbol" w:hAnsi="Symbol" w:cs="Symbol" w:hint="default"/>
+      </w:rPr>
     </w:lvl>
   </w:abstractNum>
   <w:abstractNum w:abstractNumId="17">
     <w:lvl w:ilvl="0">
       <w:start w:val="1"/>
-      <w:numFmt w:val="bullet"/>
-      <w:lvlText w:val=""/>
+      <w:numFmt w:val="decimal"/>
+      <w:lvlText w:val="%1."/>
       <w:lvlJc w:val="left"/>
       <w:pPr>
         <w:tabs>
@@ -12913,14 +15098,12 @@
         </w:tabs>
         <w:ind w:left="709" w:hanging="283"/>
       </w:pPr>
-      <w:rPr>
-        <w:rFonts w:ascii="Symbol" w:hAnsi="Symbol" w:cs="Symbol" w:hint="default"/>
-      </w:rPr>
+      <w:rPr/>
     </w:lvl>
     <w:lvl w:ilvl="1">
       <w:start w:val="1"/>
-      <w:numFmt w:val="bullet"/>
-      <w:lvlText w:val=""/>
+      <w:numFmt w:val="decimal"/>
+      <w:lvlText w:val="%2."/>
       <w:lvlJc w:val="left"/>
       <w:pPr>
         <w:tabs>
@@ -12928,14 +15111,12 @@
         </w:tabs>
         <w:ind w:left="1418" w:hanging="283"/>
       </w:pPr>
-      <w:rPr>
-        <w:rFonts w:ascii="Symbol" w:hAnsi="Symbol" w:cs="Symbol" w:hint="default"/>
-      </w:rPr>
+      <w:rPr/>
     </w:lvl>
     <w:lvl w:ilvl="2">
       <w:start w:val="1"/>
-      <w:numFmt w:val="bullet"/>
-      <w:lvlText w:val=""/>
+      <w:numFmt w:val="decimal"/>
+      <w:lvlText w:val="%3."/>
       <w:lvlJc w:val="left"/>
       <w:pPr>
         <w:tabs>
@@ -12943,14 +15124,12 @@
         </w:tabs>
         <w:ind w:left="2127" w:hanging="283"/>
       </w:pPr>
-      <w:rPr>
-        <w:rFonts w:ascii="Symbol" w:hAnsi="Symbol" w:cs="Symbol" w:hint="default"/>
-      </w:rPr>
+      <w:rPr/>
     </w:lvl>
     <w:lvl w:ilvl="3">
       <w:start w:val="1"/>
-      <w:numFmt w:val="bullet"/>
-      <w:lvlText w:val=""/>
+      <w:numFmt w:val="decimal"/>
+      <w:lvlText w:val="%4."/>
       <w:lvlJc w:val="left"/>
       <w:pPr>
         <w:tabs>
@@ -12958,14 +15137,12 @@
         </w:tabs>
         <w:ind w:left="2836" w:hanging="283"/>
       </w:pPr>
-      <w:rPr>
-        <w:rFonts w:ascii="Symbol" w:hAnsi="Symbol" w:cs="Symbol" w:hint="default"/>
-      </w:rPr>
+      <w:rPr/>
     </w:lvl>
     <w:lvl w:ilvl="4">
       <w:start w:val="1"/>
-      <w:numFmt w:val="bullet"/>
-      <w:lvlText w:val=""/>
+      <w:numFmt w:val="decimal"/>
+      <w:lvlText w:val="%5."/>
       <w:lvlJc w:val="left"/>
       <w:pPr>
         <w:tabs>
@@ -12973,14 +15150,12 @@
         </w:tabs>
         <w:ind w:left="3545" w:hanging="283"/>
       </w:pPr>
-      <w:rPr>
-        <w:rFonts w:ascii="Symbol" w:hAnsi="Symbol" w:cs="Symbol" w:hint="default"/>
-      </w:rPr>
+      <w:rPr/>
     </w:lvl>
     <w:lvl w:ilvl="5">
       <w:start w:val="1"/>
-      <w:numFmt w:val="bullet"/>
-      <w:lvlText w:val=""/>
+      <w:numFmt w:val="decimal"/>
+      <w:lvlText w:val="%6."/>
       <w:lvlJc w:val="left"/>
       <w:pPr>
         <w:tabs>
@@ -12988,14 +15163,12 @@
         </w:tabs>
         <w:ind w:left="4254" w:hanging="283"/>
       </w:pPr>
-      <w:rPr>
-        <w:rFonts w:ascii="Symbol" w:hAnsi="Symbol" w:cs="Symbol" w:hint="default"/>
-      </w:rPr>
+      <w:rPr/>
     </w:lvl>
     <w:lvl w:ilvl="6">
       <w:start w:val="1"/>
-      <w:numFmt w:val="bullet"/>
-      <w:lvlText w:val=""/>
+      <w:numFmt w:val="decimal"/>
+      <w:lvlText w:val="%7."/>
       <w:lvlJc w:val="left"/>
       <w:pPr>
         <w:tabs>
@@ -13003,14 +15176,12 @@
         </w:tabs>
         <w:ind w:left="4963" w:hanging="283"/>
       </w:pPr>
-      <w:rPr>
-        <w:rFonts w:ascii="Symbol" w:hAnsi="Symbol" w:cs="Symbol" w:hint="default"/>
-      </w:rPr>
+      <w:rPr/>
     </w:lvl>
     <w:lvl w:ilvl="7">
       <w:start w:val="1"/>
-      <w:numFmt w:val="bullet"/>
-      <w:lvlText w:val=""/>
+      <w:numFmt w:val="decimal"/>
+      <w:lvlText w:val="%8."/>
       <w:lvlJc w:val="left"/>
       <w:pPr>
         <w:tabs>
@@ -13018,14 +15189,12 @@
         </w:tabs>
         <w:ind w:left="5672" w:hanging="283"/>
       </w:pPr>
-      <w:rPr>
-        <w:rFonts w:ascii="Symbol" w:hAnsi="Symbol" w:cs="Symbol" w:hint="default"/>
-      </w:rPr>
+      <w:rPr/>
     </w:lvl>
     <w:lvl w:ilvl="8">
       <w:start w:val="1"/>
-      <w:numFmt w:val="bullet"/>
-      <w:lvlText w:val=""/>
+      <w:numFmt w:val="decimal"/>
+      <w:lvlText w:val="%9."/>
       <w:lvlJc w:val="left"/>
       <w:pPr>
         <w:tabs>
@@ -13033,9 +15202,7 @@
         </w:tabs>
         <w:ind w:left="6381" w:hanging="283"/>
       </w:pPr>
-      <w:rPr>
-        <w:rFonts w:ascii="Symbol" w:hAnsi="Symbol" w:cs="Symbol" w:hint="default"/>
-      </w:rPr>
+      <w:rPr/>
     </w:lvl>
   </w:abstractNum>
   <w:abstractNum w:abstractNumId="18">
@@ -13176,6 +15343,143 @@
     </w:lvl>
   </w:abstractNum>
   <w:abstractNum w:abstractNumId="19">
+    <w:lvl w:ilvl="0">
+      <w:start w:val="1"/>
+      <w:numFmt w:val="bullet"/>
+      <w:lvlText w:val=""/>
+      <w:lvlJc w:val="left"/>
+      <w:pPr>
+        <w:tabs>
+          <w:tab w:val="num" w:pos="709"/>
+        </w:tabs>
+        <w:ind w:left="709" w:hanging="283"/>
+      </w:pPr>
+      <w:rPr>
+        <w:rFonts w:ascii="Symbol" w:hAnsi="Symbol" w:cs="Symbol" w:hint="default"/>
+      </w:rPr>
+    </w:lvl>
+    <w:lvl w:ilvl="1">
+      <w:start w:val="1"/>
+      <w:numFmt w:val="bullet"/>
+      <w:lvlText w:val=""/>
+      <w:lvlJc w:val="left"/>
+      <w:pPr>
+        <w:tabs>
+          <w:tab w:val="num" w:pos="1418"/>
+        </w:tabs>
+        <w:ind w:left="1418" w:hanging="283"/>
+      </w:pPr>
+      <w:rPr>
+        <w:rFonts w:ascii="Symbol" w:hAnsi="Symbol" w:cs="Symbol" w:hint="default"/>
+      </w:rPr>
+    </w:lvl>
+    <w:lvl w:ilvl="2">
+      <w:start w:val="1"/>
+      <w:numFmt w:val="bullet"/>
+      <w:lvlText w:val=""/>
+      <w:lvlJc w:val="left"/>
+      <w:pPr>
+        <w:tabs>
+          <w:tab w:val="num" w:pos="2127"/>
+        </w:tabs>
+        <w:ind w:left="2127" w:hanging="283"/>
+      </w:pPr>
+      <w:rPr>
+        <w:rFonts w:ascii="Symbol" w:hAnsi="Symbol" w:cs="Symbol" w:hint="default"/>
+      </w:rPr>
+    </w:lvl>
+    <w:lvl w:ilvl="3">
+      <w:start w:val="1"/>
+      <w:numFmt w:val="bullet"/>
+      <w:lvlText w:val=""/>
+      <w:lvlJc w:val="left"/>
+      <w:pPr>
+        <w:tabs>
+          <w:tab w:val="num" w:pos="2836"/>
+        </w:tabs>
+        <w:ind w:left="2836" w:hanging="283"/>
+      </w:pPr>
+      <w:rPr>
+        <w:rFonts w:ascii="Symbol" w:hAnsi="Symbol" w:cs="Symbol" w:hint="default"/>
+      </w:rPr>
+    </w:lvl>
+    <w:lvl w:ilvl="4">
+      <w:start w:val="1"/>
+      <w:numFmt w:val="bullet"/>
+      <w:lvlText w:val=""/>
+      <w:lvlJc w:val="left"/>
+      <w:pPr>
+        <w:tabs>
+          <w:tab w:val="num" w:pos="3545"/>
+        </w:tabs>
+        <w:ind w:left="3545" w:hanging="283"/>
+      </w:pPr>
+      <w:rPr>
+        <w:rFonts w:ascii="Symbol" w:hAnsi="Symbol" w:cs="Symbol" w:hint="default"/>
+      </w:rPr>
+    </w:lvl>
+    <w:lvl w:ilvl="5">
+      <w:start w:val="1"/>
+      <w:numFmt w:val="bullet"/>
+      <w:lvlText w:val=""/>
+      <w:lvlJc w:val="left"/>
+      <w:pPr>
+        <w:tabs>
+          <w:tab w:val="num" w:pos="4254"/>
+        </w:tabs>
+        <w:ind w:left="4254" w:hanging="283"/>
+      </w:pPr>
+      <w:rPr>
+        <w:rFonts w:ascii="Symbol" w:hAnsi="Symbol" w:cs="Symbol" w:hint="default"/>
+      </w:rPr>
+    </w:lvl>
+    <w:lvl w:ilvl="6">
+      <w:start w:val="1"/>
+      <w:numFmt w:val="bullet"/>
+      <w:lvlText w:val=""/>
+      <w:lvlJc w:val="left"/>
+      <w:pPr>
+        <w:tabs>
+          <w:tab w:val="num" w:pos="4963"/>
+        </w:tabs>
+        <w:ind w:left="4963" w:hanging="283"/>
+      </w:pPr>
+      <w:rPr>
+        <w:rFonts w:ascii="Symbol" w:hAnsi="Symbol" w:cs="Symbol" w:hint="default"/>
+      </w:rPr>
+    </w:lvl>
+    <w:lvl w:ilvl="7">
+      <w:start w:val="1"/>
+      <w:numFmt w:val="bullet"/>
+      <w:lvlText w:val=""/>
+      <w:lvlJc w:val="left"/>
+      <w:pPr>
+        <w:tabs>
+          <w:tab w:val="num" w:pos="5672"/>
+        </w:tabs>
+        <w:ind w:left="5672" w:hanging="283"/>
+      </w:pPr>
+      <w:rPr>
+        <w:rFonts w:ascii="Symbol" w:hAnsi="Symbol" w:cs="Symbol" w:hint="default"/>
+      </w:rPr>
+    </w:lvl>
+    <w:lvl w:ilvl="8">
+      <w:start w:val="1"/>
+      <w:numFmt w:val="bullet"/>
+      <w:lvlText w:val=""/>
+      <w:lvlJc w:val="left"/>
+      <w:pPr>
+        <w:tabs>
+          <w:tab w:val="num" w:pos="6381"/>
+        </w:tabs>
+        <w:ind w:left="6381" w:hanging="283"/>
+      </w:pPr>
+      <w:rPr>
+        <w:rFonts w:ascii="Symbol" w:hAnsi="Symbol" w:cs="Symbol" w:hint="default"/>
+      </w:rPr>
+    </w:lvl>
+  </w:abstractNum>
+  <w:abstractNum w:abstractNumId="20">
     <w:lvl w:ilvl="0">
       <w:start w:val="1"/>
       <w:numFmt w:val="none"/>
@@ -13353,6 +15657,9 @@
   </w:num>
   <w:num w:numId="19">
     <w:abstractNumId w:val="19"/>
+  </w:num>
+  <w:num w:numId="20">
+    <w:abstractNumId w:val="20"/>
   </w:num>
 </w:numbering>
 </file>

--- a/docs/guides/crew/crew-1.0-troubleshooting.docx
+++ b/docs/guides/crew/crew-1.0-troubleshooting.docx
@@ -545,7 +545,7 @@
     </w:p>
     <w:tbl>
       <w:tblPr>
-        <w:tblW w:w="12517" w:type="dxa"/>
+        <w:tblW w:w="12926" w:type="dxa"/>
         <w:jc w:val="left"/>
         <w:tblInd w:w="28" w:type="dxa"/>
         <w:tblLayout w:type="fixed"/>
@@ -560,7 +560,7 @@
         <w:gridCol w:w="2119"/>
         <w:gridCol w:w="2456"/>
         <w:gridCol w:w="2808"/>
-        <w:gridCol w:w="2986"/>
+        <w:gridCol w:w="3395"/>
         <w:gridCol w:w="2148"/>
       </w:tblGrid>
       <w:tr>
@@ -635,7 +635,7 @@
         </w:tc>
         <w:tc>
           <w:tcPr>
-            <w:tcW w:w="2986" w:type="dxa"/>
+            <w:tcW w:w="3395" w:type="dxa"/>
             <w:tcBorders/>
             <w:vAlign w:val="center"/>
           </w:tcPr>
@@ -769,7 +769,7 @@
         </w:tc>
         <w:tc>
           <w:tcPr>
-            <w:tcW w:w="2986" w:type="dxa"/>
+            <w:tcW w:w="3395" w:type="dxa"/>
             <w:tcBorders/>
             <w:vAlign w:val="center"/>
           </w:tcPr>
@@ -891,7 +891,7 @@
         </w:tc>
         <w:tc>
           <w:tcPr>
-            <w:tcW w:w="2986" w:type="dxa"/>
+            <w:tcW w:w="3395" w:type="dxa"/>
             <w:tcBorders/>
             <w:vAlign w:val="center"/>
           </w:tcPr>
@@ -1037,7 +1037,7 @@
         </w:tc>
         <w:tc>
           <w:tcPr>
-            <w:tcW w:w="2986" w:type="dxa"/>
+            <w:tcW w:w="3395" w:type="dxa"/>
             <w:tcBorders/>
             <w:vAlign w:val="center"/>
           </w:tcPr>
@@ -1187,7 +1187,7 @@
         </w:tc>
         <w:tc>
           <w:tcPr>
-            <w:tcW w:w="2986" w:type="dxa"/>
+            <w:tcW w:w="3395" w:type="dxa"/>
             <w:tcBorders/>
             <w:vAlign w:val="center"/>
           </w:tcPr>
@@ -1335,7 +1335,7 @@
         </w:tc>
         <w:tc>
           <w:tcPr>
-            <w:tcW w:w="2986" w:type="dxa"/>
+            <w:tcW w:w="3395" w:type="dxa"/>
             <w:tcBorders/>
             <w:vAlign w:val="center"/>
           </w:tcPr>
@@ -1559,7 +1559,7 @@
         </w:tc>
         <w:tc>
           <w:tcPr>
-            <w:tcW w:w="2986" w:type="dxa"/>
+            <w:tcW w:w="3395" w:type="dxa"/>
             <w:tcBorders/>
             <w:vAlign w:val="center"/>
           </w:tcPr>
@@ -1767,13 +1767,13 @@
             </w:r>
             <w:r>
               <w:rPr/>
-              <w:t>)</w:t>
-            </w:r>
-          </w:p>
-        </w:tc>
-        <w:tc>
-          <w:tcPr>
-            <w:tcW w:w="2986" w:type="dxa"/>
+              <w:t>) — judged only when every word on the line is a plain literal or a single-quoted word; anything else asks, and is refused unattended</w:t>
+            </w:r>
+          </w:p>
+        </w:tc>
+        <w:tc>
+          <w:tcPr>
+            <w:tcW w:w="3395" w:type="dxa"/>
             <w:tcBorders/>
             <w:vAlign w:val="center"/>
           </w:tcPr>
@@ -1883,7 +1883,7 @@
               <w:rPr>
                 <w:rStyle w:val="SourceText"/>
               </w:rPr>
-              <w:t>Write</w:t>
+              <w:t>Bash</w:t>
             </w:r>
             <w:r>
               <w:rPr/>
@@ -1893,46 +1893,6 @@
               <w:rPr>
                 <w:rStyle w:val="SourceText"/>
               </w:rPr>
-              <w:t>Edit</w:t>
-            </w:r>
-            <w:r>
-              <w:rPr/>
-              <w:t>|</w:t>
-            </w:r>
-            <w:r>
-              <w:rPr>
-                <w:rStyle w:val="SourceText"/>
-              </w:rPr>
-              <w:t>MultiEdit</w:t>
-            </w:r>
-            <w:r>
-              <w:rPr/>
-              <w:t>|</w:t>
-            </w:r>
-            <w:r>
-              <w:rPr>
-                <w:rStyle w:val="SourceText"/>
-              </w:rPr>
-              <w:t>NotebookEdit</w:t>
-            </w:r>
-            <w:r>
-              <w:rPr/>
-              <w:t>|</w:t>
-            </w:r>
-            <w:r>
-              <w:rPr>
-                <w:rStyle w:val="SourceText"/>
-              </w:rPr>
-              <w:t>Bash</w:t>
-            </w:r>
-            <w:r>
-              <w:rPr/>
-              <w:t>|</w:t>
-            </w:r>
-            <w:r>
-              <w:rPr>
-                <w:rStyle w:val="SourceText"/>
-              </w:rPr>
               <w:t>PowerShell</w:t>
             </w:r>
             <w:r>
@@ -1960,7 +1920,11 @@
               <w:rPr>
                 <w:rStyle w:val="SourceText"/>
               </w:rPr>
-              <w:t>scope-guard.sh</w:t>
+              <w:t>cloud-guard.sh</w:t>
+            </w:r>
+            <w:r>
+              <w:rPr/>
+              <w:t>, environment layer (T-0005)</w:t>
             </w:r>
           </w:p>
         </w:tc>
@@ -1981,80 +1945,64 @@
             </w:pPr>
             <w:r>
               <w:rPr/>
-              <w:t>plan-approval + ticket scope guard</w:t>
-            </w:r>
-          </w:p>
-        </w:tc>
-        <w:tc>
-          <w:tcPr>
-            <w:tcW w:w="2986" w:type="dxa"/>
-            <w:tcBorders/>
-            <w:vAlign w:val="center"/>
-          </w:tcPr>
-          <w:p>
-            <w:pPr>
-              <w:pStyle w:val="TableContents"/>
-              <w:shd w:fill="2E3440" w:val="clear"/>
-              <w:bidi w:val="0"/>
-              <w:spacing w:before="120" w:after="120"/>
-              <w:jc w:val="left"/>
-              <w:rPr/>
-            </w:pPr>
-            <w:r>
-              <w:rPr>
-                <w:rStyle w:val="SourceText"/>
-              </w:rPr>
-              <w:t>scope.mode</w:t>
-            </w:r>
-            <w:r>
-              <w:rPr/>
-              <w:t xml:space="preserve"> (</w:t>
-            </w:r>
-            <w:r>
-              <w:rPr>
-                <w:rStyle w:val="SourceText"/>
-              </w:rPr>
-              <w:t>off</w:t>
-            </w:r>
-            <w:r>
-              <w:rPr/>
-              <w:t>/</w:t>
-            </w:r>
-            <w:r>
-              <w:rPr>
-                <w:rStyle w:val="SourceText"/>
-              </w:rPr>
-              <w:t>report</w:t>
-            </w:r>
-            <w:r>
-              <w:rPr/>
-              <w:t>/</w:t>
-            </w:r>
-            <w:r>
-              <w:rPr>
-                <w:rStyle w:val="SourceText"/>
-              </w:rPr>
-              <w:t>block</w:t>
-            </w:r>
-            <w:r>
-              <w:rPr/>
-              <w:t>/</w:t>
-            </w:r>
-            <w:r>
-              <w:rPr>
-                <w:rStyle w:val="SourceText"/>
-              </w:rPr>
-              <w:t>auto</w:t>
-            </w:r>
-            <w:r>
-              <w:rPr/>
-              <w:t xml:space="preserve">), </w:t>
-            </w:r>
-            <w:r>
-              <w:rPr>
-                <w:rStyle w:val="SourceText"/>
-              </w:rPr>
-              <w:t>scope.allowCliApproval</w:t>
+              <w:t>a terraform apply judged by its target environment, and a destroy never applied unattended</w:t>
+            </w:r>
+          </w:p>
+        </w:tc>
+        <w:tc>
+          <w:tcPr>
+            <w:tcW w:w="3395" w:type="dxa"/>
+            <w:tcBorders/>
+            <w:vAlign w:val="center"/>
+          </w:tcPr>
+          <w:p>
+            <w:pPr>
+              <w:pStyle w:val="TableContents"/>
+              <w:shd w:fill="2E3440" w:val="clear"/>
+              <w:bidi w:val="0"/>
+              <w:spacing w:before="120" w:after="120"/>
+              <w:jc w:val="left"/>
+              <w:rPr/>
+            </w:pPr>
+            <w:r>
+              <w:rPr>
+                <w:rStyle w:val="SourceText"/>
+              </w:rPr>
+              <w:t>environments.nonProd</w:t>
+            </w:r>
+            <w:r>
+              <w:rPr/>
+              <w:t xml:space="preserve"> (repo only; globs naming non-production workspaces), </w:t>
+            </w:r>
+            <w:r>
+              <w:rPr>
+                <w:rStyle w:val="SourceText"/>
+              </w:rPr>
+              <w:t>environments.prodUnattended</w:t>
+            </w:r>
+            <w:r>
+              <w:rPr/>
+              <w:t xml:space="preserve"> (both layers; true only when </w:t>
+            </w:r>
+            <w:r>
+              <w:rPr>
+                <w:rStyle w:val="Strong"/>
+              </w:rPr>
+              <w:t>both</w:t>
+            </w:r>
+            <w:r>
+              <w:rPr/>
+              <w:t xml:space="preserve"> say </w:t>
+            </w:r>
+            <w:r>
+              <w:rPr>
+                <w:rStyle w:val="SourceText"/>
+              </w:rPr>
+              <w:t>true</w:t>
+            </w:r>
+            <w:r>
+              <w:rPr/>
+              <w:t>)</w:t>
             </w:r>
           </w:p>
         </w:tc>
@@ -2077,7 +2025,7 @@
               <w:rPr>
                 <w:rStyle w:val="SourceText"/>
               </w:rPr>
-              <w:t>off</w:t>
+              <w:t>[]</w:t>
             </w:r>
             <w:r>
               <w:rPr/>
@@ -2113,7 +2061,71 @@
               <w:rPr>
                 <w:rStyle w:val="SourceText"/>
               </w:rPr>
-              <w:t>PreCompact</w:t>
+              <w:t>PreToolUse</w:t>
+            </w:r>
+            <w:r>
+              <w:rPr/>
+              <w:t xml:space="preserve"> (</w:t>
+            </w:r>
+            <w:r>
+              <w:rPr>
+                <w:rStyle w:val="SourceText"/>
+              </w:rPr>
+              <w:t>Write</w:t>
+            </w:r>
+            <w:r>
+              <w:rPr/>
+              <w:t>|</w:t>
+            </w:r>
+            <w:r>
+              <w:rPr>
+                <w:rStyle w:val="SourceText"/>
+              </w:rPr>
+              <w:t>Edit</w:t>
+            </w:r>
+            <w:r>
+              <w:rPr/>
+              <w:t>|</w:t>
+            </w:r>
+            <w:r>
+              <w:rPr>
+                <w:rStyle w:val="SourceText"/>
+              </w:rPr>
+              <w:t>MultiEdit</w:t>
+            </w:r>
+            <w:r>
+              <w:rPr/>
+              <w:t>|</w:t>
+            </w:r>
+            <w:r>
+              <w:rPr>
+                <w:rStyle w:val="SourceText"/>
+              </w:rPr>
+              <w:t>NotebookEdit</w:t>
+            </w:r>
+            <w:r>
+              <w:rPr/>
+              <w:t>|</w:t>
+            </w:r>
+            <w:r>
+              <w:rPr>
+                <w:rStyle w:val="SourceText"/>
+              </w:rPr>
+              <w:t>Bash</w:t>
+            </w:r>
+            <w:r>
+              <w:rPr/>
+              <w:t>|</w:t>
+            </w:r>
+            <w:r>
+              <w:rPr>
+                <w:rStyle w:val="SourceText"/>
+              </w:rPr>
+              <w:t>PowerShell</w:t>
+            </w:r>
+            <w:r>
+              <w:rPr/>
+              <w:t>)</w:t>
             </w:r>
           </w:p>
         </w:tc>
@@ -2136,7 +2148,7 @@
               <w:rPr>
                 <w:rStyle w:val="SourceText"/>
               </w:rPr>
-              <w:t>handoff-write.sh</w:t>
+              <w:t>scope-guard.sh</w:t>
             </w:r>
           </w:p>
         </w:tc>
@@ -2157,30 +2169,103 @@
             </w:pPr>
             <w:r>
               <w:rPr/>
-              <w:t>writes the handoff note before compaction</w:t>
-            </w:r>
-          </w:p>
-        </w:tc>
-        <w:tc>
-          <w:tcPr>
-            <w:tcW w:w="2986" w:type="dxa"/>
-            <w:tcBorders/>
-            <w:vAlign w:val="center"/>
-          </w:tcPr>
-          <w:p>
-            <w:pPr>
-              <w:pStyle w:val="TableContents"/>
-              <w:shd w:fill="2E3440" w:val="clear"/>
-              <w:bidi w:val="0"/>
-              <w:spacing w:before="120" w:after="120"/>
-              <w:jc w:val="left"/>
-              <w:rPr/>
-            </w:pPr>
-            <w:r>
-              <w:rPr>
-                <w:rStyle w:val="SourceText"/>
-              </w:rPr>
-              <w:t>context.autoWrapUp</w:t>
+              <w:t>plan-approval + ticket scope guard</w:t>
+            </w:r>
+          </w:p>
+        </w:tc>
+        <w:tc>
+          <w:tcPr>
+            <w:tcW w:w="3395" w:type="dxa"/>
+            <w:tcBorders/>
+            <w:vAlign w:val="center"/>
+          </w:tcPr>
+          <w:p>
+            <w:pPr>
+              <w:pStyle w:val="TableContents"/>
+              <w:shd w:fill="2E3440" w:val="clear"/>
+              <w:bidi w:val="0"/>
+              <w:spacing w:before="120" w:after="120"/>
+              <w:jc w:val="left"/>
+              <w:rPr/>
+            </w:pPr>
+            <w:r>
+              <w:rPr>
+                <w:rStyle w:val="SourceText"/>
+              </w:rPr>
+              <w:t>scope.mode</w:t>
+            </w:r>
+            <w:r>
+              <w:rPr/>
+              <w:t xml:space="preserve"> (</w:t>
+            </w:r>
+            <w:r>
+              <w:rPr>
+                <w:rStyle w:val="SourceText"/>
+              </w:rPr>
+              <w:t>off</w:t>
+            </w:r>
+            <w:r>
+              <w:rPr/>
+              <w:t>/</w:t>
+            </w:r>
+            <w:r>
+              <w:rPr>
+                <w:rStyle w:val="SourceText"/>
+              </w:rPr>
+              <w:t>report</w:t>
+            </w:r>
+            <w:r>
+              <w:rPr/>
+              <w:t>/</w:t>
+            </w:r>
+            <w:r>
+              <w:rPr>
+                <w:rStyle w:val="SourceText"/>
+              </w:rPr>
+              <w:t>block</w:t>
+            </w:r>
+            <w:r>
+              <w:rPr/>
+              <w:t>/</w:t>
+            </w:r>
+            <w:r>
+              <w:rPr>
+                <w:rStyle w:val="SourceText"/>
+              </w:rPr>
+              <w:t>auto</w:t>
+            </w:r>
+            <w:r>
+              <w:rPr/>
+              <w:t xml:space="preserve">), </w:t>
+            </w:r>
+            <w:r>
+              <w:rPr>
+                <w:rStyle w:val="SourceText"/>
+              </w:rPr>
+              <w:t>scope.allowCliApproval</w:t>
+            </w:r>
+          </w:p>
+        </w:tc>
+        <w:tc>
+          <w:tcPr>
+            <w:tcW w:w="2148" w:type="dxa"/>
+            <w:tcBorders/>
+            <w:vAlign w:val="center"/>
+          </w:tcPr>
+          <w:p>
+            <w:pPr>
+              <w:pStyle w:val="TableContents"/>
+              <w:shd w:fill="2E3440" w:val="clear"/>
+              <w:bidi w:val="0"/>
+              <w:spacing w:before="120" w:after="120"/>
+              <w:jc w:val="left"/>
+              <w:rPr/>
+            </w:pPr>
+            <w:r>
+              <w:rPr>
+                <w:rStyle w:val="SourceText"/>
+              </w:rPr>
+              <w:t>off</w:t>
             </w:r>
             <w:r>
               <w:rPr/>
@@ -2190,28 +2275,7 @@
               <w:rPr>
                 <w:rStyle w:val="SourceText"/>
               </w:rPr>
-              <w:t>context.handoffPath</w:t>
-            </w:r>
-          </w:p>
-        </w:tc>
-        <w:tc>
-          <w:tcPr>
-            <w:tcW w:w="2148" w:type="dxa"/>
-            <w:tcBorders/>
-            <w:vAlign w:val="center"/>
-          </w:tcPr>
-          <w:p>
-            <w:pPr>
-              <w:pStyle w:val="TableContents"/>
-              <w:shd w:fill="2E3440" w:val="clear"/>
-              <w:bidi w:val="0"/>
-              <w:spacing w:before="120" w:after="120"/>
-              <w:jc w:val="left"/>
-              <w:rPr/>
-            </w:pPr>
-            <w:r>
-              <w:rPr/>
-              <w:t>on</w:t>
+              <w:t>false</w:t>
             </w:r>
           </w:p>
         </w:tc>
@@ -2237,7 +2301,7 @@
               <w:rPr>
                 <w:rStyle w:val="SourceText"/>
               </w:rPr>
-              <w:t>Notification</w:t>
+              <w:t>PreCompact</w:t>
             </w:r>
           </w:p>
         </w:tc>
@@ -2260,7 +2324,7 @@
               <w:rPr>
                 <w:rStyle w:val="SourceText"/>
               </w:rPr>
-              <w:t>notify.sh</w:t>
+              <w:t>handoff-write.sh</w:t>
             </w:r>
           </w:p>
         </w:tc>
@@ -2281,50 +2345,40 @@
             </w:pPr>
             <w:r>
               <w:rPr/>
-              <w:t>pings an external channel</w:t>
-            </w:r>
-          </w:p>
-        </w:tc>
-        <w:tc>
-          <w:tcPr>
-            <w:tcW w:w="2986" w:type="dxa"/>
-            <w:tcBorders/>
-            <w:vAlign w:val="center"/>
-          </w:tcPr>
-          <w:p>
-            <w:pPr>
-              <w:pStyle w:val="TableContents"/>
-              <w:shd w:fill="2E3440" w:val="clear"/>
-              <w:bidi w:val="0"/>
-              <w:spacing w:before="120" w:after="120"/>
-              <w:jc w:val="left"/>
-              <w:rPr/>
-            </w:pPr>
-            <w:r>
-              <w:rPr>
-                <w:rStyle w:val="SourceText"/>
-              </w:rPr>
-              <w:t>notify.provider</w:t>
-            </w:r>
-            <w:r>
-              <w:rPr/>
-              <w:t xml:space="preserve"> (</w:t>
-            </w:r>
-            <w:r>
-              <w:rPr>
-                <w:rStyle w:val="SourceText"/>
-              </w:rPr>
-              <w:t>none</w:t>
-            </w:r>
-            <w:r>
-              <w:rPr/>
-              <w:t xml:space="preserve"> disables it), </w:t>
-            </w:r>
-            <w:r>
-              <w:rPr>
-                <w:rStyle w:val="SourceText"/>
-              </w:rPr>
-              <w:t>notify.events</w:t>
+              <w:t>writes the handoff note before compaction</w:t>
+            </w:r>
+          </w:p>
+        </w:tc>
+        <w:tc>
+          <w:tcPr>
+            <w:tcW w:w="3395" w:type="dxa"/>
+            <w:tcBorders/>
+            <w:vAlign w:val="center"/>
+          </w:tcPr>
+          <w:p>
+            <w:pPr>
+              <w:pStyle w:val="TableContents"/>
+              <w:shd w:fill="2E3440" w:val="clear"/>
+              <w:bidi w:val="0"/>
+              <w:spacing w:before="120" w:after="120"/>
+              <w:jc w:val="left"/>
+              <w:rPr/>
+            </w:pPr>
+            <w:r>
+              <w:rPr>
+                <w:rStyle w:val="SourceText"/>
+              </w:rPr>
+              <w:t>context.autoWrapUp</w:t>
+            </w:r>
+            <w:r>
+              <w:rPr/>
+              <w:t xml:space="preserve">, </w:t>
+            </w:r>
+            <w:r>
+              <w:rPr>
+                <w:rStyle w:val="SourceText"/>
+              </w:rPr>
+              <w:t>context.handoffPath</w:t>
             </w:r>
           </w:p>
         </w:tc>
@@ -2344,10 +2398,8 @@
               <w:rPr/>
             </w:pPr>
             <w:r>
-              <w:rPr>
-                <w:rStyle w:val="SourceText"/>
-              </w:rPr>
-              <w:t>none</w:t>
+              <w:rPr/>
+              <w:t>on</w:t>
             </w:r>
           </w:p>
         </w:tc>
@@ -2373,7 +2425,7 @@
               <w:rPr>
                 <w:rStyle w:val="SourceText"/>
               </w:rPr>
-              <w:t>Stop</w:t>
+              <w:t>Notification</w:t>
             </w:r>
           </w:p>
         </w:tc>
@@ -2396,7 +2448,7 @@
               <w:rPr>
                 <w:rStyle w:val="SourceText"/>
               </w:rPr>
-              <w:t>verify-gate.sh</w:t>
+              <w:t>notify.sh</w:t>
             </w:r>
           </w:p>
         </w:tc>
@@ -2417,44 +2469,50 @@
             </w:pPr>
             <w:r>
               <w:rPr/>
-              <w:t xml:space="preserve">runs </w:t>
-            </w:r>
-            <w:r>
-              <w:rPr>
-                <w:rStyle w:val="SourceText"/>
-              </w:rPr>
-              <w:t>.crew/verify.json</w:t>
-            </w:r>
-            <w:r>
-              <w:rPr/>
-              <w:t>'s checks</w:t>
-            </w:r>
-          </w:p>
-        </w:tc>
-        <w:tc>
-          <w:tcPr>
-            <w:tcW w:w="2986" w:type="dxa"/>
-            <w:tcBorders/>
-            <w:vAlign w:val="center"/>
-          </w:tcPr>
-          <w:p>
-            <w:pPr>
-              <w:pStyle w:val="TableContents"/>
-              <w:shd w:fill="2E3440" w:val="clear"/>
-              <w:bidi w:val="0"/>
-              <w:spacing w:before="120" w:after="120"/>
-              <w:jc w:val="left"/>
-              <w:rPr/>
-            </w:pPr>
-            <w:r>
-              <w:rPr>
-                <w:rStyle w:val="SourceText"/>
-              </w:rPr>
-              <w:t>verifyGate</w:t>
-            </w:r>
-            <w:r>
-              <w:rPr/>
-              <w:t xml:space="preserve"> (boolean)</w:t>
+              <w:t>pings an external channel</w:t>
+            </w:r>
+          </w:p>
+        </w:tc>
+        <w:tc>
+          <w:tcPr>
+            <w:tcW w:w="3395" w:type="dxa"/>
+            <w:tcBorders/>
+            <w:vAlign w:val="center"/>
+          </w:tcPr>
+          <w:p>
+            <w:pPr>
+              <w:pStyle w:val="TableContents"/>
+              <w:shd w:fill="2E3440" w:val="clear"/>
+              <w:bidi w:val="0"/>
+              <w:spacing w:before="120" w:after="120"/>
+              <w:jc w:val="left"/>
+              <w:rPr/>
+            </w:pPr>
+            <w:r>
+              <w:rPr>
+                <w:rStyle w:val="SourceText"/>
+              </w:rPr>
+              <w:t>notify.provider</w:t>
+            </w:r>
+            <w:r>
+              <w:rPr/>
+              <w:t xml:space="preserve"> (</w:t>
+            </w:r>
+            <w:r>
+              <w:rPr>
+                <w:rStyle w:val="SourceText"/>
+              </w:rPr>
+              <w:t>none</w:t>
+            </w:r>
+            <w:r>
+              <w:rPr/>
+              <w:t xml:space="preserve"> disables it), </w:t>
+            </w:r>
+            <w:r>
+              <w:rPr>
+                <w:rStyle w:val="SourceText"/>
+              </w:rPr>
+              <w:t>notify.events</w:t>
             </w:r>
           </w:p>
         </w:tc>
@@ -2477,7 +2535,7 @@
               <w:rPr>
                 <w:rStyle w:val="SourceText"/>
               </w:rPr>
-              <w:t>true</w:t>
+              <w:t>none</w:t>
             </w:r>
           </w:p>
         </w:tc>
@@ -2526,7 +2584,7 @@
               <w:rPr>
                 <w:rStyle w:val="SourceText"/>
               </w:rPr>
-              <w:t>context-watch.sh</w:t>
+              <w:t>verify-gate.sh</w:t>
             </w:r>
           </w:p>
         </w:tc>
@@ -2547,70 +2605,44 @@
             </w:pPr>
             <w:r>
               <w:rPr/>
-              <w:t>nags for a handoff near the context budget, drives auto-clear</w:t>
-            </w:r>
-          </w:p>
-        </w:tc>
-        <w:tc>
-          <w:tcPr>
-            <w:tcW w:w="2986" w:type="dxa"/>
-            <w:tcBorders/>
-            <w:vAlign w:val="center"/>
-          </w:tcPr>
-          <w:p>
-            <w:pPr>
-              <w:pStyle w:val="TableContents"/>
-              <w:shd w:fill="2E3440" w:val="clear"/>
-              <w:bidi w:val="0"/>
-              <w:spacing w:before="120" w:after="120"/>
-              <w:jc w:val="left"/>
-              <w:rPr/>
-            </w:pPr>
-            <w:r>
-              <w:rPr>
-                <w:rStyle w:val="SourceText"/>
-              </w:rPr>
-              <w:t>context.enabled</w:t>
-            </w:r>
-            <w:r>
-              <w:rPr/>
-              <w:t xml:space="preserve">, </w:t>
-            </w:r>
-            <w:r>
-              <w:rPr>
-                <w:rStyle w:val="SourceText"/>
-              </w:rPr>
-              <w:t>context.warnAt</w:t>
-            </w:r>
-            <w:r>
-              <w:rPr/>
-              <w:t xml:space="preserve">, </w:t>
-            </w:r>
-            <w:r>
-              <w:rPr>
-                <w:rStyle w:val="SourceText"/>
-              </w:rPr>
-              <w:t>context.budgetTokens</w:t>
-            </w:r>
-            <w:r>
-              <w:rPr/>
-              <w:t xml:space="preserve">, </w:t>
-            </w:r>
-            <w:r>
-              <w:rPr>
-                <w:rStyle w:val="SourceText"/>
-              </w:rPr>
-              <w:t>context.reserveTokens</w:t>
-            </w:r>
-            <w:r>
-              <w:rPr/>
-              <w:t xml:space="preserve">, </w:t>
-            </w:r>
-            <w:r>
-              <w:rPr>
-                <w:rStyle w:val="SourceText"/>
-              </w:rPr>
-              <w:t>context.autoClear.*</w:t>
+              <w:t xml:space="preserve">runs </w:t>
+            </w:r>
+            <w:r>
+              <w:rPr>
+                <w:rStyle w:val="SourceText"/>
+              </w:rPr>
+              <w:t>.crew/verify.json</w:t>
+            </w:r>
+            <w:r>
+              <w:rPr/>
+              <w:t>'s checks</w:t>
+            </w:r>
+          </w:p>
+        </w:tc>
+        <w:tc>
+          <w:tcPr>
+            <w:tcW w:w="3395" w:type="dxa"/>
+            <w:tcBorders/>
+            <w:vAlign w:val="center"/>
+          </w:tcPr>
+          <w:p>
+            <w:pPr>
+              <w:pStyle w:val="TableContents"/>
+              <w:shd w:fill="2E3440" w:val="clear"/>
+              <w:bidi w:val="0"/>
+              <w:spacing w:before="120" w:after="120"/>
+              <w:jc w:val="left"/>
+              <w:rPr/>
+            </w:pPr>
+            <w:r>
+              <w:rPr>
+                <w:rStyle w:val="SourceText"/>
+              </w:rPr>
+              <w:t>verifyGate</w:t>
+            </w:r>
+            <w:r>
+              <w:rPr/>
+              <w:t xml:space="preserve"> (boolean)</w:t>
             </w:r>
           </w:p>
         </w:tc>
@@ -2630,14 +2662,10 @@
               <w:rPr/>
             </w:pPr>
             <w:r>
-              <w:rPr/>
-              <w:t xml:space="preserve">on, </w:t>
-            </w:r>
-            <w:r>
-              <w:rPr>
-                <w:rStyle w:val="SourceText"/>
-              </w:rPr>
-              <w:t>warnAt: 0.5</w:t>
+              <w:rPr>
+                <w:rStyle w:val="SourceText"/>
+              </w:rPr>
+              <w:t>true</w:t>
             </w:r>
           </w:p>
         </w:tc>
@@ -2686,6 +2714,166 @@
               <w:rPr>
                 <w:rStyle w:val="SourceText"/>
               </w:rPr>
+              <w:t>context-watch.sh</w:t>
+            </w:r>
+          </w:p>
+        </w:tc>
+        <w:tc>
+          <w:tcPr>
+            <w:tcW w:w="2808" w:type="dxa"/>
+            <w:tcBorders/>
+            <w:vAlign w:val="center"/>
+          </w:tcPr>
+          <w:p>
+            <w:pPr>
+              <w:pStyle w:val="TableContents"/>
+              <w:shd w:fill="2E3440" w:val="clear"/>
+              <w:bidi w:val="0"/>
+              <w:spacing w:before="120" w:after="120"/>
+              <w:jc w:val="left"/>
+              <w:rPr/>
+            </w:pPr>
+            <w:r>
+              <w:rPr/>
+              <w:t>nags for a handoff near the context budget, drives auto-clear</w:t>
+            </w:r>
+          </w:p>
+        </w:tc>
+        <w:tc>
+          <w:tcPr>
+            <w:tcW w:w="3395" w:type="dxa"/>
+            <w:tcBorders/>
+            <w:vAlign w:val="center"/>
+          </w:tcPr>
+          <w:p>
+            <w:pPr>
+              <w:pStyle w:val="TableContents"/>
+              <w:shd w:fill="2E3440" w:val="clear"/>
+              <w:bidi w:val="0"/>
+              <w:spacing w:before="120" w:after="120"/>
+              <w:jc w:val="left"/>
+              <w:rPr/>
+            </w:pPr>
+            <w:r>
+              <w:rPr>
+                <w:rStyle w:val="SourceText"/>
+              </w:rPr>
+              <w:t>context.enabled</w:t>
+            </w:r>
+            <w:r>
+              <w:rPr/>
+              <w:t xml:space="preserve">, </w:t>
+            </w:r>
+            <w:r>
+              <w:rPr>
+                <w:rStyle w:val="SourceText"/>
+              </w:rPr>
+              <w:t>context.warnAt</w:t>
+            </w:r>
+            <w:r>
+              <w:rPr/>
+              <w:t xml:space="preserve">, </w:t>
+            </w:r>
+            <w:r>
+              <w:rPr>
+                <w:rStyle w:val="SourceText"/>
+              </w:rPr>
+              <w:t>context.budgetTokens</w:t>
+            </w:r>
+            <w:r>
+              <w:rPr/>
+              <w:t xml:space="preserve">, </w:t>
+            </w:r>
+            <w:r>
+              <w:rPr>
+                <w:rStyle w:val="SourceText"/>
+              </w:rPr>
+              <w:t>context.reserveTokens</w:t>
+            </w:r>
+            <w:r>
+              <w:rPr/>
+              <w:t xml:space="preserve">, </w:t>
+            </w:r>
+            <w:r>
+              <w:rPr>
+                <w:rStyle w:val="SourceText"/>
+              </w:rPr>
+              <w:t>context.autoClear.*</w:t>
+            </w:r>
+          </w:p>
+        </w:tc>
+        <w:tc>
+          <w:tcPr>
+            <w:tcW w:w="2148" w:type="dxa"/>
+            <w:tcBorders/>
+            <w:vAlign w:val="center"/>
+          </w:tcPr>
+          <w:p>
+            <w:pPr>
+              <w:pStyle w:val="TableContents"/>
+              <w:shd w:fill="2E3440" w:val="clear"/>
+              <w:bidi w:val="0"/>
+              <w:spacing w:before="120" w:after="120"/>
+              <w:jc w:val="left"/>
+              <w:rPr/>
+            </w:pPr>
+            <w:r>
+              <w:rPr/>
+              <w:t xml:space="preserve">on, </w:t>
+            </w:r>
+            <w:r>
+              <w:rPr>
+                <w:rStyle w:val="SourceText"/>
+              </w:rPr>
+              <w:t>warnAt: 0.5</w:t>
+            </w:r>
+          </w:p>
+        </w:tc>
+      </w:tr>
+      <w:tr>
+        <w:trPr/>
+        <w:tc>
+          <w:tcPr>
+            <w:tcW w:w="2119" w:type="dxa"/>
+            <w:tcBorders/>
+            <w:vAlign w:val="center"/>
+          </w:tcPr>
+          <w:p>
+            <w:pPr>
+              <w:pStyle w:val="TableContents"/>
+              <w:shd w:fill="2E3440" w:val="clear"/>
+              <w:bidi w:val="0"/>
+              <w:spacing w:before="120" w:after="120"/>
+              <w:jc w:val="left"/>
+              <w:rPr/>
+            </w:pPr>
+            <w:r>
+              <w:rPr>
+                <w:rStyle w:val="SourceText"/>
+              </w:rPr>
+              <w:t>Stop</w:t>
+            </w:r>
+          </w:p>
+        </w:tc>
+        <w:tc>
+          <w:tcPr>
+            <w:tcW w:w="2456" w:type="dxa"/>
+            <w:tcBorders/>
+            <w:vAlign w:val="center"/>
+          </w:tcPr>
+          <w:p>
+            <w:pPr>
+              <w:pStyle w:val="TableContents"/>
+              <w:shd w:fill="2E3440" w:val="clear"/>
+              <w:bidi w:val="0"/>
+              <w:spacing w:before="120" w:after="120"/>
+              <w:jc w:val="left"/>
+              <w:rPr/>
+            </w:pPr>
+            <w:r>
+              <w:rPr>
+                <w:rStyle w:val="SourceText"/>
+              </w:rPr>
               <w:t>completion-audit.sh</w:t>
             </w:r>
           </w:p>
@@ -2713,7 +2901,7 @@
         </w:tc>
         <w:tc>
           <w:tcPr>
-            <w:tcW w:w="2986" w:type="dxa"/>
+            <w:tcW w:w="3395" w:type="dxa"/>
             <w:tcBorders/>
             <w:vAlign w:val="center"/>
           </w:tcPr>
@@ -4768,7 +4956,364 @@
       </w:r>
       <w:r>
         <w:rPr/>
-        <w:t xml:space="preserve"> mode while testing, or approve the one-shot marker the deny message names.</w:t>
+        <w:t xml:space="preserve"> mode while testing, or approve the one-shot marker the deny message names. A literal </w:t>
+      </w:r>
+      <w:r>
+        <w:rPr>
+          <w:rStyle w:val="SourceText"/>
+        </w:rPr>
+        <w:t>gh workflow run ... --help</w:t>
+      </w:r>
+      <w:r>
+        <w:rPr/>
+        <w:t xml:space="preserve"> (or </w:t>
+      </w:r>
+      <w:r>
+        <w:rPr>
+          <w:rStyle w:val="SourceText"/>
+        </w:rPr>
+        <w:t>-h</w:t>
+      </w:r>
+      <w:r>
+        <w:rPr/>
+        <w:t xml:space="preserve">) is the exception: gh prints help and dispatches nothing, so the line is not judged at all; terraform's </w:t>
+      </w:r>
+      <w:r>
+        <w:rPr>
+          <w:rStyle w:val="SourceText"/>
+        </w:rPr>
+        <w:t>--help</w:t>
+      </w:r>
+      <w:r>
+        <w:rPr/>
+        <w:t xml:space="preserve"> still is.</w:t>
+      </w:r>
+    </w:p>
+    <w:p>
+      <w:pPr>
+        <w:pStyle w:val="BodyText"/>
+        <w:numPr>
+          <w:ilvl w:val="0"/>
+          <w:numId w:val="11"/>
+        </w:numPr>
+        <w:tabs>
+          <w:tab w:val="clear" w:pos="1134"/>
+          <w:tab w:val="left" w:pos="829" w:leader="none"/>
+        </w:tabs>
+        <w:bidi w:val="0"/>
+        <w:ind w:hanging="283" w:left="829"/>
+        <w:jc w:val="left"/>
+        <w:rPr/>
+      </w:pPr>
+      <w:r>
+        <w:rPr>
+          <w:rStyle w:val="Strong"/>
+        </w:rPr>
+        <w:t>A workflow dispatch is refused as "could not tell" although it looks fine.</w:t>
+      </w:r>
+      <w:r>
+        <w:rPr/>
+        <w:t xml:space="preserve"> With </w:t>
+      </w:r>
+      <w:r>
+        <w:rPr>
+          <w:rStyle w:val="SourceText"/>
+        </w:rPr>
+        <w:t>environments.workflows</w:t>
+      </w:r>
+      <w:r>
+        <w:rPr/>
+        <w:t xml:space="preserve"> set, a </w:t>
+      </w:r>
+      <w:r>
+        <w:rPr>
+          <w:rStyle w:val="SourceText"/>
+        </w:rPr>
+        <w:t>gh workflow run</w:t>
+      </w:r>
+      <w:r>
+        <w:rPr/>
+        <w:t xml:space="preserve"> or </w:t>
+      </w:r>
+      <w:r>
+        <w:rPr>
+          <w:rStyle w:val="SourceText"/>
+        </w:rPr>
+        <w:t>gh api .../dispatches</w:t>
+      </w:r>
+      <w:r>
+        <w:rPr/>
+        <w:t xml:space="preserve"> line is judged only when every word on it is a plain literal (letters, digits, </w:t>
+      </w:r>
+      <w:r>
+        <w:rPr>
+          <w:rStyle w:val="SourceText"/>
+        </w:rPr>
+        <w:t>_./:=@%+,-</w:t>
+      </w:r>
+      <w:r>
+        <w:rPr/>
+        <w:t xml:space="preserve">) or one whole single-quoted word, joined only by </w:t>
+      </w:r>
+      <w:r>
+        <w:rPr>
+          <w:rStyle w:val="SourceText"/>
+        </w:rPr>
+        <w:t>;</w:t>
+      </w:r>
+      <w:r>
+        <w:rPr/>
+        <w:t xml:space="preserve">, </w:t>
+      </w:r>
+      <w:r>
+        <w:rPr>
+          <w:rStyle w:val="SourceText"/>
+        </w:rPr>
+        <w:t>&amp;&amp;</w:t>
+      </w:r>
+      <w:r>
+        <w:rPr/>
+        <w:t xml:space="preserve">, </w:t>
+      </w:r>
+      <w:r>
+        <w:rPr>
+          <w:rStyle w:val="SourceText"/>
+        </w:rPr>
+        <w:t>||</w:t>
+      </w:r>
+      <w:r>
+        <w:rPr/>
+        <w:t xml:space="preserve">, </w:t>
+      </w:r>
+      <w:r>
+        <w:rPr>
+          <w:rStyle w:val="SourceText"/>
+        </w:rPr>
+        <w:t>&amp;</w:t>
+      </w:r>
+      <w:r>
+        <w:rPr/>
+        <w:t xml:space="preserve">, newlines, </w:t>
+      </w:r>
+      <w:r>
+        <w:rPr>
+          <w:rStyle w:val="SourceText"/>
+        </w:rPr>
+        <w:t>&gt;</w:t>
+      </w:r>
+      <w:r>
+        <w:rPr/>
+        <w:t>/</w:t>
+      </w:r>
+      <w:r>
+        <w:rPr>
+          <w:rStyle w:val="SourceText"/>
+        </w:rPr>
+        <w:t>&gt;&gt;</w:t>
+      </w:r>
+      <w:r>
+        <w:rPr/>
+        <w:t>/</w:t>
+      </w:r>
+      <w:r>
+        <w:rPr>
+          <w:rStyle w:val="SourceText"/>
+        </w:rPr>
+        <w:t>&amp;&gt;</w:t>
+      </w:r>
+      <w:r>
+        <w:rPr/>
+        <w:t>/</w:t>
+      </w:r>
+      <w:r>
+        <w:rPr>
+          <w:rStyle w:val="SourceText"/>
+        </w:rPr>
+        <w:t>&amp;&gt;&gt;</w:t>
+      </w:r>
+      <w:r>
+        <w:rPr/>
+        <w:t xml:space="preserve"> to a plain word and </w:t>
+      </w:r>
+      <w:r>
+        <w:rPr>
+          <w:rStyle w:val="SourceText"/>
+        </w:rPr>
+        <w:t>2&gt;&amp;1</w:t>
+      </w:r>
+      <w:r>
+        <w:rPr/>
+        <w:t xml:space="preserve">. A pipe, any </w:t>
+      </w:r>
+      <w:r>
+        <w:rPr>
+          <w:rStyle w:val="SourceText"/>
+        </w:rPr>
+        <w:t>&lt;</w:t>
+      </w:r>
+      <w:r>
+        <w:rPr/>
+        <w:t xml:space="preserve">, double quotes, </w:t>
+      </w:r>
+      <w:r>
+        <w:rPr>
+          <w:rStyle w:val="SourceText"/>
+        </w:rPr>
+        <w:t>$</w:t>
+      </w:r>
+      <w:r>
+        <w:rPr/>
+        <w:t xml:space="preserve">, a glob, </w:t>
+      </w:r>
+      <w:r>
+        <w:rPr>
+          <w:rStyle w:val="SourceText"/>
+        </w:rPr>
+        <w:t>bash -c '...'</w:t>
+      </w:r>
+      <w:r>
+        <w:rPr/>
+        <w:t xml:space="preserve">, </w:t>
+      </w:r>
+      <w:r>
+        <w:rPr>
+          <w:rStyle w:val="SourceText"/>
+        </w:rPr>
+        <w:t>xargs</w:t>
+      </w:r>
+      <w:r>
+        <w:rPr/>
+        <w:t>, and gh reading stdin or a file (</w:t>
+      </w:r>
+      <w:r>
+        <w:rPr>
+          <w:rStyle w:val="SourceText"/>
+        </w:rPr>
+        <w:t>--json</w:t>
+      </w:r>
+      <w:r>
+        <w:rPr/>
+        <w:t xml:space="preserve">, </w:t>
+      </w:r>
+      <w:r>
+        <w:rPr>
+          <w:rStyle w:val="SourceText"/>
+        </w:rPr>
+        <w:t>--input</w:t>
+      </w:r>
+      <w:r>
+        <w:rPr/>
+        <w:t xml:space="preserve">, </w:t>
+      </w:r>
+      <w:r>
+        <w:rPr>
+          <w:rStyle w:val="SourceText"/>
+        </w:rPr>
+        <w:t>-F k=@f</w:t>
+      </w:r>
+      <w:r>
+        <w:rPr/>
+        <w:t xml:space="preserve">) make the line could-not-tell: it asks when you are there and is denied unattended at every setting. </w:t>
+      </w:r>
+      <w:r>
+        <w:rPr>
+          <w:rStyle w:val="Strong"/>
+        </w:rPr>
+        <w:t>Fix:</w:t>
+      </w:r>
+      <w:r>
+        <w:rPr/>
+        <w:t xml:space="preserve"> write the literal form — </w:t>
+      </w:r>
+      <w:r>
+        <w:rPr>
+          <w:rStyle w:val="SourceText"/>
+        </w:rPr>
+        <w:t>-f environment=staging</w:t>
+      </w:r>
+      <w:r>
+        <w:rPr/>
+        <w:t xml:space="preserve"> instead of a </w:t>
+      </w:r>
+      <w:r>
+        <w:rPr>
+          <w:rStyle w:val="SourceText"/>
+        </w:rPr>
+        <w:t>--json</w:t>
+      </w:r>
+      <w:r>
+        <w:rPr/>
+        <w:t xml:space="preserve"> body, </w:t>
+      </w:r>
+      <w:r>
+        <w:rPr>
+          <w:rStyle w:val="SourceText"/>
+        </w:rPr>
+        <w:t>'Deploy Staging'</w:t>
+      </w:r>
+      <w:r>
+        <w:rPr/>
+        <w:t xml:space="preserve"> instead of </w:t>
+      </w:r>
+      <w:r>
+        <w:rPr>
+          <w:rStyle w:val="SourceText"/>
+        </w:rPr>
+        <w:t>"Deploy Staging"</w:t>
+      </w:r>
+      <w:r>
+        <w:rPr/>
+        <w:t xml:space="preserve">, </w:t>
+      </w:r>
+      <w:r>
+        <w:rPr>
+          <w:rStyle w:val="SourceText"/>
+        </w:rPr>
+        <w:t>&gt; log</w:t>
+      </w:r>
+      <w:r>
+        <w:rPr/>
+        <w:t xml:space="preserve"> instead of </w:t>
+      </w:r>
+      <w:r>
+        <w:rPr>
+          <w:rStyle w:val="SourceText"/>
+        </w:rPr>
+        <w:t>| tee log</w:t>
+      </w:r>
+      <w:r>
+        <w:rPr/>
+        <w:t xml:space="preserve">, the value instead of </w:t>
+      </w:r>
+      <w:r>
+        <w:rPr>
+          <w:rStyle w:val="SourceText"/>
+        </w:rPr>
+        <w:t>$ENV</w:t>
+      </w:r>
+      <w:r>
+        <w:rPr/>
+        <w:t xml:space="preserve"> — or approve the one command with the marker the refusal names (it covers those exact bytes only). Other </w:t>
+      </w:r>
+      <w:r>
+        <w:rPr>
+          <w:rStyle w:val="SourceText"/>
+        </w:rPr>
+        <w:t>gh</w:t>
+      </w:r>
+      <w:r>
+        <w:rPr/>
+        <w:t xml:space="preserve"> commands (</w:t>
+      </w:r>
+      <w:r>
+        <w:rPr>
+          <w:rStyle w:val="SourceText"/>
+        </w:rPr>
+        <w:t>gh pr create --title "..."</w:t>
+      </w:r>
+      <w:r>
+        <w:rPr/>
+        <w:t>) are never gated.</w:t>
       </w:r>
     </w:p>
     <w:p>
@@ -6198,10 +6743,10 @@
         </w:tblCellMar>
       </w:tblPr>
       <w:tblGrid>
-        <w:gridCol w:w="3940"/>
-        <w:gridCol w:w="1192"/>
-        <w:gridCol w:w="1504"/>
-        <w:gridCol w:w="4703"/>
+        <w:gridCol w:w="3919"/>
+        <w:gridCol w:w="1272"/>
+        <w:gridCol w:w="1495"/>
+        <w:gridCol w:w="4653"/>
       </w:tblGrid>
       <w:tr>
         <w:trPr>
@@ -6209,7 +6754,7 @@
         </w:trPr>
         <w:tc>
           <w:tcPr>
-            <w:tcW w:w="3940" w:type="dxa"/>
+            <w:tcW w:w="3919" w:type="dxa"/>
             <w:tcBorders/>
             <w:vAlign w:val="center"/>
           </w:tcPr>
@@ -6231,7 +6776,7 @@
         </w:tc>
         <w:tc>
           <w:tcPr>
-            <w:tcW w:w="1192" w:type="dxa"/>
+            <w:tcW w:w="1272" w:type="dxa"/>
             <w:tcBorders/>
             <w:vAlign w:val="center"/>
           </w:tcPr>
@@ -6253,7 +6798,7 @@
         </w:tc>
         <w:tc>
           <w:tcPr>
-            <w:tcW w:w="1504" w:type="dxa"/>
+            <w:tcW w:w="1495" w:type="dxa"/>
             <w:tcBorders/>
             <w:vAlign w:val="center"/>
           </w:tcPr>
@@ -6275,7 +6820,7 @@
         </w:tc>
         <w:tc>
           <w:tcPr>
-            <w:tcW w:w="4703" w:type="dxa"/>
+            <w:tcW w:w="4653" w:type="dxa"/>
             <w:tcBorders/>
             <w:vAlign w:val="center"/>
           </w:tcPr>
@@ -6300,7 +6845,7 @@
         <w:trPr/>
         <w:tc>
           <w:tcPr>
-            <w:tcW w:w="3940" w:type="dxa"/>
+            <w:tcW w:w="3919" w:type="dxa"/>
             <w:tcBorders/>
             <w:vAlign w:val="center"/>
           </w:tcPr>
@@ -6323,7 +6868,7 @@
         </w:tc>
         <w:tc>
           <w:tcPr>
-            <w:tcW w:w="1192" w:type="dxa"/>
+            <w:tcW w:w="1272" w:type="dxa"/>
             <w:tcBorders/>
             <w:vAlign w:val="center"/>
           </w:tcPr>
@@ -6344,7 +6889,7 @@
         </w:tc>
         <w:tc>
           <w:tcPr>
-            <w:tcW w:w="1504" w:type="dxa"/>
+            <w:tcW w:w="1495" w:type="dxa"/>
             <w:tcBorders/>
             <w:vAlign w:val="center"/>
           </w:tcPr>
@@ -6365,7 +6910,7 @@
         </w:tc>
         <w:tc>
           <w:tcPr>
-            <w:tcW w:w="4703" w:type="dxa"/>
+            <w:tcW w:w="4653" w:type="dxa"/>
             <w:tcBorders/>
             <w:vAlign w:val="center"/>
           </w:tcPr>
@@ -6405,7 +6950,7 @@
         <w:trPr/>
         <w:tc>
           <w:tcPr>
-            <w:tcW w:w="3940" w:type="dxa"/>
+            <w:tcW w:w="3919" w:type="dxa"/>
             <w:tcBorders/>
             <w:vAlign w:val="center"/>
           </w:tcPr>
@@ -6428,7 +6973,7 @@
         </w:tc>
         <w:tc>
           <w:tcPr>
-            <w:tcW w:w="1192" w:type="dxa"/>
+            <w:tcW w:w="1272" w:type="dxa"/>
             <w:tcBorders/>
             <w:vAlign w:val="center"/>
           </w:tcPr>
@@ -6449,7 +6994,7 @@
         </w:tc>
         <w:tc>
           <w:tcPr>
-            <w:tcW w:w="1504" w:type="dxa"/>
+            <w:tcW w:w="1495" w:type="dxa"/>
             <w:tcBorders/>
             <w:vAlign w:val="center"/>
           </w:tcPr>
@@ -6492,7 +7037,7 @@
         </w:tc>
         <w:tc>
           <w:tcPr>
-            <w:tcW w:w="4703" w:type="dxa"/>
+            <w:tcW w:w="4653" w:type="dxa"/>
             <w:tcBorders/>
             <w:vAlign w:val="center"/>
           </w:tcPr>
@@ -6522,7 +7067,7 @@
         <w:trPr/>
         <w:tc>
           <w:tcPr>
-            <w:tcW w:w="3940" w:type="dxa"/>
+            <w:tcW w:w="3919" w:type="dxa"/>
             <w:tcBorders/>
             <w:vAlign w:val="center"/>
           </w:tcPr>
@@ -6545,7 +7090,7 @@
         </w:tc>
         <w:tc>
           <w:tcPr>
-            <w:tcW w:w="1192" w:type="dxa"/>
+            <w:tcW w:w="1272" w:type="dxa"/>
             <w:tcBorders/>
             <w:vAlign w:val="center"/>
           </w:tcPr>
@@ -6566,7 +7111,7 @@
         </w:tc>
         <w:tc>
           <w:tcPr>
-            <w:tcW w:w="1504" w:type="dxa"/>
+            <w:tcW w:w="1495" w:type="dxa"/>
             <w:tcBorders/>
             <w:vAlign w:val="center"/>
           </w:tcPr>
@@ -6609,7 +7154,7 @@
         </w:tc>
         <w:tc>
           <w:tcPr>
-            <w:tcW w:w="4703" w:type="dxa"/>
+            <w:tcW w:w="4653" w:type="dxa"/>
             <w:tcBorders/>
             <w:vAlign w:val="center"/>
           </w:tcPr>
@@ -6639,7 +7184,7 @@
         <w:trPr/>
         <w:tc>
           <w:tcPr>
-            <w:tcW w:w="3940" w:type="dxa"/>
+            <w:tcW w:w="3919" w:type="dxa"/>
             <w:tcBorders/>
             <w:vAlign w:val="center"/>
           </w:tcPr>
@@ -6712,7 +7257,7 @@
         </w:tc>
         <w:tc>
           <w:tcPr>
-            <w:tcW w:w="1192" w:type="dxa"/>
+            <w:tcW w:w="1272" w:type="dxa"/>
             <w:tcBorders/>
             <w:vAlign w:val="center"/>
           </w:tcPr>
@@ -6733,7 +7278,7 @@
         </w:tc>
         <w:tc>
           <w:tcPr>
-            <w:tcW w:w="1504" w:type="dxa"/>
+            <w:tcW w:w="1495" w:type="dxa"/>
             <w:tcBorders/>
             <w:vAlign w:val="center"/>
           </w:tcPr>
@@ -6776,7 +7321,7 @@
         </w:tc>
         <w:tc>
           <w:tcPr>
-            <w:tcW w:w="4703" w:type="dxa"/>
+            <w:tcW w:w="4653" w:type="dxa"/>
             <w:tcBorders/>
             <w:vAlign w:val="center"/>
           </w:tcPr>
@@ -6810,7 +7355,7 @@
         <w:trPr/>
         <w:tc>
           <w:tcPr>
-            <w:tcW w:w="3940" w:type="dxa"/>
+            <w:tcW w:w="3919" w:type="dxa"/>
             <w:tcBorders/>
             <w:vAlign w:val="center"/>
           </w:tcPr>
@@ -6833,7 +7378,7 @@
         </w:tc>
         <w:tc>
           <w:tcPr>
-            <w:tcW w:w="1192" w:type="dxa"/>
+            <w:tcW w:w="1272" w:type="dxa"/>
             <w:tcBorders/>
             <w:vAlign w:val="center"/>
           </w:tcPr>
@@ -6854,7 +7399,7 @@
         </w:tc>
         <w:tc>
           <w:tcPr>
-            <w:tcW w:w="1504" w:type="dxa"/>
+            <w:tcW w:w="1495" w:type="dxa"/>
             <w:tcBorders/>
             <w:vAlign w:val="center"/>
           </w:tcPr>
@@ -6897,7 +7442,7 @@
         </w:tc>
         <w:tc>
           <w:tcPr>
-            <w:tcW w:w="4703" w:type="dxa"/>
+            <w:tcW w:w="4653" w:type="dxa"/>
             <w:tcBorders/>
             <w:vAlign w:val="center"/>
           </w:tcPr>
@@ -6947,125 +7492,93 @@
         <w:trPr/>
         <w:tc>
           <w:tcPr>
-            <w:tcW w:w="3940" w:type="dxa"/>
-            <w:tcBorders/>
-            <w:vAlign w:val="center"/>
-          </w:tcPr>
-          <w:p>
-            <w:pPr>
-              <w:pStyle w:val="TableContents"/>
-              <w:shd w:fill="2E3440" w:val="clear"/>
-              <w:bidi w:val="0"/>
-              <w:spacing w:before="120" w:after="120"/>
-              <w:jc w:val="left"/>
-              <w:rPr/>
-            </w:pPr>
-            <w:r>
-              <w:rPr>
-                <w:rStyle w:val="SourceText"/>
-              </w:rPr>
-              <w:t>guards.prodDatabase</w:t>
-            </w:r>
-            <w:r>
-              <w:rPr/>
-              <w:t xml:space="preserve">, </w:t>
-            </w:r>
-            <w:r>
-              <w:rPr>
-                <w:rStyle w:val="SourceText"/>
-              </w:rPr>
-              <w:t>guards.prodServer</w:t>
-            </w:r>
-          </w:p>
-        </w:tc>
-        <w:tc>
-          <w:tcPr>
-            <w:tcW w:w="1192" w:type="dxa"/>
-            <w:tcBorders/>
-            <w:vAlign w:val="center"/>
-          </w:tcPr>
-          <w:p>
-            <w:pPr>
-              <w:pStyle w:val="TableContents"/>
-              <w:shd w:fill="2E3440" w:val="clear"/>
-              <w:bidi w:val="0"/>
-              <w:spacing w:before="120" w:after="120"/>
-              <w:jc w:val="left"/>
-              <w:rPr/>
-            </w:pPr>
-            <w:r>
-              <w:rPr/>
-              <w:t>both layers, ratchets</w:t>
-            </w:r>
-          </w:p>
-        </w:tc>
-        <w:tc>
-          <w:tcPr>
-            <w:tcW w:w="1504" w:type="dxa"/>
-            <w:tcBorders/>
-            <w:vAlign w:val="center"/>
-          </w:tcPr>
-          <w:p>
-            <w:pPr>
-              <w:pStyle w:val="TableContents"/>
-              <w:shd w:fill="2E3440" w:val="clear"/>
-              <w:bidi w:val="0"/>
-              <w:spacing w:before="120" w:after="120"/>
-              <w:jc w:val="left"/>
-              <w:rPr/>
-            </w:pPr>
-            <w:r>
-              <w:rPr>
-                <w:rStyle w:val="SourceText"/>
-              </w:rPr>
-              <w:t>none</w:t>
-            </w:r>
-            <w:r>
-              <w:rPr/>
-              <w:t>/</w:t>
-            </w:r>
-            <w:r>
-              <w:rPr>
-                <w:rStyle w:val="SourceText"/>
-              </w:rPr>
-              <w:t>read</w:t>
-            </w:r>
-            <w:r>
-              <w:rPr/>
-              <w:t>/</w:t>
-            </w:r>
-            <w:r>
-              <w:rPr>
-                <w:rStyle w:val="SourceText"/>
-              </w:rPr>
-              <w:t>full</w:t>
-            </w:r>
-          </w:p>
-        </w:tc>
-        <w:tc>
-          <w:tcPr>
-            <w:tcW w:w="4703" w:type="dxa"/>
-            <w:tcBorders/>
-            <w:vAlign w:val="center"/>
-          </w:tcPr>
-          <w:p>
-            <w:pPr>
-              <w:pStyle w:val="TableContents"/>
-              <w:shd w:fill="2E3440" w:val="clear"/>
-              <w:bidi w:val="0"/>
-              <w:spacing w:before="120" w:after="120"/>
-              <w:jc w:val="left"/>
-              <w:rPr/>
-            </w:pPr>
-            <w:r>
-              <w:rPr>
-                <w:rStyle w:val="SourceText"/>
-              </w:rPr>
-              <w:t>none</w:t>
-            </w:r>
-            <w:r>
-              <w:rPr/>
-              <w:t xml:space="preserve"> is both the default and the floor</w:t>
+            <w:tcW w:w="3919" w:type="dxa"/>
+            <w:tcBorders/>
+            <w:vAlign w:val="center"/>
+          </w:tcPr>
+          <w:p>
+            <w:pPr>
+              <w:pStyle w:val="TableContents"/>
+              <w:shd w:fill="2E3440" w:val="clear"/>
+              <w:bidi w:val="0"/>
+              <w:spacing w:before="120" w:after="120"/>
+              <w:jc w:val="left"/>
+              <w:rPr/>
+            </w:pPr>
+            <w:r>
+              <w:rPr>
+                <w:rStyle w:val="SourceText"/>
+              </w:rPr>
+              <w:t>environments.nonProd</w:t>
+            </w:r>
+          </w:p>
+        </w:tc>
+        <w:tc>
+          <w:tcPr>
+            <w:tcW w:w="1272" w:type="dxa"/>
+            <w:tcBorders/>
+            <w:vAlign w:val="center"/>
+          </w:tcPr>
+          <w:p>
+            <w:pPr>
+              <w:pStyle w:val="TableContents"/>
+              <w:shd w:fill="2E3440" w:val="clear"/>
+              <w:bidi w:val="0"/>
+              <w:spacing w:before="120" w:after="120"/>
+              <w:jc w:val="left"/>
+              <w:rPr/>
+            </w:pPr>
+            <w:r>
+              <w:rPr/>
+              <w:t>repo only</w:t>
+            </w:r>
+          </w:p>
+        </w:tc>
+        <w:tc>
+          <w:tcPr>
+            <w:tcW w:w="1495" w:type="dxa"/>
+            <w:tcBorders/>
+            <w:vAlign w:val="center"/>
+          </w:tcPr>
+          <w:p>
+            <w:pPr>
+              <w:pStyle w:val="TableContents"/>
+              <w:shd w:fill="2E3440" w:val="clear"/>
+              <w:bidi w:val="0"/>
+              <w:spacing w:before="120" w:after="120"/>
+              <w:jc w:val="left"/>
+              <w:rPr/>
+            </w:pPr>
+            <w:r>
+              <w:rPr/>
+              <w:t>list of globs</w:t>
+            </w:r>
+          </w:p>
+        </w:tc>
+        <w:tc>
+          <w:tcPr>
+            <w:tcW w:w="4653" w:type="dxa"/>
+            <w:tcBorders/>
+            <w:vAlign w:val="center"/>
+          </w:tcPr>
+          <w:p>
+            <w:pPr>
+              <w:pStyle w:val="TableContents"/>
+              <w:shd w:fill="2E3440" w:val="clear"/>
+              <w:bidi w:val="0"/>
+              <w:spacing w:before="120" w:after="120"/>
+              <w:jc w:val="left"/>
+              <w:rPr/>
+            </w:pPr>
+            <w:r>
+              <w:rPr>
+                <w:rStyle w:val="SourceText"/>
+              </w:rPr>
+              <w:t>[]</w:t>
+            </w:r>
+            <w:r>
+              <w:rPr/>
+              <w:t>: nothing is nonProd, so every terraform apply asks (denied unattended)</w:t>
             </w:r>
           </w:p>
         </w:tc>
@@ -7074,125 +7587,103 @@
         <w:trPr/>
         <w:tc>
           <w:tcPr>
-            <w:tcW w:w="3940" w:type="dxa"/>
-            <w:tcBorders/>
-            <w:vAlign w:val="center"/>
-          </w:tcPr>
-          <w:p>
-            <w:pPr>
-              <w:pStyle w:val="TableContents"/>
-              <w:shd w:fill="2E3440" w:val="clear"/>
-              <w:bidi w:val="0"/>
-              <w:spacing w:before="120" w:after="120"/>
-              <w:jc w:val="left"/>
-              <w:rPr/>
-            </w:pPr>
-            <w:r>
-              <w:rPr>
-                <w:rStyle w:val="SourceText"/>
-              </w:rPr>
-              <w:t>scope.mode</w:t>
-            </w:r>
-          </w:p>
-        </w:tc>
-        <w:tc>
-          <w:tcPr>
-            <w:tcW w:w="1192" w:type="dxa"/>
-            <w:tcBorders/>
-            <w:vAlign w:val="center"/>
-          </w:tcPr>
-          <w:p>
-            <w:pPr>
-              <w:pStyle w:val="TableContents"/>
-              <w:shd w:fill="2E3440" w:val="clear"/>
-              <w:bidi w:val="0"/>
-              <w:spacing w:before="120" w:after="120"/>
-              <w:jc w:val="left"/>
-              <w:rPr/>
-            </w:pPr>
-            <w:r>
-              <w:rPr/>
-              <w:t>repo only</w:t>
-            </w:r>
-          </w:p>
-        </w:tc>
-        <w:tc>
-          <w:tcPr>
-            <w:tcW w:w="1504" w:type="dxa"/>
-            <w:tcBorders/>
-            <w:vAlign w:val="center"/>
-          </w:tcPr>
-          <w:p>
-            <w:pPr>
-              <w:pStyle w:val="TableContents"/>
-              <w:shd w:fill="2E3440" w:val="clear"/>
-              <w:bidi w:val="0"/>
-              <w:spacing w:before="120" w:after="120"/>
-              <w:jc w:val="left"/>
-              <w:rPr/>
-            </w:pPr>
-            <w:r>
-              <w:rPr>
-                <w:rStyle w:val="SourceText"/>
-              </w:rPr>
-              <w:t>off</w:t>
-            </w:r>
-            <w:r>
-              <w:rPr/>
-              <w:t>/</w:t>
-            </w:r>
-            <w:r>
-              <w:rPr>
-                <w:rStyle w:val="SourceText"/>
-              </w:rPr>
-              <w:t>report</w:t>
-            </w:r>
-            <w:r>
-              <w:rPr/>
-              <w:t>/</w:t>
-            </w:r>
-            <w:r>
-              <w:rPr>
-                <w:rStyle w:val="SourceText"/>
-              </w:rPr>
-              <w:t>block</w:t>
-            </w:r>
-            <w:r>
-              <w:rPr/>
-              <w:t>/</w:t>
-            </w:r>
-            <w:r>
-              <w:rPr>
-                <w:rStyle w:val="SourceText"/>
-              </w:rPr>
-              <w:t>auto</w:t>
-            </w:r>
-          </w:p>
-        </w:tc>
-        <w:tc>
-          <w:tcPr>
-            <w:tcW w:w="4703" w:type="dxa"/>
-            <w:tcBorders/>
-            <w:vAlign w:val="center"/>
-          </w:tcPr>
-          <w:p>
-            <w:pPr>
-              <w:pStyle w:val="TableContents"/>
-              <w:shd w:fill="2E3440" w:val="clear"/>
-              <w:bidi w:val="0"/>
-              <w:spacing w:before="120" w:after="120"/>
-              <w:jc w:val="left"/>
-              <w:rPr/>
-            </w:pPr>
-            <w:r>
-              <w:rPr>
-                <w:rStyle w:val="SourceText"/>
-              </w:rPr>
-              <w:t>off</w:t>
-            </w:r>
-            <w:r>
-              <w:rPr/>
-              <w:t>: neither the edit guard nor the completion audit runs</w:t>
+            <w:tcW w:w="3919" w:type="dxa"/>
+            <w:tcBorders/>
+            <w:vAlign w:val="center"/>
+          </w:tcPr>
+          <w:p>
+            <w:pPr>
+              <w:pStyle w:val="TableContents"/>
+              <w:shd w:fill="2E3440" w:val="clear"/>
+              <w:bidi w:val="0"/>
+              <w:spacing w:before="120" w:after="120"/>
+              <w:jc w:val="left"/>
+              <w:rPr/>
+            </w:pPr>
+            <w:r>
+              <w:rPr>
+                <w:rStyle w:val="SourceText"/>
+              </w:rPr>
+              <w:t>environments.prodUnattended</w:t>
+            </w:r>
+          </w:p>
+        </w:tc>
+        <w:tc>
+          <w:tcPr>
+            <w:tcW w:w="1272" w:type="dxa"/>
+            <w:tcBorders/>
+            <w:vAlign w:val="center"/>
+          </w:tcPr>
+          <w:p>
+            <w:pPr>
+              <w:pStyle w:val="TableContents"/>
+              <w:shd w:fill="2E3440" w:val="clear"/>
+              <w:bidi w:val="0"/>
+              <w:spacing w:before="120" w:after="120"/>
+              <w:jc w:val="left"/>
+              <w:rPr/>
+            </w:pPr>
+            <w:r>
+              <w:rPr/>
+              <w:t xml:space="preserve">both layers, ratchets (true only when both say </w:t>
+            </w:r>
+            <w:r>
+              <w:rPr>
+                <w:rStyle w:val="SourceText"/>
+              </w:rPr>
+              <w:t>true</w:t>
+            </w:r>
+            <w:r>
+              <w:rPr/>
+              <w:t>)</w:t>
+            </w:r>
+          </w:p>
+        </w:tc>
+        <w:tc>
+          <w:tcPr>
+            <w:tcW w:w="1495" w:type="dxa"/>
+            <w:tcBorders/>
+            <w:vAlign w:val="center"/>
+          </w:tcPr>
+          <w:p>
+            <w:pPr>
+              <w:pStyle w:val="TableContents"/>
+              <w:shd w:fill="2E3440" w:val="clear"/>
+              <w:bidi w:val="0"/>
+              <w:spacing w:before="120" w:after="120"/>
+              <w:jc w:val="left"/>
+              <w:rPr/>
+            </w:pPr>
+            <w:r>
+              <w:rPr/>
+              <w:t>bool</w:t>
+            </w:r>
+          </w:p>
+        </w:tc>
+        <w:tc>
+          <w:tcPr>
+            <w:tcW w:w="4653" w:type="dxa"/>
+            <w:tcBorders/>
+            <w:vAlign w:val="center"/>
+          </w:tcPr>
+          <w:p>
+            <w:pPr>
+              <w:pStyle w:val="TableContents"/>
+              <w:shd w:fill="2E3440" w:val="clear"/>
+              <w:bidi w:val="0"/>
+              <w:spacing w:before="120" w:after="120"/>
+              <w:jc w:val="left"/>
+              <w:rPr/>
+            </w:pPr>
+            <w:r>
+              <w:rPr>
+                <w:rStyle w:val="SourceText"/>
+              </w:rPr>
+              <w:t>false</w:t>
+            </w:r>
+            <w:r>
+              <w:rPr/>
+              <w:t xml:space="preserve"> in either layer holds it down: production applies and dispatches ask</w:t>
             </w:r>
           </w:p>
         </w:tc>
@@ -7201,103 +7692,125 @@
         <w:trPr/>
         <w:tc>
           <w:tcPr>
-            <w:tcW w:w="3940" w:type="dxa"/>
-            <w:tcBorders/>
-            <w:vAlign w:val="center"/>
-          </w:tcPr>
-          <w:p>
-            <w:pPr>
-              <w:pStyle w:val="TableContents"/>
-              <w:shd w:fill="2E3440" w:val="clear"/>
-              <w:bidi w:val="0"/>
-              <w:spacing w:before="120" w:after="120"/>
-              <w:jc w:val="left"/>
-              <w:rPr/>
-            </w:pPr>
-            <w:r>
-              <w:rPr>
-                <w:rStyle w:val="SourceText"/>
-              </w:rPr>
-              <w:t>scope.allowCliApproval</w:t>
-            </w:r>
-          </w:p>
-        </w:tc>
-        <w:tc>
-          <w:tcPr>
-            <w:tcW w:w="1192" w:type="dxa"/>
-            <w:tcBorders/>
-            <w:vAlign w:val="center"/>
-          </w:tcPr>
-          <w:p>
-            <w:pPr>
-              <w:pStyle w:val="TableContents"/>
-              <w:shd w:fill="2E3440" w:val="clear"/>
-              <w:bidi w:val="0"/>
-              <w:spacing w:before="120" w:after="120"/>
-              <w:jc w:val="left"/>
-              <w:rPr/>
-            </w:pPr>
-            <w:r>
-              <w:rPr/>
-              <w:t>repo only</w:t>
-            </w:r>
-          </w:p>
-        </w:tc>
-        <w:tc>
-          <w:tcPr>
-            <w:tcW w:w="1504" w:type="dxa"/>
-            <w:tcBorders/>
-            <w:vAlign w:val="center"/>
-          </w:tcPr>
-          <w:p>
-            <w:pPr>
-              <w:pStyle w:val="TableContents"/>
-              <w:shd w:fill="2E3440" w:val="clear"/>
-              <w:bidi w:val="0"/>
-              <w:spacing w:before="120" w:after="120"/>
-              <w:jc w:val="left"/>
-              <w:rPr/>
-            </w:pPr>
-            <w:r>
-              <w:rPr/>
-              <w:t>bool</w:t>
-            </w:r>
-          </w:p>
-        </w:tc>
-        <w:tc>
-          <w:tcPr>
-            <w:tcW w:w="4703" w:type="dxa"/>
-            <w:tcBorders/>
-            <w:vAlign w:val="center"/>
-          </w:tcPr>
-          <w:p>
-            <w:pPr>
-              <w:pStyle w:val="TableContents"/>
-              <w:shd w:fill="2E3440" w:val="clear"/>
-              <w:bidi w:val="0"/>
-              <w:spacing w:before="120" w:after="120"/>
-              <w:jc w:val="left"/>
-              <w:rPr/>
-            </w:pPr>
-            <w:r>
-              <w:rPr>
-                <w:rStyle w:val="SourceText"/>
-              </w:rPr>
-              <w:t>false</w:t>
-            </w:r>
-            <w:r>
-              <w:rPr/>
-              <w:t xml:space="preserve">: only a </w:t>
-            </w:r>
-            <w:r>
-              <w:rPr>
-                <w:rStyle w:val="SourceText"/>
-              </w:rPr>
-              <w:t>/crew:approve</w:t>
-            </w:r>
-            <w:r>
-              <w:rPr/>
-              <w:t xml:space="preserve"> typed by the user counts</w:t>
+            <w:tcW w:w="3919" w:type="dxa"/>
+            <w:tcBorders/>
+            <w:vAlign w:val="center"/>
+          </w:tcPr>
+          <w:p>
+            <w:pPr>
+              <w:pStyle w:val="TableContents"/>
+              <w:shd w:fill="2E3440" w:val="clear"/>
+              <w:bidi w:val="0"/>
+              <w:spacing w:before="120" w:after="120"/>
+              <w:jc w:val="left"/>
+              <w:rPr/>
+            </w:pPr>
+            <w:r>
+              <w:rPr>
+                <w:rStyle w:val="SourceText"/>
+              </w:rPr>
+              <w:t>guards.prodDatabase</w:t>
+            </w:r>
+            <w:r>
+              <w:rPr/>
+              <w:t xml:space="preserve">, </w:t>
+            </w:r>
+            <w:r>
+              <w:rPr>
+                <w:rStyle w:val="SourceText"/>
+              </w:rPr>
+              <w:t>guards.prodServer</w:t>
+            </w:r>
+          </w:p>
+        </w:tc>
+        <w:tc>
+          <w:tcPr>
+            <w:tcW w:w="1272" w:type="dxa"/>
+            <w:tcBorders/>
+            <w:vAlign w:val="center"/>
+          </w:tcPr>
+          <w:p>
+            <w:pPr>
+              <w:pStyle w:val="TableContents"/>
+              <w:shd w:fill="2E3440" w:val="clear"/>
+              <w:bidi w:val="0"/>
+              <w:spacing w:before="120" w:after="120"/>
+              <w:jc w:val="left"/>
+              <w:rPr/>
+            </w:pPr>
+            <w:r>
+              <w:rPr/>
+              <w:t>both layers, ratchets</w:t>
+            </w:r>
+          </w:p>
+        </w:tc>
+        <w:tc>
+          <w:tcPr>
+            <w:tcW w:w="1495" w:type="dxa"/>
+            <w:tcBorders/>
+            <w:vAlign w:val="center"/>
+          </w:tcPr>
+          <w:p>
+            <w:pPr>
+              <w:pStyle w:val="TableContents"/>
+              <w:shd w:fill="2E3440" w:val="clear"/>
+              <w:bidi w:val="0"/>
+              <w:spacing w:before="120" w:after="120"/>
+              <w:jc w:val="left"/>
+              <w:rPr/>
+            </w:pPr>
+            <w:r>
+              <w:rPr>
+                <w:rStyle w:val="SourceText"/>
+              </w:rPr>
+              <w:t>none</w:t>
+            </w:r>
+            <w:r>
+              <w:rPr/>
+              <w:t>/</w:t>
+            </w:r>
+            <w:r>
+              <w:rPr>
+                <w:rStyle w:val="SourceText"/>
+              </w:rPr>
+              <w:t>read</w:t>
+            </w:r>
+            <w:r>
+              <w:rPr/>
+              <w:t>/</w:t>
+            </w:r>
+            <w:r>
+              <w:rPr>
+                <w:rStyle w:val="SourceText"/>
+              </w:rPr>
+              <w:t>full</w:t>
+            </w:r>
+          </w:p>
+        </w:tc>
+        <w:tc>
+          <w:tcPr>
+            <w:tcW w:w="4653" w:type="dxa"/>
+            <w:tcBorders/>
+            <w:vAlign w:val="center"/>
+          </w:tcPr>
+          <w:p>
+            <w:pPr>
+              <w:pStyle w:val="TableContents"/>
+              <w:shd w:fill="2E3440" w:val="clear"/>
+              <w:bidi w:val="0"/>
+              <w:spacing w:before="120" w:after="120"/>
+              <w:jc w:val="left"/>
+              <w:rPr/>
+            </w:pPr>
+            <w:r>
+              <w:rPr>
+                <w:rStyle w:val="SourceText"/>
+              </w:rPr>
+              <w:t>none</w:t>
+            </w:r>
+            <w:r>
+              <w:rPr/>
+              <w:t xml:space="preserve"> is both the default and the floor</w:t>
             </w:r>
           </w:p>
         </w:tc>
@@ -7306,30 +7819,30 @@
         <w:trPr/>
         <w:tc>
           <w:tcPr>
-            <w:tcW w:w="3940" w:type="dxa"/>
-            <w:tcBorders/>
-            <w:vAlign w:val="center"/>
-          </w:tcPr>
-          <w:p>
-            <w:pPr>
-              <w:pStyle w:val="TableContents"/>
-              <w:shd w:fill="2E3440" w:val="clear"/>
-              <w:bidi w:val="0"/>
-              <w:spacing w:before="120" w:after="120"/>
-              <w:jc w:val="left"/>
-              <w:rPr/>
-            </w:pPr>
-            <w:r>
-              <w:rPr>
-                <w:rStyle w:val="SourceText"/>
-              </w:rPr>
-              <w:t>verifyGate</w:t>
-            </w:r>
-          </w:p>
-        </w:tc>
-        <w:tc>
-          <w:tcPr>
-            <w:tcW w:w="1192" w:type="dxa"/>
+            <w:tcW w:w="3919" w:type="dxa"/>
+            <w:tcBorders/>
+            <w:vAlign w:val="center"/>
+          </w:tcPr>
+          <w:p>
+            <w:pPr>
+              <w:pStyle w:val="TableContents"/>
+              <w:shd w:fill="2E3440" w:val="clear"/>
+              <w:bidi w:val="0"/>
+              <w:spacing w:before="120" w:after="120"/>
+              <w:jc w:val="left"/>
+              <w:rPr/>
+            </w:pPr>
+            <w:r>
+              <w:rPr>
+                <w:rStyle w:val="SourceText"/>
+              </w:rPr>
+              <w:t>scope.mode</w:t>
+            </w:r>
+          </w:p>
+        </w:tc>
+        <w:tc>
+          <w:tcPr>
+            <w:tcW w:w="1272" w:type="dxa"/>
             <w:tcBorders/>
             <w:vAlign w:val="center"/>
           </w:tcPr>
@@ -7350,49 +7863,81 @@
         </w:tc>
         <w:tc>
           <w:tcPr>
-            <w:tcW w:w="1504" w:type="dxa"/>
-            <w:tcBorders/>
-            <w:vAlign w:val="center"/>
-          </w:tcPr>
-          <w:p>
-            <w:pPr>
-              <w:pStyle w:val="TableContents"/>
-              <w:shd w:fill="2E3440" w:val="clear"/>
-              <w:bidi w:val="0"/>
-              <w:spacing w:before="120" w:after="120"/>
-              <w:jc w:val="left"/>
-              <w:rPr/>
-            </w:pPr>
-            <w:r>
-              <w:rPr/>
-              <w:t>bool</w:t>
-            </w:r>
-          </w:p>
-        </w:tc>
-        <w:tc>
-          <w:tcPr>
-            <w:tcW w:w="4703" w:type="dxa"/>
-            <w:tcBorders/>
-            <w:vAlign w:val="center"/>
-          </w:tcPr>
-          <w:p>
-            <w:pPr>
-              <w:pStyle w:val="TableContents"/>
-              <w:shd w:fill="2E3440" w:val="clear"/>
-              <w:bidi w:val="0"/>
-              <w:spacing w:before="120" w:after="120"/>
-              <w:jc w:val="left"/>
-              <w:rPr/>
-            </w:pPr>
-            <w:r>
-              <w:rPr>
-                <w:rStyle w:val="SourceText"/>
-              </w:rPr>
-              <w:t>false</w:t>
-            </w:r>
-            <w:r>
-              <w:rPr/>
-              <w:t>: the Stop verify gate does not run at all</w:t>
+            <w:tcW w:w="1495" w:type="dxa"/>
+            <w:tcBorders/>
+            <w:vAlign w:val="center"/>
+          </w:tcPr>
+          <w:p>
+            <w:pPr>
+              <w:pStyle w:val="TableContents"/>
+              <w:shd w:fill="2E3440" w:val="clear"/>
+              <w:bidi w:val="0"/>
+              <w:spacing w:before="120" w:after="120"/>
+              <w:jc w:val="left"/>
+              <w:rPr/>
+            </w:pPr>
+            <w:r>
+              <w:rPr>
+                <w:rStyle w:val="SourceText"/>
+              </w:rPr>
+              <w:t>off</w:t>
+            </w:r>
+            <w:r>
+              <w:rPr/>
+              <w:t>/</w:t>
+            </w:r>
+            <w:r>
+              <w:rPr>
+                <w:rStyle w:val="SourceText"/>
+              </w:rPr>
+              <w:t>report</w:t>
+            </w:r>
+            <w:r>
+              <w:rPr/>
+              <w:t>/</w:t>
+            </w:r>
+            <w:r>
+              <w:rPr>
+                <w:rStyle w:val="SourceText"/>
+              </w:rPr>
+              <w:t>block</w:t>
+            </w:r>
+            <w:r>
+              <w:rPr/>
+              <w:t>/</w:t>
+            </w:r>
+            <w:r>
+              <w:rPr>
+                <w:rStyle w:val="SourceText"/>
+              </w:rPr>
+              <w:t>auto</w:t>
+            </w:r>
+          </w:p>
+        </w:tc>
+        <w:tc>
+          <w:tcPr>
+            <w:tcW w:w="4653" w:type="dxa"/>
+            <w:tcBorders/>
+            <w:vAlign w:val="center"/>
+          </w:tcPr>
+          <w:p>
+            <w:pPr>
+              <w:pStyle w:val="TableContents"/>
+              <w:shd w:fill="2E3440" w:val="clear"/>
+              <w:bidi w:val="0"/>
+              <w:spacing w:before="120" w:after="120"/>
+              <w:jc w:val="left"/>
+              <w:rPr/>
+            </w:pPr>
+            <w:r>
+              <w:rPr>
+                <w:rStyle w:val="SourceText"/>
+              </w:rPr>
+              <w:t>off</w:t>
+            </w:r>
+            <w:r>
+              <w:rPr/>
+              <w:t>: neither the edit guard nor the completion audit runs</w:t>
             </w:r>
           </w:p>
         </w:tc>
@@ -7401,51 +7946,51 @@
         <w:trPr/>
         <w:tc>
           <w:tcPr>
-            <w:tcW w:w="3940" w:type="dxa"/>
-            <w:tcBorders/>
-            <w:vAlign w:val="center"/>
-          </w:tcPr>
-          <w:p>
-            <w:pPr>
-              <w:pStyle w:val="TableContents"/>
-              <w:shd w:fill="2E3440" w:val="clear"/>
-              <w:bidi w:val="0"/>
-              <w:spacing w:before="120" w:after="120"/>
-              <w:jc w:val="left"/>
-              <w:rPr/>
-            </w:pPr>
-            <w:r>
-              <w:rPr>
-                <w:rStyle w:val="SourceText"/>
-              </w:rPr>
-              <w:t>context.enabled</w:t>
-            </w:r>
-          </w:p>
-        </w:tc>
-        <w:tc>
-          <w:tcPr>
-            <w:tcW w:w="1192" w:type="dxa"/>
-            <w:tcBorders/>
-            <w:vAlign w:val="center"/>
-          </w:tcPr>
-          <w:p>
-            <w:pPr>
-              <w:pStyle w:val="TableContents"/>
-              <w:shd w:fill="2E3440" w:val="clear"/>
-              <w:bidi w:val="0"/>
-              <w:spacing w:before="120" w:after="120"/>
-              <w:jc w:val="left"/>
-              <w:rPr/>
-            </w:pPr>
-            <w:r>
-              <w:rPr/>
-              <w:t>both layers</w:t>
-            </w:r>
-          </w:p>
-        </w:tc>
-        <w:tc>
-          <w:tcPr>
-            <w:tcW w:w="1504" w:type="dxa"/>
+            <w:tcW w:w="3919" w:type="dxa"/>
+            <w:tcBorders/>
+            <w:vAlign w:val="center"/>
+          </w:tcPr>
+          <w:p>
+            <w:pPr>
+              <w:pStyle w:val="TableContents"/>
+              <w:shd w:fill="2E3440" w:val="clear"/>
+              <w:bidi w:val="0"/>
+              <w:spacing w:before="120" w:after="120"/>
+              <w:jc w:val="left"/>
+              <w:rPr/>
+            </w:pPr>
+            <w:r>
+              <w:rPr>
+                <w:rStyle w:val="SourceText"/>
+              </w:rPr>
+              <w:t>scope.allowCliApproval</w:t>
+            </w:r>
+          </w:p>
+        </w:tc>
+        <w:tc>
+          <w:tcPr>
+            <w:tcW w:w="1272" w:type="dxa"/>
+            <w:tcBorders/>
+            <w:vAlign w:val="center"/>
+          </w:tcPr>
+          <w:p>
+            <w:pPr>
+              <w:pStyle w:val="TableContents"/>
+              <w:shd w:fill="2E3440" w:val="clear"/>
+              <w:bidi w:val="0"/>
+              <w:spacing w:before="120" w:after="120"/>
+              <w:jc w:val="left"/>
+              <w:rPr/>
+            </w:pPr>
+            <w:r>
+              <w:rPr/>
+              <w:t>repo only</w:t>
+            </w:r>
+          </w:p>
+        </w:tc>
+        <w:tc>
+          <w:tcPr>
+            <w:tcW w:w="1495" w:type="dxa"/>
             <w:tcBorders/>
             <w:vAlign w:val="center"/>
           </w:tcPr>
@@ -7466,7 +8011,7 @@
         </w:tc>
         <w:tc>
           <w:tcPr>
-            <w:tcW w:w="4703" w:type="dxa"/>
+            <w:tcW w:w="4653" w:type="dxa"/>
             <w:tcBorders/>
             <w:vAlign w:val="center"/>
           </w:tcPr>
@@ -7487,17 +8032,17 @@
             </w:r>
             <w:r>
               <w:rPr/>
-              <w:t xml:space="preserve">: </w:t>
-            </w:r>
-            <w:r>
-              <w:rPr>
-                <w:rStyle w:val="SourceText"/>
-              </w:rPr>
-              <w:t>context-watch.sh</w:t>
-            </w:r>
-            <w:r>
-              <w:rPr/>
-              <w:t xml:space="preserve"> (the Stop nag) does nothing</w:t>
+              <w:t xml:space="preserve">: only a </w:t>
+            </w:r>
+            <w:r>
+              <w:rPr>
+                <w:rStyle w:val="SourceText"/>
+              </w:rPr>
+              <w:t>/crew:approve</w:t>
+            </w:r>
+            <w:r>
+              <w:rPr/>
+              <w:t xml:space="preserve"> typed by the user counts</w:t>
             </w:r>
           </w:p>
         </w:tc>
@@ -7506,61 +8051,51 @@
         <w:trPr/>
         <w:tc>
           <w:tcPr>
-            <w:tcW w:w="3940" w:type="dxa"/>
-            <w:tcBorders/>
-            <w:vAlign w:val="center"/>
-          </w:tcPr>
-          <w:p>
-            <w:pPr>
-              <w:pStyle w:val="TableContents"/>
-              <w:shd w:fill="2E3440" w:val="clear"/>
-              <w:bidi w:val="0"/>
-              <w:spacing w:before="120" w:after="120"/>
-              <w:jc w:val="left"/>
-              <w:rPr/>
-            </w:pPr>
-            <w:r>
-              <w:rPr>
-                <w:rStyle w:val="SourceText"/>
-              </w:rPr>
-              <w:t>context.autoClear.enabled</w:t>
-            </w:r>
-            <w:r>
-              <w:rPr/>
-              <w:t xml:space="preserve">, </w:t>
-            </w:r>
-            <w:r>
-              <w:rPr>
-                <w:rStyle w:val="SourceText"/>
-              </w:rPr>
-              <w:t>autoWrapUp</w:t>
-            </w:r>
-          </w:p>
-        </w:tc>
-        <w:tc>
-          <w:tcPr>
-            <w:tcW w:w="1192" w:type="dxa"/>
-            <w:tcBorders/>
-            <w:vAlign w:val="center"/>
-          </w:tcPr>
-          <w:p>
-            <w:pPr>
-              <w:pStyle w:val="TableContents"/>
-              <w:shd w:fill="2E3440" w:val="clear"/>
-              <w:bidi w:val="0"/>
-              <w:spacing w:before="120" w:after="120"/>
-              <w:jc w:val="left"/>
-              <w:rPr/>
-            </w:pPr>
-            <w:r>
-              <w:rPr/>
-              <w:t>both layers</w:t>
-            </w:r>
-          </w:p>
-        </w:tc>
-        <w:tc>
-          <w:tcPr>
-            <w:tcW w:w="1504" w:type="dxa"/>
+            <w:tcW w:w="3919" w:type="dxa"/>
+            <w:tcBorders/>
+            <w:vAlign w:val="center"/>
+          </w:tcPr>
+          <w:p>
+            <w:pPr>
+              <w:pStyle w:val="TableContents"/>
+              <w:shd w:fill="2E3440" w:val="clear"/>
+              <w:bidi w:val="0"/>
+              <w:spacing w:before="120" w:after="120"/>
+              <w:jc w:val="left"/>
+              <w:rPr/>
+            </w:pPr>
+            <w:r>
+              <w:rPr>
+                <w:rStyle w:val="SourceText"/>
+              </w:rPr>
+              <w:t>verifyGate</w:t>
+            </w:r>
+          </w:p>
+        </w:tc>
+        <w:tc>
+          <w:tcPr>
+            <w:tcW w:w="1272" w:type="dxa"/>
+            <w:tcBorders/>
+            <w:vAlign w:val="center"/>
+          </w:tcPr>
+          <w:p>
+            <w:pPr>
+              <w:pStyle w:val="TableContents"/>
+              <w:shd w:fill="2E3440" w:val="clear"/>
+              <w:bidi w:val="0"/>
+              <w:spacing w:before="120" w:after="120"/>
+              <w:jc w:val="left"/>
+              <w:rPr/>
+            </w:pPr>
+            <w:r>
+              <w:rPr/>
+              <w:t>repo only</w:t>
+            </w:r>
+          </w:p>
+        </w:tc>
+        <w:tc>
+          <w:tcPr>
+            <w:tcW w:w="1495" w:type="dxa"/>
             <w:tcBorders/>
             <w:vAlign w:val="center"/>
           </w:tcPr>
@@ -7581,22 +8116,28 @@
         </w:tc>
         <w:tc>
           <w:tcPr>
-            <w:tcW w:w="4703" w:type="dxa"/>
-            <w:tcBorders/>
-            <w:vAlign w:val="center"/>
-          </w:tcPr>
-          <w:p>
-            <w:pPr>
-              <w:pStyle w:val="TableContents"/>
-              <w:shd w:fill="2E3440" w:val="clear"/>
-              <w:bidi w:val="0"/>
-              <w:spacing w:before="120" w:after="120"/>
-              <w:jc w:val="left"/>
-              <w:rPr/>
-            </w:pPr>
-            <w:r>
-              <w:rPr/>
-              <w:t>each independently disables one leg of the wrap-up/clear loop</w:t>
+            <w:tcW w:w="4653" w:type="dxa"/>
+            <w:tcBorders/>
+            <w:vAlign w:val="center"/>
+          </w:tcPr>
+          <w:p>
+            <w:pPr>
+              <w:pStyle w:val="TableContents"/>
+              <w:shd w:fill="2E3440" w:val="clear"/>
+              <w:bidi w:val="0"/>
+              <w:spacing w:before="120" w:after="120"/>
+              <w:jc w:val="left"/>
+              <w:rPr/>
+            </w:pPr>
+            <w:r>
+              <w:rPr>
+                <w:rStyle w:val="SourceText"/>
+              </w:rPr>
+              <w:t>false</w:t>
+            </w:r>
+            <w:r>
+              <w:rPr/>
+              <w:t>: the Stop verify gate does not run at all</w:t>
             </w:r>
           </w:p>
         </w:tc>
@@ -7605,30 +8146,30 @@
         <w:trPr/>
         <w:tc>
           <w:tcPr>
-            <w:tcW w:w="3940" w:type="dxa"/>
-            <w:tcBorders/>
-            <w:vAlign w:val="center"/>
-          </w:tcPr>
-          <w:p>
-            <w:pPr>
-              <w:pStyle w:val="TableContents"/>
-              <w:shd w:fill="2E3440" w:val="clear"/>
-              <w:bidi w:val="0"/>
-              <w:spacing w:before="120" w:after="120"/>
-              <w:jc w:val="left"/>
-              <w:rPr/>
-            </w:pPr>
-            <w:r>
-              <w:rPr>
-                <w:rStyle w:val="SourceText"/>
-              </w:rPr>
-              <w:t>notify.provider</w:t>
-            </w:r>
-          </w:p>
-        </w:tc>
-        <w:tc>
-          <w:tcPr>
-            <w:tcW w:w="1192" w:type="dxa"/>
+            <w:tcW w:w="3919" w:type="dxa"/>
+            <w:tcBorders/>
+            <w:vAlign w:val="center"/>
+          </w:tcPr>
+          <w:p>
+            <w:pPr>
+              <w:pStyle w:val="TableContents"/>
+              <w:shd w:fill="2E3440" w:val="clear"/>
+              <w:bidi w:val="0"/>
+              <w:spacing w:before="120" w:after="120"/>
+              <w:jc w:val="left"/>
+              <w:rPr/>
+            </w:pPr>
+            <w:r>
+              <w:rPr>
+                <w:rStyle w:val="SourceText"/>
+              </w:rPr>
+              <w:t>context.enabled</w:t>
+            </w:r>
+          </w:p>
+        </w:tc>
+        <w:tc>
+          <w:tcPr>
+            <w:tcW w:w="1272" w:type="dxa"/>
             <w:tcBorders/>
             <w:vAlign w:val="center"/>
           </w:tcPr>
@@ -7649,65 +8190,59 @@
         </w:tc>
         <w:tc>
           <w:tcPr>
-            <w:tcW w:w="1504" w:type="dxa"/>
-            <w:tcBorders/>
-            <w:vAlign w:val="center"/>
-          </w:tcPr>
-          <w:p>
-            <w:pPr>
-              <w:pStyle w:val="TableContents"/>
-              <w:shd w:fill="2E3440" w:val="clear"/>
-              <w:bidi w:val="0"/>
-              <w:spacing w:before="120" w:after="120"/>
-              <w:jc w:val="left"/>
-              <w:rPr/>
-            </w:pPr>
-            <w:r>
-              <w:rPr/>
-              <w:t xml:space="preserve">provider name / </w:t>
-            </w:r>
-            <w:r>
-              <w:rPr>
-                <w:rStyle w:val="SourceText"/>
-              </w:rPr>
-              <w:t>none</w:t>
-            </w:r>
-          </w:p>
-        </w:tc>
-        <w:tc>
-          <w:tcPr>
-            <w:tcW w:w="4703" w:type="dxa"/>
-            <w:tcBorders/>
-            <w:vAlign w:val="center"/>
-          </w:tcPr>
-          <w:p>
-            <w:pPr>
-              <w:pStyle w:val="TableContents"/>
-              <w:shd w:fill="2E3440" w:val="clear"/>
-              <w:bidi w:val="0"/>
-              <w:spacing w:before="120" w:after="120"/>
-              <w:jc w:val="left"/>
-              <w:rPr/>
-            </w:pPr>
-            <w:r>
-              <w:rPr>
-                <w:rStyle w:val="SourceText"/>
-              </w:rPr>
-              <w:t>none</w:t>
-            </w:r>
-            <w:r>
-              <w:rPr/>
-              <w:t xml:space="preserve">: the </w:t>
-            </w:r>
-            <w:r>
-              <w:rPr>
-                <w:rStyle w:val="SourceText"/>
-              </w:rPr>
-              <w:t>Notification</w:t>
-            </w:r>
-            <w:r>
-              <w:rPr/>
-              <w:t xml:space="preserve"> hook sends nothing</w:t>
+            <w:tcW w:w="1495" w:type="dxa"/>
+            <w:tcBorders/>
+            <w:vAlign w:val="center"/>
+          </w:tcPr>
+          <w:p>
+            <w:pPr>
+              <w:pStyle w:val="TableContents"/>
+              <w:shd w:fill="2E3440" w:val="clear"/>
+              <w:bidi w:val="0"/>
+              <w:spacing w:before="120" w:after="120"/>
+              <w:jc w:val="left"/>
+              <w:rPr/>
+            </w:pPr>
+            <w:r>
+              <w:rPr/>
+              <w:t>bool</w:t>
+            </w:r>
+          </w:p>
+        </w:tc>
+        <w:tc>
+          <w:tcPr>
+            <w:tcW w:w="4653" w:type="dxa"/>
+            <w:tcBorders/>
+            <w:vAlign w:val="center"/>
+          </w:tcPr>
+          <w:p>
+            <w:pPr>
+              <w:pStyle w:val="TableContents"/>
+              <w:shd w:fill="2E3440" w:val="clear"/>
+              <w:bidi w:val="0"/>
+              <w:spacing w:before="120" w:after="120"/>
+              <w:jc w:val="left"/>
+              <w:rPr/>
+            </w:pPr>
+            <w:r>
+              <w:rPr>
+                <w:rStyle w:val="SourceText"/>
+              </w:rPr>
+              <w:t>false</w:t>
+            </w:r>
+            <w:r>
+              <w:rPr/>
+              <w:t xml:space="preserve">: </w:t>
+            </w:r>
+            <w:r>
+              <w:rPr>
+                <w:rStyle w:val="SourceText"/>
+              </w:rPr>
+              <w:t>context-watch.sh</w:t>
+            </w:r>
+            <w:r>
+              <w:rPr/>
+              <w:t xml:space="preserve"> (the Stop nag) does nothing</w:t>
             </w:r>
           </w:p>
         </w:tc>
@@ -7716,51 +8251,61 @@
         <w:trPr/>
         <w:tc>
           <w:tcPr>
-            <w:tcW w:w="3940" w:type="dxa"/>
-            <w:tcBorders/>
-            <w:vAlign w:val="center"/>
-          </w:tcPr>
-          <w:p>
-            <w:pPr>
-              <w:pStyle w:val="TableContents"/>
-              <w:shd w:fill="2E3440" w:val="clear"/>
-              <w:bidi w:val="0"/>
-              <w:spacing w:before="120" w:after="120"/>
-              <w:jc w:val="left"/>
-              <w:rPr/>
-            </w:pPr>
-            <w:r>
-              <w:rPr>
-                <w:rStyle w:val="SourceText"/>
-              </w:rPr>
-              <w:t>change.requireForProduction</w:t>
-            </w:r>
-          </w:p>
-        </w:tc>
-        <w:tc>
-          <w:tcPr>
-            <w:tcW w:w="1192" w:type="dxa"/>
-            <w:tcBorders/>
-            <w:vAlign w:val="center"/>
-          </w:tcPr>
-          <w:p>
-            <w:pPr>
-              <w:pStyle w:val="TableContents"/>
-              <w:shd w:fill="2E3440" w:val="clear"/>
-              <w:bidi w:val="0"/>
-              <w:spacing w:before="120" w:after="120"/>
-              <w:jc w:val="left"/>
-              <w:rPr/>
-            </w:pPr>
-            <w:r>
-              <w:rPr/>
-              <w:t>both layers, ratchets (may only turn ON)</w:t>
-            </w:r>
-          </w:p>
-        </w:tc>
-        <w:tc>
-          <w:tcPr>
-            <w:tcW w:w="1504" w:type="dxa"/>
+            <w:tcW w:w="3919" w:type="dxa"/>
+            <w:tcBorders/>
+            <w:vAlign w:val="center"/>
+          </w:tcPr>
+          <w:p>
+            <w:pPr>
+              <w:pStyle w:val="TableContents"/>
+              <w:shd w:fill="2E3440" w:val="clear"/>
+              <w:bidi w:val="0"/>
+              <w:spacing w:before="120" w:after="120"/>
+              <w:jc w:val="left"/>
+              <w:rPr/>
+            </w:pPr>
+            <w:r>
+              <w:rPr>
+                <w:rStyle w:val="SourceText"/>
+              </w:rPr>
+              <w:t>context.autoClear.enabled</w:t>
+            </w:r>
+            <w:r>
+              <w:rPr/>
+              <w:t xml:space="preserve">, </w:t>
+            </w:r>
+            <w:r>
+              <w:rPr>
+                <w:rStyle w:val="SourceText"/>
+              </w:rPr>
+              <w:t>autoWrapUp</w:t>
+            </w:r>
+          </w:p>
+        </w:tc>
+        <w:tc>
+          <w:tcPr>
+            <w:tcW w:w="1272" w:type="dxa"/>
+            <w:tcBorders/>
+            <w:vAlign w:val="center"/>
+          </w:tcPr>
+          <w:p>
+            <w:pPr>
+              <w:pStyle w:val="TableContents"/>
+              <w:shd w:fill="2E3440" w:val="clear"/>
+              <w:bidi w:val="0"/>
+              <w:spacing w:before="120" w:after="120"/>
+              <w:jc w:val="left"/>
+              <w:rPr/>
+            </w:pPr>
+            <w:r>
+              <w:rPr/>
+              <w:t>both layers</w:t>
+            </w:r>
+          </w:p>
+        </w:tc>
+        <w:tc>
+          <w:tcPr>
+            <w:tcW w:w="1495" w:type="dxa"/>
             <w:tcBorders/>
             <w:vAlign w:val="center"/>
           </w:tcPr>
@@ -7781,28 +8326,22 @@
         </w:tc>
         <w:tc>
           <w:tcPr>
-            <w:tcW w:w="4703" w:type="dxa"/>
-            <w:tcBorders/>
-            <w:vAlign w:val="center"/>
-          </w:tcPr>
-          <w:p>
-            <w:pPr>
-              <w:pStyle w:val="TableContents"/>
-              <w:shd w:fill="2E3440" w:val="clear"/>
-              <w:bidi w:val="0"/>
-              <w:spacing w:before="120" w:after="120"/>
-              <w:jc w:val="left"/>
-              <w:rPr/>
-            </w:pPr>
-            <w:r>
-              <w:rPr>
-                <w:rStyle w:val="SourceText"/>
-              </w:rPr>
-              <w:t>false</w:t>
-            </w:r>
-            <w:r>
-              <w:rPr/>
-              <w:t>: promoting needs no approved change request</w:t>
+            <w:tcW w:w="4653" w:type="dxa"/>
+            <w:tcBorders/>
+            <w:vAlign w:val="center"/>
+          </w:tcPr>
+          <w:p>
+            <w:pPr>
+              <w:pStyle w:val="TableContents"/>
+              <w:shd w:fill="2E3440" w:val="clear"/>
+              <w:bidi w:val="0"/>
+              <w:spacing w:before="120" w:after="120"/>
+              <w:jc w:val="left"/>
+              <w:rPr/>
+            </w:pPr>
+            <w:r>
+              <w:rPr/>
+              <w:t>each independently disables one leg of the wrap-up/clear loop</w:t>
             </w:r>
           </w:p>
         </w:tc>
@@ -7811,7 +8350,213 @@
         <w:trPr/>
         <w:tc>
           <w:tcPr>
-            <w:tcW w:w="3940" w:type="dxa"/>
+            <w:tcW w:w="3919" w:type="dxa"/>
+            <w:tcBorders/>
+            <w:vAlign w:val="center"/>
+          </w:tcPr>
+          <w:p>
+            <w:pPr>
+              <w:pStyle w:val="TableContents"/>
+              <w:shd w:fill="2E3440" w:val="clear"/>
+              <w:bidi w:val="0"/>
+              <w:spacing w:before="120" w:after="120"/>
+              <w:jc w:val="left"/>
+              <w:rPr/>
+            </w:pPr>
+            <w:r>
+              <w:rPr>
+                <w:rStyle w:val="SourceText"/>
+              </w:rPr>
+              <w:t>notify.provider</w:t>
+            </w:r>
+          </w:p>
+        </w:tc>
+        <w:tc>
+          <w:tcPr>
+            <w:tcW w:w="1272" w:type="dxa"/>
+            <w:tcBorders/>
+            <w:vAlign w:val="center"/>
+          </w:tcPr>
+          <w:p>
+            <w:pPr>
+              <w:pStyle w:val="TableContents"/>
+              <w:shd w:fill="2E3440" w:val="clear"/>
+              <w:bidi w:val="0"/>
+              <w:spacing w:before="120" w:after="120"/>
+              <w:jc w:val="left"/>
+              <w:rPr/>
+            </w:pPr>
+            <w:r>
+              <w:rPr/>
+              <w:t>both layers</w:t>
+            </w:r>
+          </w:p>
+        </w:tc>
+        <w:tc>
+          <w:tcPr>
+            <w:tcW w:w="1495" w:type="dxa"/>
+            <w:tcBorders/>
+            <w:vAlign w:val="center"/>
+          </w:tcPr>
+          <w:p>
+            <w:pPr>
+              <w:pStyle w:val="TableContents"/>
+              <w:shd w:fill="2E3440" w:val="clear"/>
+              <w:bidi w:val="0"/>
+              <w:spacing w:before="120" w:after="120"/>
+              <w:jc w:val="left"/>
+              <w:rPr/>
+            </w:pPr>
+            <w:r>
+              <w:rPr/>
+              <w:t xml:space="preserve">provider name / </w:t>
+            </w:r>
+            <w:r>
+              <w:rPr>
+                <w:rStyle w:val="SourceText"/>
+              </w:rPr>
+              <w:t>none</w:t>
+            </w:r>
+          </w:p>
+        </w:tc>
+        <w:tc>
+          <w:tcPr>
+            <w:tcW w:w="4653" w:type="dxa"/>
+            <w:tcBorders/>
+            <w:vAlign w:val="center"/>
+          </w:tcPr>
+          <w:p>
+            <w:pPr>
+              <w:pStyle w:val="TableContents"/>
+              <w:shd w:fill="2E3440" w:val="clear"/>
+              <w:bidi w:val="0"/>
+              <w:spacing w:before="120" w:after="120"/>
+              <w:jc w:val="left"/>
+              <w:rPr/>
+            </w:pPr>
+            <w:r>
+              <w:rPr>
+                <w:rStyle w:val="SourceText"/>
+              </w:rPr>
+              <w:t>none</w:t>
+            </w:r>
+            <w:r>
+              <w:rPr/>
+              <w:t xml:space="preserve">: the </w:t>
+            </w:r>
+            <w:r>
+              <w:rPr>
+                <w:rStyle w:val="SourceText"/>
+              </w:rPr>
+              <w:t>Notification</w:t>
+            </w:r>
+            <w:r>
+              <w:rPr/>
+              <w:t xml:space="preserve"> hook sends nothing</w:t>
+            </w:r>
+          </w:p>
+        </w:tc>
+      </w:tr>
+      <w:tr>
+        <w:trPr/>
+        <w:tc>
+          <w:tcPr>
+            <w:tcW w:w="3919" w:type="dxa"/>
+            <w:tcBorders/>
+            <w:vAlign w:val="center"/>
+          </w:tcPr>
+          <w:p>
+            <w:pPr>
+              <w:pStyle w:val="TableContents"/>
+              <w:shd w:fill="2E3440" w:val="clear"/>
+              <w:bidi w:val="0"/>
+              <w:spacing w:before="120" w:after="120"/>
+              <w:jc w:val="left"/>
+              <w:rPr/>
+            </w:pPr>
+            <w:r>
+              <w:rPr>
+                <w:rStyle w:val="SourceText"/>
+              </w:rPr>
+              <w:t>change.requireForProduction</w:t>
+            </w:r>
+          </w:p>
+        </w:tc>
+        <w:tc>
+          <w:tcPr>
+            <w:tcW w:w="1272" w:type="dxa"/>
+            <w:tcBorders/>
+            <w:vAlign w:val="center"/>
+          </w:tcPr>
+          <w:p>
+            <w:pPr>
+              <w:pStyle w:val="TableContents"/>
+              <w:shd w:fill="2E3440" w:val="clear"/>
+              <w:bidi w:val="0"/>
+              <w:spacing w:before="120" w:after="120"/>
+              <w:jc w:val="left"/>
+              <w:rPr/>
+            </w:pPr>
+            <w:r>
+              <w:rPr/>
+              <w:t>both layers, ratchets (may only turn ON)</w:t>
+            </w:r>
+          </w:p>
+        </w:tc>
+        <w:tc>
+          <w:tcPr>
+            <w:tcW w:w="1495" w:type="dxa"/>
+            <w:tcBorders/>
+            <w:vAlign w:val="center"/>
+          </w:tcPr>
+          <w:p>
+            <w:pPr>
+              <w:pStyle w:val="TableContents"/>
+              <w:shd w:fill="2E3440" w:val="clear"/>
+              <w:bidi w:val="0"/>
+              <w:spacing w:before="120" w:after="120"/>
+              <w:jc w:val="left"/>
+              <w:rPr/>
+            </w:pPr>
+            <w:r>
+              <w:rPr/>
+              <w:t>bool</w:t>
+            </w:r>
+          </w:p>
+        </w:tc>
+        <w:tc>
+          <w:tcPr>
+            <w:tcW w:w="4653" w:type="dxa"/>
+            <w:tcBorders/>
+            <w:vAlign w:val="center"/>
+          </w:tcPr>
+          <w:p>
+            <w:pPr>
+              <w:pStyle w:val="TableContents"/>
+              <w:shd w:fill="2E3440" w:val="clear"/>
+              <w:bidi w:val="0"/>
+              <w:spacing w:before="120" w:after="120"/>
+              <w:jc w:val="left"/>
+              <w:rPr/>
+            </w:pPr>
+            <w:r>
+              <w:rPr>
+                <w:rStyle w:val="SourceText"/>
+              </w:rPr>
+              <w:t>false</w:t>
+            </w:r>
+            <w:r>
+              <w:rPr/>
+              <w:t>: promoting needs no approved change request</w:t>
+            </w:r>
+          </w:p>
+        </w:tc>
+      </w:tr>
+      <w:tr>
+        <w:trPr/>
+        <w:tc>
+          <w:tcPr>
+            <w:tcW w:w="3919" w:type="dxa"/>
             <w:tcBorders/>
             <w:vAlign w:val="center"/>
           </w:tcPr>
@@ -7834,7 +8579,7 @@
         </w:tc>
         <w:tc>
           <w:tcPr>
-            <w:tcW w:w="1192" w:type="dxa"/>
+            <w:tcW w:w="1272" w:type="dxa"/>
             <w:tcBorders/>
             <w:vAlign w:val="center"/>
           </w:tcPr>
@@ -7855,7 +8600,7 @@
         </w:tc>
         <w:tc>
           <w:tcPr>
-            <w:tcW w:w="1504" w:type="dxa"/>
+            <w:tcW w:w="1495" w:type="dxa"/>
             <w:tcBorders/>
             <w:vAlign w:val="center"/>
           </w:tcPr>
@@ -7886,7 +8631,7 @@
         </w:tc>
         <w:tc>
           <w:tcPr>
-            <w:tcW w:w="4703" w:type="dxa"/>
+            <w:tcW w:w="4653" w:type="dxa"/>
             <w:tcBorders/>
             <w:vAlign w:val="center"/>
           </w:tcPr>
@@ -7907,6 +8652,104 @@
         </w:tc>
       </w:tr>
     </w:tbl>
+    <w:p>
+      <w:pPr>
+        <w:pStyle w:val="BodyText"/>
+        <w:bidi w:val="0"/>
+        <w:jc w:val="left"/>
+        <w:rPr/>
+      </w:pPr>
+      <w:r>
+        <w:rPr>
+          <w:rStyle w:val="Strong"/>
+        </w:rPr>
+        <w:t>A destroy is never applied unattended</w:t>
+      </w:r>
+      <w:r>
+        <w:rPr/>
+        <w:t xml:space="preserve">, at any setting: </w:t>
+      </w:r>
+      <w:r>
+        <w:rPr>
+          <w:rStyle w:val="SourceText"/>
+        </w:rPr>
+        <w:t>destroy</w:t>
+      </w:r>
+      <w:r>
+        <w:rPr/>
+        <w:t xml:space="preserve">, </w:t>
+      </w:r>
+      <w:r>
+        <w:rPr>
+          <w:rStyle w:val="SourceText"/>
+        </w:rPr>
+        <w:t>apply -destroy</w:t>
+      </w:r>
+      <w:r>
+        <w:rPr/>
+        <w:t xml:space="preserve">, </w:t>
+      </w:r>
+      <w:r>
+        <w:rPr>
+          <w:rStyle w:val="SourceText"/>
+        </w:rPr>
+        <w:t>-replace</w:t>
+      </w:r>
+      <w:r>
+        <w:rPr/>
+        <w:t xml:space="preserve">, </w:t>
+      </w:r>
+      <w:r>
+        <w:rPr>
+          <w:rStyle w:val="SourceText"/>
+        </w:rPr>
+        <w:t>workspace delete</w:t>
+      </w:r>
+      <w:r>
+        <w:rPr/>
+        <w:t xml:space="preserve">, a saved plan whose sidecar lists a delete, or an apply with no sidecar at all asks when you are there and is denied unattended — </w:t>
+      </w:r>
+      <w:r>
+        <w:rPr>
+          <w:rStyle w:val="SourceText"/>
+        </w:rPr>
+        <w:t>terraformApply: allow</w:t>
+      </w:r>
+      <w:r>
+        <w:rPr/>
+        <w:t xml:space="preserve"> and </w:t>
+      </w:r>
+      <w:r>
+        <w:rPr>
+          <w:rStyle w:val="SourceText"/>
+        </w:rPr>
+        <w:t>environments.prodUnattended</w:t>
+      </w:r>
+      <w:r>
+        <w:rPr/>
+        <w:t xml:space="preserve"> included. The full decision table is in </w:t>
+      </w:r>
+      <w:r>
+        <w:rPr>
+          <w:rStyle w:val="SourceText"/>
+        </w:rPr>
+        <w:t>plugin/crew/CONFIG.md</w:t>
+      </w:r>
+      <w:r>
+        <w:rPr/>
+        <w:t xml:space="preserve"> (</w:t>
+      </w:r>
+      <w:r>
+        <w:rPr>
+          <w:rStyle w:val="SourceText"/>
+        </w:rPr>
+        <w:t>environments.*</w:t>
+      </w:r>
+      <w:r>
+        <w:rPr/>
+        <w:t>).</w:t>
+      </w:r>
+    </w:p>
     <w:p>
       <w:pPr>
         <w:pStyle w:val="BodyText"/>

--- a/docs/guides/crew/crew-1.0-troubleshooting.docx
+++ b/docs/guides/crew/crew-1.0-troubleshooting.docx
@@ -9056,7 +9056,7 @@
       </w:r>
       <w:r>
         <w:rPr/>
-        <w:t xml:space="preserve"> when a check refuses it. It still does not start on its own: you press Enter or type it, until T-0013 types it where the terminal can be identified. The refusal reasons are: compact was not a manual /compact; no handoff note, or it was archived as stale, or is stale and could not be archived; no resume line, </w:t>
+        <w:t xml:space="preserve"> when a check refuses it. It still does not start on its own: you press Enter or type it, until T-0013 types it where the terminal can be identified. The refusal reasons are: compact was not a manual /compact; no handoff note, or it was archived as stale, or is stale and could not be archived; the handoff is the automatic PreCompact skeleton; no resume line, </w:t>
       </w:r>
       <w:r>
         <w:rPr>
@@ -9096,7 +9096,27 @@
       </w:r>
       <w:r>
         <w:rPr/>
-        <w:t xml:space="preserve"> does not match the checkout; the ticket directory or goal file is missing; the command is not installed; the record of past auto-resumes (</w:t>
+        <w:t xml:space="preserve"> does not match the checkout; the ticket directory or goal file is missing; the command is not installed; </w:t>
+      </w:r>
+      <w:r>
+        <w:rPr>
+          <w:rStyle w:val="SourceText"/>
+        </w:rPr>
+        <w:t>handoff-author.json</w:t>
+      </w:r>
+      <w:r>
+        <w:rPr/>
+        <w:t xml:space="preserve"> could not be read; no record of which session wrote this handoff; the handoff changed since its author session wrote it; the handoff was written by another session; this session's process could not be identified (always on a host without </w:t>
+      </w:r>
+      <w:r>
+        <w:rPr>
+          <w:rStyle w:val="SourceText"/>
+        </w:rPr>
+        <w:t>/proc</w:t>
+      </w:r>
+      <w:r>
+        <w:rPr/>
+        <w:t>, such as native Windows or macOS); the record of past auto-resumes (</w:t>
       </w:r>
       <w:r>
         <w:rPr>
@@ -9106,7 +9126,17 @@
       </w:r>
       <w:r>
         <w:rPr/>
-        <w:t xml:space="preserve">) exists and could not be read; this handoff was already resumed; the progress fingerprint could not be computed; the same command with no progress since the last auto-resume. Never on a plain </w:t>
+        <w:t xml:space="preserve">) could not be read, or its directory cannot be searched; this handoff was already resumed; the progress fingerprint could not be computed; the same command with no progress since the last auto-resume; </w:t>
+      </w:r>
+      <w:r>
+        <w:rPr>
+          <w:rStyle w:val="SourceText"/>
+        </w:rPr>
+        <w:t>internal error</w:t>
+      </w:r>
+      <w:r>
+        <w:rPr/>
+        <w:t xml:space="preserve"> (the decision itself failed, and the handoff is still injected). Never on a plain </w:t>
       </w:r>
       <w:r>
         <w:rPr>
@@ -9117,6 +9147,58 @@
       <w:r>
         <w:rPr/>
         <w:t>.</w:t>
+      </w:r>
+    </w:p>
+    <w:p>
+      <w:pPr>
+        <w:pStyle w:val="BodyText"/>
+        <w:bidi w:val="0"/>
+        <w:jc w:val="left"/>
+        <w:rPr/>
+      </w:pPr>
+      <w:r>
+        <w:rPr/>
+        <w:t xml:space="preserve">A note resumes only in the session that wrote it. Write it with the Write tool (as </w:t>
+      </w:r>
+      <w:r>
+        <w:rPr>
+          <w:rStyle w:val="SourceText"/>
+        </w:rPr>
+        <w:t>/crew:handoff</w:t>
+      </w:r>
+      <w:r>
+        <w:rPr/>
+        <w:t xml:space="preserve"> does): the context hook then records which session and which Claude Code process wrote it. After </w:t>
+      </w:r>
+      <w:r>
+        <w:rPr>
+          <w:rStyle w:val="SourceText"/>
+        </w:rPr>
+        <w:t>/compact</w:t>
+      </w:r>
+      <w:r>
+        <w:rPr/>
+        <w:t xml:space="preserve"> the session must match; after </w:t>
+      </w:r>
+      <w:r>
+        <w:rPr>
+          <w:rStyle w:val="SourceText"/>
+        </w:rPr>
+        <w:t>/clear</w:t>
+      </w:r>
+      <w:r>
+        <w:rPr/>
+        <w:t xml:space="preserve"> the process must, so a </w:t>
+      </w:r>
+      <w:r>
+        <w:rPr>
+          <w:rStyle w:val="SourceText"/>
+        </w:rPr>
+        <w:t>/clear</w:t>
+      </w:r>
+      <w:r>
+        <w:rPr/>
+        <w:t xml:space="preserve"> in another terminal on the same worktree waits. A note written by Bash or by hand waits.</w:t>
       </w:r>
     </w:p>
     <w:p>

--- a/docs/guides/crew/crew-1.0-troubleshooting.docx
+++ b/docs/guides/crew/crew-1.0-troubleshooting.docx
@@ -5624,14 +5624,499 @@
     </w:p>
     <w:p>
       <w:pPr>
+        <w:pStyle w:val="Heading3"/>
+        <w:bidi w:val="0"/>
+        <w:ind w:hanging="0" w:left="0" w:right="0"/>
+        <w:jc w:val="left"/>
+        <w:rPr/>
+      </w:pPr>
+      <w:bookmarkStart w:id="8" w:name="auto-clear-did-nothing-on-windows"/>
+      <w:bookmarkEnd w:id="8"/>
+      <w:r>
+        <w:rPr/>
+        <w:t>"Auto-Clear Did Nothing on Windows"</w:t>
+      </w:r>
+    </w:p>
+    <w:p>
+      <w:pPr>
+        <w:pStyle w:val="BodyText"/>
+        <w:bidi w:val="0"/>
+        <w:jc w:val="left"/>
+        <w:rPr/>
+      </w:pPr>
+      <w:r>
+        <w:rPr>
+          <w:rStyle w:val="Strong"/>
+        </w:rPr>
+        <w:t>Symptom:</w:t>
+      </w:r>
+      <w:r>
+        <w:rPr/>
+        <w:t xml:space="preserve"> auto-clear is on, a handoff is written and verified, and nothing types the configured command — no keystrokes appear at all.</w:t>
+      </w:r>
+    </w:p>
+    <w:p>
+      <w:pPr>
+        <w:pStyle w:val="BodyText"/>
+        <w:numPr>
+          <w:ilvl w:val="0"/>
+          <w:numId w:val="14"/>
+        </w:numPr>
+        <w:tabs>
+          <w:tab w:val="clear" w:pos="1134"/>
+          <w:tab w:val="left" w:pos="829" w:leader="none"/>
+        </w:tabs>
+        <w:bidi w:val="0"/>
+        <w:spacing w:before="120" w:after="0"/>
+        <w:ind w:hanging="283" w:left="829"/>
+        <w:jc w:val="left"/>
+        <w:rPr/>
+      </w:pPr>
+      <w:r>
+        <w:rPr>
+          <w:rStyle w:val="Strong"/>
+        </w:rPr>
+        <w:t xml:space="preserve">Check </w:t>
+      </w:r>
+      <w:r>
+        <w:rPr>
+          <w:rStyle w:val="SourceText"/>
+        </w:rPr>
+        <w:t>context.autoClear.method</w:t>
+      </w:r>
+      <w:r>
+        <w:rPr/>
+        <w:t xml:space="preserve"> with </w:t>
+      </w:r>
+      <w:r>
+        <w:rPr>
+          <w:rStyle w:val="SourceText"/>
+        </w:rPr>
+        <w:t>/crew:config --explain</w:t>
+      </w:r>
+      <w:r>
+        <w:rPr/>
+        <w:t xml:space="preserve"> or </w:t>
+      </w:r>
+      <w:r>
+        <w:rPr>
+          <w:rStyle w:val="SourceText"/>
+        </w:rPr>
+        <w:t>crew_config.py --explain</w:t>
+      </w:r>
+      <w:r>
+        <w:rPr/>
+        <w:t xml:space="preserve">. On native Windows with no tmux pane, </w:t>
+      </w:r>
+      <w:r>
+        <w:rPr>
+          <w:rStyle w:val="SourceText"/>
+        </w:rPr>
+        <w:t>"auto"</w:t>
+      </w:r>
+      <w:r>
+        <w:rPr/>
+        <w:t xml:space="preserve"> (the default) resolves to </w:t>
+      </w:r>
+      <w:r>
+        <w:rPr>
+          <w:rStyle w:val="SourceText"/>
+        </w:rPr>
+        <w:t>"notify"</w:t>
+      </w:r>
+      <w:r>
+        <w:rPr/>
+        <w:t xml:space="preserve">, not to any keystroke method — </w:t>
+      </w:r>
+      <w:r>
+        <w:rPr>
+          <w:rStyle w:val="Strong"/>
+        </w:rPr>
+        <w:t>this is not a bug</w:t>
+      </w:r>
+      <w:r>
+        <w:rPr/>
+        <w:t xml:space="preserve">, it is the 1.0 owner decision: </w:t>
+      </w:r>
+      <w:r>
+        <w:rPr>
+          <w:rStyle w:val="SourceText"/>
+        </w:rPr>
+        <w:t>auto</w:t>
+      </w:r>
+      <w:r>
+        <w:rPr/>
+        <w:t xml:space="preserve"> never arms SendKeys on your behalf. </w:t>
+      </w:r>
+      <w:r>
+        <w:rPr>
+          <w:rStyle w:val="SourceText"/>
+        </w:rPr>
+        <w:t>"notify"</w:t>
+      </w:r>
+      <w:r>
+        <w:rPr/>
+        <w:t xml:space="preserve"> types nothing at all; instead the </w:t>
+      </w:r>
+      <w:r>
+        <w:rPr>
+          <w:rStyle w:val="SourceText"/>
+        </w:rPr>
+        <w:t>Stop</w:t>
+      </w:r>
+      <w:r>
+        <w:rPr/>
+        <w:t xml:space="preserve"> hook prints a </w:t>
+      </w:r>
+      <w:r>
+        <w:rPr>
+          <w:rStyle w:val="SourceText"/>
+        </w:rPr>
+        <w:t>systemMessage</w:t>
+      </w:r>
+      <w:r>
+        <w:rPr/>
+        <w:t xml:space="preserve"> telling you the handoff is written and verified and it is safe to run the configured command yourself. </w:t>
+      </w:r>
+    </w:p>
+    <w:p>
+      <w:pPr>
+        <w:pStyle w:val="BodyText"/>
+        <w:numPr>
+          <w:ilvl w:val="0"/>
+          <w:numId w:val="14"/>
+        </w:numPr>
+        <w:tabs>
+          <w:tab w:val="clear" w:pos="1134"/>
+          <w:tab w:val="left" w:pos="829" w:leader="none"/>
+        </w:tabs>
+        <w:bidi w:val="0"/>
+        <w:spacing w:before="120" w:after="0"/>
+        <w:ind w:hanging="283" w:left="829"/>
+        <w:jc w:val="left"/>
+        <w:rPr/>
+      </w:pPr>
+      <w:r>
+        <w:rPr>
+          <w:rStyle w:val="Strong"/>
+        </w:rPr>
+        <w:t>If you want keystrokes typed for you</w:t>
+      </w:r>
+      <w:r>
+        <w:rPr/>
+        <w:t xml:space="preserve">, ask for </w:t>
+      </w:r>
+      <w:r>
+        <w:rPr>
+          <w:rStyle w:val="SourceText"/>
+        </w:rPr>
+        <w:t>sendkeys</w:t>
+      </w:r>
+      <w:r>
+        <w:rPr/>
+        <w:t xml:space="preserve"> by name — it is opt-in only, and </w:t>
+      </w:r>
+      <w:r>
+        <w:rPr>
+          <w:rStyle w:val="SourceText"/>
+        </w:rPr>
+        <w:t>/crew:init</w:t>
+      </w:r>
+      <w:r>
+        <w:rPr/>
+        <w:t xml:space="preserve">, </w:t>
+      </w:r>
+      <w:r>
+        <w:rPr>
+          <w:rStyle w:val="SourceText"/>
+        </w:rPr>
+        <w:t>/crew:migrate</w:t>
+      </w:r>
+      <w:r>
+        <w:rPr/>
+        <w:t xml:space="preserve"> and </w:t>
+      </w:r>
+      <w:r>
+        <w:rPr>
+          <w:rStyle w:val="SourceText"/>
+        </w:rPr>
+        <w:t>/crew:onboard</w:t>
+      </w:r>
+      <w:r>
+        <w:rPr/>
+        <w:t xml:space="preserve"> all refuse to write it without an explicit yes. It declines and falls back to </w:t>
+      </w:r>
+      <w:r>
+        <w:rPr>
+          <w:rStyle w:val="SourceText"/>
+        </w:rPr>
+        <w:t>notify</w:t>
+      </w:r>
+      <w:r>
+        <w:rPr/>
+        <w:t xml:space="preserve"> (logged to </w:t>
+      </w:r>
+      <w:r>
+        <w:rPr>
+          <w:rStyle w:val="SourceText"/>
+        </w:rPr>
+        <w:t>.crew/.autoclear.log</w:t>
+      </w:r>
+      <w:r>
+        <w:rPr/>
+        <w:t xml:space="preserve">) inside Windows Terminal specifically, because that host puts every tab in one window and nothing outside it can confirm which tab is active — this is also not a bug, and switching terminal hosts is the only fix. </w:t>
+      </w:r>
+    </w:p>
+    <w:p>
+      <w:pPr>
+        <w:pStyle w:val="BodyText"/>
+        <w:numPr>
+          <w:ilvl w:val="0"/>
+          <w:numId w:val="14"/>
+        </w:numPr>
+        <w:tabs>
+          <w:tab w:val="clear" w:pos="1134"/>
+          <w:tab w:val="left" w:pos="829" w:leader="none"/>
+        </w:tabs>
+        <w:bidi w:val="0"/>
+        <w:ind w:hanging="283" w:left="829"/>
+        <w:jc w:val="left"/>
+        <w:rPr/>
+      </w:pPr>
+      <w:r>
+        <w:rPr>
+          <w:rStyle w:val="Strong"/>
+        </w:rPr>
+        <w:t>Fix:</w:t>
+      </w:r>
+      <w:r>
+        <w:rPr/>
+        <w:t xml:space="preserve"> either treat the </w:t>
+      </w:r>
+      <w:r>
+        <w:rPr>
+          <w:rStyle w:val="SourceText"/>
+        </w:rPr>
+        <w:t>notify</w:t>
+      </w:r>
+      <w:r>
+        <w:rPr/>
+        <w:t xml:space="preserve"> message as the intended behaviour, or run </w:t>
+      </w:r>
+      <w:r>
+        <w:rPr>
+          <w:rStyle w:val="SourceText"/>
+        </w:rPr>
+        <w:t>crew_autoclear_setup.py apply-method sendkeys --yes</w:t>
+      </w:r>
+      <w:r>
+        <w:rPr/>
+        <w:t xml:space="preserve"> (</w:t>
+      </w:r>
+      <w:r>
+        <w:rPr>
+          <w:rStyle w:val="SourceText"/>
+        </w:rPr>
+        <w:t>${CLAUDE_PLUGIN_ROOT}/hooks/scripts/</w:t>
+      </w:r>
+      <w:r>
+        <w:rPr/>
+        <w:t xml:space="preserve">) to opt in, after reading what SendKeys does. See </w:t>
+      </w:r>
+      <w:r>
+        <w:rPr>
+          <w:rStyle w:val="SourceText"/>
+        </w:rPr>
+        <w:t>plugin/crew/CONFIG.md</w:t>
+      </w:r>
+      <w:r>
+        <w:rPr/>
+        <w:t xml:space="preserve"> §14. </w:t>
+      </w:r>
+    </w:p>
+    <w:p>
+      <w:pPr>
+        <w:pStyle w:val="Heading3"/>
+        <w:bidi w:val="0"/>
+        <w:ind w:hanging="0" w:left="0" w:right="0"/>
+        <w:jc w:val="left"/>
+        <w:rPr/>
+      </w:pPr>
+      <w:bookmarkStart w:id="9" w:name="claude-code-compacted-by-itself"/>
+      <w:bookmarkEnd w:id="9"/>
+      <w:r>
+        <w:rPr/>
+        <w:t>"Claude Code Compacted by Itself"</w:t>
+      </w:r>
+    </w:p>
+    <w:p>
+      <w:pPr>
+        <w:pStyle w:val="BodyText"/>
+        <w:bidi w:val="0"/>
+        <w:jc w:val="left"/>
+        <w:rPr/>
+      </w:pPr>
+      <w:r>
+        <w:rPr>
+          <w:rStyle w:val="Strong"/>
+        </w:rPr>
+        <w:t>Symptom:</w:t>
+      </w:r>
+      <w:r>
+        <w:rPr/>
+        <w:t xml:space="preserve"> the session cleared or summarised itself with no </w:t>
+      </w:r>
+      <w:r>
+        <w:rPr>
+          <w:rStyle w:val="SourceText"/>
+        </w:rPr>
+        <w:t>/clear</w:t>
+      </w:r>
+      <w:r>
+        <w:rPr/>
+        <w:t xml:space="preserve"> or </w:t>
+      </w:r>
+      <w:r>
+        <w:rPr>
+          <w:rStyle w:val="SourceText"/>
+        </w:rPr>
+        <w:t>/compact</w:t>
+      </w:r>
+      <w:r>
+        <w:rPr/>
+        <w:t xml:space="preserve"> typed, and no message about auto-clear ran first.</w:t>
+      </w:r>
+    </w:p>
+    <w:p>
+      <w:pPr>
+        <w:pStyle w:val="BodyText"/>
+        <w:bidi w:val="0"/>
+        <w:jc w:val="left"/>
+        <w:rPr/>
+      </w:pPr>
+      <w:r>
+        <w:rPr/>
+        <w:t xml:space="preserve">That is Claude Code's own </w:t>
+      </w:r>
+      <w:r>
+        <w:rPr>
+          <w:rStyle w:val="Strong"/>
+        </w:rPr>
+        <w:t>built-in auto-compact</w:t>
+      </w:r>
+      <w:r>
+        <w:rPr/>
+        <w:t xml:space="preserve">, not this plugin. Crew neither causes nor tunes it — </w:t>
+      </w:r>
+      <w:r>
+        <w:rPr>
+          <w:rStyle w:val="SourceText"/>
+        </w:rPr>
+        <w:t>context.autoClear</w:t>
+      </w:r>
+      <w:r>
+        <w:rPr/>
+        <w:t xml:space="preserve"> and </w:t>
+      </w:r>
+      <w:r>
+        <w:rPr>
+          <w:rStyle w:val="SourceText"/>
+        </w:rPr>
+        <w:t>context-watch.sh</w:t>
+      </w:r>
+      <w:r>
+        <w:rPr/>
+        <w:t xml:space="preserve"> only ever act </w:t>
+      </w:r>
+      <w:r>
+        <w:rPr>
+          <w:rStyle w:val="Emphasis"/>
+        </w:rPr>
+        <w:t>after</w:t>
+      </w:r>
+      <w:r>
+        <w:rPr/>
+        <w:t xml:space="preserve"> a handoff is written and verified, and nothing in this plugin can trigger a compaction on its own. There is no crew setting that changes when Claude Code's auto-compact fires.</w:t>
+      </w:r>
+    </w:p>
+    <w:p>
+      <w:pPr>
+        <w:pStyle w:val="BodyText"/>
+        <w:bidi w:val="0"/>
+        <w:jc w:val="left"/>
+        <w:rPr/>
+      </w:pPr>
+      <w:r>
+        <w:rPr>
+          <w:rStyle w:val="Strong"/>
+        </w:rPr>
+        <w:t>The one thing crew does around either kind of reset:</w:t>
+      </w:r>
+      <w:r>
+        <w:rPr/>
+        <w:t xml:space="preserve"> on the next </w:t>
+      </w:r>
+      <w:r>
+        <w:rPr>
+          <w:rStyle w:val="SourceText"/>
+        </w:rPr>
+        <w:t>SessionStart</w:t>
+      </w:r>
+      <w:r>
+        <w:rPr/>
+        <w:t xml:space="preserve"> after any </w:t>
+      </w:r>
+      <w:r>
+        <w:rPr>
+          <w:rStyle w:val="SourceText"/>
+        </w:rPr>
+        <w:t>/clear</w:t>
+      </w:r>
+      <w:r>
+        <w:rPr/>
+        <w:t xml:space="preserve"> or </w:t>
+      </w:r>
+      <w:r>
+        <w:rPr>
+          <w:rStyle w:val="SourceText"/>
+        </w:rPr>
+        <w:t>/compact</w:t>
+      </w:r>
+      <w:r>
+        <w:rPr/>
+        <w:t xml:space="preserve"> — self-initiated or Claude Code's own auto-compact — </w:t>
+      </w:r>
+      <w:r>
+        <w:rPr>
+          <w:rStyle w:val="SourceText"/>
+        </w:rPr>
+        <w:t>handoff-read.sh</w:t>
+      </w:r>
+      <w:r>
+        <w:rPr/>
+        <w:t xml:space="preserve"> reloads </w:t>
+      </w:r>
+      <w:r>
+        <w:rPr>
+          <w:rStyle w:val="SourceText"/>
+        </w:rPr>
+        <w:t>.work/HANDOFF.md</w:t>
+      </w:r>
+      <w:r>
+        <w:rPr/>
+        <w:t xml:space="preserve"> back into context automatically, so a compaction you did not ask for still resumes from the last written handoff rather than from nothing.</w:t>
+      </w:r>
+    </w:p>
+    <w:p>
+      <w:pPr>
         <w:pStyle w:val="Heading2"/>
         <w:bidi w:val="0"/>
         <w:ind w:hanging="0" w:left="0" w:right="0"/>
         <w:jc w:val="left"/>
         <w:rPr/>
       </w:pPr>
-      <w:bookmarkStart w:id="8" w:name="turning-things-off"/>
-      <w:bookmarkEnd w:id="8"/>
+      <w:bookmarkStart w:id="10" w:name="turning-things-off"/>
+      <w:bookmarkEnd w:id="10"/>
       <w:r>
         <w:rPr/>
         <w:t>Turning Things Off</w:t>
@@ -7326,11 +7811,51 @@
         <w:rPr>
           <w:rStyle w:val="SourceText"/>
         </w:rPr>
+        <w:t>/crew:config --show</w:t>
+      </w:r>
+      <w:r>
+        <w:rPr/>
+        <w:t xml:space="preserve"> shows where each setting actually came from, and </w:t>
+      </w:r>
+      <w:r>
+        <w:rPr>
+          <w:rStyle w:val="SourceText"/>
+        </w:rPr>
         <w:t>/crew:config</w:t>
       </w:r>
       <w:r>
         <w:rPr/>
-        <w:t xml:space="preserve"> shows where each setting actually came from.</w:t>
+        <w:t xml:space="preserve"> with no argument (alias </w:t>
+      </w:r>
+      <w:r>
+        <w:rPr>
+          <w:rStyle w:val="SourceText"/>
+        </w:rPr>
+        <w:t>/crew:config-setup</w:t>
+      </w:r>
+      <w:r>
+        <w:rPr/>
+        <w:t xml:space="preserve">) sets either layer from a menu: it marks a repo value that widens a guard with </w:t>
+      </w:r>
+      <w:r>
+        <w:rPr>
+          <w:rStyle w:val="SourceText"/>
+        </w:rPr>
+        <w:t>!</w:t>
+      </w:r>
+      <w:r>
+        <w:rPr/>
+        <w:t xml:space="preserve">, and names a repo value the machine layer holds down. The same menu can delete a repo's </w:t>
+      </w:r>
+      <w:r>
+        <w:rPr>
+          <w:rStyle w:val="SourceText"/>
+        </w:rPr>
+        <w:t>.crew/config.json</w:t>
+      </w:r>
+      <w:r>
+        <w:rPr/>
+        <w:t xml:space="preserve"> after a verified backup and prints the command that restores it.</w:t>
       </w:r>
     </w:p>
     <w:p>
@@ -7341,8 +7866,8 @@
         <w:jc w:val="left"/>
         <w:rPr/>
       </w:pPr>
-      <w:bookmarkStart w:id="9" w:name="web-testing"/>
-      <w:bookmarkEnd w:id="9"/>
+      <w:bookmarkStart w:id="11" w:name="web-testing"/>
+      <w:bookmarkEnd w:id="11"/>
       <w:r>
         <w:rPr/>
         <w:t>Web Testing</w:t>
@@ -7381,7 +7906,7 @@
         <w:pStyle w:val="BodyText"/>
         <w:numPr>
           <w:ilvl w:val="0"/>
-          <w:numId w:val="14"/>
+          <w:numId w:val="15"/>
         </w:numPr>
         <w:tabs>
           <w:tab w:val="clear" w:pos="1134"/>
@@ -7455,7 +7980,7 @@
         <w:pStyle w:val="BodyText"/>
         <w:numPr>
           <w:ilvl w:val="0"/>
-          <w:numId w:val="14"/>
+          <w:numId w:val="15"/>
         </w:numPr>
         <w:tabs>
           <w:tab w:val="clear" w:pos="1134"/>
@@ -7506,176 +8031,6 @@
       <w:r>
         <w:rPr/>
         <w:t xml:space="preserve">) skips the OS packages Chromium needs and produces a browser that launches, then crashes on first navigation. </w:t>
-      </w:r>
-    </w:p>
-    <w:p>
-      <w:pPr>
-        <w:pStyle w:val="BodyText"/>
-        <w:numPr>
-          <w:ilvl w:val="0"/>
-          <w:numId w:val="14"/>
-        </w:numPr>
-        <w:tabs>
-          <w:tab w:val="clear" w:pos="1134"/>
-          <w:tab w:val="left" w:pos="829" w:leader="none"/>
-        </w:tabs>
-        <w:bidi w:val="0"/>
-        <w:spacing w:before="120" w:after="0"/>
-        <w:ind w:hanging="283" w:left="829"/>
-        <w:jc w:val="left"/>
-        <w:rPr/>
-      </w:pPr>
-      <w:r>
-        <w:rPr>
-          <w:rStyle w:val="Strong"/>
-        </w:rPr>
-        <w:t>Docker absent -&gt; visual UNVERIFIED, not a fail.</w:t>
-      </w:r>
-      <w:r>
-        <w:rPr/>
-        <w:t xml:space="preserve"> </w:t>
-      </w:r>
-      <w:r>
-        <w:rPr>
-          <w:rStyle w:val="SourceText"/>
-        </w:rPr>
-        <w:t>toHaveScreenshot</w:t>
-      </w:r>
-      <w:r>
-        <w:rPr/>
-        <w:t xml:space="preserve"> baselines are only meaningful when generated inside </w:t>
-      </w:r>
-      <w:r>
-        <w:rPr>
-          <w:rStyle w:val="SourceText"/>
-        </w:rPr>
-        <w:t>mcr.microsoft.com/playwright:v1.63.0-noble</w:t>
-      </w:r>
-      <w:r>
-        <w:rPr/>
-        <w:t xml:space="preserve"> — the installer warns rather than blocking when Docker is missing, and the visual </w:t>
-      </w:r>
-      <w:r>
-        <w:rPr>
-          <w:rStyle w:val="SourceText"/>
-        </w:rPr>
-        <w:t>verify.json</w:t>
-      </w:r>
-      <w:r>
-        <w:rPr/>
-        <w:t xml:space="preserve"> rule is written to skip (report UNVERIFIED) outside that image rather than compare against a baseline that can never match. </w:t>
-      </w:r>
-    </w:p>
-    <w:p>
-      <w:pPr>
-        <w:pStyle w:val="BodyText"/>
-        <w:numPr>
-          <w:ilvl w:val="0"/>
-          <w:numId w:val="14"/>
-        </w:numPr>
-        <w:tabs>
-          <w:tab w:val="clear" w:pos="1134"/>
-          <w:tab w:val="left" w:pos="829" w:leader="none"/>
-        </w:tabs>
-        <w:bidi w:val="0"/>
-        <w:ind w:hanging="283" w:left="829"/>
-        <w:jc w:val="left"/>
-        <w:rPr/>
-      </w:pPr>
-      <w:r>
-        <w:rPr>
-          <w:rStyle w:val="Strong"/>
-        </w:rPr>
-        <w:t>MCP server won't connect on Windows.</w:t>
-      </w:r>
-      <w:r>
-        <w:rPr/>
-        <w:t xml:space="preserve"> Both </w:t>
-      </w:r>
-      <w:r>
-        <w:rPr>
-          <w:rStyle w:val="SourceText"/>
-        </w:rPr>
-        <w:t>@playwright/mcp</w:t>
-      </w:r>
-      <w:r>
-        <w:rPr/>
-        <w:t xml:space="preserve"> and </w:t>
-      </w:r>
-      <w:r>
-        <w:rPr>
-          <w:rStyle w:val="SourceText"/>
-        </w:rPr>
-        <w:t>chrome-devtools-mcp</w:t>
-      </w:r>
-      <w:r>
-        <w:rPr/>
-        <w:t xml:space="preserve"> are launched with </w:t>
-      </w:r>
-      <w:r>
-        <w:rPr>
-          <w:rStyle w:val="SourceText"/>
-        </w:rPr>
-        <w:t>npx</w:t>
-      </w:r>
-      <w:r>
-        <w:rPr/>
-        <w:t xml:space="preserve">, which the MCP host cannot invoke directly on Windows — wrap the entry as </w:t>
-      </w:r>
-      <w:r>
-        <w:rPr>
-          <w:rStyle w:val="SourceText"/>
-        </w:rPr>
-        <w:t>"command": "cmd", "args": ["/c", "npx", ...]</w:t>
-      </w:r>
-      <w:r>
-        <w:rPr/>
-        <w:t xml:space="preserve"> in </w:t>
-      </w:r>
-      <w:r>
-        <w:rPr>
-          <w:rStyle w:val="SourceText"/>
-        </w:rPr>
-        <w:t>.mcp.json</w:t>
-      </w:r>
-      <w:r>
-        <w:rPr/>
-        <w:t xml:space="preserve"> (documented in chrome-devtools-mcp's own troubleshooting for the "Connection closed" failure); the </w:t>
-      </w:r>
-      <w:r>
-        <w:rPr>
-          <w:rStyle w:val="SourceText"/>
-        </w:rPr>
-        <w:t>stack-web</w:t>
-      </w:r>
-      <w:r>
-        <w:rPr/>
-        <w:t xml:space="preserve"> skill's </w:t>
-      </w:r>
-      <w:r>
-        <w:rPr>
-          <w:rStyle w:val="SourceText"/>
-        </w:rPr>
-        <w:t>.mcp.json</w:t>
-      </w:r>
-      <w:r>
-        <w:rPr/>
-        <w:t xml:space="preserve"> example already shows this. </w:t>
-      </w:r>
-    </w:p>
-    <w:p>
-      <w:pPr>
-        <w:pStyle w:val="Heading2"/>
-        <w:bidi w:val="0"/>
-        <w:ind w:hanging="0" w:left="0" w:right="0"/>
-        <w:jc w:val="left"/>
-        <w:rPr/>
-      </w:pPr>
-      <w:bookmarkStart w:id="10" w:name="windows-notes"/>
-      <w:bookmarkEnd w:id="10"/>
-      <w:r>
-        <w:rPr/>
-        <w:t>Windows Notes</w:t>
       </w:r>
     </w:p>
     <w:p>
@@ -7697,41 +8052,43 @@
       </w:pPr>
       <w:r>
         <w:rPr>
-          <w:rStyle w:val="SourceText"/>
-        </w:rPr>
-        <w:t>pwsh</w:t>
-      </w:r>
-      <w:r>
-        <w:rPr>
           <w:rStyle w:val="Strong"/>
         </w:rPr>
-        <w:t xml:space="preserve"> is not on Git Bash's </w:t>
-      </w:r>
-      <w:r>
-        <w:rPr>
-          <w:rStyle w:val="SourceText"/>
-        </w:rPr>
-        <w:t>PATH</w:t>
-      </w:r>
-      <w:r>
-        <w:rPr>
-          <w:rStyle w:val="Strong"/>
-        </w:rPr>
-        <w:t>.</w:t>
-      </w:r>
-      <w:r>
-        <w:rPr/>
-        <w:t xml:space="preserve"> Every script that shells out to PowerShell names it by an absolute path or resolves it explicitly; a bare </w:t>
-      </w:r>
-      <w:r>
-        <w:rPr>
-          <w:rStyle w:val="SourceText"/>
-        </w:rPr>
-        <w:t>pwsh</w:t>
-      </w:r>
-      <w:r>
-        <w:rPr/>
-        <w:t xml:space="preserve"> in a hand-typed command fails as "command not found", which is easy to misread as PowerShell itself being broken. </w:t>
+        <w:t>Docker absent -&gt; visual UNVERIFIED, not a fail.</w:t>
+      </w:r>
+      <w:r>
+        <w:rPr/>
+        <w:t xml:space="preserve"> </w:t>
+      </w:r>
+      <w:r>
+        <w:rPr>
+          <w:rStyle w:val="SourceText"/>
+        </w:rPr>
+        <w:t>toHaveScreenshot</w:t>
+      </w:r>
+      <w:r>
+        <w:rPr/>
+        <w:t xml:space="preserve"> baselines are only meaningful when generated inside </w:t>
+      </w:r>
+      <w:r>
+        <w:rPr>
+          <w:rStyle w:val="SourceText"/>
+        </w:rPr>
+        <w:t>mcr.microsoft.com/playwright:v1.63.0-noble</w:t>
+      </w:r>
+      <w:r>
+        <w:rPr/>
+        <w:t xml:space="preserve"> — the installer warns rather than blocking when Docker is missing, and the visual </w:t>
+      </w:r>
+      <w:r>
+        <w:rPr>
+          <w:rStyle w:val="SourceText"/>
+        </w:rPr>
+        <w:t>verify.json</w:t>
+      </w:r>
+      <w:r>
+        <w:rPr/>
+        <w:t xml:space="preserve"> rule is written to skip (report UNVERIFIED) outside that image rather than compare against a baseline that can never match. </w:t>
       </w:r>
     </w:p>
     <w:p>
@@ -7746,7 +8103,6 @@
           <w:tab w:val="left" w:pos="829" w:leader="none"/>
         </w:tabs>
         <w:bidi w:val="0"/>
-        <w:spacing w:before="120" w:after="0"/>
         <w:ind w:hanging="283" w:left="829"/>
         <w:jc w:val="left"/>
         <w:rPr/>
@@ -7755,116 +8111,17 @@
         <w:rPr>
           <w:rStyle w:val="Strong"/>
         </w:rPr>
-        <w:t xml:space="preserve">Git Bash ships without </w:t>
-      </w:r>
-      <w:r>
-        <w:rPr>
-          <w:rStyle w:val="SourceText"/>
-        </w:rPr>
-        <w:t>python3</w:t>
-      </w:r>
-      <w:r>
-        <w:rPr>
-          <w:rStyle w:val="Strong"/>
-        </w:rPr>
-        <w:t>.</w:t>
-      </w:r>
-      <w:r>
-        <w:rPr/>
-        <w:t xml:space="preserve"> Every hook wrapper here resolves </w:t>
-      </w:r>
-      <w:r>
-        <w:rPr>
-          <w:rStyle w:val="SourceText"/>
-        </w:rPr>
-        <w:t>python3</w:t>
-      </w:r>
-      <w:r>
-        <w:rPr/>
-        <w:t xml:space="preserve">, then </w:t>
-      </w:r>
-      <w:r>
-        <w:rPr>
-          <w:rStyle w:val="SourceText"/>
-        </w:rPr>
-        <w:t>python</w:t>
-      </w:r>
-      <w:r>
-        <w:rPr/>
-        <w:t xml:space="preserve">, then </w:t>
-      </w:r>
-      <w:r>
-        <w:rPr>
-          <w:rStyle w:val="SourceText"/>
-        </w:rPr>
-        <w:t>py</w:t>
-      </w:r>
-      <w:r>
-        <w:rPr/>
-        <w:t xml:space="preserve">, and fails loudly on stderr rather than silently standing down when none resolves (see "no-python fail-closed", above). If a hook you expect to run says nothing at all, check for a usable Python on </w:t>
-      </w:r>
-      <w:r>
-        <w:rPr>
-          <w:rStyle w:val="SourceText"/>
-        </w:rPr>
-        <w:t>PATH</w:t>
-      </w:r>
-      <w:r>
-        <w:rPr/>
-        <w:t xml:space="preserve"> first. </w:t>
-      </w:r>
-    </w:p>
-    <w:p>
-      <w:pPr>
-        <w:pStyle w:val="BodyText"/>
-        <w:numPr>
-          <w:ilvl w:val="0"/>
-          <w:numId w:val="15"/>
-        </w:numPr>
-        <w:tabs>
-          <w:tab w:val="clear" w:pos="1134"/>
-          <w:tab w:val="left" w:pos="829" w:leader="none"/>
-        </w:tabs>
-        <w:bidi w:val="0"/>
-        <w:ind w:hanging="283" w:left="829"/>
-        <w:jc w:val="left"/>
-        <w:rPr/>
-      </w:pPr>
-      <w:r>
-        <w:rPr>
-          <w:rStyle w:val="Strong"/>
-        </w:rPr>
-        <w:t>Both flavours are always registered.</w:t>
-      </w:r>
-      <w:r>
-        <w:rPr/>
-        <w:t xml:space="preserve"> </w:t>
-      </w:r>
-      <w:r>
-        <w:rPr>
-          <w:rStyle w:val="SourceText"/>
-        </w:rPr>
-        <w:t>hooks.json</w:t>
-      </w:r>
-      <w:r>
-        <w:rPr/>
-        <w:t xml:space="preserve"> pairs every bash command with a </w:t>
-      </w:r>
-      <w:r>
-        <w:rPr>
-          <w:rStyle w:val="SourceText"/>
-        </w:rPr>
-        <w:t>shell: "powershell"</w:t>
-      </w:r>
-      <w:r>
-        <w:rPr/>
-        <w:t xml:space="preserve"> sibling on the same event, so a machine with both </w:t>
-      </w:r>
-      <w:r>
-        <w:rPr>
-          <w:rStyle w:val="SourceText"/>
-        </w:rPr>
-        <w:t>bash</w:t>
+        <w:t>MCP server won't connect on Windows.</w:t>
+      </w:r>
+      <w:r>
+        <w:rPr/>
+        <w:t xml:space="preserve"> Both </w:t>
+      </w:r>
+      <w:r>
+        <w:rPr>
+          <w:rStyle w:val="SourceText"/>
+        </w:rPr>
+        <w:t>@playwright/mcp</w:t>
       </w:r>
       <w:r>
         <w:rPr/>
@@ -7874,21 +8131,61 @@
         <w:rPr>
           <w:rStyle w:val="SourceText"/>
         </w:rPr>
-        <w:t>pwsh</w:t>
-      </w:r>
-      <w:r>
-        <w:rPr/>
-        <w:t xml:space="preserve"> present runs both. This is not double-firing to fix — it is how the same hook reaches both shells; each PowerShell twin stands itself down on the wrong platform (</w:t>
-      </w:r>
-      <w:r>
-        <w:rPr>
-          <w:rStyle w:val="SourceText"/>
-        </w:rPr>
-        <w:t>$env:OS -ne 'Windows_NT'</w:t>
-      </w:r>
-      <w:r>
-        <w:rPr/>
-        <w:t xml:space="preserve">) rather than the bash twin doing that job. </w:t>
+        <w:t>chrome-devtools-mcp</w:t>
+      </w:r>
+      <w:r>
+        <w:rPr/>
+        <w:t xml:space="preserve"> are launched with </w:t>
+      </w:r>
+      <w:r>
+        <w:rPr>
+          <w:rStyle w:val="SourceText"/>
+        </w:rPr>
+        <w:t>npx</w:t>
+      </w:r>
+      <w:r>
+        <w:rPr/>
+        <w:t xml:space="preserve">, which the MCP host cannot invoke directly on Windows — wrap the entry as </w:t>
+      </w:r>
+      <w:r>
+        <w:rPr>
+          <w:rStyle w:val="SourceText"/>
+        </w:rPr>
+        <w:t>"command": "cmd", "args": ["/c", "npx", ...]</w:t>
+      </w:r>
+      <w:r>
+        <w:rPr/>
+        <w:t xml:space="preserve"> in </w:t>
+      </w:r>
+      <w:r>
+        <w:rPr>
+          <w:rStyle w:val="SourceText"/>
+        </w:rPr>
+        <w:t>.mcp.json</w:t>
+      </w:r>
+      <w:r>
+        <w:rPr/>
+        <w:t xml:space="preserve"> (documented in chrome-devtools-mcp's own troubleshooting for the "Connection closed" failure); the </w:t>
+      </w:r>
+      <w:r>
+        <w:rPr>
+          <w:rStyle w:val="SourceText"/>
+        </w:rPr>
+        <w:t>stack-web</w:t>
+      </w:r>
+      <w:r>
+        <w:rPr/>
+        <w:t xml:space="preserve"> skill's </w:t>
+      </w:r>
+      <w:r>
+        <w:rPr>
+          <w:rStyle w:val="SourceText"/>
+        </w:rPr>
+        <w:t>.mcp.json</w:t>
+      </w:r>
+      <w:r>
+        <w:rPr/>
+        <w:t xml:space="preserve"> example already shows this. </w:t>
       </w:r>
     </w:p>
     <w:p>
@@ -7899,48 +8196,11 @@
         <w:jc w:val="left"/>
         <w:rPr/>
       </w:pPr>
-      <w:bookmarkStart w:id="11" w:name="auto-wrap-up-auto-clear-and-auto-resume"/>
-      <w:bookmarkEnd w:id="11"/>
-      <w:r>
-        <w:rPr/>
-        <w:t>Auto Wrap-Up, Auto-Clear and Auto-Resume</w:t>
-      </w:r>
-    </w:p>
-    <w:p>
-      <w:pPr>
-        <w:pStyle w:val="BodyText"/>
-        <w:bidi w:val="0"/>
-        <w:jc w:val="left"/>
-        <w:rPr/>
-      </w:pPr>
-      <w:r>
-        <w:rPr/>
-        <w:t>This section is folded into the troubleshooting guide (</w:t>
-      </w:r>
-      <w:r>
-        <w:rPr>
-          <w:rStyle w:val="SourceText"/>
-        </w:rPr>
-        <w:t>troubleshooting.md</w:t>
-      </w:r>
-      <w:r>
-        <w:rPr/>
-        <w:t>), linked from it as "Auto wrap-up, clear and resume". It covers the cycle that lets a long session finish itself cleanly, clear, and pick up where it stopped.</w:t>
-      </w:r>
-    </w:p>
-    <w:p>
-      <w:pPr>
-        <w:pStyle w:val="Heading3"/>
-        <w:bidi w:val="0"/>
-        <w:ind w:hanging="0" w:left="0" w:right="0"/>
-        <w:jc w:val="left"/>
-        <w:rPr/>
-      </w:pPr>
-      <w:bookmarkStart w:id="12" w:name="what-the-cycle-does"/>
+      <w:bookmarkStart w:id="12" w:name="windows-notes"/>
       <w:bookmarkEnd w:id="12"/>
       <w:r>
         <w:rPr/>
-        <w:t>What the Cycle Does</w:t>
+        <w:t>Windows Notes</w:t>
       </w:r>
     </w:p>
     <w:p>
@@ -7962,33 +8222,41 @@
       </w:pPr>
       <w:r>
         <w:rPr>
+          <w:rStyle w:val="SourceText"/>
+        </w:rPr>
+        <w:t>pwsh</w:t>
+      </w:r>
+      <w:r>
+        <w:rPr>
           <w:rStyle w:val="Strong"/>
         </w:rPr>
-        <w:t>Wrap-up.</w:t>
-      </w:r>
-      <w:r>
-        <w:rPr/>
-        <w:t xml:space="preserve"> When the context window crosses its threshold, the </w:t>
-      </w:r>
-      <w:r>
-        <w:rPr>
-          <w:rStyle w:val="SourceText"/>
-        </w:rPr>
-        <w:t>Stop</w:t>
-      </w:r>
-      <w:r>
-        <w:rPr/>
-        <w:t xml:space="preserve"> hook blocks once. It asks the session to finish or park the change in flight, write </w:t>
-      </w:r>
-      <w:r>
-        <w:rPr>
-          <w:rStyle w:val="SourceText"/>
-        </w:rPr>
-        <w:t>.work/HANDOFF.md</w:t>
-      </w:r>
-      <w:r>
-        <w:rPr/>
-        <w:t xml:space="preserve">, and update the ticket. This happens once for each threshold crossing in each session. It never happens on the forced continuation that follows a block. </w:t>
+        <w:t xml:space="preserve"> is not on Git Bash's </w:t>
+      </w:r>
+      <w:r>
+        <w:rPr>
+          <w:rStyle w:val="SourceText"/>
+        </w:rPr>
+        <w:t>PATH</w:t>
+      </w:r>
+      <w:r>
+        <w:rPr>
+          <w:rStyle w:val="Strong"/>
+        </w:rPr>
+        <w:t>.</w:t>
+      </w:r>
+      <w:r>
+        <w:rPr/>
+        <w:t xml:space="preserve"> Every script that shells out to PowerShell names it by an absolute path or resolves it explicitly; a bare </w:t>
+      </w:r>
+      <w:r>
+        <w:rPr>
+          <w:rStyle w:val="SourceText"/>
+        </w:rPr>
+        <w:t>pwsh</w:t>
+      </w:r>
+      <w:r>
+        <w:rPr/>
+        <w:t xml:space="preserve"> in a hand-typed command fails as "command not found", which is easy to misread as PowerShell itself being broken. </w:t>
       </w:r>
     </w:p>
     <w:p>
@@ -8012,21 +8280,63 @@
         <w:rPr>
           <w:rStyle w:val="Strong"/>
         </w:rPr>
-        <w:t>Clear.</w:t>
-      </w:r>
-      <w:r>
-        <w:rPr/>
-        <w:t xml:space="preserve"> After the handoff is written, auto-clear types </w:t>
-      </w:r>
-      <w:r>
-        <w:rPr>
-          <w:rStyle w:val="SourceText"/>
-        </w:rPr>
-        <w:t>/clear</w:t>
-      </w:r>
-      <w:r>
-        <w:rPr/>
-        <w:t xml:space="preserve"> into the terminal that runs this session. It does this only when all four of these hold: - this machine opted in; - the handoff was written by this session after the wrap-up request, is longer than a stub, and is not the automatic PreCompact skeleton; - the context reading that caused the wrap-up was a real measurement (see "When it will not clear"); - the target window can be identified exactly. </w:t>
+        <w:t xml:space="preserve">Git Bash ships without </w:t>
+      </w:r>
+      <w:r>
+        <w:rPr>
+          <w:rStyle w:val="SourceText"/>
+        </w:rPr>
+        <w:t>python3</w:t>
+      </w:r>
+      <w:r>
+        <w:rPr>
+          <w:rStyle w:val="Strong"/>
+        </w:rPr>
+        <w:t>.</w:t>
+      </w:r>
+      <w:r>
+        <w:rPr/>
+        <w:t xml:space="preserve"> Every hook wrapper here resolves </w:t>
+      </w:r>
+      <w:r>
+        <w:rPr>
+          <w:rStyle w:val="SourceText"/>
+        </w:rPr>
+        <w:t>python3</w:t>
+      </w:r>
+      <w:r>
+        <w:rPr/>
+        <w:t xml:space="preserve">, then </w:t>
+      </w:r>
+      <w:r>
+        <w:rPr>
+          <w:rStyle w:val="SourceText"/>
+        </w:rPr>
+        <w:t>python</w:t>
+      </w:r>
+      <w:r>
+        <w:rPr/>
+        <w:t xml:space="preserve">, then </w:t>
+      </w:r>
+      <w:r>
+        <w:rPr>
+          <w:rStyle w:val="SourceText"/>
+        </w:rPr>
+        <w:t>py</w:t>
+      </w:r>
+      <w:r>
+        <w:rPr/>
+        <w:t xml:space="preserve">, and fails loudly on stderr rather than silently standing down when none resolves (see "no-python fail-closed", above). If a hook you expect to run says nothing at all, check for a usable Python on </w:t>
+      </w:r>
+      <w:r>
+        <w:rPr>
+          <w:rStyle w:val="SourceText"/>
+        </w:rPr>
+        <w:t>PATH</w:t>
+      </w:r>
+      <w:r>
+        <w:rPr/>
+        <w:t xml:space="preserve"> first. </w:t>
       </w:r>
     </w:p>
     <w:p>
@@ -8049,21 +8359,98 @@
         <w:rPr>
           <w:rStyle w:val="Strong"/>
         </w:rPr>
-        <w:t>Resume.</w:t>
-      </w:r>
-      <w:r>
-        <w:rPr/>
-        <w:t xml:space="preserve"> The new session starts with the handoff and its next action already in context, within the 3,000-character resume budget. Nothing starts working unprompted: crew does not use </w:t>
-      </w:r>
-      <w:r>
-        <w:rPr>
-          <w:rStyle w:val="SourceText"/>
-        </w:rPr>
-        <w:t>initialUserMessage</w:t>
-      </w:r>
-      <w:r>
-        <w:rPr/>
-        <w:t xml:space="preserve">, so you press Enter to continue. </w:t>
+        <w:t>Both flavours are always registered.</w:t>
+      </w:r>
+      <w:r>
+        <w:rPr/>
+        <w:t xml:space="preserve"> </w:t>
+      </w:r>
+      <w:r>
+        <w:rPr>
+          <w:rStyle w:val="SourceText"/>
+        </w:rPr>
+        <w:t>hooks.json</w:t>
+      </w:r>
+      <w:r>
+        <w:rPr/>
+        <w:t xml:space="preserve"> pairs every bash command with a </w:t>
+      </w:r>
+      <w:r>
+        <w:rPr>
+          <w:rStyle w:val="SourceText"/>
+        </w:rPr>
+        <w:t>shell: "powershell"</w:t>
+      </w:r>
+      <w:r>
+        <w:rPr/>
+        <w:t xml:space="preserve"> sibling on the same event, so a machine with both </w:t>
+      </w:r>
+      <w:r>
+        <w:rPr>
+          <w:rStyle w:val="SourceText"/>
+        </w:rPr>
+        <w:t>bash</w:t>
+      </w:r>
+      <w:r>
+        <w:rPr/>
+        <w:t xml:space="preserve"> and </w:t>
+      </w:r>
+      <w:r>
+        <w:rPr>
+          <w:rStyle w:val="SourceText"/>
+        </w:rPr>
+        <w:t>pwsh</w:t>
+      </w:r>
+      <w:r>
+        <w:rPr/>
+        <w:t xml:space="preserve"> present runs both. This is not double-firing to fix — it is how the same hook reaches both shells; each PowerShell twin stands itself down on the wrong platform (</w:t>
+      </w:r>
+      <w:r>
+        <w:rPr>
+          <w:rStyle w:val="SourceText"/>
+        </w:rPr>
+        <w:t>$env:OS -ne 'Windows_NT'</w:t>
+      </w:r>
+      <w:r>
+        <w:rPr/>
+        <w:t xml:space="preserve">) rather than the bash twin doing that job. </w:t>
+      </w:r>
+    </w:p>
+    <w:p>
+      <w:pPr>
+        <w:pStyle w:val="Heading2"/>
+        <w:bidi w:val="0"/>
+        <w:ind w:hanging="0" w:left="0" w:right="0"/>
+        <w:jc w:val="left"/>
+        <w:rPr/>
+      </w:pPr>
+      <w:bookmarkStart w:id="13" w:name="auto-wrap-up-auto-clear-and-auto-resume"/>
+      <w:bookmarkEnd w:id="13"/>
+      <w:r>
+        <w:rPr/>
+        <w:t>Auto Wrap-Up, Auto-Clear and Auto-Resume</w:t>
+      </w:r>
+    </w:p>
+    <w:p>
+      <w:pPr>
+        <w:pStyle w:val="BodyText"/>
+        <w:bidi w:val="0"/>
+        <w:jc w:val="left"/>
+        <w:rPr/>
+      </w:pPr>
+      <w:r>
+        <w:rPr/>
+        <w:t>This section is folded into the troubleshooting guide (</w:t>
+      </w:r>
+      <w:r>
+        <w:rPr>
+          <w:rStyle w:val="SourceText"/>
+        </w:rPr>
+        <w:t>troubleshooting.md</w:t>
+      </w:r>
+      <w:r>
+        <w:rPr/>
+        <w:t>), linked from it as "Auto wrap-up, clear and resume". It covers the cycle that lets a long session finish itself cleanly, clear, and pick up where it stopped.</w:t>
       </w:r>
     </w:p>
     <w:p>
@@ -8074,8 +8461,480 @@
         <w:jc w:val="left"/>
         <w:rPr/>
       </w:pPr>
-      <w:bookmarkStart w:id="13" w:name="turning-it-on-and-off"/>
-      <w:bookmarkEnd w:id="13"/>
+      <w:bookmarkStart w:id="14" w:name="what-the-cycle-does"/>
+      <w:bookmarkEnd w:id="14"/>
+      <w:r>
+        <w:rPr/>
+        <w:t>What the Cycle Does</w:t>
+      </w:r>
+    </w:p>
+    <w:p>
+      <w:pPr>
+        <w:pStyle w:val="BodyText"/>
+        <w:numPr>
+          <w:ilvl w:val="0"/>
+          <w:numId w:val="17"/>
+        </w:numPr>
+        <w:tabs>
+          <w:tab w:val="clear" w:pos="1134"/>
+          <w:tab w:val="left" w:pos="829" w:leader="none"/>
+        </w:tabs>
+        <w:bidi w:val="0"/>
+        <w:spacing w:before="120" w:after="0"/>
+        <w:ind w:hanging="283" w:left="829"/>
+        <w:jc w:val="left"/>
+        <w:rPr/>
+      </w:pPr>
+      <w:r>
+        <w:rPr>
+          <w:rStyle w:val="Strong"/>
+        </w:rPr>
+        <w:t>Wrap-up.</w:t>
+      </w:r>
+      <w:r>
+        <w:rPr/>
+        <w:t xml:space="preserve"> When the context window crosses its threshold, the </w:t>
+      </w:r>
+      <w:r>
+        <w:rPr>
+          <w:rStyle w:val="SourceText"/>
+        </w:rPr>
+        <w:t>Stop</w:t>
+      </w:r>
+      <w:r>
+        <w:rPr/>
+        <w:t xml:space="preserve"> hook blocks once. It asks the session to finish or park the change in flight, write </w:t>
+      </w:r>
+      <w:r>
+        <w:rPr>
+          <w:rStyle w:val="SourceText"/>
+        </w:rPr>
+        <w:t>.work/HANDOFF.md</w:t>
+      </w:r>
+      <w:r>
+        <w:rPr/>
+        <w:t xml:space="preserve">, and update the ticket. This happens once for each threshold crossing in each session. It never happens on the forced continuation that follows a block. </w:t>
+      </w:r>
+    </w:p>
+    <w:p>
+      <w:pPr>
+        <w:pStyle w:val="BodyText"/>
+        <w:numPr>
+          <w:ilvl w:val="0"/>
+          <w:numId w:val="17"/>
+        </w:numPr>
+        <w:tabs>
+          <w:tab w:val="clear" w:pos="1134"/>
+          <w:tab w:val="left" w:pos="829" w:leader="none"/>
+        </w:tabs>
+        <w:bidi w:val="0"/>
+        <w:ind w:hanging="283" w:left="829"/>
+        <w:jc w:val="left"/>
+        <w:rPr/>
+      </w:pPr>
+      <w:r>
+        <w:rPr>
+          <w:rStyle w:val="Strong"/>
+        </w:rPr>
+        <w:t>Clear, or notify.</w:t>
+      </w:r>
+      <w:r>
+        <w:rPr/>
+        <w:t xml:space="preserve"> After the handoff is written, auto-clear acts on it. What it does depends on </w:t>
+      </w:r>
+      <w:r>
+        <w:rPr>
+          <w:rStyle w:val="SourceText"/>
+        </w:rPr>
+        <w:t>method</w:t>
+      </w:r>
+      <w:r>
+        <w:rPr/>
+        <w:t xml:space="preserve"> (below): </w:t>
+      </w:r>
+      <w:r>
+        <w:rPr>
+          <w:rStyle w:val="SourceText"/>
+        </w:rPr>
+        <w:t>notify</w:t>
+      </w:r>
+      <w:r>
+        <w:rPr/>
+        <w:t xml:space="preserve"> (the default on native Windows) prints a message telling you the handoff is written and it is safe to run </w:t>
+      </w:r>
+      <w:r>
+        <w:rPr>
+          <w:rStyle w:val="SourceText"/>
+        </w:rPr>
+        <w:t>/clear</w:t>
+      </w:r>
+      <w:r>
+        <w:rPr/>
+        <w:t xml:space="preserve"> (or </w:t>
+      </w:r>
+      <w:r>
+        <w:rPr>
+          <w:rStyle w:val="SourceText"/>
+        </w:rPr>
+        <w:t>/compact</w:t>
+      </w:r>
+      <w:r>
+        <w:rPr/>
+        <w:t xml:space="preserve">) yourself — it types nothing. </w:t>
+      </w:r>
+      <w:r>
+        <w:rPr>
+          <w:rStyle w:val="SourceText"/>
+        </w:rPr>
+        <w:t>tmux</w:t>
+      </w:r>
+      <w:r>
+        <w:rPr/>
+        <w:t xml:space="preserve">, </w:t>
+      </w:r>
+      <w:r>
+        <w:rPr>
+          <w:rStyle w:val="SourceText"/>
+        </w:rPr>
+        <w:t>xdotool</w:t>
+      </w:r>
+      <w:r>
+        <w:rPr/>
+        <w:t xml:space="preserve"> and </w:t>
+      </w:r>
+      <w:r>
+        <w:rPr>
+          <w:rStyle w:val="SourceText"/>
+        </w:rPr>
+        <w:t>sendkeys</w:t>
+      </w:r>
+      <w:r>
+        <w:rPr/>
+        <w:t xml:space="preserve"> actually type the configured command into the terminal that runs this session. Whichever method is in force, it acts only when all four of these hold: - this machine opted in; - the handoff was written by this session after the wrap-up request, is longer than a stub, and is not the automatic PreCompact skeleton; - the context reading that caused the wrap-up was a real measurement (see "When it will not clear"); - for a method that types (</w:t>
+      </w:r>
+      <w:r>
+        <w:rPr>
+          <w:rStyle w:val="SourceText"/>
+        </w:rPr>
+        <w:t>tmux</w:t>
+      </w:r>
+      <w:r>
+        <w:rPr/>
+        <w:t>/</w:t>
+      </w:r>
+      <w:r>
+        <w:rPr>
+          <w:rStyle w:val="SourceText"/>
+        </w:rPr>
+        <w:t>xdotool</w:t>
+      </w:r>
+      <w:r>
+        <w:rPr/>
+        <w:t>/</w:t>
+      </w:r>
+      <w:r>
+        <w:rPr>
+          <w:rStyle w:val="SourceText"/>
+        </w:rPr>
+        <w:t>sendkeys</w:t>
+      </w:r>
+      <w:r>
+        <w:rPr/>
+        <w:t xml:space="preserve">), the target window can be identified exactly — </w:t>
+      </w:r>
+      <w:r>
+        <w:rPr>
+          <w:rStyle w:val="SourceText"/>
+        </w:rPr>
+        <w:t>notify</w:t>
+      </w:r>
+      <w:r>
+        <w:rPr/>
+        <w:t xml:space="preserve"> needs none of this, since it identifies no window. </w:t>
+      </w:r>
+    </w:p>
+    <w:p>
+      <w:pPr>
+        <w:pStyle w:val="BodyText"/>
+        <w:bidi w:val="0"/>
+        <w:jc w:val="left"/>
+        <w:rPr/>
+      </w:pPr>
+      <w:r>
+        <w:rPr>
+          <w:rStyle w:val="Strong"/>
+        </w:rPr>
+        <w:t>Crew neither causes nor tunes Claude Code's own auto-compact.</w:t>
+      </w:r>
+      <w:r>
+        <w:rPr/>
+        <w:t xml:space="preserve"> That is a separate, built-in behaviour that fires whenever Claude Code itself decides to; this cycle only reacts to a handoff once one exists, and nothing here makes auto-compact happen sooner, later, or at all. 3. </w:t>
+      </w:r>
+      <w:r>
+        <w:rPr>
+          <w:rStyle w:val="Strong"/>
+        </w:rPr>
+        <w:t>Resume.</w:t>
+      </w:r>
+      <w:r>
+        <w:rPr/>
+        <w:t xml:space="preserve"> The new session starts with the handoff and its next action already in context, within the 3,000-character resume budget. Nothing starts working unprompted: crew does not use </w:t>
+      </w:r>
+      <w:r>
+        <w:rPr>
+          <w:rStyle w:val="SourceText"/>
+        </w:rPr>
+        <w:t>initialUserMessage</w:t>
+      </w:r>
+      <w:r>
+        <w:rPr/>
+        <w:t xml:space="preserve">, so you press Enter to continue. Claude Code 2.1.282 drops it in an interactive session anyway (spike, 2026-09-25): it is honoured by </w:t>
+      </w:r>
+      <w:r>
+        <w:rPr>
+          <w:rStyle w:val="SourceText"/>
+        </w:rPr>
+        <w:t>claude -p</w:t>
+      </w:r>
+      <w:r>
+        <w:rPr/>
+        <w:t xml:space="preserve"> only.</w:t>
+      </w:r>
+    </w:p>
+    <w:p>
+      <w:pPr>
+        <w:pStyle w:val="BodyText"/>
+        <w:bidi w:val="0"/>
+        <w:jc w:val="left"/>
+        <w:rPr/>
+      </w:pPr>
+      <w:r>
+        <w:rPr/>
+        <w:t xml:space="preserve">With </w:t>
+      </w:r>
+      <w:r>
+        <w:rPr>
+          <w:rStyle w:val="SourceText"/>
+        </w:rPr>
+        <w:t>resume.auto: true</w:t>
+      </w:r>
+      <w:r>
+        <w:rPr/>
+        <w:t xml:space="preserve"> in the machine-global config, the handoff after </w:t>
+      </w:r>
+      <w:r>
+        <w:rPr>
+          <w:rStyle w:val="SourceText"/>
+        </w:rPr>
+        <w:t>/clear</w:t>
+      </w:r>
+      <w:r>
+        <w:rPr/>
+        <w:t xml:space="preserve"> or a manual </w:t>
+      </w:r>
+      <w:r>
+        <w:rPr>
+          <w:rStyle w:val="SourceText"/>
+        </w:rPr>
+        <w:t>/compact</w:t>
+      </w:r>
+      <w:r>
+        <w:rPr/>
+        <w:t xml:space="preserve"> also names the exact next command, read from the note's </w:t>
+      </w:r>
+      <w:r>
+        <w:rPr>
+          <w:rStyle w:val="SourceText"/>
+        </w:rPr>
+        <w:t>resume:</w:t>
+      </w:r>
+      <w:r>
+        <w:rPr/>
+        <w:t xml:space="preserve"> line (</w:t>
+      </w:r>
+      <w:r>
+        <w:rPr>
+          <w:rStyle w:val="SourceText"/>
+        </w:rPr>
+        <w:t>resume: /crew:done T-0001</w:t>
+      </w:r>
+      <w:r>
+        <w:rPr/>
+        <w:t xml:space="preserve">): </w:t>
+      </w:r>
+      <w:r>
+        <w:rPr>
+          <w:rStyle w:val="SourceText"/>
+        </w:rPr>
+        <w:t>Auto-resume: ready to run /crew:done T-0001.</w:t>
+      </w:r>
+      <w:r>
+        <w:rPr/>
+        <w:t xml:space="preserve"> — or </w:t>
+      </w:r>
+      <w:r>
+        <w:rPr>
+          <w:rStyle w:val="SourceText"/>
+        </w:rPr>
+        <w:t>Auto-resume did not start: &lt;reason&gt;.</w:t>
+      </w:r>
+      <w:r>
+        <w:rPr/>
+        <w:t xml:space="preserve"> when a check refuses it. It still does not start on its own: you press Enter or type it, until T-0013 types it where the terminal can be identified. The refusal reasons are: compact was not a manual /compact; no handoff note, or it was archived as stale, or is stale and could not be archived; the handoff is the automatic PreCompact skeleton; no resume line, </w:t>
+      </w:r>
+      <w:r>
+        <w:rPr>
+          <w:rStyle w:val="SourceText"/>
+        </w:rPr>
+        <w:t>resume: none</w:t>
+      </w:r>
+      <w:r>
+        <w:rPr/>
+        <w:t xml:space="preserve">, or a line the grammar refuses (a second line, trailing text, an unknown command, or an excluded one such as </w:t>
+      </w:r>
+      <w:r>
+        <w:rPr>
+          <w:rStyle w:val="SourceText"/>
+        </w:rPr>
+        <w:t>/crew:approve</w:t>
+      </w:r>
+      <w:r>
+        <w:rPr/>
+        <w:t xml:space="preserve">); the note's </w:t>
+      </w:r>
+      <w:r>
+        <w:rPr>
+          <w:rStyle w:val="SourceText"/>
+        </w:rPr>
+        <w:t>branch:</w:t>
+      </w:r>
+      <w:r>
+        <w:rPr/>
+        <w:t xml:space="preserve"> or </w:t>
+      </w:r>
+      <w:r>
+        <w:rPr>
+          <w:rStyle w:val="SourceText"/>
+        </w:rPr>
+        <w:t>head:</w:t>
+      </w:r>
+      <w:r>
+        <w:rPr/>
+        <w:t xml:space="preserve"> does not match the checkout; the ticket directory or goal file is missing; the command is not installed; </w:t>
+      </w:r>
+      <w:r>
+        <w:rPr>
+          <w:rStyle w:val="SourceText"/>
+        </w:rPr>
+        <w:t>handoff-author.json</w:t>
+      </w:r>
+      <w:r>
+        <w:rPr/>
+        <w:t xml:space="preserve"> could not be read; no record of which session wrote this handoff; the handoff changed since its author session wrote it; the handoff was written by another session; this session's process could not be identified (always on a host without </w:t>
+      </w:r>
+      <w:r>
+        <w:rPr>
+          <w:rStyle w:val="SourceText"/>
+        </w:rPr>
+        <w:t>/proc</w:t>
+      </w:r>
+      <w:r>
+        <w:rPr/>
+        <w:t>, such as native Windows or macOS); the record of past auto-resumes (</w:t>
+      </w:r>
+      <w:r>
+        <w:rPr>
+          <w:rStyle w:val="SourceText"/>
+        </w:rPr>
+        <w:t>resume-state.json</w:t>
+      </w:r>
+      <w:r>
+        <w:rPr/>
+        <w:t xml:space="preserve">) could not be read, or its directory cannot be searched; this handoff was already resumed; the progress fingerprint could not be computed; the same command with no progress since the last auto-resume; </w:t>
+      </w:r>
+      <w:r>
+        <w:rPr>
+          <w:rStyle w:val="SourceText"/>
+        </w:rPr>
+        <w:t>internal error</w:t>
+      </w:r>
+      <w:r>
+        <w:rPr/>
+        <w:t xml:space="preserve"> (the decision itself failed, and the handoff is still injected). Never on a plain </w:t>
+      </w:r>
+      <w:r>
+        <w:rPr>
+          <w:rStyle w:val="SourceText"/>
+        </w:rPr>
+        <w:t>startup</w:t>
+      </w:r>
+      <w:r>
+        <w:rPr/>
+        <w:t>.</w:t>
+      </w:r>
+    </w:p>
+    <w:p>
+      <w:pPr>
+        <w:pStyle w:val="BodyText"/>
+        <w:bidi w:val="0"/>
+        <w:jc w:val="left"/>
+        <w:rPr/>
+      </w:pPr>
+      <w:r>
+        <w:rPr/>
+        <w:t xml:space="preserve">A note resumes only in the session that wrote it. Write it with the Write tool (as </w:t>
+      </w:r>
+      <w:r>
+        <w:rPr>
+          <w:rStyle w:val="SourceText"/>
+        </w:rPr>
+        <w:t>/crew:handoff</w:t>
+      </w:r>
+      <w:r>
+        <w:rPr/>
+        <w:t xml:space="preserve"> does): the context hook then records which session and which Claude Code process wrote it. After </w:t>
+      </w:r>
+      <w:r>
+        <w:rPr>
+          <w:rStyle w:val="SourceText"/>
+        </w:rPr>
+        <w:t>/compact</w:t>
+      </w:r>
+      <w:r>
+        <w:rPr/>
+        <w:t xml:space="preserve"> the session must match; after </w:t>
+      </w:r>
+      <w:r>
+        <w:rPr>
+          <w:rStyle w:val="SourceText"/>
+        </w:rPr>
+        <w:t>/clear</w:t>
+      </w:r>
+      <w:r>
+        <w:rPr/>
+        <w:t xml:space="preserve"> the process must, so a </w:t>
+      </w:r>
+      <w:r>
+        <w:rPr>
+          <w:rStyle w:val="SourceText"/>
+        </w:rPr>
+        <w:t>/clear</w:t>
+      </w:r>
+      <w:r>
+        <w:rPr/>
+        <w:t xml:space="preserve"> in another terminal on the same worktree waits. A note written by Bash or by hand waits.</w:t>
+      </w:r>
+    </w:p>
+    <w:p>
+      <w:pPr>
+        <w:pStyle w:val="Heading3"/>
+        <w:bidi w:val="0"/>
+        <w:ind w:hanging="0" w:left="0" w:right="0"/>
+        <w:jc w:val="left"/>
+        <w:rPr/>
+      </w:pPr>
+      <w:bookmarkStart w:id="15" w:name="turning-it-on-and-off"/>
+      <w:bookmarkEnd w:id="15"/>
       <w:r>
         <w:rPr/>
         <w:t>Turning It on and Off</w:t>
@@ -8117,10 +8976,10 @@
         </w:tblCellMar>
       </w:tblPr>
       <w:tblGrid>
-        <w:gridCol w:w="2347"/>
+        <w:gridCol w:w="2285"/>
         <w:gridCol w:w="4100"/>
-        <w:gridCol w:w="1648"/>
-        <w:gridCol w:w="3244"/>
+        <w:gridCol w:w="1802"/>
+        <w:gridCol w:w="3152"/>
       </w:tblGrid>
       <w:tr>
         <w:trPr>
@@ -8128,7 +8987,7 @@
         </w:trPr>
         <w:tc>
           <w:tcPr>
-            <w:tcW w:w="2347" w:type="dxa"/>
+            <w:tcW w:w="2285" w:type="dxa"/>
             <w:tcBorders/>
             <w:vAlign w:val="center"/>
           </w:tcPr>
@@ -8172,7 +9031,7 @@
         </w:tc>
         <w:tc>
           <w:tcPr>
-            <w:tcW w:w="1648" w:type="dxa"/>
+            <w:tcW w:w="1802" w:type="dxa"/>
             <w:tcBorders/>
             <w:vAlign w:val="center"/>
           </w:tcPr>
@@ -8194,7 +9053,7 @@
         </w:tc>
         <w:tc>
           <w:tcPr>
-            <w:tcW w:w="3244" w:type="dxa"/>
+            <w:tcW w:w="3152" w:type="dxa"/>
             <w:tcBorders/>
             <w:vAlign w:val="center"/>
           </w:tcPr>
@@ -8219,7 +9078,7 @@
         <w:trPr/>
         <w:tc>
           <w:tcPr>
-            <w:tcW w:w="2347" w:type="dxa"/>
+            <w:tcW w:w="2285" w:type="dxa"/>
             <w:tcBorders/>
             <w:vAlign w:val="center"/>
           </w:tcPr>
@@ -8279,7 +9138,7 @@
         </w:tc>
         <w:tc>
           <w:tcPr>
-            <w:tcW w:w="1648" w:type="dxa"/>
+            <w:tcW w:w="1802" w:type="dxa"/>
             <w:tcBorders/>
             <w:vAlign w:val="center"/>
           </w:tcPr>
@@ -8302,7 +9161,7 @@
         </w:tc>
         <w:tc>
           <w:tcPr>
-            <w:tcW w:w="3244" w:type="dxa"/>
+            <w:tcW w:w="3152" w:type="dxa"/>
             <w:tcBorders/>
             <w:vAlign w:val="center"/>
           </w:tcPr>
@@ -8326,7 +9185,7 @@
         <w:trPr/>
         <w:tc>
           <w:tcPr>
-            <w:tcW w:w="2347" w:type="dxa"/>
+            <w:tcW w:w="2285" w:type="dxa"/>
             <w:tcBorders/>
             <w:vAlign w:val="center"/>
           </w:tcPr>
@@ -8370,7 +9229,7 @@
         </w:tc>
         <w:tc>
           <w:tcPr>
-            <w:tcW w:w="1648" w:type="dxa"/>
+            <w:tcW w:w="1802" w:type="dxa"/>
             <w:tcBorders/>
             <w:vAlign w:val="center"/>
           </w:tcPr>
@@ -8417,7 +9276,7 @@
               <w:rPr>
                 <w:rStyle w:val="SourceText"/>
               </w:rPr>
-              <w:t>"windows"</w:t>
+              <w:t>"notify"</w:t>
             </w:r>
             <w:r>
               <w:rPr/>
@@ -8427,28 +9286,38 @@
               <w:rPr>
                 <w:rStyle w:val="SourceText"/>
               </w:rPr>
+              <w:t>"sendkeys"</w:t>
+            </w:r>
+            <w:r>
+              <w:rPr/>
+              <w:t xml:space="preserve">, </w:t>
+            </w:r>
+            <w:r>
+              <w:rPr>
+                <w:rStyle w:val="SourceText"/>
+              </w:rPr>
               <w:t>"none"</w:t>
             </w:r>
           </w:p>
         </w:tc>
         <w:tc>
           <w:tcPr>
-            <w:tcW w:w="3244" w:type="dxa"/>
-            <w:tcBorders/>
-            <w:vAlign w:val="center"/>
-          </w:tcPr>
-          <w:p>
-            <w:pPr>
-              <w:pStyle w:val="TableContents"/>
-              <w:shd w:fill="2E3440" w:val="clear"/>
-              <w:bidi w:val="0"/>
-              <w:spacing w:before="120" w:after="120"/>
-              <w:jc w:val="left"/>
-              <w:rPr/>
-            </w:pPr>
-            <w:r>
-              <w:rPr/>
-              <w:t>how the keystroke is delivered</w:t>
+            <w:tcW w:w="3152" w:type="dxa"/>
+            <w:tcBorders/>
+            <w:vAlign w:val="center"/>
+          </w:tcPr>
+          <w:p>
+            <w:pPr>
+              <w:pStyle w:val="TableContents"/>
+              <w:shd w:fill="2E3440" w:val="clear"/>
+              <w:bidi w:val="0"/>
+              <w:spacing w:before="120" w:after="120"/>
+              <w:jc w:val="left"/>
+              <w:rPr/>
+            </w:pPr>
+            <w:r>
+              <w:rPr/>
+              <w:t>how the cycle acts — see "Which method, and what it does" below</w:t>
             </w:r>
           </w:p>
         </w:tc>
@@ -8457,7 +9326,7 @@
         <w:trPr/>
         <w:tc>
           <w:tcPr>
-            <w:tcW w:w="2347" w:type="dxa"/>
+            <w:tcW w:w="2285" w:type="dxa"/>
             <w:tcBorders/>
             <w:vAlign w:val="center"/>
           </w:tcPr>
@@ -8501,7 +9370,7 @@
         </w:tc>
         <w:tc>
           <w:tcPr>
-            <w:tcW w:w="1648" w:type="dxa"/>
+            <w:tcW w:w="1802" w:type="dxa"/>
             <w:tcBorders/>
             <w:vAlign w:val="center"/>
           </w:tcPr>
@@ -8522,7 +9391,7 @@
         </w:tc>
         <w:tc>
           <w:tcPr>
-            <w:tcW w:w="3244" w:type="dxa"/>
+            <w:tcW w:w="3152" w:type="dxa"/>
             <w:tcBorders/>
             <w:vAlign w:val="center"/>
           </w:tcPr>
@@ -8546,7 +9415,7 @@
         <w:trPr/>
         <w:tc>
           <w:tcPr>
-            <w:tcW w:w="2347" w:type="dxa"/>
+            <w:tcW w:w="2285" w:type="dxa"/>
             <w:tcBorders/>
             <w:vAlign w:val="center"/>
           </w:tcPr>
@@ -8590,7 +9459,7 @@
         </w:tc>
         <w:tc>
           <w:tcPr>
-            <w:tcW w:w="1648" w:type="dxa"/>
+            <w:tcW w:w="1802" w:type="dxa"/>
             <w:tcBorders/>
             <w:vAlign w:val="center"/>
           </w:tcPr>
@@ -8613,7 +9482,7 @@
         </w:tc>
         <w:tc>
           <w:tcPr>
-            <w:tcW w:w="3244" w:type="dxa"/>
+            <w:tcW w:w="3152" w:type="dxa"/>
             <w:tcBorders/>
             <w:vAlign w:val="center"/>
           </w:tcPr>
@@ -8637,7 +9506,7 @@
         <w:trPr/>
         <w:tc>
           <w:tcPr>
-            <w:tcW w:w="2347" w:type="dxa"/>
+            <w:tcW w:w="2285" w:type="dxa"/>
             <w:tcBorders/>
             <w:vAlign w:val="center"/>
           </w:tcPr>
@@ -8681,7 +9550,7 @@
         </w:tc>
         <w:tc>
           <w:tcPr>
-            <w:tcW w:w="1648" w:type="dxa"/>
+            <w:tcW w:w="1802" w:type="dxa"/>
             <w:tcBorders/>
             <w:vAlign w:val="center"/>
           </w:tcPr>
@@ -8704,7 +9573,7 @@
         </w:tc>
         <w:tc>
           <w:tcPr>
-            <w:tcW w:w="3244" w:type="dxa"/>
+            <w:tcW w:w="3152" w:type="dxa"/>
             <w:tcBorders/>
             <w:vAlign w:val="center"/>
           </w:tcPr>
@@ -8728,7 +9597,7 @@
         <w:trPr/>
         <w:tc>
           <w:tcPr>
-            <w:tcW w:w="2347" w:type="dxa"/>
+            <w:tcW w:w="2285" w:type="dxa"/>
             <w:tcBorders/>
             <w:vAlign w:val="center"/>
           </w:tcPr>
@@ -8778,7 +9647,7 @@
         </w:tc>
         <w:tc>
           <w:tcPr>
-            <w:tcW w:w="1648" w:type="dxa"/>
+            <w:tcW w:w="1802" w:type="dxa"/>
             <w:tcBorders/>
             <w:vAlign w:val="center"/>
           </w:tcPr>
@@ -8801,7 +9670,7 @@
         </w:tc>
         <w:tc>
           <w:tcPr>
-            <w:tcW w:w="3244" w:type="dxa"/>
+            <w:tcW w:w="3152" w:type="dxa"/>
             <w:tcBorders/>
             <w:vAlign w:val="center"/>
           </w:tcPr>
@@ -8835,24 +9704,24 @@
         <w:trPr/>
         <w:tc>
           <w:tcPr>
-            <w:tcW w:w="2347" w:type="dxa"/>
-            <w:tcBorders/>
-            <w:vAlign w:val="center"/>
-          </w:tcPr>
-          <w:p>
-            <w:pPr>
-              <w:pStyle w:val="TableContents"/>
-              <w:shd w:fill="2E3440" w:val="clear"/>
-              <w:bidi w:val="0"/>
-              <w:spacing w:before="120" w:after="120"/>
-              <w:jc w:val="left"/>
-              <w:rPr/>
-            </w:pPr>
-            <w:r>
-              <w:rPr>
-                <w:rStyle w:val="SourceText"/>
-              </w:rPr>
-              <w:t>.crew/config.json</w:t>
+            <w:tcW w:w="2285" w:type="dxa"/>
+            <w:tcBorders/>
+            <w:vAlign w:val="center"/>
+          </w:tcPr>
+          <w:p>
+            <w:pPr>
+              <w:pStyle w:val="TableContents"/>
+              <w:shd w:fill="2E3440" w:val="clear"/>
+              <w:bidi w:val="0"/>
+              <w:spacing w:before="120" w:after="120"/>
+              <w:jc w:val="left"/>
+              <w:rPr/>
+            </w:pPr>
+            <w:r>
+              <w:rPr>
+                <w:rStyle w:val="SourceText"/>
+              </w:rPr>
+              <w:t>~/.claude/crew/config.json</w:t>
             </w:r>
           </w:p>
         </w:tc>
@@ -8875,51 +9744,81 @@
               <w:rPr>
                 <w:rStyle w:val="SourceText"/>
               </w:rPr>
-              <w:t>context.autoWrapUp</w:t>
-            </w:r>
-          </w:p>
-        </w:tc>
-        <w:tc>
-          <w:tcPr>
-            <w:tcW w:w="1648" w:type="dxa"/>
-            <w:tcBorders/>
-            <w:vAlign w:val="center"/>
-          </w:tcPr>
-          <w:p>
-            <w:pPr>
-              <w:pStyle w:val="TableContents"/>
-              <w:shd w:fill="2E3440" w:val="clear"/>
-              <w:bidi w:val="0"/>
-              <w:spacing w:before="120" w:after="120"/>
-              <w:jc w:val="left"/>
-              <w:rPr/>
-            </w:pPr>
-            <w:r>
-              <w:rPr>
-                <w:rStyle w:val="SourceText"/>
-              </w:rPr>
-              <w:t>false</w:t>
-            </w:r>
-          </w:p>
-        </w:tc>
-        <w:tc>
-          <w:tcPr>
-            <w:tcW w:w="3244" w:type="dxa"/>
-            <w:tcBorders/>
-            <w:vAlign w:val="center"/>
-          </w:tcPr>
-          <w:p>
-            <w:pPr>
-              <w:pStyle w:val="TableContents"/>
-              <w:shd w:fill="2E3440" w:val="clear"/>
-              <w:bidi w:val="0"/>
-              <w:spacing w:before="120" w:after="120"/>
-              <w:jc w:val="left"/>
-              <w:rPr/>
-            </w:pPr>
-            <w:r>
-              <w:rPr/>
-              <w:t>replaces the wrap-up instruction with a plain handoff request. It still blocks once.</w:t>
+              <w:t>resume.auto</w:t>
+            </w:r>
+          </w:p>
+        </w:tc>
+        <w:tc>
+          <w:tcPr>
+            <w:tcW w:w="1802" w:type="dxa"/>
+            <w:tcBorders/>
+            <w:vAlign w:val="center"/>
+          </w:tcPr>
+          <w:p>
+            <w:pPr>
+              <w:pStyle w:val="TableContents"/>
+              <w:shd w:fill="2E3440" w:val="clear"/>
+              <w:bidi w:val="0"/>
+              <w:spacing w:before="120" w:after="120"/>
+              <w:jc w:val="left"/>
+              <w:rPr/>
+            </w:pPr>
+            <w:r>
+              <w:rPr>
+                <w:rStyle w:val="SourceText"/>
+              </w:rPr>
+              <w:t>true</w:t>
+            </w:r>
+          </w:p>
+        </w:tc>
+        <w:tc>
+          <w:tcPr>
+            <w:tcW w:w="3152" w:type="dxa"/>
+            <w:tcBorders/>
+            <w:vAlign w:val="center"/>
+          </w:tcPr>
+          <w:p>
+            <w:pPr>
+              <w:pStyle w:val="TableContents"/>
+              <w:shd w:fill="2E3440" w:val="clear"/>
+              <w:bidi w:val="0"/>
+              <w:spacing w:before="120" w:after="120"/>
+              <w:jc w:val="left"/>
+              <w:rPr/>
+            </w:pPr>
+            <w:r>
+              <w:rPr/>
+              <w:t xml:space="preserve">names the next command from the handoff's </w:t>
+            </w:r>
+            <w:r>
+              <w:rPr>
+                <w:rStyle w:val="SourceText"/>
+              </w:rPr>
+              <w:t>resume:</w:t>
+            </w:r>
+            <w:r>
+              <w:rPr/>
+              <w:t xml:space="preserve"> line after </w:t>
+            </w:r>
+            <w:r>
+              <w:rPr>
+                <w:rStyle w:val="SourceText"/>
+              </w:rPr>
+              <w:t>/clear</w:t>
+            </w:r>
+            <w:r>
+              <w:rPr/>
+              <w:t xml:space="preserve"> or a manual </w:t>
+            </w:r>
+            <w:r>
+              <w:rPr>
+                <w:rStyle w:val="SourceText"/>
+              </w:rPr>
+              <w:t>/compact</w:t>
+            </w:r>
+            <w:r>
+              <w:rPr/>
+              <w:t xml:space="preserve"> (off by default)</w:t>
             </w:r>
           </w:p>
         </w:tc>
@@ -8928,25 +9827,39 @@
         <w:trPr/>
         <w:tc>
           <w:tcPr>
-            <w:tcW w:w="2347" w:type="dxa"/>
-            <w:tcBorders/>
-            <w:vAlign w:val="center"/>
-          </w:tcPr>
-          <w:p>
-            <w:pPr>
-              <w:pStyle w:val="TableContents"/>
-              <w:shd w:fill="2E3440" w:val="clear"/>
-              <w:bidi w:val="0"/>
-              <w:spacing w:before="120" w:after="120"/>
-              <w:jc w:val="left"/>
-              <w:rPr/>
-            </w:pPr>
+            <w:tcW w:w="2285" w:type="dxa"/>
+            <w:tcBorders/>
+            <w:vAlign w:val="center"/>
+          </w:tcPr>
+          <w:p>
+            <w:pPr>
+              <w:pStyle w:val="TableContents"/>
+              <w:shd w:fill="2E3440" w:val="clear"/>
+              <w:bidi w:val="0"/>
+              <w:spacing w:before="120" w:after="120"/>
+              <w:jc w:val="left"/>
+              <w:rPr/>
+            </w:pPr>
+            <w:r>
+              <w:rPr>
+                <w:rStyle w:val="SourceText"/>
+              </w:rPr>
+              <w:t>.crew/crew.json</w:t>
+            </w:r>
+            <w:r>
+              <w:rPr/>
+              <w:t xml:space="preserve"> or </w:t>
+            </w:r>
             <w:r>
               <w:rPr>
                 <w:rStyle w:val="SourceText"/>
               </w:rPr>
               <w:t>.crew/config.json</w:t>
             </w:r>
+            <w:r>
+              <w:rPr/>
+              <w:t xml:space="preserve"> (the repo)</w:t>
+            </w:r>
           </w:p>
         </w:tc>
         <w:tc>
@@ -8968,13 +9881,13 @@
               <w:rPr>
                 <w:rStyle w:val="SourceText"/>
               </w:rPr>
-              <w:t>context.enabled</w:t>
-            </w:r>
-          </w:p>
-        </w:tc>
-        <w:tc>
-          <w:tcPr>
-            <w:tcW w:w="1648" w:type="dxa"/>
+              <w:t>resume.auto</w:t>
+            </w:r>
+          </w:p>
+        </w:tc>
+        <w:tc>
+          <w:tcPr>
+            <w:tcW w:w="1802" w:type="dxa"/>
             <w:tcBorders/>
             <w:vAlign w:val="center"/>
           </w:tcPr>
@@ -8997,22 +9910,32 @@
         </w:tc>
         <w:tc>
           <w:tcPr>
-            <w:tcW w:w="3244" w:type="dxa"/>
-            <w:tcBorders/>
-            <w:vAlign w:val="center"/>
-          </w:tcPr>
-          <w:p>
-            <w:pPr>
-              <w:pStyle w:val="TableContents"/>
-              <w:shd w:fill="2E3440" w:val="clear"/>
-              <w:bidi w:val="0"/>
-              <w:spacing w:before="120" w:after="120"/>
-              <w:jc w:val="left"/>
-              <w:rPr/>
-            </w:pPr>
-            <w:r>
-              <w:rPr/>
-              <w:t>turns off the whole context watcher, wrap-up included</w:t>
+            <w:tcW w:w="3152" w:type="dxa"/>
+            <w:tcBorders/>
+            <w:vAlign w:val="center"/>
+          </w:tcPr>
+          <w:p>
+            <w:pPr>
+              <w:pStyle w:val="TableContents"/>
+              <w:shd w:fill="2E3440" w:val="clear"/>
+              <w:bidi w:val="0"/>
+              <w:spacing w:before="120" w:after="120"/>
+              <w:jc w:val="left"/>
+              <w:rPr/>
+            </w:pPr>
+            <w:r>
+              <w:rPr/>
+              <w:t xml:space="preserve">vetoes auto-resume in this repo. </w:t>
+            </w:r>
+            <w:r>
+              <w:rPr>
+                <w:rStyle w:val="SourceText"/>
+              </w:rPr>
+              <w:t>true</w:t>
+            </w:r>
+            <w:r>
+              <w:rPr/>
+              <w:t xml:space="preserve"> here does not switch it on.</w:t>
             </w:r>
           </w:p>
         </w:tc>
@@ -9021,7 +9944,7 @@
         <w:trPr/>
         <w:tc>
           <w:tcPr>
-            <w:tcW w:w="2347" w:type="dxa"/>
+            <w:tcW w:w="2285" w:type="dxa"/>
             <w:tcBorders/>
             <w:vAlign w:val="center"/>
           </w:tcPr>
@@ -9061,13 +9984,199 @@
               <w:rPr>
                 <w:rStyle w:val="SourceText"/>
               </w:rPr>
+              <w:t>context.autoWrapUp</w:t>
+            </w:r>
+          </w:p>
+        </w:tc>
+        <w:tc>
+          <w:tcPr>
+            <w:tcW w:w="1802" w:type="dxa"/>
+            <w:tcBorders/>
+            <w:vAlign w:val="center"/>
+          </w:tcPr>
+          <w:p>
+            <w:pPr>
+              <w:pStyle w:val="TableContents"/>
+              <w:shd w:fill="2E3440" w:val="clear"/>
+              <w:bidi w:val="0"/>
+              <w:spacing w:before="120" w:after="120"/>
+              <w:jc w:val="left"/>
+              <w:rPr/>
+            </w:pPr>
+            <w:r>
+              <w:rPr>
+                <w:rStyle w:val="SourceText"/>
+              </w:rPr>
+              <w:t>false</w:t>
+            </w:r>
+          </w:p>
+        </w:tc>
+        <w:tc>
+          <w:tcPr>
+            <w:tcW w:w="3152" w:type="dxa"/>
+            <w:tcBorders/>
+            <w:vAlign w:val="center"/>
+          </w:tcPr>
+          <w:p>
+            <w:pPr>
+              <w:pStyle w:val="TableContents"/>
+              <w:shd w:fill="2E3440" w:val="clear"/>
+              <w:bidi w:val="0"/>
+              <w:spacing w:before="120" w:after="120"/>
+              <w:jc w:val="left"/>
+              <w:rPr/>
+            </w:pPr>
+            <w:r>
+              <w:rPr/>
+              <w:t>replaces the wrap-up instruction with a plain handoff request. It still blocks once.</w:t>
+            </w:r>
+          </w:p>
+        </w:tc>
+      </w:tr>
+      <w:tr>
+        <w:trPr/>
+        <w:tc>
+          <w:tcPr>
+            <w:tcW w:w="2285" w:type="dxa"/>
+            <w:tcBorders/>
+            <w:vAlign w:val="center"/>
+          </w:tcPr>
+          <w:p>
+            <w:pPr>
+              <w:pStyle w:val="TableContents"/>
+              <w:shd w:fill="2E3440" w:val="clear"/>
+              <w:bidi w:val="0"/>
+              <w:spacing w:before="120" w:after="120"/>
+              <w:jc w:val="left"/>
+              <w:rPr/>
+            </w:pPr>
+            <w:r>
+              <w:rPr>
+                <w:rStyle w:val="SourceText"/>
+              </w:rPr>
+              <w:t>.crew/config.json</w:t>
+            </w:r>
+          </w:p>
+        </w:tc>
+        <w:tc>
+          <w:tcPr>
+            <w:tcW w:w="4100" w:type="dxa"/>
+            <w:tcBorders/>
+            <w:vAlign w:val="center"/>
+          </w:tcPr>
+          <w:p>
+            <w:pPr>
+              <w:pStyle w:val="TableContents"/>
+              <w:shd w:fill="2E3440" w:val="clear"/>
+              <w:bidi w:val="0"/>
+              <w:spacing w:before="120" w:after="120"/>
+              <w:jc w:val="left"/>
+              <w:rPr/>
+            </w:pPr>
+            <w:r>
+              <w:rPr>
+                <w:rStyle w:val="SourceText"/>
+              </w:rPr>
+              <w:t>context.enabled</w:t>
+            </w:r>
+          </w:p>
+        </w:tc>
+        <w:tc>
+          <w:tcPr>
+            <w:tcW w:w="1802" w:type="dxa"/>
+            <w:tcBorders/>
+            <w:vAlign w:val="center"/>
+          </w:tcPr>
+          <w:p>
+            <w:pPr>
+              <w:pStyle w:val="TableContents"/>
+              <w:shd w:fill="2E3440" w:val="clear"/>
+              <w:bidi w:val="0"/>
+              <w:spacing w:before="120" w:after="120"/>
+              <w:jc w:val="left"/>
+              <w:rPr/>
+            </w:pPr>
+            <w:r>
+              <w:rPr>
+                <w:rStyle w:val="SourceText"/>
+              </w:rPr>
+              <w:t>false</w:t>
+            </w:r>
+          </w:p>
+        </w:tc>
+        <w:tc>
+          <w:tcPr>
+            <w:tcW w:w="3152" w:type="dxa"/>
+            <w:tcBorders/>
+            <w:vAlign w:val="center"/>
+          </w:tcPr>
+          <w:p>
+            <w:pPr>
+              <w:pStyle w:val="TableContents"/>
+              <w:shd w:fill="2E3440" w:val="clear"/>
+              <w:bidi w:val="0"/>
+              <w:spacing w:before="120" w:after="120"/>
+              <w:jc w:val="left"/>
+              <w:rPr/>
+            </w:pPr>
+            <w:r>
+              <w:rPr/>
+              <w:t>turns off the whole context watcher, wrap-up included</w:t>
+            </w:r>
+          </w:p>
+        </w:tc>
+      </w:tr>
+      <w:tr>
+        <w:trPr/>
+        <w:tc>
+          <w:tcPr>
+            <w:tcW w:w="2285" w:type="dxa"/>
+            <w:tcBorders/>
+            <w:vAlign w:val="center"/>
+          </w:tcPr>
+          <w:p>
+            <w:pPr>
+              <w:pStyle w:val="TableContents"/>
+              <w:shd w:fill="2E3440" w:val="clear"/>
+              <w:bidi w:val="0"/>
+              <w:spacing w:before="120" w:after="120"/>
+              <w:jc w:val="left"/>
+              <w:rPr/>
+            </w:pPr>
+            <w:r>
+              <w:rPr>
+                <w:rStyle w:val="SourceText"/>
+              </w:rPr>
+              <w:t>.crew/config.json</w:t>
+            </w:r>
+          </w:p>
+        </w:tc>
+        <w:tc>
+          <w:tcPr>
+            <w:tcW w:w="4100" w:type="dxa"/>
+            <w:tcBorders/>
+            <w:vAlign w:val="center"/>
+          </w:tcPr>
+          <w:p>
+            <w:pPr>
+              <w:pStyle w:val="TableContents"/>
+              <w:shd w:fill="2E3440" w:val="clear"/>
+              <w:bidi w:val="0"/>
+              <w:spacing w:before="120" w:after="120"/>
+              <w:jc w:val="left"/>
+              <w:rPr/>
+            </w:pPr>
+            <w:r>
+              <w:rPr>
+                <w:rStyle w:val="SourceText"/>
+              </w:rPr>
               <w:t>memory.inject</w:t>
             </w:r>
           </w:p>
         </w:tc>
         <w:tc>
           <w:tcPr>
-            <w:tcW w:w="1648" w:type="dxa"/>
+            <w:tcW w:w="1802" w:type="dxa"/>
             <w:tcBorders/>
             <w:vAlign w:val="center"/>
           </w:tcPr>
@@ -9090,7 +10199,7 @@
         </w:tc>
         <w:tc>
           <w:tcPr>
-            <w:tcW w:w="3244" w:type="dxa"/>
+            <w:tcW w:w="3152" w:type="dxa"/>
             <w:tcBorders/>
             <w:vAlign w:val="center"/>
           </w:tcPr>
@@ -9138,11 +10247,31 @@
         <w:rPr>
           <w:rStyle w:val="SourceText"/>
         </w:rPr>
+        <w:t>/crew:config --show</w:t>
+      </w:r>
+      <w:r>
+        <w:rPr/>
+        <w:t xml:space="preserve"> shows where each value comes from. </w:t>
+      </w:r>
+      <w:r>
+        <w:rPr>
+          <w:rStyle w:val="SourceText"/>
+        </w:rPr>
         <w:t>/crew:config</w:t>
       </w:r>
       <w:r>
         <w:rPr/>
-        <w:t xml:space="preserve"> shows where each value comes from and walks you through the global file. To turn the cycle off on a machine, set </w:t>
+        <w:t xml:space="preserve"> with no argument (or </w:t>
+      </w:r>
+      <w:r>
+        <w:rPr>
+          <w:rStyle w:val="SourceText"/>
+        </w:rPr>
+        <w:t>/crew:config-setup</w:t>
+      </w:r>
+      <w:r>
+        <w:rPr/>
+        <w:t xml:space="preserve">) opens a menu that sets either file from a list of values, with a dry run before anything is written. To turn the cycle off on a machine, set </w:t>
       </w:r>
       <w:r>
         <w:rPr>
@@ -9162,7 +10291,67 @@
       </w:r>
       <w:r>
         <w:rPr/>
-        <w:t xml:space="preserve"> or delete the key.</w:t>
+        <w:t xml:space="preserve"> or delete the key. In a repo the menu offers only the veto (</w:t>
+      </w:r>
+      <w:r>
+        <w:rPr>
+          <w:rStyle w:val="SourceText"/>
+        </w:rPr>
+        <w:t>false</w:t>
+      </w:r>
+      <w:r>
+        <w:rPr/>
+        <w:t xml:space="preserve">) or </w:t>
+      </w:r>
+      <w:r>
+        <w:rPr>
+          <w:rStyle w:val="SourceText"/>
+        </w:rPr>
+        <w:t>null</w:t>
+      </w:r>
+      <w:r>
+        <w:rPr/>
+        <w:t xml:space="preserve"> for </w:t>
+      </w:r>
+      <w:r>
+        <w:rPr>
+          <w:rStyle w:val="SourceText"/>
+        </w:rPr>
+        <w:t>context.autoClear.enabled</w:t>
+      </w:r>
+      <w:r>
+        <w:rPr/>
+        <w:t xml:space="preserve"> and </w:t>
+      </w:r>
+      <w:r>
+        <w:rPr>
+          <w:rStyle w:val="SourceText"/>
+        </w:rPr>
+        <w:t>resume.auto</w:t>
+      </w:r>
+      <w:r>
+        <w:rPr/>
+        <w:t xml:space="preserve">, and shows </w:t>
+      </w:r>
+      <w:r>
+        <w:rPr>
+          <w:rStyle w:val="SourceText"/>
+        </w:rPr>
+        <w:t>onlyRepos</w:t>
+      </w:r>
+      <w:r>
+        <w:rPr/>
+        <w:t>/</w:t>
+      </w:r>
+      <w:r>
+        <w:rPr>
+          <w:rStyle w:val="SourceText"/>
+        </w:rPr>
+        <w:t>onlySessions</w:t>
+      </w:r>
+      <w:r>
+        <w:rPr/>
+        <w:t xml:space="preserve"> read-only, because only the machine file can arm or narrow them.</w:t>
       </w:r>
     </w:p>
     <w:p>
@@ -9173,8 +10362,8 @@
         <w:jc w:val="left"/>
         <w:rPr/>
       </w:pPr>
-      <w:bookmarkStart w:id="14" w:name="arming-one-scratch-repo-while-other-sess"/>
-      <w:bookmarkEnd w:id="14"/>
+      <w:bookmarkStart w:id="16" w:name="arming-one-scratch-repo-while-other-sess"/>
+      <w:bookmarkEnd w:id="16"/>
       <w:r>
         <w:rPr/>
         <w:t>Arming one scratch repo while other sessions are live</w:t>
@@ -9459,7 +10648,7 @@
         <w:pStyle w:val="BodyText"/>
         <w:numPr>
           <w:ilvl w:val="0"/>
-          <w:numId w:val="17"/>
+          <w:numId w:val="18"/>
         </w:numPr>
         <w:tabs>
           <w:tab w:val="clear" w:pos="1134"/>
@@ -9501,7 +10690,7 @@
         <w:pStyle w:val="BodyText"/>
         <w:numPr>
           <w:ilvl w:val="0"/>
-          <w:numId w:val="17"/>
+          <w:numId w:val="18"/>
         </w:numPr>
         <w:tabs>
           <w:tab w:val="clear" w:pos="1134"/>
@@ -9523,7 +10712,7 @@
         <w:pStyle w:val="BodyText"/>
         <w:numPr>
           <w:ilvl w:val="0"/>
-          <w:numId w:val="17"/>
+          <w:numId w:val="18"/>
         </w:numPr>
         <w:tabs>
           <w:tab w:val="clear" w:pos="1134"/>
@@ -9575,7 +10764,7 @@
         <w:pStyle w:val="BodyText"/>
         <w:numPr>
           <w:ilvl w:val="0"/>
-          <w:numId w:val="17"/>
+          <w:numId w:val="18"/>
         </w:numPr>
         <w:tabs>
           <w:tab w:val="clear" w:pos="1134"/>
@@ -9597,7 +10786,7 @@
         <w:pStyle w:val="BodyText"/>
         <w:numPr>
           <w:ilvl w:val="0"/>
-          <w:numId w:val="17"/>
+          <w:numId w:val="18"/>
         </w:numPr>
         <w:tabs>
           <w:tab w:val="clear" w:pos="1134"/>
@@ -9649,7 +10838,7 @@
         <w:pStyle w:val="BodyText"/>
         <w:numPr>
           <w:ilvl w:val="0"/>
-          <w:numId w:val="17"/>
+          <w:numId w:val="18"/>
         </w:numPr>
         <w:tabs>
           <w:tab w:val="clear" w:pos="1134"/>
@@ -9905,33 +11094,11 @@
         <w:jc w:val="left"/>
         <w:rPr/>
       </w:pPr>
-      <w:bookmarkStart w:id="15" w:name="when-it-will-not-clear"/>
-      <w:bookmarkEnd w:id="15"/>
-      <w:r>
-        <w:rPr/>
-        <w:t>When It Will Not Clear</w:t>
-      </w:r>
-    </w:p>
-    <w:p>
-      <w:pPr>
-        <w:pStyle w:val="BodyText"/>
-        <w:bidi w:val="0"/>
-        <w:jc w:val="left"/>
-        <w:rPr/>
-      </w:pPr>
-      <w:r>
-        <w:rPr/>
-        <w:t xml:space="preserve">Each refusal is logged with its reason to </w:t>
-      </w:r>
-      <w:r>
-        <w:rPr>
-          <w:rStyle w:val="SourceText"/>
-        </w:rPr>
-        <w:t>.crew/.autoclear.log</w:t>
-      </w:r>
-      <w:r>
-        <w:rPr/>
-        <w:t>. A Stop hook's stderr is not shown to you, so check that log first.</w:t>
+      <w:bookmarkStart w:id="17" w:name="which-method-and-what-it-does"/>
+      <w:bookmarkEnd w:id="17"/>
+      <w:r>
+        <w:rPr/>
+        <w:t>Which Method, and What It Does</w:t>
       </w:r>
     </w:p>
     <w:tbl>
@@ -9948,8 +11115,9 @@
         </w:tblCellMar>
       </w:tblPr>
       <w:tblGrid>
-        <w:gridCol w:w="5262"/>
-        <w:gridCol w:w="6077"/>
+        <w:gridCol w:w="1180"/>
+        <w:gridCol w:w="7903"/>
+        <w:gridCol w:w="2256"/>
       </w:tblGrid>
       <w:tr>
         <w:trPr>
@@ -9957,7 +11125,7 @@
         </w:trPr>
         <w:tc>
           <w:tcPr>
-            <w:tcW w:w="5262" w:type="dxa"/>
+            <w:tcW w:w="1180" w:type="dxa"/>
             <w:tcBorders/>
             <w:vAlign w:val="center"/>
           </w:tcPr>
@@ -9973,13 +11141,13 @@
             </w:pPr>
             <w:r>
               <w:rPr/>
-              <w:t>Log says</w:t>
-            </w:r>
-          </w:p>
-        </w:tc>
-        <w:tc>
-          <w:tcPr>
-            <w:tcW w:w="6077" w:type="dxa"/>
+              <w:t>Method</w:t>
+            </w:r>
+          </w:p>
+        </w:tc>
+        <w:tc>
+          <w:tcPr>
+            <w:tcW w:w="7903" w:type="dxa"/>
             <w:tcBorders/>
             <w:vAlign w:val="center"/>
           </w:tcPr>
@@ -9995,7 +11163,39 @@
             </w:pPr>
             <w:r>
               <w:rPr/>
-              <w:t>Meaning</w:t>
+              <w:t>What it does</w:t>
+            </w:r>
+          </w:p>
+        </w:tc>
+        <w:tc>
+          <w:tcPr>
+            <w:tcW w:w="2256" w:type="dxa"/>
+            <w:tcBorders/>
+            <w:vAlign w:val="center"/>
+          </w:tcPr>
+          <w:p>
+            <w:pPr>
+              <w:pStyle w:val="TableHeading"/>
+              <w:suppressLineNumbers/>
+              <w:shd w:fill="434C5E" w:val="clear"/>
+              <w:bidi w:val="0"/>
+              <w:spacing w:before="120" w:after="120"/>
+              <w:jc w:val="left"/>
+              <w:rPr/>
+            </w:pPr>
+            <w:r>
+              <w:rPr/>
+              <w:t xml:space="preserve">Where </w:t>
+            </w:r>
+            <w:r>
+              <w:rPr>
+                <w:rStyle w:val="SourceText"/>
+              </w:rPr>
+              <w:t>auto</w:t>
+            </w:r>
+            <w:r>
+              <w:rPr/>
+              <w:t xml:space="preserve"> picks it</w:t>
             </w:r>
           </w:p>
         </w:tc>
@@ -10004,45 +11204,96 @@
         <w:trPr/>
         <w:tc>
           <w:tcPr>
-            <w:tcW w:w="5262" w:type="dxa"/>
-            <w:tcBorders/>
-            <w:vAlign w:val="center"/>
-          </w:tcPr>
-          <w:p>
-            <w:pPr>
-              <w:pStyle w:val="TableContents"/>
-              <w:shd w:fill="2E3440" w:val="clear"/>
-              <w:bidi w:val="0"/>
-              <w:spacing w:before="120" w:after="120"/>
-              <w:jc w:val="left"/>
-              <w:rPr/>
-            </w:pPr>
-            <w:r>
-              <w:rPr>
-                <w:rStyle w:val="SourceText"/>
-              </w:rPr>
-              <w:t>not trustworthy (estimated-from-transcript-size)</w:t>
-            </w:r>
-          </w:p>
-        </w:tc>
-        <w:tc>
-          <w:tcPr>
-            <w:tcW w:w="6077" w:type="dxa"/>
-            <w:tcBorders/>
-            <w:vAlign w:val="center"/>
-          </w:tcPr>
-          <w:p>
-            <w:pPr>
-              <w:pStyle w:val="TableContents"/>
-              <w:shd w:fill="2E3440" w:val="clear"/>
-              <w:bidi w:val="0"/>
-              <w:spacing w:before="120" w:after="120"/>
-              <w:jc w:val="left"/>
-              <w:rPr/>
-            </w:pPr>
-            <w:r>
-              <w:rPr/>
-              <w:t>no usage record was found, so the reading was an estimate</w:t>
+            <w:tcW w:w="1180" w:type="dxa"/>
+            <w:tcBorders/>
+            <w:vAlign w:val="center"/>
+          </w:tcPr>
+          <w:p>
+            <w:pPr>
+              <w:pStyle w:val="TableContents"/>
+              <w:shd w:fill="2E3440" w:val="clear"/>
+              <w:bidi w:val="0"/>
+              <w:spacing w:before="120" w:after="120"/>
+              <w:jc w:val="left"/>
+              <w:rPr/>
+            </w:pPr>
+            <w:r>
+              <w:rPr>
+                <w:rStyle w:val="SourceText"/>
+              </w:rPr>
+              <w:t>tmux</w:t>
+            </w:r>
+          </w:p>
+        </w:tc>
+        <w:tc>
+          <w:tcPr>
+            <w:tcW w:w="7903" w:type="dxa"/>
+            <w:tcBorders/>
+            <w:vAlign w:val="center"/>
+          </w:tcPr>
+          <w:p>
+            <w:pPr>
+              <w:pStyle w:val="TableContents"/>
+              <w:shd w:fill="2E3440" w:val="clear"/>
+              <w:bidi w:val="0"/>
+              <w:spacing w:before="120" w:after="120"/>
+              <w:jc w:val="left"/>
+              <w:rPr/>
+            </w:pPr>
+            <w:r>
+              <w:rPr/>
+              <w:t xml:space="preserve">Types the command into the </w:t>
+            </w:r>
+            <w:r>
+              <w:rPr>
+                <w:rStyle w:val="SourceText"/>
+              </w:rPr>
+              <w:t>$TMUX_PANE</w:t>
+            </w:r>
+            <w:r>
+              <w:rPr/>
+              <w:t xml:space="preserve"> that is an ancestor of the hook. No focus involved — the most reliable method.</w:t>
+            </w:r>
+          </w:p>
+        </w:tc>
+        <w:tc>
+          <w:tcPr>
+            <w:tcW w:w="2256" w:type="dxa"/>
+            <w:tcBorders/>
+            <w:vAlign w:val="center"/>
+          </w:tcPr>
+          <w:p>
+            <w:pPr>
+              <w:pStyle w:val="TableContents"/>
+              <w:shd w:fill="2E3440" w:val="clear"/>
+              <w:bidi w:val="0"/>
+              <w:spacing w:before="120" w:after="120"/>
+              <w:jc w:val="left"/>
+              <w:rPr/>
+            </w:pPr>
+            <w:r>
+              <w:rPr/>
+              <w:t xml:space="preserve">Linux, macOS, WSL, Git Bash on Windows, when </w:t>
+            </w:r>
+            <w:r>
+              <w:rPr>
+                <w:rStyle w:val="SourceText"/>
+              </w:rPr>
+              <w:t>$TMUX</w:t>
+            </w:r>
+            <w:r>
+              <w:rPr/>
+              <w:t xml:space="preserve"> names a pane and </w:t>
+            </w:r>
+            <w:r>
+              <w:rPr>
+                <w:rStyle w:val="SourceText"/>
+              </w:rPr>
+              <w:t>tmux</w:t>
+            </w:r>
+            <w:r>
+              <w:rPr/>
+              <w:t xml:space="preserve"> is on PATH</w:t>
             </w:r>
           </w:p>
         </w:tc>
@@ -10051,55 +11302,96 @@
         <w:trPr/>
         <w:tc>
           <w:tcPr>
-            <w:tcW w:w="5262" w:type="dxa"/>
-            <w:tcBorders/>
-            <w:vAlign w:val="center"/>
-          </w:tcPr>
-          <w:p>
-            <w:pPr>
-              <w:pStyle w:val="TableContents"/>
-              <w:shd w:fill="2E3440" w:val="clear"/>
-              <w:bidi w:val="0"/>
-              <w:spacing w:before="120" w:after="120"/>
-              <w:jc w:val="left"/>
-              <w:rPr/>
-            </w:pPr>
-            <w:r>
-              <w:rPr>
-                <w:rStyle w:val="SourceText"/>
-              </w:rPr>
-              <w:t>not trustworthy (unknown-window)</w:t>
-            </w:r>
-          </w:p>
-        </w:tc>
-        <w:tc>
-          <w:tcPr>
-            <w:tcW w:w="6077" w:type="dxa"/>
-            <w:tcBorders/>
-            <w:vAlign w:val="center"/>
-          </w:tcPr>
-          <w:p>
-            <w:pPr>
-              <w:pStyle w:val="TableContents"/>
-              <w:shd w:fill="2E3440" w:val="clear"/>
-              <w:bidi w:val="0"/>
-              <w:spacing w:before="120" w:after="120"/>
-              <w:jc w:val="left"/>
-              <w:rPr/>
-            </w:pPr>
-            <w:r>
-              <w:rPr/>
-              <w:t xml:space="preserve">the model's context window is unknown and </w:t>
-            </w:r>
-            <w:r>
-              <w:rPr>
-                <w:rStyle w:val="SourceText"/>
-              </w:rPr>
-              <w:t>context.budgetTokens</w:t>
-            </w:r>
-            <w:r>
-              <w:rPr/>
-              <w:t xml:space="preserve"> is not set</w:t>
+            <w:tcW w:w="1180" w:type="dxa"/>
+            <w:tcBorders/>
+            <w:vAlign w:val="center"/>
+          </w:tcPr>
+          <w:p>
+            <w:pPr>
+              <w:pStyle w:val="TableContents"/>
+              <w:shd w:fill="2E3440" w:val="clear"/>
+              <w:bidi w:val="0"/>
+              <w:spacing w:before="120" w:after="120"/>
+              <w:jc w:val="left"/>
+              <w:rPr/>
+            </w:pPr>
+            <w:r>
+              <w:rPr>
+                <w:rStyle w:val="SourceText"/>
+              </w:rPr>
+              <w:t>xdotool</w:t>
+            </w:r>
+          </w:p>
+        </w:tc>
+        <w:tc>
+          <w:tcPr>
+            <w:tcW w:w="7903" w:type="dxa"/>
+            <w:tcBorders/>
+            <w:vAlign w:val="center"/>
+          </w:tcPr>
+          <w:p>
+            <w:pPr>
+              <w:pStyle w:val="TableContents"/>
+              <w:shd w:fill="2E3440" w:val="clear"/>
+              <w:bidi w:val="0"/>
+              <w:spacing w:before="120" w:after="120"/>
+              <w:jc w:val="left"/>
+              <w:rPr/>
+            </w:pPr>
+            <w:r>
+              <w:rPr/>
+              <w:t xml:space="preserve">Types into the one X11 window owned by the nearest ancestor process (or matching </w:t>
+            </w:r>
+            <w:r>
+              <w:rPr>
+                <w:rStyle w:val="SourceText"/>
+              </w:rPr>
+              <w:t>windowTitle</w:t>
+            </w:r>
+            <w:r>
+              <w:rPr/>
+              <w:t>).</w:t>
+            </w:r>
+          </w:p>
+        </w:tc>
+        <w:tc>
+          <w:tcPr>
+            <w:tcW w:w="2256" w:type="dxa"/>
+            <w:tcBorders/>
+            <w:vAlign w:val="center"/>
+          </w:tcPr>
+          <w:p>
+            <w:pPr>
+              <w:pStyle w:val="TableContents"/>
+              <w:shd w:fill="2E3440" w:val="clear"/>
+              <w:bidi w:val="0"/>
+              <w:spacing w:before="120" w:after="120"/>
+              <w:jc w:val="left"/>
+              <w:rPr/>
+            </w:pPr>
+            <w:r>
+              <w:rPr/>
+              <w:t xml:space="preserve">Linux with </w:t>
+            </w:r>
+            <w:r>
+              <w:rPr>
+                <w:rStyle w:val="SourceText"/>
+              </w:rPr>
+              <w:t>xdotool</w:t>
+            </w:r>
+            <w:r>
+              <w:rPr/>
+              <w:t xml:space="preserve"> on PATH and </w:t>
+            </w:r>
+            <w:r>
+              <w:rPr>
+                <w:rStyle w:val="SourceText"/>
+              </w:rPr>
+              <w:t>$DISPLAY</w:t>
+            </w:r>
+            <w:r>
+              <w:rPr/>
+              <w:t xml:space="preserve"> set</w:t>
             </w:r>
           </w:p>
         </w:tc>
@@ -10108,45 +11400,72 @@
         <w:trPr/>
         <w:tc>
           <w:tcPr>
-            <w:tcW w:w="5262" w:type="dxa"/>
-            <w:tcBorders/>
-            <w:vAlign w:val="center"/>
-          </w:tcPr>
-          <w:p>
-            <w:pPr>
-              <w:pStyle w:val="TableContents"/>
-              <w:shd w:fill="2E3440" w:val="clear"/>
-              <w:bidi w:val="0"/>
-              <w:spacing w:before="120" w:after="120"/>
-              <w:jc w:val="left"/>
-              <w:rPr/>
-            </w:pPr>
-            <w:r>
-              <w:rPr>
-                <w:rStyle w:val="SourceText"/>
-              </w:rPr>
-              <w:t>not trustworthy (stale-reading-before-compaction)</w:t>
-            </w:r>
-          </w:p>
-        </w:tc>
-        <w:tc>
-          <w:tcPr>
-            <w:tcW w:w="6077" w:type="dxa"/>
-            <w:tcBorders/>
-            <w:vAlign w:val="center"/>
-          </w:tcPr>
-          <w:p>
-            <w:pPr>
-              <w:pStyle w:val="TableContents"/>
-              <w:shd w:fill="2E3440" w:val="clear"/>
-              <w:bidi w:val="0"/>
-              <w:spacing w:before="120" w:after="120"/>
-              <w:jc w:val="left"/>
-              <w:rPr/>
-            </w:pPr>
-            <w:r>
-              <w:rPr/>
-              <w:t>the last reading came from before a compaction</w:t>
+            <w:tcW w:w="1180" w:type="dxa"/>
+            <w:tcBorders/>
+            <w:vAlign w:val="center"/>
+          </w:tcPr>
+          <w:p>
+            <w:pPr>
+              <w:pStyle w:val="TableContents"/>
+              <w:shd w:fill="2E3440" w:val="clear"/>
+              <w:bidi w:val="0"/>
+              <w:spacing w:before="120" w:after="120"/>
+              <w:jc w:val="left"/>
+              <w:rPr/>
+            </w:pPr>
+            <w:r>
+              <w:rPr>
+                <w:rStyle w:val="SourceText"/>
+              </w:rPr>
+              <w:t>notify</w:t>
+            </w:r>
+          </w:p>
+        </w:tc>
+        <w:tc>
+          <w:tcPr>
+            <w:tcW w:w="7903" w:type="dxa"/>
+            <w:tcBorders/>
+            <w:vAlign w:val="center"/>
+          </w:tcPr>
+          <w:p>
+            <w:pPr>
+              <w:pStyle w:val="TableContents"/>
+              <w:shd w:fill="2E3440" w:val="clear"/>
+              <w:bidi w:val="0"/>
+              <w:spacing w:before="120" w:after="120"/>
+              <w:jc w:val="left"/>
+              <w:rPr/>
+            </w:pPr>
+            <w:r>
+              <w:rPr/>
+              <w:t>Types nothing. Prints a message saying the handoff is written and verified and it is safe to run the command yourself. Never says anything was cleared or compacted — it does not know that, and it did not do it.</w:t>
+            </w:r>
+          </w:p>
+        </w:tc>
+        <w:tc>
+          <w:tcPr>
+            <w:tcW w:w="2256" w:type="dxa"/>
+            <w:tcBorders/>
+            <w:vAlign w:val="center"/>
+          </w:tcPr>
+          <w:p>
+            <w:pPr>
+              <w:pStyle w:val="TableContents"/>
+              <w:shd w:fill="2E3440" w:val="clear"/>
+              <w:bidi w:val="0"/>
+              <w:spacing w:before="120" w:after="120"/>
+              <w:jc w:val="left"/>
+              <w:rPr/>
+            </w:pPr>
+            <w:r>
+              <w:rPr>
+                <w:rStyle w:val="Strong"/>
+              </w:rPr>
+              <w:t>native Windows</w:t>
+            </w:r>
+            <w:r>
+              <w:rPr/>
+              <w:t>, whenever there is no tmux pane — this is the default there, not a fallback for something missing</w:t>
             </w:r>
           </w:p>
         </w:tc>
@@ -10155,45 +11474,128 @@
         <w:trPr/>
         <w:tc>
           <w:tcPr>
-            <w:tcW w:w="5262" w:type="dxa"/>
-            <w:tcBorders/>
-            <w:vAlign w:val="center"/>
-          </w:tcPr>
-          <w:p>
-            <w:pPr>
-              <w:pStyle w:val="TableContents"/>
-              <w:shd w:fill="2E3440" w:val="clear"/>
-              <w:bidi w:val="0"/>
-              <w:spacing w:before="120" w:after="120"/>
-              <w:jc w:val="left"/>
-              <w:rPr/>
-            </w:pPr>
-            <w:r>
-              <w:rPr>
-                <w:rStyle w:val="SourceText"/>
-              </w:rPr>
-              <w:t>the wrap-up marker is empty or not JSON</w:t>
-            </w:r>
-          </w:p>
-        </w:tc>
-        <w:tc>
-          <w:tcPr>
-            <w:tcW w:w="6077" w:type="dxa"/>
-            <w:tcBorders/>
-            <w:vAlign w:val="center"/>
-          </w:tcPr>
-          <w:p>
-            <w:pPr>
-              <w:pStyle w:val="TableContents"/>
-              <w:shd w:fill="2E3440" w:val="clear"/>
-              <w:bidi w:val="0"/>
-              <w:spacing w:before="120" w:after="120"/>
-              <w:jc w:val="left"/>
-              <w:rPr/>
-            </w:pPr>
-            <w:r>
-              <w:rPr/>
-              <w:t>the marker was not written by this version of the hook. Nothing clears on it.</w:t>
+            <w:tcW w:w="1180" w:type="dxa"/>
+            <w:tcBorders/>
+            <w:vAlign w:val="center"/>
+          </w:tcPr>
+          <w:p>
+            <w:pPr>
+              <w:pStyle w:val="TableContents"/>
+              <w:shd w:fill="2E3440" w:val="clear"/>
+              <w:bidi w:val="0"/>
+              <w:spacing w:before="120" w:after="120"/>
+              <w:jc w:val="left"/>
+              <w:rPr/>
+            </w:pPr>
+            <w:r>
+              <w:rPr>
+                <w:rStyle w:val="SourceText"/>
+              </w:rPr>
+              <w:t>sendkeys</w:t>
+            </w:r>
+          </w:p>
+        </w:tc>
+        <w:tc>
+          <w:tcPr>
+            <w:tcW w:w="7903" w:type="dxa"/>
+            <w:tcBorders/>
+            <w:vAlign w:val="center"/>
+          </w:tcPr>
+          <w:p>
+            <w:pPr>
+              <w:pStyle w:val="TableContents"/>
+              <w:shd w:fill="2E3440" w:val="clear"/>
+              <w:bidi w:val="0"/>
+              <w:spacing w:before="120" w:after="120"/>
+              <w:jc w:val="left"/>
+              <w:rPr/>
+            </w:pPr>
+            <w:r>
+              <w:rPr>
+                <w:rStyle w:val="SourceText"/>
+              </w:rPr>
+              <w:t>System.Windows.Forms.SendKeys</w:t>
+            </w:r>
+            <w:r>
+              <w:rPr/>
+              <w:t xml:space="preserve"> against the one window owned by an ancestor process (or matching </w:t>
+            </w:r>
+            <w:r>
+              <w:rPr>
+                <w:rStyle w:val="SourceText"/>
+              </w:rPr>
+              <w:t>windowTitle</w:t>
+            </w:r>
+            <w:r>
+              <w:rPr/>
+              <w:t xml:space="preserve">), confirmed still in the foreground right before typing. </w:t>
+            </w:r>
+            <w:r>
+              <w:rPr>
+                <w:rStyle w:val="SourceText"/>
+              </w:rPr>
+              <w:t>auto</w:t>
+            </w:r>
+            <w:r>
+              <w:rPr>
+                <w:rStyle w:val="Strong"/>
+              </w:rPr>
+              <w:t xml:space="preserve"> never picks this</w:t>
+            </w:r>
+            <w:r>
+              <w:rPr/>
+              <w:t xml:space="preserve"> — typing into a window this hook found itself is a risk </w:t>
+            </w:r>
+            <w:r>
+              <w:rPr>
+                <w:rStyle w:val="SourceText"/>
+              </w:rPr>
+              <w:t>auto</w:t>
+            </w:r>
+            <w:r>
+              <w:rPr/>
+              <w:t xml:space="preserve"> does not get to accept on your behalf. Set </w:t>
+            </w:r>
+            <w:r>
+              <w:rPr>
+                <w:rStyle w:val="SourceText"/>
+              </w:rPr>
+              <w:t>method: "sendkeys"</w:t>
+            </w:r>
+            <w:r>
+              <w:rPr/>
+              <w:t xml:space="preserve"> explicitly to opt in. Even then, it declines and falls back to </w:t>
+            </w:r>
+            <w:r>
+              <w:rPr>
+                <w:rStyle w:val="SourceText"/>
+              </w:rPr>
+              <w:t>notify</w:t>
+            </w:r>
+            <w:r>
+              <w:rPr/>
+              <w:t xml:space="preserve"> — logging why — when the target window is owned by Windows Terminal, because that host puts every tab in one window and nothing outside it can confirm which tab is active.</w:t>
+            </w:r>
+          </w:p>
+        </w:tc>
+        <w:tc>
+          <w:tcPr>
+            <w:tcW w:w="2256" w:type="dxa"/>
+            <w:tcBorders/>
+            <w:vAlign w:val="center"/>
+          </w:tcPr>
+          <w:p>
+            <w:pPr>
+              <w:pStyle w:val="TableContents"/>
+              <w:shd w:fill="2E3440" w:val="clear"/>
+              <w:bidi w:val="0"/>
+              <w:spacing w:before="120" w:after="120"/>
+              <w:jc w:val="left"/>
+              <w:rPr/>
+            </w:pPr>
+            <w:r>
+              <w:rPr/>
+              <w:t>never (opt-in only)</w:t>
             </w:r>
           </w:p>
         </w:tc>
@@ -10202,343 +11604,71 @@
         <w:trPr/>
         <w:tc>
           <w:tcPr>
-            <w:tcW w:w="5262" w:type="dxa"/>
-            <w:tcBorders/>
-            <w:vAlign w:val="center"/>
-          </w:tcPr>
-          <w:p>
-            <w:pPr>
-              <w:pStyle w:val="TableContents"/>
-              <w:shd w:fill="2E3440" w:val="clear"/>
-              <w:bidi w:val="0"/>
-              <w:spacing w:before="120" w:after="120"/>
-              <w:jc w:val="left"/>
-              <w:rPr/>
-            </w:pPr>
-            <w:r>
-              <w:rPr>
-                <w:rStyle w:val="SourceText"/>
-              </w:rPr>
-              <w:t>predates this session's wrap-up request</w:t>
-            </w:r>
-          </w:p>
-        </w:tc>
-        <w:tc>
-          <w:tcPr>
-            <w:tcW w:w="6077" w:type="dxa"/>
-            <w:tcBorders/>
-            <w:vAlign w:val="center"/>
-          </w:tcPr>
-          <w:p>
-            <w:pPr>
-              <w:pStyle w:val="TableContents"/>
-              <w:shd w:fill="2E3440" w:val="clear"/>
-              <w:bidi w:val="0"/>
-              <w:spacing w:before="120" w:after="120"/>
-              <w:jc w:val="left"/>
-              <w:rPr/>
-            </w:pPr>
-            <w:r>
-              <w:rPr/>
-              <w:t>the handoff on disk is older than the request, probably left by an earlier session</w:t>
-            </w:r>
-          </w:p>
-        </w:tc>
-      </w:tr>
-      <w:tr>
-        <w:trPr/>
-        <w:tc>
-          <w:tcPr>
-            <w:tcW w:w="5262" w:type="dxa"/>
-            <w:tcBorders/>
-            <w:vAlign w:val="center"/>
-          </w:tcPr>
-          <w:p>
-            <w:pPr>
-              <w:pStyle w:val="TableContents"/>
-              <w:shd w:fill="2E3440" w:val="clear"/>
-              <w:bidi w:val="0"/>
-              <w:spacing w:before="120" w:after="120"/>
-              <w:jc w:val="left"/>
-              <w:rPr/>
-            </w:pPr>
-            <w:r>
-              <w:rPr>
-                <w:rStyle w:val="SourceText"/>
-              </w:rPr>
-              <w:t>automatic PreCompact skeleton</w:t>
-            </w:r>
-          </w:p>
-        </w:tc>
-        <w:tc>
-          <w:tcPr>
-            <w:tcW w:w="6077" w:type="dxa"/>
-            <w:tcBorders/>
-            <w:vAlign w:val="center"/>
-          </w:tcPr>
-          <w:p>
-            <w:pPr>
-              <w:pStyle w:val="TableContents"/>
-              <w:shd w:fill="2E3440" w:val="clear"/>
-              <w:bidi w:val="0"/>
-              <w:spacing w:before="120" w:after="120"/>
-              <w:jc w:val="left"/>
-              <w:rPr/>
-            </w:pPr>
-            <w:r>
-              <w:rPr/>
-              <w:t>only the compaction skeleton exists, not a real handoff</w:t>
-            </w:r>
-          </w:p>
-        </w:tc>
-      </w:tr>
-      <w:tr>
-        <w:trPr/>
-        <w:tc>
-          <w:tcPr>
-            <w:tcW w:w="5262" w:type="dxa"/>
-            <w:tcBorders/>
-            <w:vAlign w:val="center"/>
-          </w:tcPr>
-          <w:p>
-            <w:pPr>
-              <w:pStyle w:val="TableContents"/>
-              <w:shd w:fill="2E3440" w:val="clear"/>
-              <w:bidi w:val="0"/>
-              <w:spacing w:before="120" w:after="120"/>
-              <w:jc w:val="left"/>
-              <w:rPr/>
-            </w:pPr>
-            <w:r>
-              <w:rPr>
-                <w:rStyle w:val="SourceText"/>
-              </w:rPr>
-              <w:t>N windows have a title containing ...</w:t>
-            </w:r>
-            <w:r>
-              <w:rPr/>
-              <w:t xml:space="preserve"> / </w:t>
-            </w:r>
-            <w:r>
-              <w:rPr>
-                <w:rStyle w:val="SourceText"/>
-              </w:rPr>
-              <w:t>has N windows</w:t>
-            </w:r>
-          </w:p>
-        </w:tc>
-        <w:tc>
-          <w:tcPr>
-            <w:tcW w:w="6077" w:type="dxa"/>
-            <w:tcBorders/>
-            <w:vAlign w:val="center"/>
-          </w:tcPr>
-          <w:p>
-            <w:pPr>
-              <w:pStyle w:val="TableContents"/>
-              <w:shd w:fill="2E3440" w:val="clear"/>
-              <w:bidi w:val="0"/>
-              <w:spacing w:before="120" w:after="120"/>
-              <w:jc w:val="left"/>
-              <w:rPr/>
-            </w:pPr>
-            <w:r>
-              <w:rPr/>
-              <w:t>the window is ambiguous, so nothing is typed</w:t>
-            </w:r>
-          </w:p>
-        </w:tc>
-      </w:tr>
-      <w:tr>
-        <w:trPr/>
-        <w:tc>
-          <w:tcPr>
-            <w:tcW w:w="5262" w:type="dxa"/>
-            <w:tcBorders/>
-            <w:vAlign w:val="center"/>
-          </w:tcPr>
-          <w:p>
-            <w:pPr>
-              <w:pStyle w:val="TableContents"/>
-              <w:shd w:fill="2E3440" w:val="clear"/>
-              <w:bidi w:val="0"/>
-              <w:spacing w:before="120" w:after="120"/>
-              <w:jc w:val="left"/>
-              <w:rPr/>
-            </w:pPr>
-            <w:r>
-              <w:rPr>
-                <w:rStyle w:val="SourceText"/>
-              </w:rPr>
-              <w:t>no window belongs to any ancestor of this hook</w:t>
-            </w:r>
-          </w:p>
-        </w:tc>
-        <w:tc>
-          <w:tcPr>
-            <w:tcW w:w="6077" w:type="dxa"/>
-            <w:tcBorders/>
-            <w:vAlign w:val="center"/>
-          </w:tcPr>
-          <w:p>
-            <w:pPr>
-              <w:pStyle w:val="TableContents"/>
-              <w:shd w:fill="2E3440" w:val="clear"/>
-              <w:bidi w:val="0"/>
-              <w:spacing w:before="120" w:after="120"/>
-              <w:jc w:val="left"/>
-              <w:rPr/>
-            </w:pPr>
-            <w:r>
-              <w:rPr/>
-              <w:t xml:space="preserve">the terminal's window could not be found by process id, and no </w:t>
-            </w:r>
-            <w:r>
-              <w:rPr>
-                <w:rStyle w:val="SourceText"/>
-              </w:rPr>
-              <w:t>windowTitle</w:t>
-            </w:r>
-            <w:r>
-              <w:rPr/>
-              <w:t xml:space="preserve"> is set</w:t>
-            </w:r>
-          </w:p>
-        </w:tc>
-      </w:tr>
-      <w:tr>
-        <w:trPr/>
-        <w:tc>
-          <w:tcPr>
-            <w:tcW w:w="5262" w:type="dxa"/>
-            <w:tcBorders/>
-            <w:vAlign w:val="center"/>
-          </w:tcPr>
-          <w:p>
-            <w:pPr>
-              <w:pStyle w:val="TableContents"/>
-              <w:shd w:fill="2E3440" w:val="clear"/>
-              <w:bidi w:val="0"/>
-              <w:spacing w:before="120" w:after="120"/>
-              <w:jc w:val="left"/>
-              <w:rPr/>
-            </w:pPr>
-            <w:r>
-              <w:rPr>
-                <w:rStyle w:val="SourceText"/>
-              </w:rPr>
-              <w:t>tmux pane %N could not be confirmed</w:t>
-            </w:r>
-          </w:p>
-        </w:tc>
-        <w:tc>
-          <w:tcPr>
-            <w:tcW w:w="6077" w:type="dxa"/>
-            <w:tcBorders/>
-            <w:vAlign w:val="center"/>
-          </w:tcPr>
-          <w:p>
-            <w:pPr>
-              <w:pStyle w:val="TableContents"/>
-              <w:shd w:fill="2E3440" w:val="clear"/>
-              <w:bidi w:val="0"/>
-              <w:spacing w:before="120" w:after="120"/>
-              <w:jc w:val="left"/>
-              <w:rPr/>
-            </w:pPr>
-            <w:r>
-              <w:rPr>
-                <w:rStyle w:val="SourceText"/>
-              </w:rPr>
-              <w:t>$TMUX_PANE</w:t>
-            </w:r>
-            <w:r>
-              <w:rPr/>
-              <w:t xml:space="preserve"> is not the pane that runs this session</w:t>
-            </w:r>
-          </w:p>
-        </w:tc>
-      </w:tr>
-      <w:tr>
-        <w:trPr/>
-        <w:tc>
-          <w:tcPr>
-            <w:tcW w:w="5262" w:type="dxa"/>
-            <w:tcBorders/>
-            <w:vAlign w:val="center"/>
-          </w:tcPr>
-          <w:p>
-            <w:pPr>
-              <w:pStyle w:val="TableContents"/>
-              <w:shd w:fill="2E3440" w:val="clear"/>
-              <w:bidi w:val="0"/>
-              <w:spacing w:before="120" w:after="120"/>
-              <w:jc w:val="left"/>
-              <w:rPr/>
-            </w:pPr>
-            <w:r>
-              <w:rPr>
-                <w:rStyle w:val="SourceText"/>
-              </w:rPr>
-              <w:t>method wtype ... is refused</w:t>
-            </w:r>
-          </w:p>
-        </w:tc>
-        <w:tc>
-          <w:tcPr>
-            <w:tcW w:w="6077" w:type="dxa"/>
-            <w:tcBorders/>
-            <w:vAlign w:val="center"/>
-          </w:tcPr>
-          <w:p>
-            <w:pPr>
-              <w:pStyle w:val="TableContents"/>
-              <w:shd w:fill="2E3440" w:val="clear"/>
-              <w:bidi w:val="0"/>
-              <w:spacing w:before="120" w:after="120"/>
-              <w:jc w:val="left"/>
-              <w:rPr/>
-            </w:pPr>
-            <w:r>
-              <w:rPr/>
-              <w:t xml:space="preserve">Wayland's </w:t>
-            </w:r>
-            <w:r>
-              <w:rPr>
-                <w:rStyle w:val="SourceText"/>
-              </w:rPr>
-              <w:t>wtype</w:t>
-            </w:r>
-            <w:r>
-              <w:rPr/>
-              <w:t xml:space="preserve"> cannot target a window. Use tmux instead.</w:t>
+            <w:tcW w:w="1180" w:type="dxa"/>
+            <w:tcBorders/>
+            <w:vAlign w:val="center"/>
+          </w:tcPr>
+          <w:p>
+            <w:pPr>
+              <w:pStyle w:val="TableContents"/>
+              <w:shd w:fill="2E3440" w:val="clear"/>
+              <w:bidi w:val="0"/>
+              <w:spacing w:before="120" w:after="120"/>
+              <w:jc w:val="left"/>
+              <w:rPr/>
+            </w:pPr>
+            <w:r>
+              <w:rPr>
+                <w:rStyle w:val="SourceText"/>
+              </w:rPr>
+              <w:t>none</w:t>
+            </w:r>
+          </w:p>
+        </w:tc>
+        <w:tc>
+          <w:tcPr>
+            <w:tcW w:w="7903" w:type="dxa"/>
+            <w:tcBorders/>
+            <w:vAlign w:val="center"/>
+          </w:tcPr>
+          <w:p>
+            <w:pPr>
+              <w:pStyle w:val="TableContents"/>
+              <w:shd w:fill="2E3440" w:val="clear"/>
+              <w:bidi w:val="0"/>
+              <w:spacing w:before="120" w:after="120"/>
+              <w:jc w:val="left"/>
+              <w:rPr/>
+            </w:pPr>
+            <w:r>
+              <w:rPr/>
+              <w:t>Refused outright.</w:t>
+            </w:r>
+          </w:p>
+        </w:tc>
+        <w:tc>
+          <w:tcPr>
+            <w:tcW w:w="2256" w:type="dxa"/>
+            <w:tcBorders/>
+            <w:vAlign w:val="center"/>
+          </w:tcPr>
+          <w:p>
+            <w:pPr>
+              <w:pStyle w:val="TableContents"/>
+              <w:shd w:fill="2E3440" w:val="clear"/>
+              <w:bidi w:val="0"/>
+              <w:spacing w:before="120" w:after="120"/>
+              <w:jc w:val="left"/>
+              <w:rPr/>
+            </w:pPr>
+            <w:r>
+              <w:rPr/>
+              <w:t>never</w:t>
             </w:r>
           </w:p>
         </w:tc>
       </w:tr>
     </w:tbl>
-    <w:p>
-      <w:pPr>
-        <w:pStyle w:val="BodyText"/>
-        <w:bidi w:val="0"/>
-        <w:jc w:val="left"/>
-        <w:rPr/>
-      </w:pPr>
-      <w:r>
-        <w:rPr/>
-        <w:t xml:space="preserve">Two sessions in one repository no longer interfere with each other. Wrap-up markers are </w:t>
-      </w:r>
-      <w:r>
-        <w:rPr>
-          <w:rStyle w:val="SourceText"/>
-        </w:rPr>
-        <w:t>.crew/.handoff-requested-&lt;session_id&gt;</w:t>
-      </w:r>
-      <w:r>
-        <w:rPr/>
-        <w:t>, and a SessionStart clears only its own session's marker.</w:t>
-      </w:r>
-    </w:p>
     <w:p>
       <w:pPr>
         <w:pStyle w:val="Heading3"/>
@@ -10547,11 +11677,932 @@
         <w:jc w:val="left"/>
         <w:rPr/>
       </w:pPr>
-      <w:bookmarkStart w:id="16" w:name="which-window-gets-the-keystroke"/>
-      <w:bookmarkEnd w:id="16"/>
+      <w:bookmarkStart w:id="18" w:name="when-it-will-not-clear-or-notify"/>
+      <w:bookmarkEnd w:id="18"/>
+      <w:r>
+        <w:rPr/>
+        <w:t>When It Will Not Clear (or Notify)</w:t>
+      </w:r>
+    </w:p>
+    <w:p>
+      <w:pPr>
+        <w:pStyle w:val="BodyText"/>
+        <w:bidi w:val="0"/>
+        <w:jc w:val="left"/>
+        <w:rPr/>
+      </w:pPr>
+      <w:r>
+        <w:rPr/>
+        <w:t xml:space="preserve">Each refusal is logged with its reason to </w:t>
+      </w:r>
+      <w:r>
+        <w:rPr>
+          <w:rStyle w:val="SourceText"/>
+        </w:rPr>
+        <w:t>.crew/.autoclear.log</w:t>
+      </w:r>
+      <w:r>
+        <w:rPr/>
+        <w:t xml:space="preserve">. A Stop hook's stderr is not shown to you, so check that log first. A </w:t>
+      </w:r>
+      <w:r>
+        <w:rPr>
+          <w:rStyle w:val="SourceText"/>
+        </w:rPr>
+        <w:t>notify</w:t>
+      </w:r>
+      <w:r>
+        <w:rPr/>
+        <w:t xml:space="preserve"> or </w:t>
+      </w:r>
+      <w:r>
+        <w:rPr>
+          <w:rStyle w:val="SourceText"/>
+        </w:rPr>
+        <w:t>sendkeys</w:t>
+      </w:r>
+      <w:r>
+        <w:rPr/>
+        <w:t xml:space="preserve"> decline is logged the same way — "declined" rather than "refusing", since the machine has opted in and something still happened (a message, or a fallback), just not a keystroke.</w:t>
+      </w:r>
+    </w:p>
+    <w:tbl>
+      <w:tblPr>
+        <w:tblW w:w="11339" w:type="dxa"/>
+        <w:jc w:val="left"/>
+        <w:tblInd w:w="28" w:type="dxa"/>
+        <w:tblLayout w:type="fixed"/>
+        <w:tblCellMar>
+          <w:top w:w="28" w:type="dxa"/>
+          <w:left w:w="28" w:type="dxa"/>
+          <w:bottom w:w="28" w:type="dxa"/>
+          <w:right w:w="28" w:type="dxa"/>
+        </w:tblCellMar>
+      </w:tblPr>
+      <w:tblGrid>
+        <w:gridCol w:w="5449"/>
+        <w:gridCol w:w="5890"/>
+      </w:tblGrid>
+      <w:tr>
+        <w:trPr>
+          <w:tblHeader w:val="true"/>
+        </w:trPr>
+        <w:tc>
+          <w:tcPr>
+            <w:tcW w:w="5449" w:type="dxa"/>
+            <w:tcBorders/>
+            <w:vAlign w:val="center"/>
+          </w:tcPr>
+          <w:p>
+            <w:pPr>
+              <w:pStyle w:val="TableHeading"/>
+              <w:suppressLineNumbers/>
+              <w:shd w:fill="434C5E" w:val="clear"/>
+              <w:bidi w:val="0"/>
+              <w:spacing w:before="120" w:after="120"/>
+              <w:jc w:val="left"/>
+              <w:rPr/>
+            </w:pPr>
+            <w:r>
+              <w:rPr/>
+              <w:t>Log says</w:t>
+            </w:r>
+          </w:p>
+        </w:tc>
+        <w:tc>
+          <w:tcPr>
+            <w:tcW w:w="5890" w:type="dxa"/>
+            <w:tcBorders/>
+            <w:vAlign w:val="center"/>
+          </w:tcPr>
+          <w:p>
+            <w:pPr>
+              <w:pStyle w:val="TableHeading"/>
+              <w:suppressLineNumbers/>
+              <w:shd w:fill="434C5E" w:val="clear"/>
+              <w:bidi w:val="0"/>
+              <w:spacing w:before="120" w:after="120"/>
+              <w:jc w:val="left"/>
+              <w:rPr/>
+            </w:pPr>
+            <w:r>
+              <w:rPr/>
+              <w:t>Meaning</w:t>
+            </w:r>
+          </w:p>
+        </w:tc>
+      </w:tr>
+      <w:tr>
+        <w:trPr/>
+        <w:tc>
+          <w:tcPr>
+            <w:tcW w:w="5449" w:type="dxa"/>
+            <w:tcBorders/>
+            <w:vAlign w:val="center"/>
+          </w:tcPr>
+          <w:p>
+            <w:pPr>
+              <w:pStyle w:val="TableContents"/>
+              <w:shd w:fill="2E3440" w:val="clear"/>
+              <w:bidi w:val="0"/>
+              <w:spacing w:before="120" w:after="120"/>
+              <w:jc w:val="left"/>
+              <w:rPr/>
+            </w:pPr>
+            <w:r>
+              <w:rPr>
+                <w:rStyle w:val="SourceText"/>
+              </w:rPr>
+              <w:t>not trustworthy (estimated-from-transcript-size)</w:t>
+            </w:r>
+          </w:p>
+        </w:tc>
+        <w:tc>
+          <w:tcPr>
+            <w:tcW w:w="5890" w:type="dxa"/>
+            <w:tcBorders/>
+            <w:vAlign w:val="center"/>
+          </w:tcPr>
+          <w:p>
+            <w:pPr>
+              <w:pStyle w:val="TableContents"/>
+              <w:shd w:fill="2E3440" w:val="clear"/>
+              <w:bidi w:val="0"/>
+              <w:spacing w:before="120" w:after="120"/>
+              <w:jc w:val="left"/>
+              <w:rPr/>
+            </w:pPr>
+            <w:r>
+              <w:rPr/>
+              <w:t>no usage record was found, so the reading was an estimate</w:t>
+            </w:r>
+          </w:p>
+        </w:tc>
+      </w:tr>
+      <w:tr>
+        <w:trPr/>
+        <w:tc>
+          <w:tcPr>
+            <w:tcW w:w="5449" w:type="dxa"/>
+            <w:tcBorders/>
+            <w:vAlign w:val="center"/>
+          </w:tcPr>
+          <w:p>
+            <w:pPr>
+              <w:pStyle w:val="TableContents"/>
+              <w:shd w:fill="2E3440" w:val="clear"/>
+              <w:bidi w:val="0"/>
+              <w:spacing w:before="120" w:after="120"/>
+              <w:jc w:val="left"/>
+              <w:rPr/>
+            </w:pPr>
+            <w:r>
+              <w:rPr>
+                <w:rStyle w:val="SourceText"/>
+              </w:rPr>
+              <w:t>not trustworthy (unknown-window)</w:t>
+            </w:r>
+          </w:p>
+        </w:tc>
+        <w:tc>
+          <w:tcPr>
+            <w:tcW w:w="5890" w:type="dxa"/>
+            <w:tcBorders/>
+            <w:vAlign w:val="center"/>
+          </w:tcPr>
+          <w:p>
+            <w:pPr>
+              <w:pStyle w:val="TableContents"/>
+              <w:shd w:fill="2E3440" w:val="clear"/>
+              <w:bidi w:val="0"/>
+              <w:spacing w:before="120" w:after="120"/>
+              <w:jc w:val="left"/>
+              <w:rPr/>
+            </w:pPr>
+            <w:r>
+              <w:rPr/>
+              <w:t xml:space="preserve">the model's context window is unknown and </w:t>
+            </w:r>
+            <w:r>
+              <w:rPr>
+                <w:rStyle w:val="SourceText"/>
+              </w:rPr>
+              <w:t>context.budgetTokens</w:t>
+            </w:r>
+            <w:r>
+              <w:rPr/>
+              <w:t xml:space="preserve"> is not set</w:t>
+            </w:r>
+          </w:p>
+        </w:tc>
+      </w:tr>
+      <w:tr>
+        <w:trPr/>
+        <w:tc>
+          <w:tcPr>
+            <w:tcW w:w="5449" w:type="dxa"/>
+            <w:tcBorders/>
+            <w:vAlign w:val="center"/>
+          </w:tcPr>
+          <w:p>
+            <w:pPr>
+              <w:pStyle w:val="TableContents"/>
+              <w:shd w:fill="2E3440" w:val="clear"/>
+              <w:bidi w:val="0"/>
+              <w:spacing w:before="120" w:after="120"/>
+              <w:jc w:val="left"/>
+              <w:rPr/>
+            </w:pPr>
+            <w:r>
+              <w:rPr>
+                <w:rStyle w:val="SourceText"/>
+              </w:rPr>
+              <w:t>not trustworthy (stale-reading-before-compaction)</w:t>
+            </w:r>
+          </w:p>
+        </w:tc>
+        <w:tc>
+          <w:tcPr>
+            <w:tcW w:w="5890" w:type="dxa"/>
+            <w:tcBorders/>
+            <w:vAlign w:val="center"/>
+          </w:tcPr>
+          <w:p>
+            <w:pPr>
+              <w:pStyle w:val="TableContents"/>
+              <w:shd w:fill="2E3440" w:val="clear"/>
+              <w:bidi w:val="0"/>
+              <w:spacing w:before="120" w:after="120"/>
+              <w:jc w:val="left"/>
+              <w:rPr/>
+            </w:pPr>
+            <w:r>
+              <w:rPr/>
+              <w:t>the last reading came from before a compaction</w:t>
+            </w:r>
+          </w:p>
+        </w:tc>
+      </w:tr>
+      <w:tr>
+        <w:trPr/>
+        <w:tc>
+          <w:tcPr>
+            <w:tcW w:w="5449" w:type="dxa"/>
+            <w:tcBorders/>
+            <w:vAlign w:val="center"/>
+          </w:tcPr>
+          <w:p>
+            <w:pPr>
+              <w:pStyle w:val="TableContents"/>
+              <w:shd w:fill="2E3440" w:val="clear"/>
+              <w:bidi w:val="0"/>
+              <w:spacing w:before="120" w:after="120"/>
+              <w:jc w:val="left"/>
+              <w:rPr/>
+            </w:pPr>
+            <w:r>
+              <w:rPr>
+                <w:rStyle w:val="SourceText"/>
+              </w:rPr>
+              <w:t>the wrap-up marker is empty or not JSON</w:t>
+            </w:r>
+          </w:p>
+        </w:tc>
+        <w:tc>
+          <w:tcPr>
+            <w:tcW w:w="5890" w:type="dxa"/>
+            <w:tcBorders/>
+            <w:vAlign w:val="center"/>
+          </w:tcPr>
+          <w:p>
+            <w:pPr>
+              <w:pStyle w:val="TableContents"/>
+              <w:shd w:fill="2E3440" w:val="clear"/>
+              <w:bidi w:val="0"/>
+              <w:spacing w:before="120" w:after="120"/>
+              <w:jc w:val="left"/>
+              <w:rPr/>
+            </w:pPr>
+            <w:r>
+              <w:rPr/>
+              <w:t>the marker was not written by this version of the hook. Nothing clears on it.</w:t>
+            </w:r>
+          </w:p>
+        </w:tc>
+      </w:tr>
+      <w:tr>
+        <w:trPr/>
+        <w:tc>
+          <w:tcPr>
+            <w:tcW w:w="5449" w:type="dxa"/>
+            <w:tcBorders/>
+            <w:vAlign w:val="center"/>
+          </w:tcPr>
+          <w:p>
+            <w:pPr>
+              <w:pStyle w:val="TableContents"/>
+              <w:shd w:fill="2E3440" w:val="clear"/>
+              <w:bidi w:val="0"/>
+              <w:spacing w:before="120" w:after="120"/>
+              <w:jc w:val="left"/>
+              <w:rPr/>
+            </w:pPr>
+            <w:r>
+              <w:rPr>
+                <w:rStyle w:val="SourceText"/>
+              </w:rPr>
+              <w:t>predates this session's wrap-up request</w:t>
+            </w:r>
+          </w:p>
+        </w:tc>
+        <w:tc>
+          <w:tcPr>
+            <w:tcW w:w="5890" w:type="dxa"/>
+            <w:tcBorders/>
+            <w:vAlign w:val="center"/>
+          </w:tcPr>
+          <w:p>
+            <w:pPr>
+              <w:pStyle w:val="TableContents"/>
+              <w:shd w:fill="2E3440" w:val="clear"/>
+              <w:bidi w:val="0"/>
+              <w:spacing w:before="120" w:after="120"/>
+              <w:jc w:val="left"/>
+              <w:rPr/>
+            </w:pPr>
+            <w:r>
+              <w:rPr/>
+              <w:t>the handoff on disk is older than the request, probably left by an earlier session</w:t>
+            </w:r>
+          </w:p>
+        </w:tc>
+      </w:tr>
+      <w:tr>
+        <w:trPr/>
+        <w:tc>
+          <w:tcPr>
+            <w:tcW w:w="5449" w:type="dxa"/>
+            <w:tcBorders/>
+            <w:vAlign w:val="center"/>
+          </w:tcPr>
+          <w:p>
+            <w:pPr>
+              <w:pStyle w:val="TableContents"/>
+              <w:shd w:fill="2E3440" w:val="clear"/>
+              <w:bidi w:val="0"/>
+              <w:spacing w:before="120" w:after="120"/>
+              <w:jc w:val="left"/>
+              <w:rPr/>
+            </w:pPr>
+            <w:r>
+              <w:rPr>
+                <w:rStyle w:val="SourceText"/>
+              </w:rPr>
+              <w:t>automatic PreCompact skeleton</w:t>
+            </w:r>
+          </w:p>
+        </w:tc>
+        <w:tc>
+          <w:tcPr>
+            <w:tcW w:w="5890" w:type="dxa"/>
+            <w:tcBorders/>
+            <w:vAlign w:val="center"/>
+          </w:tcPr>
+          <w:p>
+            <w:pPr>
+              <w:pStyle w:val="TableContents"/>
+              <w:shd w:fill="2E3440" w:val="clear"/>
+              <w:bidi w:val="0"/>
+              <w:spacing w:before="120" w:after="120"/>
+              <w:jc w:val="left"/>
+              <w:rPr/>
+            </w:pPr>
+            <w:r>
+              <w:rPr/>
+              <w:t>only the compaction skeleton exists, not a real handoff</w:t>
+            </w:r>
+          </w:p>
+        </w:tc>
+      </w:tr>
+      <w:tr>
+        <w:trPr/>
+        <w:tc>
+          <w:tcPr>
+            <w:tcW w:w="5449" w:type="dxa"/>
+            <w:tcBorders/>
+            <w:vAlign w:val="center"/>
+          </w:tcPr>
+          <w:p>
+            <w:pPr>
+              <w:pStyle w:val="TableContents"/>
+              <w:shd w:fill="2E3440" w:val="clear"/>
+              <w:bidi w:val="0"/>
+              <w:spacing w:before="120" w:after="120"/>
+              <w:jc w:val="left"/>
+              <w:rPr/>
+            </w:pPr>
+            <w:r>
+              <w:rPr>
+                <w:rStyle w:val="SourceText"/>
+              </w:rPr>
+              <w:t>N windows have a title containing ...</w:t>
+            </w:r>
+            <w:r>
+              <w:rPr/>
+              <w:t xml:space="preserve"> / </w:t>
+            </w:r>
+            <w:r>
+              <w:rPr>
+                <w:rStyle w:val="SourceText"/>
+              </w:rPr>
+              <w:t>has N windows</w:t>
+            </w:r>
+          </w:p>
+        </w:tc>
+        <w:tc>
+          <w:tcPr>
+            <w:tcW w:w="5890" w:type="dxa"/>
+            <w:tcBorders/>
+            <w:vAlign w:val="center"/>
+          </w:tcPr>
+          <w:p>
+            <w:pPr>
+              <w:pStyle w:val="TableContents"/>
+              <w:shd w:fill="2E3440" w:val="clear"/>
+              <w:bidi w:val="0"/>
+              <w:spacing w:before="120" w:after="120"/>
+              <w:jc w:val="left"/>
+              <w:rPr/>
+            </w:pPr>
+            <w:r>
+              <w:rPr/>
+              <w:t>the window is ambiguous, so nothing is typed (</w:t>
+            </w:r>
+            <w:r>
+              <w:rPr>
+                <w:rStyle w:val="SourceText"/>
+              </w:rPr>
+              <w:t>sendkeys</w:t>
+            </w:r>
+            <w:r>
+              <w:rPr/>
+              <w:t>/</w:t>
+            </w:r>
+            <w:r>
+              <w:rPr>
+                <w:rStyle w:val="SourceText"/>
+              </w:rPr>
+              <w:t>xdotool</w:t>
+            </w:r>
+            <w:r>
+              <w:rPr/>
+              <w:t xml:space="preserve"> only)</w:t>
+            </w:r>
+          </w:p>
+        </w:tc>
+      </w:tr>
+      <w:tr>
+        <w:trPr/>
+        <w:tc>
+          <w:tcPr>
+            <w:tcW w:w="5449" w:type="dxa"/>
+            <w:tcBorders/>
+            <w:vAlign w:val="center"/>
+          </w:tcPr>
+          <w:p>
+            <w:pPr>
+              <w:pStyle w:val="TableContents"/>
+              <w:shd w:fill="2E3440" w:val="clear"/>
+              <w:bidi w:val="0"/>
+              <w:spacing w:before="120" w:after="120"/>
+              <w:jc w:val="left"/>
+              <w:rPr/>
+            </w:pPr>
+            <w:r>
+              <w:rPr>
+                <w:rStyle w:val="SourceText"/>
+              </w:rPr>
+              <w:t>no window belongs to any ancestor of this hook</w:t>
+            </w:r>
+          </w:p>
+        </w:tc>
+        <w:tc>
+          <w:tcPr>
+            <w:tcW w:w="5890" w:type="dxa"/>
+            <w:tcBorders/>
+            <w:vAlign w:val="center"/>
+          </w:tcPr>
+          <w:p>
+            <w:pPr>
+              <w:pStyle w:val="TableContents"/>
+              <w:shd w:fill="2E3440" w:val="clear"/>
+              <w:bidi w:val="0"/>
+              <w:spacing w:before="120" w:after="120"/>
+              <w:jc w:val="left"/>
+              <w:rPr/>
+            </w:pPr>
+            <w:r>
+              <w:rPr/>
+              <w:t xml:space="preserve">the terminal's window could not be found by process id, and no </w:t>
+            </w:r>
+            <w:r>
+              <w:rPr>
+                <w:rStyle w:val="SourceText"/>
+              </w:rPr>
+              <w:t>windowTitle</w:t>
+            </w:r>
+            <w:r>
+              <w:rPr/>
+              <w:t xml:space="preserve"> is set (</w:t>
+            </w:r>
+            <w:r>
+              <w:rPr>
+                <w:rStyle w:val="SourceText"/>
+              </w:rPr>
+              <w:t>sendkeys</w:t>
+            </w:r>
+            <w:r>
+              <w:rPr/>
+              <w:t>/</w:t>
+            </w:r>
+            <w:r>
+              <w:rPr>
+                <w:rStyle w:val="SourceText"/>
+              </w:rPr>
+              <w:t>xdotool</w:t>
+            </w:r>
+            <w:r>
+              <w:rPr/>
+              <w:t xml:space="preserve"> only)</w:t>
+            </w:r>
+          </w:p>
+        </w:tc>
+      </w:tr>
+      <w:tr>
+        <w:trPr/>
+        <w:tc>
+          <w:tcPr>
+            <w:tcW w:w="5449" w:type="dxa"/>
+            <w:tcBorders/>
+            <w:vAlign w:val="center"/>
+          </w:tcPr>
+          <w:p>
+            <w:pPr>
+              <w:pStyle w:val="TableContents"/>
+              <w:shd w:fill="2E3440" w:val="clear"/>
+              <w:bidi w:val="0"/>
+              <w:spacing w:before="120" w:after="120"/>
+              <w:jc w:val="left"/>
+              <w:rPr/>
+            </w:pPr>
+            <w:r>
+              <w:rPr>
+                <w:rStyle w:val="SourceText"/>
+              </w:rPr>
+              <w:t>tmux pane %N could not be confirmed</w:t>
+            </w:r>
+          </w:p>
+        </w:tc>
+        <w:tc>
+          <w:tcPr>
+            <w:tcW w:w="5890" w:type="dxa"/>
+            <w:tcBorders/>
+            <w:vAlign w:val="center"/>
+          </w:tcPr>
+          <w:p>
+            <w:pPr>
+              <w:pStyle w:val="TableContents"/>
+              <w:shd w:fill="2E3440" w:val="clear"/>
+              <w:bidi w:val="0"/>
+              <w:spacing w:before="120" w:after="120"/>
+              <w:jc w:val="left"/>
+              <w:rPr/>
+            </w:pPr>
+            <w:r>
+              <w:rPr>
+                <w:rStyle w:val="SourceText"/>
+              </w:rPr>
+              <w:t>$TMUX_PANE</w:t>
+            </w:r>
+            <w:r>
+              <w:rPr/>
+              <w:t xml:space="preserve"> is not the pane that runs this session</w:t>
+            </w:r>
+          </w:p>
+        </w:tc>
+      </w:tr>
+      <w:tr>
+        <w:trPr/>
+        <w:tc>
+          <w:tcPr>
+            <w:tcW w:w="5449" w:type="dxa"/>
+            <w:tcBorders/>
+            <w:vAlign w:val="center"/>
+          </w:tcPr>
+          <w:p>
+            <w:pPr>
+              <w:pStyle w:val="TableContents"/>
+              <w:shd w:fill="2E3440" w:val="clear"/>
+              <w:bidi w:val="0"/>
+              <w:spacing w:before="120" w:after="120"/>
+              <w:jc w:val="left"/>
+              <w:rPr/>
+            </w:pPr>
+            <w:r>
+              <w:rPr>
+                <w:rStyle w:val="SourceText"/>
+              </w:rPr>
+              <w:t>method wtype ... is refused</w:t>
+            </w:r>
+          </w:p>
+        </w:tc>
+        <w:tc>
+          <w:tcPr>
+            <w:tcW w:w="5890" w:type="dxa"/>
+            <w:tcBorders/>
+            <w:vAlign w:val="center"/>
+          </w:tcPr>
+          <w:p>
+            <w:pPr>
+              <w:pStyle w:val="TableContents"/>
+              <w:shd w:fill="2E3440" w:val="clear"/>
+              <w:bidi w:val="0"/>
+              <w:spacing w:before="120" w:after="120"/>
+              <w:jc w:val="left"/>
+              <w:rPr/>
+            </w:pPr>
+            <w:r>
+              <w:rPr/>
+              <w:t xml:space="preserve">Wayland's </w:t>
+            </w:r>
+            <w:r>
+              <w:rPr>
+                <w:rStyle w:val="SourceText"/>
+              </w:rPr>
+              <w:t>wtype</w:t>
+            </w:r>
+            <w:r>
+              <w:rPr/>
+              <w:t xml:space="preserve"> cannot target a window. Use tmux instead.</w:t>
+            </w:r>
+          </w:p>
+        </w:tc>
+      </w:tr>
+      <w:tr>
+        <w:trPr/>
+        <w:tc>
+          <w:tcPr>
+            <w:tcW w:w="5449" w:type="dxa"/>
+            <w:tcBorders/>
+            <w:vAlign w:val="center"/>
+          </w:tcPr>
+          <w:p>
+            <w:pPr>
+              <w:pStyle w:val="TableContents"/>
+              <w:shd w:fill="2E3440" w:val="clear"/>
+              <w:bidi w:val="0"/>
+              <w:spacing w:before="120" w:after="120"/>
+              <w:jc w:val="left"/>
+              <w:rPr/>
+            </w:pPr>
+            <w:r>
+              <w:rPr>
+                <w:rStyle w:val="SourceText"/>
+              </w:rPr>
+              <w:t>sent - method notify</w:t>
+            </w:r>
+          </w:p>
+        </w:tc>
+        <w:tc>
+          <w:tcPr>
+            <w:tcW w:w="5890" w:type="dxa"/>
+            <w:tcBorders/>
+            <w:vAlign w:val="center"/>
+          </w:tcPr>
+          <w:p>
+            <w:pPr>
+              <w:pStyle w:val="TableContents"/>
+              <w:shd w:fill="2E3440" w:val="clear"/>
+              <w:bidi w:val="0"/>
+              <w:spacing w:before="120" w:after="120"/>
+              <w:jc w:val="left"/>
+              <w:rPr/>
+            </w:pPr>
+            <w:r>
+              <w:rPr/>
+              <w:t xml:space="preserve">the message was printed — this is the normal, successful outcome for </w:t>
+            </w:r>
+            <w:r>
+              <w:rPr>
+                <w:rStyle w:val="SourceText"/>
+              </w:rPr>
+              <w:t>notify</w:t>
+            </w:r>
+          </w:p>
+        </w:tc>
+      </w:tr>
+      <w:tr>
+        <w:trPr/>
+        <w:tc>
+          <w:tcPr>
+            <w:tcW w:w="5449" w:type="dxa"/>
+            <w:tcBorders/>
+            <w:vAlign w:val="center"/>
+          </w:tcPr>
+          <w:p>
+            <w:pPr>
+              <w:pStyle w:val="TableContents"/>
+              <w:shd w:fill="2E3440" w:val="clear"/>
+              <w:bidi w:val="0"/>
+              <w:spacing w:before="120" w:after="120"/>
+              <w:jc w:val="left"/>
+              <w:rPr/>
+            </w:pPr>
+            <w:r>
+              <w:rPr>
+                <w:rStyle w:val="SourceText"/>
+              </w:rPr>
+              <w:t>declined sendkeys - cannot verify the active tab ...</w:t>
+            </w:r>
+          </w:p>
+        </w:tc>
+        <w:tc>
+          <w:tcPr>
+            <w:tcW w:w="5890" w:type="dxa"/>
+            <w:tcBorders/>
+            <w:vAlign w:val="center"/>
+          </w:tcPr>
+          <w:p>
+            <w:pPr>
+              <w:pStyle w:val="TableContents"/>
+              <w:shd w:fill="2E3440" w:val="clear"/>
+              <w:bidi w:val="0"/>
+              <w:spacing w:before="120" w:after="120"/>
+              <w:jc w:val="left"/>
+              <w:rPr/>
+            </w:pPr>
+            <w:r>
+              <w:rPr/>
+              <w:t xml:space="preserve">the target window is owned by Windows Terminal; </w:t>
+            </w:r>
+            <w:r>
+              <w:rPr>
+                <w:rStyle w:val="SourceText"/>
+              </w:rPr>
+              <w:t>sendkeys</w:t>
+            </w:r>
+            <w:r>
+              <w:rPr/>
+              <w:t xml:space="preserve"> fell back to </w:t>
+            </w:r>
+            <w:r>
+              <w:rPr>
+                <w:rStyle w:val="SourceText"/>
+              </w:rPr>
+              <w:t>notify</w:t>
+            </w:r>
+            <w:r>
+              <w:rPr/>
+              <w:t xml:space="preserve"> instead of guessing which tab is active</w:t>
+            </w:r>
+          </w:p>
+        </w:tc>
+      </w:tr>
+      <w:tr>
+        <w:trPr/>
+        <w:tc>
+          <w:tcPr>
+            <w:tcW w:w="5449" w:type="dxa"/>
+            <w:tcBorders/>
+            <w:vAlign w:val="center"/>
+          </w:tcPr>
+          <w:p>
+            <w:pPr>
+              <w:pStyle w:val="TableContents"/>
+              <w:shd w:fill="2E3440" w:val="clear"/>
+              <w:bidi w:val="0"/>
+              <w:spacing w:before="120" w:after="120"/>
+              <w:jc w:val="left"/>
+              <w:rPr/>
+            </w:pPr>
+            <w:r>
+              <w:rPr>
+                <w:rStyle w:val="SourceText"/>
+              </w:rPr>
+              <w:t>declined sendkeys - the target window lost focus during the ...s delay</w:t>
+            </w:r>
+          </w:p>
+        </w:tc>
+        <w:tc>
+          <w:tcPr>
+            <w:tcW w:w="5890" w:type="dxa"/>
+            <w:tcBorders/>
+            <w:vAlign w:val="center"/>
+          </w:tcPr>
+          <w:p>
+            <w:pPr>
+              <w:pStyle w:val="TableContents"/>
+              <w:shd w:fill="2E3440" w:val="clear"/>
+              <w:bidi w:val="0"/>
+              <w:spacing w:before="120" w:after="120"/>
+              <w:jc w:val="left"/>
+              <w:rPr/>
+            </w:pPr>
+            <w:r>
+              <w:rPr/>
+              <w:t>the window had focus when identified, but not when the delay ended, so nothing was typed</w:t>
+            </w:r>
+          </w:p>
+        </w:tc>
+      </w:tr>
+    </w:tbl>
+    <w:p>
+      <w:pPr>
+        <w:pStyle w:val="BodyText"/>
+        <w:bidi w:val="0"/>
+        <w:jc w:val="left"/>
+        <w:rPr/>
+      </w:pPr>
+      <w:r>
+        <w:rPr/>
+        <w:t xml:space="preserve">Two sessions in one repository no longer interfere with each other. Wrap-up markers are </w:t>
+      </w:r>
+      <w:r>
+        <w:rPr>
+          <w:rStyle w:val="SourceText"/>
+        </w:rPr>
+        <w:t>.crew/.handoff-requested-&lt;session_id&gt;</w:t>
+      </w:r>
+      <w:r>
+        <w:rPr/>
+        <w:t>, and a SessionStart clears only its own session's marker.</w:t>
+      </w:r>
+    </w:p>
+    <w:p>
+      <w:pPr>
+        <w:pStyle w:val="Heading3"/>
+        <w:bidi w:val="0"/>
+        <w:ind w:hanging="0" w:left="0" w:right="0"/>
+        <w:jc w:val="left"/>
+        <w:rPr/>
+      </w:pPr>
+      <w:bookmarkStart w:id="19" w:name="which-window-gets-the-keystroke"/>
+      <w:bookmarkEnd w:id="19"/>
       <w:r>
         <w:rPr/>
         <w:t>Which Window Gets the Keystroke</w:t>
+      </w:r>
+    </w:p>
+    <w:p>
+      <w:pPr>
+        <w:pStyle w:val="BodyText"/>
+        <w:bidi w:val="0"/>
+        <w:jc w:val="left"/>
+        <w:rPr/>
+      </w:pPr>
+      <w:r>
+        <w:rPr/>
+        <w:t xml:space="preserve">Applies only to the methods that type — </w:t>
+      </w:r>
+      <w:r>
+        <w:rPr>
+          <w:rStyle w:val="SourceText"/>
+        </w:rPr>
+        <w:t>tmux</w:t>
+      </w:r>
+      <w:r>
+        <w:rPr/>
+        <w:t xml:space="preserve">, </w:t>
+      </w:r>
+      <w:r>
+        <w:rPr>
+          <w:rStyle w:val="SourceText"/>
+        </w:rPr>
+        <w:t>xdotool</w:t>
+      </w:r>
+      <w:r>
+        <w:rPr/>
+        <w:t xml:space="preserve">, </w:t>
+      </w:r>
+      <w:r>
+        <w:rPr>
+          <w:rStyle w:val="SourceText"/>
+        </w:rPr>
+        <w:t>sendkeys</w:t>
+      </w:r>
+      <w:r>
+        <w:rPr/>
+        <w:t xml:space="preserve">. </w:t>
+      </w:r>
+      <w:r>
+        <w:rPr>
+          <w:rStyle w:val="SourceText"/>
+        </w:rPr>
+        <w:t>notify</w:t>
+      </w:r>
+      <w:r>
+        <w:rPr/>
+        <w:t xml:space="preserve"> identifies no window and needs none of this.</w:t>
       </w:r>
     </w:p>
     <w:p>
@@ -10559,7 +12610,7 @@
         <w:pStyle w:val="BodyText"/>
         <w:numPr>
           <w:ilvl w:val="0"/>
-          <w:numId w:val="18"/>
+          <w:numId w:val="19"/>
         </w:numPr>
         <w:tabs>
           <w:tab w:val="clear" w:pos="1134"/>
@@ -10597,7 +12648,7 @@
         <w:pStyle w:val="BodyText"/>
         <w:numPr>
           <w:ilvl w:val="0"/>
-          <w:numId w:val="18"/>
+          <w:numId w:val="19"/>
         </w:numPr>
         <w:tabs>
           <w:tab w:val="clear" w:pos="1134"/>
@@ -10657,7 +12708,7 @@
         <w:pStyle w:val="BodyText"/>
         <w:numPr>
           <w:ilvl w:val="0"/>
-          <w:numId w:val="18"/>
+          <w:numId w:val="19"/>
         </w:numPr>
         <w:tabs>
           <w:tab w:val="clear" w:pos="1134"/>
@@ -10672,21 +12723,23 @@
         <w:rPr>
           <w:rStyle w:val="Strong"/>
         </w:rPr>
-        <w:t>Windows (SendKeys):</w:t>
-      </w:r>
-      <w:r>
-        <w:rPr/>
-        <w:t xml:space="preserve"> chosen the same way, by owner process first and then by title. After the delay, </w:t>
-      </w:r>
-      <w:r>
-        <w:rPr>
-          <w:rStyle w:val="SourceText"/>
-        </w:rPr>
-        <w:t>/clear</w:t>
-      </w:r>
-      <w:r>
-        <w:rPr/>
-        <w:t xml:space="preserve"> is sent only when that exact window handle has focus. </w:t>
+        <w:t>Windows (</w:t>
+      </w:r>
+      <w:r>
+        <w:rPr>
+          <w:rStyle w:val="SourceText"/>
+        </w:rPr>
+        <w:t>sendkeys</w:t>
+      </w:r>
+      <w:r>
+        <w:rPr>
+          <w:rStyle w:val="Strong"/>
+        </w:rPr>
+        <w:t>):</w:t>
+      </w:r>
+      <w:r>
+        <w:rPr/>
+        <w:t xml:space="preserve"> chosen the same way, by owner process first and then by title. Declines outright, before any of that matters, when the resolved window is owned by Windows Terminal — see the method table above. Otherwise, after the delay, the command is sent only when that exact window handle still has focus; if it does not, nothing is typed and the decline is logged. </w:t>
       </w:r>
     </w:p>
     <w:p>
@@ -12785,8 +14838,8 @@
   <w:abstractNum w:abstractNumId="16">
     <w:lvl w:ilvl="0">
       <w:start w:val="1"/>
-      <w:numFmt w:val="decimal"/>
-      <w:lvlText w:val="%1."/>
+      <w:numFmt w:val="bullet"/>
+      <w:lvlText w:val=""/>
       <w:lvlJc w:val="left"/>
       <w:pPr>
         <w:tabs>
@@ -12794,12 +14847,14 @@
         </w:tabs>
         <w:ind w:left="709" w:hanging="283"/>
       </w:pPr>
-      <w:rPr/>
+      <w:rPr>
+        <w:rFonts w:ascii="Symbol" w:hAnsi="Symbol" w:cs="Symbol" w:hint="default"/>
+      </w:rPr>
     </w:lvl>
     <w:lvl w:ilvl="1">
       <w:start w:val="1"/>
-      <w:numFmt w:val="decimal"/>
-      <w:lvlText w:val="%2."/>
+      <w:numFmt w:val="bullet"/>
+      <w:lvlText w:val=""/>
       <w:lvlJc w:val="left"/>
       <w:pPr>
         <w:tabs>
@@ -12807,12 +14862,14 @@
         </w:tabs>
         <w:ind w:left="1418" w:hanging="283"/>
       </w:pPr>
-      <w:rPr/>
+      <w:rPr>
+        <w:rFonts w:ascii="Symbol" w:hAnsi="Symbol" w:cs="Symbol" w:hint="default"/>
+      </w:rPr>
     </w:lvl>
     <w:lvl w:ilvl="2">
       <w:start w:val="1"/>
-      <w:numFmt w:val="decimal"/>
-      <w:lvlText w:val="%3."/>
+      <w:numFmt w:val="bullet"/>
+      <w:lvlText w:val=""/>
       <w:lvlJc w:val="left"/>
       <w:pPr>
         <w:tabs>
@@ -12820,12 +14877,14 @@
         </w:tabs>
         <w:ind w:left="2127" w:hanging="283"/>
       </w:pPr>
-      <w:rPr/>
+      <w:rPr>
+        <w:rFonts w:ascii="Symbol" w:hAnsi="Symbol" w:cs="Symbol" w:hint="default"/>
+      </w:rPr>
     </w:lvl>
     <w:lvl w:ilvl="3">
       <w:start w:val="1"/>
-      <w:numFmt w:val="decimal"/>
-      <w:lvlText w:val="%4."/>
+      <w:numFmt w:val="bullet"/>
+      <w:lvlText w:val=""/>
       <w:lvlJc w:val="left"/>
       <w:pPr>
         <w:tabs>
@@ -12833,12 +14892,14 @@
         </w:tabs>
         <w:ind w:left="2836" w:hanging="283"/>
       </w:pPr>
-      <w:rPr/>
+      <w:rPr>
+        <w:rFonts w:ascii="Symbol" w:hAnsi="Symbol" w:cs="Symbol" w:hint="default"/>
+      </w:rPr>
     </w:lvl>
     <w:lvl w:ilvl="4">
       <w:start w:val="1"/>
-      <w:numFmt w:val="decimal"/>
-      <w:lvlText w:val="%5."/>
+      <w:numFmt w:val="bullet"/>
+      <w:lvlText w:val=""/>
       <w:lvlJc w:val="left"/>
       <w:pPr>
         <w:tabs>
@@ -12846,12 +14907,14 @@
         </w:tabs>
         <w:ind w:left="3545" w:hanging="283"/>
       </w:pPr>
-      <w:rPr/>
+      <w:rPr>
+        <w:rFonts w:ascii="Symbol" w:hAnsi="Symbol" w:cs="Symbol" w:hint="default"/>
+      </w:rPr>
     </w:lvl>
     <w:lvl w:ilvl="5">
       <w:start w:val="1"/>
-      <w:numFmt w:val="decimal"/>
-      <w:lvlText w:val="%6."/>
+      <w:numFmt w:val="bullet"/>
+      <w:lvlText w:val=""/>
       <w:lvlJc w:val="left"/>
       <w:pPr>
         <w:tabs>
@@ -12859,12 +14922,14 @@
         </w:tabs>
         <w:ind w:left="4254" w:hanging="283"/>
       </w:pPr>
-      <w:rPr/>
+      <w:rPr>
+        <w:rFonts w:ascii="Symbol" w:hAnsi="Symbol" w:cs="Symbol" w:hint="default"/>
+      </w:rPr>
     </w:lvl>
     <w:lvl w:ilvl="6">
       <w:start w:val="1"/>
-      <w:numFmt w:val="decimal"/>
-      <w:lvlText w:val="%7."/>
+      <w:numFmt w:val="bullet"/>
+      <w:lvlText w:val=""/>
       <w:lvlJc w:val="left"/>
       <w:pPr>
         <w:tabs>
@@ -12872,12 +14937,14 @@
         </w:tabs>
         <w:ind w:left="4963" w:hanging="283"/>
       </w:pPr>
-      <w:rPr/>
+      <w:rPr>
+        <w:rFonts w:ascii="Symbol" w:hAnsi="Symbol" w:cs="Symbol" w:hint="default"/>
+      </w:rPr>
     </w:lvl>
     <w:lvl w:ilvl="7">
       <w:start w:val="1"/>
-      <w:numFmt w:val="decimal"/>
-      <w:lvlText w:val="%8."/>
+      <w:numFmt w:val="bullet"/>
+      <w:lvlText w:val=""/>
       <w:lvlJc w:val="left"/>
       <w:pPr>
         <w:tabs>
@@ -12885,12 +14952,14 @@
         </w:tabs>
         <w:ind w:left="5672" w:hanging="283"/>
       </w:pPr>
-      <w:rPr/>
+      <w:rPr>
+        <w:rFonts w:ascii="Symbol" w:hAnsi="Symbol" w:cs="Symbol" w:hint="default"/>
+      </w:rPr>
     </w:lvl>
     <w:lvl w:ilvl="8">
       <w:start w:val="1"/>
-      <w:numFmt w:val="decimal"/>
-      <w:lvlText w:val="%9."/>
+      <w:numFmt w:val="bullet"/>
+      <w:lvlText w:val=""/>
       <w:lvlJc w:val="left"/>
       <w:pPr>
         <w:tabs>
@@ -12898,14 +14967,16 @@
         </w:tabs>
         <w:ind w:left="6381" w:hanging="283"/>
       </w:pPr>
-      <w:rPr/>
+      <w:rPr>
+        <w:rFonts w:ascii="Symbol" w:hAnsi="Symbol" w:cs="Symbol" w:hint="default"/>
+      </w:rPr>
     </w:lvl>
   </w:abstractNum>
   <w:abstractNum w:abstractNumId="17">
     <w:lvl w:ilvl="0">
       <w:start w:val="1"/>
-      <w:numFmt w:val="bullet"/>
-      <w:lvlText w:val=""/>
+      <w:numFmt w:val="decimal"/>
+      <w:lvlText w:val="%1."/>
       <w:lvlJc w:val="left"/>
       <w:pPr>
         <w:tabs>
@@ -12913,14 +14984,12 @@
         </w:tabs>
         <w:ind w:left="709" w:hanging="283"/>
       </w:pPr>
-      <w:rPr>
-        <w:rFonts w:ascii="Symbol" w:hAnsi="Symbol" w:cs="Symbol" w:hint="default"/>
-      </w:rPr>
+      <w:rPr/>
     </w:lvl>
     <w:lvl w:ilvl="1">
       <w:start w:val="1"/>
-      <w:numFmt w:val="bullet"/>
-      <w:lvlText w:val=""/>
+      <w:numFmt w:val="decimal"/>
+      <w:lvlText w:val="%2."/>
       <w:lvlJc w:val="left"/>
       <w:pPr>
         <w:tabs>
@@ -12928,14 +14997,12 @@
         </w:tabs>
         <w:ind w:left="1418" w:hanging="283"/>
       </w:pPr>
-      <w:rPr>
-        <w:rFonts w:ascii="Symbol" w:hAnsi="Symbol" w:cs="Symbol" w:hint="default"/>
-      </w:rPr>
+      <w:rPr/>
     </w:lvl>
     <w:lvl w:ilvl="2">
       <w:start w:val="1"/>
-      <w:numFmt w:val="bullet"/>
-      <w:lvlText w:val=""/>
+      <w:numFmt w:val="decimal"/>
+      <w:lvlText w:val="%3."/>
       <w:lvlJc w:val="left"/>
       <w:pPr>
         <w:tabs>
@@ -12943,14 +15010,12 @@
         </w:tabs>
         <w:ind w:left="2127" w:hanging="283"/>
       </w:pPr>
-      <w:rPr>
-        <w:rFonts w:ascii="Symbol" w:hAnsi="Symbol" w:cs="Symbol" w:hint="default"/>
-      </w:rPr>
+      <w:rPr/>
     </w:lvl>
     <w:lvl w:ilvl="3">
       <w:start w:val="1"/>
-      <w:numFmt w:val="bullet"/>
-      <w:lvlText w:val=""/>
+      <w:numFmt w:val="decimal"/>
+      <w:lvlText w:val="%4."/>
       <w:lvlJc w:val="left"/>
       <w:pPr>
         <w:tabs>
@@ -12958,14 +15023,12 @@
         </w:tabs>
         <w:ind w:left="2836" w:hanging="283"/>
       </w:pPr>
-      <w:rPr>
-        <w:rFonts w:ascii="Symbol" w:hAnsi="Symbol" w:cs="Symbol" w:hint="default"/>
-      </w:rPr>
+      <w:rPr/>
     </w:lvl>
     <w:lvl w:ilvl="4">
       <w:start w:val="1"/>
-      <w:numFmt w:val="bullet"/>
-      <w:lvlText w:val=""/>
+      <w:numFmt w:val="decimal"/>
+      <w:lvlText w:val="%5."/>
       <w:lvlJc w:val="left"/>
       <w:pPr>
         <w:tabs>
@@ -12973,14 +15036,12 @@
         </w:tabs>
         <w:ind w:left="3545" w:hanging="283"/>
       </w:pPr>
-      <w:rPr>
-        <w:rFonts w:ascii="Symbol" w:hAnsi="Symbol" w:cs="Symbol" w:hint="default"/>
-      </w:rPr>
+      <w:rPr/>
     </w:lvl>
     <w:lvl w:ilvl="5">
       <w:start w:val="1"/>
-      <w:numFmt w:val="bullet"/>
-      <w:lvlText w:val=""/>
+      <w:numFmt w:val="decimal"/>
+      <w:lvlText w:val="%6."/>
       <w:lvlJc w:val="left"/>
       <w:pPr>
         <w:tabs>
@@ -12988,14 +15049,12 @@
         </w:tabs>
         <w:ind w:left="4254" w:hanging="283"/>
       </w:pPr>
-      <w:rPr>
-        <w:rFonts w:ascii="Symbol" w:hAnsi="Symbol" w:cs="Symbol" w:hint="default"/>
-      </w:rPr>
+      <w:rPr/>
     </w:lvl>
     <w:lvl w:ilvl="6">
       <w:start w:val="1"/>
-      <w:numFmt w:val="bullet"/>
-      <w:lvlText w:val=""/>
+      <w:numFmt w:val="decimal"/>
+      <w:lvlText w:val="%7."/>
       <w:lvlJc w:val="left"/>
       <w:pPr>
         <w:tabs>
@@ -13003,14 +15062,12 @@
         </w:tabs>
         <w:ind w:left="4963" w:hanging="283"/>
       </w:pPr>
-      <w:rPr>
-        <w:rFonts w:ascii="Symbol" w:hAnsi="Symbol" w:cs="Symbol" w:hint="default"/>
-      </w:rPr>
+      <w:rPr/>
     </w:lvl>
     <w:lvl w:ilvl="7">
       <w:start w:val="1"/>
-      <w:numFmt w:val="bullet"/>
-      <w:lvlText w:val=""/>
+      <w:numFmt w:val="decimal"/>
+      <w:lvlText w:val="%8."/>
       <w:lvlJc w:val="left"/>
       <w:pPr>
         <w:tabs>
@@ -13018,14 +15075,12 @@
         </w:tabs>
         <w:ind w:left="5672" w:hanging="283"/>
       </w:pPr>
-      <w:rPr>
-        <w:rFonts w:ascii="Symbol" w:hAnsi="Symbol" w:cs="Symbol" w:hint="default"/>
-      </w:rPr>
+      <w:rPr/>
     </w:lvl>
     <w:lvl w:ilvl="8">
       <w:start w:val="1"/>
-      <w:numFmt w:val="bullet"/>
-      <w:lvlText w:val=""/>
+      <w:numFmt w:val="decimal"/>
+      <w:lvlText w:val="%9."/>
       <w:lvlJc w:val="left"/>
       <w:pPr>
         <w:tabs>
@@ -13033,9 +15088,7 @@
         </w:tabs>
         <w:ind w:left="6381" w:hanging="283"/>
       </w:pPr>
-      <w:rPr>
-        <w:rFonts w:ascii="Symbol" w:hAnsi="Symbol" w:cs="Symbol" w:hint="default"/>
-      </w:rPr>
+      <w:rPr/>
     </w:lvl>
   </w:abstractNum>
   <w:abstractNum w:abstractNumId="18">
@@ -13176,6 +15229,143 @@
     </w:lvl>
   </w:abstractNum>
   <w:abstractNum w:abstractNumId="19">
+    <w:lvl w:ilvl="0">
+      <w:start w:val="1"/>
+      <w:numFmt w:val="bullet"/>
+      <w:lvlText w:val=""/>
+      <w:lvlJc w:val="left"/>
+      <w:pPr>
+        <w:tabs>
+          <w:tab w:val="num" w:pos="709"/>
+        </w:tabs>
+        <w:ind w:left="709" w:hanging="283"/>
+      </w:pPr>
+      <w:rPr>
+        <w:rFonts w:ascii="Symbol" w:hAnsi="Symbol" w:cs="Symbol" w:hint="default"/>
+      </w:rPr>
+    </w:lvl>
+    <w:lvl w:ilvl="1">
+      <w:start w:val="1"/>
+      <w:numFmt w:val="bullet"/>
+      <w:lvlText w:val=""/>
+      <w:lvlJc w:val="left"/>
+      <w:pPr>
+        <w:tabs>
+          <w:tab w:val="num" w:pos="1418"/>
+        </w:tabs>
+        <w:ind w:left="1418" w:hanging="283"/>
+      </w:pPr>
+      <w:rPr>
+        <w:rFonts w:ascii="Symbol" w:hAnsi="Symbol" w:cs="Symbol" w:hint="default"/>
+      </w:rPr>
+    </w:lvl>
+    <w:lvl w:ilvl="2">
+      <w:start w:val="1"/>
+      <w:numFmt w:val="bullet"/>
+      <w:lvlText w:val=""/>
+      <w:lvlJc w:val="left"/>
+      <w:pPr>
+        <w:tabs>
+          <w:tab w:val="num" w:pos="2127"/>
+        </w:tabs>
+        <w:ind w:left="2127" w:hanging="283"/>
+      </w:pPr>
+      <w:rPr>
+        <w:rFonts w:ascii="Symbol" w:hAnsi="Symbol" w:cs="Symbol" w:hint="default"/>
+      </w:rPr>
+    </w:lvl>
+    <w:lvl w:ilvl="3">
+      <w:start w:val="1"/>
+      <w:numFmt w:val="bullet"/>
+      <w:lvlText w:val=""/>
+      <w:lvlJc w:val="left"/>
+      <w:pPr>
+        <w:tabs>
+          <w:tab w:val="num" w:pos="2836"/>
+        </w:tabs>
+        <w:ind w:left="2836" w:hanging="283"/>
+      </w:pPr>
+      <w:rPr>
+        <w:rFonts w:ascii="Symbol" w:hAnsi="Symbol" w:cs="Symbol" w:hint="default"/>
+      </w:rPr>
+    </w:lvl>
+    <w:lvl w:ilvl="4">
+      <w:start w:val="1"/>
+      <w:numFmt w:val="bullet"/>
+      <w:lvlText w:val=""/>
+      <w:lvlJc w:val="left"/>
+      <w:pPr>
+        <w:tabs>
+          <w:tab w:val="num" w:pos="3545"/>
+        </w:tabs>
+        <w:ind w:left="3545" w:hanging="283"/>
+      </w:pPr>
+      <w:rPr>
+        <w:rFonts w:ascii="Symbol" w:hAnsi="Symbol" w:cs="Symbol" w:hint="default"/>
+      </w:rPr>
+    </w:lvl>
+    <w:lvl w:ilvl="5">
+      <w:start w:val="1"/>
+      <w:numFmt w:val="bullet"/>
+      <w:lvlText w:val=""/>
+      <w:lvlJc w:val="left"/>
+      <w:pPr>
+        <w:tabs>
+          <w:tab w:val="num" w:pos="4254"/>
+        </w:tabs>
+        <w:ind w:left="4254" w:hanging="283"/>
+      </w:pPr>
+      <w:rPr>
+        <w:rFonts w:ascii="Symbol" w:hAnsi="Symbol" w:cs="Symbol" w:hint="default"/>
+      </w:rPr>
+    </w:lvl>
+    <w:lvl w:ilvl="6">
+      <w:start w:val="1"/>
+      <w:numFmt w:val="bullet"/>
+      <w:lvlText w:val=""/>
+      <w:lvlJc w:val="left"/>
+      <w:pPr>
+        <w:tabs>
+          <w:tab w:val="num" w:pos="4963"/>
+        </w:tabs>
+        <w:ind w:left="4963" w:hanging="283"/>
+      </w:pPr>
+      <w:rPr>
+        <w:rFonts w:ascii="Symbol" w:hAnsi="Symbol" w:cs="Symbol" w:hint="default"/>
+      </w:rPr>
+    </w:lvl>
+    <w:lvl w:ilvl="7">
+      <w:start w:val="1"/>
+      <w:numFmt w:val="bullet"/>
+      <w:lvlText w:val=""/>
+      <w:lvlJc w:val="left"/>
+      <w:pPr>
+        <w:tabs>
+          <w:tab w:val="num" w:pos="5672"/>
+        </w:tabs>
+        <w:ind w:left="5672" w:hanging="283"/>
+      </w:pPr>
+      <w:rPr>
+        <w:rFonts w:ascii="Symbol" w:hAnsi="Symbol" w:cs="Symbol" w:hint="default"/>
+      </w:rPr>
+    </w:lvl>
+    <w:lvl w:ilvl="8">
+      <w:start w:val="1"/>
+      <w:numFmt w:val="bullet"/>
+      <w:lvlText w:val=""/>
+      <w:lvlJc w:val="left"/>
+      <w:pPr>
+        <w:tabs>
+          <w:tab w:val="num" w:pos="6381"/>
+        </w:tabs>
+        <w:ind w:left="6381" w:hanging="283"/>
+      </w:pPr>
+      <w:rPr>
+        <w:rFonts w:ascii="Symbol" w:hAnsi="Symbol" w:cs="Symbol" w:hint="default"/>
+      </w:rPr>
+    </w:lvl>
+  </w:abstractNum>
+  <w:abstractNum w:abstractNumId="20">
     <w:lvl w:ilvl="0">
       <w:start w:val="1"/>
       <w:numFmt w:val="none"/>
@@ -13353,6 +15543,9 @@
   </w:num>
   <w:num w:numId="19">
     <w:abstractNumId w:val="19"/>
+  </w:num>
+  <w:num w:numId="20">
+    <w:abstractNumId w:val="20"/>
   </w:num>
 </w:numbering>
 </file>

--- a/docs/guides/crew/crew-1.0-troubleshooting.docx
+++ b/docs/guides/crew/crew-1.0-troubleshooting.docx
@@ -5183,7 +5183,27 @@
       </w:r>
       <w:r>
         <w:rPr/>
-        <w:t>, and gh reading stdin or a file (</w:t>
+        <w:t>, a command word built at run time (</w:t>
+      </w:r>
+      <w:r>
+        <w:rPr>
+          <w:rStyle w:val="SourceText"/>
+        </w:rPr>
+        <w:t>$X $Y run ...</w:t>
+      </w:r>
+      <w:r>
+        <w:rPr/>
+        <w:t xml:space="preserve">, </w:t>
+      </w:r>
+      <w:r>
+        <w:rPr>
+          <w:rStyle w:val="SourceText"/>
+        </w:rPr>
+        <w:t>Start-Process $x</w:t>
+      </w:r>
+      <w:r>
+        <w:rPr/>
+        <w:t>, an alias to a variable), gh reading stdin or a file (</w:t>
       </w:r>
       <w:r>
         <w:rPr>
@@ -5213,7 +5233,17 @@
       </w:r>
       <w:r>
         <w:rPr/>
-        <w:t xml:space="preserve">) make the line could-not-tell: it asks when you are there and is denied unattended at every setting. </w:t>
+        <w:t xml:space="preserve">), and a malformed </w:t>
+      </w:r>
+      <w:r>
+        <w:rPr>
+          <w:rStyle w:val="SourceText"/>
+        </w:rPr>
+        <w:t>environments</w:t>
+      </w:r>
+      <w:r>
+        <w:rPr/>
+        <w:t xml:space="preserve"> block in either config layer make the line could-not-tell: it asks when you are there and is denied unattended at every setting. </w:t>
       </w:r>
       <w:r>
         <w:rPr>

--- a/docs/guides/crew/crew-1.0-troubleshooting.docx
+++ b/docs/guides/crew/crew-1.0-troubleshooting.docx
@@ -6431,8 +6431,578 @@
         <w:jc w:val="left"/>
         <w:rPr/>
       </w:pPr>
-      <w:bookmarkStart w:id="10" w:name="turning-things-off"/>
+      <w:bookmarkStart w:id="10" w:name="graph-refresh-refused-secrets-denylisted"/>
       <w:bookmarkEnd w:id="10"/>
+      <w:r>
+        <w:rPr/>
+        <w:t>Graph Refresh Refused: Secrets-Denylisted Path</w:t>
+      </w:r>
+    </w:p>
+    <w:p>
+      <w:pPr>
+        <w:pStyle w:val="BodyText"/>
+        <w:bidi w:val="0"/>
+        <w:jc w:val="left"/>
+        <w:rPr/>
+      </w:pPr>
+      <w:r>
+        <w:rPr/>
+        <w:t xml:space="preserve">graphify reads every file its ignore rules do not exclude and records the symbols it finds in </w:t>
+      </w:r>
+      <w:r>
+        <w:rPr>
+          <w:rStyle w:val="SourceText"/>
+        </w:rPr>
+        <w:t>graph.json</w:t>
+      </w:r>
+      <w:r>
+        <w:rPr/>
+        <w:t xml:space="preserve">. For a file git tracks, </w:t>
+      </w:r>
+      <w:r>
+        <w:rPr>
+          <w:rStyle w:val="SourceText"/>
+        </w:rPr>
+        <w:t>.gitignore</w:t>
+      </w:r>
+      <w:r>
+        <w:rPr/>
+        <w:t xml:space="preserve"> does not stop it: only </w:t>
+      </w:r>
+      <w:r>
+        <w:rPr>
+          <w:rStyle w:val="SourceText"/>
+        </w:rPr>
+        <w:t>.graphifyignore</w:t>
+      </w:r>
+      <w:r>
+        <w:rPr/>
+        <w:t xml:space="preserve"> does. So crew checks, before it names or runs a graph build, that the root </w:t>
+      </w:r>
+      <w:r>
+        <w:rPr>
+          <w:rStyle w:val="SourceText"/>
+        </w:rPr>
+        <w:t>.graphifyignore</w:t>
+      </w:r>
+      <w:r>
+        <w:rPr/>
+        <w:t xml:space="preserve"> excludes every file the secrets denylist matches.</w:t>
+      </w:r>
+    </w:p>
+    <w:p>
+      <w:pPr>
+        <w:pStyle w:val="BodyText"/>
+        <w:numPr>
+          <w:ilvl w:val="0"/>
+          <w:numId w:val="15"/>
+        </w:numPr>
+        <w:tabs>
+          <w:tab w:val="clear" w:pos="1134"/>
+          <w:tab w:val="left" w:pos="829" w:leader="none"/>
+        </w:tabs>
+        <w:bidi w:val="0"/>
+        <w:ind w:hanging="283" w:left="829"/>
+        <w:jc w:val="left"/>
+        <w:rPr/>
+      </w:pPr>
+      <w:r>
+        <w:rPr>
+          <w:rStyle w:val="Strong"/>
+        </w:rPr>
+        <w:t xml:space="preserve">Symptom: </w:t>
+      </w:r>
+      <w:r>
+        <w:rPr>
+          <w:rStyle w:val="SourceText"/>
+        </w:rPr>
+        <w:t>refresh-check</w:t>
+      </w:r>
+      <w:r>
+        <w:rPr>
+          <w:rStyle w:val="Strong"/>
+        </w:rPr>
+        <w:t xml:space="preserve"> prints </w:t>
+      </w:r>
+      <w:r>
+        <w:rPr>
+          <w:rStyle w:val="SourceText"/>
+        </w:rPr>
+        <w:t>graph graphify-out: unknown - graphify would read N secrets-denylisted path(s) .graphifyignore does not exclude: ...; stop - a refresh cannot settle this</w:t>
+      </w:r>
+      <w:r>
+        <w:rPr>
+          <w:rStyle w:val="Strong"/>
+        </w:rPr>
+        <w:t>,</w:t>
+      </w:r>
+      <w:r>
+        <w:rPr/>
+        <w:t xml:space="preserve"> or </w:t>
+      </w:r>
+      <w:r>
+        <w:rPr>
+          <w:rStyle w:val="SourceText"/>
+        </w:rPr>
+        <w:t>/crew:status</w:t>
+      </w:r>
+      <w:r>
+        <w:rPr/>
+        <w:t xml:space="preserve"> prints </w:t>
+      </w:r>
+      <w:r>
+        <w:rPr>
+          <w:rStyle w:val="SourceText"/>
+        </w:rPr>
+        <w:t>graph-ignore UNCOVERED</w:t>
+      </w:r>
+      <w:r>
+        <w:rPr/>
+        <w:t xml:space="preserve">. </w:t>
+      </w:r>
+      <w:r>
+        <w:rPr>
+          <w:rStyle w:val="Strong"/>
+        </w:rPr>
+        <w:t>Check:</w:t>
+      </w:r>
+      <w:r>
+        <w:rPr/>
+        <w:t xml:space="preserve"> which files, and from which source. </w:t>
+      </w:r>
+    </w:p>
+    <w:p>
+      <w:pPr>
+        <w:pStyle w:val="PreformattedText"/>
+        <w:bidi w:val="0"/>
+        <w:jc w:val="left"/>
+        <w:rPr/>
+      </w:pPr>
+      <w:r>
+        <w:rPr>
+          <w:rStyle w:val="SourceText"/>
+        </w:rPr>
+        <w:t>python3 "&lt;crew&gt;/hooks/scripts/crew_graph_ignore.py" --root . --check --json</w:t>
+      </w:r>
+    </w:p>
+    <w:p>
+      <w:pPr>
+        <w:pStyle w:val="BodyText"/>
+        <w:bidi w:val="0"/>
+        <w:jc w:val="left"/>
+        <w:rPr/>
+      </w:pPr>
+      <w:r>
+        <w:rPr/>
+        <w:t>The denylist is the built-in patterns (</w:t>
+      </w:r>
+      <w:r>
+        <w:rPr>
+          <w:rStyle w:val="SourceText"/>
+        </w:rPr>
+        <w:t>.env</w:t>
+      </w:r>
+      <w:r>
+        <w:rPr/>
+        <w:t xml:space="preserve">, </w:t>
+      </w:r>
+      <w:r>
+        <w:rPr>
+          <w:rStyle w:val="SourceText"/>
+        </w:rPr>
+        <w:t>.env.*</w:t>
+      </w:r>
+      <w:r>
+        <w:rPr/>
+        <w:t xml:space="preserve"> but not </w:t>
+      </w:r>
+      <w:r>
+        <w:rPr>
+          <w:rStyle w:val="SourceText"/>
+        </w:rPr>
+        <w:t>.env.example</w:t>
+      </w:r>
+      <w:r>
+        <w:rPr/>
+        <w:t xml:space="preserve">, </w:t>
+      </w:r>
+      <w:r>
+        <w:rPr>
+          <w:rStyle w:val="SourceText"/>
+        </w:rPr>
+        <w:t>*.pem</w:t>
+      </w:r>
+      <w:r>
+        <w:rPr/>
+        <w:t xml:space="preserve">, </w:t>
+      </w:r>
+      <w:r>
+        <w:rPr>
+          <w:rStyle w:val="SourceText"/>
+        </w:rPr>
+        <w:t>*.key</w:t>
+      </w:r>
+      <w:r>
+        <w:rPr/>
+        <w:t xml:space="preserve">, </w:t>
+      </w:r>
+      <w:r>
+        <w:rPr>
+          <w:rStyle w:val="SourceText"/>
+        </w:rPr>
+        <w:t>*.p12</w:t>
+      </w:r>
+      <w:r>
+        <w:rPr/>
+        <w:t xml:space="preserve">, </w:t>
+      </w:r>
+      <w:r>
+        <w:rPr>
+          <w:rStyle w:val="SourceText"/>
+        </w:rPr>
+        <w:t>*.pfx</w:t>
+      </w:r>
+      <w:r>
+        <w:rPr/>
+        <w:t xml:space="preserve">, </w:t>
+      </w:r>
+      <w:r>
+        <w:rPr>
+          <w:rStyle w:val="SourceText"/>
+        </w:rPr>
+        <w:t>id_rsa*</w:t>
+      </w:r>
+      <w:r>
+        <w:rPr/>
+        <w:t xml:space="preserve">, </w:t>
+      </w:r>
+      <w:r>
+        <w:rPr>
+          <w:rStyle w:val="SourceText"/>
+        </w:rPr>
+        <w:t>id_ed25519*</w:t>
+      </w:r>
+      <w:r>
+        <w:rPr/>
+        <w:t xml:space="preserve">), </w:t>
+      </w:r>
+      <w:r>
+        <w:rPr>
+          <w:rStyle w:val="SourceText"/>
+        </w:rPr>
+        <w:t>.claude/secrets-denylist</w:t>
+      </w:r>
+      <w:r>
+        <w:rPr/>
+        <w:t xml:space="preserve"> if it exists, and every in-repo </w:t>
+      </w:r>
+      <w:r>
+        <w:rPr>
+          <w:rStyle w:val="SourceText"/>
+        </w:rPr>
+        <w:t>Read(...)</w:t>
+      </w:r>
+      <w:r>
+        <w:rPr/>
+        <w:t xml:space="preserve"> rule in </w:t>
+      </w:r>
+      <w:r>
+        <w:rPr>
+          <w:rStyle w:val="SourceText"/>
+        </w:rPr>
+        <w:t>permissions.deny</w:t>
+      </w:r>
+      <w:r>
+        <w:rPr/>
+        <w:t xml:space="preserve"> of </w:t>
+      </w:r>
+      <w:r>
+        <w:rPr>
+          <w:rStyle w:val="SourceText"/>
+        </w:rPr>
+        <w:t>.claude/settings.json</w:t>
+      </w:r>
+      <w:r>
+        <w:rPr/>
+        <w:t xml:space="preserve"> and </w:t>
+      </w:r>
+      <w:r>
+        <w:rPr>
+          <w:rStyle w:val="SourceText"/>
+        </w:rPr>
+        <w:t>.claude/settings.local.json</w:t>
+      </w:r>
+      <w:r>
+        <w:rPr/>
+        <w:t xml:space="preserve">. </w:t>
+      </w:r>
+      <w:r>
+        <w:rPr>
+          <w:rStyle w:val="SourceText"/>
+        </w:rPr>
+        <w:t>sources</w:t>
+      </w:r>
+      <w:r>
+        <w:rPr/>
+        <w:t xml:space="preserve"> in the JSON names which ones were read. </w:t>
+      </w:r>
+      <w:r>
+        <w:rPr>
+          <w:rStyle w:val="Strong"/>
+        </w:rPr>
+        <w:t>Fix:</w:t>
+      </w:r>
+      <w:r>
+        <w:rPr/>
+        <w:t xml:space="preserve"> add the missing patterns, then check again.</w:t>
+      </w:r>
+    </w:p>
+    <w:p>
+      <w:pPr>
+        <w:pStyle w:val="PreformattedText"/>
+        <w:bidi w:val="0"/>
+        <w:jc w:val="left"/>
+        <w:rPr/>
+      </w:pPr>
+      <w:r>
+        <w:rPr>
+          <w:rStyle w:val="SourceText"/>
+        </w:rPr>
+        <w:t>python3 "&lt;crew&gt;/hooks/scripts/crew_graph_ignore.py" --root . --write</w:t>
+      </w:r>
+    </w:p>
+    <w:p>
+      <w:pPr>
+        <w:pStyle w:val="BodyText"/>
+        <w:bidi w:val="0"/>
+        <w:jc w:val="left"/>
+        <w:rPr/>
+      </w:pPr>
+      <w:r>
+        <w:rPr/>
+        <w:t xml:space="preserve">It appends only the missing patterns, under one marked block, and leaves every existing line as it was. Commit </w:t>
+      </w:r>
+      <w:r>
+        <w:rPr>
+          <w:rStyle w:val="SourceText"/>
+        </w:rPr>
+        <w:t>.graphifyignore</w:t>
+      </w:r>
+      <w:r>
+        <w:rPr/>
+        <w:t>, then re-run the refresh check.</w:t>
+      </w:r>
+    </w:p>
+    <w:p>
+      <w:pPr>
+        <w:pStyle w:val="BodyText"/>
+        <w:numPr>
+          <w:ilvl w:val="0"/>
+          <w:numId w:val="16"/>
+        </w:numPr>
+        <w:tabs>
+          <w:tab w:val="clear" w:pos="1134"/>
+          <w:tab w:val="left" w:pos="829" w:leader="none"/>
+        </w:tabs>
+        <w:bidi w:val="0"/>
+        <w:ind w:hanging="283" w:left="829"/>
+        <w:jc w:val="left"/>
+        <w:rPr/>
+      </w:pPr>
+      <w:r>
+        <w:rPr>
+          <w:rStyle w:val="Strong"/>
+        </w:rPr>
+        <w:t xml:space="preserve">Symptom: </w:t>
+      </w:r>
+      <w:r>
+        <w:rPr>
+          <w:rStyle w:val="SourceText"/>
+        </w:rPr>
+        <w:t>denylist coverage unknown: &lt;reason&gt;</w:t>
+      </w:r>
+      <w:r>
+        <w:rPr/>
+        <w:t xml:space="preserve"> (the refresh check) or </w:t>
+      </w:r>
+      <w:r>
+        <w:rPr>
+          <w:rStyle w:val="SourceText"/>
+        </w:rPr>
+        <w:t>graph-ignore unknown</w:t>
+      </w:r>
+      <w:r>
+        <w:rPr/>
+        <w:t xml:space="preserve"> (</w:t>
+      </w:r>
+      <w:r>
+        <w:rPr>
+          <w:rStyle w:val="SourceText"/>
+        </w:rPr>
+        <w:t>/crew:status</w:t>
+      </w:r>
+      <w:r>
+        <w:rPr/>
+        <w:t xml:space="preserve">). </w:t>
+      </w:r>
+      <w:r>
+        <w:rPr>
+          <w:rStyle w:val="Strong"/>
+        </w:rPr>
+        <w:t>Check:</w:t>
+      </w:r>
+      <w:r>
+        <w:rPr/>
+        <w:t xml:space="preserve"> the reason names it: git missing, a settings file that does not parse, an unreadable </w:t>
+      </w:r>
+      <w:r>
+        <w:rPr>
+          <w:rStyle w:val="SourceText"/>
+        </w:rPr>
+        <w:t>.claude/secrets-denylist</w:t>
+      </w:r>
+      <w:r>
+        <w:rPr/>
+        <w:t xml:space="preserve"> or </w:t>
+      </w:r>
+      <w:r>
+        <w:rPr>
+          <w:rStyle w:val="SourceText"/>
+        </w:rPr>
+        <w:t>.graphifyignore</w:t>
+      </w:r>
+      <w:r>
+        <w:rPr/>
+        <w:t xml:space="preserve">, a nested </w:t>
+      </w:r>
+      <w:r>
+        <w:rPr>
+          <w:rStyle w:val="SourceText"/>
+        </w:rPr>
+        <w:t>.graphifyignore</w:t>
+      </w:r>
+      <w:r>
+        <w:rPr/>
+        <w:t xml:space="preserve"> (only the root one is evaluated, and a nested one could re-include a file with </w:t>
+      </w:r>
+      <w:r>
+        <w:rPr>
+          <w:rStyle w:val="SourceText"/>
+        </w:rPr>
+        <w:t>!</w:t>
+      </w:r>
+      <w:r>
+        <w:rPr/>
+        <w:t xml:space="preserve">), or a deny-all </w:t>
+      </w:r>
+      <w:r>
+        <w:rPr>
+          <w:rStyle w:val="SourceText"/>
+        </w:rPr>
+        <w:t>Read</w:t>
+      </w:r>
+      <w:r>
+        <w:rPr/>
+        <w:t xml:space="preserve"> rule. </w:t>
+      </w:r>
+      <w:r>
+        <w:rPr>
+          <w:rStyle w:val="Strong"/>
+        </w:rPr>
+        <w:t>Fix:</w:t>
+      </w:r>
+      <w:r>
+        <w:rPr/>
+        <w:t xml:space="preserve"> repair what it names. An unknown is never read as covered, so no refresh is named until it is fixed.</w:t>
+      </w:r>
+    </w:p>
+    <w:p>
+      <w:pPr>
+        <w:pStyle w:val="BodyText"/>
+        <w:numPr>
+          <w:ilvl w:val="0"/>
+          <w:numId w:val="16"/>
+        </w:numPr>
+        <w:tabs>
+          <w:tab w:val="clear" w:pos="1134"/>
+          <w:tab w:val="left" w:pos="829" w:leader="none"/>
+        </w:tabs>
+        <w:bidi w:val="0"/>
+        <w:ind w:hanging="283" w:left="829"/>
+        <w:jc w:val="left"/>
+        <w:rPr/>
+      </w:pPr>
+      <w:r>
+        <w:rPr>
+          <w:rStyle w:val="Strong"/>
+        </w:rPr>
+        <w:t>Symptom: a graph was built before the fix</w:t>
+      </w:r>
+      <w:r>
+        <w:rPr/>
+        <w:t xml:space="preserve"> (by hand, or by graphify's post-commit hook, which bypasses crew). </w:t>
+      </w:r>
+      <w:r>
+        <w:rPr>
+          <w:rStyle w:val="Strong"/>
+        </w:rPr>
+        <w:t>Fix:</w:t>
+      </w:r>
+      <w:r>
+        <w:rPr/>
+        <w:t xml:space="preserve"> treat that graph as holding text from the secret files. Delete the graph output directory (</w:t>
+      </w:r>
+      <w:r>
+        <w:rPr>
+          <w:rStyle w:val="SourceText"/>
+        </w:rPr>
+        <w:t>graphify-out/</w:t>
+      </w:r>
+      <w:r>
+        <w:rPr/>
+        <w:t xml:space="preserve"> by default), run </w:t>
+      </w:r>
+      <w:r>
+        <w:rPr>
+          <w:rStyle w:val="SourceText"/>
+        </w:rPr>
+        <w:t>--write</w:t>
+      </w:r>
+      <w:r>
+        <w:rPr/>
+        <w:t xml:space="preserve">, check that </w:t>
+      </w:r>
+      <w:r>
+        <w:rPr>
+          <w:rStyle w:val="SourceText"/>
+        </w:rPr>
+        <w:t>--check</w:t>
+      </w:r>
+      <w:r>
+        <w:rPr/>
+        <w:t xml:space="preserve"> exits 0, then rebuild. Commit the rebuild if the output is tracked. The crew-graph skill's </w:t>
+      </w:r>
+      <w:r>
+        <w:rPr>
+          <w:rStyle w:val="Strong"/>
+        </w:rPr>
+        <w:t>Tainted graph</w:t>
+      </w:r>
+      <w:r>
+        <w:rPr/>
+        <w:t xml:space="preserve"> section has the same steps.</w:t>
+      </w:r>
+    </w:p>
+    <w:p>
+      <w:pPr>
+        <w:pStyle w:val="Heading2"/>
+        <w:bidi w:val="0"/>
+        <w:ind w:hanging="0" w:left="0" w:right="0"/>
+        <w:jc w:val="left"/>
+        <w:rPr/>
+      </w:pPr>
+      <w:bookmarkStart w:id="11" w:name="turning-things-off"/>
+      <w:bookmarkEnd w:id="11"/>
       <w:r>
         <w:rPr/>
         <w:t>Turning Things Off</w:t>
@@ -8142,8 +8712,8 @@
         <w:jc w:val="left"/>
         <w:rPr/>
       </w:pPr>
-      <w:bookmarkStart w:id="11" w:name="web-testing"/>
-      <w:bookmarkEnd w:id="11"/>
+      <w:bookmarkStart w:id="12" w:name="web-testing"/>
+      <w:bookmarkEnd w:id="12"/>
       <w:r>
         <w:rPr/>
         <w:t>Web Testing</w:t>
@@ -8182,7 +8752,7 @@
         <w:pStyle w:val="BodyText"/>
         <w:numPr>
           <w:ilvl w:val="0"/>
-          <w:numId w:val="15"/>
+          <w:numId w:val="17"/>
         </w:numPr>
         <w:tabs>
           <w:tab w:val="clear" w:pos="1134"/>
@@ -8256,7 +8826,7 @@
         <w:pStyle w:val="BodyText"/>
         <w:numPr>
           <w:ilvl w:val="0"/>
-          <w:numId w:val="15"/>
+          <w:numId w:val="17"/>
         </w:numPr>
         <w:tabs>
           <w:tab w:val="clear" w:pos="1134"/>
@@ -8307,441 +8877,6 @@
       <w:r>
         <w:rPr/>
         <w:t xml:space="preserve">) skips the OS packages Chromium needs and produces a browser that launches, then crashes on first navigation. </w:t>
-      </w:r>
-    </w:p>
-    <w:p>
-      <w:pPr>
-        <w:pStyle w:val="BodyText"/>
-        <w:numPr>
-          <w:ilvl w:val="0"/>
-          <w:numId w:val="15"/>
-        </w:numPr>
-        <w:tabs>
-          <w:tab w:val="clear" w:pos="1134"/>
-          <w:tab w:val="left" w:pos="829" w:leader="none"/>
-        </w:tabs>
-        <w:bidi w:val="0"/>
-        <w:spacing w:before="120" w:after="0"/>
-        <w:ind w:hanging="283" w:left="829"/>
-        <w:jc w:val="left"/>
-        <w:rPr/>
-      </w:pPr>
-      <w:r>
-        <w:rPr>
-          <w:rStyle w:val="Strong"/>
-        </w:rPr>
-        <w:t>Docker absent -&gt; visual UNVERIFIED, not a fail.</w:t>
-      </w:r>
-      <w:r>
-        <w:rPr/>
-        <w:t xml:space="preserve"> </w:t>
-      </w:r>
-      <w:r>
-        <w:rPr>
-          <w:rStyle w:val="SourceText"/>
-        </w:rPr>
-        <w:t>toHaveScreenshot</w:t>
-      </w:r>
-      <w:r>
-        <w:rPr/>
-        <w:t xml:space="preserve"> baselines are only meaningful when generated inside </w:t>
-      </w:r>
-      <w:r>
-        <w:rPr>
-          <w:rStyle w:val="SourceText"/>
-        </w:rPr>
-        <w:t>mcr.microsoft.com/playwright:v1.63.0-noble</w:t>
-      </w:r>
-      <w:r>
-        <w:rPr/>
-        <w:t xml:space="preserve"> — the installer warns rather than blocking when Docker is missing, and the visual </w:t>
-      </w:r>
-      <w:r>
-        <w:rPr>
-          <w:rStyle w:val="SourceText"/>
-        </w:rPr>
-        <w:t>verify.json</w:t>
-      </w:r>
-      <w:r>
-        <w:rPr/>
-        <w:t xml:space="preserve"> rule is written to skip (report UNVERIFIED) outside that image rather than compare against a baseline that can never match. </w:t>
-      </w:r>
-    </w:p>
-    <w:p>
-      <w:pPr>
-        <w:pStyle w:val="BodyText"/>
-        <w:numPr>
-          <w:ilvl w:val="0"/>
-          <w:numId w:val="15"/>
-        </w:numPr>
-        <w:tabs>
-          <w:tab w:val="clear" w:pos="1134"/>
-          <w:tab w:val="left" w:pos="829" w:leader="none"/>
-        </w:tabs>
-        <w:bidi w:val="0"/>
-        <w:ind w:hanging="283" w:left="829"/>
-        <w:jc w:val="left"/>
-        <w:rPr/>
-      </w:pPr>
-      <w:r>
-        <w:rPr>
-          <w:rStyle w:val="Strong"/>
-        </w:rPr>
-        <w:t>MCP server won't connect on Windows.</w:t>
-      </w:r>
-      <w:r>
-        <w:rPr/>
-        <w:t xml:space="preserve"> Both </w:t>
-      </w:r>
-      <w:r>
-        <w:rPr>
-          <w:rStyle w:val="SourceText"/>
-        </w:rPr>
-        <w:t>@playwright/mcp</w:t>
-      </w:r>
-      <w:r>
-        <w:rPr/>
-        <w:t xml:space="preserve"> and </w:t>
-      </w:r>
-      <w:r>
-        <w:rPr>
-          <w:rStyle w:val="SourceText"/>
-        </w:rPr>
-        <w:t>chrome-devtools-mcp</w:t>
-      </w:r>
-      <w:r>
-        <w:rPr/>
-        <w:t xml:space="preserve"> are launched with </w:t>
-      </w:r>
-      <w:r>
-        <w:rPr>
-          <w:rStyle w:val="SourceText"/>
-        </w:rPr>
-        <w:t>npx</w:t>
-      </w:r>
-      <w:r>
-        <w:rPr/>
-        <w:t xml:space="preserve">, which the MCP host cannot invoke directly on Windows — wrap the entry as </w:t>
-      </w:r>
-      <w:r>
-        <w:rPr>
-          <w:rStyle w:val="SourceText"/>
-        </w:rPr>
-        <w:t>"command": "cmd", "args": ["/c", "npx", ...]</w:t>
-      </w:r>
-      <w:r>
-        <w:rPr/>
-        <w:t xml:space="preserve"> in </w:t>
-      </w:r>
-      <w:r>
-        <w:rPr>
-          <w:rStyle w:val="SourceText"/>
-        </w:rPr>
-        <w:t>.mcp.json</w:t>
-      </w:r>
-      <w:r>
-        <w:rPr/>
-        <w:t xml:space="preserve"> (documented in chrome-devtools-mcp's own troubleshooting for the "Connection closed" failure); the </w:t>
-      </w:r>
-      <w:r>
-        <w:rPr>
-          <w:rStyle w:val="SourceText"/>
-        </w:rPr>
-        <w:t>stack-web</w:t>
-      </w:r>
-      <w:r>
-        <w:rPr/>
-        <w:t xml:space="preserve"> skill's </w:t>
-      </w:r>
-      <w:r>
-        <w:rPr>
-          <w:rStyle w:val="SourceText"/>
-        </w:rPr>
-        <w:t>.mcp.json</w:t>
-      </w:r>
-      <w:r>
-        <w:rPr/>
-        <w:t xml:space="preserve"> example already shows this. </w:t>
-      </w:r>
-    </w:p>
-    <w:p>
-      <w:pPr>
-        <w:pStyle w:val="Heading2"/>
-        <w:bidi w:val="0"/>
-        <w:ind w:hanging="0" w:left="0" w:right="0"/>
-        <w:jc w:val="left"/>
-        <w:rPr/>
-      </w:pPr>
-      <w:bookmarkStart w:id="12" w:name="windows-notes"/>
-      <w:bookmarkEnd w:id="12"/>
-      <w:r>
-        <w:rPr/>
-        <w:t>Windows Notes</w:t>
-      </w:r>
-    </w:p>
-    <w:p>
-      <w:pPr>
-        <w:pStyle w:val="BodyText"/>
-        <w:numPr>
-          <w:ilvl w:val="0"/>
-          <w:numId w:val="16"/>
-        </w:numPr>
-        <w:tabs>
-          <w:tab w:val="clear" w:pos="1134"/>
-          <w:tab w:val="left" w:pos="829" w:leader="none"/>
-        </w:tabs>
-        <w:bidi w:val="0"/>
-        <w:spacing w:before="120" w:after="0"/>
-        <w:ind w:hanging="283" w:left="829"/>
-        <w:jc w:val="left"/>
-        <w:rPr/>
-      </w:pPr>
-      <w:r>
-        <w:rPr>
-          <w:rStyle w:val="SourceText"/>
-        </w:rPr>
-        <w:t>pwsh</w:t>
-      </w:r>
-      <w:r>
-        <w:rPr>
-          <w:rStyle w:val="Strong"/>
-        </w:rPr>
-        <w:t xml:space="preserve"> is not on Git Bash's </w:t>
-      </w:r>
-      <w:r>
-        <w:rPr>
-          <w:rStyle w:val="SourceText"/>
-        </w:rPr>
-        <w:t>PATH</w:t>
-      </w:r>
-      <w:r>
-        <w:rPr>
-          <w:rStyle w:val="Strong"/>
-        </w:rPr>
-        <w:t>.</w:t>
-      </w:r>
-      <w:r>
-        <w:rPr/>
-        <w:t xml:space="preserve"> Every script that shells out to PowerShell names it by an absolute path or resolves it explicitly; a bare </w:t>
-      </w:r>
-      <w:r>
-        <w:rPr>
-          <w:rStyle w:val="SourceText"/>
-        </w:rPr>
-        <w:t>pwsh</w:t>
-      </w:r>
-      <w:r>
-        <w:rPr/>
-        <w:t xml:space="preserve"> in a hand-typed command fails as "command not found", which is easy to misread as PowerShell itself being broken. </w:t>
-      </w:r>
-    </w:p>
-    <w:p>
-      <w:pPr>
-        <w:pStyle w:val="BodyText"/>
-        <w:numPr>
-          <w:ilvl w:val="0"/>
-          <w:numId w:val="16"/>
-        </w:numPr>
-        <w:tabs>
-          <w:tab w:val="clear" w:pos="1134"/>
-          <w:tab w:val="left" w:pos="829" w:leader="none"/>
-        </w:tabs>
-        <w:bidi w:val="0"/>
-        <w:spacing w:before="120" w:after="0"/>
-        <w:ind w:hanging="283" w:left="829"/>
-        <w:jc w:val="left"/>
-        <w:rPr/>
-      </w:pPr>
-      <w:r>
-        <w:rPr>
-          <w:rStyle w:val="Strong"/>
-        </w:rPr>
-        <w:t xml:space="preserve">Git Bash ships without </w:t>
-      </w:r>
-      <w:r>
-        <w:rPr>
-          <w:rStyle w:val="SourceText"/>
-        </w:rPr>
-        <w:t>python3</w:t>
-      </w:r>
-      <w:r>
-        <w:rPr>
-          <w:rStyle w:val="Strong"/>
-        </w:rPr>
-        <w:t>.</w:t>
-      </w:r>
-      <w:r>
-        <w:rPr/>
-        <w:t xml:space="preserve"> Every hook wrapper here resolves </w:t>
-      </w:r>
-      <w:r>
-        <w:rPr>
-          <w:rStyle w:val="SourceText"/>
-        </w:rPr>
-        <w:t>python3</w:t>
-      </w:r>
-      <w:r>
-        <w:rPr/>
-        <w:t xml:space="preserve">, then </w:t>
-      </w:r>
-      <w:r>
-        <w:rPr>
-          <w:rStyle w:val="SourceText"/>
-        </w:rPr>
-        <w:t>python</w:t>
-      </w:r>
-      <w:r>
-        <w:rPr/>
-        <w:t xml:space="preserve">, then </w:t>
-      </w:r>
-      <w:r>
-        <w:rPr>
-          <w:rStyle w:val="SourceText"/>
-        </w:rPr>
-        <w:t>py</w:t>
-      </w:r>
-      <w:r>
-        <w:rPr/>
-        <w:t xml:space="preserve">, and fails loudly on stderr rather than silently standing down when none resolves (see "no-python fail-closed", above). If a hook you expect to run says nothing at all, check for a usable Python on </w:t>
-      </w:r>
-      <w:r>
-        <w:rPr>
-          <w:rStyle w:val="SourceText"/>
-        </w:rPr>
-        <w:t>PATH</w:t>
-      </w:r>
-      <w:r>
-        <w:rPr/>
-        <w:t xml:space="preserve"> first. </w:t>
-      </w:r>
-    </w:p>
-    <w:p>
-      <w:pPr>
-        <w:pStyle w:val="BodyText"/>
-        <w:numPr>
-          <w:ilvl w:val="0"/>
-          <w:numId w:val="16"/>
-        </w:numPr>
-        <w:tabs>
-          <w:tab w:val="clear" w:pos="1134"/>
-          <w:tab w:val="left" w:pos="829" w:leader="none"/>
-        </w:tabs>
-        <w:bidi w:val="0"/>
-        <w:ind w:hanging="283" w:left="829"/>
-        <w:jc w:val="left"/>
-        <w:rPr/>
-      </w:pPr>
-      <w:r>
-        <w:rPr>
-          <w:rStyle w:val="Strong"/>
-        </w:rPr>
-        <w:t>Both flavours are always registered.</w:t>
-      </w:r>
-      <w:r>
-        <w:rPr/>
-        <w:t xml:space="preserve"> </w:t>
-      </w:r>
-      <w:r>
-        <w:rPr>
-          <w:rStyle w:val="SourceText"/>
-        </w:rPr>
-        <w:t>hooks.json</w:t>
-      </w:r>
-      <w:r>
-        <w:rPr/>
-        <w:t xml:space="preserve"> pairs every bash command with a </w:t>
-      </w:r>
-      <w:r>
-        <w:rPr>
-          <w:rStyle w:val="SourceText"/>
-        </w:rPr>
-        <w:t>shell: "powershell"</w:t>
-      </w:r>
-      <w:r>
-        <w:rPr/>
-        <w:t xml:space="preserve"> sibling on the same event, so a machine with both </w:t>
-      </w:r>
-      <w:r>
-        <w:rPr>
-          <w:rStyle w:val="SourceText"/>
-        </w:rPr>
-        <w:t>bash</w:t>
-      </w:r>
-      <w:r>
-        <w:rPr/>
-        <w:t xml:space="preserve"> and </w:t>
-      </w:r>
-      <w:r>
-        <w:rPr>
-          <w:rStyle w:val="SourceText"/>
-        </w:rPr>
-        <w:t>pwsh</w:t>
-      </w:r>
-      <w:r>
-        <w:rPr/>
-        <w:t xml:space="preserve"> present runs both. This is not double-firing to fix — it is how the same hook reaches both shells; each PowerShell twin stands itself down on the wrong platform (</w:t>
-      </w:r>
-      <w:r>
-        <w:rPr>
-          <w:rStyle w:val="SourceText"/>
-        </w:rPr>
-        <w:t>$env:OS -ne 'Windows_NT'</w:t>
-      </w:r>
-      <w:r>
-        <w:rPr/>
-        <w:t xml:space="preserve">) rather than the bash twin doing that job. </w:t>
-      </w:r>
-    </w:p>
-    <w:p>
-      <w:pPr>
-        <w:pStyle w:val="Heading2"/>
-        <w:bidi w:val="0"/>
-        <w:ind w:hanging="0" w:left="0" w:right="0"/>
-        <w:jc w:val="left"/>
-        <w:rPr/>
-      </w:pPr>
-      <w:bookmarkStart w:id="13" w:name="auto-wrap-up-auto-clear-and-auto-resume"/>
-      <w:bookmarkEnd w:id="13"/>
-      <w:r>
-        <w:rPr/>
-        <w:t>Auto Wrap-Up, Auto-Clear and Auto-Resume</w:t>
-      </w:r>
-    </w:p>
-    <w:p>
-      <w:pPr>
-        <w:pStyle w:val="BodyText"/>
-        <w:bidi w:val="0"/>
-        <w:jc w:val="left"/>
-        <w:rPr/>
-      </w:pPr>
-      <w:r>
-        <w:rPr/>
-        <w:t>This section is folded into the troubleshooting guide (</w:t>
-      </w:r>
-      <w:r>
-        <w:rPr>
-          <w:rStyle w:val="SourceText"/>
-        </w:rPr>
-        <w:t>troubleshooting.md</w:t>
-      </w:r>
-      <w:r>
-        <w:rPr/>
-        <w:t>), linked from it as "Auto wrap-up, clear and resume". It covers the cycle that lets a long session finish itself cleanly, clear, and pick up where it stopped.</w:t>
-      </w:r>
-    </w:p>
-    <w:p>
-      <w:pPr>
-        <w:pStyle w:val="Heading3"/>
-        <w:bidi w:val="0"/>
-        <w:ind w:hanging="0" w:left="0" w:right="0"/>
-        <w:jc w:val="left"/>
-        <w:rPr/>
-      </w:pPr>
-      <w:bookmarkStart w:id="14" w:name="what-the-cycle-does"/>
-      <w:bookmarkEnd w:id="14"/>
-      <w:r>
-        <w:rPr/>
-        <w:t>What the Cycle Does</w:t>
       </w:r>
     </w:p>
     <w:p>
@@ -8765,31 +8900,41 @@
         <w:rPr>
           <w:rStyle w:val="Strong"/>
         </w:rPr>
-        <w:t>Wrap-up.</w:t>
-      </w:r>
-      <w:r>
-        <w:rPr/>
-        <w:t xml:space="preserve"> When the context window crosses its threshold, the </w:t>
-      </w:r>
-      <w:r>
-        <w:rPr>
-          <w:rStyle w:val="SourceText"/>
-        </w:rPr>
-        <w:t>Stop</w:t>
-      </w:r>
-      <w:r>
-        <w:rPr/>
-        <w:t xml:space="preserve"> hook blocks once. It asks the session to finish or park the change in flight, write </w:t>
-      </w:r>
-      <w:r>
-        <w:rPr>
-          <w:rStyle w:val="SourceText"/>
-        </w:rPr>
-        <w:t>.work/HANDOFF.md</w:t>
-      </w:r>
-      <w:r>
-        <w:rPr/>
-        <w:t xml:space="preserve">, and update the ticket. This happens once for each threshold crossing in each session. It never happens on the forced continuation that follows a block. </w:t>
+        <w:t>Docker absent -&gt; visual UNVERIFIED, not a fail.</w:t>
+      </w:r>
+      <w:r>
+        <w:rPr/>
+        <w:t xml:space="preserve"> </w:t>
+      </w:r>
+      <w:r>
+        <w:rPr>
+          <w:rStyle w:val="SourceText"/>
+        </w:rPr>
+        <w:t>toHaveScreenshot</w:t>
+      </w:r>
+      <w:r>
+        <w:rPr/>
+        <w:t xml:space="preserve"> baselines are only meaningful when generated inside </w:t>
+      </w:r>
+      <w:r>
+        <w:rPr>
+          <w:rStyle w:val="SourceText"/>
+        </w:rPr>
+        <w:t>mcr.microsoft.com/playwright:v1.63.0-noble</w:t>
+      </w:r>
+      <w:r>
+        <w:rPr/>
+        <w:t xml:space="preserve"> — the installer warns rather than blocking when Docker is missing, and the visual </w:t>
+      </w:r>
+      <w:r>
+        <w:rPr>
+          <w:rStyle w:val="SourceText"/>
+        </w:rPr>
+        <w:t>verify.json</w:t>
+      </w:r>
+      <w:r>
+        <w:rPr/>
+        <w:t xml:space="preserve"> rule is written to skip (report UNVERIFIED) outside that image rather than compare against a baseline that can never match. </w:t>
       </w:r>
     </w:p>
     <w:p>
@@ -8812,67 +8957,17 @@
         <w:rPr>
           <w:rStyle w:val="Strong"/>
         </w:rPr>
-        <w:t>Clear, or notify.</w:t>
-      </w:r>
-      <w:r>
-        <w:rPr/>
-        <w:t xml:space="preserve"> After the handoff is written, auto-clear acts on it. What it does depends on </w:t>
-      </w:r>
-      <w:r>
-        <w:rPr>
-          <w:rStyle w:val="SourceText"/>
-        </w:rPr>
-        <w:t>method</w:t>
-      </w:r>
-      <w:r>
-        <w:rPr/>
-        <w:t xml:space="preserve"> (below): </w:t>
-      </w:r>
-      <w:r>
-        <w:rPr>
-          <w:rStyle w:val="SourceText"/>
-        </w:rPr>
-        <w:t>notify</w:t>
-      </w:r>
-      <w:r>
-        <w:rPr/>
-        <w:t xml:space="preserve"> (the default on native Windows) prints a message telling you the handoff is written and it is safe to run </w:t>
-      </w:r>
-      <w:r>
-        <w:rPr>
-          <w:rStyle w:val="SourceText"/>
-        </w:rPr>
-        <w:t>/clear</w:t>
-      </w:r>
-      <w:r>
-        <w:rPr/>
-        <w:t xml:space="preserve"> (or </w:t>
-      </w:r>
-      <w:r>
-        <w:rPr>
-          <w:rStyle w:val="SourceText"/>
-        </w:rPr>
-        <w:t>/compact</w:t>
-      </w:r>
-      <w:r>
-        <w:rPr/>
-        <w:t xml:space="preserve">) yourself — it types nothing. </w:t>
-      </w:r>
-      <w:r>
-        <w:rPr>
-          <w:rStyle w:val="SourceText"/>
-        </w:rPr>
-        <w:t>tmux</w:t>
-      </w:r>
-      <w:r>
-        <w:rPr/>
-        <w:t xml:space="preserve">, </w:t>
-      </w:r>
-      <w:r>
-        <w:rPr>
-          <w:rStyle w:val="SourceText"/>
-        </w:rPr>
-        <w:t>xdotool</w:t>
+        <w:t>MCP server won't connect on Windows.</w:t>
+      </w:r>
+      <w:r>
+        <w:rPr/>
+        <w:t xml:space="preserve"> Both </w:t>
+      </w:r>
+      <w:r>
+        <w:rPr>
+          <w:rStyle w:val="SourceText"/>
+        </w:rPr>
+        <w:t>@playwright/mcp</w:t>
       </w:r>
       <w:r>
         <w:rPr/>
@@ -8882,51 +8977,304 @@
         <w:rPr>
           <w:rStyle w:val="SourceText"/>
         </w:rPr>
-        <w:t>sendkeys</w:t>
-      </w:r>
-      <w:r>
-        <w:rPr/>
-        <w:t xml:space="preserve"> actually type the configured command into the terminal that runs this session. Whichever method is in force, it acts only when all four of these hold: - this machine opted in; - the handoff was written by this session after the wrap-up request, is longer than a stub, and is not the automatic PreCompact skeleton; - the context reading that caused the wrap-up was a real measurement (see "When it will not clear"); - for a method that types (</w:t>
-      </w:r>
-      <w:r>
-        <w:rPr>
-          <w:rStyle w:val="SourceText"/>
-        </w:rPr>
-        <w:t>tmux</w:t>
-      </w:r>
-      <w:r>
-        <w:rPr/>
-        <w:t>/</w:t>
-      </w:r>
-      <w:r>
-        <w:rPr>
-          <w:rStyle w:val="SourceText"/>
-        </w:rPr>
-        <w:t>xdotool</w:t>
-      </w:r>
-      <w:r>
-        <w:rPr/>
-        <w:t>/</w:t>
-      </w:r>
-      <w:r>
-        <w:rPr>
-          <w:rStyle w:val="SourceText"/>
-        </w:rPr>
-        <w:t>sendkeys</w:t>
-      </w:r>
-      <w:r>
-        <w:rPr/>
-        <w:t xml:space="preserve">), the target window can be identified exactly — </w:t>
-      </w:r>
-      <w:r>
-        <w:rPr>
-          <w:rStyle w:val="SourceText"/>
-        </w:rPr>
-        <w:t>notify</w:t>
-      </w:r>
-      <w:r>
-        <w:rPr/>
-        <w:t xml:space="preserve"> needs none of this, since it identifies no window. </w:t>
+        <w:t>chrome-devtools-mcp</w:t>
+      </w:r>
+      <w:r>
+        <w:rPr/>
+        <w:t xml:space="preserve"> are launched with </w:t>
+      </w:r>
+      <w:r>
+        <w:rPr>
+          <w:rStyle w:val="SourceText"/>
+        </w:rPr>
+        <w:t>npx</w:t>
+      </w:r>
+      <w:r>
+        <w:rPr/>
+        <w:t xml:space="preserve">, which the MCP host cannot invoke directly on Windows — wrap the entry as </w:t>
+      </w:r>
+      <w:r>
+        <w:rPr>
+          <w:rStyle w:val="SourceText"/>
+        </w:rPr>
+        <w:t>"command": "cmd", "args": ["/c", "npx", ...]</w:t>
+      </w:r>
+      <w:r>
+        <w:rPr/>
+        <w:t xml:space="preserve"> in </w:t>
+      </w:r>
+      <w:r>
+        <w:rPr>
+          <w:rStyle w:val="SourceText"/>
+        </w:rPr>
+        <w:t>.mcp.json</w:t>
+      </w:r>
+      <w:r>
+        <w:rPr/>
+        <w:t xml:space="preserve"> (documented in chrome-devtools-mcp's own troubleshooting for the "Connection closed" failure); the </w:t>
+      </w:r>
+      <w:r>
+        <w:rPr>
+          <w:rStyle w:val="SourceText"/>
+        </w:rPr>
+        <w:t>stack-web</w:t>
+      </w:r>
+      <w:r>
+        <w:rPr/>
+        <w:t xml:space="preserve"> skill's </w:t>
+      </w:r>
+      <w:r>
+        <w:rPr>
+          <w:rStyle w:val="SourceText"/>
+        </w:rPr>
+        <w:t>.mcp.json</w:t>
+      </w:r>
+      <w:r>
+        <w:rPr/>
+        <w:t xml:space="preserve"> example already shows this. </w:t>
+      </w:r>
+    </w:p>
+    <w:p>
+      <w:pPr>
+        <w:pStyle w:val="Heading2"/>
+        <w:bidi w:val="0"/>
+        <w:ind w:hanging="0" w:left="0" w:right="0"/>
+        <w:jc w:val="left"/>
+        <w:rPr/>
+      </w:pPr>
+      <w:bookmarkStart w:id="13" w:name="windows-notes"/>
+      <w:bookmarkEnd w:id="13"/>
+      <w:r>
+        <w:rPr/>
+        <w:t>Windows Notes</w:t>
+      </w:r>
+    </w:p>
+    <w:p>
+      <w:pPr>
+        <w:pStyle w:val="BodyText"/>
+        <w:numPr>
+          <w:ilvl w:val="0"/>
+          <w:numId w:val="18"/>
+        </w:numPr>
+        <w:tabs>
+          <w:tab w:val="clear" w:pos="1134"/>
+          <w:tab w:val="left" w:pos="829" w:leader="none"/>
+        </w:tabs>
+        <w:bidi w:val="0"/>
+        <w:spacing w:before="120" w:after="0"/>
+        <w:ind w:hanging="283" w:left="829"/>
+        <w:jc w:val="left"/>
+        <w:rPr/>
+      </w:pPr>
+      <w:r>
+        <w:rPr>
+          <w:rStyle w:val="SourceText"/>
+        </w:rPr>
+        <w:t>pwsh</w:t>
+      </w:r>
+      <w:r>
+        <w:rPr>
+          <w:rStyle w:val="Strong"/>
+        </w:rPr>
+        <w:t xml:space="preserve"> is not on Git Bash's </w:t>
+      </w:r>
+      <w:r>
+        <w:rPr>
+          <w:rStyle w:val="SourceText"/>
+        </w:rPr>
+        <w:t>PATH</w:t>
+      </w:r>
+      <w:r>
+        <w:rPr>
+          <w:rStyle w:val="Strong"/>
+        </w:rPr>
+        <w:t>.</w:t>
+      </w:r>
+      <w:r>
+        <w:rPr/>
+        <w:t xml:space="preserve"> Every script that shells out to PowerShell names it by an absolute path or resolves it explicitly; a bare </w:t>
+      </w:r>
+      <w:r>
+        <w:rPr>
+          <w:rStyle w:val="SourceText"/>
+        </w:rPr>
+        <w:t>pwsh</w:t>
+      </w:r>
+      <w:r>
+        <w:rPr/>
+        <w:t xml:space="preserve"> in a hand-typed command fails as "command not found", which is easy to misread as PowerShell itself being broken. </w:t>
+      </w:r>
+    </w:p>
+    <w:p>
+      <w:pPr>
+        <w:pStyle w:val="BodyText"/>
+        <w:numPr>
+          <w:ilvl w:val="0"/>
+          <w:numId w:val="18"/>
+        </w:numPr>
+        <w:tabs>
+          <w:tab w:val="clear" w:pos="1134"/>
+          <w:tab w:val="left" w:pos="829" w:leader="none"/>
+        </w:tabs>
+        <w:bidi w:val="0"/>
+        <w:spacing w:before="120" w:after="0"/>
+        <w:ind w:hanging="283" w:left="829"/>
+        <w:jc w:val="left"/>
+        <w:rPr/>
+      </w:pPr>
+      <w:r>
+        <w:rPr>
+          <w:rStyle w:val="Strong"/>
+        </w:rPr>
+        <w:t xml:space="preserve">Git Bash ships without </w:t>
+      </w:r>
+      <w:r>
+        <w:rPr>
+          <w:rStyle w:val="SourceText"/>
+        </w:rPr>
+        <w:t>python3</w:t>
+      </w:r>
+      <w:r>
+        <w:rPr>
+          <w:rStyle w:val="Strong"/>
+        </w:rPr>
+        <w:t>.</w:t>
+      </w:r>
+      <w:r>
+        <w:rPr/>
+        <w:t xml:space="preserve"> Every hook wrapper here resolves </w:t>
+      </w:r>
+      <w:r>
+        <w:rPr>
+          <w:rStyle w:val="SourceText"/>
+        </w:rPr>
+        <w:t>python3</w:t>
+      </w:r>
+      <w:r>
+        <w:rPr/>
+        <w:t xml:space="preserve">, then </w:t>
+      </w:r>
+      <w:r>
+        <w:rPr>
+          <w:rStyle w:val="SourceText"/>
+        </w:rPr>
+        <w:t>python</w:t>
+      </w:r>
+      <w:r>
+        <w:rPr/>
+        <w:t xml:space="preserve">, then </w:t>
+      </w:r>
+      <w:r>
+        <w:rPr>
+          <w:rStyle w:val="SourceText"/>
+        </w:rPr>
+        <w:t>py</w:t>
+      </w:r>
+      <w:r>
+        <w:rPr/>
+        <w:t xml:space="preserve">, and fails loudly on stderr rather than silently standing down when none resolves (see "no-python fail-closed", above). If a hook you expect to run says nothing at all, check for a usable Python on </w:t>
+      </w:r>
+      <w:r>
+        <w:rPr>
+          <w:rStyle w:val="SourceText"/>
+        </w:rPr>
+        <w:t>PATH</w:t>
+      </w:r>
+      <w:r>
+        <w:rPr/>
+        <w:t xml:space="preserve"> first. </w:t>
+      </w:r>
+    </w:p>
+    <w:p>
+      <w:pPr>
+        <w:pStyle w:val="BodyText"/>
+        <w:numPr>
+          <w:ilvl w:val="0"/>
+          <w:numId w:val="18"/>
+        </w:numPr>
+        <w:tabs>
+          <w:tab w:val="clear" w:pos="1134"/>
+          <w:tab w:val="left" w:pos="829" w:leader="none"/>
+        </w:tabs>
+        <w:bidi w:val="0"/>
+        <w:ind w:hanging="283" w:left="829"/>
+        <w:jc w:val="left"/>
+        <w:rPr/>
+      </w:pPr>
+      <w:r>
+        <w:rPr>
+          <w:rStyle w:val="Strong"/>
+        </w:rPr>
+        <w:t>Both flavours are always registered.</w:t>
+      </w:r>
+      <w:r>
+        <w:rPr/>
+        <w:t xml:space="preserve"> </w:t>
+      </w:r>
+      <w:r>
+        <w:rPr>
+          <w:rStyle w:val="SourceText"/>
+        </w:rPr>
+        <w:t>hooks.json</w:t>
+      </w:r>
+      <w:r>
+        <w:rPr/>
+        <w:t xml:space="preserve"> pairs every bash command with a </w:t>
+      </w:r>
+      <w:r>
+        <w:rPr>
+          <w:rStyle w:val="SourceText"/>
+        </w:rPr>
+        <w:t>shell: "powershell"</w:t>
+      </w:r>
+      <w:r>
+        <w:rPr/>
+        <w:t xml:space="preserve"> sibling on the same event, so a machine with both </w:t>
+      </w:r>
+      <w:r>
+        <w:rPr>
+          <w:rStyle w:val="SourceText"/>
+        </w:rPr>
+        <w:t>bash</w:t>
+      </w:r>
+      <w:r>
+        <w:rPr/>
+        <w:t xml:space="preserve"> and </w:t>
+      </w:r>
+      <w:r>
+        <w:rPr>
+          <w:rStyle w:val="SourceText"/>
+        </w:rPr>
+        <w:t>pwsh</w:t>
+      </w:r>
+      <w:r>
+        <w:rPr/>
+        <w:t xml:space="preserve"> present runs both. This is not double-firing to fix — it is how the same hook reaches both shells; each PowerShell twin stands itself down on the wrong platform (</w:t>
+      </w:r>
+      <w:r>
+        <w:rPr>
+          <w:rStyle w:val="SourceText"/>
+        </w:rPr>
+        <w:t>$env:OS -ne 'Windows_NT'</w:t>
+      </w:r>
+      <w:r>
+        <w:rPr/>
+        <w:t xml:space="preserve">) rather than the bash twin doing that job. </w:t>
+      </w:r>
+    </w:p>
+    <w:p>
+      <w:pPr>
+        <w:pStyle w:val="Heading2"/>
+        <w:bidi w:val="0"/>
+        <w:ind w:hanging="0" w:left="0" w:right="0"/>
+        <w:jc w:val="left"/>
+        <w:rPr/>
+      </w:pPr>
+      <w:bookmarkStart w:id="14" w:name="auto-wrap-up-auto-clear-and-auto-resume"/>
+      <w:bookmarkEnd w:id="14"/>
+      <w:r>
+        <w:rPr/>
+        <w:t>Auto Wrap-Up, Auto-Clear and Auto-Resume</w:t>
       </w:r>
     </w:p>
     <w:p>
@@ -8937,268 +9285,18 @@
         <w:rPr/>
       </w:pPr>
       <w:r>
-        <w:rPr>
-          <w:rStyle w:val="Strong"/>
-        </w:rPr>
-        <w:t>Crew neither causes nor tunes Claude Code's own auto-compact.</w:t>
-      </w:r>
-      <w:r>
-        <w:rPr/>
-        <w:t xml:space="preserve"> That is a separate, built-in behaviour that fires whenever Claude Code itself decides to; this cycle only reacts to a handoff once one exists, and nothing here makes auto-compact happen sooner, later, or at all. 3. </w:t>
-      </w:r>
-      <w:r>
-        <w:rPr>
-          <w:rStyle w:val="Strong"/>
-        </w:rPr>
-        <w:t>Resume.</w:t>
-      </w:r>
-      <w:r>
-        <w:rPr/>
-        <w:t xml:space="preserve"> The new session starts with the handoff and its next action already in context, within the 3,000-character resume budget. Nothing starts working unprompted: crew does not use </w:t>
-      </w:r>
-      <w:r>
-        <w:rPr>
-          <w:rStyle w:val="SourceText"/>
-        </w:rPr>
-        <w:t>initialUserMessage</w:t>
-      </w:r>
-      <w:r>
-        <w:rPr/>
-        <w:t xml:space="preserve">, so you press Enter to continue. Claude Code 2.1.282 drops it in an interactive session anyway (spike, 2026-09-25): it is honoured by </w:t>
-      </w:r>
-      <w:r>
-        <w:rPr>
-          <w:rStyle w:val="SourceText"/>
-        </w:rPr>
-        <w:t>claude -p</w:t>
-      </w:r>
-      <w:r>
-        <w:rPr/>
-        <w:t xml:space="preserve"> only.</w:t>
-      </w:r>
-    </w:p>
-    <w:p>
-      <w:pPr>
-        <w:pStyle w:val="BodyText"/>
-        <w:bidi w:val="0"/>
-        <w:jc w:val="left"/>
-        <w:rPr/>
-      </w:pPr>
-      <w:r>
-        <w:rPr/>
-        <w:t xml:space="preserve">With </w:t>
-      </w:r>
-      <w:r>
-        <w:rPr>
-          <w:rStyle w:val="SourceText"/>
-        </w:rPr>
-        <w:t>resume.auto: true</w:t>
-      </w:r>
-      <w:r>
-        <w:rPr/>
-        <w:t xml:space="preserve"> in the machine-global config, the handoff after </w:t>
-      </w:r>
-      <w:r>
-        <w:rPr>
-          <w:rStyle w:val="SourceText"/>
-        </w:rPr>
-        <w:t>/clear</w:t>
-      </w:r>
-      <w:r>
-        <w:rPr/>
-        <w:t xml:space="preserve"> or a manual </w:t>
-      </w:r>
-      <w:r>
-        <w:rPr>
-          <w:rStyle w:val="SourceText"/>
-        </w:rPr>
-        <w:t>/compact</w:t>
-      </w:r>
-      <w:r>
-        <w:rPr/>
-        <w:t xml:space="preserve"> also names the exact next command, read from the note's </w:t>
-      </w:r>
-      <w:r>
-        <w:rPr>
-          <w:rStyle w:val="SourceText"/>
-        </w:rPr>
-        <w:t>resume:</w:t>
-      </w:r>
-      <w:r>
-        <w:rPr/>
-        <w:t xml:space="preserve"> line (</w:t>
-      </w:r>
-      <w:r>
-        <w:rPr>
-          <w:rStyle w:val="SourceText"/>
-        </w:rPr>
-        <w:t>resume: /crew:done T-0001</w:t>
-      </w:r>
-      <w:r>
-        <w:rPr/>
-        <w:t xml:space="preserve">): </w:t>
-      </w:r>
-      <w:r>
-        <w:rPr>
-          <w:rStyle w:val="SourceText"/>
-        </w:rPr>
-        <w:t>Auto-resume: ready to run /crew:done T-0001.</w:t>
-      </w:r>
-      <w:r>
-        <w:rPr/>
-        <w:t xml:space="preserve"> — or </w:t>
-      </w:r>
-      <w:r>
-        <w:rPr>
-          <w:rStyle w:val="SourceText"/>
-        </w:rPr>
-        <w:t>Auto-resume did not start: &lt;reason&gt;.</w:t>
-      </w:r>
-      <w:r>
-        <w:rPr/>
-        <w:t xml:space="preserve"> when a check refuses it. It still does not start on its own: you press Enter or type it, until T-0013 types it where the terminal can be identified. The refusal reasons are: compact was not a manual /compact; no handoff note, or it was archived as stale, or is stale and could not be archived; the handoff is the automatic PreCompact skeleton; no resume line, </w:t>
-      </w:r>
-      <w:r>
-        <w:rPr>
-          <w:rStyle w:val="SourceText"/>
-        </w:rPr>
-        <w:t>resume: none</w:t>
-      </w:r>
-      <w:r>
-        <w:rPr/>
-        <w:t xml:space="preserve">, or a line the grammar refuses (a second line, trailing text, an unknown command, or an excluded one such as </w:t>
-      </w:r>
-      <w:r>
-        <w:rPr>
-          <w:rStyle w:val="SourceText"/>
-        </w:rPr>
-        <w:t>/crew:approve</w:t>
-      </w:r>
-      <w:r>
-        <w:rPr/>
-        <w:t xml:space="preserve">); the note's </w:t>
-      </w:r>
-      <w:r>
-        <w:rPr>
-          <w:rStyle w:val="SourceText"/>
-        </w:rPr>
-        <w:t>branch:</w:t>
-      </w:r>
-      <w:r>
-        <w:rPr/>
-        <w:t xml:space="preserve"> or </w:t>
-      </w:r>
-      <w:r>
-        <w:rPr>
-          <w:rStyle w:val="SourceText"/>
-        </w:rPr>
-        <w:t>head:</w:t>
-      </w:r>
-      <w:r>
-        <w:rPr/>
-        <w:t xml:space="preserve"> does not match the checkout; the ticket directory or goal file is missing; the command is not installed; </w:t>
-      </w:r>
-      <w:r>
-        <w:rPr>
-          <w:rStyle w:val="SourceText"/>
-        </w:rPr>
-        <w:t>handoff-author.json</w:t>
-      </w:r>
-      <w:r>
-        <w:rPr/>
-        <w:t xml:space="preserve"> could not be read; no record of which session wrote this handoff; the handoff changed since its author session wrote it; the handoff was written by another session; this session's process could not be identified (always on a host without </w:t>
-      </w:r>
-      <w:r>
-        <w:rPr>
-          <w:rStyle w:val="SourceText"/>
-        </w:rPr>
-        <w:t>/proc</w:t>
-      </w:r>
-      <w:r>
-        <w:rPr/>
-        <w:t>, such as native Windows or macOS); the record of past auto-resumes (</w:t>
-      </w:r>
-      <w:r>
-        <w:rPr>
-          <w:rStyle w:val="SourceText"/>
-        </w:rPr>
-        <w:t>resume-state.json</w:t>
-      </w:r>
-      <w:r>
-        <w:rPr/>
-        <w:t xml:space="preserve">) could not be read, or its directory cannot be searched; this handoff was already resumed; the progress fingerprint could not be computed; the same command with no progress since the last auto-resume; </w:t>
-      </w:r>
-      <w:r>
-        <w:rPr>
-          <w:rStyle w:val="SourceText"/>
-        </w:rPr>
-        <w:t>internal error</w:t>
-      </w:r>
-      <w:r>
-        <w:rPr/>
-        <w:t xml:space="preserve"> (the decision itself failed, and the handoff is still injected). Never on a plain </w:t>
-      </w:r>
-      <w:r>
-        <w:rPr>
-          <w:rStyle w:val="SourceText"/>
-        </w:rPr>
-        <w:t>startup</w:t>
-      </w:r>
-      <w:r>
-        <w:rPr/>
-        <w:t>.</w:t>
-      </w:r>
-    </w:p>
-    <w:p>
-      <w:pPr>
-        <w:pStyle w:val="BodyText"/>
-        <w:bidi w:val="0"/>
-        <w:jc w:val="left"/>
-        <w:rPr/>
-      </w:pPr>
-      <w:r>
-        <w:rPr/>
-        <w:t xml:space="preserve">A note resumes only in the session that wrote it. Write it with the Write tool (as </w:t>
-      </w:r>
-      <w:r>
-        <w:rPr>
-          <w:rStyle w:val="SourceText"/>
-        </w:rPr>
-        <w:t>/crew:handoff</w:t>
-      </w:r>
-      <w:r>
-        <w:rPr/>
-        <w:t xml:space="preserve"> does): the context hook then records which session and which Claude Code process wrote it. After </w:t>
-      </w:r>
-      <w:r>
-        <w:rPr>
-          <w:rStyle w:val="SourceText"/>
-        </w:rPr>
-        <w:t>/compact</w:t>
-      </w:r>
-      <w:r>
-        <w:rPr/>
-        <w:t xml:space="preserve"> the session must match; after </w:t>
-      </w:r>
-      <w:r>
-        <w:rPr>
-          <w:rStyle w:val="SourceText"/>
-        </w:rPr>
-        <w:t>/clear</w:t>
-      </w:r>
-      <w:r>
-        <w:rPr/>
-        <w:t xml:space="preserve"> the process must, so a </w:t>
-      </w:r>
-      <w:r>
-        <w:rPr>
-          <w:rStyle w:val="SourceText"/>
-        </w:rPr>
-        <w:t>/clear</w:t>
-      </w:r>
-      <w:r>
-        <w:rPr/>
-        <w:t xml:space="preserve"> in another terminal on the same worktree waits. A note written by Bash or by hand waits.</w:t>
+        <w:rPr/>
+        <w:t>This section is folded into the troubleshooting guide (</w:t>
+      </w:r>
+      <w:r>
+        <w:rPr>
+          <w:rStyle w:val="SourceText"/>
+        </w:rPr>
+        <w:t>troubleshooting.md</w:t>
+      </w:r>
+      <w:r>
+        <w:rPr/>
+        <w:t>), linked from it as "Auto wrap-up, clear and resume". It covers the cycle that lets a long session finish itself cleanly, clear, and pick up where it stopped.</w:t>
       </w:r>
     </w:p>
     <w:p>
@@ -9209,8 +9307,480 @@
         <w:jc w:val="left"/>
         <w:rPr/>
       </w:pPr>
-      <w:bookmarkStart w:id="15" w:name="turning-it-on-and-off"/>
+      <w:bookmarkStart w:id="15" w:name="what-the-cycle-does"/>
       <w:bookmarkEnd w:id="15"/>
+      <w:r>
+        <w:rPr/>
+        <w:t>What the Cycle Does</w:t>
+      </w:r>
+    </w:p>
+    <w:p>
+      <w:pPr>
+        <w:pStyle w:val="BodyText"/>
+        <w:numPr>
+          <w:ilvl w:val="0"/>
+          <w:numId w:val="19"/>
+        </w:numPr>
+        <w:tabs>
+          <w:tab w:val="clear" w:pos="1134"/>
+          <w:tab w:val="left" w:pos="829" w:leader="none"/>
+        </w:tabs>
+        <w:bidi w:val="0"/>
+        <w:spacing w:before="120" w:after="0"/>
+        <w:ind w:hanging="283" w:left="829"/>
+        <w:jc w:val="left"/>
+        <w:rPr/>
+      </w:pPr>
+      <w:r>
+        <w:rPr>
+          <w:rStyle w:val="Strong"/>
+        </w:rPr>
+        <w:t>Wrap-up.</w:t>
+      </w:r>
+      <w:r>
+        <w:rPr/>
+        <w:t xml:space="preserve"> When the context window crosses its threshold, the </w:t>
+      </w:r>
+      <w:r>
+        <w:rPr>
+          <w:rStyle w:val="SourceText"/>
+        </w:rPr>
+        <w:t>Stop</w:t>
+      </w:r>
+      <w:r>
+        <w:rPr/>
+        <w:t xml:space="preserve"> hook blocks once. It asks the session to finish or park the change in flight, write </w:t>
+      </w:r>
+      <w:r>
+        <w:rPr>
+          <w:rStyle w:val="SourceText"/>
+        </w:rPr>
+        <w:t>.work/HANDOFF.md</w:t>
+      </w:r>
+      <w:r>
+        <w:rPr/>
+        <w:t xml:space="preserve">, and update the ticket. This happens once for each threshold crossing in each session. It never happens on the forced continuation that follows a block. </w:t>
+      </w:r>
+    </w:p>
+    <w:p>
+      <w:pPr>
+        <w:pStyle w:val="BodyText"/>
+        <w:numPr>
+          <w:ilvl w:val="0"/>
+          <w:numId w:val="19"/>
+        </w:numPr>
+        <w:tabs>
+          <w:tab w:val="clear" w:pos="1134"/>
+          <w:tab w:val="left" w:pos="829" w:leader="none"/>
+        </w:tabs>
+        <w:bidi w:val="0"/>
+        <w:ind w:hanging="283" w:left="829"/>
+        <w:jc w:val="left"/>
+        <w:rPr/>
+      </w:pPr>
+      <w:r>
+        <w:rPr>
+          <w:rStyle w:val="Strong"/>
+        </w:rPr>
+        <w:t>Clear, or notify.</w:t>
+      </w:r>
+      <w:r>
+        <w:rPr/>
+        <w:t xml:space="preserve"> After the handoff is written, auto-clear acts on it. What it does depends on </w:t>
+      </w:r>
+      <w:r>
+        <w:rPr>
+          <w:rStyle w:val="SourceText"/>
+        </w:rPr>
+        <w:t>method</w:t>
+      </w:r>
+      <w:r>
+        <w:rPr/>
+        <w:t xml:space="preserve"> (below): </w:t>
+      </w:r>
+      <w:r>
+        <w:rPr>
+          <w:rStyle w:val="SourceText"/>
+        </w:rPr>
+        <w:t>notify</w:t>
+      </w:r>
+      <w:r>
+        <w:rPr/>
+        <w:t xml:space="preserve"> (the default on native Windows) prints a message telling you the handoff is written and it is safe to run </w:t>
+      </w:r>
+      <w:r>
+        <w:rPr>
+          <w:rStyle w:val="SourceText"/>
+        </w:rPr>
+        <w:t>/clear</w:t>
+      </w:r>
+      <w:r>
+        <w:rPr/>
+        <w:t xml:space="preserve"> (or </w:t>
+      </w:r>
+      <w:r>
+        <w:rPr>
+          <w:rStyle w:val="SourceText"/>
+        </w:rPr>
+        <w:t>/compact</w:t>
+      </w:r>
+      <w:r>
+        <w:rPr/>
+        <w:t xml:space="preserve">) yourself — it types nothing. </w:t>
+      </w:r>
+      <w:r>
+        <w:rPr>
+          <w:rStyle w:val="SourceText"/>
+        </w:rPr>
+        <w:t>tmux</w:t>
+      </w:r>
+      <w:r>
+        <w:rPr/>
+        <w:t xml:space="preserve">, </w:t>
+      </w:r>
+      <w:r>
+        <w:rPr>
+          <w:rStyle w:val="SourceText"/>
+        </w:rPr>
+        <w:t>xdotool</w:t>
+      </w:r>
+      <w:r>
+        <w:rPr/>
+        <w:t xml:space="preserve"> and </w:t>
+      </w:r>
+      <w:r>
+        <w:rPr>
+          <w:rStyle w:val="SourceText"/>
+        </w:rPr>
+        <w:t>sendkeys</w:t>
+      </w:r>
+      <w:r>
+        <w:rPr/>
+        <w:t xml:space="preserve"> actually type the configured command into the terminal that runs this session. Whichever method is in force, it acts only when all four of these hold: - this machine opted in; - the handoff was written by this session after the wrap-up request, is longer than a stub, and is not the automatic PreCompact skeleton; - the context reading that caused the wrap-up was a real measurement (see "When it will not clear"); - for a method that types (</w:t>
+      </w:r>
+      <w:r>
+        <w:rPr>
+          <w:rStyle w:val="SourceText"/>
+        </w:rPr>
+        <w:t>tmux</w:t>
+      </w:r>
+      <w:r>
+        <w:rPr/>
+        <w:t>/</w:t>
+      </w:r>
+      <w:r>
+        <w:rPr>
+          <w:rStyle w:val="SourceText"/>
+        </w:rPr>
+        <w:t>xdotool</w:t>
+      </w:r>
+      <w:r>
+        <w:rPr/>
+        <w:t>/</w:t>
+      </w:r>
+      <w:r>
+        <w:rPr>
+          <w:rStyle w:val="SourceText"/>
+        </w:rPr>
+        <w:t>sendkeys</w:t>
+      </w:r>
+      <w:r>
+        <w:rPr/>
+        <w:t xml:space="preserve">), the target window can be identified exactly — </w:t>
+      </w:r>
+      <w:r>
+        <w:rPr>
+          <w:rStyle w:val="SourceText"/>
+        </w:rPr>
+        <w:t>notify</w:t>
+      </w:r>
+      <w:r>
+        <w:rPr/>
+        <w:t xml:space="preserve"> needs none of this, since it identifies no window. </w:t>
+      </w:r>
+    </w:p>
+    <w:p>
+      <w:pPr>
+        <w:pStyle w:val="BodyText"/>
+        <w:bidi w:val="0"/>
+        <w:jc w:val="left"/>
+        <w:rPr/>
+      </w:pPr>
+      <w:r>
+        <w:rPr>
+          <w:rStyle w:val="Strong"/>
+        </w:rPr>
+        <w:t>Crew neither causes nor tunes Claude Code's own auto-compact.</w:t>
+      </w:r>
+      <w:r>
+        <w:rPr/>
+        <w:t xml:space="preserve"> That is a separate, built-in behaviour that fires whenever Claude Code itself decides to; this cycle only reacts to a handoff once one exists, and nothing here makes auto-compact happen sooner, later, or at all. 3. </w:t>
+      </w:r>
+      <w:r>
+        <w:rPr>
+          <w:rStyle w:val="Strong"/>
+        </w:rPr>
+        <w:t>Resume.</w:t>
+      </w:r>
+      <w:r>
+        <w:rPr/>
+        <w:t xml:space="preserve"> The new session starts with the handoff and its next action already in context, within the 3,000-character resume budget. Nothing starts working unprompted: crew does not use </w:t>
+      </w:r>
+      <w:r>
+        <w:rPr>
+          <w:rStyle w:val="SourceText"/>
+        </w:rPr>
+        <w:t>initialUserMessage</w:t>
+      </w:r>
+      <w:r>
+        <w:rPr/>
+        <w:t xml:space="preserve">, so you press Enter to continue. Claude Code 2.1.282 drops it in an interactive session anyway (spike, 2026-09-25): it is honoured by </w:t>
+      </w:r>
+      <w:r>
+        <w:rPr>
+          <w:rStyle w:val="SourceText"/>
+        </w:rPr>
+        <w:t>claude -p</w:t>
+      </w:r>
+      <w:r>
+        <w:rPr/>
+        <w:t xml:space="preserve"> only.</w:t>
+      </w:r>
+    </w:p>
+    <w:p>
+      <w:pPr>
+        <w:pStyle w:val="BodyText"/>
+        <w:bidi w:val="0"/>
+        <w:jc w:val="left"/>
+        <w:rPr/>
+      </w:pPr>
+      <w:r>
+        <w:rPr/>
+        <w:t xml:space="preserve">With </w:t>
+      </w:r>
+      <w:r>
+        <w:rPr>
+          <w:rStyle w:val="SourceText"/>
+        </w:rPr>
+        <w:t>resume.auto: true</w:t>
+      </w:r>
+      <w:r>
+        <w:rPr/>
+        <w:t xml:space="preserve"> in the machine-global config, the handoff after </w:t>
+      </w:r>
+      <w:r>
+        <w:rPr>
+          <w:rStyle w:val="SourceText"/>
+        </w:rPr>
+        <w:t>/clear</w:t>
+      </w:r>
+      <w:r>
+        <w:rPr/>
+        <w:t xml:space="preserve"> or a manual </w:t>
+      </w:r>
+      <w:r>
+        <w:rPr>
+          <w:rStyle w:val="SourceText"/>
+        </w:rPr>
+        <w:t>/compact</w:t>
+      </w:r>
+      <w:r>
+        <w:rPr/>
+        <w:t xml:space="preserve"> also names the exact next command, read from the note's </w:t>
+      </w:r>
+      <w:r>
+        <w:rPr>
+          <w:rStyle w:val="SourceText"/>
+        </w:rPr>
+        <w:t>resume:</w:t>
+      </w:r>
+      <w:r>
+        <w:rPr/>
+        <w:t xml:space="preserve"> line (</w:t>
+      </w:r>
+      <w:r>
+        <w:rPr>
+          <w:rStyle w:val="SourceText"/>
+        </w:rPr>
+        <w:t>resume: /crew:done T-0001</w:t>
+      </w:r>
+      <w:r>
+        <w:rPr/>
+        <w:t xml:space="preserve">): </w:t>
+      </w:r>
+      <w:r>
+        <w:rPr>
+          <w:rStyle w:val="SourceText"/>
+        </w:rPr>
+        <w:t>Auto-resume: ready to run /crew:done T-0001.</w:t>
+      </w:r>
+      <w:r>
+        <w:rPr/>
+        <w:t xml:space="preserve"> — or </w:t>
+      </w:r>
+      <w:r>
+        <w:rPr>
+          <w:rStyle w:val="SourceText"/>
+        </w:rPr>
+        <w:t>Auto-resume did not start: &lt;reason&gt;.</w:t>
+      </w:r>
+      <w:r>
+        <w:rPr/>
+        <w:t xml:space="preserve"> when a check refuses it. It still does not start on its own: you press Enter or type it, until T-0013 types it where the terminal can be identified. The refusal reasons are: compact was not a manual /compact; no handoff note, or it was archived as stale, or is stale and could not be archived; the handoff is the automatic PreCompact skeleton; no resume line, </w:t>
+      </w:r>
+      <w:r>
+        <w:rPr>
+          <w:rStyle w:val="SourceText"/>
+        </w:rPr>
+        <w:t>resume: none</w:t>
+      </w:r>
+      <w:r>
+        <w:rPr/>
+        <w:t xml:space="preserve">, or a line the grammar refuses (a second line, trailing text, an unknown command, or an excluded one such as </w:t>
+      </w:r>
+      <w:r>
+        <w:rPr>
+          <w:rStyle w:val="SourceText"/>
+        </w:rPr>
+        <w:t>/crew:approve</w:t>
+      </w:r>
+      <w:r>
+        <w:rPr/>
+        <w:t xml:space="preserve">); the note's </w:t>
+      </w:r>
+      <w:r>
+        <w:rPr>
+          <w:rStyle w:val="SourceText"/>
+        </w:rPr>
+        <w:t>branch:</w:t>
+      </w:r>
+      <w:r>
+        <w:rPr/>
+        <w:t xml:space="preserve"> or </w:t>
+      </w:r>
+      <w:r>
+        <w:rPr>
+          <w:rStyle w:val="SourceText"/>
+        </w:rPr>
+        <w:t>head:</w:t>
+      </w:r>
+      <w:r>
+        <w:rPr/>
+        <w:t xml:space="preserve"> does not match the checkout; the ticket directory or goal file is missing; the command is not installed; </w:t>
+      </w:r>
+      <w:r>
+        <w:rPr>
+          <w:rStyle w:val="SourceText"/>
+        </w:rPr>
+        <w:t>handoff-author.json</w:t>
+      </w:r>
+      <w:r>
+        <w:rPr/>
+        <w:t xml:space="preserve"> could not be read; no record of which session wrote this handoff; the handoff changed since its author session wrote it; the handoff was written by another session; this session's process could not be identified (always on a host without </w:t>
+      </w:r>
+      <w:r>
+        <w:rPr>
+          <w:rStyle w:val="SourceText"/>
+        </w:rPr>
+        <w:t>/proc</w:t>
+      </w:r>
+      <w:r>
+        <w:rPr/>
+        <w:t>, such as native Windows or macOS); the record of past auto-resumes (</w:t>
+      </w:r>
+      <w:r>
+        <w:rPr>
+          <w:rStyle w:val="SourceText"/>
+        </w:rPr>
+        <w:t>resume-state.json</w:t>
+      </w:r>
+      <w:r>
+        <w:rPr/>
+        <w:t xml:space="preserve">) could not be read, or its directory cannot be searched; this handoff was already resumed; the progress fingerprint could not be computed; the same command with no progress since the last auto-resume; </w:t>
+      </w:r>
+      <w:r>
+        <w:rPr>
+          <w:rStyle w:val="SourceText"/>
+        </w:rPr>
+        <w:t>internal error</w:t>
+      </w:r>
+      <w:r>
+        <w:rPr/>
+        <w:t xml:space="preserve"> (the decision itself failed, and the handoff is still injected). Never on a plain </w:t>
+      </w:r>
+      <w:r>
+        <w:rPr>
+          <w:rStyle w:val="SourceText"/>
+        </w:rPr>
+        <w:t>startup</w:t>
+      </w:r>
+      <w:r>
+        <w:rPr/>
+        <w:t>.</w:t>
+      </w:r>
+    </w:p>
+    <w:p>
+      <w:pPr>
+        <w:pStyle w:val="BodyText"/>
+        <w:bidi w:val="0"/>
+        <w:jc w:val="left"/>
+        <w:rPr/>
+      </w:pPr>
+      <w:r>
+        <w:rPr/>
+        <w:t xml:space="preserve">A note resumes only in the session that wrote it. Write it with the Write tool (as </w:t>
+      </w:r>
+      <w:r>
+        <w:rPr>
+          <w:rStyle w:val="SourceText"/>
+        </w:rPr>
+        <w:t>/crew:handoff</w:t>
+      </w:r>
+      <w:r>
+        <w:rPr/>
+        <w:t xml:space="preserve"> does): the context hook then records which session and which Claude Code process wrote it. After </w:t>
+      </w:r>
+      <w:r>
+        <w:rPr>
+          <w:rStyle w:val="SourceText"/>
+        </w:rPr>
+        <w:t>/compact</w:t>
+      </w:r>
+      <w:r>
+        <w:rPr/>
+        <w:t xml:space="preserve"> the session must match; after </w:t>
+      </w:r>
+      <w:r>
+        <w:rPr>
+          <w:rStyle w:val="SourceText"/>
+        </w:rPr>
+        <w:t>/clear</w:t>
+      </w:r>
+      <w:r>
+        <w:rPr/>
+        <w:t xml:space="preserve"> the process must, so a </w:t>
+      </w:r>
+      <w:r>
+        <w:rPr>
+          <w:rStyle w:val="SourceText"/>
+        </w:rPr>
+        <w:t>/clear</w:t>
+      </w:r>
+      <w:r>
+        <w:rPr/>
+        <w:t xml:space="preserve"> in another terminal on the same worktree waits. A note written by Bash or by hand waits.</w:t>
+      </w:r>
+    </w:p>
+    <w:p>
+      <w:pPr>
+        <w:pStyle w:val="Heading3"/>
+        <w:bidi w:val="0"/>
+        <w:ind w:hanging="0" w:left="0" w:right="0"/>
+        <w:jc w:val="left"/>
+        <w:rPr/>
+      </w:pPr>
+      <w:bookmarkStart w:id="16" w:name="turning-it-on-and-off"/>
+      <w:bookmarkEnd w:id="16"/>
       <w:r>
         <w:rPr/>
         <w:t>Turning It on and Off</w:t>
@@ -10558,8 +11128,8 @@
         <w:jc w:val="left"/>
         <w:rPr/>
       </w:pPr>
-      <w:bookmarkStart w:id="16" w:name="arming-one-scratch-repo-while-other-sess"/>
-      <w:bookmarkEnd w:id="16"/>
+      <w:bookmarkStart w:id="17" w:name="arming-one-scratch-repo-while-other-sess"/>
+      <w:bookmarkEnd w:id="17"/>
       <w:r>
         <w:rPr/>
         <w:t>Arming one scratch repo while other sessions are live</w:t>
@@ -10844,7 +11414,7 @@
         <w:pStyle w:val="BodyText"/>
         <w:numPr>
           <w:ilvl w:val="0"/>
-          <w:numId w:val="18"/>
+          <w:numId w:val="20"/>
         </w:numPr>
         <w:tabs>
           <w:tab w:val="clear" w:pos="1134"/>
@@ -10886,7 +11456,7 @@
         <w:pStyle w:val="BodyText"/>
         <w:numPr>
           <w:ilvl w:val="0"/>
-          <w:numId w:val="18"/>
+          <w:numId w:val="20"/>
         </w:numPr>
         <w:tabs>
           <w:tab w:val="clear" w:pos="1134"/>
@@ -10908,7 +11478,7 @@
         <w:pStyle w:val="BodyText"/>
         <w:numPr>
           <w:ilvl w:val="0"/>
-          <w:numId w:val="18"/>
+          <w:numId w:val="20"/>
         </w:numPr>
         <w:tabs>
           <w:tab w:val="clear" w:pos="1134"/>
@@ -10960,7 +11530,7 @@
         <w:pStyle w:val="BodyText"/>
         <w:numPr>
           <w:ilvl w:val="0"/>
-          <w:numId w:val="18"/>
+          <w:numId w:val="20"/>
         </w:numPr>
         <w:tabs>
           <w:tab w:val="clear" w:pos="1134"/>
@@ -10982,7 +11552,7 @@
         <w:pStyle w:val="BodyText"/>
         <w:numPr>
           <w:ilvl w:val="0"/>
-          <w:numId w:val="18"/>
+          <w:numId w:val="20"/>
         </w:numPr>
         <w:tabs>
           <w:tab w:val="clear" w:pos="1134"/>
@@ -11034,7 +11604,7 @@
         <w:pStyle w:val="BodyText"/>
         <w:numPr>
           <w:ilvl w:val="0"/>
-          <w:numId w:val="18"/>
+          <w:numId w:val="20"/>
         </w:numPr>
         <w:tabs>
           <w:tab w:val="clear" w:pos="1134"/>
@@ -11290,8 +11860,8 @@
         <w:jc w:val="left"/>
         <w:rPr/>
       </w:pPr>
-      <w:bookmarkStart w:id="17" w:name="which-method-and-what-it-does"/>
-      <w:bookmarkEnd w:id="17"/>
+      <w:bookmarkStart w:id="18" w:name="which-method-and-what-it-does"/>
+      <w:bookmarkEnd w:id="18"/>
       <w:r>
         <w:rPr/>
         <w:t>Which Method, and What It Does</w:t>
@@ -11873,8 +12443,8 @@
         <w:jc w:val="left"/>
         <w:rPr/>
       </w:pPr>
-      <w:bookmarkStart w:id="18" w:name="when-it-will-not-clear-or-notify"/>
-      <w:bookmarkEnd w:id="18"/>
+      <w:bookmarkStart w:id="19" w:name="when-it-will-not-clear-or-notify"/>
+      <w:bookmarkEnd w:id="19"/>
       <w:r>
         <w:rPr/>
         <w:t>When It Will Not Clear (or Notify)</w:t>
@@ -12742,8 +13312,8 @@
         <w:jc w:val="left"/>
         <w:rPr/>
       </w:pPr>
-      <w:bookmarkStart w:id="19" w:name="which-window-gets-the-keystroke"/>
-      <w:bookmarkEnd w:id="19"/>
+      <w:bookmarkStart w:id="20" w:name="which-window-gets-the-keystroke"/>
+      <w:bookmarkEnd w:id="20"/>
       <w:r>
         <w:rPr/>
         <w:t>Which Window Gets the Keystroke</w:t>
@@ -12806,7 +13376,7 @@
         <w:pStyle w:val="BodyText"/>
         <w:numPr>
           <w:ilvl w:val="0"/>
-          <w:numId w:val="19"/>
+          <w:numId w:val="21"/>
         </w:numPr>
         <w:tabs>
           <w:tab w:val="clear" w:pos="1134"/>
@@ -12844,7 +13414,7 @@
         <w:pStyle w:val="BodyText"/>
         <w:numPr>
           <w:ilvl w:val="0"/>
-          <w:numId w:val="19"/>
+          <w:numId w:val="21"/>
         </w:numPr>
         <w:tabs>
           <w:tab w:val="clear" w:pos="1134"/>
@@ -12904,7 +13474,7 @@
         <w:pStyle w:val="BodyText"/>
         <w:numPr>
           <w:ilvl w:val="0"/>
-          <w:numId w:val="19"/>
+          <w:numId w:val="21"/>
         </w:numPr>
         <w:tabs>
           <w:tab w:val="clear" w:pos="1134"/>
@@ -15171,8 +15741,8 @@
   <w:abstractNum w:abstractNumId="17">
     <w:lvl w:ilvl="0">
       <w:start w:val="1"/>
-      <w:numFmt w:val="decimal"/>
-      <w:lvlText w:val="%1."/>
+      <w:numFmt w:val="bullet"/>
+      <w:lvlText w:val=""/>
       <w:lvlJc w:val="left"/>
       <w:pPr>
         <w:tabs>
@@ -15180,12 +15750,14 @@
         </w:tabs>
         <w:ind w:left="709" w:hanging="283"/>
       </w:pPr>
-      <w:rPr/>
+      <w:rPr>
+        <w:rFonts w:ascii="Symbol" w:hAnsi="Symbol" w:cs="Symbol" w:hint="default"/>
+      </w:rPr>
     </w:lvl>
     <w:lvl w:ilvl="1">
       <w:start w:val="1"/>
-      <w:numFmt w:val="decimal"/>
-      <w:lvlText w:val="%2."/>
+      <w:numFmt w:val="bullet"/>
+      <w:lvlText w:val=""/>
       <w:lvlJc w:val="left"/>
       <w:pPr>
         <w:tabs>
@@ -15193,12 +15765,14 @@
         </w:tabs>
         <w:ind w:left="1418" w:hanging="283"/>
       </w:pPr>
-      <w:rPr/>
+      <w:rPr>
+        <w:rFonts w:ascii="Symbol" w:hAnsi="Symbol" w:cs="Symbol" w:hint="default"/>
+      </w:rPr>
     </w:lvl>
     <w:lvl w:ilvl="2">
       <w:start w:val="1"/>
-      <w:numFmt w:val="decimal"/>
-      <w:lvlText w:val="%3."/>
+      <w:numFmt w:val="bullet"/>
+      <w:lvlText w:val=""/>
       <w:lvlJc w:val="left"/>
       <w:pPr>
         <w:tabs>
@@ -15206,12 +15780,14 @@
         </w:tabs>
         <w:ind w:left="2127" w:hanging="283"/>
       </w:pPr>
-      <w:rPr/>
+      <w:rPr>
+        <w:rFonts w:ascii="Symbol" w:hAnsi="Symbol" w:cs="Symbol" w:hint="default"/>
+      </w:rPr>
     </w:lvl>
     <w:lvl w:ilvl="3">
       <w:start w:val="1"/>
-      <w:numFmt w:val="decimal"/>
-      <w:lvlText w:val="%4."/>
+      <w:numFmt w:val="bullet"/>
+      <w:lvlText w:val=""/>
       <w:lvlJc w:val="left"/>
       <w:pPr>
         <w:tabs>
@@ -15219,12 +15795,14 @@
         </w:tabs>
         <w:ind w:left="2836" w:hanging="283"/>
       </w:pPr>
-      <w:rPr/>
+      <w:rPr>
+        <w:rFonts w:ascii="Symbol" w:hAnsi="Symbol" w:cs="Symbol" w:hint="default"/>
+      </w:rPr>
     </w:lvl>
     <w:lvl w:ilvl="4">
       <w:start w:val="1"/>
-      <w:numFmt w:val="decimal"/>
-      <w:lvlText w:val="%5."/>
+      <w:numFmt w:val="bullet"/>
+      <w:lvlText w:val=""/>
       <w:lvlJc w:val="left"/>
       <w:pPr>
         <w:tabs>
@@ -15232,12 +15810,14 @@
         </w:tabs>
         <w:ind w:left="3545" w:hanging="283"/>
       </w:pPr>
-      <w:rPr/>
+      <w:rPr>
+        <w:rFonts w:ascii="Symbol" w:hAnsi="Symbol" w:cs="Symbol" w:hint="default"/>
+      </w:rPr>
     </w:lvl>
     <w:lvl w:ilvl="5">
       <w:start w:val="1"/>
-      <w:numFmt w:val="decimal"/>
-      <w:lvlText w:val="%6."/>
+      <w:numFmt w:val="bullet"/>
+      <w:lvlText w:val=""/>
       <w:lvlJc w:val="left"/>
       <w:pPr>
         <w:tabs>
@@ -15245,12 +15825,14 @@
         </w:tabs>
         <w:ind w:left="4254" w:hanging="283"/>
       </w:pPr>
-      <w:rPr/>
+      <w:rPr>
+        <w:rFonts w:ascii="Symbol" w:hAnsi="Symbol" w:cs="Symbol" w:hint="default"/>
+      </w:rPr>
     </w:lvl>
     <w:lvl w:ilvl="6">
       <w:start w:val="1"/>
-      <w:numFmt w:val="decimal"/>
-      <w:lvlText w:val="%7."/>
+      <w:numFmt w:val="bullet"/>
+      <w:lvlText w:val=""/>
       <w:lvlJc w:val="left"/>
       <w:pPr>
         <w:tabs>
@@ -15258,12 +15840,14 @@
         </w:tabs>
         <w:ind w:left="4963" w:hanging="283"/>
       </w:pPr>
-      <w:rPr/>
+      <w:rPr>
+        <w:rFonts w:ascii="Symbol" w:hAnsi="Symbol" w:cs="Symbol" w:hint="default"/>
+      </w:rPr>
     </w:lvl>
     <w:lvl w:ilvl="7">
       <w:start w:val="1"/>
-      <w:numFmt w:val="decimal"/>
-      <w:lvlText w:val="%8."/>
+      <w:numFmt w:val="bullet"/>
+      <w:lvlText w:val=""/>
       <w:lvlJc w:val="left"/>
       <w:pPr>
         <w:tabs>
@@ -15271,12 +15855,14 @@
         </w:tabs>
         <w:ind w:left="5672" w:hanging="283"/>
       </w:pPr>
-      <w:rPr/>
+      <w:rPr>
+        <w:rFonts w:ascii="Symbol" w:hAnsi="Symbol" w:cs="Symbol" w:hint="default"/>
+      </w:rPr>
     </w:lvl>
     <w:lvl w:ilvl="8">
       <w:start w:val="1"/>
-      <w:numFmt w:val="decimal"/>
-      <w:lvlText w:val="%9."/>
+      <w:numFmt w:val="bullet"/>
+      <w:lvlText w:val=""/>
       <w:lvlJc w:val="left"/>
       <w:pPr>
         <w:tabs>
@@ -15284,7 +15870,9 @@
         </w:tabs>
         <w:ind w:left="6381" w:hanging="283"/>
       </w:pPr>
-      <w:rPr/>
+      <w:rPr>
+        <w:rFonts w:ascii="Symbol" w:hAnsi="Symbol" w:cs="Symbol" w:hint="default"/>
+      </w:rPr>
     </w:lvl>
   </w:abstractNum>
   <w:abstractNum w:abstractNumId="18">
@@ -15427,8 +16015,8 @@
   <w:abstractNum w:abstractNumId="19">
     <w:lvl w:ilvl="0">
       <w:start w:val="1"/>
-      <w:numFmt w:val="bullet"/>
-      <w:lvlText w:val=""/>
+      <w:numFmt w:val="decimal"/>
+      <w:lvlText w:val="%1."/>
       <w:lvlJc w:val="left"/>
       <w:pPr>
         <w:tabs>
@@ -15436,14 +16024,12 @@
         </w:tabs>
         <w:ind w:left="709" w:hanging="283"/>
       </w:pPr>
-      <w:rPr>
-        <w:rFonts w:ascii="Symbol" w:hAnsi="Symbol" w:cs="Symbol" w:hint="default"/>
-      </w:rPr>
+      <w:rPr/>
     </w:lvl>
     <w:lvl w:ilvl="1">
       <w:start w:val="1"/>
-      <w:numFmt w:val="bullet"/>
-      <w:lvlText w:val=""/>
+      <w:numFmt w:val="decimal"/>
+      <w:lvlText w:val="%2."/>
       <w:lvlJc w:val="left"/>
       <w:pPr>
         <w:tabs>
@@ -15451,14 +16037,12 @@
         </w:tabs>
         <w:ind w:left="1418" w:hanging="283"/>
       </w:pPr>
-      <w:rPr>
-        <w:rFonts w:ascii="Symbol" w:hAnsi="Symbol" w:cs="Symbol" w:hint="default"/>
-      </w:rPr>
+      <w:rPr/>
     </w:lvl>
     <w:lvl w:ilvl="2">
       <w:start w:val="1"/>
-      <w:numFmt w:val="bullet"/>
-      <w:lvlText w:val=""/>
+      <w:numFmt w:val="decimal"/>
+      <w:lvlText w:val="%3."/>
       <w:lvlJc w:val="left"/>
       <w:pPr>
         <w:tabs>
@@ -15466,14 +16050,12 @@
         </w:tabs>
         <w:ind w:left="2127" w:hanging="283"/>
       </w:pPr>
-      <w:rPr>
-        <w:rFonts w:ascii="Symbol" w:hAnsi="Symbol" w:cs="Symbol" w:hint="default"/>
-      </w:rPr>
+      <w:rPr/>
     </w:lvl>
     <w:lvl w:ilvl="3">
       <w:start w:val="1"/>
-      <w:numFmt w:val="bullet"/>
-      <w:lvlText w:val=""/>
+      <w:numFmt w:val="decimal"/>
+      <w:lvlText w:val="%4."/>
       <w:lvlJc w:val="left"/>
       <w:pPr>
         <w:tabs>
@@ -15481,14 +16063,12 @@
         </w:tabs>
         <w:ind w:left="2836" w:hanging="283"/>
       </w:pPr>
-      <w:rPr>
-        <w:rFonts w:ascii="Symbol" w:hAnsi="Symbol" w:cs="Symbol" w:hint="default"/>
-      </w:rPr>
+      <w:rPr/>
     </w:lvl>
     <w:lvl w:ilvl="4">
       <w:start w:val="1"/>
-      <w:numFmt w:val="bullet"/>
-      <w:lvlText w:val=""/>
+      <w:numFmt w:val="decimal"/>
+      <w:lvlText w:val="%5."/>
       <w:lvlJc w:val="left"/>
       <w:pPr>
         <w:tabs>
@@ -15496,14 +16076,12 @@
         </w:tabs>
         <w:ind w:left="3545" w:hanging="283"/>
       </w:pPr>
-      <w:rPr>
-        <w:rFonts w:ascii="Symbol" w:hAnsi="Symbol" w:cs="Symbol" w:hint="default"/>
-      </w:rPr>
+      <w:rPr/>
     </w:lvl>
     <w:lvl w:ilvl="5">
       <w:start w:val="1"/>
-      <w:numFmt w:val="bullet"/>
-      <w:lvlText w:val=""/>
+      <w:numFmt w:val="decimal"/>
+      <w:lvlText w:val="%6."/>
       <w:lvlJc w:val="left"/>
       <w:pPr>
         <w:tabs>
@@ -15511,14 +16089,12 @@
         </w:tabs>
         <w:ind w:left="4254" w:hanging="283"/>
       </w:pPr>
-      <w:rPr>
-        <w:rFonts w:ascii="Symbol" w:hAnsi="Symbol" w:cs="Symbol" w:hint="default"/>
-      </w:rPr>
+      <w:rPr/>
     </w:lvl>
     <w:lvl w:ilvl="6">
       <w:start w:val="1"/>
-      <w:numFmt w:val="bullet"/>
-      <w:lvlText w:val=""/>
+      <w:numFmt w:val="decimal"/>
+      <w:lvlText w:val="%7."/>
       <w:lvlJc w:val="left"/>
       <w:pPr>
         <w:tabs>
@@ -15526,14 +16102,12 @@
         </w:tabs>
         <w:ind w:left="4963" w:hanging="283"/>
       </w:pPr>
-      <w:rPr>
-        <w:rFonts w:ascii="Symbol" w:hAnsi="Symbol" w:cs="Symbol" w:hint="default"/>
-      </w:rPr>
+      <w:rPr/>
     </w:lvl>
     <w:lvl w:ilvl="7">
       <w:start w:val="1"/>
-      <w:numFmt w:val="bullet"/>
-      <w:lvlText w:val=""/>
+      <w:numFmt w:val="decimal"/>
+      <w:lvlText w:val="%8."/>
       <w:lvlJc w:val="left"/>
       <w:pPr>
         <w:tabs>
@@ -15541,14 +16115,12 @@
         </w:tabs>
         <w:ind w:left="5672" w:hanging="283"/>
       </w:pPr>
-      <w:rPr>
-        <w:rFonts w:ascii="Symbol" w:hAnsi="Symbol" w:cs="Symbol" w:hint="default"/>
-      </w:rPr>
+      <w:rPr/>
     </w:lvl>
     <w:lvl w:ilvl="8">
       <w:start w:val="1"/>
-      <w:numFmt w:val="bullet"/>
-      <w:lvlText w:val=""/>
+      <w:numFmt w:val="decimal"/>
+      <w:lvlText w:val="%9."/>
       <w:lvlJc w:val="left"/>
       <w:pPr>
         <w:tabs>
@@ -15556,12 +16128,284 @@
         </w:tabs>
         <w:ind w:left="6381" w:hanging="283"/>
       </w:pPr>
-      <w:rPr>
-        <w:rFonts w:ascii="Symbol" w:hAnsi="Symbol" w:cs="Symbol" w:hint="default"/>
-      </w:rPr>
+      <w:rPr/>
     </w:lvl>
   </w:abstractNum>
   <w:abstractNum w:abstractNumId="20">
+    <w:lvl w:ilvl="0">
+      <w:start w:val="1"/>
+      <w:numFmt w:val="bullet"/>
+      <w:lvlText w:val=""/>
+      <w:lvlJc w:val="left"/>
+      <w:pPr>
+        <w:tabs>
+          <w:tab w:val="num" w:pos="709"/>
+        </w:tabs>
+        <w:ind w:left="709" w:hanging="283"/>
+      </w:pPr>
+      <w:rPr>
+        <w:rFonts w:ascii="Symbol" w:hAnsi="Symbol" w:cs="Symbol" w:hint="default"/>
+      </w:rPr>
+    </w:lvl>
+    <w:lvl w:ilvl="1">
+      <w:start w:val="1"/>
+      <w:numFmt w:val="bullet"/>
+      <w:lvlText w:val=""/>
+      <w:lvlJc w:val="left"/>
+      <w:pPr>
+        <w:tabs>
+          <w:tab w:val="num" w:pos="1418"/>
+        </w:tabs>
+        <w:ind w:left="1418" w:hanging="283"/>
+      </w:pPr>
+      <w:rPr>
+        <w:rFonts w:ascii="Symbol" w:hAnsi="Symbol" w:cs="Symbol" w:hint="default"/>
+      </w:rPr>
+    </w:lvl>
+    <w:lvl w:ilvl="2">
+      <w:start w:val="1"/>
+      <w:numFmt w:val="bullet"/>
+      <w:lvlText w:val=""/>
+      <w:lvlJc w:val="left"/>
+      <w:pPr>
+        <w:tabs>
+          <w:tab w:val="num" w:pos="2127"/>
+        </w:tabs>
+        <w:ind w:left="2127" w:hanging="283"/>
+      </w:pPr>
+      <w:rPr>
+        <w:rFonts w:ascii="Symbol" w:hAnsi="Symbol" w:cs="Symbol" w:hint="default"/>
+      </w:rPr>
+    </w:lvl>
+    <w:lvl w:ilvl="3">
+      <w:start w:val="1"/>
+      <w:numFmt w:val="bullet"/>
+      <w:lvlText w:val=""/>
+      <w:lvlJc w:val="left"/>
+      <w:pPr>
+        <w:tabs>
+          <w:tab w:val="num" w:pos="2836"/>
+        </w:tabs>
+        <w:ind w:left="2836" w:hanging="283"/>
+      </w:pPr>
+      <w:rPr>
+        <w:rFonts w:ascii="Symbol" w:hAnsi="Symbol" w:cs="Symbol" w:hint="default"/>
+      </w:rPr>
+    </w:lvl>
+    <w:lvl w:ilvl="4">
+      <w:start w:val="1"/>
+      <w:numFmt w:val="bullet"/>
+      <w:lvlText w:val=""/>
+      <w:lvlJc w:val="left"/>
+      <w:pPr>
+        <w:tabs>
+          <w:tab w:val="num" w:pos="3545"/>
+        </w:tabs>
+        <w:ind w:left="3545" w:hanging="283"/>
+      </w:pPr>
+      <w:rPr>
+        <w:rFonts w:ascii="Symbol" w:hAnsi="Symbol" w:cs="Symbol" w:hint="default"/>
+      </w:rPr>
+    </w:lvl>
+    <w:lvl w:ilvl="5">
+      <w:start w:val="1"/>
+      <w:numFmt w:val="bullet"/>
+      <w:lvlText w:val=""/>
+      <w:lvlJc w:val="left"/>
+      <w:pPr>
+        <w:tabs>
+          <w:tab w:val="num" w:pos="4254"/>
+        </w:tabs>
+        <w:ind w:left="4254" w:hanging="283"/>
+      </w:pPr>
+      <w:rPr>
+        <w:rFonts w:ascii="Symbol" w:hAnsi="Symbol" w:cs="Symbol" w:hint="default"/>
+      </w:rPr>
+    </w:lvl>
+    <w:lvl w:ilvl="6">
+      <w:start w:val="1"/>
+      <w:numFmt w:val="bullet"/>
+      <w:lvlText w:val=""/>
+      <w:lvlJc w:val="left"/>
+      <w:pPr>
+        <w:tabs>
+          <w:tab w:val="num" w:pos="4963"/>
+        </w:tabs>
+        <w:ind w:left="4963" w:hanging="283"/>
+      </w:pPr>
+      <w:rPr>
+        <w:rFonts w:ascii="Symbol" w:hAnsi="Symbol" w:cs="Symbol" w:hint="default"/>
+      </w:rPr>
+    </w:lvl>
+    <w:lvl w:ilvl="7">
+      <w:start w:val="1"/>
+      <w:numFmt w:val="bullet"/>
+      <w:lvlText w:val=""/>
+      <w:lvlJc w:val="left"/>
+      <w:pPr>
+        <w:tabs>
+          <w:tab w:val="num" w:pos="5672"/>
+        </w:tabs>
+        <w:ind w:left="5672" w:hanging="283"/>
+      </w:pPr>
+      <w:rPr>
+        <w:rFonts w:ascii="Symbol" w:hAnsi="Symbol" w:cs="Symbol" w:hint="default"/>
+      </w:rPr>
+    </w:lvl>
+    <w:lvl w:ilvl="8">
+      <w:start w:val="1"/>
+      <w:numFmt w:val="bullet"/>
+      <w:lvlText w:val=""/>
+      <w:lvlJc w:val="left"/>
+      <w:pPr>
+        <w:tabs>
+          <w:tab w:val="num" w:pos="6381"/>
+        </w:tabs>
+        <w:ind w:left="6381" w:hanging="283"/>
+      </w:pPr>
+      <w:rPr>
+        <w:rFonts w:ascii="Symbol" w:hAnsi="Symbol" w:cs="Symbol" w:hint="default"/>
+      </w:rPr>
+    </w:lvl>
+  </w:abstractNum>
+  <w:abstractNum w:abstractNumId="21">
+    <w:lvl w:ilvl="0">
+      <w:start w:val="1"/>
+      <w:numFmt w:val="bullet"/>
+      <w:lvlText w:val=""/>
+      <w:lvlJc w:val="left"/>
+      <w:pPr>
+        <w:tabs>
+          <w:tab w:val="num" w:pos="709"/>
+        </w:tabs>
+        <w:ind w:left="709" w:hanging="283"/>
+      </w:pPr>
+      <w:rPr>
+        <w:rFonts w:ascii="Symbol" w:hAnsi="Symbol" w:cs="Symbol" w:hint="default"/>
+      </w:rPr>
+    </w:lvl>
+    <w:lvl w:ilvl="1">
+      <w:start w:val="1"/>
+      <w:numFmt w:val="bullet"/>
+      <w:lvlText w:val=""/>
+      <w:lvlJc w:val="left"/>
+      <w:pPr>
+        <w:tabs>
+          <w:tab w:val="num" w:pos="1418"/>
+        </w:tabs>
+        <w:ind w:left="1418" w:hanging="283"/>
+      </w:pPr>
+      <w:rPr>
+        <w:rFonts w:ascii="Symbol" w:hAnsi="Symbol" w:cs="Symbol" w:hint="default"/>
+      </w:rPr>
+    </w:lvl>
+    <w:lvl w:ilvl="2">
+      <w:start w:val="1"/>
+      <w:numFmt w:val="bullet"/>
+      <w:lvlText w:val=""/>
+      <w:lvlJc w:val="left"/>
+      <w:pPr>
+        <w:tabs>
+          <w:tab w:val="num" w:pos="2127"/>
+        </w:tabs>
+        <w:ind w:left="2127" w:hanging="283"/>
+      </w:pPr>
+      <w:rPr>
+        <w:rFonts w:ascii="Symbol" w:hAnsi="Symbol" w:cs="Symbol" w:hint="default"/>
+      </w:rPr>
+    </w:lvl>
+    <w:lvl w:ilvl="3">
+      <w:start w:val="1"/>
+      <w:numFmt w:val="bullet"/>
+      <w:lvlText w:val=""/>
+      <w:lvlJc w:val="left"/>
+      <w:pPr>
+        <w:tabs>
+          <w:tab w:val="num" w:pos="2836"/>
+        </w:tabs>
+        <w:ind w:left="2836" w:hanging="283"/>
+      </w:pPr>
+      <w:rPr>
+        <w:rFonts w:ascii="Symbol" w:hAnsi="Symbol" w:cs="Symbol" w:hint="default"/>
+      </w:rPr>
+    </w:lvl>
+    <w:lvl w:ilvl="4">
+      <w:start w:val="1"/>
+      <w:numFmt w:val="bullet"/>
+      <w:lvlText w:val=""/>
+      <w:lvlJc w:val="left"/>
+      <w:pPr>
+        <w:tabs>
+          <w:tab w:val="num" w:pos="3545"/>
+        </w:tabs>
+        <w:ind w:left="3545" w:hanging="283"/>
+      </w:pPr>
+      <w:rPr>
+        <w:rFonts w:ascii="Symbol" w:hAnsi="Symbol" w:cs="Symbol" w:hint="default"/>
+      </w:rPr>
+    </w:lvl>
+    <w:lvl w:ilvl="5">
+      <w:start w:val="1"/>
+      <w:numFmt w:val="bullet"/>
+      <w:lvlText w:val=""/>
+      <w:lvlJc w:val="left"/>
+      <w:pPr>
+        <w:tabs>
+          <w:tab w:val="num" w:pos="4254"/>
+        </w:tabs>
+        <w:ind w:left="4254" w:hanging="283"/>
+      </w:pPr>
+      <w:rPr>
+        <w:rFonts w:ascii="Symbol" w:hAnsi="Symbol" w:cs="Symbol" w:hint="default"/>
+      </w:rPr>
+    </w:lvl>
+    <w:lvl w:ilvl="6">
+      <w:start w:val="1"/>
+      <w:numFmt w:val="bullet"/>
+      <w:lvlText w:val=""/>
+      <w:lvlJc w:val="left"/>
+      <w:pPr>
+        <w:tabs>
+          <w:tab w:val="num" w:pos="4963"/>
+        </w:tabs>
+        <w:ind w:left="4963" w:hanging="283"/>
+      </w:pPr>
+      <w:rPr>
+        <w:rFonts w:ascii="Symbol" w:hAnsi="Symbol" w:cs="Symbol" w:hint="default"/>
+      </w:rPr>
+    </w:lvl>
+    <w:lvl w:ilvl="7">
+      <w:start w:val="1"/>
+      <w:numFmt w:val="bullet"/>
+      <w:lvlText w:val=""/>
+      <w:lvlJc w:val="left"/>
+      <w:pPr>
+        <w:tabs>
+          <w:tab w:val="num" w:pos="5672"/>
+        </w:tabs>
+        <w:ind w:left="5672" w:hanging="283"/>
+      </w:pPr>
+      <w:rPr>
+        <w:rFonts w:ascii="Symbol" w:hAnsi="Symbol" w:cs="Symbol" w:hint="default"/>
+      </w:rPr>
+    </w:lvl>
+    <w:lvl w:ilvl="8">
+      <w:start w:val="1"/>
+      <w:numFmt w:val="bullet"/>
+      <w:lvlText w:val=""/>
+      <w:lvlJc w:val="left"/>
+      <w:pPr>
+        <w:tabs>
+          <w:tab w:val="num" w:pos="6381"/>
+        </w:tabs>
+        <w:ind w:left="6381" w:hanging="283"/>
+      </w:pPr>
+      <w:rPr>
+        <w:rFonts w:ascii="Symbol" w:hAnsi="Symbol" w:cs="Symbol" w:hint="default"/>
+      </w:rPr>
+    </w:lvl>
+  </w:abstractNum>
+  <w:abstractNum w:abstractNumId="22">
     <w:lvl w:ilvl="0">
       <w:start w:val="1"/>
       <w:numFmt w:val="none"/>
@@ -15742,6 +16586,12 @@
   </w:num>
   <w:num w:numId="20">
     <w:abstractNumId w:val="20"/>
+  </w:num>
+  <w:num w:numId="21">
+    <w:abstractNumId w:val="21"/>
+  </w:num>
+  <w:num w:numId="22">
+    <w:abstractNumId w:val="22"/>
   </w:num>
 </w:numbering>
 </file>

--- a/docs/guides/crew/crew-1.0-troubleshooting.docx
+++ b/docs/guides/crew/crew-1.0-troubleshooting.docx
@@ -3755,7 +3755,37 @@
       </w:r>
       <w:r>
         <w:rPr/>
-        <w:t xml:space="preserve">. </w:t>
+        <w:t xml:space="preserve">, and an </w:t>
+      </w:r>
+      <w:r>
+        <w:rPr>
+          <w:rStyle w:val="SourceText"/>
+        </w:rPr>
+        <w:t>autopilot</w:t>
+      </w:r>
+      <w:r>
+        <w:rPr/>
+        <w:t xml:space="preserve"> receipt (from </w:t>
+      </w:r>
+      <w:r>
+        <w:rPr>
+          <w:rStyle w:val="SourceText"/>
+        </w:rPr>
+        <w:t>crew_autopilot.py approve</w:t>
+      </w:r>
+      <w:r>
+        <w:rPr/>
+        <w:t xml:space="preserve">) only while that is true and </w:t>
+      </w:r>
+      <w:r>
+        <w:rPr>
+          <w:rStyle w:val="SourceText"/>
+        </w:rPr>
+        <w:t>autopilot.approval</w:t>
+      </w:r>
+      <w:r>
+        <w:rPr/>
+        <w:t xml:space="preserve"> still allows it. </w:t>
       </w:r>
       <w:r>
         <w:rPr>
@@ -3775,7 +3805,27 @@
       </w:r>
       <w:r>
         <w:rPr/>
-        <w:t xml:space="preserve"> again — nothing else can write the receipt; </w:t>
+        <w:t xml:space="preserve"> again — the only other route is </w:t>
+      </w:r>
+      <w:r>
+        <w:rPr>
+          <w:rStyle w:val="SourceText"/>
+        </w:rPr>
+        <w:t>/crew:autopilot</w:t>
+      </w:r>
+      <w:r>
+        <w:rPr/>
+        <w:t xml:space="preserve"> under an opted-in </w:t>
+      </w:r>
+      <w:r>
+        <w:rPr>
+          <w:rStyle w:val="SourceText"/>
+        </w:rPr>
+        <w:t>autopilot.approval</w:t>
+      </w:r>
+      <w:r>
+        <w:rPr/>
+        <w:t xml:space="preserve">; </w:t>
       </w:r>
       <w:r>
         <w:rPr>
@@ -6494,10 +6544,10 @@
         </w:tblCellMar>
       </w:tblPr>
       <w:tblGrid>
-        <w:gridCol w:w="4654"/>
-        <w:gridCol w:w="1569"/>
-        <w:gridCol w:w="1804"/>
-        <w:gridCol w:w="3312"/>
+        <w:gridCol w:w="4621"/>
+        <w:gridCol w:w="1551"/>
+        <w:gridCol w:w="1790"/>
+        <w:gridCol w:w="3377"/>
       </w:tblGrid>
       <w:tr>
         <w:trPr>
@@ -6505,7 +6555,7 @@
         </w:trPr>
         <w:tc>
           <w:tcPr>
-            <w:tcW w:w="4654" w:type="dxa"/>
+            <w:tcW w:w="4621" w:type="dxa"/>
             <w:tcBorders/>
             <w:vAlign w:val="center"/>
           </w:tcPr>
@@ -6527,7 +6577,7 @@
         </w:tc>
         <w:tc>
           <w:tcPr>
-            <w:tcW w:w="1569" w:type="dxa"/>
+            <w:tcW w:w="1551" w:type="dxa"/>
             <w:tcBorders/>
             <w:vAlign w:val="center"/>
           </w:tcPr>
@@ -6549,7 +6599,7 @@
         </w:tc>
         <w:tc>
           <w:tcPr>
-            <w:tcW w:w="1804" w:type="dxa"/>
+            <w:tcW w:w="1790" w:type="dxa"/>
             <w:tcBorders/>
             <w:vAlign w:val="center"/>
           </w:tcPr>
@@ -6571,7 +6621,7 @@
         </w:tc>
         <w:tc>
           <w:tcPr>
-            <w:tcW w:w="3312" w:type="dxa"/>
+            <w:tcW w:w="3377" w:type="dxa"/>
             <w:tcBorders/>
             <w:vAlign w:val="center"/>
           </w:tcPr>
@@ -6596,7 +6646,7 @@
         <w:trPr/>
         <w:tc>
           <w:tcPr>
-            <w:tcW w:w="4654" w:type="dxa"/>
+            <w:tcW w:w="4621" w:type="dxa"/>
             <w:tcBorders/>
             <w:vAlign w:val="center"/>
           </w:tcPr>
@@ -6619,7 +6669,7 @@
         </w:tc>
         <w:tc>
           <w:tcPr>
-            <w:tcW w:w="1569" w:type="dxa"/>
+            <w:tcW w:w="1551" w:type="dxa"/>
             <w:tcBorders/>
             <w:vAlign w:val="center"/>
           </w:tcPr>
@@ -6640,7 +6690,7 @@
         </w:tc>
         <w:tc>
           <w:tcPr>
-            <w:tcW w:w="1804" w:type="dxa"/>
+            <w:tcW w:w="1790" w:type="dxa"/>
             <w:tcBorders/>
             <w:vAlign w:val="center"/>
           </w:tcPr>
@@ -6661,7 +6711,7 @@
         </w:tc>
         <w:tc>
           <w:tcPr>
-            <w:tcW w:w="3312" w:type="dxa"/>
+            <w:tcW w:w="3377" w:type="dxa"/>
             <w:tcBorders/>
             <w:vAlign w:val="center"/>
           </w:tcPr>
@@ -6701,7 +6751,7 @@
         <w:trPr/>
         <w:tc>
           <w:tcPr>
-            <w:tcW w:w="4654" w:type="dxa"/>
+            <w:tcW w:w="4621" w:type="dxa"/>
             <w:tcBorders/>
             <w:vAlign w:val="center"/>
           </w:tcPr>
@@ -6724,7 +6774,7 @@
         </w:tc>
         <w:tc>
           <w:tcPr>
-            <w:tcW w:w="1569" w:type="dxa"/>
+            <w:tcW w:w="1551" w:type="dxa"/>
             <w:tcBorders/>
             <w:vAlign w:val="center"/>
           </w:tcPr>
@@ -6745,7 +6795,7 @@
         </w:tc>
         <w:tc>
           <w:tcPr>
-            <w:tcW w:w="1804" w:type="dxa"/>
+            <w:tcW w:w="1790" w:type="dxa"/>
             <w:tcBorders/>
             <w:vAlign w:val="center"/>
           </w:tcPr>
@@ -6788,7 +6838,7 @@
         </w:tc>
         <w:tc>
           <w:tcPr>
-            <w:tcW w:w="3312" w:type="dxa"/>
+            <w:tcW w:w="3377" w:type="dxa"/>
             <w:tcBorders/>
             <w:vAlign w:val="center"/>
           </w:tcPr>
@@ -6818,7 +6868,7 @@
         <w:trPr/>
         <w:tc>
           <w:tcPr>
-            <w:tcW w:w="4654" w:type="dxa"/>
+            <w:tcW w:w="4621" w:type="dxa"/>
             <w:tcBorders/>
             <w:vAlign w:val="center"/>
           </w:tcPr>
@@ -6841,7 +6891,7 @@
         </w:tc>
         <w:tc>
           <w:tcPr>
-            <w:tcW w:w="1569" w:type="dxa"/>
+            <w:tcW w:w="1551" w:type="dxa"/>
             <w:tcBorders/>
             <w:vAlign w:val="center"/>
           </w:tcPr>
@@ -6862,7 +6912,7 @@
         </w:tc>
         <w:tc>
           <w:tcPr>
-            <w:tcW w:w="1804" w:type="dxa"/>
+            <w:tcW w:w="1790" w:type="dxa"/>
             <w:tcBorders/>
             <w:vAlign w:val="center"/>
           </w:tcPr>
@@ -6905,7 +6955,7 @@
         </w:tc>
         <w:tc>
           <w:tcPr>
-            <w:tcW w:w="3312" w:type="dxa"/>
+            <w:tcW w:w="3377" w:type="dxa"/>
             <w:tcBorders/>
             <w:vAlign w:val="center"/>
           </w:tcPr>
@@ -6935,7 +6985,7 @@
         <w:trPr/>
         <w:tc>
           <w:tcPr>
-            <w:tcW w:w="4654" w:type="dxa"/>
+            <w:tcW w:w="4621" w:type="dxa"/>
             <w:tcBorders/>
             <w:vAlign w:val="center"/>
           </w:tcPr>
@@ -7008,7 +7058,7 @@
         </w:tc>
         <w:tc>
           <w:tcPr>
-            <w:tcW w:w="1569" w:type="dxa"/>
+            <w:tcW w:w="1551" w:type="dxa"/>
             <w:tcBorders/>
             <w:vAlign w:val="center"/>
           </w:tcPr>
@@ -7029,7 +7079,7 @@
         </w:tc>
         <w:tc>
           <w:tcPr>
-            <w:tcW w:w="1804" w:type="dxa"/>
+            <w:tcW w:w="1790" w:type="dxa"/>
             <w:tcBorders/>
             <w:vAlign w:val="center"/>
           </w:tcPr>
@@ -7072,7 +7122,7 @@
         </w:tc>
         <w:tc>
           <w:tcPr>
-            <w:tcW w:w="3312" w:type="dxa"/>
+            <w:tcW w:w="3377" w:type="dxa"/>
             <w:tcBorders/>
             <w:vAlign w:val="center"/>
           </w:tcPr>
@@ -7106,7 +7156,7 @@
         <w:trPr/>
         <w:tc>
           <w:tcPr>
-            <w:tcW w:w="4654" w:type="dxa"/>
+            <w:tcW w:w="4621" w:type="dxa"/>
             <w:tcBorders/>
             <w:vAlign w:val="center"/>
           </w:tcPr>
@@ -7139,7 +7189,7 @@
         </w:tc>
         <w:tc>
           <w:tcPr>
-            <w:tcW w:w="1569" w:type="dxa"/>
+            <w:tcW w:w="1551" w:type="dxa"/>
             <w:tcBorders/>
             <w:vAlign w:val="center"/>
           </w:tcPr>
@@ -7160,7 +7210,7 @@
         </w:tc>
         <w:tc>
           <w:tcPr>
-            <w:tcW w:w="1804" w:type="dxa"/>
+            <w:tcW w:w="1790" w:type="dxa"/>
             <w:tcBorders/>
             <w:vAlign w:val="center"/>
           </w:tcPr>
@@ -7203,7 +7253,7 @@
         </w:tc>
         <w:tc>
           <w:tcPr>
-            <w:tcW w:w="3312" w:type="dxa"/>
+            <w:tcW w:w="3377" w:type="dxa"/>
             <w:tcBorders/>
             <w:vAlign w:val="center"/>
           </w:tcPr>
@@ -7233,7 +7283,7 @@
         <w:trPr/>
         <w:tc>
           <w:tcPr>
-            <w:tcW w:w="4654" w:type="dxa"/>
+            <w:tcW w:w="4621" w:type="dxa"/>
             <w:tcBorders/>
             <w:vAlign w:val="center"/>
           </w:tcPr>
@@ -7256,7 +7306,7 @@
         </w:tc>
         <w:tc>
           <w:tcPr>
-            <w:tcW w:w="1569" w:type="dxa"/>
+            <w:tcW w:w="1551" w:type="dxa"/>
             <w:tcBorders/>
             <w:vAlign w:val="center"/>
           </w:tcPr>
@@ -7277,7 +7327,7 @@
         </w:tc>
         <w:tc>
           <w:tcPr>
-            <w:tcW w:w="1804" w:type="dxa"/>
+            <w:tcW w:w="1790" w:type="dxa"/>
             <w:tcBorders/>
             <w:vAlign w:val="center"/>
           </w:tcPr>
@@ -7330,7 +7380,7 @@
         </w:tc>
         <w:tc>
           <w:tcPr>
-            <w:tcW w:w="3312" w:type="dxa"/>
+            <w:tcW w:w="3377" w:type="dxa"/>
             <w:tcBorders/>
             <w:vAlign w:val="center"/>
           </w:tcPr>
@@ -7360,7 +7410,7 @@
         <w:trPr/>
         <w:tc>
           <w:tcPr>
-            <w:tcW w:w="4654" w:type="dxa"/>
+            <w:tcW w:w="4621" w:type="dxa"/>
             <w:tcBorders/>
             <w:vAlign w:val="center"/>
           </w:tcPr>
@@ -7383,7 +7433,7 @@
         </w:tc>
         <w:tc>
           <w:tcPr>
-            <w:tcW w:w="1569" w:type="dxa"/>
+            <w:tcW w:w="1551" w:type="dxa"/>
             <w:tcBorders/>
             <w:vAlign w:val="center"/>
           </w:tcPr>
@@ -7404,7 +7454,7 @@
         </w:tc>
         <w:tc>
           <w:tcPr>
-            <w:tcW w:w="1804" w:type="dxa"/>
+            <w:tcW w:w="1790" w:type="dxa"/>
             <w:tcBorders/>
             <w:vAlign w:val="center"/>
           </w:tcPr>
@@ -7425,7 +7475,7 @@
         </w:tc>
         <w:tc>
           <w:tcPr>
-            <w:tcW w:w="3312" w:type="dxa"/>
+            <w:tcW w:w="3377" w:type="dxa"/>
             <w:tcBorders/>
             <w:vAlign w:val="center"/>
           </w:tcPr>
@@ -7456,7 +7506,27 @@
             </w:r>
             <w:r>
               <w:rPr/>
-              <w:t xml:space="preserve"> typed by the user counts</w:t>
+              <w:t xml:space="preserve"> typed by the user counts (no </w:t>
+            </w:r>
+            <w:r>
+              <w:rPr>
+                <w:rStyle w:val="SourceText"/>
+              </w:rPr>
+              <w:t>cli</w:t>
+            </w:r>
+            <w:r>
+              <w:rPr/>
+              <w:t xml:space="preserve"> or </w:t>
+            </w:r>
+            <w:r>
+              <w:rPr>
+                <w:rStyle w:val="SourceText"/>
+              </w:rPr>
+              <w:t>autopilot</w:t>
+            </w:r>
+            <w:r>
+              <w:rPr/>
+              <w:t xml:space="preserve"> receipt)</w:t>
             </w:r>
           </w:p>
         </w:tc>
@@ -7465,7 +7535,7 @@
         <w:trPr/>
         <w:tc>
           <w:tcPr>
-            <w:tcW w:w="4654" w:type="dxa"/>
+            <w:tcW w:w="4621" w:type="dxa"/>
             <w:tcBorders/>
             <w:vAlign w:val="center"/>
           </w:tcPr>
@@ -7488,7 +7558,7 @@
         </w:tc>
         <w:tc>
           <w:tcPr>
-            <w:tcW w:w="1569" w:type="dxa"/>
+            <w:tcW w:w="1551" w:type="dxa"/>
             <w:tcBorders/>
             <w:vAlign w:val="center"/>
           </w:tcPr>
@@ -7509,7 +7579,7 @@
         </w:tc>
         <w:tc>
           <w:tcPr>
-            <w:tcW w:w="1804" w:type="dxa"/>
+            <w:tcW w:w="1790" w:type="dxa"/>
             <w:tcBorders/>
             <w:vAlign w:val="center"/>
           </w:tcPr>
@@ -7530,7 +7600,7 @@
         </w:tc>
         <w:tc>
           <w:tcPr>
-            <w:tcW w:w="3312" w:type="dxa"/>
+            <w:tcW w:w="3377" w:type="dxa"/>
             <w:tcBorders/>
             <w:vAlign w:val="center"/>
           </w:tcPr>
@@ -7560,7 +7630,7 @@
         <w:trPr/>
         <w:tc>
           <w:tcPr>
-            <w:tcW w:w="4654" w:type="dxa"/>
+            <w:tcW w:w="4621" w:type="dxa"/>
             <w:tcBorders/>
             <w:vAlign w:val="center"/>
           </w:tcPr>
@@ -7583,7 +7653,7 @@
         </w:tc>
         <w:tc>
           <w:tcPr>
-            <w:tcW w:w="1569" w:type="dxa"/>
+            <w:tcW w:w="1551" w:type="dxa"/>
             <w:tcBorders/>
             <w:vAlign w:val="center"/>
           </w:tcPr>
@@ -7604,7 +7674,7 @@
         </w:tc>
         <w:tc>
           <w:tcPr>
-            <w:tcW w:w="1804" w:type="dxa"/>
+            <w:tcW w:w="1790" w:type="dxa"/>
             <w:tcBorders/>
             <w:vAlign w:val="center"/>
           </w:tcPr>
@@ -7625,7 +7695,7 @@
         </w:tc>
         <w:tc>
           <w:tcPr>
-            <w:tcW w:w="3312" w:type="dxa"/>
+            <w:tcW w:w="3377" w:type="dxa"/>
             <w:tcBorders/>
             <w:vAlign w:val="center"/>
           </w:tcPr>
@@ -7665,7 +7735,7 @@
         <w:trPr/>
         <w:tc>
           <w:tcPr>
-            <w:tcW w:w="4654" w:type="dxa"/>
+            <w:tcW w:w="4621" w:type="dxa"/>
             <w:tcBorders/>
             <w:vAlign w:val="center"/>
           </w:tcPr>
@@ -7698,7 +7768,7 @@
         </w:tc>
         <w:tc>
           <w:tcPr>
-            <w:tcW w:w="1569" w:type="dxa"/>
+            <w:tcW w:w="1551" w:type="dxa"/>
             <w:tcBorders/>
             <w:vAlign w:val="center"/>
           </w:tcPr>
@@ -7719,7 +7789,7 @@
         </w:tc>
         <w:tc>
           <w:tcPr>
-            <w:tcW w:w="1804" w:type="dxa"/>
+            <w:tcW w:w="1790" w:type="dxa"/>
             <w:tcBorders/>
             <w:vAlign w:val="center"/>
           </w:tcPr>
@@ -7740,7 +7810,7 @@
         </w:tc>
         <w:tc>
           <w:tcPr>
-            <w:tcW w:w="3312" w:type="dxa"/>
+            <w:tcW w:w="3377" w:type="dxa"/>
             <w:tcBorders/>
             <w:vAlign w:val="center"/>
           </w:tcPr>
@@ -7764,7 +7834,7 @@
         <w:trPr/>
         <w:tc>
           <w:tcPr>
-            <w:tcW w:w="4654" w:type="dxa"/>
+            <w:tcW w:w="4621" w:type="dxa"/>
             <w:tcBorders/>
             <w:vAlign w:val="center"/>
           </w:tcPr>
@@ -7787,7 +7857,7 @@
         </w:tc>
         <w:tc>
           <w:tcPr>
-            <w:tcW w:w="1569" w:type="dxa"/>
+            <w:tcW w:w="1551" w:type="dxa"/>
             <w:tcBorders/>
             <w:vAlign w:val="center"/>
           </w:tcPr>
@@ -7808,7 +7878,7 @@
         </w:tc>
         <w:tc>
           <w:tcPr>
-            <w:tcW w:w="1804" w:type="dxa"/>
+            <w:tcW w:w="1790" w:type="dxa"/>
             <w:tcBorders/>
             <w:vAlign w:val="center"/>
           </w:tcPr>
@@ -7835,7 +7905,7 @@
         </w:tc>
         <w:tc>
           <w:tcPr>
-            <w:tcW w:w="3312" w:type="dxa"/>
+            <w:tcW w:w="3377" w:type="dxa"/>
             <w:tcBorders/>
             <w:vAlign w:val="center"/>
           </w:tcPr>
@@ -7875,7 +7945,7 @@
         <w:trPr/>
         <w:tc>
           <w:tcPr>
-            <w:tcW w:w="4654" w:type="dxa"/>
+            <w:tcW w:w="4621" w:type="dxa"/>
             <w:tcBorders/>
             <w:vAlign w:val="center"/>
           </w:tcPr>
@@ -7898,7 +7968,7 @@
         </w:tc>
         <w:tc>
           <w:tcPr>
-            <w:tcW w:w="1569" w:type="dxa"/>
+            <w:tcW w:w="1551" w:type="dxa"/>
             <w:tcBorders/>
             <w:vAlign w:val="center"/>
           </w:tcPr>
@@ -7919,7 +7989,7 @@
         </w:tc>
         <w:tc>
           <w:tcPr>
-            <w:tcW w:w="1804" w:type="dxa"/>
+            <w:tcW w:w="1790" w:type="dxa"/>
             <w:tcBorders/>
             <w:vAlign w:val="center"/>
           </w:tcPr>
@@ -7940,7 +8010,7 @@
         </w:tc>
         <w:tc>
           <w:tcPr>
-            <w:tcW w:w="3312" w:type="dxa"/>
+            <w:tcW w:w="3377" w:type="dxa"/>
             <w:tcBorders/>
             <w:vAlign w:val="center"/>
           </w:tcPr>
@@ -7970,7 +8040,7 @@
         <w:trPr/>
         <w:tc>
           <w:tcPr>
-            <w:tcW w:w="4654" w:type="dxa"/>
+            <w:tcW w:w="4621" w:type="dxa"/>
             <w:tcBorders/>
             <w:vAlign w:val="center"/>
           </w:tcPr>
@@ -7993,7 +8063,7 @@
         </w:tc>
         <w:tc>
           <w:tcPr>
-            <w:tcW w:w="1569" w:type="dxa"/>
+            <w:tcW w:w="1551" w:type="dxa"/>
             <w:tcBorders/>
             <w:vAlign w:val="center"/>
           </w:tcPr>
@@ -8014,7 +8084,7 @@
         </w:tc>
         <w:tc>
           <w:tcPr>
-            <w:tcW w:w="1804" w:type="dxa"/>
+            <w:tcW w:w="1790" w:type="dxa"/>
             <w:tcBorders/>
             <w:vAlign w:val="center"/>
           </w:tcPr>
@@ -8045,7 +8115,7 @@
         </w:tc>
         <w:tc>
           <w:tcPr>
-            <w:tcW w:w="3312" w:type="dxa"/>
+            <w:tcW w:w="3377" w:type="dxa"/>
             <w:tcBorders/>
             <w:vAlign w:val="center"/>
           </w:tcPr>

--- a/docs/guides/crew/crew-1.0-troubleshooting.docx
+++ b/docs/guides/crew/crew-1.0-troubleshooting.docx
@@ -8171,7 +8171,7 @@
       </w:r>
       <w:r>
         <w:rPr/>
-        <w:t xml:space="preserve"> after a verified backup and prints the command that restores it.</w:t>
+        <w:t>: it moves the file to a backup in one rename, compares it with what the preview read (a file that changed since is put back and nothing is deleted), and prints the command that restores it for sh, cmd and PowerShell.</w:t>
       </w:r>
     </w:p>
     <w:p>

--- a/docs/guides/crew/crew-1.0-troubleshooting.docx
+++ b/docs/guides/crew/crew-1.0-troubleshooting.docx
@@ -3308,6 +3308,185 @@
         <w:rPr>
           <w:rStyle w:val="Strong"/>
         </w:rPr>
+        <w:t xml:space="preserve">Symptom: a round came back </w:t>
+      </w:r>
+      <w:r>
+        <w:rPr>
+          <w:rStyle w:val="SourceText"/>
+        </w:rPr>
+        <w:t>INCOMPLETE</w:t>
+      </w:r>
+      <w:r>
+        <w:rPr>
+          <w:rStyle w:val="Strong"/>
+        </w:rPr>
+        <w:t>.</w:t>
+      </w:r>
+      <w:r>
+        <w:rPr/>
+        <w:t xml:space="preserve"> </w:t>
+      </w:r>
+      <w:r>
+        <w:rPr>
+          <w:rStyle w:val="Strong"/>
+        </w:rPr>
+        <w:t>Check:</w:t>
+      </w:r>
+      <w:r>
+        <w:rPr/>
+        <w:t xml:space="preserve"> the </w:t>
+      </w:r>
+      <w:r>
+        <w:rPr>
+          <w:rStyle w:val="SourceText"/>
+        </w:rPr>
+        <w:t>review:</w:t>
+      </w:r>
+      <w:r>
+        <w:rPr/>
+        <w:t xml:space="preserve"> lines, or </w:t>
+      </w:r>
+      <w:r>
+        <w:rPr>
+          <w:rStyle w:val="SourceText"/>
+        </w:rPr>
+        <w:t>failure_class</w:t>
+      </w:r>
+      <w:r>
+        <w:rPr/>
+        <w:t xml:space="preserve"> in </w:t>
+      </w:r>
+      <w:r>
+        <w:rPr>
+          <w:rStyle w:val="SourceText"/>
+        </w:rPr>
+        <w:t>.work/tickets/&lt;id&gt;/review.json</w:t>
+      </w:r>
+      <w:r>
+        <w:rPr/>
+        <w:t xml:space="preserve">. An INCOMPLETE round has one of three classes. </w:t>
+      </w:r>
+      <w:r>
+        <w:rPr>
+          <w:rStyle w:val="SourceText"/>
+        </w:rPr>
+        <w:t>tool</w:t>
+      </w:r>
+      <w:r>
+        <w:rPr/>
+        <w:t xml:space="preserve"> means the answer never arrived intact: a timeout, a bad or unknown exit, empty output, or a failed Codex stream. </w:t>
+      </w:r>
+      <w:r>
+        <w:rPr>
+          <w:rStyle w:val="SourceText"/>
+        </w:rPr>
+        <w:t>tree</w:t>
+      </w:r>
+      <w:r>
+        <w:rPr/>
+        <w:t xml:space="preserve"> means a bundle part or web-test report changed under the reviewer. </w:t>
+      </w:r>
+      <w:r>
+        <w:rPr>
+          <w:rStyle w:val="SourceText"/>
+        </w:rPr>
+        <w:t>reviewer</w:t>
+      </w:r>
+      <w:r>
+        <w:rPr/>
+        <w:t xml:space="preserve"> means the output arrived and broke the contract. </w:t>
+      </w:r>
+      <w:r>
+        <w:rPr>
+          <w:rStyle w:val="Strong"/>
+        </w:rPr>
+        <w:t>Fix:</w:t>
+      </w:r>
+      <w:r>
+        <w:rPr/>
+        <w:t xml:space="preserve"> a </w:t>
+      </w:r>
+      <w:r>
+        <w:rPr>
+          <w:rStyle w:val="SourceText"/>
+        </w:rPr>
+        <w:t>tool</w:t>
+      </w:r>
+      <w:r>
+        <w:rPr/>
+        <w:t xml:space="preserve"> round is refunded automatically, up to two per plan. The line reads </w:t>
+      </w:r>
+      <w:r>
+        <w:rPr>
+          <w:rStyle w:val="SourceText"/>
+        </w:rPr>
+        <w:t>review: round N was a tool failure (...); refunded</w:t>
+      </w:r>
+      <w:r>
+        <w:rPr/>
+        <w:t xml:space="preserve">. Rerun </w:t>
+      </w:r>
+      <w:r>
+        <w:rPr>
+          <w:rStyle w:val="SourceText"/>
+        </w:rPr>
+        <w:t>/crew:review</w:t>
+      </w:r>
+      <w:r>
+        <w:rPr/>
+        <w:t xml:space="preserve">, which does not spend the budget; if Codex is out of quota, use the next eligible provider. A third tool failure under one plan reads </w:t>
+      </w:r>
+      <w:r>
+        <w:rPr>
+          <w:rStyle w:val="SourceText"/>
+        </w:rPr>
+        <w:t>NOT refunded - refund limit 2 per plan reached</w:t>
+      </w:r>
+      <w:r>
+        <w:rPr/>
+        <w:t xml:space="preserve"> and counts. A </w:t>
+      </w:r>
+      <w:r>
+        <w:rPr>
+          <w:rStyle w:val="SourceText"/>
+        </w:rPr>
+        <w:t>reviewer</w:t>
+      </w:r>
+      <w:r>
+        <w:rPr/>
+        <w:t xml:space="preserve"> or </w:t>
+      </w:r>
+      <w:r>
+        <w:rPr>
+          <w:rStyle w:val="SourceText"/>
+        </w:rPr>
+        <w:t>tree</w:t>
+      </w:r>
+      <w:r>
+        <w:rPr/>
+        <w:t xml:space="preserve"> round always counts. Rebuild the bundle (tree), or rerun and read what the reviewer wrote (reviewer).</w:t>
+      </w:r>
+    </w:p>
+    <w:p>
+      <w:pPr>
+        <w:pStyle w:val="BodyText"/>
+        <w:numPr>
+          <w:ilvl w:val="0"/>
+          <w:numId w:val="6"/>
+        </w:numPr>
+        <w:tabs>
+          <w:tab w:val="clear" w:pos="1134"/>
+          <w:tab w:val="left" w:pos="829" w:leader="none"/>
+        </w:tabs>
+        <w:bidi w:val="0"/>
+        <w:ind w:hanging="283" w:left="829"/>
+        <w:jc w:val="left"/>
+        <w:rPr/>
+      </w:pPr>
+      <w:r>
+        <w:rPr>
+          <w:rStyle w:val="Strong"/>
+        </w:rPr>
         <w:t xml:space="preserve">Symptom: </w:t>
       </w:r>
       <w:r>
@@ -3331,10 +3510,6 @@
           <w:rStyle w:val="Strong"/>
         </w:rPr>
         <w:t>Check:</w:t>
-      </w:r>
-      <w:r>
-        <w:rPr/>
-        <w:t xml:space="preserve"> </w:t>
       </w:r>
     </w:p>
     <w:p>

--- a/docs/guides/crew/crew-1.0-troubleshooting.docx
+++ b/docs/guides/crew/crew-1.0-troubleshooting.docx
@@ -3453,6 +3453,137 @@
         <w:rPr>
           <w:rStyle w:val="Strong"/>
         </w:rPr>
+        <w:t>Symptom: Codex hit a usage limit.</w:t>
+      </w:r>
+      <w:r>
+        <w:rPr/>
+        <w:t xml:space="preserve"> </w:t>
+      </w:r>
+      <w:r>
+        <w:rPr>
+          <w:rStyle w:val="SourceText"/>
+        </w:rPr>
+        <w:t>/crew:review</w:t>
+      </w:r>
+      <w:r>
+        <w:rPr/>
+        <w:t xml:space="preserve"> said </w:t>
+      </w:r>
+      <w:r>
+        <w:rPr>
+          <w:rStyle w:val="SourceText"/>
+        </w:rPr>
+        <w:t>codex probe: limited</w:t>
+      </w:r>
+      <w:r>
+        <w:rPr/>
+        <w:t xml:space="preserve"> or printed </w:t>
+      </w:r>
+      <w:r>
+        <w:rPr>
+          <w:rStyle w:val="SourceText"/>
+        </w:rPr>
+        <w:t>review: codex usage limit in round N: ...</w:t>
+      </w:r>
+      <w:r>
+        <w:rPr/>
+        <w:t xml:space="preserve">. </w:t>
+      </w:r>
+      <w:r>
+        <w:rPr>
+          <w:rStyle w:val="Strong"/>
+        </w:rPr>
+        <w:t>Cause:</w:t>
+      </w:r>
+      <w:r>
+        <w:rPr/>
+        <w:t xml:space="preserve"> Codex's usage limit, rate limit, quota or spend cap - its own message is quoted. </w:t>
+      </w:r>
+      <w:r>
+        <w:rPr>
+          <w:rStyle w:val="Strong"/>
+        </w:rPr>
+        <w:t>What happens:</w:t>
+      </w:r>
+      <w:r>
+        <w:rPr/>
+        <w:t xml:space="preserve"> that round runs on the Claude reviewer, announced as </w:t>
+      </w:r>
+      <w:r>
+        <w:rPr>
+          <w:rStyle w:val="SourceText"/>
+        </w:rPr>
+        <w:t>same-family (codex limit)</w:t>
+      </w:r>
+      <w:r>
+        <w:rPr/>
+        <w:t xml:space="preserve"> and not independent; the limit is recorded in </w:t>
+      </w:r>
+      <w:r>
+        <w:rPr>
+          <w:rStyle w:val="SourceText"/>
+        </w:rPr>
+        <w:t>&lt;git-common-dir&gt;/crew/review/&lt;ticket&gt;.limit.json</w:t>
+      </w:r>
+      <w:r>
+        <w:rPr/>
+        <w:t xml:space="preserve"> and applies to the next round only. The round is spent like any other. To check Codex yourself without spending one: </w:t>
+      </w:r>
+    </w:p>
+    <w:p>
+      <w:pPr>
+        <w:pStyle w:val="PreformattedText"/>
+        <w:bidi w:val="0"/>
+        <w:jc w:val="left"/>
+        <w:rPr/>
+      </w:pPr>
+      <w:r>
+        <w:rPr>
+          <w:rStyle w:val="SourceText"/>
+        </w:rPr>
+        <w:t>python3 "&lt;crew&gt;/hooks/scripts/review_run.py" --root . --ticket &lt;id&gt; --scratch &lt;dir&gt; \</w:t>
+      </w:r>
+    </w:p>
+    <w:p>
+      <w:pPr>
+        <w:pStyle w:val="PreformattedText"/>
+        <w:bidi w:val="0"/>
+        <w:jc w:val="left"/>
+        <w:rPr/>
+      </w:pPr>
+      <w:r>
+        <w:rPr>
+          <w:rStyle w:val="SourceText"/>
+        </w:rPr>
+        <w:t xml:space="preserve">  </w:t>
+      </w:r>
+      <w:r>
+        <w:rPr>
+          <w:rStyle w:val="SourceText"/>
+        </w:rPr>
+        <w:t>--provider codex --probe</w:t>
+      </w:r>
+    </w:p>
+    <w:p>
+      <w:pPr>
+        <w:pStyle w:val="BodyText"/>
+        <w:numPr>
+          <w:ilvl w:val="0"/>
+          <w:numId w:val="8"/>
+        </w:numPr>
+        <w:tabs>
+          <w:tab w:val="clear" w:pos="1134"/>
+          <w:tab w:val="left" w:pos="829" w:leader="none"/>
+        </w:tabs>
+        <w:bidi w:val="0"/>
+        <w:ind w:hanging="283" w:left="829"/>
+        <w:jc w:val="left"/>
+        <w:rPr/>
+      </w:pPr>
+      <w:r>
+        <w:rPr>
+          <w:rStyle w:val="Strong"/>
+        </w:rPr>
         <w:t>Symptom: you want to send a ticket back without spending the third round.</w:t>
       </w:r>
       <w:r>
@@ -3600,13 +3731,14 @@
         <w:pStyle w:val="BodyText"/>
         <w:numPr>
           <w:ilvl w:val="0"/>
-          <w:numId w:val="8"/>
+          <w:numId w:val="9"/>
         </w:numPr>
         <w:tabs>
           <w:tab w:val="clear" w:pos="1134"/>
           <w:tab w:val="left" w:pos="829" w:leader="none"/>
         </w:tabs>
         <w:bidi w:val="0"/>
+        <w:spacing w:before="120" w:after="0"/>
         <w:ind w:hanging="283" w:left="829"/>
         <w:jc w:val="left"/>
         <w:rPr/>
@@ -3615,7 +3747,57 @@
         <w:rPr>
           <w:rStyle w:val="Strong"/>
         </w:rPr>
-        <w:t>Symptom: an edit inside Touch is still refused.</w:t>
+        <w:t>Symptom: a lane worktree does not see my settings</w:t>
+      </w:r>
+      <w:r>
+        <w:rPr/>
+        <w:t xml:space="preserve"> (a CLI approval refused, </w:t>
+      </w:r>
+      <w:r>
+        <w:rPr>
+          <w:rStyle w:val="SourceText"/>
+        </w:rPr>
+        <w:t>scope.mode</w:t>
+      </w:r>
+      <w:r>
+        <w:rPr/>
+        <w:t xml:space="preserve"> read as </w:t>
+      </w:r>
+      <w:r>
+        <w:rPr>
+          <w:rStyle w:val="SourceText"/>
+        </w:rPr>
+        <w:t>off</w:t>
+      </w:r>
+      <w:r>
+        <w:rPr/>
+        <w:t xml:space="preserve">, guards at their defaults). </w:t>
+      </w:r>
+      <w:r>
+        <w:rPr>
+          <w:rStyle w:val="SourceText"/>
+        </w:rPr>
+        <w:t>.crew/*</w:t>
+      </w:r>
+      <w:r>
+        <w:rPr/>
+        <w:t xml:space="preserve"> is gitignored, so </w:t>
+      </w:r>
+      <w:r>
+        <w:rPr>
+          <w:rStyle w:val="SourceText"/>
+        </w:rPr>
+        <w:t>git worktree add</w:t>
+      </w:r>
+      <w:r>
+        <w:rPr/>
+        <w:t xml:space="preserve"> makes a checkout with no crew config. </w:t>
+      </w:r>
+      <w:r>
+        <w:rPr>
+          <w:rStyle w:val="Strong"/>
+        </w:rPr>
+        <w:t>Check:</w:t>
       </w:r>
       <w:r>
         <w:rPr/>
@@ -3623,119 +3805,63 @@
       </w:r>
       <w:r>
         <w:rPr>
+          <w:rStyle w:val="SourceText"/>
+        </w:rPr>
+        <w:t>/crew:status</w:t>
+      </w:r>
+      <w:r>
+        <w:rPr/>
+        <w:t xml:space="preserve"> prints </w:t>
+      </w:r>
+      <w:r>
+        <w:rPr>
+          <w:rStyle w:val="SourceText"/>
+        </w:rPr>
+        <w:t>config inherited from the main checkout (&lt;path&gt;) ...</w:t>
+      </w:r>
+      <w:r>
+        <w:rPr/>
+        <w:t xml:space="preserve"> when the worktree reads the main checkout's </w:t>
+      </w:r>
+      <w:r>
+        <w:rPr>
+          <w:rStyle w:val="SourceText"/>
+        </w:rPr>
+        <w:t>.crew/config.json</w:t>
+      </w:r>
+      <w:r>
+        <w:rPr/>
+        <w:t xml:space="preserve"> (crew 1.0.52+, T-0088), and </w:t>
+      </w:r>
+      <w:r>
+        <w:rPr>
+          <w:rStyle w:val="SourceText"/>
+        </w:rPr>
+        <w:t>crew_config.py --root . --explain</w:t>
+      </w:r>
+      <w:r>
+        <w:rPr/>
+        <w:t xml:space="preserve"> starts with </w:t>
+      </w:r>
+      <w:r>
+        <w:rPr>
+          <w:rStyle w:val="SourceText"/>
+        </w:rPr>
+        <w:t>repo layer: &lt;path&gt; (&lt;source&gt;)</w:t>
+      </w:r>
+      <w:r>
+        <w:rPr/>
+        <w:t xml:space="preserve">. </w:t>
+      </w:r>
+      <w:r>
+        <w:rPr>
           <w:rStyle w:val="Strong"/>
         </w:rPr>
-        <w:t>Check:</w:t>
-      </w:r>
-      <w:r>
-        <w:rPr/>
-        <w:t xml:space="preserve"> approval status. </w:t>
-      </w:r>
-    </w:p>
-    <w:p>
-      <w:pPr>
-        <w:pStyle w:val="PreformattedText"/>
-        <w:bidi w:val="0"/>
-        <w:jc w:val="left"/>
-        <w:rPr/>
-      </w:pPr>
-      <w:r>
-        <w:rPr>
-          <w:rStyle w:val="SourceText"/>
-        </w:rPr>
-        <w:t>python3 "&lt;crew&gt;/hooks/scripts/crew_ticket.py" status --ticket &lt;id&gt;</w:t>
-      </w:r>
-    </w:p>
-    <w:p>
-      <w:pPr>
-        <w:pStyle w:val="BodyText"/>
-        <w:bidi w:val="0"/>
-        <w:jc w:val="left"/>
-        <w:rPr/>
-      </w:pPr>
-      <w:r>
-        <w:rPr/>
-        <w:t xml:space="preserve">Returns </w:t>
-      </w:r>
-      <w:r>
-        <w:rPr>
-          <w:rStyle w:val="SourceText"/>
-        </w:rPr>
-        <w:t>approved</w:t>
-      </w:r>
-      <w:r>
-        <w:rPr/>
-        <w:t xml:space="preserve"> (both </w:t>
-      </w:r>
-      <w:r>
-        <w:rPr>
-          <w:rStyle w:val="SourceText"/>
-        </w:rPr>
-        <w:t>spec.md</w:t>
-      </w:r>
-      <w:r>
-        <w:rPr/>
-        <w:t xml:space="preserve"> and </w:t>
-      </w:r>
-      <w:r>
-        <w:rPr>
-          <w:rStyle w:val="SourceText"/>
-        </w:rPr>
-        <w:t>plan.md</w:t>
-      </w:r>
-      <w:r>
-        <w:rPr/>
-        <w:t xml:space="preserve"> hash to what was approved), </w:t>
-      </w:r>
-      <w:r>
-        <w:rPr>
-          <w:rStyle w:val="SourceText"/>
-        </w:rPr>
-        <w:t>stale</w:t>
-      </w:r>
-      <w:r>
-        <w:rPr/>
-        <w:t xml:space="preserve"> (either file changed since), or </w:t>
-      </w:r>
-      <w:r>
-        <w:rPr>
-          <w:rStyle w:val="SourceText"/>
-        </w:rPr>
-        <w:t>none</w:t>
-      </w:r>
-      <w:r>
-        <w:rPr/>
-        <w:t xml:space="preserve">. </w:t>
-      </w:r>
-      <w:r>
-        <w:rPr>
-          <w:rStyle w:val="Strong"/>
-        </w:rPr>
-        <w:t>Editing spec.md or plan.md after approval makes the approval stale immediately</w:t>
-      </w:r>
-      <w:r>
-        <w:rPr/>
-        <w:t xml:space="preserve"> — that is deliberate: an edited spec cannot silently widen what the guard accepts. Only a receipt from the user's own prompt counts by default; a </w:t>
-      </w:r>
-      <w:r>
-        <w:rPr>
-          <w:rStyle w:val="SourceText"/>
-        </w:rPr>
-        <w:t>cli</w:t>
-      </w:r>
-      <w:r>
-        <w:rPr/>
-        <w:t xml:space="preserve">-sourced receipt (written by </w:t>
-      </w:r>
-      <w:r>
-        <w:rPr>
-          <w:rStyle w:val="SourceText"/>
-        </w:rPr>
-        <w:t>crew_ticket.py approve</w:t>
-      </w:r>
-      <w:r>
-        <w:rPr/>
-        <w:t xml:space="preserve"> directly, for tests/CI) is accepted only when </w:t>
+        <w:t>Cause and fix:</w:t>
+      </w:r>
+      <w:r>
+        <w:rPr/>
+        <w:t xml:space="preserve"> a worktree with its own </w:t>
       </w:r>
       <w:r>
         <w:rPr>
@@ -3745,67 +3871,97 @@
       </w:r>
       <w:r>
         <w:rPr/>
-        <w:t xml:space="preserve"> sets </w:t>
-      </w:r>
-      <w:r>
-        <w:rPr>
-          <w:rStyle w:val="SourceText"/>
-        </w:rPr>
-        <w:t>scope.allowCliApproval: true</w:t>
-      </w:r>
-      <w:r>
-        <w:rPr/>
-        <w:t xml:space="preserve">. </w:t>
-      </w:r>
-      <w:r>
-        <w:rPr>
-          <w:rStyle w:val="Strong"/>
-        </w:rPr>
-        <w:t>Fix:</w:t>
-      </w:r>
-      <w:r>
-        <w:rPr/>
-        <w:t xml:space="preserve"> re-approve. The user types </w:t>
-      </w:r>
-      <w:r>
-        <w:rPr>
-          <w:rStyle w:val="SourceText"/>
-        </w:rPr>
-        <w:t>/crew:approve &lt;id&gt;</w:t>
-      </w:r>
-      <w:r>
-        <w:rPr/>
-        <w:t xml:space="preserve"> again — nothing else can write the receipt; </w:t>
-      </w:r>
-      <w:r>
-        <w:rPr>
-          <w:rStyle w:val="SourceText"/>
-        </w:rPr>
-        <w:t>scope_guard.py</w:t>
-      </w:r>
-      <w:r>
-        <w:rPr/>
-        <w:t xml:space="preserve"> refuses a Write/Edit under </w:t>
-      </w:r>
-      <w:r>
-        <w:rPr>
-          <w:rStyle w:val="SourceText"/>
-        </w:rPr>
-        <w:t>&lt;git-common-dir&gt;/crew/</w:t>
-      </w:r>
-      <w:r>
-        <w:rPr/>
-        <w:t xml:space="preserve"> in every mode but </w:t>
-      </w:r>
-      <w:r>
-        <w:rPr>
-          <w:rStyle w:val="SourceText"/>
-        </w:rPr>
-        <w:t>off</w:t>
-      </w:r>
-      <w:r>
-        <w:rPr/>
-        <w:t>, so a session cannot forge or refresh its own approval.</w:t>
+        <w:t xml:space="preserve"> or </w:t>
+      </w:r>
+      <w:r>
+        <w:rPr>
+          <w:rStyle w:val="SourceText"/>
+        </w:rPr>
+        <w:t>.crew/crew.json</w:t>
+      </w:r>
+      <w:r>
+        <w:rPr/>
+        <w:t xml:space="preserve"> reads only those, never merged with the main checkout's - delete them to inherit. </w:t>
+      </w:r>
+      <w:r>
+        <w:rPr>
+          <w:rStyle w:val="SourceText"/>
+        </w:rPr>
+        <w:t>(unknown)</w:t>
+      </w:r>
+      <w:r>
+        <w:rPr/>
+        <w:t xml:space="preserve"> means git could not name the main checkout. The shell and PowerShell readers (</w:t>
+      </w:r>
+      <w:r>
+        <w:rPr>
+          <w:rStyle w:val="SourceText"/>
+        </w:rPr>
+        <w:t>verify-gate.sh</w:t>
+      </w:r>
+      <w:r>
+        <w:rPr/>
+        <w:t xml:space="preserve">, </w:t>
+      </w:r>
+      <w:r>
+        <w:rPr>
+          <w:rStyle w:val="SourceText"/>
+        </w:rPr>
+        <w:t>_common.sh</w:t>
+      </w:r>
+      <w:r>
+        <w:rPr/>
+        <w:t xml:space="preserve">, </w:t>
+      </w:r>
+      <w:r>
+        <w:rPr>
+          <w:rStyle w:val="SourceText"/>
+        </w:rPr>
+        <w:t>notify.sh</w:t>
+      </w:r>
+      <w:r>
+        <w:rPr/>
+        <w:t xml:space="preserve">, the handoff scripts, </w:t>
+      </w:r>
+      <w:r>
+        <w:rPr>
+          <w:rStyle w:val="SourceText"/>
+        </w:rPr>
+        <w:t>promote-gate.ps1</w:t>
+      </w:r>
+      <w:r>
+        <w:rPr/>
+        <w:t xml:space="preserve">, </w:t>
+      </w:r>
+      <w:r>
+        <w:rPr>
+          <w:rStyle w:val="SourceText"/>
+        </w:rPr>
+        <w:t>scope-guard.ps1</w:t>
+      </w:r>
+      <w:r>
+        <w:rPr/>
+        <w:t xml:space="preserve">, </w:t>
+      </w:r>
+      <w:r>
+        <w:rPr>
+          <w:rStyle w:val="SourceText"/>
+        </w:rPr>
+        <w:t>cloud-guard.ps1</w:t>
+      </w:r>
+      <w:r>
+        <w:rPr/>
+        <w:t xml:space="preserve">, </w:t>
+      </w:r>
+      <w:r>
+        <w:rPr>
+          <w:rStyle w:val="SourceText"/>
+        </w:rPr>
+        <w:t>auto-clear.ps1</w:t>
+      </w:r>
+      <w:r>
+        <w:rPr/>
+        <w:t xml:space="preserve">) do not inherit yet. </w:t>
       </w:r>
     </w:p>
     <w:p>
@@ -3828,7 +3984,7 @@
         <w:rPr>
           <w:rStyle w:val="Strong"/>
         </w:rPr>
-        <w:t>Symptom: you need to touch one more path mid-ticket.</w:t>
+        <w:t>Symptom: an edit inside Touch is still refused.</w:t>
       </w:r>
       <w:r>
         <w:rPr/>
@@ -3838,166 +3994,11 @@
         <w:rPr>
           <w:rStyle w:val="Strong"/>
         </w:rPr>
-        <w:t>Fix:</w:t>
-      </w:r>
-      <w:r>
-        <w:rPr/>
-        <w:t xml:space="preserve"> amend </w:t>
-      </w:r>
-      <w:r>
-        <w:rPr>
-          <w:rStyle w:val="SourceText"/>
-        </w:rPr>
-        <w:t>spec.md</w:t>
-      </w:r>
-      <w:r>
-        <w:rPr/>
-        <w:t xml:space="preserve">'s </w:t>
-      </w:r>
-      <w:r>
-        <w:rPr>
-          <w:rStyle w:val="SourceText"/>
-        </w:rPr>
-        <w:t>## Touch</w:t>
-      </w:r>
-      <w:r>
-        <w:rPr/>
-        <w:t xml:space="preserve"> (widen it), then approve again. There is no partial-approve; amending scope is edit-then-approve, same as any other spec change.</w:t>
-      </w:r>
-    </w:p>
-    <w:p>
-      <w:pPr>
-        <w:pStyle w:val="BodyText"/>
-        <w:numPr>
-          <w:ilvl w:val="0"/>
-          <w:numId w:val="9"/>
-        </w:numPr>
-        <w:tabs>
-          <w:tab w:val="clear" w:pos="1134"/>
-          <w:tab w:val="left" w:pos="829" w:leader="none"/>
-        </w:tabs>
-        <w:bidi w:val="0"/>
-        <w:ind w:hanging="283" w:left="829"/>
-        <w:jc w:val="left"/>
-        <w:rPr/>
-      </w:pPr>
-      <w:r>
-        <w:rPr>
-          <w:rStyle w:val="Strong"/>
-        </w:rPr>
-        <w:t xml:space="preserve">Symptom: </w:t>
-      </w:r>
-      <w:r>
-        <w:rPr>
-          <w:rStyle w:val="SourceText"/>
-        </w:rPr>
-        <w:t>/crew:done</w:t>
-      </w:r>
-      <w:r>
-        <w:rPr>
-          <w:rStyle w:val="Strong"/>
-        </w:rPr>
-        <w:t xml:space="preserve"> refuses on "out of scope" for a file the edit guard never saw.</w:t>
-      </w:r>
-      <w:r>
-        <w:rPr/>
-        <w:t xml:space="preserve"> This is the Stop-time completion audit (</w:t>
-      </w:r>
-      <w:r>
-        <w:rPr>
-          <w:rStyle w:val="SourceText"/>
-        </w:rPr>
-        <w:t>completion_audit.py</w:t>
-      </w:r>
-      <w:r>
-        <w:rPr/>
-        <w:t xml:space="preserve">), not the edit guard. The edit guard only sees </w:t>
-      </w:r>
-      <w:r>
-        <w:rPr>
-          <w:rStyle w:val="SourceText"/>
-        </w:rPr>
-        <w:t>Write</w:t>
-      </w:r>
-      <w:r>
-        <w:rPr/>
-        <w:t>/</w:t>
-      </w:r>
-      <w:r>
-        <w:rPr>
-          <w:rStyle w:val="SourceText"/>
-        </w:rPr>
-        <w:t>Edit</w:t>
-      </w:r>
-      <w:r>
-        <w:rPr/>
-        <w:t>/</w:t>
-      </w:r>
-      <w:r>
-        <w:rPr>
-          <w:rStyle w:val="SourceText"/>
-        </w:rPr>
-        <w:t>MultiEdit</w:t>
-      </w:r>
-      <w:r>
-        <w:rPr/>
-        <w:t>/</w:t>
-      </w:r>
-      <w:r>
-        <w:rPr>
-          <w:rStyle w:val="SourceText"/>
-        </w:rPr>
-        <w:t>NotebookEdit</w:t>
-      </w:r>
-      <w:r>
-        <w:rPr/>
-        <w:t xml:space="preserve"> tool calls; a </w:t>
-      </w:r>
-      <w:r>
-        <w:rPr>
-          <w:rStyle w:val="SourceText"/>
-        </w:rPr>
-        <w:t>sed -i</w:t>
-      </w:r>
-      <w:r>
-        <w:rPr/>
-        <w:t xml:space="preserve">, a redirect, a formatter or a </w:t>
-      </w:r>
-      <w:r>
-        <w:rPr>
-          <w:rStyle w:val="SourceText"/>
-        </w:rPr>
-        <w:t>git mv</w:t>
-      </w:r>
-      <w:r>
-        <w:rPr/>
-        <w:t xml:space="preserve"> never reaches it. The audit instead diffs the </w:t>
-      </w:r>
-      <w:r>
-        <w:rPr>
-          <w:rStyle w:val="Strong"/>
-        </w:rPr>
-        <w:t>whole working tree</w:t>
-      </w:r>
-      <w:r>
-        <w:rPr/>
-        <w:t xml:space="preserve"> against the ticket's scope base (</w:t>
-      </w:r>
-      <w:r>
-        <w:rPr>
-          <w:rStyle w:val="SourceText"/>
-        </w:rPr>
-        <w:t>scope_base.resolve</w:t>
-      </w:r>
-      <w:r>
-        <w:rPr/>
-        <w:t xml:space="preserve"> — the commit the ticket started from) across committed, staged, unstaged and untracked changes, so a shell-made write is caught here even though nothing blocked it at the time. </w:t>
-      </w:r>
-      <w:r>
-        <w:rPr>
-          <w:rStyle w:val="Strong"/>
-        </w:rPr>
-        <w:t>Check it directly, without waiting for a Stop:</w:t>
+        <w:t>Check:</w:t>
+      </w:r>
+      <w:r>
+        <w:rPr/>
+        <w:t xml:space="preserve"> approval status. </w:t>
       </w:r>
     </w:p>
     <w:p>
@@ -4011,7 +4012,7 @@
         <w:rPr>
           <w:rStyle w:val="SourceText"/>
         </w:rPr>
-        <w:t>python3 "&lt;crew&gt;/hooks/scripts/completion_audit.py" --check --ticket &lt;id&gt;</w:t>
+        <w:t>python3 "&lt;crew&gt;/hooks/scripts/crew_ticket.py" status --ticket &lt;id&gt;</w:t>
       </w:r>
     </w:p>
     <w:p>
@@ -4022,34 +4023,158 @@
         <w:rPr/>
       </w:pPr>
       <w:r>
+        <w:rPr/>
+        <w:t xml:space="preserve">Returns </w:t>
+      </w:r>
+      <w:r>
+        <w:rPr>
+          <w:rStyle w:val="SourceText"/>
+        </w:rPr>
+        <w:t>approved</w:t>
+      </w:r>
+      <w:r>
+        <w:rPr/>
+        <w:t xml:space="preserve"> (both </w:t>
+      </w:r>
+      <w:r>
+        <w:rPr>
+          <w:rStyle w:val="SourceText"/>
+        </w:rPr>
+        <w:t>spec.md</w:t>
+      </w:r>
+      <w:r>
+        <w:rPr/>
+        <w:t xml:space="preserve"> and </w:t>
+      </w:r>
+      <w:r>
+        <w:rPr>
+          <w:rStyle w:val="SourceText"/>
+        </w:rPr>
+        <w:t>plan.md</w:t>
+      </w:r>
+      <w:r>
+        <w:rPr/>
+        <w:t xml:space="preserve"> hash to what was approved), </w:t>
+      </w:r>
+      <w:r>
+        <w:rPr>
+          <w:rStyle w:val="SourceText"/>
+        </w:rPr>
+        <w:t>stale</w:t>
+      </w:r>
+      <w:r>
+        <w:rPr/>
+        <w:t xml:space="preserve"> (either file changed since), or </w:t>
+      </w:r>
+      <w:r>
+        <w:rPr>
+          <w:rStyle w:val="SourceText"/>
+        </w:rPr>
+        <w:t>none</w:t>
+      </w:r>
+      <w:r>
+        <w:rPr/>
+        <w:t xml:space="preserve">. </w:t>
+      </w:r>
+      <w:r>
         <w:rPr>
           <w:rStyle w:val="Strong"/>
         </w:rPr>
+        <w:t>Editing spec.md or plan.md after approval makes the approval stale immediately</w:t>
+      </w:r>
+      <w:r>
+        <w:rPr/>
+        <w:t xml:space="preserve"> — that is deliberate: an edited spec cannot silently widen what the guard accepts. Only a receipt from the user's own prompt counts by default; a </w:t>
+      </w:r>
+      <w:r>
+        <w:rPr>
+          <w:rStyle w:val="SourceText"/>
+        </w:rPr>
+        <w:t>cli</w:t>
+      </w:r>
+      <w:r>
+        <w:rPr/>
+        <w:t xml:space="preserve">-sourced receipt (written by </w:t>
+      </w:r>
+      <w:r>
+        <w:rPr>
+          <w:rStyle w:val="SourceText"/>
+        </w:rPr>
+        <w:t>crew_ticket.py approve</w:t>
+      </w:r>
+      <w:r>
+        <w:rPr/>
+        <w:t xml:space="preserve"> directly, for tests/CI) is accepted only when </w:t>
+      </w:r>
+      <w:r>
+        <w:rPr>
+          <w:rStyle w:val="SourceText"/>
+        </w:rPr>
+        <w:t>.crew/config.json</w:t>
+      </w:r>
+      <w:r>
+        <w:rPr/>
+        <w:t xml:space="preserve"> sets </w:t>
+      </w:r>
+      <w:r>
+        <w:rPr>
+          <w:rStyle w:val="SourceText"/>
+        </w:rPr>
+        <w:t>scope.allowCliApproval: true</w:t>
+      </w:r>
+      <w:r>
+        <w:rPr/>
+        <w:t xml:space="preserve">. </w:t>
+      </w:r>
+      <w:r>
+        <w:rPr>
+          <w:rStyle w:val="Strong"/>
+        </w:rPr>
         <w:t>Fix:</w:t>
       </w:r>
       <w:r>
         <w:rPr/>
-        <w:t xml:space="preserve"> either the path genuinely needs to be in scope (widen Touch and re-approve), or revert the out-of-scope change. Files git ignores (including everything under </w:t>
-      </w:r>
-      <w:r>
-        <w:rPr>
-          <w:rStyle w:val="SourceText"/>
-        </w:rPr>
-        <w:t>.crew/</w:t>
-      </w:r>
-      <w:r>
-        <w:rPr/>
-        <w:t xml:space="preserve">) and </w:t>
-      </w:r>
-      <w:r>
-        <w:rPr>
-          <w:rStyle w:val="SourceText"/>
-        </w:rPr>
-        <w:t>.work/</w:t>
-      </w:r>
-      <w:r>
-        <w:rPr/>
-        <w:t xml:space="preserve"> itself are outside what the audit can see at all — that is by design, not a gap to work around.</w:t>
+        <w:t xml:space="preserve"> re-approve. The user types </w:t>
+      </w:r>
+      <w:r>
+        <w:rPr>
+          <w:rStyle w:val="SourceText"/>
+        </w:rPr>
+        <w:t>/crew:approve &lt;id&gt;</w:t>
+      </w:r>
+      <w:r>
+        <w:rPr/>
+        <w:t xml:space="preserve"> again — nothing else can write the receipt; </w:t>
+      </w:r>
+      <w:r>
+        <w:rPr>
+          <w:rStyle w:val="SourceText"/>
+        </w:rPr>
+        <w:t>scope_guard.py</w:t>
+      </w:r>
+      <w:r>
+        <w:rPr/>
+        <w:t xml:space="preserve"> refuses a Write/Edit under </w:t>
+      </w:r>
+      <w:r>
+        <w:rPr>
+          <w:rStyle w:val="SourceText"/>
+        </w:rPr>
+        <w:t>&lt;git-common-dir&gt;/crew/</w:t>
+      </w:r>
+      <w:r>
+        <w:rPr/>
+        <w:t xml:space="preserve"> in every mode but </w:t>
+      </w:r>
+      <w:r>
+        <w:rPr>
+          <w:rStyle w:val="SourceText"/>
+        </w:rPr>
+        <w:t>off</w:t>
+      </w:r>
+      <w:r>
+        <w:rPr/>
+        <w:t>, so a session cannot forge or refresh its own approval.</w:t>
       </w:r>
     </w:p>
     <w:p>
@@ -4070,15 +4195,9 @@
       </w:pPr>
       <w:r>
         <w:rPr>
-          <w:rStyle w:val="SourceText"/>
-        </w:rPr>
-        <w:t>scope.mode</w:t>
-      </w:r>
-      <w:r>
-        <w:rPr>
           <w:rStyle w:val="Strong"/>
         </w:rPr>
-        <w:t xml:space="preserve"> values, and what "auto" means:</w:t>
+        <w:t>Symptom: you need to touch one more path mid-ticket.</w:t>
       </w:r>
       <w:r>
         <w:rPr/>
@@ -4086,83 +4205,33 @@
       </w:r>
       <w:r>
         <w:rPr>
-          <w:rStyle w:val="SourceText"/>
-        </w:rPr>
-        <w:t>off</w:t>
-      </w:r>
-      <w:r>
-        <w:rPr/>
-        <w:t xml:space="preserve"> (hooks do nothing, the default), </w:t>
-      </w:r>
-      <w:r>
-        <w:rPr>
-          <w:rStyle w:val="SourceText"/>
-        </w:rPr>
-        <w:t>report</w:t>
-      </w:r>
-      <w:r>
-        <w:rPr/>
-        <w:t xml:space="preserve"> (allows everything, logs the row to </w:t>
-      </w:r>
-      <w:r>
-        <w:rPr>
-          <w:rStyle w:val="SourceText"/>
-        </w:rPr>
-        <w:t>.crew/guard.log</w:t>
-      </w:r>
-      <w:r>
-        <w:rPr/>
-        <w:t xml:space="preserve">), </w:t>
-      </w:r>
-      <w:r>
-        <w:rPr>
-          <w:rStyle w:val="SourceText"/>
-        </w:rPr>
-        <w:t>block</w:t>
-      </w:r>
-      <w:r>
-        <w:rPr/>
-        <w:t xml:space="preserve"> (refuses out-of-scope writes and fails the completion audit), </w:t>
-      </w:r>
-      <w:r>
-        <w:rPr>
-          <w:rStyle w:val="SourceText"/>
-        </w:rPr>
-        <w:t>auto</w:t>
-      </w:r>
-      <w:r>
-        <w:rPr/>
-        <w:t xml:space="preserve"> (</w:t>
-      </w:r>
-      <w:r>
-        <w:rPr>
-          <w:rStyle w:val="SourceText"/>
-        </w:rPr>
-        <w:t>report</w:t>
-      </w:r>
-      <w:r>
-        <w:rPr/>
-        <w:t xml:space="preserve"> for the first ten tickets approved in this repo, then </w:t>
-      </w:r>
-      <w:r>
-        <w:rPr>
-          <w:rStyle w:val="SourceText"/>
-        </w:rPr>
-        <w:t>block</w:t>
-      </w:r>
-      <w:r>
-        <w:rPr/>
-        <w:t xml:space="preserve">). A config file that exists but fails to parse, or names an unknown mode, resolves to </w:t>
-      </w:r>
-      <w:r>
-        <w:rPr>
-          <w:rStyle w:val="SourceText"/>
-        </w:rPr>
-        <w:t>block</w:t>
-      </w:r>
-      <w:r>
-        <w:rPr/>
-        <w:t xml:space="preserve"> and says so — the unknown never collapses into the permissive value.</w:t>
+          <w:rStyle w:val="Strong"/>
+        </w:rPr>
+        <w:t>Fix:</w:t>
+      </w:r>
+      <w:r>
+        <w:rPr/>
+        <w:t xml:space="preserve"> amend </w:t>
+      </w:r>
+      <w:r>
+        <w:rPr>
+          <w:rStyle w:val="SourceText"/>
+        </w:rPr>
+        <w:t>spec.md</w:t>
+      </w:r>
+      <w:r>
+        <w:rPr/>
+        <w:t xml:space="preserve">'s </w:t>
+      </w:r>
+      <w:r>
+        <w:rPr>
+          <w:rStyle w:val="SourceText"/>
+        </w:rPr>
+        <w:t>## Touch</w:t>
+      </w:r>
+      <w:r>
+        <w:rPr/>
+        <w:t xml:space="preserve"> (widen it), then approve again. There is no partial-approve; amending scope is edit-then-approve, same as any other spec change.</w:t>
       </w:r>
     </w:p>
     <w:p>
@@ -4185,17 +4254,39 @@
         <w:rPr>
           <w:rStyle w:val="Strong"/>
         </w:rPr>
-        <w:t>No-python fail-closed, and why it is not a bug:</w:t>
-      </w:r>
-      <w:r>
-        <w:rPr/>
-        <w:t xml:space="preserve"> if none of </w:t>
-      </w:r>
-      <w:r>
-        <w:rPr>
-          <w:rStyle w:val="SourceText"/>
-        </w:rPr>
-        <w:t>python3</w:t>
+        <w:t xml:space="preserve">Symptom: </w:t>
+      </w:r>
+      <w:r>
+        <w:rPr>
+          <w:rStyle w:val="SourceText"/>
+        </w:rPr>
+        <w:t>/crew:done</w:t>
+      </w:r>
+      <w:r>
+        <w:rPr>
+          <w:rStyle w:val="Strong"/>
+        </w:rPr>
+        <w:t xml:space="preserve"> refuses on "out of scope" for a file the edit guard never saw.</w:t>
+      </w:r>
+      <w:r>
+        <w:rPr/>
+        <w:t xml:space="preserve"> This is the Stop-time completion audit (</w:t>
+      </w:r>
+      <w:r>
+        <w:rPr>
+          <w:rStyle w:val="SourceText"/>
+        </w:rPr>
+        <w:t>completion_audit.py</w:t>
+      </w:r>
+      <w:r>
+        <w:rPr/>
+        <w:t xml:space="preserve">), not the edit guard. The edit guard only sees </w:t>
+      </w:r>
+      <w:r>
+        <w:rPr>
+          <w:rStyle w:val="SourceText"/>
+        </w:rPr>
+        <w:t>Write</w:t>
       </w:r>
       <w:r>
         <w:rPr/>
@@ -4205,7 +4296,7 @@
         <w:rPr>
           <w:rStyle w:val="SourceText"/>
         </w:rPr>
-        <w:t>python</w:t>
+        <w:t>Edit</w:t>
       </w:r>
       <w:r>
         <w:rPr/>
@@ -4215,166 +4306,81 @@
         <w:rPr>
           <w:rStyle w:val="SourceText"/>
         </w:rPr>
-        <w:t>py</w:t>
-      </w:r>
-      <w:r>
-        <w:rPr/>
-        <w:t xml:space="preserve"> resolves to a </w:t>
-      </w:r>
-      <w:r>
-        <w:rPr>
-          <w:rStyle w:val="Emphasis"/>
-        </w:rPr>
-        <w:t>proved</w:t>
-      </w:r>
-      <w:r>
-        <w:rPr/>
-        <w:t xml:space="preserve"> working interpreter, </w:t>
-      </w:r>
-      <w:r>
-        <w:rPr>
-          <w:rStyle w:val="SourceText"/>
-        </w:rPr>
-        <w:t>scope-guard.sh</w:t>
-      </w:r>
-      <w:r>
-        <w:rPr/>
-        <w:t xml:space="preserve"> (and </w:t>
-      </w:r>
-      <w:r>
-        <w:rPr>
-          <w:rStyle w:val="SourceText"/>
-        </w:rPr>
-        <w:t>completion-audit.sh</w:t>
-      </w:r>
-      <w:r>
-        <w:rPr/>
-        <w:t xml:space="preserve">, byte-for-byte the same logic) does </w:t>
+        <w:t>MultiEdit</w:t>
+      </w:r>
+      <w:r>
+        <w:rPr/>
+        <w:t>/</w:t>
+      </w:r>
+      <w:r>
+        <w:rPr>
+          <w:rStyle w:val="SourceText"/>
+        </w:rPr>
+        <w:t>NotebookEdit</w:t>
+      </w:r>
+      <w:r>
+        <w:rPr/>
+        <w:t xml:space="preserve"> tool calls; a </w:t>
+      </w:r>
+      <w:r>
+        <w:rPr>
+          <w:rStyle w:val="SourceText"/>
+        </w:rPr>
+        <w:t>sed -i</w:t>
+      </w:r>
+      <w:r>
+        <w:rPr/>
+        <w:t xml:space="preserve">, a redirect, a formatter or a </w:t>
+      </w:r>
+      <w:r>
+        <w:rPr>
+          <w:rStyle w:val="SourceText"/>
+        </w:rPr>
+        <w:t>git mv</w:t>
+      </w:r>
+      <w:r>
+        <w:rPr/>
+        <w:t xml:space="preserve"> never reaches it. The audit instead diffs the </w:t>
       </w:r>
       <w:r>
         <w:rPr>
           <w:rStyle w:val="Strong"/>
         </w:rPr>
-        <w:t>not</w:t>
-      </w:r>
-      <w:r>
-        <w:rPr/>
-        <w:t xml:space="preserve"> silently allow the write. It checks whether </w:t>
-      </w:r>
-      <w:r>
-        <w:rPr>
-          <w:rStyle w:val="SourceText"/>
-        </w:rPr>
-        <w:t>.crew/config.json</w:t>
-      </w:r>
-      <w:r>
-        <w:rPr/>
-        <w:t xml:space="preserve"> </w:t>
+        <w:t>whole working tree</w:t>
+      </w:r>
+      <w:r>
+        <w:rPr/>
+        <w:t xml:space="preserve"> against the ticket's scope base (</w:t>
+      </w:r>
+      <w:r>
+        <w:rPr>
+          <w:rStyle w:val="SourceText"/>
+        </w:rPr>
+        <w:t>scope_base.resolve</w:t>
+      </w:r>
+      <w:r>
+        <w:rPr/>
+        <w:t xml:space="preserve"> — the commit the ticket started from) across committed, staged, unstaged and untracked changes, so a shell-made write is caught here even though nothing blocked it at the time. </w:t>
       </w:r>
       <w:r>
         <w:rPr>
           <w:rStyle w:val="Strong"/>
         </w:rPr>
-        <w:t>provably</w:t>
-      </w:r>
-      <w:r>
-        <w:rPr/>
-        <w:t xml:space="preserve"> sets </w:t>
-      </w:r>
-      <w:r>
-        <w:rPr>
-          <w:rStyle w:val="SourceText"/>
-        </w:rPr>
-        <w:t>scope.mode</w:t>
-      </w:r>
-      <w:r>
-        <w:rPr/>
-        <w:t xml:space="preserve"> to </w:t>
-      </w:r>
-      <w:r>
-        <w:rPr>
-          <w:rStyle w:val="SourceText"/>
-        </w:rPr>
-        <w:t>off</w:t>
-      </w:r>
-      <w:r>
-        <w:rPr/>
-        <w:t xml:space="preserve"> — a crude, non-JSON textual check, because it runs in exactly the situation where python cannot parse the file for it — and only then exits 0. Anything it cannot prove </w:t>
-      </w:r>
-      <w:r>
-        <w:rPr>
-          <w:rStyle w:val="SourceText"/>
-        </w:rPr>
-        <w:t>off</w:t>
-      </w:r>
-      <w:r>
-        <w:rPr/>
-        <w:t xml:space="preserve"> (a corrupt file, </w:t>
-      </w:r>
-      <w:r>
-        <w:rPr>
-          <w:rStyle w:val="SourceText"/>
-        </w:rPr>
-        <w:t>report</w:t>
-      </w:r>
-      <w:r>
-        <w:rPr/>
-        <w:t xml:space="preserve">, </w:t>
-      </w:r>
-      <w:r>
-        <w:rPr>
-          <w:rStyle w:val="SourceText"/>
-        </w:rPr>
-        <w:t>auto</w:t>
-      </w:r>
-      <w:r>
-        <w:rPr/>
-        <w:t xml:space="preserve">, </w:t>
-      </w:r>
-      <w:r>
-        <w:rPr>
-          <w:rStyle w:val="SourceText"/>
-        </w:rPr>
-        <w:t>block</w:t>
-      </w:r>
-      <w:r>
-        <w:rPr/>
-        <w:t xml:space="preserve">, or no </w:t>
-      </w:r>
-      <w:r>
-        <w:rPr>
-          <w:rStyle w:val="SourceText"/>
-        </w:rPr>
-        <w:t>scope</w:t>
-      </w:r>
-      <w:r>
-        <w:rPr/>
-        <w:t xml:space="preserve"> key at all) fails </w:t>
-      </w:r>
-      <w:r>
-        <w:rPr>
-          <w:rStyle w:val="Strong"/>
-        </w:rPr>
-        <w:t>closed</w:t>
-      </w:r>
-      <w:r>
-        <w:rPr/>
-        <w:t xml:space="preserve"> with exit 2: "no usable python ... failing closed". Fix by installing a real Python 3, not by reading the closed refusal as a false positive.</w:t>
+        <w:t>Check it directly, without waiting for a Stop:</w:t>
       </w:r>
     </w:p>
     <w:p>
       <w:pPr>
-        <w:pStyle w:val="Heading2"/>
+        <w:pStyle w:val="PreformattedText"/>
         <w:bidi w:val="0"/>
-        <w:ind w:hanging="0" w:left="0" w:right="0"/>
         <w:jc w:val="left"/>
         <w:rPr/>
       </w:pPr>
-      <w:bookmarkStart w:id="5" w:name="cloud-guard-false-positives"/>
-      <w:bookmarkEnd w:id="5"/>
-      <w:r>
-        <w:rPr/>
-        <w:t>Cloud Guard False Positives</w:t>
+      <w:r>
+        <w:rPr>
+          <w:rStyle w:val="SourceText"/>
+        </w:rPr>
+        <w:t>python3 "&lt;crew&gt;/hooks/scripts/completion_audit.py" --check --ticket &lt;id&gt;</w:t>
       </w:r>
     </w:p>
     <w:p>
@@ -4386,103 +4392,33 @@
       </w:pPr>
       <w:r>
         <w:rPr>
-          <w:rStyle w:val="SourceText"/>
-        </w:rPr>
-        <w:t>cloud-guard.sh</w:t>
-      </w:r>
-      <w:r>
-        <w:rPr/>
-        <w:t xml:space="preserve"> / </w:t>
-      </w:r>
-      <w:r>
-        <w:rPr>
-          <w:rStyle w:val="SourceText"/>
-        </w:rPr>
-        <w:t>cloud_guard.py</w:t>
-      </w:r>
-      <w:r>
-        <w:rPr/>
-        <w:t xml:space="preserve">, a </w:t>
-      </w:r>
-      <w:r>
-        <w:rPr>
-          <w:rStyle w:val="SourceText"/>
-        </w:rPr>
-        <w:t>PreToolUse</w:t>
-      </w:r>
-      <w:r>
-        <w:rPr/>
-        <w:t xml:space="preserve"> hook on </w:t>
-      </w:r>
-      <w:r>
-        <w:rPr>
-          <w:rStyle w:val="SourceText"/>
-        </w:rPr>
-        <w:t>Bash</w:t>
-      </w:r>
-      <w:r>
-        <w:rPr/>
-        <w:t xml:space="preserve"> and </w:t>
-      </w:r>
-      <w:r>
-        <w:rPr>
-          <w:rStyle w:val="SourceText"/>
-        </w:rPr>
-        <w:t>PowerShell</w:t>
-      </w:r>
-      <w:r>
-        <w:rPr/>
-        <w:t xml:space="preserve">. </w:t>
-      </w:r>
-      <w:r>
-        <w:rPr>
           <w:rStyle w:val="Strong"/>
         </w:rPr>
-        <w:t>Ships off</w:t>
-      </w:r>
-      <w:r>
-        <w:rPr/>
-        <w:t xml:space="preserve"> (</w:t>
-      </w:r>
-      <w:r>
-        <w:rPr>
-          <w:rStyle w:val="SourceText"/>
-        </w:rPr>
-        <w:t>guards.cloudGuard: off</w:t>
-      </w:r>
-      <w:r>
-        <w:rPr/>
-        <w:t xml:space="preserve">); turn it on with </w:t>
-      </w:r>
-      <w:r>
-        <w:rPr>
-          <w:rStyle w:val="SourceText"/>
-        </w:rPr>
-        <w:t>{"guards": {"cloudGuard": "report"}}</w:t>
-      </w:r>
-      <w:r>
-        <w:rPr/>
-        <w:t xml:space="preserve"> first to see what it </w:t>
-      </w:r>
-      <w:r>
-        <w:rPr>
-          <w:rStyle w:val="Emphasis"/>
-        </w:rPr>
-        <w:t>would</w:t>
-      </w:r>
-      <w:r>
-        <w:rPr/>
-        <w:t xml:space="preserve"> refuse before enforcing with </w:t>
-      </w:r>
-      <w:r>
-        <w:rPr>
-          <w:rStyle w:val="SourceText"/>
-        </w:rPr>
-        <w:t>"block"</w:t>
-      </w:r>
-      <w:r>
-        <w:rPr/>
-        <w:t>.</w:t>
+        <w:t>Fix:</w:t>
+      </w:r>
+      <w:r>
+        <w:rPr/>
+        <w:t xml:space="preserve"> either the path genuinely needs to be in scope (widen Touch and re-approve), or revert the out-of-scope change. Files git ignores (including everything under </w:t>
+      </w:r>
+      <w:r>
+        <w:rPr>
+          <w:rStyle w:val="SourceText"/>
+        </w:rPr>
+        <w:t>.crew/</w:t>
+      </w:r>
+      <w:r>
+        <w:rPr/>
+        <w:t xml:space="preserve">) and </w:t>
+      </w:r>
+      <w:r>
+        <w:rPr>
+          <w:rStyle w:val="SourceText"/>
+        </w:rPr>
+        <w:t>.work/</w:t>
+      </w:r>
+      <w:r>
+        <w:rPr/>
+        <w:t xml:space="preserve"> itself are outside what the audit can see at all — that is by design, not a gap to work around.</w:t>
       </w:r>
     </w:p>
     <w:p>
@@ -4503,9 +4439,15 @@
       </w:pPr>
       <w:r>
         <w:rPr>
+          <w:rStyle w:val="SourceText"/>
+        </w:rPr>
+        <w:t>scope.mode</w:t>
+      </w:r>
+      <w:r>
+        <w:rPr>
           <w:rStyle w:val="Strong"/>
         </w:rPr>
-        <w:t>SQL text that merely looks destructive is not blocked.</w:t>
+        <w:t xml:space="preserve"> values, and what "auto" means:</w:t>
       </w:r>
       <w:r>
         <w:rPr/>
@@ -4515,121 +4457,81 @@
         <w:rPr>
           <w:rStyle w:val="SourceText"/>
         </w:rPr>
-        <w:t>DROP</w:t>
-      </w:r>
-      <w:r>
-        <w:rPr/>
-        <w:t>/</w:t>
-      </w:r>
-      <w:r>
-        <w:rPr>
-          <w:rStyle w:val="SourceText"/>
-        </w:rPr>
-        <w:t>TRUNCATE</w:t>
-      </w:r>
-      <w:r>
-        <w:rPr/>
-        <w:t xml:space="preserve"> inside a string literal or a comment does not count: the guard strips literals and comments before matching, read both as standard SQL and as MySQL, because the two dialects disagree about what </w:t>
-      </w:r>
-      <w:r>
-        <w:rPr>
-          <w:rStyle w:val="SourceText"/>
-        </w:rPr>
-        <w:t>\'</w:t>
-      </w:r>
-      <w:r>
-        <w:rPr/>
-        <w:t xml:space="preserve"> and </w:t>
-      </w:r>
-      <w:r>
-        <w:rPr>
-          <w:rStyle w:val="SourceText"/>
-        </w:rPr>
-        <w:t>--</w:t>
-      </w:r>
-      <w:r>
-        <w:rPr/>
-        <w:t xml:space="preserve"> mean — a payload is flagged only if </w:t>
-      </w:r>
-      <w:r>
-        <w:rPr>
-          <w:rStyle w:val="Strong"/>
-        </w:rPr>
-        <w:t>either</w:t>
-      </w:r>
-      <w:r>
-        <w:rPr/>
-        <w:t xml:space="preserve"> reading still shows the keyword outside a literal. So </w:t>
-      </w:r>
-      <w:r>
-        <w:rPr>
-          <w:rStyle w:val="SourceText"/>
-        </w:rPr>
-        <w:t>psql -c "SELECT 'DROP TABLE x' AS s"</w:t>
-      </w:r>
-      <w:r>
-        <w:rPr/>
-        <w:t xml:space="preserve"> and </w:t>
-      </w:r>
-      <w:r>
-        <w:rPr>
-          <w:rStyle w:val="SourceText"/>
-        </w:rPr>
-        <w:t>psql -c 'SELECT 1 -- DROP TABLE x'</w:t>
-      </w:r>
-      <w:r>
-        <w:rPr/>
-        <w:t xml:space="preserve"> are both allowed (</w:t>
-      </w:r>
-      <w:r>
-        <w:rPr>
-          <w:rStyle w:val="SourceText"/>
-        </w:rPr>
-        <w:t>plugin/crew/tests/test_cloud_guard.py</w:t>
-      </w:r>
-      <w:r>
-        <w:rPr/>
-        <w:t xml:space="preserve">, cases </w:t>
-      </w:r>
-      <w:r>
-        <w:rPr>
-          <w:rStyle w:val="SourceText"/>
-        </w:rPr>
-        <w:t>sql-literal</w:t>
-      </w:r>
-      <w:r>
-        <w:rPr/>
-        <w:t>/</w:t>
-      </w:r>
-      <w:r>
-        <w:rPr>
-          <w:rStyle w:val="SourceText"/>
-        </w:rPr>
-        <w:t>sql-comment</w:t>
-      </w:r>
-      <w:r>
-        <w:rPr/>
-        <w:t>/</w:t>
-      </w:r>
-      <w:r>
-        <w:rPr>
-          <w:rStyle w:val="SourceText"/>
-        </w:rPr>
-        <w:t>sql-block-comment</w:t>
-      </w:r>
-      <w:r>
-        <w:rPr/>
-        <w:t>). If a query like this is still blocked, the reason (</w:t>
-      </w:r>
-      <w:r>
-        <w:rPr>
-          <w:rStyle w:val="SourceText"/>
-        </w:rPr>
-        <w:t>[sqlDestructive]</w:t>
-      </w:r>
-      <w:r>
-        <w:rPr/>
-        <w:t xml:space="preserve"> in the deny message) is worth reading closely — the keyword may genuinely sit outside every literal reading.</w:t>
+        <w:t>off</w:t>
+      </w:r>
+      <w:r>
+        <w:rPr/>
+        <w:t xml:space="preserve"> (hooks do nothing, the default), </w:t>
+      </w:r>
+      <w:r>
+        <w:rPr>
+          <w:rStyle w:val="SourceText"/>
+        </w:rPr>
+        <w:t>report</w:t>
+      </w:r>
+      <w:r>
+        <w:rPr/>
+        <w:t xml:space="preserve"> (allows everything, logs the row to </w:t>
+      </w:r>
+      <w:r>
+        <w:rPr>
+          <w:rStyle w:val="SourceText"/>
+        </w:rPr>
+        <w:t>.crew/guard.log</w:t>
+      </w:r>
+      <w:r>
+        <w:rPr/>
+        <w:t xml:space="preserve">), </w:t>
+      </w:r>
+      <w:r>
+        <w:rPr>
+          <w:rStyle w:val="SourceText"/>
+        </w:rPr>
+        <w:t>block</w:t>
+      </w:r>
+      <w:r>
+        <w:rPr/>
+        <w:t xml:space="preserve"> (refuses out-of-scope writes and fails the completion audit), </w:t>
+      </w:r>
+      <w:r>
+        <w:rPr>
+          <w:rStyle w:val="SourceText"/>
+        </w:rPr>
+        <w:t>auto</w:t>
+      </w:r>
+      <w:r>
+        <w:rPr/>
+        <w:t xml:space="preserve"> (</w:t>
+      </w:r>
+      <w:r>
+        <w:rPr>
+          <w:rStyle w:val="SourceText"/>
+        </w:rPr>
+        <w:t>report</w:t>
+      </w:r>
+      <w:r>
+        <w:rPr/>
+        <w:t xml:space="preserve"> for the first ten tickets approved in this repo, then </w:t>
+      </w:r>
+      <w:r>
+        <w:rPr>
+          <w:rStyle w:val="SourceText"/>
+        </w:rPr>
+        <w:t>block</w:t>
+      </w:r>
+      <w:r>
+        <w:rPr/>
+        <w:t xml:space="preserve">). A config file that exists but fails to parse, or names an unknown mode, resolves to </w:t>
+      </w:r>
+      <w:r>
+        <w:rPr>
+          <w:rStyle w:val="SourceText"/>
+        </w:rPr>
+        <w:t>block</w:t>
+      </w:r>
+      <w:r>
+        <w:rPr/>
+        <w:t xml:space="preserve"> and says so — the unknown never collapses into the permissive value.</w:t>
       </w:r>
     </w:p>
     <w:p>
@@ -4652,103 +4554,304 @@
         <w:rPr>
           <w:rStyle w:val="Strong"/>
         </w:rPr>
-        <w:t xml:space="preserve">A dry-run, help, or </w:t>
-      </w:r>
-      <w:r>
-        <w:rPr>
-          <w:rStyle w:val="SourceText"/>
-        </w:rPr>
-        <w:t>-WhatIf</w:t>
+        <w:t>No-python fail-closed, and why it is not a bug:</w:t>
+      </w:r>
+      <w:r>
+        <w:rPr/>
+        <w:t xml:space="preserve"> if none of </w:t>
+      </w:r>
+      <w:r>
+        <w:rPr>
+          <w:rStyle w:val="SourceText"/>
+        </w:rPr>
+        <w:t>python3</w:t>
+      </w:r>
+      <w:r>
+        <w:rPr/>
+        <w:t>/</w:t>
+      </w:r>
+      <w:r>
+        <w:rPr>
+          <w:rStyle w:val="SourceText"/>
+        </w:rPr>
+        <w:t>python</w:t>
+      </w:r>
+      <w:r>
+        <w:rPr/>
+        <w:t>/</w:t>
+      </w:r>
+      <w:r>
+        <w:rPr>
+          <w:rStyle w:val="SourceText"/>
+        </w:rPr>
+        <w:t>py</w:t>
+      </w:r>
+      <w:r>
+        <w:rPr/>
+        <w:t xml:space="preserve"> resolves to a </w:t>
+      </w:r>
+      <w:r>
+        <w:rPr>
+          <w:rStyle w:val="Emphasis"/>
+        </w:rPr>
+        <w:t>proved</w:t>
+      </w:r>
+      <w:r>
+        <w:rPr/>
+        <w:t xml:space="preserve"> working interpreter, </w:t>
+      </w:r>
+      <w:r>
+        <w:rPr>
+          <w:rStyle w:val="SourceText"/>
+        </w:rPr>
+        <w:t>scope-guard.sh</w:t>
+      </w:r>
+      <w:r>
+        <w:rPr/>
+        <w:t xml:space="preserve"> (and </w:t>
+      </w:r>
+      <w:r>
+        <w:rPr>
+          <w:rStyle w:val="SourceText"/>
+        </w:rPr>
+        <w:t>completion-audit.sh</w:t>
+      </w:r>
+      <w:r>
+        <w:rPr/>
+        <w:t xml:space="preserve">, byte-for-byte the same logic) does </w:t>
       </w:r>
       <w:r>
         <w:rPr>
           <w:rStyle w:val="Strong"/>
         </w:rPr>
-        <w:t xml:space="preserve"> invocation is still classified as destructive.</w:t>
-      </w:r>
-      <w:r>
-        <w:rPr/>
-        <w:t xml:space="preserve"> The guard matches on the </w:t>
+        <w:t>not</w:t>
+      </w:r>
+      <w:r>
+        <w:rPr/>
+        <w:t xml:space="preserve"> silently allow the write. It checks whether </w:t>
+      </w:r>
+      <w:r>
+        <w:rPr>
+          <w:rStyle w:val="SourceText"/>
+        </w:rPr>
+        <w:t>.crew/config.json</w:t>
+      </w:r>
+      <w:r>
+        <w:rPr/>
+        <w:t xml:space="preserve"> </w:t>
+      </w:r>
+      <w:r>
+        <w:rPr>
+          <w:rStyle w:val="Strong"/>
+        </w:rPr>
+        <w:t>provably</w:t>
+      </w:r>
+      <w:r>
+        <w:rPr/>
+        <w:t xml:space="preserve"> sets </w:t>
+      </w:r>
+      <w:r>
+        <w:rPr>
+          <w:rStyle w:val="SourceText"/>
+        </w:rPr>
+        <w:t>scope.mode</w:t>
+      </w:r>
+      <w:r>
+        <w:rPr/>
+        <w:t xml:space="preserve"> to </w:t>
+      </w:r>
+      <w:r>
+        <w:rPr>
+          <w:rStyle w:val="SourceText"/>
+        </w:rPr>
+        <w:t>off</w:t>
+      </w:r>
+      <w:r>
+        <w:rPr/>
+        <w:t xml:space="preserve"> — a crude, non-JSON textual check, because it runs in exactly the situation where python cannot parse the file for it — and only then exits 0. Anything it cannot prove </w:t>
+      </w:r>
+      <w:r>
+        <w:rPr>
+          <w:rStyle w:val="SourceText"/>
+        </w:rPr>
+        <w:t>off</w:t>
+      </w:r>
+      <w:r>
+        <w:rPr/>
+        <w:t xml:space="preserve"> (a corrupt file, </w:t>
+      </w:r>
+      <w:r>
+        <w:rPr>
+          <w:rStyle w:val="SourceText"/>
+        </w:rPr>
+        <w:t>report</w:t>
+      </w:r>
+      <w:r>
+        <w:rPr/>
+        <w:t xml:space="preserve">, </w:t>
+      </w:r>
+      <w:r>
+        <w:rPr>
+          <w:rStyle w:val="SourceText"/>
+        </w:rPr>
+        <w:t>auto</w:t>
+      </w:r>
+      <w:r>
+        <w:rPr/>
+        <w:t xml:space="preserve">, </w:t>
+      </w:r>
+      <w:r>
+        <w:rPr>
+          <w:rStyle w:val="SourceText"/>
+        </w:rPr>
+        <w:t>block</w:t>
+      </w:r>
+      <w:r>
+        <w:rPr/>
+        <w:t xml:space="preserve">, or no </w:t>
+      </w:r>
+      <w:r>
+        <w:rPr>
+          <w:rStyle w:val="SourceText"/>
+        </w:rPr>
+        <w:t>scope</w:t>
+      </w:r>
+      <w:r>
+        <w:rPr/>
+        <w:t xml:space="preserve"> key at all) fails </w:t>
+      </w:r>
+      <w:r>
+        <w:rPr>
+          <w:rStyle w:val="Strong"/>
+        </w:rPr>
+        <w:t>closed</w:t>
+      </w:r>
+      <w:r>
+        <w:rPr/>
+        <w:t xml:space="preserve"> with exit 2: "no usable python ... failing closed". Fix by installing a real Python 3, not by reading the closed refusal as a false positive.</w:t>
+      </w:r>
+    </w:p>
+    <w:p>
+      <w:pPr>
+        <w:pStyle w:val="Heading2"/>
+        <w:bidi w:val="0"/>
+        <w:ind w:hanging="0" w:left="0" w:right="0"/>
+        <w:jc w:val="left"/>
+        <w:rPr/>
+      </w:pPr>
+      <w:bookmarkStart w:id="5" w:name="cloud-guard-false-positives"/>
+      <w:bookmarkEnd w:id="5"/>
+      <w:r>
+        <w:rPr/>
+        <w:t>Cloud Guard False Positives</w:t>
+      </w:r>
+    </w:p>
+    <w:p>
+      <w:pPr>
+        <w:pStyle w:val="BodyText"/>
+        <w:bidi w:val="0"/>
+        <w:jc w:val="left"/>
+        <w:rPr/>
+      </w:pPr>
+      <w:r>
+        <w:rPr>
+          <w:rStyle w:val="SourceText"/>
+        </w:rPr>
+        <w:t>cloud-guard.sh</w:t>
+      </w:r>
+      <w:r>
+        <w:rPr/>
+        <w:t xml:space="preserve"> / </w:t>
+      </w:r>
+      <w:r>
+        <w:rPr>
+          <w:rStyle w:val="SourceText"/>
+        </w:rPr>
+        <w:t>cloud_guard.py</w:t>
+      </w:r>
+      <w:r>
+        <w:rPr/>
+        <w:t xml:space="preserve">, a </w:t>
+      </w:r>
+      <w:r>
+        <w:rPr>
+          <w:rStyle w:val="SourceText"/>
+        </w:rPr>
+        <w:t>PreToolUse</w:t>
+      </w:r>
+      <w:r>
+        <w:rPr/>
+        <w:t xml:space="preserve"> hook on </w:t>
+      </w:r>
+      <w:r>
+        <w:rPr>
+          <w:rStyle w:val="SourceText"/>
+        </w:rPr>
+        <w:t>Bash</w:t>
+      </w:r>
+      <w:r>
+        <w:rPr/>
+        <w:t xml:space="preserve"> and </w:t>
+      </w:r>
+      <w:r>
+        <w:rPr>
+          <w:rStyle w:val="SourceText"/>
+        </w:rPr>
+        <w:t>PowerShell</w:t>
+      </w:r>
+      <w:r>
+        <w:rPr/>
+        <w:t xml:space="preserve">. </w:t>
+      </w:r>
+      <w:r>
+        <w:rPr>
+          <w:rStyle w:val="Strong"/>
+        </w:rPr>
+        <w:t>Ships off</w:t>
+      </w:r>
+      <w:r>
+        <w:rPr/>
+        <w:t xml:space="preserve"> (</w:t>
+      </w:r>
+      <w:r>
+        <w:rPr>
+          <w:rStyle w:val="SourceText"/>
+        </w:rPr>
+        <w:t>guards.cloudGuard: off</w:t>
+      </w:r>
+      <w:r>
+        <w:rPr/>
+        <w:t xml:space="preserve">); turn it on with </w:t>
+      </w:r>
+      <w:r>
+        <w:rPr>
+          <w:rStyle w:val="SourceText"/>
+        </w:rPr>
+        <w:t>{"guards": {"cloudGuard": "report"}}</w:t>
+      </w:r>
+      <w:r>
+        <w:rPr/>
+        <w:t xml:space="preserve"> first to see what it </w:t>
       </w:r>
       <w:r>
         <w:rPr>
           <w:rStyle w:val="Emphasis"/>
         </w:rPr>
-        <w:t>subcommand</w:t>
-      </w:r>
-      <w:r>
-        <w:rPr/>
-        <w:t xml:space="preserve">, not on flags that make it a no-op: </w:t>
-      </w:r>
-      <w:r>
-        <w:rPr>
-          <w:rStyle w:val="SourceText"/>
-        </w:rPr>
-        <w:t>terraform destroy --help</w:t>
-      </w:r>
-      <w:r>
-        <w:rPr/>
-        <w:t xml:space="preserve">, </w:t>
-      </w:r>
-      <w:r>
-        <w:rPr>
-          <w:rStyle w:val="SourceText"/>
-        </w:rPr>
-        <w:t>aws ec2 terminate-instances --dry-run</w:t>
-      </w:r>
-      <w:r>
-        <w:rPr/>
-        <w:t xml:space="preserve"> and </w:t>
-      </w:r>
-      <w:r>
-        <w:rPr>
-          <w:rStyle w:val="SourceText"/>
-        </w:rPr>
-        <w:t>Remove-AzResourceGroup -WhatIf</w:t>
-      </w:r>
-      <w:r>
-        <w:rPr/>
-        <w:t xml:space="preserve"> are all judged exactly like the command they simulate, because nothing in </w:t>
-      </w:r>
-      <w:r>
-        <w:rPr>
-          <w:rStyle w:val="SourceText"/>
-        </w:rPr>
-        <w:t>_terraform_destructive</w:t>
-      </w:r>
-      <w:r>
-        <w:rPr/>
-        <w:t>/</w:t>
-      </w:r>
-      <w:r>
-        <w:rPr>
-          <w:rStyle w:val="SourceText"/>
-        </w:rPr>
-        <w:t>_aws_destructive</w:t>
-      </w:r>
-      <w:r>
-        <w:rPr/>
-        <w:t xml:space="preserve">/the </w:t>
-      </w:r>
-      <w:r>
-        <w:rPr>
-          <w:rStyle w:val="SourceText"/>
-        </w:rPr>
-        <w:t>Remove-Az*</w:t>
-      </w:r>
-      <w:r>
-        <w:rPr/>
-        <w:t xml:space="preserve"> matcher inspects those flags. This is a known gap, not a config bug — there is no key that special-cases them. If you need to run one of these unattended, use </w:t>
-      </w:r>
-      <w:r>
-        <w:rPr>
-          <w:rStyle w:val="SourceText"/>
-        </w:rPr>
-        <w:t>report</w:t>
-      </w:r>
-      <w:r>
-        <w:rPr/>
-        <w:t xml:space="preserve"> mode while testing, or approve the one-shot marker the deny message names.</w:t>
+        <w:t>would</w:t>
+      </w:r>
+      <w:r>
+        <w:rPr/>
+        <w:t xml:space="preserve"> refuse before enforcing with </w:t>
+      </w:r>
+      <w:r>
+        <w:rPr>
+          <w:rStyle w:val="SourceText"/>
+        </w:rPr>
+        <w:t>"block"</w:t>
+      </w:r>
+      <w:r>
+        <w:rPr/>
+        <w:t>.</w:t>
       </w:r>
     </w:p>
     <w:p>
@@ -4756,7 +4859,273 @@
         <w:pStyle w:val="BodyText"/>
         <w:numPr>
           <w:ilvl w:val="0"/>
-          <w:numId w:val="11"/>
+          <w:numId w:val="12"/>
+        </w:numPr>
+        <w:tabs>
+          <w:tab w:val="clear" w:pos="1134"/>
+          <w:tab w:val="left" w:pos="829" w:leader="none"/>
+        </w:tabs>
+        <w:bidi w:val="0"/>
+        <w:ind w:hanging="283" w:left="829"/>
+        <w:jc w:val="left"/>
+        <w:rPr/>
+      </w:pPr>
+      <w:r>
+        <w:rPr>
+          <w:rStyle w:val="Strong"/>
+        </w:rPr>
+        <w:t>SQL text that merely looks destructive is not blocked.</w:t>
+      </w:r>
+      <w:r>
+        <w:rPr/>
+        <w:t xml:space="preserve"> </w:t>
+      </w:r>
+      <w:r>
+        <w:rPr>
+          <w:rStyle w:val="SourceText"/>
+        </w:rPr>
+        <w:t>DROP</w:t>
+      </w:r>
+      <w:r>
+        <w:rPr/>
+        <w:t>/</w:t>
+      </w:r>
+      <w:r>
+        <w:rPr>
+          <w:rStyle w:val="SourceText"/>
+        </w:rPr>
+        <w:t>TRUNCATE</w:t>
+      </w:r>
+      <w:r>
+        <w:rPr/>
+        <w:t xml:space="preserve"> inside a string literal or a comment does not count: the guard strips literals and comments before matching, read both as standard SQL and as MySQL, because the two dialects disagree about what </w:t>
+      </w:r>
+      <w:r>
+        <w:rPr>
+          <w:rStyle w:val="SourceText"/>
+        </w:rPr>
+        <w:t>\'</w:t>
+      </w:r>
+      <w:r>
+        <w:rPr/>
+        <w:t xml:space="preserve"> and </w:t>
+      </w:r>
+      <w:r>
+        <w:rPr>
+          <w:rStyle w:val="SourceText"/>
+        </w:rPr>
+        <w:t>--</w:t>
+      </w:r>
+      <w:r>
+        <w:rPr/>
+        <w:t xml:space="preserve"> mean — a payload is flagged only if </w:t>
+      </w:r>
+      <w:r>
+        <w:rPr>
+          <w:rStyle w:val="Strong"/>
+        </w:rPr>
+        <w:t>either</w:t>
+      </w:r>
+      <w:r>
+        <w:rPr/>
+        <w:t xml:space="preserve"> reading still shows the keyword outside a literal. So </w:t>
+      </w:r>
+      <w:r>
+        <w:rPr>
+          <w:rStyle w:val="SourceText"/>
+        </w:rPr>
+        <w:t>psql -c "SELECT 'DROP TABLE x' AS s"</w:t>
+      </w:r>
+      <w:r>
+        <w:rPr/>
+        <w:t xml:space="preserve"> and </w:t>
+      </w:r>
+      <w:r>
+        <w:rPr>
+          <w:rStyle w:val="SourceText"/>
+        </w:rPr>
+        <w:t>psql -c 'SELECT 1 -- DROP TABLE x'</w:t>
+      </w:r>
+      <w:r>
+        <w:rPr/>
+        <w:t xml:space="preserve"> are both allowed (</w:t>
+      </w:r>
+      <w:r>
+        <w:rPr>
+          <w:rStyle w:val="SourceText"/>
+        </w:rPr>
+        <w:t>plugin/crew/tests/test_cloud_guard.py</w:t>
+      </w:r>
+      <w:r>
+        <w:rPr/>
+        <w:t xml:space="preserve">, cases </w:t>
+      </w:r>
+      <w:r>
+        <w:rPr>
+          <w:rStyle w:val="SourceText"/>
+        </w:rPr>
+        <w:t>sql-literal</w:t>
+      </w:r>
+      <w:r>
+        <w:rPr/>
+        <w:t>/</w:t>
+      </w:r>
+      <w:r>
+        <w:rPr>
+          <w:rStyle w:val="SourceText"/>
+        </w:rPr>
+        <w:t>sql-comment</w:t>
+      </w:r>
+      <w:r>
+        <w:rPr/>
+        <w:t>/</w:t>
+      </w:r>
+      <w:r>
+        <w:rPr>
+          <w:rStyle w:val="SourceText"/>
+        </w:rPr>
+        <w:t>sql-block-comment</w:t>
+      </w:r>
+      <w:r>
+        <w:rPr/>
+        <w:t>). If a query like this is still blocked, the reason (</w:t>
+      </w:r>
+      <w:r>
+        <w:rPr>
+          <w:rStyle w:val="SourceText"/>
+        </w:rPr>
+        <w:t>[sqlDestructive]</w:t>
+      </w:r>
+      <w:r>
+        <w:rPr/>
+        <w:t xml:space="preserve"> in the deny message) is worth reading closely — the keyword may genuinely sit outside every literal reading.</w:t>
+      </w:r>
+    </w:p>
+    <w:p>
+      <w:pPr>
+        <w:pStyle w:val="BodyText"/>
+        <w:numPr>
+          <w:ilvl w:val="0"/>
+          <w:numId w:val="12"/>
+        </w:numPr>
+        <w:tabs>
+          <w:tab w:val="clear" w:pos="1134"/>
+          <w:tab w:val="left" w:pos="829" w:leader="none"/>
+        </w:tabs>
+        <w:bidi w:val="0"/>
+        <w:ind w:hanging="283" w:left="829"/>
+        <w:jc w:val="left"/>
+        <w:rPr/>
+      </w:pPr>
+      <w:r>
+        <w:rPr>
+          <w:rStyle w:val="Strong"/>
+        </w:rPr>
+        <w:t xml:space="preserve">A dry-run, help, or </w:t>
+      </w:r>
+      <w:r>
+        <w:rPr>
+          <w:rStyle w:val="SourceText"/>
+        </w:rPr>
+        <w:t>-WhatIf</w:t>
+      </w:r>
+      <w:r>
+        <w:rPr>
+          <w:rStyle w:val="Strong"/>
+        </w:rPr>
+        <w:t xml:space="preserve"> invocation is still classified as destructive.</w:t>
+      </w:r>
+      <w:r>
+        <w:rPr/>
+        <w:t xml:space="preserve"> The guard matches on the </w:t>
+      </w:r>
+      <w:r>
+        <w:rPr>
+          <w:rStyle w:val="Emphasis"/>
+        </w:rPr>
+        <w:t>subcommand</w:t>
+      </w:r>
+      <w:r>
+        <w:rPr/>
+        <w:t xml:space="preserve">, not on flags that make it a no-op: </w:t>
+      </w:r>
+      <w:r>
+        <w:rPr>
+          <w:rStyle w:val="SourceText"/>
+        </w:rPr>
+        <w:t>terraform destroy --help</w:t>
+      </w:r>
+      <w:r>
+        <w:rPr/>
+        <w:t xml:space="preserve">, </w:t>
+      </w:r>
+      <w:r>
+        <w:rPr>
+          <w:rStyle w:val="SourceText"/>
+        </w:rPr>
+        <w:t>aws ec2 terminate-instances --dry-run</w:t>
+      </w:r>
+      <w:r>
+        <w:rPr/>
+        <w:t xml:space="preserve"> and </w:t>
+      </w:r>
+      <w:r>
+        <w:rPr>
+          <w:rStyle w:val="SourceText"/>
+        </w:rPr>
+        <w:t>Remove-AzResourceGroup -WhatIf</w:t>
+      </w:r>
+      <w:r>
+        <w:rPr/>
+        <w:t xml:space="preserve"> are all judged exactly like the command they simulate, because nothing in </w:t>
+      </w:r>
+      <w:r>
+        <w:rPr>
+          <w:rStyle w:val="SourceText"/>
+        </w:rPr>
+        <w:t>_terraform_destructive</w:t>
+      </w:r>
+      <w:r>
+        <w:rPr/>
+        <w:t>/</w:t>
+      </w:r>
+      <w:r>
+        <w:rPr>
+          <w:rStyle w:val="SourceText"/>
+        </w:rPr>
+        <w:t>_aws_destructive</w:t>
+      </w:r>
+      <w:r>
+        <w:rPr/>
+        <w:t xml:space="preserve">/the </w:t>
+      </w:r>
+      <w:r>
+        <w:rPr>
+          <w:rStyle w:val="SourceText"/>
+        </w:rPr>
+        <w:t>Remove-Az*</w:t>
+      </w:r>
+      <w:r>
+        <w:rPr/>
+        <w:t xml:space="preserve"> matcher inspects those flags. This is a known gap, not a config bug — there is no key that special-cases them. If you need to run one of these unattended, use </w:t>
+      </w:r>
+      <w:r>
+        <w:rPr>
+          <w:rStyle w:val="SourceText"/>
+        </w:rPr>
+        <w:t>report</w:t>
+      </w:r>
+      <w:r>
+        <w:rPr/>
+        <w:t xml:space="preserve"> mode while testing, or approve the one-shot marker the deny message names.</w:t>
+      </w:r>
+    </w:p>
+    <w:p>
+      <w:pPr>
+        <w:pStyle w:val="BodyText"/>
+        <w:numPr>
+          <w:ilvl w:val="0"/>
+          <w:numId w:val="12"/>
         </w:numPr>
         <w:tabs>
           <w:tab w:val="clear" w:pos="1134"/>
@@ -5088,7 +5457,7 @@
         <w:pStyle w:val="BodyText"/>
         <w:numPr>
           <w:ilvl w:val="0"/>
-          <w:numId w:val="12"/>
+          <w:numId w:val="13"/>
         </w:numPr>
         <w:tabs>
           <w:tab w:val="clear" w:pos="1134"/>
@@ -5158,235 +5527,6 @@
       <w:r>
         <w:rPr/>
         <w:t>.</w:t>
-      </w:r>
-    </w:p>
-    <w:p>
-      <w:pPr>
-        <w:pStyle w:val="BodyText"/>
-        <w:numPr>
-          <w:ilvl w:val="0"/>
-          <w:numId w:val="12"/>
-        </w:numPr>
-        <w:tabs>
-          <w:tab w:val="clear" w:pos="1134"/>
-          <w:tab w:val="left" w:pos="829" w:leader="none"/>
-        </w:tabs>
-        <w:bidi w:val="0"/>
-        <w:ind w:hanging="283" w:left="829"/>
-        <w:jc w:val="left"/>
-        <w:rPr/>
-      </w:pPr>
-      <w:r>
-        <w:rPr>
-          <w:rStyle w:val="Strong"/>
-        </w:rPr>
-        <w:t>Symptom: recall never surfaces anything you know is in the vault.</w:t>
-      </w:r>
-      <w:r>
-        <w:rPr/>
-        <w:t xml:space="preserve"> </w:t>
-      </w:r>
-      <w:r>
-        <w:rPr>
-          <w:rStyle w:val="Strong"/>
-        </w:rPr>
-        <w:t>Check:</w:t>
-      </w:r>
-    </w:p>
-    <w:p>
-      <w:pPr>
-        <w:pStyle w:val="PreformattedText"/>
-        <w:bidi w:val="0"/>
-        <w:jc w:val="left"/>
-        <w:rPr/>
-      </w:pPr>
-      <w:r>
-        <w:rPr>
-          <w:rStyle w:val="SourceText"/>
-        </w:rPr>
-        <w:t>python3 "&lt;crew plugin root&gt;/hooks/scripts/crew_context.py" --stats</w:t>
-      </w:r>
-    </w:p>
-    <w:p>
-      <w:pPr>
-        <w:pStyle w:val="BodyText"/>
-        <w:bidi w:val="0"/>
-        <w:jc w:val="left"/>
-        <w:rPr/>
-      </w:pPr>
-      <w:r>
-        <w:rPr/>
-        <w:t xml:space="preserve">Read the </w:t>
-      </w:r>
-      <w:r>
-        <w:rPr>
-          <w:rStyle w:val="SourceText"/>
-        </w:rPr>
-        <w:t>miss reasons</w:t>
-      </w:r>
-      <w:r>
-        <w:rPr/>
-        <w:t xml:space="preserve"> line. </w:t>
-      </w:r>
-      <w:r>
-        <w:rPr>
-          <w:rStyle w:val="SourceText"/>
-        </w:rPr>
-        <w:t>cli-missing</w:t>
-      </w:r>
-      <w:r>
-        <w:rPr/>
-        <w:t xml:space="preserve"> means </w:t>
-      </w:r>
-      <w:r>
-        <w:rPr>
-          <w:rStyle w:val="SourceText"/>
-        </w:rPr>
-        <w:t>obsidian-vault</w:t>
-      </w:r>
-      <w:r>
-        <w:rPr/>
-        <w:t xml:space="preserve"> is not installed where crew can find it; </w:t>
-      </w:r>
-      <w:r>
-        <w:rPr>
-          <w:rStyle w:val="SourceText"/>
-        </w:rPr>
-        <w:t>cli-exit-N</w:t>
-      </w:r>
-      <w:r>
-        <w:rPr/>
-        <w:t xml:space="preserve">, </w:t>
-      </w:r>
-      <w:r>
-        <w:rPr>
-          <w:rStyle w:val="SourceText"/>
-        </w:rPr>
-        <w:t>cli-timeout</w:t>
-      </w:r>
-      <w:r>
-        <w:rPr/>
-        <w:t xml:space="preserve">, </w:t>
-      </w:r>
-      <w:r>
-        <w:rPr>
-          <w:rStyle w:val="SourceText"/>
-        </w:rPr>
-        <w:t>cli-bad-json</w:t>
-      </w:r>
-      <w:r>
-        <w:rPr/>
-        <w:t xml:space="preserve"> mean the CLI ran and failed; </w:t>
-      </w:r>
-      <w:r>
-        <w:rPr>
-          <w:rStyle w:val="SourceText"/>
-        </w:rPr>
-        <w:t>no-vaults</w:t>
-      </w:r>
-      <w:r>
-        <w:rPr/>
-        <w:t xml:space="preserve"> means no vault is currently </w:t>
-      </w:r>
-      <w:r>
-        <w:rPr>
-          <w:rStyle w:val="SourceText"/>
-        </w:rPr>
-        <w:t>primary</w:t>
-      </w:r>
-      <w:r>
-        <w:rPr/>
-        <w:t xml:space="preserve"> or </w:t>
-      </w:r>
-      <w:r>
-        <w:rPr>
-          <w:rStyle w:val="SourceText"/>
-        </w:rPr>
-        <w:t>recall</w:t>
-      </w:r>
-      <w:r>
-        <w:rPr/>
-        <w:t xml:space="preserve">; </w:t>
-      </w:r>
-      <w:r>
-        <w:rPr>
-          <w:rStyle w:val="SourceText"/>
-        </w:rPr>
-        <w:t>no-hits</w:t>
-      </w:r>
-      <w:r>
-        <w:rPr/>
-        <w:t xml:space="preserve"> means the search itself found nothing. Only </w:t>
-      </w:r>
-      <w:r>
-        <w:rPr>
-          <w:rStyle w:val="SourceText"/>
-        </w:rPr>
-        <w:t>no-hits</w:t>
-      </w:r>
-      <w:r>
-        <w:rPr/>
-        <w:t xml:space="preserve"> means "the vault genuinely has nothing relevant" — every other reason is a setup problem. Also confirm </w:t>
-      </w:r>
-      <w:r>
-        <w:rPr>
-          <w:rStyle w:val="SourceText"/>
-        </w:rPr>
-        <w:t>memory.inject</w:t>
-      </w:r>
-      <w:r>
-        <w:rPr/>
-        <w:t xml:space="preserve"> is not </w:t>
-      </w:r>
-      <w:r>
-        <w:rPr>
-          <w:rStyle w:val="SourceText"/>
-        </w:rPr>
-        <w:t>false</w:t>
-      </w:r>
-      <w:r>
-        <w:rPr/>
-        <w:t xml:space="preserve"> in </w:t>
-      </w:r>
-      <w:r>
-        <w:rPr>
-          <w:rStyle w:val="SourceText"/>
-        </w:rPr>
-        <w:t>.crew/config.json</w:t>
-      </w:r>
-      <w:r>
-        <w:rPr/>
-        <w:t xml:space="preserve"> — recall and code-map injection are on by default since 1.0.0, so "no recall ever appears" with the key set to </w:t>
-      </w:r>
-      <w:r>
-        <w:rPr>
-          <w:rStyle w:val="SourceText"/>
-        </w:rPr>
-        <w:t>false</w:t>
-      </w:r>
-      <w:r>
-        <w:rPr/>
-        <w:t xml:space="preserve"> is expected. </w:t>
-      </w:r>
-      <w:r>
-        <w:rPr>
-          <w:rStyle w:val="Strong"/>
-        </w:rPr>
-        <w:t>Fix:</w:t>
-      </w:r>
-      <w:r>
-        <w:rPr/>
-        <w:t xml:space="preserve"> </w:t>
-      </w:r>
-      <w:r>
-        <w:rPr>
-          <w:rStyle w:val="SourceText"/>
-        </w:rPr>
-        <w:t>$VO recall --query "&lt;words you expect&gt;"</w:t>
-      </w:r>
-      <w:r>
-        <w:rPr/>
-        <w:t xml:space="preserve"> directly, to separate "the CLI can't find it" from "the hook isn't calling the CLI".</w:t>
       </w:r>
     </w:p>
     <w:p>
@@ -5409,37 +5549,199 @@
         <w:rPr>
           <w:rStyle w:val="Strong"/>
         </w:rPr>
-        <w:t>Symptom: the gardener seems to be falling behind.</w:t>
-      </w:r>
-      <w:r>
-        <w:rPr/>
-        <w:t xml:space="preserve"> It runs in bounded passes on purpose, not continuously: </w:t>
+        <w:t>Symptom: recall never surfaces anything you know is in the vault.</w:t>
+      </w:r>
+      <w:r>
+        <w:rPr/>
+        <w:t xml:space="preserve"> </w:t>
       </w:r>
       <w:r>
         <w:rPr>
           <w:rStyle w:val="Strong"/>
         </w:rPr>
-        <w:t>at most 5 items or 10 minutes per run</w:t>
-      </w:r>
-      <w:r>
-        <w:rPr/>
-        <w:t xml:space="preserve">, whichever comes first, on </w:t>
+        <w:t>Check:</w:t>
+      </w:r>
+    </w:p>
+    <w:p>
+      <w:pPr>
+        <w:pStyle w:val="PreformattedText"/>
+        <w:bidi w:val="0"/>
+        <w:jc w:val="left"/>
+        <w:rPr/>
+      </w:pPr>
+      <w:r>
+        <w:rPr>
+          <w:rStyle w:val="SourceText"/>
+        </w:rPr>
+        <w:t>python3 "&lt;crew plugin root&gt;/hooks/scripts/crew_context.py" --stats</w:t>
+      </w:r>
+    </w:p>
+    <w:p>
+      <w:pPr>
+        <w:pStyle w:val="BodyText"/>
+        <w:bidi w:val="0"/>
+        <w:jc w:val="left"/>
+        <w:rPr/>
+      </w:pPr>
+      <w:r>
+        <w:rPr/>
+        <w:t xml:space="preserve">Read the </w:t>
+      </w:r>
+      <w:r>
+        <w:rPr>
+          <w:rStyle w:val="SourceText"/>
+        </w:rPr>
+        <w:t>miss reasons</w:t>
+      </w:r>
+      <w:r>
+        <w:rPr/>
+        <w:t xml:space="preserve"> line. </w:t>
+      </w:r>
+      <w:r>
+        <w:rPr>
+          <w:rStyle w:val="SourceText"/>
+        </w:rPr>
+        <w:t>cli-missing</w:t>
+      </w:r>
+      <w:r>
+        <w:rPr/>
+        <w:t xml:space="preserve"> means </w:t>
+      </w:r>
+      <w:r>
+        <w:rPr>
+          <w:rStyle w:val="SourceText"/>
+        </w:rPr>
+        <w:t>obsidian-vault</w:t>
+      </w:r>
+      <w:r>
+        <w:rPr/>
+        <w:t xml:space="preserve"> is not installed where crew can find it; </w:t>
+      </w:r>
+      <w:r>
+        <w:rPr>
+          <w:rStyle w:val="SourceText"/>
+        </w:rPr>
+        <w:t>cli-exit-N</w:t>
+      </w:r>
+      <w:r>
+        <w:rPr/>
+        <w:t xml:space="preserve">, </w:t>
+      </w:r>
+      <w:r>
+        <w:rPr>
+          <w:rStyle w:val="SourceText"/>
+        </w:rPr>
+        <w:t>cli-timeout</w:t>
+      </w:r>
+      <w:r>
+        <w:rPr/>
+        <w:t xml:space="preserve">, </w:t>
+      </w:r>
+      <w:r>
+        <w:rPr>
+          <w:rStyle w:val="SourceText"/>
+        </w:rPr>
+        <w:t>cli-bad-json</w:t>
+      </w:r>
+      <w:r>
+        <w:rPr/>
+        <w:t xml:space="preserve"> mean the CLI ran and failed; </w:t>
+      </w:r>
+      <w:r>
+        <w:rPr>
+          <w:rStyle w:val="SourceText"/>
+        </w:rPr>
+        <w:t>no-vaults</w:t>
+      </w:r>
+      <w:r>
+        <w:rPr/>
+        <w:t xml:space="preserve"> means no vault is currently </w:t>
+      </w:r>
+      <w:r>
+        <w:rPr>
+          <w:rStyle w:val="SourceText"/>
+        </w:rPr>
+        <w:t>primary</w:t>
+      </w:r>
+      <w:r>
+        <w:rPr/>
+        <w:t xml:space="preserve"> or </w:t>
+      </w:r>
+      <w:r>
+        <w:rPr>
+          <w:rStyle w:val="SourceText"/>
+        </w:rPr>
+        <w:t>recall</w:t>
+      </w:r>
+      <w:r>
+        <w:rPr/>
+        <w:t xml:space="preserve">; </w:t>
+      </w:r>
+      <w:r>
+        <w:rPr>
+          <w:rStyle w:val="SourceText"/>
+        </w:rPr>
+        <w:t>no-hits</w:t>
+      </w:r>
+      <w:r>
+        <w:rPr/>
+        <w:t xml:space="preserve"> means the search itself found nothing. Only </w:t>
+      </w:r>
+      <w:r>
+        <w:rPr>
+          <w:rStyle w:val="SourceText"/>
+        </w:rPr>
+        <w:t>no-hits</w:t>
+      </w:r>
+      <w:r>
+        <w:rPr/>
+        <w:t xml:space="preserve"> means "the vault genuinely has nothing relevant" — every other reason is a setup problem. Also confirm </w:t>
+      </w:r>
+      <w:r>
+        <w:rPr>
+          <w:rStyle w:val="SourceText"/>
+        </w:rPr>
+        <w:t>memory.inject</w:t>
+      </w:r>
+      <w:r>
+        <w:rPr/>
+        <w:t xml:space="preserve"> is not </w:t>
+      </w:r>
+      <w:r>
+        <w:rPr>
+          <w:rStyle w:val="SourceText"/>
+        </w:rPr>
+        <w:t>false</w:t>
+      </w:r>
+      <w:r>
+        <w:rPr/>
+        <w:t xml:space="preserve"> in </w:t>
+      </w:r>
+      <w:r>
+        <w:rPr>
+          <w:rStyle w:val="SourceText"/>
+        </w:rPr>
+        <w:t>.crew/config.json</w:t>
+      </w:r>
+      <w:r>
+        <w:rPr/>
+        <w:t xml:space="preserve"> — recall and code-map injection are on by default since 1.0.0, so "no recall ever appears" with the key set to </w:t>
+      </w:r>
+      <w:r>
+        <w:rPr>
+          <w:rStyle w:val="SourceText"/>
+        </w:rPr>
+        <w:t>false</w:t>
+      </w:r>
+      <w:r>
+        <w:rPr/>
+        <w:t xml:space="preserve"> is expected. </w:t>
       </w:r>
       <w:r>
         <w:rPr>
           <w:rStyle w:val="Strong"/>
         </w:rPr>
-        <w:t>one designated host</w:t>
-      </w:r>
-      <w:r>
-        <w:rPr/>
-        <w:t xml:space="preserve">, one run at a time. A session whose transcript lives on another machine is left queued for that machine and does not spend one of the five slots. </w:t>
-      </w:r>
-      <w:r>
-        <w:rPr>
-          <w:rStyle w:val="Strong"/>
-        </w:rPr>
-        <w:t>Check:</w:t>
+        <w:t>Fix:</w:t>
       </w:r>
       <w:r>
         <w:rPr/>
@@ -5449,71 +5751,11 @@
         <w:rPr>
           <w:rStyle w:val="SourceText"/>
         </w:rPr>
-        <w:t>$VO queue</w:t>
-      </w:r>
-      <w:r>
-        <w:rPr/>
-        <w:t xml:space="preserve"> (what is waiting) and </w:t>
-      </w:r>
-      <w:r>
-        <w:rPr>
-          <w:rStyle w:val="SourceText"/>
-        </w:rPr>
-        <w:t>~/.claude/obsidian/gardener.log</w:t>
-      </w:r>
-      <w:r>
-        <w:rPr/>
-        <w:t xml:space="preserve"> for lines starting </w:t>
-      </w:r>
-      <w:r>
-        <w:rPr>
-          <w:rStyle w:val="SourceText"/>
-        </w:rPr>
-        <w:t>left queued</w:t>
-      </w:r>
-      <w:r>
-        <w:rPr/>
-        <w:t xml:space="preserve">. </w:t>
-      </w:r>
-      <w:r>
-        <w:rPr>
-          <w:rStyle w:val="Strong"/>
-        </w:rPr>
-        <w:t>Fix:</w:t>
-      </w:r>
-      <w:r>
-        <w:rPr/>
-        <w:t xml:space="preserve"> run a bounded pass by hand (</w:t>
-      </w:r>
-      <w:r>
-        <w:rPr>
-          <w:rStyle w:val="SourceText"/>
-        </w:rPr>
-        <w:t>/obsidian-vault:garden</w:t>
-      </w:r>
-      <w:r>
-        <w:rPr/>
-        <w:t xml:space="preserve"> or </w:t>
-      </w:r>
-      <w:r>
-        <w:rPr>
-          <w:rStyle w:val="SourceText"/>
-        </w:rPr>
-        <w:t>$VO garden-run</w:t>
-      </w:r>
-      <w:r>
-        <w:rPr/>
-        <w:t xml:space="preserve">), or drain a large backlog in batches: </w:t>
-      </w:r>
-      <w:r>
-        <w:rPr>
-          <w:rStyle w:val="SourceText"/>
-        </w:rPr>
-        <w:t>$VO drain --apply --batches 4</w:t>
-      </w:r>
-      <w:r>
-        <w:rPr/>
-        <w:t>.</w:t>
+        <w:t>$VO recall --query "&lt;words you expect&gt;"</w:t>
+      </w:r>
+      <w:r>
+        <w:rPr/>
+        <w:t xml:space="preserve"> directly, to separate "the CLI can't find it" from "the hook isn't calling the CLI".</w:t>
       </w:r>
     </w:p>
     <w:p>
@@ -5521,7 +5763,7 @@
         <w:pStyle w:val="BodyText"/>
         <w:numPr>
           <w:ilvl w:val="0"/>
-          <w:numId w:val="13"/>
+          <w:numId w:val="14"/>
         </w:numPr>
         <w:tabs>
           <w:tab w:val="clear" w:pos="1134"/>
@@ -5536,41 +5778,111 @@
         <w:rPr>
           <w:rStyle w:val="Strong"/>
         </w:rPr>
-        <w:t>Symptom: two machines sharing one vault seem to be racing each other.</w:t>
-      </w:r>
-      <w:r>
-        <w:rPr/>
-        <w:t xml:space="preserve"> They are not writing the same file: each host appends to its own </w:t>
-      </w:r>
-      <w:r>
-        <w:rPr>
-          <w:rStyle w:val="SourceText"/>
-        </w:rPr>
-        <w:t>inbox/pending-reflect.&lt;host&gt;.md</w:t>
-      </w:r>
-      <w:r>
-        <w:rPr/>
-        <w:t xml:space="preserve"> and acknowledges to its own </w:t>
-      </w:r>
-      <w:r>
-        <w:rPr>
-          <w:rStyle w:val="SourceText"/>
-        </w:rPr>
-        <w:t>inbox/reflected.&lt;host&gt;.md</w:t>
-      </w:r>
-      <w:r>
-        <w:rPr/>
-        <w:t xml:space="preserve">, so two machines syncing one vault never contend for the same queue file. An older </w:t>
-      </w:r>
-      <w:r>
-        <w:rPr>
-          <w:rStyle w:val="SourceText"/>
-        </w:rPr>
-        <w:t>inbox/pending-reflect.md</w:t>
-      </w:r>
-      <w:r>
-        <w:rPr/>
-        <w:t xml:space="preserve"> (no host suffix) is still read if present, so an old backlog drains rather than being stranded — it is just never written again.</w:t>
+        <w:t>Symptom: the gardener seems to be falling behind.</w:t>
+      </w:r>
+      <w:r>
+        <w:rPr/>
+        <w:t xml:space="preserve"> It runs in bounded passes on purpose, not continuously: </w:t>
+      </w:r>
+      <w:r>
+        <w:rPr>
+          <w:rStyle w:val="Strong"/>
+        </w:rPr>
+        <w:t>at most 5 items or 10 minutes per run</w:t>
+      </w:r>
+      <w:r>
+        <w:rPr/>
+        <w:t xml:space="preserve">, whichever comes first, on </w:t>
+      </w:r>
+      <w:r>
+        <w:rPr>
+          <w:rStyle w:val="Strong"/>
+        </w:rPr>
+        <w:t>one designated host</w:t>
+      </w:r>
+      <w:r>
+        <w:rPr/>
+        <w:t xml:space="preserve">, one run at a time. A session whose transcript lives on another machine is left queued for that machine and does not spend one of the five slots. </w:t>
+      </w:r>
+      <w:r>
+        <w:rPr>
+          <w:rStyle w:val="Strong"/>
+        </w:rPr>
+        <w:t>Check:</w:t>
+      </w:r>
+      <w:r>
+        <w:rPr/>
+        <w:t xml:space="preserve"> </w:t>
+      </w:r>
+      <w:r>
+        <w:rPr>
+          <w:rStyle w:val="SourceText"/>
+        </w:rPr>
+        <w:t>$VO queue</w:t>
+      </w:r>
+      <w:r>
+        <w:rPr/>
+        <w:t xml:space="preserve"> (what is waiting) and </w:t>
+      </w:r>
+      <w:r>
+        <w:rPr>
+          <w:rStyle w:val="SourceText"/>
+        </w:rPr>
+        <w:t>~/.claude/obsidian/gardener.log</w:t>
+      </w:r>
+      <w:r>
+        <w:rPr/>
+        <w:t xml:space="preserve"> for lines starting </w:t>
+      </w:r>
+      <w:r>
+        <w:rPr>
+          <w:rStyle w:val="SourceText"/>
+        </w:rPr>
+        <w:t>left queued</w:t>
+      </w:r>
+      <w:r>
+        <w:rPr/>
+        <w:t xml:space="preserve">. </w:t>
+      </w:r>
+      <w:r>
+        <w:rPr>
+          <w:rStyle w:val="Strong"/>
+        </w:rPr>
+        <w:t>Fix:</w:t>
+      </w:r>
+      <w:r>
+        <w:rPr/>
+        <w:t xml:space="preserve"> run a bounded pass by hand (</w:t>
+      </w:r>
+      <w:r>
+        <w:rPr>
+          <w:rStyle w:val="SourceText"/>
+        </w:rPr>
+        <w:t>/obsidian-vault:garden</w:t>
+      </w:r>
+      <w:r>
+        <w:rPr/>
+        <w:t xml:space="preserve"> or </w:t>
+      </w:r>
+      <w:r>
+        <w:rPr>
+          <w:rStyle w:val="SourceText"/>
+        </w:rPr>
+        <w:t>$VO garden-run</w:t>
+      </w:r>
+      <w:r>
+        <w:rPr/>
+        <w:t xml:space="preserve">), or drain a large backlog in batches: </w:t>
+      </w:r>
+      <w:r>
+        <w:rPr>
+          <w:rStyle w:val="SourceText"/>
+        </w:rPr>
+        <w:t>$VO drain --apply --batches 4</w:t>
+      </w:r>
+      <w:r>
+        <w:rPr/>
+        <w:t>.</w:t>
       </w:r>
     </w:p>
     <w:p>
@@ -5578,7 +5890,7 @@
         <w:pStyle w:val="BodyText"/>
         <w:numPr>
           <w:ilvl w:val="0"/>
-          <w:numId w:val="13"/>
+          <w:numId w:val="14"/>
         </w:numPr>
         <w:tabs>
           <w:tab w:val="clear" w:pos="1134"/>
@@ -5593,6 +5905,63 @@
         <w:rPr>
           <w:rStyle w:val="Strong"/>
         </w:rPr>
+        <w:t>Symptom: two machines sharing one vault seem to be racing each other.</w:t>
+      </w:r>
+      <w:r>
+        <w:rPr/>
+        <w:t xml:space="preserve"> They are not writing the same file: each host appends to its own </w:t>
+      </w:r>
+      <w:r>
+        <w:rPr>
+          <w:rStyle w:val="SourceText"/>
+        </w:rPr>
+        <w:t>inbox/pending-reflect.&lt;host&gt;.md</w:t>
+      </w:r>
+      <w:r>
+        <w:rPr/>
+        <w:t xml:space="preserve"> and acknowledges to its own </w:t>
+      </w:r>
+      <w:r>
+        <w:rPr>
+          <w:rStyle w:val="SourceText"/>
+        </w:rPr>
+        <w:t>inbox/reflected.&lt;host&gt;.md</w:t>
+      </w:r>
+      <w:r>
+        <w:rPr/>
+        <w:t xml:space="preserve">, so two machines syncing one vault never contend for the same queue file. An older </w:t>
+      </w:r>
+      <w:r>
+        <w:rPr>
+          <w:rStyle w:val="SourceText"/>
+        </w:rPr>
+        <w:t>inbox/pending-reflect.md</w:t>
+      </w:r>
+      <w:r>
+        <w:rPr/>
+        <w:t xml:space="preserve"> (no host suffix) is still read if present, so an old backlog drains rather than being stranded — it is just never written again.</w:t>
+      </w:r>
+    </w:p>
+    <w:p>
+      <w:pPr>
+        <w:pStyle w:val="BodyText"/>
+        <w:numPr>
+          <w:ilvl w:val="0"/>
+          <w:numId w:val="14"/>
+        </w:numPr>
+        <w:tabs>
+          <w:tab w:val="clear" w:pos="1134"/>
+          <w:tab w:val="left" w:pos="829" w:leader="none"/>
+        </w:tabs>
+        <w:bidi w:val="0"/>
+        <w:ind w:hanging="283" w:left="829"/>
+        <w:jc w:val="left"/>
+        <w:rPr/>
+      </w:pPr>
+      <w:r>
+        <w:rPr>
+          <w:rStyle w:val="Strong"/>
+        </w:rPr>
         <w:t xml:space="preserve">Symptom: </w:t>
       </w:r>
       <w:r>
@@ -5661,7 +6030,7 @@
         <w:pStyle w:val="BodyText"/>
         <w:numPr>
           <w:ilvl w:val="1"/>
-          <w:numId w:val="13"/>
+          <w:numId w:val="14"/>
         </w:numPr>
         <w:tabs>
           <w:tab w:val="clear" w:pos="1134"/>
@@ -5719,7 +6088,7 @@
         <w:pStyle w:val="BodyText"/>
         <w:numPr>
           <w:ilvl w:val="1"/>
-          <w:numId w:val="13"/>
+          <w:numId w:val="14"/>
         </w:numPr>
         <w:tabs>
           <w:tab w:val="clear" w:pos="1134"/>
@@ -5779,7 +6148,7 @@
         <w:pStyle w:val="BodyText"/>
         <w:numPr>
           <w:ilvl w:val="1"/>
-          <w:numId w:val="13"/>
+          <w:numId w:val="14"/>
         </w:numPr>
         <w:tabs>
           <w:tab w:val="clear" w:pos="1134"/>
@@ -5837,7 +6206,7 @@
         <w:pStyle w:val="BodyText"/>
         <w:numPr>
           <w:ilvl w:val="1"/>
-          <w:numId w:val="13"/>
+          <w:numId w:val="14"/>
         </w:numPr>
         <w:tabs>
           <w:tab w:val="clear" w:pos="1134"/>
@@ -5976,7 +6345,7 @@
         <w:pStyle w:val="BodyText"/>
         <w:numPr>
           <w:ilvl w:val="0"/>
-          <w:numId w:val="14"/>
+          <w:numId w:val="15"/>
         </w:numPr>
         <w:tabs>
           <w:tab w:val="clear" w:pos="1134"/>
@@ -6100,7 +6469,7 @@
         <w:pStyle w:val="BodyText"/>
         <w:numPr>
           <w:ilvl w:val="0"/>
-          <w:numId w:val="14"/>
+          <w:numId w:val="15"/>
         </w:numPr>
         <w:tabs>
           <w:tab w:val="clear" w:pos="1134"/>
@@ -6188,7 +6557,7 @@
         <w:pStyle w:val="BodyText"/>
         <w:numPr>
           <w:ilvl w:val="0"/>
-          <w:numId w:val="14"/>
+          <w:numId w:val="15"/>
         </w:numPr>
         <w:tabs>
           <w:tab w:val="clear" w:pos="1134"/>
@@ -8182,7 +8551,7 @@
         <w:pStyle w:val="BodyText"/>
         <w:numPr>
           <w:ilvl w:val="0"/>
-          <w:numId w:val="15"/>
+          <w:numId w:val="16"/>
         </w:numPr>
         <w:tabs>
           <w:tab w:val="clear" w:pos="1134"/>
@@ -8256,7 +8625,7 @@
         <w:pStyle w:val="BodyText"/>
         <w:numPr>
           <w:ilvl w:val="0"/>
-          <w:numId w:val="15"/>
+          <w:numId w:val="16"/>
         </w:numPr>
         <w:tabs>
           <w:tab w:val="clear" w:pos="1134"/>
@@ -8307,176 +8676,6 @@
       <w:r>
         <w:rPr/>
         <w:t xml:space="preserve">) skips the OS packages Chromium needs and produces a browser that launches, then crashes on first navigation. </w:t>
-      </w:r>
-    </w:p>
-    <w:p>
-      <w:pPr>
-        <w:pStyle w:val="BodyText"/>
-        <w:numPr>
-          <w:ilvl w:val="0"/>
-          <w:numId w:val="15"/>
-        </w:numPr>
-        <w:tabs>
-          <w:tab w:val="clear" w:pos="1134"/>
-          <w:tab w:val="left" w:pos="829" w:leader="none"/>
-        </w:tabs>
-        <w:bidi w:val="0"/>
-        <w:spacing w:before="120" w:after="0"/>
-        <w:ind w:hanging="283" w:left="829"/>
-        <w:jc w:val="left"/>
-        <w:rPr/>
-      </w:pPr>
-      <w:r>
-        <w:rPr>
-          <w:rStyle w:val="Strong"/>
-        </w:rPr>
-        <w:t>Docker absent -&gt; visual UNVERIFIED, not a fail.</w:t>
-      </w:r>
-      <w:r>
-        <w:rPr/>
-        <w:t xml:space="preserve"> </w:t>
-      </w:r>
-      <w:r>
-        <w:rPr>
-          <w:rStyle w:val="SourceText"/>
-        </w:rPr>
-        <w:t>toHaveScreenshot</w:t>
-      </w:r>
-      <w:r>
-        <w:rPr/>
-        <w:t xml:space="preserve"> baselines are only meaningful when generated inside </w:t>
-      </w:r>
-      <w:r>
-        <w:rPr>
-          <w:rStyle w:val="SourceText"/>
-        </w:rPr>
-        <w:t>mcr.microsoft.com/playwright:v1.63.0-noble</w:t>
-      </w:r>
-      <w:r>
-        <w:rPr/>
-        <w:t xml:space="preserve"> — the installer warns rather than blocking when Docker is missing, and the visual </w:t>
-      </w:r>
-      <w:r>
-        <w:rPr>
-          <w:rStyle w:val="SourceText"/>
-        </w:rPr>
-        <w:t>verify.json</w:t>
-      </w:r>
-      <w:r>
-        <w:rPr/>
-        <w:t xml:space="preserve"> rule is written to skip (report UNVERIFIED) outside that image rather than compare against a baseline that can never match. </w:t>
-      </w:r>
-    </w:p>
-    <w:p>
-      <w:pPr>
-        <w:pStyle w:val="BodyText"/>
-        <w:numPr>
-          <w:ilvl w:val="0"/>
-          <w:numId w:val="15"/>
-        </w:numPr>
-        <w:tabs>
-          <w:tab w:val="clear" w:pos="1134"/>
-          <w:tab w:val="left" w:pos="829" w:leader="none"/>
-        </w:tabs>
-        <w:bidi w:val="0"/>
-        <w:ind w:hanging="283" w:left="829"/>
-        <w:jc w:val="left"/>
-        <w:rPr/>
-      </w:pPr>
-      <w:r>
-        <w:rPr>
-          <w:rStyle w:val="Strong"/>
-        </w:rPr>
-        <w:t>MCP server won't connect on Windows.</w:t>
-      </w:r>
-      <w:r>
-        <w:rPr/>
-        <w:t xml:space="preserve"> Both </w:t>
-      </w:r>
-      <w:r>
-        <w:rPr>
-          <w:rStyle w:val="SourceText"/>
-        </w:rPr>
-        <w:t>@playwright/mcp</w:t>
-      </w:r>
-      <w:r>
-        <w:rPr/>
-        <w:t xml:space="preserve"> and </w:t>
-      </w:r>
-      <w:r>
-        <w:rPr>
-          <w:rStyle w:val="SourceText"/>
-        </w:rPr>
-        <w:t>chrome-devtools-mcp</w:t>
-      </w:r>
-      <w:r>
-        <w:rPr/>
-        <w:t xml:space="preserve"> are launched with </w:t>
-      </w:r>
-      <w:r>
-        <w:rPr>
-          <w:rStyle w:val="SourceText"/>
-        </w:rPr>
-        <w:t>npx</w:t>
-      </w:r>
-      <w:r>
-        <w:rPr/>
-        <w:t xml:space="preserve">, which the MCP host cannot invoke directly on Windows — wrap the entry as </w:t>
-      </w:r>
-      <w:r>
-        <w:rPr>
-          <w:rStyle w:val="SourceText"/>
-        </w:rPr>
-        <w:t>"command": "cmd", "args": ["/c", "npx", ...]</w:t>
-      </w:r>
-      <w:r>
-        <w:rPr/>
-        <w:t xml:space="preserve"> in </w:t>
-      </w:r>
-      <w:r>
-        <w:rPr>
-          <w:rStyle w:val="SourceText"/>
-        </w:rPr>
-        <w:t>.mcp.json</w:t>
-      </w:r>
-      <w:r>
-        <w:rPr/>
-        <w:t xml:space="preserve"> (documented in chrome-devtools-mcp's own troubleshooting for the "Connection closed" failure); the </w:t>
-      </w:r>
-      <w:r>
-        <w:rPr>
-          <w:rStyle w:val="SourceText"/>
-        </w:rPr>
-        <w:t>stack-web</w:t>
-      </w:r>
-      <w:r>
-        <w:rPr/>
-        <w:t xml:space="preserve"> skill's </w:t>
-      </w:r>
-      <w:r>
-        <w:rPr>
-          <w:rStyle w:val="SourceText"/>
-        </w:rPr>
-        <w:t>.mcp.json</w:t>
-      </w:r>
-      <w:r>
-        <w:rPr/>
-        <w:t xml:space="preserve"> example already shows this. </w:t>
-      </w:r>
-    </w:p>
-    <w:p>
-      <w:pPr>
-        <w:pStyle w:val="Heading2"/>
-        <w:bidi w:val="0"/>
-        <w:ind w:hanging="0" w:left="0" w:right="0"/>
-        <w:jc w:val="left"/>
-        <w:rPr/>
-      </w:pPr>
-      <w:bookmarkStart w:id="12" w:name="windows-notes"/>
-      <w:bookmarkEnd w:id="12"/>
-      <w:r>
-        <w:rPr/>
-        <w:t>Windows Notes</w:t>
       </w:r>
     </w:p>
     <w:p>
@@ -8498,41 +8697,43 @@
       </w:pPr>
       <w:r>
         <w:rPr>
-          <w:rStyle w:val="SourceText"/>
-        </w:rPr>
-        <w:t>pwsh</w:t>
-      </w:r>
-      <w:r>
-        <w:rPr>
           <w:rStyle w:val="Strong"/>
         </w:rPr>
-        <w:t xml:space="preserve"> is not on Git Bash's </w:t>
-      </w:r>
-      <w:r>
-        <w:rPr>
-          <w:rStyle w:val="SourceText"/>
-        </w:rPr>
-        <w:t>PATH</w:t>
-      </w:r>
-      <w:r>
-        <w:rPr>
-          <w:rStyle w:val="Strong"/>
-        </w:rPr>
-        <w:t>.</w:t>
-      </w:r>
-      <w:r>
-        <w:rPr/>
-        <w:t xml:space="preserve"> Every script that shells out to PowerShell names it by an absolute path or resolves it explicitly; a bare </w:t>
-      </w:r>
-      <w:r>
-        <w:rPr>
-          <w:rStyle w:val="SourceText"/>
-        </w:rPr>
-        <w:t>pwsh</w:t>
-      </w:r>
-      <w:r>
-        <w:rPr/>
-        <w:t xml:space="preserve"> in a hand-typed command fails as "command not found", which is easy to misread as PowerShell itself being broken. </w:t>
+        <w:t>Docker absent -&gt; visual UNVERIFIED, not a fail.</w:t>
+      </w:r>
+      <w:r>
+        <w:rPr/>
+        <w:t xml:space="preserve"> </w:t>
+      </w:r>
+      <w:r>
+        <w:rPr>
+          <w:rStyle w:val="SourceText"/>
+        </w:rPr>
+        <w:t>toHaveScreenshot</w:t>
+      </w:r>
+      <w:r>
+        <w:rPr/>
+        <w:t xml:space="preserve"> baselines are only meaningful when generated inside </w:t>
+      </w:r>
+      <w:r>
+        <w:rPr>
+          <w:rStyle w:val="SourceText"/>
+        </w:rPr>
+        <w:t>mcr.microsoft.com/playwright:v1.63.0-noble</w:t>
+      </w:r>
+      <w:r>
+        <w:rPr/>
+        <w:t xml:space="preserve"> — the installer warns rather than blocking when Docker is missing, and the visual </w:t>
+      </w:r>
+      <w:r>
+        <w:rPr>
+          <w:rStyle w:val="SourceText"/>
+        </w:rPr>
+        <w:t>verify.json</w:t>
+      </w:r>
+      <w:r>
+        <w:rPr/>
+        <w:t xml:space="preserve"> rule is written to skip (report UNVERIFIED) outside that image rather than compare against a baseline that can never match. </w:t>
       </w:r>
     </w:p>
     <w:p>
@@ -8547,7 +8748,6 @@
           <w:tab w:val="left" w:pos="829" w:leader="none"/>
         </w:tabs>
         <w:bidi w:val="0"/>
-        <w:spacing w:before="120" w:after="0"/>
         <w:ind w:hanging="283" w:left="829"/>
         <w:jc w:val="left"/>
         <w:rPr/>
@@ -8556,116 +8756,17 @@
         <w:rPr>
           <w:rStyle w:val="Strong"/>
         </w:rPr>
-        <w:t xml:space="preserve">Git Bash ships without </w:t>
-      </w:r>
-      <w:r>
-        <w:rPr>
-          <w:rStyle w:val="SourceText"/>
-        </w:rPr>
-        <w:t>python3</w:t>
-      </w:r>
-      <w:r>
-        <w:rPr>
-          <w:rStyle w:val="Strong"/>
-        </w:rPr>
-        <w:t>.</w:t>
-      </w:r>
-      <w:r>
-        <w:rPr/>
-        <w:t xml:space="preserve"> Every hook wrapper here resolves </w:t>
-      </w:r>
-      <w:r>
-        <w:rPr>
-          <w:rStyle w:val="SourceText"/>
-        </w:rPr>
-        <w:t>python3</w:t>
-      </w:r>
-      <w:r>
-        <w:rPr/>
-        <w:t xml:space="preserve">, then </w:t>
-      </w:r>
-      <w:r>
-        <w:rPr>
-          <w:rStyle w:val="SourceText"/>
-        </w:rPr>
-        <w:t>python</w:t>
-      </w:r>
-      <w:r>
-        <w:rPr/>
-        <w:t xml:space="preserve">, then </w:t>
-      </w:r>
-      <w:r>
-        <w:rPr>
-          <w:rStyle w:val="SourceText"/>
-        </w:rPr>
-        <w:t>py</w:t>
-      </w:r>
-      <w:r>
-        <w:rPr/>
-        <w:t xml:space="preserve">, and fails loudly on stderr rather than silently standing down when none resolves (see "no-python fail-closed", above). If a hook you expect to run says nothing at all, check for a usable Python on </w:t>
-      </w:r>
-      <w:r>
-        <w:rPr>
-          <w:rStyle w:val="SourceText"/>
-        </w:rPr>
-        <w:t>PATH</w:t>
-      </w:r>
-      <w:r>
-        <w:rPr/>
-        <w:t xml:space="preserve"> first. </w:t>
-      </w:r>
-    </w:p>
-    <w:p>
-      <w:pPr>
-        <w:pStyle w:val="BodyText"/>
-        <w:numPr>
-          <w:ilvl w:val="0"/>
-          <w:numId w:val="16"/>
-        </w:numPr>
-        <w:tabs>
-          <w:tab w:val="clear" w:pos="1134"/>
-          <w:tab w:val="left" w:pos="829" w:leader="none"/>
-        </w:tabs>
-        <w:bidi w:val="0"/>
-        <w:ind w:hanging="283" w:left="829"/>
-        <w:jc w:val="left"/>
-        <w:rPr/>
-      </w:pPr>
-      <w:r>
-        <w:rPr>
-          <w:rStyle w:val="Strong"/>
-        </w:rPr>
-        <w:t>Both flavours are always registered.</w:t>
-      </w:r>
-      <w:r>
-        <w:rPr/>
-        <w:t xml:space="preserve"> </w:t>
-      </w:r>
-      <w:r>
-        <w:rPr>
-          <w:rStyle w:val="SourceText"/>
-        </w:rPr>
-        <w:t>hooks.json</w:t>
-      </w:r>
-      <w:r>
-        <w:rPr/>
-        <w:t xml:space="preserve"> pairs every bash command with a </w:t>
-      </w:r>
-      <w:r>
-        <w:rPr>
-          <w:rStyle w:val="SourceText"/>
-        </w:rPr>
-        <w:t>shell: "powershell"</w:t>
-      </w:r>
-      <w:r>
-        <w:rPr/>
-        <w:t xml:space="preserve"> sibling on the same event, so a machine with both </w:t>
-      </w:r>
-      <w:r>
-        <w:rPr>
-          <w:rStyle w:val="SourceText"/>
-        </w:rPr>
-        <w:t>bash</w:t>
+        <w:t>MCP server won't connect on Windows.</w:t>
+      </w:r>
+      <w:r>
+        <w:rPr/>
+        <w:t xml:space="preserve"> Both </w:t>
+      </w:r>
+      <w:r>
+        <w:rPr>
+          <w:rStyle w:val="SourceText"/>
+        </w:rPr>
+        <w:t>@playwright/mcp</w:t>
       </w:r>
       <w:r>
         <w:rPr/>
@@ -8675,21 +8776,61 @@
         <w:rPr>
           <w:rStyle w:val="SourceText"/>
         </w:rPr>
-        <w:t>pwsh</w:t>
-      </w:r>
-      <w:r>
-        <w:rPr/>
-        <w:t xml:space="preserve"> present runs both. This is not double-firing to fix — it is how the same hook reaches both shells; each PowerShell twin stands itself down on the wrong platform (</w:t>
-      </w:r>
-      <w:r>
-        <w:rPr>
-          <w:rStyle w:val="SourceText"/>
-        </w:rPr>
-        <w:t>$env:OS -ne 'Windows_NT'</w:t>
-      </w:r>
-      <w:r>
-        <w:rPr/>
-        <w:t xml:space="preserve">) rather than the bash twin doing that job. </w:t>
+        <w:t>chrome-devtools-mcp</w:t>
+      </w:r>
+      <w:r>
+        <w:rPr/>
+        <w:t xml:space="preserve"> are launched with </w:t>
+      </w:r>
+      <w:r>
+        <w:rPr>
+          <w:rStyle w:val="SourceText"/>
+        </w:rPr>
+        <w:t>npx</w:t>
+      </w:r>
+      <w:r>
+        <w:rPr/>
+        <w:t xml:space="preserve">, which the MCP host cannot invoke directly on Windows — wrap the entry as </w:t>
+      </w:r>
+      <w:r>
+        <w:rPr>
+          <w:rStyle w:val="SourceText"/>
+        </w:rPr>
+        <w:t>"command": "cmd", "args": ["/c", "npx", ...]</w:t>
+      </w:r>
+      <w:r>
+        <w:rPr/>
+        <w:t xml:space="preserve"> in </w:t>
+      </w:r>
+      <w:r>
+        <w:rPr>
+          <w:rStyle w:val="SourceText"/>
+        </w:rPr>
+        <w:t>.mcp.json</w:t>
+      </w:r>
+      <w:r>
+        <w:rPr/>
+        <w:t xml:space="preserve"> (documented in chrome-devtools-mcp's own troubleshooting for the "Connection closed" failure); the </w:t>
+      </w:r>
+      <w:r>
+        <w:rPr>
+          <w:rStyle w:val="SourceText"/>
+        </w:rPr>
+        <w:t>stack-web</w:t>
+      </w:r>
+      <w:r>
+        <w:rPr/>
+        <w:t xml:space="preserve"> skill's </w:t>
+      </w:r>
+      <w:r>
+        <w:rPr>
+          <w:rStyle w:val="SourceText"/>
+        </w:rPr>
+        <w:t>.mcp.json</w:t>
+      </w:r>
+      <w:r>
+        <w:rPr/>
+        <w:t xml:space="preserve"> example already shows this. </w:t>
       </w:r>
     </w:p>
     <w:p>
@@ -8700,48 +8841,11 @@
         <w:jc w:val="left"/>
         <w:rPr/>
       </w:pPr>
-      <w:bookmarkStart w:id="13" w:name="auto-wrap-up-auto-clear-and-auto-resume"/>
-      <w:bookmarkEnd w:id="13"/>
-      <w:r>
-        <w:rPr/>
-        <w:t>Auto Wrap-Up, Auto-Clear and Auto-Resume</w:t>
-      </w:r>
-    </w:p>
-    <w:p>
-      <w:pPr>
-        <w:pStyle w:val="BodyText"/>
-        <w:bidi w:val="0"/>
-        <w:jc w:val="left"/>
-        <w:rPr/>
-      </w:pPr>
-      <w:r>
-        <w:rPr/>
-        <w:t>This section is folded into the troubleshooting guide (</w:t>
-      </w:r>
-      <w:r>
-        <w:rPr>
-          <w:rStyle w:val="SourceText"/>
-        </w:rPr>
-        <w:t>troubleshooting.md</w:t>
-      </w:r>
-      <w:r>
-        <w:rPr/>
-        <w:t>), linked from it as "Auto wrap-up, clear and resume". It covers the cycle that lets a long session finish itself cleanly, clear, and pick up where it stopped.</w:t>
-      </w:r>
-    </w:p>
-    <w:p>
-      <w:pPr>
-        <w:pStyle w:val="Heading3"/>
-        <w:bidi w:val="0"/>
-        <w:ind w:hanging="0" w:left="0" w:right="0"/>
-        <w:jc w:val="left"/>
-        <w:rPr/>
-      </w:pPr>
-      <w:bookmarkStart w:id="14" w:name="what-the-cycle-does"/>
-      <w:bookmarkEnd w:id="14"/>
-      <w:r>
-        <w:rPr/>
-        <w:t>What the Cycle Does</w:t>
+      <w:bookmarkStart w:id="12" w:name="windows-notes"/>
+      <w:bookmarkEnd w:id="12"/>
+      <w:r>
+        <w:rPr/>
+        <w:t>Windows Notes</w:t>
       </w:r>
     </w:p>
     <w:p>
@@ -8763,33 +8867,41 @@
       </w:pPr>
       <w:r>
         <w:rPr>
+          <w:rStyle w:val="SourceText"/>
+        </w:rPr>
+        <w:t>pwsh</w:t>
+      </w:r>
+      <w:r>
+        <w:rPr>
           <w:rStyle w:val="Strong"/>
         </w:rPr>
-        <w:t>Wrap-up.</w:t>
-      </w:r>
-      <w:r>
-        <w:rPr/>
-        <w:t xml:space="preserve"> When the context window crosses its threshold, the </w:t>
-      </w:r>
-      <w:r>
-        <w:rPr>
-          <w:rStyle w:val="SourceText"/>
-        </w:rPr>
-        <w:t>Stop</w:t>
-      </w:r>
-      <w:r>
-        <w:rPr/>
-        <w:t xml:space="preserve"> hook blocks once. It asks the session to finish or park the change in flight, write </w:t>
-      </w:r>
-      <w:r>
-        <w:rPr>
-          <w:rStyle w:val="SourceText"/>
-        </w:rPr>
-        <w:t>.work/HANDOFF.md</w:t>
-      </w:r>
-      <w:r>
-        <w:rPr/>
-        <w:t xml:space="preserve">, and update the ticket. This happens once for each threshold crossing in each session. It never happens on the forced continuation that follows a block. </w:t>
+        <w:t xml:space="preserve"> is not on Git Bash's </w:t>
+      </w:r>
+      <w:r>
+        <w:rPr>
+          <w:rStyle w:val="SourceText"/>
+        </w:rPr>
+        <w:t>PATH</w:t>
+      </w:r>
+      <w:r>
+        <w:rPr>
+          <w:rStyle w:val="Strong"/>
+        </w:rPr>
+        <w:t>.</w:t>
+      </w:r>
+      <w:r>
+        <w:rPr/>
+        <w:t xml:space="preserve"> Every script that shells out to PowerShell names it by an absolute path or resolves it explicitly; a bare </w:t>
+      </w:r>
+      <w:r>
+        <w:rPr>
+          <w:rStyle w:val="SourceText"/>
+        </w:rPr>
+        <w:t>pwsh</w:t>
+      </w:r>
+      <w:r>
+        <w:rPr/>
+        <w:t xml:space="preserve"> in a hand-typed command fails as "command not found", which is easy to misread as PowerShell itself being broken. </w:t>
       </w:r>
     </w:p>
     <w:p>
@@ -8798,6 +8910,263 @@
         <w:numPr>
           <w:ilvl w:val="0"/>
           <w:numId w:val="17"/>
+        </w:numPr>
+        <w:tabs>
+          <w:tab w:val="clear" w:pos="1134"/>
+          <w:tab w:val="left" w:pos="829" w:leader="none"/>
+        </w:tabs>
+        <w:bidi w:val="0"/>
+        <w:spacing w:before="120" w:after="0"/>
+        <w:ind w:hanging="283" w:left="829"/>
+        <w:jc w:val="left"/>
+        <w:rPr/>
+      </w:pPr>
+      <w:r>
+        <w:rPr>
+          <w:rStyle w:val="Strong"/>
+        </w:rPr>
+        <w:t xml:space="preserve">Git Bash ships without </w:t>
+      </w:r>
+      <w:r>
+        <w:rPr>
+          <w:rStyle w:val="SourceText"/>
+        </w:rPr>
+        <w:t>python3</w:t>
+      </w:r>
+      <w:r>
+        <w:rPr>
+          <w:rStyle w:val="Strong"/>
+        </w:rPr>
+        <w:t>.</w:t>
+      </w:r>
+      <w:r>
+        <w:rPr/>
+        <w:t xml:space="preserve"> Every hook wrapper here resolves </w:t>
+      </w:r>
+      <w:r>
+        <w:rPr>
+          <w:rStyle w:val="SourceText"/>
+        </w:rPr>
+        <w:t>python3</w:t>
+      </w:r>
+      <w:r>
+        <w:rPr/>
+        <w:t xml:space="preserve">, then </w:t>
+      </w:r>
+      <w:r>
+        <w:rPr>
+          <w:rStyle w:val="SourceText"/>
+        </w:rPr>
+        <w:t>python</w:t>
+      </w:r>
+      <w:r>
+        <w:rPr/>
+        <w:t xml:space="preserve">, then </w:t>
+      </w:r>
+      <w:r>
+        <w:rPr>
+          <w:rStyle w:val="SourceText"/>
+        </w:rPr>
+        <w:t>py</w:t>
+      </w:r>
+      <w:r>
+        <w:rPr/>
+        <w:t xml:space="preserve">, and fails loudly on stderr rather than silently standing down when none resolves (see "no-python fail-closed", above). If a hook you expect to run says nothing at all, check for a usable Python on </w:t>
+      </w:r>
+      <w:r>
+        <w:rPr>
+          <w:rStyle w:val="SourceText"/>
+        </w:rPr>
+        <w:t>PATH</w:t>
+      </w:r>
+      <w:r>
+        <w:rPr/>
+        <w:t xml:space="preserve"> first. </w:t>
+      </w:r>
+    </w:p>
+    <w:p>
+      <w:pPr>
+        <w:pStyle w:val="BodyText"/>
+        <w:numPr>
+          <w:ilvl w:val="0"/>
+          <w:numId w:val="17"/>
+        </w:numPr>
+        <w:tabs>
+          <w:tab w:val="clear" w:pos="1134"/>
+          <w:tab w:val="left" w:pos="829" w:leader="none"/>
+        </w:tabs>
+        <w:bidi w:val="0"/>
+        <w:ind w:hanging="283" w:left="829"/>
+        <w:jc w:val="left"/>
+        <w:rPr/>
+      </w:pPr>
+      <w:r>
+        <w:rPr>
+          <w:rStyle w:val="Strong"/>
+        </w:rPr>
+        <w:t>Both flavours are always registered.</w:t>
+      </w:r>
+      <w:r>
+        <w:rPr/>
+        <w:t xml:space="preserve"> </w:t>
+      </w:r>
+      <w:r>
+        <w:rPr>
+          <w:rStyle w:val="SourceText"/>
+        </w:rPr>
+        <w:t>hooks.json</w:t>
+      </w:r>
+      <w:r>
+        <w:rPr/>
+        <w:t xml:space="preserve"> pairs every bash command with a </w:t>
+      </w:r>
+      <w:r>
+        <w:rPr>
+          <w:rStyle w:val="SourceText"/>
+        </w:rPr>
+        <w:t>shell: "powershell"</w:t>
+      </w:r>
+      <w:r>
+        <w:rPr/>
+        <w:t xml:space="preserve"> sibling on the same event, so a machine with both </w:t>
+      </w:r>
+      <w:r>
+        <w:rPr>
+          <w:rStyle w:val="SourceText"/>
+        </w:rPr>
+        <w:t>bash</w:t>
+      </w:r>
+      <w:r>
+        <w:rPr/>
+        <w:t xml:space="preserve"> and </w:t>
+      </w:r>
+      <w:r>
+        <w:rPr>
+          <w:rStyle w:val="SourceText"/>
+        </w:rPr>
+        <w:t>pwsh</w:t>
+      </w:r>
+      <w:r>
+        <w:rPr/>
+        <w:t xml:space="preserve"> present runs both. This is not double-firing to fix — it is how the same hook reaches both shells; each PowerShell twin stands itself down on the wrong platform (</w:t>
+      </w:r>
+      <w:r>
+        <w:rPr>
+          <w:rStyle w:val="SourceText"/>
+        </w:rPr>
+        <w:t>$env:OS -ne 'Windows_NT'</w:t>
+      </w:r>
+      <w:r>
+        <w:rPr/>
+        <w:t xml:space="preserve">) rather than the bash twin doing that job. </w:t>
+      </w:r>
+    </w:p>
+    <w:p>
+      <w:pPr>
+        <w:pStyle w:val="Heading2"/>
+        <w:bidi w:val="0"/>
+        <w:ind w:hanging="0" w:left="0" w:right="0"/>
+        <w:jc w:val="left"/>
+        <w:rPr/>
+      </w:pPr>
+      <w:bookmarkStart w:id="13" w:name="auto-wrap-up-auto-clear-and-auto-resume"/>
+      <w:bookmarkEnd w:id="13"/>
+      <w:r>
+        <w:rPr/>
+        <w:t>Auto Wrap-Up, Auto-Clear and Auto-Resume</w:t>
+      </w:r>
+    </w:p>
+    <w:p>
+      <w:pPr>
+        <w:pStyle w:val="BodyText"/>
+        <w:bidi w:val="0"/>
+        <w:jc w:val="left"/>
+        <w:rPr/>
+      </w:pPr>
+      <w:r>
+        <w:rPr/>
+        <w:t>This section is folded into the troubleshooting guide (</w:t>
+      </w:r>
+      <w:r>
+        <w:rPr>
+          <w:rStyle w:val="SourceText"/>
+        </w:rPr>
+        <w:t>troubleshooting.md</w:t>
+      </w:r>
+      <w:r>
+        <w:rPr/>
+        <w:t>), linked from it as "Auto wrap-up, clear and resume". It covers the cycle that lets a long session finish itself cleanly, clear, and pick up where it stopped.</w:t>
+      </w:r>
+    </w:p>
+    <w:p>
+      <w:pPr>
+        <w:pStyle w:val="Heading3"/>
+        <w:bidi w:val="0"/>
+        <w:ind w:hanging="0" w:left="0" w:right="0"/>
+        <w:jc w:val="left"/>
+        <w:rPr/>
+      </w:pPr>
+      <w:bookmarkStart w:id="14" w:name="what-the-cycle-does"/>
+      <w:bookmarkEnd w:id="14"/>
+      <w:r>
+        <w:rPr/>
+        <w:t>What the Cycle Does</w:t>
+      </w:r>
+    </w:p>
+    <w:p>
+      <w:pPr>
+        <w:pStyle w:val="BodyText"/>
+        <w:numPr>
+          <w:ilvl w:val="0"/>
+          <w:numId w:val="18"/>
+        </w:numPr>
+        <w:tabs>
+          <w:tab w:val="clear" w:pos="1134"/>
+          <w:tab w:val="left" w:pos="829" w:leader="none"/>
+        </w:tabs>
+        <w:bidi w:val="0"/>
+        <w:spacing w:before="120" w:after="0"/>
+        <w:ind w:hanging="283" w:left="829"/>
+        <w:jc w:val="left"/>
+        <w:rPr/>
+      </w:pPr>
+      <w:r>
+        <w:rPr>
+          <w:rStyle w:val="Strong"/>
+        </w:rPr>
+        <w:t>Wrap-up.</w:t>
+      </w:r>
+      <w:r>
+        <w:rPr/>
+        <w:t xml:space="preserve"> When the context window crosses its threshold, the </w:t>
+      </w:r>
+      <w:r>
+        <w:rPr>
+          <w:rStyle w:val="SourceText"/>
+        </w:rPr>
+        <w:t>Stop</w:t>
+      </w:r>
+      <w:r>
+        <w:rPr/>
+        <w:t xml:space="preserve"> hook blocks once. It asks the session to finish or park the change in flight, write </w:t>
+      </w:r>
+      <w:r>
+        <w:rPr>
+          <w:rStyle w:val="SourceText"/>
+        </w:rPr>
+        <w:t>.work/HANDOFF.md</w:t>
+      </w:r>
+      <w:r>
+        <w:rPr/>
+        <w:t xml:space="preserve">, and update the ticket. This happens once for each threshold crossing in each session. It never happens on the forced continuation that follows a block. </w:t>
+      </w:r>
+    </w:p>
+    <w:p>
+      <w:pPr>
+        <w:pStyle w:val="BodyText"/>
+        <w:numPr>
+          <w:ilvl w:val="0"/>
+          <w:numId w:val="18"/>
         </w:numPr>
         <w:tabs>
           <w:tab w:val="clear" w:pos="1134"/>
@@ -10844,7 +11213,7 @@
         <w:pStyle w:val="BodyText"/>
         <w:numPr>
           <w:ilvl w:val="0"/>
-          <w:numId w:val="18"/>
+          <w:numId w:val="19"/>
         </w:numPr>
         <w:tabs>
           <w:tab w:val="clear" w:pos="1134"/>
@@ -10886,7 +11255,7 @@
         <w:pStyle w:val="BodyText"/>
         <w:numPr>
           <w:ilvl w:val="0"/>
-          <w:numId w:val="18"/>
+          <w:numId w:val="19"/>
         </w:numPr>
         <w:tabs>
           <w:tab w:val="clear" w:pos="1134"/>
@@ -10908,7 +11277,7 @@
         <w:pStyle w:val="BodyText"/>
         <w:numPr>
           <w:ilvl w:val="0"/>
-          <w:numId w:val="18"/>
+          <w:numId w:val="19"/>
         </w:numPr>
         <w:tabs>
           <w:tab w:val="clear" w:pos="1134"/>
@@ -10960,7 +11329,7 @@
         <w:pStyle w:val="BodyText"/>
         <w:numPr>
           <w:ilvl w:val="0"/>
-          <w:numId w:val="18"/>
+          <w:numId w:val="19"/>
         </w:numPr>
         <w:tabs>
           <w:tab w:val="clear" w:pos="1134"/>
@@ -10982,7 +11351,7 @@
         <w:pStyle w:val="BodyText"/>
         <w:numPr>
           <w:ilvl w:val="0"/>
-          <w:numId w:val="18"/>
+          <w:numId w:val="19"/>
         </w:numPr>
         <w:tabs>
           <w:tab w:val="clear" w:pos="1134"/>
@@ -11034,7 +11403,7 @@
         <w:pStyle w:val="BodyText"/>
         <w:numPr>
           <w:ilvl w:val="0"/>
-          <w:numId w:val="18"/>
+          <w:numId w:val="19"/>
         </w:numPr>
         <w:tabs>
           <w:tab w:val="clear" w:pos="1134"/>
@@ -12806,7 +13175,7 @@
         <w:pStyle w:val="BodyText"/>
         <w:numPr>
           <w:ilvl w:val="0"/>
-          <w:numId w:val="19"/>
+          <w:numId w:val="20"/>
         </w:numPr>
         <w:tabs>
           <w:tab w:val="clear" w:pos="1134"/>
@@ -12844,7 +13213,7 @@
         <w:pStyle w:val="BodyText"/>
         <w:numPr>
           <w:ilvl w:val="0"/>
-          <w:numId w:val="19"/>
+          <w:numId w:val="20"/>
         </w:numPr>
         <w:tabs>
           <w:tab w:val="clear" w:pos="1134"/>
@@ -12904,7 +13273,7 @@
         <w:pStyle w:val="BodyText"/>
         <w:numPr>
           <w:ilvl w:val="0"/>
-          <w:numId w:val="19"/>
+          <w:numId w:val="20"/>
         </w:numPr>
         <w:tabs>
           <w:tab w:val="clear" w:pos="1134"/>
@@ -15171,8 +15540,8 @@
   <w:abstractNum w:abstractNumId="17">
     <w:lvl w:ilvl="0">
       <w:start w:val="1"/>
-      <w:numFmt w:val="decimal"/>
-      <w:lvlText w:val="%1."/>
+      <w:numFmt w:val="bullet"/>
+      <w:lvlText w:val=""/>
       <w:lvlJc w:val="left"/>
       <w:pPr>
         <w:tabs>
@@ -15180,12 +15549,14 @@
         </w:tabs>
         <w:ind w:left="709" w:hanging="283"/>
       </w:pPr>
-      <w:rPr/>
+      <w:rPr>
+        <w:rFonts w:ascii="Symbol" w:hAnsi="Symbol" w:cs="Symbol" w:hint="default"/>
+      </w:rPr>
     </w:lvl>
     <w:lvl w:ilvl="1">
       <w:start w:val="1"/>
-      <w:numFmt w:val="decimal"/>
-      <w:lvlText w:val="%2."/>
+      <w:numFmt w:val="bullet"/>
+      <w:lvlText w:val=""/>
       <w:lvlJc w:val="left"/>
       <w:pPr>
         <w:tabs>
@@ -15193,12 +15564,14 @@
         </w:tabs>
         <w:ind w:left="1418" w:hanging="283"/>
       </w:pPr>
-      <w:rPr/>
+      <w:rPr>
+        <w:rFonts w:ascii="Symbol" w:hAnsi="Symbol" w:cs="Symbol" w:hint="default"/>
+      </w:rPr>
     </w:lvl>
     <w:lvl w:ilvl="2">
       <w:start w:val="1"/>
-      <w:numFmt w:val="decimal"/>
-      <w:lvlText w:val="%3."/>
+      <w:numFmt w:val="bullet"/>
+      <w:lvlText w:val=""/>
       <w:lvlJc w:val="left"/>
       <w:pPr>
         <w:tabs>
@@ -15206,12 +15579,14 @@
         </w:tabs>
         <w:ind w:left="2127" w:hanging="283"/>
       </w:pPr>
-      <w:rPr/>
+      <w:rPr>
+        <w:rFonts w:ascii="Symbol" w:hAnsi="Symbol" w:cs="Symbol" w:hint="default"/>
+      </w:rPr>
     </w:lvl>
     <w:lvl w:ilvl="3">
       <w:start w:val="1"/>
-      <w:numFmt w:val="decimal"/>
-      <w:lvlText w:val="%4."/>
+      <w:numFmt w:val="bullet"/>
+      <w:lvlText w:val=""/>
       <w:lvlJc w:val="left"/>
       <w:pPr>
         <w:tabs>
@@ -15219,12 +15594,14 @@
         </w:tabs>
         <w:ind w:left="2836" w:hanging="283"/>
       </w:pPr>
-      <w:rPr/>
+      <w:rPr>
+        <w:rFonts w:ascii="Symbol" w:hAnsi="Symbol" w:cs="Symbol" w:hint="default"/>
+      </w:rPr>
     </w:lvl>
     <w:lvl w:ilvl="4">
       <w:start w:val="1"/>
-      <w:numFmt w:val="decimal"/>
-      <w:lvlText w:val="%5."/>
+      <w:numFmt w:val="bullet"/>
+      <w:lvlText w:val=""/>
       <w:lvlJc w:val="left"/>
       <w:pPr>
         <w:tabs>
@@ -15232,12 +15609,14 @@
         </w:tabs>
         <w:ind w:left="3545" w:hanging="283"/>
       </w:pPr>
-      <w:rPr/>
+      <w:rPr>
+        <w:rFonts w:ascii="Symbol" w:hAnsi="Symbol" w:cs="Symbol" w:hint="default"/>
+      </w:rPr>
     </w:lvl>
     <w:lvl w:ilvl="5">
       <w:start w:val="1"/>
-      <w:numFmt w:val="decimal"/>
-      <w:lvlText w:val="%6."/>
+      <w:numFmt w:val="bullet"/>
+      <w:lvlText w:val=""/>
       <w:lvlJc w:val="left"/>
       <w:pPr>
         <w:tabs>
@@ -15245,12 +15624,14 @@
         </w:tabs>
         <w:ind w:left="4254" w:hanging="283"/>
       </w:pPr>
-      <w:rPr/>
+      <w:rPr>
+        <w:rFonts w:ascii="Symbol" w:hAnsi="Symbol" w:cs="Symbol" w:hint="default"/>
+      </w:rPr>
     </w:lvl>
     <w:lvl w:ilvl="6">
       <w:start w:val="1"/>
-      <w:numFmt w:val="decimal"/>
-      <w:lvlText w:val="%7."/>
+      <w:numFmt w:val="bullet"/>
+      <w:lvlText w:val=""/>
       <w:lvlJc w:val="left"/>
       <w:pPr>
         <w:tabs>
@@ -15258,12 +15639,14 @@
         </w:tabs>
         <w:ind w:left="4963" w:hanging="283"/>
       </w:pPr>
-      <w:rPr/>
+      <w:rPr>
+        <w:rFonts w:ascii="Symbol" w:hAnsi="Symbol" w:cs="Symbol" w:hint="default"/>
+      </w:rPr>
     </w:lvl>
     <w:lvl w:ilvl="7">
       <w:start w:val="1"/>
-      <w:numFmt w:val="decimal"/>
-      <w:lvlText w:val="%8."/>
+      <w:numFmt w:val="bullet"/>
+      <w:lvlText w:val=""/>
       <w:lvlJc w:val="left"/>
       <w:pPr>
         <w:tabs>
@@ -15271,12 +15654,14 @@
         </w:tabs>
         <w:ind w:left="5672" w:hanging="283"/>
       </w:pPr>
-      <w:rPr/>
+      <w:rPr>
+        <w:rFonts w:ascii="Symbol" w:hAnsi="Symbol" w:cs="Symbol" w:hint="default"/>
+      </w:rPr>
     </w:lvl>
     <w:lvl w:ilvl="8">
       <w:start w:val="1"/>
-      <w:numFmt w:val="decimal"/>
-      <w:lvlText w:val="%9."/>
+      <w:numFmt w:val="bullet"/>
+      <w:lvlText w:val=""/>
       <w:lvlJc w:val="left"/>
       <w:pPr>
         <w:tabs>
@@ -15284,14 +15669,16 @@
         </w:tabs>
         <w:ind w:left="6381" w:hanging="283"/>
       </w:pPr>
-      <w:rPr/>
+      <w:rPr>
+        <w:rFonts w:ascii="Symbol" w:hAnsi="Symbol" w:cs="Symbol" w:hint="default"/>
+      </w:rPr>
     </w:lvl>
   </w:abstractNum>
   <w:abstractNum w:abstractNumId="18">
     <w:lvl w:ilvl="0">
       <w:start w:val="1"/>
-      <w:numFmt w:val="bullet"/>
-      <w:lvlText w:val=""/>
+      <w:numFmt w:val="decimal"/>
+      <w:lvlText w:val="%1."/>
       <w:lvlJc w:val="left"/>
       <w:pPr>
         <w:tabs>
@@ -15299,14 +15686,12 @@
         </w:tabs>
         <w:ind w:left="709" w:hanging="283"/>
       </w:pPr>
-      <w:rPr>
-        <w:rFonts w:ascii="Symbol" w:hAnsi="Symbol" w:cs="Symbol" w:hint="default"/>
-      </w:rPr>
+      <w:rPr/>
     </w:lvl>
     <w:lvl w:ilvl="1">
       <w:start w:val="1"/>
-      <w:numFmt w:val="bullet"/>
-      <w:lvlText w:val=""/>
+      <w:numFmt w:val="decimal"/>
+      <w:lvlText w:val="%2."/>
       <w:lvlJc w:val="left"/>
       <w:pPr>
         <w:tabs>
@@ -15314,14 +15699,12 @@
         </w:tabs>
         <w:ind w:left="1418" w:hanging="283"/>
       </w:pPr>
-      <w:rPr>
-        <w:rFonts w:ascii="Symbol" w:hAnsi="Symbol" w:cs="Symbol" w:hint="default"/>
-      </w:rPr>
+      <w:rPr/>
     </w:lvl>
     <w:lvl w:ilvl="2">
       <w:start w:val="1"/>
-      <w:numFmt w:val="bullet"/>
-      <w:lvlText w:val=""/>
+      <w:numFmt w:val="decimal"/>
+      <w:lvlText w:val="%3."/>
       <w:lvlJc w:val="left"/>
       <w:pPr>
         <w:tabs>
@@ -15329,14 +15712,12 @@
         </w:tabs>
         <w:ind w:left="2127" w:hanging="283"/>
       </w:pPr>
-      <w:rPr>
-        <w:rFonts w:ascii="Symbol" w:hAnsi="Symbol" w:cs="Symbol" w:hint="default"/>
-      </w:rPr>
+      <w:rPr/>
     </w:lvl>
     <w:lvl w:ilvl="3">
       <w:start w:val="1"/>
-      <w:numFmt w:val="bullet"/>
-      <w:lvlText w:val=""/>
+      <w:numFmt w:val="decimal"/>
+      <w:lvlText w:val="%4."/>
       <w:lvlJc w:val="left"/>
       <w:pPr>
         <w:tabs>
@@ -15344,14 +15725,12 @@
         </w:tabs>
         <w:ind w:left="2836" w:hanging="283"/>
       </w:pPr>
-      <w:rPr>
-        <w:rFonts w:ascii="Symbol" w:hAnsi="Symbol" w:cs="Symbol" w:hint="default"/>
-      </w:rPr>
+      <w:rPr/>
     </w:lvl>
     <w:lvl w:ilvl="4">
       <w:start w:val="1"/>
-      <w:numFmt w:val="bullet"/>
-      <w:lvlText w:val=""/>
+      <w:numFmt w:val="decimal"/>
+      <w:lvlText w:val="%5."/>
       <w:lvlJc w:val="left"/>
       <w:pPr>
         <w:tabs>
@@ -15359,14 +15738,12 @@
         </w:tabs>
         <w:ind w:left="3545" w:hanging="283"/>
       </w:pPr>
-      <w:rPr>
-        <w:rFonts w:ascii="Symbol" w:hAnsi="Symbol" w:cs="Symbol" w:hint="default"/>
-      </w:rPr>
+      <w:rPr/>
     </w:lvl>
     <w:lvl w:ilvl="5">
       <w:start w:val="1"/>
-      <w:numFmt w:val="bullet"/>
-      <w:lvlText w:val=""/>
+      <w:numFmt w:val="decimal"/>
+      <w:lvlText w:val="%6."/>
       <w:lvlJc w:val="left"/>
       <w:pPr>
         <w:tabs>
@@ -15374,14 +15751,12 @@
         </w:tabs>
         <w:ind w:left="4254" w:hanging="283"/>
       </w:pPr>
-      <w:rPr>
-        <w:rFonts w:ascii="Symbol" w:hAnsi="Symbol" w:cs="Symbol" w:hint="default"/>
-      </w:rPr>
+      <w:rPr/>
     </w:lvl>
     <w:lvl w:ilvl="6">
       <w:start w:val="1"/>
-      <w:numFmt w:val="bullet"/>
-      <w:lvlText w:val=""/>
+      <w:numFmt w:val="decimal"/>
+      <w:lvlText w:val="%7."/>
       <w:lvlJc w:val="left"/>
       <w:pPr>
         <w:tabs>
@@ -15389,14 +15764,12 @@
         </w:tabs>
         <w:ind w:left="4963" w:hanging="283"/>
       </w:pPr>
-      <w:rPr>
-        <w:rFonts w:ascii="Symbol" w:hAnsi="Symbol" w:cs="Symbol" w:hint="default"/>
-      </w:rPr>
+      <w:rPr/>
     </w:lvl>
     <w:lvl w:ilvl="7">
       <w:start w:val="1"/>
-      <w:numFmt w:val="bullet"/>
-      <w:lvlText w:val=""/>
+      <w:numFmt w:val="decimal"/>
+      <w:lvlText w:val="%8."/>
       <w:lvlJc w:val="left"/>
       <w:pPr>
         <w:tabs>
@@ -15404,14 +15777,12 @@
         </w:tabs>
         <w:ind w:left="5672" w:hanging="283"/>
       </w:pPr>
-      <w:rPr>
-        <w:rFonts w:ascii="Symbol" w:hAnsi="Symbol" w:cs="Symbol" w:hint="default"/>
-      </w:rPr>
+      <w:rPr/>
     </w:lvl>
     <w:lvl w:ilvl="8">
       <w:start w:val="1"/>
-      <w:numFmt w:val="bullet"/>
-      <w:lvlText w:val=""/>
+      <w:numFmt w:val="decimal"/>
+      <w:lvlText w:val="%9."/>
       <w:lvlJc w:val="left"/>
       <w:pPr>
         <w:tabs>
@@ -15419,9 +15790,7 @@
         </w:tabs>
         <w:ind w:left="6381" w:hanging="283"/>
       </w:pPr>
-      <w:rPr>
-        <w:rFonts w:ascii="Symbol" w:hAnsi="Symbol" w:cs="Symbol" w:hint="default"/>
-      </w:rPr>
+      <w:rPr/>
     </w:lvl>
   </w:abstractNum>
   <w:abstractNum w:abstractNumId="19">
@@ -15562,6 +15931,143 @@
     </w:lvl>
   </w:abstractNum>
   <w:abstractNum w:abstractNumId="20">
+    <w:lvl w:ilvl="0">
+      <w:start w:val="1"/>
+      <w:numFmt w:val="bullet"/>
+      <w:lvlText w:val=""/>
+      <w:lvlJc w:val="left"/>
+      <w:pPr>
+        <w:tabs>
+          <w:tab w:val="num" w:pos="709"/>
+        </w:tabs>
+        <w:ind w:left="709" w:hanging="283"/>
+      </w:pPr>
+      <w:rPr>
+        <w:rFonts w:ascii="Symbol" w:hAnsi="Symbol" w:cs="Symbol" w:hint="default"/>
+      </w:rPr>
+    </w:lvl>
+    <w:lvl w:ilvl="1">
+      <w:start w:val="1"/>
+      <w:numFmt w:val="bullet"/>
+      <w:lvlText w:val=""/>
+      <w:lvlJc w:val="left"/>
+      <w:pPr>
+        <w:tabs>
+          <w:tab w:val="num" w:pos="1418"/>
+        </w:tabs>
+        <w:ind w:left="1418" w:hanging="283"/>
+      </w:pPr>
+      <w:rPr>
+        <w:rFonts w:ascii="Symbol" w:hAnsi="Symbol" w:cs="Symbol" w:hint="default"/>
+      </w:rPr>
+    </w:lvl>
+    <w:lvl w:ilvl="2">
+      <w:start w:val="1"/>
+      <w:numFmt w:val="bullet"/>
+      <w:lvlText w:val=""/>
+      <w:lvlJc w:val="left"/>
+      <w:pPr>
+        <w:tabs>
+          <w:tab w:val="num" w:pos="2127"/>
+        </w:tabs>
+        <w:ind w:left="2127" w:hanging="283"/>
+      </w:pPr>
+      <w:rPr>
+        <w:rFonts w:ascii="Symbol" w:hAnsi="Symbol" w:cs="Symbol" w:hint="default"/>
+      </w:rPr>
+    </w:lvl>
+    <w:lvl w:ilvl="3">
+      <w:start w:val="1"/>
+      <w:numFmt w:val="bullet"/>
+      <w:lvlText w:val=""/>
+      <w:lvlJc w:val="left"/>
+      <w:pPr>
+        <w:tabs>
+          <w:tab w:val="num" w:pos="2836"/>
+        </w:tabs>
+        <w:ind w:left="2836" w:hanging="283"/>
+      </w:pPr>
+      <w:rPr>
+        <w:rFonts w:ascii="Symbol" w:hAnsi="Symbol" w:cs="Symbol" w:hint="default"/>
+      </w:rPr>
+    </w:lvl>
+    <w:lvl w:ilvl="4">
+      <w:start w:val="1"/>
+      <w:numFmt w:val="bullet"/>
+      <w:lvlText w:val=""/>
+      <w:lvlJc w:val="left"/>
+      <w:pPr>
+        <w:tabs>
+          <w:tab w:val="num" w:pos="3545"/>
+        </w:tabs>
+        <w:ind w:left="3545" w:hanging="283"/>
+      </w:pPr>
+      <w:rPr>
+        <w:rFonts w:ascii="Symbol" w:hAnsi="Symbol" w:cs="Symbol" w:hint="default"/>
+      </w:rPr>
+    </w:lvl>
+    <w:lvl w:ilvl="5">
+      <w:start w:val="1"/>
+      <w:numFmt w:val="bullet"/>
+      <w:lvlText w:val=""/>
+      <w:lvlJc w:val="left"/>
+      <w:pPr>
+        <w:tabs>
+          <w:tab w:val="num" w:pos="4254"/>
+        </w:tabs>
+        <w:ind w:left="4254" w:hanging="283"/>
+      </w:pPr>
+      <w:rPr>
+        <w:rFonts w:ascii="Symbol" w:hAnsi="Symbol" w:cs="Symbol" w:hint="default"/>
+      </w:rPr>
+    </w:lvl>
+    <w:lvl w:ilvl="6">
+      <w:start w:val="1"/>
+      <w:numFmt w:val="bullet"/>
+      <w:lvlText w:val=""/>
+      <w:lvlJc w:val="left"/>
+      <w:pPr>
+        <w:tabs>
+          <w:tab w:val="num" w:pos="4963"/>
+        </w:tabs>
+        <w:ind w:left="4963" w:hanging="283"/>
+      </w:pPr>
+      <w:rPr>
+        <w:rFonts w:ascii="Symbol" w:hAnsi="Symbol" w:cs="Symbol" w:hint="default"/>
+      </w:rPr>
+    </w:lvl>
+    <w:lvl w:ilvl="7">
+      <w:start w:val="1"/>
+      <w:numFmt w:val="bullet"/>
+      <w:lvlText w:val=""/>
+      <w:lvlJc w:val="left"/>
+      <w:pPr>
+        <w:tabs>
+          <w:tab w:val="num" w:pos="5672"/>
+        </w:tabs>
+        <w:ind w:left="5672" w:hanging="283"/>
+      </w:pPr>
+      <w:rPr>
+        <w:rFonts w:ascii="Symbol" w:hAnsi="Symbol" w:cs="Symbol" w:hint="default"/>
+      </w:rPr>
+    </w:lvl>
+    <w:lvl w:ilvl="8">
+      <w:start w:val="1"/>
+      <w:numFmt w:val="bullet"/>
+      <w:lvlText w:val=""/>
+      <w:lvlJc w:val="left"/>
+      <w:pPr>
+        <w:tabs>
+          <w:tab w:val="num" w:pos="6381"/>
+        </w:tabs>
+        <w:ind w:left="6381" w:hanging="283"/>
+      </w:pPr>
+      <w:rPr>
+        <w:rFonts w:ascii="Symbol" w:hAnsi="Symbol" w:cs="Symbol" w:hint="default"/>
+      </w:rPr>
+    </w:lvl>
+  </w:abstractNum>
+  <w:abstractNum w:abstractNumId="21">
     <w:lvl w:ilvl="0">
       <w:start w:val="1"/>
       <w:numFmt w:val="none"/>
@@ -15742,6 +16248,9 @@
   </w:num>
   <w:num w:numId="20">
     <w:abstractNumId w:val="20"/>
+  </w:num>
+  <w:num w:numId="21">
+    <w:abstractNumId w:val="21"/>
   </w:num>
 </w:numbering>
 </file>

--- a/docs/guides/crew/crew-1.0-troubleshooting.docx
+++ b/docs/guides/crew/crew-1.0-troubleshooting.docx
@@ -3831,7 +3831,7 @@
       </w:r>
       <w:r>
         <w:rPr/>
-        <w:t xml:space="preserve"> (crew 1.0.52+, T-0088), and </w:t>
+        <w:t xml:space="preserve"> (crew 1.0.53+, T-0088), and </w:t>
       </w:r>
       <w:r>
         <w:rPr>

--- a/docs/guides/crew/crew-1.0-troubleshooting.docx
+++ b/docs/guides/crew/crew-1.0-troubleshooting.docx
@@ -3831,7 +3831,7 @@
       </w:r>
       <w:r>
         <w:rPr/>
-        <w:t xml:space="preserve"> (crew 1.0.53+, T-0088), and </w:t>
+        <w:t xml:space="preserve"> (crew 1.0.55+, T-0088), and </w:t>
       </w:r>
       <w:r>
         <w:rPr>

--- a/docs/guides/crew/crew-1.0-troubleshooting.docx
+++ b/docs/guides/crew/crew-1.0-troubleshooting.docx
@@ -3457,27 +3457,27 @@
       </w:r>
       <w:r>
         <w:rPr/>
-        <w:t xml:space="preserve"> </w:t>
-      </w:r>
-      <w:r>
-        <w:rPr>
-          <w:rStyle w:val="SourceText"/>
-        </w:rPr>
-        <w:t>/crew:review</w:t>
-      </w:r>
-      <w:r>
-        <w:rPr/>
-        <w:t xml:space="preserve"> said </w:t>
-      </w:r>
-      <w:r>
-        <w:rPr>
-          <w:rStyle w:val="SourceText"/>
-        </w:rPr>
-        <w:t>codex probe: limited</w:t>
-      </w:r>
-      <w:r>
-        <w:rPr/>
-        <w:t xml:space="preserve"> or printed </w:t>
+        <w:t xml:space="preserve"> The probe printed </w:t>
+      </w:r>
+      <w:r>
+        <w:rPr>
+          <w:rStyle w:val="SourceText"/>
+        </w:rPr>
+        <w:t>PROBE=limited</w:t>
+      </w:r>
+      <w:r>
+        <w:rPr/>
+        <w:t xml:space="preserve"> (exit 5) with the error on </w:t>
+      </w:r>
+      <w:r>
+        <w:rPr>
+          <w:rStyle w:val="SourceText"/>
+        </w:rPr>
+        <w:t>PROBE_DETAIL=...</w:t>
+      </w:r>
+      <w:r>
+        <w:rPr/>
+        <w:t xml:space="preserve">, or a round printed </w:t>
       </w:r>
       <w:r>
         <w:rPr>
@@ -3523,7 +3523,7 @@
         <w:rPr>
           <w:rStyle w:val="SourceText"/>
         </w:rPr>
-        <w:t>&lt;git-common-dir&gt;/crew/review/&lt;ticket&gt;.limit.json</w:t>
+        <w:t>&lt;git-common-dir&gt;/crew/review-limit/&lt;ticket&gt;.json</w:t>
       </w:r>
       <w:r>
         <w:rPr/>
@@ -3887,11 +3887,31 @@
         <w:rPr>
           <w:rStyle w:val="SourceText"/>
         </w:rPr>
+        <w:t>/crew:status</w:t>
+      </w:r>
+      <w:r>
+        <w:rPr/>
+        <w:t xml:space="preserve"> names that case: </w:t>
+      </w:r>
+      <w:r>
+        <w:rPr>
+          <w:rStyle w:val="SourceText"/>
+        </w:rPr>
+        <w:t>... the main checkout's (&lt;path&gt;) is not read ...</w:t>
+      </w:r>
+      <w:r>
+        <w:rPr/>
+        <w:t xml:space="preserve">. A lane made before 1.0.55 almost always has one, a default that crew's SessionStart heal wrote there. </w:t>
+      </w:r>
+      <w:r>
+        <w:rPr>
+          <w:rStyle w:val="SourceText"/>
+        </w:rPr>
         <w:t>(unknown)</w:t>
       </w:r>
       <w:r>
         <w:rPr/>
-        <w:t xml:space="preserve"> means git could not name the main checkout. The shell and PowerShell readers (</w:t>
+        <w:t xml:space="preserve"> means git could not name the main checkout; then no default is written either. The shell and PowerShell readers (</w:t>
       </w:r>
       <w:r>
         <w:rPr>

--- a/docs/guides/crew/crew-1.0-troubleshooting.docx
+++ b/docs/guides/crew/crew-1.0-troubleshooting.docx
@@ -3424,7 +3424,7 @@
       </w:r>
       <w:r>
         <w:rPr/>
-        <w:t xml:space="preserve">. Rerun </w:t>
+        <w:t xml:space="preserve">. Only the failed round is given back: the rerun </w:t>
       </w:r>
       <w:r>
         <w:rPr>
@@ -3434,7 +3434,7 @@
       </w:r>
       <w:r>
         <w:rPr/>
-        <w:t xml:space="preserve">, which does not spend the budget; if Codex is out of quota, use the next eligible provider. A third tool failure under one plan reads </w:t>
+        <w:t xml:space="preserve"> reserves a new round, charged like any other unless it is a tool failure too, so a ticket with one charged round that reruns and gets FINDINGS has spent the budget. If Codex is out of quota, use the next eligible provider. A third tool failure under one plan reads </w:t>
       </w:r>
       <w:r>
         <w:rPr>

--- a/docs/guides/crew/crew-1.0-troubleshooting.docx
+++ b/docs/guides/crew/crew-1.0-troubleshooting.docx
@@ -3831,7 +3831,7 @@
       </w:r>
       <w:r>
         <w:rPr/>
-        <w:t xml:space="preserve"> (crew 1.0.55+, T-0088), and </w:t>
+        <w:t xml:space="preserve"> (crew 1.0.56+, T-0088), and </w:t>
       </w:r>
       <w:r>
         <w:rPr>
@@ -3901,7 +3901,7 @@
       </w:r>
       <w:r>
         <w:rPr/>
-        <w:t xml:space="preserve">. A lane made before 1.0.55 almost always has one, a default that crew's SessionStart heal wrote there. </w:t>
+        <w:t xml:space="preserve">. A lane made before 1.0.56 almost always has one, a default that crew's SessionStart heal wrote there. </w:t>
       </w:r>
       <w:r>
         <w:rPr>

--- a/docs/guides/crew/crew-1.0-troubleshooting.docx
+++ b/docs/guides/crew/crew-1.0-troubleshooting.docx
@@ -3991,7 +3991,27 @@
       </w:r>
       <w:r>
         <w:rPr/>
-        <w:t xml:space="preserve"> — the commit the ticket started from) across committed, staged, unstaged and untracked changes, so a shell-made write is caught here even though nothing blocked it at the time. </w:t>
+        <w:t xml:space="preserve"> — the commit the ticket started from) across committed, staged, unstaged and untracked changes, so a shell-made write is caught here even though nothing blocked it at the time. A file byte-identical to main as last merged is not counted; a </w:t>
+      </w:r>
+      <w:r>
+        <w:rPr>
+          <w:rStyle w:val="SourceText"/>
+        </w:rPr>
+        <w:t>merged main: could not tell</w:t>
+      </w:r>
+      <w:r>
+        <w:rPr/>
+        <w:t xml:space="preserve"> line (detached HEAD, no </w:t>
+      </w:r>
+      <w:r>
+        <w:rPr>
+          <w:rStyle w:val="SourceText"/>
+        </w:rPr>
+        <w:t>origin/main</w:t>
+      </w:r>
+      <w:r>
+        <w:rPr/>
+        <w:t xml:space="preserve">) means every merged-in file was counted, so check out the ticket branch and rerun. </w:t>
       </w:r>
       <w:r>
         <w:rPr>

--- a/docs/guides/crew/crew-1.0-troubleshooting.docx
+++ b/docs/guides/crew/crew-1.0-troubleshooting.docx
@@ -4001,7 +4001,17 @@
       </w:r>
       <w:r>
         <w:rPr/>
-        <w:t xml:space="preserve"> line (detached HEAD, no </w:t>
+        <w:t xml:space="preserve"> line (a detached HEAD, none of </w:t>
+      </w:r>
+      <w:r>
+        <w:rPr>
+          <w:rStyle w:val="SourceText"/>
+        </w:rPr>
+        <w:t>origin/HEAD</w:t>
+      </w:r>
+      <w:r>
+        <w:rPr/>
+        <w:t xml:space="preserve">, </w:t>
       </w:r>
       <w:r>
         <w:rPr>
@@ -4011,7 +4021,37 @@
       </w:r>
       <w:r>
         <w:rPr/>
-        <w:t xml:space="preserve">) means every merged-in file was counted, so check out the ticket branch and rerun. </w:t>
+        <w:t xml:space="preserve"> and </w:t>
+      </w:r>
+      <w:r>
+        <w:rPr>
+          <w:rStyle w:val="SourceText"/>
+        </w:rPr>
+        <w:t>main</w:t>
+      </w:r>
+      <w:r>
+        <w:rPr/>
+        <w:t xml:space="preserve"> naming a commit, or a git error) means every merged-in file was counted, so check out the ticket branch and rerun. A missing </w:t>
+      </w:r>
+      <w:r>
+        <w:rPr>
+          <w:rStyle w:val="SourceText"/>
+        </w:rPr>
+        <w:t>origin/main</w:t>
+      </w:r>
+      <w:r>
+        <w:rPr/>
+        <w:t xml:space="preserve"> alone is not that: a local </w:t>
+      </w:r>
+      <w:r>
+        <w:rPr>
+          <w:rStyle w:val="SourceText"/>
+        </w:rPr>
+        <w:t>main</w:t>
+      </w:r>
+      <w:r>
+        <w:rPr/>
+        <w:t xml:space="preserve"> is used instead. </w:t>
       </w:r>
       <w:r>
         <w:rPr>

--- a/docs/guides/crew/crew-1.0-troubleshooting.docx
+++ b/docs/guides/crew/crew-1.0-troubleshooting.docx
@@ -3831,7 +3831,7 @@
       </w:r>
       <w:r>
         <w:rPr/>
-        <w:t xml:space="preserve"> (crew 1.0.60+, T-0088), and </w:t>
+        <w:t xml:space="preserve"> (crew 1.0.61+, T-0088), and </w:t>
       </w:r>
       <w:r>
         <w:rPr>
@@ -3901,7 +3901,7 @@
       </w:r>
       <w:r>
         <w:rPr/>
-        <w:t xml:space="preserve">. A lane made before 1.0.60 almost always has one, a default that crew's SessionStart heal wrote there. </w:t>
+        <w:t xml:space="preserve">. A lane made before 1.0.61 almost always has one, a default that crew's SessionStart heal wrote there. </w:t>
       </w:r>
       <w:r>
         <w:rPr>

--- a/docs/guides/crew/crew-1.0-troubleshooting.docx
+++ b/docs/guides/crew/crew-1.0-troubleshooting.docx
@@ -4051,7 +4051,77 @@
       </w:r>
       <w:r>
         <w:rPr/>
-        <w:t xml:space="preserve"> is used instead. </w:t>
+        <w:t xml:space="preserve"> is used instead. An untracked merged-in file (after </w:t>
+      </w:r>
+      <w:r>
+        <w:rPr>
+          <w:rStyle w:val="SourceText"/>
+        </w:rPr>
+        <w:t>git rm --cached</w:t>
+      </w:r>
+      <w:r>
+        <w:rPr/>
+        <w:t xml:space="preserve">) is main's only when </w:t>
+      </w:r>
+      <w:r>
+        <w:rPr>
+          <w:rStyle w:val="SourceText"/>
+        </w:rPr>
+        <w:t>git add</w:t>
+      </w:r>
+      <w:r>
+        <w:rPr/>
+        <w:t xml:space="preserve"> would record it identically: with </w:t>
+      </w:r>
+      <w:r>
+        <w:rPr>
+          <w:rStyle w:val="SourceText"/>
+        </w:rPr>
+        <w:t>core.fileMode=false</w:t>
+      </w:r>
+      <w:r>
+        <w:rPr/>
+        <w:t xml:space="preserve"> its execute bit is ignored, as git ignores it. On the review side, </w:t>
+      </w:r>
+      <w:r>
+        <w:rPr>
+          <w:rStyle w:val="SourceText"/>
+        </w:rPr>
+        <w:t>diffed-from-merged=could-not-tell</w:t>
+      </w:r>
+      <w:r>
+        <w:rPr/>
+        <w:t xml:space="preserve"> (or </w:t>
+      </w:r>
+      <w:r>
+        <w:rPr>
+          <w:rStyle w:val="SourceText"/>
+        </w:rPr>
+        <w:t>fork: could not tell</w:t>
+      </w:r>
+      <w:r>
+        <w:rPr/>
+        <w:t xml:space="preserve"> from </w:t>
+      </w:r>
+      <w:r>
+        <w:rPr>
+          <w:rStyle w:val="SourceText"/>
+        </w:rPr>
+        <w:t>--check-receipt</w:t>
+      </w:r>
+      <w:r>
+        <w:rPr/>
+        <w:t xml:space="preserve">) means </w:t>
+      </w:r>
+      <w:r>
+        <w:rPr>
+          <w:rStyle w:val="SourceText"/>
+        </w:rPr>
+        <w:t>git merge-base &lt;start&gt; &lt;merged&gt;</w:t>
+      </w:r>
+      <w:r>
+        <w:rPr/>
+        <w:t xml:space="preserve"> gave no answer, so a file main also changed shows main's lines as the ticket's: fetch, check the start commit still exists, and rebuild. </w:t>
       </w:r>
       <w:r>
         <w:rPr>

--- a/docs/guides/crew/crew-1.0-troubleshooting.docx
+++ b/docs/guides/crew/crew-1.0-troubleshooting.docx
@@ -4041,7 +4041,137 @@
       </w:r>
       <w:r>
         <w:rPr/>
-        <w:t xml:space="preserve"> — the commit the ticket started from) across committed, staged, unstaged and untracked changes, so a shell-made write is caught here even though nothing blocked it at the time. </w:t>
+        <w:t xml:space="preserve"> — the commit the ticket started from) across committed, staged, unstaged and untracked changes, so a shell-made write is caught here even though nothing blocked it at the time. A file byte-identical to main as last merged is not counted; a </w:t>
+      </w:r>
+      <w:r>
+        <w:rPr>
+          <w:rStyle w:val="SourceText"/>
+        </w:rPr>
+        <w:t>merged main: could not tell</w:t>
+      </w:r>
+      <w:r>
+        <w:rPr/>
+        <w:t xml:space="preserve"> line (a detached HEAD, none of </w:t>
+      </w:r>
+      <w:r>
+        <w:rPr>
+          <w:rStyle w:val="SourceText"/>
+        </w:rPr>
+        <w:t>origin/HEAD</w:t>
+      </w:r>
+      <w:r>
+        <w:rPr/>
+        <w:t xml:space="preserve">, </w:t>
+      </w:r>
+      <w:r>
+        <w:rPr>
+          <w:rStyle w:val="SourceText"/>
+        </w:rPr>
+        <w:t>origin/main</w:t>
+      </w:r>
+      <w:r>
+        <w:rPr/>
+        <w:t xml:space="preserve"> and </w:t>
+      </w:r>
+      <w:r>
+        <w:rPr>
+          <w:rStyle w:val="SourceText"/>
+        </w:rPr>
+        <w:t>main</w:t>
+      </w:r>
+      <w:r>
+        <w:rPr/>
+        <w:t xml:space="preserve"> naming a commit, or a git error) means every merged-in file was counted, so check out the ticket branch and rerun. A missing </w:t>
+      </w:r>
+      <w:r>
+        <w:rPr>
+          <w:rStyle w:val="SourceText"/>
+        </w:rPr>
+        <w:t>origin/main</w:t>
+      </w:r>
+      <w:r>
+        <w:rPr/>
+        <w:t xml:space="preserve"> alone is not that: a local </w:t>
+      </w:r>
+      <w:r>
+        <w:rPr>
+          <w:rStyle w:val="SourceText"/>
+        </w:rPr>
+        <w:t>main</w:t>
+      </w:r>
+      <w:r>
+        <w:rPr/>
+        <w:t xml:space="preserve"> is used instead. An untracked merged-in file (after </w:t>
+      </w:r>
+      <w:r>
+        <w:rPr>
+          <w:rStyle w:val="SourceText"/>
+        </w:rPr>
+        <w:t>git rm --cached</w:t>
+      </w:r>
+      <w:r>
+        <w:rPr/>
+        <w:t xml:space="preserve">) is main's only when </w:t>
+      </w:r>
+      <w:r>
+        <w:rPr>
+          <w:rStyle w:val="SourceText"/>
+        </w:rPr>
+        <w:t>git add</w:t>
+      </w:r>
+      <w:r>
+        <w:rPr/>
+        <w:t xml:space="preserve"> would record it identically: with </w:t>
+      </w:r>
+      <w:r>
+        <w:rPr>
+          <w:rStyle w:val="SourceText"/>
+        </w:rPr>
+        <w:t>core.fileMode=false</w:t>
+      </w:r>
+      <w:r>
+        <w:rPr/>
+        <w:t xml:space="preserve"> its execute bit is ignored, as git ignores it. On the review side, </w:t>
+      </w:r>
+      <w:r>
+        <w:rPr>
+          <w:rStyle w:val="SourceText"/>
+        </w:rPr>
+        <w:t>diffed-from-merged=could-not-tell</w:t>
+      </w:r>
+      <w:r>
+        <w:rPr/>
+        <w:t xml:space="preserve"> (or </w:t>
+      </w:r>
+      <w:r>
+        <w:rPr>
+          <w:rStyle w:val="SourceText"/>
+        </w:rPr>
+        <w:t>fork: could not tell</w:t>
+      </w:r>
+      <w:r>
+        <w:rPr/>
+        <w:t xml:space="preserve"> from </w:t>
+      </w:r>
+      <w:r>
+        <w:rPr>
+          <w:rStyle w:val="SourceText"/>
+        </w:rPr>
+        <w:t>--check-receipt</w:t>
+      </w:r>
+      <w:r>
+        <w:rPr/>
+        <w:t xml:space="preserve">) means </w:t>
+      </w:r>
+      <w:r>
+        <w:rPr>
+          <w:rStyle w:val="SourceText"/>
+        </w:rPr>
+        <w:t>git merge-base &lt;start&gt; &lt;merged&gt;</w:t>
+      </w:r>
+      <w:r>
+        <w:rPr/>
+        <w:t xml:space="preserve"> gave no answer, so a file main also changed shows main's lines as the ticket's: fetch, check the start commit still exists, and rebuild. </w:t>
       </w:r>
       <w:r>
         <w:rPr>

--- a/docs/guides/crew/crew-1.0-troubleshooting.docx
+++ b/docs/guides/crew/crew-1.0-troubleshooting.docx
@@ -3308,6 +3308,185 @@
         <w:rPr>
           <w:rStyle w:val="Strong"/>
         </w:rPr>
+        <w:t xml:space="preserve">Symptom: a round came back </w:t>
+      </w:r>
+      <w:r>
+        <w:rPr>
+          <w:rStyle w:val="SourceText"/>
+        </w:rPr>
+        <w:t>INCOMPLETE</w:t>
+      </w:r>
+      <w:r>
+        <w:rPr>
+          <w:rStyle w:val="Strong"/>
+        </w:rPr>
+        <w:t>.</w:t>
+      </w:r>
+      <w:r>
+        <w:rPr/>
+        <w:t xml:space="preserve"> </w:t>
+      </w:r>
+      <w:r>
+        <w:rPr>
+          <w:rStyle w:val="Strong"/>
+        </w:rPr>
+        <w:t>Check:</w:t>
+      </w:r>
+      <w:r>
+        <w:rPr/>
+        <w:t xml:space="preserve"> the </w:t>
+      </w:r>
+      <w:r>
+        <w:rPr>
+          <w:rStyle w:val="SourceText"/>
+        </w:rPr>
+        <w:t>review:</w:t>
+      </w:r>
+      <w:r>
+        <w:rPr/>
+        <w:t xml:space="preserve"> lines, or </w:t>
+      </w:r>
+      <w:r>
+        <w:rPr>
+          <w:rStyle w:val="SourceText"/>
+        </w:rPr>
+        <w:t>failure_class</w:t>
+      </w:r>
+      <w:r>
+        <w:rPr/>
+        <w:t xml:space="preserve"> in </w:t>
+      </w:r>
+      <w:r>
+        <w:rPr>
+          <w:rStyle w:val="SourceText"/>
+        </w:rPr>
+        <w:t>.work/tickets/&lt;id&gt;/review.json</w:t>
+      </w:r>
+      <w:r>
+        <w:rPr/>
+        <w:t xml:space="preserve">. An INCOMPLETE round has one of three classes. </w:t>
+      </w:r>
+      <w:r>
+        <w:rPr>
+          <w:rStyle w:val="SourceText"/>
+        </w:rPr>
+        <w:t>tool</w:t>
+      </w:r>
+      <w:r>
+        <w:rPr/>
+        <w:t xml:space="preserve"> means the answer never arrived intact: a timeout, a bad or unknown exit, empty output, or a failed Codex stream. </w:t>
+      </w:r>
+      <w:r>
+        <w:rPr>
+          <w:rStyle w:val="SourceText"/>
+        </w:rPr>
+        <w:t>tree</w:t>
+      </w:r>
+      <w:r>
+        <w:rPr/>
+        <w:t xml:space="preserve"> means a bundle part or web-test report changed under the reviewer. </w:t>
+      </w:r>
+      <w:r>
+        <w:rPr>
+          <w:rStyle w:val="SourceText"/>
+        </w:rPr>
+        <w:t>reviewer</w:t>
+      </w:r>
+      <w:r>
+        <w:rPr/>
+        <w:t xml:space="preserve"> means the output arrived and broke the contract. </w:t>
+      </w:r>
+      <w:r>
+        <w:rPr>
+          <w:rStyle w:val="Strong"/>
+        </w:rPr>
+        <w:t>Fix:</w:t>
+      </w:r>
+      <w:r>
+        <w:rPr/>
+        <w:t xml:space="preserve"> a </w:t>
+      </w:r>
+      <w:r>
+        <w:rPr>
+          <w:rStyle w:val="SourceText"/>
+        </w:rPr>
+        <w:t>tool</w:t>
+      </w:r>
+      <w:r>
+        <w:rPr/>
+        <w:t xml:space="preserve"> round is refunded automatically, up to two per plan. The line reads </w:t>
+      </w:r>
+      <w:r>
+        <w:rPr>
+          <w:rStyle w:val="SourceText"/>
+        </w:rPr>
+        <w:t>review: round N was a tool failure (...); refunded</w:t>
+      </w:r>
+      <w:r>
+        <w:rPr/>
+        <w:t xml:space="preserve">. Only the failed round is given back: the rerun </w:t>
+      </w:r>
+      <w:r>
+        <w:rPr>
+          <w:rStyle w:val="SourceText"/>
+        </w:rPr>
+        <w:t>/crew:review</w:t>
+      </w:r>
+      <w:r>
+        <w:rPr/>
+        <w:t xml:space="preserve"> reserves a new round, charged like any other unless it is a tool failure too, so a ticket with one charged round that reruns and gets FINDINGS has spent the budget. If Codex is out of quota, use the next eligible provider. A third tool failure under one plan reads </w:t>
+      </w:r>
+      <w:r>
+        <w:rPr>
+          <w:rStyle w:val="SourceText"/>
+        </w:rPr>
+        <w:t>NOT refunded - refund limit 2 per plan reached</w:t>
+      </w:r>
+      <w:r>
+        <w:rPr/>
+        <w:t xml:space="preserve"> and counts. A </w:t>
+      </w:r>
+      <w:r>
+        <w:rPr>
+          <w:rStyle w:val="SourceText"/>
+        </w:rPr>
+        <w:t>reviewer</w:t>
+      </w:r>
+      <w:r>
+        <w:rPr/>
+        <w:t xml:space="preserve"> or </w:t>
+      </w:r>
+      <w:r>
+        <w:rPr>
+          <w:rStyle w:val="SourceText"/>
+        </w:rPr>
+        <w:t>tree</w:t>
+      </w:r>
+      <w:r>
+        <w:rPr/>
+        <w:t xml:space="preserve"> round always counts. Rebuild the bundle (tree), or rerun and read what the reviewer wrote (reviewer).</w:t>
+      </w:r>
+    </w:p>
+    <w:p>
+      <w:pPr>
+        <w:pStyle w:val="BodyText"/>
+        <w:numPr>
+          <w:ilvl w:val="0"/>
+          <w:numId w:val="6"/>
+        </w:numPr>
+        <w:tabs>
+          <w:tab w:val="clear" w:pos="1134"/>
+          <w:tab w:val="left" w:pos="829" w:leader="none"/>
+        </w:tabs>
+        <w:bidi w:val="0"/>
+        <w:ind w:hanging="283" w:left="829"/>
+        <w:jc w:val="left"/>
+        <w:rPr/>
+      </w:pPr>
+      <w:r>
+        <w:rPr>
+          <w:rStyle w:val="Strong"/>
+        </w:rPr>
         <w:t xml:space="preserve">Symptom: </w:t>
       </w:r>
       <w:r>
@@ -3331,10 +3510,6 @@
           <w:rStyle w:val="Strong"/>
         </w:rPr>
         <w:t>Check:</w:t>
-      </w:r>
-      <w:r>
-        <w:rPr/>
-        <w:t xml:space="preserve"> </w:t>
       </w:r>
     </w:p>
     <w:p>

--- a/docs/guides/crew/crew-1.0-troubleshooting.docx
+++ b/docs/guides/crew/crew-1.0-troubleshooting.docx
@@ -1181,7 +1181,13 @@
             </w:r>
             <w:r>
               <w:rPr/>
-              <w:t xml:space="preserve"> receipt</w:t>
+              <w:t xml:space="preserve"> receipt; re-points the worktree on your own </w:t>
+            </w:r>
+            <w:r>
+              <w:rPr>
+                <w:rStyle w:val="SourceText"/>
+              </w:rPr>
+              <w:t>/crew:autopilot &lt;id&gt;</w:t>
             </w:r>
           </w:p>
         </w:tc>

--- a/docs/guides/crew/crew-1.0-troubleshooting.docx
+++ b/docs/guides/crew/crew-1.0-troubleshooting.docx
@@ -3831,7 +3831,7 @@
       </w:r>
       <w:r>
         <w:rPr/>
-        <w:t xml:space="preserve"> (crew 1.0.67+, T-0088), and </w:t>
+        <w:t xml:space="preserve"> (crew 1.0.68+, T-0088), and </w:t>
       </w:r>
       <w:r>
         <w:rPr>
@@ -3901,7 +3901,7 @@
       </w:r>
       <w:r>
         <w:rPr/>
-        <w:t xml:space="preserve">. A lane made before 1.0.67 almost always has one, a default that crew's SessionStart heal wrote there. </w:t>
+        <w:t xml:space="preserve">. A lane made before 1.0.68 almost always has one, a default that crew's SessionStart heal wrote there. </w:t>
       </w:r>
       <w:r>
         <w:rPr>

--- a/docs/guides/crew/crew-1.0-troubleshooting.docx
+++ b/docs/guides/crew/crew-1.0-troubleshooting.docx
@@ -3831,7 +3831,7 @@
       </w:r>
       <w:r>
         <w:rPr/>
-        <w:t xml:space="preserve"> (crew 1.0.68+, T-0088), and </w:t>
+        <w:t xml:space="preserve"> (crew 1.0.69+, T-0088), and </w:t>
       </w:r>
       <w:r>
         <w:rPr>
@@ -3901,7 +3901,7 @@
       </w:r>
       <w:r>
         <w:rPr/>
-        <w:t xml:space="preserve">. A lane made before 1.0.68 almost always has one, a default that crew's SessionStart heal wrote there. </w:t>
+        <w:t xml:space="preserve">. A lane made before 1.0.69 almost always has one, a default that crew's SessionStart heal wrote there. </w:t>
       </w:r>
       <w:r>
         <w:rPr>

--- a/docs/guides/crew/crew-1.0-troubleshooting.docx
+++ b/docs/guides/crew/crew-1.0-troubleshooting.docx
@@ -1,6 +1,6 @@
 
 <file path=word/document.xml><?xml version="1.0" encoding="utf-8"?>
-<w:document xmlns:o="urn:schemas-microsoft-com:office:office" xmlns:r="http://schemas.openxmlformats.org/officeDocument/2006/relationships" xmlns:v="urn:schemas-microsoft-com:vml" xmlns:w="http://schemas.openxmlformats.org/wordprocessingml/2006/main" xmlns:w10="urn:schemas-microsoft-com:office:word" xmlns:wp="http://schemas.openxmlformats.org/drawingml/2006/wordprocessingDrawing" xmlns:wps="http://schemas.microsoft.com/office/word/2010/wordprocessingShape" xmlns:wpg="http://schemas.microsoft.com/office/word/2010/wordprocessingGroup" xmlns:mc="http://schemas.openxmlformats.org/markup-compatibility/2006" xmlns:wp14="http://schemas.microsoft.com/office/word/2010/wordprocessingDrawing" xmlns:w14="http://schemas.microsoft.com/office/word/2010/wordml" xmlns:w15="http://schemas.microsoft.com/office/word/2012/wordml" mc:Ignorable="w14 wp14 w15">
+<w:document xmlns:o="urn:schemas-microsoft-com:office:office" xmlns:r="http://schemas.openxmlformats.org/officeDocument/2006/relationships" xmlns:v="urn:schemas-microsoft-com:vml" xmlns:w="http://schemas.openxmlformats.org/wordprocessingml/2006/main" xmlns:w10="urn:schemas-microsoft-com:office:word" xmlns:wp="http://schemas.openxmlformats.org/drawingml/2006/wordprocessingDrawing" xmlns:pic="http://schemas.openxmlformats.org/drawingml/2006/picture" xmlns:wps="http://schemas.microsoft.com/office/word/2010/wordprocessingShape" xmlns:wpg="http://schemas.microsoft.com/office/word/2010/wordprocessingGroup" xmlns:mc="http://schemas.openxmlformats.org/markup-compatibility/2006" xmlns:wp14="http://schemas.microsoft.com/office/word/2010/wordprocessingDrawing" xmlns:w14="http://schemas.microsoft.com/office/word/2010/wordml" xmlns:w15="http://schemas.microsoft.com/office/word/2012/wordml" mc:Ignorable="w14 wp14 w15">
   <w:body>
     <w:p>
       <w:pPr>
@@ -545,9 +545,9 @@
     </w:p>
     <w:tbl>
       <w:tblPr>
-        <w:tblW w:w="11810" w:type="dxa"/>
+        <w:tblW w:w="11731" w:type="dxa"/>
         <w:jc w:val="left"/>
-        <w:tblInd w:w="0" w:type="dxa"/>
+        <w:tblInd w:w="28" w:type="dxa"/>
         <w:tblLayout w:type="fixed"/>
         <w:tblCellMar>
           <w:top w:w="28" w:type="dxa"/>
@@ -557,11 +557,11 @@
         </w:tblCellMar>
       </w:tblPr>
       <w:tblGrid>
-        <w:gridCol w:w="2116"/>
-        <w:gridCol w:w="2446"/>
-        <w:gridCol w:w="2131"/>
+        <w:gridCol w:w="2119"/>
+        <w:gridCol w:w="2456"/>
+        <w:gridCol w:w="2022"/>
         <w:gridCol w:w="2986"/>
-        <w:gridCol w:w="2131"/>
+        <w:gridCol w:w="2148"/>
       </w:tblGrid>
       <w:tr>
         <w:trPr>
@@ -569,7 +569,7 @@
         </w:trPr>
         <w:tc>
           <w:tcPr>
-            <w:tcW w:w="2116" w:type="dxa"/>
+            <w:tcW w:w="2119" w:type="dxa"/>
             <w:tcBorders/>
             <w:vAlign w:val="center"/>
           </w:tcPr>
@@ -591,7 +591,7 @@
         </w:tc>
         <w:tc>
           <w:tcPr>
-            <w:tcW w:w="2446" w:type="dxa"/>
+            <w:tcW w:w="2456" w:type="dxa"/>
             <w:tcBorders/>
             <w:vAlign w:val="center"/>
           </w:tcPr>
@@ -613,7 +613,7 @@
         </w:tc>
         <w:tc>
           <w:tcPr>
-            <w:tcW w:w="2131" w:type="dxa"/>
+            <w:tcW w:w="2022" w:type="dxa"/>
             <w:tcBorders/>
             <w:vAlign w:val="center"/>
           </w:tcPr>
@@ -657,7 +657,7 @@
         </w:tc>
         <w:tc>
           <w:tcPr>
-            <w:tcW w:w="2131" w:type="dxa"/>
+            <w:tcW w:w="2148" w:type="dxa"/>
             <w:tcBorders/>
             <w:vAlign w:val="center"/>
           </w:tcPr>
@@ -682,7 +682,7 @@
         <w:trPr/>
         <w:tc>
           <w:tcPr>
-            <w:tcW w:w="2116" w:type="dxa"/>
+            <w:tcW w:w="2119" w:type="dxa"/>
             <w:tcBorders/>
             <w:vAlign w:val="center"/>
           </w:tcPr>
@@ -705,7 +705,7 @@
         </w:tc>
         <w:tc>
           <w:tcPr>
-            <w:tcW w:w="2446" w:type="dxa"/>
+            <w:tcW w:w="2456" w:type="dxa"/>
             <w:tcBorders/>
             <w:vAlign w:val="center"/>
           </w:tcPr>
@@ -728,7 +728,7 @@
         </w:tc>
         <w:tc>
           <w:tcPr>
-            <w:tcW w:w="2131" w:type="dxa"/>
+            <w:tcW w:w="2022" w:type="dxa"/>
             <w:tcBorders/>
             <w:vAlign w:val="center"/>
           </w:tcPr>
@@ -794,7 +794,7 @@
         </w:tc>
         <w:tc>
           <w:tcPr>
-            <w:tcW w:w="2131" w:type="dxa"/>
+            <w:tcW w:w="2148" w:type="dxa"/>
             <w:tcBorders/>
             <w:vAlign w:val="center"/>
           </w:tcPr>
@@ -818,7 +818,7 @@
         <w:trPr/>
         <w:tc>
           <w:tcPr>
-            <w:tcW w:w="2116" w:type="dxa"/>
+            <w:tcW w:w="2119" w:type="dxa"/>
             <w:tcBorders/>
             <w:vAlign w:val="center"/>
           </w:tcPr>
@@ -841,7 +841,7 @@
         </w:tc>
         <w:tc>
           <w:tcPr>
-            <w:tcW w:w="2446" w:type="dxa"/>
+            <w:tcW w:w="2456" w:type="dxa"/>
             <w:tcBorders/>
             <w:vAlign w:val="center"/>
           </w:tcPr>
@@ -864,7 +864,7 @@
         </w:tc>
         <w:tc>
           <w:tcPr>
-            <w:tcW w:w="2131" w:type="dxa"/>
+            <w:tcW w:w="2022" w:type="dxa"/>
             <w:tcBorders/>
             <w:vAlign w:val="center"/>
           </w:tcPr>
@@ -916,7 +916,7 @@
         </w:tc>
         <w:tc>
           <w:tcPr>
-            <w:tcW w:w="2131" w:type="dxa"/>
+            <w:tcW w:w="2148" w:type="dxa"/>
             <w:tcBorders/>
             <w:vAlign w:val="center"/>
           </w:tcPr>
@@ -940,7 +940,7 @@
         <w:trPr/>
         <w:tc>
           <w:tcPr>
-            <w:tcW w:w="2116" w:type="dxa"/>
+            <w:tcW w:w="2119" w:type="dxa"/>
             <w:tcBorders/>
             <w:vAlign w:val="center"/>
           </w:tcPr>
@@ -993,7 +993,7 @@
         </w:tc>
         <w:tc>
           <w:tcPr>
-            <w:tcW w:w="2446" w:type="dxa"/>
+            <w:tcW w:w="2456" w:type="dxa"/>
             <w:tcBorders/>
             <w:vAlign w:val="center"/>
           </w:tcPr>
@@ -1016,7 +1016,7 @@
         </w:tc>
         <w:tc>
           <w:tcPr>
-            <w:tcW w:w="2131" w:type="dxa"/>
+            <w:tcW w:w="2022" w:type="dxa"/>
             <w:tcBorders/>
             <w:vAlign w:val="center"/>
           </w:tcPr>
@@ -1074,7 +1074,7 @@
         </w:tc>
         <w:tc>
           <w:tcPr>
-            <w:tcW w:w="2131" w:type="dxa"/>
+            <w:tcW w:w="2148" w:type="dxa"/>
             <w:tcBorders/>
             <w:vAlign w:val="center"/>
           </w:tcPr>
@@ -1110,7 +1110,7 @@
         <w:trPr/>
         <w:tc>
           <w:tcPr>
-            <w:tcW w:w="2116" w:type="dxa"/>
+            <w:tcW w:w="2119" w:type="dxa"/>
             <w:tcBorders/>
             <w:vAlign w:val="center"/>
           </w:tcPr>
@@ -1133,7 +1133,7 @@
         </w:tc>
         <w:tc>
           <w:tcPr>
-            <w:tcW w:w="2446" w:type="dxa"/>
+            <w:tcW w:w="2456" w:type="dxa"/>
             <w:tcBorders/>
             <w:vAlign w:val="center"/>
           </w:tcPr>
@@ -1156,7 +1156,7 @@
         </w:tc>
         <w:tc>
           <w:tcPr>
-            <w:tcW w:w="2131" w:type="dxa"/>
+            <w:tcW w:w="2022" w:type="dxa"/>
             <w:tcBorders/>
             <w:vAlign w:val="center"/>
           </w:tcPr>
@@ -1214,7 +1214,7 @@
         </w:tc>
         <w:tc>
           <w:tcPr>
-            <w:tcW w:w="2131" w:type="dxa"/>
+            <w:tcW w:w="2148" w:type="dxa"/>
             <w:tcBorders/>
             <w:vAlign w:val="center"/>
           </w:tcPr>
@@ -1238,7 +1238,7 @@
         <w:trPr/>
         <w:tc>
           <w:tcPr>
-            <w:tcW w:w="2116" w:type="dxa"/>
+            <w:tcW w:w="2119" w:type="dxa"/>
             <w:tcBorders/>
             <w:vAlign w:val="center"/>
           </w:tcPr>
@@ -1285,7 +1285,7 @@
         </w:tc>
         <w:tc>
           <w:tcPr>
-            <w:tcW w:w="2446" w:type="dxa"/>
+            <w:tcW w:w="2456" w:type="dxa"/>
             <w:tcBorders/>
             <w:vAlign w:val="center"/>
           </w:tcPr>
@@ -1308,7 +1308,7 @@
         </w:tc>
         <w:tc>
           <w:tcPr>
-            <w:tcW w:w="2131" w:type="dxa"/>
+            <w:tcW w:w="2022" w:type="dxa"/>
             <w:tcBorders/>
             <w:vAlign w:val="center"/>
           </w:tcPr>
@@ -1428,7 +1428,7 @@
         </w:tc>
         <w:tc>
           <w:tcPr>
-            <w:tcW w:w="2131" w:type="dxa"/>
+            <w:tcW w:w="2148" w:type="dxa"/>
             <w:tcBorders/>
             <w:vAlign w:val="center"/>
           </w:tcPr>
@@ -1468,7 +1468,7 @@
         <w:trPr/>
         <w:tc>
           <w:tcPr>
-            <w:tcW w:w="2116" w:type="dxa"/>
+            <w:tcW w:w="2119" w:type="dxa"/>
             <w:tcBorders/>
             <w:vAlign w:val="center"/>
           </w:tcPr>
@@ -1515,7 +1515,7 @@
         </w:tc>
         <w:tc>
           <w:tcPr>
-            <w:tcW w:w="2446" w:type="dxa"/>
+            <w:tcW w:w="2456" w:type="dxa"/>
             <w:tcBorders/>
             <w:vAlign w:val="center"/>
           </w:tcPr>
@@ -1538,7 +1538,7 @@
         </w:tc>
         <w:tc>
           <w:tcPr>
-            <w:tcW w:w="2131" w:type="dxa"/>
+            <w:tcW w:w="2022" w:type="dxa"/>
             <w:tcBorders/>
             <w:vAlign w:val="center"/>
           </w:tcPr>
@@ -1616,7 +1616,7 @@
         </w:tc>
         <w:tc>
           <w:tcPr>
-            <w:tcW w:w="2131" w:type="dxa"/>
+            <w:tcW w:w="2148" w:type="dxa"/>
             <w:tcBorders/>
             <w:vAlign w:val="center"/>
           </w:tcPr>
@@ -1642,7 +1642,7 @@
         <w:trPr/>
         <w:tc>
           <w:tcPr>
-            <w:tcW w:w="2116" w:type="dxa"/>
+            <w:tcW w:w="2119" w:type="dxa"/>
             <w:tcBorders/>
             <w:vAlign w:val="center"/>
           </w:tcPr>
@@ -1689,7 +1689,7 @@
         </w:tc>
         <w:tc>
           <w:tcPr>
-            <w:tcW w:w="2446" w:type="dxa"/>
+            <w:tcW w:w="2456" w:type="dxa"/>
             <w:tcBorders/>
             <w:vAlign w:val="center"/>
           </w:tcPr>
@@ -1712,7 +1712,7 @@
         </w:tc>
         <w:tc>
           <w:tcPr>
-            <w:tcW w:w="2131" w:type="dxa"/>
+            <w:tcW w:w="2022" w:type="dxa"/>
             <w:tcBorders/>
             <w:vAlign w:val="center"/>
           </w:tcPr>
@@ -1810,7 +1810,7 @@
         </w:tc>
         <w:tc>
           <w:tcPr>
-            <w:tcW w:w="2131" w:type="dxa"/>
+            <w:tcW w:w="2148" w:type="dxa"/>
             <w:tcBorders/>
             <w:vAlign w:val="center"/>
           </w:tcPr>
@@ -1836,7 +1836,7 @@
         <w:trPr/>
         <w:tc>
           <w:tcPr>
-            <w:tcW w:w="2116" w:type="dxa"/>
+            <w:tcW w:w="2119" w:type="dxa"/>
             <w:tcBorders/>
             <w:vAlign w:val="center"/>
           </w:tcPr>
@@ -1923,7 +1923,7 @@
         </w:tc>
         <w:tc>
           <w:tcPr>
-            <w:tcW w:w="2446" w:type="dxa"/>
+            <w:tcW w:w="2456" w:type="dxa"/>
             <w:tcBorders/>
             <w:vAlign w:val="center"/>
           </w:tcPr>
@@ -1946,7 +1946,7 @@
         </w:tc>
         <w:tc>
           <w:tcPr>
-            <w:tcW w:w="2131" w:type="dxa"/>
+            <w:tcW w:w="2022" w:type="dxa"/>
             <w:tcBorders/>
             <w:vAlign w:val="center"/>
           </w:tcPr>
@@ -2040,7 +2040,7 @@
         </w:tc>
         <w:tc>
           <w:tcPr>
-            <w:tcW w:w="2131" w:type="dxa"/>
+            <w:tcW w:w="2148" w:type="dxa"/>
             <w:tcBorders/>
             <w:vAlign w:val="center"/>
           </w:tcPr>
@@ -2076,7 +2076,7 @@
         <w:trPr/>
         <w:tc>
           <w:tcPr>
-            <w:tcW w:w="2116" w:type="dxa"/>
+            <w:tcW w:w="2119" w:type="dxa"/>
             <w:tcBorders/>
             <w:vAlign w:val="center"/>
           </w:tcPr>
@@ -2099,7 +2099,7 @@
         </w:tc>
         <w:tc>
           <w:tcPr>
-            <w:tcW w:w="2446" w:type="dxa"/>
+            <w:tcW w:w="2456" w:type="dxa"/>
             <w:tcBorders/>
             <w:vAlign w:val="center"/>
           </w:tcPr>
@@ -2122,7 +2122,7 @@
         </w:tc>
         <w:tc>
           <w:tcPr>
-            <w:tcW w:w="2131" w:type="dxa"/>
+            <w:tcW w:w="2022" w:type="dxa"/>
             <w:tcBorders/>
             <w:vAlign w:val="center"/>
           </w:tcPr>
@@ -2176,7 +2176,7 @@
         </w:tc>
         <w:tc>
           <w:tcPr>
-            <w:tcW w:w="2131" w:type="dxa"/>
+            <w:tcW w:w="2148" w:type="dxa"/>
             <w:tcBorders/>
             <w:vAlign w:val="center"/>
           </w:tcPr>
@@ -2200,7 +2200,7 @@
         <w:trPr/>
         <w:tc>
           <w:tcPr>
-            <w:tcW w:w="2116" w:type="dxa"/>
+            <w:tcW w:w="2119" w:type="dxa"/>
             <w:tcBorders/>
             <w:vAlign w:val="center"/>
           </w:tcPr>
@@ -2223,7 +2223,7 @@
         </w:tc>
         <w:tc>
           <w:tcPr>
-            <w:tcW w:w="2446" w:type="dxa"/>
+            <w:tcW w:w="2456" w:type="dxa"/>
             <w:tcBorders/>
             <w:vAlign w:val="center"/>
           </w:tcPr>
@@ -2246,7 +2246,7 @@
         </w:tc>
         <w:tc>
           <w:tcPr>
-            <w:tcW w:w="2131" w:type="dxa"/>
+            <w:tcW w:w="2022" w:type="dxa"/>
             <w:tcBorders/>
             <w:vAlign w:val="center"/>
           </w:tcPr>
@@ -2310,7 +2310,7 @@
         </w:tc>
         <w:tc>
           <w:tcPr>
-            <w:tcW w:w="2131" w:type="dxa"/>
+            <w:tcW w:w="2148" w:type="dxa"/>
             <w:tcBorders/>
             <w:vAlign w:val="center"/>
           </w:tcPr>
@@ -2336,7 +2336,7 @@
         <w:trPr/>
         <w:tc>
           <w:tcPr>
-            <w:tcW w:w="2116" w:type="dxa"/>
+            <w:tcW w:w="2119" w:type="dxa"/>
             <w:tcBorders/>
             <w:vAlign w:val="center"/>
           </w:tcPr>
@@ -2359,7 +2359,7 @@
         </w:tc>
         <w:tc>
           <w:tcPr>
-            <w:tcW w:w="2446" w:type="dxa"/>
+            <w:tcW w:w="2456" w:type="dxa"/>
             <w:tcBorders/>
             <w:vAlign w:val="center"/>
           </w:tcPr>
@@ -2382,7 +2382,7 @@
         </w:tc>
         <w:tc>
           <w:tcPr>
-            <w:tcW w:w="2131" w:type="dxa"/>
+            <w:tcW w:w="2022" w:type="dxa"/>
             <w:tcBorders/>
             <w:vAlign w:val="center"/>
           </w:tcPr>
@@ -2440,7 +2440,7 @@
         </w:tc>
         <w:tc>
           <w:tcPr>
-            <w:tcW w:w="2131" w:type="dxa"/>
+            <w:tcW w:w="2148" w:type="dxa"/>
             <w:tcBorders/>
             <w:vAlign w:val="center"/>
           </w:tcPr>
@@ -2466,7 +2466,7 @@
         <w:trPr/>
         <w:tc>
           <w:tcPr>
-            <w:tcW w:w="2116" w:type="dxa"/>
+            <w:tcW w:w="2119" w:type="dxa"/>
             <w:tcBorders/>
             <w:vAlign w:val="center"/>
           </w:tcPr>
@@ -2489,7 +2489,7 @@
         </w:tc>
         <w:tc>
           <w:tcPr>
-            <w:tcW w:w="2446" w:type="dxa"/>
+            <w:tcW w:w="2456" w:type="dxa"/>
             <w:tcBorders/>
             <w:vAlign w:val="center"/>
           </w:tcPr>
@@ -2512,7 +2512,7 @@
         </w:tc>
         <w:tc>
           <w:tcPr>
-            <w:tcW w:w="2131" w:type="dxa"/>
+            <w:tcW w:w="2022" w:type="dxa"/>
             <w:tcBorders/>
             <w:vAlign w:val="center"/>
           </w:tcPr>
@@ -2596,7 +2596,7 @@
         </w:tc>
         <w:tc>
           <w:tcPr>
-            <w:tcW w:w="2131" w:type="dxa"/>
+            <w:tcW w:w="2148" w:type="dxa"/>
             <w:tcBorders/>
             <w:vAlign w:val="center"/>
           </w:tcPr>
@@ -2626,7 +2626,7 @@
         <w:trPr/>
         <w:tc>
           <w:tcPr>
-            <w:tcW w:w="2116" w:type="dxa"/>
+            <w:tcW w:w="2119" w:type="dxa"/>
             <w:tcBorders/>
             <w:vAlign w:val="center"/>
           </w:tcPr>
@@ -2649,7 +2649,7 @@
         </w:tc>
         <w:tc>
           <w:tcPr>
-            <w:tcW w:w="2446" w:type="dxa"/>
+            <w:tcW w:w="2456" w:type="dxa"/>
             <w:tcBorders/>
             <w:vAlign w:val="center"/>
           </w:tcPr>
@@ -2672,7 +2672,7 @@
         </w:tc>
         <w:tc>
           <w:tcPr>
-            <w:tcW w:w="2131" w:type="dxa"/>
+            <w:tcW w:w="2022" w:type="dxa"/>
             <w:tcBorders/>
             <w:vAlign w:val="center"/>
           </w:tcPr>
@@ -2716,7 +2716,7 @@
         </w:tc>
         <w:tc>
           <w:tcPr>
-            <w:tcW w:w="2131" w:type="dxa"/>
+            <w:tcW w:w="2148" w:type="dxa"/>
             <w:tcBorders/>
             <w:vAlign w:val="center"/>
           </w:tcPr>
@@ -3308,6 +3308,185 @@
         <w:rPr>
           <w:rStyle w:val="Strong"/>
         </w:rPr>
+        <w:t xml:space="preserve">Symptom: a round came back </w:t>
+      </w:r>
+      <w:r>
+        <w:rPr>
+          <w:rStyle w:val="SourceText"/>
+        </w:rPr>
+        <w:t>INCOMPLETE</w:t>
+      </w:r>
+      <w:r>
+        <w:rPr>
+          <w:rStyle w:val="Strong"/>
+        </w:rPr>
+        <w:t>.</w:t>
+      </w:r>
+      <w:r>
+        <w:rPr/>
+        <w:t xml:space="preserve"> </w:t>
+      </w:r>
+      <w:r>
+        <w:rPr>
+          <w:rStyle w:val="Strong"/>
+        </w:rPr>
+        <w:t>Check:</w:t>
+      </w:r>
+      <w:r>
+        <w:rPr/>
+        <w:t xml:space="preserve"> the </w:t>
+      </w:r>
+      <w:r>
+        <w:rPr>
+          <w:rStyle w:val="SourceText"/>
+        </w:rPr>
+        <w:t>review:</w:t>
+      </w:r>
+      <w:r>
+        <w:rPr/>
+        <w:t xml:space="preserve"> lines, or </w:t>
+      </w:r>
+      <w:r>
+        <w:rPr>
+          <w:rStyle w:val="SourceText"/>
+        </w:rPr>
+        <w:t>failure_class</w:t>
+      </w:r>
+      <w:r>
+        <w:rPr/>
+        <w:t xml:space="preserve"> in </w:t>
+      </w:r>
+      <w:r>
+        <w:rPr>
+          <w:rStyle w:val="SourceText"/>
+        </w:rPr>
+        <w:t>.work/tickets/&lt;id&gt;/review.json</w:t>
+      </w:r>
+      <w:r>
+        <w:rPr/>
+        <w:t xml:space="preserve">. An INCOMPLETE round has one of three classes. </w:t>
+      </w:r>
+      <w:r>
+        <w:rPr>
+          <w:rStyle w:val="SourceText"/>
+        </w:rPr>
+        <w:t>tool</w:t>
+      </w:r>
+      <w:r>
+        <w:rPr/>
+        <w:t xml:space="preserve"> means the answer never arrived intact: a timeout, a bad or unknown exit, empty output, or a failed Codex stream. </w:t>
+      </w:r>
+      <w:r>
+        <w:rPr>
+          <w:rStyle w:val="SourceText"/>
+        </w:rPr>
+        <w:t>tree</w:t>
+      </w:r>
+      <w:r>
+        <w:rPr/>
+        <w:t xml:space="preserve"> means a bundle part or web-test report changed under the reviewer. </w:t>
+      </w:r>
+      <w:r>
+        <w:rPr>
+          <w:rStyle w:val="SourceText"/>
+        </w:rPr>
+        <w:t>reviewer</w:t>
+      </w:r>
+      <w:r>
+        <w:rPr/>
+        <w:t xml:space="preserve"> means the output arrived and broke the contract. </w:t>
+      </w:r>
+      <w:r>
+        <w:rPr>
+          <w:rStyle w:val="Strong"/>
+        </w:rPr>
+        <w:t>Fix:</w:t>
+      </w:r>
+      <w:r>
+        <w:rPr/>
+        <w:t xml:space="preserve"> a </w:t>
+      </w:r>
+      <w:r>
+        <w:rPr>
+          <w:rStyle w:val="SourceText"/>
+        </w:rPr>
+        <w:t>tool</w:t>
+      </w:r>
+      <w:r>
+        <w:rPr/>
+        <w:t xml:space="preserve"> round is refunded automatically, up to two per plan. The line reads </w:t>
+      </w:r>
+      <w:r>
+        <w:rPr>
+          <w:rStyle w:val="SourceText"/>
+        </w:rPr>
+        <w:t>review: round N was a tool failure (...); refunded</w:t>
+      </w:r>
+      <w:r>
+        <w:rPr/>
+        <w:t xml:space="preserve">. Only the failed round is given back: the rerun </w:t>
+      </w:r>
+      <w:r>
+        <w:rPr>
+          <w:rStyle w:val="SourceText"/>
+        </w:rPr>
+        <w:t>/crew:review</w:t>
+      </w:r>
+      <w:r>
+        <w:rPr/>
+        <w:t xml:space="preserve"> reserves a new round, charged like any other unless it is a tool failure too, so a ticket with one charged round that reruns and gets FINDINGS has spent the budget. If Codex is out of quota, use the next eligible provider. A third tool failure under one plan reads </w:t>
+      </w:r>
+      <w:r>
+        <w:rPr>
+          <w:rStyle w:val="SourceText"/>
+        </w:rPr>
+        <w:t>NOT refunded - refund limit 2 per plan reached</w:t>
+      </w:r>
+      <w:r>
+        <w:rPr/>
+        <w:t xml:space="preserve"> and counts. A </w:t>
+      </w:r>
+      <w:r>
+        <w:rPr>
+          <w:rStyle w:val="SourceText"/>
+        </w:rPr>
+        <w:t>reviewer</w:t>
+      </w:r>
+      <w:r>
+        <w:rPr/>
+        <w:t xml:space="preserve"> or </w:t>
+      </w:r>
+      <w:r>
+        <w:rPr>
+          <w:rStyle w:val="SourceText"/>
+        </w:rPr>
+        <w:t>tree</w:t>
+      </w:r>
+      <w:r>
+        <w:rPr/>
+        <w:t xml:space="preserve"> round always counts. Rebuild the bundle (tree), or rerun and read what the reviewer wrote (reviewer).</w:t>
+      </w:r>
+    </w:p>
+    <w:p>
+      <w:pPr>
+        <w:pStyle w:val="BodyText"/>
+        <w:numPr>
+          <w:ilvl w:val="0"/>
+          <w:numId w:val="6"/>
+        </w:numPr>
+        <w:tabs>
+          <w:tab w:val="clear" w:pos="1134"/>
+          <w:tab w:val="left" w:pos="829" w:leader="none"/>
+        </w:tabs>
+        <w:bidi w:val="0"/>
+        <w:ind w:hanging="283" w:left="829"/>
+        <w:jc w:val="left"/>
+        <w:rPr/>
+      </w:pPr>
+      <w:r>
+        <w:rPr>
+          <w:rStyle w:val="Strong"/>
+        </w:rPr>
         <w:t xml:space="preserve">Symptom: </w:t>
       </w:r>
       <w:r>
@@ -3331,10 +3510,6 @@
           <w:rStyle w:val="Strong"/>
         </w:rPr>
         <w:t>Check:</w:t>
-      </w:r>
-      <w:r>
-        <w:rPr/>
-        <w:t xml:space="preserve"> </w:t>
       </w:r>
     </w:p>
     <w:p>
@@ -6921,9 +7096,9 @@
     </w:p>
     <w:tbl>
       <w:tblPr>
-        <w:tblW w:w="11810" w:type="dxa"/>
+        <w:tblW w:w="11339" w:type="dxa"/>
         <w:jc w:val="left"/>
-        <w:tblInd w:w="0" w:type="dxa"/>
+        <w:tblInd w:w="28" w:type="dxa"/>
         <w:tblLayout w:type="fixed"/>
         <w:tblCellMar>
           <w:top w:w="28" w:type="dxa"/>
@@ -6933,10 +7108,10 @@
         </w:tblCellMar>
       </w:tblPr>
       <w:tblGrid>
-        <w:gridCol w:w="4730"/>
-        <w:gridCol w:w="1699"/>
-        <w:gridCol w:w="1841"/>
-        <w:gridCol w:w="3540"/>
+        <w:gridCol w:w="4621"/>
+        <w:gridCol w:w="1551"/>
+        <w:gridCol w:w="1790"/>
+        <w:gridCol w:w="3377"/>
       </w:tblGrid>
       <w:tr>
         <w:trPr>
@@ -6944,7 +7119,7 @@
         </w:trPr>
         <w:tc>
           <w:tcPr>
-            <w:tcW w:w="4730" w:type="dxa"/>
+            <w:tcW w:w="4621" w:type="dxa"/>
             <w:tcBorders/>
             <w:vAlign w:val="center"/>
           </w:tcPr>
@@ -6966,7 +7141,7 @@
         </w:tc>
         <w:tc>
           <w:tcPr>
-            <w:tcW w:w="1699" w:type="dxa"/>
+            <w:tcW w:w="1551" w:type="dxa"/>
             <w:tcBorders/>
             <w:vAlign w:val="center"/>
           </w:tcPr>
@@ -6988,7 +7163,7 @@
         </w:tc>
         <w:tc>
           <w:tcPr>
-            <w:tcW w:w="1841" w:type="dxa"/>
+            <w:tcW w:w="1790" w:type="dxa"/>
             <w:tcBorders/>
             <w:vAlign w:val="center"/>
           </w:tcPr>
@@ -7010,7 +7185,7 @@
         </w:tc>
         <w:tc>
           <w:tcPr>
-            <w:tcW w:w="3540" w:type="dxa"/>
+            <w:tcW w:w="3377" w:type="dxa"/>
             <w:tcBorders/>
             <w:vAlign w:val="center"/>
           </w:tcPr>
@@ -7035,7 +7210,7 @@
         <w:trPr/>
         <w:tc>
           <w:tcPr>
-            <w:tcW w:w="4730" w:type="dxa"/>
+            <w:tcW w:w="4621" w:type="dxa"/>
             <w:tcBorders/>
             <w:vAlign w:val="center"/>
           </w:tcPr>
@@ -7058,7 +7233,7 @@
         </w:tc>
         <w:tc>
           <w:tcPr>
-            <w:tcW w:w="1699" w:type="dxa"/>
+            <w:tcW w:w="1551" w:type="dxa"/>
             <w:tcBorders/>
             <w:vAlign w:val="center"/>
           </w:tcPr>
@@ -7079,7 +7254,7 @@
         </w:tc>
         <w:tc>
           <w:tcPr>
-            <w:tcW w:w="1841" w:type="dxa"/>
+            <w:tcW w:w="1790" w:type="dxa"/>
             <w:tcBorders/>
             <w:vAlign w:val="center"/>
           </w:tcPr>
@@ -7100,7 +7275,7 @@
         </w:tc>
         <w:tc>
           <w:tcPr>
-            <w:tcW w:w="3540" w:type="dxa"/>
+            <w:tcW w:w="3377" w:type="dxa"/>
             <w:tcBorders/>
             <w:vAlign w:val="center"/>
           </w:tcPr>
@@ -7140,7 +7315,7 @@
         <w:trPr/>
         <w:tc>
           <w:tcPr>
-            <w:tcW w:w="4730" w:type="dxa"/>
+            <w:tcW w:w="4621" w:type="dxa"/>
             <w:tcBorders/>
             <w:vAlign w:val="center"/>
           </w:tcPr>
@@ -7163,7 +7338,7 @@
         </w:tc>
         <w:tc>
           <w:tcPr>
-            <w:tcW w:w="1699" w:type="dxa"/>
+            <w:tcW w:w="1551" w:type="dxa"/>
             <w:tcBorders/>
             <w:vAlign w:val="center"/>
           </w:tcPr>
@@ -7184,7 +7359,7 @@
         </w:tc>
         <w:tc>
           <w:tcPr>
-            <w:tcW w:w="1841" w:type="dxa"/>
+            <w:tcW w:w="1790" w:type="dxa"/>
             <w:tcBorders/>
             <w:vAlign w:val="center"/>
           </w:tcPr>
@@ -7227,7 +7402,7 @@
         </w:tc>
         <w:tc>
           <w:tcPr>
-            <w:tcW w:w="3540" w:type="dxa"/>
+            <w:tcW w:w="3377" w:type="dxa"/>
             <w:tcBorders/>
             <w:vAlign w:val="center"/>
           </w:tcPr>
@@ -7257,7 +7432,7 @@
         <w:trPr/>
         <w:tc>
           <w:tcPr>
-            <w:tcW w:w="4730" w:type="dxa"/>
+            <w:tcW w:w="4621" w:type="dxa"/>
             <w:tcBorders/>
             <w:vAlign w:val="center"/>
           </w:tcPr>
@@ -7280,7 +7455,7 @@
         </w:tc>
         <w:tc>
           <w:tcPr>
-            <w:tcW w:w="1699" w:type="dxa"/>
+            <w:tcW w:w="1551" w:type="dxa"/>
             <w:tcBorders/>
             <w:vAlign w:val="center"/>
           </w:tcPr>
@@ -7301,7 +7476,7 @@
         </w:tc>
         <w:tc>
           <w:tcPr>
-            <w:tcW w:w="1841" w:type="dxa"/>
+            <w:tcW w:w="1790" w:type="dxa"/>
             <w:tcBorders/>
             <w:vAlign w:val="center"/>
           </w:tcPr>
@@ -7344,7 +7519,7 @@
         </w:tc>
         <w:tc>
           <w:tcPr>
-            <w:tcW w:w="3540" w:type="dxa"/>
+            <w:tcW w:w="3377" w:type="dxa"/>
             <w:tcBorders/>
             <w:vAlign w:val="center"/>
           </w:tcPr>
@@ -7374,7 +7549,7 @@
         <w:trPr/>
         <w:tc>
           <w:tcPr>
-            <w:tcW w:w="4730" w:type="dxa"/>
+            <w:tcW w:w="4621" w:type="dxa"/>
             <w:tcBorders/>
             <w:vAlign w:val="center"/>
           </w:tcPr>
@@ -7447,7 +7622,7 @@
         </w:tc>
         <w:tc>
           <w:tcPr>
-            <w:tcW w:w="1699" w:type="dxa"/>
+            <w:tcW w:w="1551" w:type="dxa"/>
             <w:tcBorders/>
             <w:vAlign w:val="center"/>
           </w:tcPr>
@@ -7468,7 +7643,7 @@
         </w:tc>
         <w:tc>
           <w:tcPr>
-            <w:tcW w:w="1841" w:type="dxa"/>
+            <w:tcW w:w="1790" w:type="dxa"/>
             <w:tcBorders/>
             <w:vAlign w:val="center"/>
           </w:tcPr>
@@ -7511,7 +7686,7 @@
         </w:tc>
         <w:tc>
           <w:tcPr>
-            <w:tcW w:w="3540" w:type="dxa"/>
+            <w:tcW w:w="3377" w:type="dxa"/>
             <w:tcBorders/>
             <w:vAlign w:val="center"/>
           </w:tcPr>
@@ -7545,7 +7720,7 @@
         <w:trPr/>
         <w:tc>
           <w:tcPr>
-            <w:tcW w:w="4730" w:type="dxa"/>
+            <w:tcW w:w="4621" w:type="dxa"/>
             <w:tcBorders/>
             <w:vAlign w:val="center"/>
           </w:tcPr>
@@ -7578,7 +7753,7 @@
         </w:tc>
         <w:tc>
           <w:tcPr>
-            <w:tcW w:w="1699" w:type="dxa"/>
+            <w:tcW w:w="1551" w:type="dxa"/>
             <w:tcBorders/>
             <w:vAlign w:val="center"/>
           </w:tcPr>
@@ -7599,7 +7774,7 @@
         </w:tc>
         <w:tc>
           <w:tcPr>
-            <w:tcW w:w="1841" w:type="dxa"/>
+            <w:tcW w:w="1790" w:type="dxa"/>
             <w:tcBorders/>
             <w:vAlign w:val="center"/>
           </w:tcPr>
@@ -7642,7 +7817,7 @@
         </w:tc>
         <w:tc>
           <w:tcPr>
-            <w:tcW w:w="3540" w:type="dxa"/>
+            <w:tcW w:w="3377" w:type="dxa"/>
             <w:tcBorders/>
             <w:vAlign w:val="center"/>
           </w:tcPr>
@@ -7672,7 +7847,7 @@
         <w:trPr/>
         <w:tc>
           <w:tcPr>
-            <w:tcW w:w="4730" w:type="dxa"/>
+            <w:tcW w:w="4621" w:type="dxa"/>
             <w:tcBorders/>
             <w:vAlign w:val="center"/>
           </w:tcPr>
@@ -7695,7 +7870,7 @@
         </w:tc>
         <w:tc>
           <w:tcPr>
-            <w:tcW w:w="1699" w:type="dxa"/>
+            <w:tcW w:w="1551" w:type="dxa"/>
             <w:tcBorders/>
             <w:vAlign w:val="center"/>
           </w:tcPr>
@@ -7716,7 +7891,7 @@
         </w:tc>
         <w:tc>
           <w:tcPr>
-            <w:tcW w:w="1841" w:type="dxa"/>
+            <w:tcW w:w="1790" w:type="dxa"/>
             <w:tcBorders/>
             <w:vAlign w:val="center"/>
           </w:tcPr>
@@ -7769,7 +7944,7 @@
         </w:tc>
         <w:tc>
           <w:tcPr>
-            <w:tcW w:w="3540" w:type="dxa"/>
+            <w:tcW w:w="3377" w:type="dxa"/>
             <w:tcBorders/>
             <w:vAlign w:val="center"/>
           </w:tcPr>
@@ -7799,7 +7974,7 @@
         <w:trPr/>
         <w:tc>
           <w:tcPr>
-            <w:tcW w:w="4730" w:type="dxa"/>
+            <w:tcW w:w="4621" w:type="dxa"/>
             <w:tcBorders/>
             <w:vAlign w:val="center"/>
           </w:tcPr>
@@ -7822,7 +7997,7 @@
         </w:tc>
         <w:tc>
           <w:tcPr>
-            <w:tcW w:w="1699" w:type="dxa"/>
+            <w:tcW w:w="1551" w:type="dxa"/>
             <w:tcBorders/>
             <w:vAlign w:val="center"/>
           </w:tcPr>
@@ -7843,7 +8018,7 @@
         </w:tc>
         <w:tc>
           <w:tcPr>
-            <w:tcW w:w="1841" w:type="dxa"/>
+            <w:tcW w:w="1790" w:type="dxa"/>
             <w:tcBorders/>
             <w:vAlign w:val="center"/>
           </w:tcPr>
@@ -7864,7 +8039,7 @@
         </w:tc>
         <w:tc>
           <w:tcPr>
-            <w:tcW w:w="3540" w:type="dxa"/>
+            <w:tcW w:w="3377" w:type="dxa"/>
             <w:tcBorders/>
             <w:vAlign w:val="center"/>
           </w:tcPr>
@@ -7924,7 +8099,7 @@
         <w:trPr/>
         <w:tc>
           <w:tcPr>
-            <w:tcW w:w="4730" w:type="dxa"/>
+            <w:tcW w:w="4621" w:type="dxa"/>
             <w:tcBorders/>
             <w:vAlign w:val="center"/>
           </w:tcPr>
@@ -7947,7 +8122,7 @@
         </w:tc>
         <w:tc>
           <w:tcPr>
-            <w:tcW w:w="1699" w:type="dxa"/>
+            <w:tcW w:w="1551" w:type="dxa"/>
             <w:tcBorders/>
             <w:vAlign w:val="center"/>
           </w:tcPr>
@@ -7968,7 +8143,7 @@
         </w:tc>
         <w:tc>
           <w:tcPr>
-            <w:tcW w:w="1841" w:type="dxa"/>
+            <w:tcW w:w="1790" w:type="dxa"/>
             <w:tcBorders/>
             <w:vAlign w:val="center"/>
           </w:tcPr>
@@ -7989,7 +8164,7 @@
         </w:tc>
         <w:tc>
           <w:tcPr>
-            <w:tcW w:w="3540" w:type="dxa"/>
+            <w:tcW w:w="3377" w:type="dxa"/>
             <w:tcBorders/>
             <w:vAlign w:val="center"/>
           </w:tcPr>
@@ -8019,7 +8194,7 @@
         <w:trPr/>
         <w:tc>
           <w:tcPr>
-            <w:tcW w:w="4730" w:type="dxa"/>
+            <w:tcW w:w="4621" w:type="dxa"/>
             <w:tcBorders/>
             <w:vAlign w:val="center"/>
           </w:tcPr>
@@ -8042,7 +8217,7 @@
         </w:tc>
         <w:tc>
           <w:tcPr>
-            <w:tcW w:w="1699" w:type="dxa"/>
+            <w:tcW w:w="1551" w:type="dxa"/>
             <w:tcBorders/>
             <w:vAlign w:val="center"/>
           </w:tcPr>
@@ -8063,7 +8238,7 @@
         </w:tc>
         <w:tc>
           <w:tcPr>
-            <w:tcW w:w="1841" w:type="dxa"/>
+            <w:tcW w:w="1790" w:type="dxa"/>
             <w:tcBorders/>
             <w:vAlign w:val="center"/>
           </w:tcPr>
@@ -8084,7 +8259,7 @@
         </w:tc>
         <w:tc>
           <w:tcPr>
-            <w:tcW w:w="3540" w:type="dxa"/>
+            <w:tcW w:w="3377" w:type="dxa"/>
             <w:tcBorders/>
             <w:vAlign w:val="center"/>
           </w:tcPr>
@@ -8124,7 +8299,7 @@
         <w:trPr/>
         <w:tc>
           <w:tcPr>
-            <w:tcW w:w="4730" w:type="dxa"/>
+            <w:tcW w:w="4621" w:type="dxa"/>
             <w:tcBorders/>
             <w:vAlign w:val="center"/>
           </w:tcPr>
@@ -8157,7 +8332,7 @@
         </w:tc>
         <w:tc>
           <w:tcPr>
-            <w:tcW w:w="1699" w:type="dxa"/>
+            <w:tcW w:w="1551" w:type="dxa"/>
             <w:tcBorders/>
             <w:vAlign w:val="center"/>
           </w:tcPr>
@@ -8178,7 +8353,7 @@
         </w:tc>
         <w:tc>
           <w:tcPr>
-            <w:tcW w:w="1841" w:type="dxa"/>
+            <w:tcW w:w="1790" w:type="dxa"/>
             <w:tcBorders/>
             <w:vAlign w:val="center"/>
           </w:tcPr>
@@ -8199,7 +8374,7 @@
         </w:tc>
         <w:tc>
           <w:tcPr>
-            <w:tcW w:w="3540" w:type="dxa"/>
+            <w:tcW w:w="3377" w:type="dxa"/>
             <w:tcBorders/>
             <w:vAlign w:val="center"/>
           </w:tcPr>
@@ -8223,7 +8398,7 @@
         <w:trPr/>
         <w:tc>
           <w:tcPr>
-            <w:tcW w:w="4730" w:type="dxa"/>
+            <w:tcW w:w="4621" w:type="dxa"/>
             <w:tcBorders/>
             <w:vAlign w:val="center"/>
           </w:tcPr>
@@ -8246,7 +8421,7 @@
         </w:tc>
         <w:tc>
           <w:tcPr>
-            <w:tcW w:w="1699" w:type="dxa"/>
+            <w:tcW w:w="1551" w:type="dxa"/>
             <w:tcBorders/>
             <w:vAlign w:val="center"/>
           </w:tcPr>
@@ -8267,7 +8442,7 @@
         </w:tc>
         <w:tc>
           <w:tcPr>
-            <w:tcW w:w="1841" w:type="dxa"/>
+            <w:tcW w:w="1790" w:type="dxa"/>
             <w:tcBorders/>
             <w:vAlign w:val="center"/>
           </w:tcPr>
@@ -8294,7 +8469,7 @@
         </w:tc>
         <w:tc>
           <w:tcPr>
-            <w:tcW w:w="3540" w:type="dxa"/>
+            <w:tcW w:w="3377" w:type="dxa"/>
             <w:tcBorders/>
             <w:vAlign w:val="center"/>
           </w:tcPr>
@@ -8334,7 +8509,7 @@
         <w:trPr/>
         <w:tc>
           <w:tcPr>
-            <w:tcW w:w="4730" w:type="dxa"/>
+            <w:tcW w:w="4621" w:type="dxa"/>
             <w:tcBorders/>
             <w:vAlign w:val="center"/>
           </w:tcPr>
@@ -8357,7 +8532,7 @@
         </w:tc>
         <w:tc>
           <w:tcPr>
-            <w:tcW w:w="1699" w:type="dxa"/>
+            <w:tcW w:w="1551" w:type="dxa"/>
             <w:tcBorders/>
             <w:vAlign w:val="center"/>
           </w:tcPr>
@@ -8378,7 +8553,7 @@
         </w:tc>
         <w:tc>
           <w:tcPr>
-            <w:tcW w:w="1841" w:type="dxa"/>
+            <w:tcW w:w="1790" w:type="dxa"/>
             <w:tcBorders/>
             <w:vAlign w:val="center"/>
           </w:tcPr>
@@ -8399,7 +8574,7 @@
         </w:tc>
         <w:tc>
           <w:tcPr>
-            <w:tcW w:w="3540" w:type="dxa"/>
+            <w:tcW w:w="3377" w:type="dxa"/>
             <w:tcBorders/>
             <w:vAlign w:val="center"/>
           </w:tcPr>
@@ -8429,7 +8604,7 @@
         <w:trPr/>
         <w:tc>
           <w:tcPr>
-            <w:tcW w:w="4730" w:type="dxa"/>
+            <w:tcW w:w="4621" w:type="dxa"/>
             <w:tcBorders/>
             <w:vAlign w:val="center"/>
           </w:tcPr>
@@ -8452,7 +8627,7 @@
         </w:tc>
         <w:tc>
           <w:tcPr>
-            <w:tcW w:w="1699" w:type="dxa"/>
+            <w:tcW w:w="1551" w:type="dxa"/>
             <w:tcBorders/>
             <w:vAlign w:val="center"/>
           </w:tcPr>
@@ -8473,7 +8648,7 @@
         </w:tc>
         <w:tc>
           <w:tcPr>
-            <w:tcW w:w="1841" w:type="dxa"/>
+            <w:tcW w:w="1790" w:type="dxa"/>
             <w:tcBorders/>
             <w:vAlign w:val="center"/>
           </w:tcPr>
@@ -8504,7 +8679,7 @@
         </w:tc>
         <w:tc>
           <w:tcPr>
-            <w:tcW w:w="3540" w:type="dxa"/>
+            <w:tcW w:w="3377" w:type="dxa"/>
             <w:tcBorders/>
             <w:vAlign w:val="center"/>
           </w:tcPr>
@@ -9739,9 +9914,9 @@
     </w:p>
     <w:tbl>
       <w:tblPr>
-        <w:tblW w:w="11810" w:type="dxa"/>
+        <w:tblW w:w="11339" w:type="dxa"/>
         <w:jc w:val="left"/>
-        <w:tblInd w:w="0" w:type="dxa"/>
+        <w:tblInd w:w="28" w:type="dxa"/>
         <w:tblLayout w:type="fixed"/>
         <w:tblCellMar>
           <w:top w:w="28" w:type="dxa"/>
@@ -9751,10 +9926,10 @@
         </w:tblCellMar>
       </w:tblPr>
       <w:tblGrid>
-        <w:gridCol w:w="2554"/>
-        <w:gridCol w:w="4096"/>
-        <w:gridCol w:w="1859"/>
-        <w:gridCol w:w="3301"/>
+        <w:gridCol w:w="2285"/>
+        <w:gridCol w:w="4100"/>
+        <w:gridCol w:w="1802"/>
+        <w:gridCol w:w="3152"/>
       </w:tblGrid>
       <w:tr>
         <w:trPr>
@@ -9762,7 +9937,7 @@
         </w:trPr>
         <w:tc>
           <w:tcPr>
-            <w:tcW w:w="2554" w:type="dxa"/>
+            <w:tcW w:w="2285" w:type="dxa"/>
             <w:tcBorders/>
             <w:vAlign w:val="center"/>
           </w:tcPr>
@@ -9784,7 +9959,7 @@
         </w:tc>
         <w:tc>
           <w:tcPr>
-            <w:tcW w:w="4096" w:type="dxa"/>
+            <w:tcW w:w="4100" w:type="dxa"/>
             <w:tcBorders/>
             <w:vAlign w:val="center"/>
           </w:tcPr>
@@ -9806,7 +9981,7 @@
         </w:tc>
         <w:tc>
           <w:tcPr>
-            <w:tcW w:w="1859" w:type="dxa"/>
+            <w:tcW w:w="1802" w:type="dxa"/>
             <w:tcBorders/>
             <w:vAlign w:val="center"/>
           </w:tcPr>
@@ -9828,7 +10003,7 @@
         </w:tc>
         <w:tc>
           <w:tcPr>
-            <w:tcW w:w="3301" w:type="dxa"/>
+            <w:tcW w:w="3152" w:type="dxa"/>
             <w:tcBorders/>
             <w:vAlign w:val="center"/>
           </w:tcPr>
@@ -9853,7 +10028,7 @@
         <w:trPr/>
         <w:tc>
           <w:tcPr>
-            <w:tcW w:w="2554" w:type="dxa"/>
+            <w:tcW w:w="2285" w:type="dxa"/>
             <w:tcBorders/>
             <w:vAlign w:val="center"/>
           </w:tcPr>
@@ -9890,7 +10065,7 @@
         </w:tc>
         <w:tc>
           <w:tcPr>
-            <w:tcW w:w="4096" w:type="dxa"/>
+            <w:tcW w:w="4100" w:type="dxa"/>
             <w:tcBorders/>
             <w:vAlign w:val="center"/>
           </w:tcPr>
@@ -9913,7 +10088,7 @@
         </w:tc>
         <w:tc>
           <w:tcPr>
-            <w:tcW w:w="1859" w:type="dxa"/>
+            <w:tcW w:w="1802" w:type="dxa"/>
             <w:tcBorders/>
             <w:vAlign w:val="center"/>
           </w:tcPr>
@@ -9936,7 +10111,7 @@
         </w:tc>
         <w:tc>
           <w:tcPr>
-            <w:tcW w:w="3301" w:type="dxa"/>
+            <w:tcW w:w="3152" w:type="dxa"/>
             <w:tcBorders/>
             <w:vAlign w:val="center"/>
           </w:tcPr>
@@ -9960,7 +10135,7 @@
         <w:trPr/>
         <w:tc>
           <w:tcPr>
-            <w:tcW w:w="2554" w:type="dxa"/>
+            <w:tcW w:w="2285" w:type="dxa"/>
             <w:tcBorders/>
             <w:vAlign w:val="center"/>
           </w:tcPr>
@@ -9981,7 +10156,7 @@
         </w:tc>
         <w:tc>
           <w:tcPr>
-            <w:tcW w:w="4096" w:type="dxa"/>
+            <w:tcW w:w="4100" w:type="dxa"/>
             <w:tcBorders/>
             <w:vAlign w:val="center"/>
           </w:tcPr>
@@ -10004,7 +10179,7 @@
         </w:tc>
         <w:tc>
           <w:tcPr>
-            <w:tcW w:w="1859" w:type="dxa"/>
+            <w:tcW w:w="1802" w:type="dxa"/>
             <w:tcBorders/>
             <w:vAlign w:val="center"/>
           </w:tcPr>
@@ -10077,7 +10252,7 @@
         </w:tc>
         <w:tc>
           <w:tcPr>
-            <w:tcW w:w="3301" w:type="dxa"/>
+            <w:tcW w:w="3152" w:type="dxa"/>
             <w:tcBorders/>
             <w:vAlign w:val="center"/>
           </w:tcPr>
@@ -10101,7 +10276,7 @@
         <w:trPr/>
         <w:tc>
           <w:tcPr>
-            <w:tcW w:w="2554" w:type="dxa"/>
+            <w:tcW w:w="2285" w:type="dxa"/>
             <w:tcBorders/>
             <w:vAlign w:val="center"/>
           </w:tcPr>
@@ -10122,7 +10297,7 @@
         </w:tc>
         <w:tc>
           <w:tcPr>
-            <w:tcW w:w="4096" w:type="dxa"/>
+            <w:tcW w:w="4100" w:type="dxa"/>
             <w:tcBorders/>
             <w:vAlign w:val="center"/>
           </w:tcPr>
@@ -10145,7 +10320,7 @@
         </w:tc>
         <w:tc>
           <w:tcPr>
-            <w:tcW w:w="1859" w:type="dxa"/>
+            <w:tcW w:w="1802" w:type="dxa"/>
             <w:tcBorders/>
             <w:vAlign w:val="center"/>
           </w:tcPr>
@@ -10166,7 +10341,7 @@
         </w:tc>
         <w:tc>
           <w:tcPr>
-            <w:tcW w:w="3301" w:type="dxa"/>
+            <w:tcW w:w="3152" w:type="dxa"/>
             <w:tcBorders/>
             <w:vAlign w:val="center"/>
           </w:tcPr>
@@ -10190,7 +10365,7 @@
         <w:trPr/>
         <w:tc>
           <w:tcPr>
-            <w:tcW w:w="2554" w:type="dxa"/>
+            <w:tcW w:w="2285" w:type="dxa"/>
             <w:tcBorders/>
             <w:vAlign w:val="center"/>
           </w:tcPr>
@@ -10211,7 +10386,7 @@
         </w:tc>
         <w:tc>
           <w:tcPr>
-            <w:tcW w:w="4096" w:type="dxa"/>
+            <w:tcW w:w="4100" w:type="dxa"/>
             <w:tcBorders/>
             <w:vAlign w:val="center"/>
           </w:tcPr>
@@ -10234,7 +10409,7 @@
         </w:tc>
         <w:tc>
           <w:tcPr>
-            <w:tcW w:w="1859" w:type="dxa"/>
+            <w:tcW w:w="1802" w:type="dxa"/>
             <w:tcBorders/>
             <w:vAlign w:val="center"/>
           </w:tcPr>
@@ -10257,7 +10432,7 @@
         </w:tc>
         <w:tc>
           <w:tcPr>
-            <w:tcW w:w="3301" w:type="dxa"/>
+            <w:tcW w:w="3152" w:type="dxa"/>
             <w:tcBorders/>
             <w:vAlign w:val="center"/>
           </w:tcPr>
@@ -10281,7 +10456,7 @@
         <w:trPr/>
         <w:tc>
           <w:tcPr>
-            <w:tcW w:w="2554" w:type="dxa"/>
+            <w:tcW w:w="2285" w:type="dxa"/>
             <w:tcBorders/>
             <w:vAlign w:val="center"/>
           </w:tcPr>
@@ -10302,7 +10477,7 @@
         </w:tc>
         <w:tc>
           <w:tcPr>
-            <w:tcW w:w="4096" w:type="dxa"/>
+            <w:tcW w:w="4100" w:type="dxa"/>
             <w:tcBorders/>
             <w:vAlign w:val="center"/>
           </w:tcPr>
@@ -10325,7 +10500,7 @@
         </w:tc>
         <w:tc>
           <w:tcPr>
-            <w:tcW w:w="1859" w:type="dxa"/>
+            <w:tcW w:w="1802" w:type="dxa"/>
             <w:tcBorders/>
             <w:vAlign w:val="center"/>
           </w:tcPr>
@@ -10348,7 +10523,7 @@
         </w:tc>
         <w:tc>
           <w:tcPr>
-            <w:tcW w:w="3301" w:type="dxa"/>
+            <w:tcW w:w="3152" w:type="dxa"/>
             <w:tcBorders/>
             <w:vAlign w:val="center"/>
           </w:tcPr>
@@ -10372,7 +10547,7 @@
         <w:trPr/>
         <w:tc>
           <w:tcPr>
-            <w:tcW w:w="2554" w:type="dxa"/>
+            <w:tcW w:w="2285" w:type="dxa"/>
             <w:tcBorders/>
             <w:vAlign w:val="center"/>
           </w:tcPr>
@@ -10399,7 +10574,7 @@
         </w:tc>
         <w:tc>
           <w:tcPr>
-            <w:tcW w:w="4096" w:type="dxa"/>
+            <w:tcW w:w="4100" w:type="dxa"/>
             <w:tcBorders/>
             <w:vAlign w:val="center"/>
           </w:tcPr>
@@ -10422,7 +10597,7 @@
         </w:tc>
         <w:tc>
           <w:tcPr>
-            <w:tcW w:w="1859" w:type="dxa"/>
+            <w:tcW w:w="1802" w:type="dxa"/>
             <w:tcBorders/>
             <w:vAlign w:val="center"/>
           </w:tcPr>
@@ -10445,7 +10620,7 @@
         </w:tc>
         <w:tc>
           <w:tcPr>
-            <w:tcW w:w="3301" w:type="dxa"/>
+            <w:tcW w:w="3152" w:type="dxa"/>
             <w:tcBorders/>
             <w:vAlign w:val="center"/>
           </w:tcPr>
@@ -10479,7 +10654,7 @@
         <w:trPr/>
         <w:tc>
           <w:tcPr>
-            <w:tcW w:w="2554" w:type="dxa"/>
+            <w:tcW w:w="2285" w:type="dxa"/>
             <w:tcBorders/>
             <w:vAlign w:val="center"/>
           </w:tcPr>
@@ -10502,7 +10677,7 @@
         </w:tc>
         <w:tc>
           <w:tcPr>
-            <w:tcW w:w="4096" w:type="dxa"/>
+            <w:tcW w:w="4100" w:type="dxa"/>
             <w:tcBorders/>
             <w:vAlign w:val="center"/>
           </w:tcPr>
@@ -10525,7 +10700,7 @@
         </w:tc>
         <w:tc>
           <w:tcPr>
-            <w:tcW w:w="1859" w:type="dxa"/>
+            <w:tcW w:w="1802" w:type="dxa"/>
             <w:tcBorders/>
             <w:vAlign w:val="center"/>
           </w:tcPr>
@@ -10548,7 +10723,7 @@
         </w:tc>
         <w:tc>
           <w:tcPr>
-            <w:tcW w:w="3301" w:type="dxa"/>
+            <w:tcW w:w="3152" w:type="dxa"/>
             <w:tcBorders/>
             <w:vAlign w:val="center"/>
           </w:tcPr>
@@ -10602,7 +10777,7 @@
         <w:trPr/>
         <w:tc>
           <w:tcPr>
-            <w:tcW w:w="2554" w:type="dxa"/>
+            <w:tcW w:w="2285" w:type="dxa"/>
             <w:tcBorders/>
             <w:vAlign w:val="center"/>
           </w:tcPr>
@@ -10639,7 +10814,7 @@
         </w:tc>
         <w:tc>
           <w:tcPr>
-            <w:tcW w:w="4096" w:type="dxa"/>
+            <w:tcW w:w="4100" w:type="dxa"/>
             <w:tcBorders/>
             <w:vAlign w:val="center"/>
           </w:tcPr>
@@ -10662,7 +10837,7 @@
         </w:tc>
         <w:tc>
           <w:tcPr>
-            <w:tcW w:w="1859" w:type="dxa"/>
+            <w:tcW w:w="1802" w:type="dxa"/>
             <w:tcBorders/>
             <w:vAlign w:val="center"/>
           </w:tcPr>
@@ -10685,7 +10860,7 @@
         </w:tc>
         <w:tc>
           <w:tcPr>
-            <w:tcW w:w="3301" w:type="dxa"/>
+            <w:tcW w:w="3152" w:type="dxa"/>
             <w:tcBorders/>
             <w:vAlign w:val="center"/>
           </w:tcPr>
@@ -10719,7 +10894,7 @@
         <w:trPr/>
         <w:tc>
           <w:tcPr>
-            <w:tcW w:w="2554" w:type="dxa"/>
+            <w:tcW w:w="2285" w:type="dxa"/>
             <w:tcBorders/>
             <w:vAlign w:val="center"/>
           </w:tcPr>
@@ -10742,7 +10917,7 @@
         </w:tc>
         <w:tc>
           <w:tcPr>
-            <w:tcW w:w="4096" w:type="dxa"/>
+            <w:tcW w:w="4100" w:type="dxa"/>
             <w:tcBorders/>
             <w:vAlign w:val="center"/>
           </w:tcPr>
@@ -10765,7 +10940,7 @@
         </w:tc>
         <w:tc>
           <w:tcPr>
-            <w:tcW w:w="1859" w:type="dxa"/>
+            <w:tcW w:w="1802" w:type="dxa"/>
             <w:tcBorders/>
             <w:vAlign w:val="center"/>
           </w:tcPr>
@@ -10788,7 +10963,7 @@
         </w:tc>
         <w:tc>
           <w:tcPr>
-            <w:tcW w:w="3301" w:type="dxa"/>
+            <w:tcW w:w="3152" w:type="dxa"/>
             <w:tcBorders/>
             <w:vAlign w:val="center"/>
           </w:tcPr>
@@ -10812,7 +10987,7 @@
         <w:trPr/>
         <w:tc>
           <w:tcPr>
-            <w:tcW w:w="2554" w:type="dxa"/>
+            <w:tcW w:w="2285" w:type="dxa"/>
             <w:tcBorders/>
             <w:vAlign w:val="center"/>
           </w:tcPr>
@@ -10835,7 +11010,7 @@
         </w:tc>
         <w:tc>
           <w:tcPr>
-            <w:tcW w:w="4096" w:type="dxa"/>
+            <w:tcW w:w="4100" w:type="dxa"/>
             <w:tcBorders/>
             <w:vAlign w:val="center"/>
           </w:tcPr>
@@ -10858,7 +11033,7 @@
         </w:tc>
         <w:tc>
           <w:tcPr>
-            <w:tcW w:w="1859" w:type="dxa"/>
+            <w:tcW w:w="1802" w:type="dxa"/>
             <w:tcBorders/>
             <w:vAlign w:val="center"/>
           </w:tcPr>
@@ -10881,7 +11056,7 @@
         </w:tc>
         <w:tc>
           <w:tcPr>
-            <w:tcW w:w="3301" w:type="dxa"/>
+            <w:tcW w:w="3152" w:type="dxa"/>
             <w:tcBorders/>
             <w:vAlign w:val="center"/>
           </w:tcPr>
@@ -10905,7 +11080,7 @@
         <w:trPr/>
         <w:tc>
           <w:tcPr>
-            <w:tcW w:w="2554" w:type="dxa"/>
+            <w:tcW w:w="2285" w:type="dxa"/>
             <w:tcBorders/>
             <w:vAlign w:val="center"/>
           </w:tcPr>
@@ -10928,7 +11103,7 @@
         </w:tc>
         <w:tc>
           <w:tcPr>
-            <w:tcW w:w="4096" w:type="dxa"/>
+            <w:tcW w:w="4100" w:type="dxa"/>
             <w:tcBorders/>
             <w:vAlign w:val="center"/>
           </w:tcPr>
@@ -10951,7 +11126,7 @@
         </w:tc>
         <w:tc>
           <w:tcPr>
-            <w:tcW w:w="1859" w:type="dxa"/>
+            <w:tcW w:w="1802" w:type="dxa"/>
             <w:tcBorders/>
             <w:vAlign w:val="center"/>
           </w:tcPr>
@@ -10974,7 +11149,7 @@
         </w:tc>
         <w:tc>
           <w:tcPr>
-            <w:tcW w:w="3301" w:type="dxa"/>
+            <w:tcW w:w="3152" w:type="dxa"/>
             <w:tcBorders/>
             <w:vAlign w:val="center"/>
           </w:tcPr>
@@ -11194,9 +11369,9 @@
     </w:p>
     <w:tbl>
       <w:tblPr>
-        <w:tblW w:w="11253" w:type="dxa"/>
+        <w:tblW w:w="10959" w:type="dxa"/>
         <w:jc w:val="left"/>
-        <w:tblInd w:w="0" w:type="dxa"/>
+        <w:tblInd w:w="28" w:type="dxa"/>
         <w:tblLayout w:type="fixed"/>
         <w:tblCellMar>
           <w:top w:w="28" w:type="dxa"/>
@@ -11206,9 +11381,9 @@
         </w:tblCellMar>
       </w:tblPr>
       <w:tblGrid>
-        <w:gridCol w:w="3751"/>
-        <w:gridCol w:w="3091"/>
-        <w:gridCol w:w="4411"/>
+        <w:gridCol w:w="3762"/>
+        <w:gridCol w:w="2975"/>
+        <w:gridCol w:w="4222"/>
       </w:tblGrid>
       <w:tr>
         <w:trPr>
@@ -11216,7 +11391,7 @@
         </w:trPr>
         <w:tc>
           <w:tcPr>
-            <w:tcW w:w="3751" w:type="dxa"/>
+            <w:tcW w:w="3762" w:type="dxa"/>
             <w:tcBorders/>
             <w:vAlign w:val="center"/>
           </w:tcPr>
@@ -11238,7 +11413,7 @@
         </w:tc>
         <w:tc>
           <w:tcPr>
-            <w:tcW w:w="3091" w:type="dxa"/>
+            <w:tcW w:w="2975" w:type="dxa"/>
             <w:tcBorders/>
             <w:vAlign w:val="center"/>
           </w:tcPr>
@@ -11260,7 +11435,7 @@
         </w:tc>
         <w:tc>
           <w:tcPr>
-            <w:tcW w:w="4411" w:type="dxa"/>
+            <w:tcW w:w="4222" w:type="dxa"/>
             <w:tcBorders/>
             <w:vAlign w:val="center"/>
           </w:tcPr>
@@ -11285,7 +11460,7 @@
         <w:trPr/>
         <w:tc>
           <w:tcPr>
-            <w:tcW w:w="3751" w:type="dxa"/>
+            <w:tcW w:w="3762" w:type="dxa"/>
             <w:tcBorders/>
             <w:vAlign w:val="center"/>
           </w:tcPr>
@@ -11308,7 +11483,7 @@
         </w:tc>
         <w:tc>
           <w:tcPr>
-            <w:tcW w:w="3091" w:type="dxa"/>
+            <w:tcW w:w="2975" w:type="dxa"/>
             <w:tcBorders/>
             <w:vAlign w:val="center"/>
           </w:tcPr>
@@ -11329,7 +11504,7 @@
         </w:tc>
         <w:tc>
           <w:tcPr>
-            <w:tcW w:w="4411" w:type="dxa"/>
+            <w:tcW w:w="4222" w:type="dxa"/>
             <w:tcBorders/>
             <w:vAlign w:val="center"/>
           </w:tcPr>
@@ -11353,7 +11528,7 @@
         <w:trPr/>
         <w:tc>
           <w:tcPr>
-            <w:tcW w:w="3751" w:type="dxa"/>
+            <w:tcW w:w="3762" w:type="dxa"/>
             <w:tcBorders/>
             <w:vAlign w:val="center"/>
           </w:tcPr>
@@ -11376,7 +11551,7 @@
         </w:tc>
         <w:tc>
           <w:tcPr>
-            <w:tcW w:w="3091" w:type="dxa"/>
+            <w:tcW w:w="2975" w:type="dxa"/>
             <w:tcBorders/>
             <w:vAlign w:val="center"/>
           </w:tcPr>
@@ -11397,7 +11572,7 @@
         </w:tc>
         <w:tc>
           <w:tcPr>
-            <w:tcW w:w="4411" w:type="dxa"/>
+            <w:tcW w:w="4222" w:type="dxa"/>
             <w:tcBorders/>
             <w:vAlign w:val="center"/>
           </w:tcPr>
@@ -11878,9 +12053,9 @@
     </w:p>
     <w:tbl>
       <w:tblPr>
-        <w:tblW w:w="11810" w:type="dxa"/>
+        <w:tblW w:w="11339" w:type="dxa"/>
         <w:jc w:val="left"/>
-        <w:tblInd w:w="0" w:type="dxa"/>
+        <w:tblInd w:w="28" w:type="dxa"/>
         <w:tblLayout w:type="fixed"/>
         <w:tblCellMar>
           <w:top w:w="28" w:type="dxa"/>
@@ -11890,9 +12065,9 @@
         </w:tblCellMar>
       </w:tblPr>
       <w:tblGrid>
-        <w:gridCol w:w="1186"/>
-        <w:gridCol w:w="8225"/>
-        <w:gridCol w:w="2399"/>
+        <w:gridCol w:w="1180"/>
+        <w:gridCol w:w="7903"/>
+        <w:gridCol w:w="2256"/>
       </w:tblGrid>
       <w:tr>
         <w:trPr>
@@ -11900,7 +12075,7 @@
         </w:trPr>
         <w:tc>
           <w:tcPr>
-            <w:tcW w:w="1186" w:type="dxa"/>
+            <w:tcW w:w="1180" w:type="dxa"/>
             <w:tcBorders/>
             <w:vAlign w:val="center"/>
           </w:tcPr>
@@ -11922,7 +12097,7 @@
         </w:tc>
         <w:tc>
           <w:tcPr>
-            <w:tcW w:w="8225" w:type="dxa"/>
+            <w:tcW w:w="7903" w:type="dxa"/>
             <w:tcBorders/>
             <w:vAlign w:val="center"/>
           </w:tcPr>
@@ -11944,7 +12119,7 @@
         </w:tc>
         <w:tc>
           <w:tcPr>
-            <w:tcW w:w="2399" w:type="dxa"/>
+            <w:tcW w:w="2256" w:type="dxa"/>
             <w:tcBorders/>
             <w:vAlign w:val="center"/>
           </w:tcPr>
@@ -11979,7 +12154,7 @@
         <w:trPr/>
         <w:tc>
           <w:tcPr>
-            <w:tcW w:w="1186" w:type="dxa"/>
+            <w:tcW w:w="1180" w:type="dxa"/>
             <w:tcBorders/>
             <w:vAlign w:val="center"/>
           </w:tcPr>
@@ -12002,7 +12177,7 @@
         </w:tc>
         <w:tc>
           <w:tcPr>
-            <w:tcW w:w="8225" w:type="dxa"/>
+            <w:tcW w:w="7903" w:type="dxa"/>
             <w:tcBorders/>
             <w:vAlign w:val="center"/>
           </w:tcPr>
@@ -12033,7 +12208,7 @@
         </w:tc>
         <w:tc>
           <w:tcPr>
-            <w:tcW w:w="2399" w:type="dxa"/>
+            <w:tcW w:w="2256" w:type="dxa"/>
             <w:tcBorders/>
             <w:vAlign w:val="center"/>
           </w:tcPr>
@@ -12077,7 +12252,7 @@
         <w:trPr/>
         <w:tc>
           <w:tcPr>
-            <w:tcW w:w="1186" w:type="dxa"/>
+            <w:tcW w:w="1180" w:type="dxa"/>
             <w:tcBorders/>
             <w:vAlign w:val="center"/>
           </w:tcPr>
@@ -12100,7 +12275,7 @@
         </w:tc>
         <w:tc>
           <w:tcPr>
-            <w:tcW w:w="8225" w:type="dxa"/>
+            <w:tcW w:w="7903" w:type="dxa"/>
             <w:tcBorders/>
             <w:vAlign w:val="center"/>
           </w:tcPr>
@@ -12131,7 +12306,7 @@
         </w:tc>
         <w:tc>
           <w:tcPr>
-            <w:tcW w:w="2399" w:type="dxa"/>
+            <w:tcW w:w="2256" w:type="dxa"/>
             <w:tcBorders/>
             <w:vAlign w:val="center"/>
           </w:tcPr>
@@ -12175,7 +12350,7 @@
         <w:trPr/>
         <w:tc>
           <w:tcPr>
-            <w:tcW w:w="1186" w:type="dxa"/>
+            <w:tcW w:w="1180" w:type="dxa"/>
             <w:tcBorders/>
             <w:vAlign w:val="center"/>
           </w:tcPr>
@@ -12198,7 +12373,7 @@
         </w:tc>
         <w:tc>
           <w:tcPr>
-            <w:tcW w:w="8225" w:type="dxa"/>
+            <w:tcW w:w="7903" w:type="dxa"/>
             <w:tcBorders/>
             <w:vAlign w:val="center"/>
           </w:tcPr>
@@ -12219,7 +12394,7 @@
         </w:tc>
         <w:tc>
           <w:tcPr>
-            <w:tcW w:w="2399" w:type="dxa"/>
+            <w:tcW w:w="2256" w:type="dxa"/>
             <w:tcBorders/>
             <w:vAlign w:val="center"/>
           </w:tcPr>
@@ -12249,7 +12424,7 @@
         <w:trPr/>
         <w:tc>
           <w:tcPr>
-            <w:tcW w:w="1186" w:type="dxa"/>
+            <w:tcW w:w="1180" w:type="dxa"/>
             <w:tcBorders/>
             <w:vAlign w:val="center"/>
           </w:tcPr>
@@ -12272,7 +12447,7 @@
         </w:tc>
         <w:tc>
           <w:tcPr>
-            <w:tcW w:w="8225" w:type="dxa"/>
+            <w:tcW w:w="7903" w:type="dxa"/>
             <w:tcBorders/>
             <w:vAlign w:val="center"/>
           </w:tcPr>
@@ -12355,7 +12530,7 @@
         </w:tc>
         <w:tc>
           <w:tcPr>
-            <w:tcW w:w="2399" w:type="dxa"/>
+            <w:tcW w:w="2256" w:type="dxa"/>
             <w:tcBorders/>
             <w:vAlign w:val="center"/>
           </w:tcPr>
@@ -12379,7 +12554,7 @@
         <w:trPr/>
         <w:tc>
           <w:tcPr>
-            <w:tcW w:w="1186" w:type="dxa"/>
+            <w:tcW w:w="1180" w:type="dxa"/>
             <w:tcBorders/>
             <w:vAlign w:val="center"/>
           </w:tcPr>
@@ -12402,7 +12577,7 @@
         </w:tc>
         <w:tc>
           <w:tcPr>
-            <w:tcW w:w="8225" w:type="dxa"/>
+            <w:tcW w:w="7903" w:type="dxa"/>
             <w:tcBorders/>
             <w:vAlign w:val="center"/>
           </w:tcPr>
@@ -12423,7 +12598,7 @@
         </w:tc>
         <w:tc>
           <w:tcPr>
-            <w:tcW w:w="2399" w:type="dxa"/>
+            <w:tcW w:w="2256" w:type="dxa"/>
             <w:tcBorders/>
             <w:vAlign w:val="center"/>
           </w:tcPr>
@@ -12503,9 +12678,9 @@
     </w:p>
     <w:tbl>
       <w:tblPr>
-        <w:tblW w:w="11810" w:type="dxa"/>
+        <w:tblW w:w="11339" w:type="dxa"/>
         <w:jc w:val="left"/>
-        <w:tblInd w:w="0" w:type="dxa"/>
+        <w:tblInd w:w="28" w:type="dxa"/>
         <w:tblLayout w:type="fixed"/>
         <w:tblCellMar>
           <w:top w:w="28" w:type="dxa"/>
@@ -12515,8 +12690,8 @@
         </w:tblCellMar>
       </w:tblPr>
       <w:tblGrid>
-        <w:gridCol w:w="5490"/>
-        <w:gridCol w:w="6320"/>
+        <w:gridCol w:w="5449"/>
+        <w:gridCol w:w="5890"/>
       </w:tblGrid>
       <w:tr>
         <w:trPr>
@@ -12524,7 +12699,7 @@
         </w:trPr>
         <w:tc>
           <w:tcPr>
-            <w:tcW w:w="5490" w:type="dxa"/>
+            <w:tcW w:w="5449" w:type="dxa"/>
             <w:tcBorders/>
             <w:vAlign w:val="center"/>
           </w:tcPr>
@@ -12546,7 +12721,7 @@
         </w:tc>
         <w:tc>
           <w:tcPr>
-            <w:tcW w:w="6320" w:type="dxa"/>
+            <w:tcW w:w="5890" w:type="dxa"/>
             <w:tcBorders/>
             <w:vAlign w:val="center"/>
           </w:tcPr>
@@ -12571,7 +12746,7 @@
         <w:trPr/>
         <w:tc>
           <w:tcPr>
-            <w:tcW w:w="5490" w:type="dxa"/>
+            <w:tcW w:w="5449" w:type="dxa"/>
             <w:tcBorders/>
             <w:vAlign w:val="center"/>
           </w:tcPr>
@@ -12594,7 +12769,7 @@
         </w:tc>
         <w:tc>
           <w:tcPr>
-            <w:tcW w:w="6320" w:type="dxa"/>
+            <w:tcW w:w="5890" w:type="dxa"/>
             <w:tcBorders/>
             <w:vAlign w:val="center"/>
           </w:tcPr>
@@ -12618,7 +12793,7 @@
         <w:trPr/>
         <w:tc>
           <w:tcPr>
-            <w:tcW w:w="5490" w:type="dxa"/>
+            <w:tcW w:w="5449" w:type="dxa"/>
             <w:tcBorders/>
             <w:vAlign w:val="center"/>
           </w:tcPr>
@@ -12641,7 +12816,7 @@
         </w:tc>
         <w:tc>
           <w:tcPr>
-            <w:tcW w:w="6320" w:type="dxa"/>
+            <w:tcW w:w="5890" w:type="dxa"/>
             <w:tcBorders/>
             <w:vAlign w:val="center"/>
           </w:tcPr>
@@ -12675,7 +12850,7 @@
         <w:trPr/>
         <w:tc>
           <w:tcPr>
-            <w:tcW w:w="5490" w:type="dxa"/>
+            <w:tcW w:w="5449" w:type="dxa"/>
             <w:tcBorders/>
             <w:vAlign w:val="center"/>
           </w:tcPr>
@@ -12698,7 +12873,7 @@
         </w:tc>
         <w:tc>
           <w:tcPr>
-            <w:tcW w:w="6320" w:type="dxa"/>
+            <w:tcW w:w="5890" w:type="dxa"/>
             <w:tcBorders/>
             <w:vAlign w:val="center"/>
           </w:tcPr>
@@ -12722,7 +12897,7 @@
         <w:trPr/>
         <w:tc>
           <w:tcPr>
-            <w:tcW w:w="5490" w:type="dxa"/>
+            <w:tcW w:w="5449" w:type="dxa"/>
             <w:tcBorders/>
             <w:vAlign w:val="center"/>
           </w:tcPr>
@@ -12745,7 +12920,7 @@
         </w:tc>
         <w:tc>
           <w:tcPr>
-            <w:tcW w:w="6320" w:type="dxa"/>
+            <w:tcW w:w="5890" w:type="dxa"/>
             <w:tcBorders/>
             <w:vAlign w:val="center"/>
           </w:tcPr>
@@ -12769,7 +12944,7 @@
         <w:trPr/>
         <w:tc>
           <w:tcPr>
-            <w:tcW w:w="5490" w:type="dxa"/>
+            <w:tcW w:w="5449" w:type="dxa"/>
             <w:tcBorders/>
             <w:vAlign w:val="center"/>
           </w:tcPr>
@@ -12792,7 +12967,7 @@
         </w:tc>
         <w:tc>
           <w:tcPr>
-            <w:tcW w:w="6320" w:type="dxa"/>
+            <w:tcW w:w="5890" w:type="dxa"/>
             <w:tcBorders/>
             <w:vAlign w:val="center"/>
           </w:tcPr>
@@ -12816,7 +12991,7 @@
         <w:trPr/>
         <w:tc>
           <w:tcPr>
-            <w:tcW w:w="5490" w:type="dxa"/>
+            <w:tcW w:w="5449" w:type="dxa"/>
             <w:tcBorders/>
             <w:vAlign w:val="center"/>
           </w:tcPr>
@@ -12839,7 +13014,7 @@
         </w:tc>
         <w:tc>
           <w:tcPr>
-            <w:tcW w:w="6320" w:type="dxa"/>
+            <w:tcW w:w="5890" w:type="dxa"/>
             <w:tcBorders/>
             <w:vAlign w:val="center"/>
           </w:tcPr>
@@ -12863,7 +13038,7 @@
         <w:trPr/>
         <w:tc>
           <w:tcPr>
-            <w:tcW w:w="5490" w:type="dxa"/>
+            <w:tcW w:w="5449" w:type="dxa"/>
             <w:tcBorders/>
             <w:vAlign w:val="center"/>
           </w:tcPr>
@@ -12896,7 +13071,7 @@
         </w:tc>
         <w:tc>
           <w:tcPr>
-            <w:tcW w:w="6320" w:type="dxa"/>
+            <w:tcW w:w="5890" w:type="dxa"/>
             <w:tcBorders/>
             <w:vAlign w:val="center"/>
           </w:tcPr>
@@ -12940,7 +13115,7 @@
         <w:trPr/>
         <w:tc>
           <w:tcPr>
-            <w:tcW w:w="5490" w:type="dxa"/>
+            <w:tcW w:w="5449" w:type="dxa"/>
             <w:tcBorders/>
             <w:vAlign w:val="center"/>
           </w:tcPr>
@@ -12963,7 +13138,7 @@
         </w:tc>
         <w:tc>
           <w:tcPr>
-            <w:tcW w:w="6320" w:type="dxa"/>
+            <w:tcW w:w="5890" w:type="dxa"/>
             <w:tcBorders/>
             <w:vAlign w:val="center"/>
           </w:tcPr>
@@ -13017,7 +13192,7 @@
         <w:trPr/>
         <w:tc>
           <w:tcPr>
-            <w:tcW w:w="5490" w:type="dxa"/>
+            <w:tcW w:w="5449" w:type="dxa"/>
             <w:tcBorders/>
             <w:vAlign w:val="center"/>
           </w:tcPr>
@@ -13040,7 +13215,7 @@
         </w:tc>
         <w:tc>
           <w:tcPr>
-            <w:tcW w:w="6320" w:type="dxa"/>
+            <w:tcW w:w="5890" w:type="dxa"/>
             <w:tcBorders/>
             <w:vAlign w:val="center"/>
           </w:tcPr>
@@ -13070,7 +13245,7 @@
         <w:trPr/>
         <w:tc>
           <w:tcPr>
-            <w:tcW w:w="5490" w:type="dxa"/>
+            <w:tcW w:w="5449" w:type="dxa"/>
             <w:tcBorders/>
             <w:vAlign w:val="center"/>
           </w:tcPr>
@@ -13093,7 +13268,7 @@
         </w:tc>
         <w:tc>
           <w:tcPr>
-            <w:tcW w:w="6320" w:type="dxa"/>
+            <w:tcW w:w="5890" w:type="dxa"/>
             <w:tcBorders/>
             <w:vAlign w:val="center"/>
           </w:tcPr>
@@ -13127,7 +13302,7 @@
         <w:trPr/>
         <w:tc>
           <w:tcPr>
-            <w:tcW w:w="5490" w:type="dxa"/>
+            <w:tcW w:w="5449" w:type="dxa"/>
             <w:tcBorders/>
             <w:vAlign w:val="center"/>
           </w:tcPr>
@@ -13150,7 +13325,7 @@
         </w:tc>
         <w:tc>
           <w:tcPr>
-            <w:tcW w:w="6320" w:type="dxa"/>
+            <w:tcW w:w="5890" w:type="dxa"/>
             <w:tcBorders/>
             <w:vAlign w:val="center"/>
           </w:tcPr>
@@ -13180,7 +13355,7 @@
         <w:trPr/>
         <w:tc>
           <w:tcPr>
-            <w:tcW w:w="5490" w:type="dxa"/>
+            <w:tcW w:w="5449" w:type="dxa"/>
             <w:tcBorders/>
             <w:vAlign w:val="center"/>
           </w:tcPr>
@@ -13203,7 +13378,7 @@
         </w:tc>
         <w:tc>
           <w:tcPr>
-            <w:tcW w:w="6320" w:type="dxa"/>
+            <w:tcW w:w="5890" w:type="dxa"/>
             <w:tcBorders/>
             <w:vAlign w:val="center"/>
           </w:tcPr>
@@ -13247,7 +13422,7 @@
         <w:trPr/>
         <w:tc>
           <w:tcPr>
-            <w:tcW w:w="5490" w:type="dxa"/>
+            <w:tcW w:w="5449" w:type="dxa"/>
             <w:tcBorders/>
             <w:vAlign w:val="center"/>
           </w:tcPr>
@@ -13270,7 +13445,7 @@
         </w:tc>
         <w:tc>
           <w:tcPr>
-            <w:tcW w:w="6320" w:type="dxa"/>
+            <w:tcW w:w="5890" w:type="dxa"/>
             <w:tcBorders/>
             <w:vAlign w:val="center"/>
           </w:tcPr>
@@ -16282,7 +16457,7 @@
       <w:start w:val="1"/>
       <w:numFmt w:val="none"/>
       <w:suff w:val="nothing"/>
-      <w:lvlText w:val="%1"/>
+      <w:lvlText w:val=""/>
       <w:lvlJc w:val="left"/>
       <w:pPr>
         <w:tabs>
@@ -16293,10 +16468,51 @@
     </w:lvl>
     <w:lvl w:ilvl="1">
       <w:start w:val="1"/>
+      <w:numFmt w:val="none"/>
       <w:pStyle w:val="Heading2"/>
+      <w:suff w:val="nothing"/>
+      <w:lvlText w:val=""/>
+      <w:lvlJc w:val="left"/>
+      <w:pPr>
+        <w:tabs>
+          <w:tab w:val="num" w:pos="0"/>
+        </w:tabs>
+        <w:ind w:left="0" w:hanging="0"/>
+      </w:pPr>
+    </w:lvl>
+    <w:lvl w:ilvl="2">
+      <w:start w:val="1"/>
+      <w:numFmt w:val="none"/>
+      <w:pStyle w:val="Heading3"/>
+      <w:suff w:val="nothing"/>
+      <w:lvlText w:val=""/>
+      <w:lvlJc w:val="left"/>
+      <w:pPr>
+        <w:tabs>
+          <w:tab w:val="num" w:pos="0"/>
+        </w:tabs>
+        <w:ind w:left="0" w:hanging="0"/>
+      </w:pPr>
+    </w:lvl>
+    <w:lvl w:ilvl="3">
+      <w:start w:val="1"/>
+      <w:numFmt w:val="none"/>
+      <w:pStyle w:val="Heading4"/>
+      <w:suff w:val="nothing"/>
+      <w:lvlText w:val=""/>
+      <w:lvlJc w:val="left"/>
+      <w:pPr>
+        <w:tabs>
+          <w:tab w:val="num" w:pos="0"/>
+        </w:tabs>
+        <w:ind w:left="0" w:hanging="0"/>
+      </w:pPr>
+    </w:lvl>
+    <w:lvl w:ilvl="4">
+      <w:start w:val="1"/>
       <w:numFmt w:val="none"/>
       <w:suff w:val="nothing"/>
-      <w:lvlText w:val="%2"/>
+      <w:lvlText w:val=""/>
       <w:lvlJc w:val="left"/>
       <w:pPr>
         <w:tabs>
@@ -16305,12 +16521,11 @@
         <w:ind w:left="0" w:hanging="0"/>
       </w:pPr>
     </w:lvl>
-    <w:lvl w:ilvl="2">
-      <w:start w:val="1"/>
-      <w:pStyle w:val="Heading3"/>
+    <w:lvl w:ilvl="5">
+      <w:start w:val="1"/>
       <w:numFmt w:val="none"/>
       <w:suff w:val="nothing"/>
-      <w:lvlText w:val="%3"/>
+      <w:lvlText w:val=""/>
       <w:lvlJc w:val="left"/>
       <w:pPr>
         <w:tabs>
@@ -16319,12 +16534,11 @@
         <w:ind w:left="0" w:hanging="0"/>
       </w:pPr>
     </w:lvl>
-    <w:lvl w:ilvl="3">
-      <w:start w:val="1"/>
-      <w:pStyle w:val="Heading4"/>
+    <w:lvl w:ilvl="6">
+      <w:start w:val="1"/>
       <w:numFmt w:val="none"/>
       <w:suff w:val="nothing"/>
-      <w:lvlText w:val="%4"/>
+      <w:lvlText w:val=""/>
       <w:lvlJc w:val="left"/>
       <w:pPr>
         <w:tabs>
@@ -16333,11 +16547,11 @@
         <w:ind w:left="0" w:hanging="0"/>
       </w:pPr>
     </w:lvl>
-    <w:lvl w:ilvl="4">
+    <w:lvl w:ilvl="7">
       <w:start w:val="1"/>
       <w:numFmt w:val="none"/>
       <w:suff w:val="nothing"/>
-      <w:lvlText w:val="%5"/>
+      <w:lvlText w:val=""/>
       <w:lvlJc w:val="left"/>
       <w:pPr>
         <w:tabs>
@@ -16346,50 +16560,11 @@
         <w:ind w:left="0" w:hanging="0"/>
       </w:pPr>
     </w:lvl>
-    <w:lvl w:ilvl="5">
+    <w:lvl w:ilvl="8">
       <w:start w:val="1"/>
       <w:numFmt w:val="none"/>
       <w:suff w:val="nothing"/>
-      <w:lvlText w:val="%6"/>
-      <w:lvlJc w:val="left"/>
-      <w:pPr>
-        <w:tabs>
-          <w:tab w:val="num" w:pos="0"/>
-        </w:tabs>
-        <w:ind w:left="0" w:hanging="0"/>
-      </w:pPr>
-    </w:lvl>
-    <w:lvl w:ilvl="6">
-      <w:start w:val="1"/>
-      <w:numFmt w:val="none"/>
-      <w:suff w:val="nothing"/>
-      <w:lvlText w:val="%7"/>
-      <w:lvlJc w:val="left"/>
-      <w:pPr>
-        <w:tabs>
-          <w:tab w:val="num" w:pos="0"/>
-        </w:tabs>
-        <w:ind w:left="0" w:hanging="0"/>
-      </w:pPr>
-    </w:lvl>
-    <w:lvl w:ilvl="7">
-      <w:start w:val="1"/>
-      <w:numFmt w:val="none"/>
-      <w:suff w:val="nothing"/>
-      <w:lvlText w:val="%8"/>
-      <w:lvlJc w:val="left"/>
-      <w:pPr>
-        <w:tabs>
-          <w:tab w:val="num" w:pos="0"/>
-        </w:tabs>
-        <w:ind w:left="0" w:hanging="0"/>
-      </w:pPr>
-    </w:lvl>
-    <w:lvl w:ilvl="8">
-      <w:start w:val="1"/>
-      <w:numFmt w:val="none"/>
-      <w:suff w:val="nothing"/>
-      <w:lvlText w:val="%9"/>
+      <w:lvlText w:val=""/>
       <w:lvlJc w:val="left"/>
       <w:pPr>
         <w:tabs>
@@ -16470,7 +16645,7 @@
   <w:docDefaults>
     <w:rPrDefault>
       <w:rPr>
-        <w:rFonts w:ascii="Liberation Serif" w:hAnsi="Liberation Serif" w:eastAsia="WenQuanYi Zen Hei" w:cs="FreeSans"/>
+        <w:rFonts w:ascii="Liberation Serif" w:hAnsi="Liberation Serif" w:eastAsia="Noto Serif CJK SC" w:cs="Noto Sans Devanagari"/>
         <w:sz w:val="24"/>
         <w:szCs w:val="24"/>
         <w:lang w:val="en-US" w:eastAsia="zh-CN" w:bidi="hi-IN"/>
@@ -16500,7 +16675,7 @@
     </w:rPr>
   </w:style>
   <w:style w:type="paragraph" w:styleId="Heading1">
-    <w:name w:val="Heading 1"/>
+    <w:name w:val="heading 1"/>
     <w:basedOn w:val="Heading"/>
     <w:next w:val="BodyText"/>
     <w:qFormat/>
@@ -16508,7 +16683,6 @@
       <w:spacing w:before="240" w:after="80"/>
     </w:pPr>
     <w:rPr>
-      <w:rFonts w:ascii="Noto Sans" w:hAnsi="Noto Sans"/>
       <w:b/>
       <w:bCs/>
       <w:color w:val="88C0D0"/>
@@ -16517,7 +16691,7 @@
     </w:rPr>
   </w:style>
   <w:style w:type="paragraph" w:styleId="Heading2">
-    <w:name w:val="Heading 2"/>
+    <w:name w:val="heading 2"/>
     <w:basedOn w:val="Heading"/>
     <w:next w:val="BodyText"/>
     <w:qFormat/>
@@ -16530,7 +16704,7 @@
       <w:outlineLvl w:val="1"/>
     </w:pPr>
     <w:rPr>
-      <w:rFonts w:ascii="Liberation Serif" w:hAnsi="Liberation Serif" w:eastAsia="WenQuanYi Zen Hei" w:cs="FreeSans"/>
+      <w:rFonts w:ascii="Liberation Serif" w:hAnsi="Liberation Serif" w:eastAsia="Noto Serif CJK SC" w:cs="Noto Sans Devanagari"/>
       <w:b/>
       <w:bCs/>
       <w:color w:val="88C0D0"/>
@@ -16539,7 +16713,7 @@
     </w:rPr>
   </w:style>
   <w:style w:type="paragraph" w:styleId="Heading3">
-    <w:name w:val="Heading 3"/>
+    <w:name w:val="heading 3"/>
     <w:basedOn w:val="Heading"/>
     <w:next w:val="BodyText"/>
     <w:qFormat/>
@@ -16549,7 +16723,7 @@
       <w:outlineLvl w:val="2"/>
     </w:pPr>
     <w:rPr>
-      <w:rFonts w:ascii="Liberation Serif" w:hAnsi="Liberation Serif" w:eastAsia="WenQuanYi Zen Hei" w:cs="FreeSans"/>
+      <w:rFonts w:ascii="Liberation Serif" w:hAnsi="Liberation Serif" w:eastAsia="Noto Serif CJK SC" w:cs="Noto Sans Devanagari"/>
       <w:b/>
       <w:bCs/>
       <w:color w:val="88C0D0"/>
@@ -16558,7 +16732,7 @@
     </w:rPr>
   </w:style>
   <w:style w:type="paragraph" w:styleId="Heading4">
-    <w:name w:val="Heading 4"/>
+    <w:name w:val="heading 4"/>
     <w:basedOn w:val="Heading"/>
     <w:next w:val="BodyText"/>
     <w:qFormat/>
@@ -16567,11 +16741,23 @@
       <w:outlineLvl w:val="3"/>
     </w:pPr>
     <w:rPr>
-      <w:rFonts w:ascii="Liberation Serif" w:hAnsi="Liberation Serif" w:eastAsia="WenQuanYi Zen Hei" w:cs="FreeSans"/>
+      <w:rFonts w:ascii="Liberation Serif" w:hAnsi="Liberation Serif" w:eastAsia="Noto Serif CJK SC" w:cs="Noto Sans Devanagari"/>
       <w:b/>
       <w:bCs/>
       <w:sz w:val="24"/>
       <w:szCs w:val="24"/>
+    </w:rPr>
+  </w:style>
+  <w:style w:type="character" w:styleId="EndnoteReference">
+    <w:name w:val="endnote reference"/>
+    <w:rPr>
+      <w:vertAlign w:val="superscript"/>
+    </w:rPr>
+  </w:style>
+  <w:style w:type="character" w:styleId="FootnoteReference">
+    <w:name w:val="footnote reference"/>
+    <w:rPr>
+      <w:vertAlign w:val="superscript"/>
     </w:rPr>
   </w:style>
   <w:style w:type="character" w:styleId="EndnoteCharacters">
@@ -16651,7 +16837,7 @@
     </w:rPr>
   </w:style>
   <w:style w:type="paragraph" w:styleId="EnvelopeReturn">
-    <w:name w:val="Envelope Return"/>
+    <w:name w:val="envelope return"/>
     <w:basedOn w:val="Normal"/>
     <w:pPr/>
     <w:rPr>
@@ -16670,46 +16856,6 @@
       <w:color w:val="ECEFF4"/>
     </w:rPr>
   </w:style>
-  <w:style w:type="paragraph" w:styleId="Footer">
-    <w:name w:val="Footer"/>
-    <w:basedOn w:val="Normal"/>
-    <w:pPr>
-      <w:suppressLineNumbers/>
-      <w:tabs>
-        <w:tab w:val="clear" w:pos="1134"/>
-        <w:tab w:val="center" w:pos="5952" w:leader="none"/>
-        <w:tab w:val="right" w:pos="10771" w:leader="none"/>
-      </w:tabs>
-    </w:pPr>
-    <w:rPr/>
-  </w:style>
-  <w:style w:type="paragraph" w:styleId="Header">
-    <w:name w:val="Header"/>
-    <w:basedOn w:val="Normal"/>
-    <w:pPr>
-      <w:suppressLineNumbers/>
-      <w:tabs>
-        <w:tab w:val="clear" w:pos="1134"/>
-        <w:tab w:val="center" w:pos="5952" w:leader="none"/>
-        <w:tab w:val="right" w:pos="10771" w:leader="none"/>
-      </w:tabs>
-    </w:pPr>
-    <w:rPr/>
-  </w:style>
-  <w:style w:type="paragraph" w:styleId="HeaderandFooter">
-    <w:name w:val="Header and Footer"/>
-    <w:basedOn w:val="Normal"/>
-    <w:qFormat/>
-    <w:pPr>
-      <w:suppressLineNumbers/>
-      <w:tabs>
-        <w:tab w:val="clear" w:pos="1134"/>
-        <w:tab w:val="center" w:pos="5953" w:leader="none"/>
-        <w:tab w:val="right" w:pos="10772" w:leader="none"/>
-      </w:tabs>
-    </w:pPr>
-    <w:rPr/>
-  </w:style>
   <w:style w:type="paragraph" w:styleId="Index">
     <w:name w:val="Index"/>
     <w:basedOn w:val="Normal"/>
@@ -16718,11 +16864,11 @@
       <w:suppressLineNumbers/>
     </w:pPr>
     <w:rPr>
-      <w:rFonts w:cs="FreeSans"/>
+      <w:rFonts w:cs="Noto Sans Devanagari"/>
     </w:rPr>
   </w:style>
   <w:style w:type="paragraph" w:styleId="Caption">
-    <w:name w:val="Caption"/>
+    <w:name w:val="caption"/>
     <w:basedOn w:val="Normal"/>
     <w:qFormat/>
     <w:pPr>
@@ -16730,7 +16876,7 @@
       <w:spacing w:before="120" w:after="120"/>
     </w:pPr>
     <w:rPr>
-      <w:rFonts w:cs="FreeSans"/>
+      <w:rFonts w:cs="Noto Sans Devanagari"/>
       <w:i/>
       <w:iCs/>
       <w:sz w:val="24"/>
@@ -16742,7 +16888,7 @@
     <w:basedOn w:val="BodyText"/>
     <w:pPr/>
     <w:rPr>
-      <w:rFonts w:cs="FreeSans"/>
+      <w:rFonts w:cs="Noto Sans Devanagari"/>
     </w:rPr>
   </w:style>
   <w:style w:type="paragraph" w:styleId="BodyText">
@@ -16784,7 +16930,7 @@
       <w:ind w:left="160" w:right="160"/>
     </w:pPr>
     <w:rPr>
-      <w:rFonts w:ascii="Liberation Mono" w:hAnsi="Liberation Mono" w:eastAsia="Liberation Mono" w:cs="Liberation Mono"/>
+      <w:rFonts w:ascii="Liberation Mono" w:hAnsi="Liberation Mono" w:eastAsia="Noto Sans Mono CJK SC" w:cs="Liberation Mono"/>
       <w:sz w:val="20"/>
       <w:szCs w:val="20"/>
     </w:rPr>
@@ -16825,37 +16971,37 @@
         <a:srgbClr val="000000"/>
       </a:dk1>
       <a:lt1>
-        <a:srgbClr val="ffffff"/>
+        <a:srgbClr val="FFFFFF"/>
       </a:lt1>
       <a:dk2>
         <a:srgbClr val="000000"/>
       </a:dk2>
       <a:lt2>
-        <a:srgbClr val="ffffff"/>
+        <a:srgbClr val="FFFFFF"/>
       </a:lt2>
       <a:accent1>
-        <a:srgbClr val="18a303"/>
+        <a:srgbClr val="18A303"/>
       </a:accent1>
       <a:accent2>
-        <a:srgbClr val="0369a3"/>
+        <a:srgbClr val="0369A3"/>
       </a:accent2>
       <a:accent3>
-        <a:srgbClr val="a33e03"/>
+        <a:srgbClr val="A33E03"/>
       </a:accent3>
       <a:accent4>
-        <a:srgbClr val="8e03a3"/>
+        <a:srgbClr val="8E03A3"/>
       </a:accent4>
       <a:accent5>
-        <a:srgbClr val="c99c00"/>
+        <a:srgbClr val="C99C00"/>
       </a:accent5>
       <a:accent6>
-        <a:srgbClr val="c9211e"/>
+        <a:srgbClr val="C9211E"/>
       </a:accent6>
       <a:hlink>
-        <a:srgbClr val="0000ee"/>
+        <a:srgbClr val="0000EE"/>
       </a:hlink>
       <a:folHlink>
-        <a:srgbClr val="551a8b"/>
+        <a:srgbClr val="551A8B"/>
       </a:folHlink>
     </a:clrScheme>
     <a:fontScheme name="Office">

--- a/docs/guides/crew/crew-1.0-troubleshooting.docx
+++ b/docs/guides/crew/crew-1.0-troubleshooting.docx
@@ -1,6 +1,6 @@
 
 <file path=word/document.xml><?xml version="1.0" encoding="utf-8"?>
-<w:document xmlns:o="urn:schemas-microsoft-com:office:office" xmlns:r="http://schemas.openxmlformats.org/officeDocument/2006/relationships" xmlns:v="urn:schemas-microsoft-com:vml" xmlns:w="http://schemas.openxmlformats.org/wordprocessingml/2006/main" xmlns:w10="urn:schemas-microsoft-com:office:word" xmlns:wp="http://schemas.openxmlformats.org/drawingml/2006/wordprocessingDrawing" xmlns:wps="http://schemas.microsoft.com/office/word/2010/wordprocessingShape" xmlns:wpg="http://schemas.microsoft.com/office/word/2010/wordprocessingGroup" xmlns:mc="http://schemas.openxmlformats.org/markup-compatibility/2006" xmlns:wp14="http://schemas.microsoft.com/office/word/2010/wordprocessingDrawing" xmlns:w14="http://schemas.microsoft.com/office/word/2010/wordml" xmlns:w15="http://schemas.microsoft.com/office/word/2012/wordml" mc:Ignorable="w14 wp14 w15">
+<w:document xmlns:o="urn:schemas-microsoft-com:office:office" xmlns:r="http://schemas.openxmlformats.org/officeDocument/2006/relationships" xmlns:v="urn:schemas-microsoft-com:vml" xmlns:w="http://schemas.openxmlformats.org/wordprocessingml/2006/main" xmlns:w10="urn:schemas-microsoft-com:office:word" xmlns:wp="http://schemas.openxmlformats.org/drawingml/2006/wordprocessingDrawing" xmlns:pic="http://schemas.openxmlformats.org/drawingml/2006/picture" xmlns:wps="http://schemas.microsoft.com/office/word/2010/wordprocessingShape" xmlns:wpg="http://schemas.microsoft.com/office/word/2010/wordprocessingGroup" xmlns:mc="http://schemas.openxmlformats.org/markup-compatibility/2006" xmlns:wp14="http://schemas.microsoft.com/office/word/2010/wordprocessingDrawing" xmlns:w14="http://schemas.microsoft.com/office/word/2010/wordml" xmlns:w15="http://schemas.microsoft.com/office/word/2012/wordml" mc:Ignorable="w14 wp14 w15">
   <w:body>
     <w:p>
       <w:pPr>
@@ -545,9 +545,9 @@
     </w:p>
     <w:tbl>
       <w:tblPr>
-        <w:tblW w:w="11810" w:type="dxa"/>
+        <w:tblW w:w="11731" w:type="dxa"/>
         <w:jc w:val="left"/>
-        <w:tblInd w:w="0" w:type="dxa"/>
+        <w:tblInd w:w="28" w:type="dxa"/>
         <w:tblLayout w:type="fixed"/>
         <w:tblCellMar>
           <w:top w:w="28" w:type="dxa"/>
@@ -557,11 +557,11 @@
         </w:tblCellMar>
       </w:tblPr>
       <w:tblGrid>
-        <w:gridCol w:w="2116"/>
-        <w:gridCol w:w="2446"/>
-        <w:gridCol w:w="2131"/>
+        <w:gridCol w:w="2119"/>
+        <w:gridCol w:w="2456"/>
+        <w:gridCol w:w="2022"/>
         <w:gridCol w:w="2986"/>
-        <w:gridCol w:w="2131"/>
+        <w:gridCol w:w="2148"/>
       </w:tblGrid>
       <w:tr>
         <w:trPr>
@@ -569,7 +569,7 @@
         </w:trPr>
         <w:tc>
           <w:tcPr>
-            <w:tcW w:w="2116" w:type="dxa"/>
+            <w:tcW w:w="2119" w:type="dxa"/>
             <w:tcBorders/>
             <w:vAlign w:val="center"/>
           </w:tcPr>
@@ -591,7 +591,7 @@
         </w:tc>
         <w:tc>
           <w:tcPr>
-            <w:tcW w:w="2446" w:type="dxa"/>
+            <w:tcW w:w="2456" w:type="dxa"/>
             <w:tcBorders/>
             <w:vAlign w:val="center"/>
           </w:tcPr>
@@ -613,7 +613,7 @@
         </w:tc>
         <w:tc>
           <w:tcPr>
-            <w:tcW w:w="2131" w:type="dxa"/>
+            <w:tcW w:w="2022" w:type="dxa"/>
             <w:tcBorders/>
             <w:vAlign w:val="center"/>
           </w:tcPr>
@@ -657,7 +657,7 @@
         </w:tc>
         <w:tc>
           <w:tcPr>
-            <w:tcW w:w="2131" w:type="dxa"/>
+            <w:tcW w:w="2148" w:type="dxa"/>
             <w:tcBorders/>
             <w:vAlign w:val="center"/>
           </w:tcPr>
@@ -682,7 +682,7 @@
         <w:trPr/>
         <w:tc>
           <w:tcPr>
-            <w:tcW w:w="2116" w:type="dxa"/>
+            <w:tcW w:w="2119" w:type="dxa"/>
             <w:tcBorders/>
             <w:vAlign w:val="center"/>
           </w:tcPr>
@@ -705,7 +705,7 @@
         </w:tc>
         <w:tc>
           <w:tcPr>
-            <w:tcW w:w="2446" w:type="dxa"/>
+            <w:tcW w:w="2456" w:type="dxa"/>
             <w:tcBorders/>
             <w:vAlign w:val="center"/>
           </w:tcPr>
@@ -728,7 +728,7 @@
         </w:tc>
         <w:tc>
           <w:tcPr>
-            <w:tcW w:w="2131" w:type="dxa"/>
+            <w:tcW w:w="2022" w:type="dxa"/>
             <w:tcBorders/>
             <w:vAlign w:val="center"/>
           </w:tcPr>
@@ -794,7 +794,7 @@
         </w:tc>
         <w:tc>
           <w:tcPr>
-            <w:tcW w:w="2131" w:type="dxa"/>
+            <w:tcW w:w="2148" w:type="dxa"/>
             <w:tcBorders/>
             <w:vAlign w:val="center"/>
           </w:tcPr>
@@ -818,7 +818,7 @@
         <w:trPr/>
         <w:tc>
           <w:tcPr>
-            <w:tcW w:w="2116" w:type="dxa"/>
+            <w:tcW w:w="2119" w:type="dxa"/>
             <w:tcBorders/>
             <w:vAlign w:val="center"/>
           </w:tcPr>
@@ -841,7 +841,7 @@
         </w:tc>
         <w:tc>
           <w:tcPr>
-            <w:tcW w:w="2446" w:type="dxa"/>
+            <w:tcW w:w="2456" w:type="dxa"/>
             <w:tcBorders/>
             <w:vAlign w:val="center"/>
           </w:tcPr>
@@ -864,7 +864,7 @@
         </w:tc>
         <w:tc>
           <w:tcPr>
-            <w:tcW w:w="2131" w:type="dxa"/>
+            <w:tcW w:w="2022" w:type="dxa"/>
             <w:tcBorders/>
             <w:vAlign w:val="center"/>
           </w:tcPr>
@@ -916,7 +916,7 @@
         </w:tc>
         <w:tc>
           <w:tcPr>
-            <w:tcW w:w="2131" w:type="dxa"/>
+            <w:tcW w:w="2148" w:type="dxa"/>
             <w:tcBorders/>
             <w:vAlign w:val="center"/>
           </w:tcPr>
@@ -940,7 +940,7 @@
         <w:trPr/>
         <w:tc>
           <w:tcPr>
-            <w:tcW w:w="2116" w:type="dxa"/>
+            <w:tcW w:w="2119" w:type="dxa"/>
             <w:tcBorders/>
             <w:vAlign w:val="center"/>
           </w:tcPr>
@@ -993,7 +993,7 @@
         </w:tc>
         <w:tc>
           <w:tcPr>
-            <w:tcW w:w="2446" w:type="dxa"/>
+            <w:tcW w:w="2456" w:type="dxa"/>
             <w:tcBorders/>
             <w:vAlign w:val="center"/>
           </w:tcPr>
@@ -1016,7 +1016,7 @@
         </w:tc>
         <w:tc>
           <w:tcPr>
-            <w:tcW w:w="2131" w:type="dxa"/>
+            <w:tcW w:w="2022" w:type="dxa"/>
             <w:tcBorders/>
             <w:vAlign w:val="center"/>
           </w:tcPr>
@@ -1074,7 +1074,7 @@
         </w:tc>
         <w:tc>
           <w:tcPr>
-            <w:tcW w:w="2131" w:type="dxa"/>
+            <w:tcW w:w="2148" w:type="dxa"/>
             <w:tcBorders/>
             <w:vAlign w:val="center"/>
           </w:tcPr>
@@ -1110,7 +1110,7 @@
         <w:trPr/>
         <w:tc>
           <w:tcPr>
-            <w:tcW w:w="2116" w:type="dxa"/>
+            <w:tcW w:w="2119" w:type="dxa"/>
             <w:tcBorders/>
             <w:vAlign w:val="center"/>
           </w:tcPr>
@@ -1133,7 +1133,7 @@
         </w:tc>
         <w:tc>
           <w:tcPr>
-            <w:tcW w:w="2446" w:type="dxa"/>
+            <w:tcW w:w="2456" w:type="dxa"/>
             <w:tcBorders/>
             <w:vAlign w:val="center"/>
           </w:tcPr>
@@ -1156,7 +1156,7 @@
         </w:tc>
         <w:tc>
           <w:tcPr>
-            <w:tcW w:w="2131" w:type="dxa"/>
+            <w:tcW w:w="2022" w:type="dxa"/>
             <w:tcBorders/>
             <w:vAlign w:val="center"/>
           </w:tcPr>
@@ -1214,7 +1214,7 @@
         </w:tc>
         <w:tc>
           <w:tcPr>
-            <w:tcW w:w="2131" w:type="dxa"/>
+            <w:tcW w:w="2148" w:type="dxa"/>
             <w:tcBorders/>
             <w:vAlign w:val="center"/>
           </w:tcPr>
@@ -1238,7 +1238,7 @@
         <w:trPr/>
         <w:tc>
           <w:tcPr>
-            <w:tcW w:w="2116" w:type="dxa"/>
+            <w:tcW w:w="2119" w:type="dxa"/>
             <w:tcBorders/>
             <w:vAlign w:val="center"/>
           </w:tcPr>
@@ -1285,7 +1285,7 @@
         </w:tc>
         <w:tc>
           <w:tcPr>
-            <w:tcW w:w="2446" w:type="dxa"/>
+            <w:tcW w:w="2456" w:type="dxa"/>
             <w:tcBorders/>
             <w:vAlign w:val="center"/>
           </w:tcPr>
@@ -1308,7 +1308,7 @@
         </w:tc>
         <w:tc>
           <w:tcPr>
-            <w:tcW w:w="2131" w:type="dxa"/>
+            <w:tcW w:w="2022" w:type="dxa"/>
             <w:tcBorders/>
             <w:vAlign w:val="center"/>
           </w:tcPr>
@@ -1428,7 +1428,7 @@
         </w:tc>
         <w:tc>
           <w:tcPr>
-            <w:tcW w:w="2131" w:type="dxa"/>
+            <w:tcW w:w="2148" w:type="dxa"/>
             <w:tcBorders/>
             <w:vAlign w:val="center"/>
           </w:tcPr>
@@ -1468,7 +1468,7 @@
         <w:trPr/>
         <w:tc>
           <w:tcPr>
-            <w:tcW w:w="2116" w:type="dxa"/>
+            <w:tcW w:w="2119" w:type="dxa"/>
             <w:tcBorders/>
             <w:vAlign w:val="center"/>
           </w:tcPr>
@@ -1515,7 +1515,7 @@
         </w:tc>
         <w:tc>
           <w:tcPr>
-            <w:tcW w:w="2446" w:type="dxa"/>
+            <w:tcW w:w="2456" w:type="dxa"/>
             <w:tcBorders/>
             <w:vAlign w:val="center"/>
           </w:tcPr>
@@ -1538,7 +1538,7 @@
         </w:tc>
         <w:tc>
           <w:tcPr>
-            <w:tcW w:w="2131" w:type="dxa"/>
+            <w:tcW w:w="2022" w:type="dxa"/>
             <w:tcBorders/>
             <w:vAlign w:val="center"/>
           </w:tcPr>
@@ -1616,7 +1616,7 @@
         </w:tc>
         <w:tc>
           <w:tcPr>
-            <w:tcW w:w="2131" w:type="dxa"/>
+            <w:tcW w:w="2148" w:type="dxa"/>
             <w:tcBorders/>
             <w:vAlign w:val="center"/>
           </w:tcPr>
@@ -1642,7 +1642,7 @@
         <w:trPr/>
         <w:tc>
           <w:tcPr>
-            <w:tcW w:w="2116" w:type="dxa"/>
+            <w:tcW w:w="2119" w:type="dxa"/>
             <w:tcBorders/>
             <w:vAlign w:val="center"/>
           </w:tcPr>
@@ -1689,7 +1689,7 @@
         </w:tc>
         <w:tc>
           <w:tcPr>
-            <w:tcW w:w="2446" w:type="dxa"/>
+            <w:tcW w:w="2456" w:type="dxa"/>
             <w:tcBorders/>
             <w:vAlign w:val="center"/>
           </w:tcPr>
@@ -1712,7 +1712,7 @@
         </w:tc>
         <w:tc>
           <w:tcPr>
-            <w:tcW w:w="2131" w:type="dxa"/>
+            <w:tcW w:w="2022" w:type="dxa"/>
             <w:tcBorders/>
             <w:vAlign w:val="center"/>
           </w:tcPr>
@@ -1810,7 +1810,7 @@
         </w:tc>
         <w:tc>
           <w:tcPr>
-            <w:tcW w:w="2131" w:type="dxa"/>
+            <w:tcW w:w="2148" w:type="dxa"/>
             <w:tcBorders/>
             <w:vAlign w:val="center"/>
           </w:tcPr>
@@ -1836,7 +1836,7 @@
         <w:trPr/>
         <w:tc>
           <w:tcPr>
-            <w:tcW w:w="2116" w:type="dxa"/>
+            <w:tcW w:w="2119" w:type="dxa"/>
             <w:tcBorders/>
             <w:vAlign w:val="center"/>
           </w:tcPr>
@@ -1923,7 +1923,7 @@
         </w:tc>
         <w:tc>
           <w:tcPr>
-            <w:tcW w:w="2446" w:type="dxa"/>
+            <w:tcW w:w="2456" w:type="dxa"/>
             <w:tcBorders/>
             <w:vAlign w:val="center"/>
           </w:tcPr>
@@ -1946,7 +1946,7 @@
         </w:tc>
         <w:tc>
           <w:tcPr>
-            <w:tcW w:w="2131" w:type="dxa"/>
+            <w:tcW w:w="2022" w:type="dxa"/>
             <w:tcBorders/>
             <w:vAlign w:val="center"/>
           </w:tcPr>
@@ -2040,7 +2040,7 @@
         </w:tc>
         <w:tc>
           <w:tcPr>
-            <w:tcW w:w="2131" w:type="dxa"/>
+            <w:tcW w:w="2148" w:type="dxa"/>
             <w:tcBorders/>
             <w:vAlign w:val="center"/>
           </w:tcPr>
@@ -2076,7 +2076,7 @@
         <w:trPr/>
         <w:tc>
           <w:tcPr>
-            <w:tcW w:w="2116" w:type="dxa"/>
+            <w:tcW w:w="2119" w:type="dxa"/>
             <w:tcBorders/>
             <w:vAlign w:val="center"/>
           </w:tcPr>
@@ -2099,7 +2099,7 @@
         </w:tc>
         <w:tc>
           <w:tcPr>
-            <w:tcW w:w="2446" w:type="dxa"/>
+            <w:tcW w:w="2456" w:type="dxa"/>
             <w:tcBorders/>
             <w:vAlign w:val="center"/>
           </w:tcPr>
@@ -2122,7 +2122,7 @@
         </w:tc>
         <w:tc>
           <w:tcPr>
-            <w:tcW w:w="2131" w:type="dxa"/>
+            <w:tcW w:w="2022" w:type="dxa"/>
             <w:tcBorders/>
             <w:vAlign w:val="center"/>
           </w:tcPr>
@@ -2176,7 +2176,7 @@
         </w:tc>
         <w:tc>
           <w:tcPr>
-            <w:tcW w:w="2131" w:type="dxa"/>
+            <w:tcW w:w="2148" w:type="dxa"/>
             <w:tcBorders/>
             <w:vAlign w:val="center"/>
           </w:tcPr>
@@ -2200,7 +2200,7 @@
         <w:trPr/>
         <w:tc>
           <w:tcPr>
-            <w:tcW w:w="2116" w:type="dxa"/>
+            <w:tcW w:w="2119" w:type="dxa"/>
             <w:tcBorders/>
             <w:vAlign w:val="center"/>
           </w:tcPr>
@@ -2223,7 +2223,7 @@
         </w:tc>
         <w:tc>
           <w:tcPr>
-            <w:tcW w:w="2446" w:type="dxa"/>
+            <w:tcW w:w="2456" w:type="dxa"/>
             <w:tcBorders/>
             <w:vAlign w:val="center"/>
           </w:tcPr>
@@ -2246,7 +2246,7 @@
         </w:tc>
         <w:tc>
           <w:tcPr>
-            <w:tcW w:w="2131" w:type="dxa"/>
+            <w:tcW w:w="2022" w:type="dxa"/>
             <w:tcBorders/>
             <w:vAlign w:val="center"/>
           </w:tcPr>
@@ -2310,7 +2310,7 @@
         </w:tc>
         <w:tc>
           <w:tcPr>
-            <w:tcW w:w="2131" w:type="dxa"/>
+            <w:tcW w:w="2148" w:type="dxa"/>
             <w:tcBorders/>
             <w:vAlign w:val="center"/>
           </w:tcPr>
@@ -2336,7 +2336,7 @@
         <w:trPr/>
         <w:tc>
           <w:tcPr>
-            <w:tcW w:w="2116" w:type="dxa"/>
+            <w:tcW w:w="2119" w:type="dxa"/>
             <w:tcBorders/>
             <w:vAlign w:val="center"/>
           </w:tcPr>
@@ -2359,7 +2359,7 @@
         </w:tc>
         <w:tc>
           <w:tcPr>
-            <w:tcW w:w="2446" w:type="dxa"/>
+            <w:tcW w:w="2456" w:type="dxa"/>
             <w:tcBorders/>
             <w:vAlign w:val="center"/>
           </w:tcPr>
@@ -2382,7 +2382,7 @@
         </w:tc>
         <w:tc>
           <w:tcPr>
-            <w:tcW w:w="2131" w:type="dxa"/>
+            <w:tcW w:w="2022" w:type="dxa"/>
             <w:tcBorders/>
             <w:vAlign w:val="center"/>
           </w:tcPr>
@@ -2440,7 +2440,7 @@
         </w:tc>
         <w:tc>
           <w:tcPr>
-            <w:tcW w:w="2131" w:type="dxa"/>
+            <w:tcW w:w="2148" w:type="dxa"/>
             <w:tcBorders/>
             <w:vAlign w:val="center"/>
           </w:tcPr>
@@ -2466,7 +2466,7 @@
         <w:trPr/>
         <w:tc>
           <w:tcPr>
-            <w:tcW w:w="2116" w:type="dxa"/>
+            <w:tcW w:w="2119" w:type="dxa"/>
             <w:tcBorders/>
             <w:vAlign w:val="center"/>
           </w:tcPr>
@@ -2489,7 +2489,7 @@
         </w:tc>
         <w:tc>
           <w:tcPr>
-            <w:tcW w:w="2446" w:type="dxa"/>
+            <w:tcW w:w="2456" w:type="dxa"/>
             <w:tcBorders/>
             <w:vAlign w:val="center"/>
           </w:tcPr>
@@ -2512,7 +2512,7 @@
         </w:tc>
         <w:tc>
           <w:tcPr>
-            <w:tcW w:w="2131" w:type="dxa"/>
+            <w:tcW w:w="2022" w:type="dxa"/>
             <w:tcBorders/>
             <w:vAlign w:val="center"/>
           </w:tcPr>
@@ -2596,7 +2596,7 @@
         </w:tc>
         <w:tc>
           <w:tcPr>
-            <w:tcW w:w="2131" w:type="dxa"/>
+            <w:tcW w:w="2148" w:type="dxa"/>
             <w:tcBorders/>
             <w:vAlign w:val="center"/>
           </w:tcPr>
@@ -2626,7 +2626,7 @@
         <w:trPr/>
         <w:tc>
           <w:tcPr>
-            <w:tcW w:w="2116" w:type="dxa"/>
+            <w:tcW w:w="2119" w:type="dxa"/>
             <w:tcBorders/>
             <w:vAlign w:val="center"/>
           </w:tcPr>
@@ -2649,7 +2649,7 @@
         </w:tc>
         <w:tc>
           <w:tcPr>
-            <w:tcW w:w="2446" w:type="dxa"/>
+            <w:tcW w:w="2456" w:type="dxa"/>
             <w:tcBorders/>
             <w:vAlign w:val="center"/>
           </w:tcPr>
@@ -2672,7 +2672,7 @@
         </w:tc>
         <w:tc>
           <w:tcPr>
-            <w:tcW w:w="2131" w:type="dxa"/>
+            <w:tcW w:w="2022" w:type="dxa"/>
             <w:tcBorders/>
             <w:vAlign w:val="center"/>
           </w:tcPr>
@@ -2716,7 +2716,7 @@
         </w:tc>
         <w:tc>
           <w:tcPr>
-            <w:tcW w:w="2131" w:type="dxa"/>
+            <w:tcW w:w="2148" w:type="dxa"/>
             <w:tcBorders/>
             <w:vAlign w:val="center"/>
           </w:tcPr>
@@ -4324,6 +4324,285 @@
         <w:rPr>
           <w:rStyle w:val="Strong"/>
         </w:rPr>
+        <w:t xml:space="preserve">Symptom: a </w:t>
+      </w:r>
+      <w:r>
+        <w:rPr>
+          <w:rStyle w:val="SourceText"/>
+        </w:rPr>
+        <w:t>/crew:autopilot wave</w:t>
+      </w:r>
+      <w:r>
+        <w:rPr>
+          <w:rStyle w:val="Strong"/>
+        </w:rPr>
+        <w:t xml:space="preserve"> lane stops on "a lane may not accept, reject or admin-merge".</w:t>
+      </w:r>
+      <w:r>
+        <w:rPr/>
+        <w:t xml:space="preserve"> This is the subagent never-list, and it is working as designed. When the hook payload carries a non-empty </w:t>
+      </w:r>
+      <w:r>
+        <w:rPr>
+          <w:rStyle w:val="SourceText"/>
+        </w:rPr>
+        <w:t>agent_type</w:t>
+      </w:r>
+      <w:r>
+        <w:rPr/>
+        <w:t xml:space="preserve"> — every wave lane is a subagent — </w:t>
+      </w:r>
+      <w:r>
+        <w:rPr>
+          <w:rStyle w:val="SourceText"/>
+        </w:rPr>
+        <w:t>scope_guard.py</w:t>
+      </w:r>
+      <w:r>
+        <w:rPr/>
+        <w:t xml:space="preserve"> refuses, in every </w:t>
+      </w:r>
+      <w:r>
+        <w:rPr>
+          <w:rStyle w:val="SourceText"/>
+        </w:rPr>
+        <w:t>scope.mode</w:t>
+      </w:r>
+      <w:r>
+        <w:rPr/>
+        <w:t xml:space="preserve"> but </w:t>
+      </w:r>
+      <w:r>
+        <w:rPr>
+          <w:rStyle w:val="SourceText"/>
+        </w:rPr>
+        <w:t>off</w:t>
+      </w:r>
+      <w:r>
+        <w:rPr/>
+        <w:t xml:space="preserve">, any shell command that runs </w:t>
+      </w:r>
+      <w:r>
+        <w:rPr>
+          <w:rStyle w:val="SourceText"/>
+        </w:rPr>
+        <w:t>review_ledger.py --accept</w:t>
+      </w:r>
+      <w:r>
+        <w:rPr/>
+        <w:t xml:space="preserve"> or </w:t>
+      </w:r>
+      <w:r>
+        <w:rPr>
+          <w:rStyle w:val="SourceText"/>
+        </w:rPr>
+        <w:t>--reject</w:t>
+      </w:r>
+      <w:r>
+        <w:rPr/>
+        <w:t xml:space="preserve"> (and every abbreviation argparse would once have expanded to them, </w:t>
+      </w:r>
+      <w:r>
+        <w:rPr>
+          <w:rStyle w:val="SourceText"/>
+        </w:rPr>
+        <w:t>--a</w:t>
+      </w:r>
+      <w:r>
+        <w:rPr/>
+        <w:t xml:space="preserve"> up to </w:t>
+      </w:r>
+      <w:r>
+        <w:rPr>
+          <w:rStyle w:val="SourceText"/>
+        </w:rPr>
+        <w:t>--accept</w:t>
+      </w:r>
+      <w:r>
+        <w:rPr/>
+        <w:t xml:space="preserve">, </w:t>
+      </w:r>
+      <w:r>
+        <w:rPr>
+          <w:rStyle w:val="SourceText"/>
+        </w:rPr>
+        <w:t>--rej</w:t>
+      </w:r>
+      <w:r>
+        <w:rPr/>
+        <w:t xml:space="preserve"> up to </w:t>
+      </w:r>
+      <w:r>
+        <w:rPr>
+          <w:rStyle w:val="SourceText"/>
+        </w:rPr>
+        <w:t>--reject</w:t>
+      </w:r>
+      <w:r>
+        <w:rPr/>
+        <w:t xml:space="preserve">) or </w:t>
+      </w:r>
+      <w:r>
+        <w:rPr>
+          <w:rStyle w:val="SourceText"/>
+        </w:rPr>
+        <w:t>gh pr merge ... --admin</w:t>
+      </w:r>
+      <w:r>
+        <w:rPr/>
+        <w:t xml:space="preserve">. </w:t>
+      </w:r>
+      <w:r>
+        <w:rPr>
+          <w:rStyle w:val="SourceText"/>
+        </w:rPr>
+        <w:t>crew_ticket.py approve</w:t>
+      </w:r>
+      <w:r>
+        <w:rPr/>
+        <w:t xml:space="preserve"> stays refused for everyone, lane or not. The refusal is logged to </w:t>
+      </w:r>
+      <w:r>
+        <w:rPr>
+          <w:rStyle w:val="SourceText"/>
+        </w:rPr>
+        <w:t>.crew/guard.log</w:t>
+      </w:r>
+      <w:r>
+        <w:rPr/>
+        <w:t xml:space="preserve"> as </w:t>
+      </w:r>
+      <w:r>
+        <w:rPr>
+          <w:rStyle w:val="SourceText"/>
+        </w:rPr>
+        <w:t>lane-never-list</w:t>
+      </w:r>
+      <w:r>
+        <w:rPr/>
+        <w:t xml:space="preserve">. </w:t>
+      </w:r>
+      <w:r>
+        <w:rPr>
+          <w:rStyle w:val="SourceText"/>
+        </w:rPr>
+        <w:t>review_ledger.py</w:t>
+      </w:r>
+      <w:r>
+        <w:rPr/>
+        <w:t xml:space="preserve"> also parses with </w:t>
+      </w:r>
+      <w:r>
+        <w:rPr>
+          <w:rStyle w:val="SourceText"/>
+        </w:rPr>
+        <w:t>allow_abbrev=False</w:t>
+      </w:r>
+      <w:r>
+        <w:rPr/>
+        <w:t xml:space="preserve">, so </w:t>
+      </w:r>
+      <w:r>
+        <w:rPr>
+          <w:rStyle w:val="SourceText"/>
+        </w:rPr>
+        <w:t>--acc</w:t>
+      </w:r>
+      <w:r>
+        <w:rPr/>
+        <w:t xml:space="preserve"> is an argparse error that changes no ledger, from any session. A lane may still run </w:t>
+      </w:r>
+      <w:r>
+        <w:rPr>
+          <w:rStyle w:val="SourceText"/>
+        </w:rPr>
+        <w:t>review_ledger.py --status</w:t>
+      </w:r>
+      <w:r>
+        <w:rPr/>
+        <w:t>/</w:t>
+      </w:r>
+      <w:r>
+        <w:rPr>
+          <w:rStyle w:val="SourceText"/>
+        </w:rPr>
+        <w:t>--reserve</w:t>
+      </w:r>
+      <w:r>
+        <w:rPr/>
+        <w:t xml:space="preserve"> and </w:t>
+      </w:r>
+      <w:r>
+        <w:rPr>
+          <w:rStyle w:val="SourceText"/>
+        </w:rPr>
+        <w:t>review_run.py --reserve-only</w:t>
+      </w:r>
+      <w:r>
+        <w:rPr/>
+        <w:t>/</w:t>
+      </w:r>
+      <w:r>
+        <w:rPr>
+          <w:rStyle w:val="SourceText"/>
+        </w:rPr>
+        <w:t>--round N</w:t>
+      </w:r>
+      <w:r>
+        <w:rPr/>
+        <w:t xml:space="preserve">, and write inside its own worktree's Touch. </w:t>
+      </w:r>
+      <w:r>
+        <w:rPr>
+          <w:rStyle w:val="Strong"/>
+        </w:rPr>
+        <w:t>Fix:</w:t>
+      </w:r>
+      <w:r>
+        <w:rPr/>
+        <w:t xml:space="preserve"> none in the lane. It writes the decision as a question and stops; </w:t>
+      </w:r>
+      <w:r>
+        <w:rPr>
+          <w:rStyle w:val="SourceText"/>
+        </w:rPr>
+        <w:t>crew_wave.py collect</w:t>
+      </w:r>
+      <w:r>
+        <w:rPr/>
+        <w:t xml:space="preserve"> shows it to the owner, who accepts, rejects or merges from the main session, where no </w:t>
+      </w:r>
+      <w:r>
+        <w:rPr>
+          <w:rStyle w:val="SourceText"/>
+        </w:rPr>
+        <w:t>agent_type</w:t>
+      </w:r>
+      <w:r>
+        <w:rPr/>
+        <w:t xml:space="preserve"> is present and nothing on this list is refused.</w:t>
+      </w:r>
+    </w:p>
+    <w:p>
+      <w:pPr>
+        <w:pStyle w:val="BodyText"/>
+        <w:numPr>
+          <w:ilvl w:val="0"/>
+          <w:numId w:val="10"/>
+        </w:numPr>
+        <w:tabs>
+          <w:tab w:val="clear" w:pos="1134"/>
+          <w:tab w:val="left" w:pos="829" w:leader="none"/>
+        </w:tabs>
+        <w:bidi w:val="0"/>
+        <w:ind w:hanging="283" w:left="829"/>
+        <w:jc w:val="left"/>
+        <w:rPr/>
+      </w:pPr>
+      <w:r>
+        <w:rPr>
+          <w:rStyle w:val="Strong"/>
+        </w:rPr>
         <w:t xml:space="preserve">Symptom: </w:t>
       </w:r>
       <w:r>
@@ -6921,9 +7200,9 @@
     </w:p>
     <w:tbl>
       <w:tblPr>
-        <w:tblW w:w="11810" w:type="dxa"/>
+        <w:tblW w:w="11339" w:type="dxa"/>
         <w:jc w:val="left"/>
-        <w:tblInd w:w="0" w:type="dxa"/>
+        <w:tblInd w:w="28" w:type="dxa"/>
         <w:tblLayout w:type="fixed"/>
         <w:tblCellMar>
           <w:top w:w="28" w:type="dxa"/>
@@ -6933,10 +7212,10 @@
         </w:tblCellMar>
       </w:tblPr>
       <w:tblGrid>
-        <w:gridCol w:w="4730"/>
-        <w:gridCol w:w="1699"/>
-        <w:gridCol w:w="1841"/>
-        <w:gridCol w:w="3540"/>
+        <w:gridCol w:w="4621"/>
+        <w:gridCol w:w="1551"/>
+        <w:gridCol w:w="1790"/>
+        <w:gridCol w:w="3377"/>
       </w:tblGrid>
       <w:tr>
         <w:trPr>
@@ -6944,7 +7223,7 @@
         </w:trPr>
         <w:tc>
           <w:tcPr>
-            <w:tcW w:w="4730" w:type="dxa"/>
+            <w:tcW w:w="4621" w:type="dxa"/>
             <w:tcBorders/>
             <w:vAlign w:val="center"/>
           </w:tcPr>
@@ -6966,7 +7245,7 @@
         </w:tc>
         <w:tc>
           <w:tcPr>
-            <w:tcW w:w="1699" w:type="dxa"/>
+            <w:tcW w:w="1551" w:type="dxa"/>
             <w:tcBorders/>
             <w:vAlign w:val="center"/>
           </w:tcPr>
@@ -6988,7 +7267,7 @@
         </w:tc>
         <w:tc>
           <w:tcPr>
-            <w:tcW w:w="1841" w:type="dxa"/>
+            <w:tcW w:w="1790" w:type="dxa"/>
             <w:tcBorders/>
             <w:vAlign w:val="center"/>
           </w:tcPr>
@@ -7010,7 +7289,7 @@
         </w:tc>
         <w:tc>
           <w:tcPr>
-            <w:tcW w:w="3540" w:type="dxa"/>
+            <w:tcW w:w="3377" w:type="dxa"/>
             <w:tcBorders/>
             <w:vAlign w:val="center"/>
           </w:tcPr>
@@ -7035,7 +7314,7 @@
         <w:trPr/>
         <w:tc>
           <w:tcPr>
-            <w:tcW w:w="4730" w:type="dxa"/>
+            <w:tcW w:w="4621" w:type="dxa"/>
             <w:tcBorders/>
             <w:vAlign w:val="center"/>
           </w:tcPr>
@@ -7058,7 +7337,7 @@
         </w:tc>
         <w:tc>
           <w:tcPr>
-            <w:tcW w:w="1699" w:type="dxa"/>
+            <w:tcW w:w="1551" w:type="dxa"/>
             <w:tcBorders/>
             <w:vAlign w:val="center"/>
           </w:tcPr>
@@ -7079,7 +7358,7 @@
         </w:tc>
         <w:tc>
           <w:tcPr>
-            <w:tcW w:w="1841" w:type="dxa"/>
+            <w:tcW w:w="1790" w:type="dxa"/>
             <w:tcBorders/>
             <w:vAlign w:val="center"/>
           </w:tcPr>
@@ -7100,7 +7379,7 @@
         </w:tc>
         <w:tc>
           <w:tcPr>
-            <w:tcW w:w="3540" w:type="dxa"/>
+            <w:tcW w:w="3377" w:type="dxa"/>
             <w:tcBorders/>
             <w:vAlign w:val="center"/>
           </w:tcPr>
@@ -7140,7 +7419,7 @@
         <w:trPr/>
         <w:tc>
           <w:tcPr>
-            <w:tcW w:w="4730" w:type="dxa"/>
+            <w:tcW w:w="4621" w:type="dxa"/>
             <w:tcBorders/>
             <w:vAlign w:val="center"/>
           </w:tcPr>
@@ -7163,7 +7442,7 @@
         </w:tc>
         <w:tc>
           <w:tcPr>
-            <w:tcW w:w="1699" w:type="dxa"/>
+            <w:tcW w:w="1551" w:type="dxa"/>
             <w:tcBorders/>
             <w:vAlign w:val="center"/>
           </w:tcPr>
@@ -7184,7 +7463,7 @@
         </w:tc>
         <w:tc>
           <w:tcPr>
-            <w:tcW w:w="1841" w:type="dxa"/>
+            <w:tcW w:w="1790" w:type="dxa"/>
             <w:tcBorders/>
             <w:vAlign w:val="center"/>
           </w:tcPr>
@@ -7227,7 +7506,7 @@
         </w:tc>
         <w:tc>
           <w:tcPr>
-            <w:tcW w:w="3540" w:type="dxa"/>
+            <w:tcW w:w="3377" w:type="dxa"/>
             <w:tcBorders/>
             <w:vAlign w:val="center"/>
           </w:tcPr>
@@ -7257,7 +7536,7 @@
         <w:trPr/>
         <w:tc>
           <w:tcPr>
-            <w:tcW w:w="4730" w:type="dxa"/>
+            <w:tcW w:w="4621" w:type="dxa"/>
             <w:tcBorders/>
             <w:vAlign w:val="center"/>
           </w:tcPr>
@@ -7280,7 +7559,7 @@
         </w:tc>
         <w:tc>
           <w:tcPr>
-            <w:tcW w:w="1699" w:type="dxa"/>
+            <w:tcW w:w="1551" w:type="dxa"/>
             <w:tcBorders/>
             <w:vAlign w:val="center"/>
           </w:tcPr>
@@ -7301,7 +7580,7 @@
         </w:tc>
         <w:tc>
           <w:tcPr>
-            <w:tcW w:w="1841" w:type="dxa"/>
+            <w:tcW w:w="1790" w:type="dxa"/>
             <w:tcBorders/>
             <w:vAlign w:val="center"/>
           </w:tcPr>
@@ -7344,7 +7623,7 @@
         </w:tc>
         <w:tc>
           <w:tcPr>
-            <w:tcW w:w="3540" w:type="dxa"/>
+            <w:tcW w:w="3377" w:type="dxa"/>
             <w:tcBorders/>
             <w:vAlign w:val="center"/>
           </w:tcPr>
@@ -7374,7 +7653,7 @@
         <w:trPr/>
         <w:tc>
           <w:tcPr>
-            <w:tcW w:w="4730" w:type="dxa"/>
+            <w:tcW w:w="4621" w:type="dxa"/>
             <w:tcBorders/>
             <w:vAlign w:val="center"/>
           </w:tcPr>
@@ -7447,7 +7726,7 @@
         </w:tc>
         <w:tc>
           <w:tcPr>
-            <w:tcW w:w="1699" w:type="dxa"/>
+            <w:tcW w:w="1551" w:type="dxa"/>
             <w:tcBorders/>
             <w:vAlign w:val="center"/>
           </w:tcPr>
@@ -7468,7 +7747,7 @@
         </w:tc>
         <w:tc>
           <w:tcPr>
-            <w:tcW w:w="1841" w:type="dxa"/>
+            <w:tcW w:w="1790" w:type="dxa"/>
             <w:tcBorders/>
             <w:vAlign w:val="center"/>
           </w:tcPr>
@@ -7511,7 +7790,7 @@
         </w:tc>
         <w:tc>
           <w:tcPr>
-            <w:tcW w:w="3540" w:type="dxa"/>
+            <w:tcW w:w="3377" w:type="dxa"/>
             <w:tcBorders/>
             <w:vAlign w:val="center"/>
           </w:tcPr>
@@ -7545,7 +7824,7 @@
         <w:trPr/>
         <w:tc>
           <w:tcPr>
-            <w:tcW w:w="4730" w:type="dxa"/>
+            <w:tcW w:w="4621" w:type="dxa"/>
             <w:tcBorders/>
             <w:vAlign w:val="center"/>
           </w:tcPr>
@@ -7578,7 +7857,7 @@
         </w:tc>
         <w:tc>
           <w:tcPr>
-            <w:tcW w:w="1699" w:type="dxa"/>
+            <w:tcW w:w="1551" w:type="dxa"/>
             <w:tcBorders/>
             <w:vAlign w:val="center"/>
           </w:tcPr>
@@ -7599,7 +7878,7 @@
         </w:tc>
         <w:tc>
           <w:tcPr>
-            <w:tcW w:w="1841" w:type="dxa"/>
+            <w:tcW w:w="1790" w:type="dxa"/>
             <w:tcBorders/>
             <w:vAlign w:val="center"/>
           </w:tcPr>
@@ -7642,7 +7921,7 @@
         </w:tc>
         <w:tc>
           <w:tcPr>
-            <w:tcW w:w="3540" w:type="dxa"/>
+            <w:tcW w:w="3377" w:type="dxa"/>
             <w:tcBorders/>
             <w:vAlign w:val="center"/>
           </w:tcPr>
@@ -7672,7 +7951,7 @@
         <w:trPr/>
         <w:tc>
           <w:tcPr>
-            <w:tcW w:w="4730" w:type="dxa"/>
+            <w:tcW w:w="4621" w:type="dxa"/>
             <w:tcBorders/>
             <w:vAlign w:val="center"/>
           </w:tcPr>
@@ -7695,7 +7974,7 @@
         </w:tc>
         <w:tc>
           <w:tcPr>
-            <w:tcW w:w="1699" w:type="dxa"/>
+            <w:tcW w:w="1551" w:type="dxa"/>
             <w:tcBorders/>
             <w:vAlign w:val="center"/>
           </w:tcPr>
@@ -7716,7 +7995,7 @@
         </w:tc>
         <w:tc>
           <w:tcPr>
-            <w:tcW w:w="1841" w:type="dxa"/>
+            <w:tcW w:w="1790" w:type="dxa"/>
             <w:tcBorders/>
             <w:vAlign w:val="center"/>
           </w:tcPr>
@@ -7769,7 +8048,7 @@
         </w:tc>
         <w:tc>
           <w:tcPr>
-            <w:tcW w:w="3540" w:type="dxa"/>
+            <w:tcW w:w="3377" w:type="dxa"/>
             <w:tcBorders/>
             <w:vAlign w:val="center"/>
           </w:tcPr>
@@ -7799,7 +8078,7 @@
         <w:trPr/>
         <w:tc>
           <w:tcPr>
-            <w:tcW w:w="4730" w:type="dxa"/>
+            <w:tcW w:w="4621" w:type="dxa"/>
             <w:tcBorders/>
             <w:vAlign w:val="center"/>
           </w:tcPr>
@@ -7822,7 +8101,7 @@
         </w:tc>
         <w:tc>
           <w:tcPr>
-            <w:tcW w:w="1699" w:type="dxa"/>
+            <w:tcW w:w="1551" w:type="dxa"/>
             <w:tcBorders/>
             <w:vAlign w:val="center"/>
           </w:tcPr>
@@ -7843,7 +8122,7 @@
         </w:tc>
         <w:tc>
           <w:tcPr>
-            <w:tcW w:w="1841" w:type="dxa"/>
+            <w:tcW w:w="1790" w:type="dxa"/>
             <w:tcBorders/>
             <w:vAlign w:val="center"/>
           </w:tcPr>
@@ -7864,7 +8143,7 @@
         </w:tc>
         <w:tc>
           <w:tcPr>
-            <w:tcW w:w="3540" w:type="dxa"/>
+            <w:tcW w:w="3377" w:type="dxa"/>
             <w:tcBorders/>
             <w:vAlign w:val="center"/>
           </w:tcPr>
@@ -7924,7 +8203,7 @@
         <w:trPr/>
         <w:tc>
           <w:tcPr>
-            <w:tcW w:w="4730" w:type="dxa"/>
+            <w:tcW w:w="4621" w:type="dxa"/>
             <w:tcBorders/>
             <w:vAlign w:val="center"/>
           </w:tcPr>
@@ -7947,7 +8226,7 @@
         </w:tc>
         <w:tc>
           <w:tcPr>
-            <w:tcW w:w="1699" w:type="dxa"/>
+            <w:tcW w:w="1551" w:type="dxa"/>
             <w:tcBorders/>
             <w:vAlign w:val="center"/>
           </w:tcPr>
@@ -7968,7 +8247,7 @@
         </w:tc>
         <w:tc>
           <w:tcPr>
-            <w:tcW w:w="1841" w:type="dxa"/>
+            <w:tcW w:w="1790" w:type="dxa"/>
             <w:tcBorders/>
             <w:vAlign w:val="center"/>
           </w:tcPr>
@@ -7989,7 +8268,7 @@
         </w:tc>
         <w:tc>
           <w:tcPr>
-            <w:tcW w:w="3540" w:type="dxa"/>
+            <w:tcW w:w="3377" w:type="dxa"/>
             <w:tcBorders/>
             <w:vAlign w:val="center"/>
           </w:tcPr>
@@ -8019,7 +8298,7 @@
         <w:trPr/>
         <w:tc>
           <w:tcPr>
-            <w:tcW w:w="4730" w:type="dxa"/>
+            <w:tcW w:w="4621" w:type="dxa"/>
             <w:tcBorders/>
             <w:vAlign w:val="center"/>
           </w:tcPr>
@@ -8042,7 +8321,7 @@
         </w:tc>
         <w:tc>
           <w:tcPr>
-            <w:tcW w:w="1699" w:type="dxa"/>
+            <w:tcW w:w="1551" w:type="dxa"/>
             <w:tcBorders/>
             <w:vAlign w:val="center"/>
           </w:tcPr>
@@ -8063,7 +8342,7 @@
         </w:tc>
         <w:tc>
           <w:tcPr>
-            <w:tcW w:w="1841" w:type="dxa"/>
+            <w:tcW w:w="1790" w:type="dxa"/>
             <w:tcBorders/>
             <w:vAlign w:val="center"/>
           </w:tcPr>
@@ -8084,7 +8363,7 @@
         </w:tc>
         <w:tc>
           <w:tcPr>
-            <w:tcW w:w="3540" w:type="dxa"/>
+            <w:tcW w:w="3377" w:type="dxa"/>
             <w:tcBorders/>
             <w:vAlign w:val="center"/>
           </w:tcPr>
@@ -8124,7 +8403,7 @@
         <w:trPr/>
         <w:tc>
           <w:tcPr>
-            <w:tcW w:w="4730" w:type="dxa"/>
+            <w:tcW w:w="4621" w:type="dxa"/>
             <w:tcBorders/>
             <w:vAlign w:val="center"/>
           </w:tcPr>
@@ -8157,7 +8436,7 @@
         </w:tc>
         <w:tc>
           <w:tcPr>
-            <w:tcW w:w="1699" w:type="dxa"/>
+            <w:tcW w:w="1551" w:type="dxa"/>
             <w:tcBorders/>
             <w:vAlign w:val="center"/>
           </w:tcPr>
@@ -8178,7 +8457,7 @@
         </w:tc>
         <w:tc>
           <w:tcPr>
-            <w:tcW w:w="1841" w:type="dxa"/>
+            <w:tcW w:w="1790" w:type="dxa"/>
             <w:tcBorders/>
             <w:vAlign w:val="center"/>
           </w:tcPr>
@@ -8199,7 +8478,7 @@
         </w:tc>
         <w:tc>
           <w:tcPr>
-            <w:tcW w:w="3540" w:type="dxa"/>
+            <w:tcW w:w="3377" w:type="dxa"/>
             <w:tcBorders/>
             <w:vAlign w:val="center"/>
           </w:tcPr>
@@ -8223,7 +8502,7 @@
         <w:trPr/>
         <w:tc>
           <w:tcPr>
-            <w:tcW w:w="4730" w:type="dxa"/>
+            <w:tcW w:w="4621" w:type="dxa"/>
             <w:tcBorders/>
             <w:vAlign w:val="center"/>
           </w:tcPr>
@@ -8246,7 +8525,7 @@
         </w:tc>
         <w:tc>
           <w:tcPr>
-            <w:tcW w:w="1699" w:type="dxa"/>
+            <w:tcW w:w="1551" w:type="dxa"/>
             <w:tcBorders/>
             <w:vAlign w:val="center"/>
           </w:tcPr>
@@ -8267,7 +8546,7 @@
         </w:tc>
         <w:tc>
           <w:tcPr>
-            <w:tcW w:w="1841" w:type="dxa"/>
+            <w:tcW w:w="1790" w:type="dxa"/>
             <w:tcBorders/>
             <w:vAlign w:val="center"/>
           </w:tcPr>
@@ -8294,7 +8573,7 @@
         </w:tc>
         <w:tc>
           <w:tcPr>
-            <w:tcW w:w="3540" w:type="dxa"/>
+            <w:tcW w:w="3377" w:type="dxa"/>
             <w:tcBorders/>
             <w:vAlign w:val="center"/>
           </w:tcPr>
@@ -8334,7 +8613,7 @@
         <w:trPr/>
         <w:tc>
           <w:tcPr>
-            <w:tcW w:w="4730" w:type="dxa"/>
+            <w:tcW w:w="4621" w:type="dxa"/>
             <w:tcBorders/>
             <w:vAlign w:val="center"/>
           </w:tcPr>
@@ -8357,7 +8636,7 @@
         </w:tc>
         <w:tc>
           <w:tcPr>
-            <w:tcW w:w="1699" w:type="dxa"/>
+            <w:tcW w:w="1551" w:type="dxa"/>
             <w:tcBorders/>
             <w:vAlign w:val="center"/>
           </w:tcPr>
@@ -8378,7 +8657,7 @@
         </w:tc>
         <w:tc>
           <w:tcPr>
-            <w:tcW w:w="1841" w:type="dxa"/>
+            <w:tcW w:w="1790" w:type="dxa"/>
             <w:tcBorders/>
             <w:vAlign w:val="center"/>
           </w:tcPr>
@@ -8399,7 +8678,7 @@
         </w:tc>
         <w:tc>
           <w:tcPr>
-            <w:tcW w:w="3540" w:type="dxa"/>
+            <w:tcW w:w="3377" w:type="dxa"/>
             <w:tcBorders/>
             <w:vAlign w:val="center"/>
           </w:tcPr>
@@ -8429,7 +8708,7 @@
         <w:trPr/>
         <w:tc>
           <w:tcPr>
-            <w:tcW w:w="4730" w:type="dxa"/>
+            <w:tcW w:w="4621" w:type="dxa"/>
             <w:tcBorders/>
             <w:vAlign w:val="center"/>
           </w:tcPr>
@@ -8452,7 +8731,7 @@
         </w:tc>
         <w:tc>
           <w:tcPr>
-            <w:tcW w:w="1699" w:type="dxa"/>
+            <w:tcW w:w="1551" w:type="dxa"/>
             <w:tcBorders/>
             <w:vAlign w:val="center"/>
           </w:tcPr>
@@ -8473,7 +8752,7 @@
         </w:tc>
         <w:tc>
           <w:tcPr>
-            <w:tcW w:w="1841" w:type="dxa"/>
+            <w:tcW w:w="1790" w:type="dxa"/>
             <w:tcBorders/>
             <w:vAlign w:val="center"/>
           </w:tcPr>
@@ -8504,7 +8783,7 @@
         </w:tc>
         <w:tc>
           <w:tcPr>
-            <w:tcW w:w="3540" w:type="dxa"/>
+            <w:tcW w:w="3377" w:type="dxa"/>
             <w:tcBorders/>
             <w:vAlign w:val="center"/>
           </w:tcPr>
@@ -9739,9 +10018,9 @@
     </w:p>
     <w:tbl>
       <w:tblPr>
-        <w:tblW w:w="11810" w:type="dxa"/>
+        <w:tblW w:w="11339" w:type="dxa"/>
         <w:jc w:val="left"/>
-        <w:tblInd w:w="0" w:type="dxa"/>
+        <w:tblInd w:w="28" w:type="dxa"/>
         <w:tblLayout w:type="fixed"/>
         <w:tblCellMar>
           <w:top w:w="28" w:type="dxa"/>
@@ -9751,10 +10030,10 @@
         </w:tblCellMar>
       </w:tblPr>
       <w:tblGrid>
-        <w:gridCol w:w="2554"/>
-        <w:gridCol w:w="4096"/>
-        <w:gridCol w:w="1859"/>
-        <w:gridCol w:w="3301"/>
+        <w:gridCol w:w="2285"/>
+        <w:gridCol w:w="4100"/>
+        <w:gridCol w:w="1802"/>
+        <w:gridCol w:w="3152"/>
       </w:tblGrid>
       <w:tr>
         <w:trPr>
@@ -9762,7 +10041,7 @@
         </w:trPr>
         <w:tc>
           <w:tcPr>
-            <w:tcW w:w="2554" w:type="dxa"/>
+            <w:tcW w:w="2285" w:type="dxa"/>
             <w:tcBorders/>
             <w:vAlign w:val="center"/>
           </w:tcPr>
@@ -9784,7 +10063,7 @@
         </w:tc>
         <w:tc>
           <w:tcPr>
-            <w:tcW w:w="4096" w:type="dxa"/>
+            <w:tcW w:w="4100" w:type="dxa"/>
             <w:tcBorders/>
             <w:vAlign w:val="center"/>
           </w:tcPr>
@@ -9806,7 +10085,7 @@
         </w:tc>
         <w:tc>
           <w:tcPr>
-            <w:tcW w:w="1859" w:type="dxa"/>
+            <w:tcW w:w="1802" w:type="dxa"/>
             <w:tcBorders/>
             <w:vAlign w:val="center"/>
           </w:tcPr>
@@ -9828,7 +10107,7 @@
         </w:tc>
         <w:tc>
           <w:tcPr>
-            <w:tcW w:w="3301" w:type="dxa"/>
+            <w:tcW w:w="3152" w:type="dxa"/>
             <w:tcBorders/>
             <w:vAlign w:val="center"/>
           </w:tcPr>
@@ -9853,7 +10132,7 @@
         <w:trPr/>
         <w:tc>
           <w:tcPr>
-            <w:tcW w:w="2554" w:type="dxa"/>
+            <w:tcW w:w="2285" w:type="dxa"/>
             <w:tcBorders/>
             <w:vAlign w:val="center"/>
           </w:tcPr>
@@ -9890,7 +10169,7 @@
         </w:tc>
         <w:tc>
           <w:tcPr>
-            <w:tcW w:w="4096" w:type="dxa"/>
+            <w:tcW w:w="4100" w:type="dxa"/>
             <w:tcBorders/>
             <w:vAlign w:val="center"/>
           </w:tcPr>
@@ -9913,7 +10192,7 @@
         </w:tc>
         <w:tc>
           <w:tcPr>
-            <w:tcW w:w="1859" w:type="dxa"/>
+            <w:tcW w:w="1802" w:type="dxa"/>
             <w:tcBorders/>
             <w:vAlign w:val="center"/>
           </w:tcPr>
@@ -9936,7 +10215,7 @@
         </w:tc>
         <w:tc>
           <w:tcPr>
-            <w:tcW w:w="3301" w:type="dxa"/>
+            <w:tcW w:w="3152" w:type="dxa"/>
             <w:tcBorders/>
             <w:vAlign w:val="center"/>
           </w:tcPr>
@@ -9960,7 +10239,7 @@
         <w:trPr/>
         <w:tc>
           <w:tcPr>
-            <w:tcW w:w="2554" w:type="dxa"/>
+            <w:tcW w:w="2285" w:type="dxa"/>
             <w:tcBorders/>
             <w:vAlign w:val="center"/>
           </w:tcPr>
@@ -9981,7 +10260,7 @@
         </w:tc>
         <w:tc>
           <w:tcPr>
-            <w:tcW w:w="4096" w:type="dxa"/>
+            <w:tcW w:w="4100" w:type="dxa"/>
             <w:tcBorders/>
             <w:vAlign w:val="center"/>
           </w:tcPr>
@@ -10004,7 +10283,7 @@
         </w:tc>
         <w:tc>
           <w:tcPr>
-            <w:tcW w:w="1859" w:type="dxa"/>
+            <w:tcW w:w="1802" w:type="dxa"/>
             <w:tcBorders/>
             <w:vAlign w:val="center"/>
           </w:tcPr>
@@ -10077,7 +10356,7 @@
         </w:tc>
         <w:tc>
           <w:tcPr>
-            <w:tcW w:w="3301" w:type="dxa"/>
+            <w:tcW w:w="3152" w:type="dxa"/>
             <w:tcBorders/>
             <w:vAlign w:val="center"/>
           </w:tcPr>
@@ -10101,7 +10380,7 @@
         <w:trPr/>
         <w:tc>
           <w:tcPr>
-            <w:tcW w:w="2554" w:type="dxa"/>
+            <w:tcW w:w="2285" w:type="dxa"/>
             <w:tcBorders/>
             <w:vAlign w:val="center"/>
           </w:tcPr>
@@ -10122,7 +10401,7 @@
         </w:tc>
         <w:tc>
           <w:tcPr>
-            <w:tcW w:w="4096" w:type="dxa"/>
+            <w:tcW w:w="4100" w:type="dxa"/>
             <w:tcBorders/>
             <w:vAlign w:val="center"/>
           </w:tcPr>
@@ -10145,7 +10424,7 @@
         </w:tc>
         <w:tc>
           <w:tcPr>
-            <w:tcW w:w="1859" w:type="dxa"/>
+            <w:tcW w:w="1802" w:type="dxa"/>
             <w:tcBorders/>
             <w:vAlign w:val="center"/>
           </w:tcPr>
@@ -10166,7 +10445,7 @@
         </w:tc>
         <w:tc>
           <w:tcPr>
-            <w:tcW w:w="3301" w:type="dxa"/>
+            <w:tcW w:w="3152" w:type="dxa"/>
             <w:tcBorders/>
             <w:vAlign w:val="center"/>
           </w:tcPr>
@@ -10190,7 +10469,7 @@
         <w:trPr/>
         <w:tc>
           <w:tcPr>
-            <w:tcW w:w="2554" w:type="dxa"/>
+            <w:tcW w:w="2285" w:type="dxa"/>
             <w:tcBorders/>
             <w:vAlign w:val="center"/>
           </w:tcPr>
@@ -10211,7 +10490,7 @@
         </w:tc>
         <w:tc>
           <w:tcPr>
-            <w:tcW w:w="4096" w:type="dxa"/>
+            <w:tcW w:w="4100" w:type="dxa"/>
             <w:tcBorders/>
             <w:vAlign w:val="center"/>
           </w:tcPr>
@@ -10234,7 +10513,7 @@
         </w:tc>
         <w:tc>
           <w:tcPr>
-            <w:tcW w:w="1859" w:type="dxa"/>
+            <w:tcW w:w="1802" w:type="dxa"/>
             <w:tcBorders/>
             <w:vAlign w:val="center"/>
           </w:tcPr>
@@ -10257,7 +10536,7 @@
         </w:tc>
         <w:tc>
           <w:tcPr>
-            <w:tcW w:w="3301" w:type="dxa"/>
+            <w:tcW w:w="3152" w:type="dxa"/>
             <w:tcBorders/>
             <w:vAlign w:val="center"/>
           </w:tcPr>
@@ -10281,7 +10560,7 @@
         <w:trPr/>
         <w:tc>
           <w:tcPr>
-            <w:tcW w:w="2554" w:type="dxa"/>
+            <w:tcW w:w="2285" w:type="dxa"/>
             <w:tcBorders/>
             <w:vAlign w:val="center"/>
           </w:tcPr>
@@ -10302,7 +10581,7 @@
         </w:tc>
         <w:tc>
           <w:tcPr>
-            <w:tcW w:w="4096" w:type="dxa"/>
+            <w:tcW w:w="4100" w:type="dxa"/>
             <w:tcBorders/>
             <w:vAlign w:val="center"/>
           </w:tcPr>
@@ -10325,7 +10604,7 @@
         </w:tc>
         <w:tc>
           <w:tcPr>
-            <w:tcW w:w="1859" w:type="dxa"/>
+            <w:tcW w:w="1802" w:type="dxa"/>
             <w:tcBorders/>
             <w:vAlign w:val="center"/>
           </w:tcPr>
@@ -10348,7 +10627,7 @@
         </w:tc>
         <w:tc>
           <w:tcPr>
-            <w:tcW w:w="3301" w:type="dxa"/>
+            <w:tcW w:w="3152" w:type="dxa"/>
             <w:tcBorders/>
             <w:vAlign w:val="center"/>
           </w:tcPr>
@@ -10372,7 +10651,7 @@
         <w:trPr/>
         <w:tc>
           <w:tcPr>
-            <w:tcW w:w="2554" w:type="dxa"/>
+            <w:tcW w:w="2285" w:type="dxa"/>
             <w:tcBorders/>
             <w:vAlign w:val="center"/>
           </w:tcPr>
@@ -10399,7 +10678,7 @@
         </w:tc>
         <w:tc>
           <w:tcPr>
-            <w:tcW w:w="4096" w:type="dxa"/>
+            <w:tcW w:w="4100" w:type="dxa"/>
             <w:tcBorders/>
             <w:vAlign w:val="center"/>
           </w:tcPr>
@@ -10422,7 +10701,7 @@
         </w:tc>
         <w:tc>
           <w:tcPr>
-            <w:tcW w:w="1859" w:type="dxa"/>
+            <w:tcW w:w="1802" w:type="dxa"/>
             <w:tcBorders/>
             <w:vAlign w:val="center"/>
           </w:tcPr>
@@ -10445,7 +10724,7 @@
         </w:tc>
         <w:tc>
           <w:tcPr>
-            <w:tcW w:w="3301" w:type="dxa"/>
+            <w:tcW w:w="3152" w:type="dxa"/>
             <w:tcBorders/>
             <w:vAlign w:val="center"/>
           </w:tcPr>
@@ -10479,7 +10758,7 @@
         <w:trPr/>
         <w:tc>
           <w:tcPr>
-            <w:tcW w:w="2554" w:type="dxa"/>
+            <w:tcW w:w="2285" w:type="dxa"/>
             <w:tcBorders/>
             <w:vAlign w:val="center"/>
           </w:tcPr>
@@ -10502,7 +10781,7 @@
         </w:tc>
         <w:tc>
           <w:tcPr>
-            <w:tcW w:w="4096" w:type="dxa"/>
+            <w:tcW w:w="4100" w:type="dxa"/>
             <w:tcBorders/>
             <w:vAlign w:val="center"/>
           </w:tcPr>
@@ -10525,7 +10804,7 @@
         </w:tc>
         <w:tc>
           <w:tcPr>
-            <w:tcW w:w="1859" w:type="dxa"/>
+            <w:tcW w:w="1802" w:type="dxa"/>
             <w:tcBorders/>
             <w:vAlign w:val="center"/>
           </w:tcPr>
@@ -10548,7 +10827,7 @@
         </w:tc>
         <w:tc>
           <w:tcPr>
-            <w:tcW w:w="3301" w:type="dxa"/>
+            <w:tcW w:w="3152" w:type="dxa"/>
             <w:tcBorders/>
             <w:vAlign w:val="center"/>
           </w:tcPr>
@@ -10602,7 +10881,7 @@
         <w:trPr/>
         <w:tc>
           <w:tcPr>
-            <w:tcW w:w="2554" w:type="dxa"/>
+            <w:tcW w:w="2285" w:type="dxa"/>
             <w:tcBorders/>
             <w:vAlign w:val="center"/>
           </w:tcPr>
@@ -10639,7 +10918,7 @@
         </w:tc>
         <w:tc>
           <w:tcPr>
-            <w:tcW w:w="4096" w:type="dxa"/>
+            <w:tcW w:w="4100" w:type="dxa"/>
             <w:tcBorders/>
             <w:vAlign w:val="center"/>
           </w:tcPr>
@@ -10662,7 +10941,7 @@
         </w:tc>
         <w:tc>
           <w:tcPr>
-            <w:tcW w:w="1859" w:type="dxa"/>
+            <w:tcW w:w="1802" w:type="dxa"/>
             <w:tcBorders/>
             <w:vAlign w:val="center"/>
           </w:tcPr>
@@ -10685,7 +10964,7 @@
         </w:tc>
         <w:tc>
           <w:tcPr>
-            <w:tcW w:w="3301" w:type="dxa"/>
+            <w:tcW w:w="3152" w:type="dxa"/>
             <w:tcBorders/>
             <w:vAlign w:val="center"/>
           </w:tcPr>
@@ -10719,7 +10998,7 @@
         <w:trPr/>
         <w:tc>
           <w:tcPr>
-            <w:tcW w:w="2554" w:type="dxa"/>
+            <w:tcW w:w="2285" w:type="dxa"/>
             <w:tcBorders/>
             <w:vAlign w:val="center"/>
           </w:tcPr>
@@ -10742,7 +11021,7 @@
         </w:tc>
         <w:tc>
           <w:tcPr>
-            <w:tcW w:w="4096" w:type="dxa"/>
+            <w:tcW w:w="4100" w:type="dxa"/>
             <w:tcBorders/>
             <w:vAlign w:val="center"/>
           </w:tcPr>
@@ -10765,7 +11044,7 @@
         </w:tc>
         <w:tc>
           <w:tcPr>
-            <w:tcW w:w="1859" w:type="dxa"/>
+            <w:tcW w:w="1802" w:type="dxa"/>
             <w:tcBorders/>
             <w:vAlign w:val="center"/>
           </w:tcPr>
@@ -10788,7 +11067,7 @@
         </w:tc>
         <w:tc>
           <w:tcPr>
-            <w:tcW w:w="3301" w:type="dxa"/>
+            <w:tcW w:w="3152" w:type="dxa"/>
             <w:tcBorders/>
             <w:vAlign w:val="center"/>
           </w:tcPr>
@@ -10812,7 +11091,7 @@
         <w:trPr/>
         <w:tc>
           <w:tcPr>
-            <w:tcW w:w="2554" w:type="dxa"/>
+            <w:tcW w:w="2285" w:type="dxa"/>
             <w:tcBorders/>
             <w:vAlign w:val="center"/>
           </w:tcPr>
@@ -10835,7 +11114,7 @@
         </w:tc>
         <w:tc>
           <w:tcPr>
-            <w:tcW w:w="4096" w:type="dxa"/>
+            <w:tcW w:w="4100" w:type="dxa"/>
             <w:tcBorders/>
             <w:vAlign w:val="center"/>
           </w:tcPr>
@@ -10858,7 +11137,7 @@
         </w:tc>
         <w:tc>
           <w:tcPr>
-            <w:tcW w:w="1859" w:type="dxa"/>
+            <w:tcW w:w="1802" w:type="dxa"/>
             <w:tcBorders/>
             <w:vAlign w:val="center"/>
           </w:tcPr>
@@ -10881,7 +11160,7 @@
         </w:tc>
         <w:tc>
           <w:tcPr>
-            <w:tcW w:w="3301" w:type="dxa"/>
+            <w:tcW w:w="3152" w:type="dxa"/>
             <w:tcBorders/>
             <w:vAlign w:val="center"/>
           </w:tcPr>
@@ -10905,7 +11184,7 @@
         <w:trPr/>
         <w:tc>
           <w:tcPr>
-            <w:tcW w:w="2554" w:type="dxa"/>
+            <w:tcW w:w="2285" w:type="dxa"/>
             <w:tcBorders/>
             <w:vAlign w:val="center"/>
           </w:tcPr>
@@ -10928,7 +11207,7 @@
         </w:tc>
         <w:tc>
           <w:tcPr>
-            <w:tcW w:w="4096" w:type="dxa"/>
+            <w:tcW w:w="4100" w:type="dxa"/>
             <w:tcBorders/>
             <w:vAlign w:val="center"/>
           </w:tcPr>
@@ -10951,7 +11230,7 @@
         </w:tc>
         <w:tc>
           <w:tcPr>
-            <w:tcW w:w="1859" w:type="dxa"/>
+            <w:tcW w:w="1802" w:type="dxa"/>
             <w:tcBorders/>
             <w:vAlign w:val="center"/>
           </w:tcPr>
@@ -10974,7 +11253,7 @@
         </w:tc>
         <w:tc>
           <w:tcPr>
-            <w:tcW w:w="3301" w:type="dxa"/>
+            <w:tcW w:w="3152" w:type="dxa"/>
             <w:tcBorders/>
             <w:vAlign w:val="center"/>
           </w:tcPr>
@@ -11194,9 +11473,9 @@
     </w:p>
     <w:tbl>
       <w:tblPr>
-        <w:tblW w:w="11253" w:type="dxa"/>
+        <w:tblW w:w="10959" w:type="dxa"/>
         <w:jc w:val="left"/>
-        <w:tblInd w:w="0" w:type="dxa"/>
+        <w:tblInd w:w="28" w:type="dxa"/>
         <w:tblLayout w:type="fixed"/>
         <w:tblCellMar>
           <w:top w:w="28" w:type="dxa"/>
@@ -11206,9 +11485,9 @@
         </w:tblCellMar>
       </w:tblPr>
       <w:tblGrid>
-        <w:gridCol w:w="3751"/>
-        <w:gridCol w:w="3091"/>
-        <w:gridCol w:w="4411"/>
+        <w:gridCol w:w="3762"/>
+        <w:gridCol w:w="2975"/>
+        <w:gridCol w:w="4222"/>
       </w:tblGrid>
       <w:tr>
         <w:trPr>
@@ -11216,7 +11495,7 @@
         </w:trPr>
         <w:tc>
           <w:tcPr>
-            <w:tcW w:w="3751" w:type="dxa"/>
+            <w:tcW w:w="3762" w:type="dxa"/>
             <w:tcBorders/>
             <w:vAlign w:val="center"/>
           </w:tcPr>
@@ -11238,7 +11517,7 @@
         </w:tc>
         <w:tc>
           <w:tcPr>
-            <w:tcW w:w="3091" w:type="dxa"/>
+            <w:tcW w:w="2975" w:type="dxa"/>
             <w:tcBorders/>
             <w:vAlign w:val="center"/>
           </w:tcPr>
@@ -11260,7 +11539,7 @@
         </w:tc>
         <w:tc>
           <w:tcPr>
-            <w:tcW w:w="4411" w:type="dxa"/>
+            <w:tcW w:w="4222" w:type="dxa"/>
             <w:tcBorders/>
             <w:vAlign w:val="center"/>
           </w:tcPr>
@@ -11285,7 +11564,7 @@
         <w:trPr/>
         <w:tc>
           <w:tcPr>
-            <w:tcW w:w="3751" w:type="dxa"/>
+            <w:tcW w:w="3762" w:type="dxa"/>
             <w:tcBorders/>
             <w:vAlign w:val="center"/>
           </w:tcPr>
@@ -11308,7 +11587,7 @@
         </w:tc>
         <w:tc>
           <w:tcPr>
-            <w:tcW w:w="3091" w:type="dxa"/>
+            <w:tcW w:w="2975" w:type="dxa"/>
             <w:tcBorders/>
             <w:vAlign w:val="center"/>
           </w:tcPr>
@@ -11329,7 +11608,7 @@
         </w:tc>
         <w:tc>
           <w:tcPr>
-            <w:tcW w:w="4411" w:type="dxa"/>
+            <w:tcW w:w="4222" w:type="dxa"/>
             <w:tcBorders/>
             <w:vAlign w:val="center"/>
           </w:tcPr>
@@ -11353,7 +11632,7 @@
         <w:trPr/>
         <w:tc>
           <w:tcPr>
-            <w:tcW w:w="3751" w:type="dxa"/>
+            <w:tcW w:w="3762" w:type="dxa"/>
             <w:tcBorders/>
             <w:vAlign w:val="center"/>
           </w:tcPr>
@@ -11376,7 +11655,7 @@
         </w:tc>
         <w:tc>
           <w:tcPr>
-            <w:tcW w:w="3091" w:type="dxa"/>
+            <w:tcW w:w="2975" w:type="dxa"/>
             <w:tcBorders/>
             <w:vAlign w:val="center"/>
           </w:tcPr>
@@ -11397,7 +11676,7 @@
         </w:tc>
         <w:tc>
           <w:tcPr>
-            <w:tcW w:w="4411" w:type="dxa"/>
+            <w:tcW w:w="4222" w:type="dxa"/>
             <w:tcBorders/>
             <w:vAlign w:val="center"/>
           </w:tcPr>
@@ -11878,9 +12157,9 @@
     </w:p>
     <w:tbl>
       <w:tblPr>
-        <w:tblW w:w="11810" w:type="dxa"/>
+        <w:tblW w:w="11339" w:type="dxa"/>
         <w:jc w:val="left"/>
-        <w:tblInd w:w="0" w:type="dxa"/>
+        <w:tblInd w:w="28" w:type="dxa"/>
         <w:tblLayout w:type="fixed"/>
         <w:tblCellMar>
           <w:top w:w="28" w:type="dxa"/>
@@ -11890,9 +12169,9 @@
         </w:tblCellMar>
       </w:tblPr>
       <w:tblGrid>
-        <w:gridCol w:w="1186"/>
-        <w:gridCol w:w="8225"/>
-        <w:gridCol w:w="2399"/>
+        <w:gridCol w:w="1180"/>
+        <w:gridCol w:w="7903"/>
+        <w:gridCol w:w="2256"/>
       </w:tblGrid>
       <w:tr>
         <w:trPr>
@@ -11900,7 +12179,7 @@
         </w:trPr>
         <w:tc>
           <w:tcPr>
-            <w:tcW w:w="1186" w:type="dxa"/>
+            <w:tcW w:w="1180" w:type="dxa"/>
             <w:tcBorders/>
             <w:vAlign w:val="center"/>
           </w:tcPr>
@@ -11922,7 +12201,7 @@
         </w:tc>
         <w:tc>
           <w:tcPr>
-            <w:tcW w:w="8225" w:type="dxa"/>
+            <w:tcW w:w="7903" w:type="dxa"/>
             <w:tcBorders/>
             <w:vAlign w:val="center"/>
           </w:tcPr>
@@ -11944,7 +12223,7 @@
         </w:tc>
         <w:tc>
           <w:tcPr>
-            <w:tcW w:w="2399" w:type="dxa"/>
+            <w:tcW w:w="2256" w:type="dxa"/>
             <w:tcBorders/>
             <w:vAlign w:val="center"/>
           </w:tcPr>
@@ -11979,7 +12258,7 @@
         <w:trPr/>
         <w:tc>
           <w:tcPr>
-            <w:tcW w:w="1186" w:type="dxa"/>
+            <w:tcW w:w="1180" w:type="dxa"/>
             <w:tcBorders/>
             <w:vAlign w:val="center"/>
           </w:tcPr>
@@ -12002,7 +12281,7 @@
         </w:tc>
         <w:tc>
           <w:tcPr>
-            <w:tcW w:w="8225" w:type="dxa"/>
+            <w:tcW w:w="7903" w:type="dxa"/>
             <w:tcBorders/>
             <w:vAlign w:val="center"/>
           </w:tcPr>
@@ -12033,7 +12312,7 @@
         </w:tc>
         <w:tc>
           <w:tcPr>
-            <w:tcW w:w="2399" w:type="dxa"/>
+            <w:tcW w:w="2256" w:type="dxa"/>
             <w:tcBorders/>
             <w:vAlign w:val="center"/>
           </w:tcPr>
@@ -12077,7 +12356,7 @@
         <w:trPr/>
         <w:tc>
           <w:tcPr>
-            <w:tcW w:w="1186" w:type="dxa"/>
+            <w:tcW w:w="1180" w:type="dxa"/>
             <w:tcBorders/>
             <w:vAlign w:val="center"/>
           </w:tcPr>
@@ -12100,7 +12379,7 @@
         </w:tc>
         <w:tc>
           <w:tcPr>
-            <w:tcW w:w="8225" w:type="dxa"/>
+            <w:tcW w:w="7903" w:type="dxa"/>
             <w:tcBorders/>
             <w:vAlign w:val="center"/>
           </w:tcPr>
@@ -12131,7 +12410,7 @@
         </w:tc>
         <w:tc>
           <w:tcPr>
-            <w:tcW w:w="2399" w:type="dxa"/>
+            <w:tcW w:w="2256" w:type="dxa"/>
             <w:tcBorders/>
             <w:vAlign w:val="center"/>
           </w:tcPr>
@@ -12175,7 +12454,7 @@
         <w:trPr/>
         <w:tc>
           <w:tcPr>
-            <w:tcW w:w="1186" w:type="dxa"/>
+            <w:tcW w:w="1180" w:type="dxa"/>
             <w:tcBorders/>
             <w:vAlign w:val="center"/>
           </w:tcPr>
@@ -12198,7 +12477,7 @@
         </w:tc>
         <w:tc>
           <w:tcPr>
-            <w:tcW w:w="8225" w:type="dxa"/>
+            <w:tcW w:w="7903" w:type="dxa"/>
             <w:tcBorders/>
             <w:vAlign w:val="center"/>
           </w:tcPr>
@@ -12219,7 +12498,7 @@
         </w:tc>
         <w:tc>
           <w:tcPr>
-            <w:tcW w:w="2399" w:type="dxa"/>
+            <w:tcW w:w="2256" w:type="dxa"/>
             <w:tcBorders/>
             <w:vAlign w:val="center"/>
           </w:tcPr>
@@ -12249,7 +12528,7 @@
         <w:trPr/>
         <w:tc>
           <w:tcPr>
-            <w:tcW w:w="1186" w:type="dxa"/>
+            <w:tcW w:w="1180" w:type="dxa"/>
             <w:tcBorders/>
             <w:vAlign w:val="center"/>
           </w:tcPr>
@@ -12272,7 +12551,7 @@
         </w:tc>
         <w:tc>
           <w:tcPr>
-            <w:tcW w:w="8225" w:type="dxa"/>
+            <w:tcW w:w="7903" w:type="dxa"/>
             <w:tcBorders/>
             <w:vAlign w:val="center"/>
           </w:tcPr>
@@ -12355,7 +12634,7 @@
         </w:tc>
         <w:tc>
           <w:tcPr>
-            <w:tcW w:w="2399" w:type="dxa"/>
+            <w:tcW w:w="2256" w:type="dxa"/>
             <w:tcBorders/>
             <w:vAlign w:val="center"/>
           </w:tcPr>
@@ -12379,7 +12658,7 @@
         <w:trPr/>
         <w:tc>
           <w:tcPr>
-            <w:tcW w:w="1186" w:type="dxa"/>
+            <w:tcW w:w="1180" w:type="dxa"/>
             <w:tcBorders/>
             <w:vAlign w:val="center"/>
           </w:tcPr>
@@ -12402,7 +12681,7 @@
         </w:tc>
         <w:tc>
           <w:tcPr>
-            <w:tcW w:w="8225" w:type="dxa"/>
+            <w:tcW w:w="7903" w:type="dxa"/>
             <w:tcBorders/>
             <w:vAlign w:val="center"/>
           </w:tcPr>
@@ -12423,7 +12702,7 @@
         </w:tc>
         <w:tc>
           <w:tcPr>
-            <w:tcW w:w="2399" w:type="dxa"/>
+            <w:tcW w:w="2256" w:type="dxa"/>
             <w:tcBorders/>
             <w:vAlign w:val="center"/>
           </w:tcPr>
@@ -12503,9 +12782,9 @@
     </w:p>
     <w:tbl>
       <w:tblPr>
-        <w:tblW w:w="11810" w:type="dxa"/>
+        <w:tblW w:w="11339" w:type="dxa"/>
         <w:jc w:val="left"/>
-        <w:tblInd w:w="0" w:type="dxa"/>
+        <w:tblInd w:w="28" w:type="dxa"/>
         <w:tblLayout w:type="fixed"/>
         <w:tblCellMar>
           <w:top w:w="28" w:type="dxa"/>
@@ -12515,8 +12794,8 @@
         </w:tblCellMar>
       </w:tblPr>
       <w:tblGrid>
-        <w:gridCol w:w="5490"/>
-        <w:gridCol w:w="6320"/>
+        <w:gridCol w:w="5449"/>
+        <w:gridCol w:w="5890"/>
       </w:tblGrid>
       <w:tr>
         <w:trPr>
@@ -12524,7 +12803,7 @@
         </w:trPr>
         <w:tc>
           <w:tcPr>
-            <w:tcW w:w="5490" w:type="dxa"/>
+            <w:tcW w:w="5449" w:type="dxa"/>
             <w:tcBorders/>
             <w:vAlign w:val="center"/>
           </w:tcPr>
@@ -12546,7 +12825,7 @@
         </w:tc>
         <w:tc>
           <w:tcPr>
-            <w:tcW w:w="6320" w:type="dxa"/>
+            <w:tcW w:w="5890" w:type="dxa"/>
             <w:tcBorders/>
             <w:vAlign w:val="center"/>
           </w:tcPr>
@@ -12571,7 +12850,7 @@
         <w:trPr/>
         <w:tc>
           <w:tcPr>
-            <w:tcW w:w="5490" w:type="dxa"/>
+            <w:tcW w:w="5449" w:type="dxa"/>
             <w:tcBorders/>
             <w:vAlign w:val="center"/>
           </w:tcPr>
@@ -12594,7 +12873,7 @@
         </w:tc>
         <w:tc>
           <w:tcPr>
-            <w:tcW w:w="6320" w:type="dxa"/>
+            <w:tcW w:w="5890" w:type="dxa"/>
             <w:tcBorders/>
             <w:vAlign w:val="center"/>
           </w:tcPr>
@@ -12618,7 +12897,7 @@
         <w:trPr/>
         <w:tc>
           <w:tcPr>
-            <w:tcW w:w="5490" w:type="dxa"/>
+            <w:tcW w:w="5449" w:type="dxa"/>
             <w:tcBorders/>
             <w:vAlign w:val="center"/>
           </w:tcPr>
@@ -12641,7 +12920,7 @@
         </w:tc>
         <w:tc>
           <w:tcPr>
-            <w:tcW w:w="6320" w:type="dxa"/>
+            <w:tcW w:w="5890" w:type="dxa"/>
             <w:tcBorders/>
             <w:vAlign w:val="center"/>
           </w:tcPr>
@@ -12675,7 +12954,7 @@
         <w:trPr/>
         <w:tc>
           <w:tcPr>
-            <w:tcW w:w="5490" w:type="dxa"/>
+            <w:tcW w:w="5449" w:type="dxa"/>
             <w:tcBorders/>
             <w:vAlign w:val="center"/>
           </w:tcPr>
@@ -12698,7 +12977,7 @@
         </w:tc>
         <w:tc>
           <w:tcPr>
-            <w:tcW w:w="6320" w:type="dxa"/>
+            <w:tcW w:w="5890" w:type="dxa"/>
             <w:tcBorders/>
             <w:vAlign w:val="center"/>
           </w:tcPr>
@@ -12722,7 +13001,7 @@
         <w:trPr/>
         <w:tc>
           <w:tcPr>
-            <w:tcW w:w="5490" w:type="dxa"/>
+            <w:tcW w:w="5449" w:type="dxa"/>
             <w:tcBorders/>
             <w:vAlign w:val="center"/>
           </w:tcPr>
@@ -12745,7 +13024,7 @@
         </w:tc>
         <w:tc>
           <w:tcPr>
-            <w:tcW w:w="6320" w:type="dxa"/>
+            <w:tcW w:w="5890" w:type="dxa"/>
             <w:tcBorders/>
             <w:vAlign w:val="center"/>
           </w:tcPr>
@@ -12769,7 +13048,7 @@
         <w:trPr/>
         <w:tc>
           <w:tcPr>
-            <w:tcW w:w="5490" w:type="dxa"/>
+            <w:tcW w:w="5449" w:type="dxa"/>
             <w:tcBorders/>
             <w:vAlign w:val="center"/>
           </w:tcPr>
@@ -12792,7 +13071,7 @@
         </w:tc>
         <w:tc>
           <w:tcPr>
-            <w:tcW w:w="6320" w:type="dxa"/>
+            <w:tcW w:w="5890" w:type="dxa"/>
             <w:tcBorders/>
             <w:vAlign w:val="center"/>
           </w:tcPr>
@@ -12816,7 +13095,7 @@
         <w:trPr/>
         <w:tc>
           <w:tcPr>
-            <w:tcW w:w="5490" w:type="dxa"/>
+            <w:tcW w:w="5449" w:type="dxa"/>
             <w:tcBorders/>
             <w:vAlign w:val="center"/>
           </w:tcPr>
@@ -12839,7 +13118,7 @@
         </w:tc>
         <w:tc>
           <w:tcPr>
-            <w:tcW w:w="6320" w:type="dxa"/>
+            <w:tcW w:w="5890" w:type="dxa"/>
             <w:tcBorders/>
             <w:vAlign w:val="center"/>
           </w:tcPr>
@@ -12863,7 +13142,7 @@
         <w:trPr/>
         <w:tc>
           <w:tcPr>
-            <w:tcW w:w="5490" w:type="dxa"/>
+            <w:tcW w:w="5449" w:type="dxa"/>
             <w:tcBorders/>
             <w:vAlign w:val="center"/>
           </w:tcPr>
@@ -12896,7 +13175,7 @@
         </w:tc>
         <w:tc>
           <w:tcPr>
-            <w:tcW w:w="6320" w:type="dxa"/>
+            <w:tcW w:w="5890" w:type="dxa"/>
             <w:tcBorders/>
             <w:vAlign w:val="center"/>
           </w:tcPr>
@@ -12940,7 +13219,7 @@
         <w:trPr/>
         <w:tc>
           <w:tcPr>
-            <w:tcW w:w="5490" w:type="dxa"/>
+            <w:tcW w:w="5449" w:type="dxa"/>
             <w:tcBorders/>
             <w:vAlign w:val="center"/>
           </w:tcPr>
@@ -12963,7 +13242,7 @@
         </w:tc>
         <w:tc>
           <w:tcPr>
-            <w:tcW w:w="6320" w:type="dxa"/>
+            <w:tcW w:w="5890" w:type="dxa"/>
             <w:tcBorders/>
             <w:vAlign w:val="center"/>
           </w:tcPr>
@@ -13017,7 +13296,7 @@
         <w:trPr/>
         <w:tc>
           <w:tcPr>
-            <w:tcW w:w="5490" w:type="dxa"/>
+            <w:tcW w:w="5449" w:type="dxa"/>
             <w:tcBorders/>
             <w:vAlign w:val="center"/>
           </w:tcPr>
@@ -13040,7 +13319,7 @@
         </w:tc>
         <w:tc>
           <w:tcPr>
-            <w:tcW w:w="6320" w:type="dxa"/>
+            <w:tcW w:w="5890" w:type="dxa"/>
             <w:tcBorders/>
             <w:vAlign w:val="center"/>
           </w:tcPr>
@@ -13070,7 +13349,7 @@
         <w:trPr/>
         <w:tc>
           <w:tcPr>
-            <w:tcW w:w="5490" w:type="dxa"/>
+            <w:tcW w:w="5449" w:type="dxa"/>
             <w:tcBorders/>
             <w:vAlign w:val="center"/>
           </w:tcPr>
@@ -13093,7 +13372,7 @@
         </w:tc>
         <w:tc>
           <w:tcPr>
-            <w:tcW w:w="6320" w:type="dxa"/>
+            <w:tcW w:w="5890" w:type="dxa"/>
             <w:tcBorders/>
             <w:vAlign w:val="center"/>
           </w:tcPr>
@@ -13127,7 +13406,7 @@
         <w:trPr/>
         <w:tc>
           <w:tcPr>
-            <w:tcW w:w="5490" w:type="dxa"/>
+            <w:tcW w:w="5449" w:type="dxa"/>
             <w:tcBorders/>
             <w:vAlign w:val="center"/>
           </w:tcPr>
@@ -13150,7 +13429,7 @@
         </w:tc>
         <w:tc>
           <w:tcPr>
-            <w:tcW w:w="6320" w:type="dxa"/>
+            <w:tcW w:w="5890" w:type="dxa"/>
             <w:tcBorders/>
             <w:vAlign w:val="center"/>
           </w:tcPr>
@@ -13180,7 +13459,7 @@
         <w:trPr/>
         <w:tc>
           <w:tcPr>
-            <w:tcW w:w="5490" w:type="dxa"/>
+            <w:tcW w:w="5449" w:type="dxa"/>
             <w:tcBorders/>
             <w:vAlign w:val="center"/>
           </w:tcPr>
@@ -13203,7 +13482,7 @@
         </w:tc>
         <w:tc>
           <w:tcPr>
-            <w:tcW w:w="6320" w:type="dxa"/>
+            <w:tcW w:w="5890" w:type="dxa"/>
             <w:tcBorders/>
             <w:vAlign w:val="center"/>
           </w:tcPr>
@@ -13247,7 +13526,7 @@
         <w:trPr/>
         <w:tc>
           <w:tcPr>
-            <w:tcW w:w="5490" w:type="dxa"/>
+            <w:tcW w:w="5449" w:type="dxa"/>
             <w:tcBorders/>
             <w:vAlign w:val="center"/>
           </w:tcPr>
@@ -13270,7 +13549,7 @@
         </w:tc>
         <w:tc>
           <w:tcPr>
-            <w:tcW w:w="6320" w:type="dxa"/>
+            <w:tcW w:w="5890" w:type="dxa"/>
             <w:tcBorders/>
             <w:vAlign w:val="center"/>
           </w:tcPr>
@@ -16282,7 +16561,7 @@
       <w:start w:val="1"/>
       <w:numFmt w:val="none"/>
       <w:suff w:val="nothing"/>
-      <w:lvlText w:val="%1"/>
+      <w:lvlText w:val=""/>
       <w:lvlJc w:val="left"/>
       <w:pPr>
         <w:tabs>
@@ -16293,10 +16572,51 @@
     </w:lvl>
     <w:lvl w:ilvl="1">
       <w:start w:val="1"/>
+      <w:numFmt w:val="none"/>
       <w:pStyle w:val="Heading2"/>
+      <w:suff w:val="nothing"/>
+      <w:lvlText w:val=""/>
+      <w:lvlJc w:val="left"/>
+      <w:pPr>
+        <w:tabs>
+          <w:tab w:val="num" w:pos="0"/>
+        </w:tabs>
+        <w:ind w:left="0" w:hanging="0"/>
+      </w:pPr>
+    </w:lvl>
+    <w:lvl w:ilvl="2">
+      <w:start w:val="1"/>
+      <w:numFmt w:val="none"/>
+      <w:pStyle w:val="Heading3"/>
+      <w:suff w:val="nothing"/>
+      <w:lvlText w:val=""/>
+      <w:lvlJc w:val="left"/>
+      <w:pPr>
+        <w:tabs>
+          <w:tab w:val="num" w:pos="0"/>
+        </w:tabs>
+        <w:ind w:left="0" w:hanging="0"/>
+      </w:pPr>
+    </w:lvl>
+    <w:lvl w:ilvl="3">
+      <w:start w:val="1"/>
+      <w:numFmt w:val="none"/>
+      <w:pStyle w:val="Heading4"/>
+      <w:suff w:val="nothing"/>
+      <w:lvlText w:val=""/>
+      <w:lvlJc w:val="left"/>
+      <w:pPr>
+        <w:tabs>
+          <w:tab w:val="num" w:pos="0"/>
+        </w:tabs>
+        <w:ind w:left="0" w:hanging="0"/>
+      </w:pPr>
+    </w:lvl>
+    <w:lvl w:ilvl="4">
+      <w:start w:val="1"/>
       <w:numFmt w:val="none"/>
       <w:suff w:val="nothing"/>
-      <w:lvlText w:val="%2"/>
+      <w:lvlText w:val=""/>
       <w:lvlJc w:val="left"/>
       <w:pPr>
         <w:tabs>
@@ -16305,12 +16625,11 @@
         <w:ind w:left="0" w:hanging="0"/>
       </w:pPr>
     </w:lvl>
-    <w:lvl w:ilvl="2">
-      <w:start w:val="1"/>
-      <w:pStyle w:val="Heading3"/>
+    <w:lvl w:ilvl="5">
+      <w:start w:val="1"/>
       <w:numFmt w:val="none"/>
       <w:suff w:val="nothing"/>
-      <w:lvlText w:val="%3"/>
+      <w:lvlText w:val=""/>
       <w:lvlJc w:val="left"/>
       <w:pPr>
         <w:tabs>
@@ -16319,12 +16638,11 @@
         <w:ind w:left="0" w:hanging="0"/>
       </w:pPr>
     </w:lvl>
-    <w:lvl w:ilvl="3">
-      <w:start w:val="1"/>
-      <w:pStyle w:val="Heading4"/>
+    <w:lvl w:ilvl="6">
+      <w:start w:val="1"/>
       <w:numFmt w:val="none"/>
       <w:suff w:val="nothing"/>
-      <w:lvlText w:val="%4"/>
+      <w:lvlText w:val=""/>
       <w:lvlJc w:val="left"/>
       <w:pPr>
         <w:tabs>
@@ -16333,11 +16651,11 @@
         <w:ind w:left="0" w:hanging="0"/>
       </w:pPr>
     </w:lvl>
-    <w:lvl w:ilvl="4">
+    <w:lvl w:ilvl="7">
       <w:start w:val="1"/>
       <w:numFmt w:val="none"/>
       <w:suff w:val="nothing"/>
-      <w:lvlText w:val="%5"/>
+      <w:lvlText w:val=""/>
       <w:lvlJc w:val="left"/>
       <w:pPr>
         <w:tabs>
@@ -16346,50 +16664,11 @@
         <w:ind w:left="0" w:hanging="0"/>
       </w:pPr>
     </w:lvl>
-    <w:lvl w:ilvl="5">
+    <w:lvl w:ilvl="8">
       <w:start w:val="1"/>
       <w:numFmt w:val="none"/>
       <w:suff w:val="nothing"/>
-      <w:lvlText w:val="%6"/>
-      <w:lvlJc w:val="left"/>
-      <w:pPr>
-        <w:tabs>
-          <w:tab w:val="num" w:pos="0"/>
-        </w:tabs>
-        <w:ind w:left="0" w:hanging="0"/>
-      </w:pPr>
-    </w:lvl>
-    <w:lvl w:ilvl="6">
-      <w:start w:val="1"/>
-      <w:numFmt w:val="none"/>
-      <w:suff w:val="nothing"/>
-      <w:lvlText w:val="%7"/>
-      <w:lvlJc w:val="left"/>
-      <w:pPr>
-        <w:tabs>
-          <w:tab w:val="num" w:pos="0"/>
-        </w:tabs>
-        <w:ind w:left="0" w:hanging="0"/>
-      </w:pPr>
-    </w:lvl>
-    <w:lvl w:ilvl="7">
-      <w:start w:val="1"/>
-      <w:numFmt w:val="none"/>
-      <w:suff w:val="nothing"/>
-      <w:lvlText w:val="%8"/>
-      <w:lvlJc w:val="left"/>
-      <w:pPr>
-        <w:tabs>
-          <w:tab w:val="num" w:pos="0"/>
-        </w:tabs>
-        <w:ind w:left="0" w:hanging="0"/>
-      </w:pPr>
-    </w:lvl>
-    <w:lvl w:ilvl="8">
-      <w:start w:val="1"/>
-      <w:numFmt w:val="none"/>
-      <w:suff w:val="nothing"/>
-      <w:lvlText w:val="%9"/>
+      <w:lvlText w:val=""/>
       <w:lvlJc w:val="left"/>
       <w:pPr>
         <w:tabs>
@@ -16470,7 +16749,7 @@
   <w:docDefaults>
     <w:rPrDefault>
       <w:rPr>
-        <w:rFonts w:ascii="Liberation Serif" w:hAnsi="Liberation Serif" w:eastAsia="WenQuanYi Zen Hei" w:cs="FreeSans"/>
+        <w:rFonts w:ascii="Liberation Serif" w:hAnsi="Liberation Serif" w:eastAsia="Noto Serif CJK SC" w:cs="Noto Sans Devanagari"/>
         <w:sz w:val="24"/>
         <w:szCs w:val="24"/>
         <w:lang w:val="en-US" w:eastAsia="zh-CN" w:bidi="hi-IN"/>
@@ -16500,7 +16779,7 @@
     </w:rPr>
   </w:style>
   <w:style w:type="paragraph" w:styleId="Heading1">
-    <w:name w:val="Heading 1"/>
+    <w:name w:val="heading 1"/>
     <w:basedOn w:val="Heading"/>
     <w:next w:val="BodyText"/>
     <w:qFormat/>
@@ -16508,7 +16787,6 @@
       <w:spacing w:before="240" w:after="80"/>
     </w:pPr>
     <w:rPr>
-      <w:rFonts w:ascii="Noto Sans" w:hAnsi="Noto Sans"/>
       <w:b/>
       <w:bCs/>
       <w:color w:val="88C0D0"/>
@@ -16517,7 +16795,7 @@
     </w:rPr>
   </w:style>
   <w:style w:type="paragraph" w:styleId="Heading2">
-    <w:name w:val="Heading 2"/>
+    <w:name w:val="heading 2"/>
     <w:basedOn w:val="Heading"/>
     <w:next w:val="BodyText"/>
     <w:qFormat/>
@@ -16530,7 +16808,7 @@
       <w:outlineLvl w:val="1"/>
     </w:pPr>
     <w:rPr>
-      <w:rFonts w:ascii="Liberation Serif" w:hAnsi="Liberation Serif" w:eastAsia="WenQuanYi Zen Hei" w:cs="FreeSans"/>
+      <w:rFonts w:ascii="Liberation Serif" w:hAnsi="Liberation Serif" w:eastAsia="Noto Serif CJK SC" w:cs="Noto Sans Devanagari"/>
       <w:b/>
       <w:bCs/>
       <w:color w:val="88C0D0"/>
@@ -16539,7 +16817,7 @@
     </w:rPr>
   </w:style>
   <w:style w:type="paragraph" w:styleId="Heading3">
-    <w:name w:val="Heading 3"/>
+    <w:name w:val="heading 3"/>
     <w:basedOn w:val="Heading"/>
     <w:next w:val="BodyText"/>
     <w:qFormat/>
@@ -16549,7 +16827,7 @@
       <w:outlineLvl w:val="2"/>
     </w:pPr>
     <w:rPr>
-      <w:rFonts w:ascii="Liberation Serif" w:hAnsi="Liberation Serif" w:eastAsia="WenQuanYi Zen Hei" w:cs="FreeSans"/>
+      <w:rFonts w:ascii="Liberation Serif" w:hAnsi="Liberation Serif" w:eastAsia="Noto Serif CJK SC" w:cs="Noto Sans Devanagari"/>
       <w:b/>
       <w:bCs/>
       <w:color w:val="88C0D0"/>
@@ -16558,7 +16836,7 @@
     </w:rPr>
   </w:style>
   <w:style w:type="paragraph" w:styleId="Heading4">
-    <w:name w:val="Heading 4"/>
+    <w:name w:val="heading 4"/>
     <w:basedOn w:val="Heading"/>
     <w:next w:val="BodyText"/>
     <w:qFormat/>
@@ -16567,11 +16845,23 @@
       <w:outlineLvl w:val="3"/>
     </w:pPr>
     <w:rPr>
-      <w:rFonts w:ascii="Liberation Serif" w:hAnsi="Liberation Serif" w:eastAsia="WenQuanYi Zen Hei" w:cs="FreeSans"/>
+      <w:rFonts w:ascii="Liberation Serif" w:hAnsi="Liberation Serif" w:eastAsia="Noto Serif CJK SC" w:cs="Noto Sans Devanagari"/>
       <w:b/>
       <w:bCs/>
       <w:sz w:val="24"/>
       <w:szCs w:val="24"/>
+    </w:rPr>
+  </w:style>
+  <w:style w:type="character" w:styleId="EndnoteReference">
+    <w:name w:val="endnote reference"/>
+    <w:rPr>
+      <w:vertAlign w:val="superscript"/>
+    </w:rPr>
+  </w:style>
+  <w:style w:type="character" w:styleId="FootnoteReference">
+    <w:name w:val="footnote reference"/>
+    <w:rPr>
+      <w:vertAlign w:val="superscript"/>
     </w:rPr>
   </w:style>
   <w:style w:type="character" w:styleId="EndnoteCharacters">
@@ -16651,7 +16941,7 @@
     </w:rPr>
   </w:style>
   <w:style w:type="paragraph" w:styleId="EnvelopeReturn">
-    <w:name w:val="Envelope Return"/>
+    <w:name w:val="envelope return"/>
     <w:basedOn w:val="Normal"/>
     <w:pPr/>
     <w:rPr>
@@ -16670,46 +16960,6 @@
       <w:color w:val="ECEFF4"/>
     </w:rPr>
   </w:style>
-  <w:style w:type="paragraph" w:styleId="Footer">
-    <w:name w:val="Footer"/>
-    <w:basedOn w:val="Normal"/>
-    <w:pPr>
-      <w:suppressLineNumbers/>
-      <w:tabs>
-        <w:tab w:val="clear" w:pos="1134"/>
-        <w:tab w:val="center" w:pos="5952" w:leader="none"/>
-        <w:tab w:val="right" w:pos="10771" w:leader="none"/>
-      </w:tabs>
-    </w:pPr>
-    <w:rPr/>
-  </w:style>
-  <w:style w:type="paragraph" w:styleId="Header">
-    <w:name w:val="Header"/>
-    <w:basedOn w:val="Normal"/>
-    <w:pPr>
-      <w:suppressLineNumbers/>
-      <w:tabs>
-        <w:tab w:val="clear" w:pos="1134"/>
-        <w:tab w:val="center" w:pos="5952" w:leader="none"/>
-        <w:tab w:val="right" w:pos="10771" w:leader="none"/>
-      </w:tabs>
-    </w:pPr>
-    <w:rPr/>
-  </w:style>
-  <w:style w:type="paragraph" w:styleId="HeaderandFooter">
-    <w:name w:val="Header and Footer"/>
-    <w:basedOn w:val="Normal"/>
-    <w:qFormat/>
-    <w:pPr>
-      <w:suppressLineNumbers/>
-      <w:tabs>
-        <w:tab w:val="clear" w:pos="1134"/>
-        <w:tab w:val="center" w:pos="5953" w:leader="none"/>
-        <w:tab w:val="right" w:pos="10772" w:leader="none"/>
-      </w:tabs>
-    </w:pPr>
-    <w:rPr/>
-  </w:style>
   <w:style w:type="paragraph" w:styleId="Index">
     <w:name w:val="Index"/>
     <w:basedOn w:val="Normal"/>
@@ -16718,11 +16968,11 @@
       <w:suppressLineNumbers/>
     </w:pPr>
     <w:rPr>
-      <w:rFonts w:cs="FreeSans"/>
+      <w:rFonts w:cs="Noto Sans Devanagari"/>
     </w:rPr>
   </w:style>
   <w:style w:type="paragraph" w:styleId="Caption">
-    <w:name w:val="Caption"/>
+    <w:name w:val="caption"/>
     <w:basedOn w:val="Normal"/>
     <w:qFormat/>
     <w:pPr>
@@ -16730,7 +16980,7 @@
       <w:spacing w:before="120" w:after="120"/>
     </w:pPr>
     <w:rPr>
-      <w:rFonts w:cs="FreeSans"/>
+      <w:rFonts w:cs="Noto Sans Devanagari"/>
       <w:i/>
       <w:iCs/>
       <w:sz w:val="24"/>
@@ -16742,7 +16992,7 @@
     <w:basedOn w:val="BodyText"/>
     <w:pPr/>
     <w:rPr>
-      <w:rFonts w:cs="FreeSans"/>
+      <w:rFonts w:cs="Noto Sans Devanagari"/>
     </w:rPr>
   </w:style>
   <w:style w:type="paragraph" w:styleId="BodyText">
@@ -16784,7 +17034,7 @@
       <w:ind w:left="160" w:right="160"/>
     </w:pPr>
     <w:rPr>
-      <w:rFonts w:ascii="Liberation Mono" w:hAnsi="Liberation Mono" w:eastAsia="Liberation Mono" w:cs="Liberation Mono"/>
+      <w:rFonts w:ascii="Liberation Mono" w:hAnsi="Liberation Mono" w:eastAsia="Noto Sans Mono CJK SC" w:cs="Liberation Mono"/>
       <w:sz w:val="20"/>
       <w:szCs w:val="20"/>
     </w:rPr>
@@ -16825,37 +17075,37 @@
         <a:srgbClr val="000000"/>
       </a:dk1>
       <a:lt1>
-        <a:srgbClr val="ffffff"/>
+        <a:srgbClr val="FFFFFF"/>
       </a:lt1>
       <a:dk2>
         <a:srgbClr val="000000"/>
       </a:dk2>
       <a:lt2>
-        <a:srgbClr val="ffffff"/>
+        <a:srgbClr val="FFFFFF"/>
       </a:lt2>
       <a:accent1>
-        <a:srgbClr val="18a303"/>
+        <a:srgbClr val="18A303"/>
       </a:accent1>
       <a:accent2>
-        <a:srgbClr val="0369a3"/>
+        <a:srgbClr val="0369A3"/>
       </a:accent2>
       <a:accent3>
-        <a:srgbClr val="a33e03"/>
+        <a:srgbClr val="A33E03"/>
       </a:accent3>
       <a:accent4>
-        <a:srgbClr val="8e03a3"/>
+        <a:srgbClr val="8E03A3"/>
       </a:accent4>
       <a:accent5>
-        <a:srgbClr val="c99c00"/>
+        <a:srgbClr val="C99C00"/>
       </a:accent5>
       <a:accent6>
-        <a:srgbClr val="c9211e"/>
+        <a:srgbClr val="C9211E"/>
       </a:accent6>
       <a:hlink>
-        <a:srgbClr val="0000ee"/>
+        <a:srgbClr val="0000EE"/>
       </a:hlink>
       <a:folHlink>
-        <a:srgbClr val="551a8b"/>
+        <a:srgbClr val="551A8B"/>
       </a:folHlink>
     </a:clrScheme>
     <a:fontScheme name="Office">

--- a/docs/guides/crew/crew-1.0-troubleshooting.docx
+++ b/docs/guides/crew/crew-1.0-troubleshooting.docx
@@ -1,6 +1,6 @@
 
 <file path=word/document.xml><?xml version="1.0" encoding="utf-8"?>
-<w:document xmlns:o="urn:schemas-microsoft-com:office:office" xmlns:r="http://schemas.openxmlformats.org/officeDocument/2006/relationships" xmlns:v="urn:schemas-microsoft-com:vml" xmlns:w="http://schemas.openxmlformats.org/wordprocessingml/2006/main" xmlns:w10="urn:schemas-microsoft-com:office:word" xmlns:wp="http://schemas.openxmlformats.org/drawingml/2006/wordprocessingDrawing" xmlns:wps="http://schemas.microsoft.com/office/word/2010/wordprocessingShape" xmlns:wpg="http://schemas.microsoft.com/office/word/2010/wordprocessingGroup" xmlns:mc="http://schemas.openxmlformats.org/markup-compatibility/2006" xmlns:wp14="http://schemas.microsoft.com/office/word/2010/wordprocessingDrawing" xmlns:w14="http://schemas.microsoft.com/office/word/2010/wordml" xmlns:w15="http://schemas.microsoft.com/office/word/2012/wordml" mc:Ignorable="w14 wp14 w15">
+<w:document xmlns:o="urn:schemas-microsoft-com:office:office" xmlns:r="http://schemas.openxmlformats.org/officeDocument/2006/relationships" xmlns:v="urn:schemas-microsoft-com:vml" xmlns:w="http://schemas.openxmlformats.org/wordprocessingml/2006/main" xmlns:w10="urn:schemas-microsoft-com:office:word" xmlns:wp="http://schemas.openxmlformats.org/drawingml/2006/wordprocessingDrawing" xmlns:pic="http://schemas.openxmlformats.org/drawingml/2006/picture" xmlns:wps="http://schemas.microsoft.com/office/word/2010/wordprocessingShape" xmlns:wpg="http://schemas.microsoft.com/office/word/2010/wordprocessingGroup" xmlns:mc="http://schemas.openxmlformats.org/markup-compatibility/2006" xmlns:wp14="http://schemas.microsoft.com/office/word/2010/wordprocessingDrawing" xmlns:w14="http://schemas.microsoft.com/office/word/2010/wordml" xmlns:w15="http://schemas.microsoft.com/office/word/2012/wordml" mc:Ignorable="w14 wp14 w15">
   <w:body>
     <w:p>
       <w:pPr>
@@ -545,9 +545,9 @@
     </w:p>
     <w:tbl>
       <w:tblPr>
-        <w:tblW w:w="11810" w:type="dxa"/>
+        <w:tblW w:w="11731" w:type="dxa"/>
         <w:jc w:val="left"/>
-        <w:tblInd w:w="0" w:type="dxa"/>
+        <w:tblInd w:w="28" w:type="dxa"/>
         <w:tblLayout w:type="fixed"/>
         <w:tblCellMar>
           <w:top w:w="28" w:type="dxa"/>
@@ -557,11 +557,11 @@
         </w:tblCellMar>
       </w:tblPr>
       <w:tblGrid>
-        <w:gridCol w:w="2116"/>
-        <w:gridCol w:w="2446"/>
-        <w:gridCol w:w="2131"/>
+        <w:gridCol w:w="2119"/>
+        <w:gridCol w:w="2456"/>
+        <w:gridCol w:w="2022"/>
         <w:gridCol w:w="2986"/>
-        <w:gridCol w:w="2131"/>
+        <w:gridCol w:w="2148"/>
       </w:tblGrid>
       <w:tr>
         <w:trPr>
@@ -569,7 +569,7 @@
         </w:trPr>
         <w:tc>
           <w:tcPr>
-            <w:tcW w:w="2116" w:type="dxa"/>
+            <w:tcW w:w="2119" w:type="dxa"/>
             <w:tcBorders/>
             <w:vAlign w:val="center"/>
           </w:tcPr>
@@ -591,7 +591,7 @@
         </w:tc>
         <w:tc>
           <w:tcPr>
-            <w:tcW w:w="2446" w:type="dxa"/>
+            <w:tcW w:w="2456" w:type="dxa"/>
             <w:tcBorders/>
             <w:vAlign w:val="center"/>
           </w:tcPr>
@@ -613,7 +613,7 @@
         </w:tc>
         <w:tc>
           <w:tcPr>
-            <w:tcW w:w="2131" w:type="dxa"/>
+            <w:tcW w:w="2022" w:type="dxa"/>
             <w:tcBorders/>
             <w:vAlign w:val="center"/>
           </w:tcPr>
@@ -657,7 +657,7 @@
         </w:tc>
         <w:tc>
           <w:tcPr>
-            <w:tcW w:w="2131" w:type="dxa"/>
+            <w:tcW w:w="2148" w:type="dxa"/>
             <w:tcBorders/>
             <w:vAlign w:val="center"/>
           </w:tcPr>
@@ -682,7 +682,7 @@
         <w:trPr/>
         <w:tc>
           <w:tcPr>
-            <w:tcW w:w="2116" w:type="dxa"/>
+            <w:tcW w:w="2119" w:type="dxa"/>
             <w:tcBorders/>
             <w:vAlign w:val="center"/>
           </w:tcPr>
@@ -705,7 +705,7 @@
         </w:tc>
         <w:tc>
           <w:tcPr>
-            <w:tcW w:w="2446" w:type="dxa"/>
+            <w:tcW w:w="2456" w:type="dxa"/>
             <w:tcBorders/>
             <w:vAlign w:val="center"/>
           </w:tcPr>
@@ -728,7 +728,7 @@
         </w:tc>
         <w:tc>
           <w:tcPr>
-            <w:tcW w:w="2131" w:type="dxa"/>
+            <w:tcW w:w="2022" w:type="dxa"/>
             <w:tcBorders/>
             <w:vAlign w:val="center"/>
           </w:tcPr>
@@ -794,7 +794,7 @@
         </w:tc>
         <w:tc>
           <w:tcPr>
-            <w:tcW w:w="2131" w:type="dxa"/>
+            <w:tcW w:w="2148" w:type="dxa"/>
             <w:tcBorders/>
             <w:vAlign w:val="center"/>
           </w:tcPr>
@@ -818,7 +818,7 @@
         <w:trPr/>
         <w:tc>
           <w:tcPr>
-            <w:tcW w:w="2116" w:type="dxa"/>
+            <w:tcW w:w="2119" w:type="dxa"/>
             <w:tcBorders/>
             <w:vAlign w:val="center"/>
           </w:tcPr>
@@ -841,7 +841,7 @@
         </w:tc>
         <w:tc>
           <w:tcPr>
-            <w:tcW w:w="2446" w:type="dxa"/>
+            <w:tcW w:w="2456" w:type="dxa"/>
             <w:tcBorders/>
             <w:vAlign w:val="center"/>
           </w:tcPr>
@@ -864,7 +864,7 @@
         </w:tc>
         <w:tc>
           <w:tcPr>
-            <w:tcW w:w="2131" w:type="dxa"/>
+            <w:tcW w:w="2022" w:type="dxa"/>
             <w:tcBorders/>
             <w:vAlign w:val="center"/>
           </w:tcPr>
@@ -916,7 +916,7 @@
         </w:tc>
         <w:tc>
           <w:tcPr>
-            <w:tcW w:w="2131" w:type="dxa"/>
+            <w:tcW w:w="2148" w:type="dxa"/>
             <w:tcBorders/>
             <w:vAlign w:val="center"/>
           </w:tcPr>
@@ -940,7 +940,7 @@
         <w:trPr/>
         <w:tc>
           <w:tcPr>
-            <w:tcW w:w="2116" w:type="dxa"/>
+            <w:tcW w:w="2119" w:type="dxa"/>
             <w:tcBorders/>
             <w:vAlign w:val="center"/>
           </w:tcPr>
@@ -993,7 +993,7 @@
         </w:tc>
         <w:tc>
           <w:tcPr>
-            <w:tcW w:w="2446" w:type="dxa"/>
+            <w:tcW w:w="2456" w:type="dxa"/>
             <w:tcBorders/>
             <w:vAlign w:val="center"/>
           </w:tcPr>
@@ -1016,7 +1016,7 @@
         </w:tc>
         <w:tc>
           <w:tcPr>
-            <w:tcW w:w="2131" w:type="dxa"/>
+            <w:tcW w:w="2022" w:type="dxa"/>
             <w:tcBorders/>
             <w:vAlign w:val="center"/>
           </w:tcPr>
@@ -1074,7 +1074,7 @@
         </w:tc>
         <w:tc>
           <w:tcPr>
-            <w:tcW w:w="2131" w:type="dxa"/>
+            <w:tcW w:w="2148" w:type="dxa"/>
             <w:tcBorders/>
             <w:vAlign w:val="center"/>
           </w:tcPr>
@@ -1110,7 +1110,7 @@
         <w:trPr/>
         <w:tc>
           <w:tcPr>
-            <w:tcW w:w="2116" w:type="dxa"/>
+            <w:tcW w:w="2119" w:type="dxa"/>
             <w:tcBorders/>
             <w:vAlign w:val="center"/>
           </w:tcPr>
@@ -1133,7 +1133,7 @@
         </w:tc>
         <w:tc>
           <w:tcPr>
-            <w:tcW w:w="2446" w:type="dxa"/>
+            <w:tcW w:w="2456" w:type="dxa"/>
             <w:tcBorders/>
             <w:vAlign w:val="center"/>
           </w:tcPr>
@@ -1156,7 +1156,7 @@
         </w:tc>
         <w:tc>
           <w:tcPr>
-            <w:tcW w:w="2131" w:type="dxa"/>
+            <w:tcW w:w="2022" w:type="dxa"/>
             <w:tcBorders/>
             <w:vAlign w:val="center"/>
           </w:tcPr>
@@ -1214,7 +1214,7 @@
         </w:tc>
         <w:tc>
           <w:tcPr>
-            <w:tcW w:w="2131" w:type="dxa"/>
+            <w:tcW w:w="2148" w:type="dxa"/>
             <w:tcBorders/>
             <w:vAlign w:val="center"/>
           </w:tcPr>
@@ -1238,7 +1238,7 @@
         <w:trPr/>
         <w:tc>
           <w:tcPr>
-            <w:tcW w:w="2116" w:type="dxa"/>
+            <w:tcW w:w="2119" w:type="dxa"/>
             <w:tcBorders/>
             <w:vAlign w:val="center"/>
           </w:tcPr>
@@ -1285,7 +1285,7 @@
         </w:tc>
         <w:tc>
           <w:tcPr>
-            <w:tcW w:w="2446" w:type="dxa"/>
+            <w:tcW w:w="2456" w:type="dxa"/>
             <w:tcBorders/>
             <w:vAlign w:val="center"/>
           </w:tcPr>
@@ -1308,7 +1308,7 @@
         </w:tc>
         <w:tc>
           <w:tcPr>
-            <w:tcW w:w="2131" w:type="dxa"/>
+            <w:tcW w:w="2022" w:type="dxa"/>
             <w:tcBorders/>
             <w:vAlign w:val="center"/>
           </w:tcPr>
@@ -1428,7 +1428,7 @@
         </w:tc>
         <w:tc>
           <w:tcPr>
-            <w:tcW w:w="2131" w:type="dxa"/>
+            <w:tcW w:w="2148" w:type="dxa"/>
             <w:tcBorders/>
             <w:vAlign w:val="center"/>
           </w:tcPr>
@@ -1468,7 +1468,7 @@
         <w:trPr/>
         <w:tc>
           <w:tcPr>
-            <w:tcW w:w="2116" w:type="dxa"/>
+            <w:tcW w:w="2119" w:type="dxa"/>
             <w:tcBorders/>
             <w:vAlign w:val="center"/>
           </w:tcPr>
@@ -1515,7 +1515,7 @@
         </w:tc>
         <w:tc>
           <w:tcPr>
-            <w:tcW w:w="2446" w:type="dxa"/>
+            <w:tcW w:w="2456" w:type="dxa"/>
             <w:tcBorders/>
             <w:vAlign w:val="center"/>
           </w:tcPr>
@@ -1538,7 +1538,7 @@
         </w:tc>
         <w:tc>
           <w:tcPr>
-            <w:tcW w:w="2131" w:type="dxa"/>
+            <w:tcW w:w="2022" w:type="dxa"/>
             <w:tcBorders/>
             <w:vAlign w:val="center"/>
           </w:tcPr>
@@ -1616,7 +1616,7 @@
         </w:tc>
         <w:tc>
           <w:tcPr>
-            <w:tcW w:w="2131" w:type="dxa"/>
+            <w:tcW w:w="2148" w:type="dxa"/>
             <w:tcBorders/>
             <w:vAlign w:val="center"/>
           </w:tcPr>
@@ -1642,7 +1642,7 @@
         <w:trPr/>
         <w:tc>
           <w:tcPr>
-            <w:tcW w:w="2116" w:type="dxa"/>
+            <w:tcW w:w="2119" w:type="dxa"/>
             <w:tcBorders/>
             <w:vAlign w:val="center"/>
           </w:tcPr>
@@ -1689,7 +1689,7 @@
         </w:tc>
         <w:tc>
           <w:tcPr>
-            <w:tcW w:w="2446" w:type="dxa"/>
+            <w:tcW w:w="2456" w:type="dxa"/>
             <w:tcBorders/>
             <w:vAlign w:val="center"/>
           </w:tcPr>
@@ -1712,7 +1712,7 @@
         </w:tc>
         <w:tc>
           <w:tcPr>
-            <w:tcW w:w="2131" w:type="dxa"/>
+            <w:tcW w:w="2022" w:type="dxa"/>
             <w:tcBorders/>
             <w:vAlign w:val="center"/>
           </w:tcPr>
@@ -1810,7 +1810,7 @@
         </w:tc>
         <w:tc>
           <w:tcPr>
-            <w:tcW w:w="2131" w:type="dxa"/>
+            <w:tcW w:w="2148" w:type="dxa"/>
             <w:tcBorders/>
             <w:vAlign w:val="center"/>
           </w:tcPr>
@@ -1836,7 +1836,7 @@
         <w:trPr/>
         <w:tc>
           <w:tcPr>
-            <w:tcW w:w="2116" w:type="dxa"/>
+            <w:tcW w:w="2119" w:type="dxa"/>
             <w:tcBorders/>
             <w:vAlign w:val="center"/>
           </w:tcPr>
@@ -1923,7 +1923,7 @@
         </w:tc>
         <w:tc>
           <w:tcPr>
-            <w:tcW w:w="2446" w:type="dxa"/>
+            <w:tcW w:w="2456" w:type="dxa"/>
             <w:tcBorders/>
             <w:vAlign w:val="center"/>
           </w:tcPr>
@@ -1946,7 +1946,7 @@
         </w:tc>
         <w:tc>
           <w:tcPr>
-            <w:tcW w:w="2131" w:type="dxa"/>
+            <w:tcW w:w="2022" w:type="dxa"/>
             <w:tcBorders/>
             <w:vAlign w:val="center"/>
           </w:tcPr>
@@ -2040,7 +2040,7 @@
         </w:tc>
         <w:tc>
           <w:tcPr>
-            <w:tcW w:w="2131" w:type="dxa"/>
+            <w:tcW w:w="2148" w:type="dxa"/>
             <w:tcBorders/>
             <w:vAlign w:val="center"/>
           </w:tcPr>
@@ -2076,7 +2076,7 @@
         <w:trPr/>
         <w:tc>
           <w:tcPr>
-            <w:tcW w:w="2116" w:type="dxa"/>
+            <w:tcW w:w="2119" w:type="dxa"/>
             <w:tcBorders/>
             <w:vAlign w:val="center"/>
           </w:tcPr>
@@ -2099,7 +2099,7 @@
         </w:tc>
         <w:tc>
           <w:tcPr>
-            <w:tcW w:w="2446" w:type="dxa"/>
+            <w:tcW w:w="2456" w:type="dxa"/>
             <w:tcBorders/>
             <w:vAlign w:val="center"/>
           </w:tcPr>
@@ -2122,7 +2122,7 @@
         </w:tc>
         <w:tc>
           <w:tcPr>
-            <w:tcW w:w="2131" w:type="dxa"/>
+            <w:tcW w:w="2022" w:type="dxa"/>
             <w:tcBorders/>
             <w:vAlign w:val="center"/>
           </w:tcPr>
@@ -2176,7 +2176,7 @@
         </w:tc>
         <w:tc>
           <w:tcPr>
-            <w:tcW w:w="2131" w:type="dxa"/>
+            <w:tcW w:w="2148" w:type="dxa"/>
             <w:tcBorders/>
             <w:vAlign w:val="center"/>
           </w:tcPr>
@@ -2200,7 +2200,7 @@
         <w:trPr/>
         <w:tc>
           <w:tcPr>
-            <w:tcW w:w="2116" w:type="dxa"/>
+            <w:tcW w:w="2119" w:type="dxa"/>
             <w:tcBorders/>
             <w:vAlign w:val="center"/>
           </w:tcPr>
@@ -2223,7 +2223,7 @@
         </w:tc>
         <w:tc>
           <w:tcPr>
-            <w:tcW w:w="2446" w:type="dxa"/>
+            <w:tcW w:w="2456" w:type="dxa"/>
             <w:tcBorders/>
             <w:vAlign w:val="center"/>
           </w:tcPr>
@@ -2246,7 +2246,7 @@
         </w:tc>
         <w:tc>
           <w:tcPr>
-            <w:tcW w:w="2131" w:type="dxa"/>
+            <w:tcW w:w="2022" w:type="dxa"/>
             <w:tcBorders/>
             <w:vAlign w:val="center"/>
           </w:tcPr>
@@ -2310,7 +2310,7 @@
         </w:tc>
         <w:tc>
           <w:tcPr>
-            <w:tcW w:w="2131" w:type="dxa"/>
+            <w:tcW w:w="2148" w:type="dxa"/>
             <w:tcBorders/>
             <w:vAlign w:val="center"/>
           </w:tcPr>
@@ -2336,7 +2336,7 @@
         <w:trPr/>
         <w:tc>
           <w:tcPr>
-            <w:tcW w:w="2116" w:type="dxa"/>
+            <w:tcW w:w="2119" w:type="dxa"/>
             <w:tcBorders/>
             <w:vAlign w:val="center"/>
           </w:tcPr>
@@ -2359,7 +2359,7 @@
         </w:tc>
         <w:tc>
           <w:tcPr>
-            <w:tcW w:w="2446" w:type="dxa"/>
+            <w:tcW w:w="2456" w:type="dxa"/>
             <w:tcBorders/>
             <w:vAlign w:val="center"/>
           </w:tcPr>
@@ -2382,7 +2382,7 @@
         </w:tc>
         <w:tc>
           <w:tcPr>
-            <w:tcW w:w="2131" w:type="dxa"/>
+            <w:tcW w:w="2022" w:type="dxa"/>
             <w:tcBorders/>
             <w:vAlign w:val="center"/>
           </w:tcPr>
@@ -2440,7 +2440,7 @@
         </w:tc>
         <w:tc>
           <w:tcPr>
-            <w:tcW w:w="2131" w:type="dxa"/>
+            <w:tcW w:w="2148" w:type="dxa"/>
             <w:tcBorders/>
             <w:vAlign w:val="center"/>
           </w:tcPr>
@@ -2466,7 +2466,7 @@
         <w:trPr/>
         <w:tc>
           <w:tcPr>
-            <w:tcW w:w="2116" w:type="dxa"/>
+            <w:tcW w:w="2119" w:type="dxa"/>
             <w:tcBorders/>
             <w:vAlign w:val="center"/>
           </w:tcPr>
@@ -2489,7 +2489,7 @@
         </w:tc>
         <w:tc>
           <w:tcPr>
-            <w:tcW w:w="2446" w:type="dxa"/>
+            <w:tcW w:w="2456" w:type="dxa"/>
             <w:tcBorders/>
             <w:vAlign w:val="center"/>
           </w:tcPr>
@@ -2512,7 +2512,7 @@
         </w:tc>
         <w:tc>
           <w:tcPr>
-            <w:tcW w:w="2131" w:type="dxa"/>
+            <w:tcW w:w="2022" w:type="dxa"/>
             <w:tcBorders/>
             <w:vAlign w:val="center"/>
           </w:tcPr>
@@ -2596,7 +2596,7 @@
         </w:tc>
         <w:tc>
           <w:tcPr>
-            <w:tcW w:w="2131" w:type="dxa"/>
+            <w:tcW w:w="2148" w:type="dxa"/>
             <w:tcBorders/>
             <w:vAlign w:val="center"/>
           </w:tcPr>
@@ -2626,7 +2626,7 @@
         <w:trPr/>
         <w:tc>
           <w:tcPr>
-            <w:tcW w:w="2116" w:type="dxa"/>
+            <w:tcW w:w="2119" w:type="dxa"/>
             <w:tcBorders/>
             <w:vAlign w:val="center"/>
           </w:tcPr>
@@ -2649,7 +2649,7 @@
         </w:tc>
         <w:tc>
           <w:tcPr>
-            <w:tcW w:w="2446" w:type="dxa"/>
+            <w:tcW w:w="2456" w:type="dxa"/>
             <w:tcBorders/>
             <w:vAlign w:val="center"/>
           </w:tcPr>
@@ -2672,7 +2672,7 @@
         </w:tc>
         <w:tc>
           <w:tcPr>
-            <w:tcW w:w="2131" w:type="dxa"/>
+            <w:tcW w:w="2022" w:type="dxa"/>
             <w:tcBorders/>
             <w:vAlign w:val="center"/>
           </w:tcPr>
@@ -2716,7 +2716,7 @@
         </w:tc>
         <w:tc>
           <w:tcPr>
-            <w:tcW w:w="2131" w:type="dxa"/>
+            <w:tcW w:w="2148" w:type="dxa"/>
             <w:tcBorders/>
             <w:vAlign w:val="center"/>
           </w:tcPr>
@@ -4430,7 +4430,137 @@
       </w:r>
       <w:r>
         <w:rPr/>
-        <w:t xml:space="preserve"> — the commit the ticket started from) across committed, staged, unstaged and untracked changes, so a shell-made write is caught here even though nothing blocked it at the time. </w:t>
+        <w:t xml:space="preserve"> — the commit the ticket started from) across committed, staged, unstaged and untracked changes, so a shell-made write is caught here even though nothing blocked it at the time. A file byte-identical to main as last merged is not counted; a </w:t>
+      </w:r>
+      <w:r>
+        <w:rPr>
+          <w:rStyle w:val="SourceText"/>
+        </w:rPr>
+        <w:t>merged main: could not tell</w:t>
+      </w:r>
+      <w:r>
+        <w:rPr/>
+        <w:t xml:space="preserve"> line (a detached HEAD, none of </w:t>
+      </w:r>
+      <w:r>
+        <w:rPr>
+          <w:rStyle w:val="SourceText"/>
+        </w:rPr>
+        <w:t>origin/HEAD</w:t>
+      </w:r>
+      <w:r>
+        <w:rPr/>
+        <w:t xml:space="preserve">, </w:t>
+      </w:r>
+      <w:r>
+        <w:rPr>
+          <w:rStyle w:val="SourceText"/>
+        </w:rPr>
+        <w:t>origin/main</w:t>
+      </w:r>
+      <w:r>
+        <w:rPr/>
+        <w:t xml:space="preserve"> and </w:t>
+      </w:r>
+      <w:r>
+        <w:rPr>
+          <w:rStyle w:val="SourceText"/>
+        </w:rPr>
+        <w:t>main</w:t>
+      </w:r>
+      <w:r>
+        <w:rPr/>
+        <w:t xml:space="preserve"> naming a commit, or a git error) means every merged-in file was counted, so check out the ticket branch and rerun. A missing </w:t>
+      </w:r>
+      <w:r>
+        <w:rPr>
+          <w:rStyle w:val="SourceText"/>
+        </w:rPr>
+        <w:t>origin/main</w:t>
+      </w:r>
+      <w:r>
+        <w:rPr/>
+        <w:t xml:space="preserve"> alone is not that: a local </w:t>
+      </w:r>
+      <w:r>
+        <w:rPr>
+          <w:rStyle w:val="SourceText"/>
+        </w:rPr>
+        <w:t>main</w:t>
+      </w:r>
+      <w:r>
+        <w:rPr/>
+        <w:t xml:space="preserve"> is used instead. An untracked merged-in file (after </w:t>
+      </w:r>
+      <w:r>
+        <w:rPr>
+          <w:rStyle w:val="SourceText"/>
+        </w:rPr>
+        <w:t>git rm --cached</w:t>
+      </w:r>
+      <w:r>
+        <w:rPr/>
+        <w:t xml:space="preserve">) is main's only when </w:t>
+      </w:r>
+      <w:r>
+        <w:rPr>
+          <w:rStyle w:val="SourceText"/>
+        </w:rPr>
+        <w:t>git add</w:t>
+      </w:r>
+      <w:r>
+        <w:rPr/>
+        <w:t xml:space="preserve"> would record it identically: with </w:t>
+      </w:r>
+      <w:r>
+        <w:rPr>
+          <w:rStyle w:val="SourceText"/>
+        </w:rPr>
+        <w:t>core.fileMode=false</w:t>
+      </w:r>
+      <w:r>
+        <w:rPr/>
+        <w:t xml:space="preserve"> its execute bit is ignored, as git ignores it. On the review side, </w:t>
+      </w:r>
+      <w:r>
+        <w:rPr>
+          <w:rStyle w:val="SourceText"/>
+        </w:rPr>
+        <w:t>diffed-from-merged=could-not-tell</w:t>
+      </w:r>
+      <w:r>
+        <w:rPr/>
+        <w:t xml:space="preserve"> (or </w:t>
+      </w:r>
+      <w:r>
+        <w:rPr>
+          <w:rStyle w:val="SourceText"/>
+        </w:rPr>
+        <w:t>fork: could not tell</w:t>
+      </w:r>
+      <w:r>
+        <w:rPr/>
+        <w:t xml:space="preserve"> from </w:t>
+      </w:r>
+      <w:r>
+        <w:rPr>
+          <w:rStyle w:val="SourceText"/>
+        </w:rPr>
+        <w:t>--check-receipt</w:t>
+      </w:r>
+      <w:r>
+        <w:rPr/>
+        <w:t xml:space="preserve">) means </w:t>
+      </w:r>
+      <w:r>
+        <w:rPr>
+          <w:rStyle w:val="SourceText"/>
+        </w:rPr>
+        <w:t>git merge-base &lt;start&gt; &lt;merged&gt;</w:t>
+      </w:r>
+      <w:r>
+        <w:rPr/>
+        <w:t xml:space="preserve"> gave no answer, so a file main also changed shows main's lines as the ticket's: fetch, check the start commit still exists, and rebuild. </w:t>
       </w:r>
       <w:r>
         <w:rPr>
@@ -6921,9 +7051,9 @@
     </w:p>
     <w:tbl>
       <w:tblPr>
-        <w:tblW w:w="11810" w:type="dxa"/>
+        <w:tblW w:w="11339" w:type="dxa"/>
         <w:jc w:val="left"/>
-        <w:tblInd w:w="0" w:type="dxa"/>
+        <w:tblInd w:w="28" w:type="dxa"/>
         <w:tblLayout w:type="fixed"/>
         <w:tblCellMar>
           <w:top w:w="28" w:type="dxa"/>
@@ -6933,10 +7063,10 @@
         </w:tblCellMar>
       </w:tblPr>
       <w:tblGrid>
-        <w:gridCol w:w="4730"/>
-        <w:gridCol w:w="1699"/>
-        <w:gridCol w:w="1841"/>
-        <w:gridCol w:w="3540"/>
+        <w:gridCol w:w="4621"/>
+        <w:gridCol w:w="1551"/>
+        <w:gridCol w:w="1790"/>
+        <w:gridCol w:w="3377"/>
       </w:tblGrid>
       <w:tr>
         <w:trPr>
@@ -6944,7 +7074,7 @@
         </w:trPr>
         <w:tc>
           <w:tcPr>
-            <w:tcW w:w="4730" w:type="dxa"/>
+            <w:tcW w:w="4621" w:type="dxa"/>
             <w:tcBorders/>
             <w:vAlign w:val="center"/>
           </w:tcPr>
@@ -6966,7 +7096,7 @@
         </w:tc>
         <w:tc>
           <w:tcPr>
-            <w:tcW w:w="1699" w:type="dxa"/>
+            <w:tcW w:w="1551" w:type="dxa"/>
             <w:tcBorders/>
             <w:vAlign w:val="center"/>
           </w:tcPr>
@@ -6988,7 +7118,7 @@
         </w:tc>
         <w:tc>
           <w:tcPr>
-            <w:tcW w:w="1841" w:type="dxa"/>
+            <w:tcW w:w="1790" w:type="dxa"/>
             <w:tcBorders/>
             <w:vAlign w:val="center"/>
           </w:tcPr>
@@ -7010,7 +7140,7 @@
         </w:tc>
         <w:tc>
           <w:tcPr>
-            <w:tcW w:w="3540" w:type="dxa"/>
+            <w:tcW w:w="3377" w:type="dxa"/>
             <w:tcBorders/>
             <w:vAlign w:val="center"/>
           </w:tcPr>
@@ -7035,7 +7165,7 @@
         <w:trPr/>
         <w:tc>
           <w:tcPr>
-            <w:tcW w:w="4730" w:type="dxa"/>
+            <w:tcW w:w="4621" w:type="dxa"/>
             <w:tcBorders/>
             <w:vAlign w:val="center"/>
           </w:tcPr>
@@ -7058,7 +7188,7 @@
         </w:tc>
         <w:tc>
           <w:tcPr>
-            <w:tcW w:w="1699" w:type="dxa"/>
+            <w:tcW w:w="1551" w:type="dxa"/>
             <w:tcBorders/>
             <w:vAlign w:val="center"/>
           </w:tcPr>
@@ -7079,7 +7209,7 @@
         </w:tc>
         <w:tc>
           <w:tcPr>
-            <w:tcW w:w="1841" w:type="dxa"/>
+            <w:tcW w:w="1790" w:type="dxa"/>
             <w:tcBorders/>
             <w:vAlign w:val="center"/>
           </w:tcPr>
@@ -7100,7 +7230,7 @@
         </w:tc>
         <w:tc>
           <w:tcPr>
-            <w:tcW w:w="3540" w:type="dxa"/>
+            <w:tcW w:w="3377" w:type="dxa"/>
             <w:tcBorders/>
             <w:vAlign w:val="center"/>
           </w:tcPr>
@@ -7140,7 +7270,7 @@
         <w:trPr/>
         <w:tc>
           <w:tcPr>
-            <w:tcW w:w="4730" w:type="dxa"/>
+            <w:tcW w:w="4621" w:type="dxa"/>
             <w:tcBorders/>
             <w:vAlign w:val="center"/>
           </w:tcPr>
@@ -7163,7 +7293,7 @@
         </w:tc>
         <w:tc>
           <w:tcPr>
-            <w:tcW w:w="1699" w:type="dxa"/>
+            <w:tcW w:w="1551" w:type="dxa"/>
             <w:tcBorders/>
             <w:vAlign w:val="center"/>
           </w:tcPr>
@@ -7184,7 +7314,7 @@
         </w:tc>
         <w:tc>
           <w:tcPr>
-            <w:tcW w:w="1841" w:type="dxa"/>
+            <w:tcW w:w="1790" w:type="dxa"/>
             <w:tcBorders/>
             <w:vAlign w:val="center"/>
           </w:tcPr>
@@ -7227,7 +7357,7 @@
         </w:tc>
         <w:tc>
           <w:tcPr>
-            <w:tcW w:w="3540" w:type="dxa"/>
+            <w:tcW w:w="3377" w:type="dxa"/>
             <w:tcBorders/>
             <w:vAlign w:val="center"/>
           </w:tcPr>
@@ -7257,7 +7387,7 @@
         <w:trPr/>
         <w:tc>
           <w:tcPr>
-            <w:tcW w:w="4730" w:type="dxa"/>
+            <w:tcW w:w="4621" w:type="dxa"/>
             <w:tcBorders/>
             <w:vAlign w:val="center"/>
           </w:tcPr>
@@ -7280,7 +7410,7 @@
         </w:tc>
         <w:tc>
           <w:tcPr>
-            <w:tcW w:w="1699" w:type="dxa"/>
+            <w:tcW w:w="1551" w:type="dxa"/>
             <w:tcBorders/>
             <w:vAlign w:val="center"/>
           </w:tcPr>
@@ -7301,7 +7431,7 @@
         </w:tc>
         <w:tc>
           <w:tcPr>
-            <w:tcW w:w="1841" w:type="dxa"/>
+            <w:tcW w:w="1790" w:type="dxa"/>
             <w:tcBorders/>
             <w:vAlign w:val="center"/>
           </w:tcPr>
@@ -7344,7 +7474,7 @@
         </w:tc>
         <w:tc>
           <w:tcPr>
-            <w:tcW w:w="3540" w:type="dxa"/>
+            <w:tcW w:w="3377" w:type="dxa"/>
             <w:tcBorders/>
             <w:vAlign w:val="center"/>
           </w:tcPr>
@@ -7374,7 +7504,7 @@
         <w:trPr/>
         <w:tc>
           <w:tcPr>
-            <w:tcW w:w="4730" w:type="dxa"/>
+            <w:tcW w:w="4621" w:type="dxa"/>
             <w:tcBorders/>
             <w:vAlign w:val="center"/>
           </w:tcPr>
@@ -7447,7 +7577,7 @@
         </w:tc>
         <w:tc>
           <w:tcPr>
-            <w:tcW w:w="1699" w:type="dxa"/>
+            <w:tcW w:w="1551" w:type="dxa"/>
             <w:tcBorders/>
             <w:vAlign w:val="center"/>
           </w:tcPr>
@@ -7468,7 +7598,7 @@
         </w:tc>
         <w:tc>
           <w:tcPr>
-            <w:tcW w:w="1841" w:type="dxa"/>
+            <w:tcW w:w="1790" w:type="dxa"/>
             <w:tcBorders/>
             <w:vAlign w:val="center"/>
           </w:tcPr>
@@ -7511,7 +7641,7 @@
         </w:tc>
         <w:tc>
           <w:tcPr>
-            <w:tcW w:w="3540" w:type="dxa"/>
+            <w:tcW w:w="3377" w:type="dxa"/>
             <w:tcBorders/>
             <w:vAlign w:val="center"/>
           </w:tcPr>
@@ -7545,7 +7675,7 @@
         <w:trPr/>
         <w:tc>
           <w:tcPr>
-            <w:tcW w:w="4730" w:type="dxa"/>
+            <w:tcW w:w="4621" w:type="dxa"/>
             <w:tcBorders/>
             <w:vAlign w:val="center"/>
           </w:tcPr>
@@ -7578,7 +7708,7 @@
         </w:tc>
         <w:tc>
           <w:tcPr>
-            <w:tcW w:w="1699" w:type="dxa"/>
+            <w:tcW w:w="1551" w:type="dxa"/>
             <w:tcBorders/>
             <w:vAlign w:val="center"/>
           </w:tcPr>
@@ -7599,7 +7729,7 @@
         </w:tc>
         <w:tc>
           <w:tcPr>
-            <w:tcW w:w="1841" w:type="dxa"/>
+            <w:tcW w:w="1790" w:type="dxa"/>
             <w:tcBorders/>
             <w:vAlign w:val="center"/>
           </w:tcPr>
@@ -7642,7 +7772,7 @@
         </w:tc>
         <w:tc>
           <w:tcPr>
-            <w:tcW w:w="3540" w:type="dxa"/>
+            <w:tcW w:w="3377" w:type="dxa"/>
             <w:tcBorders/>
             <w:vAlign w:val="center"/>
           </w:tcPr>
@@ -7672,7 +7802,7 @@
         <w:trPr/>
         <w:tc>
           <w:tcPr>
-            <w:tcW w:w="4730" w:type="dxa"/>
+            <w:tcW w:w="4621" w:type="dxa"/>
             <w:tcBorders/>
             <w:vAlign w:val="center"/>
           </w:tcPr>
@@ -7695,7 +7825,7 @@
         </w:tc>
         <w:tc>
           <w:tcPr>
-            <w:tcW w:w="1699" w:type="dxa"/>
+            <w:tcW w:w="1551" w:type="dxa"/>
             <w:tcBorders/>
             <w:vAlign w:val="center"/>
           </w:tcPr>
@@ -7716,7 +7846,7 @@
         </w:tc>
         <w:tc>
           <w:tcPr>
-            <w:tcW w:w="1841" w:type="dxa"/>
+            <w:tcW w:w="1790" w:type="dxa"/>
             <w:tcBorders/>
             <w:vAlign w:val="center"/>
           </w:tcPr>
@@ -7769,7 +7899,7 @@
         </w:tc>
         <w:tc>
           <w:tcPr>
-            <w:tcW w:w="3540" w:type="dxa"/>
+            <w:tcW w:w="3377" w:type="dxa"/>
             <w:tcBorders/>
             <w:vAlign w:val="center"/>
           </w:tcPr>
@@ -7799,7 +7929,7 @@
         <w:trPr/>
         <w:tc>
           <w:tcPr>
-            <w:tcW w:w="4730" w:type="dxa"/>
+            <w:tcW w:w="4621" w:type="dxa"/>
             <w:tcBorders/>
             <w:vAlign w:val="center"/>
           </w:tcPr>
@@ -7822,7 +7952,7 @@
         </w:tc>
         <w:tc>
           <w:tcPr>
-            <w:tcW w:w="1699" w:type="dxa"/>
+            <w:tcW w:w="1551" w:type="dxa"/>
             <w:tcBorders/>
             <w:vAlign w:val="center"/>
           </w:tcPr>
@@ -7843,7 +7973,7 @@
         </w:tc>
         <w:tc>
           <w:tcPr>
-            <w:tcW w:w="1841" w:type="dxa"/>
+            <w:tcW w:w="1790" w:type="dxa"/>
             <w:tcBorders/>
             <w:vAlign w:val="center"/>
           </w:tcPr>
@@ -7864,7 +7994,7 @@
         </w:tc>
         <w:tc>
           <w:tcPr>
-            <w:tcW w:w="3540" w:type="dxa"/>
+            <w:tcW w:w="3377" w:type="dxa"/>
             <w:tcBorders/>
             <w:vAlign w:val="center"/>
           </w:tcPr>
@@ -7924,7 +8054,7 @@
         <w:trPr/>
         <w:tc>
           <w:tcPr>
-            <w:tcW w:w="4730" w:type="dxa"/>
+            <w:tcW w:w="4621" w:type="dxa"/>
             <w:tcBorders/>
             <w:vAlign w:val="center"/>
           </w:tcPr>
@@ -7947,7 +8077,7 @@
         </w:tc>
         <w:tc>
           <w:tcPr>
-            <w:tcW w:w="1699" w:type="dxa"/>
+            <w:tcW w:w="1551" w:type="dxa"/>
             <w:tcBorders/>
             <w:vAlign w:val="center"/>
           </w:tcPr>
@@ -7968,7 +8098,7 @@
         </w:tc>
         <w:tc>
           <w:tcPr>
-            <w:tcW w:w="1841" w:type="dxa"/>
+            <w:tcW w:w="1790" w:type="dxa"/>
             <w:tcBorders/>
             <w:vAlign w:val="center"/>
           </w:tcPr>
@@ -7989,7 +8119,7 @@
         </w:tc>
         <w:tc>
           <w:tcPr>
-            <w:tcW w:w="3540" w:type="dxa"/>
+            <w:tcW w:w="3377" w:type="dxa"/>
             <w:tcBorders/>
             <w:vAlign w:val="center"/>
           </w:tcPr>
@@ -8019,7 +8149,7 @@
         <w:trPr/>
         <w:tc>
           <w:tcPr>
-            <w:tcW w:w="4730" w:type="dxa"/>
+            <w:tcW w:w="4621" w:type="dxa"/>
             <w:tcBorders/>
             <w:vAlign w:val="center"/>
           </w:tcPr>
@@ -8042,7 +8172,7 @@
         </w:tc>
         <w:tc>
           <w:tcPr>
-            <w:tcW w:w="1699" w:type="dxa"/>
+            <w:tcW w:w="1551" w:type="dxa"/>
             <w:tcBorders/>
             <w:vAlign w:val="center"/>
           </w:tcPr>
@@ -8063,7 +8193,7 @@
         </w:tc>
         <w:tc>
           <w:tcPr>
-            <w:tcW w:w="1841" w:type="dxa"/>
+            <w:tcW w:w="1790" w:type="dxa"/>
             <w:tcBorders/>
             <w:vAlign w:val="center"/>
           </w:tcPr>
@@ -8084,7 +8214,7 @@
         </w:tc>
         <w:tc>
           <w:tcPr>
-            <w:tcW w:w="3540" w:type="dxa"/>
+            <w:tcW w:w="3377" w:type="dxa"/>
             <w:tcBorders/>
             <w:vAlign w:val="center"/>
           </w:tcPr>
@@ -8124,7 +8254,7 @@
         <w:trPr/>
         <w:tc>
           <w:tcPr>
-            <w:tcW w:w="4730" w:type="dxa"/>
+            <w:tcW w:w="4621" w:type="dxa"/>
             <w:tcBorders/>
             <w:vAlign w:val="center"/>
           </w:tcPr>
@@ -8157,7 +8287,7 @@
         </w:tc>
         <w:tc>
           <w:tcPr>
-            <w:tcW w:w="1699" w:type="dxa"/>
+            <w:tcW w:w="1551" w:type="dxa"/>
             <w:tcBorders/>
             <w:vAlign w:val="center"/>
           </w:tcPr>
@@ -8178,7 +8308,7 @@
         </w:tc>
         <w:tc>
           <w:tcPr>
-            <w:tcW w:w="1841" w:type="dxa"/>
+            <w:tcW w:w="1790" w:type="dxa"/>
             <w:tcBorders/>
             <w:vAlign w:val="center"/>
           </w:tcPr>
@@ -8199,7 +8329,7 @@
         </w:tc>
         <w:tc>
           <w:tcPr>
-            <w:tcW w:w="3540" w:type="dxa"/>
+            <w:tcW w:w="3377" w:type="dxa"/>
             <w:tcBorders/>
             <w:vAlign w:val="center"/>
           </w:tcPr>
@@ -8223,7 +8353,7 @@
         <w:trPr/>
         <w:tc>
           <w:tcPr>
-            <w:tcW w:w="4730" w:type="dxa"/>
+            <w:tcW w:w="4621" w:type="dxa"/>
             <w:tcBorders/>
             <w:vAlign w:val="center"/>
           </w:tcPr>
@@ -8246,7 +8376,7 @@
         </w:tc>
         <w:tc>
           <w:tcPr>
-            <w:tcW w:w="1699" w:type="dxa"/>
+            <w:tcW w:w="1551" w:type="dxa"/>
             <w:tcBorders/>
             <w:vAlign w:val="center"/>
           </w:tcPr>
@@ -8267,7 +8397,7 @@
         </w:tc>
         <w:tc>
           <w:tcPr>
-            <w:tcW w:w="1841" w:type="dxa"/>
+            <w:tcW w:w="1790" w:type="dxa"/>
             <w:tcBorders/>
             <w:vAlign w:val="center"/>
           </w:tcPr>
@@ -8294,7 +8424,7 @@
         </w:tc>
         <w:tc>
           <w:tcPr>
-            <w:tcW w:w="3540" w:type="dxa"/>
+            <w:tcW w:w="3377" w:type="dxa"/>
             <w:tcBorders/>
             <w:vAlign w:val="center"/>
           </w:tcPr>
@@ -8334,7 +8464,7 @@
         <w:trPr/>
         <w:tc>
           <w:tcPr>
-            <w:tcW w:w="4730" w:type="dxa"/>
+            <w:tcW w:w="4621" w:type="dxa"/>
             <w:tcBorders/>
             <w:vAlign w:val="center"/>
           </w:tcPr>
@@ -8357,7 +8487,7 @@
         </w:tc>
         <w:tc>
           <w:tcPr>
-            <w:tcW w:w="1699" w:type="dxa"/>
+            <w:tcW w:w="1551" w:type="dxa"/>
             <w:tcBorders/>
             <w:vAlign w:val="center"/>
           </w:tcPr>
@@ -8378,7 +8508,7 @@
         </w:tc>
         <w:tc>
           <w:tcPr>
-            <w:tcW w:w="1841" w:type="dxa"/>
+            <w:tcW w:w="1790" w:type="dxa"/>
             <w:tcBorders/>
             <w:vAlign w:val="center"/>
           </w:tcPr>
@@ -8399,7 +8529,7 @@
         </w:tc>
         <w:tc>
           <w:tcPr>
-            <w:tcW w:w="3540" w:type="dxa"/>
+            <w:tcW w:w="3377" w:type="dxa"/>
             <w:tcBorders/>
             <w:vAlign w:val="center"/>
           </w:tcPr>
@@ -8429,7 +8559,7 @@
         <w:trPr/>
         <w:tc>
           <w:tcPr>
-            <w:tcW w:w="4730" w:type="dxa"/>
+            <w:tcW w:w="4621" w:type="dxa"/>
             <w:tcBorders/>
             <w:vAlign w:val="center"/>
           </w:tcPr>
@@ -8452,7 +8582,7 @@
         </w:tc>
         <w:tc>
           <w:tcPr>
-            <w:tcW w:w="1699" w:type="dxa"/>
+            <w:tcW w:w="1551" w:type="dxa"/>
             <w:tcBorders/>
             <w:vAlign w:val="center"/>
           </w:tcPr>
@@ -8473,7 +8603,7 @@
         </w:tc>
         <w:tc>
           <w:tcPr>
-            <w:tcW w:w="1841" w:type="dxa"/>
+            <w:tcW w:w="1790" w:type="dxa"/>
             <w:tcBorders/>
             <w:vAlign w:val="center"/>
           </w:tcPr>
@@ -8504,7 +8634,7 @@
         </w:tc>
         <w:tc>
           <w:tcPr>
-            <w:tcW w:w="3540" w:type="dxa"/>
+            <w:tcW w:w="3377" w:type="dxa"/>
             <w:tcBorders/>
             <w:vAlign w:val="center"/>
           </w:tcPr>
@@ -9739,9 +9869,9 @@
     </w:p>
     <w:tbl>
       <w:tblPr>
-        <w:tblW w:w="11810" w:type="dxa"/>
+        <w:tblW w:w="11339" w:type="dxa"/>
         <w:jc w:val="left"/>
-        <w:tblInd w:w="0" w:type="dxa"/>
+        <w:tblInd w:w="28" w:type="dxa"/>
         <w:tblLayout w:type="fixed"/>
         <w:tblCellMar>
           <w:top w:w="28" w:type="dxa"/>
@@ -9751,10 +9881,10 @@
         </w:tblCellMar>
       </w:tblPr>
       <w:tblGrid>
-        <w:gridCol w:w="2554"/>
-        <w:gridCol w:w="4096"/>
-        <w:gridCol w:w="1859"/>
-        <w:gridCol w:w="3301"/>
+        <w:gridCol w:w="2285"/>
+        <w:gridCol w:w="4100"/>
+        <w:gridCol w:w="1802"/>
+        <w:gridCol w:w="3152"/>
       </w:tblGrid>
       <w:tr>
         <w:trPr>
@@ -9762,7 +9892,7 @@
         </w:trPr>
         <w:tc>
           <w:tcPr>
-            <w:tcW w:w="2554" w:type="dxa"/>
+            <w:tcW w:w="2285" w:type="dxa"/>
             <w:tcBorders/>
             <w:vAlign w:val="center"/>
           </w:tcPr>
@@ -9784,7 +9914,7 @@
         </w:tc>
         <w:tc>
           <w:tcPr>
-            <w:tcW w:w="4096" w:type="dxa"/>
+            <w:tcW w:w="4100" w:type="dxa"/>
             <w:tcBorders/>
             <w:vAlign w:val="center"/>
           </w:tcPr>
@@ -9806,7 +9936,7 @@
         </w:tc>
         <w:tc>
           <w:tcPr>
-            <w:tcW w:w="1859" w:type="dxa"/>
+            <w:tcW w:w="1802" w:type="dxa"/>
             <w:tcBorders/>
             <w:vAlign w:val="center"/>
           </w:tcPr>
@@ -9828,7 +9958,7 @@
         </w:tc>
         <w:tc>
           <w:tcPr>
-            <w:tcW w:w="3301" w:type="dxa"/>
+            <w:tcW w:w="3152" w:type="dxa"/>
             <w:tcBorders/>
             <w:vAlign w:val="center"/>
           </w:tcPr>
@@ -9853,7 +9983,7 @@
         <w:trPr/>
         <w:tc>
           <w:tcPr>
-            <w:tcW w:w="2554" w:type="dxa"/>
+            <w:tcW w:w="2285" w:type="dxa"/>
             <w:tcBorders/>
             <w:vAlign w:val="center"/>
           </w:tcPr>
@@ -9890,7 +10020,7 @@
         </w:tc>
         <w:tc>
           <w:tcPr>
-            <w:tcW w:w="4096" w:type="dxa"/>
+            <w:tcW w:w="4100" w:type="dxa"/>
             <w:tcBorders/>
             <w:vAlign w:val="center"/>
           </w:tcPr>
@@ -9913,7 +10043,7 @@
         </w:tc>
         <w:tc>
           <w:tcPr>
-            <w:tcW w:w="1859" w:type="dxa"/>
+            <w:tcW w:w="1802" w:type="dxa"/>
             <w:tcBorders/>
             <w:vAlign w:val="center"/>
           </w:tcPr>
@@ -9936,7 +10066,7 @@
         </w:tc>
         <w:tc>
           <w:tcPr>
-            <w:tcW w:w="3301" w:type="dxa"/>
+            <w:tcW w:w="3152" w:type="dxa"/>
             <w:tcBorders/>
             <w:vAlign w:val="center"/>
           </w:tcPr>
@@ -9960,7 +10090,7 @@
         <w:trPr/>
         <w:tc>
           <w:tcPr>
-            <w:tcW w:w="2554" w:type="dxa"/>
+            <w:tcW w:w="2285" w:type="dxa"/>
             <w:tcBorders/>
             <w:vAlign w:val="center"/>
           </w:tcPr>
@@ -9981,7 +10111,7 @@
         </w:tc>
         <w:tc>
           <w:tcPr>
-            <w:tcW w:w="4096" w:type="dxa"/>
+            <w:tcW w:w="4100" w:type="dxa"/>
             <w:tcBorders/>
             <w:vAlign w:val="center"/>
           </w:tcPr>
@@ -10004,7 +10134,7 @@
         </w:tc>
         <w:tc>
           <w:tcPr>
-            <w:tcW w:w="1859" w:type="dxa"/>
+            <w:tcW w:w="1802" w:type="dxa"/>
             <w:tcBorders/>
             <w:vAlign w:val="center"/>
           </w:tcPr>
@@ -10077,7 +10207,7 @@
         </w:tc>
         <w:tc>
           <w:tcPr>
-            <w:tcW w:w="3301" w:type="dxa"/>
+            <w:tcW w:w="3152" w:type="dxa"/>
             <w:tcBorders/>
             <w:vAlign w:val="center"/>
           </w:tcPr>
@@ -10101,7 +10231,7 @@
         <w:trPr/>
         <w:tc>
           <w:tcPr>
-            <w:tcW w:w="2554" w:type="dxa"/>
+            <w:tcW w:w="2285" w:type="dxa"/>
             <w:tcBorders/>
             <w:vAlign w:val="center"/>
           </w:tcPr>
@@ -10122,7 +10252,7 @@
         </w:tc>
         <w:tc>
           <w:tcPr>
-            <w:tcW w:w="4096" w:type="dxa"/>
+            <w:tcW w:w="4100" w:type="dxa"/>
             <w:tcBorders/>
             <w:vAlign w:val="center"/>
           </w:tcPr>
@@ -10145,7 +10275,7 @@
         </w:tc>
         <w:tc>
           <w:tcPr>
-            <w:tcW w:w="1859" w:type="dxa"/>
+            <w:tcW w:w="1802" w:type="dxa"/>
             <w:tcBorders/>
             <w:vAlign w:val="center"/>
           </w:tcPr>
@@ -10166,7 +10296,7 @@
         </w:tc>
         <w:tc>
           <w:tcPr>
-            <w:tcW w:w="3301" w:type="dxa"/>
+            <w:tcW w:w="3152" w:type="dxa"/>
             <w:tcBorders/>
             <w:vAlign w:val="center"/>
           </w:tcPr>
@@ -10190,7 +10320,7 @@
         <w:trPr/>
         <w:tc>
           <w:tcPr>
-            <w:tcW w:w="2554" w:type="dxa"/>
+            <w:tcW w:w="2285" w:type="dxa"/>
             <w:tcBorders/>
             <w:vAlign w:val="center"/>
           </w:tcPr>
@@ -10211,7 +10341,7 @@
         </w:tc>
         <w:tc>
           <w:tcPr>
-            <w:tcW w:w="4096" w:type="dxa"/>
+            <w:tcW w:w="4100" w:type="dxa"/>
             <w:tcBorders/>
             <w:vAlign w:val="center"/>
           </w:tcPr>
@@ -10234,7 +10364,7 @@
         </w:tc>
         <w:tc>
           <w:tcPr>
-            <w:tcW w:w="1859" w:type="dxa"/>
+            <w:tcW w:w="1802" w:type="dxa"/>
             <w:tcBorders/>
             <w:vAlign w:val="center"/>
           </w:tcPr>
@@ -10257,7 +10387,7 @@
         </w:tc>
         <w:tc>
           <w:tcPr>
-            <w:tcW w:w="3301" w:type="dxa"/>
+            <w:tcW w:w="3152" w:type="dxa"/>
             <w:tcBorders/>
             <w:vAlign w:val="center"/>
           </w:tcPr>
@@ -10281,7 +10411,7 @@
         <w:trPr/>
         <w:tc>
           <w:tcPr>
-            <w:tcW w:w="2554" w:type="dxa"/>
+            <w:tcW w:w="2285" w:type="dxa"/>
             <w:tcBorders/>
             <w:vAlign w:val="center"/>
           </w:tcPr>
@@ -10302,7 +10432,7 @@
         </w:tc>
         <w:tc>
           <w:tcPr>
-            <w:tcW w:w="4096" w:type="dxa"/>
+            <w:tcW w:w="4100" w:type="dxa"/>
             <w:tcBorders/>
             <w:vAlign w:val="center"/>
           </w:tcPr>
@@ -10325,7 +10455,7 @@
         </w:tc>
         <w:tc>
           <w:tcPr>
-            <w:tcW w:w="1859" w:type="dxa"/>
+            <w:tcW w:w="1802" w:type="dxa"/>
             <w:tcBorders/>
             <w:vAlign w:val="center"/>
           </w:tcPr>
@@ -10348,7 +10478,7 @@
         </w:tc>
         <w:tc>
           <w:tcPr>
-            <w:tcW w:w="3301" w:type="dxa"/>
+            <w:tcW w:w="3152" w:type="dxa"/>
             <w:tcBorders/>
             <w:vAlign w:val="center"/>
           </w:tcPr>
@@ -10372,7 +10502,7 @@
         <w:trPr/>
         <w:tc>
           <w:tcPr>
-            <w:tcW w:w="2554" w:type="dxa"/>
+            <w:tcW w:w="2285" w:type="dxa"/>
             <w:tcBorders/>
             <w:vAlign w:val="center"/>
           </w:tcPr>
@@ -10399,7 +10529,7 @@
         </w:tc>
         <w:tc>
           <w:tcPr>
-            <w:tcW w:w="4096" w:type="dxa"/>
+            <w:tcW w:w="4100" w:type="dxa"/>
             <w:tcBorders/>
             <w:vAlign w:val="center"/>
           </w:tcPr>
@@ -10422,7 +10552,7 @@
         </w:tc>
         <w:tc>
           <w:tcPr>
-            <w:tcW w:w="1859" w:type="dxa"/>
+            <w:tcW w:w="1802" w:type="dxa"/>
             <w:tcBorders/>
             <w:vAlign w:val="center"/>
           </w:tcPr>
@@ -10445,7 +10575,7 @@
         </w:tc>
         <w:tc>
           <w:tcPr>
-            <w:tcW w:w="3301" w:type="dxa"/>
+            <w:tcW w:w="3152" w:type="dxa"/>
             <w:tcBorders/>
             <w:vAlign w:val="center"/>
           </w:tcPr>
@@ -10479,7 +10609,7 @@
         <w:trPr/>
         <w:tc>
           <w:tcPr>
-            <w:tcW w:w="2554" w:type="dxa"/>
+            <w:tcW w:w="2285" w:type="dxa"/>
             <w:tcBorders/>
             <w:vAlign w:val="center"/>
           </w:tcPr>
@@ -10502,7 +10632,7 @@
         </w:tc>
         <w:tc>
           <w:tcPr>
-            <w:tcW w:w="4096" w:type="dxa"/>
+            <w:tcW w:w="4100" w:type="dxa"/>
             <w:tcBorders/>
             <w:vAlign w:val="center"/>
           </w:tcPr>
@@ -10525,7 +10655,7 @@
         </w:tc>
         <w:tc>
           <w:tcPr>
-            <w:tcW w:w="1859" w:type="dxa"/>
+            <w:tcW w:w="1802" w:type="dxa"/>
             <w:tcBorders/>
             <w:vAlign w:val="center"/>
           </w:tcPr>
@@ -10548,7 +10678,7 @@
         </w:tc>
         <w:tc>
           <w:tcPr>
-            <w:tcW w:w="3301" w:type="dxa"/>
+            <w:tcW w:w="3152" w:type="dxa"/>
             <w:tcBorders/>
             <w:vAlign w:val="center"/>
           </w:tcPr>
@@ -10602,7 +10732,7 @@
         <w:trPr/>
         <w:tc>
           <w:tcPr>
-            <w:tcW w:w="2554" w:type="dxa"/>
+            <w:tcW w:w="2285" w:type="dxa"/>
             <w:tcBorders/>
             <w:vAlign w:val="center"/>
           </w:tcPr>
@@ -10639,7 +10769,7 @@
         </w:tc>
         <w:tc>
           <w:tcPr>
-            <w:tcW w:w="4096" w:type="dxa"/>
+            <w:tcW w:w="4100" w:type="dxa"/>
             <w:tcBorders/>
             <w:vAlign w:val="center"/>
           </w:tcPr>
@@ -10662,7 +10792,7 @@
         </w:tc>
         <w:tc>
           <w:tcPr>
-            <w:tcW w:w="1859" w:type="dxa"/>
+            <w:tcW w:w="1802" w:type="dxa"/>
             <w:tcBorders/>
             <w:vAlign w:val="center"/>
           </w:tcPr>
@@ -10685,7 +10815,7 @@
         </w:tc>
         <w:tc>
           <w:tcPr>
-            <w:tcW w:w="3301" w:type="dxa"/>
+            <w:tcW w:w="3152" w:type="dxa"/>
             <w:tcBorders/>
             <w:vAlign w:val="center"/>
           </w:tcPr>
@@ -10719,7 +10849,7 @@
         <w:trPr/>
         <w:tc>
           <w:tcPr>
-            <w:tcW w:w="2554" w:type="dxa"/>
+            <w:tcW w:w="2285" w:type="dxa"/>
             <w:tcBorders/>
             <w:vAlign w:val="center"/>
           </w:tcPr>
@@ -10742,7 +10872,7 @@
         </w:tc>
         <w:tc>
           <w:tcPr>
-            <w:tcW w:w="4096" w:type="dxa"/>
+            <w:tcW w:w="4100" w:type="dxa"/>
             <w:tcBorders/>
             <w:vAlign w:val="center"/>
           </w:tcPr>
@@ -10765,7 +10895,7 @@
         </w:tc>
         <w:tc>
           <w:tcPr>
-            <w:tcW w:w="1859" w:type="dxa"/>
+            <w:tcW w:w="1802" w:type="dxa"/>
             <w:tcBorders/>
             <w:vAlign w:val="center"/>
           </w:tcPr>
@@ -10788,7 +10918,7 @@
         </w:tc>
         <w:tc>
           <w:tcPr>
-            <w:tcW w:w="3301" w:type="dxa"/>
+            <w:tcW w:w="3152" w:type="dxa"/>
             <w:tcBorders/>
             <w:vAlign w:val="center"/>
           </w:tcPr>
@@ -10812,7 +10942,7 @@
         <w:trPr/>
         <w:tc>
           <w:tcPr>
-            <w:tcW w:w="2554" w:type="dxa"/>
+            <w:tcW w:w="2285" w:type="dxa"/>
             <w:tcBorders/>
             <w:vAlign w:val="center"/>
           </w:tcPr>
@@ -10835,7 +10965,7 @@
         </w:tc>
         <w:tc>
           <w:tcPr>
-            <w:tcW w:w="4096" w:type="dxa"/>
+            <w:tcW w:w="4100" w:type="dxa"/>
             <w:tcBorders/>
             <w:vAlign w:val="center"/>
           </w:tcPr>
@@ -10858,7 +10988,7 @@
         </w:tc>
         <w:tc>
           <w:tcPr>
-            <w:tcW w:w="1859" w:type="dxa"/>
+            <w:tcW w:w="1802" w:type="dxa"/>
             <w:tcBorders/>
             <w:vAlign w:val="center"/>
           </w:tcPr>
@@ -10881,7 +11011,7 @@
         </w:tc>
         <w:tc>
           <w:tcPr>
-            <w:tcW w:w="3301" w:type="dxa"/>
+            <w:tcW w:w="3152" w:type="dxa"/>
             <w:tcBorders/>
             <w:vAlign w:val="center"/>
           </w:tcPr>
@@ -10905,7 +11035,7 @@
         <w:trPr/>
         <w:tc>
           <w:tcPr>
-            <w:tcW w:w="2554" w:type="dxa"/>
+            <w:tcW w:w="2285" w:type="dxa"/>
             <w:tcBorders/>
             <w:vAlign w:val="center"/>
           </w:tcPr>
@@ -10928,7 +11058,7 @@
         </w:tc>
         <w:tc>
           <w:tcPr>
-            <w:tcW w:w="4096" w:type="dxa"/>
+            <w:tcW w:w="4100" w:type="dxa"/>
             <w:tcBorders/>
             <w:vAlign w:val="center"/>
           </w:tcPr>
@@ -10951,7 +11081,7 @@
         </w:tc>
         <w:tc>
           <w:tcPr>
-            <w:tcW w:w="1859" w:type="dxa"/>
+            <w:tcW w:w="1802" w:type="dxa"/>
             <w:tcBorders/>
             <w:vAlign w:val="center"/>
           </w:tcPr>
@@ -10974,7 +11104,7 @@
         </w:tc>
         <w:tc>
           <w:tcPr>
-            <w:tcW w:w="3301" w:type="dxa"/>
+            <w:tcW w:w="3152" w:type="dxa"/>
             <w:tcBorders/>
             <w:vAlign w:val="center"/>
           </w:tcPr>
@@ -11194,9 +11324,9 @@
     </w:p>
     <w:tbl>
       <w:tblPr>
-        <w:tblW w:w="11253" w:type="dxa"/>
+        <w:tblW w:w="10959" w:type="dxa"/>
         <w:jc w:val="left"/>
-        <w:tblInd w:w="0" w:type="dxa"/>
+        <w:tblInd w:w="28" w:type="dxa"/>
         <w:tblLayout w:type="fixed"/>
         <w:tblCellMar>
           <w:top w:w="28" w:type="dxa"/>
@@ -11206,9 +11336,9 @@
         </w:tblCellMar>
       </w:tblPr>
       <w:tblGrid>
-        <w:gridCol w:w="3751"/>
-        <w:gridCol w:w="3091"/>
-        <w:gridCol w:w="4411"/>
+        <w:gridCol w:w="3762"/>
+        <w:gridCol w:w="2975"/>
+        <w:gridCol w:w="4222"/>
       </w:tblGrid>
       <w:tr>
         <w:trPr>
@@ -11216,7 +11346,7 @@
         </w:trPr>
         <w:tc>
           <w:tcPr>
-            <w:tcW w:w="3751" w:type="dxa"/>
+            <w:tcW w:w="3762" w:type="dxa"/>
             <w:tcBorders/>
             <w:vAlign w:val="center"/>
           </w:tcPr>
@@ -11238,7 +11368,7 @@
         </w:tc>
         <w:tc>
           <w:tcPr>
-            <w:tcW w:w="3091" w:type="dxa"/>
+            <w:tcW w:w="2975" w:type="dxa"/>
             <w:tcBorders/>
             <w:vAlign w:val="center"/>
           </w:tcPr>
@@ -11260,7 +11390,7 @@
         </w:tc>
         <w:tc>
           <w:tcPr>
-            <w:tcW w:w="4411" w:type="dxa"/>
+            <w:tcW w:w="4222" w:type="dxa"/>
             <w:tcBorders/>
             <w:vAlign w:val="center"/>
           </w:tcPr>
@@ -11285,7 +11415,7 @@
         <w:trPr/>
         <w:tc>
           <w:tcPr>
-            <w:tcW w:w="3751" w:type="dxa"/>
+            <w:tcW w:w="3762" w:type="dxa"/>
             <w:tcBorders/>
             <w:vAlign w:val="center"/>
           </w:tcPr>
@@ -11308,7 +11438,7 @@
         </w:tc>
         <w:tc>
           <w:tcPr>
-            <w:tcW w:w="3091" w:type="dxa"/>
+            <w:tcW w:w="2975" w:type="dxa"/>
             <w:tcBorders/>
             <w:vAlign w:val="center"/>
           </w:tcPr>
@@ -11329,7 +11459,7 @@
         </w:tc>
         <w:tc>
           <w:tcPr>
-            <w:tcW w:w="4411" w:type="dxa"/>
+            <w:tcW w:w="4222" w:type="dxa"/>
             <w:tcBorders/>
             <w:vAlign w:val="center"/>
           </w:tcPr>
@@ -11353,7 +11483,7 @@
         <w:trPr/>
         <w:tc>
           <w:tcPr>
-            <w:tcW w:w="3751" w:type="dxa"/>
+            <w:tcW w:w="3762" w:type="dxa"/>
             <w:tcBorders/>
             <w:vAlign w:val="center"/>
           </w:tcPr>
@@ -11376,7 +11506,7 @@
         </w:tc>
         <w:tc>
           <w:tcPr>
-            <w:tcW w:w="3091" w:type="dxa"/>
+            <w:tcW w:w="2975" w:type="dxa"/>
             <w:tcBorders/>
             <w:vAlign w:val="center"/>
           </w:tcPr>
@@ -11397,7 +11527,7 @@
         </w:tc>
         <w:tc>
           <w:tcPr>
-            <w:tcW w:w="4411" w:type="dxa"/>
+            <w:tcW w:w="4222" w:type="dxa"/>
             <w:tcBorders/>
             <w:vAlign w:val="center"/>
           </w:tcPr>
@@ -11878,9 +12008,9 @@
     </w:p>
     <w:tbl>
       <w:tblPr>
-        <w:tblW w:w="11810" w:type="dxa"/>
+        <w:tblW w:w="11339" w:type="dxa"/>
         <w:jc w:val="left"/>
-        <w:tblInd w:w="0" w:type="dxa"/>
+        <w:tblInd w:w="28" w:type="dxa"/>
         <w:tblLayout w:type="fixed"/>
         <w:tblCellMar>
           <w:top w:w="28" w:type="dxa"/>
@@ -11890,9 +12020,9 @@
         </w:tblCellMar>
       </w:tblPr>
       <w:tblGrid>
-        <w:gridCol w:w="1186"/>
-        <w:gridCol w:w="8225"/>
-        <w:gridCol w:w="2399"/>
+        <w:gridCol w:w="1180"/>
+        <w:gridCol w:w="7903"/>
+        <w:gridCol w:w="2256"/>
       </w:tblGrid>
       <w:tr>
         <w:trPr>
@@ -11900,7 +12030,7 @@
         </w:trPr>
         <w:tc>
           <w:tcPr>
-            <w:tcW w:w="1186" w:type="dxa"/>
+            <w:tcW w:w="1180" w:type="dxa"/>
             <w:tcBorders/>
             <w:vAlign w:val="center"/>
           </w:tcPr>
@@ -11922,7 +12052,7 @@
         </w:tc>
         <w:tc>
           <w:tcPr>
-            <w:tcW w:w="8225" w:type="dxa"/>
+            <w:tcW w:w="7903" w:type="dxa"/>
             <w:tcBorders/>
             <w:vAlign w:val="center"/>
           </w:tcPr>
@@ -11944,7 +12074,7 @@
         </w:tc>
         <w:tc>
           <w:tcPr>
-            <w:tcW w:w="2399" w:type="dxa"/>
+            <w:tcW w:w="2256" w:type="dxa"/>
             <w:tcBorders/>
             <w:vAlign w:val="center"/>
           </w:tcPr>
@@ -11979,7 +12109,7 @@
         <w:trPr/>
         <w:tc>
           <w:tcPr>
-            <w:tcW w:w="1186" w:type="dxa"/>
+            <w:tcW w:w="1180" w:type="dxa"/>
             <w:tcBorders/>
             <w:vAlign w:val="center"/>
           </w:tcPr>
@@ -12002,7 +12132,7 @@
         </w:tc>
         <w:tc>
           <w:tcPr>
-            <w:tcW w:w="8225" w:type="dxa"/>
+            <w:tcW w:w="7903" w:type="dxa"/>
             <w:tcBorders/>
             <w:vAlign w:val="center"/>
           </w:tcPr>
@@ -12033,7 +12163,7 @@
         </w:tc>
         <w:tc>
           <w:tcPr>
-            <w:tcW w:w="2399" w:type="dxa"/>
+            <w:tcW w:w="2256" w:type="dxa"/>
             <w:tcBorders/>
             <w:vAlign w:val="center"/>
           </w:tcPr>
@@ -12077,7 +12207,7 @@
         <w:trPr/>
         <w:tc>
           <w:tcPr>
-            <w:tcW w:w="1186" w:type="dxa"/>
+            <w:tcW w:w="1180" w:type="dxa"/>
             <w:tcBorders/>
             <w:vAlign w:val="center"/>
           </w:tcPr>
@@ -12100,7 +12230,7 @@
         </w:tc>
         <w:tc>
           <w:tcPr>
-            <w:tcW w:w="8225" w:type="dxa"/>
+            <w:tcW w:w="7903" w:type="dxa"/>
             <w:tcBorders/>
             <w:vAlign w:val="center"/>
           </w:tcPr>
@@ -12131,7 +12261,7 @@
         </w:tc>
         <w:tc>
           <w:tcPr>
-            <w:tcW w:w="2399" w:type="dxa"/>
+            <w:tcW w:w="2256" w:type="dxa"/>
             <w:tcBorders/>
             <w:vAlign w:val="center"/>
           </w:tcPr>
@@ -12175,7 +12305,7 @@
         <w:trPr/>
         <w:tc>
           <w:tcPr>
-            <w:tcW w:w="1186" w:type="dxa"/>
+            <w:tcW w:w="1180" w:type="dxa"/>
             <w:tcBorders/>
             <w:vAlign w:val="center"/>
           </w:tcPr>
@@ -12198,7 +12328,7 @@
         </w:tc>
         <w:tc>
           <w:tcPr>
-            <w:tcW w:w="8225" w:type="dxa"/>
+            <w:tcW w:w="7903" w:type="dxa"/>
             <w:tcBorders/>
             <w:vAlign w:val="center"/>
           </w:tcPr>
@@ -12219,7 +12349,7 @@
         </w:tc>
         <w:tc>
           <w:tcPr>
-            <w:tcW w:w="2399" w:type="dxa"/>
+            <w:tcW w:w="2256" w:type="dxa"/>
             <w:tcBorders/>
             <w:vAlign w:val="center"/>
           </w:tcPr>
@@ -12249,7 +12379,7 @@
         <w:trPr/>
         <w:tc>
           <w:tcPr>
-            <w:tcW w:w="1186" w:type="dxa"/>
+            <w:tcW w:w="1180" w:type="dxa"/>
             <w:tcBorders/>
             <w:vAlign w:val="center"/>
           </w:tcPr>
@@ -12272,7 +12402,7 @@
         </w:tc>
         <w:tc>
           <w:tcPr>
-            <w:tcW w:w="8225" w:type="dxa"/>
+            <w:tcW w:w="7903" w:type="dxa"/>
             <w:tcBorders/>
             <w:vAlign w:val="center"/>
           </w:tcPr>
@@ -12355,7 +12485,7 @@
         </w:tc>
         <w:tc>
           <w:tcPr>
-            <w:tcW w:w="2399" w:type="dxa"/>
+            <w:tcW w:w="2256" w:type="dxa"/>
             <w:tcBorders/>
             <w:vAlign w:val="center"/>
           </w:tcPr>
@@ -12379,7 +12509,7 @@
         <w:trPr/>
         <w:tc>
           <w:tcPr>
-            <w:tcW w:w="1186" w:type="dxa"/>
+            <w:tcW w:w="1180" w:type="dxa"/>
             <w:tcBorders/>
             <w:vAlign w:val="center"/>
           </w:tcPr>
@@ -12402,7 +12532,7 @@
         </w:tc>
         <w:tc>
           <w:tcPr>
-            <w:tcW w:w="8225" w:type="dxa"/>
+            <w:tcW w:w="7903" w:type="dxa"/>
             <w:tcBorders/>
             <w:vAlign w:val="center"/>
           </w:tcPr>
@@ -12423,7 +12553,7 @@
         </w:tc>
         <w:tc>
           <w:tcPr>
-            <w:tcW w:w="2399" w:type="dxa"/>
+            <w:tcW w:w="2256" w:type="dxa"/>
             <w:tcBorders/>
             <w:vAlign w:val="center"/>
           </w:tcPr>
@@ -12503,9 +12633,9 @@
     </w:p>
     <w:tbl>
       <w:tblPr>
-        <w:tblW w:w="11810" w:type="dxa"/>
+        <w:tblW w:w="11339" w:type="dxa"/>
         <w:jc w:val="left"/>
-        <w:tblInd w:w="0" w:type="dxa"/>
+        <w:tblInd w:w="28" w:type="dxa"/>
         <w:tblLayout w:type="fixed"/>
         <w:tblCellMar>
           <w:top w:w="28" w:type="dxa"/>
@@ -12515,8 +12645,8 @@
         </w:tblCellMar>
       </w:tblPr>
       <w:tblGrid>
-        <w:gridCol w:w="5490"/>
-        <w:gridCol w:w="6320"/>
+        <w:gridCol w:w="5449"/>
+        <w:gridCol w:w="5890"/>
       </w:tblGrid>
       <w:tr>
         <w:trPr>
@@ -12524,7 +12654,7 @@
         </w:trPr>
         <w:tc>
           <w:tcPr>
-            <w:tcW w:w="5490" w:type="dxa"/>
+            <w:tcW w:w="5449" w:type="dxa"/>
             <w:tcBorders/>
             <w:vAlign w:val="center"/>
           </w:tcPr>
@@ -12546,7 +12676,7 @@
         </w:tc>
         <w:tc>
           <w:tcPr>
-            <w:tcW w:w="6320" w:type="dxa"/>
+            <w:tcW w:w="5890" w:type="dxa"/>
             <w:tcBorders/>
             <w:vAlign w:val="center"/>
           </w:tcPr>
@@ -12571,7 +12701,7 @@
         <w:trPr/>
         <w:tc>
           <w:tcPr>
-            <w:tcW w:w="5490" w:type="dxa"/>
+            <w:tcW w:w="5449" w:type="dxa"/>
             <w:tcBorders/>
             <w:vAlign w:val="center"/>
           </w:tcPr>
@@ -12594,7 +12724,7 @@
         </w:tc>
         <w:tc>
           <w:tcPr>
-            <w:tcW w:w="6320" w:type="dxa"/>
+            <w:tcW w:w="5890" w:type="dxa"/>
             <w:tcBorders/>
             <w:vAlign w:val="center"/>
           </w:tcPr>
@@ -12618,7 +12748,7 @@
         <w:trPr/>
         <w:tc>
           <w:tcPr>
-            <w:tcW w:w="5490" w:type="dxa"/>
+            <w:tcW w:w="5449" w:type="dxa"/>
             <w:tcBorders/>
             <w:vAlign w:val="center"/>
           </w:tcPr>
@@ -12641,7 +12771,7 @@
         </w:tc>
         <w:tc>
           <w:tcPr>
-            <w:tcW w:w="6320" w:type="dxa"/>
+            <w:tcW w:w="5890" w:type="dxa"/>
             <w:tcBorders/>
             <w:vAlign w:val="center"/>
           </w:tcPr>
@@ -12675,7 +12805,7 @@
         <w:trPr/>
         <w:tc>
           <w:tcPr>
-            <w:tcW w:w="5490" w:type="dxa"/>
+            <w:tcW w:w="5449" w:type="dxa"/>
             <w:tcBorders/>
             <w:vAlign w:val="center"/>
           </w:tcPr>
@@ -12698,7 +12828,7 @@
         </w:tc>
         <w:tc>
           <w:tcPr>
-            <w:tcW w:w="6320" w:type="dxa"/>
+            <w:tcW w:w="5890" w:type="dxa"/>
             <w:tcBorders/>
             <w:vAlign w:val="center"/>
           </w:tcPr>
@@ -12722,7 +12852,7 @@
         <w:trPr/>
         <w:tc>
           <w:tcPr>
-            <w:tcW w:w="5490" w:type="dxa"/>
+            <w:tcW w:w="5449" w:type="dxa"/>
             <w:tcBorders/>
             <w:vAlign w:val="center"/>
           </w:tcPr>
@@ -12745,7 +12875,7 @@
         </w:tc>
         <w:tc>
           <w:tcPr>
-            <w:tcW w:w="6320" w:type="dxa"/>
+            <w:tcW w:w="5890" w:type="dxa"/>
             <w:tcBorders/>
             <w:vAlign w:val="center"/>
           </w:tcPr>
@@ -12769,7 +12899,7 @@
         <w:trPr/>
         <w:tc>
           <w:tcPr>
-            <w:tcW w:w="5490" w:type="dxa"/>
+            <w:tcW w:w="5449" w:type="dxa"/>
             <w:tcBorders/>
             <w:vAlign w:val="center"/>
           </w:tcPr>
@@ -12792,7 +12922,7 @@
         </w:tc>
         <w:tc>
           <w:tcPr>
-            <w:tcW w:w="6320" w:type="dxa"/>
+            <w:tcW w:w="5890" w:type="dxa"/>
             <w:tcBorders/>
             <w:vAlign w:val="center"/>
           </w:tcPr>
@@ -12816,7 +12946,7 @@
         <w:trPr/>
         <w:tc>
           <w:tcPr>
-            <w:tcW w:w="5490" w:type="dxa"/>
+            <w:tcW w:w="5449" w:type="dxa"/>
             <w:tcBorders/>
             <w:vAlign w:val="center"/>
           </w:tcPr>
@@ -12839,7 +12969,7 @@
         </w:tc>
         <w:tc>
           <w:tcPr>
-            <w:tcW w:w="6320" w:type="dxa"/>
+            <w:tcW w:w="5890" w:type="dxa"/>
             <w:tcBorders/>
             <w:vAlign w:val="center"/>
           </w:tcPr>
@@ -12863,7 +12993,7 @@
         <w:trPr/>
         <w:tc>
           <w:tcPr>
-            <w:tcW w:w="5490" w:type="dxa"/>
+            <w:tcW w:w="5449" w:type="dxa"/>
             <w:tcBorders/>
             <w:vAlign w:val="center"/>
           </w:tcPr>
@@ -12896,7 +13026,7 @@
         </w:tc>
         <w:tc>
           <w:tcPr>
-            <w:tcW w:w="6320" w:type="dxa"/>
+            <w:tcW w:w="5890" w:type="dxa"/>
             <w:tcBorders/>
             <w:vAlign w:val="center"/>
           </w:tcPr>
@@ -12940,7 +13070,7 @@
         <w:trPr/>
         <w:tc>
           <w:tcPr>
-            <w:tcW w:w="5490" w:type="dxa"/>
+            <w:tcW w:w="5449" w:type="dxa"/>
             <w:tcBorders/>
             <w:vAlign w:val="center"/>
           </w:tcPr>
@@ -12963,7 +13093,7 @@
         </w:tc>
         <w:tc>
           <w:tcPr>
-            <w:tcW w:w="6320" w:type="dxa"/>
+            <w:tcW w:w="5890" w:type="dxa"/>
             <w:tcBorders/>
             <w:vAlign w:val="center"/>
           </w:tcPr>
@@ -13017,7 +13147,7 @@
         <w:trPr/>
         <w:tc>
           <w:tcPr>
-            <w:tcW w:w="5490" w:type="dxa"/>
+            <w:tcW w:w="5449" w:type="dxa"/>
             <w:tcBorders/>
             <w:vAlign w:val="center"/>
           </w:tcPr>
@@ -13040,7 +13170,7 @@
         </w:tc>
         <w:tc>
           <w:tcPr>
-            <w:tcW w:w="6320" w:type="dxa"/>
+            <w:tcW w:w="5890" w:type="dxa"/>
             <w:tcBorders/>
             <w:vAlign w:val="center"/>
           </w:tcPr>
@@ -13070,7 +13200,7 @@
         <w:trPr/>
         <w:tc>
           <w:tcPr>
-            <w:tcW w:w="5490" w:type="dxa"/>
+            <w:tcW w:w="5449" w:type="dxa"/>
             <w:tcBorders/>
             <w:vAlign w:val="center"/>
           </w:tcPr>
@@ -13093,7 +13223,7 @@
         </w:tc>
         <w:tc>
           <w:tcPr>
-            <w:tcW w:w="6320" w:type="dxa"/>
+            <w:tcW w:w="5890" w:type="dxa"/>
             <w:tcBorders/>
             <w:vAlign w:val="center"/>
           </w:tcPr>
@@ -13127,7 +13257,7 @@
         <w:trPr/>
         <w:tc>
           <w:tcPr>
-            <w:tcW w:w="5490" w:type="dxa"/>
+            <w:tcW w:w="5449" w:type="dxa"/>
             <w:tcBorders/>
             <w:vAlign w:val="center"/>
           </w:tcPr>
@@ -13150,7 +13280,7 @@
         </w:tc>
         <w:tc>
           <w:tcPr>
-            <w:tcW w:w="6320" w:type="dxa"/>
+            <w:tcW w:w="5890" w:type="dxa"/>
             <w:tcBorders/>
             <w:vAlign w:val="center"/>
           </w:tcPr>
@@ -13180,7 +13310,7 @@
         <w:trPr/>
         <w:tc>
           <w:tcPr>
-            <w:tcW w:w="5490" w:type="dxa"/>
+            <w:tcW w:w="5449" w:type="dxa"/>
             <w:tcBorders/>
             <w:vAlign w:val="center"/>
           </w:tcPr>
@@ -13203,7 +13333,7 @@
         </w:tc>
         <w:tc>
           <w:tcPr>
-            <w:tcW w:w="6320" w:type="dxa"/>
+            <w:tcW w:w="5890" w:type="dxa"/>
             <w:tcBorders/>
             <w:vAlign w:val="center"/>
           </w:tcPr>
@@ -13247,7 +13377,7 @@
         <w:trPr/>
         <w:tc>
           <w:tcPr>
-            <w:tcW w:w="5490" w:type="dxa"/>
+            <w:tcW w:w="5449" w:type="dxa"/>
             <w:tcBorders/>
             <w:vAlign w:val="center"/>
           </w:tcPr>
@@ -13270,7 +13400,7 @@
         </w:tc>
         <w:tc>
           <w:tcPr>
-            <w:tcW w:w="6320" w:type="dxa"/>
+            <w:tcW w:w="5890" w:type="dxa"/>
             <w:tcBorders/>
             <w:vAlign w:val="center"/>
           </w:tcPr>
@@ -16282,7 +16412,7 @@
       <w:start w:val="1"/>
       <w:numFmt w:val="none"/>
       <w:suff w:val="nothing"/>
-      <w:lvlText w:val="%1"/>
+      <w:lvlText w:val=""/>
       <w:lvlJc w:val="left"/>
       <w:pPr>
         <w:tabs>
@@ -16293,10 +16423,51 @@
     </w:lvl>
     <w:lvl w:ilvl="1">
       <w:start w:val="1"/>
+      <w:numFmt w:val="none"/>
       <w:pStyle w:val="Heading2"/>
+      <w:suff w:val="nothing"/>
+      <w:lvlText w:val=""/>
+      <w:lvlJc w:val="left"/>
+      <w:pPr>
+        <w:tabs>
+          <w:tab w:val="num" w:pos="0"/>
+        </w:tabs>
+        <w:ind w:left="0" w:hanging="0"/>
+      </w:pPr>
+    </w:lvl>
+    <w:lvl w:ilvl="2">
+      <w:start w:val="1"/>
+      <w:numFmt w:val="none"/>
+      <w:pStyle w:val="Heading3"/>
+      <w:suff w:val="nothing"/>
+      <w:lvlText w:val=""/>
+      <w:lvlJc w:val="left"/>
+      <w:pPr>
+        <w:tabs>
+          <w:tab w:val="num" w:pos="0"/>
+        </w:tabs>
+        <w:ind w:left="0" w:hanging="0"/>
+      </w:pPr>
+    </w:lvl>
+    <w:lvl w:ilvl="3">
+      <w:start w:val="1"/>
+      <w:numFmt w:val="none"/>
+      <w:pStyle w:val="Heading4"/>
+      <w:suff w:val="nothing"/>
+      <w:lvlText w:val=""/>
+      <w:lvlJc w:val="left"/>
+      <w:pPr>
+        <w:tabs>
+          <w:tab w:val="num" w:pos="0"/>
+        </w:tabs>
+        <w:ind w:left="0" w:hanging="0"/>
+      </w:pPr>
+    </w:lvl>
+    <w:lvl w:ilvl="4">
+      <w:start w:val="1"/>
       <w:numFmt w:val="none"/>
       <w:suff w:val="nothing"/>
-      <w:lvlText w:val="%2"/>
+      <w:lvlText w:val=""/>
       <w:lvlJc w:val="left"/>
       <w:pPr>
         <w:tabs>
@@ -16305,12 +16476,11 @@
         <w:ind w:left="0" w:hanging="0"/>
       </w:pPr>
     </w:lvl>
-    <w:lvl w:ilvl="2">
-      <w:start w:val="1"/>
-      <w:pStyle w:val="Heading3"/>
+    <w:lvl w:ilvl="5">
+      <w:start w:val="1"/>
       <w:numFmt w:val="none"/>
       <w:suff w:val="nothing"/>
-      <w:lvlText w:val="%3"/>
+      <w:lvlText w:val=""/>
       <w:lvlJc w:val="left"/>
       <w:pPr>
         <w:tabs>
@@ -16319,12 +16489,11 @@
         <w:ind w:left="0" w:hanging="0"/>
       </w:pPr>
     </w:lvl>
-    <w:lvl w:ilvl="3">
-      <w:start w:val="1"/>
-      <w:pStyle w:val="Heading4"/>
+    <w:lvl w:ilvl="6">
+      <w:start w:val="1"/>
       <w:numFmt w:val="none"/>
       <w:suff w:val="nothing"/>
-      <w:lvlText w:val="%4"/>
+      <w:lvlText w:val=""/>
       <w:lvlJc w:val="left"/>
       <w:pPr>
         <w:tabs>
@@ -16333,11 +16502,11 @@
         <w:ind w:left="0" w:hanging="0"/>
       </w:pPr>
     </w:lvl>
-    <w:lvl w:ilvl="4">
+    <w:lvl w:ilvl="7">
       <w:start w:val="1"/>
       <w:numFmt w:val="none"/>
       <w:suff w:val="nothing"/>
-      <w:lvlText w:val="%5"/>
+      <w:lvlText w:val=""/>
       <w:lvlJc w:val="left"/>
       <w:pPr>
         <w:tabs>
@@ -16346,50 +16515,11 @@
         <w:ind w:left="0" w:hanging="0"/>
       </w:pPr>
     </w:lvl>
-    <w:lvl w:ilvl="5">
+    <w:lvl w:ilvl="8">
       <w:start w:val="1"/>
       <w:numFmt w:val="none"/>
       <w:suff w:val="nothing"/>
-      <w:lvlText w:val="%6"/>
-      <w:lvlJc w:val="left"/>
-      <w:pPr>
-        <w:tabs>
-          <w:tab w:val="num" w:pos="0"/>
-        </w:tabs>
-        <w:ind w:left="0" w:hanging="0"/>
-      </w:pPr>
-    </w:lvl>
-    <w:lvl w:ilvl="6">
-      <w:start w:val="1"/>
-      <w:numFmt w:val="none"/>
-      <w:suff w:val="nothing"/>
-      <w:lvlText w:val="%7"/>
-      <w:lvlJc w:val="left"/>
-      <w:pPr>
-        <w:tabs>
-          <w:tab w:val="num" w:pos="0"/>
-        </w:tabs>
-        <w:ind w:left="0" w:hanging="0"/>
-      </w:pPr>
-    </w:lvl>
-    <w:lvl w:ilvl="7">
-      <w:start w:val="1"/>
-      <w:numFmt w:val="none"/>
-      <w:suff w:val="nothing"/>
-      <w:lvlText w:val="%8"/>
-      <w:lvlJc w:val="left"/>
-      <w:pPr>
-        <w:tabs>
-          <w:tab w:val="num" w:pos="0"/>
-        </w:tabs>
-        <w:ind w:left="0" w:hanging="0"/>
-      </w:pPr>
-    </w:lvl>
-    <w:lvl w:ilvl="8">
-      <w:start w:val="1"/>
-      <w:numFmt w:val="none"/>
-      <w:suff w:val="nothing"/>
-      <w:lvlText w:val="%9"/>
+      <w:lvlText w:val=""/>
       <w:lvlJc w:val="left"/>
       <w:pPr>
         <w:tabs>
@@ -16470,7 +16600,7 @@
   <w:docDefaults>
     <w:rPrDefault>
       <w:rPr>
-        <w:rFonts w:ascii="Liberation Serif" w:hAnsi="Liberation Serif" w:eastAsia="WenQuanYi Zen Hei" w:cs="FreeSans"/>
+        <w:rFonts w:ascii="Liberation Serif" w:hAnsi="Liberation Serif" w:eastAsia="Noto Serif CJK SC" w:cs="Noto Sans Devanagari"/>
         <w:sz w:val="24"/>
         <w:szCs w:val="24"/>
         <w:lang w:val="en-US" w:eastAsia="zh-CN" w:bidi="hi-IN"/>
@@ -16500,7 +16630,7 @@
     </w:rPr>
   </w:style>
   <w:style w:type="paragraph" w:styleId="Heading1">
-    <w:name w:val="Heading 1"/>
+    <w:name w:val="heading 1"/>
     <w:basedOn w:val="Heading"/>
     <w:next w:val="BodyText"/>
     <w:qFormat/>
@@ -16508,7 +16638,6 @@
       <w:spacing w:before="240" w:after="80"/>
     </w:pPr>
     <w:rPr>
-      <w:rFonts w:ascii="Noto Sans" w:hAnsi="Noto Sans"/>
       <w:b/>
       <w:bCs/>
       <w:color w:val="88C0D0"/>
@@ -16517,7 +16646,7 @@
     </w:rPr>
   </w:style>
   <w:style w:type="paragraph" w:styleId="Heading2">
-    <w:name w:val="Heading 2"/>
+    <w:name w:val="heading 2"/>
     <w:basedOn w:val="Heading"/>
     <w:next w:val="BodyText"/>
     <w:qFormat/>
@@ -16530,7 +16659,7 @@
       <w:outlineLvl w:val="1"/>
     </w:pPr>
     <w:rPr>
-      <w:rFonts w:ascii="Liberation Serif" w:hAnsi="Liberation Serif" w:eastAsia="WenQuanYi Zen Hei" w:cs="FreeSans"/>
+      <w:rFonts w:ascii="Liberation Serif" w:hAnsi="Liberation Serif" w:eastAsia="Noto Serif CJK SC" w:cs="Noto Sans Devanagari"/>
       <w:b/>
       <w:bCs/>
       <w:color w:val="88C0D0"/>
@@ -16539,7 +16668,7 @@
     </w:rPr>
   </w:style>
   <w:style w:type="paragraph" w:styleId="Heading3">
-    <w:name w:val="Heading 3"/>
+    <w:name w:val="heading 3"/>
     <w:basedOn w:val="Heading"/>
     <w:next w:val="BodyText"/>
     <w:qFormat/>
@@ -16549,7 +16678,7 @@
       <w:outlineLvl w:val="2"/>
     </w:pPr>
     <w:rPr>
-      <w:rFonts w:ascii="Liberation Serif" w:hAnsi="Liberation Serif" w:eastAsia="WenQuanYi Zen Hei" w:cs="FreeSans"/>
+      <w:rFonts w:ascii="Liberation Serif" w:hAnsi="Liberation Serif" w:eastAsia="Noto Serif CJK SC" w:cs="Noto Sans Devanagari"/>
       <w:b/>
       <w:bCs/>
       <w:color w:val="88C0D0"/>
@@ -16558,7 +16687,7 @@
     </w:rPr>
   </w:style>
   <w:style w:type="paragraph" w:styleId="Heading4">
-    <w:name w:val="Heading 4"/>
+    <w:name w:val="heading 4"/>
     <w:basedOn w:val="Heading"/>
     <w:next w:val="BodyText"/>
     <w:qFormat/>
@@ -16567,11 +16696,23 @@
       <w:outlineLvl w:val="3"/>
     </w:pPr>
     <w:rPr>
-      <w:rFonts w:ascii="Liberation Serif" w:hAnsi="Liberation Serif" w:eastAsia="WenQuanYi Zen Hei" w:cs="FreeSans"/>
+      <w:rFonts w:ascii="Liberation Serif" w:hAnsi="Liberation Serif" w:eastAsia="Noto Serif CJK SC" w:cs="Noto Sans Devanagari"/>
       <w:b/>
       <w:bCs/>
       <w:sz w:val="24"/>
       <w:szCs w:val="24"/>
+    </w:rPr>
+  </w:style>
+  <w:style w:type="character" w:styleId="EndnoteReference">
+    <w:name w:val="endnote reference"/>
+    <w:rPr>
+      <w:vertAlign w:val="superscript"/>
+    </w:rPr>
+  </w:style>
+  <w:style w:type="character" w:styleId="FootnoteReference">
+    <w:name w:val="footnote reference"/>
+    <w:rPr>
+      <w:vertAlign w:val="superscript"/>
     </w:rPr>
   </w:style>
   <w:style w:type="character" w:styleId="EndnoteCharacters">
@@ -16651,7 +16792,7 @@
     </w:rPr>
   </w:style>
   <w:style w:type="paragraph" w:styleId="EnvelopeReturn">
-    <w:name w:val="Envelope Return"/>
+    <w:name w:val="envelope return"/>
     <w:basedOn w:val="Normal"/>
     <w:pPr/>
     <w:rPr>
@@ -16670,46 +16811,6 @@
       <w:color w:val="ECEFF4"/>
     </w:rPr>
   </w:style>
-  <w:style w:type="paragraph" w:styleId="Footer">
-    <w:name w:val="Footer"/>
-    <w:basedOn w:val="Normal"/>
-    <w:pPr>
-      <w:suppressLineNumbers/>
-      <w:tabs>
-        <w:tab w:val="clear" w:pos="1134"/>
-        <w:tab w:val="center" w:pos="5952" w:leader="none"/>
-        <w:tab w:val="right" w:pos="10771" w:leader="none"/>
-      </w:tabs>
-    </w:pPr>
-    <w:rPr/>
-  </w:style>
-  <w:style w:type="paragraph" w:styleId="Header">
-    <w:name w:val="Header"/>
-    <w:basedOn w:val="Normal"/>
-    <w:pPr>
-      <w:suppressLineNumbers/>
-      <w:tabs>
-        <w:tab w:val="clear" w:pos="1134"/>
-        <w:tab w:val="center" w:pos="5952" w:leader="none"/>
-        <w:tab w:val="right" w:pos="10771" w:leader="none"/>
-      </w:tabs>
-    </w:pPr>
-    <w:rPr/>
-  </w:style>
-  <w:style w:type="paragraph" w:styleId="HeaderandFooter">
-    <w:name w:val="Header and Footer"/>
-    <w:basedOn w:val="Normal"/>
-    <w:qFormat/>
-    <w:pPr>
-      <w:suppressLineNumbers/>
-      <w:tabs>
-        <w:tab w:val="clear" w:pos="1134"/>
-        <w:tab w:val="center" w:pos="5953" w:leader="none"/>
-        <w:tab w:val="right" w:pos="10772" w:leader="none"/>
-      </w:tabs>
-    </w:pPr>
-    <w:rPr/>
-  </w:style>
   <w:style w:type="paragraph" w:styleId="Index">
     <w:name w:val="Index"/>
     <w:basedOn w:val="Normal"/>
@@ -16718,11 +16819,11 @@
       <w:suppressLineNumbers/>
     </w:pPr>
     <w:rPr>
-      <w:rFonts w:cs="FreeSans"/>
+      <w:rFonts w:cs="Noto Sans Devanagari"/>
     </w:rPr>
   </w:style>
   <w:style w:type="paragraph" w:styleId="Caption">
-    <w:name w:val="Caption"/>
+    <w:name w:val="caption"/>
     <w:basedOn w:val="Normal"/>
     <w:qFormat/>
     <w:pPr>
@@ -16730,7 +16831,7 @@
       <w:spacing w:before="120" w:after="120"/>
     </w:pPr>
     <w:rPr>
-      <w:rFonts w:cs="FreeSans"/>
+      <w:rFonts w:cs="Noto Sans Devanagari"/>
       <w:i/>
       <w:iCs/>
       <w:sz w:val="24"/>
@@ -16742,7 +16843,7 @@
     <w:basedOn w:val="BodyText"/>
     <w:pPr/>
     <w:rPr>
-      <w:rFonts w:cs="FreeSans"/>
+      <w:rFonts w:cs="Noto Sans Devanagari"/>
     </w:rPr>
   </w:style>
   <w:style w:type="paragraph" w:styleId="BodyText">
@@ -16784,7 +16885,7 @@
       <w:ind w:left="160" w:right="160"/>
     </w:pPr>
     <w:rPr>
-      <w:rFonts w:ascii="Liberation Mono" w:hAnsi="Liberation Mono" w:eastAsia="Liberation Mono" w:cs="Liberation Mono"/>
+      <w:rFonts w:ascii="Liberation Mono" w:hAnsi="Liberation Mono" w:eastAsia="Noto Sans Mono CJK SC" w:cs="Liberation Mono"/>
       <w:sz w:val="20"/>
       <w:szCs w:val="20"/>
     </w:rPr>
@@ -16825,37 +16926,37 @@
         <a:srgbClr val="000000"/>
       </a:dk1>
       <a:lt1>
-        <a:srgbClr val="ffffff"/>
+        <a:srgbClr val="FFFFFF"/>
       </a:lt1>
       <a:dk2>
         <a:srgbClr val="000000"/>
       </a:dk2>
       <a:lt2>
-        <a:srgbClr val="ffffff"/>
+        <a:srgbClr val="FFFFFF"/>
       </a:lt2>
       <a:accent1>
-        <a:srgbClr val="18a303"/>
+        <a:srgbClr val="18A303"/>
       </a:accent1>
       <a:accent2>
-        <a:srgbClr val="0369a3"/>
+        <a:srgbClr val="0369A3"/>
       </a:accent2>
       <a:accent3>
-        <a:srgbClr val="a33e03"/>
+        <a:srgbClr val="A33E03"/>
       </a:accent3>
       <a:accent4>
-        <a:srgbClr val="8e03a3"/>
+        <a:srgbClr val="8E03A3"/>
       </a:accent4>
       <a:accent5>
-        <a:srgbClr val="c99c00"/>
+        <a:srgbClr val="C99C00"/>
       </a:accent5>
       <a:accent6>
-        <a:srgbClr val="c9211e"/>
+        <a:srgbClr val="C9211E"/>
       </a:accent6>
       <a:hlink>
-        <a:srgbClr val="0000ee"/>
+        <a:srgbClr val="0000EE"/>
       </a:hlink>
       <a:folHlink>
-        <a:srgbClr val="551a8b"/>
+        <a:srgbClr val="551A8B"/>
       </a:folHlink>
     </a:clrScheme>
     <a:fontScheme name="Office">

--- a/docs/guides/crew/crew-1.0-troubleshooting.docx
+++ b/docs/guides/crew/crew-1.0-troubleshooting.docx
@@ -1,6 +1,6 @@
 
 <file path=word/document.xml><?xml version="1.0" encoding="utf-8"?>
-<w:document xmlns:o="urn:schemas-microsoft-com:office:office" xmlns:r="http://schemas.openxmlformats.org/officeDocument/2006/relationships" xmlns:v="urn:schemas-microsoft-com:vml" xmlns:w="http://schemas.openxmlformats.org/wordprocessingml/2006/main" xmlns:w10="urn:schemas-microsoft-com:office:word" xmlns:wp="http://schemas.openxmlformats.org/drawingml/2006/wordprocessingDrawing" xmlns:wps="http://schemas.microsoft.com/office/word/2010/wordprocessingShape" xmlns:wpg="http://schemas.microsoft.com/office/word/2010/wordprocessingGroup" xmlns:mc="http://schemas.openxmlformats.org/markup-compatibility/2006" xmlns:wp14="http://schemas.microsoft.com/office/word/2010/wordprocessingDrawing" xmlns:w14="http://schemas.microsoft.com/office/word/2010/wordml" xmlns:w15="http://schemas.microsoft.com/office/word/2012/wordml" mc:Ignorable="w14 wp14 w15">
+<w:document xmlns:o="urn:schemas-microsoft-com:office:office" xmlns:r="http://schemas.openxmlformats.org/officeDocument/2006/relationships" xmlns:v="urn:schemas-microsoft-com:vml" xmlns:w="http://schemas.openxmlformats.org/wordprocessingml/2006/main" xmlns:w10="urn:schemas-microsoft-com:office:word" xmlns:wp="http://schemas.openxmlformats.org/drawingml/2006/wordprocessingDrawing" xmlns:pic="http://schemas.openxmlformats.org/drawingml/2006/picture" xmlns:wps="http://schemas.microsoft.com/office/word/2010/wordprocessingShape" xmlns:wpg="http://schemas.microsoft.com/office/word/2010/wordprocessingGroup" xmlns:mc="http://schemas.openxmlformats.org/markup-compatibility/2006" xmlns:wp14="http://schemas.microsoft.com/office/word/2010/wordprocessingDrawing" xmlns:w14="http://schemas.microsoft.com/office/word/2010/wordml" xmlns:w15="http://schemas.microsoft.com/office/word/2012/wordml" mc:Ignorable="w14 wp14 w15">
   <w:body>
     <w:p>
       <w:pPr>
@@ -545,9 +545,9 @@
     </w:p>
     <w:tbl>
       <w:tblPr>
-        <w:tblW w:w="11810" w:type="dxa"/>
+        <w:tblW w:w="11731" w:type="dxa"/>
         <w:jc w:val="left"/>
-        <w:tblInd w:w="0" w:type="dxa"/>
+        <w:tblInd w:w="28" w:type="dxa"/>
         <w:tblLayout w:type="fixed"/>
         <w:tblCellMar>
           <w:top w:w="28" w:type="dxa"/>
@@ -557,11 +557,11 @@
         </w:tblCellMar>
       </w:tblPr>
       <w:tblGrid>
-        <w:gridCol w:w="2116"/>
-        <w:gridCol w:w="2446"/>
-        <w:gridCol w:w="2131"/>
+        <w:gridCol w:w="2119"/>
+        <w:gridCol w:w="2456"/>
+        <w:gridCol w:w="2022"/>
         <w:gridCol w:w="2986"/>
-        <w:gridCol w:w="2131"/>
+        <w:gridCol w:w="2148"/>
       </w:tblGrid>
       <w:tr>
         <w:trPr>
@@ -569,7 +569,7 @@
         </w:trPr>
         <w:tc>
           <w:tcPr>
-            <w:tcW w:w="2116" w:type="dxa"/>
+            <w:tcW w:w="2119" w:type="dxa"/>
             <w:tcBorders/>
             <w:vAlign w:val="center"/>
           </w:tcPr>
@@ -591,7 +591,7 @@
         </w:tc>
         <w:tc>
           <w:tcPr>
-            <w:tcW w:w="2446" w:type="dxa"/>
+            <w:tcW w:w="2456" w:type="dxa"/>
             <w:tcBorders/>
             <w:vAlign w:val="center"/>
           </w:tcPr>
@@ -613,7 +613,7 @@
         </w:tc>
         <w:tc>
           <w:tcPr>
-            <w:tcW w:w="2131" w:type="dxa"/>
+            <w:tcW w:w="2022" w:type="dxa"/>
             <w:tcBorders/>
             <w:vAlign w:val="center"/>
           </w:tcPr>
@@ -657,7 +657,7 @@
         </w:tc>
         <w:tc>
           <w:tcPr>
-            <w:tcW w:w="2131" w:type="dxa"/>
+            <w:tcW w:w="2148" w:type="dxa"/>
             <w:tcBorders/>
             <w:vAlign w:val="center"/>
           </w:tcPr>
@@ -682,7 +682,7 @@
         <w:trPr/>
         <w:tc>
           <w:tcPr>
-            <w:tcW w:w="2116" w:type="dxa"/>
+            <w:tcW w:w="2119" w:type="dxa"/>
             <w:tcBorders/>
             <w:vAlign w:val="center"/>
           </w:tcPr>
@@ -705,7 +705,7 @@
         </w:tc>
         <w:tc>
           <w:tcPr>
-            <w:tcW w:w="2446" w:type="dxa"/>
+            <w:tcW w:w="2456" w:type="dxa"/>
             <w:tcBorders/>
             <w:vAlign w:val="center"/>
           </w:tcPr>
@@ -728,7 +728,7 @@
         </w:tc>
         <w:tc>
           <w:tcPr>
-            <w:tcW w:w="2131" w:type="dxa"/>
+            <w:tcW w:w="2022" w:type="dxa"/>
             <w:tcBorders/>
             <w:vAlign w:val="center"/>
           </w:tcPr>
@@ -794,7 +794,7 @@
         </w:tc>
         <w:tc>
           <w:tcPr>
-            <w:tcW w:w="2131" w:type="dxa"/>
+            <w:tcW w:w="2148" w:type="dxa"/>
             <w:tcBorders/>
             <w:vAlign w:val="center"/>
           </w:tcPr>
@@ -818,7 +818,7 @@
         <w:trPr/>
         <w:tc>
           <w:tcPr>
-            <w:tcW w:w="2116" w:type="dxa"/>
+            <w:tcW w:w="2119" w:type="dxa"/>
             <w:tcBorders/>
             <w:vAlign w:val="center"/>
           </w:tcPr>
@@ -841,7 +841,7 @@
         </w:tc>
         <w:tc>
           <w:tcPr>
-            <w:tcW w:w="2446" w:type="dxa"/>
+            <w:tcW w:w="2456" w:type="dxa"/>
             <w:tcBorders/>
             <w:vAlign w:val="center"/>
           </w:tcPr>
@@ -864,7 +864,7 @@
         </w:tc>
         <w:tc>
           <w:tcPr>
-            <w:tcW w:w="2131" w:type="dxa"/>
+            <w:tcW w:w="2022" w:type="dxa"/>
             <w:tcBorders/>
             <w:vAlign w:val="center"/>
           </w:tcPr>
@@ -916,7 +916,7 @@
         </w:tc>
         <w:tc>
           <w:tcPr>
-            <w:tcW w:w="2131" w:type="dxa"/>
+            <w:tcW w:w="2148" w:type="dxa"/>
             <w:tcBorders/>
             <w:vAlign w:val="center"/>
           </w:tcPr>
@@ -940,7 +940,7 @@
         <w:trPr/>
         <w:tc>
           <w:tcPr>
-            <w:tcW w:w="2116" w:type="dxa"/>
+            <w:tcW w:w="2119" w:type="dxa"/>
             <w:tcBorders/>
             <w:vAlign w:val="center"/>
           </w:tcPr>
@@ -993,7 +993,7 @@
         </w:tc>
         <w:tc>
           <w:tcPr>
-            <w:tcW w:w="2446" w:type="dxa"/>
+            <w:tcW w:w="2456" w:type="dxa"/>
             <w:tcBorders/>
             <w:vAlign w:val="center"/>
           </w:tcPr>
@@ -1016,7 +1016,7 @@
         </w:tc>
         <w:tc>
           <w:tcPr>
-            <w:tcW w:w="2131" w:type="dxa"/>
+            <w:tcW w:w="2022" w:type="dxa"/>
             <w:tcBorders/>
             <w:vAlign w:val="center"/>
           </w:tcPr>
@@ -1074,7 +1074,7 @@
         </w:tc>
         <w:tc>
           <w:tcPr>
-            <w:tcW w:w="2131" w:type="dxa"/>
+            <w:tcW w:w="2148" w:type="dxa"/>
             <w:tcBorders/>
             <w:vAlign w:val="center"/>
           </w:tcPr>
@@ -1110,7 +1110,7 @@
         <w:trPr/>
         <w:tc>
           <w:tcPr>
-            <w:tcW w:w="2116" w:type="dxa"/>
+            <w:tcW w:w="2119" w:type="dxa"/>
             <w:tcBorders/>
             <w:vAlign w:val="center"/>
           </w:tcPr>
@@ -1133,7 +1133,7 @@
         </w:tc>
         <w:tc>
           <w:tcPr>
-            <w:tcW w:w="2446" w:type="dxa"/>
+            <w:tcW w:w="2456" w:type="dxa"/>
             <w:tcBorders/>
             <w:vAlign w:val="center"/>
           </w:tcPr>
@@ -1156,7 +1156,7 @@
         </w:tc>
         <w:tc>
           <w:tcPr>
-            <w:tcW w:w="2131" w:type="dxa"/>
+            <w:tcW w:w="2022" w:type="dxa"/>
             <w:tcBorders/>
             <w:vAlign w:val="center"/>
           </w:tcPr>
@@ -1214,7 +1214,7 @@
         </w:tc>
         <w:tc>
           <w:tcPr>
-            <w:tcW w:w="2131" w:type="dxa"/>
+            <w:tcW w:w="2148" w:type="dxa"/>
             <w:tcBorders/>
             <w:vAlign w:val="center"/>
           </w:tcPr>
@@ -1238,7 +1238,7 @@
         <w:trPr/>
         <w:tc>
           <w:tcPr>
-            <w:tcW w:w="2116" w:type="dxa"/>
+            <w:tcW w:w="2119" w:type="dxa"/>
             <w:tcBorders/>
             <w:vAlign w:val="center"/>
           </w:tcPr>
@@ -1285,7 +1285,7 @@
         </w:tc>
         <w:tc>
           <w:tcPr>
-            <w:tcW w:w="2446" w:type="dxa"/>
+            <w:tcW w:w="2456" w:type="dxa"/>
             <w:tcBorders/>
             <w:vAlign w:val="center"/>
           </w:tcPr>
@@ -1308,7 +1308,7 @@
         </w:tc>
         <w:tc>
           <w:tcPr>
-            <w:tcW w:w="2131" w:type="dxa"/>
+            <w:tcW w:w="2022" w:type="dxa"/>
             <w:tcBorders/>
             <w:vAlign w:val="center"/>
           </w:tcPr>
@@ -1428,7 +1428,7 @@
         </w:tc>
         <w:tc>
           <w:tcPr>
-            <w:tcW w:w="2131" w:type="dxa"/>
+            <w:tcW w:w="2148" w:type="dxa"/>
             <w:tcBorders/>
             <w:vAlign w:val="center"/>
           </w:tcPr>
@@ -1468,7 +1468,7 @@
         <w:trPr/>
         <w:tc>
           <w:tcPr>
-            <w:tcW w:w="2116" w:type="dxa"/>
+            <w:tcW w:w="2119" w:type="dxa"/>
             <w:tcBorders/>
             <w:vAlign w:val="center"/>
           </w:tcPr>
@@ -1515,7 +1515,7 @@
         </w:tc>
         <w:tc>
           <w:tcPr>
-            <w:tcW w:w="2446" w:type="dxa"/>
+            <w:tcW w:w="2456" w:type="dxa"/>
             <w:tcBorders/>
             <w:vAlign w:val="center"/>
           </w:tcPr>
@@ -1538,7 +1538,7 @@
         </w:tc>
         <w:tc>
           <w:tcPr>
-            <w:tcW w:w="2131" w:type="dxa"/>
+            <w:tcW w:w="2022" w:type="dxa"/>
             <w:tcBorders/>
             <w:vAlign w:val="center"/>
           </w:tcPr>
@@ -1616,7 +1616,7 @@
         </w:tc>
         <w:tc>
           <w:tcPr>
-            <w:tcW w:w="2131" w:type="dxa"/>
+            <w:tcW w:w="2148" w:type="dxa"/>
             <w:tcBorders/>
             <w:vAlign w:val="center"/>
           </w:tcPr>
@@ -1642,7 +1642,7 @@
         <w:trPr/>
         <w:tc>
           <w:tcPr>
-            <w:tcW w:w="2116" w:type="dxa"/>
+            <w:tcW w:w="2119" w:type="dxa"/>
             <w:tcBorders/>
             <w:vAlign w:val="center"/>
           </w:tcPr>
@@ -1689,7 +1689,7 @@
         </w:tc>
         <w:tc>
           <w:tcPr>
-            <w:tcW w:w="2446" w:type="dxa"/>
+            <w:tcW w:w="2456" w:type="dxa"/>
             <w:tcBorders/>
             <w:vAlign w:val="center"/>
           </w:tcPr>
@@ -1712,7 +1712,7 @@
         </w:tc>
         <w:tc>
           <w:tcPr>
-            <w:tcW w:w="2131" w:type="dxa"/>
+            <w:tcW w:w="2022" w:type="dxa"/>
             <w:tcBorders/>
             <w:vAlign w:val="center"/>
           </w:tcPr>
@@ -1810,7 +1810,7 @@
         </w:tc>
         <w:tc>
           <w:tcPr>
-            <w:tcW w:w="2131" w:type="dxa"/>
+            <w:tcW w:w="2148" w:type="dxa"/>
             <w:tcBorders/>
             <w:vAlign w:val="center"/>
           </w:tcPr>
@@ -1836,7 +1836,7 @@
         <w:trPr/>
         <w:tc>
           <w:tcPr>
-            <w:tcW w:w="2116" w:type="dxa"/>
+            <w:tcW w:w="2119" w:type="dxa"/>
             <w:tcBorders/>
             <w:vAlign w:val="center"/>
           </w:tcPr>
@@ -1923,7 +1923,7 @@
         </w:tc>
         <w:tc>
           <w:tcPr>
-            <w:tcW w:w="2446" w:type="dxa"/>
+            <w:tcW w:w="2456" w:type="dxa"/>
             <w:tcBorders/>
             <w:vAlign w:val="center"/>
           </w:tcPr>
@@ -1946,7 +1946,7 @@
         </w:tc>
         <w:tc>
           <w:tcPr>
-            <w:tcW w:w="2131" w:type="dxa"/>
+            <w:tcW w:w="2022" w:type="dxa"/>
             <w:tcBorders/>
             <w:vAlign w:val="center"/>
           </w:tcPr>
@@ -2040,7 +2040,7 @@
         </w:tc>
         <w:tc>
           <w:tcPr>
-            <w:tcW w:w="2131" w:type="dxa"/>
+            <w:tcW w:w="2148" w:type="dxa"/>
             <w:tcBorders/>
             <w:vAlign w:val="center"/>
           </w:tcPr>
@@ -2076,7 +2076,7 @@
         <w:trPr/>
         <w:tc>
           <w:tcPr>
-            <w:tcW w:w="2116" w:type="dxa"/>
+            <w:tcW w:w="2119" w:type="dxa"/>
             <w:tcBorders/>
             <w:vAlign w:val="center"/>
           </w:tcPr>
@@ -2099,7 +2099,7 @@
         </w:tc>
         <w:tc>
           <w:tcPr>
-            <w:tcW w:w="2446" w:type="dxa"/>
+            <w:tcW w:w="2456" w:type="dxa"/>
             <w:tcBorders/>
             <w:vAlign w:val="center"/>
           </w:tcPr>
@@ -2122,7 +2122,7 @@
         </w:tc>
         <w:tc>
           <w:tcPr>
-            <w:tcW w:w="2131" w:type="dxa"/>
+            <w:tcW w:w="2022" w:type="dxa"/>
             <w:tcBorders/>
             <w:vAlign w:val="center"/>
           </w:tcPr>
@@ -2176,7 +2176,7 @@
         </w:tc>
         <w:tc>
           <w:tcPr>
-            <w:tcW w:w="2131" w:type="dxa"/>
+            <w:tcW w:w="2148" w:type="dxa"/>
             <w:tcBorders/>
             <w:vAlign w:val="center"/>
           </w:tcPr>
@@ -2200,7 +2200,7 @@
         <w:trPr/>
         <w:tc>
           <w:tcPr>
-            <w:tcW w:w="2116" w:type="dxa"/>
+            <w:tcW w:w="2119" w:type="dxa"/>
             <w:tcBorders/>
             <w:vAlign w:val="center"/>
           </w:tcPr>
@@ -2223,7 +2223,7 @@
         </w:tc>
         <w:tc>
           <w:tcPr>
-            <w:tcW w:w="2446" w:type="dxa"/>
+            <w:tcW w:w="2456" w:type="dxa"/>
             <w:tcBorders/>
             <w:vAlign w:val="center"/>
           </w:tcPr>
@@ -2246,7 +2246,7 @@
         </w:tc>
         <w:tc>
           <w:tcPr>
-            <w:tcW w:w="2131" w:type="dxa"/>
+            <w:tcW w:w="2022" w:type="dxa"/>
             <w:tcBorders/>
             <w:vAlign w:val="center"/>
           </w:tcPr>
@@ -2310,7 +2310,7 @@
         </w:tc>
         <w:tc>
           <w:tcPr>
-            <w:tcW w:w="2131" w:type="dxa"/>
+            <w:tcW w:w="2148" w:type="dxa"/>
             <w:tcBorders/>
             <w:vAlign w:val="center"/>
           </w:tcPr>
@@ -2336,7 +2336,7 @@
         <w:trPr/>
         <w:tc>
           <w:tcPr>
-            <w:tcW w:w="2116" w:type="dxa"/>
+            <w:tcW w:w="2119" w:type="dxa"/>
             <w:tcBorders/>
             <w:vAlign w:val="center"/>
           </w:tcPr>
@@ -2359,7 +2359,7 @@
         </w:tc>
         <w:tc>
           <w:tcPr>
-            <w:tcW w:w="2446" w:type="dxa"/>
+            <w:tcW w:w="2456" w:type="dxa"/>
             <w:tcBorders/>
             <w:vAlign w:val="center"/>
           </w:tcPr>
@@ -2382,7 +2382,7 @@
         </w:tc>
         <w:tc>
           <w:tcPr>
-            <w:tcW w:w="2131" w:type="dxa"/>
+            <w:tcW w:w="2022" w:type="dxa"/>
             <w:tcBorders/>
             <w:vAlign w:val="center"/>
           </w:tcPr>
@@ -2440,7 +2440,7 @@
         </w:tc>
         <w:tc>
           <w:tcPr>
-            <w:tcW w:w="2131" w:type="dxa"/>
+            <w:tcW w:w="2148" w:type="dxa"/>
             <w:tcBorders/>
             <w:vAlign w:val="center"/>
           </w:tcPr>
@@ -2466,7 +2466,7 @@
         <w:trPr/>
         <w:tc>
           <w:tcPr>
-            <w:tcW w:w="2116" w:type="dxa"/>
+            <w:tcW w:w="2119" w:type="dxa"/>
             <w:tcBorders/>
             <w:vAlign w:val="center"/>
           </w:tcPr>
@@ -2489,7 +2489,7 @@
         </w:tc>
         <w:tc>
           <w:tcPr>
-            <w:tcW w:w="2446" w:type="dxa"/>
+            <w:tcW w:w="2456" w:type="dxa"/>
             <w:tcBorders/>
             <w:vAlign w:val="center"/>
           </w:tcPr>
@@ -2512,7 +2512,7 @@
         </w:tc>
         <w:tc>
           <w:tcPr>
-            <w:tcW w:w="2131" w:type="dxa"/>
+            <w:tcW w:w="2022" w:type="dxa"/>
             <w:tcBorders/>
             <w:vAlign w:val="center"/>
           </w:tcPr>
@@ -2596,7 +2596,7 @@
         </w:tc>
         <w:tc>
           <w:tcPr>
-            <w:tcW w:w="2131" w:type="dxa"/>
+            <w:tcW w:w="2148" w:type="dxa"/>
             <w:tcBorders/>
             <w:vAlign w:val="center"/>
           </w:tcPr>
@@ -2626,7 +2626,7 @@
         <w:trPr/>
         <w:tc>
           <w:tcPr>
-            <w:tcW w:w="2116" w:type="dxa"/>
+            <w:tcW w:w="2119" w:type="dxa"/>
             <w:tcBorders/>
             <w:vAlign w:val="center"/>
           </w:tcPr>
@@ -2649,7 +2649,7 @@
         </w:tc>
         <w:tc>
           <w:tcPr>
-            <w:tcW w:w="2446" w:type="dxa"/>
+            <w:tcW w:w="2456" w:type="dxa"/>
             <w:tcBorders/>
             <w:vAlign w:val="center"/>
           </w:tcPr>
@@ -2672,7 +2672,7 @@
         </w:tc>
         <w:tc>
           <w:tcPr>
-            <w:tcW w:w="2131" w:type="dxa"/>
+            <w:tcW w:w="2022" w:type="dxa"/>
             <w:tcBorders/>
             <w:vAlign w:val="center"/>
           </w:tcPr>
@@ -2716,7 +2716,7 @@
         </w:tc>
         <w:tc>
           <w:tcPr>
-            <w:tcW w:w="2131" w:type="dxa"/>
+            <w:tcW w:w="2148" w:type="dxa"/>
             <w:tcBorders/>
             <w:vAlign w:val="center"/>
           </w:tcPr>
@@ -3635,6 +3635,353 @@
       <w:r>
         <w:rPr/>
         <w:t>.</w:t>
+      </w:r>
+    </w:p>
+    <w:p>
+      <w:pPr>
+        <w:pStyle w:val="BodyText"/>
+        <w:numPr>
+          <w:ilvl w:val="0"/>
+          <w:numId w:val="9"/>
+        </w:numPr>
+        <w:tabs>
+          <w:tab w:val="clear" w:pos="1134"/>
+          <w:tab w:val="left" w:pos="829" w:leader="none"/>
+        </w:tabs>
+        <w:bidi w:val="0"/>
+        <w:ind w:hanging="283" w:left="829"/>
+        <w:jc w:val="left"/>
+        <w:rPr/>
+      </w:pPr>
+      <w:r>
+        <w:rPr>
+          <w:rStyle w:val="Strong"/>
+        </w:rPr>
+        <w:t xml:space="preserve">Symptom: review exits 6, </w:t>
+      </w:r>
+      <w:r>
+        <w:rPr>
+          <w:rStyle w:val="SourceText"/>
+        </w:rPr>
+        <w:t>train: waiting behind &lt;ticket&gt;</w:t>
+      </w:r>
+      <w:r>
+        <w:rPr>
+          <w:rStyle w:val="Strong"/>
+        </w:rPr>
+        <w:t>.</w:t>
+      </w:r>
+      <w:r>
+        <w:rPr/>
+        <w:t xml:space="preserve"> The clone's merge train is armed (L-0520) and an overlapping ticket holds it, or queued first on the same base. No round was spent. </w:t>
+      </w:r>
+      <w:r>
+        <w:rPr>
+          <w:rStyle w:val="Strong"/>
+        </w:rPr>
+        <w:t>Check:</w:t>
+      </w:r>
+      <w:r>
+        <w:rPr/>
+        <w:t xml:space="preserve"> </w:t>
+      </w:r>
+    </w:p>
+    <w:p>
+      <w:pPr>
+        <w:pStyle w:val="PreformattedText"/>
+        <w:bidi w:val="0"/>
+        <w:jc w:val="left"/>
+        <w:rPr/>
+      </w:pPr>
+      <w:r>
+        <w:rPr>
+          <w:rStyle w:val="SourceText"/>
+        </w:rPr>
+        <w:t>python3 "&lt;crew&gt;/hooks/scripts/crew_train.py" --root . status</w:t>
+      </w:r>
+    </w:p>
+    <w:p>
+      <w:pPr>
+        <w:pStyle w:val="BodyText"/>
+        <w:bidi w:val="0"/>
+        <w:jc w:val="left"/>
+        <w:rPr/>
+      </w:pPr>
+      <w:r>
+        <w:rPr/>
+        <w:t>Each waiting entry lists the ticket it is behind and every colliding pair (</w:t>
+      </w:r>
+      <w:r>
+        <w:rPr>
+          <w:rStyle w:val="SourceText"/>
+        </w:rPr>
+        <w:t>&lt;mine&gt; x &lt;theirs&gt;</w:t>
+      </w:r>
+      <w:r>
+        <w:rPr/>
+        <w:t xml:space="preserve">); </w:t>
+      </w:r>
+      <w:r>
+        <w:rPr>
+          <w:rStyle w:val="SourceText"/>
+        </w:rPr>
+        <w:t>touch: undeclared: &lt;why&gt;</w:t>
+      </w:r>
+      <w:r>
+        <w:rPr/>
+        <w:t xml:space="preserve"> means that ticket's spec has no usable </w:t>
+      </w:r>
+      <w:r>
+        <w:rPr>
+          <w:rStyle w:val="SourceText"/>
+        </w:rPr>
+        <w:t>## Touch</w:t>
+      </w:r>
+      <w:r>
+        <w:rPr/>
+        <w:t xml:space="preserve">, which overlaps everything. </w:t>
+      </w:r>
+      <w:r>
+        <w:rPr>
+          <w:rStyle w:val="Strong"/>
+        </w:rPr>
+        <w:t>Fix:</w:t>
+      </w:r>
+      <w:r>
+        <w:rPr/>
+        <w:t xml:space="preserve"> wait for the holder to land and release, then review again; fix an undeclared Touch in the spec. </w:t>
+      </w:r>
+      <w:r>
+        <w:rPr>
+          <w:rStyle w:val="SourceText"/>
+        </w:rPr>
+        <w:t>train: merge &lt;base&gt; first</w:t>
+      </w:r>
+      <w:r>
+        <w:rPr/>
+        <w:t xml:space="preserve"> means the base moved in this ticket's Touch: run </w:t>
+      </w:r>
+      <w:r>
+        <w:rPr>
+          <w:rStyle w:val="SourceText"/>
+        </w:rPr>
+        <w:t>crew_train.py catch-up --ticket &lt;id&gt;</w:t>
+      </w:r>
+      <w:r>
+        <w:rPr/>
+        <w:t xml:space="preserve"> and review the merged head. </w:t>
+      </w:r>
+      <w:r>
+        <w:rPr>
+          <w:rStyle w:val="SourceText"/>
+        </w:rPr>
+        <w:t>train: could not tell</w:t>
+      </w:r>
+      <w:r>
+        <w:rPr/>
+        <w:t xml:space="preserve"> means the train state could not be read — the message names the file; nothing is guessed.</w:t>
+      </w:r>
+    </w:p>
+    <w:p>
+      <w:pPr>
+        <w:pStyle w:val="BodyText"/>
+        <w:numPr>
+          <w:ilvl w:val="0"/>
+          <w:numId w:val="10"/>
+        </w:numPr>
+        <w:tabs>
+          <w:tab w:val="clear" w:pos="1134"/>
+          <w:tab w:val="left" w:pos="829" w:leader="none"/>
+        </w:tabs>
+        <w:bidi w:val="0"/>
+        <w:ind w:hanging="283" w:left="829"/>
+        <w:jc w:val="left"/>
+        <w:rPr/>
+      </w:pPr>
+      <w:r>
+        <w:rPr>
+          <w:rStyle w:val="Strong"/>
+        </w:rPr>
+        <w:t>Symptom: a lane holds the train and its session died.</w:t>
+      </w:r>
+      <w:r>
+        <w:rPr/>
+        <w:t xml:space="preserve"> </w:t>
+      </w:r>
+      <w:r>
+        <w:rPr>
+          <w:rStyle w:val="SourceText"/>
+        </w:rPr>
+        <w:t>status</w:t>
+      </w:r>
+      <w:r>
+        <w:rPr/>
+        <w:t xml:space="preserve"> prints </w:t>
+      </w:r>
+      <w:r>
+        <w:rPr>
+          <w:rStyle w:val="SourceText"/>
+        </w:rPr>
+        <w:t>stale?:</w:t>
+      </w:r>
+      <w:r>
+        <w:rPr/>
+        <w:t xml:space="preserve"> beside it (worktree missing, head already in the base, held for hours). Nothing releases it automatically, by design. </w:t>
+      </w:r>
+      <w:r>
+        <w:rPr>
+          <w:rStyle w:val="Strong"/>
+        </w:rPr>
+        <w:t>Fix:</w:t>
+      </w:r>
+      <w:r>
+        <w:rPr/>
+        <w:t xml:space="preserve"> once you are sure it is dead: </w:t>
+      </w:r>
+    </w:p>
+    <w:p>
+      <w:pPr>
+        <w:pStyle w:val="PreformattedText"/>
+        <w:bidi w:val="0"/>
+        <w:jc w:val="left"/>
+        <w:rPr/>
+      </w:pPr>
+      <w:r>
+        <w:rPr>
+          <w:rStyle w:val="SourceText"/>
+        </w:rPr>
+        <w:t>python3 "&lt;crew&gt;/hooks/scripts/crew_train.py" --root . release --ticket &lt;id&gt; --force \</w:t>
+      </w:r>
+    </w:p>
+    <w:p>
+      <w:pPr>
+        <w:pStyle w:val="PreformattedText"/>
+        <w:bidi w:val="0"/>
+        <w:jc w:val="left"/>
+        <w:rPr/>
+      </w:pPr>
+      <w:r>
+        <w:rPr>
+          <w:rStyle w:val="SourceText"/>
+        </w:rPr>
+        <w:t xml:space="preserve">  </w:t>
+      </w:r>
+      <w:r>
+        <w:rPr>
+          <w:rStyle w:val="SourceText"/>
+        </w:rPr>
+        <w:t>--by &lt;who&gt; --reason "&lt;why&gt;"</w:t>
+      </w:r>
+    </w:p>
+    <w:p>
+      <w:pPr>
+        <w:pStyle w:val="BodyText"/>
+        <w:bidi w:val="0"/>
+        <w:jc w:val="left"/>
+        <w:rPr/>
+      </w:pPr>
+      <w:r>
+        <w:rPr/>
+        <w:t xml:space="preserve">The release is logged as a </w:t>
+      </w:r>
+      <w:r>
+        <w:rPr>
+          <w:rStyle w:val="SourceText"/>
+        </w:rPr>
+        <w:t>force-release</w:t>
+      </w:r>
+      <w:r>
+        <w:rPr/>
+        <w:t xml:space="preserve"> event that the other lanes see.</w:t>
+      </w:r>
+    </w:p>
+    <w:p>
+      <w:pPr>
+        <w:pStyle w:val="BodyText"/>
+        <w:numPr>
+          <w:ilvl w:val="0"/>
+          <w:numId w:val="11"/>
+        </w:numPr>
+        <w:tabs>
+          <w:tab w:val="clear" w:pos="1134"/>
+          <w:tab w:val="left" w:pos="829" w:leader="none"/>
+        </w:tabs>
+        <w:bidi w:val="0"/>
+        <w:ind w:hanging="283" w:left="829"/>
+        <w:jc w:val="left"/>
+        <w:rPr/>
+      </w:pPr>
+      <w:r>
+        <w:rPr>
+          <w:rStyle w:val="Strong"/>
+        </w:rPr>
+        <w:t xml:space="preserve">Symptom: </w:t>
+      </w:r>
+      <w:r>
+        <w:rPr>
+          <w:rStyle w:val="SourceText"/>
+        </w:rPr>
+        <w:t>check-land</w:t>
+      </w:r>
+      <w:r>
+        <w:rPr>
+          <w:rStyle w:val="Strong"/>
+        </w:rPr>
+        <w:t xml:space="preserve"> says the base moved in Touch paths.</w:t>
+      </w:r>
+      <w:r>
+        <w:rPr/>
+        <w:t xml:space="preserve"> Another ticket landed changes to paths this ticket touches after it was gated, so the verdict covers a different tree. </w:t>
+      </w:r>
+      <w:r>
+        <w:rPr>
+          <w:rStyle w:val="Strong"/>
+        </w:rPr>
+        <w:t>Fix:</w:t>
+      </w:r>
+      <w:r>
+        <w:rPr/>
+        <w:t xml:space="preserve"> </w:t>
+      </w:r>
+      <w:r>
+        <w:rPr>
+          <w:rStyle w:val="SourceText"/>
+        </w:rPr>
+        <w:t>crew_train.py catch-up --ticket &lt;id&gt;</w:t>
+      </w:r>
+      <w:r>
+        <w:rPr/>
+        <w:t xml:space="preserve"> (a merge; conflicts and rerere-replayed files are listed and left staged for you to commit), gate the merged head again (</w:t>
+      </w:r>
+      <w:r>
+        <w:rPr>
+          <w:rStyle w:val="SourceText"/>
+        </w:rPr>
+        <w:t>/crew:review</w:t>
+      </w:r>
+      <w:r>
+        <w:rPr/>
+        <w:t xml:space="preserve">), then </w:t>
+      </w:r>
+      <w:r>
+        <w:rPr>
+          <w:rStyle w:val="SourceText"/>
+        </w:rPr>
+        <w:t>check-land</w:t>
+      </w:r>
+      <w:r>
+        <w:rPr/>
+        <w:t xml:space="preserve"> again. </w:t>
+      </w:r>
+      <w:r>
+        <w:rPr>
+          <w:rStyle w:val="SourceText"/>
+        </w:rPr>
+        <w:t>merge-tree: HEAD conflicts with &lt;base&gt;</w:t>
+      </w:r>
+      <w:r>
+        <w:rPr/>
+        <w:t xml:space="preserve"> is the same fix with a conflict to resolve first. </w:t>
       </w:r>
     </w:p>
     <w:p>
@@ -3731,7 +4078,7 @@
         <w:pStyle w:val="BodyText"/>
         <w:numPr>
           <w:ilvl w:val="0"/>
-          <w:numId w:val="9"/>
+          <w:numId w:val="12"/>
         </w:numPr>
         <w:tabs>
           <w:tab w:val="clear" w:pos="1134"/>
@@ -3982,946 +4329,6 @@
       <w:r>
         <w:rPr/>
         <w:t xml:space="preserve">) do not inherit yet. </w:t>
-      </w:r>
-    </w:p>
-    <w:p>
-      <w:pPr>
-        <w:pStyle w:val="BodyText"/>
-        <w:numPr>
-          <w:ilvl w:val="0"/>
-          <w:numId w:val="9"/>
-        </w:numPr>
-        <w:tabs>
-          <w:tab w:val="clear" w:pos="1134"/>
-          <w:tab w:val="left" w:pos="829" w:leader="none"/>
-        </w:tabs>
-        <w:bidi w:val="0"/>
-        <w:ind w:hanging="283" w:left="829"/>
-        <w:jc w:val="left"/>
-        <w:rPr/>
-      </w:pPr>
-      <w:r>
-        <w:rPr>
-          <w:rStyle w:val="Strong"/>
-        </w:rPr>
-        <w:t>Symptom: an edit inside Touch is still refused.</w:t>
-      </w:r>
-      <w:r>
-        <w:rPr/>
-        <w:t xml:space="preserve"> </w:t>
-      </w:r>
-      <w:r>
-        <w:rPr>
-          <w:rStyle w:val="Strong"/>
-        </w:rPr>
-        <w:t>Check:</w:t>
-      </w:r>
-      <w:r>
-        <w:rPr/>
-        <w:t xml:space="preserve"> approval status. </w:t>
-      </w:r>
-    </w:p>
-    <w:p>
-      <w:pPr>
-        <w:pStyle w:val="PreformattedText"/>
-        <w:bidi w:val="0"/>
-        <w:jc w:val="left"/>
-        <w:rPr/>
-      </w:pPr>
-      <w:r>
-        <w:rPr>
-          <w:rStyle w:val="SourceText"/>
-        </w:rPr>
-        <w:t>python3 "&lt;crew&gt;/hooks/scripts/crew_ticket.py" status --ticket &lt;id&gt;</w:t>
-      </w:r>
-    </w:p>
-    <w:p>
-      <w:pPr>
-        <w:pStyle w:val="BodyText"/>
-        <w:bidi w:val="0"/>
-        <w:jc w:val="left"/>
-        <w:rPr/>
-      </w:pPr>
-      <w:r>
-        <w:rPr/>
-        <w:t xml:space="preserve">Returns </w:t>
-      </w:r>
-      <w:r>
-        <w:rPr>
-          <w:rStyle w:val="SourceText"/>
-        </w:rPr>
-        <w:t>approved</w:t>
-      </w:r>
-      <w:r>
-        <w:rPr/>
-        <w:t xml:space="preserve"> (both </w:t>
-      </w:r>
-      <w:r>
-        <w:rPr>
-          <w:rStyle w:val="SourceText"/>
-        </w:rPr>
-        <w:t>spec.md</w:t>
-      </w:r>
-      <w:r>
-        <w:rPr/>
-        <w:t xml:space="preserve"> and </w:t>
-      </w:r>
-      <w:r>
-        <w:rPr>
-          <w:rStyle w:val="SourceText"/>
-        </w:rPr>
-        <w:t>plan.md</w:t>
-      </w:r>
-      <w:r>
-        <w:rPr/>
-        <w:t xml:space="preserve"> hash to what was approved), </w:t>
-      </w:r>
-      <w:r>
-        <w:rPr>
-          <w:rStyle w:val="SourceText"/>
-        </w:rPr>
-        <w:t>stale</w:t>
-      </w:r>
-      <w:r>
-        <w:rPr/>
-        <w:t xml:space="preserve"> (either file changed since), or </w:t>
-      </w:r>
-      <w:r>
-        <w:rPr>
-          <w:rStyle w:val="SourceText"/>
-        </w:rPr>
-        <w:t>none</w:t>
-      </w:r>
-      <w:r>
-        <w:rPr/>
-        <w:t xml:space="preserve">. </w:t>
-      </w:r>
-      <w:r>
-        <w:rPr>
-          <w:rStyle w:val="Strong"/>
-        </w:rPr>
-        <w:t>Editing spec.md or plan.md after approval makes the approval stale immediately</w:t>
-      </w:r>
-      <w:r>
-        <w:rPr/>
-        <w:t xml:space="preserve"> — that is deliberate: an edited spec cannot silently widen what the guard accepts. Only a receipt from the user's own prompt counts by default; a </w:t>
-      </w:r>
-      <w:r>
-        <w:rPr>
-          <w:rStyle w:val="SourceText"/>
-        </w:rPr>
-        <w:t>cli</w:t>
-      </w:r>
-      <w:r>
-        <w:rPr/>
-        <w:t xml:space="preserve">-sourced receipt (written by </w:t>
-      </w:r>
-      <w:r>
-        <w:rPr>
-          <w:rStyle w:val="SourceText"/>
-        </w:rPr>
-        <w:t>crew_ticket.py approve</w:t>
-      </w:r>
-      <w:r>
-        <w:rPr/>
-        <w:t xml:space="preserve"> directly, for tests/CI) is accepted only when </w:t>
-      </w:r>
-      <w:r>
-        <w:rPr>
-          <w:rStyle w:val="SourceText"/>
-        </w:rPr>
-        <w:t>.crew/config.json</w:t>
-      </w:r>
-      <w:r>
-        <w:rPr/>
-        <w:t xml:space="preserve"> sets </w:t>
-      </w:r>
-      <w:r>
-        <w:rPr>
-          <w:rStyle w:val="SourceText"/>
-        </w:rPr>
-        <w:t>scope.allowCliApproval: true</w:t>
-      </w:r>
-      <w:r>
-        <w:rPr/>
-        <w:t xml:space="preserve">, and an </w:t>
-      </w:r>
-      <w:r>
-        <w:rPr>
-          <w:rStyle w:val="SourceText"/>
-        </w:rPr>
-        <w:t>autopilot</w:t>
-      </w:r>
-      <w:r>
-        <w:rPr/>
-        <w:t xml:space="preserve"> receipt (from </w:t>
-      </w:r>
-      <w:r>
-        <w:rPr>
-          <w:rStyle w:val="SourceText"/>
-        </w:rPr>
-        <w:t>crew_autopilot.py approve</w:t>
-      </w:r>
-      <w:r>
-        <w:rPr/>
-        <w:t xml:space="preserve">) only while that is true and </w:t>
-      </w:r>
-      <w:r>
-        <w:rPr>
-          <w:rStyle w:val="SourceText"/>
-        </w:rPr>
-        <w:t>autopilot.approval</w:t>
-      </w:r>
-      <w:r>
-        <w:rPr/>
-        <w:t xml:space="preserve"> still allows it. </w:t>
-      </w:r>
-      <w:r>
-        <w:rPr>
-          <w:rStyle w:val="Strong"/>
-        </w:rPr>
-        <w:t>Fix:</w:t>
-      </w:r>
-      <w:r>
-        <w:rPr/>
-        <w:t xml:space="preserve"> re-approve. The user types </w:t>
-      </w:r>
-      <w:r>
-        <w:rPr>
-          <w:rStyle w:val="SourceText"/>
-        </w:rPr>
-        <w:t>/crew:approve &lt;id&gt;</w:t>
-      </w:r>
-      <w:r>
-        <w:rPr/>
-        <w:t xml:space="preserve"> again — the only other route is </w:t>
-      </w:r>
-      <w:r>
-        <w:rPr>
-          <w:rStyle w:val="SourceText"/>
-        </w:rPr>
-        <w:t>/crew:autopilot</w:t>
-      </w:r>
-      <w:r>
-        <w:rPr/>
-        <w:t xml:space="preserve"> under an opted-in </w:t>
-      </w:r>
-      <w:r>
-        <w:rPr>
-          <w:rStyle w:val="SourceText"/>
-        </w:rPr>
-        <w:t>autopilot.approval</w:t>
-      </w:r>
-      <w:r>
-        <w:rPr/>
-        <w:t xml:space="preserve">; </w:t>
-      </w:r>
-      <w:r>
-        <w:rPr>
-          <w:rStyle w:val="SourceText"/>
-        </w:rPr>
-        <w:t>scope_guard.py</w:t>
-      </w:r>
-      <w:r>
-        <w:rPr/>
-        <w:t xml:space="preserve"> refuses a Write/Edit under </w:t>
-      </w:r>
-      <w:r>
-        <w:rPr>
-          <w:rStyle w:val="SourceText"/>
-        </w:rPr>
-        <w:t>&lt;git-common-dir&gt;/crew/</w:t>
-      </w:r>
-      <w:r>
-        <w:rPr/>
-        <w:t xml:space="preserve"> in every mode but </w:t>
-      </w:r>
-      <w:r>
-        <w:rPr>
-          <w:rStyle w:val="SourceText"/>
-        </w:rPr>
-        <w:t>off</w:t>
-      </w:r>
-      <w:r>
-        <w:rPr/>
-        <w:t>, so a session cannot forge or refresh its own approval.</w:t>
-      </w:r>
-    </w:p>
-    <w:p>
-      <w:pPr>
-        <w:pStyle w:val="BodyText"/>
-        <w:numPr>
-          <w:ilvl w:val="0"/>
-          <w:numId w:val="10"/>
-        </w:numPr>
-        <w:tabs>
-          <w:tab w:val="clear" w:pos="1134"/>
-          <w:tab w:val="left" w:pos="829" w:leader="none"/>
-        </w:tabs>
-        <w:bidi w:val="0"/>
-        <w:ind w:hanging="283" w:left="829"/>
-        <w:jc w:val="left"/>
-        <w:rPr/>
-      </w:pPr>
-      <w:r>
-        <w:rPr>
-          <w:rStyle w:val="Strong"/>
-        </w:rPr>
-        <w:t>Symptom: you need to touch one more path mid-ticket.</w:t>
-      </w:r>
-      <w:r>
-        <w:rPr/>
-        <w:t xml:space="preserve"> </w:t>
-      </w:r>
-      <w:r>
-        <w:rPr>
-          <w:rStyle w:val="Strong"/>
-        </w:rPr>
-        <w:t>Fix:</w:t>
-      </w:r>
-      <w:r>
-        <w:rPr/>
-        <w:t xml:space="preserve"> amend </w:t>
-      </w:r>
-      <w:r>
-        <w:rPr>
-          <w:rStyle w:val="SourceText"/>
-        </w:rPr>
-        <w:t>spec.md</w:t>
-      </w:r>
-      <w:r>
-        <w:rPr/>
-        <w:t xml:space="preserve">'s </w:t>
-      </w:r>
-      <w:r>
-        <w:rPr>
-          <w:rStyle w:val="SourceText"/>
-        </w:rPr>
-        <w:t>## Touch</w:t>
-      </w:r>
-      <w:r>
-        <w:rPr/>
-        <w:t xml:space="preserve"> (widen it), then approve again. There is no partial-approve; amending scope is edit-then-approve, same as any other spec change.</w:t>
-      </w:r>
-    </w:p>
-    <w:p>
-      <w:pPr>
-        <w:pStyle w:val="BodyText"/>
-        <w:numPr>
-          <w:ilvl w:val="0"/>
-          <w:numId w:val="10"/>
-        </w:numPr>
-        <w:tabs>
-          <w:tab w:val="clear" w:pos="1134"/>
-          <w:tab w:val="left" w:pos="829" w:leader="none"/>
-        </w:tabs>
-        <w:bidi w:val="0"/>
-        <w:ind w:hanging="283" w:left="829"/>
-        <w:jc w:val="left"/>
-        <w:rPr/>
-      </w:pPr>
-      <w:r>
-        <w:rPr>
-          <w:rStyle w:val="Strong"/>
-        </w:rPr>
-        <w:t xml:space="preserve">Symptom: </w:t>
-      </w:r>
-      <w:r>
-        <w:rPr>
-          <w:rStyle w:val="SourceText"/>
-        </w:rPr>
-        <w:t>/crew:done</w:t>
-      </w:r>
-      <w:r>
-        <w:rPr>
-          <w:rStyle w:val="Strong"/>
-        </w:rPr>
-        <w:t xml:space="preserve"> refuses on "out of scope" for a file the edit guard never saw.</w:t>
-      </w:r>
-      <w:r>
-        <w:rPr/>
-        <w:t xml:space="preserve"> This is the Stop-time completion audit (</w:t>
-      </w:r>
-      <w:r>
-        <w:rPr>
-          <w:rStyle w:val="SourceText"/>
-        </w:rPr>
-        <w:t>completion_audit.py</w:t>
-      </w:r>
-      <w:r>
-        <w:rPr/>
-        <w:t xml:space="preserve">), not the edit guard. The edit guard only sees </w:t>
-      </w:r>
-      <w:r>
-        <w:rPr>
-          <w:rStyle w:val="SourceText"/>
-        </w:rPr>
-        <w:t>Write</w:t>
-      </w:r>
-      <w:r>
-        <w:rPr/>
-        <w:t>/</w:t>
-      </w:r>
-      <w:r>
-        <w:rPr>
-          <w:rStyle w:val="SourceText"/>
-        </w:rPr>
-        <w:t>Edit</w:t>
-      </w:r>
-      <w:r>
-        <w:rPr/>
-        <w:t>/</w:t>
-      </w:r>
-      <w:r>
-        <w:rPr>
-          <w:rStyle w:val="SourceText"/>
-        </w:rPr>
-        <w:t>MultiEdit</w:t>
-      </w:r>
-      <w:r>
-        <w:rPr/>
-        <w:t>/</w:t>
-      </w:r>
-      <w:r>
-        <w:rPr>
-          <w:rStyle w:val="SourceText"/>
-        </w:rPr>
-        <w:t>NotebookEdit</w:t>
-      </w:r>
-      <w:r>
-        <w:rPr/>
-        <w:t xml:space="preserve"> tool calls; a </w:t>
-      </w:r>
-      <w:r>
-        <w:rPr>
-          <w:rStyle w:val="SourceText"/>
-        </w:rPr>
-        <w:t>sed -i</w:t>
-      </w:r>
-      <w:r>
-        <w:rPr/>
-        <w:t xml:space="preserve">, a redirect, a formatter or a </w:t>
-      </w:r>
-      <w:r>
-        <w:rPr>
-          <w:rStyle w:val="SourceText"/>
-        </w:rPr>
-        <w:t>git mv</w:t>
-      </w:r>
-      <w:r>
-        <w:rPr/>
-        <w:t xml:space="preserve"> never reaches it. The audit instead diffs the </w:t>
-      </w:r>
-      <w:r>
-        <w:rPr>
-          <w:rStyle w:val="Strong"/>
-        </w:rPr>
-        <w:t>whole working tree</w:t>
-      </w:r>
-      <w:r>
-        <w:rPr/>
-        <w:t xml:space="preserve"> against the ticket's scope base (</w:t>
-      </w:r>
-      <w:r>
-        <w:rPr>
-          <w:rStyle w:val="SourceText"/>
-        </w:rPr>
-        <w:t>scope_base.resolve</w:t>
-      </w:r>
-      <w:r>
-        <w:rPr/>
-        <w:t xml:space="preserve"> — the commit the ticket started from) across committed, staged, unstaged and untracked changes, so a shell-made write is caught here even though nothing blocked it at the time. </w:t>
-      </w:r>
-      <w:r>
-        <w:rPr>
-          <w:rStyle w:val="Strong"/>
-        </w:rPr>
-        <w:t>Check it directly, without waiting for a Stop:</w:t>
-      </w:r>
-    </w:p>
-    <w:p>
-      <w:pPr>
-        <w:pStyle w:val="PreformattedText"/>
-        <w:bidi w:val="0"/>
-        <w:jc w:val="left"/>
-        <w:rPr/>
-      </w:pPr>
-      <w:r>
-        <w:rPr>
-          <w:rStyle w:val="SourceText"/>
-        </w:rPr>
-        <w:t>python3 "&lt;crew&gt;/hooks/scripts/completion_audit.py" --check --ticket &lt;id&gt;</w:t>
-      </w:r>
-    </w:p>
-    <w:p>
-      <w:pPr>
-        <w:pStyle w:val="BodyText"/>
-        <w:bidi w:val="0"/>
-        <w:jc w:val="left"/>
-        <w:rPr/>
-      </w:pPr>
-      <w:r>
-        <w:rPr>
-          <w:rStyle w:val="Strong"/>
-        </w:rPr>
-        <w:t>Fix:</w:t>
-      </w:r>
-      <w:r>
-        <w:rPr/>
-        <w:t xml:space="preserve"> either the path genuinely needs to be in scope (widen Touch and re-approve), or revert the out-of-scope change. Files git ignores (including everything under </w:t>
-      </w:r>
-      <w:r>
-        <w:rPr>
-          <w:rStyle w:val="SourceText"/>
-        </w:rPr>
-        <w:t>.crew/</w:t>
-      </w:r>
-      <w:r>
-        <w:rPr/>
-        <w:t xml:space="preserve">) and </w:t>
-      </w:r>
-      <w:r>
-        <w:rPr>
-          <w:rStyle w:val="SourceText"/>
-        </w:rPr>
-        <w:t>.work/</w:t>
-      </w:r>
-      <w:r>
-        <w:rPr/>
-        <w:t xml:space="preserve"> itself are outside what the audit can see at all — that is by design, not a gap to work around.</w:t>
-      </w:r>
-    </w:p>
-    <w:p>
-      <w:pPr>
-        <w:pStyle w:val="BodyText"/>
-        <w:numPr>
-          <w:ilvl w:val="0"/>
-          <w:numId w:val="11"/>
-        </w:numPr>
-        <w:tabs>
-          <w:tab w:val="clear" w:pos="1134"/>
-          <w:tab w:val="left" w:pos="829" w:leader="none"/>
-        </w:tabs>
-        <w:bidi w:val="0"/>
-        <w:ind w:hanging="283" w:left="829"/>
-        <w:jc w:val="left"/>
-        <w:rPr/>
-      </w:pPr>
-      <w:r>
-        <w:rPr>
-          <w:rStyle w:val="SourceText"/>
-        </w:rPr>
-        <w:t>scope.mode</w:t>
-      </w:r>
-      <w:r>
-        <w:rPr>
-          <w:rStyle w:val="Strong"/>
-        </w:rPr>
-        <w:t xml:space="preserve"> values, and what "auto" means:</w:t>
-      </w:r>
-      <w:r>
-        <w:rPr/>
-        <w:t xml:space="preserve"> </w:t>
-      </w:r>
-      <w:r>
-        <w:rPr>
-          <w:rStyle w:val="SourceText"/>
-        </w:rPr>
-        <w:t>off</w:t>
-      </w:r>
-      <w:r>
-        <w:rPr/>
-        <w:t xml:space="preserve"> (hooks do nothing, the default), </w:t>
-      </w:r>
-      <w:r>
-        <w:rPr>
-          <w:rStyle w:val="SourceText"/>
-        </w:rPr>
-        <w:t>report</w:t>
-      </w:r>
-      <w:r>
-        <w:rPr/>
-        <w:t xml:space="preserve"> (allows everything, logs the row to </w:t>
-      </w:r>
-      <w:r>
-        <w:rPr>
-          <w:rStyle w:val="SourceText"/>
-        </w:rPr>
-        <w:t>.crew/guard.log</w:t>
-      </w:r>
-      <w:r>
-        <w:rPr/>
-        <w:t xml:space="preserve">), </w:t>
-      </w:r>
-      <w:r>
-        <w:rPr>
-          <w:rStyle w:val="SourceText"/>
-        </w:rPr>
-        <w:t>block</w:t>
-      </w:r>
-      <w:r>
-        <w:rPr/>
-        <w:t xml:space="preserve"> (refuses out-of-scope writes and fails the completion audit), </w:t>
-      </w:r>
-      <w:r>
-        <w:rPr>
-          <w:rStyle w:val="SourceText"/>
-        </w:rPr>
-        <w:t>auto</w:t>
-      </w:r>
-      <w:r>
-        <w:rPr/>
-        <w:t xml:space="preserve"> (</w:t>
-      </w:r>
-      <w:r>
-        <w:rPr>
-          <w:rStyle w:val="SourceText"/>
-        </w:rPr>
-        <w:t>report</w:t>
-      </w:r>
-      <w:r>
-        <w:rPr/>
-        <w:t xml:space="preserve"> for the first ten tickets approved in this repo, then </w:t>
-      </w:r>
-      <w:r>
-        <w:rPr>
-          <w:rStyle w:val="SourceText"/>
-        </w:rPr>
-        <w:t>block</w:t>
-      </w:r>
-      <w:r>
-        <w:rPr/>
-        <w:t xml:space="preserve">). A config file that exists but fails to parse, or names an unknown mode, resolves to </w:t>
-      </w:r>
-      <w:r>
-        <w:rPr>
-          <w:rStyle w:val="SourceText"/>
-        </w:rPr>
-        <w:t>block</w:t>
-      </w:r>
-      <w:r>
-        <w:rPr/>
-        <w:t xml:space="preserve"> and says so — the unknown never collapses into the permissive value.</w:t>
-      </w:r>
-    </w:p>
-    <w:p>
-      <w:pPr>
-        <w:pStyle w:val="BodyText"/>
-        <w:numPr>
-          <w:ilvl w:val="0"/>
-          <w:numId w:val="11"/>
-        </w:numPr>
-        <w:tabs>
-          <w:tab w:val="clear" w:pos="1134"/>
-          <w:tab w:val="left" w:pos="829" w:leader="none"/>
-        </w:tabs>
-        <w:bidi w:val="0"/>
-        <w:ind w:hanging="283" w:left="829"/>
-        <w:jc w:val="left"/>
-        <w:rPr/>
-      </w:pPr>
-      <w:r>
-        <w:rPr>
-          <w:rStyle w:val="Strong"/>
-        </w:rPr>
-        <w:t>No-python fail-closed, and why it is not a bug:</w:t>
-      </w:r>
-      <w:r>
-        <w:rPr/>
-        <w:t xml:space="preserve"> if none of </w:t>
-      </w:r>
-      <w:r>
-        <w:rPr>
-          <w:rStyle w:val="SourceText"/>
-        </w:rPr>
-        <w:t>python3</w:t>
-      </w:r>
-      <w:r>
-        <w:rPr/>
-        <w:t>/</w:t>
-      </w:r>
-      <w:r>
-        <w:rPr>
-          <w:rStyle w:val="SourceText"/>
-        </w:rPr>
-        <w:t>python</w:t>
-      </w:r>
-      <w:r>
-        <w:rPr/>
-        <w:t>/</w:t>
-      </w:r>
-      <w:r>
-        <w:rPr>
-          <w:rStyle w:val="SourceText"/>
-        </w:rPr>
-        <w:t>py</w:t>
-      </w:r>
-      <w:r>
-        <w:rPr/>
-        <w:t xml:space="preserve"> resolves to a </w:t>
-      </w:r>
-      <w:r>
-        <w:rPr>
-          <w:rStyle w:val="Emphasis"/>
-        </w:rPr>
-        <w:t>proved</w:t>
-      </w:r>
-      <w:r>
-        <w:rPr/>
-        <w:t xml:space="preserve"> working interpreter, </w:t>
-      </w:r>
-      <w:r>
-        <w:rPr>
-          <w:rStyle w:val="SourceText"/>
-        </w:rPr>
-        <w:t>scope-guard.sh</w:t>
-      </w:r>
-      <w:r>
-        <w:rPr/>
-        <w:t xml:space="preserve"> (and </w:t>
-      </w:r>
-      <w:r>
-        <w:rPr>
-          <w:rStyle w:val="SourceText"/>
-        </w:rPr>
-        <w:t>completion-audit.sh</w:t>
-      </w:r>
-      <w:r>
-        <w:rPr/>
-        <w:t xml:space="preserve">, byte-for-byte the same logic) does </w:t>
-      </w:r>
-      <w:r>
-        <w:rPr>
-          <w:rStyle w:val="Strong"/>
-        </w:rPr>
-        <w:t>not</w:t>
-      </w:r>
-      <w:r>
-        <w:rPr/>
-        <w:t xml:space="preserve"> silently allow the write. It checks whether </w:t>
-      </w:r>
-      <w:r>
-        <w:rPr>
-          <w:rStyle w:val="SourceText"/>
-        </w:rPr>
-        <w:t>.crew/config.json</w:t>
-      </w:r>
-      <w:r>
-        <w:rPr/>
-        <w:t xml:space="preserve"> </w:t>
-      </w:r>
-      <w:r>
-        <w:rPr>
-          <w:rStyle w:val="Strong"/>
-        </w:rPr>
-        <w:t>provably</w:t>
-      </w:r>
-      <w:r>
-        <w:rPr/>
-        <w:t xml:space="preserve"> sets </w:t>
-      </w:r>
-      <w:r>
-        <w:rPr>
-          <w:rStyle w:val="SourceText"/>
-        </w:rPr>
-        <w:t>scope.mode</w:t>
-      </w:r>
-      <w:r>
-        <w:rPr/>
-        <w:t xml:space="preserve"> to </w:t>
-      </w:r>
-      <w:r>
-        <w:rPr>
-          <w:rStyle w:val="SourceText"/>
-        </w:rPr>
-        <w:t>off</w:t>
-      </w:r>
-      <w:r>
-        <w:rPr/>
-        <w:t xml:space="preserve"> — a crude, non-JSON textual check, because it runs in exactly the situation where python cannot parse the file for it — and only then exits 0. Anything it cannot prove </w:t>
-      </w:r>
-      <w:r>
-        <w:rPr>
-          <w:rStyle w:val="SourceText"/>
-        </w:rPr>
-        <w:t>off</w:t>
-      </w:r>
-      <w:r>
-        <w:rPr/>
-        <w:t xml:space="preserve"> (a corrupt file, </w:t>
-      </w:r>
-      <w:r>
-        <w:rPr>
-          <w:rStyle w:val="SourceText"/>
-        </w:rPr>
-        <w:t>report</w:t>
-      </w:r>
-      <w:r>
-        <w:rPr/>
-        <w:t xml:space="preserve">, </w:t>
-      </w:r>
-      <w:r>
-        <w:rPr>
-          <w:rStyle w:val="SourceText"/>
-        </w:rPr>
-        <w:t>auto</w:t>
-      </w:r>
-      <w:r>
-        <w:rPr/>
-        <w:t xml:space="preserve">, </w:t>
-      </w:r>
-      <w:r>
-        <w:rPr>
-          <w:rStyle w:val="SourceText"/>
-        </w:rPr>
-        <w:t>block</w:t>
-      </w:r>
-      <w:r>
-        <w:rPr/>
-        <w:t xml:space="preserve">, or no </w:t>
-      </w:r>
-      <w:r>
-        <w:rPr>
-          <w:rStyle w:val="SourceText"/>
-        </w:rPr>
-        <w:t>scope</w:t>
-      </w:r>
-      <w:r>
-        <w:rPr/>
-        <w:t xml:space="preserve"> key at all) fails </w:t>
-      </w:r>
-      <w:r>
-        <w:rPr>
-          <w:rStyle w:val="Strong"/>
-        </w:rPr>
-        <w:t>closed</w:t>
-      </w:r>
-      <w:r>
-        <w:rPr/>
-        <w:t xml:space="preserve"> with exit 2: "no usable python ... failing closed". Fix by installing a real Python 3, not by reading the closed refusal as a false positive.</w:t>
-      </w:r>
-    </w:p>
-    <w:p>
-      <w:pPr>
-        <w:pStyle w:val="Heading2"/>
-        <w:bidi w:val="0"/>
-        <w:ind w:hanging="0" w:left="0" w:right="0"/>
-        <w:jc w:val="left"/>
-        <w:rPr/>
-      </w:pPr>
-      <w:bookmarkStart w:id="5" w:name="cloud-guard-false-positives"/>
-      <w:bookmarkEnd w:id="5"/>
-      <w:r>
-        <w:rPr/>
-        <w:t>Cloud Guard False Positives</w:t>
-      </w:r>
-    </w:p>
-    <w:p>
-      <w:pPr>
-        <w:pStyle w:val="BodyText"/>
-        <w:bidi w:val="0"/>
-        <w:jc w:val="left"/>
-        <w:rPr/>
-      </w:pPr>
-      <w:r>
-        <w:rPr>
-          <w:rStyle w:val="SourceText"/>
-        </w:rPr>
-        <w:t>cloud-guard.sh</w:t>
-      </w:r>
-      <w:r>
-        <w:rPr/>
-        <w:t xml:space="preserve"> / </w:t>
-      </w:r>
-      <w:r>
-        <w:rPr>
-          <w:rStyle w:val="SourceText"/>
-        </w:rPr>
-        <w:t>cloud_guard.py</w:t>
-      </w:r>
-      <w:r>
-        <w:rPr/>
-        <w:t xml:space="preserve">, a </w:t>
-      </w:r>
-      <w:r>
-        <w:rPr>
-          <w:rStyle w:val="SourceText"/>
-        </w:rPr>
-        <w:t>PreToolUse</w:t>
-      </w:r>
-      <w:r>
-        <w:rPr/>
-        <w:t xml:space="preserve"> hook on </w:t>
-      </w:r>
-      <w:r>
-        <w:rPr>
-          <w:rStyle w:val="SourceText"/>
-        </w:rPr>
-        <w:t>Bash</w:t>
-      </w:r>
-      <w:r>
-        <w:rPr/>
-        <w:t xml:space="preserve"> and </w:t>
-      </w:r>
-      <w:r>
-        <w:rPr>
-          <w:rStyle w:val="SourceText"/>
-        </w:rPr>
-        <w:t>PowerShell</w:t>
-      </w:r>
-      <w:r>
-        <w:rPr/>
-        <w:t xml:space="preserve">. </w:t>
-      </w:r>
-      <w:r>
-        <w:rPr>
-          <w:rStyle w:val="Strong"/>
-        </w:rPr>
-        <w:t>Ships off</w:t>
-      </w:r>
-      <w:r>
-        <w:rPr/>
-        <w:t xml:space="preserve"> (</w:t>
-      </w:r>
-      <w:r>
-        <w:rPr>
-          <w:rStyle w:val="SourceText"/>
-        </w:rPr>
-        <w:t>guards.cloudGuard: off</w:t>
-      </w:r>
-      <w:r>
-        <w:rPr/>
-        <w:t xml:space="preserve">); turn it on with </w:t>
-      </w:r>
-      <w:r>
-        <w:rPr>
-          <w:rStyle w:val="SourceText"/>
-        </w:rPr>
-        <w:t>{"guards": {"cloudGuard": "report"}}</w:t>
-      </w:r>
-      <w:r>
-        <w:rPr/>
-        <w:t xml:space="preserve"> first to see what it </w:t>
-      </w:r>
-      <w:r>
-        <w:rPr>
-          <w:rStyle w:val="Emphasis"/>
-        </w:rPr>
-        <w:t>would</w:t>
-      </w:r>
-      <w:r>
-        <w:rPr/>
-        <w:t xml:space="preserve"> refuse before enforcing with </w:t>
-      </w:r>
-      <w:r>
-        <w:rPr>
-          <w:rStyle w:val="SourceText"/>
-        </w:rPr>
-        <w:t>"block"</w:t>
-      </w:r>
-      <w:r>
-        <w:rPr/>
-        <w:t>.</w:t>
       </w:r>
     </w:p>
     <w:p>
@@ -4944,7 +4351,7 @@
         <w:rPr>
           <w:rStyle w:val="Strong"/>
         </w:rPr>
-        <w:t>SQL text that merely looks destructive is not blocked.</w:t>
+        <w:t>Symptom: an edit inside Touch is still refused.</w:t>
       </w:r>
       <w:r>
         <w:rPr/>
@@ -4952,29 +4359,55 @@
       </w:r>
       <w:r>
         <w:rPr>
-          <w:rStyle w:val="SourceText"/>
-        </w:rPr>
-        <w:t>DROP</w:t>
-      </w:r>
-      <w:r>
-        <w:rPr/>
-        <w:t>/</w:t>
-      </w:r>
-      <w:r>
-        <w:rPr>
-          <w:rStyle w:val="SourceText"/>
-        </w:rPr>
-        <w:t>TRUNCATE</w:t>
-      </w:r>
-      <w:r>
-        <w:rPr/>
-        <w:t xml:space="preserve"> inside a string literal or a comment does not count: the guard strips literals and comments before matching, read both as standard SQL and as MySQL, because the two dialects disagree about what </w:t>
-      </w:r>
-      <w:r>
-        <w:rPr>
-          <w:rStyle w:val="SourceText"/>
-        </w:rPr>
-        <w:t>\'</w:t>
+          <w:rStyle w:val="Strong"/>
+        </w:rPr>
+        <w:t>Check:</w:t>
+      </w:r>
+      <w:r>
+        <w:rPr/>
+        <w:t xml:space="preserve"> approval status. </w:t>
+      </w:r>
+    </w:p>
+    <w:p>
+      <w:pPr>
+        <w:pStyle w:val="PreformattedText"/>
+        <w:bidi w:val="0"/>
+        <w:jc w:val="left"/>
+        <w:rPr/>
+      </w:pPr>
+      <w:r>
+        <w:rPr>
+          <w:rStyle w:val="SourceText"/>
+        </w:rPr>
+        <w:t>python3 "&lt;crew&gt;/hooks/scripts/crew_ticket.py" status --ticket &lt;id&gt;</w:t>
+      </w:r>
+    </w:p>
+    <w:p>
+      <w:pPr>
+        <w:pStyle w:val="BodyText"/>
+        <w:bidi w:val="0"/>
+        <w:jc w:val="left"/>
+        <w:rPr/>
+      </w:pPr>
+      <w:r>
+        <w:rPr/>
+        <w:t xml:space="preserve">Returns </w:t>
+      </w:r>
+      <w:r>
+        <w:rPr>
+          <w:rStyle w:val="SourceText"/>
+        </w:rPr>
+        <w:t>approved</w:t>
+      </w:r>
+      <w:r>
+        <w:rPr/>
+        <w:t xml:space="preserve"> (both </w:t>
+      </w:r>
+      <w:r>
+        <w:rPr>
+          <w:rStyle w:val="SourceText"/>
+        </w:rPr>
+        <w:t>spec.md</w:t>
       </w:r>
       <w:r>
         <w:rPr/>
@@ -4984,91 +4417,181 @@
         <w:rPr>
           <w:rStyle w:val="SourceText"/>
         </w:rPr>
-        <w:t>--</w:t>
-      </w:r>
-      <w:r>
-        <w:rPr/>
-        <w:t xml:space="preserve"> mean — a payload is flagged only if </w:t>
+        <w:t>plan.md</w:t>
+      </w:r>
+      <w:r>
+        <w:rPr/>
+        <w:t xml:space="preserve"> hash to what was approved), </w:t>
+      </w:r>
+      <w:r>
+        <w:rPr>
+          <w:rStyle w:val="SourceText"/>
+        </w:rPr>
+        <w:t>stale</w:t>
+      </w:r>
+      <w:r>
+        <w:rPr/>
+        <w:t xml:space="preserve"> (either file changed since), or </w:t>
+      </w:r>
+      <w:r>
+        <w:rPr>
+          <w:rStyle w:val="SourceText"/>
+        </w:rPr>
+        <w:t>none</w:t>
+      </w:r>
+      <w:r>
+        <w:rPr/>
+        <w:t xml:space="preserve">. </w:t>
       </w:r>
       <w:r>
         <w:rPr>
           <w:rStyle w:val="Strong"/>
         </w:rPr>
-        <w:t>either</w:t>
-      </w:r>
-      <w:r>
-        <w:rPr/>
-        <w:t xml:space="preserve"> reading still shows the keyword outside a literal. So </w:t>
-      </w:r>
-      <w:r>
-        <w:rPr>
-          <w:rStyle w:val="SourceText"/>
-        </w:rPr>
-        <w:t>psql -c "SELECT 'DROP TABLE x' AS s"</w:t>
-      </w:r>
-      <w:r>
-        <w:rPr/>
-        <w:t xml:space="preserve"> and </w:t>
-      </w:r>
-      <w:r>
-        <w:rPr>
-          <w:rStyle w:val="SourceText"/>
-        </w:rPr>
-        <w:t>psql -c 'SELECT 1 -- DROP TABLE x'</w:t>
-      </w:r>
-      <w:r>
-        <w:rPr/>
-        <w:t xml:space="preserve"> are both allowed (</w:t>
-      </w:r>
-      <w:r>
-        <w:rPr>
-          <w:rStyle w:val="SourceText"/>
-        </w:rPr>
-        <w:t>plugin/crew/tests/test_cloud_guard.py</w:t>
-      </w:r>
-      <w:r>
-        <w:rPr/>
-        <w:t xml:space="preserve">, cases </w:t>
-      </w:r>
-      <w:r>
-        <w:rPr>
-          <w:rStyle w:val="SourceText"/>
-        </w:rPr>
-        <w:t>sql-literal</w:t>
-      </w:r>
-      <w:r>
-        <w:rPr/>
-        <w:t>/</w:t>
-      </w:r>
-      <w:r>
-        <w:rPr>
-          <w:rStyle w:val="SourceText"/>
-        </w:rPr>
-        <w:t>sql-comment</w:t>
-      </w:r>
-      <w:r>
-        <w:rPr/>
-        <w:t>/</w:t>
-      </w:r>
-      <w:r>
-        <w:rPr>
-          <w:rStyle w:val="SourceText"/>
-        </w:rPr>
-        <w:t>sql-block-comment</w:t>
-      </w:r>
-      <w:r>
-        <w:rPr/>
-        <w:t>). If a query like this is still blocked, the reason (</w:t>
-      </w:r>
-      <w:r>
-        <w:rPr>
-          <w:rStyle w:val="SourceText"/>
-        </w:rPr>
-        <w:t>[sqlDestructive]</w:t>
-      </w:r>
-      <w:r>
-        <w:rPr/>
-        <w:t xml:space="preserve"> in the deny message) is worth reading closely — the keyword may genuinely sit outside every literal reading.</w:t>
+        <w:t>Editing spec.md or plan.md after approval makes the approval stale immediately</w:t>
+      </w:r>
+      <w:r>
+        <w:rPr/>
+        <w:t xml:space="preserve"> — that is deliberate: an edited spec cannot silently widen what the guard accepts. Only a receipt from the user's own prompt counts by default; a </w:t>
+      </w:r>
+      <w:r>
+        <w:rPr>
+          <w:rStyle w:val="SourceText"/>
+        </w:rPr>
+        <w:t>cli</w:t>
+      </w:r>
+      <w:r>
+        <w:rPr/>
+        <w:t xml:space="preserve">-sourced receipt (written by </w:t>
+      </w:r>
+      <w:r>
+        <w:rPr>
+          <w:rStyle w:val="SourceText"/>
+        </w:rPr>
+        <w:t>crew_ticket.py approve</w:t>
+      </w:r>
+      <w:r>
+        <w:rPr/>
+        <w:t xml:space="preserve"> directly, for tests/CI) is accepted only when </w:t>
+      </w:r>
+      <w:r>
+        <w:rPr>
+          <w:rStyle w:val="SourceText"/>
+        </w:rPr>
+        <w:t>.crew/config.json</w:t>
+      </w:r>
+      <w:r>
+        <w:rPr/>
+        <w:t xml:space="preserve"> sets </w:t>
+      </w:r>
+      <w:r>
+        <w:rPr>
+          <w:rStyle w:val="SourceText"/>
+        </w:rPr>
+        <w:t>scope.allowCliApproval: true</w:t>
+      </w:r>
+      <w:r>
+        <w:rPr/>
+        <w:t xml:space="preserve">, and an </w:t>
+      </w:r>
+      <w:r>
+        <w:rPr>
+          <w:rStyle w:val="SourceText"/>
+        </w:rPr>
+        <w:t>autopilot</w:t>
+      </w:r>
+      <w:r>
+        <w:rPr/>
+        <w:t xml:space="preserve"> receipt (from </w:t>
+      </w:r>
+      <w:r>
+        <w:rPr>
+          <w:rStyle w:val="SourceText"/>
+        </w:rPr>
+        <w:t>crew_autopilot.py approve</w:t>
+      </w:r>
+      <w:r>
+        <w:rPr/>
+        <w:t xml:space="preserve">) only while that is true and </w:t>
+      </w:r>
+      <w:r>
+        <w:rPr>
+          <w:rStyle w:val="SourceText"/>
+        </w:rPr>
+        <w:t>autopilot.approval</w:t>
+      </w:r>
+      <w:r>
+        <w:rPr/>
+        <w:t xml:space="preserve"> still allows it. </w:t>
+      </w:r>
+      <w:r>
+        <w:rPr>
+          <w:rStyle w:val="Strong"/>
+        </w:rPr>
+        <w:t>Fix:</w:t>
+      </w:r>
+      <w:r>
+        <w:rPr/>
+        <w:t xml:space="preserve"> re-approve. The user types </w:t>
+      </w:r>
+      <w:r>
+        <w:rPr>
+          <w:rStyle w:val="SourceText"/>
+        </w:rPr>
+        <w:t>/crew:approve &lt;id&gt;</w:t>
+      </w:r>
+      <w:r>
+        <w:rPr/>
+        <w:t xml:space="preserve"> again — the only other route is </w:t>
+      </w:r>
+      <w:r>
+        <w:rPr>
+          <w:rStyle w:val="SourceText"/>
+        </w:rPr>
+        <w:t>/crew:autopilot</w:t>
+      </w:r>
+      <w:r>
+        <w:rPr/>
+        <w:t xml:space="preserve"> under an opted-in </w:t>
+      </w:r>
+      <w:r>
+        <w:rPr>
+          <w:rStyle w:val="SourceText"/>
+        </w:rPr>
+        <w:t>autopilot.approval</w:t>
+      </w:r>
+      <w:r>
+        <w:rPr/>
+        <w:t xml:space="preserve">; </w:t>
+      </w:r>
+      <w:r>
+        <w:rPr>
+          <w:rStyle w:val="SourceText"/>
+        </w:rPr>
+        <w:t>scope_guard.py</w:t>
+      </w:r>
+      <w:r>
+        <w:rPr/>
+        <w:t xml:space="preserve"> refuses a Write/Edit under </w:t>
+      </w:r>
+      <w:r>
+        <w:rPr>
+          <w:rStyle w:val="SourceText"/>
+        </w:rPr>
+        <w:t>&lt;git-common-dir&gt;/crew/</w:t>
+      </w:r>
+      <w:r>
+        <w:rPr/>
+        <w:t xml:space="preserve"> in every mode but </w:t>
+      </w:r>
+      <w:r>
+        <w:rPr>
+          <w:rStyle w:val="SourceText"/>
+        </w:rPr>
+        <w:t>off</w:t>
+      </w:r>
+      <w:r>
+        <w:rPr/>
+        <w:t>, so a session cannot forge or refresh its own approval.</w:t>
       </w:r>
     </w:p>
     <w:p>
@@ -5076,7 +4599,7 @@
         <w:pStyle w:val="BodyText"/>
         <w:numPr>
           <w:ilvl w:val="0"/>
-          <w:numId w:val="12"/>
+          <w:numId w:val="13"/>
         </w:numPr>
         <w:tabs>
           <w:tab w:val="clear" w:pos="1134"/>
@@ -5091,103 +4614,41 @@
         <w:rPr>
           <w:rStyle w:val="Strong"/>
         </w:rPr>
-        <w:t xml:space="preserve">A dry-run, help, or </w:t>
-      </w:r>
-      <w:r>
-        <w:rPr>
-          <w:rStyle w:val="SourceText"/>
-        </w:rPr>
-        <w:t>-WhatIf</w:t>
+        <w:t>Symptom: you need to touch one more path mid-ticket.</w:t>
+      </w:r>
+      <w:r>
+        <w:rPr/>
+        <w:t xml:space="preserve"> </w:t>
       </w:r>
       <w:r>
         <w:rPr>
           <w:rStyle w:val="Strong"/>
         </w:rPr>
-        <w:t xml:space="preserve"> invocation is still classified as destructive.</w:t>
-      </w:r>
-      <w:r>
-        <w:rPr/>
-        <w:t xml:space="preserve"> The guard matches on the </w:t>
-      </w:r>
-      <w:r>
-        <w:rPr>
-          <w:rStyle w:val="Emphasis"/>
-        </w:rPr>
-        <w:t>subcommand</w:t>
-      </w:r>
-      <w:r>
-        <w:rPr/>
-        <w:t xml:space="preserve">, not on flags that make it a no-op: </w:t>
-      </w:r>
-      <w:r>
-        <w:rPr>
-          <w:rStyle w:val="SourceText"/>
-        </w:rPr>
-        <w:t>terraform destroy --help</w:t>
-      </w:r>
-      <w:r>
-        <w:rPr/>
-        <w:t xml:space="preserve">, </w:t>
-      </w:r>
-      <w:r>
-        <w:rPr>
-          <w:rStyle w:val="SourceText"/>
-        </w:rPr>
-        <w:t>aws ec2 terminate-instances --dry-run</w:t>
-      </w:r>
-      <w:r>
-        <w:rPr/>
-        <w:t xml:space="preserve"> and </w:t>
-      </w:r>
-      <w:r>
-        <w:rPr>
-          <w:rStyle w:val="SourceText"/>
-        </w:rPr>
-        <w:t>Remove-AzResourceGroup -WhatIf</w:t>
-      </w:r>
-      <w:r>
-        <w:rPr/>
-        <w:t xml:space="preserve"> are all judged exactly like the command they simulate, because nothing in </w:t>
-      </w:r>
-      <w:r>
-        <w:rPr>
-          <w:rStyle w:val="SourceText"/>
-        </w:rPr>
-        <w:t>_terraform_destructive</w:t>
-      </w:r>
-      <w:r>
-        <w:rPr/>
-        <w:t>/</w:t>
-      </w:r>
-      <w:r>
-        <w:rPr>
-          <w:rStyle w:val="SourceText"/>
-        </w:rPr>
-        <w:t>_aws_destructive</w:t>
-      </w:r>
-      <w:r>
-        <w:rPr/>
-        <w:t xml:space="preserve">/the </w:t>
-      </w:r>
-      <w:r>
-        <w:rPr>
-          <w:rStyle w:val="SourceText"/>
-        </w:rPr>
-        <w:t>Remove-Az*</w:t>
-      </w:r>
-      <w:r>
-        <w:rPr/>
-        <w:t xml:space="preserve"> matcher inspects those flags. This is a known gap, not a config bug — there is no key that special-cases them. If you need to run one of these unattended, use </w:t>
-      </w:r>
-      <w:r>
-        <w:rPr>
-          <w:rStyle w:val="SourceText"/>
-        </w:rPr>
-        <w:t>report</w:t>
-      </w:r>
-      <w:r>
-        <w:rPr/>
-        <w:t xml:space="preserve"> mode while testing, or approve the one-shot marker the deny message names.</w:t>
+        <w:t>Fix:</w:t>
+      </w:r>
+      <w:r>
+        <w:rPr/>
+        <w:t xml:space="preserve"> amend </w:t>
+      </w:r>
+      <w:r>
+        <w:rPr>
+          <w:rStyle w:val="SourceText"/>
+        </w:rPr>
+        <w:t>spec.md</w:t>
+      </w:r>
+      <w:r>
+        <w:rPr/>
+        <w:t xml:space="preserve">'s </w:t>
+      </w:r>
+      <w:r>
+        <w:rPr>
+          <w:rStyle w:val="SourceText"/>
+        </w:rPr>
+        <w:t>## Touch</w:t>
+      </w:r>
+      <w:r>
+        <w:rPr/>
+        <w:t xml:space="preserve"> (widen it), then approve again. There is no partial-approve; amending scope is edit-then-approve, same as any other spec change.</w:t>
       </w:r>
     </w:p>
     <w:p>
@@ -5195,7 +4656,893 @@
         <w:pStyle w:val="BodyText"/>
         <w:numPr>
           <w:ilvl w:val="0"/>
-          <w:numId w:val="12"/>
+          <w:numId w:val="13"/>
+        </w:numPr>
+        <w:tabs>
+          <w:tab w:val="clear" w:pos="1134"/>
+          <w:tab w:val="left" w:pos="829" w:leader="none"/>
+        </w:tabs>
+        <w:bidi w:val="0"/>
+        <w:ind w:hanging="283" w:left="829"/>
+        <w:jc w:val="left"/>
+        <w:rPr/>
+      </w:pPr>
+      <w:r>
+        <w:rPr>
+          <w:rStyle w:val="Strong"/>
+        </w:rPr>
+        <w:t xml:space="preserve">Symptom: </w:t>
+      </w:r>
+      <w:r>
+        <w:rPr>
+          <w:rStyle w:val="SourceText"/>
+        </w:rPr>
+        <w:t>/crew:done</w:t>
+      </w:r>
+      <w:r>
+        <w:rPr>
+          <w:rStyle w:val="Strong"/>
+        </w:rPr>
+        <w:t xml:space="preserve"> refuses on "out of scope" for a file the edit guard never saw.</w:t>
+      </w:r>
+      <w:r>
+        <w:rPr/>
+        <w:t xml:space="preserve"> This is the Stop-time completion audit (</w:t>
+      </w:r>
+      <w:r>
+        <w:rPr>
+          <w:rStyle w:val="SourceText"/>
+        </w:rPr>
+        <w:t>completion_audit.py</w:t>
+      </w:r>
+      <w:r>
+        <w:rPr/>
+        <w:t xml:space="preserve">), not the edit guard. The edit guard only sees </w:t>
+      </w:r>
+      <w:r>
+        <w:rPr>
+          <w:rStyle w:val="SourceText"/>
+        </w:rPr>
+        <w:t>Write</w:t>
+      </w:r>
+      <w:r>
+        <w:rPr/>
+        <w:t>/</w:t>
+      </w:r>
+      <w:r>
+        <w:rPr>
+          <w:rStyle w:val="SourceText"/>
+        </w:rPr>
+        <w:t>Edit</w:t>
+      </w:r>
+      <w:r>
+        <w:rPr/>
+        <w:t>/</w:t>
+      </w:r>
+      <w:r>
+        <w:rPr>
+          <w:rStyle w:val="SourceText"/>
+        </w:rPr>
+        <w:t>MultiEdit</w:t>
+      </w:r>
+      <w:r>
+        <w:rPr/>
+        <w:t>/</w:t>
+      </w:r>
+      <w:r>
+        <w:rPr>
+          <w:rStyle w:val="SourceText"/>
+        </w:rPr>
+        <w:t>NotebookEdit</w:t>
+      </w:r>
+      <w:r>
+        <w:rPr/>
+        <w:t xml:space="preserve"> tool calls; a </w:t>
+      </w:r>
+      <w:r>
+        <w:rPr>
+          <w:rStyle w:val="SourceText"/>
+        </w:rPr>
+        <w:t>sed -i</w:t>
+      </w:r>
+      <w:r>
+        <w:rPr/>
+        <w:t xml:space="preserve">, a redirect, a formatter or a </w:t>
+      </w:r>
+      <w:r>
+        <w:rPr>
+          <w:rStyle w:val="SourceText"/>
+        </w:rPr>
+        <w:t>git mv</w:t>
+      </w:r>
+      <w:r>
+        <w:rPr/>
+        <w:t xml:space="preserve"> never reaches it. The audit instead diffs the </w:t>
+      </w:r>
+      <w:r>
+        <w:rPr>
+          <w:rStyle w:val="Strong"/>
+        </w:rPr>
+        <w:t>whole working tree</w:t>
+      </w:r>
+      <w:r>
+        <w:rPr/>
+        <w:t xml:space="preserve"> against the ticket's scope base (</w:t>
+      </w:r>
+      <w:r>
+        <w:rPr>
+          <w:rStyle w:val="SourceText"/>
+        </w:rPr>
+        <w:t>scope_base.resolve</w:t>
+      </w:r>
+      <w:r>
+        <w:rPr/>
+        <w:t xml:space="preserve"> — the commit the ticket started from) across committed, staged, unstaged and untracked changes, so a shell-made write is caught here even though nothing blocked it at the time. </w:t>
+      </w:r>
+      <w:r>
+        <w:rPr>
+          <w:rStyle w:val="Strong"/>
+        </w:rPr>
+        <w:t>Check it directly, without waiting for a Stop:</w:t>
+      </w:r>
+    </w:p>
+    <w:p>
+      <w:pPr>
+        <w:pStyle w:val="PreformattedText"/>
+        <w:bidi w:val="0"/>
+        <w:jc w:val="left"/>
+        <w:rPr/>
+      </w:pPr>
+      <w:r>
+        <w:rPr>
+          <w:rStyle w:val="SourceText"/>
+        </w:rPr>
+        <w:t>python3 "&lt;crew&gt;/hooks/scripts/completion_audit.py" --check --ticket &lt;id&gt;</w:t>
+      </w:r>
+    </w:p>
+    <w:p>
+      <w:pPr>
+        <w:pStyle w:val="BodyText"/>
+        <w:bidi w:val="0"/>
+        <w:jc w:val="left"/>
+        <w:rPr/>
+      </w:pPr>
+      <w:r>
+        <w:rPr>
+          <w:rStyle w:val="Strong"/>
+        </w:rPr>
+        <w:t>Fix:</w:t>
+      </w:r>
+      <w:r>
+        <w:rPr/>
+        <w:t xml:space="preserve"> either the path genuinely needs to be in scope (widen Touch and re-approve), or revert the out-of-scope change. Files git ignores (including everything under </w:t>
+      </w:r>
+      <w:r>
+        <w:rPr>
+          <w:rStyle w:val="SourceText"/>
+        </w:rPr>
+        <w:t>.crew/</w:t>
+      </w:r>
+      <w:r>
+        <w:rPr/>
+        <w:t xml:space="preserve">) and </w:t>
+      </w:r>
+      <w:r>
+        <w:rPr>
+          <w:rStyle w:val="SourceText"/>
+        </w:rPr>
+        <w:t>.work/</w:t>
+      </w:r>
+      <w:r>
+        <w:rPr/>
+        <w:t xml:space="preserve"> itself are outside what the audit can see at all — that is by design, not a gap to work around.</w:t>
+      </w:r>
+    </w:p>
+    <w:p>
+      <w:pPr>
+        <w:pStyle w:val="BodyText"/>
+        <w:numPr>
+          <w:ilvl w:val="0"/>
+          <w:numId w:val="14"/>
+        </w:numPr>
+        <w:tabs>
+          <w:tab w:val="clear" w:pos="1134"/>
+          <w:tab w:val="left" w:pos="829" w:leader="none"/>
+        </w:tabs>
+        <w:bidi w:val="0"/>
+        <w:ind w:hanging="283" w:left="829"/>
+        <w:jc w:val="left"/>
+        <w:rPr/>
+      </w:pPr>
+      <w:r>
+        <w:rPr>
+          <w:rStyle w:val="SourceText"/>
+        </w:rPr>
+        <w:t>scope.mode</w:t>
+      </w:r>
+      <w:r>
+        <w:rPr>
+          <w:rStyle w:val="Strong"/>
+        </w:rPr>
+        <w:t xml:space="preserve"> values, and what "auto" means:</w:t>
+      </w:r>
+      <w:r>
+        <w:rPr/>
+        <w:t xml:space="preserve"> </w:t>
+      </w:r>
+      <w:r>
+        <w:rPr>
+          <w:rStyle w:val="SourceText"/>
+        </w:rPr>
+        <w:t>off</w:t>
+      </w:r>
+      <w:r>
+        <w:rPr/>
+        <w:t xml:space="preserve"> (hooks do nothing, the default), </w:t>
+      </w:r>
+      <w:r>
+        <w:rPr>
+          <w:rStyle w:val="SourceText"/>
+        </w:rPr>
+        <w:t>report</w:t>
+      </w:r>
+      <w:r>
+        <w:rPr/>
+        <w:t xml:space="preserve"> (allows everything, logs the row to </w:t>
+      </w:r>
+      <w:r>
+        <w:rPr>
+          <w:rStyle w:val="SourceText"/>
+        </w:rPr>
+        <w:t>.crew/guard.log</w:t>
+      </w:r>
+      <w:r>
+        <w:rPr/>
+        <w:t xml:space="preserve">), </w:t>
+      </w:r>
+      <w:r>
+        <w:rPr>
+          <w:rStyle w:val="SourceText"/>
+        </w:rPr>
+        <w:t>block</w:t>
+      </w:r>
+      <w:r>
+        <w:rPr/>
+        <w:t xml:space="preserve"> (refuses out-of-scope writes and fails the completion audit), </w:t>
+      </w:r>
+      <w:r>
+        <w:rPr>
+          <w:rStyle w:val="SourceText"/>
+        </w:rPr>
+        <w:t>auto</w:t>
+      </w:r>
+      <w:r>
+        <w:rPr/>
+        <w:t xml:space="preserve"> (</w:t>
+      </w:r>
+      <w:r>
+        <w:rPr>
+          <w:rStyle w:val="SourceText"/>
+        </w:rPr>
+        <w:t>report</w:t>
+      </w:r>
+      <w:r>
+        <w:rPr/>
+        <w:t xml:space="preserve"> for the first ten tickets approved in this repo, then </w:t>
+      </w:r>
+      <w:r>
+        <w:rPr>
+          <w:rStyle w:val="SourceText"/>
+        </w:rPr>
+        <w:t>block</w:t>
+      </w:r>
+      <w:r>
+        <w:rPr/>
+        <w:t xml:space="preserve">). A config file that exists but fails to parse, or names an unknown mode, resolves to </w:t>
+      </w:r>
+      <w:r>
+        <w:rPr>
+          <w:rStyle w:val="SourceText"/>
+        </w:rPr>
+        <w:t>block</w:t>
+      </w:r>
+      <w:r>
+        <w:rPr/>
+        <w:t xml:space="preserve"> and says so — the unknown never collapses into the permissive value.</w:t>
+      </w:r>
+    </w:p>
+    <w:p>
+      <w:pPr>
+        <w:pStyle w:val="BodyText"/>
+        <w:numPr>
+          <w:ilvl w:val="0"/>
+          <w:numId w:val="14"/>
+        </w:numPr>
+        <w:tabs>
+          <w:tab w:val="clear" w:pos="1134"/>
+          <w:tab w:val="left" w:pos="829" w:leader="none"/>
+        </w:tabs>
+        <w:bidi w:val="0"/>
+        <w:ind w:hanging="283" w:left="829"/>
+        <w:jc w:val="left"/>
+        <w:rPr/>
+      </w:pPr>
+      <w:r>
+        <w:rPr>
+          <w:rStyle w:val="Strong"/>
+        </w:rPr>
+        <w:t>No-python fail-closed, and why it is not a bug:</w:t>
+      </w:r>
+      <w:r>
+        <w:rPr/>
+        <w:t xml:space="preserve"> if none of </w:t>
+      </w:r>
+      <w:r>
+        <w:rPr>
+          <w:rStyle w:val="SourceText"/>
+        </w:rPr>
+        <w:t>python3</w:t>
+      </w:r>
+      <w:r>
+        <w:rPr/>
+        <w:t>/</w:t>
+      </w:r>
+      <w:r>
+        <w:rPr>
+          <w:rStyle w:val="SourceText"/>
+        </w:rPr>
+        <w:t>python</w:t>
+      </w:r>
+      <w:r>
+        <w:rPr/>
+        <w:t>/</w:t>
+      </w:r>
+      <w:r>
+        <w:rPr>
+          <w:rStyle w:val="SourceText"/>
+        </w:rPr>
+        <w:t>py</w:t>
+      </w:r>
+      <w:r>
+        <w:rPr/>
+        <w:t xml:space="preserve"> resolves to a </w:t>
+      </w:r>
+      <w:r>
+        <w:rPr>
+          <w:rStyle w:val="Emphasis"/>
+        </w:rPr>
+        <w:t>proved</w:t>
+      </w:r>
+      <w:r>
+        <w:rPr/>
+        <w:t xml:space="preserve"> working interpreter, </w:t>
+      </w:r>
+      <w:r>
+        <w:rPr>
+          <w:rStyle w:val="SourceText"/>
+        </w:rPr>
+        <w:t>scope-guard.sh</w:t>
+      </w:r>
+      <w:r>
+        <w:rPr/>
+        <w:t xml:space="preserve"> (and </w:t>
+      </w:r>
+      <w:r>
+        <w:rPr>
+          <w:rStyle w:val="SourceText"/>
+        </w:rPr>
+        <w:t>completion-audit.sh</w:t>
+      </w:r>
+      <w:r>
+        <w:rPr/>
+        <w:t xml:space="preserve">, byte-for-byte the same logic) does </w:t>
+      </w:r>
+      <w:r>
+        <w:rPr>
+          <w:rStyle w:val="Strong"/>
+        </w:rPr>
+        <w:t>not</w:t>
+      </w:r>
+      <w:r>
+        <w:rPr/>
+        <w:t xml:space="preserve"> silently allow the write. It checks whether </w:t>
+      </w:r>
+      <w:r>
+        <w:rPr>
+          <w:rStyle w:val="SourceText"/>
+        </w:rPr>
+        <w:t>.crew/config.json</w:t>
+      </w:r>
+      <w:r>
+        <w:rPr/>
+        <w:t xml:space="preserve"> </w:t>
+      </w:r>
+      <w:r>
+        <w:rPr>
+          <w:rStyle w:val="Strong"/>
+        </w:rPr>
+        <w:t>provably</w:t>
+      </w:r>
+      <w:r>
+        <w:rPr/>
+        <w:t xml:space="preserve"> sets </w:t>
+      </w:r>
+      <w:r>
+        <w:rPr>
+          <w:rStyle w:val="SourceText"/>
+        </w:rPr>
+        <w:t>scope.mode</w:t>
+      </w:r>
+      <w:r>
+        <w:rPr/>
+        <w:t xml:space="preserve"> to </w:t>
+      </w:r>
+      <w:r>
+        <w:rPr>
+          <w:rStyle w:val="SourceText"/>
+        </w:rPr>
+        <w:t>off</w:t>
+      </w:r>
+      <w:r>
+        <w:rPr/>
+        <w:t xml:space="preserve"> — a crude, non-JSON textual check, because it runs in exactly the situation where python cannot parse the file for it — and only then exits 0. Anything it cannot prove </w:t>
+      </w:r>
+      <w:r>
+        <w:rPr>
+          <w:rStyle w:val="SourceText"/>
+        </w:rPr>
+        <w:t>off</w:t>
+      </w:r>
+      <w:r>
+        <w:rPr/>
+        <w:t xml:space="preserve"> (a corrupt file, </w:t>
+      </w:r>
+      <w:r>
+        <w:rPr>
+          <w:rStyle w:val="SourceText"/>
+        </w:rPr>
+        <w:t>report</w:t>
+      </w:r>
+      <w:r>
+        <w:rPr/>
+        <w:t xml:space="preserve">, </w:t>
+      </w:r>
+      <w:r>
+        <w:rPr>
+          <w:rStyle w:val="SourceText"/>
+        </w:rPr>
+        <w:t>auto</w:t>
+      </w:r>
+      <w:r>
+        <w:rPr/>
+        <w:t xml:space="preserve">, </w:t>
+      </w:r>
+      <w:r>
+        <w:rPr>
+          <w:rStyle w:val="SourceText"/>
+        </w:rPr>
+        <w:t>block</w:t>
+      </w:r>
+      <w:r>
+        <w:rPr/>
+        <w:t xml:space="preserve">, or no </w:t>
+      </w:r>
+      <w:r>
+        <w:rPr>
+          <w:rStyle w:val="SourceText"/>
+        </w:rPr>
+        <w:t>scope</w:t>
+      </w:r>
+      <w:r>
+        <w:rPr/>
+        <w:t xml:space="preserve"> key at all) fails </w:t>
+      </w:r>
+      <w:r>
+        <w:rPr>
+          <w:rStyle w:val="Strong"/>
+        </w:rPr>
+        <w:t>closed</w:t>
+      </w:r>
+      <w:r>
+        <w:rPr/>
+        <w:t xml:space="preserve"> with exit 2: "no usable python ... failing closed". Fix by installing a real Python 3, not by reading the closed refusal as a false positive.</w:t>
+      </w:r>
+    </w:p>
+    <w:p>
+      <w:pPr>
+        <w:pStyle w:val="Heading2"/>
+        <w:bidi w:val="0"/>
+        <w:ind w:hanging="0" w:left="0" w:right="0"/>
+        <w:jc w:val="left"/>
+        <w:rPr/>
+      </w:pPr>
+      <w:bookmarkStart w:id="5" w:name="cloud-guard-false-positives"/>
+      <w:bookmarkEnd w:id="5"/>
+      <w:r>
+        <w:rPr/>
+        <w:t>Cloud Guard False Positives</w:t>
+      </w:r>
+    </w:p>
+    <w:p>
+      <w:pPr>
+        <w:pStyle w:val="BodyText"/>
+        <w:bidi w:val="0"/>
+        <w:jc w:val="left"/>
+        <w:rPr/>
+      </w:pPr>
+      <w:r>
+        <w:rPr>
+          <w:rStyle w:val="SourceText"/>
+        </w:rPr>
+        <w:t>cloud-guard.sh</w:t>
+      </w:r>
+      <w:r>
+        <w:rPr/>
+        <w:t xml:space="preserve"> / </w:t>
+      </w:r>
+      <w:r>
+        <w:rPr>
+          <w:rStyle w:val="SourceText"/>
+        </w:rPr>
+        <w:t>cloud_guard.py</w:t>
+      </w:r>
+      <w:r>
+        <w:rPr/>
+        <w:t xml:space="preserve">, a </w:t>
+      </w:r>
+      <w:r>
+        <w:rPr>
+          <w:rStyle w:val="SourceText"/>
+        </w:rPr>
+        <w:t>PreToolUse</w:t>
+      </w:r>
+      <w:r>
+        <w:rPr/>
+        <w:t xml:space="preserve"> hook on </w:t>
+      </w:r>
+      <w:r>
+        <w:rPr>
+          <w:rStyle w:val="SourceText"/>
+        </w:rPr>
+        <w:t>Bash</w:t>
+      </w:r>
+      <w:r>
+        <w:rPr/>
+        <w:t xml:space="preserve"> and </w:t>
+      </w:r>
+      <w:r>
+        <w:rPr>
+          <w:rStyle w:val="SourceText"/>
+        </w:rPr>
+        <w:t>PowerShell</w:t>
+      </w:r>
+      <w:r>
+        <w:rPr/>
+        <w:t xml:space="preserve">. </w:t>
+      </w:r>
+      <w:r>
+        <w:rPr>
+          <w:rStyle w:val="Strong"/>
+        </w:rPr>
+        <w:t>Ships off</w:t>
+      </w:r>
+      <w:r>
+        <w:rPr/>
+        <w:t xml:space="preserve"> (</w:t>
+      </w:r>
+      <w:r>
+        <w:rPr>
+          <w:rStyle w:val="SourceText"/>
+        </w:rPr>
+        <w:t>guards.cloudGuard: off</w:t>
+      </w:r>
+      <w:r>
+        <w:rPr/>
+        <w:t xml:space="preserve">); turn it on with </w:t>
+      </w:r>
+      <w:r>
+        <w:rPr>
+          <w:rStyle w:val="SourceText"/>
+        </w:rPr>
+        <w:t>{"guards": {"cloudGuard": "report"}}</w:t>
+      </w:r>
+      <w:r>
+        <w:rPr/>
+        <w:t xml:space="preserve"> first to see what it </w:t>
+      </w:r>
+      <w:r>
+        <w:rPr>
+          <w:rStyle w:val="Emphasis"/>
+        </w:rPr>
+        <w:t>would</w:t>
+      </w:r>
+      <w:r>
+        <w:rPr/>
+        <w:t xml:space="preserve"> refuse before enforcing with </w:t>
+      </w:r>
+      <w:r>
+        <w:rPr>
+          <w:rStyle w:val="SourceText"/>
+        </w:rPr>
+        <w:t>"block"</w:t>
+      </w:r>
+      <w:r>
+        <w:rPr/>
+        <w:t>.</w:t>
+      </w:r>
+    </w:p>
+    <w:p>
+      <w:pPr>
+        <w:pStyle w:val="BodyText"/>
+        <w:numPr>
+          <w:ilvl w:val="0"/>
+          <w:numId w:val="15"/>
+        </w:numPr>
+        <w:tabs>
+          <w:tab w:val="clear" w:pos="1134"/>
+          <w:tab w:val="left" w:pos="829" w:leader="none"/>
+        </w:tabs>
+        <w:bidi w:val="0"/>
+        <w:ind w:hanging="283" w:left="829"/>
+        <w:jc w:val="left"/>
+        <w:rPr/>
+      </w:pPr>
+      <w:r>
+        <w:rPr>
+          <w:rStyle w:val="Strong"/>
+        </w:rPr>
+        <w:t>SQL text that merely looks destructive is not blocked.</w:t>
+      </w:r>
+      <w:r>
+        <w:rPr/>
+        <w:t xml:space="preserve"> </w:t>
+      </w:r>
+      <w:r>
+        <w:rPr>
+          <w:rStyle w:val="SourceText"/>
+        </w:rPr>
+        <w:t>DROP</w:t>
+      </w:r>
+      <w:r>
+        <w:rPr/>
+        <w:t>/</w:t>
+      </w:r>
+      <w:r>
+        <w:rPr>
+          <w:rStyle w:val="SourceText"/>
+        </w:rPr>
+        <w:t>TRUNCATE</w:t>
+      </w:r>
+      <w:r>
+        <w:rPr/>
+        <w:t xml:space="preserve"> inside a string literal or a comment does not count: the guard strips literals and comments before matching, read both as standard SQL and as MySQL, because the two dialects disagree about what </w:t>
+      </w:r>
+      <w:r>
+        <w:rPr>
+          <w:rStyle w:val="SourceText"/>
+        </w:rPr>
+        <w:t>\'</w:t>
+      </w:r>
+      <w:r>
+        <w:rPr/>
+        <w:t xml:space="preserve"> and </w:t>
+      </w:r>
+      <w:r>
+        <w:rPr>
+          <w:rStyle w:val="SourceText"/>
+        </w:rPr>
+        <w:t>--</w:t>
+      </w:r>
+      <w:r>
+        <w:rPr/>
+        <w:t xml:space="preserve"> mean — a payload is flagged only if </w:t>
+      </w:r>
+      <w:r>
+        <w:rPr>
+          <w:rStyle w:val="Strong"/>
+        </w:rPr>
+        <w:t>either</w:t>
+      </w:r>
+      <w:r>
+        <w:rPr/>
+        <w:t xml:space="preserve"> reading still shows the keyword outside a literal. So </w:t>
+      </w:r>
+      <w:r>
+        <w:rPr>
+          <w:rStyle w:val="SourceText"/>
+        </w:rPr>
+        <w:t>psql -c "SELECT 'DROP TABLE x' AS s"</w:t>
+      </w:r>
+      <w:r>
+        <w:rPr/>
+        <w:t xml:space="preserve"> and </w:t>
+      </w:r>
+      <w:r>
+        <w:rPr>
+          <w:rStyle w:val="SourceText"/>
+        </w:rPr>
+        <w:t>psql -c 'SELECT 1 -- DROP TABLE x'</w:t>
+      </w:r>
+      <w:r>
+        <w:rPr/>
+        <w:t xml:space="preserve"> are both allowed (</w:t>
+      </w:r>
+      <w:r>
+        <w:rPr>
+          <w:rStyle w:val="SourceText"/>
+        </w:rPr>
+        <w:t>plugin/crew/tests/test_cloud_guard.py</w:t>
+      </w:r>
+      <w:r>
+        <w:rPr/>
+        <w:t xml:space="preserve">, cases </w:t>
+      </w:r>
+      <w:r>
+        <w:rPr>
+          <w:rStyle w:val="SourceText"/>
+        </w:rPr>
+        <w:t>sql-literal</w:t>
+      </w:r>
+      <w:r>
+        <w:rPr/>
+        <w:t>/</w:t>
+      </w:r>
+      <w:r>
+        <w:rPr>
+          <w:rStyle w:val="SourceText"/>
+        </w:rPr>
+        <w:t>sql-comment</w:t>
+      </w:r>
+      <w:r>
+        <w:rPr/>
+        <w:t>/</w:t>
+      </w:r>
+      <w:r>
+        <w:rPr>
+          <w:rStyle w:val="SourceText"/>
+        </w:rPr>
+        <w:t>sql-block-comment</w:t>
+      </w:r>
+      <w:r>
+        <w:rPr/>
+        <w:t>). If a query like this is still blocked, the reason (</w:t>
+      </w:r>
+      <w:r>
+        <w:rPr>
+          <w:rStyle w:val="SourceText"/>
+        </w:rPr>
+        <w:t>[sqlDestructive]</w:t>
+      </w:r>
+      <w:r>
+        <w:rPr/>
+        <w:t xml:space="preserve"> in the deny message) is worth reading closely — the keyword may genuinely sit outside every literal reading.</w:t>
+      </w:r>
+    </w:p>
+    <w:p>
+      <w:pPr>
+        <w:pStyle w:val="BodyText"/>
+        <w:numPr>
+          <w:ilvl w:val="0"/>
+          <w:numId w:val="15"/>
+        </w:numPr>
+        <w:tabs>
+          <w:tab w:val="clear" w:pos="1134"/>
+          <w:tab w:val="left" w:pos="829" w:leader="none"/>
+        </w:tabs>
+        <w:bidi w:val="0"/>
+        <w:ind w:hanging="283" w:left="829"/>
+        <w:jc w:val="left"/>
+        <w:rPr/>
+      </w:pPr>
+      <w:r>
+        <w:rPr>
+          <w:rStyle w:val="Strong"/>
+        </w:rPr>
+        <w:t xml:space="preserve">A dry-run, help, or </w:t>
+      </w:r>
+      <w:r>
+        <w:rPr>
+          <w:rStyle w:val="SourceText"/>
+        </w:rPr>
+        <w:t>-WhatIf</w:t>
+      </w:r>
+      <w:r>
+        <w:rPr>
+          <w:rStyle w:val="Strong"/>
+        </w:rPr>
+        <w:t xml:space="preserve"> invocation is still classified as destructive.</w:t>
+      </w:r>
+      <w:r>
+        <w:rPr/>
+        <w:t xml:space="preserve"> The guard matches on the </w:t>
+      </w:r>
+      <w:r>
+        <w:rPr>
+          <w:rStyle w:val="Emphasis"/>
+        </w:rPr>
+        <w:t>subcommand</w:t>
+      </w:r>
+      <w:r>
+        <w:rPr/>
+        <w:t xml:space="preserve">, not on flags that make it a no-op: </w:t>
+      </w:r>
+      <w:r>
+        <w:rPr>
+          <w:rStyle w:val="SourceText"/>
+        </w:rPr>
+        <w:t>terraform destroy --help</w:t>
+      </w:r>
+      <w:r>
+        <w:rPr/>
+        <w:t xml:space="preserve">, </w:t>
+      </w:r>
+      <w:r>
+        <w:rPr>
+          <w:rStyle w:val="SourceText"/>
+        </w:rPr>
+        <w:t>aws ec2 terminate-instances --dry-run</w:t>
+      </w:r>
+      <w:r>
+        <w:rPr/>
+        <w:t xml:space="preserve"> and </w:t>
+      </w:r>
+      <w:r>
+        <w:rPr>
+          <w:rStyle w:val="SourceText"/>
+        </w:rPr>
+        <w:t>Remove-AzResourceGroup -WhatIf</w:t>
+      </w:r>
+      <w:r>
+        <w:rPr/>
+        <w:t xml:space="preserve"> are all judged exactly like the command they simulate, because nothing in </w:t>
+      </w:r>
+      <w:r>
+        <w:rPr>
+          <w:rStyle w:val="SourceText"/>
+        </w:rPr>
+        <w:t>_terraform_destructive</w:t>
+      </w:r>
+      <w:r>
+        <w:rPr/>
+        <w:t>/</w:t>
+      </w:r>
+      <w:r>
+        <w:rPr>
+          <w:rStyle w:val="SourceText"/>
+        </w:rPr>
+        <w:t>_aws_destructive</w:t>
+      </w:r>
+      <w:r>
+        <w:rPr/>
+        <w:t xml:space="preserve">/the </w:t>
+      </w:r>
+      <w:r>
+        <w:rPr>
+          <w:rStyle w:val="SourceText"/>
+        </w:rPr>
+        <w:t>Remove-Az*</w:t>
+      </w:r>
+      <w:r>
+        <w:rPr/>
+        <w:t xml:space="preserve"> matcher inspects those flags. This is a known gap, not a config bug — there is no key that special-cases them. If you need to run one of these unattended, use </w:t>
+      </w:r>
+      <w:r>
+        <w:rPr>
+          <w:rStyle w:val="SourceText"/>
+        </w:rPr>
+        <w:t>report</w:t>
+      </w:r>
+      <w:r>
+        <w:rPr/>
+        <w:t xml:space="preserve"> mode while testing, or approve the one-shot marker the deny message names.</w:t>
+      </w:r>
+    </w:p>
+    <w:p>
+      <w:pPr>
+        <w:pStyle w:val="BodyText"/>
+        <w:numPr>
+          <w:ilvl w:val="0"/>
+          <w:numId w:val="15"/>
         </w:numPr>
         <w:tabs>
           <w:tab w:val="clear" w:pos="1134"/>
@@ -5527,7 +5874,7 @@
         <w:pStyle w:val="BodyText"/>
         <w:numPr>
           <w:ilvl w:val="0"/>
-          <w:numId w:val="13"/>
+          <w:numId w:val="16"/>
         </w:numPr>
         <w:tabs>
           <w:tab w:val="clear" w:pos="1134"/>
@@ -5604,7 +5951,7 @@
         <w:pStyle w:val="BodyText"/>
         <w:numPr>
           <w:ilvl w:val="0"/>
-          <w:numId w:val="13"/>
+          <w:numId w:val="16"/>
         </w:numPr>
         <w:tabs>
           <w:tab w:val="clear" w:pos="1134"/>
@@ -5833,7 +6180,7 @@
         <w:pStyle w:val="BodyText"/>
         <w:numPr>
           <w:ilvl w:val="0"/>
-          <w:numId w:val="14"/>
+          <w:numId w:val="17"/>
         </w:numPr>
         <w:tabs>
           <w:tab w:val="clear" w:pos="1134"/>
@@ -5960,7 +6307,7 @@
         <w:pStyle w:val="BodyText"/>
         <w:numPr>
           <w:ilvl w:val="0"/>
-          <w:numId w:val="14"/>
+          <w:numId w:val="17"/>
         </w:numPr>
         <w:tabs>
           <w:tab w:val="clear" w:pos="1134"/>
@@ -6017,7 +6364,7 @@
         <w:pStyle w:val="BodyText"/>
         <w:numPr>
           <w:ilvl w:val="0"/>
-          <w:numId w:val="14"/>
+          <w:numId w:val="17"/>
         </w:numPr>
         <w:tabs>
           <w:tab w:val="clear" w:pos="1134"/>
@@ -6100,7 +6447,7 @@
         <w:pStyle w:val="BodyText"/>
         <w:numPr>
           <w:ilvl w:val="1"/>
-          <w:numId w:val="14"/>
+          <w:numId w:val="17"/>
         </w:numPr>
         <w:tabs>
           <w:tab w:val="clear" w:pos="1134"/>
@@ -6158,7 +6505,7 @@
         <w:pStyle w:val="BodyText"/>
         <w:numPr>
           <w:ilvl w:val="1"/>
-          <w:numId w:val="14"/>
+          <w:numId w:val="17"/>
         </w:numPr>
         <w:tabs>
           <w:tab w:val="clear" w:pos="1134"/>
@@ -6218,7 +6565,7 @@
         <w:pStyle w:val="BodyText"/>
         <w:numPr>
           <w:ilvl w:val="1"/>
-          <w:numId w:val="14"/>
+          <w:numId w:val="17"/>
         </w:numPr>
         <w:tabs>
           <w:tab w:val="clear" w:pos="1134"/>
@@ -6276,7 +6623,7 @@
         <w:pStyle w:val="BodyText"/>
         <w:numPr>
           <w:ilvl w:val="1"/>
-          <w:numId w:val="14"/>
+          <w:numId w:val="17"/>
         </w:numPr>
         <w:tabs>
           <w:tab w:val="clear" w:pos="1134"/>
@@ -6415,7 +6762,7 @@
         <w:pStyle w:val="BodyText"/>
         <w:numPr>
           <w:ilvl w:val="0"/>
-          <w:numId w:val="15"/>
+          <w:numId w:val="18"/>
         </w:numPr>
         <w:tabs>
           <w:tab w:val="clear" w:pos="1134"/>
@@ -6539,7 +6886,7 @@
         <w:pStyle w:val="BodyText"/>
         <w:numPr>
           <w:ilvl w:val="0"/>
-          <w:numId w:val="15"/>
+          <w:numId w:val="18"/>
         </w:numPr>
         <w:tabs>
           <w:tab w:val="clear" w:pos="1134"/>
@@ -6627,7 +6974,7 @@
         <w:pStyle w:val="BodyText"/>
         <w:numPr>
           <w:ilvl w:val="0"/>
-          <w:numId w:val="15"/>
+          <w:numId w:val="18"/>
         </w:numPr>
         <w:tabs>
           <w:tab w:val="clear" w:pos="1134"/>
@@ -6921,9 +7268,9 @@
     </w:p>
     <w:tbl>
       <w:tblPr>
-        <w:tblW w:w="11810" w:type="dxa"/>
+        <w:tblW w:w="11339" w:type="dxa"/>
         <w:jc w:val="left"/>
-        <w:tblInd w:w="0" w:type="dxa"/>
+        <w:tblInd w:w="28" w:type="dxa"/>
         <w:tblLayout w:type="fixed"/>
         <w:tblCellMar>
           <w:top w:w="28" w:type="dxa"/>
@@ -6933,10 +7280,10 @@
         </w:tblCellMar>
       </w:tblPr>
       <w:tblGrid>
-        <w:gridCol w:w="4730"/>
-        <w:gridCol w:w="1699"/>
-        <w:gridCol w:w="1841"/>
-        <w:gridCol w:w="3540"/>
+        <w:gridCol w:w="4621"/>
+        <w:gridCol w:w="1551"/>
+        <w:gridCol w:w="1790"/>
+        <w:gridCol w:w="3377"/>
       </w:tblGrid>
       <w:tr>
         <w:trPr>
@@ -6944,7 +7291,7 @@
         </w:trPr>
         <w:tc>
           <w:tcPr>
-            <w:tcW w:w="4730" w:type="dxa"/>
+            <w:tcW w:w="4621" w:type="dxa"/>
             <w:tcBorders/>
             <w:vAlign w:val="center"/>
           </w:tcPr>
@@ -6966,7 +7313,7 @@
         </w:tc>
         <w:tc>
           <w:tcPr>
-            <w:tcW w:w="1699" w:type="dxa"/>
+            <w:tcW w:w="1551" w:type="dxa"/>
             <w:tcBorders/>
             <w:vAlign w:val="center"/>
           </w:tcPr>
@@ -6988,7 +7335,7 @@
         </w:tc>
         <w:tc>
           <w:tcPr>
-            <w:tcW w:w="1841" w:type="dxa"/>
+            <w:tcW w:w="1790" w:type="dxa"/>
             <w:tcBorders/>
             <w:vAlign w:val="center"/>
           </w:tcPr>
@@ -7010,7 +7357,7 @@
         </w:tc>
         <w:tc>
           <w:tcPr>
-            <w:tcW w:w="3540" w:type="dxa"/>
+            <w:tcW w:w="3377" w:type="dxa"/>
             <w:tcBorders/>
             <w:vAlign w:val="center"/>
           </w:tcPr>
@@ -7035,7 +7382,7 @@
         <w:trPr/>
         <w:tc>
           <w:tcPr>
-            <w:tcW w:w="4730" w:type="dxa"/>
+            <w:tcW w:w="4621" w:type="dxa"/>
             <w:tcBorders/>
             <w:vAlign w:val="center"/>
           </w:tcPr>
@@ -7058,7 +7405,7 @@
         </w:tc>
         <w:tc>
           <w:tcPr>
-            <w:tcW w:w="1699" w:type="dxa"/>
+            <w:tcW w:w="1551" w:type="dxa"/>
             <w:tcBorders/>
             <w:vAlign w:val="center"/>
           </w:tcPr>
@@ -7079,7 +7426,7 @@
         </w:tc>
         <w:tc>
           <w:tcPr>
-            <w:tcW w:w="1841" w:type="dxa"/>
+            <w:tcW w:w="1790" w:type="dxa"/>
             <w:tcBorders/>
             <w:vAlign w:val="center"/>
           </w:tcPr>
@@ -7100,7 +7447,7 @@
         </w:tc>
         <w:tc>
           <w:tcPr>
-            <w:tcW w:w="3540" w:type="dxa"/>
+            <w:tcW w:w="3377" w:type="dxa"/>
             <w:tcBorders/>
             <w:vAlign w:val="center"/>
           </w:tcPr>
@@ -7140,7 +7487,7 @@
         <w:trPr/>
         <w:tc>
           <w:tcPr>
-            <w:tcW w:w="4730" w:type="dxa"/>
+            <w:tcW w:w="4621" w:type="dxa"/>
             <w:tcBorders/>
             <w:vAlign w:val="center"/>
           </w:tcPr>
@@ -7163,7 +7510,7 @@
         </w:tc>
         <w:tc>
           <w:tcPr>
-            <w:tcW w:w="1699" w:type="dxa"/>
+            <w:tcW w:w="1551" w:type="dxa"/>
             <w:tcBorders/>
             <w:vAlign w:val="center"/>
           </w:tcPr>
@@ -7184,7 +7531,7 @@
         </w:tc>
         <w:tc>
           <w:tcPr>
-            <w:tcW w:w="1841" w:type="dxa"/>
+            <w:tcW w:w="1790" w:type="dxa"/>
             <w:tcBorders/>
             <w:vAlign w:val="center"/>
           </w:tcPr>
@@ -7227,7 +7574,7 @@
         </w:tc>
         <w:tc>
           <w:tcPr>
-            <w:tcW w:w="3540" w:type="dxa"/>
+            <w:tcW w:w="3377" w:type="dxa"/>
             <w:tcBorders/>
             <w:vAlign w:val="center"/>
           </w:tcPr>
@@ -7257,7 +7604,7 @@
         <w:trPr/>
         <w:tc>
           <w:tcPr>
-            <w:tcW w:w="4730" w:type="dxa"/>
+            <w:tcW w:w="4621" w:type="dxa"/>
             <w:tcBorders/>
             <w:vAlign w:val="center"/>
           </w:tcPr>
@@ -7280,7 +7627,7 @@
         </w:tc>
         <w:tc>
           <w:tcPr>
-            <w:tcW w:w="1699" w:type="dxa"/>
+            <w:tcW w:w="1551" w:type="dxa"/>
             <w:tcBorders/>
             <w:vAlign w:val="center"/>
           </w:tcPr>
@@ -7301,7 +7648,7 @@
         </w:tc>
         <w:tc>
           <w:tcPr>
-            <w:tcW w:w="1841" w:type="dxa"/>
+            <w:tcW w:w="1790" w:type="dxa"/>
             <w:tcBorders/>
             <w:vAlign w:val="center"/>
           </w:tcPr>
@@ -7344,7 +7691,7 @@
         </w:tc>
         <w:tc>
           <w:tcPr>
-            <w:tcW w:w="3540" w:type="dxa"/>
+            <w:tcW w:w="3377" w:type="dxa"/>
             <w:tcBorders/>
             <w:vAlign w:val="center"/>
           </w:tcPr>
@@ -7374,7 +7721,7 @@
         <w:trPr/>
         <w:tc>
           <w:tcPr>
-            <w:tcW w:w="4730" w:type="dxa"/>
+            <w:tcW w:w="4621" w:type="dxa"/>
             <w:tcBorders/>
             <w:vAlign w:val="center"/>
           </w:tcPr>
@@ -7447,7 +7794,7 @@
         </w:tc>
         <w:tc>
           <w:tcPr>
-            <w:tcW w:w="1699" w:type="dxa"/>
+            <w:tcW w:w="1551" w:type="dxa"/>
             <w:tcBorders/>
             <w:vAlign w:val="center"/>
           </w:tcPr>
@@ -7468,7 +7815,7 @@
         </w:tc>
         <w:tc>
           <w:tcPr>
-            <w:tcW w:w="1841" w:type="dxa"/>
+            <w:tcW w:w="1790" w:type="dxa"/>
             <w:tcBorders/>
             <w:vAlign w:val="center"/>
           </w:tcPr>
@@ -7511,7 +7858,7 @@
         </w:tc>
         <w:tc>
           <w:tcPr>
-            <w:tcW w:w="3540" w:type="dxa"/>
+            <w:tcW w:w="3377" w:type="dxa"/>
             <w:tcBorders/>
             <w:vAlign w:val="center"/>
           </w:tcPr>
@@ -7545,7 +7892,7 @@
         <w:trPr/>
         <w:tc>
           <w:tcPr>
-            <w:tcW w:w="4730" w:type="dxa"/>
+            <w:tcW w:w="4621" w:type="dxa"/>
             <w:tcBorders/>
             <w:vAlign w:val="center"/>
           </w:tcPr>
@@ -7578,7 +7925,7 @@
         </w:tc>
         <w:tc>
           <w:tcPr>
-            <w:tcW w:w="1699" w:type="dxa"/>
+            <w:tcW w:w="1551" w:type="dxa"/>
             <w:tcBorders/>
             <w:vAlign w:val="center"/>
           </w:tcPr>
@@ -7599,7 +7946,7 @@
         </w:tc>
         <w:tc>
           <w:tcPr>
-            <w:tcW w:w="1841" w:type="dxa"/>
+            <w:tcW w:w="1790" w:type="dxa"/>
             <w:tcBorders/>
             <w:vAlign w:val="center"/>
           </w:tcPr>
@@ -7642,7 +7989,7 @@
         </w:tc>
         <w:tc>
           <w:tcPr>
-            <w:tcW w:w="3540" w:type="dxa"/>
+            <w:tcW w:w="3377" w:type="dxa"/>
             <w:tcBorders/>
             <w:vAlign w:val="center"/>
           </w:tcPr>
@@ -7672,7 +8019,7 @@
         <w:trPr/>
         <w:tc>
           <w:tcPr>
-            <w:tcW w:w="4730" w:type="dxa"/>
+            <w:tcW w:w="4621" w:type="dxa"/>
             <w:tcBorders/>
             <w:vAlign w:val="center"/>
           </w:tcPr>
@@ -7695,7 +8042,7 @@
         </w:tc>
         <w:tc>
           <w:tcPr>
-            <w:tcW w:w="1699" w:type="dxa"/>
+            <w:tcW w:w="1551" w:type="dxa"/>
             <w:tcBorders/>
             <w:vAlign w:val="center"/>
           </w:tcPr>
@@ -7716,7 +8063,7 @@
         </w:tc>
         <w:tc>
           <w:tcPr>
-            <w:tcW w:w="1841" w:type="dxa"/>
+            <w:tcW w:w="1790" w:type="dxa"/>
             <w:tcBorders/>
             <w:vAlign w:val="center"/>
           </w:tcPr>
@@ -7769,7 +8116,7 @@
         </w:tc>
         <w:tc>
           <w:tcPr>
-            <w:tcW w:w="3540" w:type="dxa"/>
+            <w:tcW w:w="3377" w:type="dxa"/>
             <w:tcBorders/>
             <w:vAlign w:val="center"/>
           </w:tcPr>
@@ -7799,7 +8146,7 @@
         <w:trPr/>
         <w:tc>
           <w:tcPr>
-            <w:tcW w:w="4730" w:type="dxa"/>
+            <w:tcW w:w="4621" w:type="dxa"/>
             <w:tcBorders/>
             <w:vAlign w:val="center"/>
           </w:tcPr>
@@ -7822,7 +8169,7 @@
         </w:tc>
         <w:tc>
           <w:tcPr>
-            <w:tcW w:w="1699" w:type="dxa"/>
+            <w:tcW w:w="1551" w:type="dxa"/>
             <w:tcBorders/>
             <w:vAlign w:val="center"/>
           </w:tcPr>
@@ -7843,7 +8190,7 @@
         </w:tc>
         <w:tc>
           <w:tcPr>
-            <w:tcW w:w="1841" w:type="dxa"/>
+            <w:tcW w:w="1790" w:type="dxa"/>
             <w:tcBorders/>
             <w:vAlign w:val="center"/>
           </w:tcPr>
@@ -7864,7 +8211,7 @@
         </w:tc>
         <w:tc>
           <w:tcPr>
-            <w:tcW w:w="3540" w:type="dxa"/>
+            <w:tcW w:w="3377" w:type="dxa"/>
             <w:tcBorders/>
             <w:vAlign w:val="center"/>
           </w:tcPr>
@@ -7924,7 +8271,7 @@
         <w:trPr/>
         <w:tc>
           <w:tcPr>
-            <w:tcW w:w="4730" w:type="dxa"/>
+            <w:tcW w:w="4621" w:type="dxa"/>
             <w:tcBorders/>
             <w:vAlign w:val="center"/>
           </w:tcPr>
@@ -7947,7 +8294,7 @@
         </w:tc>
         <w:tc>
           <w:tcPr>
-            <w:tcW w:w="1699" w:type="dxa"/>
+            <w:tcW w:w="1551" w:type="dxa"/>
             <w:tcBorders/>
             <w:vAlign w:val="center"/>
           </w:tcPr>
@@ -7968,7 +8315,7 @@
         </w:tc>
         <w:tc>
           <w:tcPr>
-            <w:tcW w:w="1841" w:type="dxa"/>
+            <w:tcW w:w="1790" w:type="dxa"/>
             <w:tcBorders/>
             <w:vAlign w:val="center"/>
           </w:tcPr>
@@ -7989,7 +8336,7 @@
         </w:tc>
         <w:tc>
           <w:tcPr>
-            <w:tcW w:w="3540" w:type="dxa"/>
+            <w:tcW w:w="3377" w:type="dxa"/>
             <w:tcBorders/>
             <w:vAlign w:val="center"/>
           </w:tcPr>
@@ -8019,7 +8366,7 @@
         <w:trPr/>
         <w:tc>
           <w:tcPr>
-            <w:tcW w:w="4730" w:type="dxa"/>
+            <w:tcW w:w="4621" w:type="dxa"/>
             <w:tcBorders/>
             <w:vAlign w:val="center"/>
           </w:tcPr>
@@ -8042,7 +8389,7 @@
         </w:tc>
         <w:tc>
           <w:tcPr>
-            <w:tcW w:w="1699" w:type="dxa"/>
+            <w:tcW w:w="1551" w:type="dxa"/>
             <w:tcBorders/>
             <w:vAlign w:val="center"/>
           </w:tcPr>
@@ -8063,7 +8410,7 @@
         </w:tc>
         <w:tc>
           <w:tcPr>
-            <w:tcW w:w="1841" w:type="dxa"/>
+            <w:tcW w:w="1790" w:type="dxa"/>
             <w:tcBorders/>
             <w:vAlign w:val="center"/>
           </w:tcPr>
@@ -8084,7 +8431,7 @@
         </w:tc>
         <w:tc>
           <w:tcPr>
-            <w:tcW w:w="3540" w:type="dxa"/>
+            <w:tcW w:w="3377" w:type="dxa"/>
             <w:tcBorders/>
             <w:vAlign w:val="center"/>
           </w:tcPr>
@@ -8124,7 +8471,7 @@
         <w:trPr/>
         <w:tc>
           <w:tcPr>
-            <w:tcW w:w="4730" w:type="dxa"/>
+            <w:tcW w:w="4621" w:type="dxa"/>
             <w:tcBorders/>
             <w:vAlign w:val="center"/>
           </w:tcPr>
@@ -8157,7 +8504,7 @@
         </w:tc>
         <w:tc>
           <w:tcPr>
-            <w:tcW w:w="1699" w:type="dxa"/>
+            <w:tcW w:w="1551" w:type="dxa"/>
             <w:tcBorders/>
             <w:vAlign w:val="center"/>
           </w:tcPr>
@@ -8178,7 +8525,7 @@
         </w:tc>
         <w:tc>
           <w:tcPr>
-            <w:tcW w:w="1841" w:type="dxa"/>
+            <w:tcW w:w="1790" w:type="dxa"/>
             <w:tcBorders/>
             <w:vAlign w:val="center"/>
           </w:tcPr>
@@ -8199,7 +8546,7 @@
         </w:tc>
         <w:tc>
           <w:tcPr>
-            <w:tcW w:w="3540" w:type="dxa"/>
+            <w:tcW w:w="3377" w:type="dxa"/>
             <w:tcBorders/>
             <w:vAlign w:val="center"/>
           </w:tcPr>
@@ -8223,7 +8570,7 @@
         <w:trPr/>
         <w:tc>
           <w:tcPr>
-            <w:tcW w:w="4730" w:type="dxa"/>
+            <w:tcW w:w="4621" w:type="dxa"/>
             <w:tcBorders/>
             <w:vAlign w:val="center"/>
           </w:tcPr>
@@ -8246,7 +8593,7 @@
         </w:tc>
         <w:tc>
           <w:tcPr>
-            <w:tcW w:w="1699" w:type="dxa"/>
+            <w:tcW w:w="1551" w:type="dxa"/>
             <w:tcBorders/>
             <w:vAlign w:val="center"/>
           </w:tcPr>
@@ -8267,7 +8614,7 @@
         </w:tc>
         <w:tc>
           <w:tcPr>
-            <w:tcW w:w="1841" w:type="dxa"/>
+            <w:tcW w:w="1790" w:type="dxa"/>
             <w:tcBorders/>
             <w:vAlign w:val="center"/>
           </w:tcPr>
@@ -8294,7 +8641,7 @@
         </w:tc>
         <w:tc>
           <w:tcPr>
-            <w:tcW w:w="3540" w:type="dxa"/>
+            <w:tcW w:w="3377" w:type="dxa"/>
             <w:tcBorders/>
             <w:vAlign w:val="center"/>
           </w:tcPr>
@@ -8334,7 +8681,7 @@
         <w:trPr/>
         <w:tc>
           <w:tcPr>
-            <w:tcW w:w="4730" w:type="dxa"/>
+            <w:tcW w:w="4621" w:type="dxa"/>
             <w:tcBorders/>
             <w:vAlign w:val="center"/>
           </w:tcPr>
@@ -8357,7 +8704,7 @@
         </w:tc>
         <w:tc>
           <w:tcPr>
-            <w:tcW w:w="1699" w:type="dxa"/>
+            <w:tcW w:w="1551" w:type="dxa"/>
             <w:tcBorders/>
             <w:vAlign w:val="center"/>
           </w:tcPr>
@@ -8378,7 +8725,7 @@
         </w:tc>
         <w:tc>
           <w:tcPr>
-            <w:tcW w:w="1841" w:type="dxa"/>
+            <w:tcW w:w="1790" w:type="dxa"/>
             <w:tcBorders/>
             <w:vAlign w:val="center"/>
           </w:tcPr>
@@ -8399,7 +8746,7 @@
         </w:tc>
         <w:tc>
           <w:tcPr>
-            <w:tcW w:w="3540" w:type="dxa"/>
+            <w:tcW w:w="3377" w:type="dxa"/>
             <w:tcBorders/>
             <w:vAlign w:val="center"/>
           </w:tcPr>
@@ -8429,7 +8776,7 @@
         <w:trPr/>
         <w:tc>
           <w:tcPr>
-            <w:tcW w:w="4730" w:type="dxa"/>
+            <w:tcW w:w="4621" w:type="dxa"/>
             <w:tcBorders/>
             <w:vAlign w:val="center"/>
           </w:tcPr>
@@ -8452,7 +8799,7 @@
         </w:tc>
         <w:tc>
           <w:tcPr>
-            <w:tcW w:w="1699" w:type="dxa"/>
+            <w:tcW w:w="1551" w:type="dxa"/>
             <w:tcBorders/>
             <w:vAlign w:val="center"/>
           </w:tcPr>
@@ -8473,7 +8820,7 @@
         </w:tc>
         <w:tc>
           <w:tcPr>
-            <w:tcW w:w="1841" w:type="dxa"/>
+            <w:tcW w:w="1790" w:type="dxa"/>
             <w:tcBorders/>
             <w:vAlign w:val="center"/>
           </w:tcPr>
@@ -8504,7 +8851,7 @@
         </w:tc>
         <w:tc>
           <w:tcPr>
-            <w:tcW w:w="3540" w:type="dxa"/>
+            <w:tcW w:w="3377" w:type="dxa"/>
             <w:tcBorders/>
             <w:vAlign w:val="center"/>
           </w:tcPr>
@@ -8681,7 +9028,7 @@
         <w:pStyle w:val="BodyText"/>
         <w:numPr>
           <w:ilvl w:val="0"/>
-          <w:numId w:val="16"/>
+          <w:numId w:val="19"/>
         </w:numPr>
         <w:tabs>
           <w:tab w:val="clear" w:pos="1134"/>
@@ -8755,7 +9102,7 @@
         <w:pStyle w:val="BodyText"/>
         <w:numPr>
           <w:ilvl w:val="0"/>
-          <w:numId w:val="16"/>
+          <w:numId w:val="19"/>
         </w:numPr>
         <w:tabs>
           <w:tab w:val="clear" w:pos="1134"/>
@@ -8813,7 +9160,7 @@
         <w:pStyle w:val="BodyText"/>
         <w:numPr>
           <w:ilvl w:val="0"/>
-          <w:numId w:val="16"/>
+          <w:numId w:val="19"/>
         </w:numPr>
         <w:tabs>
           <w:tab w:val="clear" w:pos="1134"/>
@@ -8871,7 +9218,7 @@
         <w:pStyle w:val="BodyText"/>
         <w:numPr>
           <w:ilvl w:val="0"/>
-          <w:numId w:val="16"/>
+          <w:numId w:val="19"/>
         </w:numPr>
         <w:tabs>
           <w:tab w:val="clear" w:pos="1134"/>
@@ -8983,7 +9330,7 @@
         <w:pStyle w:val="BodyText"/>
         <w:numPr>
           <w:ilvl w:val="0"/>
-          <w:numId w:val="17"/>
+          <w:numId w:val="20"/>
         </w:numPr>
         <w:tabs>
           <w:tab w:val="clear" w:pos="1134"/>
@@ -9039,7 +9386,7 @@
         <w:pStyle w:val="BodyText"/>
         <w:numPr>
           <w:ilvl w:val="0"/>
-          <w:numId w:val="17"/>
+          <w:numId w:val="20"/>
         </w:numPr>
         <w:tabs>
           <w:tab w:val="clear" w:pos="1134"/>
@@ -9119,7 +9466,7 @@
         <w:pStyle w:val="BodyText"/>
         <w:numPr>
           <w:ilvl w:val="0"/>
-          <w:numId w:val="17"/>
+          <w:numId w:val="20"/>
         </w:numPr>
         <w:tabs>
           <w:tab w:val="clear" w:pos="1134"/>
@@ -9248,7 +9595,7 @@
         <w:pStyle w:val="BodyText"/>
         <w:numPr>
           <w:ilvl w:val="0"/>
-          <w:numId w:val="18"/>
+          <w:numId w:val="21"/>
         </w:numPr>
         <w:tabs>
           <w:tab w:val="clear" w:pos="1134"/>
@@ -9296,7 +9643,7 @@
         <w:pStyle w:val="BodyText"/>
         <w:numPr>
           <w:ilvl w:val="0"/>
-          <w:numId w:val="18"/>
+          <w:numId w:val="21"/>
         </w:numPr>
         <w:tabs>
           <w:tab w:val="clear" w:pos="1134"/>
@@ -9739,9 +10086,9 @@
     </w:p>
     <w:tbl>
       <w:tblPr>
-        <w:tblW w:w="11810" w:type="dxa"/>
+        <w:tblW w:w="11339" w:type="dxa"/>
         <w:jc w:val="left"/>
-        <w:tblInd w:w="0" w:type="dxa"/>
+        <w:tblInd w:w="28" w:type="dxa"/>
         <w:tblLayout w:type="fixed"/>
         <w:tblCellMar>
           <w:top w:w="28" w:type="dxa"/>
@@ -9751,10 +10098,10 @@
         </w:tblCellMar>
       </w:tblPr>
       <w:tblGrid>
-        <w:gridCol w:w="2554"/>
-        <w:gridCol w:w="4096"/>
-        <w:gridCol w:w="1859"/>
-        <w:gridCol w:w="3301"/>
+        <w:gridCol w:w="2285"/>
+        <w:gridCol w:w="4100"/>
+        <w:gridCol w:w="1802"/>
+        <w:gridCol w:w="3152"/>
       </w:tblGrid>
       <w:tr>
         <w:trPr>
@@ -9762,7 +10109,7 @@
         </w:trPr>
         <w:tc>
           <w:tcPr>
-            <w:tcW w:w="2554" w:type="dxa"/>
+            <w:tcW w:w="2285" w:type="dxa"/>
             <w:tcBorders/>
             <w:vAlign w:val="center"/>
           </w:tcPr>
@@ -9784,7 +10131,7 @@
         </w:tc>
         <w:tc>
           <w:tcPr>
-            <w:tcW w:w="4096" w:type="dxa"/>
+            <w:tcW w:w="4100" w:type="dxa"/>
             <w:tcBorders/>
             <w:vAlign w:val="center"/>
           </w:tcPr>
@@ -9806,7 +10153,7 @@
         </w:tc>
         <w:tc>
           <w:tcPr>
-            <w:tcW w:w="1859" w:type="dxa"/>
+            <w:tcW w:w="1802" w:type="dxa"/>
             <w:tcBorders/>
             <w:vAlign w:val="center"/>
           </w:tcPr>
@@ -9828,7 +10175,7 @@
         </w:tc>
         <w:tc>
           <w:tcPr>
-            <w:tcW w:w="3301" w:type="dxa"/>
+            <w:tcW w:w="3152" w:type="dxa"/>
             <w:tcBorders/>
             <w:vAlign w:val="center"/>
           </w:tcPr>
@@ -9853,7 +10200,7 @@
         <w:trPr/>
         <w:tc>
           <w:tcPr>
-            <w:tcW w:w="2554" w:type="dxa"/>
+            <w:tcW w:w="2285" w:type="dxa"/>
             <w:tcBorders/>
             <w:vAlign w:val="center"/>
           </w:tcPr>
@@ -9890,7 +10237,7 @@
         </w:tc>
         <w:tc>
           <w:tcPr>
-            <w:tcW w:w="4096" w:type="dxa"/>
+            <w:tcW w:w="4100" w:type="dxa"/>
             <w:tcBorders/>
             <w:vAlign w:val="center"/>
           </w:tcPr>
@@ -9913,7 +10260,7 @@
         </w:tc>
         <w:tc>
           <w:tcPr>
-            <w:tcW w:w="1859" w:type="dxa"/>
+            <w:tcW w:w="1802" w:type="dxa"/>
             <w:tcBorders/>
             <w:vAlign w:val="center"/>
           </w:tcPr>
@@ -9936,7 +10283,7 @@
         </w:tc>
         <w:tc>
           <w:tcPr>
-            <w:tcW w:w="3301" w:type="dxa"/>
+            <w:tcW w:w="3152" w:type="dxa"/>
             <w:tcBorders/>
             <w:vAlign w:val="center"/>
           </w:tcPr>
@@ -9960,7 +10307,7 @@
         <w:trPr/>
         <w:tc>
           <w:tcPr>
-            <w:tcW w:w="2554" w:type="dxa"/>
+            <w:tcW w:w="2285" w:type="dxa"/>
             <w:tcBorders/>
             <w:vAlign w:val="center"/>
           </w:tcPr>
@@ -9981,7 +10328,7 @@
         </w:tc>
         <w:tc>
           <w:tcPr>
-            <w:tcW w:w="4096" w:type="dxa"/>
+            <w:tcW w:w="4100" w:type="dxa"/>
             <w:tcBorders/>
             <w:vAlign w:val="center"/>
           </w:tcPr>
@@ -10004,7 +10351,7 @@
         </w:tc>
         <w:tc>
           <w:tcPr>
-            <w:tcW w:w="1859" w:type="dxa"/>
+            <w:tcW w:w="1802" w:type="dxa"/>
             <w:tcBorders/>
             <w:vAlign w:val="center"/>
           </w:tcPr>
@@ -10077,7 +10424,7 @@
         </w:tc>
         <w:tc>
           <w:tcPr>
-            <w:tcW w:w="3301" w:type="dxa"/>
+            <w:tcW w:w="3152" w:type="dxa"/>
             <w:tcBorders/>
             <w:vAlign w:val="center"/>
           </w:tcPr>
@@ -10101,7 +10448,7 @@
         <w:trPr/>
         <w:tc>
           <w:tcPr>
-            <w:tcW w:w="2554" w:type="dxa"/>
+            <w:tcW w:w="2285" w:type="dxa"/>
             <w:tcBorders/>
             <w:vAlign w:val="center"/>
           </w:tcPr>
@@ -10122,7 +10469,7 @@
         </w:tc>
         <w:tc>
           <w:tcPr>
-            <w:tcW w:w="4096" w:type="dxa"/>
+            <w:tcW w:w="4100" w:type="dxa"/>
             <w:tcBorders/>
             <w:vAlign w:val="center"/>
           </w:tcPr>
@@ -10145,7 +10492,7 @@
         </w:tc>
         <w:tc>
           <w:tcPr>
-            <w:tcW w:w="1859" w:type="dxa"/>
+            <w:tcW w:w="1802" w:type="dxa"/>
             <w:tcBorders/>
             <w:vAlign w:val="center"/>
           </w:tcPr>
@@ -10166,7 +10513,7 @@
         </w:tc>
         <w:tc>
           <w:tcPr>
-            <w:tcW w:w="3301" w:type="dxa"/>
+            <w:tcW w:w="3152" w:type="dxa"/>
             <w:tcBorders/>
             <w:vAlign w:val="center"/>
           </w:tcPr>
@@ -10190,7 +10537,7 @@
         <w:trPr/>
         <w:tc>
           <w:tcPr>
-            <w:tcW w:w="2554" w:type="dxa"/>
+            <w:tcW w:w="2285" w:type="dxa"/>
             <w:tcBorders/>
             <w:vAlign w:val="center"/>
           </w:tcPr>
@@ -10211,7 +10558,7 @@
         </w:tc>
         <w:tc>
           <w:tcPr>
-            <w:tcW w:w="4096" w:type="dxa"/>
+            <w:tcW w:w="4100" w:type="dxa"/>
             <w:tcBorders/>
             <w:vAlign w:val="center"/>
           </w:tcPr>
@@ -10234,7 +10581,7 @@
         </w:tc>
         <w:tc>
           <w:tcPr>
-            <w:tcW w:w="1859" w:type="dxa"/>
+            <w:tcW w:w="1802" w:type="dxa"/>
             <w:tcBorders/>
             <w:vAlign w:val="center"/>
           </w:tcPr>
@@ -10257,7 +10604,7 @@
         </w:tc>
         <w:tc>
           <w:tcPr>
-            <w:tcW w:w="3301" w:type="dxa"/>
+            <w:tcW w:w="3152" w:type="dxa"/>
             <w:tcBorders/>
             <w:vAlign w:val="center"/>
           </w:tcPr>
@@ -10281,7 +10628,7 @@
         <w:trPr/>
         <w:tc>
           <w:tcPr>
-            <w:tcW w:w="2554" w:type="dxa"/>
+            <w:tcW w:w="2285" w:type="dxa"/>
             <w:tcBorders/>
             <w:vAlign w:val="center"/>
           </w:tcPr>
@@ -10302,7 +10649,7 @@
         </w:tc>
         <w:tc>
           <w:tcPr>
-            <w:tcW w:w="4096" w:type="dxa"/>
+            <w:tcW w:w="4100" w:type="dxa"/>
             <w:tcBorders/>
             <w:vAlign w:val="center"/>
           </w:tcPr>
@@ -10325,7 +10672,7 @@
         </w:tc>
         <w:tc>
           <w:tcPr>
-            <w:tcW w:w="1859" w:type="dxa"/>
+            <w:tcW w:w="1802" w:type="dxa"/>
             <w:tcBorders/>
             <w:vAlign w:val="center"/>
           </w:tcPr>
@@ -10348,7 +10695,7 @@
         </w:tc>
         <w:tc>
           <w:tcPr>
-            <w:tcW w:w="3301" w:type="dxa"/>
+            <w:tcW w:w="3152" w:type="dxa"/>
             <w:tcBorders/>
             <w:vAlign w:val="center"/>
           </w:tcPr>
@@ -10372,7 +10719,7 @@
         <w:trPr/>
         <w:tc>
           <w:tcPr>
-            <w:tcW w:w="2554" w:type="dxa"/>
+            <w:tcW w:w="2285" w:type="dxa"/>
             <w:tcBorders/>
             <w:vAlign w:val="center"/>
           </w:tcPr>
@@ -10399,7 +10746,7 @@
         </w:tc>
         <w:tc>
           <w:tcPr>
-            <w:tcW w:w="4096" w:type="dxa"/>
+            <w:tcW w:w="4100" w:type="dxa"/>
             <w:tcBorders/>
             <w:vAlign w:val="center"/>
           </w:tcPr>
@@ -10422,7 +10769,7 @@
         </w:tc>
         <w:tc>
           <w:tcPr>
-            <w:tcW w:w="1859" w:type="dxa"/>
+            <w:tcW w:w="1802" w:type="dxa"/>
             <w:tcBorders/>
             <w:vAlign w:val="center"/>
           </w:tcPr>
@@ -10445,7 +10792,7 @@
         </w:tc>
         <w:tc>
           <w:tcPr>
-            <w:tcW w:w="3301" w:type="dxa"/>
+            <w:tcW w:w="3152" w:type="dxa"/>
             <w:tcBorders/>
             <w:vAlign w:val="center"/>
           </w:tcPr>
@@ -10479,7 +10826,7 @@
         <w:trPr/>
         <w:tc>
           <w:tcPr>
-            <w:tcW w:w="2554" w:type="dxa"/>
+            <w:tcW w:w="2285" w:type="dxa"/>
             <w:tcBorders/>
             <w:vAlign w:val="center"/>
           </w:tcPr>
@@ -10502,7 +10849,7 @@
         </w:tc>
         <w:tc>
           <w:tcPr>
-            <w:tcW w:w="4096" w:type="dxa"/>
+            <w:tcW w:w="4100" w:type="dxa"/>
             <w:tcBorders/>
             <w:vAlign w:val="center"/>
           </w:tcPr>
@@ -10525,7 +10872,7 @@
         </w:tc>
         <w:tc>
           <w:tcPr>
-            <w:tcW w:w="1859" w:type="dxa"/>
+            <w:tcW w:w="1802" w:type="dxa"/>
             <w:tcBorders/>
             <w:vAlign w:val="center"/>
           </w:tcPr>
@@ -10548,7 +10895,7 @@
         </w:tc>
         <w:tc>
           <w:tcPr>
-            <w:tcW w:w="3301" w:type="dxa"/>
+            <w:tcW w:w="3152" w:type="dxa"/>
             <w:tcBorders/>
             <w:vAlign w:val="center"/>
           </w:tcPr>
@@ -10602,7 +10949,7 @@
         <w:trPr/>
         <w:tc>
           <w:tcPr>
-            <w:tcW w:w="2554" w:type="dxa"/>
+            <w:tcW w:w="2285" w:type="dxa"/>
             <w:tcBorders/>
             <w:vAlign w:val="center"/>
           </w:tcPr>
@@ -10639,7 +10986,7 @@
         </w:tc>
         <w:tc>
           <w:tcPr>
-            <w:tcW w:w="4096" w:type="dxa"/>
+            <w:tcW w:w="4100" w:type="dxa"/>
             <w:tcBorders/>
             <w:vAlign w:val="center"/>
           </w:tcPr>
@@ -10662,7 +11009,7 @@
         </w:tc>
         <w:tc>
           <w:tcPr>
-            <w:tcW w:w="1859" w:type="dxa"/>
+            <w:tcW w:w="1802" w:type="dxa"/>
             <w:tcBorders/>
             <w:vAlign w:val="center"/>
           </w:tcPr>
@@ -10685,7 +11032,7 @@
         </w:tc>
         <w:tc>
           <w:tcPr>
-            <w:tcW w:w="3301" w:type="dxa"/>
+            <w:tcW w:w="3152" w:type="dxa"/>
             <w:tcBorders/>
             <w:vAlign w:val="center"/>
           </w:tcPr>
@@ -10719,7 +11066,7 @@
         <w:trPr/>
         <w:tc>
           <w:tcPr>
-            <w:tcW w:w="2554" w:type="dxa"/>
+            <w:tcW w:w="2285" w:type="dxa"/>
             <w:tcBorders/>
             <w:vAlign w:val="center"/>
           </w:tcPr>
@@ -10742,7 +11089,7 @@
         </w:tc>
         <w:tc>
           <w:tcPr>
-            <w:tcW w:w="4096" w:type="dxa"/>
+            <w:tcW w:w="4100" w:type="dxa"/>
             <w:tcBorders/>
             <w:vAlign w:val="center"/>
           </w:tcPr>
@@ -10765,7 +11112,7 @@
         </w:tc>
         <w:tc>
           <w:tcPr>
-            <w:tcW w:w="1859" w:type="dxa"/>
+            <w:tcW w:w="1802" w:type="dxa"/>
             <w:tcBorders/>
             <w:vAlign w:val="center"/>
           </w:tcPr>
@@ -10788,7 +11135,7 @@
         </w:tc>
         <w:tc>
           <w:tcPr>
-            <w:tcW w:w="3301" w:type="dxa"/>
+            <w:tcW w:w="3152" w:type="dxa"/>
             <w:tcBorders/>
             <w:vAlign w:val="center"/>
           </w:tcPr>
@@ -10812,7 +11159,7 @@
         <w:trPr/>
         <w:tc>
           <w:tcPr>
-            <w:tcW w:w="2554" w:type="dxa"/>
+            <w:tcW w:w="2285" w:type="dxa"/>
             <w:tcBorders/>
             <w:vAlign w:val="center"/>
           </w:tcPr>
@@ -10835,7 +11182,7 @@
         </w:tc>
         <w:tc>
           <w:tcPr>
-            <w:tcW w:w="4096" w:type="dxa"/>
+            <w:tcW w:w="4100" w:type="dxa"/>
             <w:tcBorders/>
             <w:vAlign w:val="center"/>
           </w:tcPr>
@@ -10858,7 +11205,7 @@
         </w:tc>
         <w:tc>
           <w:tcPr>
-            <w:tcW w:w="1859" w:type="dxa"/>
+            <w:tcW w:w="1802" w:type="dxa"/>
             <w:tcBorders/>
             <w:vAlign w:val="center"/>
           </w:tcPr>
@@ -10881,7 +11228,7 @@
         </w:tc>
         <w:tc>
           <w:tcPr>
-            <w:tcW w:w="3301" w:type="dxa"/>
+            <w:tcW w:w="3152" w:type="dxa"/>
             <w:tcBorders/>
             <w:vAlign w:val="center"/>
           </w:tcPr>
@@ -10905,7 +11252,7 @@
         <w:trPr/>
         <w:tc>
           <w:tcPr>
-            <w:tcW w:w="2554" w:type="dxa"/>
+            <w:tcW w:w="2285" w:type="dxa"/>
             <w:tcBorders/>
             <w:vAlign w:val="center"/>
           </w:tcPr>
@@ -10928,7 +11275,7 @@
         </w:tc>
         <w:tc>
           <w:tcPr>
-            <w:tcW w:w="4096" w:type="dxa"/>
+            <w:tcW w:w="4100" w:type="dxa"/>
             <w:tcBorders/>
             <w:vAlign w:val="center"/>
           </w:tcPr>
@@ -10951,7 +11298,7 @@
         </w:tc>
         <w:tc>
           <w:tcPr>
-            <w:tcW w:w="1859" w:type="dxa"/>
+            <w:tcW w:w="1802" w:type="dxa"/>
             <w:tcBorders/>
             <w:vAlign w:val="center"/>
           </w:tcPr>
@@ -10974,7 +11321,7 @@
         </w:tc>
         <w:tc>
           <w:tcPr>
-            <w:tcW w:w="3301" w:type="dxa"/>
+            <w:tcW w:w="3152" w:type="dxa"/>
             <w:tcBorders/>
             <w:vAlign w:val="center"/>
           </w:tcPr>
@@ -11194,9 +11541,9 @@
     </w:p>
     <w:tbl>
       <w:tblPr>
-        <w:tblW w:w="11253" w:type="dxa"/>
+        <w:tblW w:w="10959" w:type="dxa"/>
         <w:jc w:val="left"/>
-        <w:tblInd w:w="0" w:type="dxa"/>
+        <w:tblInd w:w="28" w:type="dxa"/>
         <w:tblLayout w:type="fixed"/>
         <w:tblCellMar>
           <w:top w:w="28" w:type="dxa"/>
@@ -11206,9 +11553,9 @@
         </w:tblCellMar>
       </w:tblPr>
       <w:tblGrid>
-        <w:gridCol w:w="3751"/>
-        <w:gridCol w:w="3091"/>
-        <w:gridCol w:w="4411"/>
+        <w:gridCol w:w="3762"/>
+        <w:gridCol w:w="2975"/>
+        <w:gridCol w:w="4222"/>
       </w:tblGrid>
       <w:tr>
         <w:trPr>
@@ -11216,7 +11563,7 @@
         </w:trPr>
         <w:tc>
           <w:tcPr>
-            <w:tcW w:w="3751" w:type="dxa"/>
+            <w:tcW w:w="3762" w:type="dxa"/>
             <w:tcBorders/>
             <w:vAlign w:val="center"/>
           </w:tcPr>
@@ -11238,7 +11585,7 @@
         </w:tc>
         <w:tc>
           <w:tcPr>
-            <w:tcW w:w="3091" w:type="dxa"/>
+            <w:tcW w:w="2975" w:type="dxa"/>
             <w:tcBorders/>
             <w:vAlign w:val="center"/>
           </w:tcPr>
@@ -11260,7 +11607,7 @@
         </w:tc>
         <w:tc>
           <w:tcPr>
-            <w:tcW w:w="4411" w:type="dxa"/>
+            <w:tcW w:w="4222" w:type="dxa"/>
             <w:tcBorders/>
             <w:vAlign w:val="center"/>
           </w:tcPr>
@@ -11285,7 +11632,7 @@
         <w:trPr/>
         <w:tc>
           <w:tcPr>
-            <w:tcW w:w="3751" w:type="dxa"/>
+            <w:tcW w:w="3762" w:type="dxa"/>
             <w:tcBorders/>
             <w:vAlign w:val="center"/>
           </w:tcPr>
@@ -11308,7 +11655,7 @@
         </w:tc>
         <w:tc>
           <w:tcPr>
-            <w:tcW w:w="3091" w:type="dxa"/>
+            <w:tcW w:w="2975" w:type="dxa"/>
             <w:tcBorders/>
             <w:vAlign w:val="center"/>
           </w:tcPr>
@@ -11329,7 +11676,7 @@
         </w:tc>
         <w:tc>
           <w:tcPr>
-            <w:tcW w:w="4411" w:type="dxa"/>
+            <w:tcW w:w="4222" w:type="dxa"/>
             <w:tcBorders/>
             <w:vAlign w:val="center"/>
           </w:tcPr>
@@ -11353,7 +11700,7 @@
         <w:trPr/>
         <w:tc>
           <w:tcPr>
-            <w:tcW w:w="3751" w:type="dxa"/>
+            <w:tcW w:w="3762" w:type="dxa"/>
             <w:tcBorders/>
             <w:vAlign w:val="center"/>
           </w:tcPr>
@@ -11376,7 +11723,7 @@
         </w:tc>
         <w:tc>
           <w:tcPr>
-            <w:tcW w:w="3091" w:type="dxa"/>
+            <w:tcW w:w="2975" w:type="dxa"/>
             <w:tcBorders/>
             <w:vAlign w:val="center"/>
           </w:tcPr>
@@ -11397,7 +11744,7 @@
         </w:tc>
         <w:tc>
           <w:tcPr>
-            <w:tcW w:w="4411" w:type="dxa"/>
+            <w:tcW w:w="4222" w:type="dxa"/>
             <w:tcBorders/>
             <w:vAlign w:val="center"/>
           </w:tcPr>
@@ -11423,7 +11770,7 @@
         <w:pStyle w:val="BodyText"/>
         <w:numPr>
           <w:ilvl w:val="0"/>
-          <w:numId w:val="19"/>
+          <w:numId w:val="22"/>
         </w:numPr>
         <w:tabs>
           <w:tab w:val="clear" w:pos="1134"/>
@@ -11465,7 +11812,7 @@
         <w:pStyle w:val="BodyText"/>
         <w:numPr>
           <w:ilvl w:val="0"/>
-          <w:numId w:val="19"/>
+          <w:numId w:val="22"/>
         </w:numPr>
         <w:tabs>
           <w:tab w:val="clear" w:pos="1134"/>
@@ -11487,7 +11834,7 @@
         <w:pStyle w:val="BodyText"/>
         <w:numPr>
           <w:ilvl w:val="0"/>
-          <w:numId w:val="19"/>
+          <w:numId w:val="22"/>
         </w:numPr>
         <w:tabs>
           <w:tab w:val="clear" w:pos="1134"/>
@@ -11539,7 +11886,7 @@
         <w:pStyle w:val="BodyText"/>
         <w:numPr>
           <w:ilvl w:val="0"/>
-          <w:numId w:val="19"/>
+          <w:numId w:val="22"/>
         </w:numPr>
         <w:tabs>
           <w:tab w:val="clear" w:pos="1134"/>
@@ -11561,7 +11908,7 @@
         <w:pStyle w:val="BodyText"/>
         <w:numPr>
           <w:ilvl w:val="0"/>
-          <w:numId w:val="19"/>
+          <w:numId w:val="22"/>
         </w:numPr>
         <w:tabs>
           <w:tab w:val="clear" w:pos="1134"/>
@@ -11613,7 +11960,7 @@
         <w:pStyle w:val="BodyText"/>
         <w:numPr>
           <w:ilvl w:val="0"/>
-          <w:numId w:val="19"/>
+          <w:numId w:val="22"/>
         </w:numPr>
         <w:tabs>
           <w:tab w:val="clear" w:pos="1134"/>
@@ -11878,9 +12225,9 @@
     </w:p>
     <w:tbl>
       <w:tblPr>
-        <w:tblW w:w="11810" w:type="dxa"/>
+        <w:tblW w:w="11339" w:type="dxa"/>
         <w:jc w:val="left"/>
-        <w:tblInd w:w="0" w:type="dxa"/>
+        <w:tblInd w:w="28" w:type="dxa"/>
         <w:tblLayout w:type="fixed"/>
         <w:tblCellMar>
           <w:top w:w="28" w:type="dxa"/>
@@ -11890,9 +12237,9 @@
         </w:tblCellMar>
       </w:tblPr>
       <w:tblGrid>
-        <w:gridCol w:w="1186"/>
-        <w:gridCol w:w="8225"/>
-        <w:gridCol w:w="2399"/>
+        <w:gridCol w:w="1180"/>
+        <w:gridCol w:w="7903"/>
+        <w:gridCol w:w="2256"/>
       </w:tblGrid>
       <w:tr>
         <w:trPr>
@@ -11900,7 +12247,7 @@
         </w:trPr>
         <w:tc>
           <w:tcPr>
-            <w:tcW w:w="1186" w:type="dxa"/>
+            <w:tcW w:w="1180" w:type="dxa"/>
             <w:tcBorders/>
             <w:vAlign w:val="center"/>
           </w:tcPr>
@@ -11922,7 +12269,7 @@
         </w:tc>
         <w:tc>
           <w:tcPr>
-            <w:tcW w:w="8225" w:type="dxa"/>
+            <w:tcW w:w="7903" w:type="dxa"/>
             <w:tcBorders/>
             <w:vAlign w:val="center"/>
           </w:tcPr>
@@ -11944,7 +12291,7 @@
         </w:tc>
         <w:tc>
           <w:tcPr>
-            <w:tcW w:w="2399" w:type="dxa"/>
+            <w:tcW w:w="2256" w:type="dxa"/>
             <w:tcBorders/>
             <w:vAlign w:val="center"/>
           </w:tcPr>
@@ -11979,7 +12326,7 @@
         <w:trPr/>
         <w:tc>
           <w:tcPr>
-            <w:tcW w:w="1186" w:type="dxa"/>
+            <w:tcW w:w="1180" w:type="dxa"/>
             <w:tcBorders/>
             <w:vAlign w:val="center"/>
           </w:tcPr>
@@ -12002,7 +12349,7 @@
         </w:tc>
         <w:tc>
           <w:tcPr>
-            <w:tcW w:w="8225" w:type="dxa"/>
+            <w:tcW w:w="7903" w:type="dxa"/>
             <w:tcBorders/>
             <w:vAlign w:val="center"/>
           </w:tcPr>
@@ -12033,7 +12380,7 @@
         </w:tc>
         <w:tc>
           <w:tcPr>
-            <w:tcW w:w="2399" w:type="dxa"/>
+            <w:tcW w:w="2256" w:type="dxa"/>
             <w:tcBorders/>
             <w:vAlign w:val="center"/>
           </w:tcPr>
@@ -12077,7 +12424,7 @@
         <w:trPr/>
         <w:tc>
           <w:tcPr>
-            <w:tcW w:w="1186" w:type="dxa"/>
+            <w:tcW w:w="1180" w:type="dxa"/>
             <w:tcBorders/>
             <w:vAlign w:val="center"/>
           </w:tcPr>
@@ -12100,7 +12447,7 @@
         </w:tc>
         <w:tc>
           <w:tcPr>
-            <w:tcW w:w="8225" w:type="dxa"/>
+            <w:tcW w:w="7903" w:type="dxa"/>
             <w:tcBorders/>
             <w:vAlign w:val="center"/>
           </w:tcPr>
@@ -12131,7 +12478,7 @@
         </w:tc>
         <w:tc>
           <w:tcPr>
-            <w:tcW w:w="2399" w:type="dxa"/>
+            <w:tcW w:w="2256" w:type="dxa"/>
             <w:tcBorders/>
             <w:vAlign w:val="center"/>
           </w:tcPr>
@@ -12175,7 +12522,7 @@
         <w:trPr/>
         <w:tc>
           <w:tcPr>
-            <w:tcW w:w="1186" w:type="dxa"/>
+            <w:tcW w:w="1180" w:type="dxa"/>
             <w:tcBorders/>
             <w:vAlign w:val="center"/>
           </w:tcPr>
@@ -12198,7 +12545,7 @@
         </w:tc>
         <w:tc>
           <w:tcPr>
-            <w:tcW w:w="8225" w:type="dxa"/>
+            <w:tcW w:w="7903" w:type="dxa"/>
             <w:tcBorders/>
             <w:vAlign w:val="center"/>
           </w:tcPr>
@@ -12219,7 +12566,7 @@
         </w:tc>
         <w:tc>
           <w:tcPr>
-            <w:tcW w:w="2399" w:type="dxa"/>
+            <w:tcW w:w="2256" w:type="dxa"/>
             <w:tcBorders/>
             <w:vAlign w:val="center"/>
           </w:tcPr>
@@ -12249,7 +12596,7 @@
         <w:trPr/>
         <w:tc>
           <w:tcPr>
-            <w:tcW w:w="1186" w:type="dxa"/>
+            <w:tcW w:w="1180" w:type="dxa"/>
             <w:tcBorders/>
             <w:vAlign w:val="center"/>
           </w:tcPr>
@@ -12272,7 +12619,7 @@
         </w:tc>
         <w:tc>
           <w:tcPr>
-            <w:tcW w:w="8225" w:type="dxa"/>
+            <w:tcW w:w="7903" w:type="dxa"/>
             <w:tcBorders/>
             <w:vAlign w:val="center"/>
           </w:tcPr>
@@ -12355,7 +12702,7 @@
         </w:tc>
         <w:tc>
           <w:tcPr>
-            <w:tcW w:w="2399" w:type="dxa"/>
+            <w:tcW w:w="2256" w:type="dxa"/>
             <w:tcBorders/>
             <w:vAlign w:val="center"/>
           </w:tcPr>
@@ -12379,7 +12726,7 @@
         <w:trPr/>
         <w:tc>
           <w:tcPr>
-            <w:tcW w:w="1186" w:type="dxa"/>
+            <w:tcW w:w="1180" w:type="dxa"/>
             <w:tcBorders/>
             <w:vAlign w:val="center"/>
           </w:tcPr>
@@ -12402,7 +12749,7 @@
         </w:tc>
         <w:tc>
           <w:tcPr>
-            <w:tcW w:w="8225" w:type="dxa"/>
+            <w:tcW w:w="7903" w:type="dxa"/>
             <w:tcBorders/>
             <w:vAlign w:val="center"/>
           </w:tcPr>
@@ -12423,7 +12770,7 @@
         </w:tc>
         <w:tc>
           <w:tcPr>
-            <w:tcW w:w="2399" w:type="dxa"/>
+            <w:tcW w:w="2256" w:type="dxa"/>
             <w:tcBorders/>
             <w:vAlign w:val="center"/>
           </w:tcPr>
@@ -12503,9 +12850,9 @@
     </w:p>
     <w:tbl>
       <w:tblPr>
-        <w:tblW w:w="11810" w:type="dxa"/>
+        <w:tblW w:w="11339" w:type="dxa"/>
         <w:jc w:val="left"/>
-        <w:tblInd w:w="0" w:type="dxa"/>
+        <w:tblInd w:w="28" w:type="dxa"/>
         <w:tblLayout w:type="fixed"/>
         <w:tblCellMar>
           <w:top w:w="28" w:type="dxa"/>
@@ -12515,8 +12862,8 @@
         </w:tblCellMar>
       </w:tblPr>
       <w:tblGrid>
-        <w:gridCol w:w="5490"/>
-        <w:gridCol w:w="6320"/>
+        <w:gridCol w:w="5449"/>
+        <w:gridCol w:w="5890"/>
       </w:tblGrid>
       <w:tr>
         <w:trPr>
@@ -12524,7 +12871,7 @@
         </w:trPr>
         <w:tc>
           <w:tcPr>
-            <w:tcW w:w="5490" w:type="dxa"/>
+            <w:tcW w:w="5449" w:type="dxa"/>
             <w:tcBorders/>
             <w:vAlign w:val="center"/>
           </w:tcPr>
@@ -12546,7 +12893,7 @@
         </w:tc>
         <w:tc>
           <w:tcPr>
-            <w:tcW w:w="6320" w:type="dxa"/>
+            <w:tcW w:w="5890" w:type="dxa"/>
             <w:tcBorders/>
             <w:vAlign w:val="center"/>
           </w:tcPr>
@@ -12571,7 +12918,7 @@
         <w:trPr/>
         <w:tc>
           <w:tcPr>
-            <w:tcW w:w="5490" w:type="dxa"/>
+            <w:tcW w:w="5449" w:type="dxa"/>
             <w:tcBorders/>
             <w:vAlign w:val="center"/>
           </w:tcPr>
@@ -12594,7 +12941,7 @@
         </w:tc>
         <w:tc>
           <w:tcPr>
-            <w:tcW w:w="6320" w:type="dxa"/>
+            <w:tcW w:w="5890" w:type="dxa"/>
             <w:tcBorders/>
             <w:vAlign w:val="center"/>
           </w:tcPr>
@@ -12618,7 +12965,7 @@
         <w:trPr/>
         <w:tc>
           <w:tcPr>
-            <w:tcW w:w="5490" w:type="dxa"/>
+            <w:tcW w:w="5449" w:type="dxa"/>
             <w:tcBorders/>
             <w:vAlign w:val="center"/>
           </w:tcPr>
@@ -12641,7 +12988,7 @@
         </w:tc>
         <w:tc>
           <w:tcPr>
-            <w:tcW w:w="6320" w:type="dxa"/>
+            <w:tcW w:w="5890" w:type="dxa"/>
             <w:tcBorders/>
             <w:vAlign w:val="center"/>
           </w:tcPr>
@@ -12675,7 +13022,7 @@
         <w:trPr/>
         <w:tc>
           <w:tcPr>
-            <w:tcW w:w="5490" w:type="dxa"/>
+            <w:tcW w:w="5449" w:type="dxa"/>
             <w:tcBorders/>
             <w:vAlign w:val="center"/>
           </w:tcPr>
@@ -12698,7 +13045,7 @@
         </w:tc>
         <w:tc>
           <w:tcPr>
-            <w:tcW w:w="6320" w:type="dxa"/>
+            <w:tcW w:w="5890" w:type="dxa"/>
             <w:tcBorders/>
             <w:vAlign w:val="center"/>
           </w:tcPr>
@@ -12722,7 +13069,7 @@
         <w:trPr/>
         <w:tc>
           <w:tcPr>
-            <w:tcW w:w="5490" w:type="dxa"/>
+            <w:tcW w:w="5449" w:type="dxa"/>
             <w:tcBorders/>
             <w:vAlign w:val="center"/>
           </w:tcPr>
@@ -12745,7 +13092,7 @@
         </w:tc>
         <w:tc>
           <w:tcPr>
-            <w:tcW w:w="6320" w:type="dxa"/>
+            <w:tcW w:w="5890" w:type="dxa"/>
             <w:tcBorders/>
             <w:vAlign w:val="center"/>
           </w:tcPr>
@@ -12769,7 +13116,7 @@
         <w:trPr/>
         <w:tc>
           <w:tcPr>
-            <w:tcW w:w="5490" w:type="dxa"/>
+            <w:tcW w:w="5449" w:type="dxa"/>
             <w:tcBorders/>
             <w:vAlign w:val="center"/>
           </w:tcPr>
@@ -12792,7 +13139,7 @@
         </w:tc>
         <w:tc>
           <w:tcPr>
-            <w:tcW w:w="6320" w:type="dxa"/>
+            <w:tcW w:w="5890" w:type="dxa"/>
             <w:tcBorders/>
             <w:vAlign w:val="center"/>
           </w:tcPr>
@@ -12816,7 +13163,7 @@
         <w:trPr/>
         <w:tc>
           <w:tcPr>
-            <w:tcW w:w="5490" w:type="dxa"/>
+            <w:tcW w:w="5449" w:type="dxa"/>
             <w:tcBorders/>
             <w:vAlign w:val="center"/>
           </w:tcPr>
@@ -12839,7 +13186,7 @@
         </w:tc>
         <w:tc>
           <w:tcPr>
-            <w:tcW w:w="6320" w:type="dxa"/>
+            <w:tcW w:w="5890" w:type="dxa"/>
             <w:tcBorders/>
             <w:vAlign w:val="center"/>
           </w:tcPr>
@@ -12863,7 +13210,7 @@
         <w:trPr/>
         <w:tc>
           <w:tcPr>
-            <w:tcW w:w="5490" w:type="dxa"/>
+            <w:tcW w:w="5449" w:type="dxa"/>
             <w:tcBorders/>
             <w:vAlign w:val="center"/>
           </w:tcPr>
@@ -12896,7 +13243,7 @@
         </w:tc>
         <w:tc>
           <w:tcPr>
-            <w:tcW w:w="6320" w:type="dxa"/>
+            <w:tcW w:w="5890" w:type="dxa"/>
             <w:tcBorders/>
             <w:vAlign w:val="center"/>
           </w:tcPr>
@@ -12940,7 +13287,7 @@
         <w:trPr/>
         <w:tc>
           <w:tcPr>
-            <w:tcW w:w="5490" w:type="dxa"/>
+            <w:tcW w:w="5449" w:type="dxa"/>
             <w:tcBorders/>
             <w:vAlign w:val="center"/>
           </w:tcPr>
@@ -12963,7 +13310,7 @@
         </w:tc>
         <w:tc>
           <w:tcPr>
-            <w:tcW w:w="6320" w:type="dxa"/>
+            <w:tcW w:w="5890" w:type="dxa"/>
             <w:tcBorders/>
             <w:vAlign w:val="center"/>
           </w:tcPr>
@@ -13017,7 +13364,7 @@
         <w:trPr/>
         <w:tc>
           <w:tcPr>
-            <w:tcW w:w="5490" w:type="dxa"/>
+            <w:tcW w:w="5449" w:type="dxa"/>
             <w:tcBorders/>
             <w:vAlign w:val="center"/>
           </w:tcPr>
@@ -13040,7 +13387,7 @@
         </w:tc>
         <w:tc>
           <w:tcPr>
-            <w:tcW w:w="6320" w:type="dxa"/>
+            <w:tcW w:w="5890" w:type="dxa"/>
             <w:tcBorders/>
             <w:vAlign w:val="center"/>
           </w:tcPr>
@@ -13070,7 +13417,7 @@
         <w:trPr/>
         <w:tc>
           <w:tcPr>
-            <w:tcW w:w="5490" w:type="dxa"/>
+            <w:tcW w:w="5449" w:type="dxa"/>
             <w:tcBorders/>
             <w:vAlign w:val="center"/>
           </w:tcPr>
@@ -13093,7 +13440,7 @@
         </w:tc>
         <w:tc>
           <w:tcPr>
-            <w:tcW w:w="6320" w:type="dxa"/>
+            <w:tcW w:w="5890" w:type="dxa"/>
             <w:tcBorders/>
             <w:vAlign w:val="center"/>
           </w:tcPr>
@@ -13127,7 +13474,7 @@
         <w:trPr/>
         <w:tc>
           <w:tcPr>
-            <w:tcW w:w="5490" w:type="dxa"/>
+            <w:tcW w:w="5449" w:type="dxa"/>
             <w:tcBorders/>
             <w:vAlign w:val="center"/>
           </w:tcPr>
@@ -13150,7 +13497,7 @@
         </w:tc>
         <w:tc>
           <w:tcPr>
-            <w:tcW w:w="6320" w:type="dxa"/>
+            <w:tcW w:w="5890" w:type="dxa"/>
             <w:tcBorders/>
             <w:vAlign w:val="center"/>
           </w:tcPr>
@@ -13180,7 +13527,7 @@
         <w:trPr/>
         <w:tc>
           <w:tcPr>
-            <w:tcW w:w="5490" w:type="dxa"/>
+            <w:tcW w:w="5449" w:type="dxa"/>
             <w:tcBorders/>
             <w:vAlign w:val="center"/>
           </w:tcPr>
@@ -13203,7 +13550,7 @@
         </w:tc>
         <w:tc>
           <w:tcPr>
-            <w:tcW w:w="6320" w:type="dxa"/>
+            <w:tcW w:w="5890" w:type="dxa"/>
             <w:tcBorders/>
             <w:vAlign w:val="center"/>
           </w:tcPr>
@@ -13247,7 +13594,7 @@
         <w:trPr/>
         <w:tc>
           <w:tcPr>
-            <w:tcW w:w="5490" w:type="dxa"/>
+            <w:tcW w:w="5449" w:type="dxa"/>
             <w:tcBorders/>
             <w:vAlign w:val="center"/>
           </w:tcPr>
@@ -13270,7 +13617,7 @@
         </w:tc>
         <w:tc>
           <w:tcPr>
-            <w:tcW w:w="6320" w:type="dxa"/>
+            <w:tcW w:w="5890" w:type="dxa"/>
             <w:tcBorders/>
             <w:vAlign w:val="center"/>
           </w:tcPr>
@@ -13385,7 +13732,7 @@
         <w:pStyle w:val="BodyText"/>
         <w:numPr>
           <w:ilvl w:val="0"/>
-          <w:numId w:val="20"/>
+          <w:numId w:val="23"/>
         </w:numPr>
         <w:tabs>
           <w:tab w:val="clear" w:pos="1134"/>
@@ -13423,7 +13770,7 @@
         <w:pStyle w:val="BodyText"/>
         <w:numPr>
           <w:ilvl w:val="0"/>
-          <w:numId w:val="20"/>
+          <w:numId w:val="23"/>
         </w:numPr>
         <w:tabs>
           <w:tab w:val="clear" w:pos="1134"/>
@@ -13483,7 +13830,7 @@
         <w:pStyle w:val="BodyText"/>
         <w:numPr>
           <w:ilvl w:val="0"/>
-          <w:numId w:val="20"/>
+          <w:numId w:val="23"/>
         </w:numPr>
         <w:tabs>
           <w:tab w:val="clear" w:pos="1134"/>
@@ -15887,8 +16234,8 @@
   <w:abstractNum w:abstractNumId="18">
     <w:lvl w:ilvl="0">
       <w:start w:val="1"/>
-      <w:numFmt w:val="decimal"/>
-      <w:lvlText w:val="%1."/>
+      <w:numFmt w:val="bullet"/>
+      <w:lvlText w:val=""/>
       <w:lvlJc w:val="left"/>
       <w:pPr>
         <w:tabs>
@@ -15896,12 +16243,14 @@
         </w:tabs>
         <w:ind w:left="709" w:hanging="283"/>
       </w:pPr>
-      <w:rPr/>
+      <w:rPr>
+        <w:rFonts w:ascii="Symbol" w:hAnsi="Symbol" w:cs="Symbol" w:hint="default"/>
+      </w:rPr>
     </w:lvl>
     <w:lvl w:ilvl="1">
       <w:start w:val="1"/>
-      <w:numFmt w:val="decimal"/>
-      <w:lvlText w:val="%2."/>
+      <w:numFmt w:val="bullet"/>
+      <w:lvlText w:val=""/>
       <w:lvlJc w:val="left"/>
       <w:pPr>
         <w:tabs>
@@ -15909,12 +16258,14 @@
         </w:tabs>
         <w:ind w:left="1418" w:hanging="283"/>
       </w:pPr>
-      <w:rPr/>
+      <w:rPr>
+        <w:rFonts w:ascii="Symbol" w:hAnsi="Symbol" w:cs="Symbol" w:hint="default"/>
+      </w:rPr>
     </w:lvl>
     <w:lvl w:ilvl="2">
       <w:start w:val="1"/>
-      <w:numFmt w:val="decimal"/>
-      <w:lvlText w:val="%3."/>
+      <w:numFmt w:val="bullet"/>
+      <w:lvlText w:val=""/>
       <w:lvlJc w:val="left"/>
       <w:pPr>
         <w:tabs>
@@ -15922,12 +16273,14 @@
         </w:tabs>
         <w:ind w:left="2127" w:hanging="283"/>
       </w:pPr>
-      <w:rPr/>
+      <w:rPr>
+        <w:rFonts w:ascii="Symbol" w:hAnsi="Symbol" w:cs="Symbol" w:hint="default"/>
+      </w:rPr>
     </w:lvl>
     <w:lvl w:ilvl="3">
       <w:start w:val="1"/>
-      <w:numFmt w:val="decimal"/>
-      <w:lvlText w:val="%4."/>
+      <w:numFmt w:val="bullet"/>
+      <w:lvlText w:val=""/>
       <w:lvlJc w:val="left"/>
       <w:pPr>
         <w:tabs>
@@ -15935,12 +16288,14 @@
         </w:tabs>
         <w:ind w:left="2836" w:hanging="283"/>
       </w:pPr>
-      <w:rPr/>
+      <w:rPr>
+        <w:rFonts w:ascii="Symbol" w:hAnsi="Symbol" w:cs="Symbol" w:hint="default"/>
+      </w:rPr>
     </w:lvl>
     <w:lvl w:ilvl="4">
       <w:start w:val="1"/>
-      <w:numFmt w:val="decimal"/>
-      <w:lvlText w:val="%5."/>
+      <w:numFmt w:val="bullet"/>
+      <w:lvlText w:val=""/>
       <w:lvlJc w:val="left"/>
       <w:pPr>
         <w:tabs>
@@ -15948,12 +16303,14 @@
         </w:tabs>
         <w:ind w:left="3545" w:hanging="283"/>
       </w:pPr>
-      <w:rPr/>
+      <w:rPr>
+        <w:rFonts w:ascii="Symbol" w:hAnsi="Symbol" w:cs="Symbol" w:hint="default"/>
+      </w:rPr>
     </w:lvl>
     <w:lvl w:ilvl="5">
       <w:start w:val="1"/>
-      <w:numFmt w:val="decimal"/>
-      <w:lvlText w:val="%6."/>
+      <w:numFmt w:val="bullet"/>
+      <w:lvlText w:val=""/>
       <w:lvlJc w:val="left"/>
       <w:pPr>
         <w:tabs>
@@ -15961,12 +16318,14 @@
         </w:tabs>
         <w:ind w:left="4254" w:hanging="283"/>
       </w:pPr>
-      <w:rPr/>
+      <w:rPr>
+        <w:rFonts w:ascii="Symbol" w:hAnsi="Symbol" w:cs="Symbol" w:hint="default"/>
+      </w:rPr>
     </w:lvl>
     <w:lvl w:ilvl="6">
       <w:start w:val="1"/>
-      <w:numFmt w:val="decimal"/>
-      <w:lvlText w:val="%7."/>
+      <w:numFmt w:val="bullet"/>
+      <w:lvlText w:val=""/>
       <w:lvlJc w:val="left"/>
       <w:pPr>
         <w:tabs>
@@ -15974,12 +16333,14 @@
         </w:tabs>
         <w:ind w:left="4963" w:hanging="283"/>
       </w:pPr>
-      <w:rPr/>
+      <w:rPr>
+        <w:rFonts w:ascii="Symbol" w:hAnsi="Symbol" w:cs="Symbol" w:hint="default"/>
+      </w:rPr>
     </w:lvl>
     <w:lvl w:ilvl="7">
       <w:start w:val="1"/>
-      <w:numFmt w:val="decimal"/>
-      <w:lvlText w:val="%8."/>
+      <w:numFmt w:val="bullet"/>
+      <w:lvlText w:val=""/>
       <w:lvlJc w:val="left"/>
       <w:pPr>
         <w:tabs>
@@ -15987,12 +16348,14 @@
         </w:tabs>
         <w:ind w:left="5672" w:hanging="283"/>
       </w:pPr>
-      <w:rPr/>
+      <w:rPr>
+        <w:rFonts w:ascii="Symbol" w:hAnsi="Symbol" w:cs="Symbol" w:hint="default"/>
+      </w:rPr>
     </w:lvl>
     <w:lvl w:ilvl="8">
       <w:start w:val="1"/>
-      <w:numFmt w:val="decimal"/>
-      <w:lvlText w:val="%9."/>
+      <w:numFmt w:val="bullet"/>
+      <w:lvlText w:val=""/>
       <w:lvlJc w:val="left"/>
       <w:pPr>
         <w:tabs>
@@ -16000,7 +16363,9 @@
         </w:tabs>
         <w:ind w:left="6381" w:hanging="283"/>
       </w:pPr>
-      <w:rPr/>
+      <w:rPr>
+        <w:rFonts w:ascii="Symbol" w:hAnsi="Symbol" w:cs="Symbol" w:hint="default"/>
+      </w:rPr>
     </w:lvl>
   </w:abstractNum>
   <w:abstractNum w:abstractNumId="19">
@@ -16280,9 +16645,402 @@
   <w:abstractNum w:abstractNumId="21">
     <w:lvl w:ilvl="0">
       <w:start w:val="1"/>
+      <w:numFmt w:val="decimal"/>
+      <w:lvlText w:val="%1."/>
+      <w:lvlJc w:val="left"/>
+      <w:pPr>
+        <w:tabs>
+          <w:tab w:val="num" w:pos="709"/>
+        </w:tabs>
+        <w:ind w:left="709" w:hanging="283"/>
+      </w:pPr>
+      <w:rPr/>
+    </w:lvl>
+    <w:lvl w:ilvl="1">
+      <w:start w:val="1"/>
+      <w:numFmt w:val="decimal"/>
+      <w:lvlText w:val="%2."/>
+      <w:lvlJc w:val="left"/>
+      <w:pPr>
+        <w:tabs>
+          <w:tab w:val="num" w:pos="1418"/>
+        </w:tabs>
+        <w:ind w:left="1418" w:hanging="283"/>
+      </w:pPr>
+      <w:rPr/>
+    </w:lvl>
+    <w:lvl w:ilvl="2">
+      <w:start w:val="1"/>
+      <w:numFmt w:val="decimal"/>
+      <w:lvlText w:val="%3."/>
+      <w:lvlJc w:val="left"/>
+      <w:pPr>
+        <w:tabs>
+          <w:tab w:val="num" w:pos="2127"/>
+        </w:tabs>
+        <w:ind w:left="2127" w:hanging="283"/>
+      </w:pPr>
+      <w:rPr/>
+    </w:lvl>
+    <w:lvl w:ilvl="3">
+      <w:start w:val="1"/>
+      <w:numFmt w:val="decimal"/>
+      <w:lvlText w:val="%4."/>
+      <w:lvlJc w:val="left"/>
+      <w:pPr>
+        <w:tabs>
+          <w:tab w:val="num" w:pos="2836"/>
+        </w:tabs>
+        <w:ind w:left="2836" w:hanging="283"/>
+      </w:pPr>
+      <w:rPr/>
+    </w:lvl>
+    <w:lvl w:ilvl="4">
+      <w:start w:val="1"/>
+      <w:numFmt w:val="decimal"/>
+      <w:lvlText w:val="%5."/>
+      <w:lvlJc w:val="left"/>
+      <w:pPr>
+        <w:tabs>
+          <w:tab w:val="num" w:pos="3545"/>
+        </w:tabs>
+        <w:ind w:left="3545" w:hanging="283"/>
+      </w:pPr>
+      <w:rPr/>
+    </w:lvl>
+    <w:lvl w:ilvl="5">
+      <w:start w:val="1"/>
+      <w:numFmt w:val="decimal"/>
+      <w:lvlText w:val="%6."/>
+      <w:lvlJc w:val="left"/>
+      <w:pPr>
+        <w:tabs>
+          <w:tab w:val="num" w:pos="4254"/>
+        </w:tabs>
+        <w:ind w:left="4254" w:hanging="283"/>
+      </w:pPr>
+      <w:rPr/>
+    </w:lvl>
+    <w:lvl w:ilvl="6">
+      <w:start w:val="1"/>
+      <w:numFmt w:val="decimal"/>
+      <w:lvlText w:val="%7."/>
+      <w:lvlJc w:val="left"/>
+      <w:pPr>
+        <w:tabs>
+          <w:tab w:val="num" w:pos="4963"/>
+        </w:tabs>
+        <w:ind w:left="4963" w:hanging="283"/>
+      </w:pPr>
+      <w:rPr/>
+    </w:lvl>
+    <w:lvl w:ilvl="7">
+      <w:start w:val="1"/>
+      <w:numFmt w:val="decimal"/>
+      <w:lvlText w:val="%8."/>
+      <w:lvlJc w:val="left"/>
+      <w:pPr>
+        <w:tabs>
+          <w:tab w:val="num" w:pos="5672"/>
+        </w:tabs>
+        <w:ind w:left="5672" w:hanging="283"/>
+      </w:pPr>
+      <w:rPr/>
+    </w:lvl>
+    <w:lvl w:ilvl="8">
+      <w:start w:val="1"/>
+      <w:numFmt w:val="decimal"/>
+      <w:lvlText w:val="%9."/>
+      <w:lvlJc w:val="left"/>
+      <w:pPr>
+        <w:tabs>
+          <w:tab w:val="num" w:pos="6381"/>
+        </w:tabs>
+        <w:ind w:left="6381" w:hanging="283"/>
+      </w:pPr>
+      <w:rPr/>
+    </w:lvl>
+  </w:abstractNum>
+  <w:abstractNum w:abstractNumId="22">
+    <w:lvl w:ilvl="0">
+      <w:start w:val="1"/>
+      <w:numFmt w:val="bullet"/>
+      <w:lvlText w:val=""/>
+      <w:lvlJc w:val="left"/>
+      <w:pPr>
+        <w:tabs>
+          <w:tab w:val="num" w:pos="709"/>
+        </w:tabs>
+        <w:ind w:left="709" w:hanging="283"/>
+      </w:pPr>
+      <w:rPr>
+        <w:rFonts w:ascii="Symbol" w:hAnsi="Symbol" w:cs="Symbol" w:hint="default"/>
+      </w:rPr>
+    </w:lvl>
+    <w:lvl w:ilvl="1">
+      <w:start w:val="1"/>
+      <w:numFmt w:val="bullet"/>
+      <w:lvlText w:val=""/>
+      <w:lvlJc w:val="left"/>
+      <w:pPr>
+        <w:tabs>
+          <w:tab w:val="num" w:pos="1418"/>
+        </w:tabs>
+        <w:ind w:left="1418" w:hanging="283"/>
+      </w:pPr>
+      <w:rPr>
+        <w:rFonts w:ascii="Symbol" w:hAnsi="Symbol" w:cs="Symbol" w:hint="default"/>
+      </w:rPr>
+    </w:lvl>
+    <w:lvl w:ilvl="2">
+      <w:start w:val="1"/>
+      <w:numFmt w:val="bullet"/>
+      <w:lvlText w:val=""/>
+      <w:lvlJc w:val="left"/>
+      <w:pPr>
+        <w:tabs>
+          <w:tab w:val="num" w:pos="2127"/>
+        </w:tabs>
+        <w:ind w:left="2127" w:hanging="283"/>
+      </w:pPr>
+      <w:rPr>
+        <w:rFonts w:ascii="Symbol" w:hAnsi="Symbol" w:cs="Symbol" w:hint="default"/>
+      </w:rPr>
+    </w:lvl>
+    <w:lvl w:ilvl="3">
+      <w:start w:val="1"/>
+      <w:numFmt w:val="bullet"/>
+      <w:lvlText w:val=""/>
+      <w:lvlJc w:val="left"/>
+      <w:pPr>
+        <w:tabs>
+          <w:tab w:val="num" w:pos="2836"/>
+        </w:tabs>
+        <w:ind w:left="2836" w:hanging="283"/>
+      </w:pPr>
+      <w:rPr>
+        <w:rFonts w:ascii="Symbol" w:hAnsi="Symbol" w:cs="Symbol" w:hint="default"/>
+      </w:rPr>
+    </w:lvl>
+    <w:lvl w:ilvl="4">
+      <w:start w:val="1"/>
+      <w:numFmt w:val="bullet"/>
+      <w:lvlText w:val=""/>
+      <w:lvlJc w:val="left"/>
+      <w:pPr>
+        <w:tabs>
+          <w:tab w:val="num" w:pos="3545"/>
+        </w:tabs>
+        <w:ind w:left="3545" w:hanging="283"/>
+      </w:pPr>
+      <w:rPr>
+        <w:rFonts w:ascii="Symbol" w:hAnsi="Symbol" w:cs="Symbol" w:hint="default"/>
+      </w:rPr>
+    </w:lvl>
+    <w:lvl w:ilvl="5">
+      <w:start w:val="1"/>
+      <w:numFmt w:val="bullet"/>
+      <w:lvlText w:val=""/>
+      <w:lvlJc w:val="left"/>
+      <w:pPr>
+        <w:tabs>
+          <w:tab w:val="num" w:pos="4254"/>
+        </w:tabs>
+        <w:ind w:left="4254" w:hanging="283"/>
+      </w:pPr>
+      <w:rPr>
+        <w:rFonts w:ascii="Symbol" w:hAnsi="Symbol" w:cs="Symbol" w:hint="default"/>
+      </w:rPr>
+    </w:lvl>
+    <w:lvl w:ilvl="6">
+      <w:start w:val="1"/>
+      <w:numFmt w:val="bullet"/>
+      <w:lvlText w:val=""/>
+      <w:lvlJc w:val="left"/>
+      <w:pPr>
+        <w:tabs>
+          <w:tab w:val="num" w:pos="4963"/>
+        </w:tabs>
+        <w:ind w:left="4963" w:hanging="283"/>
+      </w:pPr>
+      <w:rPr>
+        <w:rFonts w:ascii="Symbol" w:hAnsi="Symbol" w:cs="Symbol" w:hint="default"/>
+      </w:rPr>
+    </w:lvl>
+    <w:lvl w:ilvl="7">
+      <w:start w:val="1"/>
+      <w:numFmt w:val="bullet"/>
+      <w:lvlText w:val=""/>
+      <w:lvlJc w:val="left"/>
+      <w:pPr>
+        <w:tabs>
+          <w:tab w:val="num" w:pos="5672"/>
+        </w:tabs>
+        <w:ind w:left="5672" w:hanging="283"/>
+      </w:pPr>
+      <w:rPr>
+        <w:rFonts w:ascii="Symbol" w:hAnsi="Symbol" w:cs="Symbol" w:hint="default"/>
+      </w:rPr>
+    </w:lvl>
+    <w:lvl w:ilvl="8">
+      <w:start w:val="1"/>
+      <w:numFmt w:val="bullet"/>
+      <w:lvlText w:val=""/>
+      <w:lvlJc w:val="left"/>
+      <w:pPr>
+        <w:tabs>
+          <w:tab w:val="num" w:pos="6381"/>
+        </w:tabs>
+        <w:ind w:left="6381" w:hanging="283"/>
+      </w:pPr>
+      <w:rPr>
+        <w:rFonts w:ascii="Symbol" w:hAnsi="Symbol" w:cs="Symbol" w:hint="default"/>
+      </w:rPr>
+    </w:lvl>
+  </w:abstractNum>
+  <w:abstractNum w:abstractNumId="23">
+    <w:lvl w:ilvl="0">
+      <w:start w:val="1"/>
+      <w:numFmt w:val="bullet"/>
+      <w:lvlText w:val=""/>
+      <w:lvlJc w:val="left"/>
+      <w:pPr>
+        <w:tabs>
+          <w:tab w:val="num" w:pos="709"/>
+        </w:tabs>
+        <w:ind w:left="709" w:hanging="283"/>
+      </w:pPr>
+      <w:rPr>
+        <w:rFonts w:ascii="Symbol" w:hAnsi="Symbol" w:cs="Symbol" w:hint="default"/>
+      </w:rPr>
+    </w:lvl>
+    <w:lvl w:ilvl="1">
+      <w:start w:val="1"/>
+      <w:numFmt w:val="bullet"/>
+      <w:lvlText w:val=""/>
+      <w:lvlJc w:val="left"/>
+      <w:pPr>
+        <w:tabs>
+          <w:tab w:val="num" w:pos="1418"/>
+        </w:tabs>
+        <w:ind w:left="1418" w:hanging="283"/>
+      </w:pPr>
+      <w:rPr>
+        <w:rFonts w:ascii="Symbol" w:hAnsi="Symbol" w:cs="Symbol" w:hint="default"/>
+      </w:rPr>
+    </w:lvl>
+    <w:lvl w:ilvl="2">
+      <w:start w:val="1"/>
+      <w:numFmt w:val="bullet"/>
+      <w:lvlText w:val=""/>
+      <w:lvlJc w:val="left"/>
+      <w:pPr>
+        <w:tabs>
+          <w:tab w:val="num" w:pos="2127"/>
+        </w:tabs>
+        <w:ind w:left="2127" w:hanging="283"/>
+      </w:pPr>
+      <w:rPr>
+        <w:rFonts w:ascii="Symbol" w:hAnsi="Symbol" w:cs="Symbol" w:hint="default"/>
+      </w:rPr>
+    </w:lvl>
+    <w:lvl w:ilvl="3">
+      <w:start w:val="1"/>
+      <w:numFmt w:val="bullet"/>
+      <w:lvlText w:val=""/>
+      <w:lvlJc w:val="left"/>
+      <w:pPr>
+        <w:tabs>
+          <w:tab w:val="num" w:pos="2836"/>
+        </w:tabs>
+        <w:ind w:left="2836" w:hanging="283"/>
+      </w:pPr>
+      <w:rPr>
+        <w:rFonts w:ascii="Symbol" w:hAnsi="Symbol" w:cs="Symbol" w:hint="default"/>
+      </w:rPr>
+    </w:lvl>
+    <w:lvl w:ilvl="4">
+      <w:start w:val="1"/>
+      <w:numFmt w:val="bullet"/>
+      <w:lvlText w:val=""/>
+      <w:lvlJc w:val="left"/>
+      <w:pPr>
+        <w:tabs>
+          <w:tab w:val="num" w:pos="3545"/>
+        </w:tabs>
+        <w:ind w:left="3545" w:hanging="283"/>
+      </w:pPr>
+      <w:rPr>
+        <w:rFonts w:ascii="Symbol" w:hAnsi="Symbol" w:cs="Symbol" w:hint="default"/>
+      </w:rPr>
+    </w:lvl>
+    <w:lvl w:ilvl="5">
+      <w:start w:val="1"/>
+      <w:numFmt w:val="bullet"/>
+      <w:lvlText w:val=""/>
+      <w:lvlJc w:val="left"/>
+      <w:pPr>
+        <w:tabs>
+          <w:tab w:val="num" w:pos="4254"/>
+        </w:tabs>
+        <w:ind w:left="4254" w:hanging="283"/>
+      </w:pPr>
+      <w:rPr>
+        <w:rFonts w:ascii="Symbol" w:hAnsi="Symbol" w:cs="Symbol" w:hint="default"/>
+      </w:rPr>
+    </w:lvl>
+    <w:lvl w:ilvl="6">
+      <w:start w:val="1"/>
+      <w:numFmt w:val="bullet"/>
+      <w:lvlText w:val=""/>
+      <w:lvlJc w:val="left"/>
+      <w:pPr>
+        <w:tabs>
+          <w:tab w:val="num" w:pos="4963"/>
+        </w:tabs>
+        <w:ind w:left="4963" w:hanging="283"/>
+      </w:pPr>
+      <w:rPr>
+        <w:rFonts w:ascii="Symbol" w:hAnsi="Symbol" w:cs="Symbol" w:hint="default"/>
+      </w:rPr>
+    </w:lvl>
+    <w:lvl w:ilvl="7">
+      <w:start w:val="1"/>
+      <w:numFmt w:val="bullet"/>
+      <w:lvlText w:val=""/>
+      <w:lvlJc w:val="left"/>
+      <w:pPr>
+        <w:tabs>
+          <w:tab w:val="num" w:pos="5672"/>
+        </w:tabs>
+        <w:ind w:left="5672" w:hanging="283"/>
+      </w:pPr>
+      <w:rPr>
+        <w:rFonts w:ascii="Symbol" w:hAnsi="Symbol" w:cs="Symbol" w:hint="default"/>
+      </w:rPr>
+    </w:lvl>
+    <w:lvl w:ilvl="8">
+      <w:start w:val="1"/>
+      <w:numFmt w:val="bullet"/>
+      <w:lvlText w:val=""/>
+      <w:lvlJc w:val="left"/>
+      <w:pPr>
+        <w:tabs>
+          <w:tab w:val="num" w:pos="6381"/>
+        </w:tabs>
+        <w:ind w:left="6381" w:hanging="283"/>
+      </w:pPr>
+      <w:rPr>
+        <w:rFonts w:ascii="Symbol" w:hAnsi="Symbol" w:cs="Symbol" w:hint="default"/>
+      </w:rPr>
+    </w:lvl>
+  </w:abstractNum>
+  <w:abstractNum w:abstractNumId="24">
+    <w:lvl w:ilvl="0">
+      <w:start w:val="1"/>
       <w:numFmt w:val="none"/>
       <w:suff w:val="nothing"/>
-      <w:lvlText w:val="%1"/>
+      <w:lvlText w:val=""/>
       <w:lvlJc w:val="left"/>
       <w:pPr>
         <w:tabs>
@@ -16293,10 +17051,51 @@
     </w:lvl>
     <w:lvl w:ilvl="1">
       <w:start w:val="1"/>
+      <w:numFmt w:val="none"/>
       <w:pStyle w:val="Heading2"/>
+      <w:suff w:val="nothing"/>
+      <w:lvlText w:val=""/>
+      <w:lvlJc w:val="left"/>
+      <w:pPr>
+        <w:tabs>
+          <w:tab w:val="num" w:pos="0"/>
+        </w:tabs>
+        <w:ind w:left="0" w:hanging="0"/>
+      </w:pPr>
+    </w:lvl>
+    <w:lvl w:ilvl="2">
+      <w:start w:val="1"/>
+      <w:numFmt w:val="none"/>
+      <w:pStyle w:val="Heading3"/>
+      <w:suff w:val="nothing"/>
+      <w:lvlText w:val=""/>
+      <w:lvlJc w:val="left"/>
+      <w:pPr>
+        <w:tabs>
+          <w:tab w:val="num" w:pos="0"/>
+        </w:tabs>
+        <w:ind w:left="0" w:hanging="0"/>
+      </w:pPr>
+    </w:lvl>
+    <w:lvl w:ilvl="3">
+      <w:start w:val="1"/>
+      <w:numFmt w:val="none"/>
+      <w:pStyle w:val="Heading4"/>
+      <w:suff w:val="nothing"/>
+      <w:lvlText w:val=""/>
+      <w:lvlJc w:val="left"/>
+      <w:pPr>
+        <w:tabs>
+          <w:tab w:val="num" w:pos="0"/>
+        </w:tabs>
+        <w:ind w:left="0" w:hanging="0"/>
+      </w:pPr>
+    </w:lvl>
+    <w:lvl w:ilvl="4">
+      <w:start w:val="1"/>
       <w:numFmt w:val="none"/>
       <w:suff w:val="nothing"/>
-      <w:lvlText w:val="%2"/>
+      <w:lvlText w:val=""/>
       <w:lvlJc w:val="left"/>
       <w:pPr>
         <w:tabs>
@@ -16305,12 +17104,11 @@
         <w:ind w:left="0" w:hanging="0"/>
       </w:pPr>
     </w:lvl>
-    <w:lvl w:ilvl="2">
-      <w:start w:val="1"/>
-      <w:pStyle w:val="Heading3"/>
+    <w:lvl w:ilvl="5">
+      <w:start w:val="1"/>
       <w:numFmt w:val="none"/>
       <w:suff w:val="nothing"/>
-      <w:lvlText w:val="%3"/>
+      <w:lvlText w:val=""/>
       <w:lvlJc w:val="left"/>
       <w:pPr>
         <w:tabs>
@@ -16319,12 +17117,11 @@
         <w:ind w:left="0" w:hanging="0"/>
       </w:pPr>
     </w:lvl>
-    <w:lvl w:ilvl="3">
-      <w:start w:val="1"/>
-      <w:pStyle w:val="Heading4"/>
+    <w:lvl w:ilvl="6">
+      <w:start w:val="1"/>
       <w:numFmt w:val="none"/>
       <w:suff w:val="nothing"/>
-      <w:lvlText w:val="%4"/>
+      <w:lvlText w:val=""/>
       <w:lvlJc w:val="left"/>
       <w:pPr>
         <w:tabs>
@@ -16333,11 +17130,11 @@
         <w:ind w:left="0" w:hanging="0"/>
       </w:pPr>
     </w:lvl>
-    <w:lvl w:ilvl="4">
+    <w:lvl w:ilvl="7">
       <w:start w:val="1"/>
       <w:numFmt w:val="none"/>
       <w:suff w:val="nothing"/>
-      <w:lvlText w:val="%5"/>
+      <w:lvlText w:val=""/>
       <w:lvlJc w:val="left"/>
       <w:pPr>
         <w:tabs>
@@ -16346,50 +17143,11 @@
         <w:ind w:left="0" w:hanging="0"/>
       </w:pPr>
     </w:lvl>
-    <w:lvl w:ilvl="5">
+    <w:lvl w:ilvl="8">
       <w:start w:val="1"/>
       <w:numFmt w:val="none"/>
       <w:suff w:val="nothing"/>
-      <w:lvlText w:val="%6"/>
-      <w:lvlJc w:val="left"/>
-      <w:pPr>
-        <w:tabs>
-          <w:tab w:val="num" w:pos="0"/>
-        </w:tabs>
-        <w:ind w:left="0" w:hanging="0"/>
-      </w:pPr>
-    </w:lvl>
-    <w:lvl w:ilvl="6">
-      <w:start w:val="1"/>
-      <w:numFmt w:val="none"/>
-      <w:suff w:val="nothing"/>
-      <w:lvlText w:val="%7"/>
-      <w:lvlJc w:val="left"/>
-      <w:pPr>
-        <w:tabs>
-          <w:tab w:val="num" w:pos="0"/>
-        </w:tabs>
-        <w:ind w:left="0" w:hanging="0"/>
-      </w:pPr>
-    </w:lvl>
-    <w:lvl w:ilvl="7">
-      <w:start w:val="1"/>
-      <w:numFmt w:val="none"/>
-      <w:suff w:val="nothing"/>
-      <w:lvlText w:val="%8"/>
-      <w:lvlJc w:val="left"/>
-      <w:pPr>
-        <w:tabs>
-          <w:tab w:val="num" w:pos="0"/>
-        </w:tabs>
-        <w:ind w:left="0" w:hanging="0"/>
-      </w:pPr>
-    </w:lvl>
-    <w:lvl w:ilvl="8">
-      <w:start w:val="1"/>
-      <w:numFmt w:val="none"/>
-      <w:suff w:val="nothing"/>
-      <w:lvlText w:val="%9"/>
+      <w:lvlText w:val=""/>
       <w:lvlJc w:val="left"/>
       <w:pPr>
         <w:tabs>
@@ -16462,6 +17220,15 @@
   <w:num w:numId="21">
     <w:abstractNumId w:val="21"/>
   </w:num>
+  <w:num w:numId="22">
+    <w:abstractNumId w:val="22"/>
+  </w:num>
+  <w:num w:numId="23">
+    <w:abstractNumId w:val="23"/>
+  </w:num>
+  <w:num w:numId="24">
+    <w:abstractNumId w:val="24"/>
+  </w:num>
 </w:numbering>
 </file>
 
@@ -16470,7 +17237,7 @@
   <w:docDefaults>
     <w:rPrDefault>
       <w:rPr>
-        <w:rFonts w:ascii="Liberation Serif" w:hAnsi="Liberation Serif" w:eastAsia="WenQuanYi Zen Hei" w:cs="FreeSans"/>
+        <w:rFonts w:ascii="Liberation Serif" w:hAnsi="Liberation Serif" w:eastAsia="Noto Serif CJK SC" w:cs="Noto Sans Devanagari"/>
         <w:sz w:val="24"/>
         <w:szCs w:val="24"/>
         <w:lang w:val="en-US" w:eastAsia="zh-CN" w:bidi="hi-IN"/>
@@ -16500,7 +17267,7 @@
     </w:rPr>
   </w:style>
   <w:style w:type="paragraph" w:styleId="Heading1">
-    <w:name w:val="Heading 1"/>
+    <w:name w:val="heading 1"/>
     <w:basedOn w:val="Heading"/>
     <w:next w:val="BodyText"/>
     <w:qFormat/>
@@ -16508,7 +17275,6 @@
       <w:spacing w:before="240" w:after="80"/>
     </w:pPr>
     <w:rPr>
-      <w:rFonts w:ascii="Noto Sans" w:hAnsi="Noto Sans"/>
       <w:b/>
       <w:bCs/>
       <w:color w:val="88C0D0"/>
@@ -16517,7 +17283,7 @@
     </w:rPr>
   </w:style>
   <w:style w:type="paragraph" w:styleId="Heading2">
-    <w:name w:val="Heading 2"/>
+    <w:name w:val="heading 2"/>
     <w:basedOn w:val="Heading"/>
     <w:next w:val="BodyText"/>
     <w:qFormat/>
@@ -16530,7 +17296,7 @@
       <w:outlineLvl w:val="1"/>
     </w:pPr>
     <w:rPr>
-      <w:rFonts w:ascii="Liberation Serif" w:hAnsi="Liberation Serif" w:eastAsia="WenQuanYi Zen Hei" w:cs="FreeSans"/>
+      <w:rFonts w:ascii="Liberation Serif" w:hAnsi="Liberation Serif" w:eastAsia="Noto Serif CJK SC" w:cs="Noto Sans Devanagari"/>
       <w:b/>
       <w:bCs/>
       <w:color w:val="88C0D0"/>
@@ -16539,7 +17305,7 @@
     </w:rPr>
   </w:style>
   <w:style w:type="paragraph" w:styleId="Heading3">
-    <w:name w:val="Heading 3"/>
+    <w:name w:val="heading 3"/>
     <w:basedOn w:val="Heading"/>
     <w:next w:val="BodyText"/>
     <w:qFormat/>
@@ -16549,7 +17315,7 @@
       <w:outlineLvl w:val="2"/>
     </w:pPr>
     <w:rPr>
-      <w:rFonts w:ascii="Liberation Serif" w:hAnsi="Liberation Serif" w:eastAsia="WenQuanYi Zen Hei" w:cs="FreeSans"/>
+      <w:rFonts w:ascii="Liberation Serif" w:hAnsi="Liberation Serif" w:eastAsia="Noto Serif CJK SC" w:cs="Noto Sans Devanagari"/>
       <w:b/>
       <w:bCs/>
       <w:color w:val="88C0D0"/>
@@ -16558,7 +17324,7 @@
     </w:rPr>
   </w:style>
   <w:style w:type="paragraph" w:styleId="Heading4">
-    <w:name w:val="Heading 4"/>
+    <w:name w:val="heading 4"/>
     <w:basedOn w:val="Heading"/>
     <w:next w:val="BodyText"/>
     <w:qFormat/>
@@ -16567,11 +17333,23 @@
       <w:outlineLvl w:val="3"/>
     </w:pPr>
     <w:rPr>
-      <w:rFonts w:ascii="Liberation Serif" w:hAnsi="Liberation Serif" w:eastAsia="WenQuanYi Zen Hei" w:cs="FreeSans"/>
+      <w:rFonts w:ascii="Liberation Serif" w:hAnsi="Liberation Serif" w:eastAsia="Noto Serif CJK SC" w:cs="Noto Sans Devanagari"/>
       <w:b/>
       <w:bCs/>
       <w:sz w:val="24"/>
       <w:szCs w:val="24"/>
+    </w:rPr>
+  </w:style>
+  <w:style w:type="character" w:styleId="EndnoteReference">
+    <w:name w:val="endnote reference"/>
+    <w:rPr>
+      <w:vertAlign w:val="superscript"/>
+    </w:rPr>
+  </w:style>
+  <w:style w:type="character" w:styleId="FootnoteReference">
+    <w:name w:val="footnote reference"/>
+    <w:rPr>
+      <w:vertAlign w:val="superscript"/>
     </w:rPr>
   </w:style>
   <w:style w:type="character" w:styleId="EndnoteCharacters">
@@ -16651,7 +17429,7 @@
     </w:rPr>
   </w:style>
   <w:style w:type="paragraph" w:styleId="EnvelopeReturn">
-    <w:name w:val="Envelope Return"/>
+    <w:name w:val="envelope return"/>
     <w:basedOn w:val="Normal"/>
     <w:pPr/>
     <w:rPr>
@@ -16670,46 +17448,6 @@
       <w:color w:val="ECEFF4"/>
     </w:rPr>
   </w:style>
-  <w:style w:type="paragraph" w:styleId="Footer">
-    <w:name w:val="Footer"/>
-    <w:basedOn w:val="Normal"/>
-    <w:pPr>
-      <w:suppressLineNumbers/>
-      <w:tabs>
-        <w:tab w:val="clear" w:pos="1134"/>
-        <w:tab w:val="center" w:pos="5952" w:leader="none"/>
-        <w:tab w:val="right" w:pos="10771" w:leader="none"/>
-      </w:tabs>
-    </w:pPr>
-    <w:rPr/>
-  </w:style>
-  <w:style w:type="paragraph" w:styleId="Header">
-    <w:name w:val="Header"/>
-    <w:basedOn w:val="Normal"/>
-    <w:pPr>
-      <w:suppressLineNumbers/>
-      <w:tabs>
-        <w:tab w:val="clear" w:pos="1134"/>
-        <w:tab w:val="center" w:pos="5952" w:leader="none"/>
-        <w:tab w:val="right" w:pos="10771" w:leader="none"/>
-      </w:tabs>
-    </w:pPr>
-    <w:rPr/>
-  </w:style>
-  <w:style w:type="paragraph" w:styleId="HeaderandFooter">
-    <w:name w:val="Header and Footer"/>
-    <w:basedOn w:val="Normal"/>
-    <w:qFormat/>
-    <w:pPr>
-      <w:suppressLineNumbers/>
-      <w:tabs>
-        <w:tab w:val="clear" w:pos="1134"/>
-        <w:tab w:val="center" w:pos="5953" w:leader="none"/>
-        <w:tab w:val="right" w:pos="10772" w:leader="none"/>
-      </w:tabs>
-    </w:pPr>
-    <w:rPr/>
-  </w:style>
   <w:style w:type="paragraph" w:styleId="Index">
     <w:name w:val="Index"/>
     <w:basedOn w:val="Normal"/>
@@ -16718,11 +17456,11 @@
       <w:suppressLineNumbers/>
     </w:pPr>
     <w:rPr>
-      <w:rFonts w:cs="FreeSans"/>
+      <w:rFonts w:cs="Noto Sans Devanagari"/>
     </w:rPr>
   </w:style>
   <w:style w:type="paragraph" w:styleId="Caption">
-    <w:name w:val="Caption"/>
+    <w:name w:val="caption"/>
     <w:basedOn w:val="Normal"/>
     <w:qFormat/>
     <w:pPr>
@@ -16730,7 +17468,7 @@
       <w:spacing w:before="120" w:after="120"/>
     </w:pPr>
     <w:rPr>
-      <w:rFonts w:cs="FreeSans"/>
+      <w:rFonts w:cs="Noto Sans Devanagari"/>
       <w:i/>
       <w:iCs/>
       <w:sz w:val="24"/>
@@ -16742,7 +17480,7 @@
     <w:basedOn w:val="BodyText"/>
     <w:pPr/>
     <w:rPr>
-      <w:rFonts w:cs="FreeSans"/>
+      <w:rFonts w:cs="Noto Sans Devanagari"/>
     </w:rPr>
   </w:style>
   <w:style w:type="paragraph" w:styleId="BodyText">
@@ -16784,7 +17522,7 @@
       <w:ind w:left="160" w:right="160"/>
     </w:pPr>
     <w:rPr>
-      <w:rFonts w:ascii="Liberation Mono" w:hAnsi="Liberation Mono" w:eastAsia="Liberation Mono" w:cs="Liberation Mono"/>
+      <w:rFonts w:ascii="Liberation Mono" w:hAnsi="Liberation Mono" w:eastAsia="Noto Sans Mono CJK SC" w:cs="Liberation Mono"/>
       <w:sz w:val="20"/>
       <w:szCs w:val="20"/>
     </w:rPr>
@@ -16825,37 +17563,37 @@
         <a:srgbClr val="000000"/>
       </a:dk1>
       <a:lt1>
-        <a:srgbClr val="ffffff"/>
+        <a:srgbClr val="FFFFFF"/>
       </a:lt1>
       <a:dk2>
         <a:srgbClr val="000000"/>
       </a:dk2>
       <a:lt2>
-        <a:srgbClr val="ffffff"/>
+        <a:srgbClr val="FFFFFF"/>
       </a:lt2>
       <a:accent1>
-        <a:srgbClr val="18a303"/>
+        <a:srgbClr val="18A303"/>
       </a:accent1>
       <a:accent2>
-        <a:srgbClr val="0369a3"/>
+        <a:srgbClr val="0369A3"/>
       </a:accent2>
       <a:accent3>
-        <a:srgbClr val="a33e03"/>
+        <a:srgbClr val="A33E03"/>
       </a:accent3>
       <a:accent4>
-        <a:srgbClr val="8e03a3"/>
+        <a:srgbClr val="8E03A3"/>
       </a:accent4>
       <a:accent5>
-        <a:srgbClr val="c99c00"/>
+        <a:srgbClr val="C99C00"/>
       </a:accent5>
       <a:accent6>
-        <a:srgbClr val="c9211e"/>
+        <a:srgbClr val="C9211E"/>
       </a:accent6>
       <a:hlink>
-        <a:srgbClr val="0000ee"/>
+        <a:srgbClr val="0000EE"/>
       </a:hlink>
       <a:folHlink>
-        <a:srgbClr val="551a8b"/>
+        <a:srgbClr val="551A8B"/>
       </a:folHlink>
     </a:clrScheme>
     <a:fontScheme name="Office">

--- a/docs/guides/crew/crew-1.0-troubleshooting.docx
+++ b/docs/guides/crew/crew-1.0-troubleshooting.docx
@@ -1,6 +1,6 @@
 
 <file path=word/document.xml><?xml version="1.0" encoding="utf-8"?>
-<w:document xmlns:o="urn:schemas-microsoft-com:office:office" xmlns:r="http://schemas.openxmlformats.org/officeDocument/2006/relationships" xmlns:v="urn:schemas-microsoft-com:vml" xmlns:w="http://schemas.openxmlformats.org/wordprocessingml/2006/main" xmlns:w10="urn:schemas-microsoft-com:office:word" xmlns:wp="http://schemas.openxmlformats.org/drawingml/2006/wordprocessingDrawing" xmlns:wps="http://schemas.microsoft.com/office/word/2010/wordprocessingShape" xmlns:wpg="http://schemas.microsoft.com/office/word/2010/wordprocessingGroup" xmlns:mc="http://schemas.openxmlformats.org/markup-compatibility/2006" xmlns:wp14="http://schemas.microsoft.com/office/word/2010/wordprocessingDrawing" xmlns:w14="http://schemas.microsoft.com/office/word/2010/wordml" xmlns:w15="http://schemas.microsoft.com/office/word/2012/wordml" mc:Ignorable="w14 wp14 w15">
+<w:document xmlns:o="urn:schemas-microsoft-com:office:office" xmlns:r="http://schemas.openxmlformats.org/officeDocument/2006/relationships" xmlns:v="urn:schemas-microsoft-com:vml" xmlns:w="http://schemas.openxmlformats.org/wordprocessingml/2006/main" xmlns:w10="urn:schemas-microsoft-com:office:word" xmlns:wp="http://schemas.openxmlformats.org/drawingml/2006/wordprocessingDrawing" xmlns:pic="http://schemas.openxmlformats.org/drawingml/2006/picture" xmlns:wps="http://schemas.microsoft.com/office/word/2010/wordprocessingShape" xmlns:wpg="http://schemas.microsoft.com/office/word/2010/wordprocessingGroup" xmlns:mc="http://schemas.openxmlformats.org/markup-compatibility/2006" xmlns:wp14="http://schemas.microsoft.com/office/word/2010/wordprocessingDrawing" xmlns:w14="http://schemas.microsoft.com/office/word/2010/wordml" xmlns:w15="http://schemas.microsoft.com/office/word/2012/wordml" mc:Ignorable="w14 wp14 w15">
   <w:body>
     <w:p>
       <w:pPr>
@@ -545,9 +545,9 @@
     </w:p>
     <w:tbl>
       <w:tblPr>
-        <w:tblW w:w="11810" w:type="dxa"/>
+        <w:tblW w:w="11731" w:type="dxa"/>
         <w:jc w:val="left"/>
-        <w:tblInd w:w="0" w:type="dxa"/>
+        <w:tblInd w:w="28" w:type="dxa"/>
         <w:tblLayout w:type="fixed"/>
         <w:tblCellMar>
           <w:top w:w="28" w:type="dxa"/>
@@ -557,11 +557,11 @@
         </w:tblCellMar>
       </w:tblPr>
       <w:tblGrid>
-        <w:gridCol w:w="2116"/>
-        <w:gridCol w:w="2446"/>
-        <w:gridCol w:w="2131"/>
+        <w:gridCol w:w="2119"/>
+        <w:gridCol w:w="2456"/>
+        <w:gridCol w:w="2022"/>
         <w:gridCol w:w="2986"/>
-        <w:gridCol w:w="2131"/>
+        <w:gridCol w:w="2148"/>
       </w:tblGrid>
       <w:tr>
         <w:trPr>
@@ -569,7 +569,7 @@
         </w:trPr>
         <w:tc>
           <w:tcPr>
-            <w:tcW w:w="2116" w:type="dxa"/>
+            <w:tcW w:w="2119" w:type="dxa"/>
             <w:tcBorders/>
             <w:vAlign w:val="center"/>
           </w:tcPr>
@@ -591,7 +591,7 @@
         </w:tc>
         <w:tc>
           <w:tcPr>
-            <w:tcW w:w="2446" w:type="dxa"/>
+            <w:tcW w:w="2456" w:type="dxa"/>
             <w:tcBorders/>
             <w:vAlign w:val="center"/>
           </w:tcPr>
@@ -613,7 +613,7 @@
         </w:tc>
         <w:tc>
           <w:tcPr>
-            <w:tcW w:w="2131" w:type="dxa"/>
+            <w:tcW w:w="2022" w:type="dxa"/>
             <w:tcBorders/>
             <w:vAlign w:val="center"/>
           </w:tcPr>
@@ -657,7 +657,7 @@
         </w:tc>
         <w:tc>
           <w:tcPr>
-            <w:tcW w:w="2131" w:type="dxa"/>
+            <w:tcW w:w="2148" w:type="dxa"/>
             <w:tcBorders/>
             <w:vAlign w:val="center"/>
           </w:tcPr>
@@ -682,7 +682,7 @@
         <w:trPr/>
         <w:tc>
           <w:tcPr>
-            <w:tcW w:w="2116" w:type="dxa"/>
+            <w:tcW w:w="2119" w:type="dxa"/>
             <w:tcBorders/>
             <w:vAlign w:val="center"/>
           </w:tcPr>
@@ -705,7 +705,7 @@
         </w:tc>
         <w:tc>
           <w:tcPr>
-            <w:tcW w:w="2446" w:type="dxa"/>
+            <w:tcW w:w="2456" w:type="dxa"/>
             <w:tcBorders/>
             <w:vAlign w:val="center"/>
           </w:tcPr>
@@ -728,7 +728,7 @@
         </w:tc>
         <w:tc>
           <w:tcPr>
-            <w:tcW w:w="2131" w:type="dxa"/>
+            <w:tcW w:w="2022" w:type="dxa"/>
             <w:tcBorders/>
             <w:vAlign w:val="center"/>
           </w:tcPr>
@@ -794,7 +794,7 @@
         </w:tc>
         <w:tc>
           <w:tcPr>
-            <w:tcW w:w="2131" w:type="dxa"/>
+            <w:tcW w:w="2148" w:type="dxa"/>
             <w:tcBorders/>
             <w:vAlign w:val="center"/>
           </w:tcPr>
@@ -818,7 +818,7 @@
         <w:trPr/>
         <w:tc>
           <w:tcPr>
-            <w:tcW w:w="2116" w:type="dxa"/>
+            <w:tcW w:w="2119" w:type="dxa"/>
             <w:tcBorders/>
             <w:vAlign w:val="center"/>
           </w:tcPr>
@@ -841,7 +841,7 @@
         </w:tc>
         <w:tc>
           <w:tcPr>
-            <w:tcW w:w="2446" w:type="dxa"/>
+            <w:tcW w:w="2456" w:type="dxa"/>
             <w:tcBorders/>
             <w:vAlign w:val="center"/>
           </w:tcPr>
@@ -864,7 +864,7 @@
         </w:tc>
         <w:tc>
           <w:tcPr>
-            <w:tcW w:w="2131" w:type="dxa"/>
+            <w:tcW w:w="2022" w:type="dxa"/>
             <w:tcBorders/>
             <w:vAlign w:val="center"/>
           </w:tcPr>
@@ -916,7 +916,7 @@
         </w:tc>
         <w:tc>
           <w:tcPr>
-            <w:tcW w:w="2131" w:type="dxa"/>
+            <w:tcW w:w="2148" w:type="dxa"/>
             <w:tcBorders/>
             <w:vAlign w:val="center"/>
           </w:tcPr>
@@ -940,7 +940,7 @@
         <w:trPr/>
         <w:tc>
           <w:tcPr>
-            <w:tcW w:w="2116" w:type="dxa"/>
+            <w:tcW w:w="2119" w:type="dxa"/>
             <w:tcBorders/>
             <w:vAlign w:val="center"/>
           </w:tcPr>
@@ -993,7 +993,7 @@
         </w:tc>
         <w:tc>
           <w:tcPr>
-            <w:tcW w:w="2446" w:type="dxa"/>
+            <w:tcW w:w="2456" w:type="dxa"/>
             <w:tcBorders/>
             <w:vAlign w:val="center"/>
           </w:tcPr>
@@ -1016,7 +1016,7 @@
         </w:tc>
         <w:tc>
           <w:tcPr>
-            <w:tcW w:w="2131" w:type="dxa"/>
+            <w:tcW w:w="2022" w:type="dxa"/>
             <w:tcBorders/>
             <w:vAlign w:val="center"/>
           </w:tcPr>
@@ -1074,7 +1074,7 @@
         </w:tc>
         <w:tc>
           <w:tcPr>
-            <w:tcW w:w="2131" w:type="dxa"/>
+            <w:tcW w:w="2148" w:type="dxa"/>
             <w:tcBorders/>
             <w:vAlign w:val="center"/>
           </w:tcPr>
@@ -1110,7 +1110,7 @@
         <w:trPr/>
         <w:tc>
           <w:tcPr>
-            <w:tcW w:w="2116" w:type="dxa"/>
+            <w:tcW w:w="2119" w:type="dxa"/>
             <w:tcBorders/>
             <w:vAlign w:val="center"/>
           </w:tcPr>
@@ -1133,7 +1133,7 @@
         </w:tc>
         <w:tc>
           <w:tcPr>
-            <w:tcW w:w="2446" w:type="dxa"/>
+            <w:tcW w:w="2456" w:type="dxa"/>
             <w:tcBorders/>
             <w:vAlign w:val="center"/>
           </w:tcPr>
@@ -1156,7 +1156,7 @@
         </w:tc>
         <w:tc>
           <w:tcPr>
-            <w:tcW w:w="2131" w:type="dxa"/>
+            <w:tcW w:w="2022" w:type="dxa"/>
             <w:tcBorders/>
             <w:vAlign w:val="center"/>
           </w:tcPr>
@@ -1214,7 +1214,7 @@
         </w:tc>
         <w:tc>
           <w:tcPr>
-            <w:tcW w:w="2131" w:type="dxa"/>
+            <w:tcW w:w="2148" w:type="dxa"/>
             <w:tcBorders/>
             <w:vAlign w:val="center"/>
           </w:tcPr>
@@ -1238,7 +1238,7 @@
         <w:trPr/>
         <w:tc>
           <w:tcPr>
-            <w:tcW w:w="2116" w:type="dxa"/>
+            <w:tcW w:w="2119" w:type="dxa"/>
             <w:tcBorders/>
             <w:vAlign w:val="center"/>
           </w:tcPr>
@@ -1285,7 +1285,7 @@
         </w:tc>
         <w:tc>
           <w:tcPr>
-            <w:tcW w:w="2446" w:type="dxa"/>
+            <w:tcW w:w="2456" w:type="dxa"/>
             <w:tcBorders/>
             <w:vAlign w:val="center"/>
           </w:tcPr>
@@ -1308,7 +1308,7 @@
         </w:tc>
         <w:tc>
           <w:tcPr>
-            <w:tcW w:w="2131" w:type="dxa"/>
+            <w:tcW w:w="2022" w:type="dxa"/>
             <w:tcBorders/>
             <w:vAlign w:val="center"/>
           </w:tcPr>
@@ -1428,7 +1428,7 @@
         </w:tc>
         <w:tc>
           <w:tcPr>
-            <w:tcW w:w="2131" w:type="dxa"/>
+            <w:tcW w:w="2148" w:type="dxa"/>
             <w:tcBorders/>
             <w:vAlign w:val="center"/>
           </w:tcPr>
@@ -1468,7 +1468,7 @@
         <w:trPr/>
         <w:tc>
           <w:tcPr>
-            <w:tcW w:w="2116" w:type="dxa"/>
+            <w:tcW w:w="2119" w:type="dxa"/>
             <w:tcBorders/>
             <w:vAlign w:val="center"/>
           </w:tcPr>
@@ -1515,7 +1515,7 @@
         </w:tc>
         <w:tc>
           <w:tcPr>
-            <w:tcW w:w="2446" w:type="dxa"/>
+            <w:tcW w:w="2456" w:type="dxa"/>
             <w:tcBorders/>
             <w:vAlign w:val="center"/>
           </w:tcPr>
@@ -1538,7 +1538,7 @@
         </w:tc>
         <w:tc>
           <w:tcPr>
-            <w:tcW w:w="2131" w:type="dxa"/>
+            <w:tcW w:w="2022" w:type="dxa"/>
             <w:tcBorders/>
             <w:vAlign w:val="center"/>
           </w:tcPr>
@@ -1616,7 +1616,7 @@
         </w:tc>
         <w:tc>
           <w:tcPr>
-            <w:tcW w:w="2131" w:type="dxa"/>
+            <w:tcW w:w="2148" w:type="dxa"/>
             <w:tcBorders/>
             <w:vAlign w:val="center"/>
           </w:tcPr>
@@ -1642,7 +1642,7 @@
         <w:trPr/>
         <w:tc>
           <w:tcPr>
-            <w:tcW w:w="2116" w:type="dxa"/>
+            <w:tcW w:w="2119" w:type="dxa"/>
             <w:tcBorders/>
             <w:vAlign w:val="center"/>
           </w:tcPr>
@@ -1689,7 +1689,7 @@
         </w:tc>
         <w:tc>
           <w:tcPr>
-            <w:tcW w:w="2446" w:type="dxa"/>
+            <w:tcW w:w="2456" w:type="dxa"/>
             <w:tcBorders/>
             <w:vAlign w:val="center"/>
           </w:tcPr>
@@ -1712,7 +1712,7 @@
         </w:tc>
         <w:tc>
           <w:tcPr>
-            <w:tcW w:w="2131" w:type="dxa"/>
+            <w:tcW w:w="2022" w:type="dxa"/>
             <w:tcBorders/>
             <w:vAlign w:val="center"/>
           </w:tcPr>
@@ -1810,7 +1810,7 @@
         </w:tc>
         <w:tc>
           <w:tcPr>
-            <w:tcW w:w="2131" w:type="dxa"/>
+            <w:tcW w:w="2148" w:type="dxa"/>
             <w:tcBorders/>
             <w:vAlign w:val="center"/>
           </w:tcPr>
@@ -1836,7 +1836,7 @@
         <w:trPr/>
         <w:tc>
           <w:tcPr>
-            <w:tcW w:w="2116" w:type="dxa"/>
+            <w:tcW w:w="2119" w:type="dxa"/>
             <w:tcBorders/>
             <w:vAlign w:val="center"/>
           </w:tcPr>
@@ -1923,7 +1923,7 @@
         </w:tc>
         <w:tc>
           <w:tcPr>
-            <w:tcW w:w="2446" w:type="dxa"/>
+            <w:tcW w:w="2456" w:type="dxa"/>
             <w:tcBorders/>
             <w:vAlign w:val="center"/>
           </w:tcPr>
@@ -1946,7 +1946,7 @@
         </w:tc>
         <w:tc>
           <w:tcPr>
-            <w:tcW w:w="2131" w:type="dxa"/>
+            <w:tcW w:w="2022" w:type="dxa"/>
             <w:tcBorders/>
             <w:vAlign w:val="center"/>
           </w:tcPr>
@@ -2040,7 +2040,7 @@
         </w:tc>
         <w:tc>
           <w:tcPr>
-            <w:tcW w:w="2131" w:type="dxa"/>
+            <w:tcW w:w="2148" w:type="dxa"/>
             <w:tcBorders/>
             <w:vAlign w:val="center"/>
           </w:tcPr>
@@ -2076,7 +2076,7 @@
         <w:trPr/>
         <w:tc>
           <w:tcPr>
-            <w:tcW w:w="2116" w:type="dxa"/>
+            <w:tcW w:w="2119" w:type="dxa"/>
             <w:tcBorders/>
             <w:vAlign w:val="center"/>
           </w:tcPr>
@@ -2099,7 +2099,7 @@
         </w:tc>
         <w:tc>
           <w:tcPr>
-            <w:tcW w:w="2446" w:type="dxa"/>
+            <w:tcW w:w="2456" w:type="dxa"/>
             <w:tcBorders/>
             <w:vAlign w:val="center"/>
           </w:tcPr>
@@ -2122,7 +2122,7 @@
         </w:tc>
         <w:tc>
           <w:tcPr>
-            <w:tcW w:w="2131" w:type="dxa"/>
+            <w:tcW w:w="2022" w:type="dxa"/>
             <w:tcBorders/>
             <w:vAlign w:val="center"/>
           </w:tcPr>
@@ -2176,7 +2176,7 @@
         </w:tc>
         <w:tc>
           <w:tcPr>
-            <w:tcW w:w="2131" w:type="dxa"/>
+            <w:tcW w:w="2148" w:type="dxa"/>
             <w:tcBorders/>
             <w:vAlign w:val="center"/>
           </w:tcPr>
@@ -2200,7 +2200,7 @@
         <w:trPr/>
         <w:tc>
           <w:tcPr>
-            <w:tcW w:w="2116" w:type="dxa"/>
+            <w:tcW w:w="2119" w:type="dxa"/>
             <w:tcBorders/>
             <w:vAlign w:val="center"/>
           </w:tcPr>
@@ -2223,7 +2223,7 @@
         </w:tc>
         <w:tc>
           <w:tcPr>
-            <w:tcW w:w="2446" w:type="dxa"/>
+            <w:tcW w:w="2456" w:type="dxa"/>
             <w:tcBorders/>
             <w:vAlign w:val="center"/>
           </w:tcPr>
@@ -2246,7 +2246,7 @@
         </w:tc>
         <w:tc>
           <w:tcPr>
-            <w:tcW w:w="2131" w:type="dxa"/>
+            <w:tcW w:w="2022" w:type="dxa"/>
             <w:tcBorders/>
             <w:vAlign w:val="center"/>
           </w:tcPr>
@@ -2310,7 +2310,7 @@
         </w:tc>
         <w:tc>
           <w:tcPr>
-            <w:tcW w:w="2131" w:type="dxa"/>
+            <w:tcW w:w="2148" w:type="dxa"/>
             <w:tcBorders/>
             <w:vAlign w:val="center"/>
           </w:tcPr>
@@ -2336,7 +2336,7 @@
         <w:trPr/>
         <w:tc>
           <w:tcPr>
-            <w:tcW w:w="2116" w:type="dxa"/>
+            <w:tcW w:w="2119" w:type="dxa"/>
             <w:tcBorders/>
             <w:vAlign w:val="center"/>
           </w:tcPr>
@@ -2359,7 +2359,7 @@
         </w:tc>
         <w:tc>
           <w:tcPr>
-            <w:tcW w:w="2446" w:type="dxa"/>
+            <w:tcW w:w="2456" w:type="dxa"/>
             <w:tcBorders/>
             <w:vAlign w:val="center"/>
           </w:tcPr>
@@ -2382,7 +2382,7 @@
         </w:tc>
         <w:tc>
           <w:tcPr>
-            <w:tcW w:w="2131" w:type="dxa"/>
+            <w:tcW w:w="2022" w:type="dxa"/>
             <w:tcBorders/>
             <w:vAlign w:val="center"/>
           </w:tcPr>
@@ -2440,7 +2440,7 @@
         </w:tc>
         <w:tc>
           <w:tcPr>
-            <w:tcW w:w="2131" w:type="dxa"/>
+            <w:tcW w:w="2148" w:type="dxa"/>
             <w:tcBorders/>
             <w:vAlign w:val="center"/>
           </w:tcPr>
@@ -2466,7 +2466,7 @@
         <w:trPr/>
         <w:tc>
           <w:tcPr>
-            <w:tcW w:w="2116" w:type="dxa"/>
+            <w:tcW w:w="2119" w:type="dxa"/>
             <w:tcBorders/>
             <w:vAlign w:val="center"/>
           </w:tcPr>
@@ -2489,7 +2489,7 @@
         </w:tc>
         <w:tc>
           <w:tcPr>
-            <w:tcW w:w="2446" w:type="dxa"/>
+            <w:tcW w:w="2456" w:type="dxa"/>
             <w:tcBorders/>
             <w:vAlign w:val="center"/>
           </w:tcPr>
@@ -2512,7 +2512,7 @@
         </w:tc>
         <w:tc>
           <w:tcPr>
-            <w:tcW w:w="2131" w:type="dxa"/>
+            <w:tcW w:w="2022" w:type="dxa"/>
             <w:tcBorders/>
             <w:vAlign w:val="center"/>
           </w:tcPr>
@@ -2596,7 +2596,7 @@
         </w:tc>
         <w:tc>
           <w:tcPr>
-            <w:tcW w:w="2131" w:type="dxa"/>
+            <w:tcW w:w="2148" w:type="dxa"/>
             <w:tcBorders/>
             <w:vAlign w:val="center"/>
           </w:tcPr>
@@ -2626,7 +2626,7 @@
         <w:trPr/>
         <w:tc>
           <w:tcPr>
-            <w:tcW w:w="2116" w:type="dxa"/>
+            <w:tcW w:w="2119" w:type="dxa"/>
             <w:tcBorders/>
             <w:vAlign w:val="center"/>
           </w:tcPr>
@@ -2649,7 +2649,7 @@
         </w:tc>
         <w:tc>
           <w:tcPr>
-            <w:tcW w:w="2446" w:type="dxa"/>
+            <w:tcW w:w="2456" w:type="dxa"/>
             <w:tcBorders/>
             <w:vAlign w:val="center"/>
           </w:tcPr>
@@ -2672,7 +2672,7 @@
         </w:tc>
         <w:tc>
           <w:tcPr>
-            <w:tcW w:w="2131" w:type="dxa"/>
+            <w:tcW w:w="2022" w:type="dxa"/>
             <w:tcBorders/>
             <w:vAlign w:val="center"/>
           </w:tcPr>
@@ -2716,7 +2716,7 @@
         </w:tc>
         <w:tc>
           <w:tcPr>
-            <w:tcW w:w="2131" w:type="dxa"/>
+            <w:tcW w:w="2148" w:type="dxa"/>
             <w:tcBorders/>
             <w:vAlign w:val="center"/>
           </w:tcPr>
@@ -4809,11 +4809,11 @@
         <w:jc w:val="left"/>
         <w:rPr/>
       </w:pPr>
-      <w:bookmarkStart w:id="5" w:name="cloud-guard-false-positives"/>
+      <w:bookmarkStart w:id="5" w:name="promote-gate-blocks-a-worktree-deploy"/>
       <w:bookmarkEnd w:id="5"/>
       <w:r>
         <w:rPr/>
-        <w:t>Cloud Guard False Positives</w:t>
+        <w:t>Promote Gate Blocks a Worktree Deploy</w:t>
       </w:r>
     </w:p>
     <w:p>
@@ -4827,7 +4827,7 @@
         <w:rPr>
           <w:rStyle w:val="SourceText"/>
         </w:rPr>
-        <w:t>cloud-guard.sh</w:t>
+        <w:t>promote-gate.sh</w:t>
       </w:r>
       <w:r>
         <w:rPr/>
@@ -4837,11 +4837,11 @@
         <w:rPr>
           <w:rStyle w:val="SourceText"/>
         </w:rPr>
-        <w:t>cloud_guard.py</w:t>
-      </w:r>
-      <w:r>
-        <w:rPr/>
-        <w:t xml:space="preserve">, a </w:t>
+        <w:t>.ps1</w:t>
+      </w:r>
+      <w:r>
+        <w:rPr/>
+        <w:t xml:space="preserve">, the </w:t>
       </w:r>
       <w:r>
         <w:rPr>
@@ -4851,77 +4851,87 @@
       </w:r>
       <w:r>
         <w:rPr/>
-        <w:t xml:space="preserve"> hook on </w:t>
-      </w:r>
-      <w:r>
-        <w:rPr>
-          <w:rStyle w:val="SourceText"/>
-        </w:rPr>
-        <w:t>Bash</w:t>
-      </w:r>
-      <w:r>
-        <w:rPr/>
-        <w:t xml:space="preserve"> and </w:t>
-      </w:r>
-      <w:r>
-        <w:rPr>
-          <w:rStyle w:val="SourceText"/>
-        </w:rPr>
-        <w:t>PowerShell</w:t>
-      </w:r>
-      <w:r>
-        <w:rPr/>
-        <w:t xml:space="preserve">. </w:t>
+        <w:t xml:space="preserve"> hook on declared </w:t>
+      </w:r>
+      <w:r>
+        <w:rPr>
+          <w:rStyle w:val="SourceText"/>
+        </w:rPr>
+        <w:t>deploy</w:t>
+      </w:r>
+      <w:r>
+        <w:rPr/>
+        <w:t xml:space="preserve"> commands. Since T-0505 it judges </w:t>
       </w:r>
       <w:r>
         <w:rPr>
           <w:rStyle w:val="Strong"/>
         </w:rPr>
-        <w:t>Ships off</w:t>
-      </w:r>
-      <w:r>
-        <w:rPr/>
-        <w:t xml:space="preserve"> (</w:t>
-      </w:r>
-      <w:r>
-        <w:rPr>
-          <w:rStyle w:val="SourceText"/>
-        </w:rPr>
-        <w:t>guards.cloudGuard: off</w:t>
-      </w:r>
-      <w:r>
-        <w:rPr/>
-        <w:t xml:space="preserve">); turn it on with </w:t>
-      </w:r>
-      <w:r>
-        <w:rPr>
-          <w:rStyle w:val="SourceText"/>
-        </w:rPr>
-        <w:t>{"guards": {"cloudGuard": "report"}}</w:t>
-      </w:r>
-      <w:r>
-        <w:rPr/>
-        <w:t xml:space="preserve"> first to see what it </w:t>
-      </w:r>
-      <w:r>
-        <w:rPr>
-          <w:rStyle w:val="Emphasis"/>
-        </w:rPr>
-        <w:t>would</w:t>
-      </w:r>
-      <w:r>
-        <w:rPr/>
-        <w:t xml:space="preserve"> refuse before enforcing with </w:t>
-      </w:r>
-      <w:r>
-        <w:rPr>
-          <w:rStyle w:val="SourceText"/>
-        </w:rPr>
-        <w:t>"block"</w:t>
-      </w:r>
-      <w:r>
-        <w:rPr/>
-        <w:t>.</w:t>
+        <w:t>the tree the deploy runs from</w:t>
+      </w:r>
+      <w:r>
+        <w:rPr/>
+        <w:t xml:space="preserve">: the Bash call's </w:t>
+      </w:r>
+      <w:r>
+        <w:rPr>
+          <w:rStyle w:val="SourceText"/>
+        </w:rPr>
+        <w:t>cwd</w:t>
+      </w:r>
+      <w:r>
+        <w:rPr/>
+        <w:t xml:space="preserve">, moved by a leading </w:t>
+      </w:r>
+      <w:r>
+        <w:rPr>
+          <w:rStyle w:val="SourceText"/>
+        </w:rPr>
+        <w:t>cd &lt;dir&gt; &amp;&amp;</w:t>
+      </w:r>
+      <w:r>
+        <w:rPr/>
+        <w:t xml:space="preserve"> and named by any </w:t>
+      </w:r>
+      <w:r>
+        <w:rPr>
+          <w:rStyle w:val="SourceText"/>
+        </w:rPr>
+        <w:t>git -C &lt;dir&gt;</w:t>
+      </w:r>
+      <w:r>
+        <w:rPr/>
+        <w:t xml:space="preserve">. That tree must be a worktree of the same repository, clean, and at every literal sha the command names. </w:t>
+      </w:r>
+      <w:r>
+        <w:rPr>
+          <w:rStyle w:val="SourceText"/>
+        </w:rPr>
+        <w:t>.crew/verify.json</w:t>
+      </w:r>
+      <w:r>
+        <w:rPr/>
+        <w:t xml:space="preserve">, </w:t>
+      </w:r>
+      <w:r>
+        <w:rPr>
+          <w:rStyle w:val="SourceText"/>
+        </w:rPr>
+        <w:t>.work/PROMOTIONS.md</w:t>
+      </w:r>
+      <w:r>
+        <w:rPr/>
+        <w:t xml:space="preserve"> and the </w:t>
+      </w:r>
+      <w:r>
+        <w:rPr>
+          <w:rStyle w:val="SourceText"/>
+        </w:rPr>
+        <w:t>.crew/.approved-&lt;env&gt;-&lt;sha&gt;</w:t>
+      </w:r>
+      <w:r>
+        <w:rPr/>
+        <w:t xml:space="preserve"> markers are still read from the session's project directory.</w:t>
       </w:r>
     </w:p>
     <w:p>
@@ -4936,6 +4946,7 @@
           <w:tab w:val="left" w:pos="829" w:leader="none"/>
         </w:tabs>
         <w:bidi w:val="0"/>
+        <w:spacing w:before="120" w:after="0"/>
         <w:ind w:hanging="283" w:left="829"/>
         <w:jc w:val="left"/>
         <w:rPr/>
@@ -4944,131 +4955,21 @@
         <w:rPr>
           <w:rStyle w:val="Strong"/>
         </w:rPr>
-        <w:t>SQL text that merely looks destructive is not blocked.</w:t>
-      </w:r>
-      <w:r>
-        <w:rPr/>
-        <w:t xml:space="preserve"> </w:t>
-      </w:r>
-      <w:r>
-        <w:rPr>
-          <w:rStyle w:val="SourceText"/>
-        </w:rPr>
-        <w:t>DROP</w:t>
-      </w:r>
-      <w:r>
-        <w:rPr/>
-        <w:t>/</w:t>
-      </w:r>
-      <w:r>
-        <w:rPr>
-          <w:rStyle w:val="SourceText"/>
-        </w:rPr>
-        <w:t>TRUNCATE</w:t>
-      </w:r>
-      <w:r>
-        <w:rPr/>
-        <w:t xml:space="preserve"> inside a string literal or a comment does not count: the guard strips literals and comments before matching, read both as standard SQL and as MySQL, because the two dialects disagree about what </w:t>
-      </w:r>
-      <w:r>
-        <w:rPr>
-          <w:rStyle w:val="SourceText"/>
-        </w:rPr>
-        <w:t>\'</w:t>
-      </w:r>
-      <w:r>
-        <w:rPr/>
-        <w:t xml:space="preserve"> and </w:t>
-      </w:r>
-      <w:r>
-        <w:rPr>
-          <w:rStyle w:val="SourceText"/>
-        </w:rPr>
-        <w:t>--</w:t>
-      </w:r>
-      <w:r>
-        <w:rPr/>
-        <w:t xml:space="preserve"> mean — a payload is flagged only if </w:t>
-      </w:r>
-      <w:r>
-        <w:rPr>
-          <w:rStyle w:val="Strong"/>
-        </w:rPr>
-        <w:t>either</w:t>
-      </w:r>
-      <w:r>
-        <w:rPr/>
-        <w:t xml:space="preserve"> reading still shows the keyword outside a literal. So </w:t>
-      </w:r>
-      <w:r>
-        <w:rPr>
-          <w:rStyle w:val="SourceText"/>
-        </w:rPr>
-        <w:t>psql -c "SELECT 'DROP TABLE x' AS s"</w:t>
-      </w:r>
-      <w:r>
-        <w:rPr/>
-        <w:t xml:space="preserve"> and </w:t>
-      </w:r>
-      <w:r>
-        <w:rPr>
-          <w:rStyle w:val="SourceText"/>
-        </w:rPr>
-        <w:t>psql -c 'SELECT 1 -- DROP TABLE x'</w:t>
-      </w:r>
-      <w:r>
-        <w:rPr/>
-        <w:t xml:space="preserve"> are both allowed (</w:t>
-      </w:r>
-      <w:r>
-        <w:rPr>
-          <w:rStyle w:val="SourceText"/>
-        </w:rPr>
-        <w:t>plugin/crew/tests/test_cloud_guard.py</w:t>
-      </w:r>
-      <w:r>
-        <w:rPr/>
-        <w:t xml:space="preserve">, cases </w:t>
-      </w:r>
-      <w:r>
-        <w:rPr>
-          <w:rStyle w:val="SourceText"/>
-        </w:rPr>
-        <w:t>sql-literal</w:t>
-      </w:r>
-      <w:r>
-        <w:rPr/>
-        <w:t>/</w:t>
-      </w:r>
-      <w:r>
-        <w:rPr>
-          <w:rStyle w:val="SourceText"/>
-        </w:rPr>
-        <w:t>sql-comment</w:t>
-      </w:r>
-      <w:r>
-        <w:rPr/>
-        <w:t>/</w:t>
-      </w:r>
-      <w:r>
-        <w:rPr>
-          <w:rStyle w:val="SourceText"/>
-        </w:rPr>
-        <w:t>sql-block-comment</w:t>
-      </w:r>
-      <w:r>
-        <w:rPr/>
-        <w:t>). If a query like this is still blocked, the reason (</w:t>
-      </w:r>
-      <w:r>
-        <w:rPr>
-          <w:rStyle w:val="SourceText"/>
-        </w:rPr>
-        <w:t>[sqlDestructive]</w:t>
-      </w:r>
-      <w:r>
-        <w:rPr/>
-        <w:t xml:space="preserve"> in the deny message) is worth reading closely — the keyword may genuinely sit outside every literal reading.</w:t>
+        <w:t>"the tree this deploy runs from ('...') is dirty"</w:t>
+      </w:r>
+      <w:r>
+        <w:rPr/>
+        <w:t xml:space="preserve"> names the tree it judged. If that is the main checkout while you meant a worktree, run the command there: </w:t>
+      </w:r>
+      <w:r>
+        <w:rPr>
+          <w:rStyle w:val="SourceText"/>
+        </w:rPr>
+        <w:t>cd &lt;worktree&gt; &amp;&amp; &lt;deploy&gt;</w:t>
+      </w:r>
+      <w:r>
+        <w:rPr/>
+        <w:t xml:space="preserve">, or enter the worktree first. A dirty main checkout no longer blocks a clean worktree. </w:t>
       </w:r>
     </w:p>
     <w:p>
@@ -5083,6 +4984,7 @@
           <w:tab w:val="left" w:pos="829" w:leader="none"/>
         </w:tabs>
         <w:bidi w:val="0"/>
+        <w:spacing w:before="120" w:after="0"/>
         <w:ind w:hanging="283" w:left="829"/>
         <w:jc w:val="left"/>
         <w:rPr/>
@@ -5091,103 +4993,11 @@
         <w:rPr>
           <w:rStyle w:val="Strong"/>
         </w:rPr>
-        <w:t xml:space="preserve">A dry-run, help, or </w:t>
-      </w:r>
-      <w:r>
-        <w:rPr>
-          <w:rStyle w:val="SourceText"/>
-        </w:rPr>
-        <w:t>-WhatIf</w:t>
-      </w:r>
-      <w:r>
-        <w:rPr>
-          <w:rStyle w:val="Strong"/>
-        </w:rPr>
-        <w:t xml:space="preserve"> invocation is still classified as destructive.</w:t>
-      </w:r>
-      <w:r>
-        <w:rPr/>
-        <w:t xml:space="preserve"> The guard matches on the </w:t>
-      </w:r>
-      <w:r>
-        <w:rPr>
-          <w:rStyle w:val="Emphasis"/>
-        </w:rPr>
-        <w:t>subcommand</w:t>
-      </w:r>
-      <w:r>
-        <w:rPr/>
-        <w:t xml:space="preserve">, not on flags that make it a no-op: </w:t>
-      </w:r>
-      <w:r>
-        <w:rPr>
-          <w:rStyle w:val="SourceText"/>
-        </w:rPr>
-        <w:t>terraform destroy --help</w:t>
-      </w:r>
-      <w:r>
-        <w:rPr/>
-        <w:t xml:space="preserve">, </w:t>
-      </w:r>
-      <w:r>
-        <w:rPr>
-          <w:rStyle w:val="SourceText"/>
-        </w:rPr>
-        <w:t>aws ec2 terminate-instances --dry-run</w:t>
-      </w:r>
-      <w:r>
-        <w:rPr/>
-        <w:t xml:space="preserve"> and </w:t>
-      </w:r>
-      <w:r>
-        <w:rPr>
-          <w:rStyle w:val="SourceText"/>
-        </w:rPr>
-        <w:t>Remove-AzResourceGroup -WhatIf</w:t>
-      </w:r>
-      <w:r>
-        <w:rPr/>
-        <w:t xml:space="preserve"> are all judged exactly like the command they simulate, because nothing in </w:t>
-      </w:r>
-      <w:r>
-        <w:rPr>
-          <w:rStyle w:val="SourceText"/>
-        </w:rPr>
-        <w:t>_terraform_destructive</w:t>
-      </w:r>
-      <w:r>
-        <w:rPr/>
-        <w:t>/</w:t>
-      </w:r>
-      <w:r>
-        <w:rPr>
-          <w:rStyle w:val="SourceText"/>
-        </w:rPr>
-        <w:t>_aws_destructive</w:t>
-      </w:r>
-      <w:r>
-        <w:rPr/>
-        <w:t xml:space="preserve">/the </w:t>
-      </w:r>
-      <w:r>
-        <w:rPr>
-          <w:rStyle w:val="SourceText"/>
-        </w:rPr>
-        <w:t>Remove-Az*</w:t>
-      </w:r>
-      <w:r>
-        <w:rPr/>
-        <w:t xml:space="preserve"> matcher inspects those flags. This is a known gap, not a config bug — there is no key that special-cases them. If you need to run one of these unattended, use </w:t>
-      </w:r>
-      <w:r>
-        <w:rPr>
-          <w:rStyle w:val="SourceText"/>
-        </w:rPr>
-        <w:t>report</w:t>
-      </w:r>
-      <w:r>
-        <w:rPr/>
-        <w:t xml:space="preserve"> mode while testing, or approve the one-shot marker the deny message names.</w:t>
+        <w:t>"no all-pass row for sha X"</w:t>
+      </w:r>
+      <w:r>
+        <w:rPr/>
+        <w:t xml:space="preserve"> where X is the worktree's sha: the upstream environment passed a different sha. Promote the worktree's sha upstream first; a row for the main checkout's sha does not carry over. </w:t>
       </w:r>
     </w:p>
     <w:p>
@@ -5202,6 +5012,7 @@
           <w:tab w:val="left" w:pos="829" w:leader="none"/>
         </w:tabs>
         <w:bidi w:val="0"/>
+        <w:spacing w:before="120" w:after="0"/>
         <w:ind w:hanging="283" w:left="829"/>
         <w:jc w:val="left"/>
         <w:rPr/>
@@ -5210,277 +5021,168 @@
         <w:rPr>
           <w:rStyle w:val="Strong"/>
         </w:rPr>
-        <w:t>An "unpinned" repo makes an ordinary destructive command ask or deny, even when it is obviously fine.</w:t>
-      </w:r>
-      <w:r>
-        <w:rPr/>
-        <w:t xml:space="preserve"> With no </w:t>
-      </w:r>
-      <w:r>
-        <w:rPr>
-          <w:rStyle w:val="SourceText"/>
-        </w:rPr>
-        <w:t>cloud.*</w:t>
-      </w:r>
-      <w:r>
-        <w:rPr/>
-        <w:t xml:space="preserve"> pins, a read-only command (</w:t>
-      </w:r>
-      <w:r>
-        <w:rPr>
-          <w:rStyle w:val="SourceText"/>
-        </w:rPr>
-        <w:t>aws s3 ls</w:t>
-      </w:r>
-      <w:r>
-        <w:rPr/>
-        <w:t xml:space="preserve">, </w:t>
-      </w:r>
-      <w:r>
-        <w:rPr>
-          <w:rStyle w:val="SourceText"/>
-        </w:rPr>
-        <w:t>az group list</w:t>
-      </w:r>
-      <w:r>
-        <w:rPr/>
-        <w:t xml:space="preserve">) runs unchecked — but </w:t>
-      </w:r>
-      <w:r>
-        <w:rPr>
-          <w:rStyle w:val="Emphasis"/>
-        </w:rPr>
-        <w:t>any</w:t>
-      </w:r>
-      <w:r>
-        <w:rPr/>
-        <w:t xml:space="preserve"> destructive command has an identity the guard cannot vouch for, which is </w:t>
-      </w:r>
-      <w:r>
-        <w:rPr>
-          <w:rStyle w:val="Strong"/>
-        </w:rPr>
-        <w:t>unknown</w:t>
-      </w:r>
-      <w:r>
-        <w:rPr/>
-        <w:t xml:space="preserve">, and unknown is never allowed unattended: it </w:t>
-      </w:r>
-      <w:r>
-        <w:rPr>
-          <w:rStyle w:val="Strong"/>
-        </w:rPr>
-        <w:t>asks</w:t>
-      </w:r>
-      <w:r>
-        <w:rPr/>
-        <w:t xml:space="preserve"> when a person is there to answer and is </w:t>
-      </w:r>
-      <w:r>
-        <w:rPr>
-          <w:rStyle w:val="Strong"/>
-        </w:rPr>
-        <w:t>denied</w:t>
-      </w:r>
-      <w:r>
-        <w:rPr/>
-        <w:t xml:space="preserve"> when not (</w:t>
-      </w:r>
-      <w:r>
-        <w:rPr>
-          <w:rStyle w:val="SourceText"/>
-        </w:rPr>
-        <w:t>CREW_UNATTENDED=1</w:t>
-      </w:r>
-      <w:r>
-        <w:rPr/>
-        <w:t xml:space="preserve">, </w:t>
-      </w:r>
-      <w:r>
-        <w:rPr>
-          <w:rStyle w:val="SourceText"/>
-        </w:rPr>
-        <w:t>CI</w:t>
-      </w:r>
-      <w:r>
-        <w:rPr/>
-        <w:t xml:space="preserve">, or a non-interactive session). This is the rule most likely to surprise a first-time user, because it fires even in a repo that has never configured anything cloud-related. </w:t>
-      </w:r>
-      <w:r>
-        <w:rPr>
-          <w:rStyle w:val="Strong"/>
-        </w:rPr>
-        <w:t>Fix — pin the identity this repo may act as</w:t>
-      </w:r>
-      <w:r>
-        <w:rPr/>
-        <w:t xml:space="preserve">, in </w:t>
-      </w:r>
-      <w:r>
-        <w:rPr>
-          <w:rStyle w:val="SourceText"/>
-        </w:rPr>
-        <w:t>.crew/config.json</w:t>
-      </w:r>
-      <w:r>
-        <w:rPr/>
-        <w:t xml:space="preserve"> (repo-only; a machine-global </w:t>
-      </w:r>
-      <w:r>
-        <w:rPr>
-          <w:rStyle w:val="SourceText"/>
-        </w:rPr>
-        <w:t>cloud</w:t>
-      </w:r>
-      <w:r>
-        <w:rPr/>
-        <w:t xml:space="preserve"> block is ignored):</w:t>
+        <w:t>"the command names commit '...', but the tree it runs from ... is at ..."</w:t>
+      </w:r>
+      <w:r>
+        <w:rPr/>
+        <w:t xml:space="preserve">: a literal </w:t>
+      </w:r>
+      <w:r>
+        <w:rPr>
+          <w:rStyle w:val="SourceText"/>
+        </w:rPr>
+        <w:t>ref=&lt;sha&gt;</w:t>
+      </w:r>
+      <w:r>
+        <w:rPr/>
+        <w:t xml:space="preserve"> that is not the tree's HEAD. Deploy from a tree at that sha, or drop the literal. </w:t>
       </w:r>
     </w:p>
     <w:p>
       <w:pPr>
-        <w:pStyle w:val="PreformattedText"/>
+        <w:pStyle w:val="BodyText"/>
+        <w:numPr>
+          <w:ilvl w:val="0"/>
+          <w:numId w:val="12"/>
+        </w:numPr>
+        <w:tabs>
+          <w:tab w:val="clear" w:pos="1134"/>
+          <w:tab w:val="left" w:pos="829" w:leader="none"/>
+        </w:tabs>
         <w:bidi w:val="0"/>
+        <w:spacing w:before="120" w:after="0"/>
+        <w:ind w:hanging="283" w:left="829"/>
         <w:jc w:val="left"/>
         <w:rPr/>
       </w:pPr>
       <w:r>
         <w:rPr>
-          <w:rStyle w:val="SourceText"/>
-        </w:rPr>
-        <w:t>{ "cloud": {</w:t>
+          <w:rStyle w:val="Strong"/>
+        </w:rPr>
+        <w:t>"changes directory after it starts"</w:t>
+      </w:r>
+      <w:r>
+        <w:rPr/>
+        <w:t xml:space="preserve">, </w:t>
+      </w:r>
+      <w:r>
+        <w:rPr>
+          <w:rStyle w:val="Strong"/>
+        </w:rPr>
+        <w:t>"names more than one tree"</w:t>
+      </w:r>
+      <w:r>
+        <w:rPr/>
+        <w:t xml:space="preserve">, </w:t>
+      </w:r>
+      <w:r>
+        <w:rPr>
+          <w:rStyle w:val="Strong"/>
+        </w:rPr>
+        <w:t>"cannot tell which directory"</w:t>
+      </w:r>
+      <w:r>
+        <w:rPr/>
+        <w:t xml:space="preserve"> or </w:t>
+      </w:r>
+      <w:r>
+        <w:rPr>
+          <w:rStyle w:val="SourceText"/>
+        </w:rPr>
+        <w:t>--git-dir</w:t>
+      </w:r>
+      <w:r>
+        <w:rPr/>
+        <w:t xml:space="preserve">: the gate will not guess. Put a single literal </w:t>
+      </w:r>
+      <w:r>
+        <w:rPr>
+          <w:rStyle w:val="SourceText"/>
+        </w:rPr>
+        <w:t>cd &lt;dir&gt; &amp;&amp;</w:t>
+      </w:r>
+      <w:r>
+        <w:rPr/>
+        <w:t xml:space="preserve"> first. </w:t>
       </w:r>
     </w:p>
     <w:p>
       <w:pPr>
-        <w:pStyle w:val="PreformattedText"/>
+        <w:pStyle w:val="BodyText"/>
+        <w:numPr>
+          <w:ilvl w:val="0"/>
+          <w:numId w:val="12"/>
+        </w:numPr>
+        <w:tabs>
+          <w:tab w:val="clear" w:pos="1134"/>
+          <w:tab w:val="left" w:pos="829" w:leader="none"/>
+        </w:tabs>
         <w:bidi w:val="0"/>
+        <w:spacing w:before="120" w:after="0"/>
+        <w:ind w:hanging="283" w:left="829"/>
         <w:jc w:val="left"/>
         <w:rPr/>
       </w:pPr>
       <w:r>
         <w:rPr>
-          <w:rStyle w:val="SourceText"/>
-        </w:rPr>
-        <w:t xml:space="preserve">    </w:t>
-      </w:r>
-      <w:r>
-        <w:rPr>
-          <w:rStyle w:val="SourceText"/>
-        </w:rPr>
-        <w:t>"awsProfiles": ["acme-dev", "acme-sandbox-*"],</w:t>
+          <w:rStyle w:val="Strong"/>
+        </w:rPr>
+        <w:t>".crew/verify.json in the project dir ... has uncommitted edits"</w:t>
+      </w:r>
+      <w:r>
+        <w:rPr/>
+        <w:t xml:space="preserve">: commit or revert the map; an uncommitted map is not policy. </w:t>
       </w:r>
     </w:p>
     <w:p>
       <w:pPr>
-        <w:pStyle w:val="PreformattedText"/>
+        <w:pStyle w:val="BodyText"/>
+        <w:numPr>
+          <w:ilvl w:val="0"/>
+          <w:numId w:val="12"/>
+        </w:numPr>
+        <w:tabs>
+          <w:tab w:val="clear" w:pos="1134"/>
+          <w:tab w:val="left" w:pos="829" w:leader="none"/>
+        </w:tabs>
         <w:bidi w:val="0"/>
+        <w:ind w:hanging="283" w:left="829"/>
         <w:jc w:val="left"/>
         <w:rPr/>
       </w:pPr>
       <w:r>
-        <w:rPr>
-          <w:rStyle w:val="SourceText"/>
-        </w:rPr>
-        <w:t xml:space="preserve">    </w:t>
-      </w:r>
-      <w:r>
-        <w:rPr>
-          <w:rStyle w:val="SourceText"/>
-        </w:rPr>
-        <w:t>"awsRegions": ["eu-west-1"],</w:t>
-      </w:r>
-    </w:p>
-    <w:p>
-      <w:pPr>
-        <w:pStyle w:val="PreformattedText"/>
-        <w:bidi w:val="0"/>
-        <w:jc w:val="left"/>
-        <w:rPr/>
-      </w:pPr>
-      <w:r>
-        <w:rPr>
-          <w:rStyle w:val="SourceText"/>
-        </w:rPr>
-        <w:t xml:space="preserve">    </w:t>
-      </w:r>
-      <w:r>
-        <w:rPr>
-          <w:rStyle w:val="SourceText"/>
-        </w:rPr>
-        <w:t>"azureSubscriptions": ["00000000-0000-0000-0000-000000000000", "Acme Dev"] } }</w:t>
-      </w:r>
-    </w:p>
-    <w:p>
-      <w:pPr>
-        <w:pStyle w:val="BodyText"/>
-        <w:bidi w:val="0"/>
-        <w:jc w:val="left"/>
-        <w:rPr/>
-      </w:pPr>
-      <w:r>
-        <w:rPr/>
-        <w:t>A profile/region/subscription outside the pins is denied outright (</w:t>
-      </w:r>
-      <w:r>
-        <w:rPr>
-          <w:rStyle w:val="SourceText"/>
-        </w:rPr>
-        <w:t>[cloudIdentity]</w:t>
-      </w:r>
-      <w:r>
-        <w:rPr/>
-        <w:t xml:space="preserve">). Static </w:t>
-      </w:r>
-      <w:r>
-        <w:rPr>
-          <w:rStyle w:val="SourceText"/>
-        </w:rPr>
-        <w:t>AWS_ACCESS_KEY_ID</w:t>
-      </w:r>
-      <w:r>
-        <w:rPr/>
-        <w:t xml:space="preserve"> credentials and </w:t>
-      </w:r>
-      <w:r>
-        <w:rPr>
-          <w:rStyle w:val="SourceText"/>
-        </w:rPr>
-        <w:t>Remove-Az*</w:t>
-      </w:r>
-      <w:r>
-        <w:rPr/>
-        <w:t xml:space="preserve">'s saved PowerShell context are </w:t>
-      </w:r>
-      <w:r>
-        <w:rPr>
-          <w:rStyle w:val="Strong"/>
-        </w:rPr>
-        <w:t>always</w:t>
-      </w:r>
-      <w:r>
-        <w:rPr/>
-        <w:t xml:space="preserve"> unknown — the guard has no way to read either — so pinning does not silence those; only removing the static keys or naming the account through </w:t>
-      </w:r>
-      <w:r>
-        <w:rPr>
-          <w:rStyle w:val="SourceText"/>
-        </w:rPr>
-        <w:t>--profile</w:t>
-      </w:r>
-      <w:r>
-        <w:rPr/>
-        <w:t>/</w:t>
-      </w:r>
-      <w:r>
-        <w:rPr>
-          <w:rStyle w:val="SourceText"/>
-        </w:rPr>
-        <w:t>--subscription</w:t>
-      </w:r>
-      <w:r>
-        <w:rPr/>
-        <w:t xml:space="preserve"> does.</w:t>
+        <w:rPr/>
+        <w:t xml:space="preserve">Never route around a block by running the deploy yourself with </w:t>
+      </w:r>
+      <w:r>
+        <w:rPr>
+          <w:rStyle w:val="SourceText"/>
+        </w:rPr>
+        <w:t>!</w:t>
+      </w:r>
+      <w:r>
+        <w:rPr/>
+        <w:t xml:space="preserve">. </w:t>
+      </w:r>
+      <w:r>
+        <w:rPr>
+          <w:rStyle w:val="SourceText"/>
+        </w:rPr>
+        <w:t>/crew:promote</w:t>
+      </w:r>
+      <w:r>
+        <w:rPr/>
+        <w:t xml:space="preserve"> fixes the precondition the message names and asks you only for a </w:t>
+      </w:r>
+      <w:r>
+        <w:rPr>
+          <w:rStyle w:val="SourceText"/>
+        </w:rPr>
+        <w:t>requireHuman</w:t>
+      </w:r>
+      <w:r>
+        <w:rPr/>
+        <w:t xml:space="preserve"> yes or a genuinely interactive step. </w:t>
       </w:r>
     </w:p>
     <w:p>
@@ -5491,8 +5193,690 @@
         <w:jc w:val="left"/>
         <w:rPr/>
       </w:pPr>
-      <w:bookmarkStart w:id="6" w:name="obsidian"/>
+      <w:bookmarkStart w:id="6" w:name="cloud-guard-false-positives"/>
       <w:bookmarkEnd w:id="6"/>
+      <w:r>
+        <w:rPr/>
+        <w:t>Cloud Guard False Positives</w:t>
+      </w:r>
+    </w:p>
+    <w:p>
+      <w:pPr>
+        <w:pStyle w:val="BodyText"/>
+        <w:bidi w:val="0"/>
+        <w:jc w:val="left"/>
+        <w:rPr/>
+      </w:pPr>
+      <w:r>
+        <w:rPr>
+          <w:rStyle w:val="SourceText"/>
+        </w:rPr>
+        <w:t>cloud-guard.sh</w:t>
+      </w:r>
+      <w:r>
+        <w:rPr/>
+        <w:t xml:space="preserve"> / </w:t>
+      </w:r>
+      <w:r>
+        <w:rPr>
+          <w:rStyle w:val="SourceText"/>
+        </w:rPr>
+        <w:t>cloud_guard.py</w:t>
+      </w:r>
+      <w:r>
+        <w:rPr/>
+        <w:t xml:space="preserve">, a </w:t>
+      </w:r>
+      <w:r>
+        <w:rPr>
+          <w:rStyle w:val="SourceText"/>
+        </w:rPr>
+        <w:t>PreToolUse</w:t>
+      </w:r>
+      <w:r>
+        <w:rPr/>
+        <w:t xml:space="preserve"> hook on </w:t>
+      </w:r>
+      <w:r>
+        <w:rPr>
+          <w:rStyle w:val="SourceText"/>
+        </w:rPr>
+        <w:t>Bash</w:t>
+      </w:r>
+      <w:r>
+        <w:rPr/>
+        <w:t xml:space="preserve"> and </w:t>
+      </w:r>
+      <w:r>
+        <w:rPr>
+          <w:rStyle w:val="SourceText"/>
+        </w:rPr>
+        <w:t>PowerShell</w:t>
+      </w:r>
+      <w:r>
+        <w:rPr/>
+        <w:t xml:space="preserve">. </w:t>
+      </w:r>
+      <w:r>
+        <w:rPr>
+          <w:rStyle w:val="Strong"/>
+        </w:rPr>
+        <w:t>Ships off</w:t>
+      </w:r>
+      <w:r>
+        <w:rPr/>
+        <w:t xml:space="preserve"> (</w:t>
+      </w:r>
+      <w:r>
+        <w:rPr>
+          <w:rStyle w:val="SourceText"/>
+        </w:rPr>
+        <w:t>guards.cloudGuard: off</w:t>
+      </w:r>
+      <w:r>
+        <w:rPr/>
+        <w:t xml:space="preserve">); turn it on with </w:t>
+      </w:r>
+      <w:r>
+        <w:rPr>
+          <w:rStyle w:val="SourceText"/>
+        </w:rPr>
+        <w:t>{"guards": {"cloudGuard": "report"}}</w:t>
+      </w:r>
+      <w:r>
+        <w:rPr/>
+        <w:t xml:space="preserve"> first to see what it </w:t>
+      </w:r>
+      <w:r>
+        <w:rPr>
+          <w:rStyle w:val="Emphasis"/>
+        </w:rPr>
+        <w:t>would</w:t>
+      </w:r>
+      <w:r>
+        <w:rPr/>
+        <w:t xml:space="preserve"> refuse before enforcing with </w:t>
+      </w:r>
+      <w:r>
+        <w:rPr>
+          <w:rStyle w:val="SourceText"/>
+        </w:rPr>
+        <w:t>"block"</w:t>
+      </w:r>
+      <w:r>
+        <w:rPr/>
+        <w:t>.</w:t>
+      </w:r>
+    </w:p>
+    <w:p>
+      <w:pPr>
+        <w:pStyle w:val="BodyText"/>
+        <w:numPr>
+          <w:ilvl w:val="0"/>
+          <w:numId w:val="13"/>
+        </w:numPr>
+        <w:tabs>
+          <w:tab w:val="clear" w:pos="1134"/>
+          <w:tab w:val="left" w:pos="829" w:leader="none"/>
+        </w:tabs>
+        <w:bidi w:val="0"/>
+        <w:ind w:hanging="283" w:left="829"/>
+        <w:jc w:val="left"/>
+        <w:rPr/>
+      </w:pPr>
+      <w:r>
+        <w:rPr>
+          <w:rStyle w:val="Strong"/>
+        </w:rPr>
+        <w:t>SQL text that merely looks destructive is not blocked.</w:t>
+      </w:r>
+      <w:r>
+        <w:rPr/>
+        <w:t xml:space="preserve"> </w:t>
+      </w:r>
+      <w:r>
+        <w:rPr>
+          <w:rStyle w:val="SourceText"/>
+        </w:rPr>
+        <w:t>DROP</w:t>
+      </w:r>
+      <w:r>
+        <w:rPr/>
+        <w:t>/</w:t>
+      </w:r>
+      <w:r>
+        <w:rPr>
+          <w:rStyle w:val="SourceText"/>
+        </w:rPr>
+        <w:t>TRUNCATE</w:t>
+      </w:r>
+      <w:r>
+        <w:rPr/>
+        <w:t xml:space="preserve"> inside a string literal or a comment does not count: the guard strips literals and comments before matching, read both as standard SQL and as MySQL, because the two dialects disagree about what </w:t>
+      </w:r>
+      <w:r>
+        <w:rPr>
+          <w:rStyle w:val="SourceText"/>
+        </w:rPr>
+        <w:t>\'</w:t>
+      </w:r>
+      <w:r>
+        <w:rPr/>
+        <w:t xml:space="preserve"> and </w:t>
+      </w:r>
+      <w:r>
+        <w:rPr>
+          <w:rStyle w:val="SourceText"/>
+        </w:rPr>
+        <w:t>--</w:t>
+      </w:r>
+      <w:r>
+        <w:rPr/>
+        <w:t xml:space="preserve"> mean — a payload is flagged only if </w:t>
+      </w:r>
+      <w:r>
+        <w:rPr>
+          <w:rStyle w:val="Strong"/>
+        </w:rPr>
+        <w:t>either</w:t>
+      </w:r>
+      <w:r>
+        <w:rPr/>
+        <w:t xml:space="preserve"> reading still shows the keyword outside a literal. So </w:t>
+      </w:r>
+      <w:r>
+        <w:rPr>
+          <w:rStyle w:val="SourceText"/>
+        </w:rPr>
+        <w:t>psql -c "SELECT 'DROP TABLE x' AS s"</w:t>
+      </w:r>
+      <w:r>
+        <w:rPr/>
+        <w:t xml:space="preserve"> and </w:t>
+      </w:r>
+      <w:r>
+        <w:rPr>
+          <w:rStyle w:val="SourceText"/>
+        </w:rPr>
+        <w:t>psql -c 'SELECT 1 -- DROP TABLE x'</w:t>
+      </w:r>
+      <w:r>
+        <w:rPr/>
+        <w:t xml:space="preserve"> are both allowed (</w:t>
+      </w:r>
+      <w:r>
+        <w:rPr>
+          <w:rStyle w:val="SourceText"/>
+        </w:rPr>
+        <w:t>plugin/crew/tests/test_cloud_guard.py</w:t>
+      </w:r>
+      <w:r>
+        <w:rPr/>
+        <w:t xml:space="preserve">, cases </w:t>
+      </w:r>
+      <w:r>
+        <w:rPr>
+          <w:rStyle w:val="SourceText"/>
+        </w:rPr>
+        <w:t>sql-literal</w:t>
+      </w:r>
+      <w:r>
+        <w:rPr/>
+        <w:t>/</w:t>
+      </w:r>
+      <w:r>
+        <w:rPr>
+          <w:rStyle w:val="SourceText"/>
+        </w:rPr>
+        <w:t>sql-comment</w:t>
+      </w:r>
+      <w:r>
+        <w:rPr/>
+        <w:t>/</w:t>
+      </w:r>
+      <w:r>
+        <w:rPr>
+          <w:rStyle w:val="SourceText"/>
+        </w:rPr>
+        <w:t>sql-block-comment</w:t>
+      </w:r>
+      <w:r>
+        <w:rPr/>
+        <w:t>). If a query like this is still blocked, the reason (</w:t>
+      </w:r>
+      <w:r>
+        <w:rPr>
+          <w:rStyle w:val="SourceText"/>
+        </w:rPr>
+        <w:t>[sqlDestructive]</w:t>
+      </w:r>
+      <w:r>
+        <w:rPr/>
+        <w:t xml:space="preserve"> in the deny message) is worth reading closely — the keyword may genuinely sit outside every literal reading.</w:t>
+      </w:r>
+    </w:p>
+    <w:p>
+      <w:pPr>
+        <w:pStyle w:val="BodyText"/>
+        <w:numPr>
+          <w:ilvl w:val="0"/>
+          <w:numId w:val="13"/>
+        </w:numPr>
+        <w:tabs>
+          <w:tab w:val="clear" w:pos="1134"/>
+          <w:tab w:val="left" w:pos="829" w:leader="none"/>
+        </w:tabs>
+        <w:bidi w:val="0"/>
+        <w:ind w:hanging="283" w:left="829"/>
+        <w:jc w:val="left"/>
+        <w:rPr/>
+      </w:pPr>
+      <w:r>
+        <w:rPr>
+          <w:rStyle w:val="Strong"/>
+        </w:rPr>
+        <w:t xml:space="preserve">A dry-run, help, or </w:t>
+      </w:r>
+      <w:r>
+        <w:rPr>
+          <w:rStyle w:val="SourceText"/>
+        </w:rPr>
+        <w:t>-WhatIf</w:t>
+      </w:r>
+      <w:r>
+        <w:rPr>
+          <w:rStyle w:val="Strong"/>
+        </w:rPr>
+        <w:t xml:space="preserve"> invocation is still classified as destructive.</w:t>
+      </w:r>
+      <w:r>
+        <w:rPr/>
+        <w:t xml:space="preserve"> The guard matches on the </w:t>
+      </w:r>
+      <w:r>
+        <w:rPr>
+          <w:rStyle w:val="Emphasis"/>
+        </w:rPr>
+        <w:t>subcommand</w:t>
+      </w:r>
+      <w:r>
+        <w:rPr/>
+        <w:t xml:space="preserve">, not on flags that make it a no-op: </w:t>
+      </w:r>
+      <w:r>
+        <w:rPr>
+          <w:rStyle w:val="SourceText"/>
+        </w:rPr>
+        <w:t>terraform destroy --help</w:t>
+      </w:r>
+      <w:r>
+        <w:rPr/>
+        <w:t xml:space="preserve">, </w:t>
+      </w:r>
+      <w:r>
+        <w:rPr>
+          <w:rStyle w:val="SourceText"/>
+        </w:rPr>
+        <w:t>aws ec2 terminate-instances --dry-run</w:t>
+      </w:r>
+      <w:r>
+        <w:rPr/>
+        <w:t xml:space="preserve"> and </w:t>
+      </w:r>
+      <w:r>
+        <w:rPr>
+          <w:rStyle w:val="SourceText"/>
+        </w:rPr>
+        <w:t>Remove-AzResourceGroup -WhatIf</w:t>
+      </w:r>
+      <w:r>
+        <w:rPr/>
+        <w:t xml:space="preserve"> are all judged exactly like the command they simulate, because nothing in </w:t>
+      </w:r>
+      <w:r>
+        <w:rPr>
+          <w:rStyle w:val="SourceText"/>
+        </w:rPr>
+        <w:t>_terraform_destructive</w:t>
+      </w:r>
+      <w:r>
+        <w:rPr/>
+        <w:t>/</w:t>
+      </w:r>
+      <w:r>
+        <w:rPr>
+          <w:rStyle w:val="SourceText"/>
+        </w:rPr>
+        <w:t>_aws_destructive</w:t>
+      </w:r>
+      <w:r>
+        <w:rPr/>
+        <w:t xml:space="preserve">/the </w:t>
+      </w:r>
+      <w:r>
+        <w:rPr>
+          <w:rStyle w:val="SourceText"/>
+        </w:rPr>
+        <w:t>Remove-Az*</w:t>
+      </w:r>
+      <w:r>
+        <w:rPr/>
+        <w:t xml:space="preserve"> matcher inspects those flags. This is a known gap, not a config bug — there is no key that special-cases them. If you need to run one of these unattended, use </w:t>
+      </w:r>
+      <w:r>
+        <w:rPr>
+          <w:rStyle w:val="SourceText"/>
+        </w:rPr>
+        <w:t>report</w:t>
+      </w:r>
+      <w:r>
+        <w:rPr/>
+        <w:t xml:space="preserve"> mode while testing, or approve the one-shot marker the deny message names.</w:t>
+      </w:r>
+    </w:p>
+    <w:p>
+      <w:pPr>
+        <w:pStyle w:val="BodyText"/>
+        <w:numPr>
+          <w:ilvl w:val="0"/>
+          <w:numId w:val="13"/>
+        </w:numPr>
+        <w:tabs>
+          <w:tab w:val="clear" w:pos="1134"/>
+          <w:tab w:val="left" w:pos="829" w:leader="none"/>
+        </w:tabs>
+        <w:bidi w:val="0"/>
+        <w:ind w:hanging="283" w:left="829"/>
+        <w:jc w:val="left"/>
+        <w:rPr/>
+      </w:pPr>
+      <w:r>
+        <w:rPr>
+          <w:rStyle w:val="Strong"/>
+        </w:rPr>
+        <w:t>An "unpinned" repo makes an ordinary destructive command ask or deny, even when it is obviously fine.</w:t>
+      </w:r>
+      <w:r>
+        <w:rPr/>
+        <w:t xml:space="preserve"> With no </w:t>
+      </w:r>
+      <w:r>
+        <w:rPr>
+          <w:rStyle w:val="SourceText"/>
+        </w:rPr>
+        <w:t>cloud.*</w:t>
+      </w:r>
+      <w:r>
+        <w:rPr/>
+        <w:t xml:space="preserve"> pins, a read-only command (</w:t>
+      </w:r>
+      <w:r>
+        <w:rPr>
+          <w:rStyle w:val="SourceText"/>
+        </w:rPr>
+        <w:t>aws s3 ls</w:t>
+      </w:r>
+      <w:r>
+        <w:rPr/>
+        <w:t xml:space="preserve">, </w:t>
+      </w:r>
+      <w:r>
+        <w:rPr>
+          <w:rStyle w:val="SourceText"/>
+        </w:rPr>
+        <w:t>az group list</w:t>
+      </w:r>
+      <w:r>
+        <w:rPr/>
+        <w:t xml:space="preserve">) runs unchecked — but </w:t>
+      </w:r>
+      <w:r>
+        <w:rPr>
+          <w:rStyle w:val="Emphasis"/>
+        </w:rPr>
+        <w:t>any</w:t>
+      </w:r>
+      <w:r>
+        <w:rPr/>
+        <w:t xml:space="preserve"> destructive command has an identity the guard cannot vouch for, which is </w:t>
+      </w:r>
+      <w:r>
+        <w:rPr>
+          <w:rStyle w:val="Strong"/>
+        </w:rPr>
+        <w:t>unknown</w:t>
+      </w:r>
+      <w:r>
+        <w:rPr/>
+        <w:t xml:space="preserve">, and unknown is never allowed unattended: it </w:t>
+      </w:r>
+      <w:r>
+        <w:rPr>
+          <w:rStyle w:val="Strong"/>
+        </w:rPr>
+        <w:t>asks</w:t>
+      </w:r>
+      <w:r>
+        <w:rPr/>
+        <w:t xml:space="preserve"> when a person is there to answer and is </w:t>
+      </w:r>
+      <w:r>
+        <w:rPr>
+          <w:rStyle w:val="Strong"/>
+        </w:rPr>
+        <w:t>denied</w:t>
+      </w:r>
+      <w:r>
+        <w:rPr/>
+        <w:t xml:space="preserve"> when not (</w:t>
+      </w:r>
+      <w:r>
+        <w:rPr>
+          <w:rStyle w:val="SourceText"/>
+        </w:rPr>
+        <w:t>CREW_UNATTENDED=1</w:t>
+      </w:r>
+      <w:r>
+        <w:rPr/>
+        <w:t xml:space="preserve">, </w:t>
+      </w:r>
+      <w:r>
+        <w:rPr>
+          <w:rStyle w:val="SourceText"/>
+        </w:rPr>
+        <w:t>CI</w:t>
+      </w:r>
+      <w:r>
+        <w:rPr/>
+        <w:t xml:space="preserve">, or a non-interactive session). This is the rule most likely to surprise a first-time user, because it fires even in a repo that has never configured anything cloud-related. </w:t>
+      </w:r>
+      <w:r>
+        <w:rPr>
+          <w:rStyle w:val="Strong"/>
+        </w:rPr>
+        <w:t>Fix — pin the identity this repo may act as</w:t>
+      </w:r>
+      <w:r>
+        <w:rPr/>
+        <w:t xml:space="preserve">, in </w:t>
+      </w:r>
+      <w:r>
+        <w:rPr>
+          <w:rStyle w:val="SourceText"/>
+        </w:rPr>
+        <w:t>.crew/config.json</w:t>
+      </w:r>
+      <w:r>
+        <w:rPr/>
+        <w:t xml:space="preserve"> (repo-only; a machine-global </w:t>
+      </w:r>
+      <w:r>
+        <w:rPr>
+          <w:rStyle w:val="SourceText"/>
+        </w:rPr>
+        <w:t>cloud</w:t>
+      </w:r>
+      <w:r>
+        <w:rPr/>
+        <w:t xml:space="preserve"> block is ignored):</w:t>
+      </w:r>
+    </w:p>
+    <w:p>
+      <w:pPr>
+        <w:pStyle w:val="PreformattedText"/>
+        <w:bidi w:val="0"/>
+        <w:jc w:val="left"/>
+        <w:rPr/>
+      </w:pPr>
+      <w:r>
+        <w:rPr>
+          <w:rStyle w:val="SourceText"/>
+        </w:rPr>
+        <w:t>{ "cloud": {</w:t>
+      </w:r>
+    </w:p>
+    <w:p>
+      <w:pPr>
+        <w:pStyle w:val="PreformattedText"/>
+        <w:bidi w:val="0"/>
+        <w:jc w:val="left"/>
+        <w:rPr/>
+      </w:pPr>
+      <w:r>
+        <w:rPr>
+          <w:rStyle w:val="SourceText"/>
+        </w:rPr>
+        <w:t xml:space="preserve">    </w:t>
+      </w:r>
+      <w:r>
+        <w:rPr>
+          <w:rStyle w:val="SourceText"/>
+        </w:rPr>
+        <w:t>"awsProfiles": ["acme-dev", "acme-sandbox-*"],</w:t>
+      </w:r>
+    </w:p>
+    <w:p>
+      <w:pPr>
+        <w:pStyle w:val="PreformattedText"/>
+        <w:bidi w:val="0"/>
+        <w:jc w:val="left"/>
+        <w:rPr/>
+      </w:pPr>
+      <w:r>
+        <w:rPr>
+          <w:rStyle w:val="SourceText"/>
+        </w:rPr>
+        <w:t xml:space="preserve">    </w:t>
+      </w:r>
+      <w:r>
+        <w:rPr>
+          <w:rStyle w:val="SourceText"/>
+        </w:rPr>
+        <w:t>"awsRegions": ["eu-west-1"],</w:t>
+      </w:r>
+    </w:p>
+    <w:p>
+      <w:pPr>
+        <w:pStyle w:val="PreformattedText"/>
+        <w:bidi w:val="0"/>
+        <w:jc w:val="left"/>
+        <w:rPr/>
+      </w:pPr>
+      <w:r>
+        <w:rPr>
+          <w:rStyle w:val="SourceText"/>
+        </w:rPr>
+        <w:t xml:space="preserve">    </w:t>
+      </w:r>
+      <w:r>
+        <w:rPr>
+          <w:rStyle w:val="SourceText"/>
+        </w:rPr>
+        <w:t>"azureSubscriptions": ["00000000-0000-0000-0000-000000000000", "Acme Dev"] } }</w:t>
+      </w:r>
+    </w:p>
+    <w:p>
+      <w:pPr>
+        <w:pStyle w:val="BodyText"/>
+        <w:bidi w:val="0"/>
+        <w:jc w:val="left"/>
+        <w:rPr/>
+      </w:pPr>
+      <w:r>
+        <w:rPr/>
+        <w:t>A profile/region/subscription outside the pins is denied outright (</w:t>
+      </w:r>
+      <w:r>
+        <w:rPr>
+          <w:rStyle w:val="SourceText"/>
+        </w:rPr>
+        <w:t>[cloudIdentity]</w:t>
+      </w:r>
+      <w:r>
+        <w:rPr/>
+        <w:t xml:space="preserve">). Static </w:t>
+      </w:r>
+      <w:r>
+        <w:rPr>
+          <w:rStyle w:val="SourceText"/>
+        </w:rPr>
+        <w:t>AWS_ACCESS_KEY_ID</w:t>
+      </w:r>
+      <w:r>
+        <w:rPr/>
+        <w:t xml:space="preserve"> credentials and </w:t>
+      </w:r>
+      <w:r>
+        <w:rPr>
+          <w:rStyle w:val="SourceText"/>
+        </w:rPr>
+        <w:t>Remove-Az*</w:t>
+      </w:r>
+      <w:r>
+        <w:rPr/>
+        <w:t xml:space="preserve">'s saved PowerShell context are </w:t>
+      </w:r>
+      <w:r>
+        <w:rPr>
+          <w:rStyle w:val="Strong"/>
+        </w:rPr>
+        <w:t>always</w:t>
+      </w:r>
+      <w:r>
+        <w:rPr/>
+        <w:t xml:space="preserve"> unknown — the guard has no way to read either — so pinning does not silence those; only removing the static keys or naming the account through </w:t>
+      </w:r>
+      <w:r>
+        <w:rPr>
+          <w:rStyle w:val="SourceText"/>
+        </w:rPr>
+        <w:t>--profile</w:t>
+      </w:r>
+      <w:r>
+        <w:rPr/>
+        <w:t>/</w:t>
+      </w:r>
+      <w:r>
+        <w:rPr>
+          <w:rStyle w:val="SourceText"/>
+        </w:rPr>
+        <w:t>--subscription</w:t>
+      </w:r>
+      <w:r>
+        <w:rPr/>
+        <w:t xml:space="preserve"> does.</w:t>
+      </w:r>
+    </w:p>
+    <w:p>
+      <w:pPr>
+        <w:pStyle w:val="Heading2"/>
+        <w:bidi w:val="0"/>
+        <w:ind w:hanging="0" w:left="0" w:right="0"/>
+        <w:jc w:val="left"/>
+        <w:rPr/>
+      </w:pPr>
+      <w:bookmarkStart w:id="7" w:name="obsidian"/>
+      <w:bookmarkEnd w:id="7"/>
       <w:r>
         <w:rPr/>
         <w:t>Obsidian</w:t>
@@ -5527,7 +5911,7 @@
         <w:pStyle w:val="BodyText"/>
         <w:numPr>
           <w:ilvl w:val="0"/>
-          <w:numId w:val="13"/>
+          <w:numId w:val="14"/>
         </w:numPr>
         <w:tabs>
           <w:tab w:val="clear" w:pos="1134"/>
@@ -5597,235 +5981,6 @@
       <w:r>
         <w:rPr/>
         <w:t>.</w:t>
-      </w:r>
-    </w:p>
-    <w:p>
-      <w:pPr>
-        <w:pStyle w:val="BodyText"/>
-        <w:numPr>
-          <w:ilvl w:val="0"/>
-          <w:numId w:val="13"/>
-        </w:numPr>
-        <w:tabs>
-          <w:tab w:val="clear" w:pos="1134"/>
-          <w:tab w:val="left" w:pos="829" w:leader="none"/>
-        </w:tabs>
-        <w:bidi w:val="0"/>
-        <w:ind w:hanging="283" w:left="829"/>
-        <w:jc w:val="left"/>
-        <w:rPr/>
-      </w:pPr>
-      <w:r>
-        <w:rPr>
-          <w:rStyle w:val="Strong"/>
-        </w:rPr>
-        <w:t>Symptom: recall never surfaces anything you know is in the vault.</w:t>
-      </w:r>
-      <w:r>
-        <w:rPr/>
-        <w:t xml:space="preserve"> </w:t>
-      </w:r>
-      <w:r>
-        <w:rPr>
-          <w:rStyle w:val="Strong"/>
-        </w:rPr>
-        <w:t>Check:</w:t>
-      </w:r>
-    </w:p>
-    <w:p>
-      <w:pPr>
-        <w:pStyle w:val="PreformattedText"/>
-        <w:bidi w:val="0"/>
-        <w:jc w:val="left"/>
-        <w:rPr/>
-      </w:pPr>
-      <w:r>
-        <w:rPr>
-          <w:rStyle w:val="SourceText"/>
-        </w:rPr>
-        <w:t>python3 "&lt;crew plugin root&gt;/hooks/scripts/crew_context.py" --stats</w:t>
-      </w:r>
-    </w:p>
-    <w:p>
-      <w:pPr>
-        <w:pStyle w:val="BodyText"/>
-        <w:bidi w:val="0"/>
-        <w:jc w:val="left"/>
-        <w:rPr/>
-      </w:pPr>
-      <w:r>
-        <w:rPr/>
-        <w:t xml:space="preserve">Read the </w:t>
-      </w:r>
-      <w:r>
-        <w:rPr>
-          <w:rStyle w:val="SourceText"/>
-        </w:rPr>
-        <w:t>miss reasons</w:t>
-      </w:r>
-      <w:r>
-        <w:rPr/>
-        <w:t xml:space="preserve"> line. </w:t>
-      </w:r>
-      <w:r>
-        <w:rPr>
-          <w:rStyle w:val="SourceText"/>
-        </w:rPr>
-        <w:t>cli-missing</w:t>
-      </w:r>
-      <w:r>
-        <w:rPr/>
-        <w:t xml:space="preserve"> means </w:t>
-      </w:r>
-      <w:r>
-        <w:rPr>
-          <w:rStyle w:val="SourceText"/>
-        </w:rPr>
-        <w:t>obsidian-vault</w:t>
-      </w:r>
-      <w:r>
-        <w:rPr/>
-        <w:t xml:space="preserve"> is not installed where crew can find it; </w:t>
-      </w:r>
-      <w:r>
-        <w:rPr>
-          <w:rStyle w:val="SourceText"/>
-        </w:rPr>
-        <w:t>cli-exit-N</w:t>
-      </w:r>
-      <w:r>
-        <w:rPr/>
-        <w:t xml:space="preserve">, </w:t>
-      </w:r>
-      <w:r>
-        <w:rPr>
-          <w:rStyle w:val="SourceText"/>
-        </w:rPr>
-        <w:t>cli-timeout</w:t>
-      </w:r>
-      <w:r>
-        <w:rPr/>
-        <w:t xml:space="preserve">, </w:t>
-      </w:r>
-      <w:r>
-        <w:rPr>
-          <w:rStyle w:val="SourceText"/>
-        </w:rPr>
-        <w:t>cli-bad-json</w:t>
-      </w:r>
-      <w:r>
-        <w:rPr/>
-        <w:t xml:space="preserve"> mean the CLI ran and failed; </w:t>
-      </w:r>
-      <w:r>
-        <w:rPr>
-          <w:rStyle w:val="SourceText"/>
-        </w:rPr>
-        <w:t>no-vaults</w:t>
-      </w:r>
-      <w:r>
-        <w:rPr/>
-        <w:t xml:space="preserve"> means no vault is currently </w:t>
-      </w:r>
-      <w:r>
-        <w:rPr>
-          <w:rStyle w:val="SourceText"/>
-        </w:rPr>
-        <w:t>primary</w:t>
-      </w:r>
-      <w:r>
-        <w:rPr/>
-        <w:t xml:space="preserve"> or </w:t>
-      </w:r>
-      <w:r>
-        <w:rPr>
-          <w:rStyle w:val="SourceText"/>
-        </w:rPr>
-        <w:t>recall</w:t>
-      </w:r>
-      <w:r>
-        <w:rPr/>
-        <w:t xml:space="preserve">; </w:t>
-      </w:r>
-      <w:r>
-        <w:rPr>
-          <w:rStyle w:val="SourceText"/>
-        </w:rPr>
-        <w:t>no-hits</w:t>
-      </w:r>
-      <w:r>
-        <w:rPr/>
-        <w:t xml:space="preserve"> means the search itself found nothing. Only </w:t>
-      </w:r>
-      <w:r>
-        <w:rPr>
-          <w:rStyle w:val="SourceText"/>
-        </w:rPr>
-        <w:t>no-hits</w:t>
-      </w:r>
-      <w:r>
-        <w:rPr/>
-        <w:t xml:space="preserve"> means "the vault genuinely has nothing relevant" — every other reason is a setup problem. Also confirm </w:t>
-      </w:r>
-      <w:r>
-        <w:rPr>
-          <w:rStyle w:val="SourceText"/>
-        </w:rPr>
-        <w:t>memory.inject</w:t>
-      </w:r>
-      <w:r>
-        <w:rPr/>
-        <w:t xml:space="preserve"> is not </w:t>
-      </w:r>
-      <w:r>
-        <w:rPr>
-          <w:rStyle w:val="SourceText"/>
-        </w:rPr>
-        <w:t>false</w:t>
-      </w:r>
-      <w:r>
-        <w:rPr/>
-        <w:t xml:space="preserve"> in </w:t>
-      </w:r>
-      <w:r>
-        <w:rPr>
-          <w:rStyle w:val="SourceText"/>
-        </w:rPr>
-        <w:t>.crew/config.json</w:t>
-      </w:r>
-      <w:r>
-        <w:rPr/>
-        <w:t xml:space="preserve"> — recall and code-map injection are on by default since 1.0.0, so "no recall ever appears" with the key set to </w:t>
-      </w:r>
-      <w:r>
-        <w:rPr>
-          <w:rStyle w:val="SourceText"/>
-        </w:rPr>
-        <w:t>false</w:t>
-      </w:r>
-      <w:r>
-        <w:rPr/>
-        <w:t xml:space="preserve"> is expected. </w:t>
-      </w:r>
-      <w:r>
-        <w:rPr>
-          <w:rStyle w:val="Strong"/>
-        </w:rPr>
-        <w:t>Fix:</w:t>
-      </w:r>
-      <w:r>
-        <w:rPr/>
-        <w:t xml:space="preserve"> </w:t>
-      </w:r>
-      <w:r>
-        <w:rPr>
-          <w:rStyle w:val="SourceText"/>
-        </w:rPr>
-        <w:t>$VO recall --query "&lt;words you expect&gt;"</w:t>
-      </w:r>
-      <w:r>
-        <w:rPr/>
-        <w:t xml:space="preserve"> directly, to separate "the CLI can't find it" from "the hook isn't calling the CLI".</w:t>
       </w:r>
     </w:p>
     <w:p>
@@ -5848,37 +6003,199 @@
         <w:rPr>
           <w:rStyle w:val="Strong"/>
         </w:rPr>
-        <w:t>Symptom: the gardener seems to be falling behind.</w:t>
-      </w:r>
-      <w:r>
-        <w:rPr/>
-        <w:t xml:space="preserve"> It runs in bounded passes on purpose, not continuously: </w:t>
+        <w:t>Symptom: recall never surfaces anything you know is in the vault.</w:t>
+      </w:r>
+      <w:r>
+        <w:rPr/>
+        <w:t xml:space="preserve"> </w:t>
       </w:r>
       <w:r>
         <w:rPr>
           <w:rStyle w:val="Strong"/>
         </w:rPr>
-        <w:t>at most 5 items or 10 minutes per run</w:t>
-      </w:r>
-      <w:r>
-        <w:rPr/>
-        <w:t xml:space="preserve">, whichever comes first, on </w:t>
+        <w:t>Check:</w:t>
+      </w:r>
+    </w:p>
+    <w:p>
+      <w:pPr>
+        <w:pStyle w:val="PreformattedText"/>
+        <w:bidi w:val="0"/>
+        <w:jc w:val="left"/>
+        <w:rPr/>
+      </w:pPr>
+      <w:r>
+        <w:rPr>
+          <w:rStyle w:val="SourceText"/>
+        </w:rPr>
+        <w:t>python3 "&lt;crew plugin root&gt;/hooks/scripts/crew_context.py" --stats</w:t>
+      </w:r>
+    </w:p>
+    <w:p>
+      <w:pPr>
+        <w:pStyle w:val="BodyText"/>
+        <w:bidi w:val="0"/>
+        <w:jc w:val="left"/>
+        <w:rPr/>
+      </w:pPr>
+      <w:r>
+        <w:rPr/>
+        <w:t xml:space="preserve">Read the </w:t>
+      </w:r>
+      <w:r>
+        <w:rPr>
+          <w:rStyle w:val="SourceText"/>
+        </w:rPr>
+        <w:t>miss reasons</w:t>
+      </w:r>
+      <w:r>
+        <w:rPr/>
+        <w:t xml:space="preserve"> line. </w:t>
+      </w:r>
+      <w:r>
+        <w:rPr>
+          <w:rStyle w:val="SourceText"/>
+        </w:rPr>
+        <w:t>cli-missing</w:t>
+      </w:r>
+      <w:r>
+        <w:rPr/>
+        <w:t xml:space="preserve"> means </w:t>
+      </w:r>
+      <w:r>
+        <w:rPr>
+          <w:rStyle w:val="SourceText"/>
+        </w:rPr>
+        <w:t>obsidian-vault</w:t>
+      </w:r>
+      <w:r>
+        <w:rPr/>
+        <w:t xml:space="preserve"> is not installed where crew can find it; </w:t>
+      </w:r>
+      <w:r>
+        <w:rPr>
+          <w:rStyle w:val="SourceText"/>
+        </w:rPr>
+        <w:t>cli-exit-N</w:t>
+      </w:r>
+      <w:r>
+        <w:rPr/>
+        <w:t xml:space="preserve">, </w:t>
+      </w:r>
+      <w:r>
+        <w:rPr>
+          <w:rStyle w:val="SourceText"/>
+        </w:rPr>
+        <w:t>cli-timeout</w:t>
+      </w:r>
+      <w:r>
+        <w:rPr/>
+        <w:t xml:space="preserve">, </w:t>
+      </w:r>
+      <w:r>
+        <w:rPr>
+          <w:rStyle w:val="SourceText"/>
+        </w:rPr>
+        <w:t>cli-bad-json</w:t>
+      </w:r>
+      <w:r>
+        <w:rPr/>
+        <w:t xml:space="preserve"> mean the CLI ran and failed; </w:t>
+      </w:r>
+      <w:r>
+        <w:rPr>
+          <w:rStyle w:val="SourceText"/>
+        </w:rPr>
+        <w:t>no-vaults</w:t>
+      </w:r>
+      <w:r>
+        <w:rPr/>
+        <w:t xml:space="preserve"> means no vault is currently </w:t>
+      </w:r>
+      <w:r>
+        <w:rPr>
+          <w:rStyle w:val="SourceText"/>
+        </w:rPr>
+        <w:t>primary</w:t>
+      </w:r>
+      <w:r>
+        <w:rPr/>
+        <w:t xml:space="preserve"> or </w:t>
+      </w:r>
+      <w:r>
+        <w:rPr>
+          <w:rStyle w:val="SourceText"/>
+        </w:rPr>
+        <w:t>recall</w:t>
+      </w:r>
+      <w:r>
+        <w:rPr/>
+        <w:t xml:space="preserve">; </w:t>
+      </w:r>
+      <w:r>
+        <w:rPr>
+          <w:rStyle w:val="SourceText"/>
+        </w:rPr>
+        <w:t>no-hits</w:t>
+      </w:r>
+      <w:r>
+        <w:rPr/>
+        <w:t xml:space="preserve"> means the search itself found nothing. Only </w:t>
+      </w:r>
+      <w:r>
+        <w:rPr>
+          <w:rStyle w:val="SourceText"/>
+        </w:rPr>
+        <w:t>no-hits</w:t>
+      </w:r>
+      <w:r>
+        <w:rPr/>
+        <w:t xml:space="preserve"> means "the vault genuinely has nothing relevant" — every other reason is a setup problem. Also confirm </w:t>
+      </w:r>
+      <w:r>
+        <w:rPr>
+          <w:rStyle w:val="SourceText"/>
+        </w:rPr>
+        <w:t>memory.inject</w:t>
+      </w:r>
+      <w:r>
+        <w:rPr/>
+        <w:t xml:space="preserve"> is not </w:t>
+      </w:r>
+      <w:r>
+        <w:rPr>
+          <w:rStyle w:val="SourceText"/>
+        </w:rPr>
+        <w:t>false</w:t>
+      </w:r>
+      <w:r>
+        <w:rPr/>
+        <w:t xml:space="preserve"> in </w:t>
+      </w:r>
+      <w:r>
+        <w:rPr>
+          <w:rStyle w:val="SourceText"/>
+        </w:rPr>
+        <w:t>.crew/config.json</w:t>
+      </w:r>
+      <w:r>
+        <w:rPr/>
+        <w:t xml:space="preserve"> — recall and code-map injection are on by default since 1.0.0, so "no recall ever appears" with the key set to </w:t>
+      </w:r>
+      <w:r>
+        <w:rPr>
+          <w:rStyle w:val="SourceText"/>
+        </w:rPr>
+        <w:t>false</w:t>
+      </w:r>
+      <w:r>
+        <w:rPr/>
+        <w:t xml:space="preserve"> is expected. </w:t>
       </w:r>
       <w:r>
         <w:rPr>
           <w:rStyle w:val="Strong"/>
         </w:rPr>
-        <w:t>one designated host</w:t>
-      </w:r>
-      <w:r>
-        <w:rPr/>
-        <w:t xml:space="preserve">, one run at a time. A session whose transcript lives on another machine is left queued for that machine and does not spend one of the five slots. </w:t>
-      </w:r>
-      <w:r>
-        <w:rPr>
-          <w:rStyle w:val="Strong"/>
-        </w:rPr>
-        <w:t>Check:</w:t>
+        <w:t>Fix:</w:t>
       </w:r>
       <w:r>
         <w:rPr/>
@@ -5888,71 +6205,11 @@
         <w:rPr>
           <w:rStyle w:val="SourceText"/>
         </w:rPr>
-        <w:t>$VO queue</w:t>
-      </w:r>
-      <w:r>
-        <w:rPr/>
-        <w:t xml:space="preserve"> (what is waiting) and </w:t>
-      </w:r>
-      <w:r>
-        <w:rPr>
-          <w:rStyle w:val="SourceText"/>
-        </w:rPr>
-        <w:t>~/.claude/obsidian/gardener.log</w:t>
-      </w:r>
-      <w:r>
-        <w:rPr/>
-        <w:t xml:space="preserve"> for lines starting </w:t>
-      </w:r>
-      <w:r>
-        <w:rPr>
-          <w:rStyle w:val="SourceText"/>
-        </w:rPr>
-        <w:t>left queued</w:t>
-      </w:r>
-      <w:r>
-        <w:rPr/>
-        <w:t xml:space="preserve">. </w:t>
-      </w:r>
-      <w:r>
-        <w:rPr>
-          <w:rStyle w:val="Strong"/>
-        </w:rPr>
-        <w:t>Fix:</w:t>
-      </w:r>
-      <w:r>
-        <w:rPr/>
-        <w:t xml:space="preserve"> run a bounded pass by hand (</w:t>
-      </w:r>
-      <w:r>
-        <w:rPr>
-          <w:rStyle w:val="SourceText"/>
-        </w:rPr>
-        <w:t>/obsidian-vault:garden</w:t>
-      </w:r>
-      <w:r>
-        <w:rPr/>
-        <w:t xml:space="preserve"> or </w:t>
-      </w:r>
-      <w:r>
-        <w:rPr>
-          <w:rStyle w:val="SourceText"/>
-        </w:rPr>
-        <w:t>$VO garden-run</w:t>
-      </w:r>
-      <w:r>
-        <w:rPr/>
-        <w:t xml:space="preserve">), or drain a large backlog in batches: </w:t>
-      </w:r>
-      <w:r>
-        <w:rPr>
-          <w:rStyle w:val="SourceText"/>
-        </w:rPr>
-        <w:t>$VO drain --apply --batches 4</w:t>
-      </w:r>
-      <w:r>
-        <w:rPr/>
-        <w:t>.</w:t>
+        <w:t>$VO recall --query "&lt;words you expect&gt;"</w:t>
+      </w:r>
+      <w:r>
+        <w:rPr/>
+        <w:t xml:space="preserve"> directly, to separate "the CLI can't find it" from "the hook isn't calling the CLI".</w:t>
       </w:r>
     </w:p>
     <w:p>
@@ -5960,7 +6217,7 @@
         <w:pStyle w:val="BodyText"/>
         <w:numPr>
           <w:ilvl w:val="0"/>
-          <w:numId w:val="14"/>
+          <w:numId w:val="15"/>
         </w:numPr>
         <w:tabs>
           <w:tab w:val="clear" w:pos="1134"/>
@@ -5975,41 +6232,111 @@
         <w:rPr>
           <w:rStyle w:val="Strong"/>
         </w:rPr>
-        <w:t>Symptom: two machines sharing one vault seem to be racing each other.</w:t>
-      </w:r>
-      <w:r>
-        <w:rPr/>
-        <w:t xml:space="preserve"> They are not writing the same file: each host appends to its own </w:t>
-      </w:r>
-      <w:r>
-        <w:rPr>
-          <w:rStyle w:val="SourceText"/>
-        </w:rPr>
-        <w:t>inbox/pending-reflect.&lt;host&gt;.md</w:t>
-      </w:r>
-      <w:r>
-        <w:rPr/>
-        <w:t xml:space="preserve"> and acknowledges to its own </w:t>
-      </w:r>
-      <w:r>
-        <w:rPr>
-          <w:rStyle w:val="SourceText"/>
-        </w:rPr>
-        <w:t>inbox/reflected.&lt;host&gt;.md</w:t>
-      </w:r>
-      <w:r>
-        <w:rPr/>
-        <w:t xml:space="preserve">, so two machines syncing one vault never contend for the same queue file. An older </w:t>
-      </w:r>
-      <w:r>
-        <w:rPr>
-          <w:rStyle w:val="SourceText"/>
-        </w:rPr>
-        <w:t>inbox/pending-reflect.md</w:t>
-      </w:r>
-      <w:r>
-        <w:rPr/>
-        <w:t xml:space="preserve"> (no host suffix) is still read if present, so an old backlog drains rather than being stranded — it is just never written again.</w:t>
+        <w:t>Symptom: the gardener seems to be falling behind.</w:t>
+      </w:r>
+      <w:r>
+        <w:rPr/>
+        <w:t xml:space="preserve"> It runs in bounded passes on purpose, not continuously: </w:t>
+      </w:r>
+      <w:r>
+        <w:rPr>
+          <w:rStyle w:val="Strong"/>
+        </w:rPr>
+        <w:t>at most 5 items or 10 minutes per run</w:t>
+      </w:r>
+      <w:r>
+        <w:rPr/>
+        <w:t xml:space="preserve">, whichever comes first, on </w:t>
+      </w:r>
+      <w:r>
+        <w:rPr>
+          <w:rStyle w:val="Strong"/>
+        </w:rPr>
+        <w:t>one designated host</w:t>
+      </w:r>
+      <w:r>
+        <w:rPr/>
+        <w:t xml:space="preserve">, one run at a time. A session whose transcript lives on another machine is left queued for that machine and does not spend one of the five slots. </w:t>
+      </w:r>
+      <w:r>
+        <w:rPr>
+          <w:rStyle w:val="Strong"/>
+        </w:rPr>
+        <w:t>Check:</w:t>
+      </w:r>
+      <w:r>
+        <w:rPr/>
+        <w:t xml:space="preserve"> </w:t>
+      </w:r>
+      <w:r>
+        <w:rPr>
+          <w:rStyle w:val="SourceText"/>
+        </w:rPr>
+        <w:t>$VO queue</w:t>
+      </w:r>
+      <w:r>
+        <w:rPr/>
+        <w:t xml:space="preserve"> (what is waiting) and </w:t>
+      </w:r>
+      <w:r>
+        <w:rPr>
+          <w:rStyle w:val="SourceText"/>
+        </w:rPr>
+        <w:t>~/.claude/obsidian/gardener.log</w:t>
+      </w:r>
+      <w:r>
+        <w:rPr/>
+        <w:t xml:space="preserve"> for lines starting </w:t>
+      </w:r>
+      <w:r>
+        <w:rPr>
+          <w:rStyle w:val="SourceText"/>
+        </w:rPr>
+        <w:t>left queued</w:t>
+      </w:r>
+      <w:r>
+        <w:rPr/>
+        <w:t xml:space="preserve">. </w:t>
+      </w:r>
+      <w:r>
+        <w:rPr>
+          <w:rStyle w:val="Strong"/>
+        </w:rPr>
+        <w:t>Fix:</w:t>
+      </w:r>
+      <w:r>
+        <w:rPr/>
+        <w:t xml:space="preserve"> run a bounded pass by hand (</w:t>
+      </w:r>
+      <w:r>
+        <w:rPr>
+          <w:rStyle w:val="SourceText"/>
+        </w:rPr>
+        <w:t>/obsidian-vault:garden</w:t>
+      </w:r>
+      <w:r>
+        <w:rPr/>
+        <w:t xml:space="preserve"> or </w:t>
+      </w:r>
+      <w:r>
+        <w:rPr>
+          <w:rStyle w:val="SourceText"/>
+        </w:rPr>
+        <w:t>$VO garden-run</w:t>
+      </w:r>
+      <w:r>
+        <w:rPr/>
+        <w:t xml:space="preserve">), or drain a large backlog in batches: </w:t>
+      </w:r>
+      <w:r>
+        <w:rPr>
+          <w:rStyle w:val="SourceText"/>
+        </w:rPr>
+        <w:t>$VO drain --apply --batches 4</w:t>
+      </w:r>
+      <w:r>
+        <w:rPr/>
+        <w:t>.</w:t>
       </w:r>
     </w:p>
     <w:p>
@@ -6017,7 +6344,7 @@
         <w:pStyle w:val="BodyText"/>
         <w:numPr>
           <w:ilvl w:val="0"/>
-          <w:numId w:val="14"/>
+          <w:numId w:val="15"/>
         </w:numPr>
         <w:tabs>
           <w:tab w:val="clear" w:pos="1134"/>
@@ -6032,6 +6359,63 @@
         <w:rPr>
           <w:rStyle w:val="Strong"/>
         </w:rPr>
+        <w:t>Symptom: two machines sharing one vault seem to be racing each other.</w:t>
+      </w:r>
+      <w:r>
+        <w:rPr/>
+        <w:t xml:space="preserve"> They are not writing the same file: each host appends to its own </w:t>
+      </w:r>
+      <w:r>
+        <w:rPr>
+          <w:rStyle w:val="SourceText"/>
+        </w:rPr>
+        <w:t>inbox/pending-reflect.&lt;host&gt;.md</w:t>
+      </w:r>
+      <w:r>
+        <w:rPr/>
+        <w:t xml:space="preserve"> and acknowledges to its own </w:t>
+      </w:r>
+      <w:r>
+        <w:rPr>
+          <w:rStyle w:val="SourceText"/>
+        </w:rPr>
+        <w:t>inbox/reflected.&lt;host&gt;.md</w:t>
+      </w:r>
+      <w:r>
+        <w:rPr/>
+        <w:t xml:space="preserve">, so two machines syncing one vault never contend for the same queue file. An older </w:t>
+      </w:r>
+      <w:r>
+        <w:rPr>
+          <w:rStyle w:val="SourceText"/>
+        </w:rPr>
+        <w:t>inbox/pending-reflect.md</w:t>
+      </w:r>
+      <w:r>
+        <w:rPr/>
+        <w:t xml:space="preserve"> (no host suffix) is still read if present, so an old backlog drains rather than being stranded — it is just never written again.</w:t>
+      </w:r>
+    </w:p>
+    <w:p>
+      <w:pPr>
+        <w:pStyle w:val="BodyText"/>
+        <w:numPr>
+          <w:ilvl w:val="0"/>
+          <w:numId w:val="15"/>
+        </w:numPr>
+        <w:tabs>
+          <w:tab w:val="clear" w:pos="1134"/>
+          <w:tab w:val="left" w:pos="829" w:leader="none"/>
+        </w:tabs>
+        <w:bidi w:val="0"/>
+        <w:ind w:hanging="283" w:left="829"/>
+        <w:jc w:val="left"/>
+        <w:rPr/>
+      </w:pPr>
+      <w:r>
+        <w:rPr>
+          <w:rStyle w:val="Strong"/>
+        </w:rPr>
         <w:t xml:space="preserve">Symptom: </w:t>
       </w:r>
       <w:r>
@@ -6100,7 +6484,7 @@
         <w:pStyle w:val="BodyText"/>
         <w:numPr>
           <w:ilvl w:val="1"/>
-          <w:numId w:val="14"/>
+          <w:numId w:val="15"/>
         </w:numPr>
         <w:tabs>
           <w:tab w:val="clear" w:pos="1134"/>
@@ -6158,7 +6542,7 @@
         <w:pStyle w:val="BodyText"/>
         <w:numPr>
           <w:ilvl w:val="1"/>
-          <w:numId w:val="14"/>
+          <w:numId w:val="15"/>
         </w:numPr>
         <w:tabs>
           <w:tab w:val="clear" w:pos="1134"/>
@@ -6218,7 +6602,7 @@
         <w:pStyle w:val="BodyText"/>
         <w:numPr>
           <w:ilvl w:val="1"/>
-          <w:numId w:val="14"/>
+          <w:numId w:val="15"/>
         </w:numPr>
         <w:tabs>
           <w:tab w:val="clear" w:pos="1134"/>
@@ -6276,7 +6660,7 @@
         <w:pStyle w:val="BodyText"/>
         <w:numPr>
           <w:ilvl w:val="1"/>
-          <w:numId w:val="14"/>
+          <w:numId w:val="15"/>
         </w:numPr>
         <w:tabs>
           <w:tab w:val="clear" w:pos="1134"/>
@@ -6336,8 +6720,8 @@
         <w:jc w:val="left"/>
         <w:rPr/>
       </w:pPr>
-      <w:bookmarkStart w:id="7" w:name="auto-wrap-up-clear-and-resume"/>
-      <w:bookmarkEnd w:id="7"/>
+      <w:bookmarkStart w:id="8" w:name="auto-wrap-up-clear-and-resume"/>
+      <w:bookmarkEnd w:id="8"/>
       <w:r>
         <w:rPr/>
         <w:t>Auto Wrap-Up, Clear and Resume</w:t>
@@ -6385,8 +6769,8 @@
         <w:jc w:val="left"/>
         <w:rPr/>
       </w:pPr>
-      <w:bookmarkStart w:id="8" w:name="auto-clear-did-nothing-on-windows"/>
-      <w:bookmarkEnd w:id="8"/>
+      <w:bookmarkStart w:id="9" w:name="auto-clear-did-nothing-on-windows"/>
+      <w:bookmarkEnd w:id="9"/>
       <w:r>
         <w:rPr/>
         <w:t>"Auto-Clear Did Nothing on Windows"</w:t>
@@ -6415,7 +6799,7 @@
         <w:pStyle w:val="BodyText"/>
         <w:numPr>
           <w:ilvl w:val="0"/>
-          <w:numId w:val="15"/>
+          <w:numId w:val="16"/>
         </w:numPr>
         <w:tabs>
           <w:tab w:val="clear" w:pos="1134"/>
@@ -6539,7 +6923,7 @@
         <w:pStyle w:val="BodyText"/>
         <w:numPr>
           <w:ilvl w:val="0"/>
-          <w:numId w:val="15"/>
+          <w:numId w:val="16"/>
         </w:numPr>
         <w:tabs>
           <w:tab w:val="clear" w:pos="1134"/>
@@ -6627,7 +7011,7 @@
         <w:pStyle w:val="BodyText"/>
         <w:numPr>
           <w:ilvl w:val="0"/>
-          <w:numId w:val="15"/>
+          <w:numId w:val="16"/>
         </w:numPr>
         <w:tabs>
           <w:tab w:val="clear" w:pos="1134"/>
@@ -6697,8 +7081,8 @@
         <w:jc w:val="left"/>
         <w:rPr/>
       </w:pPr>
-      <w:bookmarkStart w:id="9" w:name="claude-code-compacted-by-itself"/>
-      <w:bookmarkEnd w:id="9"/>
+      <w:bookmarkStart w:id="10" w:name="claude-code-compacted-by-itself"/>
+      <w:bookmarkEnd w:id="10"/>
       <w:r>
         <w:rPr/>
         <w:t>"Claude Code Compacted by Itself"</w:t>
@@ -6870,8 +7254,8 @@
         <w:jc w:val="left"/>
         <w:rPr/>
       </w:pPr>
-      <w:bookmarkStart w:id="10" w:name="turning-things-off"/>
-      <w:bookmarkEnd w:id="10"/>
+      <w:bookmarkStart w:id="11" w:name="turning-things-off"/>
+      <w:bookmarkEnd w:id="11"/>
       <w:r>
         <w:rPr/>
         <w:t>Turning Things Off</w:t>
@@ -6921,9 +7305,9 @@
     </w:p>
     <w:tbl>
       <w:tblPr>
-        <w:tblW w:w="11810" w:type="dxa"/>
+        <w:tblW w:w="11339" w:type="dxa"/>
         <w:jc w:val="left"/>
-        <w:tblInd w:w="0" w:type="dxa"/>
+        <w:tblInd w:w="28" w:type="dxa"/>
         <w:tblLayout w:type="fixed"/>
         <w:tblCellMar>
           <w:top w:w="28" w:type="dxa"/>
@@ -6933,10 +7317,10 @@
         </w:tblCellMar>
       </w:tblPr>
       <w:tblGrid>
-        <w:gridCol w:w="4730"/>
-        <w:gridCol w:w="1699"/>
-        <w:gridCol w:w="1841"/>
-        <w:gridCol w:w="3540"/>
+        <w:gridCol w:w="4621"/>
+        <w:gridCol w:w="1551"/>
+        <w:gridCol w:w="1790"/>
+        <w:gridCol w:w="3377"/>
       </w:tblGrid>
       <w:tr>
         <w:trPr>
@@ -6944,7 +7328,7 @@
         </w:trPr>
         <w:tc>
           <w:tcPr>
-            <w:tcW w:w="4730" w:type="dxa"/>
+            <w:tcW w:w="4621" w:type="dxa"/>
             <w:tcBorders/>
             <w:vAlign w:val="center"/>
           </w:tcPr>
@@ -6966,7 +7350,7 @@
         </w:tc>
         <w:tc>
           <w:tcPr>
-            <w:tcW w:w="1699" w:type="dxa"/>
+            <w:tcW w:w="1551" w:type="dxa"/>
             <w:tcBorders/>
             <w:vAlign w:val="center"/>
           </w:tcPr>
@@ -6988,7 +7372,7 @@
         </w:tc>
         <w:tc>
           <w:tcPr>
-            <w:tcW w:w="1841" w:type="dxa"/>
+            <w:tcW w:w="1790" w:type="dxa"/>
             <w:tcBorders/>
             <w:vAlign w:val="center"/>
           </w:tcPr>
@@ -7010,7 +7394,7 @@
         </w:tc>
         <w:tc>
           <w:tcPr>
-            <w:tcW w:w="3540" w:type="dxa"/>
+            <w:tcW w:w="3377" w:type="dxa"/>
             <w:tcBorders/>
             <w:vAlign w:val="center"/>
           </w:tcPr>
@@ -7035,7 +7419,7 @@
         <w:trPr/>
         <w:tc>
           <w:tcPr>
-            <w:tcW w:w="4730" w:type="dxa"/>
+            <w:tcW w:w="4621" w:type="dxa"/>
             <w:tcBorders/>
             <w:vAlign w:val="center"/>
           </w:tcPr>
@@ -7058,7 +7442,7 @@
         </w:tc>
         <w:tc>
           <w:tcPr>
-            <w:tcW w:w="1699" w:type="dxa"/>
+            <w:tcW w:w="1551" w:type="dxa"/>
             <w:tcBorders/>
             <w:vAlign w:val="center"/>
           </w:tcPr>
@@ -7079,7 +7463,7 @@
         </w:tc>
         <w:tc>
           <w:tcPr>
-            <w:tcW w:w="1841" w:type="dxa"/>
+            <w:tcW w:w="1790" w:type="dxa"/>
             <w:tcBorders/>
             <w:vAlign w:val="center"/>
           </w:tcPr>
@@ -7100,7 +7484,7 @@
         </w:tc>
         <w:tc>
           <w:tcPr>
-            <w:tcW w:w="3540" w:type="dxa"/>
+            <w:tcW w:w="3377" w:type="dxa"/>
             <w:tcBorders/>
             <w:vAlign w:val="center"/>
           </w:tcPr>
@@ -7140,7 +7524,7 @@
         <w:trPr/>
         <w:tc>
           <w:tcPr>
-            <w:tcW w:w="4730" w:type="dxa"/>
+            <w:tcW w:w="4621" w:type="dxa"/>
             <w:tcBorders/>
             <w:vAlign w:val="center"/>
           </w:tcPr>
@@ -7163,7 +7547,7 @@
         </w:tc>
         <w:tc>
           <w:tcPr>
-            <w:tcW w:w="1699" w:type="dxa"/>
+            <w:tcW w:w="1551" w:type="dxa"/>
             <w:tcBorders/>
             <w:vAlign w:val="center"/>
           </w:tcPr>
@@ -7184,7 +7568,7 @@
         </w:tc>
         <w:tc>
           <w:tcPr>
-            <w:tcW w:w="1841" w:type="dxa"/>
+            <w:tcW w:w="1790" w:type="dxa"/>
             <w:tcBorders/>
             <w:vAlign w:val="center"/>
           </w:tcPr>
@@ -7227,7 +7611,7 @@
         </w:tc>
         <w:tc>
           <w:tcPr>
-            <w:tcW w:w="3540" w:type="dxa"/>
+            <w:tcW w:w="3377" w:type="dxa"/>
             <w:tcBorders/>
             <w:vAlign w:val="center"/>
           </w:tcPr>
@@ -7257,7 +7641,7 @@
         <w:trPr/>
         <w:tc>
           <w:tcPr>
-            <w:tcW w:w="4730" w:type="dxa"/>
+            <w:tcW w:w="4621" w:type="dxa"/>
             <w:tcBorders/>
             <w:vAlign w:val="center"/>
           </w:tcPr>
@@ -7280,7 +7664,7 @@
         </w:tc>
         <w:tc>
           <w:tcPr>
-            <w:tcW w:w="1699" w:type="dxa"/>
+            <w:tcW w:w="1551" w:type="dxa"/>
             <w:tcBorders/>
             <w:vAlign w:val="center"/>
           </w:tcPr>
@@ -7301,7 +7685,7 @@
         </w:tc>
         <w:tc>
           <w:tcPr>
-            <w:tcW w:w="1841" w:type="dxa"/>
+            <w:tcW w:w="1790" w:type="dxa"/>
             <w:tcBorders/>
             <w:vAlign w:val="center"/>
           </w:tcPr>
@@ -7344,7 +7728,7 @@
         </w:tc>
         <w:tc>
           <w:tcPr>
-            <w:tcW w:w="3540" w:type="dxa"/>
+            <w:tcW w:w="3377" w:type="dxa"/>
             <w:tcBorders/>
             <w:vAlign w:val="center"/>
           </w:tcPr>
@@ -7374,7 +7758,7 @@
         <w:trPr/>
         <w:tc>
           <w:tcPr>
-            <w:tcW w:w="4730" w:type="dxa"/>
+            <w:tcW w:w="4621" w:type="dxa"/>
             <w:tcBorders/>
             <w:vAlign w:val="center"/>
           </w:tcPr>
@@ -7447,7 +7831,7 @@
         </w:tc>
         <w:tc>
           <w:tcPr>
-            <w:tcW w:w="1699" w:type="dxa"/>
+            <w:tcW w:w="1551" w:type="dxa"/>
             <w:tcBorders/>
             <w:vAlign w:val="center"/>
           </w:tcPr>
@@ -7468,7 +7852,7 @@
         </w:tc>
         <w:tc>
           <w:tcPr>
-            <w:tcW w:w="1841" w:type="dxa"/>
+            <w:tcW w:w="1790" w:type="dxa"/>
             <w:tcBorders/>
             <w:vAlign w:val="center"/>
           </w:tcPr>
@@ -7511,7 +7895,7 @@
         </w:tc>
         <w:tc>
           <w:tcPr>
-            <w:tcW w:w="3540" w:type="dxa"/>
+            <w:tcW w:w="3377" w:type="dxa"/>
             <w:tcBorders/>
             <w:vAlign w:val="center"/>
           </w:tcPr>
@@ -7545,7 +7929,7 @@
         <w:trPr/>
         <w:tc>
           <w:tcPr>
-            <w:tcW w:w="4730" w:type="dxa"/>
+            <w:tcW w:w="4621" w:type="dxa"/>
             <w:tcBorders/>
             <w:vAlign w:val="center"/>
           </w:tcPr>
@@ -7578,7 +7962,7 @@
         </w:tc>
         <w:tc>
           <w:tcPr>
-            <w:tcW w:w="1699" w:type="dxa"/>
+            <w:tcW w:w="1551" w:type="dxa"/>
             <w:tcBorders/>
             <w:vAlign w:val="center"/>
           </w:tcPr>
@@ -7599,7 +7983,7 @@
         </w:tc>
         <w:tc>
           <w:tcPr>
-            <w:tcW w:w="1841" w:type="dxa"/>
+            <w:tcW w:w="1790" w:type="dxa"/>
             <w:tcBorders/>
             <w:vAlign w:val="center"/>
           </w:tcPr>
@@ -7642,7 +8026,7 @@
         </w:tc>
         <w:tc>
           <w:tcPr>
-            <w:tcW w:w="3540" w:type="dxa"/>
+            <w:tcW w:w="3377" w:type="dxa"/>
             <w:tcBorders/>
             <w:vAlign w:val="center"/>
           </w:tcPr>
@@ -7672,7 +8056,7 @@
         <w:trPr/>
         <w:tc>
           <w:tcPr>
-            <w:tcW w:w="4730" w:type="dxa"/>
+            <w:tcW w:w="4621" w:type="dxa"/>
             <w:tcBorders/>
             <w:vAlign w:val="center"/>
           </w:tcPr>
@@ -7695,7 +8079,7 @@
         </w:tc>
         <w:tc>
           <w:tcPr>
-            <w:tcW w:w="1699" w:type="dxa"/>
+            <w:tcW w:w="1551" w:type="dxa"/>
             <w:tcBorders/>
             <w:vAlign w:val="center"/>
           </w:tcPr>
@@ -7716,7 +8100,7 @@
         </w:tc>
         <w:tc>
           <w:tcPr>
-            <w:tcW w:w="1841" w:type="dxa"/>
+            <w:tcW w:w="1790" w:type="dxa"/>
             <w:tcBorders/>
             <w:vAlign w:val="center"/>
           </w:tcPr>
@@ -7769,7 +8153,7 @@
         </w:tc>
         <w:tc>
           <w:tcPr>
-            <w:tcW w:w="3540" w:type="dxa"/>
+            <w:tcW w:w="3377" w:type="dxa"/>
             <w:tcBorders/>
             <w:vAlign w:val="center"/>
           </w:tcPr>
@@ -7799,7 +8183,7 @@
         <w:trPr/>
         <w:tc>
           <w:tcPr>
-            <w:tcW w:w="4730" w:type="dxa"/>
+            <w:tcW w:w="4621" w:type="dxa"/>
             <w:tcBorders/>
             <w:vAlign w:val="center"/>
           </w:tcPr>
@@ -7822,7 +8206,7 @@
         </w:tc>
         <w:tc>
           <w:tcPr>
-            <w:tcW w:w="1699" w:type="dxa"/>
+            <w:tcW w:w="1551" w:type="dxa"/>
             <w:tcBorders/>
             <w:vAlign w:val="center"/>
           </w:tcPr>
@@ -7843,7 +8227,7 @@
         </w:tc>
         <w:tc>
           <w:tcPr>
-            <w:tcW w:w="1841" w:type="dxa"/>
+            <w:tcW w:w="1790" w:type="dxa"/>
             <w:tcBorders/>
             <w:vAlign w:val="center"/>
           </w:tcPr>
@@ -7864,7 +8248,7 @@
         </w:tc>
         <w:tc>
           <w:tcPr>
-            <w:tcW w:w="3540" w:type="dxa"/>
+            <w:tcW w:w="3377" w:type="dxa"/>
             <w:tcBorders/>
             <w:vAlign w:val="center"/>
           </w:tcPr>
@@ -7924,7 +8308,7 @@
         <w:trPr/>
         <w:tc>
           <w:tcPr>
-            <w:tcW w:w="4730" w:type="dxa"/>
+            <w:tcW w:w="4621" w:type="dxa"/>
             <w:tcBorders/>
             <w:vAlign w:val="center"/>
           </w:tcPr>
@@ -7947,7 +8331,7 @@
         </w:tc>
         <w:tc>
           <w:tcPr>
-            <w:tcW w:w="1699" w:type="dxa"/>
+            <w:tcW w:w="1551" w:type="dxa"/>
             <w:tcBorders/>
             <w:vAlign w:val="center"/>
           </w:tcPr>
@@ -7968,7 +8352,7 @@
         </w:tc>
         <w:tc>
           <w:tcPr>
-            <w:tcW w:w="1841" w:type="dxa"/>
+            <w:tcW w:w="1790" w:type="dxa"/>
             <w:tcBorders/>
             <w:vAlign w:val="center"/>
           </w:tcPr>
@@ -7989,7 +8373,7 @@
         </w:tc>
         <w:tc>
           <w:tcPr>
-            <w:tcW w:w="3540" w:type="dxa"/>
+            <w:tcW w:w="3377" w:type="dxa"/>
             <w:tcBorders/>
             <w:vAlign w:val="center"/>
           </w:tcPr>
@@ -8019,7 +8403,7 @@
         <w:trPr/>
         <w:tc>
           <w:tcPr>
-            <w:tcW w:w="4730" w:type="dxa"/>
+            <w:tcW w:w="4621" w:type="dxa"/>
             <w:tcBorders/>
             <w:vAlign w:val="center"/>
           </w:tcPr>
@@ -8042,7 +8426,7 @@
         </w:tc>
         <w:tc>
           <w:tcPr>
-            <w:tcW w:w="1699" w:type="dxa"/>
+            <w:tcW w:w="1551" w:type="dxa"/>
             <w:tcBorders/>
             <w:vAlign w:val="center"/>
           </w:tcPr>
@@ -8063,7 +8447,7 @@
         </w:tc>
         <w:tc>
           <w:tcPr>
-            <w:tcW w:w="1841" w:type="dxa"/>
+            <w:tcW w:w="1790" w:type="dxa"/>
             <w:tcBorders/>
             <w:vAlign w:val="center"/>
           </w:tcPr>
@@ -8084,7 +8468,7 @@
         </w:tc>
         <w:tc>
           <w:tcPr>
-            <w:tcW w:w="3540" w:type="dxa"/>
+            <w:tcW w:w="3377" w:type="dxa"/>
             <w:tcBorders/>
             <w:vAlign w:val="center"/>
           </w:tcPr>
@@ -8124,7 +8508,7 @@
         <w:trPr/>
         <w:tc>
           <w:tcPr>
-            <w:tcW w:w="4730" w:type="dxa"/>
+            <w:tcW w:w="4621" w:type="dxa"/>
             <w:tcBorders/>
             <w:vAlign w:val="center"/>
           </w:tcPr>
@@ -8157,7 +8541,7 @@
         </w:tc>
         <w:tc>
           <w:tcPr>
-            <w:tcW w:w="1699" w:type="dxa"/>
+            <w:tcW w:w="1551" w:type="dxa"/>
             <w:tcBorders/>
             <w:vAlign w:val="center"/>
           </w:tcPr>
@@ -8178,7 +8562,7 @@
         </w:tc>
         <w:tc>
           <w:tcPr>
-            <w:tcW w:w="1841" w:type="dxa"/>
+            <w:tcW w:w="1790" w:type="dxa"/>
             <w:tcBorders/>
             <w:vAlign w:val="center"/>
           </w:tcPr>
@@ -8199,7 +8583,7 @@
         </w:tc>
         <w:tc>
           <w:tcPr>
-            <w:tcW w:w="3540" w:type="dxa"/>
+            <w:tcW w:w="3377" w:type="dxa"/>
             <w:tcBorders/>
             <w:vAlign w:val="center"/>
           </w:tcPr>
@@ -8223,7 +8607,7 @@
         <w:trPr/>
         <w:tc>
           <w:tcPr>
-            <w:tcW w:w="4730" w:type="dxa"/>
+            <w:tcW w:w="4621" w:type="dxa"/>
             <w:tcBorders/>
             <w:vAlign w:val="center"/>
           </w:tcPr>
@@ -8246,7 +8630,7 @@
         </w:tc>
         <w:tc>
           <w:tcPr>
-            <w:tcW w:w="1699" w:type="dxa"/>
+            <w:tcW w:w="1551" w:type="dxa"/>
             <w:tcBorders/>
             <w:vAlign w:val="center"/>
           </w:tcPr>
@@ -8267,7 +8651,7 @@
         </w:tc>
         <w:tc>
           <w:tcPr>
-            <w:tcW w:w="1841" w:type="dxa"/>
+            <w:tcW w:w="1790" w:type="dxa"/>
             <w:tcBorders/>
             <w:vAlign w:val="center"/>
           </w:tcPr>
@@ -8294,7 +8678,7 @@
         </w:tc>
         <w:tc>
           <w:tcPr>
-            <w:tcW w:w="3540" w:type="dxa"/>
+            <w:tcW w:w="3377" w:type="dxa"/>
             <w:tcBorders/>
             <w:vAlign w:val="center"/>
           </w:tcPr>
@@ -8334,7 +8718,7 @@
         <w:trPr/>
         <w:tc>
           <w:tcPr>
-            <w:tcW w:w="4730" w:type="dxa"/>
+            <w:tcW w:w="4621" w:type="dxa"/>
             <w:tcBorders/>
             <w:vAlign w:val="center"/>
           </w:tcPr>
@@ -8357,7 +8741,7 @@
         </w:tc>
         <w:tc>
           <w:tcPr>
-            <w:tcW w:w="1699" w:type="dxa"/>
+            <w:tcW w:w="1551" w:type="dxa"/>
             <w:tcBorders/>
             <w:vAlign w:val="center"/>
           </w:tcPr>
@@ -8378,7 +8762,7 @@
         </w:tc>
         <w:tc>
           <w:tcPr>
-            <w:tcW w:w="1841" w:type="dxa"/>
+            <w:tcW w:w="1790" w:type="dxa"/>
             <w:tcBorders/>
             <w:vAlign w:val="center"/>
           </w:tcPr>
@@ -8399,7 +8783,7 @@
         </w:tc>
         <w:tc>
           <w:tcPr>
-            <w:tcW w:w="3540" w:type="dxa"/>
+            <w:tcW w:w="3377" w:type="dxa"/>
             <w:tcBorders/>
             <w:vAlign w:val="center"/>
           </w:tcPr>
@@ -8429,7 +8813,7 @@
         <w:trPr/>
         <w:tc>
           <w:tcPr>
-            <w:tcW w:w="4730" w:type="dxa"/>
+            <w:tcW w:w="4621" w:type="dxa"/>
             <w:tcBorders/>
             <w:vAlign w:val="center"/>
           </w:tcPr>
@@ -8452,7 +8836,7 @@
         </w:tc>
         <w:tc>
           <w:tcPr>
-            <w:tcW w:w="1699" w:type="dxa"/>
+            <w:tcW w:w="1551" w:type="dxa"/>
             <w:tcBorders/>
             <w:vAlign w:val="center"/>
           </w:tcPr>
@@ -8473,7 +8857,7 @@
         </w:tc>
         <w:tc>
           <w:tcPr>
-            <w:tcW w:w="1841" w:type="dxa"/>
+            <w:tcW w:w="1790" w:type="dxa"/>
             <w:tcBorders/>
             <w:vAlign w:val="center"/>
           </w:tcPr>
@@ -8504,7 +8888,7 @@
         </w:tc>
         <w:tc>
           <w:tcPr>
-            <w:tcW w:w="3540" w:type="dxa"/>
+            <w:tcW w:w="3377" w:type="dxa"/>
             <w:tcBorders/>
             <w:vAlign w:val="center"/>
           </w:tcPr>
@@ -8641,8 +9025,8 @@
         <w:jc w:val="left"/>
         <w:rPr/>
       </w:pPr>
-      <w:bookmarkStart w:id="11" w:name="web-testing"/>
-      <w:bookmarkEnd w:id="11"/>
+      <w:bookmarkStart w:id="12" w:name="web-testing"/>
+      <w:bookmarkEnd w:id="12"/>
       <w:r>
         <w:rPr/>
         <w:t>Web Testing</w:t>
@@ -8681,7 +9065,7 @@
         <w:pStyle w:val="BodyText"/>
         <w:numPr>
           <w:ilvl w:val="0"/>
-          <w:numId w:val="16"/>
+          <w:numId w:val="17"/>
         </w:numPr>
         <w:tabs>
           <w:tab w:val="clear" w:pos="1134"/>
@@ -8755,7 +9139,7 @@
         <w:pStyle w:val="BodyText"/>
         <w:numPr>
           <w:ilvl w:val="0"/>
-          <w:numId w:val="16"/>
+          <w:numId w:val="17"/>
         </w:numPr>
         <w:tabs>
           <w:tab w:val="clear" w:pos="1134"/>
@@ -8806,176 +9190,6 @@
       <w:r>
         <w:rPr/>
         <w:t xml:space="preserve">) skips the OS packages Chromium needs and produces a browser that launches, then crashes on first navigation. </w:t>
-      </w:r>
-    </w:p>
-    <w:p>
-      <w:pPr>
-        <w:pStyle w:val="BodyText"/>
-        <w:numPr>
-          <w:ilvl w:val="0"/>
-          <w:numId w:val="16"/>
-        </w:numPr>
-        <w:tabs>
-          <w:tab w:val="clear" w:pos="1134"/>
-          <w:tab w:val="left" w:pos="829" w:leader="none"/>
-        </w:tabs>
-        <w:bidi w:val="0"/>
-        <w:spacing w:before="120" w:after="0"/>
-        <w:ind w:hanging="283" w:left="829"/>
-        <w:jc w:val="left"/>
-        <w:rPr/>
-      </w:pPr>
-      <w:r>
-        <w:rPr>
-          <w:rStyle w:val="Strong"/>
-        </w:rPr>
-        <w:t>Docker absent -&gt; visual UNVERIFIED, not a fail.</w:t>
-      </w:r>
-      <w:r>
-        <w:rPr/>
-        <w:t xml:space="preserve"> </w:t>
-      </w:r>
-      <w:r>
-        <w:rPr>
-          <w:rStyle w:val="SourceText"/>
-        </w:rPr>
-        <w:t>toHaveScreenshot</w:t>
-      </w:r>
-      <w:r>
-        <w:rPr/>
-        <w:t xml:space="preserve"> baselines are only meaningful when generated inside </w:t>
-      </w:r>
-      <w:r>
-        <w:rPr>
-          <w:rStyle w:val="SourceText"/>
-        </w:rPr>
-        <w:t>mcr.microsoft.com/playwright:v1.63.0-noble</w:t>
-      </w:r>
-      <w:r>
-        <w:rPr/>
-        <w:t xml:space="preserve"> — the installer warns rather than blocking when Docker is missing, and the visual </w:t>
-      </w:r>
-      <w:r>
-        <w:rPr>
-          <w:rStyle w:val="SourceText"/>
-        </w:rPr>
-        <w:t>verify.json</w:t>
-      </w:r>
-      <w:r>
-        <w:rPr/>
-        <w:t xml:space="preserve"> rule is written to skip (report UNVERIFIED) outside that image rather than compare against a baseline that can never match. </w:t>
-      </w:r>
-    </w:p>
-    <w:p>
-      <w:pPr>
-        <w:pStyle w:val="BodyText"/>
-        <w:numPr>
-          <w:ilvl w:val="0"/>
-          <w:numId w:val="16"/>
-        </w:numPr>
-        <w:tabs>
-          <w:tab w:val="clear" w:pos="1134"/>
-          <w:tab w:val="left" w:pos="829" w:leader="none"/>
-        </w:tabs>
-        <w:bidi w:val="0"/>
-        <w:ind w:hanging="283" w:left="829"/>
-        <w:jc w:val="left"/>
-        <w:rPr/>
-      </w:pPr>
-      <w:r>
-        <w:rPr>
-          <w:rStyle w:val="Strong"/>
-        </w:rPr>
-        <w:t>MCP server won't connect on Windows.</w:t>
-      </w:r>
-      <w:r>
-        <w:rPr/>
-        <w:t xml:space="preserve"> Both </w:t>
-      </w:r>
-      <w:r>
-        <w:rPr>
-          <w:rStyle w:val="SourceText"/>
-        </w:rPr>
-        <w:t>@playwright/mcp</w:t>
-      </w:r>
-      <w:r>
-        <w:rPr/>
-        <w:t xml:space="preserve"> and </w:t>
-      </w:r>
-      <w:r>
-        <w:rPr>
-          <w:rStyle w:val="SourceText"/>
-        </w:rPr>
-        <w:t>chrome-devtools-mcp</w:t>
-      </w:r>
-      <w:r>
-        <w:rPr/>
-        <w:t xml:space="preserve"> are launched with </w:t>
-      </w:r>
-      <w:r>
-        <w:rPr>
-          <w:rStyle w:val="SourceText"/>
-        </w:rPr>
-        <w:t>npx</w:t>
-      </w:r>
-      <w:r>
-        <w:rPr/>
-        <w:t xml:space="preserve">, which the MCP host cannot invoke directly on Windows — wrap the entry as </w:t>
-      </w:r>
-      <w:r>
-        <w:rPr>
-          <w:rStyle w:val="SourceText"/>
-        </w:rPr>
-        <w:t>"command": "cmd", "args": ["/c", "npx", ...]</w:t>
-      </w:r>
-      <w:r>
-        <w:rPr/>
-        <w:t xml:space="preserve"> in </w:t>
-      </w:r>
-      <w:r>
-        <w:rPr>
-          <w:rStyle w:val="SourceText"/>
-        </w:rPr>
-        <w:t>.mcp.json</w:t>
-      </w:r>
-      <w:r>
-        <w:rPr/>
-        <w:t xml:space="preserve"> (documented in chrome-devtools-mcp's own troubleshooting for the "Connection closed" failure); the </w:t>
-      </w:r>
-      <w:r>
-        <w:rPr>
-          <w:rStyle w:val="SourceText"/>
-        </w:rPr>
-        <w:t>stack-web</w:t>
-      </w:r>
-      <w:r>
-        <w:rPr/>
-        <w:t xml:space="preserve"> skill's </w:t>
-      </w:r>
-      <w:r>
-        <w:rPr>
-          <w:rStyle w:val="SourceText"/>
-        </w:rPr>
-        <w:t>.mcp.json</w:t>
-      </w:r>
-      <w:r>
-        <w:rPr/>
-        <w:t xml:space="preserve"> example already shows this. </w:t>
-      </w:r>
-    </w:p>
-    <w:p>
-      <w:pPr>
-        <w:pStyle w:val="Heading2"/>
-        <w:bidi w:val="0"/>
-        <w:ind w:hanging="0" w:left="0" w:right="0"/>
-        <w:jc w:val="left"/>
-        <w:rPr/>
-      </w:pPr>
-      <w:bookmarkStart w:id="12" w:name="windows-notes"/>
-      <w:bookmarkEnd w:id="12"/>
-      <w:r>
-        <w:rPr/>
-        <w:t>Windows Notes</w:t>
       </w:r>
     </w:p>
     <w:p>
@@ -8997,41 +9211,43 @@
       </w:pPr>
       <w:r>
         <w:rPr>
-          <w:rStyle w:val="SourceText"/>
-        </w:rPr>
-        <w:t>pwsh</w:t>
-      </w:r>
-      <w:r>
-        <w:rPr>
           <w:rStyle w:val="Strong"/>
         </w:rPr>
-        <w:t xml:space="preserve"> is not on Git Bash's </w:t>
-      </w:r>
-      <w:r>
-        <w:rPr>
-          <w:rStyle w:val="SourceText"/>
-        </w:rPr>
-        <w:t>PATH</w:t>
-      </w:r>
-      <w:r>
-        <w:rPr>
-          <w:rStyle w:val="Strong"/>
-        </w:rPr>
-        <w:t>.</w:t>
-      </w:r>
-      <w:r>
-        <w:rPr/>
-        <w:t xml:space="preserve"> Every script that shells out to PowerShell names it by an absolute path or resolves it explicitly; a bare </w:t>
-      </w:r>
-      <w:r>
-        <w:rPr>
-          <w:rStyle w:val="SourceText"/>
-        </w:rPr>
-        <w:t>pwsh</w:t>
-      </w:r>
-      <w:r>
-        <w:rPr/>
-        <w:t xml:space="preserve"> in a hand-typed command fails as "command not found", which is easy to misread as PowerShell itself being broken. </w:t>
+        <w:t>Docker absent -&gt; visual UNVERIFIED, not a fail.</w:t>
+      </w:r>
+      <w:r>
+        <w:rPr/>
+        <w:t xml:space="preserve"> </w:t>
+      </w:r>
+      <w:r>
+        <w:rPr>
+          <w:rStyle w:val="SourceText"/>
+        </w:rPr>
+        <w:t>toHaveScreenshot</w:t>
+      </w:r>
+      <w:r>
+        <w:rPr/>
+        <w:t xml:space="preserve"> baselines are only meaningful when generated inside </w:t>
+      </w:r>
+      <w:r>
+        <w:rPr>
+          <w:rStyle w:val="SourceText"/>
+        </w:rPr>
+        <w:t>mcr.microsoft.com/playwright:v1.63.0-noble</w:t>
+      </w:r>
+      <w:r>
+        <w:rPr/>
+        <w:t xml:space="preserve"> — the installer warns rather than blocking when Docker is missing, and the visual </w:t>
+      </w:r>
+      <w:r>
+        <w:rPr>
+          <w:rStyle w:val="SourceText"/>
+        </w:rPr>
+        <w:t>verify.json</w:t>
+      </w:r>
+      <w:r>
+        <w:rPr/>
+        <w:t xml:space="preserve"> rule is written to skip (report UNVERIFIED) outside that image rather than compare against a baseline that can never match. </w:t>
       </w:r>
     </w:p>
     <w:p>
@@ -9046,7 +9262,6 @@
           <w:tab w:val="left" w:pos="829" w:leader="none"/>
         </w:tabs>
         <w:bidi w:val="0"/>
-        <w:spacing w:before="120" w:after="0"/>
         <w:ind w:hanging="283" w:left="829"/>
         <w:jc w:val="left"/>
         <w:rPr/>
@@ -9055,116 +9270,17 @@
         <w:rPr>
           <w:rStyle w:val="Strong"/>
         </w:rPr>
-        <w:t xml:space="preserve">Git Bash ships without </w:t>
-      </w:r>
-      <w:r>
-        <w:rPr>
-          <w:rStyle w:val="SourceText"/>
-        </w:rPr>
-        <w:t>python3</w:t>
-      </w:r>
-      <w:r>
-        <w:rPr>
-          <w:rStyle w:val="Strong"/>
-        </w:rPr>
-        <w:t>.</w:t>
-      </w:r>
-      <w:r>
-        <w:rPr/>
-        <w:t xml:space="preserve"> Every hook wrapper here resolves </w:t>
-      </w:r>
-      <w:r>
-        <w:rPr>
-          <w:rStyle w:val="SourceText"/>
-        </w:rPr>
-        <w:t>python3</w:t>
-      </w:r>
-      <w:r>
-        <w:rPr/>
-        <w:t xml:space="preserve">, then </w:t>
-      </w:r>
-      <w:r>
-        <w:rPr>
-          <w:rStyle w:val="SourceText"/>
-        </w:rPr>
-        <w:t>python</w:t>
-      </w:r>
-      <w:r>
-        <w:rPr/>
-        <w:t xml:space="preserve">, then </w:t>
-      </w:r>
-      <w:r>
-        <w:rPr>
-          <w:rStyle w:val="SourceText"/>
-        </w:rPr>
-        <w:t>py</w:t>
-      </w:r>
-      <w:r>
-        <w:rPr/>
-        <w:t xml:space="preserve">, and fails loudly on stderr rather than silently standing down when none resolves (see "no-python fail-closed", above). If a hook you expect to run says nothing at all, check for a usable Python on </w:t>
-      </w:r>
-      <w:r>
-        <w:rPr>
-          <w:rStyle w:val="SourceText"/>
-        </w:rPr>
-        <w:t>PATH</w:t>
-      </w:r>
-      <w:r>
-        <w:rPr/>
-        <w:t xml:space="preserve"> first. </w:t>
-      </w:r>
-    </w:p>
-    <w:p>
-      <w:pPr>
-        <w:pStyle w:val="BodyText"/>
-        <w:numPr>
-          <w:ilvl w:val="0"/>
-          <w:numId w:val="17"/>
-        </w:numPr>
-        <w:tabs>
-          <w:tab w:val="clear" w:pos="1134"/>
-          <w:tab w:val="left" w:pos="829" w:leader="none"/>
-        </w:tabs>
-        <w:bidi w:val="0"/>
-        <w:ind w:hanging="283" w:left="829"/>
-        <w:jc w:val="left"/>
-        <w:rPr/>
-      </w:pPr>
-      <w:r>
-        <w:rPr>
-          <w:rStyle w:val="Strong"/>
-        </w:rPr>
-        <w:t>Both flavours are always registered.</w:t>
-      </w:r>
-      <w:r>
-        <w:rPr/>
-        <w:t xml:space="preserve"> </w:t>
-      </w:r>
-      <w:r>
-        <w:rPr>
-          <w:rStyle w:val="SourceText"/>
-        </w:rPr>
-        <w:t>hooks.json</w:t>
-      </w:r>
-      <w:r>
-        <w:rPr/>
-        <w:t xml:space="preserve"> pairs every bash command with a </w:t>
-      </w:r>
-      <w:r>
-        <w:rPr>
-          <w:rStyle w:val="SourceText"/>
-        </w:rPr>
-        <w:t>shell: "powershell"</w:t>
-      </w:r>
-      <w:r>
-        <w:rPr/>
-        <w:t xml:space="preserve"> sibling on the same event, so a machine with both </w:t>
-      </w:r>
-      <w:r>
-        <w:rPr>
-          <w:rStyle w:val="SourceText"/>
-        </w:rPr>
-        <w:t>bash</w:t>
+        <w:t>MCP server won't connect on Windows.</w:t>
+      </w:r>
+      <w:r>
+        <w:rPr/>
+        <w:t xml:space="preserve"> Both </w:t>
+      </w:r>
+      <w:r>
+        <w:rPr>
+          <w:rStyle w:val="SourceText"/>
+        </w:rPr>
+        <w:t>@playwright/mcp</w:t>
       </w:r>
       <w:r>
         <w:rPr/>
@@ -9174,21 +9290,61 @@
         <w:rPr>
           <w:rStyle w:val="SourceText"/>
         </w:rPr>
-        <w:t>pwsh</w:t>
-      </w:r>
-      <w:r>
-        <w:rPr/>
-        <w:t xml:space="preserve"> present runs both. This is not double-firing to fix — it is how the same hook reaches both shells; each PowerShell twin stands itself down on the wrong platform (</w:t>
-      </w:r>
-      <w:r>
-        <w:rPr>
-          <w:rStyle w:val="SourceText"/>
-        </w:rPr>
-        <w:t>$env:OS -ne 'Windows_NT'</w:t>
-      </w:r>
-      <w:r>
-        <w:rPr/>
-        <w:t xml:space="preserve">) rather than the bash twin doing that job. </w:t>
+        <w:t>chrome-devtools-mcp</w:t>
+      </w:r>
+      <w:r>
+        <w:rPr/>
+        <w:t xml:space="preserve"> are launched with </w:t>
+      </w:r>
+      <w:r>
+        <w:rPr>
+          <w:rStyle w:val="SourceText"/>
+        </w:rPr>
+        <w:t>npx</w:t>
+      </w:r>
+      <w:r>
+        <w:rPr/>
+        <w:t xml:space="preserve">, which the MCP host cannot invoke directly on Windows — wrap the entry as </w:t>
+      </w:r>
+      <w:r>
+        <w:rPr>
+          <w:rStyle w:val="SourceText"/>
+        </w:rPr>
+        <w:t>"command": "cmd", "args": ["/c", "npx", ...]</w:t>
+      </w:r>
+      <w:r>
+        <w:rPr/>
+        <w:t xml:space="preserve"> in </w:t>
+      </w:r>
+      <w:r>
+        <w:rPr>
+          <w:rStyle w:val="SourceText"/>
+        </w:rPr>
+        <w:t>.mcp.json</w:t>
+      </w:r>
+      <w:r>
+        <w:rPr/>
+        <w:t xml:space="preserve"> (documented in chrome-devtools-mcp's own troubleshooting for the "Connection closed" failure); the </w:t>
+      </w:r>
+      <w:r>
+        <w:rPr>
+          <w:rStyle w:val="SourceText"/>
+        </w:rPr>
+        <w:t>stack-web</w:t>
+      </w:r>
+      <w:r>
+        <w:rPr/>
+        <w:t xml:space="preserve"> skill's </w:t>
+      </w:r>
+      <w:r>
+        <w:rPr>
+          <w:rStyle w:val="SourceText"/>
+        </w:rPr>
+        <w:t>.mcp.json</w:t>
+      </w:r>
+      <w:r>
+        <w:rPr/>
+        <w:t xml:space="preserve"> example already shows this. </w:t>
       </w:r>
     </w:p>
     <w:p>
@@ -9199,48 +9355,11 @@
         <w:jc w:val="left"/>
         <w:rPr/>
       </w:pPr>
-      <w:bookmarkStart w:id="13" w:name="auto-wrap-up-auto-clear-and-auto-resume"/>
+      <w:bookmarkStart w:id="13" w:name="windows-notes"/>
       <w:bookmarkEnd w:id="13"/>
       <w:r>
         <w:rPr/>
-        <w:t>Auto Wrap-Up, Auto-Clear and Auto-Resume</w:t>
-      </w:r>
-    </w:p>
-    <w:p>
-      <w:pPr>
-        <w:pStyle w:val="BodyText"/>
-        <w:bidi w:val="0"/>
-        <w:jc w:val="left"/>
-        <w:rPr/>
-      </w:pPr>
-      <w:r>
-        <w:rPr/>
-        <w:t>This section is folded into the troubleshooting guide (</w:t>
-      </w:r>
-      <w:r>
-        <w:rPr>
-          <w:rStyle w:val="SourceText"/>
-        </w:rPr>
-        <w:t>troubleshooting.md</w:t>
-      </w:r>
-      <w:r>
-        <w:rPr/>
-        <w:t>), linked from it as "Auto wrap-up, clear and resume". It covers the cycle that lets a long session finish itself cleanly, clear, and pick up where it stopped.</w:t>
-      </w:r>
-    </w:p>
-    <w:p>
-      <w:pPr>
-        <w:pStyle w:val="Heading3"/>
-        <w:bidi w:val="0"/>
-        <w:ind w:hanging="0" w:left="0" w:right="0"/>
-        <w:jc w:val="left"/>
-        <w:rPr/>
-      </w:pPr>
-      <w:bookmarkStart w:id="14" w:name="what-the-cycle-does"/>
-      <w:bookmarkEnd w:id="14"/>
-      <w:r>
-        <w:rPr/>
-        <w:t>What the Cycle Does</w:t>
+        <w:t>Windows Notes</w:t>
       </w:r>
     </w:p>
     <w:p>
@@ -9262,33 +9381,41 @@
       </w:pPr>
       <w:r>
         <w:rPr>
+          <w:rStyle w:val="SourceText"/>
+        </w:rPr>
+        <w:t>pwsh</w:t>
+      </w:r>
+      <w:r>
+        <w:rPr>
           <w:rStyle w:val="Strong"/>
         </w:rPr>
-        <w:t>Wrap-up.</w:t>
-      </w:r>
-      <w:r>
-        <w:rPr/>
-        <w:t xml:space="preserve"> When the context window crosses its threshold, the </w:t>
-      </w:r>
-      <w:r>
-        <w:rPr>
-          <w:rStyle w:val="SourceText"/>
-        </w:rPr>
-        <w:t>Stop</w:t>
-      </w:r>
-      <w:r>
-        <w:rPr/>
-        <w:t xml:space="preserve"> hook blocks once. It asks the session to finish or park the change in flight, write </w:t>
-      </w:r>
-      <w:r>
-        <w:rPr>
-          <w:rStyle w:val="SourceText"/>
-        </w:rPr>
-        <w:t>.work/HANDOFF.md</w:t>
-      </w:r>
-      <w:r>
-        <w:rPr/>
-        <w:t xml:space="preserve">, and update the ticket. This happens once for each threshold crossing in each session. It never happens on the forced continuation that follows a block. </w:t>
+        <w:t xml:space="preserve"> is not on Git Bash's </w:t>
+      </w:r>
+      <w:r>
+        <w:rPr>
+          <w:rStyle w:val="SourceText"/>
+        </w:rPr>
+        <w:t>PATH</w:t>
+      </w:r>
+      <w:r>
+        <w:rPr>
+          <w:rStyle w:val="Strong"/>
+        </w:rPr>
+        <w:t>.</w:t>
+      </w:r>
+      <w:r>
+        <w:rPr/>
+        <w:t xml:space="preserve"> Every script that shells out to PowerShell names it by an absolute path or resolves it explicitly; a bare </w:t>
+      </w:r>
+      <w:r>
+        <w:rPr>
+          <w:rStyle w:val="SourceText"/>
+        </w:rPr>
+        <w:t>pwsh</w:t>
+      </w:r>
+      <w:r>
+        <w:rPr/>
+        <w:t xml:space="preserve"> in a hand-typed command fails as "command not found", which is easy to misread as PowerShell itself being broken. </w:t>
       </w:r>
     </w:p>
     <w:p>
@@ -9303,6 +9430,7 @@
           <w:tab w:val="left" w:pos="829" w:leader="none"/>
         </w:tabs>
         <w:bidi w:val="0"/>
+        <w:spacing w:before="120" w:after="0"/>
         <w:ind w:hanging="283" w:left="829"/>
         <w:jc w:val="left"/>
         <w:rPr/>
@@ -9311,67 +9439,116 @@
         <w:rPr>
           <w:rStyle w:val="Strong"/>
         </w:rPr>
-        <w:t>Clear, or notify.</w:t>
-      </w:r>
-      <w:r>
-        <w:rPr/>
-        <w:t xml:space="preserve"> After the handoff is written, auto-clear acts on it. What it does depends on </w:t>
-      </w:r>
-      <w:r>
-        <w:rPr>
-          <w:rStyle w:val="SourceText"/>
-        </w:rPr>
-        <w:t>method</w:t>
-      </w:r>
-      <w:r>
-        <w:rPr/>
-        <w:t xml:space="preserve"> (below): </w:t>
-      </w:r>
-      <w:r>
-        <w:rPr>
-          <w:rStyle w:val="SourceText"/>
-        </w:rPr>
-        <w:t>notify</w:t>
-      </w:r>
-      <w:r>
-        <w:rPr/>
-        <w:t xml:space="preserve"> (the default on native Windows) prints a message telling you the handoff is written and it is safe to run </w:t>
-      </w:r>
-      <w:r>
-        <w:rPr>
-          <w:rStyle w:val="SourceText"/>
-        </w:rPr>
-        <w:t>/clear</w:t>
-      </w:r>
-      <w:r>
-        <w:rPr/>
-        <w:t xml:space="preserve"> (or </w:t>
-      </w:r>
-      <w:r>
-        <w:rPr>
-          <w:rStyle w:val="SourceText"/>
-        </w:rPr>
-        <w:t>/compact</w:t>
-      </w:r>
-      <w:r>
-        <w:rPr/>
-        <w:t xml:space="preserve">) yourself — it types nothing. </w:t>
-      </w:r>
-      <w:r>
-        <w:rPr>
-          <w:rStyle w:val="SourceText"/>
-        </w:rPr>
-        <w:t>tmux</w:t>
-      </w:r>
-      <w:r>
-        <w:rPr/>
-        <w:t xml:space="preserve">, </w:t>
-      </w:r>
-      <w:r>
-        <w:rPr>
-          <w:rStyle w:val="SourceText"/>
-        </w:rPr>
-        <w:t>xdotool</w:t>
+        <w:t xml:space="preserve">Git Bash ships without </w:t>
+      </w:r>
+      <w:r>
+        <w:rPr>
+          <w:rStyle w:val="SourceText"/>
+        </w:rPr>
+        <w:t>python3</w:t>
+      </w:r>
+      <w:r>
+        <w:rPr>
+          <w:rStyle w:val="Strong"/>
+        </w:rPr>
+        <w:t>.</w:t>
+      </w:r>
+      <w:r>
+        <w:rPr/>
+        <w:t xml:space="preserve"> Every hook wrapper here resolves </w:t>
+      </w:r>
+      <w:r>
+        <w:rPr>
+          <w:rStyle w:val="SourceText"/>
+        </w:rPr>
+        <w:t>python3</w:t>
+      </w:r>
+      <w:r>
+        <w:rPr/>
+        <w:t xml:space="preserve">, then </w:t>
+      </w:r>
+      <w:r>
+        <w:rPr>
+          <w:rStyle w:val="SourceText"/>
+        </w:rPr>
+        <w:t>python</w:t>
+      </w:r>
+      <w:r>
+        <w:rPr/>
+        <w:t xml:space="preserve">, then </w:t>
+      </w:r>
+      <w:r>
+        <w:rPr>
+          <w:rStyle w:val="SourceText"/>
+        </w:rPr>
+        <w:t>py</w:t>
+      </w:r>
+      <w:r>
+        <w:rPr/>
+        <w:t xml:space="preserve">, and fails loudly on stderr rather than silently standing down when none resolves (see "no-python fail-closed", above). If a hook you expect to run says nothing at all, check for a usable Python on </w:t>
+      </w:r>
+      <w:r>
+        <w:rPr>
+          <w:rStyle w:val="SourceText"/>
+        </w:rPr>
+        <w:t>PATH</w:t>
+      </w:r>
+      <w:r>
+        <w:rPr/>
+        <w:t xml:space="preserve"> first. </w:t>
+      </w:r>
+    </w:p>
+    <w:p>
+      <w:pPr>
+        <w:pStyle w:val="BodyText"/>
+        <w:numPr>
+          <w:ilvl w:val="0"/>
+          <w:numId w:val="18"/>
+        </w:numPr>
+        <w:tabs>
+          <w:tab w:val="clear" w:pos="1134"/>
+          <w:tab w:val="left" w:pos="829" w:leader="none"/>
+        </w:tabs>
+        <w:bidi w:val="0"/>
+        <w:ind w:hanging="283" w:left="829"/>
+        <w:jc w:val="left"/>
+        <w:rPr/>
+      </w:pPr>
+      <w:r>
+        <w:rPr>
+          <w:rStyle w:val="Strong"/>
+        </w:rPr>
+        <w:t>Both flavours are always registered.</w:t>
+      </w:r>
+      <w:r>
+        <w:rPr/>
+        <w:t xml:space="preserve"> </w:t>
+      </w:r>
+      <w:r>
+        <w:rPr>
+          <w:rStyle w:val="SourceText"/>
+        </w:rPr>
+        <w:t>hooks.json</w:t>
+      </w:r>
+      <w:r>
+        <w:rPr/>
+        <w:t xml:space="preserve"> pairs every bash command with a </w:t>
+      </w:r>
+      <w:r>
+        <w:rPr>
+          <w:rStyle w:val="SourceText"/>
+        </w:rPr>
+        <w:t>shell: "powershell"</w:t>
+      </w:r>
+      <w:r>
+        <w:rPr/>
+        <w:t xml:space="preserve"> sibling on the same event, so a machine with both </w:t>
+      </w:r>
+      <w:r>
+        <w:rPr>
+          <w:rStyle w:val="SourceText"/>
+        </w:rPr>
+        <w:t>bash</w:t>
       </w:r>
       <w:r>
         <w:rPr/>
@@ -9381,51 +9558,36 @@
         <w:rPr>
           <w:rStyle w:val="SourceText"/>
         </w:rPr>
-        <w:t>sendkeys</w:t>
-      </w:r>
-      <w:r>
-        <w:rPr/>
-        <w:t xml:space="preserve"> actually type the configured command into the terminal that runs this session. Whichever method is in force, it acts only when all four of these hold: - this machine opted in; - the handoff was written by this session after the wrap-up request, is longer than a stub, and is not the automatic PreCompact skeleton; - the context reading that caused the wrap-up was a real measurement (see "When it will not clear"); - for a method that types (</w:t>
-      </w:r>
-      <w:r>
-        <w:rPr>
-          <w:rStyle w:val="SourceText"/>
-        </w:rPr>
-        <w:t>tmux</w:t>
-      </w:r>
-      <w:r>
-        <w:rPr/>
-        <w:t>/</w:t>
-      </w:r>
-      <w:r>
-        <w:rPr>
-          <w:rStyle w:val="SourceText"/>
-        </w:rPr>
-        <w:t>xdotool</w:t>
-      </w:r>
-      <w:r>
-        <w:rPr/>
-        <w:t>/</w:t>
-      </w:r>
-      <w:r>
-        <w:rPr>
-          <w:rStyle w:val="SourceText"/>
-        </w:rPr>
-        <w:t>sendkeys</w:t>
-      </w:r>
-      <w:r>
-        <w:rPr/>
-        <w:t xml:space="preserve">), the target window can be identified exactly — </w:t>
-      </w:r>
-      <w:r>
-        <w:rPr>
-          <w:rStyle w:val="SourceText"/>
-        </w:rPr>
-        <w:t>notify</w:t>
-      </w:r>
-      <w:r>
-        <w:rPr/>
-        <w:t xml:space="preserve"> needs none of this, since it identifies no window. </w:t>
+        <w:t>pwsh</w:t>
+      </w:r>
+      <w:r>
+        <w:rPr/>
+        <w:t xml:space="preserve"> present runs both. This is not double-firing to fix — it is how the same hook reaches both shells; each PowerShell twin stands itself down on the wrong platform (</w:t>
+      </w:r>
+      <w:r>
+        <w:rPr>
+          <w:rStyle w:val="SourceText"/>
+        </w:rPr>
+        <w:t>$env:OS -ne 'Windows_NT'</w:t>
+      </w:r>
+      <w:r>
+        <w:rPr/>
+        <w:t xml:space="preserve">) rather than the bash twin doing that job. </w:t>
+      </w:r>
+    </w:p>
+    <w:p>
+      <w:pPr>
+        <w:pStyle w:val="Heading2"/>
+        <w:bidi w:val="0"/>
+        <w:ind w:hanging="0" w:left="0" w:right="0"/>
+        <w:jc w:val="left"/>
+        <w:rPr/>
+      </w:pPr>
+      <w:bookmarkStart w:id="14" w:name="auto-wrap-up-auto-clear-and-auto-resume"/>
+      <w:bookmarkEnd w:id="14"/>
+      <w:r>
+        <w:rPr/>
+        <w:t>Auto Wrap-Up, Auto-Clear and Auto-Resume</w:t>
       </w:r>
     </w:p>
     <w:p>
@@ -9436,268 +9598,18 @@
         <w:rPr/>
       </w:pPr>
       <w:r>
-        <w:rPr>
-          <w:rStyle w:val="Strong"/>
-        </w:rPr>
-        <w:t>Crew neither causes nor tunes Claude Code's own auto-compact.</w:t>
-      </w:r>
-      <w:r>
-        <w:rPr/>
-        <w:t xml:space="preserve"> That is a separate, built-in behaviour that fires whenever Claude Code itself decides to; this cycle only reacts to a handoff once one exists, and nothing here makes auto-compact happen sooner, later, or at all. 3. </w:t>
-      </w:r>
-      <w:r>
-        <w:rPr>
-          <w:rStyle w:val="Strong"/>
-        </w:rPr>
-        <w:t>Resume.</w:t>
-      </w:r>
-      <w:r>
-        <w:rPr/>
-        <w:t xml:space="preserve"> The new session starts with the handoff and its next action already in context, within the 3,000-character resume budget. Nothing starts working unprompted: crew does not use </w:t>
-      </w:r>
-      <w:r>
-        <w:rPr>
-          <w:rStyle w:val="SourceText"/>
-        </w:rPr>
-        <w:t>initialUserMessage</w:t>
-      </w:r>
-      <w:r>
-        <w:rPr/>
-        <w:t xml:space="preserve">, so you press Enter to continue. Claude Code 2.1.282 drops it in an interactive session anyway (spike, 2026-09-25): it is honoured by </w:t>
-      </w:r>
-      <w:r>
-        <w:rPr>
-          <w:rStyle w:val="SourceText"/>
-        </w:rPr>
-        <w:t>claude -p</w:t>
-      </w:r>
-      <w:r>
-        <w:rPr/>
-        <w:t xml:space="preserve"> only.</w:t>
-      </w:r>
-    </w:p>
-    <w:p>
-      <w:pPr>
-        <w:pStyle w:val="BodyText"/>
-        <w:bidi w:val="0"/>
-        <w:jc w:val="left"/>
-        <w:rPr/>
-      </w:pPr>
-      <w:r>
-        <w:rPr/>
-        <w:t xml:space="preserve">With </w:t>
-      </w:r>
-      <w:r>
-        <w:rPr>
-          <w:rStyle w:val="SourceText"/>
-        </w:rPr>
-        <w:t>resume.auto: true</w:t>
-      </w:r>
-      <w:r>
-        <w:rPr/>
-        <w:t xml:space="preserve"> in the machine-global config, the handoff after </w:t>
-      </w:r>
-      <w:r>
-        <w:rPr>
-          <w:rStyle w:val="SourceText"/>
-        </w:rPr>
-        <w:t>/clear</w:t>
-      </w:r>
-      <w:r>
-        <w:rPr/>
-        <w:t xml:space="preserve"> or a manual </w:t>
-      </w:r>
-      <w:r>
-        <w:rPr>
-          <w:rStyle w:val="SourceText"/>
-        </w:rPr>
-        <w:t>/compact</w:t>
-      </w:r>
-      <w:r>
-        <w:rPr/>
-        <w:t xml:space="preserve"> also names the exact next command, read from the note's </w:t>
-      </w:r>
-      <w:r>
-        <w:rPr>
-          <w:rStyle w:val="SourceText"/>
-        </w:rPr>
-        <w:t>resume:</w:t>
-      </w:r>
-      <w:r>
-        <w:rPr/>
-        <w:t xml:space="preserve"> line (</w:t>
-      </w:r>
-      <w:r>
-        <w:rPr>
-          <w:rStyle w:val="SourceText"/>
-        </w:rPr>
-        <w:t>resume: /crew:done T-0001</w:t>
-      </w:r>
-      <w:r>
-        <w:rPr/>
-        <w:t xml:space="preserve">): </w:t>
-      </w:r>
-      <w:r>
-        <w:rPr>
-          <w:rStyle w:val="SourceText"/>
-        </w:rPr>
-        <w:t>Auto-resume: ready to run /crew:done T-0001.</w:t>
-      </w:r>
-      <w:r>
-        <w:rPr/>
-        <w:t xml:space="preserve"> — or </w:t>
-      </w:r>
-      <w:r>
-        <w:rPr>
-          <w:rStyle w:val="SourceText"/>
-        </w:rPr>
-        <w:t>Auto-resume did not start: &lt;reason&gt;.</w:t>
-      </w:r>
-      <w:r>
-        <w:rPr/>
-        <w:t xml:space="preserve"> when a check refuses it. It still does not start on its own: you press Enter or type it, until T-0013 types it where the terminal can be identified. The refusal reasons are: compact was not a manual /compact; no handoff note, or it was archived as stale, or is stale and could not be archived; the handoff is the automatic PreCompact skeleton; no resume line, </w:t>
-      </w:r>
-      <w:r>
-        <w:rPr>
-          <w:rStyle w:val="SourceText"/>
-        </w:rPr>
-        <w:t>resume: none</w:t>
-      </w:r>
-      <w:r>
-        <w:rPr/>
-        <w:t xml:space="preserve">, or a line the grammar refuses (a second line, trailing text, an unknown command, or an excluded one such as </w:t>
-      </w:r>
-      <w:r>
-        <w:rPr>
-          <w:rStyle w:val="SourceText"/>
-        </w:rPr>
-        <w:t>/crew:approve</w:t>
-      </w:r>
-      <w:r>
-        <w:rPr/>
-        <w:t xml:space="preserve">); the note's </w:t>
-      </w:r>
-      <w:r>
-        <w:rPr>
-          <w:rStyle w:val="SourceText"/>
-        </w:rPr>
-        <w:t>branch:</w:t>
-      </w:r>
-      <w:r>
-        <w:rPr/>
-        <w:t xml:space="preserve"> or </w:t>
-      </w:r>
-      <w:r>
-        <w:rPr>
-          <w:rStyle w:val="SourceText"/>
-        </w:rPr>
-        <w:t>head:</w:t>
-      </w:r>
-      <w:r>
-        <w:rPr/>
-        <w:t xml:space="preserve"> does not match the checkout; the ticket directory or goal file is missing; the command is not installed; </w:t>
-      </w:r>
-      <w:r>
-        <w:rPr>
-          <w:rStyle w:val="SourceText"/>
-        </w:rPr>
-        <w:t>handoff-author.json</w:t>
-      </w:r>
-      <w:r>
-        <w:rPr/>
-        <w:t xml:space="preserve"> could not be read; no record of which session wrote this handoff; the handoff changed since its author session wrote it; the handoff was written by another session; this session's process could not be identified (always on a host without </w:t>
-      </w:r>
-      <w:r>
-        <w:rPr>
-          <w:rStyle w:val="SourceText"/>
-        </w:rPr>
-        <w:t>/proc</w:t>
-      </w:r>
-      <w:r>
-        <w:rPr/>
-        <w:t>, such as native Windows or macOS); the record of past auto-resumes (</w:t>
-      </w:r>
-      <w:r>
-        <w:rPr>
-          <w:rStyle w:val="SourceText"/>
-        </w:rPr>
-        <w:t>resume-state.json</w:t>
-      </w:r>
-      <w:r>
-        <w:rPr/>
-        <w:t xml:space="preserve">) could not be read, or its directory cannot be searched; this handoff was already resumed; the progress fingerprint could not be computed; the same command with no progress since the last auto-resume; </w:t>
-      </w:r>
-      <w:r>
-        <w:rPr>
-          <w:rStyle w:val="SourceText"/>
-        </w:rPr>
-        <w:t>internal error</w:t>
-      </w:r>
-      <w:r>
-        <w:rPr/>
-        <w:t xml:space="preserve"> (the decision itself failed, and the handoff is still injected). Never on a plain </w:t>
-      </w:r>
-      <w:r>
-        <w:rPr>
-          <w:rStyle w:val="SourceText"/>
-        </w:rPr>
-        <w:t>startup</w:t>
-      </w:r>
-      <w:r>
-        <w:rPr/>
-        <w:t>.</w:t>
-      </w:r>
-    </w:p>
-    <w:p>
-      <w:pPr>
-        <w:pStyle w:val="BodyText"/>
-        <w:bidi w:val="0"/>
-        <w:jc w:val="left"/>
-        <w:rPr/>
-      </w:pPr>
-      <w:r>
-        <w:rPr/>
-        <w:t xml:space="preserve">A note resumes only in the session that wrote it. Write it with the Write tool (as </w:t>
-      </w:r>
-      <w:r>
-        <w:rPr>
-          <w:rStyle w:val="SourceText"/>
-        </w:rPr>
-        <w:t>/crew:handoff</w:t>
-      </w:r>
-      <w:r>
-        <w:rPr/>
-        <w:t xml:space="preserve"> does): the context hook then records which session and which Claude Code process wrote it. After </w:t>
-      </w:r>
-      <w:r>
-        <w:rPr>
-          <w:rStyle w:val="SourceText"/>
-        </w:rPr>
-        <w:t>/compact</w:t>
-      </w:r>
-      <w:r>
-        <w:rPr/>
-        <w:t xml:space="preserve"> the session must match; after </w:t>
-      </w:r>
-      <w:r>
-        <w:rPr>
-          <w:rStyle w:val="SourceText"/>
-        </w:rPr>
-        <w:t>/clear</w:t>
-      </w:r>
-      <w:r>
-        <w:rPr/>
-        <w:t xml:space="preserve"> the process must, so a </w:t>
-      </w:r>
-      <w:r>
-        <w:rPr>
-          <w:rStyle w:val="SourceText"/>
-        </w:rPr>
-        <w:t>/clear</w:t>
-      </w:r>
-      <w:r>
-        <w:rPr/>
-        <w:t xml:space="preserve"> in another terminal on the same worktree waits. A note written by Bash or by hand waits.</w:t>
+        <w:rPr/>
+        <w:t>This section is folded into the troubleshooting guide (</w:t>
+      </w:r>
+      <w:r>
+        <w:rPr>
+          <w:rStyle w:val="SourceText"/>
+        </w:rPr>
+        <w:t>troubleshooting.md</w:t>
+      </w:r>
+      <w:r>
+        <w:rPr/>
+        <w:t>), linked from it as "Auto wrap-up, clear and resume". It covers the cycle that lets a long session finish itself cleanly, clear, and pick up where it stopped.</w:t>
       </w:r>
     </w:p>
     <w:p>
@@ -9708,11 +9620,196 @@
         <w:jc w:val="left"/>
         <w:rPr/>
       </w:pPr>
-      <w:bookmarkStart w:id="15" w:name="turning-it-on-and-off"/>
+      <w:bookmarkStart w:id="15" w:name="what-the-cycle-does"/>
       <w:bookmarkEnd w:id="15"/>
       <w:r>
         <w:rPr/>
-        <w:t>Turning It on and Off</w:t>
+        <w:t>What the Cycle Does</w:t>
+      </w:r>
+    </w:p>
+    <w:p>
+      <w:pPr>
+        <w:pStyle w:val="BodyText"/>
+        <w:numPr>
+          <w:ilvl w:val="0"/>
+          <w:numId w:val="19"/>
+        </w:numPr>
+        <w:tabs>
+          <w:tab w:val="clear" w:pos="1134"/>
+          <w:tab w:val="left" w:pos="829" w:leader="none"/>
+        </w:tabs>
+        <w:bidi w:val="0"/>
+        <w:spacing w:before="120" w:after="0"/>
+        <w:ind w:hanging="283" w:left="829"/>
+        <w:jc w:val="left"/>
+        <w:rPr/>
+      </w:pPr>
+      <w:r>
+        <w:rPr>
+          <w:rStyle w:val="Strong"/>
+        </w:rPr>
+        <w:t>Wrap-up.</w:t>
+      </w:r>
+      <w:r>
+        <w:rPr/>
+        <w:t xml:space="preserve"> When the context window crosses its threshold, the </w:t>
+      </w:r>
+      <w:r>
+        <w:rPr>
+          <w:rStyle w:val="SourceText"/>
+        </w:rPr>
+        <w:t>Stop</w:t>
+      </w:r>
+      <w:r>
+        <w:rPr/>
+        <w:t xml:space="preserve"> hook blocks once. It asks the session to finish or park the change in flight, write </w:t>
+      </w:r>
+      <w:r>
+        <w:rPr>
+          <w:rStyle w:val="SourceText"/>
+        </w:rPr>
+        <w:t>.work/HANDOFF.md</w:t>
+      </w:r>
+      <w:r>
+        <w:rPr/>
+        <w:t xml:space="preserve">, and update the ticket. This happens once for each threshold crossing in each session. It never happens on the forced continuation that follows a block. </w:t>
+      </w:r>
+    </w:p>
+    <w:p>
+      <w:pPr>
+        <w:pStyle w:val="BodyText"/>
+        <w:numPr>
+          <w:ilvl w:val="0"/>
+          <w:numId w:val="19"/>
+        </w:numPr>
+        <w:tabs>
+          <w:tab w:val="clear" w:pos="1134"/>
+          <w:tab w:val="left" w:pos="829" w:leader="none"/>
+        </w:tabs>
+        <w:bidi w:val="0"/>
+        <w:ind w:hanging="283" w:left="829"/>
+        <w:jc w:val="left"/>
+        <w:rPr/>
+      </w:pPr>
+      <w:r>
+        <w:rPr>
+          <w:rStyle w:val="Strong"/>
+        </w:rPr>
+        <w:t>Clear, or notify.</w:t>
+      </w:r>
+      <w:r>
+        <w:rPr/>
+        <w:t xml:space="preserve"> After the handoff is written, auto-clear acts on it. What it does depends on </w:t>
+      </w:r>
+      <w:r>
+        <w:rPr>
+          <w:rStyle w:val="SourceText"/>
+        </w:rPr>
+        <w:t>method</w:t>
+      </w:r>
+      <w:r>
+        <w:rPr/>
+        <w:t xml:space="preserve"> (below): </w:t>
+      </w:r>
+      <w:r>
+        <w:rPr>
+          <w:rStyle w:val="SourceText"/>
+        </w:rPr>
+        <w:t>notify</w:t>
+      </w:r>
+      <w:r>
+        <w:rPr/>
+        <w:t xml:space="preserve"> (the default on native Windows) prints a message telling you the handoff is written and it is safe to run </w:t>
+      </w:r>
+      <w:r>
+        <w:rPr>
+          <w:rStyle w:val="SourceText"/>
+        </w:rPr>
+        <w:t>/clear</w:t>
+      </w:r>
+      <w:r>
+        <w:rPr/>
+        <w:t xml:space="preserve"> (or </w:t>
+      </w:r>
+      <w:r>
+        <w:rPr>
+          <w:rStyle w:val="SourceText"/>
+        </w:rPr>
+        <w:t>/compact</w:t>
+      </w:r>
+      <w:r>
+        <w:rPr/>
+        <w:t xml:space="preserve">) yourself — it types nothing. </w:t>
+      </w:r>
+      <w:r>
+        <w:rPr>
+          <w:rStyle w:val="SourceText"/>
+        </w:rPr>
+        <w:t>tmux</w:t>
+      </w:r>
+      <w:r>
+        <w:rPr/>
+        <w:t xml:space="preserve">, </w:t>
+      </w:r>
+      <w:r>
+        <w:rPr>
+          <w:rStyle w:val="SourceText"/>
+        </w:rPr>
+        <w:t>xdotool</w:t>
+      </w:r>
+      <w:r>
+        <w:rPr/>
+        <w:t xml:space="preserve"> and </w:t>
+      </w:r>
+      <w:r>
+        <w:rPr>
+          <w:rStyle w:val="SourceText"/>
+        </w:rPr>
+        <w:t>sendkeys</w:t>
+      </w:r>
+      <w:r>
+        <w:rPr/>
+        <w:t xml:space="preserve"> actually type the configured command into the terminal that runs this session. Whichever method is in force, it acts only when all four of these hold: - this machine opted in; - the handoff was written by this session after the wrap-up request, is longer than a stub, and is not the automatic PreCompact skeleton; - the context reading that caused the wrap-up was a real measurement (see "When it will not clear"); - for a method that types (</w:t>
+      </w:r>
+      <w:r>
+        <w:rPr>
+          <w:rStyle w:val="SourceText"/>
+        </w:rPr>
+        <w:t>tmux</w:t>
+      </w:r>
+      <w:r>
+        <w:rPr/>
+        <w:t>/</w:t>
+      </w:r>
+      <w:r>
+        <w:rPr>
+          <w:rStyle w:val="SourceText"/>
+        </w:rPr>
+        <w:t>xdotool</w:t>
+      </w:r>
+      <w:r>
+        <w:rPr/>
+        <w:t>/</w:t>
+      </w:r>
+      <w:r>
+        <w:rPr>
+          <w:rStyle w:val="SourceText"/>
+        </w:rPr>
+        <w:t>sendkeys</w:t>
+      </w:r>
+      <w:r>
+        <w:rPr/>
+        <w:t xml:space="preserve">), the target window can be identified exactly — </w:t>
+      </w:r>
+      <w:r>
+        <w:rPr>
+          <w:rStyle w:val="SourceText"/>
+        </w:rPr>
+        <w:t>notify</w:t>
+      </w:r>
+      <w:r>
+        <w:rPr/>
+        <w:t xml:space="preserve"> needs none of this, since it identifies no window. </w:t>
       </w:r>
     </w:p>
     <w:p>
@@ -9723,6 +9820,293 @@
         <w:rPr/>
       </w:pPr>
       <w:r>
+        <w:rPr>
+          <w:rStyle w:val="Strong"/>
+        </w:rPr>
+        <w:t>Crew neither causes nor tunes Claude Code's own auto-compact.</w:t>
+      </w:r>
+      <w:r>
+        <w:rPr/>
+        <w:t xml:space="preserve"> That is a separate, built-in behaviour that fires whenever Claude Code itself decides to; this cycle only reacts to a handoff once one exists, and nothing here makes auto-compact happen sooner, later, or at all. 3. </w:t>
+      </w:r>
+      <w:r>
+        <w:rPr>
+          <w:rStyle w:val="Strong"/>
+        </w:rPr>
+        <w:t>Resume.</w:t>
+      </w:r>
+      <w:r>
+        <w:rPr/>
+        <w:t xml:space="preserve"> The new session starts with the handoff and its next action already in context, within the 3,000-character resume budget. Nothing starts working unprompted: crew does not use </w:t>
+      </w:r>
+      <w:r>
+        <w:rPr>
+          <w:rStyle w:val="SourceText"/>
+        </w:rPr>
+        <w:t>initialUserMessage</w:t>
+      </w:r>
+      <w:r>
+        <w:rPr/>
+        <w:t xml:space="preserve">, so you press Enter to continue. Claude Code 2.1.282 drops it in an interactive session anyway (spike, 2026-09-25): it is honoured by </w:t>
+      </w:r>
+      <w:r>
+        <w:rPr>
+          <w:rStyle w:val="SourceText"/>
+        </w:rPr>
+        <w:t>claude -p</w:t>
+      </w:r>
+      <w:r>
+        <w:rPr/>
+        <w:t xml:space="preserve"> only.</w:t>
+      </w:r>
+    </w:p>
+    <w:p>
+      <w:pPr>
+        <w:pStyle w:val="BodyText"/>
+        <w:bidi w:val="0"/>
+        <w:jc w:val="left"/>
+        <w:rPr/>
+      </w:pPr>
+      <w:r>
+        <w:rPr/>
+        <w:t xml:space="preserve">With </w:t>
+      </w:r>
+      <w:r>
+        <w:rPr>
+          <w:rStyle w:val="SourceText"/>
+        </w:rPr>
+        <w:t>resume.auto: true</w:t>
+      </w:r>
+      <w:r>
+        <w:rPr/>
+        <w:t xml:space="preserve"> in the machine-global config, the handoff after </w:t>
+      </w:r>
+      <w:r>
+        <w:rPr>
+          <w:rStyle w:val="SourceText"/>
+        </w:rPr>
+        <w:t>/clear</w:t>
+      </w:r>
+      <w:r>
+        <w:rPr/>
+        <w:t xml:space="preserve"> or a manual </w:t>
+      </w:r>
+      <w:r>
+        <w:rPr>
+          <w:rStyle w:val="SourceText"/>
+        </w:rPr>
+        <w:t>/compact</w:t>
+      </w:r>
+      <w:r>
+        <w:rPr/>
+        <w:t xml:space="preserve"> also names the exact next command, read from the note's </w:t>
+      </w:r>
+      <w:r>
+        <w:rPr>
+          <w:rStyle w:val="SourceText"/>
+        </w:rPr>
+        <w:t>resume:</w:t>
+      </w:r>
+      <w:r>
+        <w:rPr/>
+        <w:t xml:space="preserve"> line (</w:t>
+      </w:r>
+      <w:r>
+        <w:rPr>
+          <w:rStyle w:val="SourceText"/>
+        </w:rPr>
+        <w:t>resume: /crew:done T-0001</w:t>
+      </w:r>
+      <w:r>
+        <w:rPr/>
+        <w:t xml:space="preserve">): </w:t>
+      </w:r>
+      <w:r>
+        <w:rPr>
+          <w:rStyle w:val="SourceText"/>
+        </w:rPr>
+        <w:t>Auto-resume: ready to run /crew:done T-0001.</w:t>
+      </w:r>
+      <w:r>
+        <w:rPr/>
+        <w:t xml:space="preserve"> — or </w:t>
+      </w:r>
+      <w:r>
+        <w:rPr>
+          <w:rStyle w:val="SourceText"/>
+        </w:rPr>
+        <w:t>Auto-resume did not start: &lt;reason&gt;.</w:t>
+      </w:r>
+      <w:r>
+        <w:rPr/>
+        <w:t xml:space="preserve"> when a check refuses it. It still does not start on its own: you press Enter or type it, until T-0013 types it where the terminal can be identified. The refusal reasons are: compact was not a manual /compact; no handoff note, or it was archived as stale, or is stale and could not be archived; the handoff is the automatic PreCompact skeleton; no resume line, </w:t>
+      </w:r>
+      <w:r>
+        <w:rPr>
+          <w:rStyle w:val="SourceText"/>
+        </w:rPr>
+        <w:t>resume: none</w:t>
+      </w:r>
+      <w:r>
+        <w:rPr/>
+        <w:t xml:space="preserve">, or a line the grammar refuses (a second line, trailing text, an unknown command, or an excluded one such as </w:t>
+      </w:r>
+      <w:r>
+        <w:rPr>
+          <w:rStyle w:val="SourceText"/>
+        </w:rPr>
+        <w:t>/crew:approve</w:t>
+      </w:r>
+      <w:r>
+        <w:rPr/>
+        <w:t xml:space="preserve">); the note's </w:t>
+      </w:r>
+      <w:r>
+        <w:rPr>
+          <w:rStyle w:val="SourceText"/>
+        </w:rPr>
+        <w:t>branch:</w:t>
+      </w:r>
+      <w:r>
+        <w:rPr/>
+        <w:t xml:space="preserve"> or </w:t>
+      </w:r>
+      <w:r>
+        <w:rPr>
+          <w:rStyle w:val="SourceText"/>
+        </w:rPr>
+        <w:t>head:</w:t>
+      </w:r>
+      <w:r>
+        <w:rPr/>
+        <w:t xml:space="preserve"> does not match the checkout; the ticket directory or goal file is missing; the command is not installed; </w:t>
+      </w:r>
+      <w:r>
+        <w:rPr>
+          <w:rStyle w:val="SourceText"/>
+        </w:rPr>
+        <w:t>handoff-author.json</w:t>
+      </w:r>
+      <w:r>
+        <w:rPr/>
+        <w:t xml:space="preserve"> could not be read; no record of which session wrote this handoff; the handoff changed since its author session wrote it; the handoff was written by another session; this session's process could not be identified (always on a host without </w:t>
+      </w:r>
+      <w:r>
+        <w:rPr>
+          <w:rStyle w:val="SourceText"/>
+        </w:rPr>
+        <w:t>/proc</w:t>
+      </w:r>
+      <w:r>
+        <w:rPr/>
+        <w:t>, such as native Windows or macOS); the record of past auto-resumes (</w:t>
+      </w:r>
+      <w:r>
+        <w:rPr>
+          <w:rStyle w:val="SourceText"/>
+        </w:rPr>
+        <w:t>resume-state.json</w:t>
+      </w:r>
+      <w:r>
+        <w:rPr/>
+        <w:t xml:space="preserve">) could not be read, or its directory cannot be searched; this handoff was already resumed; the progress fingerprint could not be computed; the same command with no progress since the last auto-resume; </w:t>
+      </w:r>
+      <w:r>
+        <w:rPr>
+          <w:rStyle w:val="SourceText"/>
+        </w:rPr>
+        <w:t>internal error</w:t>
+      </w:r>
+      <w:r>
+        <w:rPr/>
+        <w:t xml:space="preserve"> (the decision itself failed, and the handoff is still injected). Never on a plain </w:t>
+      </w:r>
+      <w:r>
+        <w:rPr>
+          <w:rStyle w:val="SourceText"/>
+        </w:rPr>
+        <w:t>startup</w:t>
+      </w:r>
+      <w:r>
+        <w:rPr/>
+        <w:t>.</w:t>
+      </w:r>
+    </w:p>
+    <w:p>
+      <w:pPr>
+        <w:pStyle w:val="BodyText"/>
+        <w:bidi w:val="0"/>
+        <w:jc w:val="left"/>
+        <w:rPr/>
+      </w:pPr>
+      <w:r>
+        <w:rPr/>
+        <w:t xml:space="preserve">A note resumes only in the session that wrote it. Write it with the Write tool (as </w:t>
+      </w:r>
+      <w:r>
+        <w:rPr>
+          <w:rStyle w:val="SourceText"/>
+        </w:rPr>
+        <w:t>/crew:handoff</w:t>
+      </w:r>
+      <w:r>
+        <w:rPr/>
+        <w:t xml:space="preserve"> does): the context hook then records which session and which Claude Code process wrote it. After </w:t>
+      </w:r>
+      <w:r>
+        <w:rPr>
+          <w:rStyle w:val="SourceText"/>
+        </w:rPr>
+        <w:t>/compact</w:t>
+      </w:r>
+      <w:r>
+        <w:rPr/>
+        <w:t xml:space="preserve"> the session must match; after </w:t>
+      </w:r>
+      <w:r>
+        <w:rPr>
+          <w:rStyle w:val="SourceText"/>
+        </w:rPr>
+        <w:t>/clear</w:t>
+      </w:r>
+      <w:r>
+        <w:rPr/>
+        <w:t xml:space="preserve"> the process must, so a </w:t>
+      </w:r>
+      <w:r>
+        <w:rPr>
+          <w:rStyle w:val="SourceText"/>
+        </w:rPr>
+        <w:t>/clear</w:t>
+      </w:r>
+      <w:r>
+        <w:rPr/>
+        <w:t xml:space="preserve"> in another terminal on the same worktree waits. A note written by Bash or by hand waits.</w:t>
+      </w:r>
+    </w:p>
+    <w:p>
+      <w:pPr>
+        <w:pStyle w:val="Heading3"/>
+        <w:bidi w:val="0"/>
+        <w:ind w:hanging="0" w:left="0" w:right="0"/>
+        <w:jc w:val="left"/>
+        <w:rPr/>
+      </w:pPr>
+      <w:bookmarkStart w:id="16" w:name="turning-it-on-and-off"/>
+      <w:bookmarkEnd w:id="16"/>
+      <w:r>
+        <w:rPr/>
+        <w:t>Turning It on and Off</w:t>
+      </w:r>
+    </w:p>
+    <w:p>
+      <w:pPr>
+        <w:pStyle w:val="BodyText"/>
+        <w:bidi w:val="0"/>
+        <w:jc w:val="left"/>
+        <w:rPr/>
+      </w:pPr>
+      <w:r>
         <w:rPr/>
         <w:t xml:space="preserve">Wrap-up and resume are on by default. Auto-clear is </w:t>
       </w:r>
@@ -9739,9 +10123,9 @@
     </w:p>
     <w:tbl>
       <w:tblPr>
-        <w:tblW w:w="11810" w:type="dxa"/>
+        <w:tblW w:w="11339" w:type="dxa"/>
         <w:jc w:val="left"/>
-        <w:tblInd w:w="0" w:type="dxa"/>
+        <w:tblInd w:w="28" w:type="dxa"/>
         <w:tblLayout w:type="fixed"/>
         <w:tblCellMar>
           <w:top w:w="28" w:type="dxa"/>
@@ -9751,10 +10135,10 @@
         </w:tblCellMar>
       </w:tblPr>
       <w:tblGrid>
-        <w:gridCol w:w="2554"/>
-        <w:gridCol w:w="4096"/>
-        <w:gridCol w:w="1859"/>
-        <w:gridCol w:w="3301"/>
+        <w:gridCol w:w="2285"/>
+        <w:gridCol w:w="4100"/>
+        <w:gridCol w:w="1802"/>
+        <w:gridCol w:w="3152"/>
       </w:tblGrid>
       <w:tr>
         <w:trPr>
@@ -9762,7 +10146,7 @@
         </w:trPr>
         <w:tc>
           <w:tcPr>
-            <w:tcW w:w="2554" w:type="dxa"/>
+            <w:tcW w:w="2285" w:type="dxa"/>
             <w:tcBorders/>
             <w:vAlign w:val="center"/>
           </w:tcPr>
@@ -9784,7 +10168,7 @@
         </w:tc>
         <w:tc>
           <w:tcPr>
-            <w:tcW w:w="4096" w:type="dxa"/>
+            <w:tcW w:w="4100" w:type="dxa"/>
             <w:tcBorders/>
             <w:vAlign w:val="center"/>
           </w:tcPr>
@@ -9806,7 +10190,7 @@
         </w:tc>
         <w:tc>
           <w:tcPr>
-            <w:tcW w:w="1859" w:type="dxa"/>
+            <w:tcW w:w="1802" w:type="dxa"/>
             <w:tcBorders/>
             <w:vAlign w:val="center"/>
           </w:tcPr>
@@ -9828,7 +10212,7 @@
         </w:tc>
         <w:tc>
           <w:tcPr>
-            <w:tcW w:w="3301" w:type="dxa"/>
+            <w:tcW w:w="3152" w:type="dxa"/>
             <w:tcBorders/>
             <w:vAlign w:val="center"/>
           </w:tcPr>
@@ -9853,7 +10237,7 @@
         <w:trPr/>
         <w:tc>
           <w:tcPr>
-            <w:tcW w:w="2554" w:type="dxa"/>
+            <w:tcW w:w="2285" w:type="dxa"/>
             <w:tcBorders/>
             <w:vAlign w:val="center"/>
           </w:tcPr>
@@ -9890,7 +10274,7 @@
         </w:tc>
         <w:tc>
           <w:tcPr>
-            <w:tcW w:w="4096" w:type="dxa"/>
+            <w:tcW w:w="4100" w:type="dxa"/>
             <w:tcBorders/>
             <w:vAlign w:val="center"/>
           </w:tcPr>
@@ -9913,7 +10297,7 @@
         </w:tc>
         <w:tc>
           <w:tcPr>
-            <w:tcW w:w="1859" w:type="dxa"/>
+            <w:tcW w:w="1802" w:type="dxa"/>
             <w:tcBorders/>
             <w:vAlign w:val="center"/>
           </w:tcPr>
@@ -9936,7 +10320,7 @@
         </w:tc>
         <w:tc>
           <w:tcPr>
-            <w:tcW w:w="3301" w:type="dxa"/>
+            <w:tcW w:w="3152" w:type="dxa"/>
             <w:tcBorders/>
             <w:vAlign w:val="center"/>
           </w:tcPr>
@@ -9960,7 +10344,7 @@
         <w:trPr/>
         <w:tc>
           <w:tcPr>
-            <w:tcW w:w="2554" w:type="dxa"/>
+            <w:tcW w:w="2285" w:type="dxa"/>
             <w:tcBorders/>
             <w:vAlign w:val="center"/>
           </w:tcPr>
@@ -9981,7 +10365,7 @@
         </w:tc>
         <w:tc>
           <w:tcPr>
-            <w:tcW w:w="4096" w:type="dxa"/>
+            <w:tcW w:w="4100" w:type="dxa"/>
             <w:tcBorders/>
             <w:vAlign w:val="center"/>
           </w:tcPr>
@@ -10004,7 +10388,7 @@
         </w:tc>
         <w:tc>
           <w:tcPr>
-            <w:tcW w:w="1859" w:type="dxa"/>
+            <w:tcW w:w="1802" w:type="dxa"/>
             <w:tcBorders/>
             <w:vAlign w:val="center"/>
           </w:tcPr>
@@ -10077,7 +10461,7 @@
         </w:tc>
         <w:tc>
           <w:tcPr>
-            <w:tcW w:w="3301" w:type="dxa"/>
+            <w:tcW w:w="3152" w:type="dxa"/>
             <w:tcBorders/>
             <w:vAlign w:val="center"/>
           </w:tcPr>
@@ -10101,7 +10485,7 @@
         <w:trPr/>
         <w:tc>
           <w:tcPr>
-            <w:tcW w:w="2554" w:type="dxa"/>
+            <w:tcW w:w="2285" w:type="dxa"/>
             <w:tcBorders/>
             <w:vAlign w:val="center"/>
           </w:tcPr>
@@ -10122,7 +10506,7 @@
         </w:tc>
         <w:tc>
           <w:tcPr>
-            <w:tcW w:w="4096" w:type="dxa"/>
+            <w:tcW w:w="4100" w:type="dxa"/>
             <w:tcBorders/>
             <w:vAlign w:val="center"/>
           </w:tcPr>
@@ -10145,7 +10529,7 @@
         </w:tc>
         <w:tc>
           <w:tcPr>
-            <w:tcW w:w="1859" w:type="dxa"/>
+            <w:tcW w:w="1802" w:type="dxa"/>
             <w:tcBorders/>
             <w:vAlign w:val="center"/>
           </w:tcPr>
@@ -10166,7 +10550,7 @@
         </w:tc>
         <w:tc>
           <w:tcPr>
-            <w:tcW w:w="3301" w:type="dxa"/>
+            <w:tcW w:w="3152" w:type="dxa"/>
             <w:tcBorders/>
             <w:vAlign w:val="center"/>
           </w:tcPr>
@@ -10190,7 +10574,7 @@
         <w:trPr/>
         <w:tc>
           <w:tcPr>
-            <w:tcW w:w="2554" w:type="dxa"/>
+            <w:tcW w:w="2285" w:type="dxa"/>
             <w:tcBorders/>
             <w:vAlign w:val="center"/>
           </w:tcPr>
@@ -10211,7 +10595,7 @@
         </w:tc>
         <w:tc>
           <w:tcPr>
-            <w:tcW w:w="4096" w:type="dxa"/>
+            <w:tcW w:w="4100" w:type="dxa"/>
             <w:tcBorders/>
             <w:vAlign w:val="center"/>
           </w:tcPr>
@@ -10234,7 +10618,7 @@
         </w:tc>
         <w:tc>
           <w:tcPr>
-            <w:tcW w:w="1859" w:type="dxa"/>
+            <w:tcW w:w="1802" w:type="dxa"/>
             <w:tcBorders/>
             <w:vAlign w:val="center"/>
           </w:tcPr>
@@ -10257,7 +10641,7 @@
         </w:tc>
         <w:tc>
           <w:tcPr>
-            <w:tcW w:w="3301" w:type="dxa"/>
+            <w:tcW w:w="3152" w:type="dxa"/>
             <w:tcBorders/>
             <w:vAlign w:val="center"/>
           </w:tcPr>
@@ -10281,7 +10665,7 @@
         <w:trPr/>
         <w:tc>
           <w:tcPr>
-            <w:tcW w:w="2554" w:type="dxa"/>
+            <w:tcW w:w="2285" w:type="dxa"/>
             <w:tcBorders/>
             <w:vAlign w:val="center"/>
           </w:tcPr>
@@ -10302,7 +10686,7 @@
         </w:tc>
         <w:tc>
           <w:tcPr>
-            <w:tcW w:w="4096" w:type="dxa"/>
+            <w:tcW w:w="4100" w:type="dxa"/>
             <w:tcBorders/>
             <w:vAlign w:val="center"/>
           </w:tcPr>
@@ -10325,7 +10709,7 @@
         </w:tc>
         <w:tc>
           <w:tcPr>
-            <w:tcW w:w="1859" w:type="dxa"/>
+            <w:tcW w:w="1802" w:type="dxa"/>
             <w:tcBorders/>
             <w:vAlign w:val="center"/>
           </w:tcPr>
@@ -10348,7 +10732,7 @@
         </w:tc>
         <w:tc>
           <w:tcPr>
-            <w:tcW w:w="3301" w:type="dxa"/>
+            <w:tcW w:w="3152" w:type="dxa"/>
             <w:tcBorders/>
             <w:vAlign w:val="center"/>
           </w:tcPr>
@@ -10372,7 +10756,7 @@
         <w:trPr/>
         <w:tc>
           <w:tcPr>
-            <w:tcW w:w="2554" w:type="dxa"/>
+            <w:tcW w:w="2285" w:type="dxa"/>
             <w:tcBorders/>
             <w:vAlign w:val="center"/>
           </w:tcPr>
@@ -10399,7 +10783,7 @@
         </w:tc>
         <w:tc>
           <w:tcPr>
-            <w:tcW w:w="4096" w:type="dxa"/>
+            <w:tcW w:w="4100" w:type="dxa"/>
             <w:tcBorders/>
             <w:vAlign w:val="center"/>
           </w:tcPr>
@@ -10422,7 +10806,7 @@
         </w:tc>
         <w:tc>
           <w:tcPr>
-            <w:tcW w:w="1859" w:type="dxa"/>
+            <w:tcW w:w="1802" w:type="dxa"/>
             <w:tcBorders/>
             <w:vAlign w:val="center"/>
           </w:tcPr>
@@ -10445,7 +10829,7 @@
         </w:tc>
         <w:tc>
           <w:tcPr>
-            <w:tcW w:w="3301" w:type="dxa"/>
+            <w:tcW w:w="3152" w:type="dxa"/>
             <w:tcBorders/>
             <w:vAlign w:val="center"/>
           </w:tcPr>
@@ -10479,7 +10863,7 @@
         <w:trPr/>
         <w:tc>
           <w:tcPr>
-            <w:tcW w:w="2554" w:type="dxa"/>
+            <w:tcW w:w="2285" w:type="dxa"/>
             <w:tcBorders/>
             <w:vAlign w:val="center"/>
           </w:tcPr>
@@ -10502,7 +10886,7 @@
         </w:tc>
         <w:tc>
           <w:tcPr>
-            <w:tcW w:w="4096" w:type="dxa"/>
+            <w:tcW w:w="4100" w:type="dxa"/>
             <w:tcBorders/>
             <w:vAlign w:val="center"/>
           </w:tcPr>
@@ -10525,7 +10909,7 @@
         </w:tc>
         <w:tc>
           <w:tcPr>
-            <w:tcW w:w="1859" w:type="dxa"/>
+            <w:tcW w:w="1802" w:type="dxa"/>
             <w:tcBorders/>
             <w:vAlign w:val="center"/>
           </w:tcPr>
@@ -10548,7 +10932,7 @@
         </w:tc>
         <w:tc>
           <w:tcPr>
-            <w:tcW w:w="3301" w:type="dxa"/>
+            <w:tcW w:w="3152" w:type="dxa"/>
             <w:tcBorders/>
             <w:vAlign w:val="center"/>
           </w:tcPr>
@@ -10602,7 +10986,7 @@
         <w:trPr/>
         <w:tc>
           <w:tcPr>
-            <w:tcW w:w="2554" w:type="dxa"/>
+            <w:tcW w:w="2285" w:type="dxa"/>
             <w:tcBorders/>
             <w:vAlign w:val="center"/>
           </w:tcPr>
@@ -10639,7 +11023,7 @@
         </w:tc>
         <w:tc>
           <w:tcPr>
-            <w:tcW w:w="4096" w:type="dxa"/>
+            <w:tcW w:w="4100" w:type="dxa"/>
             <w:tcBorders/>
             <w:vAlign w:val="center"/>
           </w:tcPr>
@@ -10662,7 +11046,7 @@
         </w:tc>
         <w:tc>
           <w:tcPr>
-            <w:tcW w:w="1859" w:type="dxa"/>
+            <w:tcW w:w="1802" w:type="dxa"/>
             <w:tcBorders/>
             <w:vAlign w:val="center"/>
           </w:tcPr>
@@ -10685,7 +11069,7 @@
         </w:tc>
         <w:tc>
           <w:tcPr>
-            <w:tcW w:w="3301" w:type="dxa"/>
+            <w:tcW w:w="3152" w:type="dxa"/>
             <w:tcBorders/>
             <w:vAlign w:val="center"/>
           </w:tcPr>
@@ -10719,7 +11103,7 @@
         <w:trPr/>
         <w:tc>
           <w:tcPr>
-            <w:tcW w:w="2554" w:type="dxa"/>
+            <w:tcW w:w="2285" w:type="dxa"/>
             <w:tcBorders/>
             <w:vAlign w:val="center"/>
           </w:tcPr>
@@ -10742,7 +11126,7 @@
         </w:tc>
         <w:tc>
           <w:tcPr>
-            <w:tcW w:w="4096" w:type="dxa"/>
+            <w:tcW w:w="4100" w:type="dxa"/>
             <w:tcBorders/>
             <w:vAlign w:val="center"/>
           </w:tcPr>
@@ -10765,7 +11149,7 @@
         </w:tc>
         <w:tc>
           <w:tcPr>
-            <w:tcW w:w="1859" w:type="dxa"/>
+            <w:tcW w:w="1802" w:type="dxa"/>
             <w:tcBorders/>
             <w:vAlign w:val="center"/>
           </w:tcPr>
@@ -10788,7 +11172,7 @@
         </w:tc>
         <w:tc>
           <w:tcPr>
-            <w:tcW w:w="3301" w:type="dxa"/>
+            <w:tcW w:w="3152" w:type="dxa"/>
             <w:tcBorders/>
             <w:vAlign w:val="center"/>
           </w:tcPr>
@@ -10812,7 +11196,7 @@
         <w:trPr/>
         <w:tc>
           <w:tcPr>
-            <w:tcW w:w="2554" w:type="dxa"/>
+            <w:tcW w:w="2285" w:type="dxa"/>
             <w:tcBorders/>
             <w:vAlign w:val="center"/>
           </w:tcPr>
@@ -10835,7 +11219,7 @@
         </w:tc>
         <w:tc>
           <w:tcPr>
-            <w:tcW w:w="4096" w:type="dxa"/>
+            <w:tcW w:w="4100" w:type="dxa"/>
             <w:tcBorders/>
             <w:vAlign w:val="center"/>
           </w:tcPr>
@@ -10858,7 +11242,7 @@
         </w:tc>
         <w:tc>
           <w:tcPr>
-            <w:tcW w:w="1859" w:type="dxa"/>
+            <w:tcW w:w="1802" w:type="dxa"/>
             <w:tcBorders/>
             <w:vAlign w:val="center"/>
           </w:tcPr>
@@ -10881,7 +11265,7 @@
         </w:tc>
         <w:tc>
           <w:tcPr>
-            <w:tcW w:w="3301" w:type="dxa"/>
+            <w:tcW w:w="3152" w:type="dxa"/>
             <w:tcBorders/>
             <w:vAlign w:val="center"/>
           </w:tcPr>
@@ -10905,7 +11289,7 @@
         <w:trPr/>
         <w:tc>
           <w:tcPr>
-            <w:tcW w:w="2554" w:type="dxa"/>
+            <w:tcW w:w="2285" w:type="dxa"/>
             <w:tcBorders/>
             <w:vAlign w:val="center"/>
           </w:tcPr>
@@ -10928,7 +11312,7 @@
         </w:tc>
         <w:tc>
           <w:tcPr>
-            <w:tcW w:w="4096" w:type="dxa"/>
+            <w:tcW w:w="4100" w:type="dxa"/>
             <w:tcBorders/>
             <w:vAlign w:val="center"/>
           </w:tcPr>
@@ -10951,7 +11335,7 @@
         </w:tc>
         <w:tc>
           <w:tcPr>
-            <w:tcW w:w="1859" w:type="dxa"/>
+            <w:tcW w:w="1802" w:type="dxa"/>
             <w:tcBorders/>
             <w:vAlign w:val="center"/>
           </w:tcPr>
@@ -10974,7 +11358,7 @@
         </w:tc>
         <w:tc>
           <w:tcPr>
-            <w:tcW w:w="3301" w:type="dxa"/>
+            <w:tcW w:w="3152" w:type="dxa"/>
             <w:tcBorders/>
             <w:vAlign w:val="center"/>
           </w:tcPr>
@@ -11137,8 +11521,8 @@
         <w:jc w:val="left"/>
         <w:rPr/>
       </w:pPr>
-      <w:bookmarkStart w:id="16" w:name="arming-one-scratch-repo-while-other-sess"/>
-      <w:bookmarkEnd w:id="16"/>
+      <w:bookmarkStart w:id="17" w:name="arming-one-scratch-repo-while-other-sess"/>
+      <w:bookmarkEnd w:id="17"/>
       <w:r>
         <w:rPr/>
         <w:t>Arming one scratch repo while other sessions are live</w:t>
@@ -11194,9 +11578,9 @@
     </w:p>
     <w:tbl>
       <w:tblPr>
-        <w:tblW w:w="11253" w:type="dxa"/>
+        <w:tblW w:w="10959" w:type="dxa"/>
         <w:jc w:val="left"/>
-        <w:tblInd w:w="0" w:type="dxa"/>
+        <w:tblInd w:w="28" w:type="dxa"/>
         <w:tblLayout w:type="fixed"/>
         <w:tblCellMar>
           <w:top w:w="28" w:type="dxa"/>
@@ -11206,9 +11590,9 @@
         </w:tblCellMar>
       </w:tblPr>
       <w:tblGrid>
-        <w:gridCol w:w="3751"/>
-        <w:gridCol w:w="3091"/>
-        <w:gridCol w:w="4411"/>
+        <w:gridCol w:w="3762"/>
+        <w:gridCol w:w="2975"/>
+        <w:gridCol w:w="4222"/>
       </w:tblGrid>
       <w:tr>
         <w:trPr>
@@ -11216,7 +11600,7 @@
         </w:trPr>
         <w:tc>
           <w:tcPr>
-            <w:tcW w:w="3751" w:type="dxa"/>
+            <w:tcW w:w="3762" w:type="dxa"/>
             <w:tcBorders/>
             <w:vAlign w:val="center"/>
           </w:tcPr>
@@ -11238,7 +11622,7 @@
         </w:tc>
         <w:tc>
           <w:tcPr>
-            <w:tcW w:w="3091" w:type="dxa"/>
+            <w:tcW w:w="2975" w:type="dxa"/>
             <w:tcBorders/>
             <w:vAlign w:val="center"/>
           </w:tcPr>
@@ -11260,7 +11644,7 @@
         </w:tc>
         <w:tc>
           <w:tcPr>
-            <w:tcW w:w="4411" w:type="dxa"/>
+            <w:tcW w:w="4222" w:type="dxa"/>
             <w:tcBorders/>
             <w:vAlign w:val="center"/>
           </w:tcPr>
@@ -11285,7 +11669,7 @@
         <w:trPr/>
         <w:tc>
           <w:tcPr>
-            <w:tcW w:w="3751" w:type="dxa"/>
+            <w:tcW w:w="3762" w:type="dxa"/>
             <w:tcBorders/>
             <w:vAlign w:val="center"/>
           </w:tcPr>
@@ -11308,7 +11692,7 @@
         </w:tc>
         <w:tc>
           <w:tcPr>
-            <w:tcW w:w="3091" w:type="dxa"/>
+            <w:tcW w:w="2975" w:type="dxa"/>
             <w:tcBorders/>
             <w:vAlign w:val="center"/>
           </w:tcPr>
@@ -11329,7 +11713,7 @@
         </w:tc>
         <w:tc>
           <w:tcPr>
-            <w:tcW w:w="4411" w:type="dxa"/>
+            <w:tcW w:w="4222" w:type="dxa"/>
             <w:tcBorders/>
             <w:vAlign w:val="center"/>
           </w:tcPr>
@@ -11353,7 +11737,7 @@
         <w:trPr/>
         <w:tc>
           <w:tcPr>
-            <w:tcW w:w="3751" w:type="dxa"/>
+            <w:tcW w:w="3762" w:type="dxa"/>
             <w:tcBorders/>
             <w:vAlign w:val="center"/>
           </w:tcPr>
@@ -11376,7 +11760,7 @@
         </w:tc>
         <w:tc>
           <w:tcPr>
-            <w:tcW w:w="3091" w:type="dxa"/>
+            <w:tcW w:w="2975" w:type="dxa"/>
             <w:tcBorders/>
             <w:vAlign w:val="center"/>
           </w:tcPr>
@@ -11397,7 +11781,7 @@
         </w:tc>
         <w:tc>
           <w:tcPr>
-            <w:tcW w:w="4411" w:type="dxa"/>
+            <w:tcW w:w="4222" w:type="dxa"/>
             <w:tcBorders/>
             <w:vAlign w:val="center"/>
           </w:tcPr>
@@ -11423,7 +11807,7 @@
         <w:pStyle w:val="BodyText"/>
         <w:numPr>
           <w:ilvl w:val="0"/>
-          <w:numId w:val="19"/>
+          <w:numId w:val="20"/>
         </w:numPr>
         <w:tabs>
           <w:tab w:val="clear" w:pos="1134"/>
@@ -11465,7 +11849,7 @@
         <w:pStyle w:val="BodyText"/>
         <w:numPr>
           <w:ilvl w:val="0"/>
-          <w:numId w:val="19"/>
+          <w:numId w:val="20"/>
         </w:numPr>
         <w:tabs>
           <w:tab w:val="clear" w:pos="1134"/>
@@ -11487,7 +11871,7 @@
         <w:pStyle w:val="BodyText"/>
         <w:numPr>
           <w:ilvl w:val="0"/>
-          <w:numId w:val="19"/>
+          <w:numId w:val="20"/>
         </w:numPr>
         <w:tabs>
           <w:tab w:val="clear" w:pos="1134"/>
@@ -11539,7 +11923,7 @@
         <w:pStyle w:val="BodyText"/>
         <w:numPr>
           <w:ilvl w:val="0"/>
-          <w:numId w:val="19"/>
+          <w:numId w:val="20"/>
         </w:numPr>
         <w:tabs>
           <w:tab w:val="clear" w:pos="1134"/>
@@ -11561,7 +11945,7 @@
         <w:pStyle w:val="BodyText"/>
         <w:numPr>
           <w:ilvl w:val="0"/>
-          <w:numId w:val="19"/>
+          <w:numId w:val="20"/>
         </w:numPr>
         <w:tabs>
           <w:tab w:val="clear" w:pos="1134"/>
@@ -11613,7 +11997,7 @@
         <w:pStyle w:val="BodyText"/>
         <w:numPr>
           <w:ilvl w:val="0"/>
-          <w:numId w:val="19"/>
+          <w:numId w:val="20"/>
         </w:numPr>
         <w:tabs>
           <w:tab w:val="clear" w:pos="1134"/>
@@ -11869,8 +12253,8 @@
         <w:jc w:val="left"/>
         <w:rPr/>
       </w:pPr>
-      <w:bookmarkStart w:id="17" w:name="which-method-and-what-it-does"/>
-      <w:bookmarkEnd w:id="17"/>
+      <w:bookmarkStart w:id="18" w:name="which-method-and-what-it-does"/>
+      <w:bookmarkEnd w:id="18"/>
       <w:r>
         <w:rPr/>
         <w:t>Which Method, and What It Does</w:t>
@@ -11878,9 +12262,9 @@
     </w:p>
     <w:tbl>
       <w:tblPr>
-        <w:tblW w:w="11810" w:type="dxa"/>
+        <w:tblW w:w="11339" w:type="dxa"/>
         <w:jc w:val="left"/>
-        <w:tblInd w:w="0" w:type="dxa"/>
+        <w:tblInd w:w="28" w:type="dxa"/>
         <w:tblLayout w:type="fixed"/>
         <w:tblCellMar>
           <w:top w:w="28" w:type="dxa"/>
@@ -11890,9 +12274,9 @@
         </w:tblCellMar>
       </w:tblPr>
       <w:tblGrid>
-        <w:gridCol w:w="1186"/>
-        <w:gridCol w:w="8225"/>
-        <w:gridCol w:w="2399"/>
+        <w:gridCol w:w="1180"/>
+        <w:gridCol w:w="7903"/>
+        <w:gridCol w:w="2256"/>
       </w:tblGrid>
       <w:tr>
         <w:trPr>
@@ -11900,7 +12284,7 @@
         </w:trPr>
         <w:tc>
           <w:tcPr>
-            <w:tcW w:w="1186" w:type="dxa"/>
+            <w:tcW w:w="1180" w:type="dxa"/>
             <w:tcBorders/>
             <w:vAlign w:val="center"/>
           </w:tcPr>
@@ -11922,7 +12306,7 @@
         </w:tc>
         <w:tc>
           <w:tcPr>
-            <w:tcW w:w="8225" w:type="dxa"/>
+            <w:tcW w:w="7903" w:type="dxa"/>
             <w:tcBorders/>
             <w:vAlign w:val="center"/>
           </w:tcPr>
@@ -11944,7 +12328,7 @@
         </w:tc>
         <w:tc>
           <w:tcPr>
-            <w:tcW w:w="2399" w:type="dxa"/>
+            <w:tcW w:w="2256" w:type="dxa"/>
             <w:tcBorders/>
             <w:vAlign w:val="center"/>
           </w:tcPr>
@@ -11979,7 +12363,7 @@
         <w:trPr/>
         <w:tc>
           <w:tcPr>
-            <w:tcW w:w="1186" w:type="dxa"/>
+            <w:tcW w:w="1180" w:type="dxa"/>
             <w:tcBorders/>
             <w:vAlign w:val="center"/>
           </w:tcPr>
@@ -12002,7 +12386,7 @@
         </w:tc>
         <w:tc>
           <w:tcPr>
-            <w:tcW w:w="8225" w:type="dxa"/>
+            <w:tcW w:w="7903" w:type="dxa"/>
             <w:tcBorders/>
             <w:vAlign w:val="center"/>
           </w:tcPr>
@@ -12033,7 +12417,7 @@
         </w:tc>
         <w:tc>
           <w:tcPr>
-            <w:tcW w:w="2399" w:type="dxa"/>
+            <w:tcW w:w="2256" w:type="dxa"/>
             <w:tcBorders/>
             <w:vAlign w:val="center"/>
           </w:tcPr>
@@ -12077,7 +12461,7 @@
         <w:trPr/>
         <w:tc>
           <w:tcPr>
-            <w:tcW w:w="1186" w:type="dxa"/>
+            <w:tcW w:w="1180" w:type="dxa"/>
             <w:tcBorders/>
             <w:vAlign w:val="center"/>
           </w:tcPr>
@@ -12100,7 +12484,7 @@
         </w:tc>
         <w:tc>
           <w:tcPr>
-            <w:tcW w:w="8225" w:type="dxa"/>
+            <w:tcW w:w="7903" w:type="dxa"/>
             <w:tcBorders/>
             <w:vAlign w:val="center"/>
           </w:tcPr>
@@ -12131,7 +12515,7 @@
         </w:tc>
         <w:tc>
           <w:tcPr>
-            <w:tcW w:w="2399" w:type="dxa"/>
+            <w:tcW w:w="2256" w:type="dxa"/>
             <w:tcBorders/>
             <w:vAlign w:val="center"/>
           </w:tcPr>
@@ -12175,7 +12559,7 @@
         <w:trPr/>
         <w:tc>
           <w:tcPr>
-            <w:tcW w:w="1186" w:type="dxa"/>
+            <w:tcW w:w="1180" w:type="dxa"/>
             <w:tcBorders/>
             <w:vAlign w:val="center"/>
           </w:tcPr>
@@ -12198,7 +12582,7 @@
         </w:tc>
         <w:tc>
           <w:tcPr>
-            <w:tcW w:w="8225" w:type="dxa"/>
+            <w:tcW w:w="7903" w:type="dxa"/>
             <w:tcBorders/>
             <w:vAlign w:val="center"/>
           </w:tcPr>
@@ -12219,7 +12603,7 @@
         </w:tc>
         <w:tc>
           <w:tcPr>
-            <w:tcW w:w="2399" w:type="dxa"/>
+            <w:tcW w:w="2256" w:type="dxa"/>
             <w:tcBorders/>
             <w:vAlign w:val="center"/>
           </w:tcPr>
@@ -12249,7 +12633,7 @@
         <w:trPr/>
         <w:tc>
           <w:tcPr>
-            <w:tcW w:w="1186" w:type="dxa"/>
+            <w:tcW w:w="1180" w:type="dxa"/>
             <w:tcBorders/>
             <w:vAlign w:val="center"/>
           </w:tcPr>
@@ -12272,7 +12656,7 @@
         </w:tc>
         <w:tc>
           <w:tcPr>
-            <w:tcW w:w="8225" w:type="dxa"/>
+            <w:tcW w:w="7903" w:type="dxa"/>
             <w:tcBorders/>
             <w:vAlign w:val="center"/>
           </w:tcPr>
@@ -12355,7 +12739,7 @@
         </w:tc>
         <w:tc>
           <w:tcPr>
-            <w:tcW w:w="2399" w:type="dxa"/>
+            <w:tcW w:w="2256" w:type="dxa"/>
             <w:tcBorders/>
             <w:vAlign w:val="center"/>
           </w:tcPr>
@@ -12379,7 +12763,7 @@
         <w:trPr/>
         <w:tc>
           <w:tcPr>
-            <w:tcW w:w="1186" w:type="dxa"/>
+            <w:tcW w:w="1180" w:type="dxa"/>
             <w:tcBorders/>
             <w:vAlign w:val="center"/>
           </w:tcPr>
@@ -12402,7 +12786,7 @@
         </w:tc>
         <w:tc>
           <w:tcPr>
-            <w:tcW w:w="8225" w:type="dxa"/>
+            <w:tcW w:w="7903" w:type="dxa"/>
             <w:tcBorders/>
             <w:vAlign w:val="center"/>
           </w:tcPr>
@@ -12423,7 +12807,7 @@
         </w:tc>
         <w:tc>
           <w:tcPr>
-            <w:tcW w:w="2399" w:type="dxa"/>
+            <w:tcW w:w="2256" w:type="dxa"/>
             <w:tcBorders/>
             <w:vAlign w:val="center"/>
           </w:tcPr>
@@ -12452,8 +12836,8 @@
         <w:jc w:val="left"/>
         <w:rPr/>
       </w:pPr>
-      <w:bookmarkStart w:id="18" w:name="when-it-will-not-clear-or-notify"/>
-      <w:bookmarkEnd w:id="18"/>
+      <w:bookmarkStart w:id="19" w:name="when-it-will-not-clear-or-notify"/>
+      <w:bookmarkEnd w:id="19"/>
       <w:r>
         <w:rPr/>
         <w:t>When It Will Not Clear (or Notify)</w:t>
@@ -12503,9 +12887,9 @@
     </w:p>
     <w:tbl>
       <w:tblPr>
-        <w:tblW w:w="11810" w:type="dxa"/>
+        <w:tblW w:w="11339" w:type="dxa"/>
         <w:jc w:val="left"/>
-        <w:tblInd w:w="0" w:type="dxa"/>
+        <w:tblInd w:w="28" w:type="dxa"/>
         <w:tblLayout w:type="fixed"/>
         <w:tblCellMar>
           <w:top w:w="28" w:type="dxa"/>
@@ -12515,8 +12899,8 @@
         </w:tblCellMar>
       </w:tblPr>
       <w:tblGrid>
-        <w:gridCol w:w="5490"/>
-        <w:gridCol w:w="6320"/>
+        <w:gridCol w:w="5449"/>
+        <w:gridCol w:w="5890"/>
       </w:tblGrid>
       <w:tr>
         <w:trPr>
@@ -12524,7 +12908,7 @@
         </w:trPr>
         <w:tc>
           <w:tcPr>
-            <w:tcW w:w="5490" w:type="dxa"/>
+            <w:tcW w:w="5449" w:type="dxa"/>
             <w:tcBorders/>
             <w:vAlign w:val="center"/>
           </w:tcPr>
@@ -12546,7 +12930,7 @@
         </w:tc>
         <w:tc>
           <w:tcPr>
-            <w:tcW w:w="6320" w:type="dxa"/>
+            <w:tcW w:w="5890" w:type="dxa"/>
             <w:tcBorders/>
             <w:vAlign w:val="center"/>
           </w:tcPr>
@@ -12571,7 +12955,7 @@
         <w:trPr/>
         <w:tc>
           <w:tcPr>
-            <w:tcW w:w="5490" w:type="dxa"/>
+            <w:tcW w:w="5449" w:type="dxa"/>
             <w:tcBorders/>
             <w:vAlign w:val="center"/>
           </w:tcPr>
@@ -12594,7 +12978,7 @@
         </w:tc>
         <w:tc>
           <w:tcPr>
-            <w:tcW w:w="6320" w:type="dxa"/>
+            <w:tcW w:w="5890" w:type="dxa"/>
             <w:tcBorders/>
             <w:vAlign w:val="center"/>
           </w:tcPr>
@@ -12618,7 +13002,7 @@
         <w:trPr/>
         <w:tc>
           <w:tcPr>
-            <w:tcW w:w="5490" w:type="dxa"/>
+            <w:tcW w:w="5449" w:type="dxa"/>
             <w:tcBorders/>
             <w:vAlign w:val="center"/>
           </w:tcPr>
@@ -12641,7 +13025,7 @@
         </w:tc>
         <w:tc>
           <w:tcPr>
-            <w:tcW w:w="6320" w:type="dxa"/>
+            <w:tcW w:w="5890" w:type="dxa"/>
             <w:tcBorders/>
             <w:vAlign w:val="center"/>
           </w:tcPr>
@@ -12675,7 +13059,7 @@
         <w:trPr/>
         <w:tc>
           <w:tcPr>
-            <w:tcW w:w="5490" w:type="dxa"/>
+            <w:tcW w:w="5449" w:type="dxa"/>
             <w:tcBorders/>
             <w:vAlign w:val="center"/>
           </w:tcPr>
@@ -12698,7 +13082,7 @@
         </w:tc>
         <w:tc>
           <w:tcPr>
-            <w:tcW w:w="6320" w:type="dxa"/>
+            <w:tcW w:w="5890" w:type="dxa"/>
             <w:tcBorders/>
             <w:vAlign w:val="center"/>
           </w:tcPr>
@@ -12722,7 +13106,7 @@
         <w:trPr/>
         <w:tc>
           <w:tcPr>
-            <w:tcW w:w="5490" w:type="dxa"/>
+            <w:tcW w:w="5449" w:type="dxa"/>
             <w:tcBorders/>
             <w:vAlign w:val="center"/>
           </w:tcPr>
@@ -12745,7 +13129,7 @@
         </w:tc>
         <w:tc>
           <w:tcPr>
-            <w:tcW w:w="6320" w:type="dxa"/>
+            <w:tcW w:w="5890" w:type="dxa"/>
             <w:tcBorders/>
             <w:vAlign w:val="center"/>
           </w:tcPr>
@@ -12769,7 +13153,7 @@
         <w:trPr/>
         <w:tc>
           <w:tcPr>
-            <w:tcW w:w="5490" w:type="dxa"/>
+            <w:tcW w:w="5449" w:type="dxa"/>
             <w:tcBorders/>
             <w:vAlign w:val="center"/>
           </w:tcPr>
@@ -12792,7 +13176,7 @@
         </w:tc>
         <w:tc>
           <w:tcPr>
-            <w:tcW w:w="6320" w:type="dxa"/>
+            <w:tcW w:w="5890" w:type="dxa"/>
             <w:tcBorders/>
             <w:vAlign w:val="center"/>
           </w:tcPr>
@@ -12816,7 +13200,7 @@
         <w:trPr/>
         <w:tc>
           <w:tcPr>
-            <w:tcW w:w="5490" w:type="dxa"/>
+            <w:tcW w:w="5449" w:type="dxa"/>
             <w:tcBorders/>
             <w:vAlign w:val="center"/>
           </w:tcPr>
@@ -12839,7 +13223,7 @@
         </w:tc>
         <w:tc>
           <w:tcPr>
-            <w:tcW w:w="6320" w:type="dxa"/>
+            <w:tcW w:w="5890" w:type="dxa"/>
             <w:tcBorders/>
             <w:vAlign w:val="center"/>
           </w:tcPr>
@@ -12863,7 +13247,7 @@
         <w:trPr/>
         <w:tc>
           <w:tcPr>
-            <w:tcW w:w="5490" w:type="dxa"/>
+            <w:tcW w:w="5449" w:type="dxa"/>
             <w:tcBorders/>
             <w:vAlign w:val="center"/>
           </w:tcPr>
@@ -12896,7 +13280,7 @@
         </w:tc>
         <w:tc>
           <w:tcPr>
-            <w:tcW w:w="6320" w:type="dxa"/>
+            <w:tcW w:w="5890" w:type="dxa"/>
             <w:tcBorders/>
             <w:vAlign w:val="center"/>
           </w:tcPr>
@@ -12940,7 +13324,7 @@
         <w:trPr/>
         <w:tc>
           <w:tcPr>
-            <w:tcW w:w="5490" w:type="dxa"/>
+            <w:tcW w:w="5449" w:type="dxa"/>
             <w:tcBorders/>
             <w:vAlign w:val="center"/>
           </w:tcPr>
@@ -12963,7 +13347,7 @@
         </w:tc>
         <w:tc>
           <w:tcPr>
-            <w:tcW w:w="6320" w:type="dxa"/>
+            <w:tcW w:w="5890" w:type="dxa"/>
             <w:tcBorders/>
             <w:vAlign w:val="center"/>
           </w:tcPr>
@@ -13017,7 +13401,7 @@
         <w:trPr/>
         <w:tc>
           <w:tcPr>
-            <w:tcW w:w="5490" w:type="dxa"/>
+            <w:tcW w:w="5449" w:type="dxa"/>
             <w:tcBorders/>
             <w:vAlign w:val="center"/>
           </w:tcPr>
@@ -13040,7 +13424,7 @@
         </w:tc>
         <w:tc>
           <w:tcPr>
-            <w:tcW w:w="6320" w:type="dxa"/>
+            <w:tcW w:w="5890" w:type="dxa"/>
             <w:tcBorders/>
             <w:vAlign w:val="center"/>
           </w:tcPr>
@@ -13070,7 +13454,7 @@
         <w:trPr/>
         <w:tc>
           <w:tcPr>
-            <w:tcW w:w="5490" w:type="dxa"/>
+            <w:tcW w:w="5449" w:type="dxa"/>
             <w:tcBorders/>
             <w:vAlign w:val="center"/>
           </w:tcPr>
@@ -13093,7 +13477,7 @@
         </w:tc>
         <w:tc>
           <w:tcPr>
-            <w:tcW w:w="6320" w:type="dxa"/>
+            <w:tcW w:w="5890" w:type="dxa"/>
             <w:tcBorders/>
             <w:vAlign w:val="center"/>
           </w:tcPr>
@@ -13127,7 +13511,7 @@
         <w:trPr/>
         <w:tc>
           <w:tcPr>
-            <w:tcW w:w="5490" w:type="dxa"/>
+            <w:tcW w:w="5449" w:type="dxa"/>
             <w:tcBorders/>
             <w:vAlign w:val="center"/>
           </w:tcPr>
@@ -13150,7 +13534,7 @@
         </w:tc>
         <w:tc>
           <w:tcPr>
-            <w:tcW w:w="6320" w:type="dxa"/>
+            <w:tcW w:w="5890" w:type="dxa"/>
             <w:tcBorders/>
             <w:vAlign w:val="center"/>
           </w:tcPr>
@@ -13180,7 +13564,7 @@
         <w:trPr/>
         <w:tc>
           <w:tcPr>
-            <w:tcW w:w="5490" w:type="dxa"/>
+            <w:tcW w:w="5449" w:type="dxa"/>
             <w:tcBorders/>
             <w:vAlign w:val="center"/>
           </w:tcPr>
@@ -13203,7 +13587,7 @@
         </w:tc>
         <w:tc>
           <w:tcPr>
-            <w:tcW w:w="6320" w:type="dxa"/>
+            <w:tcW w:w="5890" w:type="dxa"/>
             <w:tcBorders/>
             <w:vAlign w:val="center"/>
           </w:tcPr>
@@ -13247,7 +13631,7 @@
         <w:trPr/>
         <w:tc>
           <w:tcPr>
-            <w:tcW w:w="5490" w:type="dxa"/>
+            <w:tcW w:w="5449" w:type="dxa"/>
             <w:tcBorders/>
             <w:vAlign w:val="center"/>
           </w:tcPr>
@@ -13270,7 +13654,7 @@
         </w:tc>
         <w:tc>
           <w:tcPr>
-            <w:tcW w:w="6320" w:type="dxa"/>
+            <w:tcW w:w="5890" w:type="dxa"/>
             <w:tcBorders/>
             <w:vAlign w:val="center"/>
           </w:tcPr>
@@ -13321,8 +13705,8 @@
         <w:jc w:val="left"/>
         <w:rPr/>
       </w:pPr>
-      <w:bookmarkStart w:id="19" w:name="which-window-gets-the-keystroke"/>
-      <w:bookmarkEnd w:id="19"/>
+      <w:bookmarkStart w:id="20" w:name="which-window-gets-the-keystroke"/>
+      <w:bookmarkEnd w:id="20"/>
       <w:r>
         <w:rPr/>
         <w:t>Which Window Gets the Keystroke</w:t>
@@ -13385,7 +13769,7 @@
         <w:pStyle w:val="BodyText"/>
         <w:numPr>
           <w:ilvl w:val="0"/>
-          <w:numId w:val="20"/>
+          <w:numId w:val="21"/>
         </w:numPr>
         <w:tabs>
           <w:tab w:val="clear" w:pos="1134"/>
@@ -13423,7 +13807,7 @@
         <w:pStyle w:val="BodyText"/>
         <w:numPr>
           <w:ilvl w:val="0"/>
-          <w:numId w:val="20"/>
+          <w:numId w:val="21"/>
         </w:numPr>
         <w:tabs>
           <w:tab w:val="clear" w:pos="1134"/>
@@ -13483,7 +13867,7 @@
         <w:pStyle w:val="BodyText"/>
         <w:numPr>
           <w:ilvl w:val="0"/>
-          <w:numId w:val="20"/>
+          <w:numId w:val="21"/>
         </w:numPr>
         <w:tabs>
           <w:tab w:val="clear" w:pos="1134"/>
@@ -15887,8 +16271,8 @@
   <w:abstractNum w:abstractNumId="18">
     <w:lvl w:ilvl="0">
       <w:start w:val="1"/>
-      <w:numFmt w:val="decimal"/>
-      <w:lvlText w:val="%1."/>
+      <w:numFmt w:val="bullet"/>
+      <w:lvlText w:val=""/>
       <w:lvlJc w:val="left"/>
       <w:pPr>
         <w:tabs>
@@ -15896,12 +16280,14 @@
         </w:tabs>
         <w:ind w:left="709" w:hanging="283"/>
       </w:pPr>
-      <w:rPr/>
+      <w:rPr>
+        <w:rFonts w:ascii="Symbol" w:hAnsi="Symbol" w:cs="Symbol" w:hint="default"/>
+      </w:rPr>
     </w:lvl>
     <w:lvl w:ilvl="1">
       <w:start w:val="1"/>
-      <w:numFmt w:val="decimal"/>
-      <w:lvlText w:val="%2."/>
+      <w:numFmt w:val="bullet"/>
+      <w:lvlText w:val=""/>
       <w:lvlJc w:val="left"/>
       <w:pPr>
         <w:tabs>
@@ -15909,12 +16295,14 @@
         </w:tabs>
         <w:ind w:left="1418" w:hanging="283"/>
       </w:pPr>
-      <w:rPr/>
+      <w:rPr>
+        <w:rFonts w:ascii="Symbol" w:hAnsi="Symbol" w:cs="Symbol" w:hint="default"/>
+      </w:rPr>
     </w:lvl>
     <w:lvl w:ilvl="2">
       <w:start w:val="1"/>
-      <w:numFmt w:val="decimal"/>
-      <w:lvlText w:val="%3."/>
+      <w:numFmt w:val="bullet"/>
+      <w:lvlText w:val=""/>
       <w:lvlJc w:val="left"/>
       <w:pPr>
         <w:tabs>
@@ -15922,12 +16310,14 @@
         </w:tabs>
         <w:ind w:left="2127" w:hanging="283"/>
       </w:pPr>
-      <w:rPr/>
+      <w:rPr>
+        <w:rFonts w:ascii="Symbol" w:hAnsi="Symbol" w:cs="Symbol" w:hint="default"/>
+      </w:rPr>
     </w:lvl>
     <w:lvl w:ilvl="3">
       <w:start w:val="1"/>
-      <w:numFmt w:val="decimal"/>
-      <w:lvlText w:val="%4."/>
+      <w:numFmt w:val="bullet"/>
+      <w:lvlText w:val=""/>
       <w:lvlJc w:val="left"/>
       <w:pPr>
         <w:tabs>
@@ -15935,12 +16325,14 @@
         </w:tabs>
         <w:ind w:left="2836" w:hanging="283"/>
       </w:pPr>
-      <w:rPr/>
+      <w:rPr>
+        <w:rFonts w:ascii="Symbol" w:hAnsi="Symbol" w:cs="Symbol" w:hint="default"/>
+      </w:rPr>
     </w:lvl>
     <w:lvl w:ilvl="4">
       <w:start w:val="1"/>
-      <w:numFmt w:val="decimal"/>
-      <w:lvlText w:val="%5."/>
+      <w:numFmt w:val="bullet"/>
+      <w:lvlText w:val=""/>
       <w:lvlJc w:val="left"/>
       <w:pPr>
         <w:tabs>
@@ -15948,12 +16340,14 @@
         </w:tabs>
         <w:ind w:left="3545" w:hanging="283"/>
       </w:pPr>
-      <w:rPr/>
+      <w:rPr>
+        <w:rFonts w:ascii="Symbol" w:hAnsi="Symbol" w:cs="Symbol" w:hint="default"/>
+      </w:rPr>
     </w:lvl>
     <w:lvl w:ilvl="5">
       <w:start w:val="1"/>
-      <w:numFmt w:val="decimal"/>
-      <w:lvlText w:val="%6."/>
+      <w:numFmt w:val="bullet"/>
+      <w:lvlText w:val=""/>
       <w:lvlJc w:val="left"/>
       <w:pPr>
         <w:tabs>
@@ -15961,12 +16355,14 @@
         </w:tabs>
         <w:ind w:left="4254" w:hanging="283"/>
       </w:pPr>
-      <w:rPr/>
+      <w:rPr>
+        <w:rFonts w:ascii="Symbol" w:hAnsi="Symbol" w:cs="Symbol" w:hint="default"/>
+      </w:rPr>
     </w:lvl>
     <w:lvl w:ilvl="6">
       <w:start w:val="1"/>
-      <w:numFmt w:val="decimal"/>
-      <w:lvlText w:val="%7."/>
+      <w:numFmt w:val="bullet"/>
+      <w:lvlText w:val=""/>
       <w:lvlJc w:val="left"/>
       <w:pPr>
         <w:tabs>
@@ -15974,12 +16370,14 @@
         </w:tabs>
         <w:ind w:left="4963" w:hanging="283"/>
       </w:pPr>
-      <w:rPr/>
+      <w:rPr>
+        <w:rFonts w:ascii="Symbol" w:hAnsi="Symbol" w:cs="Symbol" w:hint="default"/>
+      </w:rPr>
     </w:lvl>
     <w:lvl w:ilvl="7">
       <w:start w:val="1"/>
-      <w:numFmt w:val="decimal"/>
-      <w:lvlText w:val="%8."/>
+      <w:numFmt w:val="bullet"/>
+      <w:lvlText w:val=""/>
       <w:lvlJc w:val="left"/>
       <w:pPr>
         <w:tabs>
@@ -15987,12 +16385,14 @@
         </w:tabs>
         <w:ind w:left="5672" w:hanging="283"/>
       </w:pPr>
-      <w:rPr/>
+      <w:rPr>
+        <w:rFonts w:ascii="Symbol" w:hAnsi="Symbol" w:cs="Symbol" w:hint="default"/>
+      </w:rPr>
     </w:lvl>
     <w:lvl w:ilvl="8">
       <w:start w:val="1"/>
-      <w:numFmt w:val="decimal"/>
-      <w:lvlText w:val="%9."/>
+      <w:numFmt w:val="bullet"/>
+      <w:lvlText w:val=""/>
       <w:lvlJc w:val="left"/>
       <w:pPr>
         <w:tabs>
@@ -16000,14 +16400,16 @@
         </w:tabs>
         <w:ind w:left="6381" w:hanging="283"/>
       </w:pPr>
-      <w:rPr/>
+      <w:rPr>
+        <w:rFonts w:ascii="Symbol" w:hAnsi="Symbol" w:cs="Symbol" w:hint="default"/>
+      </w:rPr>
     </w:lvl>
   </w:abstractNum>
   <w:abstractNum w:abstractNumId="19">
     <w:lvl w:ilvl="0">
       <w:start w:val="1"/>
-      <w:numFmt w:val="bullet"/>
-      <w:lvlText w:val=""/>
+      <w:numFmt w:val="decimal"/>
+      <w:lvlText w:val="%1."/>
       <w:lvlJc w:val="left"/>
       <w:pPr>
         <w:tabs>
@@ -16015,14 +16417,12 @@
         </w:tabs>
         <w:ind w:left="709" w:hanging="283"/>
       </w:pPr>
-      <w:rPr>
-        <w:rFonts w:ascii="Symbol" w:hAnsi="Symbol" w:cs="Symbol" w:hint="default"/>
-      </w:rPr>
+      <w:rPr/>
     </w:lvl>
     <w:lvl w:ilvl="1">
       <w:start w:val="1"/>
-      <w:numFmt w:val="bullet"/>
-      <w:lvlText w:val=""/>
+      <w:numFmt w:val="decimal"/>
+      <w:lvlText w:val="%2."/>
       <w:lvlJc w:val="left"/>
       <w:pPr>
         <w:tabs>
@@ -16030,14 +16430,12 @@
         </w:tabs>
         <w:ind w:left="1418" w:hanging="283"/>
       </w:pPr>
-      <w:rPr>
-        <w:rFonts w:ascii="Symbol" w:hAnsi="Symbol" w:cs="Symbol" w:hint="default"/>
-      </w:rPr>
+      <w:rPr/>
     </w:lvl>
     <w:lvl w:ilvl="2">
       <w:start w:val="1"/>
-      <w:numFmt w:val="bullet"/>
-      <w:lvlText w:val=""/>
+      <w:numFmt w:val="decimal"/>
+      <w:lvlText w:val="%3."/>
       <w:lvlJc w:val="left"/>
       <w:pPr>
         <w:tabs>
@@ -16045,14 +16443,12 @@
         </w:tabs>
         <w:ind w:left="2127" w:hanging="283"/>
       </w:pPr>
-      <w:rPr>
-        <w:rFonts w:ascii="Symbol" w:hAnsi="Symbol" w:cs="Symbol" w:hint="default"/>
-      </w:rPr>
+      <w:rPr/>
     </w:lvl>
     <w:lvl w:ilvl="3">
       <w:start w:val="1"/>
-      <w:numFmt w:val="bullet"/>
-      <w:lvlText w:val=""/>
+      <w:numFmt w:val="decimal"/>
+      <w:lvlText w:val="%4."/>
       <w:lvlJc w:val="left"/>
       <w:pPr>
         <w:tabs>
@@ -16060,14 +16456,12 @@
         </w:tabs>
         <w:ind w:left="2836" w:hanging="283"/>
       </w:pPr>
-      <w:rPr>
-        <w:rFonts w:ascii="Symbol" w:hAnsi="Symbol" w:cs="Symbol" w:hint="default"/>
-      </w:rPr>
+      <w:rPr/>
     </w:lvl>
     <w:lvl w:ilvl="4">
       <w:start w:val="1"/>
-      <w:numFmt w:val="bullet"/>
-      <w:lvlText w:val=""/>
+      <w:numFmt w:val="decimal"/>
+      <w:lvlText w:val="%5."/>
       <w:lvlJc w:val="left"/>
       <w:pPr>
         <w:tabs>
@@ -16075,14 +16469,12 @@
         </w:tabs>
         <w:ind w:left="3545" w:hanging="283"/>
       </w:pPr>
-      <w:rPr>
-        <w:rFonts w:ascii="Symbol" w:hAnsi="Symbol" w:cs="Symbol" w:hint="default"/>
-      </w:rPr>
+      <w:rPr/>
     </w:lvl>
     <w:lvl w:ilvl="5">
       <w:start w:val="1"/>
-      <w:numFmt w:val="bullet"/>
-      <w:lvlText w:val=""/>
+      <w:numFmt w:val="decimal"/>
+      <w:lvlText w:val="%6."/>
       <w:lvlJc w:val="left"/>
       <w:pPr>
         <w:tabs>
@@ -16090,14 +16482,12 @@
         </w:tabs>
         <w:ind w:left="4254" w:hanging="283"/>
       </w:pPr>
-      <w:rPr>
-        <w:rFonts w:ascii="Symbol" w:hAnsi="Symbol" w:cs="Symbol" w:hint="default"/>
-      </w:rPr>
+      <w:rPr/>
     </w:lvl>
     <w:lvl w:ilvl="6">
       <w:start w:val="1"/>
-      <w:numFmt w:val="bullet"/>
-      <w:lvlText w:val=""/>
+      <w:numFmt w:val="decimal"/>
+      <w:lvlText w:val="%7."/>
       <w:lvlJc w:val="left"/>
       <w:pPr>
         <w:tabs>
@@ -16105,14 +16495,12 @@
         </w:tabs>
         <w:ind w:left="4963" w:hanging="283"/>
       </w:pPr>
-      <w:rPr>
-        <w:rFonts w:ascii="Symbol" w:hAnsi="Symbol" w:cs="Symbol" w:hint="default"/>
-      </w:rPr>
+      <w:rPr/>
     </w:lvl>
     <w:lvl w:ilvl="7">
       <w:start w:val="1"/>
-      <w:numFmt w:val="bullet"/>
-      <w:lvlText w:val=""/>
+      <w:numFmt w:val="decimal"/>
+      <w:lvlText w:val="%8."/>
       <w:lvlJc w:val="left"/>
       <w:pPr>
         <w:tabs>
@@ -16120,14 +16508,12 @@
         </w:tabs>
         <w:ind w:left="5672" w:hanging="283"/>
       </w:pPr>
-      <w:rPr>
-        <w:rFonts w:ascii="Symbol" w:hAnsi="Symbol" w:cs="Symbol" w:hint="default"/>
-      </w:rPr>
+      <w:rPr/>
     </w:lvl>
     <w:lvl w:ilvl="8">
       <w:start w:val="1"/>
-      <w:numFmt w:val="bullet"/>
-      <w:lvlText w:val=""/>
+      <w:numFmt w:val="decimal"/>
+      <w:lvlText w:val="%9."/>
       <w:lvlJc w:val="left"/>
       <w:pPr>
         <w:tabs>
@@ -16135,9 +16521,7 @@
         </w:tabs>
         <w:ind w:left="6381" w:hanging="283"/>
       </w:pPr>
-      <w:rPr>
-        <w:rFonts w:ascii="Symbol" w:hAnsi="Symbol" w:cs="Symbol" w:hint="default"/>
-      </w:rPr>
+      <w:rPr/>
     </w:lvl>
   </w:abstractNum>
   <w:abstractNum w:abstractNumId="20">
@@ -16280,9 +16664,146 @@
   <w:abstractNum w:abstractNumId="21">
     <w:lvl w:ilvl="0">
       <w:start w:val="1"/>
+      <w:numFmt w:val="bullet"/>
+      <w:lvlText w:val=""/>
+      <w:lvlJc w:val="left"/>
+      <w:pPr>
+        <w:tabs>
+          <w:tab w:val="num" w:pos="709"/>
+        </w:tabs>
+        <w:ind w:left="709" w:hanging="283"/>
+      </w:pPr>
+      <w:rPr>
+        <w:rFonts w:ascii="Symbol" w:hAnsi="Symbol" w:cs="Symbol" w:hint="default"/>
+      </w:rPr>
+    </w:lvl>
+    <w:lvl w:ilvl="1">
+      <w:start w:val="1"/>
+      <w:numFmt w:val="bullet"/>
+      <w:lvlText w:val=""/>
+      <w:lvlJc w:val="left"/>
+      <w:pPr>
+        <w:tabs>
+          <w:tab w:val="num" w:pos="1418"/>
+        </w:tabs>
+        <w:ind w:left="1418" w:hanging="283"/>
+      </w:pPr>
+      <w:rPr>
+        <w:rFonts w:ascii="Symbol" w:hAnsi="Symbol" w:cs="Symbol" w:hint="default"/>
+      </w:rPr>
+    </w:lvl>
+    <w:lvl w:ilvl="2">
+      <w:start w:val="1"/>
+      <w:numFmt w:val="bullet"/>
+      <w:lvlText w:val=""/>
+      <w:lvlJc w:val="left"/>
+      <w:pPr>
+        <w:tabs>
+          <w:tab w:val="num" w:pos="2127"/>
+        </w:tabs>
+        <w:ind w:left="2127" w:hanging="283"/>
+      </w:pPr>
+      <w:rPr>
+        <w:rFonts w:ascii="Symbol" w:hAnsi="Symbol" w:cs="Symbol" w:hint="default"/>
+      </w:rPr>
+    </w:lvl>
+    <w:lvl w:ilvl="3">
+      <w:start w:val="1"/>
+      <w:numFmt w:val="bullet"/>
+      <w:lvlText w:val=""/>
+      <w:lvlJc w:val="left"/>
+      <w:pPr>
+        <w:tabs>
+          <w:tab w:val="num" w:pos="2836"/>
+        </w:tabs>
+        <w:ind w:left="2836" w:hanging="283"/>
+      </w:pPr>
+      <w:rPr>
+        <w:rFonts w:ascii="Symbol" w:hAnsi="Symbol" w:cs="Symbol" w:hint="default"/>
+      </w:rPr>
+    </w:lvl>
+    <w:lvl w:ilvl="4">
+      <w:start w:val="1"/>
+      <w:numFmt w:val="bullet"/>
+      <w:lvlText w:val=""/>
+      <w:lvlJc w:val="left"/>
+      <w:pPr>
+        <w:tabs>
+          <w:tab w:val="num" w:pos="3545"/>
+        </w:tabs>
+        <w:ind w:left="3545" w:hanging="283"/>
+      </w:pPr>
+      <w:rPr>
+        <w:rFonts w:ascii="Symbol" w:hAnsi="Symbol" w:cs="Symbol" w:hint="default"/>
+      </w:rPr>
+    </w:lvl>
+    <w:lvl w:ilvl="5">
+      <w:start w:val="1"/>
+      <w:numFmt w:val="bullet"/>
+      <w:lvlText w:val=""/>
+      <w:lvlJc w:val="left"/>
+      <w:pPr>
+        <w:tabs>
+          <w:tab w:val="num" w:pos="4254"/>
+        </w:tabs>
+        <w:ind w:left="4254" w:hanging="283"/>
+      </w:pPr>
+      <w:rPr>
+        <w:rFonts w:ascii="Symbol" w:hAnsi="Symbol" w:cs="Symbol" w:hint="default"/>
+      </w:rPr>
+    </w:lvl>
+    <w:lvl w:ilvl="6">
+      <w:start w:val="1"/>
+      <w:numFmt w:val="bullet"/>
+      <w:lvlText w:val=""/>
+      <w:lvlJc w:val="left"/>
+      <w:pPr>
+        <w:tabs>
+          <w:tab w:val="num" w:pos="4963"/>
+        </w:tabs>
+        <w:ind w:left="4963" w:hanging="283"/>
+      </w:pPr>
+      <w:rPr>
+        <w:rFonts w:ascii="Symbol" w:hAnsi="Symbol" w:cs="Symbol" w:hint="default"/>
+      </w:rPr>
+    </w:lvl>
+    <w:lvl w:ilvl="7">
+      <w:start w:val="1"/>
+      <w:numFmt w:val="bullet"/>
+      <w:lvlText w:val=""/>
+      <w:lvlJc w:val="left"/>
+      <w:pPr>
+        <w:tabs>
+          <w:tab w:val="num" w:pos="5672"/>
+        </w:tabs>
+        <w:ind w:left="5672" w:hanging="283"/>
+      </w:pPr>
+      <w:rPr>
+        <w:rFonts w:ascii="Symbol" w:hAnsi="Symbol" w:cs="Symbol" w:hint="default"/>
+      </w:rPr>
+    </w:lvl>
+    <w:lvl w:ilvl="8">
+      <w:start w:val="1"/>
+      <w:numFmt w:val="bullet"/>
+      <w:lvlText w:val=""/>
+      <w:lvlJc w:val="left"/>
+      <w:pPr>
+        <w:tabs>
+          <w:tab w:val="num" w:pos="6381"/>
+        </w:tabs>
+        <w:ind w:left="6381" w:hanging="283"/>
+      </w:pPr>
+      <w:rPr>
+        <w:rFonts w:ascii="Symbol" w:hAnsi="Symbol" w:cs="Symbol" w:hint="default"/>
+      </w:rPr>
+    </w:lvl>
+  </w:abstractNum>
+  <w:abstractNum w:abstractNumId="22">
+    <w:lvl w:ilvl="0">
+      <w:start w:val="1"/>
       <w:numFmt w:val="none"/>
       <w:suff w:val="nothing"/>
-      <w:lvlText w:val="%1"/>
+      <w:lvlText w:val=""/>
       <w:lvlJc w:val="left"/>
       <w:pPr>
         <w:tabs>
@@ -16293,10 +16814,51 @@
     </w:lvl>
     <w:lvl w:ilvl="1">
       <w:start w:val="1"/>
+      <w:numFmt w:val="none"/>
       <w:pStyle w:val="Heading2"/>
+      <w:suff w:val="nothing"/>
+      <w:lvlText w:val=""/>
+      <w:lvlJc w:val="left"/>
+      <w:pPr>
+        <w:tabs>
+          <w:tab w:val="num" w:pos="0"/>
+        </w:tabs>
+        <w:ind w:left="0" w:hanging="0"/>
+      </w:pPr>
+    </w:lvl>
+    <w:lvl w:ilvl="2">
+      <w:start w:val="1"/>
+      <w:numFmt w:val="none"/>
+      <w:pStyle w:val="Heading3"/>
+      <w:suff w:val="nothing"/>
+      <w:lvlText w:val=""/>
+      <w:lvlJc w:val="left"/>
+      <w:pPr>
+        <w:tabs>
+          <w:tab w:val="num" w:pos="0"/>
+        </w:tabs>
+        <w:ind w:left="0" w:hanging="0"/>
+      </w:pPr>
+    </w:lvl>
+    <w:lvl w:ilvl="3">
+      <w:start w:val="1"/>
+      <w:numFmt w:val="none"/>
+      <w:pStyle w:val="Heading4"/>
+      <w:suff w:val="nothing"/>
+      <w:lvlText w:val=""/>
+      <w:lvlJc w:val="left"/>
+      <w:pPr>
+        <w:tabs>
+          <w:tab w:val="num" w:pos="0"/>
+        </w:tabs>
+        <w:ind w:left="0" w:hanging="0"/>
+      </w:pPr>
+    </w:lvl>
+    <w:lvl w:ilvl="4">
+      <w:start w:val="1"/>
       <w:numFmt w:val="none"/>
       <w:suff w:val="nothing"/>
-      <w:lvlText w:val="%2"/>
+      <w:lvlText w:val=""/>
       <w:lvlJc w:val="left"/>
       <w:pPr>
         <w:tabs>
@@ -16305,12 +16867,11 @@
         <w:ind w:left="0" w:hanging="0"/>
       </w:pPr>
     </w:lvl>
-    <w:lvl w:ilvl="2">
-      <w:start w:val="1"/>
-      <w:pStyle w:val="Heading3"/>
+    <w:lvl w:ilvl="5">
+      <w:start w:val="1"/>
       <w:numFmt w:val="none"/>
       <w:suff w:val="nothing"/>
-      <w:lvlText w:val="%3"/>
+      <w:lvlText w:val=""/>
       <w:lvlJc w:val="left"/>
       <w:pPr>
         <w:tabs>
@@ -16319,12 +16880,11 @@
         <w:ind w:left="0" w:hanging="0"/>
       </w:pPr>
     </w:lvl>
-    <w:lvl w:ilvl="3">
-      <w:start w:val="1"/>
-      <w:pStyle w:val="Heading4"/>
+    <w:lvl w:ilvl="6">
+      <w:start w:val="1"/>
       <w:numFmt w:val="none"/>
       <w:suff w:val="nothing"/>
-      <w:lvlText w:val="%4"/>
+      <w:lvlText w:val=""/>
       <w:lvlJc w:val="left"/>
       <w:pPr>
         <w:tabs>
@@ -16333,11 +16893,11 @@
         <w:ind w:left="0" w:hanging="0"/>
       </w:pPr>
     </w:lvl>
-    <w:lvl w:ilvl="4">
+    <w:lvl w:ilvl="7">
       <w:start w:val="1"/>
       <w:numFmt w:val="none"/>
       <w:suff w:val="nothing"/>
-      <w:lvlText w:val="%5"/>
+      <w:lvlText w:val=""/>
       <w:lvlJc w:val="left"/>
       <w:pPr>
         <w:tabs>
@@ -16346,50 +16906,11 @@
         <w:ind w:left="0" w:hanging="0"/>
       </w:pPr>
     </w:lvl>
-    <w:lvl w:ilvl="5">
+    <w:lvl w:ilvl="8">
       <w:start w:val="1"/>
       <w:numFmt w:val="none"/>
       <w:suff w:val="nothing"/>
-      <w:lvlText w:val="%6"/>
-      <w:lvlJc w:val="left"/>
-      <w:pPr>
-        <w:tabs>
-          <w:tab w:val="num" w:pos="0"/>
-        </w:tabs>
-        <w:ind w:left="0" w:hanging="0"/>
-      </w:pPr>
-    </w:lvl>
-    <w:lvl w:ilvl="6">
-      <w:start w:val="1"/>
-      <w:numFmt w:val="none"/>
-      <w:suff w:val="nothing"/>
-      <w:lvlText w:val="%7"/>
-      <w:lvlJc w:val="left"/>
-      <w:pPr>
-        <w:tabs>
-          <w:tab w:val="num" w:pos="0"/>
-        </w:tabs>
-        <w:ind w:left="0" w:hanging="0"/>
-      </w:pPr>
-    </w:lvl>
-    <w:lvl w:ilvl="7">
-      <w:start w:val="1"/>
-      <w:numFmt w:val="none"/>
-      <w:suff w:val="nothing"/>
-      <w:lvlText w:val="%8"/>
-      <w:lvlJc w:val="left"/>
-      <w:pPr>
-        <w:tabs>
-          <w:tab w:val="num" w:pos="0"/>
-        </w:tabs>
-        <w:ind w:left="0" w:hanging="0"/>
-      </w:pPr>
-    </w:lvl>
-    <w:lvl w:ilvl="8">
-      <w:start w:val="1"/>
-      <w:numFmt w:val="none"/>
-      <w:suff w:val="nothing"/>
-      <w:lvlText w:val="%9"/>
+      <w:lvlText w:val=""/>
       <w:lvlJc w:val="left"/>
       <w:pPr>
         <w:tabs>
@@ -16462,6 +16983,9 @@
   <w:num w:numId="21">
     <w:abstractNumId w:val="21"/>
   </w:num>
+  <w:num w:numId="22">
+    <w:abstractNumId w:val="22"/>
+  </w:num>
 </w:numbering>
 </file>
 
@@ -16470,7 +16994,7 @@
   <w:docDefaults>
     <w:rPrDefault>
       <w:rPr>
-        <w:rFonts w:ascii="Liberation Serif" w:hAnsi="Liberation Serif" w:eastAsia="WenQuanYi Zen Hei" w:cs="FreeSans"/>
+        <w:rFonts w:ascii="Liberation Serif" w:hAnsi="Liberation Serif" w:eastAsia="Noto Serif CJK SC" w:cs="Noto Sans Devanagari"/>
         <w:sz w:val="24"/>
         <w:szCs w:val="24"/>
         <w:lang w:val="en-US" w:eastAsia="zh-CN" w:bidi="hi-IN"/>
@@ -16500,7 +17024,7 @@
     </w:rPr>
   </w:style>
   <w:style w:type="paragraph" w:styleId="Heading1">
-    <w:name w:val="Heading 1"/>
+    <w:name w:val="heading 1"/>
     <w:basedOn w:val="Heading"/>
     <w:next w:val="BodyText"/>
     <w:qFormat/>
@@ -16508,7 +17032,6 @@
       <w:spacing w:before="240" w:after="80"/>
     </w:pPr>
     <w:rPr>
-      <w:rFonts w:ascii="Noto Sans" w:hAnsi="Noto Sans"/>
       <w:b/>
       <w:bCs/>
       <w:color w:val="88C0D0"/>
@@ -16517,7 +17040,7 @@
     </w:rPr>
   </w:style>
   <w:style w:type="paragraph" w:styleId="Heading2">
-    <w:name w:val="Heading 2"/>
+    <w:name w:val="heading 2"/>
     <w:basedOn w:val="Heading"/>
     <w:next w:val="BodyText"/>
     <w:qFormat/>
@@ -16530,7 +17053,7 @@
       <w:outlineLvl w:val="1"/>
     </w:pPr>
     <w:rPr>
-      <w:rFonts w:ascii="Liberation Serif" w:hAnsi="Liberation Serif" w:eastAsia="WenQuanYi Zen Hei" w:cs="FreeSans"/>
+      <w:rFonts w:ascii="Liberation Serif" w:hAnsi="Liberation Serif" w:eastAsia="Noto Serif CJK SC" w:cs="Noto Sans Devanagari"/>
       <w:b/>
       <w:bCs/>
       <w:color w:val="88C0D0"/>
@@ -16539,7 +17062,7 @@
     </w:rPr>
   </w:style>
   <w:style w:type="paragraph" w:styleId="Heading3">
-    <w:name w:val="Heading 3"/>
+    <w:name w:val="heading 3"/>
     <w:basedOn w:val="Heading"/>
     <w:next w:val="BodyText"/>
     <w:qFormat/>
@@ -16549,7 +17072,7 @@
       <w:outlineLvl w:val="2"/>
     </w:pPr>
     <w:rPr>
-      <w:rFonts w:ascii="Liberation Serif" w:hAnsi="Liberation Serif" w:eastAsia="WenQuanYi Zen Hei" w:cs="FreeSans"/>
+      <w:rFonts w:ascii="Liberation Serif" w:hAnsi="Liberation Serif" w:eastAsia="Noto Serif CJK SC" w:cs="Noto Sans Devanagari"/>
       <w:b/>
       <w:bCs/>
       <w:color w:val="88C0D0"/>
@@ -16558,7 +17081,7 @@
     </w:rPr>
   </w:style>
   <w:style w:type="paragraph" w:styleId="Heading4">
-    <w:name w:val="Heading 4"/>
+    <w:name w:val="heading 4"/>
     <w:basedOn w:val="Heading"/>
     <w:next w:val="BodyText"/>
     <w:qFormat/>
@@ -16567,11 +17090,23 @@
       <w:outlineLvl w:val="3"/>
     </w:pPr>
     <w:rPr>
-      <w:rFonts w:ascii="Liberation Serif" w:hAnsi="Liberation Serif" w:eastAsia="WenQuanYi Zen Hei" w:cs="FreeSans"/>
+      <w:rFonts w:ascii="Liberation Serif" w:hAnsi="Liberation Serif" w:eastAsia="Noto Serif CJK SC" w:cs="Noto Sans Devanagari"/>
       <w:b/>
       <w:bCs/>
       <w:sz w:val="24"/>
       <w:szCs w:val="24"/>
+    </w:rPr>
+  </w:style>
+  <w:style w:type="character" w:styleId="EndnoteReference">
+    <w:name w:val="endnote reference"/>
+    <w:rPr>
+      <w:vertAlign w:val="superscript"/>
+    </w:rPr>
+  </w:style>
+  <w:style w:type="character" w:styleId="FootnoteReference">
+    <w:name w:val="footnote reference"/>
+    <w:rPr>
+      <w:vertAlign w:val="superscript"/>
     </w:rPr>
   </w:style>
   <w:style w:type="character" w:styleId="EndnoteCharacters">
@@ -16651,7 +17186,7 @@
     </w:rPr>
   </w:style>
   <w:style w:type="paragraph" w:styleId="EnvelopeReturn">
-    <w:name w:val="Envelope Return"/>
+    <w:name w:val="envelope return"/>
     <w:basedOn w:val="Normal"/>
     <w:pPr/>
     <w:rPr>
@@ -16670,46 +17205,6 @@
       <w:color w:val="ECEFF4"/>
     </w:rPr>
   </w:style>
-  <w:style w:type="paragraph" w:styleId="Footer">
-    <w:name w:val="Footer"/>
-    <w:basedOn w:val="Normal"/>
-    <w:pPr>
-      <w:suppressLineNumbers/>
-      <w:tabs>
-        <w:tab w:val="clear" w:pos="1134"/>
-        <w:tab w:val="center" w:pos="5952" w:leader="none"/>
-        <w:tab w:val="right" w:pos="10771" w:leader="none"/>
-      </w:tabs>
-    </w:pPr>
-    <w:rPr/>
-  </w:style>
-  <w:style w:type="paragraph" w:styleId="Header">
-    <w:name w:val="Header"/>
-    <w:basedOn w:val="Normal"/>
-    <w:pPr>
-      <w:suppressLineNumbers/>
-      <w:tabs>
-        <w:tab w:val="clear" w:pos="1134"/>
-        <w:tab w:val="center" w:pos="5952" w:leader="none"/>
-        <w:tab w:val="right" w:pos="10771" w:leader="none"/>
-      </w:tabs>
-    </w:pPr>
-    <w:rPr/>
-  </w:style>
-  <w:style w:type="paragraph" w:styleId="HeaderandFooter">
-    <w:name w:val="Header and Footer"/>
-    <w:basedOn w:val="Normal"/>
-    <w:qFormat/>
-    <w:pPr>
-      <w:suppressLineNumbers/>
-      <w:tabs>
-        <w:tab w:val="clear" w:pos="1134"/>
-        <w:tab w:val="center" w:pos="5953" w:leader="none"/>
-        <w:tab w:val="right" w:pos="10772" w:leader="none"/>
-      </w:tabs>
-    </w:pPr>
-    <w:rPr/>
-  </w:style>
   <w:style w:type="paragraph" w:styleId="Index">
     <w:name w:val="Index"/>
     <w:basedOn w:val="Normal"/>
@@ -16718,11 +17213,11 @@
       <w:suppressLineNumbers/>
     </w:pPr>
     <w:rPr>
-      <w:rFonts w:cs="FreeSans"/>
+      <w:rFonts w:cs="Noto Sans Devanagari"/>
     </w:rPr>
   </w:style>
   <w:style w:type="paragraph" w:styleId="Caption">
-    <w:name w:val="Caption"/>
+    <w:name w:val="caption"/>
     <w:basedOn w:val="Normal"/>
     <w:qFormat/>
     <w:pPr>
@@ -16730,7 +17225,7 @@
       <w:spacing w:before="120" w:after="120"/>
     </w:pPr>
     <w:rPr>
-      <w:rFonts w:cs="FreeSans"/>
+      <w:rFonts w:cs="Noto Sans Devanagari"/>
       <w:i/>
       <w:iCs/>
       <w:sz w:val="24"/>
@@ -16742,7 +17237,7 @@
     <w:basedOn w:val="BodyText"/>
     <w:pPr/>
     <w:rPr>
-      <w:rFonts w:cs="FreeSans"/>
+      <w:rFonts w:cs="Noto Sans Devanagari"/>
     </w:rPr>
   </w:style>
   <w:style w:type="paragraph" w:styleId="BodyText">
@@ -16784,7 +17279,7 @@
       <w:ind w:left="160" w:right="160"/>
     </w:pPr>
     <w:rPr>
-      <w:rFonts w:ascii="Liberation Mono" w:hAnsi="Liberation Mono" w:eastAsia="Liberation Mono" w:cs="Liberation Mono"/>
+      <w:rFonts w:ascii="Liberation Mono" w:hAnsi="Liberation Mono" w:eastAsia="Noto Sans Mono CJK SC" w:cs="Liberation Mono"/>
       <w:sz w:val="20"/>
       <w:szCs w:val="20"/>
     </w:rPr>
@@ -16825,37 +17320,37 @@
         <a:srgbClr val="000000"/>
       </a:dk1>
       <a:lt1>
-        <a:srgbClr val="ffffff"/>
+        <a:srgbClr val="FFFFFF"/>
       </a:lt1>
       <a:dk2>
         <a:srgbClr val="000000"/>
       </a:dk2>
       <a:lt2>
-        <a:srgbClr val="ffffff"/>
+        <a:srgbClr val="FFFFFF"/>
       </a:lt2>
       <a:accent1>
-        <a:srgbClr val="18a303"/>
+        <a:srgbClr val="18A303"/>
       </a:accent1>
       <a:accent2>
-        <a:srgbClr val="0369a3"/>
+        <a:srgbClr val="0369A3"/>
       </a:accent2>
       <a:accent3>
-        <a:srgbClr val="a33e03"/>
+        <a:srgbClr val="A33E03"/>
       </a:accent3>
       <a:accent4>
-        <a:srgbClr val="8e03a3"/>
+        <a:srgbClr val="8E03A3"/>
       </a:accent4>
       <a:accent5>
-        <a:srgbClr val="c99c00"/>
+        <a:srgbClr val="C99C00"/>
       </a:accent5>
       <a:accent6>
-        <a:srgbClr val="c9211e"/>
+        <a:srgbClr val="C9211E"/>
       </a:accent6>
       <a:hlink>
-        <a:srgbClr val="0000ee"/>
+        <a:srgbClr val="0000EE"/>
       </a:hlink>
       <a:folHlink>
-        <a:srgbClr val="551a8b"/>
+        <a:srgbClr val="551A8B"/>
       </a:folHlink>
     </a:clrScheme>
     <a:fontScheme name="Office">

--- a/docs/guides/crew/crew-1.0-troubleshooting.docx
+++ b/docs/guides/crew/crew-1.0-troubleshooting.docx
@@ -3832,23 +3832,35 @@
         <w:rPr>
           <w:rStyle w:val="Strong"/>
         </w:rPr>
-        <w:t xml:space="preserve">Symptom: review exits 6, </w:t>
-      </w:r>
-      <w:r>
-        <w:rPr>
-          <w:rStyle w:val="SourceText"/>
-        </w:rPr>
-        <w:t>train: waiting behind &lt;ticket&gt;</w:t>
+        <w:t xml:space="preserve">Symptom: </w:t>
+      </w:r>
+      <w:r>
+        <w:rPr>
+          <w:rStyle w:val="SourceText"/>
+        </w:rPr>
+        <w:t>crew_train.py acquire</w:t>
       </w:r>
       <w:r>
         <w:rPr>
           <w:rStyle w:val="Strong"/>
         </w:rPr>
+        <w:t xml:space="preserve"> exits 1, </w:t>
+      </w:r>
+      <w:r>
+        <w:rPr>
+          <w:rStyle w:val="SourceText"/>
+        </w:rPr>
+        <w:t>waiting behind &lt;ticket&gt;</w:t>
+      </w:r>
+      <w:r>
+        <w:rPr>
+          <w:rStyle w:val="Strong"/>
+        </w:rPr>
         <w:t>.</w:t>
       </w:r>
       <w:r>
         <w:rPr/>
-        <w:t xml:space="preserve"> The clone's merge train is armed (L-0520) and an overlapping ticket holds it, or queued first on the same base. No round was spent. </w:t>
+        <w:t xml:space="preserve"> The clone's merge train is armed (L-0520) and an overlapping ticket holds it, or queued first on the same base. </w:t>
       </w:r>
       <w:r>
         <w:rPr>
@@ -3924,13 +3936,13 @@
       </w:r>
       <w:r>
         <w:rPr/>
-        <w:t xml:space="preserve"> wait for the holder to land and release, then review again; fix an undeclared Touch in the spec. </w:t>
-      </w:r>
-      <w:r>
-        <w:rPr>
-          <w:rStyle w:val="SourceText"/>
-        </w:rPr>
-        <w:t>train: merge &lt;base&gt; first</w:t>
+        <w:t xml:space="preserve"> wait for the holder to land and release, then acquire again before reviewing; fix an undeclared Touch in the spec. </w:t>
+      </w:r>
+      <w:r>
+        <w:rPr>
+          <w:rStyle w:val="SourceText"/>
+        </w:rPr>
+        <w:t>merge &lt;base&gt; first</w:t>
       </w:r>
       <w:r>
         <w:rPr/>
@@ -3950,11 +3962,11 @@
         <w:rPr>
           <w:rStyle w:val="SourceText"/>
         </w:rPr>
-        <w:t>train: could not tell</w:t>
-      </w:r>
-      <w:r>
-        <w:rPr/>
-        <w:t xml:space="preserve"> means the train state could not be read — the message names the file; nothing is guessed.</w:t>
+        <w:t>could not tell</w:t>
+      </w:r>
+      <w:r>
+        <w:rPr/>
+        <w:t xml:space="preserve"> (exit 3) means the train state could not be read — the message names the file; nothing is guessed.</w:t>
       </w:r>
     </w:p>
     <w:p>

--- a/docs/guides/crew/crew-1.0-troubleshooting.docx
+++ b/docs/guides/crew/crew-1.0-troubleshooting.docx
@@ -4138,7 +4138,17 @@
       </w:r>
       <w:r>
         <w:rPr/>
-        <w:t xml:space="preserve"> (a merge; conflicts and rerere-replayed files are listed and left staged for you to commit), gate the merged head again (</w:t>
+        <w:t xml:space="preserve"> (a merge; conflicts and rerere-replayed files are listed and left unstaged for you to inspect, </w:t>
+      </w:r>
+      <w:r>
+        <w:rPr>
+          <w:rStyle w:val="SourceText"/>
+        </w:rPr>
+        <w:t>git add</w:t>
+      </w:r>
+      <w:r>
+        <w:rPr/>
+        <w:t xml:space="preserve"> and commit; a version file is never replayed and comes back conflicted), gate the merged head again (</w:t>
       </w:r>
       <w:r>
         <w:rPr>

--- a/docs/guides/crew/crew-1.0-troubleshooting.docx
+++ b/docs/guides/crew/crew-1.0-troubleshooting.docx
@@ -3245,7 +3245,47 @@
       </w:r>
       <w:r>
         <w:rPr/>
-        <w:t xml:space="preserve"> own the FINDINGS with </w:t>
+        <w:t xml:space="preserve"> a final round with 0 BLOCK closes itself: </w:t>
+      </w:r>
+      <w:r>
+        <w:rPr>
+          <w:rStyle w:val="SourceText"/>
+        </w:rPr>
+        <w:t>review: auto-accept: eligible</w:t>
+      </w:r>
+      <w:r>
+        <w:rPr/>
+        <w:t xml:space="preserve">, then </w:t>
+      </w:r>
+      <w:r>
+        <w:rPr>
+          <w:rStyle w:val="SourceText"/>
+        </w:rPr>
+        <w:t>--auto-accept --follow-up &lt;id&gt;</w:t>
+      </w:r>
+      <w:r>
+        <w:rPr/>
+        <w:t xml:space="preserve"> writes an </w:t>
+      </w:r>
+      <w:r>
+        <w:rPr>
+          <w:rStyle w:val="SourceText"/>
+        </w:rPr>
+        <w:t>auto-accepted</w:t>
+      </w:r>
+      <w:r>
+        <w:rPr/>
+        <w:t xml:space="preserve"> receipt and its FIX/NIT lines go verbatim into one follow-up ticket. A </w:t>
+      </w:r>
+      <w:r>
+        <w:rPr>
+          <w:rStyle w:val="SourceText"/>
+        </w:rPr>
+        <w:t>review: auto-accept: refused - &lt;reason&gt;</w:t>
+      </w:r>
+      <w:r>
+        <w:rPr/>
+        <w:t xml:space="preserve"> line names what stopped it (any BLOCK, INCOMPLETE, not the final round, an open healer skip, a count it could not read). Otherwise own the FINDINGS with </w:t>
       </w:r>
       <w:r>
         <w:rPr>
@@ -3265,7 +3305,17 @@
       </w:r>
       <w:r>
         <w:rPr/>
-        <w:t xml:space="preserve">), or write a new plan and get it approved — </w:t>
+        <w:t xml:space="preserve">; a name starting </w:t>
+      </w:r>
+      <w:r>
+        <w:rPr>
+          <w:rStyle w:val="SourceText"/>
+        </w:rPr>
+        <w:t>auto:</w:t>
+      </w:r>
+      <w:r>
+        <w:rPr/>
+        <w:t xml:space="preserve"> is refused), or write a new plan and get it approved — </w:t>
       </w:r>
       <w:r>
         <w:rPr>
@@ -3565,7 +3615,57 @@
       </w:r>
       <w:r>
         <w:rPr/>
-        <w:t xml:space="preserve">. </w:t>
+        <w:t xml:space="preserve">, or </w:t>
+      </w:r>
+      <w:r>
+        <w:rPr>
+          <w:rStyle w:val="SourceText"/>
+        </w:rPr>
+        <w:t>--auto-accept</w:t>
+      </w:r>
+      <w:r>
+        <w:rPr/>
+        <w:t xml:space="preserve"> on a final 0-BLOCK round. An </w:t>
+      </w:r>
+      <w:r>
+        <w:rPr>
+          <w:rStyle w:val="SourceText"/>
+        </w:rPr>
+        <w:t>auto-accepted</w:t>
+      </w:r>
+      <w:r>
+        <w:rPr/>
+        <w:t xml:space="preserve"> receipt stands only while its round still reads 0 BLOCK with the same lines, and </w:t>
+      </w:r>
+      <w:r>
+        <w:rPr>
+          <w:rStyle w:val="SourceText"/>
+        </w:rPr>
+        <w:t>/crew:done</w:t>
+      </w:r>
+      <w:r>
+        <w:rPr/>
+        <w:t xml:space="preserve"> also runs </w:t>
+      </w:r>
+      <w:r>
+        <w:rPr>
+          <w:rStyle w:val="SourceText"/>
+        </w:rPr>
+        <w:t>--check-follow-up</w:t>
+      </w:r>
+      <w:r>
+        <w:rPr/>
+        <w:t xml:space="preserve">, which fails until the follow-up's </w:t>
+      </w:r>
+      <w:r>
+        <w:rPr>
+          <w:rStyle w:val="SourceText"/>
+        </w:rPr>
+        <w:t>direction.md</w:t>
+      </w:r>
+      <w:r>
+        <w:rPr/>
+        <w:t xml:space="preserve"> quotes every line. </w:t>
       </w:r>
       <w:r>
         <w:rPr>

--- a/docs/guides/crew/crew-1.0-troubleshooting.docx
+++ b/docs/guides/crew/crew-1.0-troubleshooting.docx
@@ -3665,7 +3665,7 @@
       </w:r>
       <w:r>
         <w:rPr/>
-        <w:t xml:space="preserve"> quotes every line. </w:t>
+        <w:t xml:space="preserve"> quotes every line verbatim (a line the receipt carries twice, twice), and on a non-UTF-8 file or an unknown receipt kind. </w:t>
       </w:r>
       <w:r>
         <w:rPr>

--- a/docs/guides/crew/crew-1.0-troubleshooting.docx
+++ b/docs/guides/crew/crew-1.0-troubleshooting.docx
@@ -3635,7 +3635,27 @@
       </w:r>
       <w:r>
         <w:rPr/>
-        <w:t xml:space="preserve"> receipt stands only while its round still reads 0 BLOCK with the same lines, and </w:t>
+        <w:t xml:space="preserve"> receipt stands only while its round still reads 0 BLOCK with the same lines. </w:t>
+      </w:r>
+      <w:r>
+        <w:rPr>
+          <w:rStyle w:val="SourceText"/>
+        </w:rPr>
+        <w:t>--check-follow-up</w:t>
+      </w:r>
+      <w:r>
+        <w:rPr/>
+        <w:t xml:space="preserve"> fails until the follow-up's </w:t>
+      </w:r>
+      <w:r>
+        <w:rPr>
+          <w:rStyle w:val="SourceText"/>
+        </w:rPr>
+        <w:t>direction.md</w:t>
+      </w:r>
+      <w:r>
+        <w:rPr/>
+        <w:t xml:space="preserve"> quotes every line verbatim (a line the receipt carries twice, twice), and on a non-UTF-8 file or an unknown receipt kind. </w:t>
       </w:r>
       <w:r>
         <w:rPr>
@@ -3645,27 +3665,7 @@
       </w:r>
       <w:r>
         <w:rPr/>
-        <w:t xml:space="preserve"> also runs </w:t>
-      </w:r>
-      <w:r>
-        <w:rPr>
-          <w:rStyle w:val="SourceText"/>
-        </w:rPr>
-        <w:t>--check-follow-up</w:t>
-      </w:r>
-      <w:r>
-        <w:rPr/>
-        <w:t xml:space="preserve">, which fails until the follow-up's </w:t>
-      </w:r>
-      <w:r>
-        <w:rPr>
-          <w:rStyle w:val="SourceText"/>
-        </w:rPr>
-        <w:t>direction.md</w:t>
-      </w:r>
-      <w:r>
-        <w:rPr/>
-        <w:t xml:space="preserve"> quotes every line verbatim (a line the receipt carries twice, twice), and on a non-UTF-8 file or an unknown receipt kind. </w:t>
+        <w:t xml:space="preserve"> does not run it yet (L-0568 adds it to check 1), so run it yourself before closing. </w:t>
       </w:r>
       <w:r>
         <w:rPr>

--- a/docs/guides/crew/crew-1.0-troubleshooting.docx
+++ b/docs/guides/crew/crew-1.0-troubleshooting.docx
@@ -3245,7 +3245,47 @@
       </w:r>
       <w:r>
         <w:rPr/>
-        <w:t xml:space="preserve"> own the FINDINGS with </w:t>
+        <w:t xml:space="preserve"> a final round with 0 BLOCK closes itself: </w:t>
+      </w:r>
+      <w:r>
+        <w:rPr>
+          <w:rStyle w:val="SourceText"/>
+        </w:rPr>
+        <w:t>review: auto-accept: eligible</w:t>
+      </w:r>
+      <w:r>
+        <w:rPr/>
+        <w:t xml:space="preserve">, then </w:t>
+      </w:r>
+      <w:r>
+        <w:rPr>
+          <w:rStyle w:val="SourceText"/>
+        </w:rPr>
+        <w:t>--auto-accept --follow-up &lt;id&gt;</w:t>
+      </w:r>
+      <w:r>
+        <w:rPr/>
+        <w:t xml:space="preserve"> writes an </w:t>
+      </w:r>
+      <w:r>
+        <w:rPr>
+          <w:rStyle w:val="SourceText"/>
+        </w:rPr>
+        <w:t>auto-accepted</w:t>
+      </w:r>
+      <w:r>
+        <w:rPr/>
+        <w:t xml:space="preserve"> receipt and its FIX/NIT lines go verbatim into one follow-up ticket. A </w:t>
+      </w:r>
+      <w:r>
+        <w:rPr>
+          <w:rStyle w:val="SourceText"/>
+        </w:rPr>
+        <w:t>review: auto-accept: refused - &lt;reason&gt;</w:t>
+      </w:r>
+      <w:r>
+        <w:rPr/>
+        <w:t xml:space="preserve"> line names what stopped it (any BLOCK, INCOMPLETE, not the final round, an open healer skip, a count it could not read). Otherwise own the FINDINGS with </w:t>
       </w:r>
       <w:r>
         <w:rPr>
@@ -3265,7 +3305,17 @@
       </w:r>
       <w:r>
         <w:rPr/>
-        <w:t xml:space="preserve">), or write a new plan and get it approved — </w:t>
+        <w:t xml:space="preserve">; a name starting </w:t>
+      </w:r>
+      <w:r>
+        <w:rPr>
+          <w:rStyle w:val="SourceText"/>
+        </w:rPr>
+        <w:t>auto:</w:t>
+      </w:r>
+      <w:r>
+        <w:rPr/>
+        <w:t xml:space="preserve"> is refused), or write a new plan and get it approved — </w:t>
       </w:r>
       <w:r>
         <w:rPr>
@@ -3565,7 +3615,57 @@
       </w:r>
       <w:r>
         <w:rPr/>
-        <w:t xml:space="preserve">. </w:t>
+        <w:t xml:space="preserve">, or </w:t>
+      </w:r>
+      <w:r>
+        <w:rPr>
+          <w:rStyle w:val="SourceText"/>
+        </w:rPr>
+        <w:t>--auto-accept</w:t>
+      </w:r>
+      <w:r>
+        <w:rPr/>
+        <w:t xml:space="preserve"> on a final 0-BLOCK round. An </w:t>
+      </w:r>
+      <w:r>
+        <w:rPr>
+          <w:rStyle w:val="SourceText"/>
+        </w:rPr>
+        <w:t>auto-accepted</w:t>
+      </w:r>
+      <w:r>
+        <w:rPr/>
+        <w:t xml:space="preserve"> receipt stands only while its round still reads 0 BLOCK with the same lines. </w:t>
+      </w:r>
+      <w:r>
+        <w:rPr>
+          <w:rStyle w:val="SourceText"/>
+        </w:rPr>
+        <w:t>--check-follow-up</w:t>
+      </w:r>
+      <w:r>
+        <w:rPr/>
+        <w:t xml:space="preserve"> fails until the follow-up's </w:t>
+      </w:r>
+      <w:r>
+        <w:rPr>
+          <w:rStyle w:val="SourceText"/>
+        </w:rPr>
+        <w:t>direction.md</w:t>
+      </w:r>
+      <w:r>
+        <w:rPr/>
+        <w:t xml:space="preserve"> quotes every line verbatim (a line the receipt carries twice, twice), and on a non-UTF-8 file or an unknown receipt kind. </w:t>
+      </w:r>
+      <w:r>
+        <w:rPr>
+          <w:rStyle w:val="SourceText"/>
+        </w:rPr>
+        <w:t>/crew:done</w:t>
+      </w:r>
+      <w:r>
+        <w:rPr/>
+        <w:t xml:space="preserve"> does not run it yet (L-0568 adds it to check 1), so run it yourself before closing. </w:t>
       </w:r>
       <w:r>
         <w:rPr>
@@ -10170,6 +10270,7 @@
           <w:tab w:val="left" w:pos="829" w:leader="none"/>
         </w:tabs>
         <w:bidi w:val="0"/>
+        <w:spacing w:before="120" w:after="0"/>
         <w:ind w:hanging="283" w:left="829"/>
         <w:jc w:val="left"/>
         <w:rPr/>
@@ -10233,6 +10334,173 @@
       <w:r>
         <w:rPr/>
         <w:t xml:space="preserve">) rather than the bash twin doing that job. </w:t>
+      </w:r>
+    </w:p>
+    <w:p>
+      <w:pPr>
+        <w:pStyle w:val="BodyText"/>
+        <w:numPr>
+          <w:ilvl w:val="0"/>
+          <w:numId w:val="21"/>
+        </w:numPr>
+        <w:tabs>
+          <w:tab w:val="clear" w:pos="1134"/>
+          <w:tab w:val="left" w:pos="829" w:leader="none"/>
+        </w:tabs>
+        <w:bidi w:val="0"/>
+        <w:ind w:hanging="283" w:left="829"/>
+        <w:jc w:val="left"/>
+        <w:rPr/>
+      </w:pPr>
+      <w:r>
+        <w:rPr>
+          <w:rStyle w:val="Strong"/>
+        </w:rPr>
+        <w:t>Tests and checks are slow on Windows.</w:t>
+      </w:r>
+      <w:r>
+        <w:rPr/>
+        <w:t xml:space="preserve"> Read </w:t>
+      </w:r>
+      <w:r>
+        <w:rPr>
+          <w:rStyle w:val="SourceText"/>
+        </w:rPr>
+        <w:t>/crew:status</w:t>
+      </w:r>
+      <w:r>
+        <w:rPr/>
+        <w:t xml:space="preserve">'s </w:t>
+      </w:r>
+      <w:r>
+        <w:rPr>
+          <w:rStyle w:val="SourceText"/>
+        </w:rPr>
+        <w:t>shell</w:t>
+      </w:r>
+      <w:r>
+        <w:rPr/>
+        <w:t xml:space="preserve"> line first. It names the shell route crew's jobs take (</w:t>
+      </w:r>
+      <w:r>
+        <w:rPr>
+          <w:rStyle w:val="SourceText"/>
+        </w:rPr>
+        <w:t>shellRoute.mode</w:t>
+      </w:r>
+      <w:r>
+        <w:rPr/>
+        <w:t xml:space="preserve">: </w:t>
+      </w:r>
+      <w:r>
+        <w:rPr>
+          <w:rStyle w:val="SourceText"/>
+        </w:rPr>
+        <w:t>auto</w:t>
+      </w:r>
+      <w:r>
+        <w:rPr/>
+        <w:t xml:space="preserve">, </w:t>
+      </w:r>
+      <w:r>
+        <w:rPr>
+          <w:rStyle w:val="SourceText"/>
+        </w:rPr>
+        <w:t>wsl</w:t>
+      </w:r>
+      <w:r>
+        <w:rPr/>
+        <w:t xml:space="preserve">, </w:t>
+      </w:r>
+      <w:r>
+        <w:rPr>
+          <w:rStyle w:val="SourceText"/>
+        </w:rPr>
+        <w:t>powershell</w:t>
+      </w:r>
+      <w:r>
+        <w:rPr/>
+        <w:t xml:space="preserve">, </w:t>
+      </w:r>
+      <w:r>
+        <w:rPr>
+          <w:rStyle w:val="SourceText"/>
+        </w:rPr>
+        <w:t>gitbash</w:t>
+      </w:r>
+      <w:r>
+        <w:rPr/>
+        <w:t xml:space="preserve">) and why. </w:t>
+      </w:r>
+      <w:r>
+        <w:rPr>
+          <w:rStyle w:val="SourceText"/>
+        </w:rPr>
+        <w:t>WSL never probed</w:t>
+      </w:r>
+      <w:r>
+        <w:rPr/>
+        <w:t xml:space="preserve"> means nobody ran </w:t>
+      </w:r>
+      <w:r>
+        <w:rPr>
+          <w:rStyle w:val="SourceText"/>
+        </w:rPr>
+        <w:t>crew_shell.py probe --write</w:t>
+      </w:r>
+      <w:r>
+        <w:rPr/>
+        <w:t xml:space="preserve">; </w:t>
+      </w:r>
+      <w:r>
+        <w:rPr>
+          <w:rStyle w:val="SourceText"/>
+        </w:rPr>
+        <w:t>not-installed</w:t>
+      </w:r>
+      <w:r>
+        <w:rPr/>
+        <w:t xml:space="preserve"> comes with the </w:t>
+      </w:r>
+      <w:r>
+        <w:rPr>
+          <w:rStyle w:val="SourceText"/>
+        </w:rPr>
+        <w:t>wsl --install -d Ubuntu</w:t>
+      </w:r>
+      <w:r>
+        <w:rPr/>
+        <w:t xml:space="preserve"> recommendation, which crew prints and never runs. A repo on a Windows drive goes to WSL under </w:t>
+      </w:r>
+      <w:r>
+        <w:rPr>
+          <w:rStyle w:val="SourceText"/>
+        </w:rPr>
+        <w:t>auto</w:t>
+      </w:r>
+      <w:r>
+        <w:rPr/>
+        <w:t xml:space="preserve"> only after </w:t>
+      </w:r>
+      <w:r>
+        <w:rPr>
+          <w:rStyle w:val="SourceText"/>
+        </w:rPr>
+        <w:t>crew_shell.py measure --write</w:t>
+      </w:r>
+      <w:r>
+        <w:rPr/>
+        <w:t xml:space="preserve"> has shown WSL faster there. See "Choosing the shell route on Windows" in </w:t>
+      </w:r>
+      <w:r>
+        <w:rPr>
+          <w:rStyle w:val="SourceText"/>
+        </w:rPr>
+        <w:t>plugin/crew/skills/crew-setup/platform.md</w:t>
+      </w:r>
+      <w:r>
+        <w:rPr/>
+        <w:t xml:space="preserve">. </w:t>
       </w:r>
     </w:p>
     <w:p>

--- a/docs/guides/crew/crew-1.0-troubleshooting.docx
+++ b/docs/guides/crew/crew-1.0-troubleshooting.docx
@@ -3245,7 +3245,7 @@
       </w:r>
       <w:r>
         <w:rPr/>
-        <w:t xml:space="preserve"> a final round with 0 BLOCK closes itself: </w:t>
+        <w:t xml:space="preserve"> a final round with 0 BLOCK from a Codex or Kimi reviewer closes itself: </w:t>
       </w:r>
       <w:r>
         <w:rPr>
@@ -3285,7 +3285,7 @@
       </w:r>
       <w:r>
         <w:rPr/>
-        <w:t xml:space="preserve"> line names what stopped it (any BLOCK, INCOMPLETE, not the final round, an open healer skip, a count it could not read). Otherwise own the FINDINGS with </w:t>
+        <w:t xml:space="preserve"> line names what stopped it (any BLOCK, INCOMPLETE, not the final round, an open healer skip, a count it could not read, a same-family Claude-fallback round, or a provider or family it could not tell). Otherwise own the FINDINGS with </w:t>
       </w:r>
       <w:r>
         <w:rPr>
@@ -3635,7 +3635,7 @@
       </w:r>
       <w:r>
         <w:rPr/>
-        <w:t xml:space="preserve"> receipt stands only while its round still reads 0 BLOCK with the same lines. </w:t>
+        <w:t xml:space="preserve"> receipt stands only while its round still reads 0 BLOCK with the same lines from a Codex or Kimi reviewer. </w:t>
       </w:r>
       <w:r>
         <w:rPr>

--- a/docs/guides/crew/crew-1.0-troubleshooting.docx
+++ b/docs/guides/crew/crew-1.0-troubleshooting.docx
@@ -1181,7 +1181,13 @@
             </w:r>
             <w:r>
               <w:rPr/>
-              <w:t xml:space="preserve"> receipt</w:t>
+              <w:t xml:space="preserve"> receipt; re-points the worktree on your own </w:t>
+            </w:r>
+            <w:r>
+              <w:rPr>
+                <w:rStyle w:val="SourceText"/>
+              </w:rPr>
+              <w:t>/crew:autopilot &lt;id&gt;</w:t>
             </w:r>
           </w:p>
         </w:tc>
@@ -10180,6 +10186,7 @@
           <w:tab w:val="left" w:pos="829" w:leader="none"/>
         </w:tabs>
         <w:bidi w:val="0"/>
+        <w:spacing w:before="120" w:after="0"/>
         <w:ind w:hanging="283" w:left="829"/>
         <w:jc w:val="left"/>
         <w:rPr/>
@@ -10243,6 +10250,173 @@
       <w:r>
         <w:rPr/>
         <w:t xml:space="preserve">) rather than the bash twin doing that job. </w:t>
+      </w:r>
+    </w:p>
+    <w:p>
+      <w:pPr>
+        <w:pStyle w:val="BodyText"/>
+        <w:numPr>
+          <w:ilvl w:val="0"/>
+          <w:numId w:val="21"/>
+        </w:numPr>
+        <w:tabs>
+          <w:tab w:val="clear" w:pos="1134"/>
+          <w:tab w:val="left" w:pos="829" w:leader="none"/>
+        </w:tabs>
+        <w:bidi w:val="0"/>
+        <w:ind w:hanging="283" w:left="829"/>
+        <w:jc w:val="left"/>
+        <w:rPr/>
+      </w:pPr>
+      <w:r>
+        <w:rPr>
+          <w:rStyle w:val="Strong"/>
+        </w:rPr>
+        <w:t>Tests and checks are slow on Windows.</w:t>
+      </w:r>
+      <w:r>
+        <w:rPr/>
+        <w:t xml:space="preserve"> Read </w:t>
+      </w:r>
+      <w:r>
+        <w:rPr>
+          <w:rStyle w:val="SourceText"/>
+        </w:rPr>
+        <w:t>/crew:status</w:t>
+      </w:r>
+      <w:r>
+        <w:rPr/>
+        <w:t xml:space="preserve">'s </w:t>
+      </w:r>
+      <w:r>
+        <w:rPr>
+          <w:rStyle w:val="SourceText"/>
+        </w:rPr>
+        <w:t>shell</w:t>
+      </w:r>
+      <w:r>
+        <w:rPr/>
+        <w:t xml:space="preserve"> line first. It names the shell route crew's jobs take (</w:t>
+      </w:r>
+      <w:r>
+        <w:rPr>
+          <w:rStyle w:val="SourceText"/>
+        </w:rPr>
+        <w:t>shellRoute.mode</w:t>
+      </w:r>
+      <w:r>
+        <w:rPr/>
+        <w:t xml:space="preserve">: </w:t>
+      </w:r>
+      <w:r>
+        <w:rPr>
+          <w:rStyle w:val="SourceText"/>
+        </w:rPr>
+        <w:t>auto</w:t>
+      </w:r>
+      <w:r>
+        <w:rPr/>
+        <w:t xml:space="preserve">, </w:t>
+      </w:r>
+      <w:r>
+        <w:rPr>
+          <w:rStyle w:val="SourceText"/>
+        </w:rPr>
+        <w:t>wsl</w:t>
+      </w:r>
+      <w:r>
+        <w:rPr/>
+        <w:t xml:space="preserve">, </w:t>
+      </w:r>
+      <w:r>
+        <w:rPr>
+          <w:rStyle w:val="SourceText"/>
+        </w:rPr>
+        <w:t>powershell</w:t>
+      </w:r>
+      <w:r>
+        <w:rPr/>
+        <w:t xml:space="preserve">, </w:t>
+      </w:r>
+      <w:r>
+        <w:rPr>
+          <w:rStyle w:val="SourceText"/>
+        </w:rPr>
+        <w:t>gitbash</w:t>
+      </w:r>
+      <w:r>
+        <w:rPr/>
+        <w:t xml:space="preserve">) and why. </w:t>
+      </w:r>
+      <w:r>
+        <w:rPr>
+          <w:rStyle w:val="SourceText"/>
+        </w:rPr>
+        <w:t>WSL never probed</w:t>
+      </w:r>
+      <w:r>
+        <w:rPr/>
+        <w:t xml:space="preserve"> means nobody ran </w:t>
+      </w:r>
+      <w:r>
+        <w:rPr>
+          <w:rStyle w:val="SourceText"/>
+        </w:rPr>
+        <w:t>crew_shell.py probe --write</w:t>
+      </w:r>
+      <w:r>
+        <w:rPr/>
+        <w:t xml:space="preserve">; </w:t>
+      </w:r>
+      <w:r>
+        <w:rPr>
+          <w:rStyle w:val="SourceText"/>
+        </w:rPr>
+        <w:t>not-installed</w:t>
+      </w:r>
+      <w:r>
+        <w:rPr/>
+        <w:t xml:space="preserve"> comes with the </w:t>
+      </w:r>
+      <w:r>
+        <w:rPr>
+          <w:rStyle w:val="SourceText"/>
+        </w:rPr>
+        <w:t>wsl --install -d Ubuntu</w:t>
+      </w:r>
+      <w:r>
+        <w:rPr/>
+        <w:t xml:space="preserve"> recommendation, which crew prints and never runs. A repo on a Windows drive goes to WSL under </w:t>
+      </w:r>
+      <w:r>
+        <w:rPr>
+          <w:rStyle w:val="SourceText"/>
+        </w:rPr>
+        <w:t>auto</w:t>
+      </w:r>
+      <w:r>
+        <w:rPr/>
+        <w:t xml:space="preserve"> only after </w:t>
+      </w:r>
+      <w:r>
+        <w:rPr>
+          <w:rStyle w:val="SourceText"/>
+        </w:rPr>
+        <w:t>crew_shell.py measure --write</w:t>
+      </w:r>
+      <w:r>
+        <w:rPr/>
+        <w:t xml:space="preserve"> has shown WSL faster there. See "Choosing the shell route on Windows" in </w:t>
+      </w:r>
+      <w:r>
+        <w:rPr>
+          <w:rStyle w:val="SourceText"/>
+        </w:rPr>
+        <w:t>plugin/crew/skills/crew-setup/platform.md</w:t>
+      </w:r>
+      <w:r>
+        <w:rPr/>
+        <w:t xml:space="preserve">. </w:t>
       </w:r>
     </w:p>
     <w:p>

--- a/docs/guides/crew/crew-1.0-troubleshooting.docx
+++ b/docs/guides/crew/crew-1.0-troubleshooting.docx
@@ -3394,7 +3394,87 @@
       </w:r>
       <w:r>
         <w:rPr/>
-        <w:t xml:space="preserve"> means the output arrived and broke the contract. </w:t>
+        <w:t xml:space="preserve"> means the output arrived and broke the contract. Harmless prose, a heading or a code fence beside well-formed findings, with every part acknowledged and exit 0, no longer does that: the round is FINDINGS, and the ignored lines are printed on a </w:t>
+      </w:r>
+      <w:r>
+        <w:rPr>
+          <w:rStyle w:val="SourceText"/>
+        </w:rPr>
+        <w:t>review: FINDINGS kept; ...</w:t>
+      </w:r>
+      <w:r>
+        <w:rPr/>
+        <w:t xml:space="preserve"> line and kept in </w:t>
+      </w:r>
+      <w:r>
+        <w:rPr>
+          <w:rStyle w:val="SourceText"/>
+        </w:rPr>
+        <w:t>review.json</w:t>
+      </w:r>
+      <w:r>
+        <w:rPr/>
+        <w:t xml:space="preserve">'s </w:t>
+      </w:r>
+      <w:r>
+        <w:rPr>
+          <w:rStyle w:val="SourceText"/>
+        </w:rPr>
+        <w:t>ignored_lines</w:t>
+      </w:r>
+      <w:r>
+        <w:rPr/>
+        <w:t xml:space="preserve">. A stray line beside </w:t>
+      </w:r>
+      <w:r>
+        <w:rPr>
+          <w:rStyle w:val="SourceText"/>
+        </w:rPr>
+        <w:t>CLEAN</w:t>
+      </w:r>
+      <w:r>
+        <w:rPr/>
+        <w:t>, a misformatted contract line (</w:t>
+      </w:r>
+      <w:r>
+        <w:rPr>
+          <w:rStyle w:val="SourceText"/>
+        </w:rPr>
+        <w:t>- FIX|...</w:t>
+      </w:r>
+      <w:r>
+        <w:rPr/>
+        <w:t xml:space="preserve">, </w:t>
+      </w:r>
+      <w:r>
+        <w:rPr>
+          <w:rStyle w:val="SourceText"/>
+        </w:rPr>
+        <w:t>fix|...</w:t>
+      </w:r>
+      <w:r>
+        <w:rPr/>
+        <w:t xml:space="preserve">, a </w:t>
+      </w:r>
+      <w:r>
+        <w:rPr>
+          <w:rStyle w:val="SourceText"/>
+        </w:rPr>
+        <w:t>|</w:t>
+      </w:r>
+      <w:r>
+        <w:rPr/>
+        <w:t xml:space="preserve"> table row) or a line admitting the review fell short ("skipped", "truncated", "could not review") is still INCOMPLETE </w:t>
+      </w:r>
+      <w:r>
+        <w:rPr>
+          <w:rStyle w:val="SourceText"/>
+        </w:rPr>
+        <w:t>reviewer</w:t>
+      </w:r>
+      <w:r>
+        <w:rPr/>
+        <w:t xml:space="preserve">. </w:t>
       </w:r>
       <w:r>
         <w:rPr>
@@ -10180,6 +10260,7 @@
           <w:tab w:val="left" w:pos="829" w:leader="none"/>
         </w:tabs>
         <w:bidi w:val="0"/>
+        <w:spacing w:before="120" w:after="0"/>
         <w:ind w:hanging="283" w:left="829"/>
         <w:jc w:val="left"/>
         <w:rPr/>
@@ -10243,6 +10324,173 @@
       <w:r>
         <w:rPr/>
         <w:t xml:space="preserve">) rather than the bash twin doing that job. </w:t>
+      </w:r>
+    </w:p>
+    <w:p>
+      <w:pPr>
+        <w:pStyle w:val="BodyText"/>
+        <w:numPr>
+          <w:ilvl w:val="0"/>
+          <w:numId w:val="21"/>
+        </w:numPr>
+        <w:tabs>
+          <w:tab w:val="clear" w:pos="1134"/>
+          <w:tab w:val="left" w:pos="829" w:leader="none"/>
+        </w:tabs>
+        <w:bidi w:val="0"/>
+        <w:ind w:hanging="283" w:left="829"/>
+        <w:jc w:val="left"/>
+        <w:rPr/>
+      </w:pPr>
+      <w:r>
+        <w:rPr>
+          <w:rStyle w:val="Strong"/>
+        </w:rPr>
+        <w:t>Tests and checks are slow on Windows.</w:t>
+      </w:r>
+      <w:r>
+        <w:rPr/>
+        <w:t xml:space="preserve"> Read </w:t>
+      </w:r>
+      <w:r>
+        <w:rPr>
+          <w:rStyle w:val="SourceText"/>
+        </w:rPr>
+        <w:t>/crew:status</w:t>
+      </w:r>
+      <w:r>
+        <w:rPr/>
+        <w:t xml:space="preserve">'s </w:t>
+      </w:r>
+      <w:r>
+        <w:rPr>
+          <w:rStyle w:val="SourceText"/>
+        </w:rPr>
+        <w:t>shell</w:t>
+      </w:r>
+      <w:r>
+        <w:rPr/>
+        <w:t xml:space="preserve"> line first. It names the shell route crew's jobs take (</w:t>
+      </w:r>
+      <w:r>
+        <w:rPr>
+          <w:rStyle w:val="SourceText"/>
+        </w:rPr>
+        <w:t>shellRoute.mode</w:t>
+      </w:r>
+      <w:r>
+        <w:rPr/>
+        <w:t xml:space="preserve">: </w:t>
+      </w:r>
+      <w:r>
+        <w:rPr>
+          <w:rStyle w:val="SourceText"/>
+        </w:rPr>
+        <w:t>auto</w:t>
+      </w:r>
+      <w:r>
+        <w:rPr/>
+        <w:t xml:space="preserve">, </w:t>
+      </w:r>
+      <w:r>
+        <w:rPr>
+          <w:rStyle w:val="SourceText"/>
+        </w:rPr>
+        <w:t>wsl</w:t>
+      </w:r>
+      <w:r>
+        <w:rPr/>
+        <w:t xml:space="preserve">, </w:t>
+      </w:r>
+      <w:r>
+        <w:rPr>
+          <w:rStyle w:val="SourceText"/>
+        </w:rPr>
+        <w:t>powershell</w:t>
+      </w:r>
+      <w:r>
+        <w:rPr/>
+        <w:t xml:space="preserve">, </w:t>
+      </w:r>
+      <w:r>
+        <w:rPr>
+          <w:rStyle w:val="SourceText"/>
+        </w:rPr>
+        <w:t>gitbash</w:t>
+      </w:r>
+      <w:r>
+        <w:rPr/>
+        <w:t xml:space="preserve">) and why. </w:t>
+      </w:r>
+      <w:r>
+        <w:rPr>
+          <w:rStyle w:val="SourceText"/>
+        </w:rPr>
+        <w:t>WSL never probed</w:t>
+      </w:r>
+      <w:r>
+        <w:rPr/>
+        <w:t xml:space="preserve"> means nobody ran </w:t>
+      </w:r>
+      <w:r>
+        <w:rPr>
+          <w:rStyle w:val="SourceText"/>
+        </w:rPr>
+        <w:t>crew_shell.py probe --write</w:t>
+      </w:r>
+      <w:r>
+        <w:rPr/>
+        <w:t xml:space="preserve">; </w:t>
+      </w:r>
+      <w:r>
+        <w:rPr>
+          <w:rStyle w:val="SourceText"/>
+        </w:rPr>
+        <w:t>not-installed</w:t>
+      </w:r>
+      <w:r>
+        <w:rPr/>
+        <w:t xml:space="preserve"> comes with the </w:t>
+      </w:r>
+      <w:r>
+        <w:rPr>
+          <w:rStyle w:val="SourceText"/>
+        </w:rPr>
+        <w:t>wsl --install -d Ubuntu</w:t>
+      </w:r>
+      <w:r>
+        <w:rPr/>
+        <w:t xml:space="preserve"> recommendation, which crew prints and never runs. A repo on a Windows drive goes to WSL under </w:t>
+      </w:r>
+      <w:r>
+        <w:rPr>
+          <w:rStyle w:val="SourceText"/>
+        </w:rPr>
+        <w:t>auto</w:t>
+      </w:r>
+      <w:r>
+        <w:rPr/>
+        <w:t xml:space="preserve"> only after </w:t>
+      </w:r>
+      <w:r>
+        <w:rPr>
+          <w:rStyle w:val="SourceText"/>
+        </w:rPr>
+        <w:t>crew_shell.py measure --write</w:t>
+      </w:r>
+      <w:r>
+        <w:rPr/>
+        <w:t xml:space="preserve"> has shown WSL faster there. See "Choosing the shell route on Windows" in </w:t>
+      </w:r>
+      <w:r>
+        <w:rPr>
+          <w:rStyle w:val="SourceText"/>
+        </w:rPr>
+        <w:t>plugin/crew/skills/crew-setup/platform.md</w:t>
+      </w:r>
+      <w:r>
+        <w:rPr/>
+        <w:t xml:space="preserve">. </w:t>
       </w:r>
     </w:p>
     <w:p>

--- a/docs/guides/crew/crew-1.0-troubleshooting.docx
+++ b/docs/guides/crew/crew-1.0-troubleshooting.docx
@@ -3245,7 +3245,47 @@
       </w:r>
       <w:r>
         <w:rPr/>
-        <w:t xml:space="preserve"> own the FINDINGS with </w:t>
+        <w:t xml:space="preserve"> a final round with 0 BLOCK from a Codex or Kimi reviewer closes itself: </w:t>
+      </w:r>
+      <w:r>
+        <w:rPr>
+          <w:rStyle w:val="SourceText"/>
+        </w:rPr>
+        <w:t>review: auto-accept: eligible</w:t>
+      </w:r>
+      <w:r>
+        <w:rPr/>
+        <w:t xml:space="preserve">, then </w:t>
+      </w:r>
+      <w:r>
+        <w:rPr>
+          <w:rStyle w:val="SourceText"/>
+        </w:rPr>
+        <w:t>--auto-accept --follow-up &lt;id&gt;</w:t>
+      </w:r>
+      <w:r>
+        <w:rPr/>
+        <w:t xml:space="preserve"> writes an </w:t>
+      </w:r>
+      <w:r>
+        <w:rPr>
+          <w:rStyle w:val="SourceText"/>
+        </w:rPr>
+        <w:t>auto-accepted</w:t>
+      </w:r>
+      <w:r>
+        <w:rPr/>
+        <w:t xml:space="preserve"> receipt and its FIX/NIT lines go verbatim into one follow-up ticket. A </w:t>
+      </w:r>
+      <w:r>
+        <w:rPr>
+          <w:rStyle w:val="SourceText"/>
+        </w:rPr>
+        <w:t>review: auto-accept: refused - &lt;reason&gt;</w:t>
+      </w:r>
+      <w:r>
+        <w:rPr/>
+        <w:t xml:space="preserve"> line names what stopped it (any BLOCK, INCOMPLETE, not the final round, an open healer skip, a count it could not read, a same-family Claude-fallback round, or a provider or family it could not tell). Otherwise own the FINDINGS with </w:t>
       </w:r>
       <w:r>
         <w:rPr>
@@ -3265,7 +3305,17 @@
       </w:r>
       <w:r>
         <w:rPr/>
-        <w:t xml:space="preserve">), or write a new plan and get it approved — </w:t>
+        <w:t xml:space="preserve">; a name starting </w:t>
+      </w:r>
+      <w:r>
+        <w:rPr>
+          <w:rStyle w:val="SourceText"/>
+        </w:rPr>
+        <w:t>auto:</w:t>
+      </w:r>
+      <w:r>
+        <w:rPr/>
+        <w:t xml:space="preserve"> is refused), or write a new plan and get it approved — </w:t>
       </w:r>
       <w:r>
         <w:rPr>
@@ -3565,7 +3615,57 @@
       </w:r>
       <w:r>
         <w:rPr/>
-        <w:t xml:space="preserve">. </w:t>
+        <w:t xml:space="preserve">, or </w:t>
+      </w:r>
+      <w:r>
+        <w:rPr>
+          <w:rStyle w:val="SourceText"/>
+        </w:rPr>
+        <w:t>--auto-accept</w:t>
+      </w:r>
+      <w:r>
+        <w:rPr/>
+        <w:t xml:space="preserve"> on a final 0-BLOCK round. An </w:t>
+      </w:r>
+      <w:r>
+        <w:rPr>
+          <w:rStyle w:val="SourceText"/>
+        </w:rPr>
+        <w:t>auto-accepted</w:t>
+      </w:r>
+      <w:r>
+        <w:rPr/>
+        <w:t xml:space="preserve"> receipt stands only while its round still reads 0 BLOCK with the same lines from the same Codex or Kimi reviewer the receipt names. </w:t>
+      </w:r>
+      <w:r>
+        <w:rPr>
+          <w:rStyle w:val="SourceText"/>
+        </w:rPr>
+        <w:t>--check-follow-up</w:t>
+      </w:r>
+      <w:r>
+        <w:rPr/>
+        <w:t xml:space="preserve"> fails until the follow-up's </w:t>
+      </w:r>
+      <w:r>
+        <w:rPr>
+          <w:rStyle w:val="SourceText"/>
+        </w:rPr>
+        <w:t>direction.md</w:t>
+      </w:r>
+      <w:r>
+        <w:rPr/>
+        <w:t xml:space="preserve"> quotes every line verbatim (a line the receipt carries twice, twice), and on a non-UTF-8 file or an unknown receipt kind. </w:t>
+      </w:r>
+      <w:r>
+        <w:rPr>
+          <w:rStyle w:val="SourceText"/>
+        </w:rPr>
+        <w:t>/crew:done</w:t>
+      </w:r>
+      <w:r>
+        <w:rPr/>
+        <w:t xml:space="preserve"> does not run it yet (L-0568 adds it to check 1), so run it yourself before closing. </w:t>
       </w:r>
       <w:r>
         <w:rPr>
@@ -10180,6 +10280,7 @@
           <w:tab w:val="left" w:pos="829" w:leader="none"/>
         </w:tabs>
         <w:bidi w:val="0"/>
+        <w:spacing w:before="120" w:after="0"/>
         <w:ind w:hanging="283" w:left="829"/>
         <w:jc w:val="left"/>
         <w:rPr/>
@@ -10243,6 +10344,173 @@
       <w:r>
         <w:rPr/>
         <w:t xml:space="preserve">) rather than the bash twin doing that job. </w:t>
+      </w:r>
+    </w:p>
+    <w:p>
+      <w:pPr>
+        <w:pStyle w:val="BodyText"/>
+        <w:numPr>
+          <w:ilvl w:val="0"/>
+          <w:numId w:val="21"/>
+        </w:numPr>
+        <w:tabs>
+          <w:tab w:val="clear" w:pos="1134"/>
+          <w:tab w:val="left" w:pos="829" w:leader="none"/>
+        </w:tabs>
+        <w:bidi w:val="0"/>
+        <w:ind w:hanging="283" w:left="829"/>
+        <w:jc w:val="left"/>
+        <w:rPr/>
+      </w:pPr>
+      <w:r>
+        <w:rPr>
+          <w:rStyle w:val="Strong"/>
+        </w:rPr>
+        <w:t>Tests and checks are slow on Windows.</w:t>
+      </w:r>
+      <w:r>
+        <w:rPr/>
+        <w:t xml:space="preserve"> Read </w:t>
+      </w:r>
+      <w:r>
+        <w:rPr>
+          <w:rStyle w:val="SourceText"/>
+        </w:rPr>
+        <w:t>/crew:status</w:t>
+      </w:r>
+      <w:r>
+        <w:rPr/>
+        <w:t xml:space="preserve">'s </w:t>
+      </w:r>
+      <w:r>
+        <w:rPr>
+          <w:rStyle w:val="SourceText"/>
+        </w:rPr>
+        <w:t>shell</w:t>
+      </w:r>
+      <w:r>
+        <w:rPr/>
+        <w:t xml:space="preserve"> line first. It names the shell route crew's jobs take (</w:t>
+      </w:r>
+      <w:r>
+        <w:rPr>
+          <w:rStyle w:val="SourceText"/>
+        </w:rPr>
+        <w:t>shellRoute.mode</w:t>
+      </w:r>
+      <w:r>
+        <w:rPr/>
+        <w:t xml:space="preserve">: </w:t>
+      </w:r>
+      <w:r>
+        <w:rPr>
+          <w:rStyle w:val="SourceText"/>
+        </w:rPr>
+        <w:t>auto</w:t>
+      </w:r>
+      <w:r>
+        <w:rPr/>
+        <w:t xml:space="preserve">, </w:t>
+      </w:r>
+      <w:r>
+        <w:rPr>
+          <w:rStyle w:val="SourceText"/>
+        </w:rPr>
+        <w:t>wsl</w:t>
+      </w:r>
+      <w:r>
+        <w:rPr/>
+        <w:t xml:space="preserve">, </w:t>
+      </w:r>
+      <w:r>
+        <w:rPr>
+          <w:rStyle w:val="SourceText"/>
+        </w:rPr>
+        <w:t>powershell</w:t>
+      </w:r>
+      <w:r>
+        <w:rPr/>
+        <w:t xml:space="preserve">, </w:t>
+      </w:r>
+      <w:r>
+        <w:rPr>
+          <w:rStyle w:val="SourceText"/>
+        </w:rPr>
+        <w:t>gitbash</w:t>
+      </w:r>
+      <w:r>
+        <w:rPr/>
+        <w:t xml:space="preserve">) and why. </w:t>
+      </w:r>
+      <w:r>
+        <w:rPr>
+          <w:rStyle w:val="SourceText"/>
+        </w:rPr>
+        <w:t>WSL never probed</w:t>
+      </w:r>
+      <w:r>
+        <w:rPr/>
+        <w:t xml:space="preserve"> means nobody ran </w:t>
+      </w:r>
+      <w:r>
+        <w:rPr>
+          <w:rStyle w:val="SourceText"/>
+        </w:rPr>
+        <w:t>crew_shell.py probe --write</w:t>
+      </w:r>
+      <w:r>
+        <w:rPr/>
+        <w:t xml:space="preserve">; </w:t>
+      </w:r>
+      <w:r>
+        <w:rPr>
+          <w:rStyle w:val="SourceText"/>
+        </w:rPr>
+        <w:t>not-installed</w:t>
+      </w:r>
+      <w:r>
+        <w:rPr/>
+        <w:t xml:space="preserve"> comes with the </w:t>
+      </w:r>
+      <w:r>
+        <w:rPr>
+          <w:rStyle w:val="SourceText"/>
+        </w:rPr>
+        <w:t>wsl --install -d Ubuntu</w:t>
+      </w:r>
+      <w:r>
+        <w:rPr/>
+        <w:t xml:space="preserve"> recommendation, which crew prints and never runs. A repo on a Windows drive goes to WSL under </w:t>
+      </w:r>
+      <w:r>
+        <w:rPr>
+          <w:rStyle w:val="SourceText"/>
+        </w:rPr>
+        <w:t>auto</w:t>
+      </w:r>
+      <w:r>
+        <w:rPr/>
+        <w:t xml:space="preserve"> only after </w:t>
+      </w:r>
+      <w:r>
+        <w:rPr>
+          <w:rStyle w:val="SourceText"/>
+        </w:rPr>
+        <w:t>crew_shell.py measure --write</w:t>
+      </w:r>
+      <w:r>
+        <w:rPr/>
+        <w:t xml:space="preserve"> has shown WSL faster there. See "Choosing the shell route on Windows" in </w:t>
+      </w:r>
+      <w:r>
+        <w:rPr>
+          <w:rStyle w:val="SourceText"/>
+        </w:rPr>
+        <w:t>plugin/crew/skills/crew-setup/platform.md</w:t>
+      </w:r>
+      <w:r>
+        <w:rPr/>
+        <w:t xml:space="preserve">. </w:t>
       </w:r>
     </w:p>
     <w:p>

--- a/docs/guides/crew/crew-1.0-troubleshooting.docx
+++ b/docs/guides/crew/crew-1.0-troubleshooting.docx
@@ -3285,7 +3285,17 @@
       </w:r>
       <w:r>
         <w:rPr/>
-        <w:t xml:space="preserve"> line names what stopped it (any BLOCK, INCOMPLETE, not the final round, an open healer skip, a count it could not read, a same-family Claude-fallback round, or a provider or family it could not tell). Otherwise own the FINDINGS with </w:t>
+        <w:t xml:space="preserve"> line names what stopped it (any BLOCK, INCOMPLETE, not the final round, an open healer skip, a count it could not read, a same-family Claude-fallback round, a provider or family it could not tell, or a verdict recovered from stray lines - </w:t>
+      </w:r>
+      <w:r>
+        <w:rPr>
+          <w:rStyle w:val="SourceText"/>
+        </w:rPr>
+        <w:t>ignored_lines</w:t>
+      </w:r>
+      <w:r>
+        <w:rPr/>
+        <w:t xml:space="preserve"> above 0, or missing or unreadable, which is could-not-tell until L-0576 records it). Otherwise own the FINDINGS with </w:t>
       </w:r>
       <w:r>
         <w:rPr>

--- a/docs/guides/crew/crew-1.0-troubleshooting.docx
+++ b/docs/guides/crew/crew-1.0-troubleshooting.docx
@@ -545,7 +545,7 @@
     </w:p>
     <w:tbl>
       <w:tblPr>
-        <w:tblW w:w="11731" w:type="dxa"/>
+        <w:tblW w:w="12926" w:type="dxa"/>
         <w:jc w:val="left"/>
         <w:tblInd w:w="28" w:type="dxa"/>
         <w:tblLayout w:type="fixed"/>
@@ -559,8 +559,8 @@
       <w:tblGrid>
         <w:gridCol w:w="2119"/>
         <w:gridCol w:w="2456"/>
-        <w:gridCol w:w="2022"/>
-        <w:gridCol w:w="2986"/>
+        <w:gridCol w:w="2808"/>
+        <w:gridCol w:w="3395"/>
         <w:gridCol w:w="2148"/>
       </w:tblGrid>
       <w:tr>
@@ -613,7 +613,7 @@
         </w:tc>
         <w:tc>
           <w:tcPr>
-            <w:tcW w:w="2022" w:type="dxa"/>
+            <w:tcW w:w="2808" w:type="dxa"/>
             <w:tcBorders/>
             <w:vAlign w:val="center"/>
           </w:tcPr>
@@ -635,7 +635,7 @@
         </w:tc>
         <w:tc>
           <w:tcPr>
-            <w:tcW w:w="2986" w:type="dxa"/>
+            <w:tcW w:w="3395" w:type="dxa"/>
             <w:tcBorders/>
             <w:vAlign w:val="center"/>
           </w:tcPr>
@@ -728,7 +728,7 @@
         </w:tc>
         <w:tc>
           <w:tcPr>
-            <w:tcW w:w="2022" w:type="dxa"/>
+            <w:tcW w:w="2808" w:type="dxa"/>
             <w:tcBorders/>
             <w:vAlign w:val="center"/>
           </w:tcPr>
@@ -769,7 +769,7 @@
         </w:tc>
         <w:tc>
           <w:tcPr>
-            <w:tcW w:w="2986" w:type="dxa"/>
+            <w:tcW w:w="3395" w:type="dxa"/>
             <w:tcBorders/>
             <w:vAlign w:val="center"/>
           </w:tcPr>
@@ -864,7 +864,7 @@
         </w:tc>
         <w:tc>
           <w:tcPr>
-            <w:tcW w:w="2022" w:type="dxa"/>
+            <w:tcW w:w="2808" w:type="dxa"/>
             <w:tcBorders/>
             <w:vAlign w:val="center"/>
           </w:tcPr>
@@ -891,7 +891,7 @@
         </w:tc>
         <w:tc>
           <w:tcPr>
-            <w:tcW w:w="2986" w:type="dxa"/>
+            <w:tcW w:w="3395" w:type="dxa"/>
             <w:tcBorders/>
             <w:vAlign w:val="center"/>
           </w:tcPr>
@@ -1016,7 +1016,7 @@
         </w:tc>
         <w:tc>
           <w:tcPr>
-            <w:tcW w:w="2022" w:type="dxa"/>
+            <w:tcW w:w="2808" w:type="dxa"/>
             <w:tcBorders/>
             <w:vAlign w:val="center"/>
           </w:tcPr>
@@ -1037,7 +1037,7 @@
         </w:tc>
         <w:tc>
           <w:tcPr>
-            <w:tcW w:w="2986" w:type="dxa"/>
+            <w:tcW w:w="3395" w:type="dxa"/>
             <w:tcBorders/>
             <w:vAlign w:val="center"/>
           </w:tcPr>
@@ -1156,7 +1156,7 @@
         </w:tc>
         <w:tc>
           <w:tcPr>
-            <w:tcW w:w="2022" w:type="dxa"/>
+            <w:tcW w:w="2808" w:type="dxa"/>
             <w:tcBorders/>
             <w:vAlign w:val="center"/>
           </w:tcPr>
@@ -1187,7 +1187,7 @@
         </w:tc>
         <w:tc>
           <w:tcPr>
-            <w:tcW w:w="2986" w:type="dxa"/>
+            <w:tcW w:w="3395" w:type="dxa"/>
             <w:tcBorders/>
             <w:vAlign w:val="center"/>
           </w:tcPr>
@@ -1308,7 +1308,7 @@
         </w:tc>
         <w:tc>
           <w:tcPr>
-            <w:tcW w:w="2022" w:type="dxa"/>
+            <w:tcW w:w="2808" w:type="dxa"/>
             <w:tcBorders/>
             <w:vAlign w:val="center"/>
           </w:tcPr>
@@ -1335,7 +1335,7 @@
         </w:tc>
         <w:tc>
           <w:tcPr>
-            <w:tcW w:w="2986" w:type="dxa"/>
+            <w:tcW w:w="3395" w:type="dxa"/>
             <w:tcBorders/>
             <w:vAlign w:val="center"/>
           </w:tcPr>
@@ -1538,7 +1538,7 @@
         </w:tc>
         <w:tc>
           <w:tcPr>
-            <w:tcW w:w="2022" w:type="dxa"/>
+            <w:tcW w:w="2808" w:type="dxa"/>
             <w:tcBorders/>
             <w:vAlign w:val="center"/>
           </w:tcPr>
@@ -1559,7 +1559,7 @@
         </w:tc>
         <w:tc>
           <w:tcPr>
-            <w:tcW w:w="2986" w:type="dxa"/>
+            <w:tcW w:w="3395" w:type="dxa"/>
             <w:tcBorders/>
             <w:vAlign w:val="center"/>
           </w:tcPr>
@@ -1712,7 +1712,7 @@
         </w:tc>
         <w:tc>
           <w:tcPr>
-            <w:tcW w:w="2022" w:type="dxa"/>
+            <w:tcW w:w="2808" w:type="dxa"/>
             <w:tcBorders/>
             <w:vAlign w:val="center"/>
           </w:tcPr>
@@ -1747,13 +1747,33 @@
             </w:r>
             <w:r>
               <w:rPr/>
-              <w:t xml:space="preserve"> commands and wrong-identity commands</w:t>
-            </w:r>
-          </w:p>
-        </w:tc>
-        <w:tc>
-          <w:tcPr>
-            <w:tcW w:w="2986" w:type="dxa"/>
+              <w:t xml:space="preserve"> commands, wrong-identity commands, and dispatches of workflows listed in </w:t>
+            </w:r>
+            <w:r>
+              <w:rPr>
+                <w:rStyle w:val="SourceText"/>
+              </w:rPr>
+              <w:t>environments.workflows</w:t>
+            </w:r>
+            <w:r>
+              <w:rPr/>
+              <w:t xml:space="preserve"> (</w:t>
+            </w:r>
+            <w:r>
+              <w:rPr>
+                <w:rStyle w:val="SourceText"/>
+              </w:rPr>
+              <w:t>guards.deployWorkflow</w:t>
+            </w:r>
+            <w:r>
+              <w:rPr/>
+              <w:t>) — judged only when every word on the line is a plain literal or a single-quoted word; anything else asks, and is refused unattended</w:t>
+            </w:r>
+          </w:p>
+        </w:tc>
+        <w:tc>
+          <w:tcPr>
+            <w:tcW w:w="3395" w:type="dxa"/>
             <w:tcBorders/>
             <w:vAlign w:val="center"/>
           </w:tcPr>
@@ -1863,7 +1883,7 @@
               <w:rPr>
                 <w:rStyle w:val="SourceText"/>
               </w:rPr>
-              <w:t>Write</w:t>
+              <w:t>Bash</w:t>
             </w:r>
             <w:r>
               <w:rPr/>
@@ -1873,46 +1893,6 @@
               <w:rPr>
                 <w:rStyle w:val="SourceText"/>
               </w:rPr>
-              <w:t>Edit</w:t>
-            </w:r>
-            <w:r>
-              <w:rPr/>
-              <w:t>|</w:t>
-            </w:r>
-            <w:r>
-              <w:rPr>
-                <w:rStyle w:val="SourceText"/>
-              </w:rPr>
-              <w:t>MultiEdit</w:t>
-            </w:r>
-            <w:r>
-              <w:rPr/>
-              <w:t>|</w:t>
-            </w:r>
-            <w:r>
-              <w:rPr>
-                <w:rStyle w:val="SourceText"/>
-              </w:rPr>
-              <w:t>NotebookEdit</w:t>
-            </w:r>
-            <w:r>
-              <w:rPr/>
-              <w:t>|</w:t>
-            </w:r>
-            <w:r>
-              <w:rPr>
-                <w:rStyle w:val="SourceText"/>
-              </w:rPr>
-              <w:t>Bash</w:t>
-            </w:r>
-            <w:r>
-              <w:rPr/>
-              <w:t>|</w:t>
-            </w:r>
-            <w:r>
-              <w:rPr>
-                <w:rStyle w:val="SourceText"/>
-              </w:rPr>
               <w:t>PowerShell</w:t>
             </w:r>
             <w:r>
@@ -1940,101 +1920,89 @@
               <w:rPr>
                 <w:rStyle w:val="SourceText"/>
               </w:rPr>
-              <w:t>scope-guard.sh</w:t>
-            </w:r>
-          </w:p>
-        </w:tc>
-        <w:tc>
-          <w:tcPr>
-            <w:tcW w:w="2022" w:type="dxa"/>
-            <w:tcBorders/>
-            <w:vAlign w:val="center"/>
-          </w:tcPr>
-          <w:p>
-            <w:pPr>
-              <w:pStyle w:val="TableContents"/>
-              <w:shd w:fill="2E3440" w:val="clear"/>
-              <w:bidi w:val="0"/>
-              <w:spacing w:before="120" w:after="120"/>
-              <w:jc w:val="left"/>
-              <w:rPr/>
-            </w:pPr>
-            <w:r>
-              <w:rPr/>
-              <w:t>plan-approval + ticket scope guard</w:t>
-            </w:r>
-          </w:p>
-        </w:tc>
-        <w:tc>
-          <w:tcPr>
-            <w:tcW w:w="2986" w:type="dxa"/>
-            <w:tcBorders/>
-            <w:vAlign w:val="center"/>
-          </w:tcPr>
-          <w:p>
-            <w:pPr>
-              <w:pStyle w:val="TableContents"/>
-              <w:shd w:fill="2E3440" w:val="clear"/>
-              <w:bidi w:val="0"/>
-              <w:spacing w:before="120" w:after="120"/>
-              <w:jc w:val="left"/>
-              <w:rPr/>
-            </w:pPr>
-            <w:r>
-              <w:rPr>
-                <w:rStyle w:val="SourceText"/>
-              </w:rPr>
-              <w:t>scope.mode</w:t>
-            </w:r>
-            <w:r>
-              <w:rPr/>
-              <w:t xml:space="preserve"> (</w:t>
-            </w:r>
-            <w:r>
-              <w:rPr>
-                <w:rStyle w:val="SourceText"/>
-              </w:rPr>
-              <w:t>off</w:t>
-            </w:r>
-            <w:r>
-              <w:rPr/>
-              <w:t>/</w:t>
-            </w:r>
-            <w:r>
-              <w:rPr>
-                <w:rStyle w:val="SourceText"/>
-              </w:rPr>
-              <w:t>report</w:t>
-            </w:r>
-            <w:r>
-              <w:rPr/>
-              <w:t>/</w:t>
-            </w:r>
-            <w:r>
-              <w:rPr>
-                <w:rStyle w:val="SourceText"/>
-              </w:rPr>
-              <w:t>block</w:t>
-            </w:r>
-            <w:r>
-              <w:rPr/>
-              <w:t>/</w:t>
-            </w:r>
-            <w:r>
-              <w:rPr>
-                <w:rStyle w:val="SourceText"/>
-              </w:rPr>
-              <w:t>auto</w:t>
-            </w:r>
-            <w:r>
-              <w:rPr/>
-              <w:t xml:space="preserve">), </w:t>
-            </w:r>
-            <w:r>
-              <w:rPr>
-                <w:rStyle w:val="SourceText"/>
-              </w:rPr>
-              <w:t>scope.allowCliApproval</w:t>
+              <w:t>cloud-guard.sh</w:t>
+            </w:r>
+            <w:r>
+              <w:rPr/>
+              <w:t>, environment layer (T-0005)</w:t>
+            </w:r>
+          </w:p>
+        </w:tc>
+        <w:tc>
+          <w:tcPr>
+            <w:tcW w:w="2808" w:type="dxa"/>
+            <w:tcBorders/>
+            <w:vAlign w:val="center"/>
+          </w:tcPr>
+          <w:p>
+            <w:pPr>
+              <w:pStyle w:val="TableContents"/>
+              <w:shd w:fill="2E3440" w:val="clear"/>
+              <w:bidi w:val="0"/>
+              <w:spacing w:before="120" w:after="120"/>
+              <w:jc w:val="left"/>
+              <w:rPr/>
+            </w:pPr>
+            <w:r>
+              <w:rPr/>
+              <w:t>a terraform apply judged by its target environment, and a destroy never applied unattended</w:t>
+            </w:r>
+          </w:p>
+        </w:tc>
+        <w:tc>
+          <w:tcPr>
+            <w:tcW w:w="3395" w:type="dxa"/>
+            <w:tcBorders/>
+            <w:vAlign w:val="center"/>
+          </w:tcPr>
+          <w:p>
+            <w:pPr>
+              <w:pStyle w:val="TableContents"/>
+              <w:shd w:fill="2E3440" w:val="clear"/>
+              <w:bidi w:val="0"/>
+              <w:spacing w:before="120" w:after="120"/>
+              <w:jc w:val="left"/>
+              <w:rPr/>
+            </w:pPr>
+            <w:r>
+              <w:rPr>
+                <w:rStyle w:val="SourceText"/>
+              </w:rPr>
+              <w:t>environments.nonProd</w:t>
+            </w:r>
+            <w:r>
+              <w:rPr/>
+              <w:t xml:space="preserve"> (repo only; globs naming non-production workspaces), </w:t>
+            </w:r>
+            <w:r>
+              <w:rPr>
+                <w:rStyle w:val="SourceText"/>
+              </w:rPr>
+              <w:t>environments.prodUnattended</w:t>
+            </w:r>
+            <w:r>
+              <w:rPr/>
+              <w:t xml:space="preserve"> (both layers; true only when </w:t>
+            </w:r>
+            <w:r>
+              <w:rPr>
+                <w:rStyle w:val="Strong"/>
+              </w:rPr>
+              <w:t>both</w:t>
+            </w:r>
+            <w:r>
+              <w:rPr/>
+              <w:t xml:space="preserve"> say </w:t>
+            </w:r>
+            <w:r>
+              <w:rPr>
+                <w:rStyle w:val="SourceText"/>
+              </w:rPr>
+              <w:t>true</w:t>
+            </w:r>
+            <w:r>
+              <w:rPr/>
+              <w:t>)</w:t>
             </w:r>
           </w:p>
         </w:tc>
@@ -2057,7 +2025,7 @@
               <w:rPr>
                 <w:rStyle w:val="SourceText"/>
               </w:rPr>
-              <w:t>off</w:t>
+              <w:t>[]</w:t>
             </w:r>
             <w:r>
               <w:rPr/>
@@ -2093,7 +2061,71 @@
               <w:rPr>
                 <w:rStyle w:val="SourceText"/>
               </w:rPr>
-              <w:t>PreCompact</w:t>
+              <w:t>PreToolUse</w:t>
+            </w:r>
+            <w:r>
+              <w:rPr/>
+              <w:t xml:space="preserve"> (</w:t>
+            </w:r>
+            <w:r>
+              <w:rPr>
+                <w:rStyle w:val="SourceText"/>
+              </w:rPr>
+              <w:t>Write</w:t>
+            </w:r>
+            <w:r>
+              <w:rPr/>
+              <w:t>|</w:t>
+            </w:r>
+            <w:r>
+              <w:rPr>
+                <w:rStyle w:val="SourceText"/>
+              </w:rPr>
+              <w:t>Edit</w:t>
+            </w:r>
+            <w:r>
+              <w:rPr/>
+              <w:t>|</w:t>
+            </w:r>
+            <w:r>
+              <w:rPr>
+                <w:rStyle w:val="SourceText"/>
+              </w:rPr>
+              <w:t>MultiEdit</w:t>
+            </w:r>
+            <w:r>
+              <w:rPr/>
+              <w:t>|</w:t>
+            </w:r>
+            <w:r>
+              <w:rPr>
+                <w:rStyle w:val="SourceText"/>
+              </w:rPr>
+              <w:t>NotebookEdit</w:t>
+            </w:r>
+            <w:r>
+              <w:rPr/>
+              <w:t>|</w:t>
+            </w:r>
+            <w:r>
+              <w:rPr>
+                <w:rStyle w:val="SourceText"/>
+              </w:rPr>
+              <w:t>Bash</w:t>
+            </w:r>
+            <w:r>
+              <w:rPr/>
+              <w:t>|</w:t>
+            </w:r>
+            <w:r>
+              <w:rPr>
+                <w:rStyle w:val="SourceText"/>
+              </w:rPr>
+              <w:t>PowerShell</w:t>
+            </w:r>
+            <w:r>
+              <w:rPr/>
+              <w:t>)</w:t>
             </w:r>
           </w:p>
         </w:tc>
@@ -2116,51 +2148,124 @@
               <w:rPr>
                 <w:rStyle w:val="SourceText"/>
               </w:rPr>
-              <w:t>handoff-write.sh</w:t>
-            </w:r>
-          </w:p>
-        </w:tc>
-        <w:tc>
-          <w:tcPr>
-            <w:tcW w:w="2022" w:type="dxa"/>
-            <w:tcBorders/>
-            <w:vAlign w:val="center"/>
-          </w:tcPr>
-          <w:p>
-            <w:pPr>
-              <w:pStyle w:val="TableContents"/>
-              <w:shd w:fill="2E3440" w:val="clear"/>
-              <w:bidi w:val="0"/>
-              <w:spacing w:before="120" w:after="120"/>
-              <w:jc w:val="left"/>
-              <w:rPr/>
-            </w:pPr>
-            <w:r>
-              <w:rPr/>
-              <w:t>writes the handoff note before compaction</w:t>
-            </w:r>
-          </w:p>
-        </w:tc>
-        <w:tc>
-          <w:tcPr>
-            <w:tcW w:w="2986" w:type="dxa"/>
-            <w:tcBorders/>
-            <w:vAlign w:val="center"/>
-          </w:tcPr>
-          <w:p>
-            <w:pPr>
-              <w:pStyle w:val="TableContents"/>
-              <w:shd w:fill="2E3440" w:val="clear"/>
-              <w:bidi w:val="0"/>
-              <w:spacing w:before="120" w:after="120"/>
-              <w:jc w:val="left"/>
-              <w:rPr/>
-            </w:pPr>
-            <w:r>
-              <w:rPr>
-                <w:rStyle w:val="SourceText"/>
-              </w:rPr>
-              <w:t>context.autoWrapUp</w:t>
+              <w:t>scope-guard.sh</w:t>
+            </w:r>
+          </w:p>
+        </w:tc>
+        <w:tc>
+          <w:tcPr>
+            <w:tcW w:w="2808" w:type="dxa"/>
+            <w:tcBorders/>
+            <w:vAlign w:val="center"/>
+          </w:tcPr>
+          <w:p>
+            <w:pPr>
+              <w:pStyle w:val="TableContents"/>
+              <w:shd w:fill="2E3440" w:val="clear"/>
+              <w:bidi w:val="0"/>
+              <w:spacing w:before="120" w:after="120"/>
+              <w:jc w:val="left"/>
+              <w:rPr/>
+            </w:pPr>
+            <w:r>
+              <w:rPr/>
+              <w:t>plan-approval + ticket scope guard</w:t>
+            </w:r>
+          </w:p>
+        </w:tc>
+        <w:tc>
+          <w:tcPr>
+            <w:tcW w:w="3395" w:type="dxa"/>
+            <w:tcBorders/>
+            <w:vAlign w:val="center"/>
+          </w:tcPr>
+          <w:p>
+            <w:pPr>
+              <w:pStyle w:val="TableContents"/>
+              <w:shd w:fill="2E3440" w:val="clear"/>
+              <w:bidi w:val="0"/>
+              <w:spacing w:before="120" w:after="120"/>
+              <w:jc w:val="left"/>
+              <w:rPr/>
+            </w:pPr>
+            <w:r>
+              <w:rPr>
+                <w:rStyle w:val="SourceText"/>
+              </w:rPr>
+              <w:t>scope.mode</w:t>
+            </w:r>
+            <w:r>
+              <w:rPr/>
+              <w:t xml:space="preserve"> (</w:t>
+            </w:r>
+            <w:r>
+              <w:rPr>
+                <w:rStyle w:val="SourceText"/>
+              </w:rPr>
+              <w:t>off</w:t>
+            </w:r>
+            <w:r>
+              <w:rPr/>
+              <w:t>/</w:t>
+            </w:r>
+            <w:r>
+              <w:rPr>
+                <w:rStyle w:val="SourceText"/>
+              </w:rPr>
+              <w:t>report</w:t>
+            </w:r>
+            <w:r>
+              <w:rPr/>
+              <w:t>/</w:t>
+            </w:r>
+            <w:r>
+              <w:rPr>
+                <w:rStyle w:val="SourceText"/>
+              </w:rPr>
+              <w:t>block</w:t>
+            </w:r>
+            <w:r>
+              <w:rPr/>
+              <w:t>/</w:t>
+            </w:r>
+            <w:r>
+              <w:rPr>
+                <w:rStyle w:val="SourceText"/>
+              </w:rPr>
+              <w:t>auto</w:t>
+            </w:r>
+            <w:r>
+              <w:rPr/>
+              <w:t xml:space="preserve">), </w:t>
+            </w:r>
+            <w:r>
+              <w:rPr>
+                <w:rStyle w:val="SourceText"/>
+              </w:rPr>
+              <w:t>scope.allowCliApproval</w:t>
+            </w:r>
+          </w:p>
+        </w:tc>
+        <w:tc>
+          <w:tcPr>
+            <w:tcW w:w="2148" w:type="dxa"/>
+            <w:tcBorders/>
+            <w:vAlign w:val="center"/>
+          </w:tcPr>
+          <w:p>
+            <w:pPr>
+              <w:pStyle w:val="TableContents"/>
+              <w:shd w:fill="2E3440" w:val="clear"/>
+              <w:bidi w:val="0"/>
+              <w:spacing w:before="120" w:after="120"/>
+              <w:jc w:val="left"/>
+              <w:rPr/>
+            </w:pPr>
+            <w:r>
+              <w:rPr>
+                <w:rStyle w:val="SourceText"/>
+              </w:rPr>
+              <w:t>off</w:t>
             </w:r>
             <w:r>
               <w:rPr/>
@@ -2170,28 +2275,7 @@
               <w:rPr>
                 <w:rStyle w:val="SourceText"/>
               </w:rPr>
-              <w:t>context.handoffPath</w:t>
-            </w:r>
-          </w:p>
-        </w:tc>
-        <w:tc>
-          <w:tcPr>
-            <w:tcW w:w="2148" w:type="dxa"/>
-            <w:tcBorders/>
-            <w:vAlign w:val="center"/>
-          </w:tcPr>
-          <w:p>
-            <w:pPr>
-              <w:pStyle w:val="TableContents"/>
-              <w:shd w:fill="2E3440" w:val="clear"/>
-              <w:bidi w:val="0"/>
-              <w:spacing w:before="120" w:after="120"/>
-              <w:jc w:val="left"/>
-              <w:rPr/>
-            </w:pPr>
-            <w:r>
-              <w:rPr/>
-              <w:t>on</w:t>
+              <w:t>false</w:t>
             </w:r>
           </w:p>
         </w:tc>
@@ -2217,7 +2301,7 @@
               <w:rPr>
                 <w:rStyle w:val="SourceText"/>
               </w:rPr>
-              <w:t>Notification</w:t>
+              <w:t>PreCompact</w:t>
             </w:r>
           </w:p>
         </w:tc>
@@ -2240,71 +2324,61 @@
               <w:rPr>
                 <w:rStyle w:val="SourceText"/>
               </w:rPr>
-              <w:t>notify.sh</w:t>
-            </w:r>
-          </w:p>
-        </w:tc>
-        <w:tc>
-          <w:tcPr>
-            <w:tcW w:w="2022" w:type="dxa"/>
-            <w:tcBorders/>
-            <w:vAlign w:val="center"/>
-          </w:tcPr>
-          <w:p>
-            <w:pPr>
-              <w:pStyle w:val="TableContents"/>
-              <w:shd w:fill="2E3440" w:val="clear"/>
-              <w:bidi w:val="0"/>
-              <w:spacing w:before="120" w:after="120"/>
-              <w:jc w:val="left"/>
-              <w:rPr/>
-            </w:pPr>
-            <w:r>
-              <w:rPr/>
-              <w:t>pings an external channel</w:t>
-            </w:r>
-          </w:p>
-        </w:tc>
-        <w:tc>
-          <w:tcPr>
-            <w:tcW w:w="2986" w:type="dxa"/>
-            <w:tcBorders/>
-            <w:vAlign w:val="center"/>
-          </w:tcPr>
-          <w:p>
-            <w:pPr>
-              <w:pStyle w:val="TableContents"/>
-              <w:shd w:fill="2E3440" w:val="clear"/>
-              <w:bidi w:val="0"/>
-              <w:spacing w:before="120" w:after="120"/>
-              <w:jc w:val="left"/>
-              <w:rPr/>
-            </w:pPr>
-            <w:r>
-              <w:rPr>
-                <w:rStyle w:val="SourceText"/>
-              </w:rPr>
-              <w:t>notify.provider</w:t>
-            </w:r>
-            <w:r>
-              <w:rPr/>
-              <w:t xml:space="preserve"> (</w:t>
-            </w:r>
-            <w:r>
-              <w:rPr>
-                <w:rStyle w:val="SourceText"/>
-              </w:rPr>
-              <w:t>none</w:t>
-            </w:r>
-            <w:r>
-              <w:rPr/>
-              <w:t xml:space="preserve"> disables it), </w:t>
-            </w:r>
-            <w:r>
-              <w:rPr>
-                <w:rStyle w:val="SourceText"/>
-              </w:rPr>
-              <w:t>notify.events</w:t>
+              <w:t>handoff-write.sh</w:t>
+            </w:r>
+          </w:p>
+        </w:tc>
+        <w:tc>
+          <w:tcPr>
+            <w:tcW w:w="2808" w:type="dxa"/>
+            <w:tcBorders/>
+            <w:vAlign w:val="center"/>
+          </w:tcPr>
+          <w:p>
+            <w:pPr>
+              <w:pStyle w:val="TableContents"/>
+              <w:shd w:fill="2E3440" w:val="clear"/>
+              <w:bidi w:val="0"/>
+              <w:spacing w:before="120" w:after="120"/>
+              <w:jc w:val="left"/>
+              <w:rPr/>
+            </w:pPr>
+            <w:r>
+              <w:rPr/>
+              <w:t>writes the handoff note before compaction</w:t>
+            </w:r>
+          </w:p>
+        </w:tc>
+        <w:tc>
+          <w:tcPr>
+            <w:tcW w:w="3395" w:type="dxa"/>
+            <w:tcBorders/>
+            <w:vAlign w:val="center"/>
+          </w:tcPr>
+          <w:p>
+            <w:pPr>
+              <w:pStyle w:val="TableContents"/>
+              <w:shd w:fill="2E3440" w:val="clear"/>
+              <w:bidi w:val="0"/>
+              <w:spacing w:before="120" w:after="120"/>
+              <w:jc w:val="left"/>
+              <w:rPr/>
+            </w:pPr>
+            <w:r>
+              <w:rPr>
+                <w:rStyle w:val="SourceText"/>
+              </w:rPr>
+              <w:t>context.autoWrapUp</w:t>
+            </w:r>
+            <w:r>
+              <w:rPr/>
+              <w:t xml:space="preserve">, </w:t>
+            </w:r>
+            <w:r>
+              <w:rPr>
+                <w:rStyle w:val="SourceText"/>
+              </w:rPr>
+              <w:t>context.handoffPath</w:t>
             </w:r>
           </w:p>
         </w:tc>
@@ -2324,10 +2398,8 @@
               <w:rPr/>
             </w:pPr>
             <w:r>
-              <w:rPr>
-                <w:rStyle w:val="SourceText"/>
-              </w:rPr>
-              <w:t>none</w:t>
+              <w:rPr/>
+              <w:t>on</w:t>
             </w:r>
           </w:p>
         </w:tc>
@@ -2353,7 +2425,7 @@
               <w:rPr>
                 <w:rStyle w:val="SourceText"/>
               </w:rPr>
-              <w:t>Stop</w:t>
+              <w:t>Notification</w:t>
             </w:r>
           </w:p>
         </w:tc>
@@ -2376,65 +2448,71 @@
               <w:rPr>
                 <w:rStyle w:val="SourceText"/>
               </w:rPr>
-              <w:t>verify-gate.sh</w:t>
-            </w:r>
-          </w:p>
-        </w:tc>
-        <w:tc>
-          <w:tcPr>
-            <w:tcW w:w="2022" w:type="dxa"/>
-            <w:tcBorders/>
-            <w:vAlign w:val="center"/>
-          </w:tcPr>
-          <w:p>
-            <w:pPr>
-              <w:pStyle w:val="TableContents"/>
-              <w:shd w:fill="2E3440" w:val="clear"/>
-              <w:bidi w:val="0"/>
-              <w:spacing w:before="120" w:after="120"/>
-              <w:jc w:val="left"/>
-              <w:rPr/>
-            </w:pPr>
-            <w:r>
-              <w:rPr/>
-              <w:t xml:space="preserve">runs </w:t>
-            </w:r>
-            <w:r>
-              <w:rPr>
-                <w:rStyle w:val="SourceText"/>
-              </w:rPr>
-              <w:t>.crew/verify.json</w:t>
-            </w:r>
-            <w:r>
-              <w:rPr/>
-              <w:t>'s checks</w:t>
-            </w:r>
-          </w:p>
-        </w:tc>
-        <w:tc>
-          <w:tcPr>
-            <w:tcW w:w="2986" w:type="dxa"/>
-            <w:tcBorders/>
-            <w:vAlign w:val="center"/>
-          </w:tcPr>
-          <w:p>
-            <w:pPr>
-              <w:pStyle w:val="TableContents"/>
-              <w:shd w:fill="2E3440" w:val="clear"/>
-              <w:bidi w:val="0"/>
-              <w:spacing w:before="120" w:after="120"/>
-              <w:jc w:val="left"/>
-              <w:rPr/>
-            </w:pPr>
-            <w:r>
-              <w:rPr>
-                <w:rStyle w:val="SourceText"/>
-              </w:rPr>
-              <w:t>verifyGate</w:t>
-            </w:r>
-            <w:r>
-              <w:rPr/>
-              <w:t xml:space="preserve"> (boolean)</w:t>
+              <w:t>notify.sh</w:t>
+            </w:r>
+          </w:p>
+        </w:tc>
+        <w:tc>
+          <w:tcPr>
+            <w:tcW w:w="2808" w:type="dxa"/>
+            <w:tcBorders/>
+            <w:vAlign w:val="center"/>
+          </w:tcPr>
+          <w:p>
+            <w:pPr>
+              <w:pStyle w:val="TableContents"/>
+              <w:shd w:fill="2E3440" w:val="clear"/>
+              <w:bidi w:val="0"/>
+              <w:spacing w:before="120" w:after="120"/>
+              <w:jc w:val="left"/>
+              <w:rPr/>
+            </w:pPr>
+            <w:r>
+              <w:rPr/>
+              <w:t>pings an external channel</w:t>
+            </w:r>
+          </w:p>
+        </w:tc>
+        <w:tc>
+          <w:tcPr>
+            <w:tcW w:w="3395" w:type="dxa"/>
+            <w:tcBorders/>
+            <w:vAlign w:val="center"/>
+          </w:tcPr>
+          <w:p>
+            <w:pPr>
+              <w:pStyle w:val="TableContents"/>
+              <w:shd w:fill="2E3440" w:val="clear"/>
+              <w:bidi w:val="0"/>
+              <w:spacing w:before="120" w:after="120"/>
+              <w:jc w:val="left"/>
+              <w:rPr/>
+            </w:pPr>
+            <w:r>
+              <w:rPr>
+                <w:rStyle w:val="SourceText"/>
+              </w:rPr>
+              <w:t>notify.provider</w:t>
+            </w:r>
+            <w:r>
+              <w:rPr/>
+              <w:t xml:space="preserve"> (</w:t>
+            </w:r>
+            <w:r>
+              <w:rPr>
+                <w:rStyle w:val="SourceText"/>
+              </w:rPr>
+              <w:t>none</w:t>
+            </w:r>
+            <w:r>
+              <w:rPr/>
+              <w:t xml:space="preserve"> disables it), </w:t>
+            </w:r>
+            <w:r>
+              <w:rPr>
+                <w:rStyle w:val="SourceText"/>
+              </w:rPr>
+              <w:t>notify.events</w:t>
             </w:r>
           </w:p>
         </w:tc>
@@ -2457,7 +2535,7 @@
               <w:rPr>
                 <w:rStyle w:val="SourceText"/>
               </w:rPr>
-              <w:t>true</w:t>
+              <w:t>none</w:t>
             </w:r>
           </w:p>
         </w:tc>
@@ -2506,91 +2584,65 @@
               <w:rPr>
                 <w:rStyle w:val="SourceText"/>
               </w:rPr>
-              <w:t>context-watch.sh</w:t>
-            </w:r>
-          </w:p>
-        </w:tc>
-        <w:tc>
-          <w:tcPr>
-            <w:tcW w:w="2022" w:type="dxa"/>
-            <w:tcBorders/>
-            <w:vAlign w:val="center"/>
-          </w:tcPr>
-          <w:p>
-            <w:pPr>
-              <w:pStyle w:val="TableContents"/>
-              <w:shd w:fill="2E3440" w:val="clear"/>
-              <w:bidi w:val="0"/>
-              <w:spacing w:before="120" w:after="120"/>
-              <w:jc w:val="left"/>
-              <w:rPr/>
-            </w:pPr>
-            <w:r>
-              <w:rPr/>
-              <w:t>nags for a handoff near the context budget, drives auto-clear</w:t>
-            </w:r>
-          </w:p>
-        </w:tc>
-        <w:tc>
-          <w:tcPr>
-            <w:tcW w:w="2986" w:type="dxa"/>
-            <w:tcBorders/>
-            <w:vAlign w:val="center"/>
-          </w:tcPr>
-          <w:p>
-            <w:pPr>
-              <w:pStyle w:val="TableContents"/>
-              <w:shd w:fill="2E3440" w:val="clear"/>
-              <w:bidi w:val="0"/>
-              <w:spacing w:before="120" w:after="120"/>
-              <w:jc w:val="left"/>
-              <w:rPr/>
-            </w:pPr>
-            <w:r>
-              <w:rPr>
-                <w:rStyle w:val="SourceText"/>
-              </w:rPr>
-              <w:t>context.enabled</w:t>
-            </w:r>
-            <w:r>
-              <w:rPr/>
-              <w:t xml:space="preserve">, </w:t>
-            </w:r>
-            <w:r>
-              <w:rPr>
-                <w:rStyle w:val="SourceText"/>
-              </w:rPr>
-              <w:t>context.warnAt</w:t>
-            </w:r>
-            <w:r>
-              <w:rPr/>
-              <w:t xml:space="preserve">, </w:t>
-            </w:r>
-            <w:r>
-              <w:rPr>
-                <w:rStyle w:val="SourceText"/>
-              </w:rPr>
-              <w:t>context.budgetTokens</w:t>
-            </w:r>
-            <w:r>
-              <w:rPr/>
-              <w:t xml:space="preserve">, </w:t>
-            </w:r>
-            <w:r>
-              <w:rPr>
-                <w:rStyle w:val="SourceText"/>
-              </w:rPr>
-              <w:t>context.reserveTokens</w:t>
-            </w:r>
-            <w:r>
-              <w:rPr/>
-              <w:t xml:space="preserve">, </w:t>
-            </w:r>
-            <w:r>
-              <w:rPr>
-                <w:rStyle w:val="SourceText"/>
-              </w:rPr>
-              <w:t>context.autoClear.*</w:t>
+              <w:t>verify-gate.sh</w:t>
+            </w:r>
+          </w:p>
+        </w:tc>
+        <w:tc>
+          <w:tcPr>
+            <w:tcW w:w="2808" w:type="dxa"/>
+            <w:tcBorders/>
+            <w:vAlign w:val="center"/>
+          </w:tcPr>
+          <w:p>
+            <w:pPr>
+              <w:pStyle w:val="TableContents"/>
+              <w:shd w:fill="2E3440" w:val="clear"/>
+              <w:bidi w:val="0"/>
+              <w:spacing w:before="120" w:after="120"/>
+              <w:jc w:val="left"/>
+              <w:rPr/>
+            </w:pPr>
+            <w:r>
+              <w:rPr/>
+              <w:t xml:space="preserve">runs </w:t>
+            </w:r>
+            <w:r>
+              <w:rPr>
+                <w:rStyle w:val="SourceText"/>
+              </w:rPr>
+              <w:t>.crew/verify.json</w:t>
+            </w:r>
+            <w:r>
+              <w:rPr/>
+              <w:t>'s checks</w:t>
+            </w:r>
+          </w:p>
+        </w:tc>
+        <w:tc>
+          <w:tcPr>
+            <w:tcW w:w="3395" w:type="dxa"/>
+            <w:tcBorders/>
+            <w:vAlign w:val="center"/>
+          </w:tcPr>
+          <w:p>
+            <w:pPr>
+              <w:pStyle w:val="TableContents"/>
+              <w:shd w:fill="2E3440" w:val="clear"/>
+              <w:bidi w:val="0"/>
+              <w:spacing w:before="120" w:after="120"/>
+              <w:jc w:val="left"/>
+              <w:rPr/>
+            </w:pPr>
+            <w:r>
+              <w:rPr>
+                <w:rStyle w:val="SourceText"/>
+              </w:rPr>
+              <w:t>verifyGate</w:t>
+            </w:r>
+            <w:r>
+              <w:rPr/>
+              <w:t xml:space="preserve"> (boolean)</w:t>
             </w:r>
           </w:p>
         </w:tc>
@@ -2610,14 +2662,10 @@
               <w:rPr/>
             </w:pPr>
             <w:r>
-              <w:rPr/>
-              <w:t xml:space="preserve">on, </w:t>
-            </w:r>
-            <w:r>
-              <w:rPr>
-                <w:rStyle w:val="SourceText"/>
-              </w:rPr>
-              <w:t>warnAt: 0.5</w:t>
+              <w:rPr>
+                <w:rStyle w:val="SourceText"/>
+              </w:rPr>
+              <w:t>true</w:t>
             </w:r>
           </w:p>
         </w:tc>
@@ -2666,13 +2714,173 @@
               <w:rPr>
                 <w:rStyle w:val="SourceText"/>
               </w:rPr>
+              <w:t>context-watch.sh</w:t>
+            </w:r>
+          </w:p>
+        </w:tc>
+        <w:tc>
+          <w:tcPr>
+            <w:tcW w:w="2808" w:type="dxa"/>
+            <w:tcBorders/>
+            <w:vAlign w:val="center"/>
+          </w:tcPr>
+          <w:p>
+            <w:pPr>
+              <w:pStyle w:val="TableContents"/>
+              <w:shd w:fill="2E3440" w:val="clear"/>
+              <w:bidi w:val="0"/>
+              <w:spacing w:before="120" w:after="120"/>
+              <w:jc w:val="left"/>
+              <w:rPr/>
+            </w:pPr>
+            <w:r>
+              <w:rPr/>
+              <w:t>nags for a handoff near the context budget, drives auto-clear</w:t>
+            </w:r>
+          </w:p>
+        </w:tc>
+        <w:tc>
+          <w:tcPr>
+            <w:tcW w:w="3395" w:type="dxa"/>
+            <w:tcBorders/>
+            <w:vAlign w:val="center"/>
+          </w:tcPr>
+          <w:p>
+            <w:pPr>
+              <w:pStyle w:val="TableContents"/>
+              <w:shd w:fill="2E3440" w:val="clear"/>
+              <w:bidi w:val="0"/>
+              <w:spacing w:before="120" w:after="120"/>
+              <w:jc w:val="left"/>
+              <w:rPr/>
+            </w:pPr>
+            <w:r>
+              <w:rPr>
+                <w:rStyle w:val="SourceText"/>
+              </w:rPr>
+              <w:t>context.enabled</w:t>
+            </w:r>
+            <w:r>
+              <w:rPr/>
+              <w:t xml:space="preserve">, </w:t>
+            </w:r>
+            <w:r>
+              <w:rPr>
+                <w:rStyle w:val="SourceText"/>
+              </w:rPr>
+              <w:t>context.warnAt</w:t>
+            </w:r>
+            <w:r>
+              <w:rPr/>
+              <w:t xml:space="preserve">, </w:t>
+            </w:r>
+            <w:r>
+              <w:rPr>
+                <w:rStyle w:val="SourceText"/>
+              </w:rPr>
+              <w:t>context.budgetTokens</w:t>
+            </w:r>
+            <w:r>
+              <w:rPr/>
+              <w:t xml:space="preserve">, </w:t>
+            </w:r>
+            <w:r>
+              <w:rPr>
+                <w:rStyle w:val="SourceText"/>
+              </w:rPr>
+              <w:t>context.reserveTokens</w:t>
+            </w:r>
+            <w:r>
+              <w:rPr/>
+              <w:t xml:space="preserve">, </w:t>
+            </w:r>
+            <w:r>
+              <w:rPr>
+                <w:rStyle w:val="SourceText"/>
+              </w:rPr>
+              <w:t>context.autoClear.*</w:t>
+            </w:r>
+          </w:p>
+        </w:tc>
+        <w:tc>
+          <w:tcPr>
+            <w:tcW w:w="2148" w:type="dxa"/>
+            <w:tcBorders/>
+            <w:vAlign w:val="center"/>
+          </w:tcPr>
+          <w:p>
+            <w:pPr>
+              <w:pStyle w:val="TableContents"/>
+              <w:shd w:fill="2E3440" w:val="clear"/>
+              <w:bidi w:val="0"/>
+              <w:spacing w:before="120" w:after="120"/>
+              <w:jc w:val="left"/>
+              <w:rPr/>
+            </w:pPr>
+            <w:r>
+              <w:rPr/>
+              <w:t xml:space="preserve">on, </w:t>
+            </w:r>
+            <w:r>
+              <w:rPr>
+                <w:rStyle w:val="SourceText"/>
+              </w:rPr>
+              <w:t>warnAt: 0.5</w:t>
+            </w:r>
+          </w:p>
+        </w:tc>
+      </w:tr>
+      <w:tr>
+        <w:trPr/>
+        <w:tc>
+          <w:tcPr>
+            <w:tcW w:w="2119" w:type="dxa"/>
+            <w:tcBorders/>
+            <w:vAlign w:val="center"/>
+          </w:tcPr>
+          <w:p>
+            <w:pPr>
+              <w:pStyle w:val="TableContents"/>
+              <w:shd w:fill="2E3440" w:val="clear"/>
+              <w:bidi w:val="0"/>
+              <w:spacing w:before="120" w:after="120"/>
+              <w:jc w:val="left"/>
+              <w:rPr/>
+            </w:pPr>
+            <w:r>
+              <w:rPr>
+                <w:rStyle w:val="SourceText"/>
+              </w:rPr>
+              <w:t>Stop</w:t>
+            </w:r>
+          </w:p>
+        </w:tc>
+        <w:tc>
+          <w:tcPr>
+            <w:tcW w:w="2456" w:type="dxa"/>
+            <w:tcBorders/>
+            <w:vAlign w:val="center"/>
+          </w:tcPr>
+          <w:p>
+            <w:pPr>
+              <w:pStyle w:val="TableContents"/>
+              <w:shd w:fill="2E3440" w:val="clear"/>
+              <w:bidi w:val="0"/>
+              <w:spacing w:before="120" w:after="120"/>
+              <w:jc w:val="left"/>
+              <w:rPr/>
+            </w:pPr>
+            <w:r>
+              <w:rPr>
+                <w:rStyle w:val="SourceText"/>
+              </w:rPr>
               <w:t>completion-audit.sh</w:t>
             </w:r>
           </w:p>
         </w:tc>
         <w:tc>
           <w:tcPr>
-            <w:tcW w:w="2022" w:type="dxa"/>
+            <w:tcW w:w="2808" w:type="dxa"/>
             <w:tcBorders/>
             <w:vAlign w:val="center"/>
           </w:tcPr>
@@ -2693,7 +2901,7 @@
         </w:tc>
         <w:tc>
           <w:tcPr>
-            <w:tcW w:w="2986" w:type="dxa"/>
+            <w:tcW w:w="3395" w:type="dxa"/>
             <w:tcBorders/>
             <w:vAlign w:val="center"/>
           </w:tcPr>
@@ -3420,11 +3628,21 @@
         <w:rPr>
           <w:rStyle w:val="SourceText"/>
         </w:rPr>
+        <w:t>ignored_text</w:t>
+      </w:r>
+      <w:r>
+        <w:rPr/>
+        <w:t xml:space="preserve"> (</w:t>
+      </w:r>
+      <w:r>
+        <w:rPr>
+          <w:rStyle w:val="SourceText"/>
+        </w:rPr>
         <w:t>ignored_lines</w:t>
       </w:r>
       <w:r>
         <w:rPr/>
-        <w:t xml:space="preserve">. A stray line beside </w:t>
+        <w:t xml:space="preserve"> is their count). A stray line beside </w:t>
       </w:r>
       <w:r>
         <w:rPr>
@@ -6321,7 +6539,394 @@
       </w:r>
       <w:r>
         <w:rPr/>
-        <w:t xml:space="preserve"> mode while testing, or approve the one-shot marker the deny message names.</w:t>
+        <w:t xml:space="preserve"> mode while testing, or approve the one-shot marker the deny message names. A literal </w:t>
+      </w:r>
+      <w:r>
+        <w:rPr>
+          <w:rStyle w:val="SourceText"/>
+        </w:rPr>
+        <w:t>gh workflow run ... --help</w:t>
+      </w:r>
+      <w:r>
+        <w:rPr/>
+        <w:t xml:space="preserve"> (or </w:t>
+      </w:r>
+      <w:r>
+        <w:rPr>
+          <w:rStyle w:val="SourceText"/>
+        </w:rPr>
+        <w:t>-h</w:t>
+      </w:r>
+      <w:r>
+        <w:rPr/>
+        <w:t xml:space="preserve">) is the exception: gh prints help and dispatches nothing, so the line is not judged at all; terraform's </w:t>
+      </w:r>
+      <w:r>
+        <w:rPr>
+          <w:rStyle w:val="SourceText"/>
+        </w:rPr>
+        <w:t>--help</w:t>
+      </w:r>
+      <w:r>
+        <w:rPr/>
+        <w:t xml:space="preserve"> still is.</w:t>
+      </w:r>
+    </w:p>
+    <w:p>
+      <w:pPr>
+        <w:pStyle w:val="BodyText"/>
+        <w:numPr>
+          <w:ilvl w:val="0"/>
+          <w:numId w:val="16"/>
+        </w:numPr>
+        <w:tabs>
+          <w:tab w:val="clear" w:pos="1134"/>
+          <w:tab w:val="left" w:pos="829" w:leader="none"/>
+        </w:tabs>
+        <w:bidi w:val="0"/>
+        <w:ind w:hanging="283" w:left="829"/>
+        <w:jc w:val="left"/>
+        <w:rPr/>
+      </w:pPr>
+      <w:r>
+        <w:rPr>
+          <w:rStyle w:val="Strong"/>
+        </w:rPr>
+        <w:t>A workflow dispatch is refused as "could not tell" although it looks fine.</w:t>
+      </w:r>
+      <w:r>
+        <w:rPr/>
+        <w:t xml:space="preserve"> With </w:t>
+      </w:r>
+      <w:r>
+        <w:rPr>
+          <w:rStyle w:val="SourceText"/>
+        </w:rPr>
+        <w:t>environments.workflows</w:t>
+      </w:r>
+      <w:r>
+        <w:rPr/>
+        <w:t xml:space="preserve"> set, a </w:t>
+      </w:r>
+      <w:r>
+        <w:rPr>
+          <w:rStyle w:val="SourceText"/>
+        </w:rPr>
+        <w:t>gh workflow run</w:t>
+      </w:r>
+      <w:r>
+        <w:rPr/>
+        <w:t xml:space="preserve"> or </w:t>
+      </w:r>
+      <w:r>
+        <w:rPr>
+          <w:rStyle w:val="SourceText"/>
+        </w:rPr>
+        <w:t>gh api .../dispatches</w:t>
+      </w:r>
+      <w:r>
+        <w:rPr/>
+        <w:t xml:space="preserve"> line is judged only when every word on it is a plain literal (letters, digits, </w:t>
+      </w:r>
+      <w:r>
+        <w:rPr>
+          <w:rStyle w:val="SourceText"/>
+        </w:rPr>
+        <w:t>_./:=@%+,-</w:t>
+      </w:r>
+      <w:r>
+        <w:rPr/>
+        <w:t xml:space="preserve">) or one whole single-quoted word, joined only by </w:t>
+      </w:r>
+      <w:r>
+        <w:rPr>
+          <w:rStyle w:val="SourceText"/>
+        </w:rPr>
+        <w:t>;</w:t>
+      </w:r>
+      <w:r>
+        <w:rPr/>
+        <w:t xml:space="preserve">, </w:t>
+      </w:r>
+      <w:r>
+        <w:rPr>
+          <w:rStyle w:val="SourceText"/>
+        </w:rPr>
+        <w:t>&amp;&amp;</w:t>
+      </w:r>
+      <w:r>
+        <w:rPr/>
+        <w:t xml:space="preserve">, </w:t>
+      </w:r>
+      <w:r>
+        <w:rPr>
+          <w:rStyle w:val="SourceText"/>
+        </w:rPr>
+        <w:t>||</w:t>
+      </w:r>
+      <w:r>
+        <w:rPr/>
+        <w:t xml:space="preserve">, </w:t>
+      </w:r>
+      <w:r>
+        <w:rPr>
+          <w:rStyle w:val="SourceText"/>
+        </w:rPr>
+        <w:t>&amp;</w:t>
+      </w:r>
+      <w:r>
+        <w:rPr/>
+        <w:t xml:space="preserve">, newlines, </w:t>
+      </w:r>
+      <w:r>
+        <w:rPr>
+          <w:rStyle w:val="SourceText"/>
+        </w:rPr>
+        <w:t>&gt;</w:t>
+      </w:r>
+      <w:r>
+        <w:rPr/>
+        <w:t>/</w:t>
+      </w:r>
+      <w:r>
+        <w:rPr>
+          <w:rStyle w:val="SourceText"/>
+        </w:rPr>
+        <w:t>&gt;&gt;</w:t>
+      </w:r>
+      <w:r>
+        <w:rPr/>
+        <w:t>/</w:t>
+      </w:r>
+      <w:r>
+        <w:rPr>
+          <w:rStyle w:val="SourceText"/>
+        </w:rPr>
+        <w:t>&amp;&gt;</w:t>
+      </w:r>
+      <w:r>
+        <w:rPr/>
+        <w:t>/</w:t>
+      </w:r>
+      <w:r>
+        <w:rPr>
+          <w:rStyle w:val="SourceText"/>
+        </w:rPr>
+        <w:t>&amp;&gt;&gt;</w:t>
+      </w:r>
+      <w:r>
+        <w:rPr/>
+        <w:t xml:space="preserve"> to a plain word and </w:t>
+      </w:r>
+      <w:r>
+        <w:rPr>
+          <w:rStyle w:val="SourceText"/>
+        </w:rPr>
+        <w:t>2&gt;&amp;1</w:t>
+      </w:r>
+      <w:r>
+        <w:rPr/>
+        <w:t xml:space="preserve">. A pipe, any </w:t>
+      </w:r>
+      <w:r>
+        <w:rPr>
+          <w:rStyle w:val="SourceText"/>
+        </w:rPr>
+        <w:t>&lt;</w:t>
+      </w:r>
+      <w:r>
+        <w:rPr/>
+        <w:t xml:space="preserve">, double quotes, </w:t>
+      </w:r>
+      <w:r>
+        <w:rPr>
+          <w:rStyle w:val="SourceText"/>
+        </w:rPr>
+        <w:t>$</w:t>
+      </w:r>
+      <w:r>
+        <w:rPr/>
+        <w:t xml:space="preserve">, a glob, </w:t>
+      </w:r>
+      <w:r>
+        <w:rPr>
+          <w:rStyle w:val="SourceText"/>
+        </w:rPr>
+        <w:t>bash -c '...'</w:t>
+      </w:r>
+      <w:r>
+        <w:rPr/>
+        <w:t xml:space="preserve">, </w:t>
+      </w:r>
+      <w:r>
+        <w:rPr>
+          <w:rStyle w:val="SourceText"/>
+        </w:rPr>
+        <w:t>xargs</w:t>
+      </w:r>
+      <w:r>
+        <w:rPr/>
+        <w:t>, a command word built at run time (</w:t>
+      </w:r>
+      <w:r>
+        <w:rPr>
+          <w:rStyle w:val="SourceText"/>
+        </w:rPr>
+        <w:t>$X $Y run ...</w:t>
+      </w:r>
+      <w:r>
+        <w:rPr/>
+        <w:t xml:space="preserve">, </w:t>
+      </w:r>
+      <w:r>
+        <w:rPr>
+          <w:rStyle w:val="SourceText"/>
+        </w:rPr>
+        <w:t>Start-Process $x</w:t>
+      </w:r>
+      <w:r>
+        <w:rPr/>
+        <w:t>, an alias to a variable), gh reading stdin or a file (</w:t>
+      </w:r>
+      <w:r>
+        <w:rPr>
+          <w:rStyle w:val="SourceText"/>
+        </w:rPr>
+        <w:t>--json</w:t>
+      </w:r>
+      <w:r>
+        <w:rPr/>
+        <w:t xml:space="preserve">, </w:t>
+      </w:r>
+      <w:r>
+        <w:rPr>
+          <w:rStyle w:val="SourceText"/>
+        </w:rPr>
+        <w:t>--input</w:t>
+      </w:r>
+      <w:r>
+        <w:rPr/>
+        <w:t xml:space="preserve">, </w:t>
+      </w:r>
+      <w:r>
+        <w:rPr>
+          <w:rStyle w:val="SourceText"/>
+        </w:rPr>
+        <w:t>-F k=@f</w:t>
+      </w:r>
+      <w:r>
+        <w:rPr/>
+        <w:t xml:space="preserve">), and a malformed </w:t>
+      </w:r>
+      <w:r>
+        <w:rPr>
+          <w:rStyle w:val="SourceText"/>
+        </w:rPr>
+        <w:t>environments</w:t>
+      </w:r>
+      <w:r>
+        <w:rPr/>
+        <w:t xml:space="preserve"> block in either config layer make the line could-not-tell: it asks when you are there and is denied unattended at every setting. </w:t>
+      </w:r>
+      <w:r>
+        <w:rPr>
+          <w:rStyle w:val="Strong"/>
+        </w:rPr>
+        <w:t>Fix:</w:t>
+      </w:r>
+      <w:r>
+        <w:rPr/>
+        <w:t xml:space="preserve"> write the literal form — </w:t>
+      </w:r>
+      <w:r>
+        <w:rPr>
+          <w:rStyle w:val="SourceText"/>
+        </w:rPr>
+        <w:t>-f environment=staging</w:t>
+      </w:r>
+      <w:r>
+        <w:rPr/>
+        <w:t xml:space="preserve"> instead of a </w:t>
+      </w:r>
+      <w:r>
+        <w:rPr>
+          <w:rStyle w:val="SourceText"/>
+        </w:rPr>
+        <w:t>--json</w:t>
+      </w:r>
+      <w:r>
+        <w:rPr/>
+        <w:t xml:space="preserve"> body, </w:t>
+      </w:r>
+      <w:r>
+        <w:rPr>
+          <w:rStyle w:val="SourceText"/>
+        </w:rPr>
+        <w:t>'Deploy Staging'</w:t>
+      </w:r>
+      <w:r>
+        <w:rPr/>
+        <w:t xml:space="preserve"> instead of </w:t>
+      </w:r>
+      <w:r>
+        <w:rPr>
+          <w:rStyle w:val="SourceText"/>
+        </w:rPr>
+        <w:t>"Deploy Staging"</w:t>
+      </w:r>
+      <w:r>
+        <w:rPr/>
+        <w:t xml:space="preserve">, </w:t>
+      </w:r>
+      <w:r>
+        <w:rPr>
+          <w:rStyle w:val="SourceText"/>
+        </w:rPr>
+        <w:t>&gt; log</w:t>
+      </w:r>
+      <w:r>
+        <w:rPr/>
+        <w:t xml:space="preserve"> instead of </w:t>
+      </w:r>
+      <w:r>
+        <w:rPr>
+          <w:rStyle w:val="SourceText"/>
+        </w:rPr>
+        <w:t>| tee log</w:t>
+      </w:r>
+      <w:r>
+        <w:rPr/>
+        <w:t xml:space="preserve">, the value instead of </w:t>
+      </w:r>
+      <w:r>
+        <w:rPr>
+          <w:rStyle w:val="SourceText"/>
+        </w:rPr>
+        <w:t>$ENV</w:t>
+      </w:r>
+      <w:r>
+        <w:rPr/>
+        <w:t xml:space="preserve"> — or approve the one command with the marker the refusal names (it covers those exact bytes only). Other </w:t>
+      </w:r>
+      <w:r>
+        <w:rPr>
+          <w:rStyle w:val="SourceText"/>
+        </w:rPr>
+        <w:t>gh</w:t>
+      </w:r>
+      <w:r>
+        <w:rPr/>
+        <w:t xml:space="preserve"> commands (</w:t>
+      </w:r>
+      <w:r>
+        <w:rPr>
+          <w:rStyle w:val="SourceText"/>
+        </w:rPr>
+        <w:t>gh pr create --title "..."</w:t>
+      </w:r>
+      <w:r>
+        <w:rPr/>
+        <w:t>) are never gated.</w:t>
       </w:r>
     </w:p>
     <w:p>
@@ -8067,10 +8672,10 @@
         </w:tblCellMar>
       </w:tblPr>
       <w:tblGrid>
-        <w:gridCol w:w="4621"/>
-        <w:gridCol w:w="1551"/>
-        <w:gridCol w:w="1790"/>
-        <w:gridCol w:w="3377"/>
+        <w:gridCol w:w="3919"/>
+        <w:gridCol w:w="1272"/>
+        <w:gridCol w:w="1495"/>
+        <w:gridCol w:w="4653"/>
       </w:tblGrid>
       <w:tr>
         <w:trPr>
@@ -8078,7 +8683,7 @@
         </w:trPr>
         <w:tc>
           <w:tcPr>
-            <w:tcW w:w="4621" w:type="dxa"/>
+            <w:tcW w:w="3919" w:type="dxa"/>
             <w:tcBorders/>
             <w:vAlign w:val="center"/>
           </w:tcPr>
@@ -8100,7 +8705,7 @@
         </w:tc>
         <w:tc>
           <w:tcPr>
-            <w:tcW w:w="1551" w:type="dxa"/>
+            <w:tcW w:w="1272" w:type="dxa"/>
             <w:tcBorders/>
             <w:vAlign w:val="center"/>
           </w:tcPr>
@@ -8122,7 +8727,7 @@
         </w:tc>
         <w:tc>
           <w:tcPr>
-            <w:tcW w:w="1790" w:type="dxa"/>
+            <w:tcW w:w="1495" w:type="dxa"/>
             <w:tcBorders/>
             <w:vAlign w:val="center"/>
           </w:tcPr>
@@ -8144,7 +8749,7 @@
         </w:tc>
         <w:tc>
           <w:tcPr>
-            <w:tcW w:w="3377" w:type="dxa"/>
+            <w:tcW w:w="4653" w:type="dxa"/>
             <w:tcBorders/>
             <w:vAlign w:val="center"/>
           </w:tcPr>
@@ -8169,7 +8774,7 @@
         <w:trPr/>
         <w:tc>
           <w:tcPr>
-            <w:tcW w:w="4621" w:type="dxa"/>
+            <w:tcW w:w="3919" w:type="dxa"/>
             <w:tcBorders/>
             <w:vAlign w:val="center"/>
           </w:tcPr>
@@ -8192,7 +8797,7 @@
         </w:tc>
         <w:tc>
           <w:tcPr>
-            <w:tcW w:w="1551" w:type="dxa"/>
+            <w:tcW w:w="1272" w:type="dxa"/>
             <w:tcBorders/>
             <w:vAlign w:val="center"/>
           </w:tcPr>
@@ -8213,7 +8818,7 @@
         </w:tc>
         <w:tc>
           <w:tcPr>
-            <w:tcW w:w="1790" w:type="dxa"/>
+            <w:tcW w:w="1495" w:type="dxa"/>
             <w:tcBorders/>
             <w:vAlign w:val="center"/>
           </w:tcPr>
@@ -8234,7 +8839,7 @@
         </w:tc>
         <w:tc>
           <w:tcPr>
-            <w:tcW w:w="3377" w:type="dxa"/>
+            <w:tcW w:w="4653" w:type="dxa"/>
             <w:tcBorders/>
             <w:vAlign w:val="center"/>
           </w:tcPr>
@@ -8274,7 +8879,7 @@
         <w:trPr/>
         <w:tc>
           <w:tcPr>
-            <w:tcW w:w="4621" w:type="dxa"/>
+            <w:tcW w:w="3919" w:type="dxa"/>
             <w:tcBorders/>
             <w:vAlign w:val="center"/>
           </w:tcPr>
@@ -8297,7 +8902,7 @@
         </w:tc>
         <w:tc>
           <w:tcPr>
-            <w:tcW w:w="1551" w:type="dxa"/>
+            <w:tcW w:w="1272" w:type="dxa"/>
             <w:tcBorders/>
             <w:vAlign w:val="center"/>
           </w:tcPr>
@@ -8318,7 +8923,7 @@
         </w:tc>
         <w:tc>
           <w:tcPr>
-            <w:tcW w:w="1790" w:type="dxa"/>
+            <w:tcW w:w="1495" w:type="dxa"/>
             <w:tcBorders/>
             <w:vAlign w:val="center"/>
           </w:tcPr>
@@ -8361,7 +8966,7 @@
         </w:tc>
         <w:tc>
           <w:tcPr>
-            <w:tcW w:w="3377" w:type="dxa"/>
+            <w:tcW w:w="4653" w:type="dxa"/>
             <w:tcBorders/>
             <w:vAlign w:val="center"/>
           </w:tcPr>
@@ -8391,7 +8996,7 @@
         <w:trPr/>
         <w:tc>
           <w:tcPr>
-            <w:tcW w:w="4621" w:type="dxa"/>
+            <w:tcW w:w="3919" w:type="dxa"/>
             <w:tcBorders/>
             <w:vAlign w:val="center"/>
           </w:tcPr>
@@ -8414,7 +9019,7 @@
         </w:tc>
         <w:tc>
           <w:tcPr>
-            <w:tcW w:w="1551" w:type="dxa"/>
+            <w:tcW w:w="1272" w:type="dxa"/>
             <w:tcBorders/>
             <w:vAlign w:val="center"/>
           </w:tcPr>
@@ -8435,7 +9040,7 @@
         </w:tc>
         <w:tc>
           <w:tcPr>
-            <w:tcW w:w="1790" w:type="dxa"/>
+            <w:tcW w:w="1495" w:type="dxa"/>
             <w:tcBorders/>
             <w:vAlign w:val="center"/>
           </w:tcPr>
@@ -8478,7 +9083,7 @@
         </w:tc>
         <w:tc>
           <w:tcPr>
-            <w:tcW w:w="3377" w:type="dxa"/>
+            <w:tcW w:w="4653" w:type="dxa"/>
             <w:tcBorders/>
             <w:vAlign w:val="center"/>
           </w:tcPr>
@@ -8508,7 +9113,7 @@
         <w:trPr/>
         <w:tc>
           <w:tcPr>
-            <w:tcW w:w="4621" w:type="dxa"/>
+            <w:tcW w:w="3919" w:type="dxa"/>
             <w:tcBorders/>
             <w:vAlign w:val="center"/>
           </w:tcPr>
@@ -8581,7 +9186,7 @@
         </w:tc>
         <w:tc>
           <w:tcPr>
-            <w:tcW w:w="1551" w:type="dxa"/>
+            <w:tcW w:w="1272" w:type="dxa"/>
             <w:tcBorders/>
             <w:vAlign w:val="center"/>
           </w:tcPr>
@@ -8602,7 +9207,7 @@
         </w:tc>
         <w:tc>
           <w:tcPr>
-            <w:tcW w:w="1790" w:type="dxa"/>
+            <w:tcW w:w="1495" w:type="dxa"/>
             <w:tcBorders/>
             <w:vAlign w:val="center"/>
           </w:tcPr>
@@ -8645,7 +9250,7 @@
         </w:tc>
         <w:tc>
           <w:tcPr>
-            <w:tcW w:w="3377" w:type="dxa"/>
+            <w:tcW w:w="4653" w:type="dxa"/>
             <w:tcBorders/>
             <w:vAlign w:val="center"/>
           </w:tcPr>
@@ -8679,40 +9284,30 @@
         <w:trPr/>
         <w:tc>
           <w:tcPr>
-            <w:tcW w:w="4621" w:type="dxa"/>
-            <w:tcBorders/>
-            <w:vAlign w:val="center"/>
-          </w:tcPr>
-          <w:p>
-            <w:pPr>
-              <w:pStyle w:val="TableContents"/>
-              <w:shd w:fill="2E3440" w:val="clear"/>
-              <w:bidi w:val="0"/>
-              <w:spacing w:before="120" w:after="120"/>
-              <w:jc w:val="left"/>
-              <w:rPr/>
-            </w:pPr>
-            <w:r>
-              <w:rPr>
-                <w:rStyle w:val="SourceText"/>
-              </w:rPr>
-              <w:t>guards.prodDatabase</w:t>
-            </w:r>
-            <w:r>
-              <w:rPr/>
-              <w:t xml:space="preserve">, </w:t>
-            </w:r>
-            <w:r>
-              <w:rPr>
-                <w:rStyle w:val="SourceText"/>
-              </w:rPr>
-              <w:t>guards.prodServer</w:t>
-            </w:r>
-          </w:p>
-        </w:tc>
-        <w:tc>
-          <w:tcPr>
-            <w:tcW w:w="1551" w:type="dxa"/>
+            <w:tcW w:w="3919" w:type="dxa"/>
+            <w:tcBorders/>
+            <w:vAlign w:val="center"/>
+          </w:tcPr>
+          <w:p>
+            <w:pPr>
+              <w:pStyle w:val="TableContents"/>
+              <w:shd w:fill="2E3440" w:val="clear"/>
+              <w:bidi w:val="0"/>
+              <w:spacing w:before="120" w:after="120"/>
+              <w:jc w:val="left"/>
+              <w:rPr/>
+            </w:pPr>
+            <w:r>
+              <w:rPr>
+                <w:rStyle w:val="SourceText"/>
+              </w:rPr>
+              <w:t>guards.deployWorkflow</w:t>
+            </w:r>
+          </w:p>
+        </w:tc>
+        <w:tc>
+          <w:tcPr>
+            <w:tcW w:w="1272" w:type="dxa"/>
             <w:tcBorders/>
             <w:vAlign w:val="center"/>
           </w:tcPr>
@@ -8733,24 +9328,24 @@
         </w:tc>
         <w:tc>
           <w:tcPr>
-            <w:tcW w:w="1790" w:type="dxa"/>
-            <w:tcBorders/>
-            <w:vAlign w:val="center"/>
-          </w:tcPr>
-          <w:p>
-            <w:pPr>
-              <w:pStyle w:val="TableContents"/>
-              <w:shd w:fill="2E3440" w:val="clear"/>
-              <w:bidi w:val="0"/>
-              <w:spacing w:before="120" w:after="120"/>
-              <w:jc w:val="left"/>
-              <w:rPr/>
-            </w:pPr>
-            <w:r>
-              <w:rPr>
-                <w:rStyle w:val="SourceText"/>
-              </w:rPr>
-              <w:t>none</w:t>
+            <w:tcW w:w="1495" w:type="dxa"/>
+            <w:tcBorders/>
+            <w:vAlign w:val="center"/>
+          </w:tcPr>
+          <w:p>
+            <w:pPr>
+              <w:pStyle w:val="TableContents"/>
+              <w:shd w:fill="2E3440" w:val="clear"/>
+              <w:bidi w:val="0"/>
+              <w:spacing w:before="120" w:after="120"/>
+              <w:jc w:val="left"/>
+              <w:rPr/>
+            </w:pPr>
+            <w:r>
+              <w:rPr>
+                <w:rStyle w:val="SourceText"/>
+              </w:rPr>
+              <w:t>block</w:t>
             </w:r>
             <w:r>
               <w:rPr/>
@@ -8760,7 +9355,7 @@
               <w:rPr>
                 <w:rStyle w:val="SourceText"/>
               </w:rPr>
-              <w:t>read</w:t>
+              <w:t>ask</w:t>
             </w:r>
             <w:r>
               <w:rPr/>
@@ -8770,34 +9365,54 @@
               <w:rPr>
                 <w:rStyle w:val="SourceText"/>
               </w:rPr>
-              <w:t>full</w:t>
-            </w:r>
-          </w:p>
-        </w:tc>
-        <w:tc>
-          <w:tcPr>
-            <w:tcW w:w="3377" w:type="dxa"/>
-            <w:tcBorders/>
-            <w:vAlign w:val="center"/>
-          </w:tcPr>
-          <w:p>
-            <w:pPr>
-              <w:pStyle w:val="TableContents"/>
-              <w:shd w:fill="2E3440" w:val="clear"/>
-              <w:bidi w:val="0"/>
-              <w:spacing w:before="120" w:after="120"/>
-              <w:jc w:val="left"/>
-              <w:rPr/>
-            </w:pPr>
-            <w:r>
-              <w:rPr>
-                <w:rStyle w:val="SourceText"/>
-              </w:rPr>
-              <w:t>none</w:t>
-            </w:r>
-            <w:r>
-              <w:rPr/>
-              <w:t xml:space="preserve"> is both the default and the floor</w:t>
+              <w:t>allow</w:t>
+            </w:r>
+          </w:p>
+        </w:tc>
+        <w:tc>
+          <w:tcPr>
+            <w:tcW w:w="4653" w:type="dxa"/>
+            <w:tcBorders/>
+            <w:vAlign w:val="center"/>
+          </w:tcPr>
+          <w:p>
+            <w:pPr>
+              <w:pStyle w:val="TableContents"/>
+              <w:shd w:fill="2E3440" w:val="clear"/>
+              <w:bidi w:val="0"/>
+              <w:spacing w:before="120" w:after="120"/>
+              <w:jc w:val="left"/>
+              <w:rPr/>
+            </w:pPr>
+            <w:r>
+              <w:rPr>
+                <w:rStyle w:val="SourceText"/>
+              </w:rPr>
+              <w:t>block</w:t>
+            </w:r>
+            <w:r>
+              <w:rPr/>
+              <w:t xml:space="preserve"> is default and floor; </w:t>
+            </w:r>
+            <w:r>
+              <w:rPr>
+                <w:rStyle w:val="SourceText"/>
+              </w:rPr>
+              <w:t>allow</w:t>
+            </w:r>
+            <w:r>
+              <w:rPr/>
+              <w:t xml:space="preserve"> covers nonProd only — production without </w:t>
+            </w:r>
+            <w:r>
+              <w:rPr>
+                <w:rStyle w:val="SourceText"/>
+              </w:rPr>
+              <w:t>environments.prodUnattended</w:t>
+            </w:r>
+            <w:r>
+              <w:rPr/>
+              <w:t xml:space="preserve"> in both layers, and an unknown environment, still ask (denied unattended)</w:t>
             </w:r>
           </w:p>
         </w:tc>
@@ -8806,30 +9421,30 @@
         <w:trPr/>
         <w:tc>
           <w:tcPr>
-            <w:tcW w:w="4621" w:type="dxa"/>
-            <w:tcBorders/>
-            <w:vAlign w:val="center"/>
-          </w:tcPr>
-          <w:p>
-            <w:pPr>
-              <w:pStyle w:val="TableContents"/>
-              <w:shd w:fill="2E3440" w:val="clear"/>
-              <w:bidi w:val="0"/>
-              <w:spacing w:before="120" w:after="120"/>
-              <w:jc w:val="left"/>
-              <w:rPr/>
-            </w:pPr>
-            <w:r>
-              <w:rPr>
-                <w:rStyle w:val="SourceText"/>
-              </w:rPr>
-              <w:t>scope.mode</w:t>
-            </w:r>
-          </w:p>
-        </w:tc>
-        <w:tc>
-          <w:tcPr>
-            <w:tcW w:w="1551" w:type="dxa"/>
+            <w:tcW w:w="3919" w:type="dxa"/>
+            <w:tcBorders/>
+            <w:vAlign w:val="center"/>
+          </w:tcPr>
+          <w:p>
+            <w:pPr>
+              <w:pStyle w:val="TableContents"/>
+              <w:shd w:fill="2E3440" w:val="clear"/>
+              <w:bidi w:val="0"/>
+              <w:spacing w:before="120" w:after="120"/>
+              <w:jc w:val="left"/>
+              <w:rPr/>
+            </w:pPr>
+            <w:r>
+              <w:rPr>
+                <w:rStyle w:val="SourceText"/>
+              </w:rPr>
+              <w:t>environments.nonProd</w:t>
+            </w:r>
+          </w:p>
+        </w:tc>
+        <w:tc>
+          <w:tcPr>
+            <w:tcW w:w="1272" w:type="dxa"/>
             <w:tcBorders/>
             <w:vAlign w:val="center"/>
           </w:tcPr>
@@ -8850,81 +9465,49 @@
         </w:tc>
         <w:tc>
           <w:tcPr>
-            <w:tcW w:w="1790" w:type="dxa"/>
-            <w:tcBorders/>
-            <w:vAlign w:val="center"/>
-          </w:tcPr>
-          <w:p>
-            <w:pPr>
-              <w:pStyle w:val="TableContents"/>
-              <w:shd w:fill="2E3440" w:val="clear"/>
-              <w:bidi w:val="0"/>
-              <w:spacing w:before="120" w:after="120"/>
-              <w:jc w:val="left"/>
-              <w:rPr/>
-            </w:pPr>
-            <w:r>
-              <w:rPr>
-                <w:rStyle w:val="SourceText"/>
-              </w:rPr>
-              <w:t>off</w:t>
-            </w:r>
-            <w:r>
-              <w:rPr/>
-              <w:t>/</w:t>
-            </w:r>
-            <w:r>
-              <w:rPr>
-                <w:rStyle w:val="SourceText"/>
-              </w:rPr>
-              <w:t>report</w:t>
-            </w:r>
-            <w:r>
-              <w:rPr/>
-              <w:t>/</w:t>
-            </w:r>
-            <w:r>
-              <w:rPr>
-                <w:rStyle w:val="SourceText"/>
-              </w:rPr>
-              <w:t>block</w:t>
-            </w:r>
-            <w:r>
-              <w:rPr/>
-              <w:t>/</w:t>
-            </w:r>
-            <w:r>
-              <w:rPr>
-                <w:rStyle w:val="SourceText"/>
-              </w:rPr>
-              <w:t>auto</w:t>
-            </w:r>
-          </w:p>
-        </w:tc>
-        <w:tc>
-          <w:tcPr>
-            <w:tcW w:w="3377" w:type="dxa"/>
-            <w:tcBorders/>
-            <w:vAlign w:val="center"/>
-          </w:tcPr>
-          <w:p>
-            <w:pPr>
-              <w:pStyle w:val="TableContents"/>
-              <w:shd w:fill="2E3440" w:val="clear"/>
-              <w:bidi w:val="0"/>
-              <w:spacing w:before="120" w:after="120"/>
-              <w:jc w:val="left"/>
-              <w:rPr/>
-            </w:pPr>
-            <w:r>
-              <w:rPr>
-                <w:rStyle w:val="SourceText"/>
-              </w:rPr>
-              <w:t>off</w:t>
-            </w:r>
-            <w:r>
-              <w:rPr/>
-              <w:t>: neither the edit guard nor the completion audit runs</w:t>
+            <w:tcW w:w="1495" w:type="dxa"/>
+            <w:tcBorders/>
+            <w:vAlign w:val="center"/>
+          </w:tcPr>
+          <w:p>
+            <w:pPr>
+              <w:pStyle w:val="TableContents"/>
+              <w:shd w:fill="2E3440" w:val="clear"/>
+              <w:bidi w:val="0"/>
+              <w:spacing w:before="120" w:after="120"/>
+              <w:jc w:val="left"/>
+              <w:rPr/>
+            </w:pPr>
+            <w:r>
+              <w:rPr/>
+              <w:t>list of globs</w:t>
+            </w:r>
+          </w:p>
+        </w:tc>
+        <w:tc>
+          <w:tcPr>
+            <w:tcW w:w="4653" w:type="dxa"/>
+            <w:tcBorders/>
+            <w:vAlign w:val="center"/>
+          </w:tcPr>
+          <w:p>
+            <w:pPr>
+              <w:pStyle w:val="TableContents"/>
+              <w:shd w:fill="2E3440" w:val="clear"/>
+              <w:bidi w:val="0"/>
+              <w:spacing w:before="120" w:after="120"/>
+              <w:jc w:val="left"/>
+              <w:rPr/>
+            </w:pPr>
+            <w:r>
+              <w:rPr>
+                <w:rStyle w:val="SourceText"/>
+              </w:rPr>
+              <w:t>[]</w:t>
+            </w:r>
+            <w:r>
+              <w:rPr/>
+              <w:t>: nothing is nonProd, so every terraform apply asks (denied unattended)</w:t>
             </w:r>
           </w:p>
         </w:tc>
@@ -8933,51 +9516,61 @@
         <w:trPr/>
         <w:tc>
           <w:tcPr>
-            <w:tcW w:w="4621" w:type="dxa"/>
-            <w:tcBorders/>
-            <w:vAlign w:val="center"/>
-          </w:tcPr>
-          <w:p>
-            <w:pPr>
-              <w:pStyle w:val="TableContents"/>
-              <w:shd w:fill="2E3440" w:val="clear"/>
-              <w:bidi w:val="0"/>
-              <w:spacing w:before="120" w:after="120"/>
-              <w:jc w:val="left"/>
-              <w:rPr/>
-            </w:pPr>
-            <w:r>
-              <w:rPr>
-                <w:rStyle w:val="SourceText"/>
-              </w:rPr>
-              <w:t>scope.allowCliApproval</w:t>
-            </w:r>
-          </w:p>
-        </w:tc>
-        <w:tc>
-          <w:tcPr>
-            <w:tcW w:w="1551" w:type="dxa"/>
-            <w:tcBorders/>
-            <w:vAlign w:val="center"/>
-          </w:tcPr>
-          <w:p>
-            <w:pPr>
-              <w:pStyle w:val="TableContents"/>
-              <w:shd w:fill="2E3440" w:val="clear"/>
-              <w:bidi w:val="0"/>
-              <w:spacing w:before="120" w:after="120"/>
-              <w:jc w:val="left"/>
-              <w:rPr/>
-            </w:pPr>
-            <w:r>
-              <w:rPr/>
-              <w:t>repo only</w:t>
-            </w:r>
-          </w:p>
-        </w:tc>
-        <w:tc>
-          <w:tcPr>
-            <w:tcW w:w="1790" w:type="dxa"/>
+            <w:tcW w:w="3919" w:type="dxa"/>
+            <w:tcBorders/>
+            <w:vAlign w:val="center"/>
+          </w:tcPr>
+          <w:p>
+            <w:pPr>
+              <w:pStyle w:val="TableContents"/>
+              <w:shd w:fill="2E3440" w:val="clear"/>
+              <w:bidi w:val="0"/>
+              <w:spacing w:before="120" w:after="120"/>
+              <w:jc w:val="left"/>
+              <w:rPr/>
+            </w:pPr>
+            <w:r>
+              <w:rPr>
+                <w:rStyle w:val="SourceText"/>
+              </w:rPr>
+              <w:t>environments.prodUnattended</w:t>
+            </w:r>
+          </w:p>
+        </w:tc>
+        <w:tc>
+          <w:tcPr>
+            <w:tcW w:w="1272" w:type="dxa"/>
+            <w:tcBorders/>
+            <w:vAlign w:val="center"/>
+          </w:tcPr>
+          <w:p>
+            <w:pPr>
+              <w:pStyle w:val="TableContents"/>
+              <w:shd w:fill="2E3440" w:val="clear"/>
+              <w:bidi w:val="0"/>
+              <w:spacing w:before="120" w:after="120"/>
+              <w:jc w:val="left"/>
+              <w:rPr/>
+            </w:pPr>
+            <w:r>
+              <w:rPr/>
+              <w:t xml:space="preserve">both layers, ratchets (true only when both say </w:t>
+            </w:r>
+            <w:r>
+              <w:rPr>
+                <w:rStyle w:val="SourceText"/>
+              </w:rPr>
+              <w:t>true</w:t>
+            </w:r>
+            <w:r>
+              <w:rPr/>
+              <w:t>)</w:t>
+            </w:r>
+          </w:p>
+        </w:tc>
+        <w:tc>
+          <w:tcPr>
+            <w:tcW w:w="1495" w:type="dxa"/>
             <w:tcBorders/>
             <w:vAlign w:val="center"/>
           </w:tcPr>
@@ -8998,7 +9591,7 @@
         </w:tc>
         <w:tc>
           <w:tcPr>
-            <w:tcW w:w="3377" w:type="dxa"/>
+            <w:tcW w:w="4653" w:type="dxa"/>
             <w:tcBorders/>
             <w:vAlign w:val="center"/>
           </w:tcPr>
@@ -9019,37 +9612,7 @@
             </w:r>
             <w:r>
               <w:rPr/>
-              <w:t xml:space="preserve">: only a </w:t>
-            </w:r>
-            <w:r>
-              <w:rPr>
-                <w:rStyle w:val="SourceText"/>
-              </w:rPr>
-              <w:t>/crew:approve</w:t>
-            </w:r>
-            <w:r>
-              <w:rPr/>
-              <w:t xml:space="preserve"> typed by the user counts (no </w:t>
-            </w:r>
-            <w:r>
-              <w:rPr>
-                <w:rStyle w:val="SourceText"/>
-              </w:rPr>
-              <w:t>cli</w:t>
-            </w:r>
-            <w:r>
-              <w:rPr/>
-              <w:t xml:space="preserve"> or </w:t>
-            </w:r>
-            <w:r>
-              <w:rPr>
-                <w:rStyle w:val="SourceText"/>
-              </w:rPr>
-              <w:t>autopilot</w:t>
-            </w:r>
-            <w:r>
-              <w:rPr/>
-              <w:t xml:space="preserve"> receipt)</w:t>
+              <w:t xml:space="preserve"> in either layer holds it down: production applies and dispatches ask</w:t>
             </w:r>
           </w:p>
         </w:tc>
@@ -9058,93 +9621,125 @@
         <w:trPr/>
         <w:tc>
           <w:tcPr>
-            <w:tcW w:w="4621" w:type="dxa"/>
-            <w:tcBorders/>
-            <w:vAlign w:val="center"/>
-          </w:tcPr>
-          <w:p>
-            <w:pPr>
-              <w:pStyle w:val="TableContents"/>
-              <w:shd w:fill="2E3440" w:val="clear"/>
-              <w:bidi w:val="0"/>
-              <w:spacing w:before="120" w:after="120"/>
-              <w:jc w:val="left"/>
-              <w:rPr/>
-            </w:pPr>
-            <w:r>
-              <w:rPr>
-                <w:rStyle w:val="SourceText"/>
-              </w:rPr>
-              <w:t>verifyGate</w:t>
-            </w:r>
-          </w:p>
-        </w:tc>
-        <w:tc>
-          <w:tcPr>
-            <w:tcW w:w="1551" w:type="dxa"/>
-            <w:tcBorders/>
-            <w:vAlign w:val="center"/>
-          </w:tcPr>
-          <w:p>
-            <w:pPr>
-              <w:pStyle w:val="TableContents"/>
-              <w:shd w:fill="2E3440" w:val="clear"/>
-              <w:bidi w:val="0"/>
-              <w:spacing w:before="120" w:after="120"/>
-              <w:jc w:val="left"/>
-              <w:rPr/>
-            </w:pPr>
-            <w:r>
-              <w:rPr/>
-              <w:t>repo only</w:t>
-            </w:r>
-          </w:p>
-        </w:tc>
-        <w:tc>
-          <w:tcPr>
-            <w:tcW w:w="1790" w:type="dxa"/>
-            <w:tcBorders/>
-            <w:vAlign w:val="center"/>
-          </w:tcPr>
-          <w:p>
-            <w:pPr>
-              <w:pStyle w:val="TableContents"/>
-              <w:shd w:fill="2E3440" w:val="clear"/>
-              <w:bidi w:val="0"/>
-              <w:spacing w:before="120" w:after="120"/>
-              <w:jc w:val="left"/>
-              <w:rPr/>
-            </w:pPr>
-            <w:r>
-              <w:rPr/>
-              <w:t>bool</w:t>
-            </w:r>
-          </w:p>
-        </w:tc>
-        <w:tc>
-          <w:tcPr>
-            <w:tcW w:w="3377" w:type="dxa"/>
-            <w:tcBorders/>
-            <w:vAlign w:val="center"/>
-          </w:tcPr>
-          <w:p>
-            <w:pPr>
-              <w:pStyle w:val="TableContents"/>
-              <w:shd w:fill="2E3440" w:val="clear"/>
-              <w:bidi w:val="0"/>
-              <w:spacing w:before="120" w:after="120"/>
-              <w:jc w:val="left"/>
-              <w:rPr/>
-            </w:pPr>
-            <w:r>
-              <w:rPr>
-                <w:rStyle w:val="SourceText"/>
-              </w:rPr>
-              <w:t>false</w:t>
-            </w:r>
-            <w:r>
-              <w:rPr/>
-              <w:t>: the Stop verify gate does not run at all</w:t>
+            <w:tcW w:w="3919" w:type="dxa"/>
+            <w:tcBorders/>
+            <w:vAlign w:val="center"/>
+          </w:tcPr>
+          <w:p>
+            <w:pPr>
+              <w:pStyle w:val="TableContents"/>
+              <w:shd w:fill="2E3440" w:val="clear"/>
+              <w:bidi w:val="0"/>
+              <w:spacing w:before="120" w:after="120"/>
+              <w:jc w:val="left"/>
+              <w:rPr/>
+            </w:pPr>
+            <w:r>
+              <w:rPr>
+                <w:rStyle w:val="SourceText"/>
+              </w:rPr>
+              <w:t>guards.prodDatabase</w:t>
+            </w:r>
+            <w:r>
+              <w:rPr/>
+              <w:t xml:space="preserve">, </w:t>
+            </w:r>
+            <w:r>
+              <w:rPr>
+                <w:rStyle w:val="SourceText"/>
+              </w:rPr>
+              <w:t>guards.prodServer</w:t>
+            </w:r>
+          </w:p>
+        </w:tc>
+        <w:tc>
+          <w:tcPr>
+            <w:tcW w:w="1272" w:type="dxa"/>
+            <w:tcBorders/>
+            <w:vAlign w:val="center"/>
+          </w:tcPr>
+          <w:p>
+            <w:pPr>
+              <w:pStyle w:val="TableContents"/>
+              <w:shd w:fill="2E3440" w:val="clear"/>
+              <w:bidi w:val="0"/>
+              <w:spacing w:before="120" w:after="120"/>
+              <w:jc w:val="left"/>
+              <w:rPr/>
+            </w:pPr>
+            <w:r>
+              <w:rPr/>
+              <w:t>both layers, ratchets</w:t>
+            </w:r>
+          </w:p>
+        </w:tc>
+        <w:tc>
+          <w:tcPr>
+            <w:tcW w:w="1495" w:type="dxa"/>
+            <w:tcBorders/>
+            <w:vAlign w:val="center"/>
+          </w:tcPr>
+          <w:p>
+            <w:pPr>
+              <w:pStyle w:val="TableContents"/>
+              <w:shd w:fill="2E3440" w:val="clear"/>
+              <w:bidi w:val="0"/>
+              <w:spacing w:before="120" w:after="120"/>
+              <w:jc w:val="left"/>
+              <w:rPr/>
+            </w:pPr>
+            <w:r>
+              <w:rPr>
+                <w:rStyle w:val="SourceText"/>
+              </w:rPr>
+              <w:t>none</w:t>
+            </w:r>
+            <w:r>
+              <w:rPr/>
+              <w:t>/</w:t>
+            </w:r>
+            <w:r>
+              <w:rPr>
+                <w:rStyle w:val="SourceText"/>
+              </w:rPr>
+              <w:t>read</w:t>
+            </w:r>
+            <w:r>
+              <w:rPr/>
+              <w:t>/</w:t>
+            </w:r>
+            <w:r>
+              <w:rPr>
+                <w:rStyle w:val="SourceText"/>
+              </w:rPr>
+              <w:t>full</w:t>
+            </w:r>
+          </w:p>
+        </w:tc>
+        <w:tc>
+          <w:tcPr>
+            <w:tcW w:w="4653" w:type="dxa"/>
+            <w:tcBorders/>
+            <w:vAlign w:val="center"/>
+          </w:tcPr>
+          <w:p>
+            <w:pPr>
+              <w:pStyle w:val="TableContents"/>
+              <w:shd w:fill="2E3440" w:val="clear"/>
+              <w:bidi w:val="0"/>
+              <w:spacing w:before="120" w:after="120"/>
+              <w:jc w:val="left"/>
+              <w:rPr/>
+            </w:pPr>
+            <w:r>
+              <w:rPr>
+                <w:rStyle w:val="SourceText"/>
+              </w:rPr>
+              <w:t>none</w:t>
+            </w:r>
+            <w:r>
+              <w:rPr/>
+              <w:t xml:space="preserve"> is both the default and the floor</w:t>
             </w:r>
           </w:p>
         </w:tc>
@@ -9153,103 +9748,125 @@
         <w:trPr/>
         <w:tc>
           <w:tcPr>
-            <w:tcW w:w="4621" w:type="dxa"/>
-            <w:tcBorders/>
-            <w:vAlign w:val="center"/>
-          </w:tcPr>
-          <w:p>
-            <w:pPr>
-              <w:pStyle w:val="TableContents"/>
-              <w:shd w:fill="2E3440" w:val="clear"/>
-              <w:bidi w:val="0"/>
-              <w:spacing w:before="120" w:after="120"/>
-              <w:jc w:val="left"/>
-              <w:rPr/>
-            </w:pPr>
-            <w:r>
-              <w:rPr>
-                <w:rStyle w:val="SourceText"/>
-              </w:rPr>
-              <w:t>context.enabled</w:t>
-            </w:r>
-          </w:p>
-        </w:tc>
-        <w:tc>
-          <w:tcPr>
-            <w:tcW w:w="1551" w:type="dxa"/>
-            <w:tcBorders/>
-            <w:vAlign w:val="center"/>
-          </w:tcPr>
-          <w:p>
-            <w:pPr>
-              <w:pStyle w:val="TableContents"/>
-              <w:shd w:fill="2E3440" w:val="clear"/>
-              <w:bidi w:val="0"/>
-              <w:spacing w:before="120" w:after="120"/>
-              <w:jc w:val="left"/>
-              <w:rPr/>
-            </w:pPr>
-            <w:r>
-              <w:rPr/>
-              <w:t>both layers</w:t>
-            </w:r>
-          </w:p>
-        </w:tc>
-        <w:tc>
-          <w:tcPr>
-            <w:tcW w:w="1790" w:type="dxa"/>
-            <w:tcBorders/>
-            <w:vAlign w:val="center"/>
-          </w:tcPr>
-          <w:p>
-            <w:pPr>
-              <w:pStyle w:val="TableContents"/>
-              <w:shd w:fill="2E3440" w:val="clear"/>
-              <w:bidi w:val="0"/>
-              <w:spacing w:before="120" w:after="120"/>
-              <w:jc w:val="left"/>
-              <w:rPr/>
-            </w:pPr>
-            <w:r>
-              <w:rPr/>
-              <w:t>bool</w:t>
-            </w:r>
-          </w:p>
-        </w:tc>
-        <w:tc>
-          <w:tcPr>
-            <w:tcW w:w="3377" w:type="dxa"/>
-            <w:tcBorders/>
-            <w:vAlign w:val="center"/>
-          </w:tcPr>
-          <w:p>
-            <w:pPr>
-              <w:pStyle w:val="TableContents"/>
-              <w:shd w:fill="2E3440" w:val="clear"/>
-              <w:bidi w:val="0"/>
-              <w:spacing w:before="120" w:after="120"/>
-              <w:jc w:val="left"/>
-              <w:rPr/>
-            </w:pPr>
-            <w:r>
-              <w:rPr>
-                <w:rStyle w:val="SourceText"/>
-              </w:rPr>
-              <w:t>false</w:t>
-            </w:r>
-            <w:r>
-              <w:rPr/>
-              <w:t xml:space="preserve">: </w:t>
-            </w:r>
-            <w:r>
-              <w:rPr>
-                <w:rStyle w:val="SourceText"/>
-              </w:rPr>
-              <w:t>context-watch.sh</w:t>
-            </w:r>
-            <w:r>
-              <w:rPr/>
-              <w:t xml:space="preserve"> (the Stop nag) does nothing</w:t>
+            <w:tcW w:w="3919" w:type="dxa"/>
+            <w:tcBorders/>
+            <w:vAlign w:val="center"/>
+          </w:tcPr>
+          <w:p>
+            <w:pPr>
+              <w:pStyle w:val="TableContents"/>
+              <w:shd w:fill="2E3440" w:val="clear"/>
+              <w:bidi w:val="0"/>
+              <w:spacing w:before="120" w:after="120"/>
+              <w:jc w:val="left"/>
+              <w:rPr/>
+            </w:pPr>
+            <w:r>
+              <w:rPr>
+                <w:rStyle w:val="SourceText"/>
+              </w:rPr>
+              <w:t>scope.mode</w:t>
+            </w:r>
+          </w:p>
+        </w:tc>
+        <w:tc>
+          <w:tcPr>
+            <w:tcW w:w="1272" w:type="dxa"/>
+            <w:tcBorders/>
+            <w:vAlign w:val="center"/>
+          </w:tcPr>
+          <w:p>
+            <w:pPr>
+              <w:pStyle w:val="TableContents"/>
+              <w:shd w:fill="2E3440" w:val="clear"/>
+              <w:bidi w:val="0"/>
+              <w:spacing w:before="120" w:after="120"/>
+              <w:jc w:val="left"/>
+              <w:rPr/>
+            </w:pPr>
+            <w:r>
+              <w:rPr/>
+              <w:t>repo only</w:t>
+            </w:r>
+          </w:p>
+        </w:tc>
+        <w:tc>
+          <w:tcPr>
+            <w:tcW w:w="1495" w:type="dxa"/>
+            <w:tcBorders/>
+            <w:vAlign w:val="center"/>
+          </w:tcPr>
+          <w:p>
+            <w:pPr>
+              <w:pStyle w:val="TableContents"/>
+              <w:shd w:fill="2E3440" w:val="clear"/>
+              <w:bidi w:val="0"/>
+              <w:spacing w:before="120" w:after="120"/>
+              <w:jc w:val="left"/>
+              <w:rPr/>
+            </w:pPr>
+            <w:r>
+              <w:rPr>
+                <w:rStyle w:val="SourceText"/>
+              </w:rPr>
+              <w:t>off</w:t>
+            </w:r>
+            <w:r>
+              <w:rPr/>
+              <w:t>/</w:t>
+            </w:r>
+            <w:r>
+              <w:rPr>
+                <w:rStyle w:val="SourceText"/>
+              </w:rPr>
+              <w:t>report</w:t>
+            </w:r>
+            <w:r>
+              <w:rPr/>
+              <w:t>/</w:t>
+            </w:r>
+            <w:r>
+              <w:rPr>
+                <w:rStyle w:val="SourceText"/>
+              </w:rPr>
+              <w:t>block</w:t>
+            </w:r>
+            <w:r>
+              <w:rPr/>
+              <w:t>/</w:t>
+            </w:r>
+            <w:r>
+              <w:rPr>
+                <w:rStyle w:val="SourceText"/>
+              </w:rPr>
+              <w:t>auto</w:t>
+            </w:r>
+          </w:p>
+        </w:tc>
+        <w:tc>
+          <w:tcPr>
+            <w:tcW w:w="4653" w:type="dxa"/>
+            <w:tcBorders/>
+            <w:vAlign w:val="center"/>
+          </w:tcPr>
+          <w:p>
+            <w:pPr>
+              <w:pStyle w:val="TableContents"/>
+              <w:shd w:fill="2E3440" w:val="clear"/>
+              <w:bidi w:val="0"/>
+              <w:spacing w:before="120" w:after="120"/>
+              <w:jc w:val="left"/>
+              <w:rPr/>
+            </w:pPr>
+            <w:r>
+              <w:rPr>
+                <w:rStyle w:val="SourceText"/>
+              </w:rPr>
+              <w:t>off</w:t>
+            </w:r>
+            <w:r>
+              <w:rPr/>
+              <w:t>: neither the edit guard nor the completion audit runs</w:t>
             </w:r>
           </w:p>
         </w:tc>
@@ -9258,61 +9875,51 @@
         <w:trPr/>
         <w:tc>
           <w:tcPr>
-            <w:tcW w:w="4621" w:type="dxa"/>
-            <w:tcBorders/>
-            <w:vAlign w:val="center"/>
-          </w:tcPr>
-          <w:p>
-            <w:pPr>
-              <w:pStyle w:val="TableContents"/>
-              <w:shd w:fill="2E3440" w:val="clear"/>
-              <w:bidi w:val="0"/>
-              <w:spacing w:before="120" w:after="120"/>
-              <w:jc w:val="left"/>
-              <w:rPr/>
-            </w:pPr>
-            <w:r>
-              <w:rPr>
-                <w:rStyle w:val="SourceText"/>
-              </w:rPr>
-              <w:t>context.autoClear.enabled</w:t>
-            </w:r>
-            <w:r>
-              <w:rPr/>
-              <w:t xml:space="preserve">, </w:t>
-            </w:r>
-            <w:r>
-              <w:rPr>
-                <w:rStyle w:val="SourceText"/>
-              </w:rPr>
-              <w:t>autoWrapUp</w:t>
-            </w:r>
-          </w:p>
-        </w:tc>
-        <w:tc>
-          <w:tcPr>
-            <w:tcW w:w="1551" w:type="dxa"/>
-            <w:tcBorders/>
-            <w:vAlign w:val="center"/>
-          </w:tcPr>
-          <w:p>
-            <w:pPr>
-              <w:pStyle w:val="TableContents"/>
-              <w:shd w:fill="2E3440" w:val="clear"/>
-              <w:bidi w:val="0"/>
-              <w:spacing w:before="120" w:after="120"/>
-              <w:jc w:val="left"/>
-              <w:rPr/>
-            </w:pPr>
-            <w:r>
-              <w:rPr/>
-              <w:t>both layers</w:t>
-            </w:r>
-          </w:p>
-        </w:tc>
-        <w:tc>
-          <w:tcPr>
-            <w:tcW w:w="1790" w:type="dxa"/>
+            <w:tcW w:w="3919" w:type="dxa"/>
+            <w:tcBorders/>
+            <w:vAlign w:val="center"/>
+          </w:tcPr>
+          <w:p>
+            <w:pPr>
+              <w:pStyle w:val="TableContents"/>
+              <w:shd w:fill="2E3440" w:val="clear"/>
+              <w:bidi w:val="0"/>
+              <w:spacing w:before="120" w:after="120"/>
+              <w:jc w:val="left"/>
+              <w:rPr/>
+            </w:pPr>
+            <w:r>
+              <w:rPr>
+                <w:rStyle w:val="SourceText"/>
+              </w:rPr>
+              <w:t>scope.allowCliApproval</w:t>
+            </w:r>
+          </w:p>
+        </w:tc>
+        <w:tc>
+          <w:tcPr>
+            <w:tcW w:w="1272" w:type="dxa"/>
+            <w:tcBorders/>
+            <w:vAlign w:val="center"/>
+          </w:tcPr>
+          <w:p>
+            <w:pPr>
+              <w:pStyle w:val="TableContents"/>
+              <w:shd w:fill="2E3440" w:val="clear"/>
+              <w:bidi w:val="0"/>
+              <w:spacing w:before="120" w:after="120"/>
+              <w:jc w:val="left"/>
+              <w:rPr/>
+            </w:pPr>
+            <w:r>
+              <w:rPr/>
+              <w:t>repo only</w:t>
+            </w:r>
+          </w:p>
+        </w:tc>
+        <w:tc>
+          <w:tcPr>
+            <w:tcW w:w="1495" w:type="dxa"/>
             <w:tcBorders/>
             <w:vAlign w:val="center"/>
           </w:tcPr>
@@ -9333,22 +9940,58 @@
         </w:tc>
         <w:tc>
           <w:tcPr>
-            <w:tcW w:w="3377" w:type="dxa"/>
-            <w:tcBorders/>
-            <w:vAlign w:val="center"/>
-          </w:tcPr>
-          <w:p>
-            <w:pPr>
-              <w:pStyle w:val="TableContents"/>
-              <w:shd w:fill="2E3440" w:val="clear"/>
-              <w:bidi w:val="0"/>
-              <w:spacing w:before="120" w:after="120"/>
-              <w:jc w:val="left"/>
-              <w:rPr/>
-            </w:pPr>
-            <w:r>
-              <w:rPr/>
-              <w:t>each independently disables one leg of the wrap-up/clear loop</w:t>
+            <w:tcW w:w="4653" w:type="dxa"/>
+            <w:tcBorders/>
+            <w:vAlign w:val="center"/>
+          </w:tcPr>
+          <w:p>
+            <w:pPr>
+              <w:pStyle w:val="TableContents"/>
+              <w:shd w:fill="2E3440" w:val="clear"/>
+              <w:bidi w:val="0"/>
+              <w:spacing w:before="120" w:after="120"/>
+              <w:jc w:val="left"/>
+              <w:rPr/>
+            </w:pPr>
+            <w:r>
+              <w:rPr>
+                <w:rStyle w:val="SourceText"/>
+              </w:rPr>
+              <w:t>false</w:t>
+            </w:r>
+            <w:r>
+              <w:rPr/>
+              <w:t xml:space="preserve">: only a </w:t>
+            </w:r>
+            <w:r>
+              <w:rPr>
+                <w:rStyle w:val="SourceText"/>
+              </w:rPr>
+              <w:t>/crew:approve</w:t>
+            </w:r>
+            <w:r>
+              <w:rPr/>
+              <w:t xml:space="preserve"> typed by the user counts (no </w:t>
+            </w:r>
+            <w:r>
+              <w:rPr>
+                <w:rStyle w:val="SourceText"/>
+              </w:rPr>
+              <w:t>cli</w:t>
+            </w:r>
+            <w:r>
+              <w:rPr/>
+              <w:t xml:space="preserve"> or </w:t>
+            </w:r>
+            <w:r>
+              <w:rPr>
+                <w:rStyle w:val="SourceText"/>
+              </w:rPr>
+              <w:t>autopilot</w:t>
+            </w:r>
+            <w:r>
+              <w:rPr/>
+              <w:t xml:space="preserve"> receipt)</w:t>
             </w:r>
           </w:p>
         </w:tc>
@@ -9357,109 +10000,93 @@
         <w:trPr/>
         <w:tc>
           <w:tcPr>
-            <w:tcW w:w="4621" w:type="dxa"/>
-            <w:tcBorders/>
-            <w:vAlign w:val="center"/>
-          </w:tcPr>
-          <w:p>
-            <w:pPr>
-              <w:pStyle w:val="TableContents"/>
-              <w:shd w:fill="2E3440" w:val="clear"/>
-              <w:bidi w:val="0"/>
-              <w:spacing w:before="120" w:after="120"/>
-              <w:jc w:val="left"/>
-              <w:rPr/>
-            </w:pPr>
-            <w:r>
-              <w:rPr>
-                <w:rStyle w:val="SourceText"/>
-              </w:rPr>
-              <w:t>notify.provider</w:t>
-            </w:r>
-          </w:p>
-        </w:tc>
-        <w:tc>
-          <w:tcPr>
-            <w:tcW w:w="1551" w:type="dxa"/>
-            <w:tcBorders/>
-            <w:vAlign w:val="center"/>
-          </w:tcPr>
-          <w:p>
-            <w:pPr>
-              <w:pStyle w:val="TableContents"/>
-              <w:shd w:fill="2E3440" w:val="clear"/>
-              <w:bidi w:val="0"/>
-              <w:spacing w:before="120" w:after="120"/>
-              <w:jc w:val="left"/>
-              <w:rPr/>
-            </w:pPr>
-            <w:r>
-              <w:rPr/>
-              <w:t>both layers</w:t>
-            </w:r>
-          </w:p>
-        </w:tc>
-        <w:tc>
-          <w:tcPr>
-            <w:tcW w:w="1790" w:type="dxa"/>
-            <w:tcBorders/>
-            <w:vAlign w:val="center"/>
-          </w:tcPr>
-          <w:p>
-            <w:pPr>
-              <w:pStyle w:val="TableContents"/>
-              <w:shd w:fill="2E3440" w:val="clear"/>
-              <w:bidi w:val="0"/>
-              <w:spacing w:before="120" w:after="120"/>
-              <w:jc w:val="left"/>
-              <w:rPr/>
-            </w:pPr>
-            <w:r>
-              <w:rPr/>
-              <w:t xml:space="preserve">provider name / </w:t>
-            </w:r>
-            <w:r>
-              <w:rPr>
-                <w:rStyle w:val="SourceText"/>
-              </w:rPr>
-              <w:t>none</w:t>
-            </w:r>
-          </w:p>
-        </w:tc>
-        <w:tc>
-          <w:tcPr>
-            <w:tcW w:w="3377" w:type="dxa"/>
-            <w:tcBorders/>
-            <w:vAlign w:val="center"/>
-          </w:tcPr>
-          <w:p>
-            <w:pPr>
-              <w:pStyle w:val="TableContents"/>
-              <w:shd w:fill="2E3440" w:val="clear"/>
-              <w:bidi w:val="0"/>
-              <w:spacing w:before="120" w:after="120"/>
-              <w:jc w:val="left"/>
-              <w:rPr/>
-            </w:pPr>
-            <w:r>
-              <w:rPr>
-                <w:rStyle w:val="SourceText"/>
-              </w:rPr>
-              <w:t>none</w:t>
-            </w:r>
-            <w:r>
-              <w:rPr/>
-              <w:t xml:space="preserve">: the </w:t>
-            </w:r>
-            <w:r>
-              <w:rPr>
-                <w:rStyle w:val="SourceText"/>
-              </w:rPr>
-              <w:t>Notification</w:t>
-            </w:r>
-            <w:r>
-              <w:rPr/>
-              <w:t xml:space="preserve"> hook sends nothing</w:t>
+            <w:tcW w:w="3919" w:type="dxa"/>
+            <w:tcBorders/>
+            <w:vAlign w:val="center"/>
+          </w:tcPr>
+          <w:p>
+            <w:pPr>
+              <w:pStyle w:val="TableContents"/>
+              <w:shd w:fill="2E3440" w:val="clear"/>
+              <w:bidi w:val="0"/>
+              <w:spacing w:before="120" w:after="120"/>
+              <w:jc w:val="left"/>
+              <w:rPr/>
+            </w:pPr>
+            <w:r>
+              <w:rPr>
+                <w:rStyle w:val="SourceText"/>
+              </w:rPr>
+              <w:t>verifyGate</w:t>
+            </w:r>
+          </w:p>
+        </w:tc>
+        <w:tc>
+          <w:tcPr>
+            <w:tcW w:w="1272" w:type="dxa"/>
+            <w:tcBorders/>
+            <w:vAlign w:val="center"/>
+          </w:tcPr>
+          <w:p>
+            <w:pPr>
+              <w:pStyle w:val="TableContents"/>
+              <w:shd w:fill="2E3440" w:val="clear"/>
+              <w:bidi w:val="0"/>
+              <w:spacing w:before="120" w:after="120"/>
+              <w:jc w:val="left"/>
+              <w:rPr/>
+            </w:pPr>
+            <w:r>
+              <w:rPr/>
+              <w:t>repo only</w:t>
+            </w:r>
+          </w:p>
+        </w:tc>
+        <w:tc>
+          <w:tcPr>
+            <w:tcW w:w="1495" w:type="dxa"/>
+            <w:tcBorders/>
+            <w:vAlign w:val="center"/>
+          </w:tcPr>
+          <w:p>
+            <w:pPr>
+              <w:pStyle w:val="TableContents"/>
+              <w:shd w:fill="2E3440" w:val="clear"/>
+              <w:bidi w:val="0"/>
+              <w:spacing w:before="120" w:after="120"/>
+              <w:jc w:val="left"/>
+              <w:rPr/>
+            </w:pPr>
+            <w:r>
+              <w:rPr/>
+              <w:t>bool</w:t>
+            </w:r>
+          </w:p>
+        </w:tc>
+        <w:tc>
+          <w:tcPr>
+            <w:tcW w:w="4653" w:type="dxa"/>
+            <w:tcBorders/>
+            <w:vAlign w:val="center"/>
+          </w:tcPr>
+          <w:p>
+            <w:pPr>
+              <w:pStyle w:val="TableContents"/>
+              <w:shd w:fill="2E3440" w:val="clear"/>
+              <w:bidi w:val="0"/>
+              <w:spacing w:before="120" w:after="120"/>
+              <w:jc w:val="left"/>
+              <w:rPr/>
+            </w:pPr>
+            <w:r>
+              <w:rPr>
+                <w:rStyle w:val="SourceText"/>
+              </w:rPr>
+              <w:t>false</w:t>
+            </w:r>
+            <w:r>
+              <w:rPr/>
+              <w:t>: the Stop verify gate does not run at all</w:t>
             </w:r>
           </w:p>
         </w:tc>
@@ -9468,51 +10095,51 @@
         <w:trPr/>
         <w:tc>
           <w:tcPr>
-            <w:tcW w:w="4621" w:type="dxa"/>
-            <w:tcBorders/>
-            <w:vAlign w:val="center"/>
-          </w:tcPr>
-          <w:p>
-            <w:pPr>
-              <w:pStyle w:val="TableContents"/>
-              <w:shd w:fill="2E3440" w:val="clear"/>
-              <w:bidi w:val="0"/>
-              <w:spacing w:before="120" w:after="120"/>
-              <w:jc w:val="left"/>
-              <w:rPr/>
-            </w:pPr>
-            <w:r>
-              <w:rPr>
-                <w:rStyle w:val="SourceText"/>
-              </w:rPr>
-              <w:t>change.requireForProduction</w:t>
-            </w:r>
-          </w:p>
-        </w:tc>
-        <w:tc>
-          <w:tcPr>
-            <w:tcW w:w="1551" w:type="dxa"/>
-            <w:tcBorders/>
-            <w:vAlign w:val="center"/>
-          </w:tcPr>
-          <w:p>
-            <w:pPr>
-              <w:pStyle w:val="TableContents"/>
-              <w:shd w:fill="2E3440" w:val="clear"/>
-              <w:bidi w:val="0"/>
-              <w:spacing w:before="120" w:after="120"/>
-              <w:jc w:val="left"/>
-              <w:rPr/>
-            </w:pPr>
-            <w:r>
-              <w:rPr/>
-              <w:t>both layers, ratchets (may only turn ON)</w:t>
-            </w:r>
-          </w:p>
-        </w:tc>
-        <w:tc>
-          <w:tcPr>
-            <w:tcW w:w="1790" w:type="dxa"/>
+            <w:tcW w:w="3919" w:type="dxa"/>
+            <w:tcBorders/>
+            <w:vAlign w:val="center"/>
+          </w:tcPr>
+          <w:p>
+            <w:pPr>
+              <w:pStyle w:val="TableContents"/>
+              <w:shd w:fill="2E3440" w:val="clear"/>
+              <w:bidi w:val="0"/>
+              <w:spacing w:before="120" w:after="120"/>
+              <w:jc w:val="left"/>
+              <w:rPr/>
+            </w:pPr>
+            <w:r>
+              <w:rPr>
+                <w:rStyle w:val="SourceText"/>
+              </w:rPr>
+              <w:t>context.enabled</w:t>
+            </w:r>
+          </w:p>
+        </w:tc>
+        <w:tc>
+          <w:tcPr>
+            <w:tcW w:w="1272" w:type="dxa"/>
+            <w:tcBorders/>
+            <w:vAlign w:val="center"/>
+          </w:tcPr>
+          <w:p>
+            <w:pPr>
+              <w:pStyle w:val="TableContents"/>
+              <w:shd w:fill="2E3440" w:val="clear"/>
+              <w:bidi w:val="0"/>
+              <w:spacing w:before="120" w:after="120"/>
+              <w:jc w:val="left"/>
+              <w:rPr/>
+            </w:pPr>
+            <w:r>
+              <w:rPr/>
+              <w:t>both layers</w:t>
+            </w:r>
+          </w:p>
+        </w:tc>
+        <w:tc>
+          <w:tcPr>
+            <w:tcW w:w="1495" w:type="dxa"/>
             <w:tcBorders/>
             <w:vAlign w:val="center"/>
           </w:tcPr>
@@ -9533,7 +10160,7 @@
         </w:tc>
         <w:tc>
           <w:tcPr>
-            <w:tcW w:w="3377" w:type="dxa"/>
+            <w:tcW w:w="4653" w:type="dxa"/>
             <w:tcBorders/>
             <w:vAlign w:val="center"/>
           </w:tcPr>
@@ -9554,7 +10181,17 @@
             </w:r>
             <w:r>
               <w:rPr/>
-              <w:t>: promoting needs no approved change request</w:t>
+              <w:t xml:space="preserve">: </w:t>
+            </w:r>
+            <w:r>
+              <w:rPr>
+                <w:rStyle w:val="SourceText"/>
+              </w:rPr>
+              <w:t>context-watch.sh</w:t>
+            </w:r>
+            <w:r>
+              <w:rPr/>
+              <w:t xml:space="preserve"> (the Stop nag) does nothing</w:t>
             </w:r>
           </w:p>
         </w:tc>
@@ -9563,7 +10200,312 @@
         <w:trPr/>
         <w:tc>
           <w:tcPr>
-            <w:tcW w:w="4621" w:type="dxa"/>
+            <w:tcW w:w="3919" w:type="dxa"/>
+            <w:tcBorders/>
+            <w:vAlign w:val="center"/>
+          </w:tcPr>
+          <w:p>
+            <w:pPr>
+              <w:pStyle w:val="TableContents"/>
+              <w:shd w:fill="2E3440" w:val="clear"/>
+              <w:bidi w:val="0"/>
+              <w:spacing w:before="120" w:after="120"/>
+              <w:jc w:val="left"/>
+              <w:rPr/>
+            </w:pPr>
+            <w:r>
+              <w:rPr>
+                <w:rStyle w:val="SourceText"/>
+              </w:rPr>
+              <w:t>context.autoClear.enabled</w:t>
+            </w:r>
+            <w:r>
+              <w:rPr/>
+              <w:t xml:space="preserve">, </w:t>
+            </w:r>
+            <w:r>
+              <w:rPr>
+                <w:rStyle w:val="SourceText"/>
+              </w:rPr>
+              <w:t>autoWrapUp</w:t>
+            </w:r>
+          </w:p>
+        </w:tc>
+        <w:tc>
+          <w:tcPr>
+            <w:tcW w:w="1272" w:type="dxa"/>
+            <w:tcBorders/>
+            <w:vAlign w:val="center"/>
+          </w:tcPr>
+          <w:p>
+            <w:pPr>
+              <w:pStyle w:val="TableContents"/>
+              <w:shd w:fill="2E3440" w:val="clear"/>
+              <w:bidi w:val="0"/>
+              <w:spacing w:before="120" w:after="120"/>
+              <w:jc w:val="left"/>
+              <w:rPr/>
+            </w:pPr>
+            <w:r>
+              <w:rPr/>
+              <w:t>both layers</w:t>
+            </w:r>
+          </w:p>
+        </w:tc>
+        <w:tc>
+          <w:tcPr>
+            <w:tcW w:w="1495" w:type="dxa"/>
+            <w:tcBorders/>
+            <w:vAlign w:val="center"/>
+          </w:tcPr>
+          <w:p>
+            <w:pPr>
+              <w:pStyle w:val="TableContents"/>
+              <w:shd w:fill="2E3440" w:val="clear"/>
+              <w:bidi w:val="0"/>
+              <w:spacing w:before="120" w:after="120"/>
+              <w:jc w:val="left"/>
+              <w:rPr/>
+            </w:pPr>
+            <w:r>
+              <w:rPr/>
+              <w:t>bool</w:t>
+            </w:r>
+          </w:p>
+        </w:tc>
+        <w:tc>
+          <w:tcPr>
+            <w:tcW w:w="4653" w:type="dxa"/>
+            <w:tcBorders/>
+            <w:vAlign w:val="center"/>
+          </w:tcPr>
+          <w:p>
+            <w:pPr>
+              <w:pStyle w:val="TableContents"/>
+              <w:shd w:fill="2E3440" w:val="clear"/>
+              <w:bidi w:val="0"/>
+              <w:spacing w:before="120" w:after="120"/>
+              <w:jc w:val="left"/>
+              <w:rPr/>
+            </w:pPr>
+            <w:r>
+              <w:rPr/>
+              <w:t>each independently disables one leg of the wrap-up/clear loop</w:t>
+            </w:r>
+          </w:p>
+        </w:tc>
+      </w:tr>
+      <w:tr>
+        <w:trPr/>
+        <w:tc>
+          <w:tcPr>
+            <w:tcW w:w="3919" w:type="dxa"/>
+            <w:tcBorders/>
+            <w:vAlign w:val="center"/>
+          </w:tcPr>
+          <w:p>
+            <w:pPr>
+              <w:pStyle w:val="TableContents"/>
+              <w:shd w:fill="2E3440" w:val="clear"/>
+              <w:bidi w:val="0"/>
+              <w:spacing w:before="120" w:after="120"/>
+              <w:jc w:val="left"/>
+              <w:rPr/>
+            </w:pPr>
+            <w:r>
+              <w:rPr>
+                <w:rStyle w:val="SourceText"/>
+              </w:rPr>
+              <w:t>notify.provider</w:t>
+            </w:r>
+          </w:p>
+        </w:tc>
+        <w:tc>
+          <w:tcPr>
+            <w:tcW w:w="1272" w:type="dxa"/>
+            <w:tcBorders/>
+            <w:vAlign w:val="center"/>
+          </w:tcPr>
+          <w:p>
+            <w:pPr>
+              <w:pStyle w:val="TableContents"/>
+              <w:shd w:fill="2E3440" w:val="clear"/>
+              <w:bidi w:val="0"/>
+              <w:spacing w:before="120" w:after="120"/>
+              <w:jc w:val="left"/>
+              <w:rPr/>
+            </w:pPr>
+            <w:r>
+              <w:rPr/>
+              <w:t>both layers</w:t>
+            </w:r>
+          </w:p>
+        </w:tc>
+        <w:tc>
+          <w:tcPr>
+            <w:tcW w:w="1495" w:type="dxa"/>
+            <w:tcBorders/>
+            <w:vAlign w:val="center"/>
+          </w:tcPr>
+          <w:p>
+            <w:pPr>
+              <w:pStyle w:val="TableContents"/>
+              <w:shd w:fill="2E3440" w:val="clear"/>
+              <w:bidi w:val="0"/>
+              <w:spacing w:before="120" w:after="120"/>
+              <w:jc w:val="left"/>
+              <w:rPr/>
+            </w:pPr>
+            <w:r>
+              <w:rPr/>
+              <w:t xml:space="preserve">provider name / </w:t>
+            </w:r>
+            <w:r>
+              <w:rPr>
+                <w:rStyle w:val="SourceText"/>
+              </w:rPr>
+              <w:t>none</w:t>
+            </w:r>
+          </w:p>
+        </w:tc>
+        <w:tc>
+          <w:tcPr>
+            <w:tcW w:w="4653" w:type="dxa"/>
+            <w:tcBorders/>
+            <w:vAlign w:val="center"/>
+          </w:tcPr>
+          <w:p>
+            <w:pPr>
+              <w:pStyle w:val="TableContents"/>
+              <w:shd w:fill="2E3440" w:val="clear"/>
+              <w:bidi w:val="0"/>
+              <w:spacing w:before="120" w:after="120"/>
+              <w:jc w:val="left"/>
+              <w:rPr/>
+            </w:pPr>
+            <w:r>
+              <w:rPr>
+                <w:rStyle w:val="SourceText"/>
+              </w:rPr>
+              <w:t>none</w:t>
+            </w:r>
+            <w:r>
+              <w:rPr/>
+              <w:t xml:space="preserve">: the </w:t>
+            </w:r>
+            <w:r>
+              <w:rPr>
+                <w:rStyle w:val="SourceText"/>
+              </w:rPr>
+              <w:t>Notification</w:t>
+            </w:r>
+            <w:r>
+              <w:rPr/>
+              <w:t xml:space="preserve"> hook sends nothing</w:t>
+            </w:r>
+          </w:p>
+        </w:tc>
+      </w:tr>
+      <w:tr>
+        <w:trPr/>
+        <w:tc>
+          <w:tcPr>
+            <w:tcW w:w="3919" w:type="dxa"/>
+            <w:tcBorders/>
+            <w:vAlign w:val="center"/>
+          </w:tcPr>
+          <w:p>
+            <w:pPr>
+              <w:pStyle w:val="TableContents"/>
+              <w:shd w:fill="2E3440" w:val="clear"/>
+              <w:bidi w:val="0"/>
+              <w:spacing w:before="120" w:after="120"/>
+              <w:jc w:val="left"/>
+              <w:rPr/>
+            </w:pPr>
+            <w:r>
+              <w:rPr>
+                <w:rStyle w:val="SourceText"/>
+              </w:rPr>
+              <w:t>change.requireForProduction</w:t>
+            </w:r>
+          </w:p>
+        </w:tc>
+        <w:tc>
+          <w:tcPr>
+            <w:tcW w:w="1272" w:type="dxa"/>
+            <w:tcBorders/>
+            <w:vAlign w:val="center"/>
+          </w:tcPr>
+          <w:p>
+            <w:pPr>
+              <w:pStyle w:val="TableContents"/>
+              <w:shd w:fill="2E3440" w:val="clear"/>
+              <w:bidi w:val="0"/>
+              <w:spacing w:before="120" w:after="120"/>
+              <w:jc w:val="left"/>
+              <w:rPr/>
+            </w:pPr>
+            <w:r>
+              <w:rPr/>
+              <w:t>both layers, ratchets (may only turn ON)</w:t>
+            </w:r>
+          </w:p>
+        </w:tc>
+        <w:tc>
+          <w:tcPr>
+            <w:tcW w:w="1495" w:type="dxa"/>
+            <w:tcBorders/>
+            <w:vAlign w:val="center"/>
+          </w:tcPr>
+          <w:p>
+            <w:pPr>
+              <w:pStyle w:val="TableContents"/>
+              <w:shd w:fill="2E3440" w:val="clear"/>
+              <w:bidi w:val="0"/>
+              <w:spacing w:before="120" w:after="120"/>
+              <w:jc w:val="left"/>
+              <w:rPr/>
+            </w:pPr>
+            <w:r>
+              <w:rPr/>
+              <w:t>bool</w:t>
+            </w:r>
+          </w:p>
+        </w:tc>
+        <w:tc>
+          <w:tcPr>
+            <w:tcW w:w="4653" w:type="dxa"/>
+            <w:tcBorders/>
+            <w:vAlign w:val="center"/>
+          </w:tcPr>
+          <w:p>
+            <w:pPr>
+              <w:pStyle w:val="TableContents"/>
+              <w:shd w:fill="2E3440" w:val="clear"/>
+              <w:bidi w:val="0"/>
+              <w:spacing w:before="120" w:after="120"/>
+              <w:jc w:val="left"/>
+              <w:rPr/>
+            </w:pPr>
+            <w:r>
+              <w:rPr>
+                <w:rStyle w:val="SourceText"/>
+              </w:rPr>
+              <w:t>false</w:t>
+            </w:r>
+            <w:r>
+              <w:rPr/>
+              <w:t>: promoting needs no approved change request</w:t>
+            </w:r>
+          </w:p>
+        </w:tc>
+      </w:tr>
+      <w:tr>
+        <w:trPr/>
+        <w:tc>
+          <w:tcPr>
+            <w:tcW w:w="3919" w:type="dxa"/>
             <w:tcBorders/>
             <w:vAlign w:val="center"/>
           </w:tcPr>
@@ -9586,7 +10528,7 @@
         </w:tc>
         <w:tc>
           <w:tcPr>
-            <w:tcW w:w="1551" w:type="dxa"/>
+            <w:tcW w:w="1272" w:type="dxa"/>
             <w:tcBorders/>
             <w:vAlign w:val="center"/>
           </w:tcPr>
@@ -9607,7 +10549,7 @@
         </w:tc>
         <w:tc>
           <w:tcPr>
-            <w:tcW w:w="1790" w:type="dxa"/>
+            <w:tcW w:w="1495" w:type="dxa"/>
             <w:tcBorders/>
             <w:vAlign w:val="center"/>
           </w:tcPr>
@@ -9638,7 +10580,7 @@
         </w:tc>
         <w:tc>
           <w:tcPr>
-            <w:tcW w:w="3377" w:type="dxa"/>
+            <w:tcW w:w="4653" w:type="dxa"/>
             <w:tcBorders/>
             <w:vAlign w:val="center"/>
           </w:tcPr>
@@ -9659,6 +10601,104 @@
         </w:tc>
       </w:tr>
     </w:tbl>
+    <w:p>
+      <w:pPr>
+        <w:pStyle w:val="BodyText"/>
+        <w:bidi w:val="0"/>
+        <w:jc w:val="left"/>
+        <w:rPr/>
+      </w:pPr>
+      <w:r>
+        <w:rPr>
+          <w:rStyle w:val="Strong"/>
+        </w:rPr>
+        <w:t>A destroy is never applied unattended</w:t>
+      </w:r>
+      <w:r>
+        <w:rPr/>
+        <w:t xml:space="preserve">, at any setting: </w:t>
+      </w:r>
+      <w:r>
+        <w:rPr>
+          <w:rStyle w:val="SourceText"/>
+        </w:rPr>
+        <w:t>destroy</w:t>
+      </w:r>
+      <w:r>
+        <w:rPr/>
+        <w:t xml:space="preserve">, </w:t>
+      </w:r>
+      <w:r>
+        <w:rPr>
+          <w:rStyle w:val="SourceText"/>
+        </w:rPr>
+        <w:t>apply -destroy</w:t>
+      </w:r>
+      <w:r>
+        <w:rPr/>
+        <w:t xml:space="preserve">, </w:t>
+      </w:r>
+      <w:r>
+        <w:rPr>
+          <w:rStyle w:val="SourceText"/>
+        </w:rPr>
+        <w:t>-replace</w:t>
+      </w:r>
+      <w:r>
+        <w:rPr/>
+        <w:t xml:space="preserve">, </w:t>
+      </w:r>
+      <w:r>
+        <w:rPr>
+          <w:rStyle w:val="SourceText"/>
+        </w:rPr>
+        <w:t>workspace delete</w:t>
+      </w:r>
+      <w:r>
+        <w:rPr/>
+        <w:t xml:space="preserve">, a saved plan whose sidecar lists a delete, or an apply with no sidecar at all asks when you are there and is denied unattended — </w:t>
+      </w:r>
+      <w:r>
+        <w:rPr>
+          <w:rStyle w:val="SourceText"/>
+        </w:rPr>
+        <w:t>terraformApply: allow</w:t>
+      </w:r>
+      <w:r>
+        <w:rPr/>
+        <w:t xml:space="preserve"> and </w:t>
+      </w:r>
+      <w:r>
+        <w:rPr>
+          <w:rStyle w:val="SourceText"/>
+        </w:rPr>
+        <w:t>environments.prodUnattended</w:t>
+      </w:r>
+      <w:r>
+        <w:rPr/>
+        <w:t xml:space="preserve"> included. The full decision table is in </w:t>
+      </w:r>
+      <w:r>
+        <w:rPr>
+          <w:rStyle w:val="SourceText"/>
+        </w:rPr>
+        <w:t>plugin/crew/CONFIG.md</w:t>
+      </w:r>
+      <w:r>
+        <w:rPr/>
+        <w:t xml:space="preserve"> (</w:t>
+      </w:r>
+      <w:r>
+        <w:rPr>
+          <w:rStyle w:val="SourceText"/>
+        </w:rPr>
+        <w:t>environments.*</w:t>
+      </w:r>
+      <w:r>
+        <w:rPr/>
+        <w:t>).</w:t>
+      </w:r>
+    </w:p>
     <w:p>
       <w:pPr>
         <w:pStyle w:val="BodyText"/>

--- a/docs/guides/crew/crew-1.0-troubleshooting.docx
+++ b/docs/guides/crew/crew-1.0-troubleshooting.docx
@@ -3420,11 +3420,21 @@
         <w:rPr>
           <w:rStyle w:val="SourceText"/>
         </w:rPr>
+        <w:t>ignored_text</w:t>
+      </w:r>
+      <w:r>
+        <w:rPr/>
+        <w:t xml:space="preserve"> (</w:t>
+      </w:r>
+      <w:r>
+        <w:rPr>
+          <w:rStyle w:val="SourceText"/>
+        </w:rPr>
         <w:t>ignored_lines</w:t>
       </w:r>
       <w:r>
         <w:rPr/>
-        <w:t xml:space="preserve">. A stray line beside </w:t>
+        <w:t xml:space="preserve"> is their count). A stray line beside </w:t>
       </w:r>
       <w:r>
         <w:rPr>
@@ -3464,7 +3474,7 @@
       </w:r>
       <w:r>
         <w:rPr/>
-        <w:t xml:space="preserve"> table row) or a line admitting the review fell short ("skipped", "truncated", "could not review") is still INCOMPLETE </w:t>
+        <w:t xml:space="preserve"> table row) or a line matching the shortfall wording list ("skipped", "truncated", "could not review") is still INCOMPLETE </w:t>
       </w:r>
       <w:r>
         <w:rPr>
@@ -3474,7 +3484,7 @@
       </w:r>
       <w:r>
         <w:rPr/>
-        <w:t xml:space="preserve">. </w:t>
+        <w:t xml:space="preserve">. That list cannot catch every admission: one it misses ("I only inspected one of the nine files") is ignored as prose and the round stays FINDINGS, so read the ignored lines. </w:t>
       </w:r>
       <w:r>
         <w:rPr>

--- a/docs/guides/crew/crew-1.0-troubleshooting.docx
+++ b/docs/guides/crew/crew-1.0-troubleshooting.docx
@@ -3534,7 +3534,7 @@
       </w:r>
       <w:r>
         <w:rPr/>
-        <w:t xml:space="preserve"> table row) or a line admitting the review fell short ("skipped", "truncated", "could not review") is still INCOMPLETE </w:t>
+        <w:t xml:space="preserve"> table row) or a line matching the shortfall wording list ("skipped", "truncated", "could not review") is still INCOMPLETE </w:t>
       </w:r>
       <w:r>
         <w:rPr>
@@ -3544,7 +3544,7 @@
       </w:r>
       <w:r>
         <w:rPr/>
-        <w:t xml:space="preserve">. </w:t>
+        <w:t xml:space="preserve">. That list cannot catch every admission: one it misses ("I only inspected one of the nine files") is ignored as prose and the round stays FINDINGS, so read the ignored lines. </w:t>
       </w:r>
       <w:r>
         <w:rPr>

--- a/docs/guides/crew/crew-1.0-troubleshooting.docx
+++ b/docs/guides/crew/crew-1.0-troubleshooting.docx
@@ -545,7 +545,7 @@
     </w:p>
     <w:tbl>
       <w:tblPr>
-        <w:tblW w:w="11731" w:type="dxa"/>
+        <w:tblW w:w="12926" w:type="dxa"/>
         <w:jc w:val="left"/>
         <w:tblInd w:w="28" w:type="dxa"/>
         <w:tblLayout w:type="fixed"/>
@@ -559,8 +559,8 @@
       <w:tblGrid>
         <w:gridCol w:w="2119"/>
         <w:gridCol w:w="2456"/>
-        <w:gridCol w:w="2022"/>
-        <w:gridCol w:w="2986"/>
+        <w:gridCol w:w="2808"/>
+        <w:gridCol w:w="3395"/>
         <w:gridCol w:w="2148"/>
       </w:tblGrid>
       <w:tr>
@@ -613,7 +613,7 @@
         </w:tc>
         <w:tc>
           <w:tcPr>
-            <w:tcW w:w="2022" w:type="dxa"/>
+            <w:tcW w:w="2808" w:type="dxa"/>
             <w:tcBorders/>
             <w:vAlign w:val="center"/>
           </w:tcPr>
@@ -635,7 +635,7 @@
         </w:tc>
         <w:tc>
           <w:tcPr>
-            <w:tcW w:w="2986" w:type="dxa"/>
+            <w:tcW w:w="3395" w:type="dxa"/>
             <w:tcBorders/>
             <w:vAlign w:val="center"/>
           </w:tcPr>
@@ -728,7 +728,7 @@
         </w:tc>
         <w:tc>
           <w:tcPr>
-            <w:tcW w:w="2022" w:type="dxa"/>
+            <w:tcW w:w="2808" w:type="dxa"/>
             <w:tcBorders/>
             <w:vAlign w:val="center"/>
           </w:tcPr>
@@ -769,7 +769,7 @@
         </w:tc>
         <w:tc>
           <w:tcPr>
-            <w:tcW w:w="2986" w:type="dxa"/>
+            <w:tcW w:w="3395" w:type="dxa"/>
             <w:tcBorders/>
             <w:vAlign w:val="center"/>
           </w:tcPr>
@@ -864,7 +864,7 @@
         </w:tc>
         <w:tc>
           <w:tcPr>
-            <w:tcW w:w="2022" w:type="dxa"/>
+            <w:tcW w:w="2808" w:type="dxa"/>
             <w:tcBorders/>
             <w:vAlign w:val="center"/>
           </w:tcPr>
@@ -891,7 +891,7 @@
         </w:tc>
         <w:tc>
           <w:tcPr>
-            <w:tcW w:w="2986" w:type="dxa"/>
+            <w:tcW w:w="3395" w:type="dxa"/>
             <w:tcBorders/>
             <w:vAlign w:val="center"/>
           </w:tcPr>
@@ -1016,7 +1016,7 @@
         </w:tc>
         <w:tc>
           <w:tcPr>
-            <w:tcW w:w="2022" w:type="dxa"/>
+            <w:tcW w:w="2808" w:type="dxa"/>
             <w:tcBorders/>
             <w:vAlign w:val="center"/>
           </w:tcPr>
@@ -1037,7 +1037,7 @@
         </w:tc>
         <w:tc>
           <w:tcPr>
-            <w:tcW w:w="2986" w:type="dxa"/>
+            <w:tcW w:w="3395" w:type="dxa"/>
             <w:tcBorders/>
             <w:vAlign w:val="center"/>
           </w:tcPr>
@@ -1156,7 +1156,7 @@
         </w:tc>
         <w:tc>
           <w:tcPr>
-            <w:tcW w:w="2022" w:type="dxa"/>
+            <w:tcW w:w="2808" w:type="dxa"/>
             <w:tcBorders/>
             <w:vAlign w:val="center"/>
           </w:tcPr>
@@ -1187,7 +1187,7 @@
         </w:tc>
         <w:tc>
           <w:tcPr>
-            <w:tcW w:w="2986" w:type="dxa"/>
+            <w:tcW w:w="3395" w:type="dxa"/>
             <w:tcBorders/>
             <w:vAlign w:val="center"/>
           </w:tcPr>
@@ -1308,7 +1308,7 @@
         </w:tc>
         <w:tc>
           <w:tcPr>
-            <w:tcW w:w="2022" w:type="dxa"/>
+            <w:tcW w:w="2808" w:type="dxa"/>
             <w:tcBorders/>
             <w:vAlign w:val="center"/>
           </w:tcPr>
@@ -1335,7 +1335,7 @@
         </w:tc>
         <w:tc>
           <w:tcPr>
-            <w:tcW w:w="2986" w:type="dxa"/>
+            <w:tcW w:w="3395" w:type="dxa"/>
             <w:tcBorders/>
             <w:vAlign w:val="center"/>
           </w:tcPr>
@@ -1538,7 +1538,7 @@
         </w:tc>
         <w:tc>
           <w:tcPr>
-            <w:tcW w:w="2022" w:type="dxa"/>
+            <w:tcW w:w="2808" w:type="dxa"/>
             <w:tcBorders/>
             <w:vAlign w:val="center"/>
           </w:tcPr>
@@ -1559,7 +1559,7 @@
         </w:tc>
         <w:tc>
           <w:tcPr>
-            <w:tcW w:w="2986" w:type="dxa"/>
+            <w:tcW w:w="3395" w:type="dxa"/>
             <w:tcBorders/>
             <w:vAlign w:val="center"/>
           </w:tcPr>
@@ -1712,7 +1712,7 @@
         </w:tc>
         <w:tc>
           <w:tcPr>
-            <w:tcW w:w="2022" w:type="dxa"/>
+            <w:tcW w:w="2808" w:type="dxa"/>
             <w:tcBorders/>
             <w:vAlign w:val="center"/>
           </w:tcPr>
@@ -1747,13 +1747,33 @@
             </w:r>
             <w:r>
               <w:rPr/>
-              <w:t xml:space="preserve"> commands and wrong-identity commands</w:t>
-            </w:r>
-          </w:p>
-        </w:tc>
-        <w:tc>
-          <w:tcPr>
-            <w:tcW w:w="2986" w:type="dxa"/>
+              <w:t xml:space="preserve"> commands, wrong-identity commands, and dispatches of workflows listed in </w:t>
+            </w:r>
+            <w:r>
+              <w:rPr>
+                <w:rStyle w:val="SourceText"/>
+              </w:rPr>
+              <w:t>environments.workflows</w:t>
+            </w:r>
+            <w:r>
+              <w:rPr/>
+              <w:t xml:space="preserve"> (</w:t>
+            </w:r>
+            <w:r>
+              <w:rPr>
+                <w:rStyle w:val="SourceText"/>
+              </w:rPr>
+              <w:t>guards.deployWorkflow</w:t>
+            </w:r>
+            <w:r>
+              <w:rPr/>
+              <w:t>) — judged only when every word on the line is a plain literal or a single-quoted word; anything else asks, and is refused unattended</w:t>
+            </w:r>
+          </w:p>
+        </w:tc>
+        <w:tc>
+          <w:tcPr>
+            <w:tcW w:w="3395" w:type="dxa"/>
             <w:tcBorders/>
             <w:vAlign w:val="center"/>
           </w:tcPr>
@@ -1863,7 +1883,7 @@
               <w:rPr>
                 <w:rStyle w:val="SourceText"/>
               </w:rPr>
-              <w:t>Write</w:t>
+              <w:t>Bash</w:t>
             </w:r>
             <w:r>
               <w:rPr/>
@@ -1873,46 +1893,6 @@
               <w:rPr>
                 <w:rStyle w:val="SourceText"/>
               </w:rPr>
-              <w:t>Edit</w:t>
-            </w:r>
-            <w:r>
-              <w:rPr/>
-              <w:t>|</w:t>
-            </w:r>
-            <w:r>
-              <w:rPr>
-                <w:rStyle w:val="SourceText"/>
-              </w:rPr>
-              <w:t>MultiEdit</w:t>
-            </w:r>
-            <w:r>
-              <w:rPr/>
-              <w:t>|</w:t>
-            </w:r>
-            <w:r>
-              <w:rPr>
-                <w:rStyle w:val="SourceText"/>
-              </w:rPr>
-              <w:t>NotebookEdit</w:t>
-            </w:r>
-            <w:r>
-              <w:rPr/>
-              <w:t>|</w:t>
-            </w:r>
-            <w:r>
-              <w:rPr>
-                <w:rStyle w:val="SourceText"/>
-              </w:rPr>
-              <w:t>Bash</w:t>
-            </w:r>
-            <w:r>
-              <w:rPr/>
-              <w:t>|</w:t>
-            </w:r>
-            <w:r>
-              <w:rPr>
-                <w:rStyle w:val="SourceText"/>
-              </w:rPr>
               <w:t>PowerShell</w:t>
             </w:r>
             <w:r>
@@ -1940,101 +1920,89 @@
               <w:rPr>
                 <w:rStyle w:val="SourceText"/>
               </w:rPr>
-              <w:t>scope-guard.sh</w:t>
-            </w:r>
-          </w:p>
-        </w:tc>
-        <w:tc>
-          <w:tcPr>
-            <w:tcW w:w="2022" w:type="dxa"/>
-            <w:tcBorders/>
-            <w:vAlign w:val="center"/>
-          </w:tcPr>
-          <w:p>
-            <w:pPr>
-              <w:pStyle w:val="TableContents"/>
-              <w:shd w:fill="2E3440" w:val="clear"/>
-              <w:bidi w:val="0"/>
-              <w:spacing w:before="120" w:after="120"/>
-              <w:jc w:val="left"/>
-              <w:rPr/>
-            </w:pPr>
-            <w:r>
-              <w:rPr/>
-              <w:t>plan-approval + ticket scope guard</w:t>
-            </w:r>
-          </w:p>
-        </w:tc>
-        <w:tc>
-          <w:tcPr>
-            <w:tcW w:w="2986" w:type="dxa"/>
-            <w:tcBorders/>
-            <w:vAlign w:val="center"/>
-          </w:tcPr>
-          <w:p>
-            <w:pPr>
-              <w:pStyle w:val="TableContents"/>
-              <w:shd w:fill="2E3440" w:val="clear"/>
-              <w:bidi w:val="0"/>
-              <w:spacing w:before="120" w:after="120"/>
-              <w:jc w:val="left"/>
-              <w:rPr/>
-            </w:pPr>
-            <w:r>
-              <w:rPr>
-                <w:rStyle w:val="SourceText"/>
-              </w:rPr>
-              <w:t>scope.mode</w:t>
-            </w:r>
-            <w:r>
-              <w:rPr/>
-              <w:t xml:space="preserve"> (</w:t>
-            </w:r>
-            <w:r>
-              <w:rPr>
-                <w:rStyle w:val="SourceText"/>
-              </w:rPr>
-              <w:t>off</w:t>
-            </w:r>
-            <w:r>
-              <w:rPr/>
-              <w:t>/</w:t>
-            </w:r>
-            <w:r>
-              <w:rPr>
-                <w:rStyle w:val="SourceText"/>
-              </w:rPr>
-              <w:t>report</w:t>
-            </w:r>
-            <w:r>
-              <w:rPr/>
-              <w:t>/</w:t>
-            </w:r>
-            <w:r>
-              <w:rPr>
-                <w:rStyle w:val="SourceText"/>
-              </w:rPr>
-              <w:t>block</w:t>
-            </w:r>
-            <w:r>
-              <w:rPr/>
-              <w:t>/</w:t>
-            </w:r>
-            <w:r>
-              <w:rPr>
-                <w:rStyle w:val="SourceText"/>
-              </w:rPr>
-              <w:t>auto</w:t>
-            </w:r>
-            <w:r>
-              <w:rPr/>
-              <w:t xml:space="preserve">), </w:t>
-            </w:r>
-            <w:r>
-              <w:rPr>
-                <w:rStyle w:val="SourceText"/>
-              </w:rPr>
-              <w:t>scope.allowCliApproval</w:t>
+              <w:t>cloud-guard.sh</w:t>
+            </w:r>
+            <w:r>
+              <w:rPr/>
+              <w:t>, environment layer (T-0005)</w:t>
+            </w:r>
+          </w:p>
+        </w:tc>
+        <w:tc>
+          <w:tcPr>
+            <w:tcW w:w="2808" w:type="dxa"/>
+            <w:tcBorders/>
+            <w:vAlign w:val="center"/>
+          </w:tcPr>
+          <w:p>
+            <w:pPr>
+              <w:pStyle w:val="TableContents"/>
+              <w:shd w:fill="2E3440" w:val="clear"/>
+              <w:bidi w:val="0"/>
+              <w:spacing w:before="120" w:after="120"/>
+              <w:jc w:val="left"/>
+              <w:rPr/>
+            </w:pPr>
+            <w:r>
+              <w:rPr/>
+              <w:t>a terraform apply judged by its target environment, and a destroy never applied unattended</w:t>
+            </w:r>
+          </w:p>
+        </w:tc>
+        <w:tc>
+          <w:tcPr>
+            <w:tcW w:w="3395" w:type="dxa"/>
+            <w:tcBorders/>
+            <w:vAlign w:val="center"/>
+          </w:tcPr>
+          <w:p>
+            <w:pPr>
+              <w:pStyle w:val="TableContents"/>
+              <w:shd w:fill="2E3440" w:val="clear"/>
+              <w:bidi w:val="0"/>
+              <w:spacing w:before="120" w:after="120"/>
+              <w:jc w:val="left"/>
+              <w:rPr/>
+            </w:pPr>
+            <w:r>
+              <w:rPr>
+                <w:rStyle w:val="SourceText"/>
+              </w:rPr>
+              <w:t>environments.nonProd</w:t>
+            </w:r>
+            <w:r>
+              <w:rPr/>
+              <w:t xml:space="preserve"> (repo only; globs naming non-production workspaces), </w:t>
+            </w:r>
+            <w:r>
+              <w:rPr>
+                <w:rStyle w:val="SourceText"/>
+              </w:rPr>
+              <w:t>environments.prodUnattended</w:t>
+            </w:r>
+            <w:r>
+              <w:rPr/>
+              <w:t xml:space="preserve"> (both layers; true only when </w:t>
+            </w:r>
+            <w:r>
+              <w:rPr>
+                <w:rStyle w:val="Strong"/>
+              </w:rPr>
+              <w:t>both</w:t>
+            </w:r>
+            <w:r>
+              <w:rPr/>
+              <w:t xml:space="preserve"> say </w:t>
+            </w:r>
+            <w:r>
+              <w:rPr>
+                <w:rStyle w:val="SourceText"/>
+              </w:rPr>
+              <w:t>true</w:t>
+            </w:r>
+            <w:r>
+              <w:rPr/>
+              <w:t>)</w:t>
             </w:r>
           </w:p>
         </w:tc>
@@ -2057,7 +2025,7 @@
               <w:rPr>
                 <w:rStyle w:val="SourceText"/>
               </w:rPr>
-              <w:t>off</w:t>
+              <w:t>[]</w:t>
             </w:r>
             <w:r>
               <w:rPr/>
@@ -2093,7 +2061,71 @@
               <w:rPr>
                 <w:rStyle w:val="SourceText"/>
               </w:rPr>
-              <w:t>PreCompact</w:t>
+              <w:t>PreToolUse</w:t>
+            </w:r>
+            <w:r>
+              <w:rPr/>
+              <w:t xml:space="preserve"> (</w:t>
+            </w:r>
+            <w:r>
+              <w:rPr>
+                <w:rStyle w:val="SourceText"/>
+              </w:rPr>
+              <w:t>Write</w:t>
+            </w:r>
+            <w:r>
+              <w:rPr/>
+              <w:t>|</w:t>
+            </w:r>
+            <w:r>
+              <w:rPr>
+                <w:rStyle w:val="SourceText"/>
+              </w:rPr>
+              <w:t>Edit</w:t>
+            </w:r>
+            <w:r>
+              <w:rPr/>
+              <w:t>|</w:t>
+            </w:r>
+            <w:r>
+              <w:rPr>
+                <w:rStyle w:val="SourceText"/>
+              </w:rPr>
+              <w:t>MultiEdit</w:t>
+            </w:r>
+            <w:r>
+              <w:rPr/>
+              <w:t>|</w:t>
+            </w:r>
+            <w:r>
+              <w:rPr>
+                <w:rStyle w:val="SourceText"/>
+              </w:rPr>
+              <w:t>NotebookEdit</w:t>
+            </w:r>
+            <w:r>
+              <w:rPr/>
+              <w:t>|</w:t>
+            </w:r>
+            <w:r>
+              <w:rPr>
+                <w:rStyle w:val="SourceText"/>
+              </w:rPr>
+              <w:t>Bash</w:t>
+            </w:r>
+            <w:r>
+              <w:rPr/>
+              <w:t>|</w:t>
+            </w:r>
+            <w:r>
+              <w:rPr>
+                <w:rStyle w:val="SourceText"/>
+              </w:rPr>
+              <w:t>PowerShell</w:t>
+            </w:r>
+            <w:r>
+              <w:rPr/>
+              <w:t>)</w:t>
             </w:r>
           </w:p>
         </w:tc>
@@ -2116,51 +2148,124 @@
               <w:rPr>
                 <w:rStyle w:val="SourceText"/>
               </w:rPr>
-              <w:t>handoff-write.sh</w:t>
-            </w:r>
-          </w:p>
-        </w:tc>
-        <w:tc>
-          <w:tcPr>
-            <w:tcW w:w="2022" w:type="dxa"/>
-            <w:tcBorders/>
-            <w:vAlign w:val="center"/>
-          </w:tcPr>
-          <w:p>
-            <w:pPr>
-              <w:pStyle w:val="TableContents"/>
-              <w:shd w:fill="2E3440" w:val="clear"/>
-              <w:bidi w:val="0"/>
-              <w:spacing w:before="120" w:after="120"/>
-              <w:jc w:val="left"/>
-              <w:rPr/>
-            </w:pPr>
-            <w:r>
-              <w:rPr/>
-              <w:t>writes the handoff note before compaction</w:t>
-            </w:r>
-          </w:p>
-        </w:tc>
-        <w:tc>
-          <w:tcPr>
-            <w:tcW w:w="2986" w:type="dxa"/>
-            <w:tcBorders/>
-            <w:vAlign w:val="center"/>
-          </w:tcPr>
-          <w:p>
-            <w:pPr>
-              <w:pStyle w:val="TableContents"/>
-              <w:shd w:fill="2E3440" w:val="clear"/>
-              <w:bidi w:val="0"/>
-              <w:spacing w:before="120" w:after="120"/>
-              <w:jc w:val="left"/>
-              <w:rPr/>
-            </w:pPr>
-            <w:r>
-              <w:rPr>
-                <w:rStyle w:val="SourceText"/>
-              </w:rPr>
-              <w:t>context.autoWrapUp</w:t>
+              <w:t>scope-guard.sh</w:t>
+            </w:r>
+          </w:p>
+        </w:tc>
+        <w:tc>
+          <w:tcPr>
+            <w:tcW w:w="2808" w:type="dxa"/>
+            <w:tcBorders/>
+            <w:vAlign w:val="center"/>
+          </w:tcPr>
+          <w:p>
+            <w:pPr>
+              <w:pStyle w:val="TableContents"/>
+              <w:shd w:fill="2E3440" w:val="clear"/>
+              <w:bidi w:val="0"/>
+              <w:spacing w:before="120" w:after="120"/>
+              <w:jc w:val="left"/>
+              <w:rPr/>
+            </w:pPr>
+            <w:r>
+              <w:rPr/>
+              <w:t>plan-approval + ticket scope guard</w:t>
+            </w:r>
+          </w:p>
+        </w:tc>
+        <w:tc>
+          <w:tcPr>
+            <w:tcW w:w="3395" w:type="dxa"/>
+            <w:tcBorders/>
+            <w:vAlign w:val="center"/>
+          </w:tcPr>
+          <w:p>
+            <w:pPr>
+              <w:pStyle w:val="TableContents"/>
+              <w:shd w:fill="2E3440" w:val="clear"/>
+              <w:bidi w:val="0"/>
+              <w:spacing w:before="120" w:after="120"/>
+              <w:jc w:val="left"/>
+              <w:rPr/>
+            </w:pPr>
+            <w:r>
+              <w:rPr>
+                <w:rStyle w:val="SourceText"/>
+              </w:rPr>
+              <w:t>scope.mode</w:t>
+            </w:r>
+            <w:r>
+              <w:rPr/>
+              <w:t xml:space="preserve"> (</w:t>
+            </w:r>
+            <w:r>
+              <w:rPr>
+                <w:rStyle w:val="SourceText"/>
+              </w:rPr>
+              <w:t>off</w:t>
+            </w:r>
+            <w:r>
+              <w:rPr/>
+              <w:t>/</w:t>
+            </w:r>
+            <w:r>
+              <w:rPr>
+                <w:rStyle w:val="SourceText"/>
+              </w:rPr>
+              <w:t>report</w:t>
+            </w:r>
+            <w:r>
+              <w:rPr/>
+              <w:t>/</w:t>
+            </w:r>
+            <w:r>
+              <w:rPr>
+                <w:rStyle w:val="SourceText"/>
+              </w:rPr>
+              <w:t>block</w:t>
+            </w:r>
+            <w:r>
+              <w:rPr/>
+              <w:t>/</w:t>
+            </w:r>
+            <w:r>
+              <w:rPr>
+                <w:rStyle w:val="SourceText"/>
+              </w:rPr>
+              <w:t>auto</w:t>
+            </w:r>
+            <w:r>
+              <w:rPr/>
+              <w:t xml:space="preserve">), </w:t>
+            </w:r>
+            <w:r>
+              <w:rPr>
+                <w:rStyle w:val="SourceText"/>
+              </w:rPr>
+              <w:t>scope.allowCliApproval</w:t>
+            </w:r>
+          </w:p>
+        </w:tc>
+        <w:tc>
+          <w:tcPr>
+            <w:tcW w:w="2148" w:type="dxa"/>
+            <w:tcBorders/>
+            <w:vAlign w:val="center"/>
+          </w:tcPr>
+          <w:p>
+            <w:pPr>
+              <w:pStyle w:val="TableContents"/>
+              <w:shd w:fill="2E3440" w:val="clear"/>
+              <w:bidi w:val="0"/>
+              <w:spacing w:before="120" w:after="120"/>
+              <w:jc w:val="left"/>
+              <w:rPr/>
+            </w:pPr>
+            <w:r>
+              <w:rPr>
+                <w:rStyle w:val="SourceText"/>
+              </w:rPr>
+              <w:t>off</w:t>
             </w:r>
             <w:r>
               <w:rPr/>
@@ -2170,28 +2275,7 @@
               <w:rPr>
                 <w:rStyle w:val="SourceText"/>
               </w:rPr>
-              <w:t>context.handoffPath</w:t>
-            </w:r>
-          </w:p>
-        </w:tc>
-        <w:tc>
-          <w:tcPr>
-            <w:tcW w:w="2148" w:type="dxa"/>
-            <w:tcBorders/>
-            <w:vAlign w:val="center"/>
-          </w:tcPr>
-          <w:p>
-            <w:pPr>
-              <w:pStyle w:val="TableContents"/>
-              <w:shd w:fill="2E3440" w:val="clear"/>
-              <w:bidi w:val="0"/>
-              <w:spacing w:before="120" w:after="120"/>
-              <w:jc w:val="left"/>
-              <w:rPr/>
-            </w:pPr>
-            <w:r>
-              <w:rPr/>
-              <w:t>on</w:t>
+              <w:t>false</w:t>
             </w:r>
           </w:p>
         </w:tc>
@@ -2217,7 +2301,7 @@
               <w:rPr>
                 <w:rStyle w:val="SourceText"/>
               </w:rPr>
-              <w:t>Notification</w:t>
+              <w:t>PreCompact</w:t>
             </w:r>
           </w:p>
         </w:tc>
@@ -2240,71 +2324,61 @@
               <w:rPr>
                 <w:rStyle w:val="SourceText"/>
               </w:rPr>
-              <w:t>notify.sh</w:t>
-            </w:r>
-          </w:p>
-        </w:tc>
-        <w:tc>
-          <w:tcPr>
-            <w:tcW w:w="2022" w:type="dxa"/>
-            <w:tcBorders/>
-            <w:vAlign w:val="center"/>
-          </w:tcPr>
-          <w:p>
-            <w:pPr>
-              <w:pStyle w:val="TableContents"/>
-              <w:shd w:fill="2E3440" w:val="clear"/>
-              <w:bidi w:val="0"/>
-              <w:spacing w:before="120" w:after="120"/>
-              <w:jc w:val="left"/>
-              <w:rPr/>
-            </w:pPr>
-            <w:r>
-              <w:rPr/>
-              <w:t>pings an external channel</w:t>
-            </w:r>
-          </w:p>
-        </w:tc>
-        <w:tc>
-          <w:tcPr>
-            <w:tcW w:w="2986" w:type="dxa"/>
-            <w:tcBorders/>
-            <w:vAlign w:val="center"/>
-          </w:tcPr>
-          <w:p>
-            <w:pPr>
-              <w:pStyle w:val="TableContents"/>
-              <w:shd w:fill="2E3440" w:val="clear"/>
-              <w:bidi w:val="0"/>
-              <w:spacing w:before="120" w:after="120"/>
-              <w:jc w:val="left"/>
-              <w:rPr/>
-            </w:pPr>
-            <w:r>
-              <w:rPr>
-                <w:rStyle w:val="SourceText"/>
-              </w:rPr>
-              <w:t>notify.provider</w:t>
-            </w:r>
-            <w:r>
-              <w:rPr/>
-              <w:t xml:space="preserve"> (</w:t>
-            </w:r>
-            <w:r>
-              <w:rPr>
-                <w:rStyle w:val="SourceText"/>
-              </w:rPr>
-              <w:t>none</w:t>
-            </w:r>
-            <w:r>
-              <w:rPr/>
-              <w:t xml:space="preserve"> disables it), </w:t>
-            </w:r>
-            <w:r>
-              <w:rPr>
-                <w:rStyle w:val="SourceText"/>
-              </w:rPr>
-              <w:t>notify.events</w:t>
+              <w:t>handoff-write.sh</w:t>
+            </w:r>
+          </w:p>
+        </w:tc>
+        <w:tc>
+          <w:tcPr>
+            <w:tcW w:w="2808" w:type="dxa"/>
+            <w:tcBorders/>
+            <w:vAlign w:val="center"/>
+          </w:tcPr>
+          <w:p>
+            <w:pPr>
+              <w:pStyle w:val="TableContents"/>
+              <w:shd w:fill="2E3440" w:val="clear"/>
+              <w:bidi w:val="0"/>
+              <w:spacing w:before="120" w:after="120"/>
+              <w:jc w:val="left"/>
+              <w:rPr/>
+            </w:pPr>
+            <w:r>
+              <w:rPr/>
+              <w:t>writes the handoff note before compaction</w:t>
+            </w:r>
+          </w:p>
+        </w:tc>
+        <w:tc>
+          <w:tcPr>
+            <w:tcW w:w="3395" w:type="dxa"/>
+            <w:tcBorders/>
+            <w:vAlign w:val="center"/>
+          </w:tcPr>
+          <w:p>
+            <w:pPr>
+              <w:pStyle w:val="TableContents"/>
+              <w:shd w:fill="2E3440" w:val="clear"/>
+              <w:bidi w:val="0"/>
+              <w:spacing w:before="120" w:after="120"/>
+              <w:jc w:val="left"/>
+              <w:rPr/>
+            </w:pPr>
+            <w:r>
+              <w:rPr>
+                <w:rStyle w:val="SourceText"/>
+              </w:rPr>
+              <w:t>context.autoWrapUp</w:t>
+            </w:r>
+            <w:r>
+              <w:rPr/>
+              <w:t xml:space="preserve">, </w:t>
+            </w:r>
+            <w:r>
+              <w:rPr>
+                <w:rStyle w:val="SourceText"/>
+              </w:rPr>
+              <w:t>context.handoffPath</w:t>
             </w:r>
           </w:p>
         </w:tc>
@@ -2324,10 +2398,8 @@
               <w:rPr/>
             </w:pPr>
             <w:r>
-              <w:rPr>
-                <w:rStyle w:val="SourceText"/>
-              </w:rPr>
-              <w:t>none</w:t>
+              <w:rPr/>
+              <w:t>on</w:t>
             </w:r>
           </w:p>
         </w:tc>
@@ -2353,7 +2425,7 @@
               <w:rPr>
                 <w:rStyle w:val="SourceText"/>
               </w:rPr>
-              <w:t>Stop</w:t>
+              <w:t>Notification</w:t>
             </w:r>
           </w:p>
         </w:tc>
@@ -2376,65 +2448,71 @@
               <w:rPr>
                 <w:rStyle w:val="SourceText"/>
               </w:rPr>
-              <w:t>verify-gate.sh</w:t>
-            </w:r>
-          </w:p>
-        </w:tc>
-        <w:tc>
-          <w:tcPr>
-            <w:tcW w:w="2022" w:type="dxa"/>
-            <w:tcBorders/>
-            <w:vAlign w:val="center"/>
-          </w:tcPr>
-          <w:p>
-            <w:pPr>
-              <w:pStyle w:val="TableContents"/>
-              <w:shd w:fill="2E3440" w:val="clear"/>
-              <w:bidi w:val="0"/>
-              <w:spacing w:before="120" w:after="120"/>
-              <w:jc w:val="left"/>
-              <w:rPr/>
-            </w:pPr>
-            <w:r>
-              <w:rPr/>
-              <w:t xml:space="preserve">runs </w:t>
-            </w:r>
-            <w:r>
-              <w:rPr>
-                <w:rStyle w:val="SourceText"/>
-              </w:rPr>
-              <w:t>.crew/verify.json</w:t>
-            </w:r>
-            <w:r>
-              <w:rPr/>
-              <w:t>'s checks</w:t>
-            </w:r>
-          </w:p>
-        </w:tc>
-        <w:tc>
-          <w:tcPr>
-            <w:tcW w:w="2986" w:type="dxa"/>
-            <w:tcBorders/>
-            <w:vAlign w:val="center"/>
-          </w:tcPr>
-          <w:p>
-            <w:pPr>
-              <w:pStyle w:val="TableContents"/>
-              <w:shd w:fill="2E3440" w:val="clear"/>
-              <w:bidi w:val="0"/>
-              <w:spacing w:before="120" w:after="120"/>
-              <w:jc w:val="left"/>
-              <w:rPr/>
-            </w:pPr>
-            <w:r>
-              <w:rPr>
-                <w:rStyle w:val="SourceText"/>
-              </w:rPr>
-              <w:t>verifyGate</w:t>
-            </w:r>
-            <w:r>
-              <w:rPr/>
-              <w:t xml:space="preserve"> (boolean)</w:t>
+              <w:t>notify.sh</w:t>
+            </w:r>
+          </w:p>
+        </w:tc>
+        <w:tc>
+          <w:tcPr>
+            <w:tcW w:w="2808" w:type="dxa"/>
+            <w:tcBorders/>
+            <w:vAlign w:val="center"/>
+          </w:tcPr>
+          <w:p>
+            <w:pPr>
+              <w:pStyle w:val="TableContents"/>
+              <w:shd w:fill="2E3440" w:val="clear"/>
+              <w:bidi w:val="0"/>
+              <w:spacing w:before="120" w:after="120"/>
+              <w:jc w:val="left"/>
+              <w:rPr/>
+            </w:pPr>
+            <w:r>
+              <w:rPr/>
+              <w:t>pings an external channel</w:t>
+            </w:r>
+          </w:p>
+        </w:tc>
+        <w:tc>
+          <w:tcPr>
+            <w:tcW w:w="3395" w:type="dxa"/>
+            <w:tcBorders/>
+            <w:vAlign w:val="center"/>
+          </w:tcPr>
+          <w:p>
+            <w:pPr>
+              <w:pStyle w:val="TableContents"/>
+              <w:shd w:fill="2E3440" w:val="clear"/>
+              <w:bidi w:val="0"/>
+              <w:spacing w:before="120" w:after="120"/>
+              <w:jc w:val="left"/>
+              <w:rPr/>
+            </w:pPr>
+            <w:r>
+              <w:rPr>
+                <w:rStyle w:val="SourceText"/>
+              </w:rPr>
+              <w:t>notify.provider</w:t>
+            </w:r>
+            <w:r>
+              <w:rPr/>
+              <w:t xml:space="preserve"> (</w:t>
+            </w:r>
+            <w:r>
+              <w:rPr>
+                <w:rStyle w:val="SourceText"/>
+              </w:rPr>
+              <w:t>none</w:t>
+            </w:r>
+            <w:r>
+              <w:rPr/>
+              <w:t xml:space="preserve"> disables it), </w:t>
+            </w:r>
+            <w:r>
+              <w:rPr>
+                <w:rStyle w:val="SourceText"/>
+              </w:rPr>
+              <w:t>notify.events</w:t>
             </w:r>
           </w:p>
         </w:tc>
@@ -2457,7 +2535,7 @@
               <w:rPr>
                 <w:rStyle w:val="SourceText"/>
               </w:rPr>
-              <w:t>true</w:t>
+              <w:t>none</w:t>
             </w:r>
           </w:p>
         </w:tc>
@@ -2506,91 +2584,65 @@
               <w:rPr>
                 <w:rStyle w:val="SourceText"/>
               </w:rPr>
-              <w:t>context-watch.sh</w:t>
-            </w:r>
-          </w:p>
-        </w:tc>
-        <w:tc>
-          <w:tcPr>
-            <w:tcW w:w="2022" w:type="dxa"/>
-            <w:tcBorders/>
-            <w:vAlign w:val="center"/>
-          </w:tcPr>
-          <w:p>
-            <w:pPr>
-              <w:pStyle w:val="TableContents"/>
-              <w:shd w:fill="2E3440" w:val="clear"/>
-              <w:bidi w:val="0"/>
-              <w:spacing w:before="120" w:after="120"/>
-              <w:jc w:val="left"/>
-              <w:rPr/>
-            </w:pPr>
-            <w:r>
-              <w:rPr/>
-              <w:t>nags for a handoff near the context budget, drives auto-clear</w:t>
-            </w:r>
-          </w:p>
-        </w:tc>
-        <w:tc>
-          <w:tcPr>
-            <w:tcW w:w="2986" w:type="dxa"/>
-            <w:tcBorders/>
-            <w:vAlign w:val="center"/>
-          </w:tcPr>
-          <w:p>
-            <w:pPr>
-              <w:pStyle w:val="TableContents"/>
-              <w:shd w:fill="2E3440" w:val="clear"/>
-              <w:bidi w:val="0"/>
-              <w:spacing w:before="120" w:after="120"/>
-              <w:jc w:val="left"/>
-              <w:rPr/>
-            </w:pPr>
-            <w:r>
-              <w:rPr>
-                <w:rStyle w:val="SourceText"/>
-              </w:rPr>
-              <w:t>context.enabled</w:t>
-            </w:r>
-            <w:r>
-              <w:rPr/>
-              <w:t xml:space="preserve">, </w:t>
-            </w:r>
-            <w:r>
-              <w:rPr>
-                <w:rStyle w:val="SourceText"/>
-              </w:rPr>
-              <w:t>context.warnAt</w:t>
-            </w:r>
-            <w:r>
-              <w:rPr/>
-              <w:t xml:space="preserve">, </w:t>
-            </w:r>
-            <w:r>
-              <w:rPr>
-                <w:rStyle w:val="SourceText"/>
-              </w:rPr>
-              <w:t>context.budgetTokens</w:t>
-            </w:r>
-            <w:r>
-              <w:rPr/>
-              <w:t xml:space="preserve">, </w:t>
-            </w:r>
-            <w:r>
-              <w:rPr>
-                <w:rStyle w:val="SourceText"/>
-              </w:rPr>
-              <w:t>context.reserveTokens</w:t>
-            </w:r>
-            <w:r>
-              <w:rPr/>
-              <w:t xml:space="preserve">, </w:t>
-            </w:r>
-            <w:r>
-              <w:rPr>
-                <w:rStyle w:val="SourceText"/>
-              </w:rPr>
-              <w:t>context.autoClear.*</w:t>
+              <w:t>verify-gate.sh</w:t>
+            </w:r>
+          </w:p>
+        </w:tc>
+        <w:tc>
+          <w:tcPr>
+            <w:tcW w:w="2808" w:type="dxa"/>
+            <w:tcBorders/>
+            <w:vAlign w:val="center"/>
+          </w:tcPr>
+          <w:p>
+            <w:pPr>
+              <w:pStyle w:val="TableContents"/>
+              <w:shd w:fill="2E3440" w:val="clear"/>
+              <w:bidi w:val="0"/>
+              <w:spacing w:before="120" w:after="120"/>
+              <w:jc w:val="left"/>
+              <w:rPr/>
+            </w:pPr>
+            <w:r>
+              <w:rPr/>
+              <w:t xml:space="preserve">runs </w:t>
+            </w:r>
+            <w:r>
+              <w:rPr>
+                <w:rStyle w:val="SourceText"/>
+              </w:rPr>
+              <w:t>.crew/verify.json</w:t>
+            </w:r>
+            <w:r>
+              <w:rPr/>
+              <w:t>'s checks</w:t>
+            </w:r>
+          </w:p>
+        </w:tc>
+        <w:tc>
+          <w:tcPr>
+            <w:tcW w:w="3395" w:type="dxa"/>
+            <w:tcBorders/>
+            <w:vAlign w:val="center"/>
+          </w:tcPr>
+          <w:p>
+            <w:pPr>
+              <w:pStyle w:val="TableContents"/>
+              <w:shd w:fill="2E3440" w:val="clear"/>
+              <w:bidi w:val="0"/>
+              <w:spacing w:before="120" w:after="120"/>
+              <w:jc w:val="left"/>
+              <w:rPr/>
+            </w:pPr>
+            <w:r>
+              <w:rPr>
+                <w:rStyle w:val="SourceText"/>
+              </w:rPr>
+              <w:t>verifyGate</w:t>
+            </w:r>
+            <w:r>
+              <w:rPr/>
+              <w:t xml:space="preserve"> (boolean)</w:t>
             </w:r>
           </w:p>
         </w:tc>
@@ -2610,14 +2662,10 @@
               <w:rPr/>
             </w:pPr>
             <w:r>
-              <w:rPr/>
-              <w:t xml:space="preserve">on, </w:t>
-            </w:r>
-            <w:r>
-              <w:rPr>
-                <w:rStyle w:val="SourceText"/>
-              </w:rPr>
-              <w:t>warnAt: 0.5</w:t>
+              <w:rPr>
+                <w:rStyle w:val="SourceText"/>
+              </w:rPr>
+              <w:t>true</w:t>
             </w:r>
           </w:p>
         </w:tc>
@@ -2666,13 +2714,173 @@
               <w:rPr>
                 <w:rStyle w:val="SourceText"/>
               </w:rPr>
+              <w:t>context-watch.sh</w:t>
+            </w:r>
+          </w:p>
+        </w:tc>
+        <w:tc>
+          <w:tcPr>
+            <w:tcW w:w="2808" w:type="dxa"/>
+            <w:tcBorders/>
+            <w:vAlign w:val="center"/>
+          </w:tcPr>
+          <w:p>
+            <w:pPr>
+              <w:pStyle w:val="TableContents"/>
+              <w:shd w:fill="2E3440" w:val="clear"/>
+              <w:bidi w:val="0"/>
+              <w:spacing w:before="120" w:after="120"/>
+              <w:jc w:val="left"/>
+              <w:rPr/>
+            </w:pPr>
+            <w:r>
+              <w:rPr/>
+              <w:t>nags for a handoff near the context budget, drives auto-clear</w:t>
+            </w:r>
+          </w:p>
+        </w:tc>
+        <w:tc>
+          <w:tcPr>
+            <w:tcW w:w="3395" w:type="dxa"/>
+            <w:tcBorders/>
+            <w:vAlign w:val="center"/>
+          </w:tcPr>
+          <w:p>
+            <w:pPr>
+              <w:pStyle w:val="TableContents"/>
+              <w:shd w:fill="2E3440" w:val="clear"/>
+              <w:bidi w:val="0"/>
+              <w:spacing w:before="120" w:after="120"/>
+              <w:jc w:val="left"/>
+              <w:rPr/>
+            </w:pPr>
+            <w:r>
+              <w:rPr>
+                <w:rStyle w:val="SourceText"/>
+              </w:rPr>
+              <w:t>context.enabled</w:t>
+            </w:r>
+            <w:r>
+              <w:rPr/>
+              <w:t xml:space="preserve">, </w:t>
+            </w:r>
+            <w:r>
+              <w:rPr>
+                <w:rStyle w:val="SourceText"/>
+              </w:rPr>
+              <w:t>context.warnAt</w:t>
+            </w:r>
+            <w:r>
+              <w:rPr/>
+              <w:t xml:space="preserve">, </w:t>
+            </w:r>
+            <w:r>
+              <w:rPr>
+                <w:rStyle w:val="SourceText"/>
+              </w:rPr>
+              <w:t>context.budgetTokens</w:t>
+            </w:r>
+            <w:r>
+              <w:rPr/>
+              <w:t xml:space="preserve">, </w:t>
+            </w:r>
+            <w:r>
+              <w:rPr>
+                <w:rStyle w:val="SourceText"/>
+              </w:rPr>
+              <w:t>context.reserveTokens</w:t>
+            </w:r>
+            <w:r>
+              <w:rPr/>
+              <w:t xml:space="preserve">, </w:t>
+            </w:r>
+            <w:r>
+              <w:rPr>
+                <w:rStyle w:val="SourceText"/>
+              </w:rPr>
+              <w:t>context.autoClear.*</w:t>
+            </w:r>
+          </w:p>
+        </w:tc>
+        <w:tc>
+          <w:tcPr>
+            <w:tcW w:w="2148" w:type="dxa"/>
+            <w:tcBorders/>
+            <w:vAlign w:val="center"/>
+          </w:tcPr>
+          <w:p>
+            <w:pPr>
+              <w:pStyle w:val="TableContents"/>
+              <w:shd w:fill="2E3440" w:val="clear"/>
+              <w:bidi w:val="0"/>
+              <w:spacing w:before="120" w:after="120"/>
+              <w:jc w:val="left"/>
+              <w:rPr/>
+            </w:pPr>
+            <w:r>
+              <w:rPr/>
+              <w:t xml:space="preserve">on, </w:t>
+            </w:r>
+            <w:r>
+              <w:rPr>
+                <w:rStyle w:val="SourceText"/>
+              </w:rPr>
+              <w:t>warnAt: 0.5</w:t>
+            </w:r>
+          </w:p>
+        </w:tc>
+      </w:tr>
+      <w:tr>
+        <w:trPr/>
+        <w:tc>
+          <w:tcPr>
+            <w:tcW w:w="2119" w:type="dxa"/>
+            <w:tcBorders/>
+            <w:vAlign w:val="center"/>
+          </w:tcPr>
+          <w:p>
+            <w:pPr>
+              <w:pStyle w:val="TableContents"/>
+              <w:shd w:fill="2E3440" w:val="clear"/>
+              <w:bidi w:val="0"/>
+              <w:spacing w:before="120" w:after="120"/>
+              <w:jc w:val="left"/>
+              <w:rPr/>
+            </w:pPr>
+            <w:r>
+              <w:rPr>
+                <w:rStyle w:val="SourceText"/>
+              </w:rPr>
+              <w:t>Stop</w:t>
+            </w:r>
+          </w:p>
+        </w:tc>
+        <w:tc>
+          <w:tcPr>
+            <w:tcW w:w="2456" w:type="dxa"/>
+            <w:tcBorders/>
+            <w:vAlign w:val="center"/>
+          </w:tcPr>
+          <w:p>
+            <w:pPr>
+              <w:pStyle w:val="TableContents"/>
+              <w:shd w:fill="2E3440" w:val="clear"/>
+              <w:bidi w:val="0"/>
+              <w:spacing w:before="120" w:after="120"/>
+              <w:jc w:val="left"/>
+              <w:rPr/>
+            </w:pPr>
+            <w:r>
+              <w:rPr>
+                <w:rStyle w:val="SourceText"/>
+              </w:rPr>
               <w:t>completion-audit.sh</w:t>
             </w:r>
           </w:p>
         </w:tc>
         <w:tc>
           <w:tcPr>
-            <w:tcW w:w="2022" w:type="dxa"/>
+            <w:tcW w:w="2808" w:type="dxa"/>
             <w:tcBorders/>
             <w:vAlign w:val="center"/>
           </w:tcPr>
@@ -2693,7 +2901,7 @@
         </w:tc>
         <w:tc>
           <w:tcPr>
-            <w:tcW w:w="2986" w:type="dxa"/>
+            <w:tcW w:w="3395" w:type="dxa"/>
             <w:tcBorders/>
             <w:vAlign w:val="center"/>
           </w:tcPr>
@@ -6441,7 +6649,394 @@
       </w:r>
       <w:r>
         <w:rPr/>
-        <w:t xml:space="preserve"> mode while testing, or approve the one-shot marker the deny message names.</w:t>
+        <w:t xml:space="preserve"> mode while testing, or approve the one-shot marker the deny message names. A literal </w:t>
+      </w:r>
+      <w:r>
+        <w:rPr>
+          <w:rStyle w:val="SourceText"/>
+        </w:rPr>
+        <w:t>gh workflow run ... --help</w:t>
+      </w:r>
+      <w:r>
+        <w:rPr/>
+        <w:t xml:space="preserve"> (or </w:t>
+      </w:r>
+      <w:r>
+        <w:rPr>
+          <w:rStyle w:val="SourceText"/>
+        </w:rPr>
+        <w:t>-h</w:t>
+      </w:r>
+      <w:r>
+        <w:rPr/>
+        <w:t xml:space="preserve">) is the exception: gh prints help and dispatches nothing, so the line is not judged at all; terraform's </w:t>
+      </w:r>
+      <w:r>
+        <w:rPr>
+          <w:rStyle w:val="SourceText"/>
+        </w:rPr>
+        <w:t>--help</w:t>
+      </w:r>
+      <w:r>
+        <w:rPr/>
+        <w:t xml:space="preserve"> still is.</w:t>
+      </w:r>
+    </w:p>
+    <w:p>
+      <w:pPr>
+        <w:pStyle w:val="BodyText"/>
+        <w:numPr>
+          <w:ilvl w:val="0"/>
+          <w:numId w:val="16"/>
+        </w:numPr>
+        <w:tabs>
+          <w:tab w:val="clear" w:pos="1134"/>
+          <w:tab w:val="left" w:pos="829" w:leader="none"/>
+        </w:tabs>
+        <w:bidi w:val="0"/>
+        <w:ind w:hanging="283" w:left="829"/>
+        <w:jc w:val="left"/>
+        <w:rPr/>
+      </w:pPr>
+      <w:r>
+        <w:rPr>
+          <w:rStyle w:val="Strong"/>
+        </w:rPr>
+        <w:t>A workflow dispatch is refused as "could not tell" although it looks fine.</w:t>
+      </w:r>
+      <w:r>
+        <w:rPr/>
+        <w:t xml:space="preserve"> With </w:t>
+      </w:r>
+      <w:r>
+        <w:rPr>
+          <w:rStyle w:val="SourceText"/>
+        </w:rPr>
+        <w:t>environments.workflows</w:t>
+      </w:r>
+      <w:r>
+        <w:rPr/>
+        <w:t xml:space="preserve"> set, a </w:t>
+      </w:r>
+      <w:r>
+        <w:rPr>
+          <w:rStyle w:val="SourceText"/>
+        </w:rPr>
+        <w:t>gh workflow run</w:t>
+      </w:r>
+      <w:r>
+        <w:rPr/>
+        <w:t xml:space="preserve"> or </w:t>
+      </w:r>
+      <w:r>
+        <w:rPr>
+          <w:rStyle w:val="SourceText"/>
+        </w:rPr>
+        <w:t>gh api .../dispatches</w:t>
+      </w:r>
+      <w:r>
+        <w:rPr/>
+        <w:t xml:space="preserve"> line is judged only when every word on it is a plain literal (letters, digits, </w:t>
+      </w:r>
+      <w:r>
+        <w:rPr>
+          <w:rStyle w:val="SourceText"/>
+        </w:rPr>
+        <w:t>_./:=@%+,-</w:t>
+      </w:r>
+      <w:r>
+        <w:rPr/>
+        <w:t xml:space="preserve">) or one whole single-quoted word, joined only by </w:t>
+      </w:r>
+      <w:r>
+        <w:rPr>
+          <w:rStyle w:val="SourceText"/>
+        </w:rPr>
+        <w:t>;</w:t>
+      </w:r>
+      <w:r>
+        <w:rPr/>
+        <w:t xml:space="preserve">, </w:t>
+      </w:r>
+      <w:r>
+        <w:rPr>
+          <w:rStyle w:val="SourceText"/>
+        </w:rPr>
+        <w:t>&amp;&amp;</w:t>
+      </w:r>
+      <w:r>
+        <w:rPr/>
+        <w:t xml:space="preserve">, </w:t>
+      </w:r>
+      <w:r>
+        <w:rPr>
+          <w:rStyle w:val="SourceText"/>
+        </w:rPr>
+        <w:t>||</w:t>
+      </w:r>
+      <w:r>
+        <w:rPr/>
+        <w:t xml:space="preserve">, </w:t>
+      </w:r>
+      <w:r>
+        <w:rPr>
+          <w:rStyle w:val="SourceText"/>
+        </w:rPr>
+        <w:t>&amp;</w:t>
+      </w:r>
+      <w:r>
+        <w:rPr/>
+        <w:t xml:space="preserve">, newlines, </w:t>
+      </w:r>
+      <w:r>
+        <w:rPr>
+          <w:rStyle w:val="SourceText"/>
+        </w:rPr>
+        <w:t>&gt;</w:t>
+      </w:r>
+      <w:r>
+        <w:rPr/>
+        <w:t>/</w:t>
+      </w:r>
+      <w:r>
+        <w:rPr>
+          <w:rStyle w:val="SourceText"/>
+        </w:rPr>
+        <w:t>&gt;&gt;</w:t>
+      </w:r>
+      <w:r>
+        <w:rPr/>
+        <w:t>/</w:t>
+      </w:r>
+      <w:r>
+        <w:rPr>
+          <w:rStyle w:val="SourceText"/>
+        </w:rPr>
+        <w:t>&amp;&gt;</w:t>
+      </w:r>
+      <w:r>
+        <w:rPr/>
+        <w:t>/</w:t>
+      </w:r>
+      <w:r>
+        <w:rPr>
+          <w:rStyle w:val="SourceText"/>
+        </w:rPr>
+        <w:t>&amp;&gt;&gt;</w:t>
+      </w:r>
+      <w:r>
+        <w:rPr/>
+        <w:t xml:space="preserve"> to a plain word and </w:t>
+      </w:r>
+      <w:r>
+        <w:rPr>
+          <w:rStyle w:val="SourceText"/>
+        </w:rPr>
+        <w:t>2&gt;&amp;1</w:t>
+      </w:r>
+      <w:r>
+        <w:rPr/>
+        <w:t xml:space="preserve">. A pipe, any </w:t>
+      </w:r>
+      <w:r>
+        <w:rPr>
+          <w:rStyle w:val="SourceText"/>
+        </w:rPr>
+        <w:t>&lt;</w:t>
+      </w:r>
+      <w:r>
+        <w:rPr/>
+        <w:t xml:space="preserve">, double quotes, </w:t>
+      </w:r>
+      <w:r>
+        <w:rPr>
+          <w:rStyle w:val="SourceText"/>
+        </w:rPr>
+        <w:t>$</w:t>
+      </w:r>
+      <w:r>
+        <w:rPr/>
+        <w:t xml:space="preserve">, a glob, </w:t>
+      </w:r>
+      <w:r>
+        <w:rPr>
+          <w:rStyle w:val="SourceText"/>
+        </w:rPr>
+        <w:t>bash -c '...'</w:t>
+      </w:r>
+      <w:r>
+        <w:rPr/>
+        <w:t xml:space="preserve">, </w:t>
+      </w:r>
+      <w:r>
+        <w:rPr>
+          <w:rStyle w:val="SourceText"/>
+        </w:rPr>
+        <w:t>xargs</w:t>
+      </w:r>
+      <w:r>
+        <w:rPr/>
+        <w:t>, a command word built at run time (</w:t>
+      </w:r>
+      <w:r>
+        <w:rPr>
+          <w:rStyle w:val="SourceText"/>
+        </w:rPr>
+        <w:t>$X $Y run ...</w:t>
+      </w:r>
+      <w:r>
+        <w:rPr/>
+        <w:t xml:space="preserve">, </w:t>
+      </w:r>
+      <w:r>
+        <w:rPr>
+          <w:rStyle w:val="SourceText"/>
+        </w:rPr>
+        <w:t>Start-Process $x</w:t>
+      </w:r>
+      <w:r>
+        <w:rPr/>
+        <w:t>, an alias to a variable), gh reading stdin or a file (</w:t>
+      </w:r>
+      <w:r>
+        <w:rPr>
+          <w:rStyle w:val="SourceText"/>
+        </w:rPr>
+        <w:t>--json</w:t>
+      </w:r>
+      <w:r>
+        <w:rPr/>
+        <w:t xml:space="preserve">, </w:t>
+      </w:r>
+      <w:r>
+        <w:rPr>
+          <w:rStyle w:val="SourceText"/>
+        </w:rPr>
+        <w:t>--input</w:t>
+      </w:r>
+      <w:r>
+        <w:rPr/>
+        <w:t xml:space="preserve">, </w:t>
+      </w:r>
+      <w:r>
+        <w:rPr>
+          <w:rStyle w:val="SourceText"/>
+        </w:rPr>
+        <w:t>-F k=@f</w:t>
+      </w:r>
+      <w:r>
+        <w:rPr/>
+        <w:t xml:space="preserve">), and a malformed </w:t>
+      </w:r>
+      <w:r>
+        <w:rPr>
+          <w:rStyle w:val="SourceText"/>
+        </w:rPr>
+        <w:t>environments</w:t>
+      </w:r>
+      <w:r>
+        <w:rPr/>
+        <w:t xml:space="preserve"> block in either config layer make the line could-not-tell: it asks when you are there and is denied unattended at every setting. </w:t>
+      </w:r>
+      <w:r>
+        <w:rPr>
+          <w:rStyle w:val="Strong"/>
+        </w:rPr>
+        <w:t>Fix:</w:t>
+      </w:r>
+      <w:r>
+        <w:rPr/>
+        <w:t xml:space="preserve"> write the literal form — </w:t>
+      </w:r>
+      <w:r>
+        <w:rPr>
+          <w:rStyle w:val="SourceText"/>
+        </w:rPr>
+        <w:t>-f environment=staging</w:t>
+      </w:r>
+      <w:r>
+        <w:rPr/>
+        <w:t xml:space="preserve"> instead of a </w:t>
+      </w:r>
+      <w:r>
+        <w:rPr>
+          <w:rStyle w:val="SourceText"/>
+        </w:rPr>
+        <w:t>--json</w:t>
+      </w:r>
+      <w:r>
+        <w:rPr/>
+        <w:t xml:space="preserve"> body, </w:t>
+      </w:r>
+      <w:r>
+        <w:rPr>
+          <w:rStyle w:val="SourceText"/>
+        </w:rPr>
+        <w:t>'Deploy Staging'</w:t>
+      </w:r>
+      <w:r>
+        <w:rPr/>
+        <w:t xml:space="preserve"> instead of </w:t>
+      </w:r>
+      <w:r>
+        <w:rPr>
+          <w:rStyle w:val="SourceText"/>
+        </w:rPr>
+        <w:t>"Deploy Staging"</w:t>
+      </w:r>
+      <w:r>
+        <w:rPr/>
+        <w:t xml:space="preserve">, </w:t>
+      </w:r>
+      <w:r>
+        <w:rPr>
+          <w:rStyle w:val="SourceText"/>
+        </w:rPr>
+        <w:t>&gt; log</w:t>
+      </w:r>
+      <w:r>
+        <w:rPr/>
+        <w:t xml:space="preserve"> instead of </w:t>
+      </w:r>
+      <w:r>
+        <w:rPr>
+          <w:rStyle w:val="SourceText"/>
+        </w:rPr>
+        <w:t>| tee log</w:t>
+      </w:r>
+      <w:r>
+        <w:rPr/>
+        <w:t xml:space="preserve">, the value instead of </w:t>
+      </w:r>
+      <w:r>
+        <w:rPr>
+          <w:rStyle w:val="SourceText"/>
+        </w:rPr>
+        <w:t>$ENV</w:t>
+      </w:r>
+      <w:r>
+        <w:rPr/>
+        <w:t xml:space="preserve"> — or approve the one command with the marker the refusal names (it covers those exact bytes only). Other </w:t>
+      </w:r>
+      <w:r>
+        <w:rPr>
+          <w:rStyle w:val="SourceText"/>
+        </w:rPr>
+        <w:t>gh</w:t>
+      </w:r>
+      <w:r>
+        <w:rPr/>
+        <w:t xml:space="preserve"> commands (</w:t>
+      </w:r>
+      <w:r>
+        <w:rPr>
+          <w:rStyle w:val="SourceText"/>
+        </w:rPr>
+        <w:t>gh pr create --title "..."</w:t>
+      </w:r>
+      <w:r>
+        <w:rPr/>
+        <w:t>) are never gated.</w:t>
       </w:r>
     </w:p>
     <w:p>
@@ -8187,10 +8782,10 @@
         </w:tblCellMar>
       </w:tblPr>
       <w:tblGrid>
-        <w:gridCol w:w="4621"/>
-        <w:gridCol w:w="1551"/>
-        <w:gridCol w:w="1790"/>
-        <w:gridCol w:w="3377"/>
+        <w:gridCol w:w="3919"/>
+        <w:gridCol w:w="1272"/>
+        <w:gridCol w:w="1495"/>
+        <w:gridCol w:w="4653"/>
       </w:tblGrid>
       <w:tr>
         <w:trPr>
@@ -8198,7 +8793,7 @@
         </w:trPr>
         <w:tc>
           <w:tcPr>
-            <w:tcW w:w="4621" w:type="dxa"/>
+            <w:tcW w:w="3919" w:type="dxa"/>
             <w:tcBorders/>
             <w:vAlign w:val="center"/>
           </w:tcPr>
@@ -8220,7 +8815,7 @@
         </w:tc>
         <w:tc>
           <w:tcPr>
-            <w:tcW w:w="1551" w:type="dxa"/>
+            <w:tcW w:w="1272" w:type="dxa"/>
             <w:tcBorders/>
             <w:vAlign w:val="center"/>
           </w:tcPr>
@@ -8242,7 +8837,7 @@
         </w:tc>
         <w:tc>
           <w:tcPr>
-            <w:tcW w:w="1790" w:type="dxa"/>
+            <w:tcW w:w="1495" w:type="dxa"/>
             <w:tcBorders/>
             <w:vAlign w:val="center"/>
           </w:tcPr>
@@ -8264,7 +8859,7 @@
         </w:tc>
         <w:tc>
           <w:tcPr>
-            <w:tcW w:w="3377" w:type="dxa"/>
+            <w:tcW w:w="4653" w:type="dxa"/>
             <w:tcBorders/>
             <w:vAlign w:val="center"/>
           </w:tcPr>
@@ -8289,7 +8884,7 @@
         <w:trPr/>
         <w:tc>
           <w:tcPr>
-            <w:tcW w:w="4621" w:type="dxa"/>
+            <w:tcW w:w="3919" w:type="dxa"/>
             <w:tcBorders/>
             <w:vAlign w:val="center"/>
           </w:tcPr>
@@ -8312,7 +8907,7 @@
         </w:tc>
         <w:tc>
           <w:tcPr>
-            <w:tcW w:w="1551" w:type="dxa"/>
+            <w:tcW w:w="1272" w:type="dxa"/>
             <w:tcBorders/>
             <w:vAlign w:val="center"/>
           </w:tcPr>
@@ -8333,7 +8928,7 @@
         </w:tc>
         <w:tc>
           <w:tcPr>
-            <w:tcW w:w="1790" w:type="dxa"/>
+            <w:tcW w:w="1495" w:type="dxa"/>
             <w:tcBorders/>
             <w:vAlign w:val="center"/>
           </w:tcPr>
@@ -8354,7 +8949,7 @@
         </w:tc>
         <w:tc>
           <w:tcPr>
-            <w:tcW w:w="3377" w:type="dxa"/>
+            <w:tcW w:w="4653" w:type="dxa"/>
             <w:tcBorders/>
             <w:vAlign w:val="center"/>
           </w:tcPr>
@@ -8394,7 +8989,7 @@
         <w:trPr/>
         <w:tc>
           <w:tcPr>
-            <w:tcW w:w="4621" w:type="dxa"/>
+            <w:tcW w:w="3919" w:type="dxa"/>
             <w:tcBorders/>
             <w:vAlign w:val="center"/>
           </w:tcPr>
@@ -8417,7 +9012,7 @@
         </w:tc>
         <w:tc>
           <w:tcPr>
-            <w:tcW w:w="1551" w:type="dxa"/>
+            <w:tcW w:w="1272" w:type="dxa"/>
             <w:tcBorders/>
             <w:vAlign w:val="center"/>
           </w:tcPr>
@@ -8438,7 +9033,7 @@
         </w:tc>
         <w:tc>
           <w:tcPr>
-            <w:tcW w:w="1790" w:type="dxa"/>
+            <w:tcW w:w="1495" w:type="dxa"/>
             <w:tcBorders/>
             <w:vAlign w:val="center"/>
           </w:tcPr>
@@ -8481,7 +9076,7 @@
         </w:tc>
         <w:tc>
           <w:tcPr>
-            <w:tcW w:w="3377" w:type="dxa"/>
+            <w:tcW w:w="4653" w:type="dxa"/>
             <w:tcBorders/>
             <w:vAlign w:val="center"/>
           </w:tcPr>
@@ -8511,7 +9106,7 @@
         <w:trPr/>
         <w:tc>
           <w:tcPr>
-            <w:tcW w:w="4621" w:type="dxa"/>
+            <w:tcW w:w="3919" w:type="dxa"/>
             <w:tcBorders/>
             <w:vAlign w:val="center"/>
           </w:tcPr>
@@ -8534,7 +9129,7 @@
         </w:tc>
         <w:tc>
           <w:tcPr>
-            <w:tcW w:w="1551" w:type="dxa"/>
+            <w:tcW w:w="1272" w:type="dxa"/>
             <w:tcBorders/>
             <w:vAlign w:val="center"/>
           </w:tcPr>
@@ -8555,7 +9150,7 @@
         </w:tc>
         <w:tc>
           <w:tcPr>
-            <w:tcW w:w="1790" w:type="dxa"/>
+            <w:tcW w:w="1495" w:type="dxa"/>
             <w:tcBorders/>
             <w:vAlign w:val="center"/>
           </w:tcPr>
@@ -8598,7 +9193,7 @@
         </w:tc>
         <w:tc>
           <w:tcPr>
-            <w:tcW w:w="3377" w:type="dxa"/>
+            <w:tcW w:w="4653" w:type="dxa"/>
             <w:tcBorders/>
             <w:vAlign w:val="center"/>
           </w:tcPr>
@@ -8628,7 +9223,7 @@
         <w:trPr/>
         <w:tc>
           <w:tcPr>
-            <w:tcW w:w="4621" w:type="dxa"/>
+            <w:tcW w:w="3919" w:type="dxa"/>
             <w:tcBorders/>
             <w:vAlign w:val="center"/>
           </w:tcPr>
@@ -8701,7 +9296,7 @@
         </w:tc>
         <w:tc>
           <w:tcPr>
-            <w:tcW w:w="1551" w:type="dxa"/>
+            <w:tcW w:w="1272" w:type="dxa"/>
             <w:tcBorders/>
             <w:vAlign w:val="center"/>
           </w:tcPr>
@@ -8722,7 +9317,7 @@
         </w:tc>
         <w:tc>
           <w:tcPr>
-            <w:tcW w:w="1790" w:type="dxa"/>
+            <w:tcW w:w="1495" w:type="dxa"/>
             <w:tcBorders/>
             <w:vAlign w:val="center"/>
           </w:tcPr>
@@ -8765,7 +9360,7 @@
         </w:tc>
         <w:tc>
           <w:tcPr>
-            <w:tcW w:w="3377" w:type="dxa"/>
+            <w:tcW w:w="4653" w:type="dxa"/>
             <w:tcBorders/>
             <w:vAlign w:val="center"/>
           </w:tcPr>
@@ -8799,40 +9394,30 @@
         <w:trPr/>
         <w:tc>
           <w:tcPr>
-            <w:tcW w:w="4621" w:type="dxa"/>
-            <w:tcBorders/>
-            <w:vAlign w:val="center"/>
-          </w:tcPr>
-          <w:p>
-            <w:pPr>
-              <w:pStyle w:val="TableContents"/>
-              <w:shd w:fill="2E3440" w:val="clear"/>
-              <w:bidi w:val="0"/>
-              <w:spacing w:before="120" w:after="120"/>
-              <w:jc w:val="left"/>
-              <w:rPr/>
-            </w:pPr>
-            <w:r>
-              <w:rPr>
-                <w:rStyle w:val="SourceText"/>
-              </w:rPr>
-              <w:t>guards.prodDatabase</w:t>
-            </w:r>
-            <w:r>
-              <w:rPr/>
-              <w:t xml:space="preserve">, </w:t>
-            </w:r>
-            <w:r>
-              <w:rPr>
-                <w:rStyle w:val="SourceText"/>
-              </w:rPr>
-              <w:t>guards.prodServer</w:t>
-            </w:r>
-          </w:p>
-        </w:tc>
-        <w:tc>
-          <w:tcPr>
-            <w:tcW w:w="1551" w:type="dxa"/>
+            <w:tcW w:w="3919" w:type="dxa"/>
+            <w:tcBorders/>
+            <w:vAlign w:val="center"/>
+          </w:tcPr>
+          <w:p>
+            <w:pPr>
+              <w:pStyle w:val="TableContents"/>
+              <w:shd w:fill="2E3440" w:val="clear"/>
+              <w:bidi w:val="0"/>
+              <w:spacing w:before="120" w:after="120"/>
+              <w:jc w:val="left"/>
+              <w:rPr/>
+            </w:pPr>
+            <w:r>
+              <w:rPr>
+                <w:rStyle w:val="SourceText"/>
+              </w:rPr>
+              <w:t>guards.deployWorkflow</w:t>
+            </w:r>
+          </w:p>
+        </w:tc>
+        <w:tc>
+          <w:tcPr>
+            <w:tcW w:w="1272" w:type="dxa"/>
             <w:tcBorders/>
             <w:vAlign w:val="center"/>
           </w:tcPr>
@@ -8853,24 +9438,24 @@
         </w:tc>
         <w:tc>
           <w:tcPr>
-            <w:tcW w:w="1790" w:type="dxa"/>
-            <w:tcBorders/>
-            <w:vAlign w:val="center"/>
-          </w:tcPr>
-          <w:p>
-            <w:pPr>
-              <w:pStyle w:val="TableContents"/>
-              <w:shd w:fill="2E3440" w:val="clear"/>
-              <w:bidi w:val="0"/>
-              <w:spacing w:before="120" w:after="120"/>
-              <w:jc w:val="left"/>
-              <w:rPr/>
-            </w:pPr>
-            <w:r>
-              <w:rPr>
-                <w:rStyle w:val="SourceText"/>
-              </w:rPr>
-              <w:t>none</w:t>
+            <w:tcW w:w="1495" w:type="dxa"/>
+            <w:tcBorders/>
+            <w:vAlign w:val="center"/>
+          </w:tcPr>
+          <w:p>
+            <w:pPr>
+              <w:pStyle w:val="TableContents"/>
+              <w:shd w:fill="2E3440" w:val="clear"/>
+              <w:bidi w:val="0"/>
+              <w:spacing w:before="120" w:after="120"/>
+              <w:jc w:val="left"/>
+              <w:rPr/>
+            </w:pPr>
+            <w:r>
+              <w:rPr>
+                <w:rStyle w:val="SourceText"/>
+              </w:rPr>
+              <w:t>block</w:t>
             </w:r>
             <w:r>
               <w:rPr/>
@@ -8880,7 +9465,7 @@
               <w:rPr>
                 <w:rStyle w:val="SourceText"/>
               </w:rPr>
-              <w:t>read</w:t>
+              <w:t>ask</w:t>
             </w:r>
             <w:r>
               <w:rPr/>
@@ -8890,34 +9475,54 @@
               <w:rPr>
                 <w:rStyle w:val="SourceText"/>
               </w:rPr>
-              <w:t>full</w:t>
-            </w:r>
-          </w:p>
-        </w:tc>
-        <w:tc>
-          <w:tcPr>
-            <w:tcW w:w="3377" w:type="dxa"/>
-            <w:tcBorders/>
-            <w:vAlign w:val="center"/>
-          </w:tcPr>
-          <w:p>
-            <w:pPr>
-              <w:pStyle w:val="TableContents"/>
-              <w:shd w:fill="2E3440" w:val="clear"/>
-              <w:bidi w:val="0"/>
-              <w:spacing w:before="120" w:after="120"/>
-              <w:jc w:val="left"/>
-              <w:rPr/>
-            </w:pPr>
-            <w:r>
-              <w:rPr>
-                <w:rStyle w:val="SourceText"/>
-              </w:rPr>
-              <w:t>none</w:t>
-            </w:r>
-            <w:r>
-              <w:rPr/>
-              <w:t xml:space="preserve"> is both the default and the floor</w:t>
+              <w:t>allow</w:t>
+            </w:r>
+          </w:p>
+        </w:tc>
+        <w:tc>
+          <w:tcPr>
+            <w:tcW w:w="4653" w:type="dxa"/>
+            <w:tcBorders/>
+            <w:vAlign w:val="center"/>
+          </w:tcPr>
+          <w:p>
+            <w:pPr>
+              <w:pStyle w:val="TableContents"/>
+              <w:shd w:fill="2E3440" w:val="clear"/>
+              <w:bidi w:val="0"/>
+              <w:spacing w:before="120" w:after="120"/>
+              <w:jc w:val="left"/>
+              <w:rPr/>
+            </w:pPr>
+            <w:r>
+              <w:rPr>
+                <w:rStyle w:val="SourceText"/>
+              </w:rPr>
+              <w:t>block</w:t>
+            </w:r>
+            <w:r>
+              <w:rPr/>
+              <w:t xml:space="preserve"> is default and floor; </w:t>
+            </w:r>
+            <w:r>
+              <w:rPr>
+                <w:rStyle w:val="SourceText"/>
+              </w:rPr>
+              <w:t>allow</w:t>
+            </w:r>
+            <w:r>
+              <w:rPr/>
+              <w:t xml:space="preserve"> covers nonProd only — production without </w:t>
+            </w:r>
+            <w:r>
+              <w:rPr>
+                <w:rStyle w:val="SourceText"/>
+              </w:rPr>
+              <w:t>environments.prodUnattended</w:t>
+            </w:r>
+            <w:r>
+              <w:rPr/>
+              <w:t xml:space="preserve"> in both layers, and an unknown environment, still ask (denied unattended)</w:t>
             </w:r>
           </w:p>
         </w:tc>
@@ -8926,30 +9531,30 @@
         <w:trPr/>
         <w:tc>
           <w:tcPr>
-            <w:tcW w:w="4621" w:type="dxa"/>
-            <w:tcBorders/>
-            <w:vAlign w:val="center"/>
-          </w:tcPr>
-          <w:p>
-            <w:pPr>
-              <w:pStyle w:val="TableContents"/>
-              <w:shd w:fill="2E3440" w:val="clear"/>
-              <w:bidi w:val="0"/>
-              <w:spacing w:before="120" w:after="120"/>
-              <w:jc w:val="left"/>
-              <w:rPr/>
-            </w:pPr>
-            <w:r>
-              <w:rPr>
-                <w:rStyle w:val="SourceText"/>
-              </w:rPr>
-              <w:t>scope.mode</w:t>
-            </w:r>
-          </w:p>
-        </w:tc>
-        <w:tc>
-          <w:tcPr>
-            <w:tcW w:w="1551" w:type="dxa"/>
+            <w:tcW w:w="3919" w:type="dxa"/>
+            <w:tcBorders/>
+            <w:vAlign w:val="center"/>
+          </w:tcPr>
+          <w:p>
+            <w:pPr>
+              <w:pStyle w:val="TableContents"/>
+              <w:shd w:fill="2E3440" w:val="clear"/>
+              <w:bidi w:val="0"/>
+              <w:spacing w:before="120" w:after="120"/>
+              <w:jc w:val="left"/>
+              <w:rPr/>
+            </w:pPr>
+            <w:r>
+              <w:rPr>
+                <w:rStyle w:val="SourceText"/>
+              </w:rPr>
+              <w:t>environments.nonProd</w:t>
+            </w:r>
+          </w:p>
+        </w:tc>
+        <w:tc>
+          <w:tcPr>
+            <w:tcW w:w="1272" w:type="dxa"/>
             <w:tcBorders/>
             <w:vAlign w:val="center"/>
           </w:tcPr>
@@ -8970,81 +9575,49 @@
         </w:tc>
         <w:tc>
           <w:tcPr>
-            <w:tcW w:w="1790" w:type="dxa"/>
-            <w:tcBorders/>
-            <w:vAlign w:val="center"/>
-          </w:tcPr>
-          <w:p>
-            <w:pPr>
-              <w:pStyle w:val="TableContents"/>
-              <w:shd w:fill="2E3440" w:val="clear"/>
-              <w:bidi w:val="0"/>
-              <w:spacing w:before="120" w:after="120"/>
-              <w:jc w:val="left"/>
-              <w:rPr/>
-            </w:pPr>
-            <w:r>
-              <w:rPr>
-                <w:rStyle w:val="SourceText"/>
-              </w:rPr>
-              <w:t>off</w:t>
-            </w:r>
-            <w:r>
-              <w:rPr/>
-              <w:t>/</w:t>
-            </w:r>
-            <w:r>
-              <w:rPr>
-                <w:rStyle w:val="SourceText"/>
-              </w:rPr>
-              <w:t>report</w:t>
-            </w:r>
-            <w:r>
-              <w:rPr/>
-              <w:t>/</w:t>
-            </w:r>
-            <w:r>
-              <w:rPr>
-                <w:rStyle w:val="SourceText"/>
-              </w:rPr>
-              <w:t>block</w:t>
-            </w:r>
-            <w:r>
-              <w:rPr/>
-              <w:t>/</w:t>
-            </w:r>
-            <w:r>
-              <w:rPr>
-                <w:rStyle w:val="SourceText"/>
-              </w:rPr>
-              <w:t>auto</w:t>
-            </w:r>
-          </w:p>
-        </w:tc>
-        <w:tc>
-          <w:tcPr>
-            <w:tcW w:w="3377" w:type="dxa"/>
-            <w:tcBorders/>
-            <w:vAlign w:val="center"/>
-          </w:tcPr>
-          <w:p>
-            <w:pPr>
-              <w:pStyle w:val="TableContents"/>
-              <w:shd w:fill="2E3440" w:val="clear"/>
-              <w:bidi w:val="0"/>
-              <w:spacing w:before="120" w:after="120"/>
-              <w:jc w:val="left"/>
-              <w:rPr/>
-            </w:pPr>
-            <w:r>
-              <w:rPr>
-                <w:rStyle w:val="SourceText"/>
-              </w:rPr>
-              <w:t>off</w:t>
-            </w:r>
-            <w:r>
-              <w:rPr/>
-              <w:t>: neither the edit guard nor the completion audit runs</w:t>
+            <w:tcW w:w="1495" w:type="dxa"/>
+            <w:tcBorders/>
+            <w:vAlign w:val="center"/>
+          </w:tcPr>
+          <w:p>
+            <w:pPr>
+              <w:pStyle w:val="TableContents"/>
+              <w:shd w:fill="2E3440" w:val="clear"/>
+              <w:bidi w:val="0"/>
+              <w:spacing w:before="120" w:after="120"/>
+              <w:jc w:val="left"/>
+              <w:rPr/>
+            </w:pPr>
+            <w:r>
+              <w:rPr/>
+              <w:t>list of globs</w:t>
+            </w:r>
+          </w:p>
+        </w:tc>
+        <w:tc>
+          <w:tcPr>
+            <w:tcW w:w="4653" w:type="dxa"/>
+            <w:tcBorders/>
+            <w:vAlign w:val="center"/>
+          </w:tcPr>
+          <w:p>
+            <w:pPr>
+              <w:pStyle w:val="TableContents"/>
+              <w:shd w:fill="2E3440" w:val="clear"/>
+              <w:bidi w:val="0"/>
+              <w:spacing w:before="120" w:after="120"/>
+              <w:jc w:val="left"/>
+              <w:rPr/>
+            </w:pPr>
+            <w:r>
+              <w:rPr>
+                <w:rStyle w:val="SourceText"/>
+              </w:rPr>
+              <w:t>[]</w:t>
+            </w:r>
+            <w:r>
+              <w:rPr/>
+              <w:t>: nothing is nonProd, so every terraform apply asks (denied unattended)</w:t>
             </w:r>
           </w:p>
         </w:tc>
@@ -9053,51 +9626,61 @@
         <w:trPr/>
         <w:tc>
           <w:tcPr>
-            <w:tcW w:w="4621" w:type="dxa"/>
-            <w:tcBorders/>
-            <w:vAlign w:val="center"/>
-          </w:tcPr>
-          <w:p>
-            <w:pPr>
-              <w:pStyle w:val="TableContents"/>
-              <w:shd w:fill="2E3440" w:val="clear"/>
-              <w:bidi w:val="0"/>
-              <w:spacing w:before="120" w:after="120"/>
-              <w:jc w:val="left"/>
-              <w:rPr/>
-            </w:pPr>
-            <w:r>
-              <w:rPr>
-                <w:rStyle w:val="SourceText"/>
-              </w:rPr>
-              <w:t>scope.allowCliApproval</w:t>
-            </w:r>
-          </w:p>
-        </w:tc>
-        <w:tc>
-          <w:tcPr>
-            <w:tcW w:w="1551" w:type="dxa"/>
-            <w:tcBorders/>
-            <w:vAlign w:val="center"/>
-          </w:tcPr>
-          <w:p>
-            <w:pPr>
-              <w:pStyle w:val="TableContents"/>
-              <w:shd w:fill="2E3440" w:val="clear"/>
-              <w:bidi w:val="0"/>
-              <w:spacing w:before="120" w:after="120"/>
-              <w:jc w:val="left"/>
-              <w:rPr/>
-            </w:pPr>
-            <w:r>
-              <w:rPr/>
-              <w:t>repo only</w:t>
-            </w:r>
-          </w:p>
-        </w:tc>
-        <w:tc>
-          <w:tcPr>
-            <w:tcW w:w="1790" w:type="dxa"/>
+            <w:tcW w:w="3919" w:type="dxa"/>
+            <w:tcBorders/>
+            <w:vAlign w:val="center"/>
+          </w:tcPr>
+          <w:p>
+            <w:pPr>
+              <w:pStyle w:val="TableContents"/>
+              <w:shd w:fill="2E3440" w:val="clear"/>
+              <w:bidi w:val="0"/>
+              <w:spacing w:before="120" w:after="120"/>
+              <w:jc w:val="left"/>
+              <w:rPr/>
+            </w:pPr>
+            <w:r>
+              <w:rPr>
+                <w:rStyle w:val="SourceText"/>
+              </w:rPr>
+              <w:t>environments.prodUnattended</w:t>
+            </w:r>
+          </w:p>
+        </w:tc>
+        <w:tc>
+          <w:tcPr>
+            <w:tcW w:w="1272" w:type="dxa"/>
+            <w:tcBorders/>
+            <w:vAlign w:val="center"/>
+          </w:tcPr>
+          <w:p>
+            <w:pPr>
+              <w:pStyle w:val="TableContents"/>
+              <w:shd w:fill="2E3440" w:val="clear"/>
+              <w:bidi w:val="0"/>
+              <w:spacing w:before="120" w:after="120"/>
+              <w:jc w:val="left"/>
+              <w:rPr/>
+            </w:pPr>
+            <w:r>
+              <w:rPr/>
+              <w:t xml:space="preserve">both layers, ratchets (true only when both say </w:t>
+            </w:r>
+            <w:r>
+              <w:rPr>
+                <w:rStyle w:val="SourceText"/>
+              </w:rPr>
+              <w:t>true</w:t>
+            </w:r>
+            <w:r>
+              <w:rPr/>
+              <w:t>)</w:t>
+            </w:r>
+          </w:p>
+        </w:tc>
+        <w:tc>
+          <w:tcPr>
+            <w:tcW w:w="1495" w:type="dxa"/>
             <w:tcBorders/>
             <w:vAlign w:val="center"/>
           </w:tcPr>
@@ -9118,7 +9701,7 @@
         </w:tc>
         <w:tc>
           <w:tcPr>
-            <w:tcW w:w="3377" w:type="dxa"/>
+            <w:tcW w:w="4653" w:type="dxa"/>
             <w:tcBorders/>
             <w:vAlign w:val="center"/>
           </w:tcPr>
@@ -9139,37 +9722,7 @@
             </w:r>
             <w:r>
               <w:rPr/>
-              <w:t xml:space="preserve">: only a </w:t>
-            </w:r>
-            <w:r>
-              <w:rPr>
-                <w:rStyle w:val="SourceText"/>
-              </w:rPr>
-              <w:t>/crew:approve</w:t>
-            </w:r>
-            <w:r>
-              <w:rPr/>
-              <w:t xml:space="preserve"> typed by the user counts (no </w:t>
-            </w:r>
-            <w:r>
-              <w:rPr>
-                <w:rStyle w:val="SourceText"/>
-              </w:rPr>
-              <w:t>cli</w:t>
-            </w:r>
-            <w:r>
-              <w:rPr/>
-              <w:t xml:space="preserve"> or </w:t>
-            </w:r>
-            <w:r>
-              <w:rPr>
-                <w:rStyle w:val="SourceText"/>
-              </w:rPr>
-              <w:t>autopilot</w:t>
-            </w:r>
-            <w:r>
-              <w:rPr/>
-              <w:t xml:space="preserve"> receipt)</w:t>
+              <w:t xml:space="preserve"> in either layer holds it down: production applies and dispatches ask</w:t>
             </w:r>
           </w:p>
         </w:tc>
@@ -9178,93 +9731,125 @@
         <w:trPr/>
         <w:tc>
           <w:tcPr>
-            <w:tcW w:w="4621" w:type="dxa"/>
-            <w:tcBorders/>
-            <w:vAlign w:val="center"/>
-          </w:tcPr>
-          <w:p>
-            <w:pPr>
-              <w:pStyle w:val="TableContents"/>
-              <w:shd w:fill="2E3440" w:val="clear"/>
-              <w:bidi w:val="0"/>
-              <w:spacing w:before="120" w:after="120"/>
-              <w:jc w:val="left"/>
-              <w:rPr/>
-            </w:pPr>
-            <w:r>
-              <w:rPr>
-                <w:rStyle w:val="SourceText"/>
-              </w:rPr>
-              <w:t>verifyGate</w:t>
-            </w:r>
-          </w:p>
-        </w:tc>
-        <w:tc>
-          <w:tcPr>
-            <w:tcW w:w="1551" w:type="dxa"/>
-            <w:tcBorders/>
-            <w:vAlign w:val="center"/>
-          </w:tcPr>
-          <w:p>
-            <w:pPr>
-              <w:pStyle w:val="TableContents"/>
-              <w:shd w:fill="2E3440" w:val="clear"/>
-              <w:bidi w:val="0"/>
-              <w:spacing w:before="120" w:after="120"/>
-              <w:jc w:val="left"/>
-              <w:rPr/>
-            </w:pPr>
-            <w:r>
-              <w:rPr/>
-              <w:t>repo only</w:t>
-            </w:r>
-          </w:p>
-        </w:tc>
-        <w:tc>
-          <w:tcPr>
-            <w:tcW w:w="1790" w:type="dxa"/>
-            <w:tcBorders/>
-            <w:vAlign w:val="center"/>
-          </w:tcPr>
-          <w:p>
-            <w:pPr>
-              <w:pStyle w:val="TableContents"/>
-              <w:shd w:fill="2E3440" w:val="clear"/>
-              <w:bidi w:val="0"/>
-              <w:spacing w:before="120" w:after="120"/>
-              <w:jc w:val="left"/>
-              <w:rPr/>
-            </w:pPr>
-            <w:r>
-              <w:rPr/>
-              <w:t>bool</w:t>
-            </w:r>
-          </w:p>
-        </w:tc>
-        <w:tc>
-          <w:tcPr>
-            <w:tcW w:w="3377" w:type="dxa"/>
-            <w:tcBorders/>
-            <w:vAlign w:val="center"/>
-          </w:tcPr>
-          <w:p>
-            <w:pPr>
-              <w:pStyle w:val="TableContents"/>
-              <w:shd w:fill="2E3440" w:val="clear"/>
-              <w:bidi w:val="0"/>
-              <w:spacing w:before="120" w:after="120"/>
-              <w:jc w:val="left"/>
-              <w:rPr/>
-            </w:pPr>
-            <w:r>
-              <w:rPr>
-                <w:rStyle w:val="SourceText"/>
-              </w:rPr>
-              <w:t>false</w:t>
-            </w:r>
-            <w:r>
-              <w:rPr/>
-              <w:t>: the Stop verify gate does not run at all</w:t>
+            <w:tcW w:w="3919" w:type="dxa"/>
+            <w:tcBorders/>
+            <w:vAlign w:val="center"/>
+          </w:tcPr>
+          <w:p>
+            <w:pPr>
+              <w:pStyle w:val="TableContents"/>
+              <w:shd w:fill="2E3440" w:val="clear"/>
+              <w:bidi w:val="0"/>
+              <w:spacing w:before="120" w:after="120"/>
+              <w:jc w:val="left"/>
+              <w:rPr/>
+            </w:pPr>
+            <w:r>
+              <w:rPr>
+                <w:rStyle w:val="SourceText"/>
+              </w:rPr>
+              <w:t>guards.prodDatabase</w:t>
+            </w:r>
+            <w:r>
+              <w:rPr/>
+              <w:t xml:space="preserve">, </w:t>
+            </w:r>
+            <w:r>
+              <w:rPr>
+                <w:rStyle w:val="SourceText"/>
+              </w:rPr>
+              <w:t>guards.prodServer</w:t>
+            </w:r>
+          </w:p>
+        </w:tc>
+        <w:tc>
+          <w:tcPr>
+            <w:tcW w:w="1272" w:type="dxa"/>
+            <w:tcBorders/>
+            <w:vAlign w:val="center"/>
+          </w:tcPr>
+          <w:p>
+            <w:pPr>
+              <w:pStyle w:val="TableContents"/>
+              <w:shd w:fill="2E3440" w:val="clear"/>
+              <w:bidi w:val="0"/>
+              <w:spacing w:before="120" w:after="120"/>
+              <w:jc w:val="left"/>
+              <w:rPr/>
+            </w:pPr>
+            <w:r>
+              <w:rPr/>
+              <w:t>both layers, ratchets</w:t>
+            </w:r>
+          </w:p>
+        </w:tc>
+        <w:tc>
+          <w:tcPr>
+            <w:tcW w:w="1495" w:type="dxa"/>
+            <w:tcBorders/>
+            <w:vAlign w:val="center"/>
+          </w:tcPr>
+          <w:p>
+            <w:pPr>
+              <w:pStyle w:val="TableContents"/>
+              <w:shd w:fill="2E3440" w:val="clear"/>
+              <w:bidi w:val="0"/>
+              <w:spacing w:before="120" w:after="120"/>
+              <w:jc w:val="left"/>
+              <w:rPr/>
+            </w:pPr>
+            <w:r>
+              <w:rPr>
+                <w:rStyle w:val="SourceText"/>
+              </w:rPr>
+              <w:t>none</w:t>
+            </w:r>
+            <w:r>
+              <w:rPr/>
+              <w:t>/</w:t>
+            </w:r>
+            <w:r>
+              <w:rPr>
+                <w:rStyle w:val="SourceText"/>
+              </w:rPr>
+              <w:t>read</w:t>
+            </w:r>
+            <w:r>
+              <w:rPr/>
+              <w:t>/</w:t>
+            </w:r>
+            <w:r>
+              <w:rPr>
+                <w:rStyle w:val="SourceText"/>
+              </w:rPr>
+              <w:t>full</w:t>
+            </w:r>
+          </w:p>
+        </w:tc>
+        <w:tc>
+          <w:tcPr>
+            <w:tcW w:w="4653" w:type="dxa"/>
+            <w:tcBorders/>
+            <w:vAlign w:val="center"/>
+          </w:tcPr>
+          <w:p>
+            <w:pPr>
+              <w:pStyle w:val="TableContents"/>
+              <w:shd w:fill="2E3440" w:val="clear"/>
+              <w:bidi w:val="0"/>
+              <w:spacing w:before="120" w:after="120"/>
+              <w:jc w:val="left"/>
+              <w:rPr/>
+            </w:pPr>
+            <w:r>
+              <w:rPr>
+                <w:rStyle w:val="SourceText"/>
+              </w:rPr>
+              <w:t>none</w:t>
+            </w:r>
+            <w:r>
+              <w:rPr/>
+              <w:t xml:space="preserve"> is both the default and the floor</w:t>
             </w:r>
           </w:p>
         </w:tc>
@@ -9273,103 +9858,125 @@
         <w:trPr/>
         <w:tc>
           <w:tcPr>
-            <w:tcW w:w="4621" w:type="dxa"/>
-            <w:tcBorders/>
-            <w:vAlign w:val="center"/>
-          </w:tcPr>
-          <w:p>
-            <w:pPr>
-              <w:pStyle w:val="TableContents"/>
-              <w:shd w:fill="2E3440" w:val="clear"/>
-              <w:bidi w:val="0"/>
-              <w:spacing w:before="120" w:after="120"/>
-              <w:jc w:val="left"/>
-              <w:rPr/>
-            </w:pPr>
-            <w:r>
-              <w:rPr>
-                <w:rStyle w:val="SourceText"/>
-              </w:rPr>
-              <w:t>context.enabled</w:t>
-            </w:r>
-          </w:p>
-        </w:tc>
-        <w:tc>
-          <w:tcPr>
-            <w:tcW w:w="1551" w:type="dxa"/>
-            <w:tcBorders/>
-            <w:vAlign w:val="center"/>
-          </w:tcPr>
-          <w:p>
-            <w:pPr>
-              <w:pStyle w:val="TableContents"/>
-              <w:shd w:fill="2E3440" w:val="clear"/>
-              <w:bidi w:val="0"/>
-              <w:spacing w:before="120" w:after="120"/>
-              <w:jc w:val="left"/>
-              <w:rPr/>
-            </w:pPr>
-            <w:r>
-              <w:rPr/>
-              <w:t>both layers</w:t>
-            </w:r>
-          </w:p>
-        </w:tc>
-        <w:tc>
-          <w:tcPr>
-            <w:tcW w:w="1790" w:type="dxa"/>
-            <w:tcBorders/>
-            <w:vAlign w:val="center"/>
-          </w:tcPr>
-          <w:p>
-            <w:pPr>
-              <w:pStyle w:val="TableContents"/>
-              <w:shd w:fill="2E3440" w:val="clear"/>
-              <w:bidi w:val="0"/>
-              <w:spacing w:before="120" w:after="120"/>
-              <w:jc w:val="left"/>
-              <w:rPr/>
-            </w:pPr>
-            <w:r>
-              <w:rPr/>
-              <w:t>bool</w:t>
-            </w:r>
-          </w:p>
-        </w:tc>
-        <w:tc>
-          <w:tcPr>
-            <w:tcW w:w="3377" w:type="dxa"/>
-            <w:tcBorders/>
-            <w:vAlign w:val="center"/>
-          </w:tcPr>
-          <w:p>
-            <w:pPr>
-              <w:pStyle w:val="TableContents"/>
-              <w:shd w:fill="2E3440" w:val="clear"/>
-              <w:bidi w:val="0"/>
-              <w:spacing w:before="120" w:after="120"/>
-              <w:jc w:val="left"/>
-              <w:rPr/>
-            </w:pPr>
-            <w:r>
-              <w:rPr>
-                <w:rStyle w:val="SourceText"/>
-              </w:rPr>
-              <w:t>false</w:t>
-            </w:r>
-            <w:r>
-              <w:rPr/>
-              <w:t xml:space="preserve">: </w:t>
-            </w:r>
-            <w:r>
-              <w:rPr>
-                <w:rStyle w:val="SourceText"/>
-              </w:rPr>
-              <w:t>context-watch.sh</w:t>
-            </w:r>
-            <w:r>
-              <w:rPr/>
-              <w:t xml:space="preserve"> (the Stop nag) does nothing</w:t>
+            <w:tcW w:w="3919" w:type="dxa"/>
+            <w:tcBorders/>
+            <w:vAlign w:val="center"/>
+          </w:tcPr>
+          <w:p>
+            <w:pPr>
+              <w:pStyle w:val="TableContents"/>
+              <w:shd w:fill="2E3440" w:val="clear"/>
+              <w:bidi w:val="0"/>
+              <w:spacing w:before="120" w:after="120"/>
+              <w:jc w:val="left"/>
+              <w:rPr/>
+            </w:pPr>
+            <w:r>
+              <w:rPr>
+                <w:rStyle w:val="SourceText"/>
+              </w:rPr>
+              <w:t>scope.mode</w:t>
+            </w:r>
+          </w:p>
+        </w:tc>
+        <w:tc>
+          <w:tcPr>
+            <w:tcW w:w="1272" w:type="dxa"/>
+            <w:tcBorders/>
+            <w:vAlign w:val="center"/>
+          </w:tcPr>
+          <w:p>
+            <w:pPr>
+              <w:pStyle w:val="TableContents"/>
+              <w:shd w:fill="2E3440" w:val="clear"/>
+              <w:bidi w:val="0"/>
+              <w:spacing w:before="120" w:after="120"/>
+              <w:jc w:val="left"/>
+              <w:rPr/>
+            </w:pPr>
+            <w:r>
+              <w:rPr/>
+              <w:t>repo only</w:t>
+            </w:r>
+          </w:p>
+        </w:tc>
+        <w:tc>
+          <w:tcPr>
+            <w:tcW w:w="1495" w:type="dxa"/>
+            <w:tcBorders/>
+            <w:vAlign w:val="center"/>
+          </w:tcPr>
+          <w:p>
+            <w:pPr>
+              <w:pStyle w:val="TableContents"/>
+              <w:shd w:fill="2E3440" w:val="clear"/>
+              <w:bidi w:val="0"/>
+              <w:spacing w:before="120" w:after="120"/>
+              <w:jc w:val="left"/>
+              <w:rPr/>
+            </w:pPr>
+            <w:r>
+              <w:rPr>
+                <w:rStyle w:val="SourceText"/>
+              </w:rPr>
+              <w:t>off</w:t>
+            </w:r>
+            <w:r>
+              <w:rPr/>
+              <w:t>/</w:t>
+            </w:r>
+            <w:r>
+              <w:rPr>
+                <w:rStyle w:val="SourceText"/>
+              </w:rPr>
+              <w:t>report</w:t>
+            </w:r>
+            <w:r>
+              <w:rPr/>
+              <w:t>/</w:t>
+            </w:r>
+            <w:r>
+              <w:rPr>
+                <w:rStyle w:val="SourceText"/>
+              </w:rPr>
+              <w:t>block</w:t>
+            </w:r>
+            <w:r>
+              <w:rPr/>
+              <w:t>/</w:t>
+            </w:r>
+            <w:r>
+              <w:rPr>
+                <w:rStyle w:val="SourceText"/>
+              </w:rPr>
+              <w:t>auto</w:t>
+            </w:r>
+          </w:p>
+        </w:tc>
+        <w:tc>
+          <w:tcPr>
+            <w:tcW w:w="4653" w:type="dxa"/>
+            <w:tcBorders/>
+            <w:vAlign w:val="center"/>
+          </w:tcPr>
+          <w:p>
+            <w:pPr>
+              <w:pStyle w:val="TableContents"/>
+              <w:shd w:fill="2E3440" w:val="clear"/>
+              <w:bidi w:val="0"/>
+              <w:spacing w:before="120" w:after="120"/>
+              <w:jc w:val="left"/>
+              <w:rPr/>
+            </w:pPr>
+            <w:r>
+              <w:rPr>
+                <w:rStyle w:val="SourceText"/>
+              </w:rPr>
+              <w:t>off</w:t>
+            </w:r>
+            <w:r>
+              <w:rPr/>
+              <w:t>: neither the edit guard nor the completion audit runs</w:t>
             </w:r>
           </w:p>
         </w:tc>
@@ -9378,61 +9985,51 @@
         <w:trPr/>
         <w:tc>
           <w:tcPr>
-            <w:tcW w:w="4621" w:type="dxa"/>
-            <w:tcBorders/>
-            <w:vAlign w:val="center"/>
-          </w:tcPr>
-          <w:p>
-            <w:pPr>
-              <w:pStyle w:val="TableContents"/>
-              <w:shd w:fill="2E3440" w:val="clear"/>
-              <w:bidi w:val="0"/>
-              <w:spacing w:before="120" w:after="120"/>
-              <w:jc w:val="left"/>
-              <w:rPr/>
-            </w:pPr>
-            <w:r>
-              <w:rPr>
-                <w:rStyle w:val="SourceText"/>
-              </w:rPr>
-              <w:t>context.autoClear.enabled</w:t>
-            </w:r>
-            <w:r>
-              <w:rPr/>
-              <w:t xml:space="preserve">, </w:t>
-            </w:r>
-            <w:r>
-              <w:rPr>
-                <w:rStyle w:val="SourceText"/>
-              </w:rPr>
-              <w:t>autoWrapUp</w:t>
-            </w:r>
-          </w:p>
-        </w:tc>
-        <w:tc>
-          <w:tcPr>
-            <w:tcW w:w="1551" w:type="dxa"/>
-            <w:tcBorders/>
-            <w:vAlign w:val="center"/>
-          </w:tcPr>
-          <w:p>
-            <w:pPr>
-              <w:pStyle w:val="TableContents"/>
-              <w:shd w:fill="2E3440" w:val="clear"/>
-              <w:bidi w:val="0"/>
-              <w:spacing w:before="120" w:after="120"/>
-              <w:jc w:val="left"/>
-              <w:rPr/>
-            </w:pPr>
-            <w:r>
-              <w:rPr/>
-              <w:t>both layers</w:t>
-            </w:r>
-          </w:p>
-        </w:tc>
-        <w:tc>
-          <w:tcPr>
-            <w:tcW w:w="1790" w:type="dxa"/>
+            <w:tcW w:w="3919" w:type="dxa"/>
+            <w:tcBorders/>
+            <w:vAlign w:val="center"/>
+          </w:tcPr>
+          <w:p>
+            <w:pPr>
+              <w:pStyle w:val="TableContents"/>
+              <w:shd w:fill="2E3440" w:val="clear"/>
+              <w:bidi w:val="0"/>
+              <w:spacing w:before="120" w:after="120"/>
+              <w:jc w:val="left"/>
+              <w:rPr/>
+            </w:pPr>
+            <w:r>
+              <w:rPr>
+                <w:rStyle w:val="SourceText"/>
+              </w:rPr>
+              <w:t>scope.allowCliApproval</w:t>
+            </w:r>
+          </w:p>
+        </w:tc>
+        <w:tc>
+          <w:tcPr>
+            <w:tcW w:w="1272" w:type="dxa"/>
+            <w:tcBorders/>
+            <w:vAlign w:val="center"/>
+          </w:tcPr>
+          <w:p>
+            <w:pPr>
+              <w:pStyle w:val="TableContents"/>
+              <w:shd w:fill="2E3440" w:val="clear"/>
+              <w:bidi w:val="0"/>
+              <w:spacing w:before="120" w:after="120"/>
+              <w:jc w:val="left"/>
+              <w:rPr/>
+            </w:pPr>
+            <w:r>
+              <w:rPr/>
+              <w:t>repo only</w:t>
+            </w:r>
+          </w:p>
+        </w:tc>
+        <w:tc>
+          <w:tcPr>
+            <w:tcW w:w="1495" w:type="dxa"/>
             <w:tcBorders/>
             <w:vAlign w:val="center"/>
           </w:tcPr>
@@ -9453,22 +10050,58 @@
         </w:tc>
         <w:tc>
           <w:tcPr>
-            <w:tcW w:w="3377" w:type="dxa"/>
-            <w:tcBorders/>
-            <w:vAlign w:val="center"/>
-          </w:tcPr>
-          <w:p>
-            <w:pPr>
-              <w:pStyle w:val="TableContents"/>
-              <w:shd w:fill="2E3440" w:val="clear"/>
-              <w:bidi w:val="0"/>
-              <w:spacing w:before="120" w:after="120"/>
-              <w:jc w:val="left"/>
-              <w:rPr/>
-            </w:pPr>
-            <w:r>
-              <w:rPr/>
-              <w:t>each independently disables one leg of the wrap-up/clear loop</w:t>
+            <w:tcW w:w="4653" w:type="dxa"/>
+            <w:tcBorders/>
+            <w:vAlign w:val="center"/>
+          </w:tcPr>
+          <w:p>
+            <w:pPr>
+              <w:pStyle w:val="TableContents"/>
+              <w:shd w:fill="2E3440" w:val="clear"/>
+              <w:bidi w:val="0"/>
+              <w:spacing w:before="120" w:after="120"/>
+              <w:jc w:val="left"/>
+              <w:rPr/>
+            </w:pPr>
+            <w:r>
+              <w:rPr>
+                <w:rStyle w:val="SourceText"/>
+              </w:rPr>
+              <w:t>false</w:t>
+            </w:r>
+            <w:r>
+              <w:rPr/>
+              <w:t xml:space="preserve">: only a </w:t>
+            </w:r>
+            <w:r>
+              <w:rPr>
+                <w:rStyle w:val="SourceText"/>
+              </w:rPr>
+              <w:t>/crew:approve</w:t>
+            </w:r>
+            <w:r>
+              <w:rPr/>
+              <w:t xml:space="preserve"> typed by the user counts (no </w:t>
+            </w:r>
+            <w:r>
+              <w:rPr>
+                <w:rStyle w:val="SourceText"/>
+              </w:rPr>
+              <w:t>cli</w:t>
+            </w:r>
+            <w:r>
+              <w:rPr/>
+              <w:t xml:space="preserve"> or </w:t>
+            </w:r>
+            <w:r>
+              <w:rPr>
+                <w:rStyle w:val="SourceText"/>
+              </w:rPr>
+              <w:t>autopilot</w:t>
+            </w:r>
+            <w:r>
+              <w:rPr/>
+              <w:t xml:space="preserve"> receipt)</w:t>
             </w:r>
           </w:p>
         </w:tc>
@@ -9477,109 +10110,93 @@
         <w:trPr/>
         <w:tc>
           <w:tcPr>
-            <w:tcW w:w="4621" w:type="dxa"/>
-            <w:tcBorders/>
-            <w:vAlign w:val="center"/>
-          </w:tcPr>
-          <w:p>
-            <w:pPr>
-              <w:pStyle w:val="TableContents"/>
-              <w:shd w:fill="2E3440" w:val="clear"/>
-              <w:bidi w:val="0"/>
-              <w:spacing w:before="120" w:after="120"/>
-              <w:jc w:val="left"/>
-              <w:rPr/>
-            </w:pPr>
-            <w:r>
-              <w:rPr>
-                <w:rStyle w:val="SourceText"/>
-              </w:rPr>
-              <w:t>notify.provider</w:t>
-            </w:r>
-          </w:p>
-        </w:tc>
-        <w:tc>
-          <w:tcPr>
-            <w:tcW w:w="1551" w:type="dxa"/>
-            <w:tcBorders/>
-            <w:vAlign w:val="center"/>
-          </w:tcPr>
-          <w:p>
-            <w:pPr>
-              <w:pStyle w:val="TableContents"/>
-              <w:shd w:fill="2E3440" w:val="clear"/>
-              <w:bidi w:val="0"/>
-              <w:spacing w:before="120" w:after="120"/>
-              <w:jc w:val="left"/>
-              <w:rPr/>
-            </w:pPr>
-            <w:r>
-              <w:rPr/>
-              <w:t>both layers</w:t>
-            </w:r>
-          </w:p>
-        </w:tc>
-        <w:tc>
-          <w:tcPr>
-            <w:tcW w:w="1790" w:type="dxa"/>
-            <w:tcBorders/>
-            <w:vAlign w:val="center"/>
-          </w:tcPr>
-          <w:p>
-            <w:pPr>
-              <w:pStyle w:val="TableContents"/>
-              <w:shd w:fill="2E3440" w:val="clear"/>
-              <w:bidi w:val="0"/>
-              <w:spacing w:before="120" w:after="120"/>
-              <w:jc w:val="left"/>
-              <w:rPr/>
-            </w:pPr>
-            <w:r>
-              <w:rPr/>
-              <w:t xml:space="preserve">provider name / </w:t>
-            </w:r>
-            <w:r>
-              <w:rPr>
-                <w:rStyle w:val="SourceText"/>
-              </w:rPr>
-              <w:t>none</w:t>
-            </w:r>
-          </w:p>
-        </w:tc>
-        <w:tc>
-          <w:tcPr>
-            <w:tcW w:w="3377" w:type="dxa"/>
-            <w:tcBorders/>
-            <w:vAlign w:val="center"/>
-          </w:tcPr>
-          <w:p>
-            <w:pPr>
-              <w:pStyle w:val="TableContents"/>
-              <w:shd w:fill="2E3440" w:val="clear"/>
-              <w:bidi w:val="0"/>
-              <w:spacing w:before="120" w:after="120"/>
-              <w:jc w:val="left"/>
-              <w:rPr/>
-            </w:pPr>
-            <w:r>
-              <w:rPr>
-                <w:rStyle w:val="SourceText"/>
-              </w:rPr>
-              <w:t>none</w:t>
-            </w:r>
-            <w:r>
-              <w:rPr/>
-              <w:t xml:space="preserve">: the </w:t>
-            </w:r>
-            <w:r>
-              <w:rPr>
-                <w:rStyle w:val="SourceText"/>
-              </w:rPr>
-              <w:t>Notification</w:t>
-            </w:r>
-            <w:r>
-              <w:rPr/>
-              <w:t xml:space="preserve"> hook sends nothing</w:t>
+            <w:tcW w:w="3919" w:type="dxa"/>
+            <w:tcBorders/>
+            <w:vAlign w:val="center"/>
+          </w:tcPr>
+          <w:p>
+            <w:pPr>
+              <w:pStyle w:val="TableContents"/>
+              <w:shd w:fill="2E3440" w:val="clear"/>
+              <w:bidi w:val="0"/>
+              <w:spacing w:before="120" w:after="120"/>
+              <w:jc w:val="left"/>
+              <w:rPr/>
+            </w:pPr>
+            <w:r>
+              <w:rPr>
+                <w:rStyle w:val="SourceText"/>
+              </w:rPr>
+              <w:t>verifyGate</w:t>
+            </w:r>
+          </w:p>
+        </w:tc>
+        <w:tc>
+          <w:tcPr>
+            <w:tcW w:w="1272" w:type="dxa"/>
+            <w:tcBorders/>
+            <w:vAlign w:val="center"/>
+          </w:tcPr>
+          <w:p>
+            <w:pPr>
+              <w:pStyle w:val="TableContents"/>
+              <w:shd w:fill="2E3440" w:val="clear"/>
+              <w:bidi w:val="0"/>
+              <w:spacing w:before="120" w:after="120"/>
+              <w:jc w:val="left"/>
+              <w:rPr/>
+            </w:pPr>
+            <w:r>
+              <w:rPr/>
+              <w:t>repo only</w:t>
+            </w:r>
+          </w:p>
+        </w:tc>
+        <w:tc>
+          <w:tcPr>
+            <w:tcW w:w="1495" w:type="dxa"/>
+            <w:tcBorders/>
+            <w:vAlign w:val="center"/>
+          </w:tcPr>
+          <w:p>
+            <w:pPr>
+              <w:pStyle w:val="TableContents"/>
+              <w:shd w:fill="2E3440" w:val="clear"/>
+              <w:bidi w:val="0"/>
+              <w:spacing w:before="120" w:after="120"/>
+              <w:jc w:val="left"/>
+              <w:rPr/>
+            </w:pPr>
+            <w:r>
+              <w:rPr/>
+              <w:t>bool</w:t>
+            </w:r>
+          </w:p>
+        </w:tc>
+        <w:tc>
+          <w:tcPr>
+            <w:tcW w:w="4653" w:type="dxa"/>
+            <w:tcBorders/>
+            <w:vAlign w:val="center"/>
+          </w:tcPr>
+          <w:p>
+            <w:pPr>
+              <w:pStyle w:val="TableContents"/>
+              <w:shd w:fill="2E3440" w:val="clear"/>
+              <w:bidi w:val="0"/>
+              <w:spacing w:before="120" w:after="120"/>
+              <w:jc w:val="left"/>
+              <w:rPr/>
+            </w:pPr>
+            <w:r>
+              <w:rPr>
+                <w:rStyle w:val="SourceText"/>
+              </w:rPr>
+              <w:t>false</w:t>
+            </w:r>
+            <w:r>
+              <w:rPr/>
+              <w:t>: the Stop verify gate does not run at all</w:t>
             </w:r>
           </w:p>
         </w:tc>
@@ -9588,51 +10205,51 @@
         <w:trPr/>
         <w:tc>
           <w:tcPr>
-            <w:tcW w:w="4621" w:type="dxa"/>
-            <w:tcBorders/>
-            <w:vAlign w:val="center"/>
-          </w:tcPr>
-          <w:p>
-            <w:pPr>
-              <w:pStyle w:val="TableContents"/>
-              <w:shd w:fill="2E3440" w:val="clear"/>
-              <w:bidi w:val="0"/>
-              <w:spacing w:before="120" w:after="120"/>
-              <w:jc w:val="left"/>
-              <w:rPr/>
-            </w:pPr>
-            <w:r>
-              <w:rPr>
-                <w:rStyle w:val="SourceText"/>
-              </w:rPr>
-              <w:t>change.requireForProduction</w:t>
-            </w:r>
-          </w:p>
-        </w:tc>
-        <w:tc>
-          <w:tcPr>
-            <w:tcW w:w="1551" w:type="dxa"/>
-            <w:tcBorders/>
-            <w:vAlign w:val="center"/>
-          </w:tcPr>
-          <w:p>
-            <w:pPr>
-              <w:pStyle w:val="TableContents"/>
-              <w:shd w:fill="2E3440" w:val="clear"/>
-              <w:bidi w:val="0"/>
-              <w:spacing w:before="120" w:after="120"/>
-              <w:jc w:val="left"/>
-              <w:rPr/>
-            </w:pPr>
-            <w:r>
-              <w:rPr/>
-              <w:t>both layers, ratchets (may only turn ON)</w:t>
-            </w:r>
-          </w:p>
-        </w:tc>
-        <w:tc>
-          <w:tcPr>
-            <w:tcW w:w="1790" w:type="dxa"/>
+            <w:tcW w:w="3919" w:type="dxa"/>
+            <w:tcBorders/>
+            <w:vAlign w:val="center"/>
+          </w:tcPr>
+          <w:p>
+            <w:pPr>
+              <w:pStyle w:val="TableContents"/>
+              <w:shd w:fill="2E3440" w:val="clear"/>
+              <w:bidi w:val="0"/>
+              <w:spacing w:before="120" w:after="120"/>
+              <w:jc w:val="left"/>
+              <w:rPr/>
+            </w:pPr>
+            <w:r>
+              <w:rPr>
+                <w:rStyle w:val="SourceText"/>
+              </w:rPr>
+              <w:t>context.enabled</w:t>
+            </w:r>
+          </w:p>
+        </w:tc>
+        <w:tc>
+          <w:tcPr>
+            <w:tcW w:w="1272" w:type="dxa"/>
+            <w:tcBorders/>
+            <w:vAlign w:val="center"/>
+          </w:tcPr>
+          <w:p>
+            <w:pPr>
+              <w:pStyle w:val="TableContents"/>
+              <w:shd w:fill="2E3440" w:val="clear"/>
+              <w:bidi w:val="0"/>
+              <w:spacing w:before="120" w:after="120"/>
+              <w:jc w:val="left"/>
+              <w:rPr/>
+            </w:pPr>
+            <w:r>
+              <w:rPr/>
+              <w:t>both layers</w:t>
+            </w:r>
+          </w:p>
+        </w:tc>
+        <w:tc>
+          <w:tcPr>
+            <w:tcW w:w="1495" w:type="dxa"/>
             <w:tcBorders/>
             <w:vAlign w:val="center"/>
           </w:tcPr>
@@ -9653,7 +10270,7 @@
         </w:tc>
         <w:tc>
           <w:tcPr>
-            <w:tcW w:w="3377" w:type="dxa"/>
+            <w:tcW w:w="4653" w:type="dxa"/>
             <w:tcBorders/>
             <w:vAlign w:val="center"/>
           </w:tcPr>
@@ -9674,7 +10291,17 @@
             </w:r>
             <w:r>
               <w:rPr/>
-              <w:t>: promoting needs no approved change request</w:t>
+              <w:t xml:space="preserve">: </w:t>
+            </w:r>
+            <w:r>
+              <w:rPr>
+                <w:rStyle w:val="SourceText"/>
+              </w:rPr>
+              <w:t>context-watch.sh</w:t>
+            </w:r>
+            <w:r>
+              <w:rPr/>
+              <w:t xml:space="preserve"> (the Stop nag) does nothing</w:t>
             </w:r>
           </w:p>
         </w:tc>
@@ -9683,7 +10310,312 @@
         <w:trPr/>
         <w:tc>
           <w:tcPr>
-            <w:tcW w:w="4621" w:type="dxa"/>
+            <w:tcW w:w="3919" w:type="dxa"/>
+            <w:tcBorders/>
+            <w:vAlign w:val="center"/>
+          </w:tcPr>
+          <w:p>
+            <w:pPr>
+              <w:pStyle w:val="TableContents"/>
+              <w:shd w:fill="2E3440" w:val="clear"/>
+              <w:bidi w:val="0"/>
+              <w:spacing w:before="120" w:after="120"/>
+              <w:jc w:val="left"/>
+              <w:rPr/>
+            </w:pPr>
+            <w:r>
+              <w:rPr>
+                <w:rStyle w:val="SourceText"/>
+              </w:rPr>
+              <w:t>context.autoClear.enabled</w:t>
+            </w:r>
+            <w:r>
+              <w:rPr/>
+              <w:t xml:space="preserve">, </w:t>
+            </w:r>
+            <w:r>
+              <w:rPr>
+                <w:rStyle w:val="SourceText"/>
+              </w:rPr>
+              <w:t>autoWrapUp</w:t>
+            </w:r>
+          </w:p>
+        </w:tc>
+        <w:tc>
+          <w:tcPr>
+            <w:tcW w:w="1272" w:type="dxa"/>
+            <w:tcBorders/>
+            <w:vAlign w:val="center"/>
+          </w:tcPr>
+          <w:p>
+            <w:pPr>
+              <w:pStyle w:val="TableContents"/>
+              <w:shd w:fill="2E3440" w:val="clear"/>
+              <w:bidi w:val="0"/>
+              <w:spacing w:before="120" w:after="120"/>
+              <w:jc w:val="left"/>
+              <w:rPr/>
+            </w:pPr>
+            <w:r>
+              <w:rPr/>
+              <w:t>both layers</w:t>
+            </w:r>
+          </w:p>
+        </w:tc>
+        <w:tc>
+          <w:tcPr>
+            <w:tcW w:w="1495" w:type="dxa"/>
+            <w:tcBorders/>
+            <w:vAlign w:val="center"/>
+          </w:tcPr>
+          <w:p>
+            <w:pPr>
+              <w:pStyle w:val="TableContents"/>
+              <w:shd w:fill="2E3440" w:val="clear"/>
+              <w:bidi w:val="0"/>
+              <w:spacing w:before="120" w:after="120"/>
+              <w:jc w:val="left"/>
+              <w:rPr/>
+            </w:pPr>
+            <w:r>
+              <w:rPr/>
+              <w:t>bool</w:t>
+            </w:r>
+          </w:p>
+        </w:tc>
+        <w:tc>
+          <w:tcPr>
+            <w:tcW w:w="4653" w:type="dxa"/>
+            <w:tcBorders/>
+            <w:vAlign w:val="center"/>
+          </w:tcPr>
+          <w:p>
+            <w:pPr>
+              <w:pStyle w:val="TableContents"/>
+              <w:shd w:fill="2E3440" w:val="clear"/>
+              <w:bidi w:val="0"/>
+              <w:spacing w:before="120" w:after="120"/>
+              <w:jc w:val="left"/>
+              <w:rPr/>
+            </w:pPr>
+            <w:r>
+              <w:rPr/>
+              <w:t>each independently disables one leg of the wrap-up/clear loop</w:t>
+            </w:r>
+          </w:p>
+        </w:tc>
+      </w:tr>
+      <w:tr>
+        <w:trPr/>
+        <w:tc>
+          <w:tcPr>
+            <w:tcW w:w="3919" w:type="dxa"/>
+            <w:tcBorders/>
+            <w:vAlign w:val="center"/>
+          </w:tcPr>
+          <w:p>
+            <w:pPr>
+              <w:pStyle w:val="TableContents"/>
+              <w:shd w:fill="2E3440" w:val="clear"/>
+              <w:bidi w:val="0"/>
+              <w:spacing w:before="120" w:after="120"/>
+              <w:jc w:val="left"/>
+              <w:rPr/>
+            </w:pPr>
+            <w:r>
+              <w:rPr>
+                <w:rStyle w:val="SourceText"/>
+              </w:rPr>
+              <w:t>notify.provider</w:t>
+            </w:r>
+          </w:p>
+        </w:tc>
+        <w:tc>
+          <w:tcPr>
+            <w:tcW w:w="1272" w:type="dxa"/>
+            <w:tcBorders/>
+            <w:vAlign w:val="center"/>
+          </w:tcPr>
+          <w:p>
+            <w:pPr>
+              <w:pStyle w:val="TableContents"/>
+              <w:shd w:fill="2E3440" w:val="clear"/>
+              <w:bidi w:val="0"/>
+              <w:spacing w:before="120" w:after="120"/>
+              <w:jc w:val="left"/>
+              <w:rPr/>
+            </w:pPr>
+            <w:r>
+              <w:rPr/>
+              <w:t>both layers</w:t>
+            </w:r>
+          </w:p>
+        </w:tc>
+        <w:tc>
+          <w:tcPr>
+            <w:tcW w:w="1495" w:type="dxa"/>
+            <w:tcBorders/>
+            <w:vAlign w:val="center"/>
+          </w:tcPr>
+          <w:p>
+            <w:pPr>
+              <w:pStyle w:val="TableContents"/>
+              <w:shd w:fill="2E3440" w:val="clear"/>
+              <w:bidi w:val="0"/>
+              <w:spacing w:before="120" w:after="120"/>
+              <w:jc w:val="left"/>
+              <w:rPr/>
+            </w:pPr>
+            <w:r>
+              <w:rPr/>
+              <w:t xml:space="preserve">provider name / </w:t>
+            </w:r>
+            <w:r>
+              <w:rPr>
+                <w:rStyle w:val="SourceText"/>
+              </w:rPr>
+              <w:t>none</w:t>
+            </w:r>
+          </w:p>
+        </w:tc>
+        <w:tc>
+          <w:tcPr>
+            <w:tcW w:w="4653" w:type="dxa"/>
+            <w:tcBorders/>
+            <w:vAlign w:val="center"/>
+          </w:tcPr>
+          <w:p>
+            <w:pPr>
+              <w:pStyle w:val="TableContents"/>
+              <w:shd w:fill="2E3440" w:val="clear"/>
+              <w:bidi w:val="0"/>
+              <w:spacing w:before="120" w:after="120"/>
+              <w:jc w:val="left"/>
+              <w:rPr/>
+            </w:pPr>
+            <w:r>
+              <w:rPr>
+                <w:rStyle w:val="SourceText"/>
+              </w:rPr>
+              <w:t>none</w:t>
+            </w:r>
+            <w:r>
+              <w:rPr/>
+              <w:t xml:space="preserve">: the </w:t>
+            </w:r>
+            <w:r>
+              <w:rPr>
+                <w:rStyle w:val="SourceText"/>
+              </w:rPr>
+              <w:t>Notification</w:t>
+            </w:r>
+            <w:r>
+              <w:rPr/>
+              <w:t xml:space="preserve"> hook sends nothing</w:t>
+            </w:r>
+          </w:p>
+        </w:tc>
+      </w:tr>
+      <w:tr>
+        <w:trPr/>
+        <w:tc>
+          <w:tcPr>
+            <w:tcW w:w="3919" w:type="dxa"/>
+            <w:tcBorders/>
+            <w:vAlign w:val="center"/>
+          </w:tcPr>
+          <w:p>
+            <w:pPr>
+              <w:pStyle w:val="TableContents"/>
+              <w:shd w:fill="2E3440" w:val="clear"/>
+              <w:bidi w:val="0"/>
+              <w:spacing w:before="120" w:after="120"/>
+              <w:jc w:val="left"/>
+              <w:rPr/>
+            </w:pPr>
+            <w:r>
+              <w:rPr>
+                <w:rStyle w:val="SourceText"/>
+              </w:rPr>
+              <w:t>change.requireForProduction</w:t>
+            </w:r>
+          </w:p>
+        </w:tc>
+        <w:tc>
+          <w:tcPr>
+            <w:tcW w:w="1272" w:type="dxa"/>
+            <w:tcBorders/>
+            <w:vAlign w:val="center"/>
+          </w:tcPr>
+          <w:p>
+            <w:pPr>
+              <w:pStyle w:val="TableContents"/>
+              <w:shd w:fill="2E3440" w:val="clear"/>
+              <w:bidi w:val="0"/>
+              <w:spacing w:before="120" w:after="120"/>
+              <w:jc w:val="left"/>
+              <w:rPr/>
+            </w:pPr>
+            <w:r>
+              <w:rPr/>
+              <w:t>both layers, ratchets (may only turn ON)</w:t>
+            </w:r>
+          </w:p>
+        </w:tc>
+        <w:tc>
+          <w:tcPr>
+            <w:tcW w:w="1495" w:type="dxa"/>
+            <w:tcBorders/>
+            <w:vAlign w:val="center"/>
+          </w:tcPr>
+          <w:p>
+            <w:pPr>
+              <w:pStyle w:val="TableContents"/>
+              <w:shd w:fill="2E3440" w:val="clear"/>
+              <w:bidi w:val="0"/>
+              <w:spacing w:before="120" w:after="120"/>
+              <w:jc w:val="left"/>
+              <w:rPr/>
+            </w:pPr>
+            <w:r>
+              <w:rPr/>
+              <w:t>bool</w:t>
+            </w:r>
+          </w:p>
+        </w:tc>
+        <w:tc>
+          <w:tcPr>
+            <w:tcW w:w="4653" w:type="dxa"/>
+            <w:tcBorders/>
+            <w:vAlign w:val="center"/>
+          </w:tcPr>
+          <w:p>
+            <w:pPr>
+              <w:pStyle w:val="TableContents"/>
+              <w:shd w:fill="2E3440" w:val="clear"/>
+              <w:bidi w:val="0"/>
+              <w:spacing w:before="120" w:after="120"/>
+              <w:jc w:val="left"/>
+              <w:rPr/>
+            </w:pPr>
+            <w:r>
+              <w:rPr>
+                <w:rStyle w:val="SourceText"/>
+              </w:rPr>
+              <w:t>false</w:t>
+            </w:r>
+            <w:r>
+              <w:rPr/>
+              <w:t>: promoting needs no approved change request</w:t>
+            </w:r>
+          </w:p>
+        </w:tc>
+      </w:tr>
+      <w:tr>
+        <w:trPr/>
+        <w:tc>
+          <w:tcPr>
+            <w:tcW w:w="3919" w:type="dxa"/>
             <w:tcBorders/>
             <w:vAlign w:val="center"/>
           </w:tcPr>
@@ -9706,7 +10638,7 @@
         </w:tc>
         <w:tc>
           <w:tcPr>
-            <w:tcW w:w="1551" w:type="dxa"/>
+            <w:tcW w:w="1272" w:type="dxa"/>
             <w:tcBorders/>
             <w:vAlign w:val="center"/>
           </w:tcPr>
@@ -9727,7 +10659,7 @@
         </w:tc>
         <w:tc>
           <w:tcPr>
-            <w:tcW w:w="1790" w:type="dxa"/>
+            <w:tcW w:w="1495" w:type="dxa"/>
             <w:tcBorders/>
             <w:vAlign w:val="center"/>
           </w:tcPr>
@@ -9758,7 +10690,7 @@
         </w:tc>
         <w:tc>
           <w:tcPr>
-            <w:tcW w:w="3377" w:type="dxa"/>
+            <w:tcW w:w="4653" w:type="dxa"/>
             <w:tcBorders/>
             <w:vAlign w:val="center"/>
           </w:tcPr>
@@ -9779,6 +10711,104 @@
         </w:tc>
       </w:tr>
     </w:tbl>
+    <w:p>
+      <w:pPr>
+        <w:pStyle w:val="BodyText"/>
+        <w:bidi w:val="0"/>
+        <w:jc w:val="left"/>
+        <w:rPr/>
+      </w:pPr>
+      <w:r>
+        <w:rPr>
+          <w:rStyle w:val="Strong"/>
+        </w:rPr>
+        <w:t>A destroy is never applied unattended</w:t>
+      </w:r>
+      <w:r>
+        <w:rPr/>
+        <w:t xml:space="preserve">, at any setting: </w:t>
+      </w:r>
+      <w:r>
+        <w:rPr>
+          <w:rStyle w:val="SourceText"/>
+        </w:rPr>
+        <w:t>destroy</w:t>
+      </w:r>
+      <w:r>
+        <w:rPr/>
+        <w:t xml:space="preserve">, </w:t>
+      </w:r>
+      <w:r>
+        <w:rPr>
+          <w:rStyle w:val="SourceText"/>
+        </w:rPr>
+        <w:t>apply -destroy</w:t>
+      </w:r>
+      <w:r>
+        <w:rPr/>
+        <w:t xml:space="preserve">, </w:t>
+      </w:r>
+      <w:r>
+        <w:rPr>
+          <w:rStyle w:val="SourceText"/>
+        </w:rPr>
+        <w:t>-replace</w:t>
+      </w:r>
+      <w:r>
+        <w:rPr/>
+        <w:t xml:space="preserve">, </w:t>
+      </w:r>
+      <w:r>
+        <w:rPr>
+          <w:rStyle w:val="SourceText"/>
+        </w:rPr>
+        <w:t>workspace delete</w:t>
+      </w:r>
+      <w:r>
+        <w:rPr/>
+        <w:t xml:space="preserve">, a saved plan whose sidecar lists a delete, or an apply with no sidecar at all asks when you are there and is denied unattended — </w:t>
+      </w:r>
+      <w:r>
+        <w:rPr>
+          <w:rStyle w:val="SourceText"/>
+        </w:rPr>
+        <w:t>terraformApply: allow</w:t>
+      </w:r>
+      <w:r>
+        <w:rPr/>
+        <w:t xml:space="preserve"> and </w:t>
+      </w:r>
+      <w:r>
+        <w:rPr>
+          <w:rStyle w:val="SourceText"/>
+        </w:rPr>
+        <w:t>environments.prodUnattended</w:t>
+      </w:r>
+      <w:r>
+        <w:rPr/>
+        <w:t xml:space="preserve"> included. The full decision table is in </w:t>
+      </w:r>
+      <w:r>
+        <w:rPr>
+          <w:rStyle w:val="SourceText"/>
+        </w:rPr>
+        <w:t>plugin/crew/CONFIG.md</w:t>
+      </w:r>
+      <w:r>
+        <w:rPr/>
+        <w:t xml:space="preserve"> (</w:t>
+      </w:r>
+      <w:r>
+        <w:rPr>
+          <w:rStyle w:val="SourceText"/>
+        </w:rPr>
+        <w:t>environments.*</w:t>
+      </w:r>
+      <w:r>
+        <w:rPr/>
+        <w:t>).</w:t>
+      </w:r>
+    </w:p>
     <w:p>
       <w:pPr>
         <w:pStyle w:val="BodyText"/>

--- a/docs/guides/crew/crew-1.0-troubleshooting.docx
+++ b/docs/guides/crew/crew-1.0-troubleshooting.docx
@@ -1,6 +1,6 @@
 
 <file path=word/document.xml><?xml version="1.0" encoding="utf-8"?>
-<w:document xmlns:o="urn:schemas-microsoft-com:office:office" xmlns:r="http://schemas.openxmlformats.org/officeDocument/2006/relationships" xmlns:v="urn:schemas-microsoft-com:vml" xmlns:w="http://schemas.openxmlformats.org/wordprocessingml/2006/main" xmlns:w10="urn:schemas-microsoft-com:office:word" xmlns:wp="http://schemas.openxmlformats.org/drawingml/2006/wordprocessingDrawing" xmlns:pic="http://schemas.openxmlformats.org/drawingml/2006/picture" xmlns:wps="http://schemas.microsoft.com/office/word/2010/wordprocessingShape" xmlns:wpg="http://schemas.microsoft.com/office/word/2010/wordprocessingGroup" xmlns:mc="http://schemas.openxmlformats.org/markup-compatibility/2006" xmlns:wp14="http://schemas.microsoft.com/office/word/2010/wordprocessingDrawing" xmlns:w14="http://schemas.microsoft.com/office/word/2010/wordml" xmlns:w15="http://schemas.microsoft.com/office/word/2012/wordml" mc:Ignorable="w14 wp14 w15">
+<w:document xmlns:o="urn:schemas-microsoft-com:office:office" xmlns:r="http://schemas.openxmlformats.org/officeDocument/2006/relationships" xmlns:v="urn:schemas-microsoft-com:vml" xmlns:w="http://schemas.openxmlformats.org/wordprocessingml/2006/main" xmlns:w10="urn:schemas-microsoft-com:office:word" xmlns:wp="http://schemas.openxmlformats.org/drawingml/2006/wordprocessingDrawing" xmlns:wps="http://schemas.microsoft.com/office/word/2010/wordprocessingShape" xmlns:wpg="http://schemas.microsoft.com/office/word/2010/wordprocessingGroup" xmlns:mc="http://schemas.openxmlformats.org/markup-compatibility/2006" xmlns:wp14="http://schemas.microsoft.com/office/word/2010/wordprocessingDrawing" xmlns:w14="http://schemas.microsoft.com/office/word/2010/wordml" xmlns:w15="http://schemas.microsoft.com/office/word/2012/wordml" mc:Ignorable="w14 wp14 w15">
   <w:body>
     <w:p>
       <w:pPr>
@@ -545,9 +545,9 @@
     </w:p>
     <w:tbl>
       <w:tblPr>
-        <w:tblW w:w="11731" w:type="dxa"/>
+        <w:tblW w:w="11810" w:type="dxa"/>
         <w:jc w:val="left"/>
-        <w:tblInd w:w="28" w:type="dxa"/>
+        <w:tblInd w:w="0" w:type="dxa"/>
         <w:tblLayout w:type="fixed"/>
         <w:tblCellMar>
           <w:top w:w="28" w:type="dxa"/>
@@ -557,11 +557,11 @@
         </w:tblCellMar>
       </w:tblPr>
       <w:tblGrid>
-        <w:gridCol w:w="2119"/>
-        <w:gridCol w:w="2456"/>
-        <w:gridCol w:w="2022"/>
+        <w:gridCol w:w="2116"/>
+        <w:gridCol w:w="2446"/>
+        <w:gridCol w:w="2131"/>
         <w:gridCol w:w="2986"/>
-        <w:gridCol w:w="2148"/>
+        <w:gridCol w:w="2131"/>
       </w:tblGrid>
       <w:tr>
         <w:trPr>
@@ -569,7 +569,7 @@
         </w:trPr>
         <w:tc>
           <w:tcPr>
-            <w:tcW w:w="2119" w:type="dxa"/>
+            <w:tcW w:w="2116" w:type="dxa"/>
             <w:tcBorders/>
             <w:vAlign w:val="center"/>
           </w:tcPr>
@@ -591,7 +591,7 @@
         </w:tc>
         <w:tc>
           <w:tcPr>
-            <w:tcW w:w="2456" w:type="dxa"/>
+            <w:tcW w:w="2446" w:type="dxa"/>
             <w:tcBorders/>
             <w:vAlign w:val="center"/>
           </w:tcPr>
@@ -613,7 +613,7 @@
         </w:tc>
         <w:tc>
           <w:tcPr>
-            <w:tcW w:w="2022" w:type="dxa"/>
+            <w:tcW w:w="2131" w:type="dxa"/>
             <w:tcBorders/>
             <w:vAlign w:val="center"/>
           </w:tcPr>
@@ -657,7 +657,7 @@
         </w:tc>
         <w:tc>
           <w:tcPr>
-            <w:tcW w:w="2148" w:type="dxa"/>
+            <w:tcW w:w="2131" w:type="dxa"/>
             <w:tcBorders/>
             <w:vAlign w:val="center"/>
           </w:tcPr>
@@ -682,7 +682,7 @@
         <w:trPr/>
         <w:tc>
           <w:tcPr>
-            <w:tcW w:w="2119" w:type="dxa"/>
+            <w:tcW w:w="2116" w:type="dxa"/>
             <w:tcBorders/>
             <w:vAlign w:val="center"/>
           </w:tcPr>
@@ -705,7 +705,7 @@
         </w:tc>
         <w:tc>
           <w:tcPr>
-            <w:tcW w:w="2456" w:type="dxa"/>
+            <w:tcW w:w="2446" w:type="dxa"/>
             <w:tcBorders/>
             <w:vAlign w:val="center"/>
           </w:tcPr>
@@ -728,7 +728,7 @@
         </w:tc>
         <w:tc>
           <w:tcPr>
-            <w:tcW w:w="2022" w:type="dxa"/>
+            <w:tcW w:w="2131" w:type="dxa"/>
             <w:tcBorders/>
             <w:vAlign w:val="center"/>
           </w:tcPr>
@@ -794,7 +794,7 @@
         </w:tc>
         <w:tc>
           <w:tcPr>
-            <w:tcW w:w="2148" w:type="dxa"/>
+            <w:tcW w:w="2131" w:type="dxa"/>
             <w:tcBorders/>
             <w:vAlign w:val="center"/>
           </w:tcPr>
@@ -818,7 +818,7 @@
         <w:trPr/>
         <w:tc>
           <w:tcPr>
-            <w:tcW w:w="2119" w:type="dxa"/>
+            <w:tcW w:w="2116" w:type="dxa"/>
             <w:tcBorders/>
             <w:vAlign w:val="center"/>
           </w:tcPr>
@@ -841,7 +841,7 @@
         </w:tc>
         <w:tc>
           <w:tcPr>
-            <w:tcW w:w="2456" w:type="dxa"/>
+            <w:tcW w:w="2446" w:type="dxa"/>
             <w:tcBorders/>
             <w:vAlign w:val="center"/>
           </w:tcPr>
@@ -864,7 +864,7 @@
         </w:tc>
         <w:tc>
           <w:tcPr>
-            <w:tcW w:w="2022" w:type="dxa"/>
+            <w:tcW w:w="2131" w:type="dxa"/>
             <w:tcBorders/>
             <w:vAlign w:val="center"/>
           </w:tcPr>
@@ -916,7 +916,7 @@
         </w:tc>
         <w:tc>
           <w:tcPr>
-            <w:tcW w:w="2148" w:type="dxa"/>
+            <w:tcW w:w="2131" w:type="dxa"/>
             <w:tcBorders/>
             <w:vAlign w:val="center"/>
           </w:tcPr>
@@ -940,7 +940,7 @@
         <w:trPr/>
         <w:tc>
           <w:tcPr>
-            <w:tcW w:w="2119" w:type="dxa"/>
+            <w:tcW w:w="2116" w:type="dxa"/>
             <w:tcBorders/>
             <w:vAlign w:val="center"/>
           </w:tcPr>
@@ -993,7 +993,7 @@
         </w:tc>
         <w:tc>
           <w:tcPr>
-            <w:tcW w:w="2456" w:type="dxa"/>
+            <w:tcW w:w="2446" w:type="dxa"/>
             <w:tcBorders/>
             <w:vAlign w:val="center"/>
           </w:tcPr>
@@ -1016,7 +1016,7 @@
         </w:tc>
         <w:tc>
           <w:tcPr>
-            <w:tcW w:w="2022" w:type="dxa"/>
+            <w:tcW w:w="2131" w:type="dxa"/>
             <w:tcBorders/>
             <w:vAlign w:val="center"/>
           </w:tcPr>
@@ -1074,7 +1074,7 @@
         </w:tc>
         <w:tc>
           <w:tcPr>
-            <w:tcW w:w="2148" w:type="dxa"/>
+            <w:tcW w:w="2131" w:type="dxa"/>
             <w:tcBorders/>
             <w:vAlign w:val="center"/>
           </w:tcPr>
@@ -1110,7 +1110,7 @@
         <w:trPr/>
         <w:tc>
           <w:tcPr>
-            <w:tcW w:w="2119" w:type="dxa"/>
+            <w:tcW w:w="2116" w:type="dxa"/>
             <w:tcBorders/>
             <w:vAlign w:val="center"/>
           </w:tcPr>
@@ -1133,7 +1133,7 @@
         </w:tc>
         <w:tc>
           <w:tcPr>
-            <w:tcW w:w="2456" w:type="dxa"/>
+            <w:tcW w:w="2446" w:type="dxa"/>
             <w:tcBorders/>
             <w:vAlign w:val="center"/>
           </w:tcPr>
@@ -1156,7 +1156,7 @@
         </w:tc>
         <w:tc>
           <w:tcPr>
-            <w:tcW w:w="2022" w:type="dxa"/>
+            <w:tcW w:w="2131" w:type="dxa"/>
             <w:tcBorders/>
             <w:vAlign w:val="center"/>
           </w:tcPr>
@@ -1214,7 +1214,7 @@
         </w:tc>
         <w:tc>
           <w:tcPr>
-            <w:tcW w:w="2148" w:type="dxa"/>
+            <w:tcW w:w="2131" w:type="dxa"/>
             <w:tcBorders/>
             <w:vAlign w:val="center"/>
           </w:tcPr>
@@ -1238,7 +1238,7 @@
         <w:trPr/>
         <w:tc>
           <w:tcPr>
-            <w:tcW w:w="2119" w:type="dxa"/>
+            <w:tcW w:w="2116" w:type="dxa"/>
             <w:tcBorders/>
             <w:vAlign w:val="center"/>
           </w:tcPr>
@@ -1285,7 +1285,7 @@
         </w:tc>
         <w:tc>
           <w:tcPr>
-            <w:tcW w:w="2456" w:type="dxa"/>
+            <w:tcW w:w="2446" w:type="dxa"/>
             <w:tcBorders/>
             <w:vAlign w:val="center"/>
           </w:tcPr>
@@ -1308,7 +1308,7 @@
         </w:tc>
         <w:tc>
           <w:tcPr>
-            <w:tcW w:w="2022" w:type="dxa"/>
+            <w:tcW w:w="2131" w:type="dxa"/>
             <w:tcBorders/>
             <w:vAlign w:val="center"/>
           </w:tcPr>
@@ -1428,7 +1428,7 @@
         </w:tc>
         <w:tc>
           <w:tcPr>
-            <w:tcW w:w="2148" w:type="dxa"/>
+            <w:tcW w:w="2131" w:type="dxa"/>
             <w:tcBorders/>
             <w:vAlign w:val="center"/>
           </w:tcPr>
@@ -1468,7 +1468,7 @@
         <w:trPr/>
         <w:tc>
           <w:tcPr>
-            <w:tcW w:w="2119" w:type="dxa"/>
+            <w:tcW w:w="2116" w:type="dxa"/>
             <w:tcBorders/>
             <w:vAlign w:val="center"/>
           </w:tcPr>
@@ -1515,7 +1515,7 @@
         </w:tc>
         <w:tc>
           <w:tcPr>
-            <w:tcW w:w="2456" w:type="dxa"/>
+            <w:tcW w:w="2446" w:type="dxa"/>
             <w:tcBorders/>
             <w:vAlign w:val="center"/>
           </w:tcPr>
@@ -1538,7 +1538,7 @@
         </w:tc>
         <w:tc>
           <w:tcPr>
-            <w:tcW w:w="2022" w:type="dxa"/>
+            <w:tcW w:w="2131" w:type="dxa"/>
             <w:tcBorders/>
             <w:vAlign w:val="center"/>
           </w:tcPr>
@@ -1616,7 +1616,7 @@
         </w:tc>
         <w:tc>
           <w:tcPr>
-            <w:tcW w:w="2148" w:type="dxa"/>
+            <w:tcW w:w="2131" w:type="dxa"/>
             <w:tcBorders/>
             <w:vAlign w:val="center"/>
           </w:tcPr>
@@ -1642,7 +1642,7 @@
         <w:trPr/>
         <w:tc>
           <w:tcPr>
-            <w:tcW w:w="2119" w:type="dxa"/>
+            <w:tcW w:w="2116" w:type="dxa"/>
             <w:tcBorders/>
             <w:vAlign w:val="center"/>
           </w:tcPr>
@@ -1689,7 +1689,7 @@
         </w:tc>
         <w:tc>
           <w:tcPr>
-            <w:tcW w:w="2456" w:type="dxa"/>
+            <w:tcW w:w="2446" w:type="dxa"/>
             <w:tcBorders/>
             <w:vAlign w:val="center"/>
           </w:tcPr>
@@ -1712,7 +1712,7 @@
         </w:tc>
         <w:tc>
           <w:tcPr>
-            <w:tcW w:w="2022" w:type="dxa"/>
+            <w:tcW w:w="2131" w:type="dxa"/>
             <w:tcBorders/>
             <w:vAlign w:val="center"/>
           </w:tcPr>
@@ -1810,7 +1810,7 @@
         </w:tc>
         <w:tc>
           <w:tcPr>
-            <w:tcW w:w="2148" w:type="dxa"/>
+            <w:tcW w:w="2131" w:type="dxa"/>
             <w:tcBorders/>
             <w:vAlign w:val="center"/>
           </w:tcPr>
@@ -1836,7 +1836,7 @@
         <w:trPr/>
         <w:tc>
           <w:tcPr>
-            <w:tcW w:w="2119" w:type="dxa"/>
+            <w:tcW w:w="2116" w:type="dxa"/>
             <w:tcBorders/>
             <w:vAlign w:val="center"/>
           </w:tcPr>
@@ -1923,7 +1923,7 @@
         </w:tc>
         <w:tc>
           <w:tcPr>
-            <w:tcW w:w="2456" w:type="dxa"/>
+            <w:tcW w:w="2446" w:type="dxa"/>
             <w:tcBorders/>
             <w:vAlign w:val="center"/>
           </w:tcPr>
@@ -1946,7 +1946,7 @@
         </w:tc>
         <w:tc>
           <w:tcPr>
-            <w:tcW w:w="2022" w:type="dxa"/>
+            <w:tcW w:w="2131" w:type="dxa"/>
             <w:tcBorders/>
             <w:vAlign w:val="center"/>
           </w:tcPr>
@@ -2040,7 +2040,7 @@
         </w:tc>
         <w:tc>
           <w:tcPr>
-            <w:tcW w:w="2148" w:type="dxa"/>
+            <w:tcW w:w="2131" w:type="dxa"/>
             <w:tcBorders/>
             <w:vAlign w:val="center"/>
           </w:tcPr>
@@ -2076,7 +2076,7 @@
         <w:trPr/>
         <w:tc>
           <w:tcPr>
-            <w:tcW w:w="2119" w:type="dxa"/>
+            <w:tcW w:w="2116" w:type="dxa"/>
             <w:tcBorders/>
             <w:vAlign w:val="center"/>
           </w:tcPr>
@@ -2099,7 +2099,7 @@
         </w:tc>
         <w:tc>
           <w:tcPr>
-            <w:tcW w:w="2456" w:type="dxa"/>
+            <w:tcW w:w="2446" w:type="dxa"/>
             <w:tcBorders/>
             <w:vAlign w:val="center"/>
           </w:tcPr>
@@ -2122,7 +2122,7 @@
         </w:tc>
         <w:tc>
           <w:tcPr>
-            <w:tcW w:w="2022" w:type="dxa"/>
+            <w:tcW w:w="2131" w:type="dxa"/>
             <w:tcBorders/>
             <w:vAlign w:val="center"/>
           </w:tcPr>
@@ -2176,7 +2176,7 @@
         </w:tc>
         <w:tc>
           <w:tcPr>
-            <w:tcW w:w="2148" w:type="dxa"/>
+            <w:tcW w:w="2131" w:type="dxa"/>
             <w:tcBorders/>
             <w:vAlign w:val="center"/>
           </w:tcPr>
@@ -2200,7 +2200,7 @@
         <w:trPr/>
         <w:tc>
           <w:tcPr>
-            <w:tcW w:w="2119" w:type="dxa"/>
+            <w:tcW w:w="2116" w:type="dxa"/>
             <w:tcBorders/>
             <w:vAlign w:val="center"/>
           </w:tcPr>
@@ -2223,7 +2223,7 @@
         </w:tc>
         <w:tc>
           <w:tcPr>
-            <w:tcW w:w="2456" w:type="dxa"/>
+            <w:tcW w:w="2446" w:type="dxa"/>
             <w:tcBorders/>
             <w:vAlign w:val="center"/>
           </w:tcPr>
@@ -2246,7 +2246,7 @@
         </w:tc>
         <w:tc>
           <w:tcPr>
-            <w:tcW w:w="2022" w:type="dxa"/>
+            <w:tcW w:w="2131" w:type="dxa"/>
             <w:tcBorders/>
             <w:vAlign w:val="center"/>
           </w:tcPr>
@@ -2310,7 +2310,7 @@
         </w:tc>
         <w:tc>
           <w:tcPr>
-            <w:tcW w:w="2148" w:type="dxa"/>
+            <w:tcW w:w="2131" w:type="dxa"/>
             <w:tcBorders/>
             <w:vAlign w:val="center"/>
           </w:tcPr>
@@ -2336,7 +2336,7 @@
         <w:trPr/>
         <w:tc>
           <w:tcPr>
-            <w:tcW w:w="2119" w:type="dxa"/>
+            <w:tcW w:w="2116" w:type="dxa"/>
             <w:tcBorders/>
             <w:vAlign w:val="center"/>
           </w:tcPr>
@@ -2359,7 +2359,7 @@
         </w:tc>
         <w:tc>
           <w:tcPr>
-            <w:tcW w:w="2456" w:type="dxa"/>
+            <w:tcW w:w="2446" w:type="dxa"/>
             <w:tcBorders/>
             <w:vAlign w:val="center"/>
           </w:tcPr>
@@ -2382,7 +2382,7 @@
         </w:tc>
         <w:tc>
           <w:tcPr>
-            <w:tcW w:w="2022" w:type="dxa"/>
+            <w:tcW w:w="2131" w:type="dxa"/>
             <w:tcBorders/>
             <w:vAlign w:val="center"/>
           </w:tcPr>
@@ -2440,7 +2440,7 @@
         </w:tc>
         <w:tc>
           <w:tcPr>
-            <w:tcW w:w="2148" w:type="dxa"/>
+            <w:tcW w:w="2131" w:type="dxa"/>
             <w:tcBorders/>
             <w:vAlign w:val="center"/>
           </w:tcPr>
@@ -2466,7 +2466,7 @@
         <w:trPr/>
         <w:tc>
           <w:tcPr>
-            <w:tcW w:w="2119" w:type="dxa"/>
+            <w:tcW w:w="2116" w:type="dxa"/>
             <w:tcBorders/>
             <w:vAlign w:val="center"/>
           </w:tcPr>
@@ -2489,7 +2489,7 @@
         </w:tc>
         <w:tc>
           <w:tcPr>
-            <w:tcW w:w="2456" w:type="dxa"/>
+            <w:tcW w:w="2446" w:type="dxa"/>
             <w:tcBorders/>
             <w:vAlign w:val="center"/>
           </w:tcPr>
@@ -2512,7 +2512,7 @@
         </w:tc>
         <w:tc>
           <w:tcPr>
-            <w:tcW w:w="2022" w:type="dxa"/>
+            <w:tcW w:w="2131" w:type="dxa"/>
             <w:tcBorders/>
             <w:vAlign w:val="center"/>
           </w:tcPr>
@@ -2596,7 +2596,7 @@
         </w:tc>
         <w:tc>
           <w:tcPr>
-            <w:tcW w:w="2148" w:type="dxa"/>
+            <w:tcW w:w="2131" w:type="dxa"/>
             <w:tcBorders/>
             <w:vAlign w:val="center"/>
           </w:tcPr>
@@ -2626,7 +2626,7 @@
         <w:trPr/>
         <w:tc>
           <w:tcPr>
-            <w:tcW w:w="2119" w:type="dxa"/>
+            <w:tcW w:w="2116" w:type="dxa"/>
             <w:tcBorders/>
             <w:vAlign w:val="center"/>
           </w:tcPr>
@@ -2649,7 +2649,7 @@
         </w:tc>
         <w:tc>
           <w:tcPr>
-            <w:tcW w:w="2456" w:type="dxa"/>
+            <w:tcW w:w="2446" w:type="dxa"/>
             <w:tcBorders/>
             <w:vAlign w:val="center"/>
           </w:tcPr>
@@ -2672,7 +2672,7 @@
         </w:tc>
         <w:tc>
           <w:tcPr>
-            <w:tcW w:w="2022" w:type="dxa"/>
+            <w:tcW w:w="2131" w:type="dxa"/>
             <w:tcBorders/>
             <w:vAlign w:val="center"/>
           </w:tcPr>
@@ -2716,7 +2716,7 @@
         </w:tc>
         <w:tc>
           <w:tcPr>
-            <w:tcW w:w="2148" w:type="dxa"/>
+            <w:tcW w:w="2131" w:type="dxa"/>
             <w:tcBorders/>
             <w:vAlign w:val="center"/>
           </w:tcPr>
@@ -5253,6 +5253,207 @@
       </w:pPr>
       <w:r>
         <w:rPr>
+          <w:rStyle w:val="Strong"/>
+        </w:rPr>
+        <w:t xml:space="preserve">Symptom: the scope base is the merge-base with </w:t>
+      </w:r>
+      <w:r>
+        <w:rPr>
+          <w:rStyle w:val="SourceText"/>
+        </w:rPr>
+        <w:t>main</w:t>
+      </w:r>
+      <w:r>
+        <w:rPr>
+          <w:rStyle w:val="Strong"/>
+        </w:rPr>
+        <w:t xml:space="preserve"> on a repo whose branches come from </w:t>
+      </w:r>
+      <w:r>
+        <w:rPr>
+          <w:rStyle w:val="SourceText"/>
+        </w:rPr>
+        <w:t>development</w:t>
+      </w:r>
+      <w:r>
+        <w:rPr>
+          <w:rStyle w:val="Strong"/>
+        </w:rPr>
+        <w:t>.</w:t>
+      </w:r>
+      <w:r>
+        <w:rPr/>
+        <w:t xml:space="preserve"> </w:t>
+      </w:r>
+      <w:r>
+        <w:rPr>
+          <w:rStyle w:val="SourceText"/>
+        </w:rPr>
+        <w:t>scope_base.py --record</w:t>
+      </w:r>
+      <w:r>
+        <w:rPr/>
+        <w:t xml:space="preserve"> says "(fallback) recorded ... the merge-base with origin/main", and the review bundle or the completion audit lists hundreds of files the ticket never touched. With no </w:t>
+      </w:r>
+      <w:r>
+        <w:rPr>
+          <w:rStyle w:val="SourceText"/>
+        </w:rPr>
+        <w:t>tickets.baseBranch</w:t>
+      </w:r>
+      <w:r>
+        <w:rPr/>
+        <w:t xml:space="preserve">, the base branch is </w:t>
+      </w:r>
+      <w:r>
+        <w:rPr>
+          <w:rStyle w:val="SourceText"/>
+        </w:rPr>
+        <w:t>origin/HEAD</w:t>
+      </w:r>
+      <w:r>
+        <w:rPr/>
+        <w:t xml:space="preserve">'s target, then </w:t>
+      </w:r>
+      <w:r>
+        <w:rPr>
+          <w:rStyle w:val="SourceText"/>
+        </w:rPr>
+        <w:t>origin/main</w:t>
+      </w:r>
+      <w:r>
+        <w:rPr/>
+        <w:t xml:space="preserve">, then </w:t>
+      </w:r>
+      <w:r>
+        <w:rPr>
+          <w:rStyle w:val="SourceText"/>
+        </w:rPr>
+        <w:t>main</w:t>
+      </w:r>
+      <w:r>
+        <w:rPr/>
+        <w:t xml:space="preserve">, so a branch cut from </w:t>
+      </w:r>
+      <w:r>
+        <w:rPr>
+          <w:rStyle w:val="SourceText"/>
+        </w:rPr>
+        <w:t>development</w:t>
+      </w:r>
+      <w:r>
+        <w:rPr/>
+        <w:t xml:space="preserve"> is measured against </w:t>
+      </w:r>
+      <w:r>
+        <w:rPr>
+          <w:rStyle w:val="SourceText"/>
+        </w:rPr>
+        <w:t>main</w:t>
+      </w:r>
+      <w:r>
+        <w:rPr/>
+        <w:t xml:space="preserve"> and the whole integration branch looks like this ticket's change. </w:t>
+      </w:r>
+      <w:r>
+        <w:rPr>
+          <w:rStyle w:val="Strong"/>
+        </w:rPr>
+        <w:t>Fix:</w:t>
+      </w:r>
+      <w:r>
+        <w:rPr/>
+        <w:t xml:space="preserve"> set </w:t>
+      </w:r>
+      <w:r>
+        <w:rPr>
+          <w:rStyle w:val="SourceText"/>
+        </w:rPr>
+        <w:t>"tickets": {"baseBranch": "development"}</w:t>
+      </w:r>
+      <w:r>
+        <w:rPr/>
+        <w:t xml:space="preserve"> in the repo's </w:t>
+      </w:r>
+      <w:r>
+        <w:rPr>
+          <w:rStyle w:val="SourceText"/>
+        </w:rPr>
+        <w:t>.crew/config.json</w:t>
+      </w:r>
+      <w:r>
+        <w:rPr/>
+        <w:t xml:space="preserve">, then </w:t>
+      </w:r>
+      <w:r>
+        <w:rPr>
+          <w:rStyle w:val="SourceText"/>
+        </w:rPr>
+        <w:t>scope_base.py --root . --record &lt;id&gt;</w:t>
+      </w:r>
+      <w:r>
+        <w:rPr/>
+        <w:t xml:space="preserve">. A fallback recorded against the old branch is re-derived ("re-derived ... was a merge-base guess against origin/main"); an exact record is never moved. A value that names no commit here, or a config that does not parse, reads as </w:t>
+      </w:r>
+      <w:r>
+        <w:rPr>
+          <w:rStyle w:val="Strong"/>
+        </w:rPr>
+        <w:t>could not tell</w:t>
+      </w:r>
+      <w:r>
+        <w:rPr/>
+        <w:t xml:space="preserve">: </w:t>
+      </w:r>
+      <w:r>
+        <w:rPr>
+          <w:rStyle w:val="SourceText"/>
+        </w:rPr>
+        <w:t>--record</w:t>
+      </w:r>
+      <w:r>
+        <w:rPr/>
+        <w:t xml:space="preserve"> exits 1, </w:t>
+      </w:r>
+      <w:r>
+        <w:rPr>
+          <w:rStyle w:val="SourceText"/>
+        </w:rPr>
+        <w:t>--base</w:t>
+      </w:r>
+      <w:r>
+        <w:rPr/>
+        <w:t xml:space="preserve"> exits 3 with nothing on stdout, and the audit fails. It never falls back to </w:t>
+      </w:r>
+      <w:r>
+        <w:rPr>
+          <w:rStyle w:val="SourceText"/>
+        </w:rPr>
+        <w:t>origin/HEAD</w:t>
+      </w:r>
+      <w:r>
+        <w:rPr/>
+        <w:t xml:space="preserve"> silently. Fix the value; do not unset it to make the error go away.</w:t>
+      </w:r>
+    </w:p>
+    <w:p>
+      <w:pPr>
+        <w:pStyle w:val="BodyText"/>
+        <w:numPr>
+          <w:ilvl w:val="0"/>
+          <w:numId w:val="14"/>
+        </w:numPr>
+        <w:tabs>
+          <w:tab w:val="clear" w:pos="1134"/>
+          <w:tab w:val="left" w:pos="829" w:leader="none"/>
+        </w:tabs>
+        <w:bidi w:val="0"/>
+        <w:ind w:hanging="283" w:left="829"/>
+        <w:jc w:val="left"/>
+        <w:rPr/>
+      </w:pPr>
+      <w:r>
+        <w:rPr>
           <w:rStyle w:val="SourceText"/>
         </w:rPr>
         <w:t>scope.mode</w:t>
@@ -8175,9 +8376,9 @@
     </w:p>
     <w:tbl>
       <w:tblPr>
-        <w:tblW w:w="11339" w:type="dxa"/>
+        <w:tblW w:w="11810" w:type="dxa"/>
         <w:jc w:val="left"/>
-        <w:tblInd w:w="28" w:type="dxa"/>
+        <w:tblInd w:w="0" w:type="dxa"/>
         <w:tblLayout w:type="fixed"/>
         <w:tblCellMar>
           <w:top w:w="28" w:type="dxa"/>
@@ -8187,10 +8388,10 @@
         </w:tblCellMar>
       </w:tblPr>
       <w:tblGrid>
-        <w:gridCol w:w="4621"/>
-        <w:gridCol w:w="1551"/>
-        <w:gridCol w:w="1790"/>
-        <w:gridCol w:w="3377"/>
+        <w:gridCol w:w="4730"/>
+        <w:gridCol w:w="1699"/>
+        <w:gridCol w:w="1841"/>
+        <w:gridCol w:w="3540"/>
       </w:tblGrid>
       <w:tr>
         <w:trPr>
@@ -8198,7 +8399,7 @@
         </w:trPr>
         <w:tc>
           <w:tcPr>
-            <w:tcW w:w="4621" w:type="dxa"/>
+            <w:tcW w:w="4730" w:type="dxa"/>
             <w:tcBorders/>
             <w:vAlign w:val="center"/>
           </w:tcPr>
@@ -8220,7 +8421,7 @@
         </w:tc>
         <w:tc>
           <w:tcPr>
-            <w:tcW w:w="1551" w:type="dxa"/>
+            <w:tcW w:w="1699" w:type="dxa"/>
             <w:tcBorders/>
             <w:vAlign w:val="center"/>
           </w:tcPr>
@@ -8242,7 +8443,7 @@
         </w:tc>
         <w:tc>
           <w:tcPr>
-            <w:tcW w:w="1790" w:type="dxa"/>
+            <w:tcW w:w="1841" w:type="dxa"/>
             <w:tcBorders/>
             <w:vAlign w:val="center"/>
           </w:tcPr>
@@ -8264,7 +8465,7 @@
         </w:tc>
         <w:tc>
           <w:tcPr>
-            <w:tcW w:w="3377" w:type="dxa"/>
+            <w:tcW w:w="3540" w:type="dxa"/>
             <w:tcBorders/>
             <w:vAlign w:val="center"/>
           </w:tcPr>
@@ -8289,7 +8490,7 @@
         <w:trPr/>
         <w:tc>
           <w:tcPr>
-            <w:tcW w:w="4621" w:type="dxa"/>
+            <w:tcW w:w="4730" w:type="dxa"/>
             <w:tcBorders/>
             <w:vAlign w:val="center"/>
           </w:tcPr>
@@ -8312,7 +8513,7 @@
         </w:tc>
         <w:tc>
           <w:tcPr>
-            <w:tcW w:w="1551" w:type="dxa"/>
+            <w:tcW w:w="1699" w:type="dxa"/>
             <w:tcBorders/>
             <w:vAlign w:val="center"/>
           </w:tcPr>
@@ -8333,7 +8534,7 @@
         </w:tc>
         <w:tc>
           <w:tcPr>
-            <w:tcW w:w="1790" w:type="dxa"/>
+            <w:tcW w:w="1841" w:type="dxa"/>
             <w:tcBorders/>
             <w:vAlign w:val="center"/>
           </w:tcPr>
@@ -8354,7 +8555,7 @@
         </w:tc>
         <w:tc>
           <w:tcPr>
-            <w:tcW w:w="3377" w:type="dxa"/>
+            <w:tcW w:w="3540" w:type="dxa"/>
             <w:tcBorders/>
             <w:vAlign w:val="center"/>
           </w:tcPr>
@@ -8394,7 +8595,7 @@
         <w:trPr/>
         <w:tc>
           <w:tcPr>
-            <w:tcW w:w="4621" w:type="dxa"/>
+            <w:tcW w:w="4730" w:type="dxa"/>
             <w:tcBorders/>
             <w:vAlign w:val="center"/>
           </w:tcPr>
@@ -8417,7 +8618,7 @@
         </w:tc>
         <w:tc>
           <w:tcPr>
-            <w:tcW w:w="1551" w:type="dxa"/>
+            <w:tcW w:w="1699" w:type="dxa"/>
             <w:tcBorders/>
             <w:vAlign w:val="center"/>
           </w:tcPr>
@@ -8438,7 +8639,7 @@
         </w:tc>
         <w:tc>
           <w:tcPr>
-            <w:tcW w:w="1790" w:type="dxa"/>
+            <w:tcW w:w="1841" w:type="dxa"/>
             <w:tcBorders/>
             <w:vAlign w:val="center"/>
           </w:tcPr>
@@ -8481,7 +8682,7 @@
         </w:tc>
         <w:tc>
           <w:tcPr>
-            <w:tcW w:w="3377" w:type="dxa"/>
+            <w:tcW w:w="3540" w:type="dxa"/>
             <w:tcBorders/>
             <w:vAlign w:val="center"/>
           </w:tcPr>
@@ -8511,7 +8712,7 @@
         <w:trPr/>
         <w:tc>
           <w:tcPr>
-            <w:tcW w:w="4621" w:type="dxa"/>
+            <w:tcW w:w="4730" w:type="dxa"/>
             <w:tcBorders/>
             <w:vAlign w:val="center"/>
           </w:tcPr>
@@ -8534,7 +8735,7 @@
         </w:tc>
         <w:tc>
           <w:tcPr>
-            <w:tcW w:w="1551" w:type="dxa"/>
+            <w:tcW w:w="1699" w:type="dxa"/>
             <w:tcBorders/>
             <w:vAlign w:val="center"/>
           </w:tcPr>
@@ -8555,7 +8756,7 @@
         </w:tc>
         <w:tc>
           <w:tcPr>
-            <w:tcW w:w="1790" w:type="dxa"/>
+            <w:tcW w:w="1841" w:type="dxa"/>
             <w:tcBorders/>
             <w:vAlign w:val="center"/>
           </w:tcPr>
@@ -8598,7 +8799,7 @@
         </w:tc>
         <w:tc>
           <w:tcPr>
-            <w:tcW w:w="3377" w:type="dxa"/>
+            <w:tcW w:w="3540" w:type="dxa"/>
             <w:tcBorders/>
             <w:vAlign w:val="center"/>
           </w:tcPr>
@@ -8628,7 +8829,7 @@
         <w:trPr/>
         <w:tc>
           <w:tcPr>
-            <w:tcW w:w="4621" w:type="dxa"/>
+            <w:tcW w:w="4730" w:type="dxa"/>
             <w:tcBorders/>
             <w:vAlign w:val="center"/>
           </w:tcPr>
@@ -8701,7 +8902,7 @@
         </w:tc>
         <w:tc>
           <w:tcPr>
-            <w:tcW w:w="1551" w:type="dxa"/>
+            <w:tcW w:w="1699" w:type="dxa"/>
             <w:tcBorders/>
             <w:vAlign w:val="center"/>
           </w:tcPr>
@@ -8722,7 +8923,7 @@
         </w:tc>
         <w:tc>
           <w:tcPr>
-            <w:tcW w:w="1790" w:type="dxa"/>
+            <w:tcW w:w="1841" w:type="dxa"/>
             <w:tcBorders/>
             <w:vAlign w:val="center"/>
           </w:tcPr>
@@ -8765,7 +8966,7 @@
         </w:tc>
         <w:tc>
           <w:tcPr>
-            <w:tcW w:w="3377" w:type="dxa"/>
+            <w:tcW w:w="3540" w:type="dxa"/>
             <w:tcBorders/>
             <w:vAlign w:val="center"/>
           </w:tcPr>
@@ -8799,7 +9000,7 @@
         <w:trPr/>
         <w:tc>
           <w:tcPr>
-            <w:tcW w:w="4621" w:type="dxa"/>
+            <w:tcW w:w="4730" w:type="dxa"/>
             <w:tcBorders/>
             <w:vAlign w:val="center"/>
           </w:tcPr>
@@ -8832,7 +9033,7 @@
         </w:tc>
         <w:tc>
           <w:tcPr>
-            <w:tcW w:w="1551" w:type="dxa"/>
+            <w:tcW w:w="1699" w:type="dxa"/>
             <w:tcBorders/>
             <w:vAlign w:val="center"/>
           </w:tcPr>
@@ -8853,7 +9054,7 @@
         </w:tc>
         <w:tc>
           <w:tcPr>
-            <w:tcW w:w="1790" w:type="dxa"/>
+            <w:tcW w:w="1841" w:type="dxa"/>
             <w:tcBorders/>
             <w:vAlign w:val="center"/>
           </w:tcPr>
@@ -8896,7 +9097,7 @@
         </w:tc>
         <w:tc>
           <w:tcPr>
-            <w:tcW w:w="3377" w:type="dxa"/>
+            <w:tcW w:w="3540" w:type="dxa"/>
             <w:tcBorders/>
             <w:vAlign w:val="center"/>
           </w:tcPr>
@@ -8926,7 +9127,7 @@
         <w:trPr/>
         <w:tc>
           <w:tcPr>
-            <w:tcW w:w="4621" w:type="dxa"/>
+            <w:tcW w:w="4730" w:type="dxa"/>
             <w:tcBorders/>
             <w:vAlign w:val="center"/>
           </w:tcPr>
@@ -8949,7 +9150,7 @@
         </w:tc>
         <w:tc>
           <w:tcPr>
-            <w:tcW w:w="1551" w:type="dxa"/>
+            <w:tcW w:w="1699" w:type="dxa"/>
             <w:tcBorders/>
             <w:vAlign w:val="center"/>
           </w:tcPr>
@@ -8970,7 +9171,7 @@
         </w:tc>
         <w:tc>
           <w:tcPr>
-            <w:tcW w:w="1790" w:type="dxa"/>
+            <w:tcW w:w="1841" w:type="dxa"/>
             <w:tcBorders/>
             <w:vAlign w:val="center"/>
           </w:tcPr>
@@ -9023,7 +9224,7 @@
         </w:tc>
         <w:tc>
           <w:tcPr>
-            <w:tcW w:w="3377" w:type="dxa"/>
+            <w:tcW w:w="3540" w:type="dxa"/>
             <w:tcBorders/>
             <w:vAlign w:val="center"/>
           </w:tcPr>
@@ -9053,7 +9254,7 @@
         <w:trPr/>
         <w:tc>
           <w:tcPr>
-            <w:tcW w:w="4621" w:type="dxa"/>
+            <w:tcW w:w="4730" w:type="dxa"/>
             <w:tcBorders/>
             <w:vAlign w:val="center"/>
           </w:tcPr>
@@ -9076,7 +9277,7 @@
         </w:tc>
         <w:tc>
           <w:tcPr>
-            <w:tcW w:w="1551" w:type="dxa"/>
+            <w:tcW w:w="1699" w:type="dxa"/>
             <w:tcBorders/>
             <w:vAlign w:val="center"/>
           </w:tcPr>
@@ -9097,7 +9298,7 @@
         </w:tc>
         <w:tc>
           <w:tcPr>
-            <w:tcW w:w="1790" w:type="dxa"/>
+            <w:tcW w:w="1841" w:type="dxa"/>
             <w:tcBorders/>
             <w:vAlign w:val="center"/>
           </w:tcPr>
@@ -9118,7 +9319,7 @@
         </w:tc>
         <w:tc>
           <w:tcPr>
-            <w:tcW w:w="3377" w:type="dxa"/>
+            <w:tcW w:w="3540" w:type="dxa"/>
             <w:tcBorders/>
             <w:vAlign w:val="center"/>
           </w:tcPr>
@@ -9178,7 +9379,7 @@
         <w:trPr/>
         <w:tc>
           <w:tcPr>
-            <w:tcW w:w="4621" w:type="dxa"/>
+            <w:tcW w:w="4730" w:type="dxa"/>
             <w:tcBorders/>
             <w:vAlign w:val="center"/>
           </w:tcPr>
@@ -9201,7 +9402,7 @@
         </w:tc>
         <w:tc>
           <w:tcPr>
-            <w:tcW w:w="1551" w:type="dxa"/>
+            <w:tcW w:w="1699" w:type="dxa"/>
             <w:tcBorders/>
             <w:vAlign w:val="center"/>
           </w:tcPr>
@@ -9222,7 +9423,7 @@
         </w:tc>
         <w:tc>
           <w:tcPr>
-            <w:tcW w:w="1790" w:type="dxa"/>
+            <w:tcW w:w="1841" w:type="dxa"/>
             <w:tcBorders/>
             <w:vAlign w:val="center"/>
           </w:tcPr>
@@ -9243,7 +9444,7 @@
         </w:tc>
         <w:tc>
           <w:tcPr>
-            <w:tcW w:w="3377" w:type="dxa"/>
+            <w:tcW w:w="3540" w:type="dxa"/>
             <w:tcBorders/>
             <w:vAlign w:val="center"/>
           </w:tcPr>
@@ -9273,7 +9474,7 @@
         <w:trPr/>
         <w:tc>
           <w:tcPr>
-            <w:tcW w:w="4621" w:type="dxa"/>
+            <w:tcW w:w="4730" w:type="dxa"/>
             <w:tcBorders/>
             <w:vAlign w:val="center"/>
           </w:tcPr>
@@ -9296,7 +9497,7 @@
         </w:tc>
         <w:tc>
           <w:tcPr>
-            <w:tcW w:w="1551" w:type="dxa"/>
+            <w:tcW w:w="1699" w:type="dxa"/>
             <w:tcBorders/>
             <w:vAlign w:val="center"/>
           </w:tcPr>
@@ -9317,7 +9518,7 @@
         </w:tc>
         <w:tc>
           <w:tcPr>
-            <w:tcW w:w="1790" w:type="dxa"/>
+            <w:tcW w:w="1841" w:type="dxa"/>
             <w:tcBorders/>
             <w:vAlign w:val="center"/>
           </w:tcPr>
@@ -9338,7 +9539,7 @@
         </w:tc>
         <w:tc>
           <w:tcPr>
-            <w:tcW w:w="3377" w:type="dxa"/>
+            <w:tcW w:w="3540" w:type="dxa"/>
             <w:tcBorders/>
             <w:vAlign w:val="center"/>
           </w:tcPr>
@@ -9378,7 +9579,7 @@
         <w:trPr/>
         <w:tc>
           <w:tcPr>
-            <w:tcW w:w="4621" w:type="dxa"/>
+            <w:tcW w:w="4730" w:type="dxa"/>
             <w:tcBorders/>
             <w:vAlign w:val="center"/>
           </w:tcPr>
@@ -9411,7 +9612,7 @@
         </w:tc>
         <w:tc>
           <w:tcPr>
-            <w:tcW w:w="1551" w:type="dxa"/>
+            <w:tcW w:w="1699" w:type="dxa"/>
             <w:tcBorders/>
             <w:vAlign w:val="center"/>
           </w:tcPr>
@@ -9432,7 +9633,7 @@
         </w:tc>
         <w:tc>
           <w:tcPr>
-            <w:tcW w:w="1790" w:type="dxa"/>
+            <w:tcW w:w="1841" w:type="dxa"/>
             <w:tcBorders/>
             <w:vAlign w:val="center"/>
           </w:tcPr>
@@ -9453,7 +9654,7 @@
         </w:tc>
         <w:tc>
           <w:tcPr>
-            <w:tcW w:w="3377" w:type="dxa"/>
+            <w:tcW w:w="3540" w:type="dxa"/>
             <w:tcBorders/>
             <w:vAlign w:val="center"/>
           </w:tcPr>
@@ -9477,7 +9678,7 @@
         <w:trPr/>
         <w:tc>
           <w:tcPr>
-            <w:tcW w:w="4621" w:type="dxa"/>
+            <w:tcW w:w="4730" w:type="dxa"/>
             <w:tcBorders/>
             <w:vAlign w:val="center"/>
           </w:tcPr>
@@ -9500,7 +9701,7 @@
         </w:tc>
         <w:tc>
           <w:tcPr>
-            <w:tcW w:w="1551" w:type="dxa"/>
+            <w:tcW w:w="1699" w:type="dxa"/>
             <w:tcBorders/>
             <w:vAlign w:val="center"/>
           </w:tcPr>
@@ -9521,7 +9722,7 @@
         </w:tc>
         <w:tc>
           <w:tcPr>
-            <w:tcW w:w="1790" w:type="dxa"/>
+            <w:tcW w:w="1841" w:type="dxa"/>
             <w:tcBorders/>
             <w:vAlign w:val="center"/>
           </w:tcPr>
@@ -9548,7 +9749,7 @@
         </w:tc>
         <w:tc>
           <w:tcPr>
-            <w:tcW w:w="3377" w:type="dxa"/>
+            <w:tcW w:w="3540" w:type="dxa"/>
             <w:tcBorders/>
             <w:vAlign w:val="center"/>
           </w:tcPr>
@@ -9588,7 +9789,7 @@
         <w:trPr/>
         <w:tc>
           <w:tcPr>
-            <w:tcW w:w="4621" w:type="dxa"/>
+            <w:tcW w:w="4730" w:type="dxa"/>
             <w:tcBorders/>
             <w:vAlign w:val="center"/>
           </w:tcPr>
@@ -9611,7 +9812,7 @@
         </w:tc>
         <w:tc>
           <w:tcPr>
-            <w:tcW w:w="1551" w:type="dxa"/>
+            <w:tcW w:w="1699" w:type="dxa"/>
             <w:tcBorders/>
             <w:vAlign w:val="center"/>
           </w:tcPr>
@@ -9632,7 +9833,7 @@
         </w:tc>
         <w:tc>
           <w:tcPr>
-            <w:tcW w:w="1790" w:type="dxa"/>
+            <w:tcW w:w="1841" w:type="dxa"/>
             <w:tcBorders/>
             <w:vAlign w:val="center"/>
           </w:tcPr>
@@ -9653,7 +9854,7 @@
         </w:tc>
         <w:tc>
           <w:tcPr>
-            <w:tcW w:w="3377" w:type="dxa"/>
+            <w:tcW w:w="3540" w:type="dxa"/>
             <w:tcBorders/>
             <w:vAlign w:val="center"/>
           </w:tcPr>
@@ -9683,7 +9884,7 @@
         <w:trPr/>
         <w:tc>
           <w:tcPr>
-            <w:tcW w:w="4621" w:type="dxa"/>
+            <w:tcW w:w="4730" w:type="dxa"/>
             <w:tcBorders/>
             <w:vAlign w:val="center"/>
           </w:tcPr>
@@ -9706,7 +9907,7 @@
         </w:tc>
         <w:tc>
           <w:tcPr>
-            <w:tcW w:w="1551" w:type="dxa"/>
+            <w:tcW w:w="1699" w:type="dxa"/>
             <w:tcBorders/>
             <w:vAlign w:val="center"/>
           </w:tcPr>
@@ -9727,7 +9928,7 @@
         </w:tc>
         <w:tc>
           <w:tcPr>
-            <w:tcW w:w="1790" w:type="dxa"/>
+            <w:tcW w:w="1841" w:type="dxa"/>
             <w:tcBorders/>
             <w:vAlign w:val="center"/>
           </w:tcPr>
@@ -9758,7 +9959,7 @@
         </w:tc>
         <w:tc>
           <w:tcPr>
-            <w:tcW w:w="3377" w:type="dxa"/>
+            <w:tcW w:w="3540" w:type="dxa"/>
             <w:tcBorders/>
             <w:vAlign w:val="center"/>
           </w:tcPr>
@@ -11161,9 +11362,9 @@
     </w:p>
     <w:tbl>
       <w:tblPr>
-        <w:tblW w:w="11339" w:type="dxa"/>
+        <w:tblW w:w="11810" w:type="dxa"/>
         <w:jc w:val="left"/>
-        <w:tblInd w:w="28" w:type="dxa"/>
+        <w:tblInd w:w="0" w:type="dxa"/>
         <w:tblLayout w:type="fixed"/>
         <w:tblCellMar>
           <w:top w:w="28" w:type="dxa"/>
@@ -11173,10 +11374,10 @@
         </w:tblCellMar>
       </w:tblPr>
       <w:tblGrid>
-        <w:gridCol w:w="2285"/>
-        <w:gridCol w:w="4100"/>
-        <w:gridCol w:w="1802"/>
-        <w:gridCol w:w="3152"/>
+        <w:gridCol w:w="2554"/>
+        <w:gridCol w:w="4096"/>
+        <w:gridCol w:w="1859"/>
+        <w:gridCol w:w="3301"/>
       </w:tblGrid>
       <w:tr>
         <w:trPr>
@@ -11184,7 +11385,7 @@
         </w:trPr>
         <w:tc>
           <w:tcPr>
-            <w:tcW w:w="2285" w:type="dxa"/>
+            <w:tcW w:w="2554" w:type="dxa"/>
             <w:tcBorders/>
             <w:vAlign w:val="center"/>
           </w:tcPr>
@@ -11206,7 +11407,7 @@
         </w:tc>
         <w:tc>
           <w:tcPr>
-            <w:tcW w:w="4100" w:type="dxa"/>
+            <w:tcW w:w="4096" w:type="dxa"/>
             <w:tcBorders/>
             <w:vAlign w:val="center"/>
           </w:tcPr>
@@ -11228,7 +11429,7 @@
         </w:tc>
         <w:tc>
           <w:tcPr>
-            <w:tcW w:w="1802" w:type="dxa"/>
+            <w:tcW w:w="1859" w:type="dxa"/>
             <w:tcBorders/>
             <w:vAlign w:val="center"/>
           </w:tcPr>
@@ -11250,7 +11451,7 @@
         </w:tc>
         <w:tc>
           <w:tcPr>
-            <w:tcW w:w="3152" w:type="dxa"/>
+            <w:tcW w:w="3301" w:type="dxa"/>
             <w:tcBorders/>
             <w:vAlign w:val="center"/>
           </w:tcPr>
@@ -11275,7 +11476,7 @@
         <w:trPr/>
         <w:tc>
           <w:tcPr>
-            <w:tcW w:w="2285" w:type="dxa"/>
+            <w:tcW w:w="2554" w:type="dxa"/>
             <w:tcBorders/>
             <w:vAlign w:val="center"/>
           </w:tcPr>
@@ -11312,7 +11513,7 @@
         </w:tc>
         <w:tc>
           <w:tcPr>
-            <w:tcW w:w="4100" w:type="dxa"/>
+            <w:tcW w:w="4096" w:type="dxa"/>
             <w:tcBorders/>
             <w:vAlign w:val="center"/>
           </w:tcPr>
@@ -11335,7 +11536,7 @@
         </w:tc>
         <w:tc>
           <w:tcPr>
-            <w:tcW w:w="1802" w:type="dxa"/>
+            <w:tcW w:w="1859" w:type="dxa"/>
             <w:tcBorders/>
             <w:vAlign w:val="center"/>
           </w:tcPr>
@@ -11358,7 +11559,7 @@
         </w:tc>
         <w:tc>
           <w:tcPr>
-            <w:tcW w:w="3152" w:type="dxa"/>
+            <w:tcW w:w="3301" w:type="dxa"/>
             <w:tcBorders/>
             <w:vAlign w:val="center"/>
           </w:tcPr>
@@ -11382,7 +11583,7 @@
         <w:trPr/>
         <w:tc>
           <w:tcPr>
-            <w:tcW w:w="2285" w:type="dxa"/>
+            <w:tcW w:w="2554" w:type="dxa"/>
             <w:tcBorders/>
             <w:vAlign w:val="center"/>
           </w:tcPr>
@@ -11403,7 +11604,7 @@
         </w:tc>
         <w:tc>
           <w:tcPr>
-            <w:tcW w:w="4100" w:type="dxa"/>
+            <w:tcW w:w="4096" w:type="dxa"/>
             <w:tcBorders/>
             <w:vAlign w:val="center"/>
           </w:tcPr>
@@ -11426,7 +11627,7 @@
         </w:tc>
         <w:tc>
           <w:tcPr>
-            <w:tcW w:w="1802" w:type="dxa"/>
+            <w:tcW w:w="1859" w:type="dxa"/>
             <w:tcBorders/>
             <w:vAlign w:val="center"/>
           </w:tcPr>
@@ -11499,7 +11700,7 @@
         </w:tc>
         <w:tc>
           <w:tcPr>
-            <w:tcW w:w="3152" w:type="dxa"/>
+            <w:tcW w:w="3301" w:type="dxa"/>
             <w:tcBorders/>
             <w:vAlign w:val="center"/>
           </w:tcPr>
@@ -11523,7 +11724,7 @@
         <w:trPr/>
         <w:tc>
           <w:tcPr>
-            <w:tcW w:w="2285" w:type="dxa"/>
+            <w:tcW w:w="2554" w:type="dxa"/>
             <w:tcBorders/>
             <w:vAlign w:val="center"/>
           </w:tcPr>
@@ -11544,7 +11745,7 @@
         </w:tc>
         <w:tc>
           <w:tcPr>
-            <w:tcW w:w="4100" w:type="dxa"/>
+            <w:tcW w:w="4096" w:type="dxa"/>
             <w:tcBorders/>
             <w:vAlign w:val="center"/>
           </w:tcPr>
@@ -11567,7 +11768,7 @@
         </w:tc>
         <w:tc>
           <w:tcPr>
-            <w:tcW w:w="1802" w:type="dxa"/>
+            <w:tcW w:w="1859" w:type="dxa"/>
             <w:tcBorders/>
             <w:vAlign w:val="center"/>
           </w:tcPr>
@@ -11588,7 +11789,7 @@
         </w:tc>
         <w:tc>
           <w:tcPr>
-            <w:tcW w:w="3152" w:type="dxa"/>
+            <w:tcW w:w="3301" w:type="dxa"/>
             <w:tcBorders/>
             <w:vAlign w:val="center"/>
           </w:tcPr>
@@ -11612,7 +11813,7 @@
         <w:trPr/>
         <w:tc>
           <w:tcPr>
-            <w:tcW w:w="2285" w:type="dxa"/>
+            <w:tcW w:w="2554" w:type="dxa"/>
             <w:tcBorders/>
             <w:vAlign w:val="center"/>
           </w:tcPr>
@@ -11633,7 +11834,7 @@
         </w:tc>
         <w:tc>
           <w:tcPr>
-            <w:tcW w:w="4100" w:type="dxa"/>
+            <w:tcW w:w="4096" w:type="dxa"/>
             <w:tcBorders/>
             <w:vAlign w:val="center"/>
           </w:tcPr>
@@ -11656,7 +11857,7 @@
         </w:tc>
         <w:tc>
           <w:tcPr>
-            <w:tcW w:w="1802" w:type="dxa"/>
+            <w:tcW w:w="1859" w:type="dxa"/>
             <w:tcBorders/>
             <w:vAlign w:val="center"/>
           </w:tcPr>
@@ -11679,7 +11880,7 @@
         </w:tc>
         <w:tc>
           <w:tcPr>
-            <w:tcW w:w="3152" w:type="dxa"/>
+            <w:tcW w:w="3301" w:type="dxa"/>
             <w:tcBorders/>
             <w:vAlign w:val="center"/>
           </w:tcPr>
@@ -11703,7 +11904,7 @@
         <w:trPr/>
         <w:tc>
           <w:tcPr>
-            <w:tcW w:w="2285" w:type="dxa"/>
+            <w:tcW w:w="2554" w:type="dxa"/>
             <w:tcBorders/>
             <w:vAlign w:val="center"/>
           </w:tcPr>
@@ -11724,7 +11925,7 @@
         </w:tc>
         <w:tc>
           <w:tcPr>
-            <w:tcW w:w="4100" w:type="dxa"/>
+            <w:tcW w:w="4096" w:type="dxa"/>
             <w:tcBorders/>
             <w:vAlign w:val="center"/>
           </w:tcPr>
@@ -11747,7 +11948,7 @@
         </w:tc>
         <w:tc>
           <w:tcPr>
-            <w:tcW w:w="1802" w:type="dxa"/>
+            <w:tcW w:w="1859" w:type="dxa"/>
             <w:tcBorders/>
             <w:vAlign w:val="center"/>
           </w:tcPr>
@@ -11770,7 +11971,7 @@
         </w:tc>
         <w:tc>
           <w:tcPr>
-            <w:tcW w:w="3152" w:type="dxa"/>
+            <w:tcW w:w="3301" w:type="dxa"/>
             <w:tcBorders/>
             <w:vAlign w:val="center"/>
           </w:tcPr>
@@ -11794,7 +11995,7 @@
         <w:trPr/>
         <w:tc>
           <w:tcPr>
-            <w:tcW w:w="2285" w:type="dxa"/>
+            <w:tcW w:w="2554" w:type="dxa"/>
             <w:tcBorders/>
             <w:vAlign w:val="center"/>
           </w:tcPr>
@@ -11821,7 +12022,7 @@
         </w:tc>
         <w:tc>
           <w:tcPr>
-            <w:tcW w:w="4100" w:type="dxa"/>
+            <w:tcW w:w="4096" w:type="dxa"/>
             <w:tcBorders/>
             <w:vAlign w:val="center"/>
           </w:tcPr>
@@ -11844,7 +12045,7 @@
         </w:tc>
         <w:tc>
           <w:tcPr>
-            <w:tcW w:w="1802" w:type="dxa"/>
+            <w:tcW w:w="1859" w:type="dxa"/>
             <w:tcBorders/>
             <w:vAlign w:val="center"/>
           </w:tcPr>
@@ -11867,7 +12068,7 @@
         </w:tc>
         <w:tc>
           <w:tcPr>
-            <w:tcW w:w="3152" w:type="dxa"/>
+            <w:tcW w:w="3301" w:type="dxa"/>
             <w:tcBorders/>
             <w:vAlign w:val="center"/>
           </w:tcPr>
@@ -11901,7 +12102,7 @@
         <w:trPr/>
         <w:tc>
           <w:tcPr>
-            <w:tcW w:w="2285" w:type="dxa"/>
+            <w:tcW w:w="2554" w:type="dxa"/>
             <w:tcBorders/>
             <w:vAlign w:val="center"/>
           </w:tcPr>
@@ -11924,7 +12125,7 @@
         </w:tc>
         <w:tc>
           <w:tcPr>
-            <w:tcW w:w="4100" w:type="dxa"/>
+            <w:tcW w:w="4096" w:type="dxa"/>
             <w:tcBorders/>
             <w:vAlign w:val="center"/>
           </w:tcPr>
@@ -11947,7 +12148,7 @@
         </w:tc>
         <w:tc>
           <w:tcPr>
-            <w:tcW w:w="1802" w:type="dxa"/>
+            <w:tcW w:w="1859" w:type="dxa"/>
             <w:tcBorders/>
             <w:vAlign w:val="center"/>
           </w:tcPr>
@@ -11970,7 +12171,7 @@
         </w:tc>
         <w:tc>
           <w:tcPr>
-            <w:tcW w:w="3152" w:type="dxa"/>
+            <w:tcW w:w="3301" w:type="dxa"/>
             <w:tcBorders/>
             <w:vAlign w:val="center"/>
           </w:tcPr>
@@ -12024,7 +12225,7 @@
         <w:trPr/>
         <w:tc>
           <w:tcPr>
-            <w:tcW w:w="2285" w:type="dxa"/>
+            <w:tcW w:w="2554" w:type="dxa"/>
             <w:tcBorders/>
             <w:vAlign w:val="center"/>
           </w:tcPr>
@@ -12061,7 +12262,7 @@
         </w:tc>
         <w:tc>
           <w:tcPr>
-            <w:tcW w:w="4100" w:type="dxa"/>
+            <w:tcW w:w="4096" w:type="dxa"/>
             <w:tcBorders/>
             <w:vAlign w:val="center"/>
           </w:tcPr>
@@ -12084,7 +12285,7 @@
         </w:tc>
         <w:tc>
           <w:tcPr>
-            <w:tcW w:w="1802" w:type="dxa"/>
+            <w:tcW w:w="1859" w:type="dxa"/>
             <w:tcBorders/>
             <w:vAlign w:val="center"/>
           </w:tcPr>
@@ -12107,7 +12308,7 @@
         </w:tc>
         <w:tc>
           <w:tcPr>
-            <w:tcW w:w="3152" w:type="dxa"/>
+            <w:tcW w:w="3301" w:type="dxa"/>
             <w:tcBorders/>
             <w:vAlign w:val="center"/>
           </w:tcPr>
@@ -12141,7 +12342,7 @@
         <w:trPr/>
         <w:tc>
           <w:tcPr>
-            <w:tcW w:w="2285" w:type="dxa"/>
+            <w:tcW w:w="2554" w:type="dxa"/>
             <w:tcBorders/>
             <w:vAlign w:val="center"/>
           </w:tcPr>
@@ -12164,7 +12365,7 @@
         </w:tc>
         <w:tc>
           <w:tcPr>
-            <w:tcW w:w="4100" w:type="dxa"/>
+            <w:tcW w:w="4096" w:type="dxa"/>
             <w:tcBorders/>
             <w:vAlign w:val="center"/>
           </w:tcPr>
@@ -12187,7 +12388,7 @@
         </w:tc>
         <w:tc>
           <w:tcPr>
-            <w:tcW w:w="1802" w:type="dxa"/>
+            <w:tcW w:w="1859" w:type="dxa"/>
             <w:tcBorders/>
             <w:vAlign w:val="center"/>
           </w:tcPr>
@@ -12210,7 +12411,7 @@
         </w:tc>
         <w:tc>
           <w:tcPr>
-            <w:tcW w:w="3152" w:type="dxa"/>
+            <w:tcW w:w="3301" w:type="dxa"/>
             <w:tcBorders/>
             <w:vAlign w:val="center"/>
           </w:tcPr>
@@ -12234,7 +12435,7 @@
         <w:trPr/>
         <w:tc>
           <w:tcPr>
-            <w:tcW w:w="2285" w:type="dxa"/>
+            <w:tcW w:w="2554" w:type="dxa"/>
             <w:tcBorders/>
             <w:vAlign w:val="center"/>
           </w:tcPr>
@@ -12257,7 +12458,7 @@
         </w:tc>
         <w:tc>
           <w:tcPr>
-            <w:tcW w:w="4100" w:type="dxa"/>
+            <w:tcW w:w="4096" w:type="dxa"/>
             <w:tcBorders/>
             <w:vAlign w:val="center"/>
           </w:tcPr>
@@ -12280,7 +12481,7 @@
         </w:tc>
         <w:tc>
           <w:tcPr>
-            <w:tcW w:w="1802" w:type="dxa"/>
+            <w:tcW w:w="1859" w:type="dxa"/>
             <w:tcBorders/>
             <w:vAlign w:val="center"/>
           </w:tcPr>
@@ -12303,7 +12504,7 @@
         </w:tc>
         <w:tc>
           <w:tcPr>
-            <w:tcW w:w="3152" w:type="dxa"/>
+            <w:tcW w:w="3301" w:type="dxa"/>
             <w:tcBorders/>
             <w:vAlign w:val="center"/>
           </w:tcPr>
@@ -12327,7 +12528,7 @@
         <w:trPr/>
         <w:tc>
           <w:tcPr>
-            <w:tcW w:w="2285" w:type="dxa"/>
+            <w:tcW w:w="2554" w:type="dxa"/>
             <w:tcBorders/>
             <w:vAlign w:val="center"/>
           </w:tcPr>
@@ -12350,7 +12551,7 @@
         </w:tc>
         <w:tc>
           <w:tcPr>
-            <w:tcW w:w="4100" w:type="dxa"/>
+            <w:tcW w:w="4096" w:type="dxa"/>
             <w:tcBorders/>
             <w:vAlign w:val="center"/>
           </w:tcPr>
@@ -12373,7 +12574,7 @@
         </w:tc>
         <w:tc>
           <w:tcPr>
-            <w:tcW w:w="1802" w:type="dxa"/>
+            <w:tcW w:w="1859" w:type="dxa"/>
             <w:tcBorders/>
             <w:vAlign w:val="center"/>
           </w:tcPr>
@@ -12396,7 +12597,7 @@
         </w:tc>
         <w:tc>
           <w:tcPr>
-            <w:tcW w:w="3152" w:type="dxa"/>
+            <w:tcW w:w="3301" w:type="dxa"/>
             <w:tcBorders/>
             <w:vAlign w:val="center"/>
           </w:tcPr>
@@ -12616,9 +12817,9 @@
     </w:p>
     <w:tbl>
       <w:tblPr>
-        <w:tblW w:w="10959" w:type="dxa"/>
+        <w:tblW w:w="11253" w:type="dxa"/>
         <w:jc w:val="left"/>
-        <w:tblInd w:w="28" w:type="dxa"/>
+        <w:tblInd w:w="0" w:type="dxa"/>
         <w:tblLayout w:type="fixed"/>
         <w:tblCellMar>
           <w:top w:w="28" w:type="dxa"/>
@@ -12628,9 +12829,9 @@
         </w:tblCellMar>
       </w:tblPr>
       <w:tblGrid>
-        <w:gridCol w:w="3762"/>
-        <w:gridCol w:w="2975"/>
-        <w:gridCol w:w="4222"/>
+        <w:gridCol w:w="3751"/>
+        <w:gridCol w:w="3091"/>
+        <w:gridCol w:w="4411"/>
       </w:tblGrid>
       <w:tr>
         <w:trPr>
@@ -12638,7 +12839,7 @@
         </w:trPr>
         <w:tc>
           <w:tcPr>
-            <w:tcW w:w="3762" w:type="dxa"/>
+            <w:tcW w:w="3751" w:type="dxa"/>
             <w:tcBorders/>
             <w:vAlign w:val="center"/>
           </w:tcPr>
@@ -12660,7 +12861,7 @@
         </w:tc>
         <w:tc>
           <w:tcPr>
-            <w:tcW w:w="2975" w:type="dxa"/>
+            <w:tcW w:w="3091" w:type="dxa"/>
             <w:tcBorders/>
             <w:vAlign w:val="center"/>
           </w:tcPr>
@@ -12682,7 +12883,7 @@
         </w:tc>
         <w:tc>
           <w:tcPr>
-            <w:tcW w:w="4222" w:type="dxa"/>
+            <w:tcW w:w="4411" w:type="dxa"/>
             <w:tcBorders/>
             <w:vAlign w:val="center"/>
           </w:tcPr>
@@ -12707,7 +12908,7 @@
         <w:trPr/>
         <w:tc>
           <w:tcPr>
-            <w:tcW w:w="3762" w:type="dxa"/>
+            <w:tcW w:w="3751" w:type="dxa"/>
             <w:tcBorders/>
             <w:vAlign w:val="center"/>
           </w:tcPr>
@@ -12730,7 +12931,7 @@
         </w:tc>
         <w:tc>
           <w:tcPr>
-            <w:tcW w:w="2975" w:type="dxa"/>
+            <w:tcW w:w="3091" w:type="dxa"/>
             <w:tcBorders/>
             <w:vAlign w:val="center"/>
           </w:tcPr>
@@ -12751,7 +12952,7 @@
         </w:tc>
         <w:tc>
           <w:tcPr>
-            <w:tcW w:w="4222" w:type="dxa"/>
+            <w:tcW w:w="4411" w:type="dxa"/>
             <w:tcBorders/>
             <w:vAlign w:val="center"/>
           </w:tcPr>
@@ -12775,7 +12976,7 @@
         <w:trPr/>
         <w:tc>
           <w:tcPr>
-            <w:tcW w:w="3762" w:type="dxa"/>
+            <w:tcW w:w="3751" w:type="dxa"/>
             <w:tcBorders/>
             <w:vAlign w:val="center"/>
           </w:tcPr>
@@ -12798,7 +12999,7 @@
         </w:tc>
         <w:tc>
           <w:tcPr>
-            <w:tcW w:w="2975" w:type="dxa"/>
+            <w:tcW w:w="3091" w:type="dxa"/>
             <w:tcBorders/>
             <w:vAlign w:val="center"/>
           </w:tcPr>
@@ -12819,7 +13020,7 @@
         </w:tc>
         <w:tc>
           <w:tcPr>
-            <w:tcW w:w="4222" w:type="dxa"/>
+            <w:tcW w:w="4411" w:type="dxa"/>
             <w:tcBorders/>
             <w:vAlign w:val="center"/>
           </w:tcPr>
@@ -13300,9 +13501,9 @@
     </w:p>
     <w:tbl>
       <w:tblPr>
-        <w:tblW w:w="11339" w:type="dxa"/>
+        <w:tblW w:w="11810" w:type="dxa"/>
         <w:jc w:val="left"/>
-        <w:tblInd w:w="28" w:type="dxa"/>
+        <w:tblInd w:w="0" w:type="dxa"/>
         <w:tblLayout w:type="fixed"/>
         <w:tblCellMar>
           <w:top w:w="28" w:type="dxa"/>
@@ -13312,9 +13513,9 @@
         </w:tblCellMar>
       </w:tblPr>
       <w:tblGrid>
-        <w:gridCol w:w="1180"/>
-        <w:gridCol w:w="7903"/>
-        <w:gridCol w:w="2256"/>
+        <w:gridCol w:w="1186"/>
+        <w:gridCol w:w="8225"/>
+        <w:gridCol w:w="2399"/>
       </w:tblGrid>
       <w:tr>
         <w:trPr>
@@ -13322,7 +13523,7 @@
         </w:trPr>
         <w:tc>
           <w:tcPr>
-            <w:tcW w:w="1180" w:type="dxa"/>
+            <w:tcW w:w="1186" w:type="dxa"/>
             <w:tcBorders/>
             <w:vAlign w:val="center"/>
           </w:tcPr>
@@ -13344,7 +13545,7 @@
         </w:tc>
         <w:tc>
           <w:tcPr>
-            <w:tcW w:w="7903" w:type="dxa"/>
+            <w:tcW w:w="8225" w:type="dxa"/>
             <w:tcBorders/>
             <w:vAlign w:val="center"/>
           </w:tcPr>
@@ -13366,7 +13567,7 @@
         </w:tc>
         <w:tc>
           <w:tcPr>
-            <w:tcW w:w="2256" w:type="dxa"/>
+            <w:tcW w:w="2399" w:type="dxa"/>
             <w:tcBorders/>
             <w:vAlign w:val="center"/>
           </w:tcPr>
@@ -13401,7 +13602,7 @@
         <w:trPr/>
         <w:tc>
           <w:tcPr>
-            <w:tcW w:w="1180" w:type="dxa"/>
+            <w:tcW w:w="1186" w:type="dxa"/>
             <w:tcBorders/>
             <w:vAlign w:val="center"/>
           </w:tcPr>
@@ -13424,7 +13625,7 @@
         </w:tc>
         <w:tc>
           <w:tcPr>
-            <w:tcW w:w="7903" w:type="dxa"/>
+            <w:tcW w:w="8225" w:type="dxa"/>
             <w:tcBorders/>
             <w:vAlign w:val="center"/>
           </w:tcPr>
@@ -13455,7 +13656,7 @@
         </w:tc>
         <w:tc>
           <w:tcPr>
-            <w:tcW w:w="2256" w:type="dxa"/>
+            <w:tcW w:w="2399" w:type="dxa"/>
             <w:tcBorders/>
             <w:vAlign w:val="center"/>
           </w:tcPr>
@@ -13499,7 +13700,7 @@
         <w:trPr/>
         <w:tc>
           <w:tcPr>
-            <w:tcW w:w="1180" w:type="dxa"/>
+            <w:tcW w:w="1186" w:type="dxa"/>
             <w:tcBorders/>
             <w:vAlign w:val="center"/>
           </w:tcPr>
@@ -13522,7 +13723,7 @@
         </w:tc>
         <w:tc>
           <w:tcPr>
-            <w:tcW w:w="7903" w:type="dxa"/>
+            <w:tcW w:w="8225" w:type="dxa"/>
             <w:tcBorders/>
             <w:vAlign w:val="center"/>
           </w:tcPr>
@@ -13553,7 +13754,7 @@
         </w:tc>
         <w:tc>
           <w:tcPr>
-            <w:tcW w:w="2256" w:type="dxa"/>
+            <w:tcW w:w="2399" w:type="dxa"/>
             <w:tcBorders/>
             <w:vAlign w:val="center"/>
           </w:tcPr>
@@ -13597,7 +13798,7 @@
         <w:trPr/>
         <w:tc>
           <w:tcPr>
-            <w:tcW w:w="1180" w:type="dxa"/>
+            <w:tcW w:w="1186" w:type="dxa"/>
             <w:tcBorders/>
             <w:vAlign w:val="center"/>
           </w:tcPr>
@@ -13620,7 +13821,7 @@
         </w:tc>
         <w:tc>
           <w:tcPr>
-            <w:tcW w:w="7903" w:type="dxa"/>
+            <w:tcW w:w="8225" w:type="dxa"/>
             <w:tcBorders/>
             <w:vAlign w:val="center"/>
           </w:tcPr>
@@ -13641,7 +13842,7 @@
         </w:tc>
         <w:tc>
           <w:tcPr>
-            <w:tcW w:w="2256" w:type="dxa"/>
+            <w:tcW w:w="2399" w:type="dxa"/>
             <w:tcBorders/>
             <w:vAlign w:val="center"/>
           </w:tcPr>
@@ -13671,7 +13872,7 @@
         <w:trPr/>
         <w:tc>
           <w:tcPr>
-            <w:tcW w:w="1180" w:type="dxa"/>
+            <w:tcW w:w="1186" w:type="dxa"/>
             <w:tcBorders/>
             <w:vAlign w:val="center"/>
           </w:tcPr>
@@ -13694,7 +13895,7 @@
         </w:tc>
         <w:tc>
           <w:tcPr>
-            <w:tcW w:w="7903" w:type="dxa"/>
+            <w:tcW w:w="8225" w:type="dxa"/>
             <w:tcBorders/>
             <w:vAlign w:val="center"/>
           </w:tcPr>
@@ -13777,7 +13978,7 @@
         </w:tc>
         <w:tc>
           <w:tcPr>
-            <w:tcW w:w="2256" w:type="dxa"/>
+            <w:tcW w:w="2399" w:type="dxa"/>
             <w:tcBorders/>
             <w:vAlign w:val="center"/>
           </w:tcPr>
@@ -13801,7 +14002,7 @@
         <w:trPr/>
         <w:tc>
           <w:tcPr>
-            <w:tcW w:w="1180" w:type="dxa"/>
+            <w:tcW w:w="1186" w:type="dxa"/>
             <w:tcBorders/>
             <w:vAlign w:val="center"/>
           </w:tcPr>
@@ -13824,7 +14025,7 @@
         </w:tc>
         <w:tc>
           <w:tcPr>
-            <w:tcW w:w="7903" w:type="dxa"/>
+            <w:tcW w:w="8225" w:type="dxa"/>
             <w:tcBorders/>
             <w:vAlign w:val="center"/>
           </w:tcPr>
@@ -13845,7 +14046,7 @@
         </w:tc>
         <w:tc>
           <w:tcPr>
-            <w:tcW w:w="2256" w:type="dxa"/>
+            <w:tcW w:w="2399" w:type="dxa"/>
             <w:tcBorders/>
             <w:vAlign w:val="center"/>
           </w:tcPr>
@@ -13925,9 +14126,9 @@
     </w:p>
     <w:tbl>
       <w:tblPr>
-        <w:tblW w:w="11339" w:type="dxa"/>
+        <w:tblW w:w="11810" w:type="dxa"/>
         <w:jc w:val="left"/>
-        <w:tblInd w:w="28" w:type="dxa"/>
+        <w:tblInd w:w="0" w:type="dxa"/>
         <w:tblLayout w:type="fixed"/>
         <w:tblCellMar>
           <w:top w:w="28" w:type="dxa"/>
@@ -13937,8 +14138,8 @@
         </w:tblCellMar>
       </w:tblPr>
       <w:tblGrid>
-        <w:gridCol w:w="5449"/>
-        <w:gridCol w:w="5890"/>
+        <w:gridCol w:w="5490"/>
+        <w:gridCol w:w="6320"/>
       </w:tblGrid>
       <w:tr>
         <w:trPr>
@@ -13946,7 +14147,7 @@
         </w:trPr>
         <w:tc>
           <w:tcPr>
-            <w:tcW w:w="5449" w:type="dxa"/>
+            <w:tcW w:w="5490" w:type="dxa"/>
             <w:tcBorders/>
             <w:vAlign w:val="center"/>
           </w:tcPr>
@@ -13968,7 +14169,7 @@
         </w:tc>
         <w:tc>
           <w:tcPr>
-            <w:tcW w:w="5890" w:type="dxa"/>
+            <w:tcW w:w="6320" w:type="dxa"/>
             <w:tcBorders/>
             <w:vAlign w:val="center"/>
           </w:tcPr>
@@ -13993,7 +14194,7 @@
         <w:trPr/>
         <w:tc>
           <w:tcPr>
-            <w:tcW w:w="5449" w:type="dxa"/>
+            <w:tcW w:w="5490" w:type="dxa"/>
             <w:tcBorders/>
             <w:vAlign w:val="center"/>
           </w:tcPr>
@@ -14016,7 +14217,7 @@
         </w:tc>
         <w:tc>
           <w:tcPr>
-            <w:tcW w:w="5890" w:type="dxa"/>
+            <w:tcW w:w="6320" w:type="dxa"/>
             <w:tcBorders/>
             <w:vAlign w:val="center"/>
           </w:tcPr>
@@ -14040,7 +14241,7 @@
         <w:trPr/>
         <w:tc>
           <w:tcPr>
-            <w:tcW w:w="5449" w:type="dxa"/>
+            <w:tcW w:w="5490" w:type="dxa"/>
             <w:tcBorders/>
             <w:vAlign w:val="center"/>
           </w:tcPr>
@@ -14063,7 +14264,7 @@
         </w:tc>
         <w:tc>
           <w:tcPr>
-            <w:tcW w:w="5890" w:type="dxa"/>
+            <w:tcW w:w="6320" w:type="dxa"/>
             <w:tcBorders/>
             <w:vAlign w:val="center"/>
           </w:tcPr>
@@ -14097,7 +14298,7 @@
         <w:trPr/>
         <w:tc>
           <w:tcPr>
-            <w:tcW w:w="5449" w:type="dxa"/>
+            <w:tcW w:w="5490" w:type="dxa"/>
             <w:tcBorders/>
             <w:vAlign w:val="center"/>
           </w:tcPr>
@@ -14120,7 +14321,7 @@
         </w:tc>
         <w:tc>
           <w:tcPr>
-            <w:tcW w:w="5890" w:type="dxa"/>
+            <w:tcW w:w="6320" w:type="dxa"/>
             <w:tcBorders/>
             <w:vAlign w:val="center"/>
           </w:tcPr>
@@ -14144,7 +14345,7 @@
         <w:trPr/>
         <w:tc>
           <w:tcPr>
-            <w:tcW w:w="5449" w:type="dxa"/>
+            <w:tcW w:w="5490" w:type="dxa"/>
             <w:tcBorders/>
             <w:vAlign w:val="center"/>
           </w:tcPr>
@@ -14167,7 +14368,7 @@
         </w:tc>
         <w:tc>
           <w:tcPr>
-            <w:tcW w:w="5890" w:type="dxa"/>
+            <w:tcW w:w="6320" w:type="dxa"/>
             <w:tcBorders/>
             <w:vAlign w:val="center"/>
           </w:tcPr>
@@ -14191,7 +14392,7 @@
         <w:trPr/>
         <w:tc>
           <w:tcPr>
-            <w:tcW w:w="5449" w:type="dxa"/>
+            <w:tcW w:w="5490" w:type="dxa"/>
             <w:tcBorders/>
             <w:vAlign w:val="center"/>
           </w:tcPr>
@@ -14214,7 +14415,7 @@
         </w:tc>
         <w:tc>
           <w:tcPr>
-            <w:tcW w:w="5890" w:type="dxa"/>
+            <w:tcW w:w="6320" w:type="dxa"/>
             <w:tcBorders/>
             <w:vAlign w:val="center"/>
           </w:tcPr>
@@ -14238,7 +14439,7 @@
         <w:trPr/>
         <w:tc>
           <w:tcPr>
-            <w:tcW w:w="5449" w:type="dxa"/>
+            <w:tcW w:w="5490" w:type="dxa"/>
             <w:tcBorders/>
             <w:vAlign w:val="center"/>
           </w:tcPr>
@@ -14261,7 +14462,7 @@
         </w:tc>
         <w:tc>
           <w:tcPr>
-            <w:tcW w:w="5890" w:type="dxa"/>
+            <w:tcW w:w="6320" w:type="dxa"/>
             <w:tcBorders/>
             <w:vAlign w:val="center"/>
           </w:tcPr>
@@ -14285,7 +14486,7 @@
         <w:trPr/>
         <w:tc>
           <w:tcPr>
-            <w:tcW w:w="5449" w:type="dxa"/>
+            <w:tcW w:w="5490" w:type="dxa"/>
             <w:tcBorders/>
             <w:vAlign w:val="center"/>
           </w:tcPr>
@@ -14318,7 +14519,7 @@
         </w:tc>
         <w:tc>
           <w:tcPr>
-            <w:tcW w:w="5890" w:type="dxa"/>
+            <w:tcW w:w="6320" w:type="dxa"/>
             <w:tcBorders/>
             <w:vAlign w:val="center"/>
           </w:tcPr>
@@ -14362,7 +14563,7 @@
         <w:trPr/>
         <w:tc>
           <w:tcPr>
-            <w:tcW w:w="5449" w:type="dxa"/>
+            <w:tcW w:w="5490" w:type="dxa"/>
             <w:tcBorders/>
             <w:vAlign w:val="center"/>
           </w:tcPr>
@@ -14385,7 +14586,7 @@
         </w:tc>
         <w:tc>
           <w:tcPr>
-            <w:tcW w:w="5890" w:type="dxa"/>
+            <w:tcW w:w="6320" w:type="dxa"/>
             <w:tcBorders/>
             <w:vAlign w:val="center"/>
           </w:tcPr>
@@ -14439,7 +14640,7 @@
         <w:trPr/>
         <w:tc>
           <w:tcPr>
-            <w:tcW w:w="5449" w:type="dxa"/>
+            <w:tcW w:w="5490" w:type="dxa"/>
             <w:tcBorders/>
             <w:vAlign w:val="center"/>
           </w:tcPr>
@@ -14462,7 +14663,7 @@
         </w:tc>
         <w:tc>
           <w:tcPr>
-            <w:tcW w:w="5890" w:type="dxa"/>
+            <w:tcW w:w="6320" w:type="dxa"/>
             <w:tcBorders/>
             <w:vAlign w:val="center"/>
           </w:tcPr>
@@ -14492,7 +14693,7 @@
         <w:trPr/>
         <w:tc>
           <w:tcPr>
-            <w:tcW w:w="5449" w:type="dxa"/>
+            <w:tcW w:w="5490" w:type="dxa"/>
             <w:tcBorders/>
             <w:vAlign w:val="center"/>
           </w:tcPr>
@@ -14515,7 +14716,7 @@
         </w:tc>
         <w:tc>
           <w:tcPr>
-            <w:tcW w:w="5890" w:type="dxa"/>
+            <w:tcW w:w="6320" w:type="dxa"/>
             <w:tcBorders/>
             <w:vAlign w:val="center"/>
           </w:tcPr>
@@ -14549,7 +14750,7 @@
         <w:trPr/>
         <w:tc>
           <w:tcPr>
-            <w:tcW w:w="5449" w:type="dxa"/>
+            <w:tcW w:w="5490" w:type="dxa"/>
             <w:tcBorders/>
             <w:vAlign w:val="center"/>
           </w:tcPr>
@@ -14572,7 +14773,7 @@
         </w:tc>
         <w:tc>
           <w:tcPr>
-            <w:tcW w:w="5890" w:type="dxa"/>
+            <w:tcW w:w="6320" w:type="dxa"/>
             <w:tcBorders/>
             <w:vAlign w:val="center"/>
           </w:tcPr>
@@ -14602,7 +14803,7 @@
         <w:trPr/>
         <w:tc>
           <w:tcPr>
-            <w:tcW w:w="5449" w:type="dxa"/>
+            <w:tcW w:w="5490" w:type="dxa"/>
             <w:tcBorders/>
             <w:vAlign w:val="center"/>
           </w:tcPr>
@@ -14625,7 +14826,7 @@
         </w:tc>
         <w:tc>
           <w:tcPr>
-            <w:tcW w:w="5890" w:type="dxa"/>
+            <w:tcW w:w="6320" w:type="dxa"/>
             <w:tcBorders/>
             <w:vAlign w:val="center"/>
           </w:tcPr>
@@ -14669,7 +14870,7 @@
         <w:trPr/>
         <w:tc>
           <w:tcPr>
-            <w:tcW w:w="5449" w:type="dxa"/>
+            <w:tcW w:w="5490" w:type="dxa"/>
             <w:tcBorders/>
             <w:vAlign w:val="center"/>
           </w:tcPr>
@@ -14692,7 +14893,7 @@
         </w:tc>
         <w:tc>
           <w:tcPr>
-            <w:tcW w:w="5890" w:type="dxa"/>
+            <w:tcW w:w="6320" w:type="dxa"/>
             <w:tcBorders/>
             <w:vAlign w:val="center"/>
           </w:tcPr>
@@ -18252,7 +18453,7 @@
       <w:start w:val="1"/>
       <w:numFmt w:val="none"/>
       <w:suff w:val="nothing"/>
-      <w:lvlText w:val=""/>
+      <w:lvlText w:val="%1"/>
       <w:lvlJc w:val="left"/>
       <w:pPr>
         <w:tabs>
@@ -18263,51 +18464,10 @@
     </w:lvl>
     <w:lvl w:ilvl="1">
       <w:start w:val="1"/>
-      <w:numFmt w:val="none"/>
       <w:pStyle w:val="Heading2"/>
-      <w:suff w:val="nothing"/>
-      <w:lvlText w:val=""/>
-      <w:lvlJc w:val="left"/>
-      <w:pPr>
-        <w:tabs>
-          <w:tab w:val="num" w:pos="0"/>
-        </w:tabs>
-        <w:ind w:left="0" w:hanging="0"/>
-      </w:pPr>
-    </w:lvl>
-    <w:lvl w:ilvl="2">
-      <w:start w:val="1"/>
-      <w:numFmt w:val="none"/>
-      <w:pStyle w:val="Heading3"/>
-      <w:suff w:val="nothing"/>
-      <w:lvlText w:val=""/>
-      <w:lvlJc w:val="left"/>
-      <w:pPr>
-        <w:tabs>
-          <w:tab w:val="num" w:pos="0"/>
-        </w:tabs>
-        <w:ind w:left="0" w:hanging="0"/>
-      </w:pPr>
-    </w:lvl>
-    <w:lvl w:ilvl="3">
-      <w:start w:val="1"/>
-      <w:numFmt w:val="none"/>
-      <w:pStyle w:val="Heading4"/>
-      <w:suff w:val="nothing"/>
-      <w:lvlText w:val=""/>
-      <w:lvlJc w:val="left"/>
-      <w:pPr>
-        <w:tabs>
-          <w:tab w:val="num" w:pos="0"/>
-        </w:tabs>
-        <w:ind w:left="0" w:hanging="0"/>
-      </w:pPr>
-    </w:lvl>
-    <w:lvl w:ilvl="4">
-      <w:start w:val="1"/>
       <w:numFmt w:val="none"/>
       <w:suff w:val="nothing"/>
-      <w:lvlText w:val=""/>
+      <w:lvlText w:val="%2"/>
       <w:lvlJc w:val="left"/>
       <w:pPr>
         <w:tabs>
@@ -18316,11 +18476,12 @@
         <w:ind w:left="0" w:hanging="0"/>
       </w:pPr>
     </w:lvl>
-    <w:lvl w:ilvl="5">
-      <w:start w:val="1"/>
+    <w:lvl w:ilvl="2">
+      <w:start w:val="1"/>
+      <w:pStyle w:val="Heading3"/>
       <w:numFmt w:val="none"/>
       <w:suff w:val="nothing"/>
-      <w:lvlText w:val=""/>
+      <w:lvlText w:val="%3"/>
       <w:lvlJc w:val="left"/>
       <w:pPr>
         <w:tabs>
@@ -18329,11 +18490,12 @@
         <w:ind w:left="0" w:hanging="0"/>
       </w:pPr>
     </w:lvl>
-    <w:lvl w:ilvl="6">
-      <w:start w:val="1"/>
+    <w:lvl w:ilvl="3">
+      <w:start w:val="1"/>
+      <w:pStyle w:val="Heading4"/>
       <w:numFmt w:val="none"/>
       <w:suff w:val="nothing"/>
-      <w:lvlText w:val=""/>
+      <w:lvlText w:val="%4"/>
       <w:lvlJc w:val="left"/>
       <w:pPr>
         <w:tabs>
@@ -18342,11 +18504,11 @@
         <w:ind w:left="0" w:hanging="0"/>
       </w:pPr>
     </w:lvl>
-    <w:lvl w:ilvl="7">
+    <w:lvl w:ilvl="4">
       <w:start w:val="1"/>
       <w:numFmt w:val="none"/>
       <w:suff w:val="nothing"/>
-      <w:lvlText w:val=""/>
+      <w:lvlText w:val="%5"/>
       <w:lvlJc w:val="left"/>
       <w:pPr>
         <w:tabs>
@@ -18355,11 +18517,50 @@
         <w:ind w:left="0" w:hanging="0"/>
       </w:pPr>
     </w:lvl>
-    <w:lvl w:ilvl="8">
+    <w:lvl w:ilvl="5">
       <w:start w:val="1"/>
       <w:numFmt w:val="none"/>
       <w:suff w:val="nothing"/>
-      <w:lvlText w:val=""/>
+      <w:lvlText w:val="%6"/>
+      <w:lvlJc w:val="left"/>
+      <w:pPr>
+        <w:tabs>
+          <w:tab w:val="num" w:pos="0"/>
+        </w:tabs>
+        <w:ind w:left="0" w:hanging="0"/>
+      </w:pPr>
+    </w:lvl>
+    <w:lvl w:ilvl="6">
+      <w:start w:val="1"/>
+      <w:numFmt w:val="none"/>
+      <w:suff w:val="nothing"/>
+      <w:lvlText w:val="%7"/>
+      <w:lvlJc w:val="left"/>
+      <w:pPr>
+        <w:tabs>
+          <w:tab w:val="num" w:pos="0"/>
+        </w:tabs>
+        <w:ind w:left="0" w:hanging="0"/>
+      </w:pPr>
+    </w:lvl>
+    <w:lvl w:ilvl="7">
+      <w:start w:val="1"/>
+      <w:numFmt w:val="none"/>
+      <w:suff w:val="nothing"/>
+      <w:lvlText w:val="%8"/>
+      <w:lvlJc w:val="left"/>
+      <w:pPr>
+        <w:tabs>
+          <w:tab w:val="num" w:pos="0"/>
+        </w:tabs>
+        <w:ind w:left="0" w:hanging="0"/>
+      </w:pPr>
+    </w:lvl>
+    <w:lvl w:ilvl="8">
+      <w:start w:val="1"/>
+      <w:numFmt w:val="none"/>
+      <w:suff w:val="nothing"/>
+      <w:lvlText w:val="%9"/>
       <w:lvlJc w:val="left"/>
       <w:pPr>
         <w:tabs>
@@ -18452,7 +18653,7 @@
   <w:docDefaults>
     <w:rPrDefault>
       <w:rPr>
-        <w:rFonts w:ascii="Liberation Serif" w:hAnsi="Liberation Serif" w:eastAsia="Noto Serif CJK SC" w:cs="Noto Sans Devanagari"/>
+        <w:rFonts w:ascii="Liberation Serif" w:hAnsi="Liberation Serif" w:eastAsia="WenQuanYi Zen Hei" w:cs="FreeSans"/>
         <w:sz w:val="24"/>
         <w:szCs w:val="24"/>
         <w:lang w:val="en-US" w:eastAsia="zh-CN" w:bidi="hi-IN"/>
@@ -18482,7 +18683,7 @@
     </w:rPr>
   </w:style>
   <w:style w:type="paragraph" w:styleId="Heading1">
-    <w:name w:val="heading 1"/>
+    <w:name w:val="Heading 1"/>
     <w:basedOn w:val="Heading"/>
     <w:next w:val="BodyText"/>
     <w:qFormat/>
@@ -18490,6 +18691,7 @@
       <w:spacing w:before="240" w:after="80"/>
     </w:pPr>
     <w:rPr>
+      <w:rFonts w:ascii="Noto Sans" w:hAnsi="Noto Sans"/>
       <w:b/>
       <w:bCs/>
       <w:color w:val="88C0D0"/>
@@ -18498,7 +18700,7 @@
     </w:rPr>
   </w:style>
   <w:style w:type="paragraph" w:styleId="Heading2">
-    <w:name w:val="heading 2"/>
+    <w:name w:val="Heading 2"/>
     <w:basedOn w:val="Heading"/>
     <w:next w:val="BodyText"/>
     <w:qFormat/>
@@ -18511,7 +18713,7 @@
       <w:outlineLvl w:val="1"/>
     </w:pPr>
     <w:rPr>
-      <w:rFonts w:ascii="Liberation Serif" w:hAnsi="Liberation Serif" w:eastAsia="Noto Serif CJK SC" w:cs="Noto Sans Devanagari"/>
+      <w:rFonts w:ascii="Liberation Serif" w:hAnsi="Liberation Serif" w:eastAsia="WenQuanYi Zen Hei" w:cs="FreeSans"/>
       <w:b/>
       <w:bCs/>
       <w:color w:val="88C0D0"/>
@@ -18520,7 +18722,7 @@
     </w:rPr>
   </w:style>
   <w:style w:type="paragraph" w:styleId="Heading3">
-    <w:name w:val="heading 3"/>
+    <w:name w:val="Heading 3"/>
     <w:basedOn w:val="Heading"/>
     <w:next w:val="BodyText"/>
     <w:qFormat/>
@@ -18530,7 +18732,7 @@
       <w:outlineLvl w:val="2"/>
     </w:pPr>
     <w:rPr>
-      <w:rFonts w:ascii="Liberation Serif" w:hAnsi="Liberation Serif" w:eastAsia="Noto Serif CJK SC" w:cs="Noto Sans Devanagari"/>
+      <w:rFonts w:ascii="Liberation Serif" w:hAnsi="Liberation Serif" w:eastAsia="WenQuanYi Zen Hei" w:cs="FreeSans"/>
       <w:b/>
       <w:bCs/>
       <w:color w:val="88C0D0"/>
@@ -18539,7 +18741,7 @@
     </w:rPr>
   </w:style>
   <w:style w:type="paragraph" w:styleId="Heading4">
-    <w:name w:val="heading 4"/>
+    <w:name w:val="Heading 4"/>
     <w:basedOn w:val="Heading"/>
     <w:next w:val="BodyText"/>
     <w:qFormat/>
@@ -18548,23 +18750,11 @@
       <w:outlineLvl w:val="3"/>
     </w:pPr>
     <w:rPr>
-      <w:rFonts w:ascii="Liberation Serif" w:hAnsi="Liberation Serif" w:eastAsia="Noto Serif CJK SC" w:cs="Noto Sans Devanagari"/>
+      <w:rFonts w:ascii="Liberation Serif" w:hAnsi="Liberation Serif" w:eastAsia="WenQuanYi Zen Hei" w:cs="FreeSans"/>
       <w:b/>
       <w:bCs/>
       <w:sz w:val="24"/>
       <w:szCs w:val="24"/>
-    </w:rPr>
-  </w:style>
-  <w:style w:type="character" w:styleId="EndnoteReference">
-    <w:name w:val="endnote reference"/>
-    <w:rPr>
-      <w:vertAlign w:val="superscript"/>
-    </w:rPr>
-  </w:style>
-  <w:style w:type="character" w:styleId="FootnoteReference">
-    <w:name w:val="footnote reference"/>
-    <w:rPr>
-      <w:vertAlign w:val="superscript"/>
     </w:rPr>
   </w:style>
   <w:style w:type="character" w:styleId="EndnoteCharacters">
@@ -18644,7 +18834,7 @@
     </w:rPr>
   </w:style>
   <w:style w:type="paragraph" w:styleId="EnvelopeReturn">
-    <w:name w:val="envelope return"/>
+    <w:name w:val="Envelope Return"/>
     <w:basedOn w:val="Normal"/>
     <w:pPr/>
     <w:rPr>
@@ -18663,6 +18853,46 @@
       <w:color w:val="ECEFF4"/>
     </w:rPr>
   </w:style>
+  <w:style w:type="paragraph" w:styleId="Footer">
+    <w:name w:val="Footer"/>
+    <w:basedOn w:val="Normal"/>
+    <w:pPr>
+      <w:suppressLineNumbers/>
+      <w:tabs>
+        <w:tab w:val="clear" w:pos="1134"/>
+        <w:tab w:val="center" w:pos="5952" w:leader="none"/>
+        <w:tab w:val="right" w:pos="10771" w:leader="none"/>
+      </w:tabs>
+    </w:pPr>
+    <w:rPr/>
+  </w:style>
+  <w:style w:type="paragraph" w:styleId="Header">
+    <w:name w:val="Header"/>
+    <w:basedOn w:val="Normal"/>
+    <w:pPr>
+      <w:suppressLineNumbers/>
+      <w:tabs>
+        <w:tab w:val="clear" w:pos="1134"/>
+        <w:tab w:val="center" w:pos="5952" w:leader="none"/>
+        <w:tab w:val="right" w:pos="10771" w:leader="none"/>
+      </w:tabs>
+    </w:pPr>
+    <w:rPr/>
+  </w:style>
+  <w:style w:type="paragraph" w:styleId="HeaderandFooter">
+    <w:name w:val="Header and Footer"/>
+    <w:basedOn w:val="Normal"/>
+    <w:qFormat/>
+    <w:pPr>
+      <w:suppressLineNumbers/>
+      <w:tabs>
+        <w:tab w:val="clear" w:pos="1134"/>
+        <w:tab w:val="center" w:pos="5953" w:leader="none"/>
+        <w:tab w:val="right" w:pos="10772" w:leader="none"/>
+      </w:tabs>
+    </w:pPr>
+    <w:rPr/>
+  </w:style>
   <w:style w:type="paragraph" w:styleId="Index">
     <w:name w:val="Index"/>
     <w:basedOn w:val="Normal"/>
@@ -18671,11 +18901,11 @@
       <w:suppressLineNumbers/>
     </w:pPr>
     <w:rPr>
-      <w:rFonts w:cs="Noto Sans Devanagari"/>
+      <w:rFonts w:cs="FreeSans"/>
     </w:rPr>
   </w:style>
   <w:style w:type="paragraph" w:styleId="Caption">
-    <w:name w:val="caption"/>
+    <w:name w:val="Caption"/>
     <w:basedOn w:val="Normal"/>
     <w:qFormat/>
     <w:pPr>
@@ -18683,7 +18913,7 @@
       <w:spacing w:before="120" w:after="120"/>
     </w:pPr>
     <w:rPr>
-      <w:rFonts w:cs="Noto Sans Devanagari"/>
+      <w:rFonts w:cs="FreeSans"/>
       <w:i/>
       <w:iCs/>
       <w:sz w:val="24"/>
@@ -18695,7 +18925,7 @@
     <w:basedOn w:val="BodyText"/>
     <w:pPr/>
     <w:rPr>
-      <w:rFonts w:cs="Noto Sans Devanagari"/>
+      <w:rFonts w:cs="FreeSans"/>
     </w:rPr>
   </w:style>
   <w:style w:type="paragraph" w:styleId="BodyText">
@@ -18737,7 +18967,7 @@
       <w:ind w:left="160" w:right="160"/>
     </w:pPr>
     <w:rPr>
-      <w:rFonts w:ascii="Liberation Mono" w:hAnsi="Liberation Mono" w:eastAsia="Noto Sans Mono CJK SC" w:cs="Liberation Mono"/>
+      <w:rFonts w:ascii="Liberation Mono" w:hAnsi="Liberation Mono" w:eastAsia="Liberation Mono" w:cs="Liberation Mono"/>
       <w:sz w:val="20"/>
       <w:szCs w:val="20"/>
     </w:rPr>
@@ -18778,37 +19008,37 @@
         <a:srgbClr val="000000"/>
       </a:dk1>
       <a:lt1>
-        <a:srgbClr val="FFFFFF"/>
+        <a:srgbClr val="ffffff"/>
       </a:lt1>
       <a:dk2>
         <a:srgbClr val="000000"/>
       </a:dk2>
       <a:lt2>
-        <a:srgbClr val="FFFFFF"/>
+        <a:srgbClr val="ffffff"/>
       </a:lt2>
       <a:accent1>
-        <a:srgbClr val="18A303"/>
+        <a:srgbClr val="18a303"/>
       </a:accent1>
       <a:accent2>
-        <a:srgbClr val="0369A3"/>
+        <a:srgbClr val="0369a3"/>
       </a:accent2>
       <a:accent3>
-        <a:srgbClr val="A33E03"/>
+        <a:srgbClr val="a33e03"/>
       </a:accent3>
       <a:accent4>
-        <a:srgbClr val="8E03A3"/>
+        <a:srgbClr val="8e03a3"/>
       </a:accent4>
       <a:accent5>
-        <a:srgbClr val="C99C00"/>
+        <a:srgbClr val="c99c00"/>
       </a:accent5>
       <a:accent6>
-        <a:srgbClr val="C9211E"/>
+        <a:srgbClr val="c9211e"/>
       </a:accent6>
       <a:hlink>
-        <a:srgbClr val="0000EE"/>
+        <a:srgbClr val="0000ee"/>
       </a:hlink>
       <a:folHlink>
-        <a:srgbClr val="551A8B"/>
+        <a:srgbClr val="551a8b"/>
       </a:folHlink>
     </a:clrScheme>
     <a:fontScheme name="Office">

--- a/docs/guides/crew/crew-1.0-troubleshooting.docx
+++ b/docs/guides/crew/crew-1.0-troubleshooting.docx
@@ -1,6 +1,6 @@
 
 <file path=word/document.xml><?xml version="1.0" encoding="utf-8"?>
-<w:document xmlns:o="urn:schemas-microsoft-com:office:office" xmlns:r="http://schemas.openxmlformats.org/officeDocument/2006/relationships" xmlns:v="urn:schemas-microsoft-com:vml" xmlns:w="http://schemas.openxmlformats.org/wordprocessingml/2006/main" xmlns:w10="urn:schemas-microsoft-com:office:word" xmlns:wp="http://schemas.openxmlformats.org/drawingml/2006/wordprocessingDrawing" xmlns:pic="http://schemas.openxmlformats.org/drawingml/2006/picture" xmlns:wps="http://schemas.microsoft.com/office/word/2010/wordprocessingShape" xmlns:wpg="http://schemas.microsoft.com/office/word/2010/wordprocessingGroup" xmlns:mc="http://schemas.openxmlformats.org/markup-compatibility/2006" xmlns:wp14="http://schemas.microsoft.com/office/word/2010/wordprocessingDrawing" xmlns:w14="http://schemas.microsoft.com/office/word/2010/wordml" xmlns:w15="http://schemas.microsoft.com/office/word/2012/wordml" mc:Ignorable="w14 wp14 w15">
+<w:document xmlns:o="urn:schemas-microsoft-com:office:office" xmlns:r="http://schemas.openxmlformats.org/officeDocument/2006/relationships" xmlns:v="urn:schemas-microsoft-com:vml" xmlns:w="http://schemas.openxmlformats.org/wordprocessingml/2006/main" xmlns:w10="urn:schemas-microsoft-com:office:word" xmlns:wp="http://schemas.openxmlformats.org/drawingml/2006/wordprocessingDrawing" xmlns:wps="http://schemas.microsoft.com/office/word/2010/wordprocessingShape" xmlns:wpg="http://schemas.microsoft.com/office/word/2010/wordprocessingGroup" xmlns:mc="http://schemas.openxmlformats.org/markup-compatibility/2006" xmlns:wp14="http://schemas.microsoft.com/office/word/2010/wordprocessingDrawing" xmlns:w14="http://schemas.microsoft.com/office/word/2010/wordml" xmlns:w15="http://schemas.microsoft.com/office/word/2012/wordml" mc:Ignorable="w14 wp14 w15">
   <w:body>
     <w:p>
       <w:pPr>
@@ -545,9 +545,9 @@
     </w:p>
     <w:tbl>
       <w:tblPr>
-        <w:tblW w:w="11731" w:type="dxa"/>
+        <w:tblW w:w="11810" w:type="dxa"/>
         <w:jc w:val="left"/>
-        <w:tblInd w:w="28" w:type="dxa"/>
+        <w:tblInd w:w="0" w:type="dxa"/>
         <w:tblLayout w:type="fixed"/>
         <w:tblCellMar>
           <w:top w:w="28" w:type="dxa"/>
@@ -557,11 +557,11 @@
         </w:tblCellMar>
       </w:tblPr>
       <w:tblGrid>
-        <w:gridCol w:w="2119"/>
-        <w:gridCol w:w="2456"/>
-        <w:gridCol w:w="2022"/>
+        <w:gridCol w:w="2116"/>
+        <w:gridCol w:w="2446"/>
+        <w:gridCol w:w="2131"/>
         <w:gridCol w:w="2986"/>
-        <w:gridCol w:w="2148"/>
+        <w:gridCol w:w="2131"/>
       </w:tblGrid>
       <w:tr>
         <w:trPr>
@@ -569,7 +569,7 @@
         </w:trPr>
         <w:tc>
           <w:tcPr>
-            <w:tcW w:w="2119" w:type="dxa"/>
+            <w:tcW w:w="2116" w:type="dxa"/>
             <w:tcBorders/>
             <w:vAlign w:val="center"/>
           </w:tcPr>
@@ -591,7 +591,7 @@
         </w:tc>
         <w:tc>
           <w:tcPr>
-            <w:tcW w:w="2456" w:type="dxa"/>
+            <w:tcW w:w="2446" w:type="dxa"/>
             <w:tcBorders/>
             <w:vAlign w:val="center"/>
           </w:tcPr>
@@ -613,7 +613,7 @@
         </w:tc>
         <w:tc>
           <w:tcPr>
-            <w:tcW w:w="2022" w:type="dxa"/>
+            <w:tcW w:w="2131" w:type="dxa"/>
             <w:tcBorders/>
             <w:vAlign w:val="center"/>
           </w:tcPr>
@@ -657,7 +657,7 @@
         </w:tc>
         <w:tc>
           <w:tcPr>
-            <w:tcW w:w="2148" w:type="dxa"/>
+            <w:tcW w:w="2131" w:type="dxa"/>
             <w:tcBorders/>
             <w:vAlign w:val="center"/>
           </w:tcPr>
@@ -682,7 +682,7 @@
         <w:trPr/>
         <w:tc>
           <w:tcPr>
-            <w:tcW w:w="2119" w:type="dxa"/>
+            <w:tcW w:w="2116" w:type="dxa"/>
             <w:tcBorders/>
             <w:vAlign w:val="center"/>
           </w:tcPr>
@@ -705,7 +705,7 @@
         </w:tc>
         <w:tc>
           <w:tcPr>
-            <w:tcW w:w="2456" w:type="dxa"/>
+            <w:tcW w:w="2446" w:type="dxa"/>
             <w:tcBorders/>
             <w:vAlign w:val="center"/>
           </w:tcPr>
@@ -728,7 +728,7 @@
         </w:tc>
         <w:tc>
           <w:tcPr>
-            <w:tcW w:w="2022" w:type="dxa"/>
+            <w:tcW w:w="2131" w:type="dxa"/>
             <w:tcBorders/>
             <w:vAlign w:val="center"/>
           </w:tcPr>
@@ -794,7 +794,7 @@
         </w:tc>
         <w:tc>
           <w:tcPr>
-            <w:tcW w:w="2148" w:type="dxa"/>
+            <w:tcW w:w="2131" w:type="dxa"/>
             <w:tcBorders/>
             <w:vAlign w:val="center"/>
           </w:tcPr>
@@ -818,7 +818,7 @@
         <w:trPr/>
         <w:tc>
           <w:tcPr>
-            <w:tcW w:w="2119" w:type="dxa"/>
+            <w:tcW w:w="2116" w:type="dxa"/>
             <w:tcBorders/>
             <w:vAlign w:val="center"/>
           </w:tcPr>
@@ -841,7 +841,7 @@
         </w:tc>
         <w:tc>
           <w:tcPr>
-            <w:tcW w:w="2456" w:type="dxa"/>
+            <w:tcW w:w="2446" w:type="dxa"/>
             <w:tcBorders/>
             <w:vAlign w:val="center"/>
           </w:tcPr>
@@ -864,7 +864,7 @@
         </w:tc>
         <w:tc>
           <w:tcPr>
-            <w:tcW w:w="2022" w:type="dxa"/>
+            <w:tcW w:w="2131" w:type="dxa"/>
             <w:tcBorders/>
             <w:vAlign w:val="center"/>
           </w:tcPr>
@@ -916,7 +916,7 @@
         </w:tc>
         <w:tc>
           <w:tcPr>
-            <w:tcW w:w="2148" w:type="dxa"/>
+            <w:tcW w:w="2131" w:type="dxa"/>
             <w:tcBorders/>
             <w:vAlign w:val="center"/>
           </w:tcPr>
@@ -940,7 +940,7 @@
         <w:trPr/>
         <w:tc>
           <w:tcPr>
-            <w:tcW w:w="2119" w:type="dxa"/>
+            <w:tcW w:w="2116" w:type="dxa"/>
             <w:tcBorders/>
             <w:vAlign w:val="center"/>
           </w:tcPr>
@@ -993,7 +993,7 @@
         </w:tc>
         <w:tc>
           <w:tcPr>
-            <w:tcW w:w="2456" w:type="dxa"/>
+            <w:tcW w:w="2446" w:type="dxa"/>
             <w:tcBorders/>
             <w:vAlign w:val="center"/>
           </w:tcPr>
@@ -1016,7 +1016,7 @@
         </w:tc>
         <w:tc>
           <w:tcPr>
-            <w:tcW w:w="2022" w:type="dxa"/>
+            <w:tcW w:w="2131" w:type="dxa"/>
             <w:tcBorders/>
             <w:vAlign w:val="center"/>
           </w:tcPr>
@@ -1074,7 +1074,7 @@
         </w:tc>
         <w:tc>
           <w:tcPr>
-            <w:tcW w:w="2148" w:type="dxa"/>
+            <w:tcW w:w="2131" w:type="dxa"/>
             <w:tcBorders/>
             <w:vAlign w:val="center"/>
           </w:tcPr>
@@ -1110,7 +1110,7 @@
         <w:trPr/>
         <w:tc>
           <w:tcPr>
-            <w:tcW w:w="2119" w:type="dxa"/>
+            <w:tcW w:w="2116" w:type="dxa"/>
             <w:tcBorders/>
             <w:vAlign w:val="center"/>
           </w:tcPr>
@@ -1133,7 +1133,7 @@
         </w:tc>
         <w:tc>
           <w:tcPr>
-            <w:tcW w:w="2456" w:type="dxa"/>
+            <w:tcW w:w="2446" w:type="dxa"/>
             <w:tcBorders/>
             <w:vAlign w:val="center"/>
           </w:tcPr>
@@ -1156,7 +1156,7 @@
         </w:tc>
         <w:tc>
           <w:tcPr>
-            <w:tcW w:w="2022" w:type="dxa"/>
+            <w:tcW w:w="2131" w:type="dxa"/>
             <w:tcBorders/>
             <w:vAlign w:val="center"/>
           </w:tcPr>
@@ -1214,7 +1214,7 @@
         </w:tc>
         <w:tc>
           <w:tcPr>
-            <w:tcW w:w="2148" w:type="dxa"/>
+            <w:tcW w:w="2131" w:type="dxa"/>
             <w:tcBorders/>
             <w:vAlign w:val="center"/>
           </w:tcPr>
@@ -1238,7 +1238,7 @@
         <w:trPr/>
         <w:tc>
           <w:tcPr>
-            <w:tcW w:w="2119" w:type="dxa"/>
+            <w:tcW w:w="2116" w:type="dxa"/>
             <w:tcBorders/>
             <w:vAlign w:val="center"/>
           </w:tcPr>
@@ -1285,7 +1285,7 @@
         </w:tc>
         <w:tc>
           <w:tcPr>
-            <w:tcW w:w="2456" w:type="dxa"/>
+            <w:tcW w:w="2446" w:type="dxa"/>
             <w:tcBorders/>
             <w:vAlign w:val="center"/>
           </w:tcPr>
@@ -1308,7 +1308,7 @@
         </w:tc>
         <w:tc>
           <w:tcPr>
-            <w:tcW w:w="2022" w:type="dxa"/>
+            <w:tcW w:w="2131" w:type="dxa"/>
             <w:tcBorders/>
             <w:vAlign w:val="center"/>
           </w:tcPr>
@@ -1428,7 +1428,7 @@
         </w:tc>
         <w:tc>
           <w:tcPr>
-            <w:tcW w:w="2148" w:type="dxa"/>
+            <w:tcW w:w="2131" w:type="dxa"/>
             <w:tcBorders/>
             <w:vAlign w:val="center"/>
           </w:tcPr>
@@ -1468,7 +1468,7 @@
         <w:trPr/>
         <w:tc>
           <w:tcPr>
-            <w:tcW w:w="2119" w:type="dxa"/>
+            <w:tcW w:w="2116" w:type="dxa"/>
             <w:tcBorders/>
             <w:vAlign w:val="center"/>
           </w:tcPr>
@@ -1515,7 +1515,7 @@
         </w:tc>
         <w:tc>
           <w:tcPr>
-            <w:tcW w:w="2456" w:type="dxa"/>
+            <w:tcW w:w="2446" w:type="dxa"/>
             <w:tcBorders/>
             <w:vAlign w:val="center"/>
           </w:tcPr>
@@ -1538,7 +1538,7 @@
         </w:tc>
         <w:tc>
           <w:tcPr>
-            <w:tcW w:w="2022" w:type="dxa"/>
+            <w:tcW w:w="2131" w:type="dxa"/>
             <w:tcBorders/>
             <w:vAlign w:val="center"/>
           </w:tcPr>
@@ -1616,7 +1616,7 @@
         </w:tc>
         <w:tc>
           <w:tcPr>
-            <w:tcW w:w="2148" w:type="dxa"/>
+            <w:tcW w:w="2131" w:type="dxa"/>
             <w:tcBorders/>
             <w:vAlign w:val="center"/>
           </w:tcPr>
@@ -1642,7 +1642,7 @@
         <w:trPr/>
         <w:tc>
           <w:tcPr>
-            <w:tcW w:w="2119" w:type="dxa"/>
+            <w:tcW w:w="2116" w:type="dxa"/>
             <w:tcBorders/>
             <w:vAlign w:val="center"/>
           </w:tcPr>
@@ -1689,7 +1689,7 @@
         </w:tc>
         <w:tc>
           <w:tcPr>
-            <w:tcW w:w="2456" w:type="dxa"/>
+            <w:tcW w:w="2446" w:type="dxa"/>
             <w:tcBorders/>
             <w:vAlign w:val="center"/>
           </w:tcPr>
@@ -1712,7 +1712,7 @@
         </w:tc>
         <w:tc>
           <w:tcPr>
-            <w:tcW w:w="2022" w:type="dxa"/>
+            <w:tcW w:w="2131" w:type="dxa"/>
             <w:tcBorders/>
             <w:vAlign w:val="center"/>
           </w:tcPr>
@@ -1810,7 +1810,7 @@
         </w:tc>
         <w:tc>
           <w:tcPr>
-            <w:tcW w:w="2148" w:type="dxa"/>
+            <w:tcW w:w="2131" w:type="dxa"/>
             <w:tcBorders/>
             <w:vAlign w:val="center"/>
           </w:tcPr>
@@ -1836,7 +1836,7 @@
         <w:trPr/>
         <w:tc>
           <w:tcPr>
-            <w:tcW w:w="2119" w:type="dxa"/>
+            <w:tcW w:w="2116" w:type="dxa"/>
             <w:tcBorders/>
             <w:vAlign w:val="center"/>
           </w:tcPr>
@@ -1923,7 +1923,7 @@
         </w:tc>
         <w:tc>
           <w:tcPr>
-            <w:tcW w:w="2456" w:type="dxa"/>
+            <w:tcW w:w="2446" w:type="dxa"/>
             <w:tcBorders/>
             <w:vAlign w:val="center"/>
           </w:tcPr>
@@ -1946,7 +1946,7 @@
         </w:tc>
         <w:tc>
           <w:tcPr>
-            <w:tcW w:w="2022" w:type="dxa"/>
+            <w:tcW w:w="2131" w:type="dxa"/>
             <w:tcBorders/>
             <w:vAlign w:val="center"/>
           </w:tcPr>
@@ -2040,7 +2040,7 @@
         </w:tc>
         <w:tc>
           <w:tcPr>
-            <w:tcW w:w="2148" w:type="dxa"/>
+            <w:tcW w:w="2131" w:type="dxa"/>
             <w:tcBorders/>
             <w:vAlign w:val="center"/>
           </w:tcPr>
@@ -2076,7 +2076,7 @@
         <w:trPr/>
         <w:tc>
           <w:tcPr>
-            <w:tcW w:w="2119" w:type="dxa"/>
+            <w:tcW w:w="2116" w:type="dxa"/>
             <w:tcBorders/>
             <w:vAlign w:val="center"/>
           </w:tcPr>
@@ -2099,7 +2099,7 @@
         </w:tc>
         <w:tc>
           <w:tcPr>
-            <w:tcW w:w="2456" w:type="dxa"/>
+            <w:tcW w:w="2446" w:type="dxa"/>
             <w:tcBorders/>
             <w:vAlign w:val="center"/>
           </w:tcPr>
@@ -2122,7 +2122,7 @@
         </w:tc>
         <w:tc>
           <w:tcPr>
-            <w:tcW w:w="2022" w:type="dxa"/>
+            <w:tcW w:w="2131" w:type="dxa"/>
             <w:tcBorders/>
             <w:vAlign w:val="center"/>
           </w:tcPr>
@@ -2176,7 +2176,7 @@
         </w:tc>
         <w:tc>
           <w:tcPr>
-            <w:tcW w:w="2148" w:type="dxa"/>
+            <w:tcW w:w="2131" w:type="dxa"/>
             <w:tcBorders/>
             <w:vAlign w:val="center"/>
           </w:tcPr>
@@ -2200,7 +2200,7 @@
         <w:trPr/>
         <w:tc>
           <w:tcPr>
-            <w:tcW w:w="2119" w:type="dxa"/>
+            <w:tcW w:w="2116" w:type="dxa"/>
             <w:tcBorders/>
             <w:vAlign w:val="center"/>
           </w:tcPr>
@@ -2223,7 +2223,7 @@
         </w:tc>
         <w:tc>
           <w:tcPr>
-            <w:tcW w:w="2456" w:type="dxa"/>
+            <w:tcW w:w="2446" w:type="dxa"/>
             <w:tcBorders/>
             <w:vAlign w:val="center"/>
           </w:tcPr>
@@ -2246,7 +2246,7 @@
         </w:tc>
         <w:tc>
           <w:tcPr>
-            <w:tcW w:w="2022" w:type="dxa"/>
+            <w:tcW w:w="2131" w:type="dxa"/>
             <w:tcBorders/>
             <w:vAlign w:val="center"/>
           </w:tcPr>
@@ -2310,7 +2310,7 @@
         </w:tc>
         <w:tc>
           <w:tcPr>
-            <w:tcW w:w="2148" w:type="dxa"/>
+            <w:tcW w:w="2131" w:type="dxa"/>
             <w:tcBorders/>
             <w:vAlign w:val="center"/>
           </w:tcPr>
@@ -2336,7 +2336,7 @@
         <w:trPr/>
         <w:tc>
           <w:tcPr>
-            <w:tcW w:w="2119" w:type="dxa"/>
+            <w:tcW w:w="2116" w:type="dxa"/>
             <w:tcBorders/>
             <w:vAlign w:val="center"/>
           </w:tcPr>
@@ -2359,7 +2359,7 @@
         </w:tc>
         <w:tc>
           <w:tcPr>
-            <w:tcW w:w="2456" w:type="dxa"/>
+            <w:tcW w:w="2446" w:type="dxa"/>
             <w:tcBorders/>
             <w:vAlign w:val="center"/>
           </w:tcPr>
@@ -2382,7 +2382,7 @@
         </w:tc>
         <w:tc>
           <w:tcPr>
-            <w:tcW w:w="2022" w:type="dxa"/>
+            <w:tcW w:w="2131" w:type="dxa"/>
             <w:tcBorders/>
             <w:vAlign w:val="center"/>
           </w:tcPr>
@@ -2440,7 +2440,7 @@
         </w:tc>
         <w:tc>
           <w:tcPr>
-            <w:tcW w:w="2148" w:type="dxa"/>
+            <w:tcW w:w="2131" w:type="dxa"/>
             <w:tcBorders/>
             <w:vAlign w:val="center"/>
           </w:tcPr>
@@ -2466,7 +2466,7 @@
         <w:trPr/>
         <w:tc>
           <w:tcPr>
-            <w:tcW w:w="2119" w:type="dxa"/>
+            <w:tcW w:w="2116" w:type="dxa"/>
             <w:tcBorders/>
             <w:vAlign w:val="center"/>
           </w:tcPr>
@@ -2489,7 +2489,7 @@
         </w:tc>
         <w:tc>
           <w:tcPr>
-            <w:tcW w:w="2456" w:type="dxa"/>
+            <w:tcW w:w="2446" w:type="dxa"/>
             <w:tcBorders/>
             <w:vAlign w:val="center"/>
           </w:tcPr>
@@ -2512,7 +2512,7 @@
         </w:tc>
         <w:tc>
           <w:tcPr>
-            <w:tcW w:w="2022" w:type="dxa"/>
+            <w:tcW w:w="2131" w:type="dxa"/>
             <w:tcBorders/>
             <w:vAlign w:val="center"/>
           </w:tcPr>
@@ -2596,7 +2596,7 @@
         </w:tc>
         <w:tc>
           <w:tcPr>
-            <w:tcW w:w="2148" w:type="dxa"/>
+            <w:tcW w:w="2131" w:type="dxa"/>
             <w:tcBorders/>
             <w:vAlign w:val="center"/>
           </w:tcPr>
@@ -2626,7 +2626,7 @@
         <w:trPr/>
         <w:tc>
           <w:tcPr>
-            <w:tcW w:w="2119" w:type="dxa"/>
+            <w:tcW w:w="2116" w:type="dxa"/>
             <w:tcBorders/>
             <w:vAlign w:val="center"/>
           </w:tcPr>
@@ -2649,7 +2649,7 @@
         </w:tc>
         <w:tc>
           <w:tcPr>
-            <w:tcW w:w="2456" w:type="dxa"/>
+            <w:tcW w:w="2446" w:type="dxa"/>
             <w:tcBorders/>
             <w:vAlign w:val="center"/>
           </w:tcPr>
@@ -2672,7 +2672,7 @@
         </w:tc>
         <w:tc>
           <w:tcPr>
-            <w:tcW w:w="2022" w:type="dxa"/>
+            <w:tcW w:w="2131" w:type="dxa"/>
             <w:tcBorders/>
             <w:vAlign w:val="center"/>
           </w:tcPr>
@@ -2716,7 +2716,7 @@
         </w:tc>
         <w:tc>
           <w:tcPr>
-            <w:tcW w:w="2148" w:type="dxa"/>
+            <w:tcW w:w="2131" w:type="dxa"/>
             <w:tcBorders/>
             <w:vAlign w:val="center"/>
           </w:tcPr>
@@ -5553,129 +5553,11 @@
         <w:jc w:val="left"/>
         <w:rPr/>
       </w:pPr>
-      <w:bookmarkStart w:id="5" w:name="promote-gate-blocks-a-worktree-deploy"/>
+      <w:bookmarkStart w:id="5" w:name="autopilot-in-a-worktree-and-the-refresh-"/>
       <w:bookmarkEnd w:id="5"/>
       <w:r>
         <w:rPr/>
-        <w:t>Promote Gate Blocks a Worktree Deploy</w:t>
-      </w:r>
-    </w:p>
-    <w:p>
-      <w:pPr>
-        <w:pStyle w:val="BodyText"/>
-        <w:bidi w:val="0"/>
-        <w:jc w:val="left"/>
-        <w:rPr/>
-      </w:pPr>
-      <w:r>
-        <w:rPr>
-          <w:rStyle w:val="SourceText"/>
-        </w:rPr>
-        <w:t>promote-gate.sh</w:t>
-      </w:r>
-      <w:r>
-        <w:rPr/>
-        <w:t xml:space="preserve"> / </w:t>
-      </w:r>
-      <w:r>
-        <w:rPr>
-          <w:rStyle w:val="SourceText"/>
-        </w:rPr>
-        <w:t>.ps1</w:t>
-      </w:r>
-      <w:r>
-        <w:rPr/>
-        <w:t xml:space="preserve">, the </w:t>
-      </w:r>
-      <w:r>
-        <w:rPr>
-          <w:rStyle w:val="SourceText"/>
-        </w:rPr>
-        <w:t>PreToolUse</w:t>
-      </w:r>
-      <w:r>
-        <w:rPr/>
-        <w:t xml:space="preserve"> hook on declared </w:t>
-      </w:r>
-      <w:r>
-        <w:rPr>
-          <w:rStyle w:val="SourceText"/>
-        </w:rPr>
-        <w:t>deploy</w:t>
-      </w:r>
-      <w:r>
-        <w:rPr/>
-        <w:t xml:space="preserve"> commands. Since T-0505 it judges </w:t>
-      </w:r>
-      <w:r>
-        <w:rPr>
-          <w:rStyle w:val="Strong"/>
-        </w:rPr>
-        <w:t>the tree the deploy runs from</w:t>
-      </w:r>
-      <w:r>
-        <w:rPr/>
-        <w:t xml:space="preserve">: the Bash call's </w:t>
-      </w:r>
-      <w:r>
-        <w:rPr>
-          <w:rStyle w:val="SourceText"/>
-        </w:rPr>
-        <w:t>cwd</w:t>
-      </w:r>
-      <w:r>
-        <w:rPr/>
-        <w:t xml:space="preserve">, moved by a leading </w:t>
-      </w:r>
-      <w:r>
-        <w:rPr>
-          <w:rStyle w:val="SourceText"/>
-        </w:rPr>
-        <w:t>cd &lt;dir&gt; &amp;&amp;</w:t>
-      </w:r>
-      <w:r>
-        <w:rPr/>
-        <w:t xml:space="preserve"> and named by any </w:t>
-      </w:r>
-      <w:r>
-        <w:rPr>
-          <w:rStyle w:val="SourceText"/>
-        </w:rPr>
-        <w:t>git -C &lt;dir&gt;</w:t>
-      </w:r>
-      <w:r>
-        <w:rPr/>
-        <w:t xml:space="preserve">. That tree must be a worktree of the same repository, clean, and at every literal sha the command names. </w:t>
-      </w:r>
-      <w:r>
-        <w:rPr>
-          <w:rStyle w:val="SourceText"/>
-        </w:rPr>
-        <w:t>.crew/verify.json</w:t>
-      </w:r>
-      <w:r>
-        <w:rPr/>
-        <w:t xml:space="preserve">, </w:t>
-      </w:r>
-      <w:r>
-        <w:rPr>
-          <w:rStyle w:val="SourceText"/>
-        </w:rPr>
-        <w:t>.work/PROMOTIONS.md</w:t>
-      </w:r>
-      <w:r>
-        <w:rPr/>
-        <w:t xml:space="preserve"> and the </w:t>
-      </w:r>
-      <w:r>
-        <w:rPr>
-          <w:rStyle w:val="SourceText"/>
-        </w:rPr>
-        <w:t>.crew/.approved-&lt;env&gt;-&lt;sha&gt;</w:t>
-      </w:r>
-      <w:r>
-        <w:rPr/>
-        <w:t xml:space="preserve"> markers are still read from the session's project directory.</w:t>
+        <w:t>Autopilot in a Worktree, and the Refresh Check</w:t>
       </w:r>
     </w:p>
     <w:p>
@@ -5690,7 +5572,6 @@
           <w:tab w:val="left" w:pos="829" w:leader="none"/>
         </w:tabs>
         <w:bidi w:val="0"/>
-        <w:spacing w:before="120" w:after="0"/>
         <w:ind w:hanging="283" w:left="829"/>
         <w:jc w:val="left"/>
         <w:rPr/>
@@ -5699,375 +5580,107 @@
         <w:rPr>
           <w:rStyle w:val="Strong"/>
         </w:rPr>
-        <w:t>"the tree this deploy runs from ('...') is dirty"</w:t>
-      </w:r>
-      <w:r>
-        <w:rPr/>
-        <w:t xml:space="preserve"> names the tree it judged. If that is the main checkout while you meant a worktree, run the command there: </w:t>
-      </w:r>
-      <w:r>
-        <w:rPr>
-          <w:rStyle w:val="SourceText"/>
-        </w:rPr>
-        <w:t>cd &lt;worktree&gt; &amp;&amp; &lt;deploy&gt;</w:t>
-      </w:r>
-      <w:r>
-        <w:rPr/>
-        <w:t xml:space="preserve">, or enter the worktree first. A dirty main checkout no longer blocks a clean worktree. </w:t>
+        <w:t xml:space="preserve">Symptom: autopilot stops with </w:t>
+      </w:r>
+      <w:r>
+        <w:rPr>
+          <w:rStyle w:val="SourceText"/>
+        </w:rPr>
+        <w:t>cannot tell whether &lt;id&gt;'s direction is approved</w:t>
+      </w:r>
+      <w:r>
+        <w:rPr>
+          <w:rStyle w:val="Strong"/>
+        </w:rPr>
+        <w:t xml:space="preserve"> in a worktree.</w:t>
+      </w:r>
+      <w:r>
+        <w:rPr/>
+        <w:t xml:space="preserve"> </w:t>
+      </w:r>
+      <w:r>
+        <w:rPr>
+          <w:rStyle w:val="SourceText"/>
+        </w:rPr>
+        <w:t>crew_autopilot.py next</w:t>
+      </w:r>
+      <w:r>
+        <w:rPr/>
+        <w:t xml:space="preserve"> looks for the ticket's </w:t>
+      </w:r>
+      <w:r>
+        <w:rPr>
+          <w:rStyle w:val="SourceText"/>
+        </w:rPr>
+        <w:t>.work/INDEX.md</w:t>
+      </w:r>
+      <w:r>
+        <w:rPr/>
+        <w:t xml:space="preserve"> row in the checkout it runs in, and — since crew 1.0.164 — in the main checkout (the first record of </w:t>
+      </w:r>
+      <w:r>
+        <w:rPr>
+          <w:rStyle w:val="SourceText"/>
+        </w:rPr>
+        <w:t>git worktree list --porcelain</w:t>
+      </w:r>
+      <w:r>
+        <w:rPr/>
+        <w:t xml:space="preserve">) when this one has none. </w:t>
+      </w:r>
+      <w:r>
+        <w:rPr>
+          <w:rStyle w:val="SourceText"/>
+        </w:rPr>
+        <w:t>.work/</w:t>
+      </w:r>
+      <w:r>
+        <w:rPr/>
+        <w:t xml:space="preserve"> is git-ignored, so a lane worktree made from another branch starts with no INDEX at all. </w:t>
+      </w:r>
+      <w:r>
+        <w:rPr>
+          <w:rStyle w:val="Strong"/>
+        </w:rPr>
+        <w:t>Check:</w:t>
+      </w:r>
+      <w:r>
+        <w:rPr/>
+        <w:t xml:space="preserve"> the stop's reason names every INDEX.md it asked, or why the main checkout could not be read (a failed listing, a bare repository). </w:t>
+      </w:r>
+      <w:r>
+        <w:rPr>
+          <w:rStyle w:val="SourceText"/>
+        </w:rPr>
+        <w:t>--json</w:t>
+      </w:r>
+      <w:r>
+        <w:rPr/>
+        <w:t xml:space="preserve"> names the file that answered as </w:t>
+      </w:r>
+      <w:r>
+        <w:rPr>
+          <w:rStyle w:val="SourceText"/>
+        </w:rPr>
+        <w:t>index_source</w:t>
+      </w:r>
+      <w:r>
+        <w:rPr/>
+        <w:t xml:space="preserve">: </w:t>
       </w:r>
     </w:p>
     <w:p>
       <w:pPr>
-        <w:pStyle w:val="BodyText"/>
-        <w:numPr>
-          <w:ilvl w:val="0"/>
-          <w:numId w:val="15"/>
-        </w:numPr>
-        <w:tabs>
-          <w:tab w:val="clear" w:pos="1134"/>
-          <w:tab w:val="left" w:pos="829" w:leader="none"/>
-        </w:tabs>
+        <w:pStyle w:val="PreformattedText"/>
         <w:bidi w:val="0"/>
-        <w:spacing w:before="120" w:after="0"/>
-        <w:ind w:hanging="283" w:left="829"/>
         <w:jc w:val="left"/>
         <w:rPr/>
       </w:pPr>
       <w:r>
         <w:rPr>
-          <w:rStyle w:val="Strong"/>
-        </w:rPr>
-        <w:t>"no all-pass row for sha X"</w:t>
-      </w:r>
-      <w:r>
-        <w:rPr/>
-        <w:t xml:space="preserve"> where X is the worktree's sha: the upstream environment passed a different sha. Promote the worktree's sha upstream first; a row for the main checkout's sha does not carry over. </w:t>
-      </w:r>
-    </w:p>
-    <w:p>
-      <w:pPr>
-        <w:pStyle w:val="BodyText"/>
-        <w:numPr>
-          <w:ilvl w:val="0"/>
-          <w:numId w:val="15"/>
-        </w:numPr>
-        <w:tabs>
-          <w:tab w:val="clear" w:pos="1134"/>
-          <w:tab w:val="left" w:pos="829" w:leader="none"/>
-        </w:tabs>
-        <w:bidi w:val="0"/>
-        <w:spacing w:before="120" w:after="0"/>
-        <w:ind w:hanging="283" w:left="829"/>
-        <w:jc w:val="left"/>
-        <w:rPr/>
-      </w:pPr>
-      <w:r>
-        <w:rPr>
-          <w:rStyle w:val="Strong"/>
-        </w:rPr>
-        <w:t>"the command names commit '...', but the tree it runs from ... is at ..."</w:t>
-      </w:r>
-      <w:r>
-        <w:rPr/>
-        <w:t xml:space="preserve">: a literal </w:t>
-      </w:r>
-      <w:r>
-        <w:rPr>
-          <w:rStyle w:val="SourceText"/>
-        </w:rPr>
-        <w:t>ref=&lt;sha&gt;</w:t>
-      </w:r>
-      <w:r>
-        <w:rPr/>
-        <w:t xml:space="preserve"> that is not the tree's HEAD. Deploy from a tree at that sha, or drop the literal. </w:t>
-      </w:r>
-    </w:p>
-    <w:p>
-      <w:pPr>
-        <w:pStyle w:val="BodyText"/>
-        <w:numPr>
-          <w:ilvl w:val="0"/>
-          <w:numId w:val="15"/>
-        </w:numPr>
-        <w:tabs>
-          <w:tab w:val="clear" w:pos="1134"/>
-          <w:tab w:val="left" w:pos="829" w:leader="none"/>
-        </w:tabs>
-        <w:bidi w:val="0"/>
-        <w:spacing w:before="120" w:after="0"/>
-        <w:ind w:hanging="283" w:left="829"/>
-        <w:jc w:val="left"/>
-        <w:rPr/>
-      </w:pPr>
-      <w:r>
-        <w:rPr>
-          <w:rStyle w:val="Strong"/>
-        </w:rPr>
-        <w:t>"changes directory after it starts"</w:t>
-      </w:r>
-      <w:r>
-        <w:rPr/>
-        <w:t xml:space="preserve"> (a later </w:t>
-      </w:r>
-      <w:r>
-        <w:rPr>
-          <w:rStyle w:val="SourceText"/>
-        </w:rPr>
-        <w:t>cd</w:t>
-      </w:r>
-      <w:r>
-        <w:rPr/>
-        <w:t xml:space="preserve">, </w:t>
-      </w:r>
-      <w:r>
-        <w:rPr>
-          <w:rStyle w:val="SourceText"/>
-        </w:rPr>
-        <w:t>bash -c 'cd ...'</w:t>
-      </w:r>
-      <w:r>
-        <w:rPr/>
-        <w:t xml:space="preserve">, </w:t>
-      </w:r>
-      <w:r>
-        <w:rPr>
-          <w:rStyle w:val="SourceText"/>
-        </w:rPr>
-        <w:t>env -C</w:t>
-      </w:r>
-      <w:r>
-        <w:rPr/>
-        <w:t xml:space="preserve">, </w:t>
-      </w:r>
-      <w:r>
-        <w:rPr>
-          <w:rStyle w:val="SourceText"/>
-        </w:rPr>
-        <w:t>make -C</w:t>
-      </w:r>
-      <w:r>
-        <w:rPr/>
-        <w:t xml:space="preserve">), </w:t>
-      </w:r>
-      <w:r>
-        <w:rPr>
-          <w:rStyle w:val="Strong"/>
-        </w:rPr>
-        <w:t>"names more than one tree"</w:t>
-      </w:r>
-      <w:r>
-        <w:rPr/>
-        <w:t xml:space="preserve">, </w:t>
-      </w:r>
-      <w:r>
-        <w:rPr>
-          <w:rStyle w:val="Strong"/>
-        </w:rPr>
-        <w:t>"not a form the gate reads with certainty"</w:t>
-      </w:r>
-      <w:r>
-        <w:rPr/>
-        <w:t xml:space="preserve"> or </w:t>
-      </w:r>
-      <w:r>
-        <w:rPr>
-          <w:rStyle w:val="SourceText"/>
-        </w:rPr>
-        <w:t>--git-dir</w:t>
-      </w:r>
-      <w:r>
-        <w:rPr/>
-        <w:t xml:space="preserve">: the gate will not guess. Put a single literal </w:t>
-      </w:r>
-      <w:r>
-        <w:rPr>
-          <w:rStyle w:val="SourceText"/>
-        </w:rPr>
-        <w:t>cd &lt;dir&gt; &amp;&amp;</w:t>
-      </w:r>
-      <w:r>
-        <w:rPr/>
-        <w:t xml:space="preserve"> first, or use </w:t>
-      </w:r>
-      <w:r>
-        <w:rPr>
-          <w:rStyle w:val="SourceText"/>
-        </w:rPr>
-        <w:t>git -C &lt;dir&gt;</w:t>
-      </w:r>
-      <w:r>
-        <w:rPr/>
-        <w:t xml:space="preserve"> - and note the directory the command itself runs in must be clean too. </w:t>
-      </w:r>
-    </w:p>
-    <w:p>
-      <w:pPr>
-        <w:pStyle w:val="BodyText"/>
-        <w:numPr>
-          <w:ilvl w:val="0"/>
-          <w:numId w:val="15"/>
-        </w:numPr>
-        <w:tabs>
-          <w:tab w:val="clear" w:pos="1134"/>
-          <w:tab w:val="left" w:pos="829" w:leader="none"/>
-        </w:tabs>
-        <w:bidi w:val="0"/>
-        <w:spacing w:before="120" w:after="0"/>
-        <w:ind w:hanging="283" w:left="829"/>
-        <w:jc w:val="left"/>
-        <w:rPr/>
-      </w:pPr>
-      <w:r>
-        <w:rPr>
-          <w:rStyle w:val="Strong"/>
-        </w:rPr>
-        <w:t>"index entries flagged skip-worktree or assume-unchanged"</w:t>
-      </w:r>
-      <w:r>
-        <w:rPr/>
-        <w:t xml:space="preserve">: those flags hide edits from </w:t>
-      </w:r>
-      <w:r>
-        <w:rPr>
-          <w:rStyle w:val="SourceText"/>
-        </w:rPr>
-        <w:t>git status</w:t>
-      </w:r>
-      <w:r>
-        <w:rPr/>
-        <w:t xml:space="preserve">; clear them in the tree being deployed. </w:t>
-      </w:r>
-    </w:p>
-    <w:p>
-      <w:pPr>
-        <w:pStyle w:val="BodyText"/>
-        <w:numPr>
-          <w:ilvl w:val="0"/>
-          <w:numId w:val="15"/>
-        </w:numPr>
-        <w:tabs>
-          <w:tab w:val="clear" w:pos="1134"/>
-          <w:tab w:val="left" w:pos="829" w:leader="none"/>
-        </w:tabs>
-        <w:bidi w:val="0"/>
-        <w:spacing w:before="120" w:after="0"/>
-        <w:ind w:hanging="283" w:left="829"/>
-        <w:jc w:val="left"/>
-        <w:rPr/>
-      </w:pPr>
-      <w:r>
-        <w:rPr>
-          <w:rStyle w:val="Strong"/>
-        </w:rPr>
-        <w:t>"has uncommitted changes: it ..."</w:t>
-      </w:r>
-      <w:r>
-        <w:rPr/>
-        <w:t xml:space="preserve"> also fires when the map is deleted or untracked, or edited under skip-worktree: the gate compares the file with HEAD's copy, not with </w:t>
-      </w:r>
-      <w:r>
-        <w:rPr>
-          <w:rStyle w:val="SourceText"/>
-        </w:rPr>
-        <w:t>git status</w:t>
-      </w:r>
-      <w:r>
-        <w:rPr/>
-        <w:t xml:space="preserve">. </w:t>
-      </w:r>
-    </w:p>
-    <w:p>
-      <w:pPr>
-        <w:pStyle w:val="BodyText"/>
-        <w:numPr>
-          <w:ilvl w:val="0"/>
-          <w:numId w:val="15"/>
-        </w:numPr>
-        <w:tabs>
-          <w:tab w:val="clear" w:pos="1134"/>
-          <w:tab w:val="left" w:pos="829" w:leader="none"/>
-        </w:tabs>
-        <w:bidi w:val="0"/>
-        <w:spacing w:before="120" w:after="0"/>
-        <w:ind w:hanging="283" w:left="829"/>
-        <w:jc w:val="left"/>
-        <w:rPr/>
-      </w:pPr>
-      <w:r>
-        <w:rPr>
-          <w:rStyle w:val="Strong"/>
-        </w:rPr>
-        <w:t>".crew/verify.json in the project dir ... has uncommitted changes"</w:t>
-      </w:r>
-      <w:r>
-        <w:rPr/>
-        <w:t xml:space="preserve">: commit or revert the map; an uncommitted map is not policy. </w:t>
-      </w:r>
-    </w:p>
-    <w:p>
-      <w:pPr>
-        <w:pStyle w:val="BodyText"/>
-        <w:numPr>
-          <w:ilvl w:val="0"/>
-          <w:numId w:val="15"/>
-        </w:numPr>
-        <w:tabs>
-          <w:tab w:val="clear" w:pos="1134"/>
-          <w:tab w:val="left" w:pos="829" w:leader="none"/>
-        </w:tabs>
-        <w:bidi w:val="0"/>
-        <w:ind w:hanging="283" w:left="829"/>
-        <w:jc w:val="left"/>
-        <w:rPr/>
-      </w:pPr>
-      <w:r>
-        <w:rPr/>
-        <w:t xml:space="preserve">Never route around a block by running the deploy yourself with </w:t>
-      </w:r>
-      <w:r>
-        <w:rPr>
-          <w:rStyle w:val="SourceText"/>
-        </w:rPr>
-        <w:t>!</w:t>
-      </w:r>
-      <w:r>
-        <w:rPr/>
-        <w:t xml:space="preserve">. </w:t>
-      </w:r>
-      <w:r>
-        <w:rPr>
-          <w:rStyle w:val="SourceText"/>
-        </w:rPr>
-        <w:t>/crew:promote</w:t>
-      </w:r>
-      <w:r>
-        <w:rPr/>
-        <w:t xml:space="preserve"> fixes the precondition the message names and asks you only for a </w:t>
-      </w:r>
-      <w:r>
-        <w:rPr>
-          <w:rStyle w:val="SourceText"/>
-        </w:rPr>
-        <w:t>requireHuman</w:t>
-      </w:r>
-      <w:r>
-        <w:rPr/>
-        <w:t xml:space="preserve"> yes or a genuinely interactive step. </w:t>
-      </w:r>
-    </w:p>
-    <w:p>
-      <w:pPr>
-        <w:pStyle w:val="Heading2"/>
-        <w:bidi w:val="0"/>
-        <w:ind w:hanging="0" w:left="0" w:right="0"/>
-        <w:jc w:val="left"/>
-        <w:rPr/>
-      </w:pPr>
-      <w:bookmarkStart w:id="6" w:name="cloud-guard-false-positives"/>
-      <w:bookmarkEnd w:id="6"/>
-      <w:r>
-        <w:rPr/>
-        <w:t>Cloud Guard False Positives</w:t>
+          <w:rStyle w:val="SourceText"/>
+        </w:rPr>
+        <w:t>python3 "&lt;crew&gt;/hooks/scripts/crew_autopilot.py" next --root . --ticket &lt;id&gt; --json</w:t>
       </w:r>
     </w:p>
     <w:p>
@@ -6079,103 +5692,53 @@
       </w:pPr>
       <w:r>
         <w:rPr>
-          <w:rStyle w:val="SourceText"/>
-        </w:rPr>
-        <w:t>cloud-guard.sh</w:t>
-      </w:r>
-      <w:r>
-        <w:rPr/>
-        <w:t xml:space="preserve"> / </w:t>
-      </w:r>
-      <w:r>
-        <w:rPr>
-          <w:rStyle w:val="SourceText"/>
-        </w:rPr>
-        <w:t>cloud_guard.py</w:t>
-      </w:r>
-      <w:r>
-        <w:rPr/>
-        <w:t xml:space="preserve">, a </w:t>
-      </w:r>
-      <w:r>
-        <w:rPr>
-          <w:rStyle w:val="SourceText"/>
-        </w:rPr>
-        <w:t>PreToolUse</w:t>
-      </w:r>
-      <w:r>
-        <w:rPr/>
-        <w:t xml:space="preserve"> hook on </w:t>
-      </w:r>
-      <w:r>
-        <w:rPr>
-          <w:rStyle w:val="SourceText"/>
-        </w:rPr>
-        <w:t>Bash</w:t>
-      </w:r>
-      <w:r>
-        <w:rPr/>
-        <w:t xml:space="preserve"> and </w:t>
-      </w:r>
-      <w:r>
-        <w:rPr>
-          <w:rStyle w:val="SourceText"/>
-        </w:rPr>
-        <w:t>PowerShell</w:t>
-      </w:r>
-      <w:r>
-        <w:rPr/>
-        <w:t xml:space="preserve">. </w:t>
-      </w:r>
-      <w:r>
-        <w:rPr>
           <w:rStyle w:val="Strong"/>
         </w:rPr>
-        <w:t>Ships off</w:t>
-      </w:r>
-      <w:r>
-        <w:rPr/>
-        <w:t xml:space="preserve"> (</w:t>
-      </w:r>
-      <w:r>
-        <w:rPr>
-          <w:rStyle w:val="SourceText"/>
-        </w:rPr>
-        <w:t>guards.cloudGuard: off</w:t>
-      </w:r>
-      <w:r>
-        <w:rPr/>
-        <w:t xml:space="preserve">); turn it on with </w:t>
-      </w:r>
-      <w:r>
-        <w:rPr>
-          <w:rStyle w:val="SourceText"/>
-        </w:rPr>
-        <w:t>{"guards": {"cloudGuard": "report"}}</w:t>
-      </w:r>
-      <w:r>
-        <w:rPr/>
-        <w:t xml:space="preserve"> first to see what it </w:t>
-      </w:r>
-      <w:r>
-        <w:rPr>
-          <w:rStyle w:val="Emphasis"/>
-        </w:rPr>
-        <w:t>would</w:t>
-      </w:r>
-      <w:r>
-        <w:rPr/>
-        <w:t xml:space="preserve"> refuse before enforcing with </w:t>
-      </w:r>
-      <w:r>
-        <w:rPr>
-          <w:rStyle w:val="SourceText"/>
-        </w:rPr>
-        <w:t>"block"</w:t>
-      </w:r>
-      <w:r>
-        <w:rPr/>
-        <w:t>.</w:t>
+        <w:t>Fix:</w:t>
+      </w:r>
+      <w:r>
+        <w:rPr/>
+        <w:t xml:space="preserve"> add </w:t>
+      </w:r>
+      <w:r>
+        <w:rPr>
+          <w:rStyle w:val="SourceText"/>
+        </w:rPr>
+        <w:t>&lt;id&gt; | ready | &lt;risk&gt; | &lt;repo&gt; | &lt;title&gt;</w:t>
+      </w:r>
+      <w:r>
+        <w:rPr/>
+        <w:t xml:space="preserve"> to either INDEX once the direction is agreed. Two other stops come from the same read: </w:t>
+      </w:r>
+      <w:r>
+        <w:rPr>
+          <w:rStyle w:val="SourceText"/>
+        </w:rPr>
+        <w:t>index-disagreement</w:t>
+      </w:r>
+      <w:r>
+        <w:rPr/>
+        <w:t xml:space="preserve"> (both INDEX files have a row and the status cells differ — make them agree), and </w:t>
+      </w:r>
+      <w:r>
+        <w:rPr>
+          <w:rStyle w:val="SourceText"/>
+        </w:rPr>
+        <w:t>folder-elsewhere</w:t>
+      </w:r>
+      <w:r>
+        <w:rPr/>
+        <w:t xml:space="preserve"> (the ticket's folder is only in the main checkout). Copy the folder with the </w:t>
+      </w:r>
+      <w:r>
+        <w:rPr>
+          <w:rStyle w:val="SourceText"/>
+        </w:rPr>
+        <w:t>cp -r</w:t>
+      </w:r>
+      <w:r>
+        <w:rPr/>
+        <w:t xml:space="preserve"> the reason prints; autopilot never reads a spec or plan from another checkout, because the scope guard reads Touch from this one.</w:t>
       </w:r>
     </w:p>
     <w:p>
@@ -6198,397 +5761,83 @@
         <w:rPr>
           <w:rStyle w:val="Strong"/>
         </w:rPr>
-        <w:t>SQL text that merely looks destructive is not blocked.</w:t>
-      </w:r>
-      <w:r>
-        <w:rPr/>
-        <w:t xml:space="preserve"> </w:t>
-      </w:r>
-      <w:r>
-        <w:rPr>
-          <w:rStyle w:val="SourceText"/>
-        </w:rPr>
-        <w:t>DROP</w:t>
-      </w:r>
-      <w:r>
-        <w:rPr/>
-        <w:t>/</w:t>
-      </w:r>
-      <w:r>
-        <w:rPr>
-          <w:rStyle w:val="SourceText"/>
-        </w:rPr>
-        <w:t>TRUNCATE</w:t>
-      </w:r>
-      <w:r>
-        <w:rPr/>
-        <w:t xml:space="preserve"> inside a string literal or a comment does not count: the guard strips literals and comments before matching, read both as standard SQL and as MySQL, because the two dialects disagree about what </w:t>
-      </w:r>
-      <w:r>
-        <w:rPr>
-          <w:rStyle w:val="SourceText"/>
-        </w:rPr>
-        <w:t>\'</w:t>
-      </w:r>
-      <w:r>
-        <w:rPr/>
-        <w:t xml:space="preserve"> and </w:t>
-      </w:r>
-      <w:r>
-        <w:rPr>
-          <w:rStyle w:val="SourceText"/>
-        </w:rPr>
-        <w:t>--</w:t>
-      </w:r>
-      <w:r>
-        <w:rPr/>
-        <w:t xml:space="preserve"> mean — a payload is flagged only if </w:t>
+        <w:t xml:space="preserve">Symptom: the refresh check says </w:t>
+      </w:r>
+      <w:r>
+        <w:rPr>
+          <w:rStyle w:val="SourceText"/>
+        </w:rPr>
+        <w:t>fresh-uncommitted</w:t>
       </w:r>
       <w:r>
         <w:rPr>
      